--- a/eduplaner2026/raport_oceny_funkcjonalnej/Raport_Oceny_Funkcjonalnej.docx
+++ b/eduplaner2026/raport_oceny_funkcjonalnej/Raport_Oceny_Funkcjonalnej.docx
@@ -4,7 +4,7 @@
   <w:body>
     <w:tbl>
       <w:tblPr>
-        <w:tblW w:type="dxa" w:w="9746"/>
+        <w:tblW w:type="dxa" w:w="9906"/>
         <w:tblBorders>
           <w:top w:val="single" w:color="auto" w:sz="4"/>
           <w:left w:val="single" w:color="auto" w:sz="4"/>
@@ -15,13 +15,17 @@
         </w:tblBorders>
       </w:tblPr>
       <w:tblGrid>
-        <w:gridCol w:w="900"/>
-        <w:gridCol w:w="8846"/>
+        <w:gridCol w:w="700"/>
+        <w:gridCol w:w="6200"/>
+        <w:gridCol w:w="3006"/>
       </w:tblGrid>
       <w:tr>
+        <w:trPr>
+          <w:cantSplit/>
+        </w:trPr>
         <w:tc>
           <w:tcPr>
-            <w:tcW w:type="dxa" w:w="900"/>
+            <w:tcW w:type="dxa" w:w="700"/>
             <w:tcBorders>
               <w:top w:val="nil"/>
               <w:left w:val="nil"/>
@@ -30,16 +34,16 @@
             </w:tcBorders>
             <w:shd w:fill="2D1B69" w:color="auto" w:val="clear"/>
             <w:tcMar>
-              <w:top w:type="dxa" w:w="160"/>
-              <w:left w:type="dxa" w:w="100"/>
-              <w:bottom w:type="dxa" w:w="160"/>
-              <w:right w:type="dxa" w:w="100"/>
+              <w:top w:type="dxa" w:w="120"/>
+              <w:left w:type="dxa" w:w="40"/>
+              <w:bottom w:type="dxa" w:w="120"/>
+              <w:right w:type="dxa" w:w="40"/>
             </w:tcMar>
             <w:vAlign w:val="center"/>
           </w:tcPr>
           <w:p>
             <w:pPr>
-              <w:spacing w:after="0" w:before="0"/>
+              <w:spacing w:after="0" w:before="0" w:line="276"/>
               <w:jc w:val="center"/>
             </w:pPr>
             <w:r>
@@ -51,16 +55,16 @@
                 <w:iCs w:val="false"/>
                 <w:caps w:val="false"/>
                 <w:color w:val="FFFFFF"/>
-                <w:sz w:val="40"/>
-                <w:szCs w:val="40"/>
-              </w:rPr>
-              <w:t xml:space="preserve">E</w:t>
+                <w:sz w:val="12"/>
+                <w:szCs w:val="12"/>
+              </w:rPr>
+              <w:t xml:space="preserve">PCTP</w:t>
             </w:r>
           </w:p>
         </w:tc>
         <w:tc>
           <w:tcPr>
-            <w:tcW w:type="dxa" w:w="8846"/>
+            <w:tcW w:type="dxa" w:w="6200"/>
             <w:tcBorders>
               <w:top w:val="nil"/>
               <w:left w:val="nil"/>
@@ -69,7 +73,7 @@
             </w:tcBorders>
             <w:tcMar>
               <w:top w:type="dxa" w:w="0"/>
-              <w:left w:type="dxa" w:w="200"/>
+              <w:left w:type="dxa" w:w="160"/>
               <w:bottom w:type="dxa" w:w="0"/>
               <w:right w:type="dxa" w:w="0"/>
             </w:tcMar>
@@ -77,7 +81,8 @@
           </w:tcPr>
           <w:p>
             <w:pPr>
-              <w:spacing w:after="20" w:before="0"/>
+              <w:spacing w:after="20" w:before="0" w:line="276"/>
+              <w:jc w:val="left"/>
             </w:pPr>
             <w:r>
               <w:rPr>
@@ -88,29 +93,92 @@
                 <w:iCs w:val="false"/>
                 <w:caps w:val="false"/>
                 <w:color w:val="2D1B69"/>
-                <w:sz w:val="30"/>
-                <w:szCs w:val="30"/>
+                <w:sz w:val="26"/>
+                <w:szCs w:val="26"/>
               </w:rPr>
               <w:t xml:space="preserve">EduPlaner 2026</w:t>
             </w:r>
           </w:p>
           <w:p>
             <w:pPr>
-              <w:spacing w:after="0" w:before="0"/>
-            </w:pPr>
-            <w:r>
-              <w:rPr>
-                <w:rFonts w:ascii="Arial" w:cs="Arial" w:eastAsia="Arial" w:hAnsi="Arial"/>
-                <w:b w:val="false"/>
-                <w:bCs w:val="false"/>
-                <w:i w:val="false"/>
-                <w:iCs w:val="false"/>
-                <w:caps w:val="false"/>
+              <w:spacing w:after="0" w:before="0" w:line="276"/>
+              <w:jc w:val="left"/>
+            </w:pPr>
+            <w:r>
+              <w:rPr>
+                <w:rFonts w:ascii="Arial" w:cs="Arial" w:eastAsia="Arial" w:hAnsi="Arial"/>
+                <w:b w:val="false"/>
+                <w:bCs w:val="false"/>
+                <w:i w:val="false"/>
+                <w:iCs w:val="false"/>
+                <w:caps/>
                 <w:color w:val="6B6378"/>
-                <w:sz w:val="14"/>
-                <w:szCs w:val="14"/>
-              </w:rPr>
-              <w:t xml:space="preserve">PCTP KOSZALIN  ·  EDUPLANER2026-MJ-PCTP</w:t>
+                <w:spacing w:val="14"/>
+                <w:sz w:val="12"/>
+                <w:szCs w:val="12"/>
+              </w:rPr>
+              <w:t xml:space="preserve">Raport Oceny Funkcjonalnej · Okładka</w:t>
+            </w:r>
+          </w:p>
+        </w:tc>
+        <w:tc>
+          <w:tcPr>
+            <w:tcW w:type="dxa" w:w="3006"/>
+            <w:tcBorders>
+              <w:top w:val="nil"/>
+              <w:left w:val="nil"/>
+              <w:bottom w:val="nil"/>
+              <w:right w:val="nil"/>
+            </w:tcBorders>
+            <w:tcMar>
+              <w:top w:type="dxa" w:w="0"/>
+              <w:left w:type="dxa" w:w="0"/>
+              <w:bottom w:type="dxa" w:w="0"/>
+              <w:right w:type="dxa" w:w="0"/>
+            </w:tcMar>
+            <w:vAlign w:val="center"/>
+          </w:tcPr>
+          <w:p>
+            <w:pPr>
+              <w:spacing w:after="60" w:before="0" w:line="276"/>
+              <w:jc w:val="right"/>
+            </w:pPr>
+            <w:r>
+              <w:rPr>
+                <w:rFonts w:ascii="Arial" w:cs="Arial" w:eastAsia="Arial" w:hAnsi="Arial"/>
+                <w:b/>
+                <w:bCs/>
+                <w:i w:val="false"/>
+                <w:iCs w:val="false"/>
+                <w:caps w:val="false"/>
+                <w:color w:val="FFFFFF"/>
+                <w:spacing w:val="10"/>
+                <w:sz w:val="13"/>
+                <w:szCs w:val="13"/>
+                <w:shd w:fill="E74509" w:color="auto" w:val="clear"/>
+              </w:rPr>
+              <w:t xml:space="preserve">  RAPORT · 2026  </w:t>
+            </w:r>
+          </w:p>
+          <w:p>
+            <w:pPr>
+              <w:spacing w:after="0" w:before="0" w:line="276"/>
+              <w:jc w:val="right"/>
+            </w:pPr>
+            <w:r>
+              <w:rPr>
+                <w:rFonts w:ascii="Arial" w:cs="Arial" w:eastAsia="Arial" w:hAnsi="Arial"/>
+                <w:b w:val="false"/>
+                <w:bCs w:val="false"/>
+                <w:i w:val="false"/>
+                <w:iCs w:val="false"/>
+                <w:caps w:val="false"/>
+                <w:color w:val="6B6378"/>
+                <w:spacing w:val="14"/>
+                <w:sz w:val="11"/>
+                <w:szCs w:val="11"/>
+              </w:rPr>
+              <w:t xml:space="preserve">DOKUMENT DLA RODZICA · 2026</w:t>
             </w:r>
           </w:p>
         </w:tc>
@@ -118,15 +186,248 @@
     </w:tbl>
     <w:p>
       <w:pPr>
-        <w:spacing w:after="360" w:before="0"/>
+        <w:pBdr>
+          <w:bottom w:val="single" w:color="2D1B69" w:sz="12" w:space="1"/>
+        </w:pBdr>
+        <w:spacing w:after="160" w:before="60"/>
+      </w:pPr>
+    </w:p>
+    <w:tbl>
+      <w:tblPr>
+        <w:tblW w:type="dxa" w:w="9706"/>
+        <w:tblBorders>
+          <w:top w:val="single" w:color="auto" w:sz="4"/>
+          <w:left w:val="single" w:color="auto" w:sz="4"/>
+          <w:bottom w:val="single" w:color="auto" w:sz="4"/>
+          <w:right w:val="single" w:color="auto" w:sz="4"/>
+          <w:insideH w:val="single" w:color="auto" w:sz="4"/>
+          <w:insideV w:val="single" w:color="auto" w:sz="4"/>
+        </w:tblBorders>
+      </w:tblPr>
+      <w:tblGrid>
+        <w:gridCol w:w="3900"/>
+        <w:gridCol w:w="2900"/>
+        <w:gridCol w:w="2906"/>
+      </w:tblGrid>
+      <w:tr>
+        <w:trPr>
+          <w:cantSplit/>
+        </w:trPr>
+        <w:tc>
+          <w:tcPr>
+            <w:tcW w:type="dxa" w:w="3900"/>
+            <w:tcBorders>
+              <w:top w:val="single" w:color="FFFFFF" w:sz="12"/>
+              <w:left w:val="single" w:color="FFFFFF" w:sz="12"/>
+              <w:bottom w:val="single" w:color="FFFFFF" w:sz="12"/>
+              <w:right w:val="single" w:color="FFFFFF" w:sz="12"/>
+            </w:tcBorders>
+            <w:shd w:fill="EFE9F9" w:color="auto" w:val="clear"/>
+            <w:tcMar>
+              <w:top w:type="dxa" w:w="110"/>
+              <w:left w:type="dxa" w:w="180"/>
+              <w:bottom w:type="dxa" w:w="110"/>
+              <w:right w:type="dxa" w:w="120"/>
+            </w:tcMar>
+            <w:vAlign w:val="top"/>
+          </w:tcPr>
+          <w:p>
+            <w:pPr>
+              <w:spacing w:after="0" w:before="0" w:line="276"/>
+              <w:jc w:val="left"/>
+            </w:pPr>
+            <w:r>
+              <w:rPr>
+                <w:rFonts w:ascii="Arial" w:cs="Arial" w:eastAsia="Arial" w:hAnsi="Arial"/>
+                <w:b/>
+                <w:bCs/>
+                <w:i w:val="false"/>
+                <w:iCs w:val="false"/>
+                <w:caps w:val="false"/>
+                <w:color w:val="7D6FB0"/>
+                <w:spacing w:val="14"/>
+                <w:sz w:val="12"/>
+                <w:szCs w:val="12"/>
+              </w:rPr>
+              <w:t xml:space="preserve">DOTYCZY DZIECKA</w:t>
+            </w:r>
+            <w:r>
+              <w:rPr>
+                <w:rFonts w:ascii="Arial" w:cs="Arial" w:eastAsia="Arial" w:hAnsi="Arial"/>
+                <w:b w:val="false"/>
+                <w:bCs w:val="false"/>
+                <w:i w:val="false"/>
+                <w:iCs w:val="false"/>
+                <w:caps w:val="false"/>
+                <w:color w:val="B6A6DF"/>
+                <w:sz w:val="14"/>
+                <w:szCs w:val="14"/>
+              </w:rPr>
+              <w:t xml:space="preserve">  ....................................................</w:t>
+            </w:r>
+            <w:r>
+              <w:rPr>
+                <w:rFonts w:ascii="Arial" w:cs="Arial" w:eastAsia="Arial" w:hAnsi="Arial"/>
+                <w:b w:val="false"/>
+                <w:bCs w:val="false"/>
+                <w:i w:val="false"/>
+                <w:iCs w:val="false"/>
+                <w:caps w:val="false"/>
+                <w:color w:val="6B6378"/>
+                <w:sz w:val="14"/>
+                <w:szCs w:val="14"/>
+              </w:rPr>
+              <w:t xml:space="preserve"/>
+            </w:r>
+          </w:p>
+        </w:tc>
+        <w:tc>
+          <w:tcPr>
+            <w:tcW w:type="dxa" w:w="2900"/>
+            <w:tcBorders>
+              <w:top w:val="single" w:color="FFFFFF" w:sz="12"/>
+              <w:left w:val="single" w:color="FFFFFF" w:sz="12"/>
+              <w:bottom w:val="single" w:color="FFFFFF" w:sz="12"/>
+              <w:right w:val="single" w:color="FFFFFF" w:sz="12"/>
+            </w:tcBorders>
+            <w:shd w:fill="EFE9F9" w:color="auto" w:val="clear"/>
+            <w:tcMar>
+              <w:top w:type="dxa" w:w="110"/>
+              <w:left w:type="dxa" w:w="180"/>
+              <w:bottom w:type="dxa" w:w="110"/>
+              <w:right w:type="dxa" w:w="120"/>
+            </w:tcMar>
+            <w:vAlign w:val="top"/>
+          </w:tcPr>
+          <w:p>
+            <w:pPr>
+              <w:spacing w:after="0" w:before="0" w:line="276"/>
+              <w:jc w:val="left"/>
+            </w:pPr>
+            <w:r>
+              <w:rPr>
+                <w:rFonts w:ascii="Arial" w:cs="Arial" w:eastAsia="Arial" w:hAnsi="Arial"/>
+                <w:b/>
+                <w:bCs/>
+                <w:i w:val="false"/>
+                <w:iCs w:val="false"/>
+                <w:caps w:val="false"/>
+                <w:color w:val="7D6FB0"/>
+                <w:spacing w:val="14"/>
+                <w:sz w:val="12"/>
+                <w:szCs w:val="12"/>
+              </w:rPr>
+              <w:t xml:space="preserve">GRUPA / KLASA</w:t>
+            </w:r>
+            <w:r>
+              <w:rPr>
+                <w:rFonts w:ascii="Arial" w:cs="Arial" w:eastAsia="Arial" w:hAnsi="Arial"/>
+                <w:b w:val="false"/>
+                <w:bCs w:val="false"/>
+                <w:i w:val="false"/>
+                <w:iCs w:val="false"/>
+                <w:caps w:val="false"/>
+                <w:color w:val="B6A6DF"/>
+                <w:sz w:val="14"/>
+                <w:szCs w:val="14"/>
+              </w:rPr>
+              <w:t xml:space="preserve">  ..............................</w:t>
+            </w:r>
+            <w:r>
+              <w:rPr>
+                <w:rFonts w:ascii="Arial" w:cs="Arial" w:eastAsia="Arial" w:hAnsi="Arial"/>
+                <w:b w:val="false"/>
+                <w:bCs w:val="false"/>
+                <w:i w:val="false"/>
+                <w:iCs w:val="false"/>
+                <w:caps w:val="false"/>
+                <w:color w:val="6B6378"/>
+                <w:sz w:val="14"/>
+                <w:szCs w:val="14"/>
+              </w:rPr>
+              <w:t xml:space="preserve"/>
+            </w:r>
+          </w:p>
+        </w:tc>
+        <w:tc>
+          <w:tcPr>
+            <w:tcW w:type="dxa" w:w="2906"/>
+            <w:tcBorders>
+              <w:top w:val="single" w:color="FFFFFF" w:sz="12"/>
+              <w:left w:val="single" w:color="FFFFFF" w:sz="12"/>
+              <w:bottom w:val="single" w:color="FFFFFF" w:sz="12"/>
+              <w:right w:val="single" w:color="FFFFFF" w:sz="12"/>
+            </w:tcBorders>
+            <w:shd w:fill="EFE9F9" w:color="auto" w:val="clear"/>
+            <w:tcMar>
+              <w:top w:type="dxa" w:w="110"/>
+              <w:left w:type="dxa" w:w="180"/>
+              <w:bottom w:type="dxa" w:w="110"/>
+              <w:right w:type="dxa" w:w="120"/>
+            </w:tcMar>
+            <w:vAlign w:val="top"/>
+          </w:tcPr>
+          <w:p>
+            <w:pPr>
+              <w:spacing w:after="0" w:before="0" w:line="276"/>
+              <w:jc w:val="left"/>
+            </w:pPr>
+            <w:r>
+              <w:rPr>
+                <w:rFonts w:ascii="Arial" w:cs="Arial" w:eastAsia="Arial" w:hAnsi="Arial"/>
+                <w:b/>
+                <w:bCs/>
+                <w:i w:val="false"/>
+                <w:iCs w:val="false"/>
+                <w:caps w:val="false"/>
+                <w:color w:val="7D6FB0"/>
+                <w:spacing w:val="14"/>
+                <w:sz w:val="12"/>
+                <w:szCs w:val="12"/>
+              </w:rPr>
+              <w:t xml:space="preserve">DATA</w:t>
+            </w:r>
+            <w:r>
+              <w:rPr>
+                <w:rFonts w:ascii="Arial" w:cs="Arial" w:eastAsia="Arial" w:hAnsi="Arial"/>
+                <w:b w:val="false"/>
+                <w:bCs w:val="false"/>
+                <w:i w:val="false"/>
+                <w:iCs w:val="false"/>
+                <w:caps w:val="false"/>
+                <w:color w:val="B6A6DF"/>
+                <w:sz w:val="14"/>
+                <w:szCs w:val="14"/>
+              </w:rPr>
+              <w:t xml:space="preserve">  ..............................</w:t>
+            </w:r>
+            <w:r>
+              <w:rPr>
+                <w:rFonts w:ascii="Arial" w:cs="Arial" w:eastAsia="Arial" w:hAnsi="Arial"/>
+                <w:b w:val="false"/>
+                <w:bCs w:val="false"/>
+                <w:i w:val="false"/>
+                <w:iCs w:val="false"/>
+                <w:caps w:val="false"/>
+                <w:color w:val="6B6378"/>
+                <w:sz w:val="14"/>
+                <w:szCs w:val="14"/>
+              </w:rPr>
+              <w:t xml:space="preserve">  r.</w:t>
+            </w:r>
+          </w:p>
+        </w:tc>
+      </w:tr>
+    </w:tbl>
+    <w:p>
+      <w:pPr>
+        <w:spacing w:after="120" w:before="0"/>
       </w:pPr>
     </w:p>
     <w:p>
       <w:pPr>
-        <w:pBdr>
-          <w:left w:val="single" w:color="E8450A" w:sz="24" w:space="10"/>
-        </w:pBdr>
-        <w:spacing w:after="240" w:before="0"/>
+        <w:spacing w:after="200" w:before="120" w:line="276"/>
+        <w:jc w:val="center"/>
       </w:pPr>
       <w:r>
         <w:rPr>
@@ -136,18 +437,40 @@
           <w:i w:val="false"/>
           <w:iCs w:val="false"/>
           <w:caps w:val="false"/>
-          <w:color w:val="E8450A"/>
-          <w:spacing w:val="20"/>
-          <w:sz w:val="16"/>
-          <w:szCs w:val="16"/>
+          <w:color w:val="FFFFFF"/>
+          <w:spacing w:val="12"/>
+          <w:sz w:val="14"/>
+          <w:szCs w:val="14"/>
+          <w:shd w:fill="E74509" w:color="auto" w:val="clear"/>
         </w:rPr>
-        <w:t xml:space="preserve">DOKUMENT DLA RODZICA I ZESPOŁU ORZEKAJĄCEGO</w:t>
+        <w:t xml:space="preserve">  OPINIA PRZEDSZKOLA / SZKOŁY · DLA ZESPOŁU ORZEKAJĄCEGO · DLA RODZICA  </w:t>
       </w:r>
     </w:p>
     <w:p>
       <w:pPr>
-        <w:spacing w:after="0" w:before="0" w:line="760" w:lineRule="exact"/>
-        <w:jc w:val="left"/>
+        <w:spacing w:after="120" w:before="0" w:line="276"/>
+        <w:jc w:val="center"/>
+      </w:pPr>
+      <w:r>
+        <w:rPr>
+          <w:rFonts w:ascii="Arial" w:cs="Arial" w:eastAsia="Arial" w:hAnsi="Arial"/>
+          <w:b w:val="false"/>
+          <w:bCs w:val="false"/>
+          <w:i w:val="false"/>
+          <w:iCs w:val="false"/>
+          <w:caps w:val="false"/>
+          <w:color w:val="2D1B69"/>
+          <w:spacing w:val="50"/>
+          <w:sz w:val="15"/>
+          <w:szCs w:val="15"/>
+        </w:rPr>
+        <w:t xml:space="preserve">OCENA FUNKCJONALNA · ICF · PRZEDSZKOLE · SZKOŁA</w:t>
+      </w:r>
+    </w:p>
+    <w:p>
+      <w:pPr>
+        <w:spacing w:after="0" w:before="0" w:line="640" w:lineRule="exact"/>
+        <w:jc w:val="center"/>
       </w:pPr>
       <w:r>
         <w:rPr>
@@ -158,16 +481,16 @@
           <w:iCs w:val="false"/>
           <w:caps w:val="false"/>
           <w:color w:val="2D1B69"/>
-          <w:sz w:val="64"/>
-          <w:szCs w:val="64"/>
+          <w:sz w:val="56"/>
+          <w:szCs w:val="56"/>
         </w:rPr>
         <w:t xml:space="preserve">Raport Oceny</w:t>
       </w:r>
     </w:p>
     <w:p>
       <w:pPr>
-        <w:spacing w:after="160" w:before="0" w:line="760" w:lineRule="exact"/>
-        <w:jc w:val="left"/>
+        <w:spacing w:after="140" w:before="0" w:line="640" w:lineRule="exact"/>
+        <w:jc w:val="center"/>
       </w:pPr>
       <w:r>
         <w:rPr>
@@ -178,36 +501,37 @@
           <w:iCs w:val="false"/>
           <w:caps w:val="false"/>
           <w:color w:val="2D1B69"/>
-          <w:sz w:val="64"/>
-          <w:szCs w:val="64"/>
+          <w:sz w:val="56"/>
+          <w:szCs w:val="56"/>
         </w:rPr>
         <w:t xml:space="preserve">Funkcjonalnej</w:t>
       </w:r>
     </w:p>
     <w:p>
       <w:pPr>
-        <w:spacing w:after="360" w:before="0" w:line="280"/>
-        <w:jc w:val="left"/>
+        <w:spacing w:after="260" w:before="0" w:line="276"/>
+        <w:jc w:val="center"/>
       </w:pPr>
       <w:r>
         <w:rPr>
           <w:rFonts w:ascii="Arial" w:cs="Arial" w:eastAsia="Arial" w:hAnsi="Arial"/>
-          <w:b w:val="false"/>
-          <w:bCs w:val="false"/>
+          <w:b/>
+          <w:bCs/>
           <w:i w:val="false"/>
           <w:iCs w:val="false"/>
           <w:caps w:val="false"/>
-          <w:color w:val="1A1530"/>
-          <w:sz w:val="24"/>
-          <w:szCs w:val="24"/>
+          <w:color w:val="E74509"/>
+          <w:spacing w:val="44"/>
+          <w:sz w:val="15"/>
+          <w:szCs w:val="15"/>
         </w:rPr>
-        <w:t xml:space="preserve">opinia przedszkola / szkoły o funkcjonowaniu dziecka w obszarach ICF</w:t>
+        <w:t xml:space="preserve">OBSERWACJA WSTĘPNA I POGŁĘBIONA · OBSZARY ICF</w:t>
       </w:r>
     </w:p>
     <w:p>
       <w:pPr>
-        <w:spacing w:after="420" w:before="0" w:line="280"/>
-        <w:jc w:val="left"/>
+        <w:spacing w:after="300" w:before="0" w:line="276"/>
+        <w:jc w:val="center"/>
       </w:pPr>
       <w:r>
         <w:rPr>
@@ -231,7 +555,7 @@
           <w:i w:val="false"/>
           <w:iCs w:val="false"/>
           <w:caps w:val="false"/>
-          <w:color w:val="6B6378"/>
+          <w:color w:val="B6A6DF"/>
           <w:sz w:val="20"/>
           <w:szCs w:val="20"/>
         </w:rPr>
@@ -240,7 +564,7 @@
     </w:p>
     <w:tbl>
       <w:tblPr>
-        <w:tblW w:type="dxa" w:w="9746"/>
+        <w:tblW w:type="dxa" w:w="9906"/>
         <w:tblBorders>
           <w:top w:val="single" w:color="auto" w:sz="4"/>
           <w:left w:val="single" w:color="auto" w:sz="4"/>
@@ -251,49 +575,54 @@
         </w:tblBorders>
       </w:tblPr>
       <w:tblGrid>
-        <w:gridCol w:w="9746"/>
+        <w:gridCol w:w="9906"/>
       </w:tblGrid>
       <w:tr>
+        <w:trPr>
+          <w:cantSplit/>
+        </w:trPr>
         <w:tc>
           <w:tcPr>
-            <w:tcW w:type="dxa" w:w="9746"/>
+            <w:tcW w:type="dxa" w:w="9906"/>
             <w:tcBorders>
-              <w:top w:val="nil"/>
-              <w:left w:val="single" w:color="E8450A" w:sz="36"/>
-              <w:bottom w:val="nil"/>
-              <w:right w:val="nil"/>
+              <w:top w:val="single" w:color="D9D0F0" w:sz="4"/>
+              <w:left w:val="single" w:color="E74509" w:sz="32"/>
+              <w:bottom w:val="single" w:color="D9D0F0" w:sz="4"/>
+              <w:right w:val="single" w:color="D9D0F0" w:sz="4"/>
             </w:tcBorders>
-            <w:shd w:fill="F3F1FB" w:color="auto" w:val="clear"/>
+            <w:shd w:fill="FFFFFF" w:color="auto" w:val="clear"/>
             <w:tcMar>
-              <w:top w:type="dxa" w:w="240"/>
-              <w:left w:type="dxa" w:w="300"/>
-              <w:bottom w:type="dxa" w:w="240"/>
+              <w:top w:type="dxa" w:w="130"/>
+              <w:left w:type="dxa" w:w="240"/>
+              <w:bottom w:type="dxa" w:w="130"/>
               <w:right w:type="dxa" w:w="240"/>
             </w:tcMar>
             <w:vAlign w:val="top"/>
           </w:tcPr>
           <w:p>
             <w:pPr>
-              <w:spacing w:after="140" w:before="0"/>
-            </w:pPr>
-            <w:r>
-              <w:rPr>
-                <w:rFonts w:ascii="Arial" w:cs="Arial" w:eastAsia="Arial" w:hAnsi="Arial"/>
-                <w:b/>
-                <w:bCs/>
-                <w:i w:val="false"/>
-                <w:iCs w:val="false"/>
-                <w:caps w:val="false"/>
+              <w:spacing w:after="60" w:before="0" w:line="276"/>
+              <w:jc w:val="left"/>
+            </w:pPr>
+            <w:r>
+              <w:rPr>
+                <w:rFonts w:ascii="Arial" w:cs="Arial" w:eastAsia="Arial" w:hAnsi="Arial"/>
+                <w:b/>
+                <w:bCs/>
+                <w:i w:val="false"/>
+                <w:iCs w:val="false"/>
+                <w:caps/>
                 <w:color w:val="2D1B69"/>
-                <w:sz w:val="24"/>
-                <w:szCs w:val="24"/>
+                <w:spacing w:val="12"/>
+                <w:sz w:val="13"/>
+                <w:szCs w:val="13"/>
               </w:rPr>
               <w:t xml:space="preserve">Opracowany przez Zespół w składzie</w:t>
             </w:r>
           </w:p>
           <w:tbl>
             <w:tblPr>
-              <w:tblW w:type="dxa" w:w="9246"/>
+              <w:tblW w:type="dxa" w:w="9426"/>
               <w:tblBorders>
                 <w:top w:val="single" w:color="auto" w:sz="4"/>
                 <w:left w:val="single" w:color="auto" w:sz="4"/>
@@ -304,34 +633,34 @@
               </w:tblBorders>
             </w:tblPr>
             <w:tblGrid>
-              <w:gridCol w:w="4623"/>
-              <w:gridCol w:w="4623"/>
+              <w:gridCol w:w="4713"/>
+              <w:gridCol w:w="4713"/>
             </w:tblGrid>
             <w:tr>
+              <w:trPr>
+                <w:cantSplit/>
+              </w:trPr>
               <w:tc>
                 <w:tcPr>
-                  <w:tcW w:type="dxa" w:w="4623"/>
+                  <w:tcW w:type="dxa" w:w="4713"/>
                   <w:tcBorders>
                     <w:top w:val="nil"/>
                     <w:left w:val="nil"/>
                     <w:bottom w:val="nil"/>
                     <w:right w:val="nil"/>
                   </w:tcBorders>
-                  <w:shd w:fill="F3F1FB" w:color="auto" w:val="clear"/>
                   <w:tcMar>
-                    <w:top w:type="dxa" w:w="40"/>
-                    <w:left w:type="dxa" w:w="80"/>
-                    <w:bottom w:type="dxa" w:w="40"/>
-                    <w:right w:type="dxa" w:w="80"/>
+                    <w:top w:type="dxa" w:w="70"/>
+                    <w:left w:type="dxa" w:w="0"/>
+                    <w:bottom w:type="dxa" w:w="70"/>
+                    <w:right w:type="dxa" w:w="200"/>
                   </w:tcMar>
                   <w:vAlign w:val="top"/>
                 </w:tcPr>
                 <w:p>
                   <w:pPr>
-                    <w:tabs>
-                      <w:tab w:val="right" w:pos="4323" w:leader="dot"/>
-                    </w:tabs>
-                    <w:spacing w:after="60" w:before="60"/>
+                    <w:spacing w:after="0" w:before="0" w:line="276"/>
+                    <w:jc w:val="left"/>
                   </w:pPr>
                   <w:r>
                     <w:rPr>
@@ -341,11 +670,11 @@
                       <w:i w:val="false"/>
                       <w:iCs w:val="false"/>
                       <w:caps w:val="false"/>
-                      <w:color w:val="E8450A"/>
+                      <w:color w:val="E74509"/>
                       <w:sz w:val="20"/>
                       <w:szCs w:val="20"/>
                     </w:rPr>
-                    <w:t xml:space="preserve">1.  </w:t>
+                    <w:t xml:space="preserve">1.</w:t>
                   </w:r>
                   <w:r>
                     <w:rPr>
@@ -355,38 +684,35 @@
                       <w:i w:val="false"/>
                       <w:iCs w:val="false"/>
                       <w:caps w:val="false"/>
-                      <w:color w:val="6B6378"/>
-                      <w:sz w:val="20"/>
-                      <w:szCs w:val="20"/>
+                      <w:color w:val="B6A6DF"/>
+                      <w:sz w:val="16"/>
+                      <w:szCs w:val="16"/>
                     </w:rPr>
-                    <w:t xml:space="preserve">	</w:t>
+                    <w:t xml:space="preserve">  ..........................................................</w:t>
                   </w:r>
                 </w:p>
               </w:tc>
               <w:tc>
                 <w:tcPr>
-                  <w:tcW w:type="dxa" w:w="4623"/>
+                  <w:tcW w:type="dxa" w:w="4713"/>
                   <w:tcBorders>
                     <w:top w:val="nil"/>
                     <w:left w:val="nil"/>
                     <w:bottom w:val="nil"/>
                     <w:right w:val="nil"/>
                   </w:tcBorders>
-                  <w:shd w:fill="F3F1FB" w:color="auto" w:val="clear"/>
                   <w:tcMar>
-                    <w:top w:type="dxa" w:w="40"/>
-                    <w:left w:type="dxa" w:w="80"/>
-                    <w:bottom w:type="dxa" w:w="40"/>
-                    <w:right w:type="dxa" w:w="80"/>
+                    <w:top w:type="dxa" w:w="70"/>
+                    <w:left w:type="dxa" w:w="0"/>
+                    <w:bottom w:type="dxa" w:w="70"/>
+                    <w:right w:type="dxa" w:w="200"/>
                   </w:tcMar>
                   <w:vAlign w:val="top"/>
                 </w:tcPr>
                 <w:p>
                   <w:pPr>
-                    <w:tabs>
-                      <w:tab w:val="right" w:pos="4323" w:leader="dot"/>
-                    </w:tabs>
-                    <w:spacing w:after="60" w:before="60"/>
+                    <w:spacing w:after="0" w:before="0" w:line="276"/>
+                    <w:jc w:val="left"/>
                   </w:pPr>
                   <w:r>
                     <w:rPr>
@@ -396,11 +722,11 @@
                       <w:i w:val="false"/>
                       <w:iCs w:val="false"/>
                       <w:caps w:val="false"/>
-                      <w:color w:val="E8450A"/>
+                      <w:color w:val="E74509"/>
                       <w:sz w:val="20"/>
                       <w:szCs w:val="20"/>
                     </w:rPr>
-                    <w:t xml:space="preserve">2.  </w:t>
+                    <w:t xml:space="preserve">2.</w:t>
                   </w:r>
                   <w:r>
                     <w:rPr>
@@ -410,40 +736,40 @@
                       <w:i w:val="false"/>
                       <w:iCs w:val="false"/>
                       <w:caps w:val="false"/>
-                      <w:color w:val="6B6378"/>
-                      <w:sz w:val="20"/>
-                      <w:szCs w:val="20"/>
+                      <w:color w:val="B6A6DF"/>
+                      <w:sz w:val="16"/>
+                      <w:szCs w:val="16"/>
                     </w:rPr>
-                    <w:t xml:space="preserve">	</w:t>
+                    <w:t xml:space="preserve">  ..........................................................</w:t>
                   </w:r>
                 </w:p>
               </w:tc>
             </w:tr>
             <w:tr>
+              <w:trPr>
+                <w:cantSplit/>
+              </w:trPr>
               <w:tc>
                 <w:tcPr>
-                  <w:tcW w:type="dxa" w:w="4623"/>
+                  <w:tcW w:type="dxa" w:w="4713"/>
                   <w:tcBorders>
                     <w:top w:val="nil"/>
                     <w:left w:val="nil"/>
                     <w:bottom w:val="nil"/>
                     <w:right w:val="nil"/>
                   </w:tcBorders>
-                  <w:shd w:fill="F3F1FB" w:color="auto" w:val="clear"/>
                   <w:tcMar>
-                    <w:top w:type="dxa" w:w="40"/>
-                    <w:left w:type="dxa" w:w="80"/>
-                    <w:bottom w:type="dxa" w:w="40"/>
-                    <w:right w:type="dxa" w:w="80"/>
+                    <w:top w:type="dxa" w:w="70"/>
+                    <w:left w:type="dxa" w:w="0"/>
+                    <w:bottom w:type="dxa" w:w="70"/>
+                    <w:right w:type="dxa" w:w="200"/>
                   </w:tcMar>
                   <w:vAlign w:val="top"/>
                 </w:tcPr>
                 <w:p>
                   <w:pPr>
-                    <w:tabs>
-                      <w:tab w:val="right" w:pos="4323" w:leader="dot"/>
-                    </w:tabs>
-                    <w:spacing w:after="60" w:before="60"/>
+                    <w:spacing w:after="0" w:before="0" w:line="276"/>
+                    <w:jc w:val="left"/>
                   </w:pPr>
                   <w:r>
                     <w:rPr>
@@ -453,11 +779,11 @@
                       <w:i w:val="false"/>
                       <w:iCs w:val="false"/>
                       <w:caps w:val="false"/>
-                      <w:color w:val="E8450A"/>
+                      <w:color w:val="E74509"/>
                       <w:sz w:val="20"/>
                       <w:szCs w:val="20"/>
                     </w:rPr>
-                    <w:t xml:space="preserve">3.  </w:t>
+                    <w:t xml:space="preserve">3.</w:t>
                   </w:r>
                   <w:r>
                     <w:rPr>
@@ -467,38 +793,35 @@
                       <w:i w:val="false"/>
                       <w:iCs w:val="false"/>
                       <w:caps w:val="false"/>
-                      <w:color w:val="6B6378"/>
-                      <w:sz w:val="20"/>
-                      <w:szCs w:val="20"/>
+                      <w:color w:val="B6A6DF"/>
+                      <w:sz w:val="16"/>
+                      <w:szCs w:val="16"/>
                     </w:rPr>
-                    <w:t xml:space="preserve">	</w:t>
+                    <w:t xml:space="preserve">  ..........................................................</w:t>
                   </w:r>
                 </w:p>
               </w:tc>
               <w:tc>
                 <w:tcPr>
-                  <w:tcW w:type="dxa" w:w="4623"/>
+                  <w:tcW w:type="dxa" w:w="4713"/>
                   <w:tcBorders>
                     <w:top w:val="nil"/>
                     <w:left w:val="nil"/>
                     <w:bottom w:val="nil"/>
                     <w:right w:val="nil"/>
                   </w:tcBorders>
-                  <w:shd w:fill="F3F1FB" w:color="auto" w:val="clear"/>
                   <w:tcMar>
-                    <w:top w:type="dxa" w:w="40"/>
-                    <w:left w:type="dxa" w:w="80"/>
-                    <w:bottom w:type="dxa" w:w="40"/>
-                    <w:right w:type="dxa" w:w="80"/>
+                    <w:top w:type="dxa" w:w="70"/>
+                    <w:left w:type="dxa" w:w="0"/>
+                    <w:bottom w:type="dxa" w:w="70"/>
+                    <w:right w:type="dxa" w:w="200"/>
                   </w:tcMar>
                   <w:vAlign w:val="top"/>
                 </w:tcPr>
                 <w:p>
                   <w:pPr>
-                    <w:tabs>
-                      <w:tab w:val="right" w:pos="4323" w:leader="dot"/>
-                    </w:tabs>
-                    <w:spacing w:after="60" w:before="60"/>
+                    <w:spacing w:after="0" w:before="0" w:line="276"/>
+                    <w:jc w:val="left"/>
                   </w:pPr>
                   <w:r>
                     <w:rPr>
@@ -508,11 +831,11 @@
                       <w:i w:val="false"/>
                       <w:iCs w:val="false"/>
                       <w:caps w:val="false"/>
-                      <w:color w:val="E8450A"/>
+                      <w:color w:val="E74509"/>
                       <w:sz w:val="20"/>
                       <w:szCs w:val="20"/>
                     </w:rPr>
-                    <w:t xml:space="preserve">4.  </w:t>
+                    <w:t xml:space="preserve">4.</w:t>
                   </w:r>
                   <w:r>
                     <w:rPr>
@@ -522,40 +845,40 @@
                       <w:i w:val="false"/>
                       <w:iCs w:val="false"/>
                       <w:caps w:val="false"/>
-                      <w:color w:val="6B6378"/>
-                      <w:sz w:val="20"/>
-                      <w:szCs w:val="20"/>
+                      <w:color w:val="B6A6DF"/>
+                      <w:sz w:val="16"/>
+                      <w:szCs w:val="16"/>
                     </w:rPr>
-                    <w:t xml:space="preserve">	</w:t>
+                    <w:t xml:space="preserve">  ..........................................................</w:t>
                   </w:r>
                 </w:p>
               </w:tc>
             </w:tr>
             <w:tr>
+              <w:trPr>
+                <w:cantSplit/>
+              </w:trPr>
               <w:tc>
                 <w:tcPr>
-                  <w:tcW w:type="dxa" w:w="4623"/>
+                  <w:tcW w:type="dxa" w:w="4713"/>
                   <w:tcBorders>
                     <w:top w:val="nil"/>
                     <w:left w:val="nil"/>
                     <w:bottom w:val="nil"/>
                     <w:right w:val="nil"/>
                   </w:tcBorders>
-                  <w:shd w:fill="F3F1FB" w:color="auto" w:val="clear"/>
                   <w:tcMar>
-                    <w:top w:type="dxa" w:w="40"/>
-                    <w:left w:type="dxa" w:w="80"/>
-                    <w:bottom w:type="dxa" w:w="40"/>
-                    <w:right w:type="dxa" w:w="80"/>
+                    <w:top w:type="dxa" w:w="70"/>
+                    <w:left w:type="dxa" w:w="0"/>
+                    <w:bottom w:type="dxa" w:w="70"/>
+                    <w:right w:type="dxa" w:w="200"/>
                   </w:tcMar>
                   <w:vAlign w:val="top"/>
                 </w:tcPr>
                 <w:p>
                   <w:pPr>
-                    <w:tabs>
-                      <w:tab w:val="right" w:pos="4323" w:leader="dot"/>
-                    </w:tabs>
-                    <w:spacing w:after="60" w:before="60"/>
+                    <w:spacing w:after="0" w:before="0" w:line="276"/>
+                    <w:jc w:val="left"/>
                   </w:pPr>
                   <w:r>
                     <w:rPr>
@@ -565,11 +888,11 @@
                       <w:i w:val="false"/>
                       <w:iCs w:val="false"/>
                       <w:caps w:val="false"/>
-                      <w:color w:val="E8450A"/>
+                      <w:color w:val="E74509"/>
                       <w:sz w:val="20"/>
                       <w:szCs w:val="20"/>
                     </w:rPr>
-                    <w:t xml:space="preserve">5.  </w:t>
+                    <w:t xml:space="preserve">5.</w:t>
                   </w:r>
                   <w:r>
                     <w:rPr>
@@ -579,38 +902,35 @@
                       <w:i w:val="false"/>
                       <w:iCs w:val="false"/>
                       <w:caps w:val="false"/>
-                      <w:color w:val="6B6378"/>
-                      <w:sz w:val="20"/>
-                      <w:szCs w:val="20"/>
+                      <w:color w:val="B6A6DF"/>
+                      <w:sz w:val="16"/>
+                      <w:szCs w:val="16"/>
                     </w:rPr>
-                    <w:t xml:space="preserve">	</w:t>
+                    <w:t xml:space="preserve">  ..........................................................</w:t>
                   </w:r>
                 </w:p>
               </w:tc>
               <w:tc>
                 <w:tcPr>
-                  <w:tcW w:type="dxa" w:w="4623"/>
+                  <w:tcW w:type="dxa" w:w="4713"/>
                   <w:tcBorders>
                     <w:top w:val="nil"/>
                     <w:left w:val="nil"/>
                     <w:bottom w:val="nil"/>
                     <w:right w:val="nil"/>
                   </w:tcBorders>
-                  <w:shd w:fill="F3F1FB" w:color="auto" w:val="clear"/>
                   <w:tcMar>
-                    <w:top w:type="dxa" w:w="40"/>
-                    <w:left w:type="dxa" w:w="80"/>
-                    <w:bottom w:type="dxa" w:w="40"/>
-                    <w:right w:type="dxa" w:w="80"/>
+                    <w:top w:type="dxa" w:w="70"/>
+                    <w:left w:type="dxa" w:w="0"/>
+                    <w:bottom w:type="dxa" w:w="70"/>
+                    <w:right w:type="dxa" w:w="200"/>
                   </w:tcMar>
                   <w:vAlign w:val="top"/>
                 </w:tcPr>
                 <w:p>
                   <w:pPr>
-                    <w:tabs>
-                      <w:tab w:val="right" w:pos="4323" w:leader="dot"/>
-                    </w:tabs>
-                    <w:spacing w:after="60" w:before="60"/>
+                    <w:spacing w:after="0" w:before="0" w:line="276"/>
+                    <w:jc w:val="left"/>
                   </w:pPr>
                   <w:r>
                     <w:rPr>
@@ -620,11 +940,11 @@
                       <w:i w:val="false"/>
                       <w:iCs w:val="false"/>
                       <w:caps w:val="false"/>
-                      <w:color w:val="E8450A"/>
+                      <w:color w:val="E74509"/>
                       <w:sz w:val="20"/>
                       <w:szCs w:val="20"/>
                     </w:rPr>
-                    <w:t xml:space="preserve">6.  </w:t>
+                    <w:t xml:space="preserve">6.</w:t>
                   </w:r>
                   <w:r>
                     <w:rPr>
@@ -634,11 +954,11 @@
                       <w:i w:val="false"/>
                       <w:iCs w:val="false"/>
                       <w:caps w:val="false"/>
-                      <w:color w:val="6B6378"/>
-                      <w:sz w:val="20"/>
-                      <w:szCs w:val="20"/>
+                      <w:color w:val="B6A6DF"/>
+                      <w:sz w:val="16"/>
+                      <w:szCs w:val="16"/>
                     </w:rPr>
-                    <w:t xml:space="preserve">	</w:t>
+                    <w:t xml:space="preserve">  ..........................................................</w:t>
                   </w:r>
                 </w:p>
               </w:tc>
@@ -650,12 +970,12 @@
     </w:tbl>
     <w:p>
       <w:pPr>
-        <w:spacing w:after="320" w:before="0"/>
+        <w:spacing w:after="180" w:before="0"/>
       </w:pPr>
     </w:p>
     <w:tbl>
       <w:tblPr>
-        <w:tblW w:type="dxa" w:w="9746"/>
+        <w:tblW w:type="dxa" w:w="9906"/>
         <w:tblBorders>
           <w:top w:val="single" w:color="auto" w:sz="4"/>
           <w:left w:val="single" w:color="auto" w:sz="4"/>
@@ -666,175 +986,234 @@
         </w:tblBorders>
       </w:tblPr>
       <w:tblGrid>
-        <w:gridCol w:w="800"/>
-        <w:gridCol w:w="8946"/>
+        <w:gridCol w:w="9906"/>
       </w:tblGrid>
       <w:tr>
+        <w:trPr>
+          <w:cantSplit/>
+        </w:trPr>
         <w:tc>
           <w:tcPr>
-            <w:tcW w:type="dxa" w:w="800"/>
+            <w:tcW w:type="dxa" w:w="9906"/>
             <w:tcBorders>
-              <w:top w:val="single" w:color="D8D2C5" w:sz="4"/>
-              <w:left w:val="single" w:color="D8D2C5" w:sz="4"/>
-              <w:bottom w:val="single" w:color="D8D2C5" w:sz="4"/>
-              <w:right w:val="nil"/>
+              <w:top w:val="single" w:color="D9D0F0" w:sz="4"/>
+              <w:left w:val="single" w:color="2D1B69" w:sz="32"/>
+              <w:bottom w:val="single" w:color="D9D0F0" w:sz="4"/>
+              <w:right w:val="single" w:color="D9D0F0" w:sz="4"/>
             </w:tcBorders>
-            <w:shd w:fill="FBF9F4" w:color="auto" w:val="clear"/>
+            <w:shd w:fill="FAFAFF" w:color="auto" w:val="clear"/>
             <w:tcMar>
-              <w:top w:type="dxa" w:w="240"/>
-              <w:left w:type="dxa" w:w="100"/>
-              <w:bottom w:type="dxa" w:w="200"/>
-              <w:right w:type="dxa" w:w="100"/>
-            </w:tcMar>
-            <w:vAlign w:val="top"/>
-          </w:tcPr>
-          <w:p>
-            <w:pPr>
-              <w:spacing w:after="0" w:before="0"/>
-              <w:jc w:val="center"/>
-            </w:pPr>
-            <w:r>
-              <w:rPr>
-                <w:rFonts w:ascii="Arial" w:cs="Arial" w:eastAsia="Arial" w:hAnsi="Arial"/>
-                <w:b/>
-                <w:bCs/>
-                <w:i w:val="false"/>
-                <w:iCs w:val="false"/>
-                <w:caps w:val="false"/>
-                <w:color w:val="E8450A"/>
-                <w:sz w:val="44"/>
-                <w:szCs w:val="44"/>
-              </w:rPr>
-              <w:t xml:space="preserve">§</w:t>
-            </w:r>
-          </w:p>
-        </w:tc>
-        <w:tc>
-          <w:tcPr>
-            <w:tcW w:type="dxa" w:w="8946"/>
-            <w:tcBorders>
-              <w:top w:val="single" w:color="D8D2C5" w:sz="4"/>
-              <w:left w:val="nil"/>
-              <w:bottom w:val="single" w:color="D8D2C5" w:sz="4"/>
-              <w:right w:val="single" w:color="D8D2C5" w:sz="4"/>
-            </w:tcBorders>
-            <w:shd w:fill="FBF9F4" w:color="auto" w:val="clear"/>
-            <w:tcMar>
-              <w:top w:type="dxa" w:w="200"/>
-              <w:left w:type="dxa" w:w="100"/>
-              <w:bottom w:type="dxa" w:w="200"/>
+              <w:top w:type="dxa" w:w="130"/>
+              <w:left w:type="dxa" w:w="240"/>
+              <w:bottom w:type="dxa" w:w="130"/>
               <w:right w:type="dxa" w:w="240"/>
             </w:tcMar>
             <w:vAlign w:val="top"/>
           </w:tcPr>
-          <w:p>
-            <w:pPr>
-              <w:spacing w:after="100" w:before="0"/>
-            </w:pPr>
-            <w:r>
-              <w:rPr>
-                <w:rFonts w:ascii="Arial" w:cs="Arial" w:eastAsia="Arial" w:hAnsi="Arial"/>
-                <w:b/>
-                <w:bCs/>
-                <w:i w:val="false"/>
-                <w:iCs w:val="false"/>
-                <w:caps w:val="false"/>
-                <w:color w:val="2D1B69"/>
-                <w:sz w:val="24"/>
-                <w:szCs w:val="24"/>
-              </w:rPr>
-              <w:t xml:space="preserve">Podstawa prawna</w:t>
-            </w:r>
-          </w:p>
-          <w:p>
-            <w:pPr>
-              <w:spacing w:after="0" w:before="0" w:line="290"/>
-              <w:jc w:val="both"/>
-            </w:pPr>
-            <w:r>
-              <w:rPr>
-                <w:rFonts w:ascii="Arial" w:cs="Arial" w:eastAsia="Arial" w:hAnsi="Arial"/>
-                <w:b w:val="false"/>
-                <w:bCs w:val="false"/>
-                <w:i w:val="false"/>
-                <w:iCs w:val="false"/>
-                <w:caps w:val="false"/>
-                <w:color w:val="1A1530"/>
-                <w:sz w:val="18"/>
-                <w:szCs w:val="18"/>
-              </w:rPr>
-              <w:t xml:space="preserve">Zgodnie z Rozporządzeniem Ministra Edukacji z dnia 2 marca 2026 r. w sprawie orzeczeń i opinii wydawanych przez zespoły orzekające działające w publicznych poradniach psychologiczno-pedagogicznych </w:t>
-            </w:r>
-            <w:r>
-              <w:rPr>
-                <w:rFonts w:ascii="Arial" w:cs="Arial" w:eastAsia="Arial" w:hAnsi="Arial"/>
-                <w:b/>
-                <w:bCs/>
-                <w:i w:val="false"/>
-                <w:iCs w:val="false"/>
-                <w:caps w:val="false"/>
-                <w:color w:val="2D1B69"/>
-                <w:sz w:val="18"/>
-                <w:szCs w:val="18"/>
-              </w:rPr>
-              <w:t xml:space="preserve">(Dz. U. z 2026 r. poz. 428)</w:t>
-            </w:r>
-            <w:r>
-              <w:rPr>
-                <w:rFonts w:ascii="Arial" w:cs="Arial" w:eastAsia="Arial" w:hAnsi="Arial"/>
-                <w:b w:val="false"/>
-                <w:bCs w:val="false"/>
-                <w:i w:val="false"/>
-                <w:iCs w:val="false"/>
-                <w:caps w:val="false"/>
-                <w:color w:val="1A1530"/>
-                <w:sz w:val="18"/>
-                <w:szCs w:val="18"/>
-              </w:rPr>
-              <w:t xml:space="preserve">, a w szczególności wchodzącymi w życie z dniem 1 września 2026 r. przepisami </w:t>
-            </w:r>
-            <w:r>
-              <w:rPr>
-                <w:rFonts w:ascii="Arial" w:cs="Arial" w:eastAsia="Arial" w:hAnsi="Arial"/>
-                <w:b/>
-                <w:bCs/>
-                <w:i w:val="false"/>
-                <w:iCs w:val="false"/>
-                <w:caps w:val="false"/>
-                <w:color w:val="2D1B69"/>
-                <w:sz w:val="18"/>
-                <w:szCs w:val="18"/>
-              </w:rPr>
-              <w:t xml:space="preserve">§ 7 ust. 6 i ust. 7</w:t>
-            </w:r>
-            <w:r>
-              <w:rPr>
-                <w:rFonts w:ascii="Arial" w:cs="Arial" w:eastAsia="Arial" w:hAnsi="Arial"/>
-                <w:b w:val="false"/>
-                <w:bCs w:val="false"/>
-                <w:i w:val="false"/>
-                <w:iCs w:val="false"/>
-                <w:caps w:val="false"/>
-                <w:color w:val="1A1530"/>
-                <w:sz w:val="18"/>
-                <w:szCs w:val="18"/>
-              </w:rPr>
-              <w:t xml:space="preserve">, opinia przedszkola/szkoły wydawana dla zespołu poradni (i przekazywana rodzicowi) musi mieć ściśle określoną strukturę opartą na obszarach ICF: odrębnych dla dziecka w wieku przedszkolnym oraz dla ucznia szkoły.</w:t>
-            </w:r>
-          </w:p>
+          <w:tbl>
+            <w:tblPr>
+              <w:tblW w:type="dxa" w:w="9426"/>
+              <w:tblBorders>
+                <w:top w:val="single" w:color="auto" w:sz="4"/>
+                <w:left w:val="single" w:color="auto" w:sz="4"/>
+                <w:bottom w:val="single" w:color="auto" w:sz="4"/>
+                <w:right w:val="single" w:color="auto" w:sz="4"/>
+                <w:insideH w:val="single" w:color="auto" w:sz="4"/>
+                <w:insideV w:val="single" w:color="auto" w:sz="4"/>
+              </w:tblBorders>
+            </w:tblPr>
+            <w:tblGrid>
+              <w:gridCol w:w="700"/>
+              <w:gridCol w:w="8726"/>
+            </w:tblGrid>
+            <w:tr>
+              <w:trPr>
+                <w:cantSplit/>
+              </w:trPr>
+              <w:tc>
+                <w:tcPr>
+                  <w:tcW w:type="dxa" w:w="700"/>
+                  <w:tcBorders>
+                    <w:top w:val="nil"/>
+                    <w:left w:val="nil"/>
+                    <w:bottom w:val="nil"/>
+                    <w:right w:val="nil"/>
+                  </w:tcBorders>
+                  <w:shd w:fill="EFE9F9" w:color="auto" w:val="clear"/>
+                  <w:tcMar>
+                    <w:top w:type="dxa" w:w="80"/>
+                    <w:left w:type="dxa" w:w="40"/>
+                    <w:bottom w:type="dxa" w:w="80"/>
+                    <w:right w:type="dxa" w:w="40"/>
+                  </w:tcMar>
+                  <w:vAlign w:val="top"/>
+                </w:tcPr>
+                <w:p>
+                  <w:pPr>
+                    <w:spacing w:after="0" w:before="0" w:line="276"/>
+                    <w:jc w:val="center"/>
+                  </w:pPr>
+                  <w:r>
+                    <w:rPr>
+                      <w:rFonts w:ascii="Arial" w:cs="Arial" w:eastAsia="Arial" w:hAnsi="Arial"/>
+                      <w:b/>
+                      <w:bCs/>
+                      <w:i w:val="false"/>
+                      <w:iCs w:val="false"/>
+                      <w:caps w:val="false"/>
+                      <w:color w:val="E74509"/>
+                      <w:sz w:val="40"/>
+                      <w:szCs w:val="40"/>
+                    </w:rPr>
+                    <w:t xml:space="preserve">§</w:t>
+                  </w:r>
+                </w:p>
+              </w:tc>
+              <w:tc>
+                <w:tcPr>
+                  <w:tcW w:type="dxa" w:w="8726"/>
+                  <w:tcBorders>
+                    <w:top w:val="nil"/>
+                    <w:left w:val="nil"/>
+                    <w:bottom w:val="nil"/>
+                    <w:right w:val="nil"/>
+                  </w:tcBorders>
+                  <w:tcMar>
+                    <w:top w:type="dxa" w:w="0"/>
+                    <w:left w:type="dxa" w:w="200"/>
+                    <w:bottom w:type="dxa" w:w="0"/>
+                    <w:right w:type="dxa" w:w="0"/>
+                  </w:tcMar>
+                  <w:vAlign w:val="top"/>
+                </w:tcPr>
+                <w:p>
+                  <w:pPr>
+                    <w:spacing w:after="60" w:before="0" w:line="276"/>
+                    <w:jc w:val="left"/>
+                  </w:pPr>
+                  <w:r>
+                    <w:rPr>
+                      <w:rFonts w:ascii="Arial" w:cs="Arial" w:eastAsia="Arial" w:hAnsi="Arial"/>
+                      <w:b/>
+                      <w:bCs/>
+                      <w:i w:val="false"/>
+                      <w:iCs w:val="false"/>
+                      <w:caps/>
+                      <w:color w:val="2D1B69"/>
+                      <w:spacing w:val="12"/>
+                      <w:sz w:val="13"/>
+                      <w:szCs w:val="13"/>
+                    </w:rPr>
+                    <w:t xml:space="preserve">Podstawa prawna</w:t>
+                  </w:r>
+                </w:p>
+                <w:p>
+                  <w:pPr>
+                    <w:spacing w:after="0" w:before="0" w:line="290"/>
+                    <w:jc w:val="both"/>
+                  </w:pPr>
+                  <w:r>
+                    <w:rPr>
+                      <w:rFonts w:ascii="Arial" w:cs="Arial" w:eastAsia="Arial" w:hAnsi="Arial"/>
+                      <w:b w:val="false"/>
+                      <w:bCs w:val="false"/>
+                      <w:i w:val="false"/>
+                      <w:iCs w:val="false"/>
+                      <w:caps w:val="false"/>
+                      <w:color w:val="1A1530"/>
+                      <w:sz w:val="18"/>
+                      <w:szCs w:val="18"/>
+                    </w:rPr>
+                    <w:t xml:space="preserve">Zgodnie z Rozporządzeniem Ministra Edukacji z dnia 2 marca 2026 r. w sprawie orzeczeń i opinii wydawanych przez zespoły orzekające działające w publicznych poradniach psychologiczno-pedagogicznych </w:t>
+                  </w:r>
+                  <w:r>
+                    <w:rPr>
+                      <w:rFonts w:ascii="Arial" w:cs="Arial" w:eastAsia="Arial" w:hAnsi="Arial"/>
+                      <w:b/>
+                      <w:bCs/>
+                      <w:i w:val="false"/>
+                      <w:iCs w:val="false"/>
+                      <w:caps w:val="false"/>
+                      <w:color w:val="2D1B69"/>
+                      <w:sz w:val="18"/>
+                      <w:szCs w:val="18"/>
+                    </w:rPr>
+                    <w:t xml:space="preserve">(Dz. U. z 2026 r. poz. 428)</w:t>
+                  </w:r>
+                  <w:r>
+                    <w:rPr>
+                      <w:rFonts w:ascii="Arial" w:cs="Arial" w:eastAsia="Arial" w:hAnsi="Arial"/>
+                      <w:b w:val="false"/>
+                      <w:bCs w:val="false"/>
+                      <w:i w:val="false"/>
+                      <w:iCs w:val="false"/>
+                      <w:caps w:val="false"/>
+                      <w:color w:val="1A1530"/>
+                      <w:sz w:val="18"/>
+                      <w:szCs w:val="18"/>
+                    </w:rPr>
+                    <w:t xml:space="preserve">, a w szczególności wchodzącymi w życie z dniem 1 września 2026 r. przepisami </w:t>
+                  </w:r>
+                  <w:r>
+                    <w:rPr>
+                      <w:rFonts w:ascii="Arial" w:cs="Arial" w:eastAsia="Arial" w:hAnsi="Arial"/>
+                      <w:b/>
+                      <w:bCs/>
+                      <w:i w:val="false"/>
+                      <w:iCs w:val="false"/>
+                      <w:caps w:val="false"/>
+                      <w:color w:val="2D1B69"/>
+                      <w:sz w:val="18"/>
+                      <w:szCs w:val="18"/>
+                    </w:rPr>
+                    <w:t xml:space="preserve">§ 7 ust. 6 i ust. 7</w:t>
+                  </w:r>
+                  <w:r>
+                    <w:rPr>
+                      <w:rFonts w:ascii="Arial" w:cs="Arial" w:eastAsia="Arial" w:hAnsi="Arial"/>
+                      <w:b w:val="false"/>
+                      <w:bCs w:val="false"/>
+                      <w:i w:val="false"/>
+                      <w:iCs w:val="false"/>
+                      <w:caps w:val="false"/>
+                      <w:color w:val="1A1530"/>
+                      <w:sz w:val="18"/>
+                      <w:szCs w:val="18"/>
+                    </w:rPr>
+                    <w:t xml:space="preserve">, opinia przedszkola/szkoły wydawana dla zespołu poradni (i przekazywana rodzicowi) musi mieć ściśle określoną strukturę opartą na obszarach ICF: odrębnych dla dziecka w wieku przedszkolnym oraz dla ucznia szkoły.</w:t>
+                  </w:r>
+                </w:p>
+              </w:tc>
+            </w:tr>
+          </w:tbl>
+          <w:p/>
         </w:tc>
       </w:tr>
     </w:tbl>
     <w:p>
       <w:pPr>
-        <w:spacing w:after="240" w:before="0"/>
+        <w:spacing w:after="220" w:before="0"/>
       </w:pPr>
     </w:p>
     <w:p>
       <w:pPr>
-        <w:spacing w:after="120" w:before="0" w:line="280"/>
+        <w:spacing w:after="100" w:before="0" w:line="276"/>
         <w:jc w:val="left"/>
       </w:pPr>
+      <w:r>
+        <w:rPr>
+          <w:rFonts w:ascii="Arial" w:cs="Arial" w:eastAsia="Arial" w:hAnsi="Arial"/>
+          <w:b w:val="false"/>
+          <w:bCs w:val="false"/>
+          <w:i w:val="false"/>
+          <w:iCs w:val="false"/>
+          <w:caps w:val="false"/>
+          <w:color w:val="2D1B69"/>
+          <w:sz w:val="14"/>
+          <w:szCs w:val="14"/>
+        </w:rPr>
+        <w:t xml:space="preserve">■ </w:t>
+      </w:r>
       <w:r>
         <w:rPr>
           <w:rFonts w:ascii="Arial" w:cs="Arial" w:eastAsia="Arial" w:hAnsi="Arial"/>
@@ -843,17 +1222,17 @@
           <w:i w:val="false"/>
           <w:iCs w:val="false"/>
           <w:caps w:val="false"/>
-          <w:color w:val="6B6378"/>
-          <w:spacing w:val="20"/>
-          <w:sz w:val="14"/>
-          <w:szCs w:val="14"/>
+          <w:color w:val="2D1B69"/>
+          <w:spacing w:val="14"/>
+          <w:sz w:val="13"/>
+          <w:szCs w:val="13"/>
         </w:rPr>
         <w:t xml:space="preserve">ZAWARTOŚĆ RAPORTU</w:t>
       </w:r>
     </w:p>
     <w:tbl>
       <w:tblPr>
-        <w:tblW w:type="dxa" w:w="9746"/>
+        <w:tblW w:type="dxa" w:w="9906"/>
         <w:tblBorders>
           <w:top w:val="single" w:color="auto" w:sz="4"/>
           <w:left w:val="single" w:color="auto" w:sz="4"/>
@@ -864,50 +1243,55 @@
         </w:tblBorders>
       </w:tblPr>
       <w:tblGrid>
-        <w:gridCol w:w="3150"/>
-        <w:gridCol w:w="3150"/>
-        <w:gridCol w:w="3446"/>
+        <w:gridCol w:w="3302"/>
+        <w:gridCol w:w="3302"/>
+        <w:gridCol w:w="3302"/>
       </w:tblGrid>
       <w:tr>
+        <w:trPr>
+          <w:cantSplit/>
+        </w:trPr>
         <w:tc>
           <w:tcPr>
-            <w:tcW w:type="dxa" w:w="3150"/>
+            <w:tcW w:type="dxa" w:w="3302"/>
             <w:tcBorders>
-              <w:top w:val="single" w:color="E8450A" w:sz="36"/>
-              <w:left w:val="single" w:color="D8D2C5" w:sz="4"/>
-              <w:bottom w:val="single" w:color="D8D2C5" w:sz="4"/>
-              <w:right w:val="single" w:color="D8D2C5" w:sz="4"/>
+              <w:top w:val="single" w:color="E74509" w:sz="24"/>
+              <w:left w:val="single" w:color="D9D0F0" w:sz="4"/>
+              <w:bottom w:val="single" w:color="D9D0F0" w:sz="4"/>
+              <w:right w:val="single" w:color="D9D0F0" w:sz="4"/>
             </w:tcBorders>
             <w:tcMar>
-              <w:top w:type="dxa" w:w="160"/>
+              <w:top w:type="dxa" w:w="140"/>
               <w:left w:type="dxa" w:w="180"/>
-              <w:bottom w:type="dxa" w:w="160"/>
+              <w:bottom w:type="dxa" w:w="150"/>
               <w:right w:type="dxa" w:w="180"/>
             </w:tcMar>
             <w:vAlign w:val="top"/>
           </w:tcPr>
           <w:p>
             <w:pPr>
-              <w:spacing w:after="40" w:before="0"/>
-            </w:pPr>
-            <w:r>
-              <w:rPr>
-                <w:rFonts w:ascii="Arial" w:cs="Arial" w:eastAsia="Arial" w:hAnsi="Arial"/>
-                <w:b/>
-                <w:bCs/>
-                <w:i w:val="false"/>
-                <w:iCs w:val="false"/>
-                <w:caps w:val="false"/>
-                <w:color w:val="E8450A"/>
-                <w:sz w:val="36"/>
-                <w:szCs w:val="36"/>
+              <w:spacing w:after="40" w:before="0" w:line="276"/>
+              <w:jc w:val="left"/>
+            </w:pPr>
+            <w:r>
+              <w:rPr>
+                <w:rFonts w:ascii="Arial" w:cs="Arial" w:eastAsia="Arial" w:hAnsi="Arial"/>
+                <w:b/>
+                <w:bCs/>
+                <w:i w:val="false"/>
+                <w:iCs w:val="false"/>
+                <w:caps w:val="false"/>
+                <w:color w:val="E74509"/>
+                <w:sz w:val="32"/>
+                <w:szCs w:val="32"/>
               </w:rPr>
               <w:t xml:space="preserve">1</w:t>
             </w:r>
           </w:p>
           <w:p>
             <w:pPr>
-              <w:spacing w:after="60" w:before="0"/>
+              <w:spacing w:after="50" w:before="0" w:line="276"/>
+              <w:jc w:val="left"/>
             </w:pPr>
             <w:r>
               <w:rPr>
@@ -918,8 +1302,8 @@
                 <w:iCs w:val="false"/>
                 <w:caps w:val="false"/>
                 <w:color w:val="2D1B69"/>
-                <w:sz w:val="20"/>
-                <w:szCs w:val="20"/>
+                <w:sz w:val="19"/>
+                <w:szCs w:val="19"/>
               </w:rPr>
               <w:t xml:space="preserve">Metryczka bazowa</w:t>
             </w:r>
@@ -927,6 +1311,7 @@
           <w:p>
             <w:pPr>
               <w:spacing w:after="0" w:before="0" w:line="250"/>
+              <w:jc w:val="left"/>
             </w:pPr>
             <w:r>
               <w:rPr>
@@ -937,8 +1322,8 @@
                 <w:iCs w:val="false"/>
                 <w:caps w:val="false"/>
                 <w:color w:val="6B6378"/>
-                <w:sz w:val="16"/>
-                <w:szCs w:val="16"/>
+                <w:sz w:val="15"/>
+                <w:szCs w:val="15"/>
               </w:rPr>
               <w:t xml:space="preserve">dane dziecka, wariant wsparcia, podstawa formalna, zdrowie i farmakoterapia</w:t>
             </w:r>
@@ -946,43 +1331,45 @@
         </w:tc>
         <w:tc>
           <w:tcPr>
-            <w:tcW w:type="dxa" w:w="3150"/>
+            <w:tcW w:type="dxa" w:w="3302"/>
             <w:tcBorders>
-              <w:top w:val="single" w:color="E8450A" w:sz="36"/>
-              <w:left w:val="single" w:color="D8D2C5" w:sz="4"/>
-              <w:bottom w:val="single" w:color="D8D2C5" w:sz="4"/>
-              <w:right w:val="single" w:color="D8D2C5" w:sz="4"/>
+              <w:top w:val="single" w:color="E74509" w:sz="24"/>
+              <w:left w:val="single" w:color="D9D0F0" w:sz="4"/>
+              <w:bottom w:val="single" w:color="D9D0F0" w:sz="4"/>
+              <w:right w:val="single" w:color="D9D0F0" w:sz="4"/>
             </w:tcBorders>
             <w:tcMar>
-              <w:top w:type="dxa" w:w="160"/>
+              <w:top w:type="dxa" w:w="140"/>
               <w:left w:type="dxa" w:w="180"/>
-              <w:bottom w:type="dxa" w:w="160"/>
+              <w:bottom w:type="dxa" w:w="150"/>
               <w:right w:type="dxa" w:w="180"/>
             </w:tcMar>
             <w:vAlign w:val="top"/>
           </w:tcPr>
           <w:p>
             <w:pPr>
-              <w:spacing w:after="40" w:before="0"/>
-            </w:pPr>
-            <w:r>
-              <w:rPr>
-                <w:rFonts w:ascii="Arial" w:cs="Arial" w:eastAsia="Arial" w:hAnsi="Arial"/>
-                <w:b/>
-                <w:bCs/>
-                <w:i w:val="false"/>
-                <w:iCs w:val="false"/>
-                <w:caps w:val="false"/>
-                <w:color w:val="E8450A"/>
-                <w:sz w:val="36"/>
-                <w:szCs w:val="36"/>
+              <w:spacing w:after="40" w:before="0" w:line="276"/>
+              <w:jc w:val="left"/>
+            </w:pPr>
+            <w:r>
+              <w:rPr>
+                <w:rFonts w:ascii="Arial" w:cs="Arial" w:eastAsia="Arial" w:hAnsi="Arial"/>
+                <w:b/>
+                <w:bCs/>
+                <w:i w:val="false"/>
+                <w:iCs w:val="false"/>
+                <w:caps w:val="false"/>
+                <w:color w:val="E74509"/>
+                <w:sz w:val="32"/>
+                <w:szCs w:val="32"/>
               </w:rPr>
               <w:t xml:space="preserve">2</w:t>
             </w:r>
           </w:p>
           <w:p>
             <w:pPr>
-              <w:spacing w:after="60" w:before="0"/>
+              <w:spacing w:after="50" w:before="0" w:line="276"/>
+              <w:jc w:val="left"/>
             </w:pPr>
             <w:r>
               <w:rPr>
@@ -993,8 +1380,8 @@
                 <w:iCs w:val="false"/>
                 <w:caps w:val="false"/>
                 <w:color w:val="2D1B69"/>
-                <w:sz w:val="20"/>
-                <w:szCs w:val="20"/>
+                <w:sz w:val="19"/>
+                <w:szCs w:val="19"/>
               </w:rPr>
               <w:t xml:space="preserve">Obserwacja wstępna</w:t>
             </w:r>
@@ -1002,6 +1389,7 @@
           <w:p>
             <w:pPr>
               <w:spacing w:after="0" w:before="0" w:line="250"/>
+              <w:jc w:val="left"/>
             </w:pPr>
             <w:r>
               <w:rPr>
@@ -1012,8 +1400,8 @@
                 <w:iCs w:val="false"/>
                 <w:caps w:val="false"/>
                 <w:color w:val="6B6378"/>
-                <w:sz w:val="16"/>
-                <w:szCs w:val="16"/>
+                <w:sz w:val="15"/>
+                <w:szCs w:val="15"/>
               </w:rPr>
               <w:t xml:space="preserve">procedura wrześniowej obserwacji Kwestionariuszem Oceny Funkcjonalnej w obszarach ICF</w:t>
             </w:r>
@@ -1021,43 +1409,45 @@
         </w:tc>
         <w:tc>
           <w:tcPr>
-            <w:tcW w:type="dxa" w:w="3446"/>
+            <w:tcW w:type="dxa" w:w="3302"/>
             <w:tcBorders>
-              <w:top w:val="single" w:color="E8450A" w:sz="36"/>
-              <w:left w:val="single" w:color="D8D2C5" w:sz="4"/>
-              <w:bottom w:val="single" w:color="D8D2C5" w:sz="4"/>
-              <w:right w:val="single" w:color="D8D2C5" w:sz="4"/>
+              <w:top w:val="single" w:color="E74509" w:sz="24"/>
+              <w:left w:val="single" w:color="D9D0F0" w:sz="4"/>
+              <w:bottom w:val="single" w:color="D9D0F0" w:sz="4"/>
+              <w:right w:val="single" w:color="D9D0F0" w:sz="4"/>
             </w:tcBorders>
             <w:tcMar>
-              <w:top w:type="dxa" w:w="160"/>
+              <w:top w:type="dxa" w:w="140"/>
               <w:left w:type="dxa" w:w="180"/>
-              <w:bottom w:type="dxa" w:w="160"/>
+              <w:bottom w:type="dxa" w:w="150"/>
               <w:right w:type="dxa" w:w="180"/>
             </w:tcMar>
             <w:vAlign w:val="top"/>
           </w:tcPr>
           <w:p>
             <w:pPr>
-              <w:spacing w:after="40" w:before="0"/>
-            </w:pPr>
-            <w:r>
-              <w:rPr>
-                <w:rFonts w:ascii="Arial" w:cs="Arial" w:eastAsia="Arial" w:hAnsi="Arial"/>
-                <w:b/>
-                <w:bCs/>
-                <w:i w:val="false"/>
-                <w:iCs w:val="false"/>
-                <w:caps w:val="false"/>
-                <w:color w:val="E8450A"/>
-                <w:sz w:val="36"/>
-                <w:szCs w:val="36"/>
+              <w:spacing w:after="40" w:before="0" w:line="276"/>
+              <w:jc w:val="left"/>
+            </w:pPr>
+            <w:r>
+              <w:rPr>
+                <w:rFonts w:ascii="Arial" w:cs="Arial" w:eastAsia="Arial" w:hAnsi="Arial"/>
+                <w:b/>
+                <w:bCs/>
+                <w:i w:val="false"/>
+                <w:iCs w:val="false"/>
+                <w:caps w:val="false"/>
+                <w:color w:val="E74509"/>
+                <w:sz w:val="32"/>
+                <w:szCs w:val="32"/>
               </w:rPr>
               <w:t xml:space="preserve">3</w:t>
             </w:r>
           </w:p>
           <w:p>
             <w:pPr>
-              <w:spacing w:after="60" w:before="0"/>
+              <w:spacing w:after="50" w:before="0" w:line="276"/>
+              <w:jc w:val="left"/>
             </w:pPr>
             <w:r>
               <w:rPr>
@@ -1068,8 +1458,8 @@
                 <w:iCs w:val="false"/>
                 <w:caps w:val="false"/>
                 <w:color w:val="2D1B69"/>
-                <w:sz w:val="20"/>
-                <w:szCs w:val="20"/>
+                <w:sz w:val="19"/>
+                <w:szCs w:val="19"/>
               </w:rPr>
               <w:t xml:space="preserve">Obserwacja pogłębiona</w:t>
             </w:r>
@@ -1077,6 +1467,7 @@
           <w:p>
             <w:pPr>
               <w:spacing w:after="0" w:before="0" w:line="250"/>
+              <w:jc w:val="left"/>
             </w:pPr>
             <w:r>
               <w:rPr>
@@ -1087,8 +1478,8 @@
                 <w:iCs w:val="false"/>
                 <w:caps w:val="false"/>
                 <w:color w:val="6B6378"/>
-                <w:sz w:val="16"/>
-                <w:szCs w:val="16"/>
+                <w:sz w:val="15"/>
+                <w:szCs w:val="15"/>
               </w:rPr>
               <w:t xml:space="preserve">wskazania i narzędzia: ABC, Profil Biopsychospołeczny, Profil Sensoryczny, mowa i AAC, ToM</w:t>
             </w:r>
@@ -1103,8 +1494,8 @@
     </w:p>
     <w:p>
       <w:pPr>
-        <w:spacing w:after="0" w:before="0" w:line="280"/>
-        <w:jc w:val="left"/>
+        <w:spacing w:after="0" w:before="0" w:line="276"/>
+        <w:jc w:val="center"/>
       </w:pPr>
       <w:r>
         <w:rPr>
@@ -1115,10 +1506,11 @@
           <w:iCs w:val="false"/>
           <w:caps w:val="false"/>
           <w:color w:val="2D1B69"/>
-          <w:sz w:val="16"/>
-          <w:szCs w:val="16"/>
+          <w:sz w:val="14"/>
+          <w:szCs w:val="14"/>
+          <w:shd w:fill="EFE9F9" w:color="auto" w:val="clear"/>
         </w:rPr>
-        <w:t xml:space="preserve"> ICF </w:t>
+        <w:t xml:space="preserve">  ICF  </w:t>
       </w:r>
       <w:r>
         <w:rPr>
@@ -1129,8 +1521,8 @@
           <w:iCs w:val="false"/>
           <w:caps w:val="false"/>
           <w:color w:val="1A1530"/>
-          <w:sz w:val="16"/>
-          <w:szCs w:val="16"/>
+          <w:sz w:val="14"/>
+          <w:szCs w:val="14"/>
         </w:rPr>
         <w:t xml:space="preserve">   </w:t>
       </w:r>
@@ -1142,11 +1534,12 @@
           <w:i w:val="false"/>
           <w:iCs w:val="false"/>
           <w:caps w:val="false"/>
-          <w:color w:val="E8450A"/>
-          <w:sz w:val="16"/>
-          <w:szCs w:val="16"/>
+          <w:color w:val="E74509"/>
+          <w:sz w:val="14"/>
+          <w:szCs w:val="14"/>
+          <w:shd w:fill="FDECE3" w:color="auto" w:val="clear"/>
         </w:rPr>
-        <w:t xml:space="preserve"> KSzOF </w:t>
+        <w:t xml:space="preserve">  KSzOF  </w:t>
       </w:r>
       <w:r>
         <w:rPr>
@@ -1157,64 +1550,8 @@
           <w:iCs w:val="false"/>
           <w:caps w:val="false"/>
           <w:color w:val="1A1530"/>
-          <w:sz w:val="16"/>
-          <w:szCs w:val="16"/>
-        </w:rPr>
-        <w:t xml:space="preserve">   </w:t>
-      </w:r>
-      <w:r>
-        <w:rPr>
-          <w:rFonts w:ascii="Arial" w:cs="Arial" w:eastAsia="Arial" w:hAnsi="Arial"/>
-          <w:b/>
-          <w:bCs/>
-          <w:i w:val="false"/>
-          <w:iCs w:val="false"/>
-          <w:caps w:val="false"/>
-          <w:color w:val="0D7D5C"/>
-          <w:sz w:val="16"/>
-          <w:szCs w:val="16"/>
-        </w:rPr>
-        <w:t xml:space="preserve"> ABC </w:t>
-      </w:r>
-      <w:r>
-        <w:rPr>
-          <w:rFonts w:ascii="Arial" w:cs="Arial" w:eastAsia="Arial" w:hAnsi="Arial"/>
-          <w:b w:val="false"/>
-          <w:bCs w:val="false"/>
-          <w:i w:val="false"/>
-          <w:iCs w:val="false"/>
-          <w:caps w:val="false"/>
-          <w:color w:val="1A1530"/>
-          <w:sz w:val="16"/>
-          <w:szCs w:val="16"/>
-        </w:rPr>
-        <w:t xml:space="preserve">   </w:t>
-      </w:r>
-      <w:r>
-        <w:rPr>
-          <w:rFonts w:ascii="Arial" w:cs="Arial" w:eastAsia="Arial" w:hAnsi="Arial"/>
-          <w:b/>
-          <w:bCs/>
-          <w:i w:val="false"/>
-          <w:iCs w:val="false"/>
-          <w:caps w:val="false"/>
-          <w:color w:val="2B6E6E"/>
-          <w:sz w:val="16"/>
-          <w:szCs w:val="16"/>
-        </w:rPr>
-        <w:t xml:space="preserve"> Profil Sensoryczny </w:t>
-      </w:r>
-      <w:r>
-        <w:rPr>
-          <w:rFonts w:ascii="Arial" w:cs="Arial" w:eastAsia="Arial" w:hAnsi="Arial"/>
-          <w:b w:val="false"/>
-          <w:bCs w:val="false"/>
-          <w:i w:val="false"/>
-          <w:iCs w:val="false"/>
-          <w:caps w:val="false"/>
-          <w:color w:val="1A1530"/>
-          <w:sz w:val="16"/>
-          <w:szCs w:val="16"/>
+          <w:sz w:val="14"/>
+          <w:szCs w:val="14"/>
         </w:rPr>
         <w:t xml:space="preserve">   </w:t>
       </w:r>
@@ -1227,10 +1564,11 @@
           <w:iCs w:val="false"/>
           <w:caps w:val="false"/>
           <w:color w:val="2D1B69"/>
-          <w:sz w:val="16"/>
-          <w:szCs w:val="16"/>
+          <w:sz w:val="14"/>
+          <w:szCs w:val="14"/>
+          <w:shd w:fill="FFFFFF" w:color="auto" w:val="clear"/>
         </w:rPr>
-        <w:t xml:space="preserve"> AAC </w:t>
+        <w:t xml:space="preserve">  ABC  </w:t>
       </w:r>
       <w:r>
         <w:rPr>
@@ -1241,8 +1579,8 @@
           <w:iCs w:val="false"/>
           <w:caps w:val="false"/>
           <w:color w:val="1A1530"/>
-          <w:sz w:val="16"/>
-          <w:szCs w:val="16"/>
+          <w:sz w:val="14"/>
+          <w:szCs w:val="14"/>
         </w:rPr>
         <w:t xml:space="preserve">   </w:t>
       </w:r>
@@ -1254,11 +1592,12 @@
           <w:i w:val="false"/>
           <w:iCs w:val="false"/>
           <w:caps w:val="false"/>
-          <w:color w:val="E8450A"/>
-          <w:sz w:val="16"/>
-          <w:szCs w:val="16"/>
+          <w:color w:val="2D1B69"/>
+          <w:sz w:val="14"/>
+          <w:szCs w:val="14"/>
+          <w:shd w:fill="EFE9F9" w:color="auto" w:val="clear"/>
         </w:rPr>
-        <w:t xml:space="preserve"> ToM </w:t>
+        <w:t xml:space="preserve">  Profil Sensoryczny  </w:t>
       </w:r>
       <w:r>
         <w:rPr>
@@ -1269,38 +1608,10 @@
           <w:iCs w:val="false"/>
           <w:caps w:val="false"/>
           <w:color w:val="1A1530"/>
-          <w:sz w:val="16"/>
-          <w:szCs w:val="16"/>
+          <w:sz w:val="14"/>
+          <w:szCs w:val="14"/>
         </w:rPr>
         <w:t xml:space="preserve">   </w:t>
-      </w:r>
-    </w:p>
-    <w:p>
-      <w:r>
-        <w:br w:type="page"/>
-      </w:r>
-    </w:p>
-    <w:p>
-      <w:pPr>
-        <w:keepNext/>
-        <w:pBdr>
-          <w:bottom w:val="single" w:color="2D1B69" w:sz="12" w:space="4"/>
-        </w:pBdr>
-        <w:spacing w:after="200" w:before="360"/>
-      </w:pPr>
-      <w:r>
-        <w:rPr>
-          <w:rFonts w:ascii="Arial" w:cs="Arial" w:eastAsia="Arial" w:hAnsi="Arial"/>
-          <w:b/>
-          <w:bCs/>
-          <w:i w:val="false"/>
-          <w:iCs w:val="false"/>
-          <w:caps w:val="false"/>
-          <w:color w:val="E8450A"/>
-          <w:sz w:val="36"/>
-          <w:szCs w:val="36"/>
-        </w:rPr>
-        <w:t xml:space="preserve">1  </w:t>
       </w:r>
       <w:r>
         <w:rPr>
@@ -1311,15 +1622,539 @@
           <w:iCs w:val="false"/>
           <w:caps w:val="false"/>
           <w:color w:val="2D1B69"/>
-          <w:sz w:val="28"/>
-          <w:szCs w:val="28"/>
+          <w:sz w:val="14"/>
+          <w:szCs w:val="14"/>
+          <w:shd w:fill="FFFFFF" w:color="auto" w:val="clear"/>
         </w:rPr>
-        <w:t xml:space="preserve">Metryczka bazowa</w:t>
+        <w:t xml:space="preserve">  AAC  </w:t>
+      </w:r>
+      <w:r>
+        <w:rPr>
+          <w:rFonts w:ascii="Arial" w:cs="Arial" w:eastAsia="Arial" w:hAnsi="Arial"/>
+          <w:b w:val="false"/>
+          <w:bCs w:val="false"/>
+          <w:i w:val="false"/>
+          <w:iCs w:val="false"/>
+          <w:caps w:val="false"/>
+          <w:color w:val="1A1530"/>
+          <w:sz w:val="14"/>
+          <w:szCs w:val="14"/>
+        </w:rPr>
+        <w:t xml:space="preserve">   </w:t>
+      </w:r>
+      <w:r>
+        <w:rPr>
+          <w:rFonts w:ascii="Arial" w:cs="Arial" w:eastAsia="Arial" w:hAnsi="Arial"/>
+          <w:b/>
+          <w:bCs/>
+          <w:i w:val="false"/>
+          <w:iCs w:val="false"/>
+          <w:caps w:val="false"/>
+          <w:color w:val="E74509"/>
+          <w:sz w:val="14"/>
+          <w:szCs w:val="14"/>
+          <w:shd w:fill="FDECE3" w:color="auto" w:val="clear"/>
+        </w:rPr>
+        <w:t xml:space="preserve">  ToM  </w:t>
+      </w:r>
+      <w:r>
+        <w:rPr>
+          <w:rFonts w:ascii="Arial" w:cs="Arial" w:eastAsia="Arial" w:hAnsi="Arial"/>
+          <w:b w:val="false"/>
+          <w:bCs w:val="false"/>
+          <w:i w:val="false"/>
+          <w:iCs w:val="false"/>
+          <w:caps w:val="false"/>
+          <w:color w:val="1A1530"/>
+          <w:sz w:val="14"/>
+          <w:szCs w:val="14"/>
+        </w:rPr>
+        <w:t xml:space="preserve">   </w:t>
+      </w:r>
+    </w:p>
+    <w:p>
+      <w:r>
+        <w:br w:type="page"/>
       </w:r>
     </w:p>
     <w:tbl>
       <w:tblPr>
-        <w:tblW w:type="dxa" w:w="9746"/>
+        <w:tblW w:type="dxa" w:w="9906"/>
+        <w:tblBorders>
+          <w:top w:val="single" w:color="auto" w:sz="4"/>
+          <w:left w:val="single" w:color="auto" w:sz="4"/>
+          <w:bottom w:val="single" w:color="auto" w:sz="4"/>
+          <w:right w:val="single" w:color="auto" w:sz="4"/>
+          <w:insideH w:val="single" w:color="auto" w:sz="4"/>
+          <w:insideV w:val="single" w:color="auto" w:sz="4"/>
+        </w:tblBorders>
+      </w:tblPr>
+      <w:tblGrid>
+        <w:gridCol w:w="700"/>
+        <w:gridCol w:w="6200"/>
+        <w:gridCol w:w="3006"/>
+      </w:tblGrid>
+      <w:tr>
+        <w:trPr>
+          <w:cantSplit/>
+        </w:trPr>
+        <w:tc>
+          <w:tcPr>
+            <w:tcW w:type="dxa" w:w="700"/>
+            <w:tcBorders>
+              <w:top w:val="nil"/>
+              <w:left w:val="nil"/>
+              <w:bottom w:val="nil"/>
+              <w:right w:val="nil"/>
+            </w:tcBorders>
+            <w:shd w:fill="2D1B69" w:color="auto" w:val="clear"/>
+            <w:tcMar>
+              <w:top w:type="dxa" w:w="120"/>
+              <w:left w:type="dxa" w:w="40"/>
+              <w:bottom w:type="dxa" w:w="120"/>
+              <w:right w:type="dxa" w:w="40"/>
+            </w:tcMar>
+            <w:vAlign w:val="center"/>
+          </w:tcPr>
+          <w:p>
+            <w:pPr>
+              <w:spacing w:after="0" w:before="0" w:line="276"/>
+              <w:jc w:val="center"/>
+            </w:pPr>
+            <w:r>
+              <w:rPr>
+                <w:rFonts w:ascii="Arial" w:cs="Arial" w:eastAsia="Arial" w:hAnsi="Arial"/>
+                <w:b/>
+                <w:bCs/>
+                <w:i w:val="false"/>
+                <w:iCs w:val="false"/>
+                <w:caps w:val="false"/>
+                <w:color w:val="FFFFFF"/>
+                <w:sz w:val="12"/>
+                <w:szCs w:val="12"/>
+              </w:rPr>
+              <w:t xml:space="preserve">PCTP</w:t>
+            </w:r>
+          </w:p>
+        </w:tc>
+        <w:tc>
+          <w:tcPr>
+            <w:tcW w:type="dxa" w:w="6200"/>
+            <w:tcBorders>
+              <w:top w:val="nil"/>
+              <w:left w:val="nil"/>
+              <w:bottom w:val="nil"/>
+              <w:right w:val="nil"/>
+            </w:tcBorders>
+            <w:tcMar>
+              <w:top w:type="dxa" w:w="0"/>
+              <w:left w:type="dxa" w:w="160"/>
+              <w:bottom w:type="dxa" w:w="0"/>
+              <w:right w:type="dxa" w:w="0"/>
+            </w:tcMar>
+            <w:vAlign w:val="center"/>
+          </w:tcPr>
+          <w:p>
+            <w:pPr>
+              <w:spacing w:after="20" w:before="0" w:line="276"/>
+              <w:jc w:val="left"/>
+            </w:pPr>
+            <w:r>
+              <w:rPr>
+                <w:rFonts w:ascii="Arial" w:cs="Arial" w:eastAsia="Arial" w:hAnsi="Arial"/>
+                <w:b/>
+                <w:bCs/>
+                <w:i w:val="false"/>
+                <w:iCs w:val="false"/>
+                <w:caps w:val="false"/>
+                <w:color w:val="2D1B69"/>
+                <w:sz w:val="26"/>
+                <w:szCs w:val="26"/>
+              </w:rPr>
+              <w:t xml:space="preserve">EduPlaner 2026</w:t>
+            </w:r>
+          </w:p>
+          <w:p>
+            <w:pPr>
+              <w:spacing w:after="0" w:before="0" w:line="276"/>
+              <w:jc w:val="left"/>
+            </w:pPr>
+            <w:r>
+              <w:rPr>
+                <w:rFonts w:ascii="Arial" w:cs="Arial" w:eastAsia="Arial" w:hAnsi="Arial"/>
+                <w:b w:val="false"/>
+                <w:bCs w:val="false"/>
+                <w:i w:val="false"/>
+                <w:iCs w:val="false"/>
+                <w:caps/>
+                <w:color w:val="6B6378"/>
+                <w:spacing w:val="14"/>
+                <w:sz w:val="12"/>
+                <w:szCs w:val="12"/>
+              </w:rPr>
+              <w:t xml:space="preserve">Raport Oceny Funkcjonalnej · Metryczka i obserwacja wstępna</w:t>
+            </w:r>
+          </w:p>
+        </w:tc>
+        <w:tc>
+          <w:tcPr>
+            <w:tcW w:type="dxa" w:w="3006"/>
+            <w:tcBorders>
+              <w:top w:val="nil"/>
+              <w:left w:val="nil"/>
+              <w:bottom w:val="nil"/>
+              <w:right w:val="nil"/>
+            </w:tcBorders>
+            <w:tcMar>
+              <w:top w:type="dxa" w:w="0"/>
+              <w:left w:type="dxa" w:w="0"/>
+              <w:bottom w:type="dxa" w:w="0"/>
+              <w:right w:type="dxa" w:w="0"/>
+            </w:tcMar>
+            <w:vAlign w:val="center"/>
+          </w:tcPr>
+          <w:p>
+            <w:pPr>
+              <w:spacing w:after="60" w:before="0" w:line="276"/>
+              <w:jc w:val="right"/>
+            </w:pPr>
+            <w:r>
+              <w:rPr>
+                <w:rFonts w:ascii="Arial" w:cs="Arial" w:eastAsia="Arial" w:hAnsi="Arial"/>
+                <w:b/>
+                <w:bCs/>
+                <w:i w:val="false"/>
+                <w:iCs w:val="false"/>
+                <w:caps w:val="false"/>
+                <w:color w:val="FFFFFF"/>
+                <w:spacing w:val="10"/>
+                <w:sz w:val="13"/>
+                <w:szCs w:val="13"/>
+                <w:shd w:fill="E74509" w:color="auto" w:val="clear"/>
+              </w:rPr>
+              <w:t xml:space="preserve">  RAPORT · 2026  </w:t>
+            </w:r>
+          </w:p>
+          <w:p>
+            <w:pPr>
+              <w:spacing w:after="0" w:before="0" w:line="276"/>
+              <w:jc w:val="right"/>
+            </w:pPr>
+            <w:r>
+              <w:rPr>
+                <w:rFonts w:ascii="Arial" w:cs="Arial" w:eastAsia="Arial" w:hAnsi="Arial"/>
+                <w:b w:val="false"/>
+                <w:bCs w:val="false"/>
+                <w:i w:val="false"/>
+                <w:iCs w:val="false"/>
+                <w:caps w:val="false"/>
+                <w:color w:val="6B6378"/>
+                <w:spacing w:val="14"/>
+                <w:sz w:val="11"/>
+                <w:szCs w:val="11"/>
+              </w:rPr>
+              <w:t xml:space="preserve">DOKUMENT DLA RODZICA · 2026</w:t>
+            </w:r>
+          </w:p>
+        </w:tc>
+      </w:tr>
+    </w:tbl>
+    <w:p>
+      <w:pPr>
+        <w:pBdr>
+          <w:bottom w:val="single" w:color="2D1B69" w:sz="12" w:space="1"/>
+        </w:pBdr>
+        <w:spacing w:after="160" w:before="60"/>
+      </w:pPr>
+    </w:p>
+    <w:tbl>
+      <w:tblPr>
+        <w:tblW w:type="dxa" w:w="9706"/>
+        <w:tblBorders>
+          <w:top w:val="single" w:color="auto" w:sz="4"/>
+          <w:left w:val="single" w:color="auto" w:sz="4"/>
+          <w:bottom w:val="single" w:color="auto" w:sz="4"/>
+          <w:right w:val="single" w:color="auto" w:sz="4"/>
+          <w:insideH w:val="single" w:color="auto" w:sz="4"/>
+          <w:insideV w:val="single" w:color="auto" w:sz="4"/>
+        </w:tblBorders>
+      </w:tblPr>
+      <w:tblGrid>
+        <w:gridCol w:w="3900"/>
+        <w:gridCol w:w="2900"/>
+        <w:gridCol w:w="2906"/>
+      </w:tblGrid>
+      <w:tr>
+        <w:trPr>
+          <w:cantSplit/>
+        </w:trPr>
+        <w:tc>
+          <w:tcPr>
+            <w:tcW w:type="dxa" w:w="3900"/>
+            <w:tcBorders>
+              <w:top w:val="single" w:color="FFFFFF" w:sz="12"/>
+              <w:left w:val="single" w:color="FFFFFF" w:sz="12"/>
+              <w:bottom w:val="single" w:color="FFFFFF" w:sz="12"/>
+              <w:right w:val="single" w:color="FFFFFF" w:sz="12"/>
+            </w:tcBorders>
+            <w:shd w:fill="EFE9F9" w:color="auto" w:val="clear"/>
+            <w:tcMar>
+              <w:top w:type="dxa" w:w="110"/>
+              <w:left w:type="dxa" w:w="180"/>
+              <w:bottom w:type="dxa" w:w="110"/>
+              <w:right w:type="dxa" w:w="120"/>
+            </w:tcMar>
+            <w:vAlign w:val="top"/>
+          </w:tcPr>
+          <w:p>
+            <w:pPr>
+              <w:spacing w:after="0" w:before="0" w:line="276"/>
+              <w:jc w:val="left"/>
+            </w:pPr>
+            <w:r>
+              <w:rPr>
+                <w:rFonts w:ascii="Arial" w:cs="Arial" w:eastAsia="Arial" w:hAnsi="Arial"/>
+                <w:b/>
+                <w:bCs/>
+                <w:i w:val="false"/>
+                <w:iCs w:val="false"/>
+                <w:caps w:val="false"/>
+                <w:color w:val="7D6FB0"/>
+                <w:spacing w:val="14"/>
+                <w:sz w:val="12"/>
+                <w:szCs w:val="12"/>
+              </w:rPr>
+              <w:t xml:space="preserve">DOTYCZY DZIECKA</w:t>
+            </w:r>
+            <w:r>
+              <w:rPr>
+                <w:rFonts w:ascii="Arial" w:cs="Arial" w:eastAsia="Arial" w:hAnsi="Arial"/>
+                <w:b w:val="false"/>
+                <w:bCs w:val="false"/>
+                <w:i w:val="false"/>
+                <w:iCs w:val="false"/>
+                <w:caps w:val="false"/>
+                <w:color w:val="B6A6DF"/>
+                <w:sz w:val="14"/>
+                <w:szCs w:val="14"/>
+              </w:rPr>
+              <w:t xml:space="preserve">  ....................................................</w:t>
+            </w:r>
+            <w:r>
+              <w:rPr>
+                <w:rFonts w:ascii="Arial" w:cs="Arial" w:eastAsia="Arial" w:hAnsi="Arial"/>
+                <w:b w:val="false"/>
+                <w:bCs w:val="false"/>
+                <w:i w:val="false"/>
+                <w:iCs w:val="false"/>
+                <w:caps w:val="false"/>
+                <w:color w:val="6B6378"/>
+                <w:sz w:val="14"/>
+                <w:szCs w:val="14"/>
+              </w:rPr>
+              <w:t xml:space="preserve"/>
+            </w:r>
+          </w:p>
+        </w:tc>
+        <w:tc>
+          <w:tcPr>
+            <w:tcW w:type="dxa" w:w="2900"/>
+            <w:tcBorders>
+              <w:top w:val="single" w:color="FFFFFF" w:sz="12"/>
+              <w:left w:val="single" w:color="FFFFFF" w:sz="12"/>
+              <w:bottom w:val="single" w:color="FFFFFF" w:sz="12"/>
+              <w:right w:val="single" w:color="FFFFFF" w:sz="12"/>
+            </w:tcBorders>
+            <w:shd w:fill="EFE9F9" w:color="auto" w:val="clear"/>
+            <w:tcMar>
+              <w:top w:type="dxa" w:w="110"/>
+              <w:left w:type="dxa" w:w="180"/>
+              <w:bottom w:type="dxa" w:w="110"/>
+              <w:right w:type="dxa" w:w="120"/>
+            </w:tcMar>
+            <w:vAlign w:val="top"/>
+          </w:tcPr>
+          <w:p>
+            <w:pPr>
+              <w:spacing w:after="0" w:before="0" w:line="276"/>
+              <w:jc w:val="left"/>
+            </w:pPr>
+            <w:r>
+              <w:rPr>
+                <w:rFonts w:ascii="Arial" w:cs="Arial" w:eastAsia="Arial" w:hAnsi="Arial"/>
+                <w:b/>
+                <w:bCs/>
+                <w:i w:val="false"/>
+                <w:iCs w:val="false"/>
+                <w:caps w:val="false"/>
+                <w:color w:val="7D6FB0"/>
+                <w:spacing w:val="14"/>
+                <w:sz w:val="12"/>
+                <w:szCs w:val="12"/>
+              </w:rPr>
+              <w:t xml:space="preserve">GRUPA / KLASA</w:t>
+            </w:r>
+            <w:r>
+              <w:rPr>
+                <w:rFonts w:ascii="Arial" w:cs="Arial" w:eastAsia="Arial" w:hAnsi="Arial"/>
+                <w:b w:val="false"/>
+                <w:bCs w:val="false"/>
+                <w:i w:val="false"/>
+                <w:iCs w:val="false"/>
+                <w:caps w:val="false"/>
+                <w:color w:val="B6A6DF"/>
+                <w:sz w:val="14"/>
+                <w:szCs w:val="14"/>
+              </w:rPr>
+              <w:t xml:space="preserve">  ..............................</w:t>
+            </w:r>
+            <w:r>
+              <w:rPr>
+                <w:rFonts w:ascii="Arial" w:cs="Arial" w:eastAsia="Arial" w:hAnsi="Arial"/>
+                <w:b w:val="false"/>
+                <w:bCs w:val="false"/>
+                <w:i w:val="false"/>
+                <w:iCs w:val="false"/>
+                <w:caps w:val="false"/>
+                <w:color w:val="6B6378"/>
+                <w:sz w:val="14"/>
+                <w:szCs w:val="14"/>
+              </w:rPr>
+              <w:t xml:space="preserve"/>
+            </w:r>
+          </w:p>
+        </w:tc>
+        <w:tc>
+          <w:tcPr>
+            <w:tcW w:type="dxa" w:w="2906"/>
+            <w:tcBorders>
+              <w:top w:val="single" w:color="FFFFFF" w:sz="12"/>
+              <w:left w:val="single" w:color="FFFFFF" w:sz="12"/>
+              <w:bottom w:val="single" w:color="FFFFFF" w:sz="12"/>
+              <w:right w:val="single" w:color="FFFFFF" w:sz="12"/>
+            </w:tcBorders>
+            <w:shd w:fill="EFE9F9" w:color="auto" w:val="clear"/>
+            <w:tcMar>
+              <w:top w:type="dxa" w:w="110"/>
+              <w:left w:type="dxa" w:w="180"/>
+              <w:bottom w:type="dxa" w:w="110"/>
+              <w:right w:type="dxa" w:w="120"/>
+            </w:tcMar>
+            <w:vAlign w:val="top"/>
+          </w:tcPr>
+          <w:p>
+            <w:pPr>
+              <w:spacing w:after="0" w:before="0" w:line="276"/>
+              <w:jc w:val="left"/>
+            </w:pPr>
+            <w:r>
+              <w:rPr>
+                <w:rFonts w:ascii="Arial" w:cs="Arial" w:eastAsia="Arial" w:hAnsi="Arial"/>
+                <w:b/>
+                <w:bCs/>
+                <w:i w:val="false"/>
+                <w:iCs w:val="false"/>
+                <w:caps w:val="false"/>
+                <w:color w:val="7D6FB0"/>
+                <w:spacing w:val="14"/>
+                <w:sz w:val="12"/>
+                <w:szCs w:val="12"/>
+              </w:rPr>
+              <w:t xml:space="preserve">DATA</w:t>
+            </w:r>
+            <w:r>
+              <w:rPr>
+                <w:rFonts w:ascii="Arial" w:cs="Arial" w:eastAsia="Arial" w:hAnsi="Arial"/>
+                <w:b w:val="false"/>
+                <w:bCs w:val="false"/>
+                <w:i w:val="false"/>
+                <w:iCs w:val="false"/>
+                <w:caps w:val="false"/>
+                <w:color w:val="B6A6DF"/>
+                <w:sz w:val="14"/>
+                <w:szCs w:val="14"/>
+              </w:rPr>
+              <w:t xml:space="preserve">  ..............................</w:t>
+            </w:r>
+            <w:r>
+              <w:rPr>
+                <w:rFonts w:ascii="Arial" w:cs="Arial" w:eastAsia="Arial" w:hAnsi="Arial"/>
+                <w:b w:val="false"/>
+                <w:bCs w:val="false"/>
+                <w:i w:val="false"/>
+                <w:iCs w:val="false"/>
+                <w:caps w:val="false"/>
+                <w:color w:val="6B6378"/>
+                <w:sz w:val="14"/>
+                <w:szCs w:val="14"/>
+              </w:rPr>
+              <w:t xml:space="preserve">  r.</w:t>
+            </w:r>
+          </w:p>
+        </w:tc>
+      </w:tr>
+    </w:tbl>
+    <w:p>
+      <w:pPr>
+        <w:spacing w:after="120" w:before="0"/>
+      </w:pPr>
+    </w:p>
+    <w:p>
+      <w:pPr>
+        <w:keepNext/>
+        <w:pBdr>
+          <w:bottom w:val="single" w:color="D9D0F0" w:sz="4" w:space="6"/>
+        </w:pBdr>
+        <w:spacing w:after="140" w:before="200"/>
+      </w:pPr>
+      <w:r>
+        <w:rPr>
+          <w:rFonts w:ascii="Arial" w:cs="Arial" w:eastAsia="Arial" w:hAnsi="Arial"/>
+          <w:b/>
+          <w:bCs/>
+          <w:i w:val="false"/>
+          <w:iCs w:val="false"/>
+          <w:caps w:val="false"/>
+          <w:color w:val="FFFFFF"/>
+          <w:sz w:val="20"/>
+          <w:szCs w:val="20"/>
+          <w:shd w:fill="E74509" w:color="auto" w:val="clear"/>
+        </w:rPr>
+        <w:t xml:space="preserve"> 1 </w:t>
+      </w:r>
+      <w:r>
+        <w:rPr>
+          <w:rFonts w:ascii="Arial" w:cs="Arial" w:eastAsia="Arial" w:hAnsi="Arial"/>
+          <w:b w:val="false"/>
+          <w:bCs w:val="false"/>
+          <w:i w:val="false"/>
+          <w:iCs w:val="false"/>
+          <w:caps w:val="false"/>
+          <w:color w:val="1A1530"/>
+          <w:sz w:val="20"/>
+          <w:szCs w:val="20"/>
+        </w:rPr>
+        <w:t xml:space="preserve">   </w:t>
+      </w:r>
+      <w:r>
+        <w:rPr>
+          <w:rFonts w:ascii="Arial" w:cs="Arial" w:eastAsia="Arial" w:hAnsi="Arial"/>
+          <w:b/>
+          <w:bCs/>
+          <w:i w:val="false"/>
+          <w:iCs w:val="false"/>
+          <w:caps w:val="false"/>
+          <w:color w:val="2D1B69"/>
+          <w:spacing w:val="10"/>
+          <w:sz w:val="22"/>
+          <w:szCs w:val="22"/>
+        </w:rPr>
+        <w:t xml:space="preserve">METRYCZKA BAZOWA</w:t>
+      </w:r>
+    </w:p>
+    <w:tbl>
+      <w:tblPr>
+        <w:tblW w:type="dxa" w:w="9906"/>
         <w:tblBorders>
           <w:top w:val="single" w:color="auto" w:sz="4"/>
           <w:left w:val="single" w:color="auto" w:sz="4"/>
@@ -1331,30 +2166,33 @@
       </w:tblPr>
       <w:tblGrid>
         <w:gridCol w:w="3000"/>
-        <w:gridCol w:w="6746"/>
+        <w:gridCol w:w="6906"/>
       </w:tblGrid>
       <w:tr>
+        <w:trPr>
+          <w:cantSplit/>
+        </w:trPr>
         <w:tc>
           <w:tcPr>
             <w:tcW w:type="dxa" w:w="3000"/>
             <w:tcBorders>
-              <w:top w:val="single" w:color="D8D2C5" w:sz="4"/>
-              <w:left w:val="single" w:color="D8D2C5" w:sz="4"/>
-              <w:bottom w:val="single" w:color="D8D2C5" w:sz="4"/>
-              <w:right w:val="single" w:color="D8D2C5" w:sz="4"/>
+              <w:top w:val="single" w:color="D9D0F0" w:sz="4"/>
+              <w:left w:val="single" w:color="D9D0F0" w:sz="4"/>
+              <w:bottom w:val="single" w:color="D9D0F0" w:sz="4"/>
+              <w:right w:val="single" w:color="D9D0F0" w:sz="4"/>
             </w:tcBorders>
-            <w:shd w:fill="2D1B69" w:color="auto" w:val="clear"/>
+            <w:shd w:fill="EFE9F9" w:color="auto" w:val="clear"/>
             <w:tcMar>
-              <w:top w:type="dxa" w:w="120"/>
-              <w:left w:type="dxa" w:w="160"/>
-              <w:bottom w:type="dxa" w:w="120"/>
-              <w:right w:type="dxa" w:w="160"/>
+              <w:top w:type="dxa" w:w="100"/>
+              <w:left w:type="dxa" w:w="180"/>
+              <w:bottom w:type="dxa" w:w="100"/>
+              <w:right w:type="dxa" w:w="120"/>
             </w:tcMar>
             <w:vAlign w:val="top"/>
           </w:tcPr>
           <w:p>
             <w:pPr>
-              <w:spacing w:after="0" w:before="0" w:line="260"/>
+              <w:spacing w:after="0" w:before="0" w:line="276"/>
               <w:jc w:val="left"/>
             </w:pPr>
             <w:r>
@@ -1365,9 +2203,10 @@
                 <w:i w:val="false"/>
                 <w:iCs w:val="false"/>
                 <w:caps/>
-                <w:color w:val="FFFFFF"/>
-                <w:sz w:val="15"/>
-                <w:szCs w:val="15"/>
+                <w:color w:val="2D1B69"/>
+                <w:spacing w:val="10"/>
+                <w:sz w:val="13"/>
+                <w:szCs w:val="13"/>
               </w:rPr>
               <w:t xml:space="preserve">Imię i nazwisko</w:t>
             </w:r>
@@ -1375,25 +2214,25 @@
         </w:tc>
         <w:tc>
           <w:tcPr>
-            <w:tcW w:type="dxa" w:w="6746"/>
+            <w:tcW w:type="dxa" w:w="6906"/>
             <w:tcBorders>
-              <w:top w:val="single" w:color="D8D2C5" w:sz="4"/>
-              <w:left w:val="single" w:color="D8D2C5" w:sz="4"/>
-              <w:bottom w:val="single" w:color="D8D2C5" w:sz="4"/>
-              <w:right w:val="single" w:color="D8D2C5" w:sz="4"/>
+              <w:top w:val="single" w:color="E3E1EC" w:sz="4"/>
+              <w:left w:val="single" w:color="E3E1EC" w:sz="4"/>
+              <w:bottom w:val="single" w:color="E3E1EC" w:sz="4"/>
+              <w:right w:val="single" w:color="D9D0F0" w:sz="4"/>
             </w:tcBorders>
-            <w:shd w:fill="FFFFFF" w:color="auto" w:val="clear"/>
             <w:tcMar>
-              <w:top w:type="dxa" w:w="120"/>
-              <w:left w:type="dxa" w:w="160"/>
-              <w:bottom w:type="dxa" w:w="120"/>
-              <w:right w:type="dxa" w:w="160"/>
+              <w:top w:type="dxa" w:w="90"/>
+              <w:left w:type="dxa" w:w="180"/>
+              <w:bottom w:type="dxa" w:w="90"/>
+              <w:right w:type="dxa" w:w="180"/>
             </w:tcMar>
             <w:vAlign w:val="top"/>
           </w:tcPr>
           <w:p>
             <w:pPr>
               <w:spacing w:after="0" w:before="0" w:line="270"/>
+              <w:jc w:val="left"/>
             </w:pPr>
             <w:r>
               <w:rPr>
@@ -1413,27 +2252,30 @@
         </w:tc>
       </w:tr>
       <w:tr>
+        <w:trPr>
+          <w:cantSplit/>
+        </w:trPr>
         <w:tc>
           <w:tcPr>
             <w:tcW w:type="dxa" w:w="3000"/>
             <w:tcBorders>
-              <w:top w:val="single" w:color="D8D2C5" w:sz="4"/>
-              <w:left w:val="single" w:color="D8D2C5" w:sz="4"/>
-              <w:bottom w:val="single" w:color="D8D2C5" w:sz="4"/>
-              <w:right w:val="single" w:color="D8D2C5" w:sz="4"/>
+              <w:top w:val="single" w:color="D9D0F0" w:sz="4"/>
+              <w:left w:val="single" w:color="D9D0F0" w:sz="4"/>
+              <w:bottom w:val="single" w:color="D9D0F0" w:sz="4"/>
+              <w:right w:val="single" w:color="D9D0F0" w:sz="4"/>
             </w:tcBorders>
-            <w:shd w:fill="2D1B69" w:color="auto" w:val="clear"/>
+            <w:shd w:fill="EFE9F9" w:color="auto" w:val="clear"/>
             <w:tcMar>
-              <w:top w:type="dxa" w:w="120"/>
-              <w:left w:type="dxa" w:w="160"/>
-              <w:bottom w:type="dxa" w:w="120"/>
-              <w:right w:type="dxa" w:w="160"/>
+              <w:top w:type="dxa" w:w="100"/>
+              <w:left w:type="dxa" w:w="180"/>
+              <w:bottom w:type="dxa" w:w="100"/>
+              <w:right w:type="dxa" w:w="120"/>
             </w:tcMar>
             <w:vAlign w:val="top"/>
           </w:tcPr>
           <w:p>
             <w:pPr>
-              <w:spacing w:after="0" w:before="0" w:line="260"/>
+              <w:spacing w:after="0" w:before="0" w:line="276"/>
               <w:jc w:val="left"/>
             </w:pPr>
             <w:r>
@@ -1444,9 +2286,10 @@
                 <w:i w:val="false"/>
                 <w:iCs w:val="false"/>
                 <w:caps/>
-                <w:color w:val="FFFFFF"/>
-                <w:sz w:val="15"/>
-                <w:szCs w:val="15"/>
+                <w:color w:val="2D1B69"/>
+                <w:spacing w:val="10"/>
+                <w:sz w:val="13"/>
+                <w:szCs w:val="13"/>
               </w:rPr>
               <w:t xml:space="preserve">Data urodzenia</w:t>
             </w:r>
@@ -1454,25 +2297,25 @@
         </w:tc>
         <w:tc>
           <w:tcPr>
-            <w:tcW w:type="dxa" w:w="6746"/>
+            <w:tcW w:type="dxa" w:w="6906"/>
             <w:tcBorders>
-              <w:top w:val="single" w:color="D8D2C5" w:sz="4"/>
-              <w:left w:val="single" w:color="D8D2C5" w:sz="4"/>
-              <w:bottom w:val="single" w:color="D8D2C5" w:sz="4"/>
-              <w:right w:val="single" w:color="D8D2C5" w:sz="4"/>
+              <w:top w:val="single" w:color="E3E1EC" w:sz="4"/>
+              <w:left w:val="single" w:color="E3E1EC" w:sz="4"/>
+              <w:bottom w:val="single" w:color="E3E1EC" w:sz="4"/>
+              <w:right w:val="single" w:color="D9D0F0" w:sz="4"/>
             </w:tcBorders>
-            <w:shd w:fill="FBF9F4" w:color="auto" w:val="clear"/>
             <w:tcMar>
-              <w:top w:type="dxa" w:w="120"/>
-              <w:left w:type="dxa" w:w="160"/>
-              <w:bottom w:type="dxa" w:w="120"/>
-              <w:right w:type="dxa" w:w="160"/>
+              <w:top w:type="dxa" w:w="90"/>
+              <w:left w:type="dxa" w:w="180"/>
+              <w:bottom w:type="dxa" w:w="90"/>
+              <w:right w:type="dxa" w:w="180"/>
             </w:tcMar>
             <w:vAlign w:val="top"/>
           </w:tcPr>
           <w:p>
             <w:pPr>
               <w:spacing w:after="0" w:before="0" w:line="270"/>
+              <w:jc w:val="left"/>
             </w:pPr>
             <w:r>
               <w:rPr>
@@ -1492,27 +2335,30 @@
         </w:tc>
       </w:tr>
       <w:tr>
+        <w:trPr>
+          <w:cantSplit/>
+        </w:trPr>
         <w:tc>
           <w:tcPr>
             <w:tcW w:type="dxa" w:w="3000"/>
             <w:tcBorders>
-              <w:top w:val="single" w:color="D8D2C5" w:sz="4"/>
-              <w:left w:val="single" w:color="D8D2C5" w:sz="4"/>
-              <w:bottom w:val="single" w:color="D8D2C5" w:sz="4"/>
-              <w:right w:val="single" w:color="D8D2C5" w:sz="4"/>
+              <w:top w:val="single" w:color="D9D0F0" w:sz="4"/>
+              <w:left w:val="single" w:color="D9D0F0" w:sz="4"/>
+              <w:bottom w:val="single" w:color="D9D0F0" w:sz="4"/>
+              <w:right w:val="single" w:color="D9D0F0" w:sz="4"/>
             </w:tcBorders>
-            <w:shd w:fill="2D1B69" w:color="auto" w:val="clear"/>
+            <w:shd w:fill="EFE9F9" w:color="auto" w:val="clear"/>
             <w:tcMar>
-              <w:top w:type="dxa" w:w="120"/>
-              <w:left w:type="dxa" w:w="160"/>
-              <w:bottom w:type="dxa" w:w="120"/>
-              <w:right w:type="dxa" w:w="160"/>
+              <w:top w:type="dxa" w:w="100"/>
+              <w:left w:type="dxa" w:w="180"/>
+              <w:bottom w:type="dxa" w:w="100"/>
+              <w:right w:type="dxa" w:w="120"/>
             </w:tcMar>
             <w:vAlign w:val="top"/>
           </w:tcPr>
           <w:p>
             <w:pPr>
-              <w:spacing w:after="0" w:before="0" w:line="260"/>
+              <w:spacing w:after="0" w:before="0" w:line="276"/>
               <w:jc w:val="left"/>
             </w:pPr>
             <w:r>
@@ -1523,9 +2369,10 @@
                 <w:i w:val="false"/>
                 <w:iCs w:val="false"/>
                 <w:caps/>
-                <w:color w:val="FFFFFF"/>
-                <w:sz w:val="15"/>
-                <w:szCs w:val="15"/>
+                <w:color w:val="2D1B69"/>
+                <w:spacing w:val="10"/>
+                <w:sz w:val="13"/>
+                <w:szCs w:val="13"/>
               </w:rPr>
               <w:t xml:space="preserve">Placówka / Oddział</w:t>
             </w:r>
@@ -1533,25 +2380,25 @@
         </w:tc>
         <w:tc>
           <w:tcPr>
-            <w:tcW w:type="dxa" w:w="6746"/>
+            <w:tcW w:type="dxa" w:w="6906"/>
             <w:tcBorders>
-              <w:top w:val="single" w:color="D8D2C5" w:sz="4"/>
-              <w:left w:val="single" w:color="D8D2C5" w:sz="4"/>
-              <w:bottom w:val="single" w:color="D8D2C5" w:sz="4"/>
-              <w:right w:val="single" w:color="D8D2C5" w:sz="4"/>
+              <w:top w:val="single" w:color="E3E1EC" w:sz="4"/>
+              <w:left w:val="single" w:color="E3E1EC" w:sz="4"/>
+              <w:bottom w:val="single" w:color="E3E1EC" w:sz="4"/>
+              <w:right w:val="single" w:color="D9D0F0" w:sz="4"/>
             </w:tcBorders>
-            <w:shd w:fill="FFFFFF" w:color="auto" w:val="clear"/>
             <w:tcMar>
-              <w:top w:type="dxa" w:w="120"/>
-              <w:left w:type="dxa" w:w="160"/>
-              <w:bottom w:type="dxa" w:w="120"/>
-              <w:right w:type="dxa" w:w="160"/>
+              <w:top w:type="dxa" w:w="90"/>
+              <w:left w:type="dxa" w:w="180"/>
+              <w:bottom w:type="dxa" w:w="90"/>
+              <w:right w:type="dxa" w:w="180"/>
             </w:tcMar>
             <w:vAlign w:val="top"/>
           </w:tcPr>
           <w:p>
             <w:pPr>
               <w:spacing w:after="0" w:before="0" w:line="270"/>
+              <w:jc w:val="left"/>
             </w:pPr>
             <w:r>
               <w:rPr>
@@ -1571,27 +2418,30 @@
         </w:tc>
       </w:tr>
       <w:tr>
+        <w:trPr>
+          <w:cantSplit/>
+        </w:trPr>
         <w:tc>
           <w:tcPr>
             <w:tcW w:type="dxa" w:w="3000"/>
             <w:tcBorders>
-              <w:top w:val="single" w:color="D8D2C5" w:sz="4"/>
-              <w:left w:val="single" w:color="D8D2C5" w:sz="4"/>
-              <w:bottom w:val="single" w:color="D8D2C5" w:sz="4"/>
-              <w:right w:val="single" w:color="D8D2C5" w:sz="4"/>
+              <w:top w:val="single" w:color="D9D0F0" w:sz="4"/>
+              <w:left w:val="single" w:color="D9D0F0" w:sz="4"/>
+              <w:bottom w:val="single" w:color="D9D0F0" w:sz="4"/>
+              <w:right w:val="single" w:color="D9D0F0" w:sz="4"/>
             </w:tcBorders>
-            <w:shd w:fill="2D1B69" w:color="auto" w:val="clear"/>
+            <w:shd w:fill="EFE9F9" w:color="auto" w:val="clear"/>
             <w:tcMar>
-              <w:top w:type="dxa" w:w="120"/>
-              <w:left w:type="dxa" w:w="160"/>
-              <w:bottom w:type="dxa" w:w="120"/>
-              <w:right w:type="dxa" w:w="160"/>
+              <w:top w:type="dxa" w:w="100"/>
+              <w:left w:type="dxa" w:w="180"/>
+              <w:bottom w:type="dxa" w:w="100"/>
+              <w:right w:type="dxa" w:w="120"/>
             </w:tcMar>
             <w:vAlign w:val="top"/>
           </w:tcPr>
           <w:p>
             <w:pPr>
-              <w:spacing w:after="0" w:before="0" w:line="260"/>
+              <w:spacing w:after="0" w:before="0" w:line="276"/>
               <w:jc w:val="left"/>
             </w:pPr>
             <w:r>
@@ -1602,9 +2452,10 @@
                 <w:i w:val="false"/>
                 <w:iCs w:val="false"/>
                 <w:caps/>
-                <w:color w:val="FFFFFF"/>
-                <w:sz w:val="15"/>
-                <w:szCs w:val="15"/>
+                <w:color w:val="2D1B69"/>
+                <w:spacing w:val="10"/>
+                <w:sz w:val="13"/>
+                <w:szCs w:val="13"/>
               </w:rPr>
               <w:t xml:space="preserve">Wariant wsparcia</w:t>
             </w:r>
@@ -1612,35 +2463,35 @@
         </w:tc>
         <w:tc>
           <w:tcPr>
-            <w:tcW w:type="dxa" w:w="6746"/>
+            <w:tcW w:type="dxa" w:w="6906"/>
             <w:tcBorders>
-              <w:top w:val="single" w:color="D8D2C5" w:sz="4"/>
-              <w:left w:val="single" w:color="D8D2C5" w:sz="4"/>
-              <w:bottom w:val="single" w:color="D8D2C5" w:sz="4"/>
-              <w:right w:val="single" w:color="D8D2C5" w:sz="4"/>
+              <w:top w:val="single" w:color="E3E1EC" w:sz="4"/>
+              <w:left w:val="single" w:color="E3E1EC" w:sz="4"/>
+              <w:bottom w:val="single" w:color="E3E1EC" w:sz="4"/>
+              <w:right w:val="single" w:color="D9D0F0" w:sz="4"/>
             </w:tcBorders>
-            <w:shd w:fill="FBF9F4" w:color="auto" w:val="clear"/>
             <w:tcMar>
-              <w:top w:type="dxa" w:w="120"/>
-              <w:left w:type="dxa" w:w="160"/>
-              <w:bottom w:type="dxa" w:w="120"/>
-              <w:right w:type="dxa" w:w="160"/>
+              <w:top w:type="dxa" w:w="90"/>
+              <w:left w:type="dxa" w:w="180"/>
+              <w:bottom w:type="dxa" w:w="90"/>
+              <w:right w:type="dxa" w:w="180"/>
             </w:tcMar>
             <w:vAlign w:val="top"/>
           </w:tcPr>
           <w:p>
             <w:pPr>
-              <w:spacing w:after="40" w:before="40" w:line="260"/>
-            </w:pPr>
-            <w:r>
-              <w:rPr>
-                <w:rFonts w:ascii="Arial" w:cs="Arial" w:eastAsia="Arial" w:hAnsi="Arial"/>
-                <w:b w:val="false"/>
-                <w:bCs w:val="false"/>
-                <w:i w:val="false"/>
-                <w:iCs w:val="false"/>
-                <w:caps w:val="false"/>
-                <w:color w:val="2D1B69"/>
+              <w:spacing w:after="30" w:before="30" w:line="260"/>
+              <w:jc w:val="left"/>
+            </w:pPr>
+            <w:r>
+              <w:rPr>
+                <w:rFonts w:ascii="Arial" w:cs="Arial" w:eastAsia="Arial" w:hAnsi="Arial"/>
+                <w:b w:val="false"/>
+                <w:bCs w:val="false"/>
+                <w:i w:val="false"/>
+                <w:iCs w:val="false"/>
+                <w:caps w:val="false"/>
+                <w:color w:val="B6A6DF"/>
                 <w:sz w:val="22"/>
                 <w:szCs w:val="22"/>
               </w:rPr>
@@ -1677,17 +2528,18 @@
           </w:p>
           <w:p>
             <w:pPr>
-              <w:spacing w:after="40" w:before="40" w:line="260"/>
-            </w:pPr>
-            <w:r>
-              <w:rPr>
-                <w:rFonts w:ascii="Arial" w:cs="Arial" w:eastAsia="Arial" w:hAnsi="Arial"/>
-                <w:b w:val="false"/>
-                <w:bCs w:val="false"/>
-                <w:i w:val="false"/>
-                <w:iCs w:val="false"/>
-                <w:caps w:val="false"/>
-                <w:color w:val="2D1B69"/>
+              <w:spacing w:after="30" w:before="30" w:line="260"/>
+              <w:jc w:val="left"/>
+            </w:pPr>
+            <w:r>
+              <w:rPr>
+                <w:rFonts w:ascii="Arial" w:cs="Arial" w:eastAsia="Arial" w:hAnsi="Arial"/>
+                <w:b w:val="false"/>
+                <w:bCs w:val="false"/>
+                <w:i w:val="false"/>
+                <w:iCs w:val="false"/>
+                <w:caps w:val="false"/>
+                <w:color w:val="B6A6DF"/>
                 <w:sz w:val="22"/>
                 <w:szCs w:val="22"/>
               </w:rPr>
@@ -1725,27 +2577,30 @@
         </w:tc>
       </w:tr>
       <w:tr>
+        <w:trPr>
+          <w:cantSplit/>
+        </w:trPr>
         <w:tc>
           <w:tcPr>
             <w:tcW w:type="dxa" w:w="3000"/>
             <w:tcBorders>
-              <w:top w:val="single" w:color="D8D2C5" w:sz="4"/>
-              <w:left w:val="single" w:color="D8D2C5" w:sz="4"/>
-              <w:bottom w:val="single" w:color="D8D2C5" w:sz="4"/>
-              <w:right w:val="single" w:color="D8D2C5" w:sz="4"/>
+              <w:top w:val="single" w:color="D9D0F0" w:sz="4"/>
+              <w:left w:val="single" w:color="D9D0F0" w:sz="4"/>
+              <w:bottom w:val="single" w:color="D9D0F0" w:sz="4"/>
+              <w:right w:val="single" w:color="D9D0F0" w:sz="4"/>
             </w:tcBorders>
-            <w:shd w:fill="2D1B69" w:color="auto" w:val="clear"/>
+            <w:shd w:fill="EFE9F9" w:color="auto" w:val="clear"/>
             <w:tcMar>
-              <w:top w:type="dxa" w:w="120"/>
-              <w:left w:type="dxa" w:w="160"/>
-              <w:bottom w:type="dxa" w:w="120"/>
-              <w:right w:type="dxa" w:w="160"/>
+              <w:top w:type="dxa" w:w="100"/>
+              <w:left w:type="dxa" w:w="180"/>
+              <w:bottom w:type="dxa" w:w="100"/>
+              <w:right w:type="dxa" w:w="120"/>
             </w:tcMar>
             <w:vAlign w:val="top"/>
           </w:tcPr>
           <w:p>
             <w:pPr>
-              <w:spacing w:after="0" w:before="0" w:line="260"/>
+              <w:spacing w:after="0" w:before="0" w:line="276"/>
               <w:jc w:val="left"/>
             </w:pPr>
             <w:r>
@@ -1756,9 +2611,10 @@
                 <w:i w:val="false"/>
                 <w:iCs w:val="false"/>
                 <w:caps/>
-                <w:color w:val="FFFFFF"/>
-                <w:sz w:val="15"/>
-                <w:szCs w:val="15"/>
+                <w:color w:val="2D1B69"/>
+                <w:spacing w:val="10"/>
+                <w:sz w:val="13"/>
+                <w:szCs w:val="13"/>
               </w:rPr>
               <w:t xml:space="preserve">Jednostka / Podstawa formalna</w:t>
             </w:r>
@@ -1766,25 +2622,25 @@
         </w:tc>
         <w:tc>
           <w:tcPr>
-            <w:tcW w:type="dxa" w:w="6746"/>
+            <w:tcW w:type="dxa" w:w="6906"/>
             <w:tcBorders>
-              <w:top w:val="single" w:color="D8D2C5" w:sz="4"/>
-              <w:left w:val="single" w:color="D8D2C5" w:sz="4"/>
-              <w:bottom w:val="single" w:color="D8D2C5" w:sz="4"/>
-              <w:right w:val="single" w:color="D8D2C5" w:sz="4"/>
+              <w:top w:val="single" w:color="E3E1EC" w:sz="4"/>
+              <w:left w:val="single" w:color="E3E1EC" w:sz="4"/>
+              <w:bottom w:val="single" w:color="E3E1EC" w:sz="4"/>
+              <w:right w:val="single" w:color="D9D0F0" w:sz="4"/>
             </w:tcBorders>
-            <w:shd w:fill="FFFFFF" w:color="auto" w:val="clear"/>
             <w:tcMar>
-              <w:top w:type="dxa" w:w="120"/>
-              <w:left w:type="dxa" w:w="160"/>
-              <w:bottom w:type="dxa" w:w="120"/>
-              <w:right w:type="dxa" w:w="160"/>
+              <w:top w:type="dxa" w:w="90"/>
+              <w:left w:type="dxa" w:w="180"/>
+              <w:bottom w:type="dxa" w:w="90"/>
+              <w:right w:type="dxa" w:w="180"/>
             </w:tcMar>
             <w:vAlign w:val="top"/>
           </w:tcPr>
           <w:p>
             <w:pPr>
               <w:spacing w:after="0" w:before="0" w:line="270"/>
+              <w:jc w:val="left"/>
             </w:pPr>
             <w:r>
               <w:rPr>
@@ -1930,27 +2786,30 @@
         </w:tc>
       </w:tr>
       <w:tr>
+        <w:trPr>
+          <w:cantSplit/>
+        </w:trPr>
         <w:tc>
           <w:tcPr>
             <w:tcW w:type="dxa" w:w="3000"/>
             <w:tcBorders>
-              <w:top w:val="single" w:color="D8D2C5" w:sz="4"/>
-              <w:left w:val="single" w:color="D8D2C5" w:sz="4"/>
-              <w:bottom w:val="single" w:color="D8D2C5" w:sz="4"/>
-              <w:right w:val="single" w:color="D8D2C5" w:sz="4"/>
+              <w:top w:val="single" w:color="D9D0F0" w:sz="4"/>
+              <w:left w:val="single" w:color="D9D0F0" w:sz="4"/>
+              <w:bottom w:val="single" w:color="D9D0F0" w:sz="4"/>
+              <w:right w:val="single" w:color="D9D0F0" w:sz="4"/>
             </w:tcBorders>
-            <w:shd w:fill="2D1B69" w:color="auto" w:val="clear"/>
+            <w:shd w:fill="EFE9F9" w:color="auto" w:val="clear"/>
             <w:tcMar>
-              <w:top w:type="dxa" w:w="120"/>
-              <w:left w:type="dxa" w:w="160"/>
-              <w:bottom w:type="dxa" w:w="120"/>
-              <w:right w:type="dxa" w:w="160"/>
+              <w:top w:type="dxa" w:w="100"/>
+              <w:left w:type="dxa" w:w="180"/>
+              <w:bottom w:type="dxa" w:w="100"/>
+              <w:right w:type="dxa" w:w="120"/>
             </w:tcMar>
             <w:vAlign w:val="top"/>
           </w:tcPr>
           <w:p>
             <w:pPr>
-              <w:spacing w:after="0" w:before="0" w:line="260"/>
+              <w:spacing w:after="0" w:before="0" w:line="276"/>
               <w:jc w:val="left"/>
             </w:pPr>
             <w:r>
@@ -1961,9 +2820,10 @@
                 <w:i w:val="false"/>
                 <w:iCs w:val="false"/>
                 <w:caps/>
-                <w:color w:val="FFFFFF"/>
-                <w:sz w:val="15"/>
-                <w:szCs w:val="15"/>
+                <w:color w:val="2D1B69"/>
+                <w:spacing w:val="10"/>
+                <w:sz w:val="13"/>
+                <w:szCs w:val="13"/>
               </w:rPr>
               <w:t xml:space="preserve">Schorzenia przewlekłe</w:t>
             </w:r>
@@ -1971,35 +2831,35 @@
         </w:tc>
         <w:tc>
           <w:tcPr>
-            <w:tcW w:type="dxa" w:w="6746"/>
+            <w:tcW w:type="dxa" w:w="6906"/>
             <w:tcBorders>
-              <w:top w:val="single" w:color="D8D2C5" w:sz="4"/>
-              <w:left w:val="single" w:color="D8D2C5" w:sz="4"/>
-              <w:bottom w:val="single" w:color="D8D2C5" w:sz="4"/>
-              <w:right w:val="single" w:color="D8D2C5" w:sz="4"/>
+              <w:top w:val="single" w:color="E3E1EC" w:sz="4"/>
+              <w:left w:val="single" w:color="E3E1EC" w:sz="4"/>
+              <w:bottom w:val="single" w:color="E3E1EC" w:sz="4"/>
+              <w:right w:val="single" w:color="D9D0F0" w:sz="4"/>
             </w:tcBorders>
-            <w:shd w:fill="FBF9F4" w:color="auto" w:val="clear"/>
             <w:tcMar>
-              <w:top w:type="dxa" w:w="120"/>
-              <w:left w:type="dxa" w:w="160"/>
-              <w:bottom w:type="dxa" w:w="120"/>
-              <w:right w:type="dxa" w:w="160"/>
+              <w:top w:type="dxa" w:w="90"/>
+              <w:left w:type="dxa" w:w="180"/>
+              <w:bottom w:type="dxa" w:w="90"/>
+              <w:right w:type="dxa" w:w="180"/>
             </w:tcMar>
             <w:vAlign w:val="top"/>
           </w:tcPr>
           <w:p>
             <w:pPr>
-              <w:spacing w:after="40" w:before="40" w:line="260"/>
-            </w:pPr>
-            <w:r>
-              <w:rPr>
-                <w:rFonts w:ascii="Arial" w:cs="Arial" w:eastAsia="Arial" w:hAnsi="Arial"/>
-                <w:b w:val="false"/>
-                <w:bCs w:val="false"/>
-                <w:i w:val="false"/>
-                <w:iCs w:val="false"/>
-                <w:caps w:val="false"/>
-                <w:color w:val="2D1B69"/>
+              <w:spacing w:after="30" w:before="30" w:line="260"/>
+              <w:jc w:val="left"/>
+            </w:pPr>
+            <w:r>
+              <w:rPr>
+                <w:rFonts w:ascii="Arial" w:cs="Arial" w:eastAsia="Arial" w:hAnsi="Arial"/>
+                <w:b w:val="false"/>
+                <w:bCs w:val="false"/>
+                <w:i w:val="false"/>
+                <w:iCs w:val="false"/>
+                <w:caps w:val="false"/>
+                <w:color w:val="B6A6DF"/>
                 <w:sz w:val="22"/>
                 <w:szCs w:val="22"/>
               </w:rPr>
@@ -2022,17 +2882,18 @@
           </w:p>
           <w:p>
             <w:pPr>
-              <w:spacing w:after="40" w:before="40" w:line="260"/>
-            </w:pPr>
-            <w:r>
-              <w:rPr>
-                <w:rFonts w:ascii="Arial" w:cs="Arial" w:eastAsia="Arial" w:hAnsi="Arial"/>
-                <w:b w:val="false"/>
-                <w:bCs w:val="false"/>
-                <w:i w:val="false"/>
-                <w:iCs w:val="false"/>
-                <w:caps w:val="false"/>
-                <w:color w:val="2D1B69"/>
+              <w:spacing w:after="30" w:before="30" w:line="260"/>
+              <w:jc w:val="left"/>
+            </w:pPr>
+            <w:r>
+              <w:rPr>
+                <w:rFonts w:ascii="Arial" w:cs="Arial" w:eastAsia="Arial" w:hAnsi="Arial"/>
+                <w:b w:val="false"/>
+                <w:bCs w:val="false"/>
+                <w:i w:val="false"/>
+                <w:iCs w:val="false"/>
+                <w:caps w:val="false"/>
+                <w:color w:val="B6A6DF"/>
                 <w:sz w:val="22"/>
                 <w:szCs w:val="22"/>
               </w:rPr>
@@ -2070,27 +2931,30 @@
         </w:tc>
       </w:tr>
       <w:tr>
+        <w:trPr>
+          <w:cantSplit/>
+        </w:trPr>
         <w:tc>
           <w:tcPr>
             <w:tcW w:type="dxa" w:w="3000"/>
             <w:tcBorders>
-              <w:top w:val="single" w:color="D8D2C5" w:sz="4"/>
-              <w:left w:val="single" w:color="D8D2C5" w:sz="4"/>
-              <w:bottom w:val="single" w:color="D8D2C5" w:sz="4"/>
-              <w:right w:val="single" w:color="D8D2C5" w:sz="4"/>
+              <w:top w:val="single" w:color="D9D0F0" w:sz="4"/>
+              <w:left w:val="single" w:color="D9D0F0" w:sz="4"/>
+              <w:bottom w:val="single" w:color="D9D0F0" w:sz="4"/>
+              <w:right w:val="single" w:color="D9D0F0" w:sz="4"/>
             </w:tcBorders>
-            <w:shd w:fill="2D1B69" w:color="auto" w:val="clear"/>
+            <w:shd w:fill="EFE9F9" w:color="auto" w:val="clear"/>
             <w:tcMar>
-              <w:top w:type="dxa" w:w="120"/>
-              <w:left w:type="dxa" w:w="160"/>
-              <w:bottom w:type="dxa" w:w="120"/>
-              <w:right w:type="dxa" w:w="160"/>
+              <w:top w:type="dxa" w:w="100"/>
+              <w:left w:type="dxa" w:w="180"/>
+              <w:bottom w:type="dxa" w:w="100"/>
+              <w:right w:type="dxa" w:w="120"/>
             </w:tcMar>
             <w:vAlign w:val="top"/>
           </w:tcPr>
           <w:p>
             <w:pPr>
-              <w:spacing w:after="0" w:before="0" w:line="260"/>
+              <w:spacing w:after="0" w:before="0" w:line="276"/>
               <w:jc w:val="left"/>
             </w:pPr>
             <w:r>
@@ -2101,9 +2965,10 @@
                 <w:i w:val="false"/>
                 <w:iCs w:val="false"/>
                 <w:caps/>
-                <w:color w:val="FFFFFF"/>
-                <w:sz w:val="15"/>
-                <w:szCs w:val="15"/>
+                <w:color w:val="2D1B69"/>
+                <w:spacing w:val="10"/>
+                <w:sz w:val="13"/>
+                <w:szCs w:val="13"/>
               </w:rPr>
               <w:t xml:space="preserve">Farmakoterapia i wskazania lekarza</w:t>
             </w:r>
@@ -2111,25 +2976,25 @@
         </w:tc>
         <w:tc>
           <w:tcPr>
-            <w:tcW w:type="dxa" w:w="6746"/>
+            <w:tcW w:type="dxa" w:w="6906"/>
             <w:tcBorders>
-              <w:top w:val="single" w:color="D8D2C5" w:sz="4"/>
-              <w:left w:val="single" w:color="D8D2C5" w:sz="4"/>
-              <w:bottom w:val="single" w:color="D8D2C5" w:sz="4"/>
-              <w:right w:val="single" w:color="D8D2C5" w:sz="4"/>
+              <w:top w:val="single" w:color="E3E1EC" w:sz="4"/>
+              <w:left w:val="single" w:color="E3E1EC" w:sz="4"/>
+              <w:bottom w:val="single" w:color="E3E1EC" w:sz="4"/>
+              <w:right w:val="single" w:color="D9D0F0" w:sz="4"/>
             </w:tcBorders>
-            <w:shd w:fill="FFFFFF" w:color="auto" w:val="clear"/>
             <w:tcMar>
-              <w:top w:type="dxa" w:w="120"/>
-              <w:left w:type="dxa" w:w="160"/>
-              <w:bottom w:type="dxa" w:w="120"/>
-              <w:right w:type="dxa" w:w="160"/>
+              <w:top w:type="dxa" w:w="90"/>
+              <w:left w:type="dxa" w:w="180"/>
+              <w:bottom w:type="dxa" w:w="90"/>
+              <w:right w:type="dxa" w:w="180"/>
             </w:tcMar>
             <w:vAlign w:val="top"/>
           </w:tcPr>
           <w:p>
             <w:pPr>
               <w:spacing w:after="0" w:before="0" w:line="270"/>
+              <w:jc w:val="left"/>
             </w:pPr>
             <w:r>
               <w:rPr>
@@ -2195,9 +3060,9 @@
       <w:pPr>
         <w:keepNext/>
         <w:pBdr>
-          <w:bottom w:val="single" w:color="2D1B69" w:sz="12" w:space="4"/>
+          <w:bottom w:val="single" w:color="D9D0F0" w:sz="4" w:space="6"/>
         </w:pBdr>
-        <w:spacing w:after="200" w:before="360"/>
+        <w:spacing w:after="140" w:before="200"/>
       </w:pPr>
       <w:r>
         <w:rPr>
@@ -2207,11 +3072,26 @@
           <w:i w:val="false"/>
           <w:iCs w:val="false"/>
           <w:caps w:val="false"/>
-          <w:color w:val="E8450A"/>
-          <w:sz w:val="36"/>
-          <w:szCs w:val="36"/>
+          <w:color w:val="FFFFFF"/>
+          <w:sz w:val="20"/>
+          <w:szCs w:val="20"/>
+          <w:shd w:fill="E74509" w:color="auto" w:val="clear"/>
         </w:rPr>
-        <w:t xml:space="preserve">2  </w:t>
+        <w:t xml:space="preserve"> 2 </w:t>
+      </w:r>
+      <w:r>
+        <w:rPr>
+          <w:rFonts w:ascii="Arial" w:cs="Arial" w:eastAsia="Arial" w:hAnsi="Arial"/>
+          <w:b w:val="false"/>
+          <w:bCs w:val="false"/>
+          <w:i w:val="false"/>
+          <w:iCs w:val="false"/>
+          <w:caps w:val="false"/>
+          <w:color w:val="1A1530"/>
+          <w:sz w:val="20"/>
+          <w:szCs w:val="20"/>
+        </w:rPr>
+        <w:t xml:space="preserve">   </w:t>
       </w:r>
       <w:r>
         <w:rPr>
@@ -2222,15 +3102,16 @@
           <w:iCs w:val="false"/>
           <w:caps w:val="false"/>
           <w:color w:val="2D1B69"/>
-          <w:sz w:val="28"/>
-          <w:szCs w:val="28"/>
+          <w:spacing w:val="10"/>
+          <w:sz w:val="22"/>
+          <w:szCs w:val="22"/>
         </w:rPr>
-        <w:t xml:space="preserve">Podstawa i procedura obserwacji wstępnej</w:t>
+        <w:t xml:space="preserve">PODSTAWA I PROCEDURA OBSERWACJI WSTĘPNEJ</w:t>
       </w:r>
     </w:p>
     <w:tbl>
       <w:tblPr>
-        <w:tblW w:type="dxa" w:w="9744"/>
+        <w:tblW w:type="dxa" w:w="9904"/>
         <w:tblBorders>
           <w:top w:val="single" w:color="auto" w:sz="4"/>
           <w:left w:val="single" w:color="auto" w:sz="4"/>
@@ -2241,63 +3122,69 @@
         </w:tblBorders>
       </w:tblPr>
       <w:tblGrid>
-        <w:gridCol w:w="2436"/>
-        <w:gridCol w:w="2436"/>
-        <w:gridCol w:w="2436"/>
-        <w:gridCol w:w="2436"/>
+        <w:gridCol w:w="2476"/>
+        <w:gridCol w:w="2476"/>
+        <w:gridCol w:w="2476"/>
+        <w:gridCol w:w="2476"/>
       </w:tblGrid>
       <w:tr>
+        <w:trPr>
+          <w:cantSplit/>
+        </w:trPr>
         <w:tc>
           <w:tcPr>
-            <w:tcW w:type="dxa" w:w="2436"/>
+            <w:tcW w:type="dxa" w:w="2476"/>
             <w:tcBorders>
-              <w:top w:val="single" w:color="D8D2C5" w:sz="4"/>
-              <w:left w:val="single" w:color="D8D2C5" w:sz="4"/>
-              <w:bottom w:val="single" w:color="D8D2C5" w:sz="4"/>
-              <w:right w:val="single" w:color="D8D2C5" w:sz="4"/>
+              <w:top w:val="single" w:color="D9D0F0" w:sz="4"/>
+              <w:left w:val="single" w:color="D9D0F0" w:sz="4"/>
+              <w:bottom w:val="single" w:color="D9D0F0" w:sz="4"/>
+              <w:right w:val="single" w:color="D9D0F0" w:sz="4"/>
             </w:tcBorders>
             <w:tcMar>
-              <w:top w:type="dxa" w:w="140"/>
-              <w:left w:type="dxa" w:w="140"/>
-              <w:bottom w:type="dxa" w:w="140"/>
-              <w:right w:type="dxa" w:w="140"/>
+              <w:top w:type="dxa" w:w="100"/>
+              <w:left w:type="dxa" w:w="150"/>
+              <w:bottom w:type="dxa" w:w="100"/>
+              <w:right w:type="dxa" w:w="150"/>
             </w:tcMar>
             <w:vAlign w:val="top"/>
           </w:tcPr>
           <w:p>
             <w:pPr>
-              <w:spacing w:after="40" w:before="0"/>
-            </w:pPr>
-            <w:r>
-              <w:rPr>
-                <w:rFonts w:ascii="Arial" w:cs="Arial" w:eastAsia="Arial" w:hAnsi="Arial"/>
-                <w:b/>
-                <w:bCs/>
-                <w:i w:val="false"/>
-                <w:iCs w:val="false"/>
-                <w:caps w:val="false"/>
-                <w:color w:val="E8450A"/>
-                <w:sz w:val="34"/>
-                <w:szCs w:val="34"/>
-              </w:rPr>
-              <w:t xml:space="preserve">①</w:t>
-            </w:r>
-          </w:p>
-          <w:p>
-            <w:pPr>
-              <w:spacing w:after="60" w:before="0"/>
-            </w:pPr>
-            <w:r>
-              <w:rPr>
-                <w:rFonts w:ascii="Arial" w:cs="Arial" w:eastAsia="Arial" w:hAnsi="Arial"/>
-                <w:b/>
-                <w:bCs/>
-                <w:i w:val="false"/>
-                <w:iCs w:val="false"/>
-                <w:caps w:val="false"/>
-                <w:color w:val="2D1B69"/>
+              <w:spacing w:after="60" w:before="0" w:line="276"/>
+              <w:jc w:val="left"/>
+            </w:pPr>
+            <w:r>
+              <w:rPr>
+                <w:rFonts w:ascii="Arial" w:cs="Arial" w:eastAsia="Arial" w:hAnsi="Arial"/>
+                <w:b/>
+                <w:bCs/>
+                <w:i w:val="false"/>
+                <w:iCs w:val="false"/>
+                <w:caps w:val="false"/>
+                <w:color w:val="E74509"/>
                 <w:sz w:val="18"/>
                 <w:szCs w:val="18"/>
+                <w:shd w:fill="EFE9F9" w:color="auto" w:val="clear"/>
+              </w:rPr>
+              <w:t xml:space="preserve"> 1 </w:t>
+            </w:r>
+          </w:p>
+          <w:p>
+            <w:pPr>
+              <w:spacing w:after="50" w:before="0" w:line="276"/>
+              <w:jc w:val="left"/>
+            </w:pPr>
+            <w:r>
+              <w:rPr>
+                <w:rFonts w:ascii="Arial" w:cs="Arial" w:eastAsia="Arial" w:hAnsi="Arial"/>
+                <w:b/>
+                <w:bCs/>
+                <w:i w:val="false"/>
+                <w:iCs w:val="false"/>
+                <w:caps w:val="false"/>
+                <w:color w:val="2D1B69"/>
+                <w:sz w:val="17"/>
+                <w:szCs w:val="17"/>
               </w:rPr>
               <w:t xml:space="preserve">Zgłoszenie</w:t>
             </w:r>
@@ -2305,6 +3192,7 @@
           <w:p>
             <w:pPr>
               <w:spacing w:after="0" w:before="0" w:line="240"/>
+              <w:jc w:val="left"/>
             </w:pPr>
             <w:r>
               <w:rPr>
@@ -2324,55 +3212,58 @@
         </w:tc>
         <w:tc>
           <w:tcPr>
-            <w:tcW w:type="dxa" w:w="2436"/>
+            <w:tcW w:type="dxa" w:w="2476"/>
             <w:tcBorders>
-              <w:top w:val="single" w:color="D8D2C5" w:sz="4"/>
-              <w:left w:val="single" w:color="D8D2C5" w:sz="4"/>
-              <w:bottom w:val="single" w:color="D8D2C5" w:sz="4"/>
-              <w:right w:val="single" w:color="D8D2C5" w:sz="4"/>
+              <w:top w:val="single" w:color="D9D0F0" w:sz="4"/>
+              <w:left w:val="single" w:color="D9D0F0" w:sz="4"/>
+              <w:bottom w:val="single" w:color="D9D0F0" w:sz="4"/>
+              <w:right w:val="single" w:color="D9D0F0" w:sz="4"/>
             </w:tcBorders>
             <w:tcMar>
-              <w:top w:type="dxa" w:w="140"/>
-              <w:left w:type="dxa" w:w="140"/>
-              <w:bottom w:type="dxa" w:w="140"/>
-              <w:right w:type="dxa" w:w="140"/>
+              <w:top w:type="dxa" w:w="100"/>
+              <w:left w:type="dxa" w:w="150"/>
+              <w:bottom w:type="dxa" w:w="100"/>
+              <w:right w:type="dxa" w:w="150"/>
             </w:tcMar>
             <w:vAlign w:val="top"/>
           </w:tcPr>
           <w:p>
             <w:pPr>
-              <w:spacing w:after="40" w:before="0"/>
-            </w:pPr>
-            <w:r>
-              <w:rPr>
-                <w:rFonts w:ascii="Arial" w:cs="Arial" w:eastAsia="Arial" w:hAnsi="Arial"/>
-                <w:b/>
-                <w:bCs/>
-                <w:i w:val="false"/>
-                <w:iCs w:val="false"/>
-                <w:caps w:val="false"/>
-                <w:color w:val="E8450A"/>
-                <w:sz w:val="34"/>
-                <w:szCs w:val="34"/>
-              </w:rPr>
-              <w:t xml:space="preserve">②</w:t>
-            </w:r>
-          </w:p>
-          <w:p>
-            <w:pPr>
-              <w:spacing w:after="60" w:before="0"/>
-            </w:pPr>
-            <w:r>
-              <w:rPr>
-                <w:rFonts w:ascii="Arial" w:cs="Arial" w:eastAsia="Arial" w:hAnsi="Arial"/>
-                <w:b/>
-                <w:bCs/>
-                <w:i w:val="false"/>
-                <w:iCs w:val="false"/>
-                <w:caps w:val="false"/>
-                <w:color w:val="2D1B69"/>
+              <w:spacing w:after="60" w:before="0" w:line="276"/>
+              <w:jc w:val="left"/>
+            </w:pPr>
+            <w:r>
+              <w:rPr>
+                <w:rFonts w:ascii="Arial" w:cs="Arial" w:eastAsia="Arial" w:hAnsi="Arial"/>
+                <w:b/>
+                <w:bCs/>
+                <w:i w:val="false"/>
+                <w:iCs w:val="false"/>
+                <w:caps w:val="false"/>
+                <w:color w:val="E74509"/>
                 <w:sz w:val="18"/>
                 <w:szCs w:val="18"/>
+                <w:shd w:fill="EFE9F9" w:color="auto" w:val="clear"/>
+              </w:rPr>
+              <w:t xml:space="preserve"> 2 </w:t>
+            </w:r>
+          </w:p>
+          <w:p>
+            <w:pPr>
+              <w:spacing w:after="50" w:before="0" w:line="276"/>
+              <w:jc w:val="left"/>
+            </w:pPr>
+            <w:r>
+              <w:rPr>
+                <w:rFonts w:ascii="Arial" w:cs="Arial" w:eastAsia="Arial" w:hAnsi="Arial"/>
+                <w:b/>
+                <w:bCs/>
+                <w:i w:val="false"/>
+                <w:iCs w:val="false"/>
+                <w:caps w:val="false"/>
+                <w:color w:val="2D1B69"/>
+                <w:sz w:val="17"/>
+                <w:szCs w:val="17"/>
               </w:rPr>
               <w:t xml:space="preserve">Dokumentacja</w:t>
             </w:r>
@@ -2380,6 +3271,7 @@
           <w:p>
             <w:pPr>
               <w:spacing w:after="0" w:before="0" w:line="240"/>
+              <w:jc w:val="left"/>
             </w:pPr>
             <w:r>
               <w:rPr>
@@ -2399,55 +3291,58 @@
         </w:tc>
         <w:tc>
           <w:tcPr>
-            <w:tcW w:type="dxa" w:w="2436"/>
+            <w:tcW w:type="dxa" w:w="2476"/>
             <w:tcBorders>
-              <w:top w:val="single" w:color="D8D2C5" w:sz="4"/>
-              <w:left w:val="single" w:color="D8D2C5" w:sz="4"/>
-              <w:bottom w:val="single" w:color="D8D2C5" w:sz="4"/>
-              <w:right w:val="single" w:color="D8D2C5" w:sz="4"/>
+              <w:top w:val="single" w:color="D9D0F0" w:sz="4"/>
+              <w:left w:val="single" w:color="D9D0F0" w:sz="4"/>
+              <w:bottom w:val="single" w:color="D9D0F0" w:sz="4"/>
+              <w:right w:val="single" w:color="D9D0F0" w:sz="4"/>
             </w:tcBorders>
             <w:tcMar>
-              <w:top w:type="dxa" w:w="140"/>
-              <w:left w:type="dxa" w:w="140"/>
-              <w:bottom w:type="dxa" w:w="140"/>
-              <w:right w:type="dxa" w:w="140"/>
+              <w:top w:type="dxa" w:w="100"/>
+              <w:left w:type="dxa" w:w="150"/>
+              <w:bottom w:type="dxa" w:w="100"/>
+              <w:right w:type="dxa" w:w="150"/>
             </w:tcMar>
             <w:vAlign w:val="top"/>
           </w:tcPr>
           <w:p>
             <w:pPr>
-              <w:spacing w:after="40" w:before="0"/>
-            </w:pPr>
-            <w:r>
-              <w:rPr>
-                <w:rFonts w:ascii="Arial" w:cs="Arial" w:eastAsia="Arial" w:hAnsi="Arial"/>
-                <w:b/>
-                <w:bCs/>
-                <w:i w:val="false"/>
-                <w:iCs w:val="false"/>
-                <w:caps w:val="false"/>
-                <w:color w:val="E8450A"/>
-                <w:sz w:val="34"/>
-                <w:szCs w:val="34"/>
-              </w:rPr>
-              <w:t xml:space="preserve">③</w:t>
-            </w:r>
-          </w:p>
-          <w:p>
-            <w:pPr>
-              <w:spacing w:after="60" w:before="0"/>
-            </w:pPr>
-            <w:r>
-              <w:rPr>
-                <w:rFonts w:ascii="Arial" w:cs="Arial" w:eastAsia="Arial" w:hAnsi="Arial"/>
-                <w:b/>
-                <w:bCs/>
-                <w:i w:val="false"/>
-                <w:iCs w:val="false"/>
-                <w:caps w:val="false"/>
-                <w:color w:val="2D1B69"/>
+              <w:spacing w:after="60" w:before="0" w:line="276"/>
+              <w:jc w:val="left"/>
+            </w:pPr>
+            <w:r>
+              <w:rPr>
+                <w:rFonts w:ascii="Arial" w:cs="Arial" w:eastAsia="Arial" w:hAnsi="Arial"/>
+                <w:b/>
+                <w:bCs/>
+                <w:i w:val="false"/>
+                <w:iCs w:val="false"/>
+                <w:caps w:val="false"/>
+                <w:color w:val="E74509"/>
                 <w:sz w:val="18"/>
                 <w:szCs w:val="18"/>
+                <w:shd w:fill="EFE9F9" w:color="auto" w:val="clear"/>
+              </w:rPr>
+              <w:t xml:space="preserve"> 3 </w:t>
+            </w:r>
+          </w:p>
+          <w:p>
+            <w:pPr>
+              <w:spacing w:after="50" w:before="0" w:line="276"/>
+              <w:jc w:val="left"/>
+            </w:pPr>
+            <w:r>
+              <w:rPr>
+                <w:rFonts w:ascii="Arial" w:cs="Arial" w:eastAsia="Arial" w:hAnsi="Arial"/>
+                <w:b/>
+                <w:bCs/>
+                <w:i w:val="false"/>
+                <w:iCs w:val="false"/>
+                <w:caps w:val="false"/>
+                <w:color w:val="2D1B69"/>
+                <w:sz w:val="17"/>
+                <w:szCs w:val="17"/>
               </w:rPr>
               <w:t xml:space="preserve">Obserwacja · wrzesień</w:t>
             </w:r>
@@ -2455,6 +3350,7 @@
           <w:p>
             <w:pPr>
               <w:spacing w:after="0" w:before="0" w:line="240"/>
+              <w:jc w:val="left"/>
             </w:pPr>
             <w:r>
               <w:rPr>
@@ -2474,55 +3370,58 @@
         </w:tc>
         <w:tc>
           <w:tcPr>
-            <w:tcW w:type="dxa" w:w="2436"/>
+            <w:tcW w:type="dxa" w:w="2476"/>
             <w:tcBorders>
-              <w:top w:val="single" w:color="D8D2C5" w:sz="4"/>
-              <w:left w:val="single" w:color="D8D2C5" w:sz="4"/>
-              <w:bottom w:val="single" w:color="D8D2C5" w:sz="4"/>
-              <w:right w:val="single" w:color="D8D2C5" w:sz="4"/>
+              <w:top w:val="single" w:color="D9D0F0" w:sz="4"/>
+              <w:left w:val="single" w:color="D9D0F0" w:sz="4"/>
+              <w:bottom w:val="single" w:color="D9D0F0" w:sz="4"/>
+              <w:right w:val="single" w:color="D9D0F0" w:sz="4"/>
             </w:tcBorders>
             <w:tcMar>
-              <w:top w:type="dxa" w:w="140"/>
-              <w:left w:type="dxa" w:w="140"/>
-              <w:bottom w:type="dxa" w:w="140"/>
-              <w:right w:type="dxa" w:w="140"/>
+              <w:top w:type="dxa" w:w="100"/>
+              <w:left w:type="dxa" w:w="150"/>
+              <w:bottom w:type="dxa" w:w="100"/>
+              <w:right w:type="dxa" w:w="150"/>
             </w:tcMar>
             <w:vAlign w:val="top"/>
           </w:tcPr>
           <w:p>
             <w:pPr>
-              <w:spacing w:after="40" w:before="0"/>
-            </w:pPr>
-            <w:r>
-              <w:rPr>
-                <w:rFonts w:ascii="Arial" w:cs="Arial" w:eastAsia="Arial" w:hAnsi="Arial"/>
-                <w:b/>
-                <w:bCs/>
-                <w:i w:val="false"/>
-                <w:iCs w:val="false"/>
-                <w:caps w:val="false"/>
-                <w:color w:val="E8450A"/>
-                <w:sz w:val="34"/>
-                <w:szCs w:val="34"/>
-              </w:rPr>
-              <w:t xml:space="preserve">④</w:t>
-            </w:r>
-          </w:p>
-          <w:p>
-            <w:pPr>
-              <w:spacing w:after="60" w:before="0"/>
-            </w:pPr>
-            <w:r>
-              <w:rPr>
-                <w:rFonts w:ascii="Arial" w:cs="Arial" w:eastAsia="Arial" w:hAnsi="Arial"/>
-                <w:b/>
-                <w:bCs/>
-                <w:i w:val="false"/>
-                <w:iCs w:val="false"/>
-                <w:caps w:val="false"/>
-                <w:color w:val="2D1B69"/>
+              <w:spacing w:after="60" w:before="0" w:line="276"/>
+              <w:jc w:val="left"/>
+            </w:pPr>
+            <w:r>
+              <w:rPr>
+                <w:rFonts w:ascii="Arial" w:cs="Arial" w:eastAsia="Arial" w:hAnsi="Arial"/>
+                <w:b/>
+                <w:bCs/>
+                <w:i w:val="false"/>
+                <w:iCs w:val="false"/>
+                <w:caps w:val="false"/>
+                <w:color w:val="E74509"/>
                 <w:sz w:val="18"/>
                 <w:szCs w:val="18"/>
+                <w:shd w:fill="EFE9F9" w:color="auto" w:val="clear"/>
+              </w:rPr>
+              <w:t xml:space="preserve"> 4 </w:t>
+            </w:r>
+          </w:p>
+          <w:p>
+            <w:pPr>
+              <w:spacing w:after="50" w:before="0" w:line="276"/>
+              <w:jc w:val="left"/>
+            </w:pPr>
+            <w:r>
+              <w:rPr>
+                <w:rFonts w:ascii="Arial" w:cs="Arial" w:eastAsia="Arial" w:hAnsi="Arial"/>
+                <w:b/>
+                <w:bCs/>
+                <w:i w:val="false"/>
+                <w:iCs w:val="false"/>
+                <w:caps w:val="false"/>
+                <w:color w:val="2D1B69"/>
+                <w:sz w:val="17"/>
+                <w:szCs w:val="17"/>
               </w:rPr>
               <w:t xml:space="preserve">Analiza ICF</w:t>
             </w:r>
@@ -2530,6 +3429,7 @@
           <w:p>
             <w:pPr>
               <w:spacing w:after="0" w:before="0" w:line="240"/>
+              <w:jc w:val="left"/>
             </w:pPr>
             <w:r>
               <w:rPr>
@@ -2551,97 +3451,12 @@
     </w:tbl>
     <w:p>
       <w:pPr>
-        <w:spacing w:after="200" w:before="0"/>
-      </w:pPr>
-    </w:p>
-    <w:p>
-      <w:pPr>
-        <w:pBdr>
-          <w:left w:val="single" w:color="E8450A" w:sz="24" w:space="10"/>
-        </w:pBdr>
-        <w:shd w:fill="F3F1FB" w:color="auto" w:val="clear"/>
-        <w:spacing w:after="0" w:before="0" w:line="300"/>
-        <w:ind w:left="60" w:right="60"/>
-      </w:pPr>
-      <w:r>
-        <w:rPr>
-          <w:rFonts w:ascii="Arial" w:cs="Arial" w:eastAsia="Arial" w:hAnsi="Arial"/>
-          <w:b w:val="false"/>
-          <w:bCs w:val="false"/>
-          <w:i w:val="false"/>
-          <w:iCs w:val="false"/>
-          <w:caps w:val="false"/>
-          <w:color w:val="2D1B69"/>
-          <w:sz w:val="19"/>
-          <w:szCs w:val="19"/>
-        </w:rPr>
-        <w:t xml:space="preserve">Z uwagi na zgłaszane trudności w funkcjonowaniu, wniosek rodzica oraz posiadaną dokumentację (w tym opinię/orzeczenie poradni), w placówce przeprowadzono </w:t>
-      </w:r>
-      <w:r>
-        <w:rPr>
-          <w:rFonts w:ascii="Arial" w:cs="Arial" w:eastAsia="Arial" w:hAnsi="Arial"/>
-          <w:b/>
-          <w:bCs/>
-          <w:i w:val="false"/>
-          <w:iCs w:val="false"/>
-          <w:caps w:val="false"/>
-          <w:color w:val="E8450A"/>
-          <w:sz w:val="19"/>
-          <w:szCs w:val="19"/>
-        </w:rPr>
-        <w:t xml:space="preserve">we wrześniu</w:t>
-      </w:r>
-      <w:r>
-        <w:rPr>
-          <w:rFonts w:ascii="Arial" w:cs="Arial" w:eastAsia="Arial" w:hAnsi="Arial"/>
-          <w:b w:val="false"/>
-          <w:bCs w:val="false"/>
-          <w:i w:val="false"/>
-          <w:iCs w:val="false"/>
-          <w:caps w:val="false"/>
-          <w:color w:val="2D1B69"/>
-          <w:sz w:val="19"/>
-          <w:szCs w:val="19"/>
-        </w:rPr>
-        <w:t xml:space="preserve"> obserwację poziomu funkcjonowania z wykorzystaniem </w:t>
-      </w:r>
-      <w:r>
-        <w:rPr>
-          <w:rFonts w:ascii="Arial" w:cs="Arial" w:eastAsia="Arial" w:hAnsi="Arial"/>
-          <w:b/>
-          <w:bCs/>
-          <w:i w:val="false"/>
-          <w:iCs w:val="false"/>
-          <w:caps w:val="false"/>
-          <w:color w:val="E8450A"/>
-          <w:sz w:val="19"/>
-          <w:szCs w:val="19"/>
-        </w:rPr>
-        <w:t xml:space="preserve">Kwestionariusza Przedszkolnej / Szkolnej Oceny Funkcjonalnej</w:t>
-      </w:r>
-      <w:r>
-        <w:rPr>
-          <w:rFonts w:ascii="Arial" w:cs="Arial" w:eastAsia="Arial" w:hAnsi="Arial"/>
-          <w:b w:val="false"/>
-          <w:bCs w:val="false"/>
-          <w:i w:val="false"/>
-          <w:iCs w:val="false"/>
-          <w:caps w:val="false"/>
-          <w:color w:val="2D1B69"/>
-          <w:sz w:val="19"/>
-          <w:szCs w:val="19"/>
-        </w:rPr>
-        <w:t xml:space="preserve">, analizującego funkcjonowanie w obszarach zgodnych z Międzynarodową Klasyfikacją Funkcjonowania, Niepełnosprawności i Zdrowia (ICF).</w:t>
-      </w:r>
-    </w:p>
-    <w:p>
-      <w:pPr>
-        <w:spacing w:after="220" w:before="0"/>
+        <w:spacing w:after="100" w:before="0"/>
       </w:pPr>
     </w:p>
     <w:tbl>
       <w:tblPr>
-        <w:tblW w:type="dxa" w:w="9746"/>
+        <w:tblW w:type="dxa" w:w="9906"/>
         <w:tblBorders>
           <w:top w:val="single" w:color="auto" w:sz="4"/>
           <w:left w:val="single" w:color="auto" w:sz="4"/>
@@ -2652,34 +3467,158 @@
         </w:tblBorders>
       </w:tblPr>
       <w:tblGrid>
-        <w:gridCol w:w="1949"/>
-        <w:gridCol w:w="1949"/>
-        <w:gridCol w:w="1949"/>
-        <w:gridCol w:w="1949"/>
-        <w:gridCol w:w="1950"/>
+        <w:gridCol w:w="9906"/>
       </w:tblGrid>
       <w:tr>
+        <w:trPr>
+          <w:cantSplit/>
+        </w:trPr>
         <w:tc>
           <w:tcPr>
-            <w:tcW w:type="dxa" w:w="1949"/>
+            <w:tcW w:type="dxa" w:w="9906"/>
             <w:tcBorders>
-              <w:top w:val="dashed" w:color="D8D2C5" w:sz="4"/>
-              <w:left w:val="dashed" w:color="D8D2C5" w:sz="4"/>
-              <w:bottom w:val="dashed" w:color="D8D2C5" w:sz="4"/>
-              <w:right w:val="dashed" w:color="D8D2C5" w:sz="4"/>
+              <w:top w:val="single" w:color="D9D0F0" w:sz="4"/>
+              <w:left w:val="single" w:color="E74509" w:sz="32"/>
+              <w:bottom w:val="single" w:color="D9D0F0" w:sz="4"/>
+              <w:right w:val="single" w:color="D9D0F0" w:sz="4"/>
             </w:tcBorders>
-            <w:shd w:fill="FBF9F4" w:color="auto" w:val="clear"/>
+            <w:shd w:fill="FAFAFF" w:color="auto" w:val="clear"/>
             <w:tcMar>
-              <w:top w:type="dxa" w:w="120"/>
+              <w:top w:type="dxa" w:w="130"/>
+              <w:left w:type="dxa" w:w="240"/>
+              <w:bottom w:type="dxa" w:w="130"/>
+              <w:right w:type="dxa" w:w="240"/>
+            </w:tcMar>
+            <w:vAlign w:val="top"/>
+          </w:tcPr>
+          <w:p>
+            <w:pPr>
+              <w:spacing w:after="0" w:before="0" w:line="290"/>
+              <w:jc w:val="both"/>
+            </w:pPr>
+            <w:r>
+              <w:rPr>
+                <w:rFonts w:ascii="Arial" w:cs="Arial" w:eastAsia="Arial" w:hAnsi="Arial"/>
+                <w:b w:val="false"/>
+                <w:bCs w:val="false"/>
+                <w:i w:val="false"/>
+                <w:iCs w:val="false"/>
+                <w:caps w:val="false"/>
+                <w:color w:val="1A1530"/>
+                <w:sz w:val="18"/>
+                <w:szCs w:val="18"/>
+              </w:rPr>
+              <w:t xml:space="preserve">Z uwagi na zgłaszane trudności w funkcjonowaniu, wniosek rodzica oraz posiadaną dokumentację (w tym opinię/orzeczenie poradni), w placówce przeprowadzono </w:t>
+            </w:r>
+            <w:r>
+              <w:rPr>
+                <w:rFonts w:ascii="Arial" w:cs="Arial" w:eastAsia="Arial" w:hAnsi="Arial"/>
+                <w:b/>
+                <w:bCs/>
+                <w:i w:val="false"/>
+                <w:iCs w:val="false"/>
+                <w:caps w:val="false"/>
+                <w:color w:val="E74509"/>
+                <w:sz w:val="18"/>
+                <w:szCs w:val="18"/>
+              </w:rPr>
+              <w:t xml:space="preserve">we wrześniu</w:t>
+            </w:r>
+            <w:r>
+              <w:rPr>
+                <w:rFonts w:ascii="Arial" w:cs="Arial" w:eastAsia="Arial" w:hAnsi="Arial"/>
+                <w:b w:val="false"/>
+                <w:bCs w:val="false"/>
+                <w:i w:val="false"/>
+                <w:iCs w:val="false"/>
+                <w:caps w:val="false"/>
+                <w:color w:val="1A1530"/>
+                <w:sz w:val="18"/>
+                <w:szCs w:val="18"/>
+              </w:rPr>
+              <w:t xml:space="preserve"> obserwację poziomu funkcjonowania z wykorzystaniem </w:t>
+            </w:r>
+            <w:r>
+              <w:rPr>
+                <w:rFonts w:ascii="Arial" w:cs="Arial" w:eastAsia="Arial" w:hAnsi="Arial"/>
+                <w:b/>
+                <w:bCs/>
+                <w:i w:val="false"/>
+                <w:iCs w:val="false"/>
+                <w:caps w:val="false"/>
+                <w:color w:val="E74509"/>
+                <w:sz w:val="18"/>
+                <w:szCs w:val="18"/>
+              </w:rPr>
+              <w:t xml:space="preserve">Kwestionariusza Przedszkolnej / Szkolnej Oceny Funkcjonalnej</w:t>
+            </w:r>
+            <w:r>
+              <w:rPr>
+                <w:rFonts w:ascii="Arial" w:cs="Arial" w:eastAsia="Arial" w:hAnsi="Arial"/>
+                <w:b w:val="false"/>
+                <w:bCs w:val="false"/>
+                <w:i w:val="false"/>
+                <w:iCs w:val="false"/>
+                <w:caps w:val="false"/>
+                <w:color w:val="1A1530"/>
+                <w:sz w:val="18"/>
+                <w:szCs w:val="18"/>
+              </w:rPr>
+              <w:t xml:space="preserve">, analizującego funkcjonowanie w obszarach zgodnych z Międzynarodową Klasyfikacją Funkcjonowania, Niepełnosprawności i Zdrowia (ICF).</w:t>
+            </w:r>
+          </w:p>
+        </w:tc>
+      </w:tr>
+    </w:tbl>
+    <w:p>
+      <w:pPr>
+        <w:spacing w:after="120" w:before="0"/>
+      </w:pPr>
+    </w:p>
+    <w:tbl>
+      <w:tblPr>
+        <w:tblW w:type="dxa" w:w="9906"/>
+        <w:tblBorders>
+          <w:top w:val="single" w:color="auto" w:sz="4"/>
+          <w:left w:val="single" w:color="auto" w:sz="4"/>
+          <w:bottom w:val="single" w:color="auto" w:sz="4"/>
+          <w:right w:val="single" w:color="auto" w:sz="4"/>
+          <w:insideH w:val="single" w:color="auto" w:sz="4"/>
+          <w:insideV w:val="single" w:color="auto" w:sz="4"/>
+        </w:tblBorders>
+      </w:tblPr>
+      <w:tblGrid>
+        <w:gridCol w:w="1981"/>
+        <w:gridCol w:w="1981"/>
+        <w:gridCol w:w="1981"/>
+        <w:gridCol w:w="1981"/>
+        <w:gridCol w:w="1982"/>
+      </w:tblGrid>
+      <w:tr>
+        <w:trPr>
+          <w:cantSplit/>
+        </w:trPr>
+        <w:tc>
+          <w:tcPr>
+            <w:tcW w:type="dxa" w:w="1981"/>
+            <w:tcBorders>
+              <w:top w:val="single" w:color="FFFFFF" w:sz="12"/>
+              <w:left w:val="single" w:color="FFFFFF" w:sz="12"/>
+              <w:bottom w:val="single" w:color="FFFFFF" w:sz="12"/>
+              <w:right w:val="single" w:color="FFFFFF" w:sz="12"/>
+            </w:tcBorders>
+            <w:shd w:fill="EFE9F9" w:color="auto" w:val="clear"/>
+            <w:tcMar>
+              <w:top w:type="dxa" w:w="110"/>
               <w:left w:type="dxa" w:w="80"/>
-              <w:bottom w:type="dxa" w:w="120"/>
+              <w:bottom w:type="dxa" w:w="110"/>
               <w:right w:type="dxa" w:w="80"/>
             </w:tcMar>
             <w:vAlign w:val="center"/>
           </w:tcPr>
           <w:p>
             <w:pPr>
-              <w:spacing w:after="20" w:before="0"/>
+              <w:spacing w:after="20" w:before="0" w:line="276"/>
               <w:jc w:val="center"/>
             </w:pPr>
             <w:r>
@@ -2699,18 +3638,18 @@
           </w:p>
           <w:p>
             <w:pPr>
-              <w:spacing w:after="0" w:before="0"/>
+              <w:spacing w:after="0" w:before="0" w:line="276"/>
               <w:jc w:val="center"/>
             </w:pPr>
             <w:r>
               <w:rPr>
                 <w:rFonts w:ascii="Arial" w:cs="Arial" w:eastAsia="Arial" w:hAnsi="Arial"/>
-                <w:b w:val="false"/>
-                <w:bCs w:val="false"/>
-                <w:i w:val="false"/>
-                <w:iCs w:val="false"/>
-                <w:caps w:val="false"/>
-                <w:color w:val="6B6378"/>
+                <w:b/>
+                <w:bCs/>
+                <w:i w:val="false"/>
+                <w:iCs w:val="false"/>
+                <w:caps w:val="false"/>
+                <w:color w:val="7D6FB0"/>
                 <w:sz w:val="14"/>
                 <w:szCs w:val="14"/>
               </w:rPr>
@@ -2720,25 +3659,25 @@
         </w:tc>
         <w:tc>
           <w:tcPr>
-            <w:tcW w:type="dxa" w:w="1949"/>
+            <w:tcW w:type="dxa" w:w="1981"/>
             <w:tcBorders>
-              <w:top w:val="dashed" w:color="D8D2C5" w:sz="4"/>
-              <w:left w:val="dashed" w:color="D8D2C5" w:sz="4"/>
-              <w:bottom w:val="dashed" w:color="D8D2C5" w:sz="4"/>
-              <w:right w:val="dashed" w:color="D8D2C5" w:sz="4"/>
+              <w:top w:val="single" w:color="FFFFFF" w:sz="12"/>
+              <w:left w:val="single" w:color="FFFFFF" w:sz="12"/>
+              <w:bottom w:val="single" w:color="FFFFFF" w:sz="12"/>
+              <w:right w:val="single" w:color="FFFFFF" w:sz="12"/>
             </w:tcBorders>
-            <w:shd w:fill="FBF9F4" w:color="auto" w:val="clear"/>
+            <w:shd w:fill="EFE9F9" w:color="auto" w:val="clear"/>
             <w:tcMar>
-              <w:top w:type="dxa" w:w="120"/>
+              <w:top w:type="dxa" w:w="110"/>
               <w:left w:type="dxa" w:w="80"/>
-              <w:bottom w:type="dxa" w:w="120"/>
+              <w:bottom w:type="dxa" w:w="110"/>
               <w:right w:type="dxa" w:w="80"/>
             </w:tcMar>
             <w:vAlign w:val="center"/>
           </w:tcPr>
           <w:p>
             <w:pPr>
-              <w:spacing w:after="20" w:before="0"/>
+              <w:spacing w:after="20" w:before="0" w:line="276"/>
               <w:jc w:val="center"/>
             </w:pPr>
             <w:r>
@@ -2758,18 +3697,18 @@
           </w:p>
           <w:p>
             <w:pPr>
-              <w:spacing w:after="0" w:before="0"/>
+              <w:spacing w:after="0" w:before="0" w:line="276"/>
               <w:jc w:val="center"/>
             </w:pPr>
             <w:r>
               <w:rPr>
                 <w:rFonts w:ascii="Arial" w:cs="Arial" w:eastAsia="Arial" w:hAnsi="Arial"/>
-                <w:b w:val="false"/>
-                <w:bCs w:val="false"/>
-                <w:i w:val="false"/>
-                <w:iCs w:val="false"/>
-                <w:caps w:val="false"/>
-                <w:color w:val="6B6378"/>
+                <w:b/>
+                <w:bCs/>
+                <w:i w:val="false"/>
+                <w:iCs w:val="false"/>
+                <w:caps w:val="false"/>
+                <w:color w:val="7D6FB0"/>
                 <w:sz w:val="14"/>
                 <w:szCs w:val="14"/>
               </w:rPr>
@@ -2779,25 +3718,25 @@
         </w:tc>
         <w:tc>
           <w:tcPr>
-            <w:tcW w:type="dxa" w:w="1949"/>
+            <w:tcW w:type="dxa" w:w="1981"/>
             <w:tcBorders>
-              <w:top w:val="dashed" w:color="D8D2C5" w:sz="4"/>
-              <w:left w:val="dashed" w:color="D8D2C5" w:sz="4"/>
-              <w:bottom w:val="dashed" w:color="D8D2C5" w:sz="4"/>
-              <w:right w:val="dashed" w:color="D8D2C5" w:sz="4"/>
+              <w:top w:val="single" w:color="FFFFFF" w:sz="12"/>
+              <w:left w:val="single" w:color="FFFFFF" w:sz="12"/>
+              <w:bottom w:val="single" w:color="FFFFFF" w:sz="12"/>
+              <w:right w:val="single" w:color="FFFFFF" w:sz="12"/>
             </w:tcBorders>
-            <w:shd w:fill="FBF9F4" w:color="auto" w:val="clear"/>
+            <w:shd w:fill="EFE9F9" w:color="auto" w:val="clear"/>
             <w:tcMar>
-              <w:top w:type="dxa" w:w="120"/>
+              <w:top w:type="dxa" w:w="110"/>
               <w:left w:type="dxa" w:w="80"/>
-              <w:bottom w:type="dxa" w:w="120"/>
+              <w:bottom w:type="dxa" w:w="110"/>
               <w:right w:type="dxa" w:w="80"/>
             </w:tcMar>
             <w:vAlign w:val="center"/>
           </w:tcPr>
           <w:p>
             <w:pPr>
-              <w:spacing w:after="20" w:before="0"/>
+              <w:spacing w:after="20" w:before="0" w:line="276"/>
               <w:jc w:val="center"/>
             </w:pPr>
             <w:r>
@@ -2817,18 +3756,18 @@
           </w:p>
           <w:p>
             <w:pPr>
-              <w:spacing w:after="0" w:before="0"/>
+              <w:spacing w:after="0" w:before="0" w:line="276"/>
               <w:jc w:val="center"/>
             </w:pPr>
             <w:r>
               <w:rPr>
                 <w:rFonts w:ascii="Arial" w:cs="Arial" w:eastAsia="Arial" w:hAnsi="Arial"/>
-                <w:b w:val="false"/>
-                <w:bCs w:val="false"/>
-                <w:i w:val="false"/>
-                <w:iCs w:val="false"/>
-                <w:caps w:val="false"/>
-                <w:color w:val="6B6378"/>
+                <w:b/>
+                <w:bCs/>
+                <w:i w:val="false"/>
+                <w:iCs w:val="false"/>
+                <w:caps w:val="false"/>
+                <w:color w:val="7D6FB0"/>
                 <w:sz w:val="14"/>
                 <w:szCs w:val="14"/>
               </w:rPr>
@@ -2838,25 +3777,25 @@
         </w:tc>
         <w:tc>
           <w:tcPr>
-            <w:tcW w:type="dxa" w:w="1949"/>
+            <w:tcW w:type="dxa" w:w="1981"/>
             <w:tcBorders>
-              <w:top w:val="dashed" w:color="D8D2C5" w:sz="4"/>
-              <w:left w:val="dashed" w:color="D8D2C5" w:sz="4"/>
-              <w:bottom w:val="dashed" w:color="D8D2C5" w:sz="4"/>
-              <w:right w:val="dashed" w:color="D8D2C5" w:sz="4"/>
+              <w:top w:val="single" w:color="FFFFFF" w:sz="12"/>
+              <w:left w:val="single" w:color="FFFFFF" w:sz="12"/>
+              <w:bottom w:val="single" w:color="FFFFFF" w:sz="12"/>
+              <w:right w:val="single" w:color="FFFFFF" w:sz="12"/>
             </w:tcBorders>
-            <w:shd w:fill="FBF9F4" w:color="auto" w:val="clear"/>
+            <w:shd w:fill="EFE9F9" w:color="auto" w:val="clear"/>
             <w:tcMar>
-              <w:top w:type="dxa" w:w="120"/>
+              <w:top w:type="dxa" w:w="110"/>
               <w:left w:type="dxa" w:w="80"/>
-              <w:bottom w:type="dxa" w:w="120"/>
+              <w:bottom w:type="dxa" w:w="110"/>
               <w:right w:type="dxa" w:w="80"/>
             </w:tcMar>
             <w:vAlign w:val="center"/>
           </w:tcPr>
           <w:p>
             <w:pPr>
-              <w:spacing w:after="20" w:before="0"/>
+              <w:spacing w:after="20" w:before="0" w:line="276"/>
               <w:jc w:val="center"/>
             </w:pPr>
             <w:r>
@@ -2876,18 +3815,18 @@
           </w:p>
           <w:p>
             <w:pPr>
-              <w:spacing w:after="0" w:before="0"/>
+              <w:spacing w:after="0" w:before="0" w:line="276"/>
               <w:jc w:val="center"/>
             </w:pPr>
             <w:r>
               <w:rPr>
                 <w:rFonts w:ascii="Arial" w:cs="Arial" w:eastAsia="Arial" w:hAnsi="Arial"/>
-                <w:b w:val="false"/>
-                <w:bCs w:val="false"/>
-                <w:i w:val="false"/>
-                <w:iCs w:val="false"/>
-                <w:caps w:val="false"/>
-                <w:color w:val="6B6378"/>
+                <w:b/>
+                <w:bCs/>
+                <w:i w:val="false"/>
+                <w:iCs w:val="false"/>
+                <w:caps w:val="false"/>
+                <w:color w:val="7D6FB0"/>
                 <w:sz w:val="14"/>
                 <w:szCs w:val="14"/>
               </w:rPr>
@@ -2897,25 +3836,25 @@
         </w:tc>
         <w:tc>
           <w:tcPr>
-            <w:tcW w:type="dxa" w:w="1950"/>
+            <w:tcW w:type="dxa" w:w="1982"/>
             <w:tcBorders>
-              <w:top w:val="dashed" w:color="D8D2C5" w:sz="4"/>
-              <w:left w:val="dashed" w:color="D8D2C5" w:sz="4"/>
-              <w:bottom w:val="dashed" w:color="D8D2C5" w:sz="4"/>
-              <w:right w:val="dashed" w:color="D8D2C5" w:sz="4"/>
+              <w:top w:val="single" w:color="FFFFFF" w:sz="12"/>
+              <w:left w:val="single" w:color="FFFFFF" w:sz="12"/>
+              <w:bottom w:val="single" w:color="FFFFFF" w:sz="12"/>
+              <w:right w:val="single" w:color="FFFFFF" w:sz="12"/>
             </w:tcBorders>
-            <w:shd w:fill="FBF9F4" w:color="auto" w:val="clear"/>
+            <w:shd w:fill="EFE9F9" w:color="auto" w:val="clear"/>
             <w:tcMar>
-              <w:top w:type="dxa" w:w="120"/>
+              <w:top w:type="dxa" w:w="110"/>
               <w:left w:type="dxa" w:w="80"/>
-              <w:bottom w:type="dxa" w:w="120"/>
+              <w:bottom w:type="dxa" w:w="110"/>
               <w:right w:type="dxa" w:w="80"/>
             </w:tcMar>
             <w:vAlign w:val="center"/>
           </w:tcPr>
           <w:p>
             <w:pPr>
-              <w:spacing w:after="20" w:before="0"/>
+              <w:spacing w:after="20" w:before="0" w:line="276"/>
               <w:jc w:val="center"/>
             </w:pPr>
             <w:r>
@@ -2935,18 +3874,18 @@
           </w:p>
           <w:p>
             <w:pPr>
-              <w:spacing w:after="0" w:before="0"/>
+              <w:spacing w:after="0" w:before="0" w:line="276"/>
               <w:jc w:val="center"/>
             </w:pPr>
             <w:r>
               <w:rPr>
                 <w:rFonts w:ascii="Arial" w:cs="Arial" w:eastAsia="Arial" w:hAnsi="Arial"/>
-                <w:b w:val="false"/>
-                <w:bCs w:val="false"/>
-                <w:i w:val="false"/>
-                <w:iCs w:val="false"/>
-                <w:caps w:val="false"/>
-                <w:color w:val="6B6378"/>
+                <w:b/>
+                <w:bCs/>
+                <w:i w:val="false"/>
+                <w:iCs w:val="false"/>
+                <w:caps w:val="false"/>
+                <w:color w:val="7D6FB0"/>
                 <w:sz w:val="14"/>
                 <w:szCs w:val="14"/>
               </w:rPr>
@@ -2961,13 +3900,435 @@
         <w:br w:type="page"/>
       </w:r>
     </w:p>
+    <w:tbl>
+      <w:tblPr>
+        <w:tblW w:type="dxa" w:w="9906"/>
+        <w:tblBorders>
+          <w:top w:val="single" w:color="auto" w:sz="4"/>
+          <w:left w:val="single" w:color="auto" w:sz="4"/>
+          <w:bottom w:val="single" w:color="auto" w:sz="4"/>
+          <w:right w:val="single" w:color="auto" w:sz="4"/>
+          <w:insideH w:val="single" w:color="auto" w:sz="4"/>
+          <w:insideV w:val="single" w:color="auto" w:sz="4"/>
+        </w:tblBorders>
+      </w:tblPr>
+      <w:tblGrid>
+        <w:gridCol w:w="700"/>
+        <w:gridCol w:w="6200"/>
+        <w:gridCol w:w="3006"/>
+      </w:tblGrid>
+      <w:tr>
+        <w:trPr>
+          <w:cantSplit/>
+        </w:trPr>
+        <w:tc>
+          <w:tcPr>
+            <w:tcW w:type="dxa" w:w="700"/>
+            <w:tcBorders>
+              <w:top w:val="nil"/>
+              <w:left w:val="nil"/>
+              <w:bottom w:val="nil"/>
+              <w:right w:val="nil"/>
+            </w:tcBorders>
+            <w:shd w:fill="2D1B69" w:color="auto" w:val="clear"/>
+            <w:tcMar>
+              <w:top w:type="dxa" w:w="120"/>
+              <w:left w:type="dxa" w:w="40"/>
+              <w:bottom w:type="dxa" w:w="120"/>
+              <w:right w:type="dxa" w:w="40"/>
+            </w:tcMar>
+            <w:vAlign w:val="center"/>
+          </w:tcPr>
+          <w:p>
+            <w:pPr>
+              <w:spacing w:after="0" w:before="0" w:line="276"/>
+              <w:jc w:val="center"/>
+            </w:pPr>
+            <w:r>
+              <w:rPr>
+                <w:rFonts w:ascii="Arial" w:cs="Arial" w:eastAsia="Arial" w:hAnsi="Arial"/>
+                <w:b/>
+                <w:bCs/>
+                <w:i w:val="false"/>
+                <w:iCs w:val="false"/>
+                <w:caps w:val="false"/>
+                <w:color w:val="FFFFFF"/>
+                <w:sz w:val="12"/>
+                <w:szCs w:val="12"/>
+              </w:rPr>
+              <w:t xml:space="preserve">PCTP</w:t>
+            </w:r>
+          </w:p>
+        </w:tc>
+        <w:tc>
+          <w:tcPr>
+            <w:tcW w:type="dxa" w:w="6200"/>
+            <w:tcBorders>
+              <w:top w:val="nil"/>
+              <w:left w:val="nil"/>
+              <w:bottom w:val="nil"/>
+              <w:right w:val="nil"/>
+            </w:tcBorders>
+            <w:tcMar>
+              <w:top w:type="dxa" w:w="0"/>
+              <w:left w:type="dxa" w:w="160"/>
+              <w:bottom w:type="dxa" w:w="0"/>
+              <w:right w:type="dxa" w:w="0"/>
+            </w:tcMar>
+            <w:vAlign w:val="center"/>
+          </w:tcPr>
+          <w:p>
+            <w:pPr>
+              <w:spacing w:after="20" w:before="0" w:line="276"/>
+              <w:jc w:val="left"/>
+            </w:pPr>
+            <w:r>
+              <w:rPr>
+                <w:rFonts w:ascii="Arial" w:cs="Arial" w:eastAsia="Arial" w:hAnsi="Arial"/>
+                <w:b/>
+                <w:bCs/>
+                <w:i w:val="false"/>
+                <w:iCs w:val="false"/>
+                <w:caps w:val="false"/>
+                <w:color w:val="2D1B69"/>
+                <w:sz w:val="26"/>
+                <w:szCs w:val="26"/>
+              </w:rPr>
+              <w:t xml:space="preserve">EduPlaner 2026</w:t>
+            </w:r>
+          </w:p>
+          <w:p>
+            <w:pPr>
+              <w:spacing w:after="0" w:before="0" w:line="276"/>
+              <w:jc w:val="left"/>
+            </w:pPr>
+            <w:r>
+              <w:rPr>
+                <w:rFonts w:ascii="Arial" w:cs="Arial" w:eastAsia="Arial" w:hAnsi="Arial"/>
+                <w:b w:val="false"/>
+                <w:bCs w:val="false"/>
+                <w:i w:val="false"/>
+                <w:iCs w:val="false"/>
+                <w:caps/>
+                <w:color w:val="6B6378"/>
+                <w:spacing w:val="14"/>
+                <w:sz w:val="12"/>
+                <w:szCs w:val="12"/>
+              </w:rPr>
+              <w:t xml:space="preserve">Raport Oceny Funkcjonalnej · Obserwacja pogłębiona</w:t>
+            </w:r>
+          </w:p>
+        </w:tc>
+        <w:tc>
+          <w:tcPr>
+            <w:tcW w:type="dxa" w:w="3006"/>
+            <w:tcBorders>
+              <w:top w:val="nil"/>
+              <w:left w:val="nil"/>
+              <w:bottom w:val="nil"/>
+              <w:right w:val="nil"/>
+            </w:tcBorders>
+            <w:tcMar>
+              <w:top w:type="dxa" w:w="0"/>
+              <w:left w:type="dxa" w:w="0"/>
+              <w:bottom w:type="dxa" w:w="0"/>
+              <w:right w:type="dxa" w:w="0"/>
+            </w:tcMar>
+            <w:vAlign w:val="center"/>
+          </w:tcPr>
+          <w:p>
+            <w:pPr>
+              <w:spacing w:after="60" w:before="0" w:line="276"/>
+              <w:jc w:val="right"/>
+            </w:pPr>
+            <w:r>
+              <w:rPr>
+                <w:rFonts w:ascii="Arial" w:cs="Arial" w:eastAsia="Arial" w:hAnsi="Arial"/>
+                <w:b/>
+                <w:bCs/>
+                <w:i w:val="false"/>
+                <w:iCs w:val="false"/>
+                <w:caps w:val="false"/>
+                <w:color w:val="FFFFFF"/>
+                <w:spacing w:val="10"/>
+                <w:sz w:val="13"/>
+                <w:szCs w:val="13"/>
+                <w:shd w:fill="E74509" w:color="auto" w:val="clear"/>
+              </w:rPr>
+              <w:t xml:space="preserve">  RAPORT · 2026  </w:t>
+            </w:r>
+          </w:p>
+          <w:p>
+            <w:pPr>
+              <w:spacing w:after="0" w:before="0" w:line="276"/>
+              <w:jc w:val="right"/>
+            </w:pPr>
+            <w:r>
+              <w:rPr>
+                <w:rFonts w:ascii="Arial" w:cs="Arial" w:eastAsia="Arial" w:hAnsi="Arial"/>
+                <w:b w:val="false"/>
+                <w:bCs w:val="false"/>
+                <w:i w:val="false"/>
+                <w:iCs w:val="false"/>
+                <w:caps w:val="false"/>
+                <w:color w:val="6B6378"/>
+                <w:spacing w:val="14"/>
+                <w:sz w:val="11"/>
+                <w:szCs w:val="11"/>
+              </w:rPr>
+              <w:t xml:space="preserve">DOKUMENT DLA RODZICA · 2026</w:t>
+            </w:r>
+          </w:p>
+        </w:tc>
+      </w:tr>
+    </w:tbl>
+    <w:p>
+      <w:pPr>
+        <w:pBdr>
+          <w:bottom w:val="single" w:color="2D1B69" w:sz="12" w:space="1"/>
+        </w:pBdr>
+        <w:spacing w:after="160" w:before="60"/>
+      </w:pPr>
+    </w:p>
+    <w:tbl>
+      <w:tblPr>
+        <w:tblW w:type="dxa" w:w="9706"/>
+        <w:tblBorders>
+          <w:top w:val="single" w:color="auto" w:sz="4"/>
+          <w:left w:val="single" w:color="auto" w:sz="4"/>
+          <w:bottom w:val="single" w:color="auto" w:sz="4"/>
+          <w:right w:val="single" w:color="auto" w:sz="4"/>
+          <w:insideH w:val="single" w:color="auto" w:sz="4"/>
+          <w:insideV w:val="single" w:color="auto" w:sz="4"/>
+        </w:tblBorders>
+      </w:tblPr>
+      <w:tblGrid>
+        <w:gridCol w:w="3900"/>
+        <w:gridCol w:w="2900"/>
+        <w:gridCol w:w="2906"/>
+      </w:tblGrid>
+      <w:tr>
+        <w:trPr>
+          <w:cantSplit/>
+        </w:trPr>
+        <w:tc>
+          <w:tcPr>
+            <w:tcW w:type="dxa" w:w="3900"/>
+            <w:tcBorders>
+              <w:top w:val="single" w:color="FFFFFF" w:sz="12"/>
+              <w:left w:val="single" w:color="FFFFFF" w:sz="12"/>
+              <w:bottom w:val="single" w:color="FFFFFF" w:sz="12"/>
+              <w:right w:val="single" w:color="FFFFFF" w:sz="12"/>
+            </w:tcBorders>
+            <w:shd w:fill="EFE9F9" w:color="auto" w:val="clear"/>
+            <w:tcMar>
+              <w:top w:type="dxa" w:w="110"/>
+              <w:left w:type="dxa" w:w="180"/>
+              <w:bottom w:type="dxa" w:w="110"/>
+              <w:right w:type="dxa" w:w="120"/>
+            </w:tcMar>
+            <w:vAlign w:val="top"/>
+          </w:tcPr>
+          <w:p>
+            <w:pPr>
+              <w:spacing w:after="0" w:before="0" w:line="276"/>
+              <w:jc w:val="left"/>
+            </w:pPr>
+            <w:r>
+              <w:rPr>
+                <w:rFonts w:ascii="Arial" w:cs="Arial" w:eastAsia="Arial" w:hAnsi="Arial"/>
+                <w:b/>
+                <w:bCs/>
+                <w:i w:val="false"/>
+                <w:iCs w:val="false"/>
+                <w:caps w:val="false"/>
+                <w:color w:val="7D6FB0"/>
+                <w:spacing w:val="14"/>
+                <w:sz w:val="12"/>
+                <w:szCs w:val="12"/>
+              </w:rPr>
+              <w:t xml:space="preserve">DOTYCZY DZIECKA</w:t>
+            </w:r>
+            <w:r>
+              <w:rPr>
+                <w:rFonts w:ascii="Arial" w:cs="Arial" w:eastAsia="Arial" w:hAnsi="Arial"/>
+                <w:b w:val="false"/>
+                <w:bCs w:val="false"/>
+                <w:i w:val="false"/>
+                <w:iCs w:val="false"/>
+                <w:caps w:val="false"/>
+                <w:color w:val="B6A6DF"/>
+                <w:sz w:val="14"/>
+                <w:szCs w:val="14"/>
+              </w:rPr>
+              <w:t xml:space="preserve">  ....................................................</w:t>
+            </w:r>
+            <w:r>
+              <w:rPr>
+                <w:rFonts w:ascii="Arial" w:cs="Arial" w:eastAsia="Arial" w:hAnsi="Arial"/>
+                <w:b w:val="false"/>
+                <w:bCs w:val="false"/>
+                <w:i w:val="false"/>
+                <w:iCs w:val="false"/>
+                <w:caps w:val="false"/>
+                <w:color w:val="6B6378"/>
+                <w:sz w:val="14"/>
+                <w:szCs w:val="14"/>
+              </w:rPr>
+              <w:t xml:space="preserve"/>
+            </w:r>
+          </w:p>
+        </w:tc>
+        <w:tc>
+          <w:tcPr>
+            <w:tcW w:type="dxa" w:w="2900"/>
+            <w:tcBorders>
+              <w:top w:val="single" w:color="FFFFFF" w:sz="12"/>
+              <w:left w:val="single" w:color="FFFFFF" w:sz="12"/>
+              <w:bottom w:val="single" w:color="FFFFFF" w:sz="12"/>
+              <w:right w:val="single" w:color="FFFFFF" w:sz="12"/>
+            </w:tcBorders>
+            <w:shd w:fill="EFE9F9" w:color="auto" w:val="clear"/>
+            <w:tcMar>
+              <w:top w:type="dxa" w:w="110"/>
+              <w:left w:type="dxa" w:w="180"/>
+              <w:bottom w:type="dxa" w:w="110"/>
+              <w:right w:type="dxa" w:w="120"/>
+            </w:tcMar>
+            <w:vAlign w:val="top"/>
+          </w:tcPr>
+          <w:p>
+            <w:pPr>
+              <w:spacing w:after="0" w:before="0" w:line="276"/>
+              <w:jc w:val="left"/>
+            </w:pPr>
+            <w:r>
+              <w:rPr>
+                <w:rFonts w:ascii="Arial" w:cs="Arial" w:eastAsia="Arial" w:hAnsi="Arial"/>
+                <w:b/>
+                <w:bCs/>
+                <w:i w:val="false"/>
+                <w:iCs w:val="false"/>
+                <w:caps w:val="false"/>
+                <w:color w:val="7D6FB0"/>
+                <w:spacing w:val="14"/>
+                <w:sz w:val="12"/>
+                <w:szCs w:val="12"/>
+              </w:rPr>
+              <w:t xml:space="preserve">GRUPA / KLASA</w:t>
+            </w:r>
+            <w:r>
+              <w:rPr>
+                <w:rFonts w:ascii="Arial" w:cs="Arial" w:eastAsia="Arial" w:hAnsi="Arial"/>
+                <w:b w:val="false"/>
+                <w:bCs w:val="false"/>
+                <w:i w:val="false"/>
+                <w:iCs w:val="false"/>
+                <w:caps w:val="false"/>
+                <w:color w:val="B6A6DF"/>
+                <w:sz w:val="14"/>
+                <w:szCs w:val="14"/>
+              </w:rPr>
+              <w:t xml:space="preserve">  ..............................</w:t>
+            </w:r>
+            <w:r>
+              <w:rPr>
+                <w:rFonts w:ascii="Arial" w:cs="Arial" w:eastAsia="Arial" w:hAnsi="Arial"/>
+                <w:b w:val="false"/>
+                <w:bCs w:val="false"/>
+                <w:i w:val="false"/>
+                <w:iCs w:val="false"/>
+                <w:caps w:val="false"/>
+                <w:color w:val="6B6378"/>
+                <w:sz w:val="14"/>
+                <w:szCs w:val="14"/>
+              </w:rPr>
+              <w:t xml:space="preserve"/>
+            </w:r>
+          </w:p>
+        </w:tc>
+        <w:tc>
+          <w:tcPr>
+            <w:tcW w:type="dxa" w:w="2906"/>
+            <w:tcBorders>
+              <w:top w:val="single" w:color="FFFFFF" w:sz="12"/>
+              <w:left w:val="single" w:color="FFFFFF" w:sz="12"/>
+              <w:bottom w:val="single" w:color="FFFFFF" w:sz="12"/>
+              <w:right w:val="single" w:color="FFFFFF" w:sz="12"/>
+            </w:tcBorders>
+            <w:shd w:fill="EFE9F9" w:color="auto" w:val="clear"/>
+            <w:tcMar>
+              <w:top w:type="dxa" w:w="110"/>
+              <w:left w:type="dxa" w:w="180"/>
+              <w:bottom w:type="dxa" w:w="110"/>
+              <w:right w:type="dxa" w:w="120"/>
+            </w:tcMar>
+            <w:vAlign w:val="top"/>
+          </w:tcPr>
+          <w:p>
+            <w:pPr>
+              <w:spacing w:after="0" w:before="0" w:line="276"/>
+              <w:jc w:val="left"/>
+            </w:pPr>
+            <w:r>
+              <w:rPr>
+                <w:rFonts w:ascii="Arial" w:cs="Arial" w:eastAsia="Arial" w:hAnsi="Arial"/>
+                <w:b/>
+                <w:bCs/>
+                <w:i w:val="false"/>
+                <w:iCs w:val="false"/>
+                <w:caps w:val="false"/>
+                <w:color w:val="7D6FB0"/>
+                <w:spacing w:val="14"/>
+                <w:sz w:val="12"/>
+                <w:szCs w:val="12"/>
+              </w:rPr>
+              <w:t xml:space="preserve">DATA</w:t>
+            </w:r>
+            <w:r>
+              <w:rPr>
+                <w:rFonts w:ascii="Arial" w:cs="Arial" w:eastAsia="Arial" w:hAnsi="Arial"/>
+                <w:b w:val="false"/>
+                <w:bCs w:val="false"/>
+                <w:i w:val="false"/>
+                <w:iCs w:val="false"/>
+                <w:caps w:val="false"/>
+                <w:color w:val="B6A6DF"/>
+                <w:sz w:val="14"/>
+                <w:szCs w:val="14"/>
+              </w:rPr>
+              <w:t xml:space="preserve">  ..............................</w:t>
+            </w:r>
+            <w:r>
+              <w:rPr>
+                <w:rFonts w:ascii="Arial" w:cs="Arial" w:eastAsia="Arial" w:hAnsi="Arial"/>
+                <w:b w:val="false"/>
+                <w:bCs w:val="false"/>
+                <w:i w:val="false"/>
+                <w:iCs w:val="false"/>
+                <w:caps w:val="false"/>
+                <w:color w:val="6B6378"/>
+                <w:sz w:val="14"/>
+                <w:szCs w:val="14"/>
+              </w:rPr>
+              <w:t xml:space="preserve">  r.</w:t>
+            </w:r>
+          </w:p>
+        </w:tc>
+      </w:tr>
+    </w:tbl>
+    <w:p>
+      <w:pPr>
+        <w:spacing w:after="120" w:before="0"/>
+      </w:pPr>
+    </w:p>
     <w:p>
       <w:pPr>
         <w:keepNext/>
         <w:pBdr>
-          <w:bottom w:val="single" w:color="2D1B69" w:sz="12" w:space="4"/>
+          <w:bottom w:val="single" w:color="D9D0F0" w:sz="4" w:space="6"/>
         </w:pBdr>
-        <w:spacing w:after="200" w:before="360"/>
+        <w:spacing w:after="140" w:before="200"/>
       </w:pPr>
       <w:r>
         <w:rPr>
@@ -2977,11 +4338,26 @@
           <w:i w:val="false"/>
           <w:iCs w:val="false"/>
           <w:caps w:val="false"/>
-          <w:color w:val="E8450A"/>
-          <w:sz w:val="36"/>
-          <w:szCs w:val="36"/>
+          <w:color w:val="FFFFFF"/>
+          <w:sz w:val="20"/>
+          <w:szCs w:val="20"/>
+          <w:shd w:fill="E74509" w:color="auto" w:val="clear"/>
         </w:rPr>
-        <w:t xml:space="preserve">3  </w:t>
+        <w:t xml:space="preserve"> 3 </w:t>
+      </w:r>
+      <w:r>
+        <w:rPr>
+          <w:rFonts w:ascii="Arial" w:cs="Arial" w:eastAsia="Arial" w:hAnsi="Arial"/>
+          <w:b w:val="false"/>
+          <w:bCs w:val="false"/>
+          <w:i w:val="false"/>
+          <w:iCs w:val="false"/>
+          <w:caps w:val="false"/>
+          <w:color w:val="1A1530"/>
+          <w:sz w:val="20"/>
+          <w:szCs w:val="20"/>
+        </w:rPr>
+        <w:t xml:space="preserve">   </w:t>
       </w:r>
       <w:r>
         <w:rPr>
@@ -2992,15 +4368,16 @@
           <w:iCs w:val="false"/>
           <w:caps w:val="false"/>
           <w:color w:val="2D1B69"/>
-          <w:sz w:val="28"/>
-          <w:szCs w:val="28"/>
+          <w:spacing w:val="10"/>
+          <w:sz w:val="22"/>
+          <w:szCs w:val="22"/>
         </w:rPr>
-        <w:t xml:space="preserve">Wskazania do obserwacji pogłębionej i zastosowane narzędzia</w:t>
+        <w:t xml:space="preserve">WSKAZANIA DO OBSERWACJI POGŁĘBIONEJ I ZASTOSOWANE NARZĘDZIA</w:t>
       </w:r>
     </w:p>
     <w:p>
       <w:pPr>
-        <w:spacing w:after="200" w:before="0" w:line="290"/>
+        <w:spacing w:after="180" w:before="0" w:line="290"/>
         <w:jc w:val="both"/>
       </w:pPr>
       <w:r>
@@ -3012,8 +4389,8 @@
           <w:iCs w:val="false"/>
           <w:caps w:val="false"/>
           <w:color w:val="1A1530"/>
-          <w:sz w:val="19"/>
-          <w:szCs w:val="19"/>
+          <w:sz w:val="18"/>
+          <w:szCs w:val="18"/>
         </w:rPr>
         <w:t xml:space="preserve">W związku ze zidentyfikowanymi w toku oceny wstępnej trudnościami w funkcjonowaniu – w szczególności w zakresie </w:t>
       </w:r>
@@ -3025,9 +4402,9 @@
           <w:i w:val="false"/>
           <w:iCs w:val="false"/>
           <w:caps w:val="false"/>
-          <w:color w:val="1A1530"/>
-          <w:sz w:val="19"/>
-          <w:szCs w:val="19"/>
+          <w:color w:val="2D1B69"/>
+          <w:sz w:val="18"/>
+          <w:szCs w:val="18"/>
         </w:rPr>
         <w:t xml:space="preserve">trudnych zachowań</w:t>
       </w:r>
@@ -3040,8 +4417,8 @@
           <w:iCs w:val="false"/>
           <w:caps w:val="false"/>
           <w:color w:val="1A1530"/>
-          <w:sz w:val="19"/>
-          <w:szCs w:val="19"/>
+          <w:sz w:val="18"/>
+          <w:szCs w:val="18"/>
         </w:rPr>
         <w:t xml:space="preserve">, </w:t>
       </w:r>
@@ -3053,9 +4430,9 @@
           <w:i w:val="false"/>
           <w:iCs w:val="false"/>
           <w:caps w:val="false"/>
-          <w:color w:val="1A1530"/>
-          <w:sz w:val="19"/>
-          <w:szCs w:val="19"/>
+          <w:color w:val="2D1B69"/>
+          <w:sz w:val="18"/>
+          <w:szCs w:val="18"/>
         </w:rPr>
         <w:t xml:space="preserve">rozwoju funkcji poznawczych</w:t>
       </w:r>
@@ -3068,8 +4445,8 @@
           <w:iCs w:val="false"/>
           <w:caps w:val="false"/>
           <w:color w:val="1A1530"/>
-          <w:sz w:val="19"/>
-          <w:szCs w:val="19"/>
+          <w:sz w:val="18"/>
+          <w:szCs w:val="18"/>
         </w:rPr>
         <w:t xml:space="preserve">, </w:t>
       </w:r>
@@ -3081,9 +4458,9 @@
           <w:i w:val="false"/>
           <w:iCs w:val="false"/>
           <w:caps w:val="false"/>
-          <w:color w:val="1A1530"/>
-          <w:sz w:val="19"/>
-          <w:szCs w:val="19"/>
+          <w:color w:val="2D1B69"/>
+          <w:sz w:val="18"/>
+          <w:szCs w:val="18"/>
         </w:rPr>
         <w:t xml:space="preserve">przetwarzania bodźców</w:t>
       </w:r>
@@ -3096,8 +4473,8 @@
           <w:iCs w:val="false"/>
           <w:caps w:val="false"/>
           <w:color w:val="1A1530"/>
-          <w:sz w:val="19"/>
-          <w:szCs w:val="19"/>
+          <w:sz w:val="18"/>
+          <w:szCs w:val="18"/>
         </w:rPr>
         <w:t xml:space="preserve"> oraz </w:t>
       </w:r>
@@ -3109,9 +4486,9 @@
           <w:i w:val="false"/>
           <w:iCs w:val="false"/>
           <w:caps w:val="false"/>
-          <w:color w:val="1A1530"/>
-          <w:sz w:val="19"/>
-          <w:szCs w:val="19"/>
+          <w:color w:val="2D1B69"/>
+          <w:sz w:val="18"/>
+          <w:szCs w:val="18"/>
         </w:rPr>
         <w:t xml:space="preserve">komunikacji</w:t>
       </w:r>
@@ -3124,15 +4501,15 @@
           <w:iCs w:val="false"/>
           <w:caps w:val="false"/>
           <w:color w:val="1A1530"/>
-          <w:sz w:val="19"/>
-          <w:szCs w:val="19"/>
+          <w:sz w:val="18"/>
+          <w:szCs w:val="18"/>
         </w:rPr>
         <w:t xml:space="preserve"> – przeprowadzono obserwację pogłębioną z wykorzystaniem następujących narzędzi specjalistycznych:</w:t>
       </w:r>
     </w:p>
     <w:tbl>
       <w:tblPr>
-        <w:tblW w:type="dxa" w:w="9746"/>
+        <w:tblW w:type="dxa" w:w="9906"/>
         <w:tblBorders>
           <w:top w:val="single" w:color="auto" w:sz="4"/>
           <w:left w:val="single" w:color="auto" w:sz="4"/>
@@ -3143,40 +4520,44 @@
         </w:tblBorders>
       </w:tblPr>
       <w:tblGrid>
-        <w:gridCol w:w="9746"/>
+        <w:gridCol w:w="9906"/>
       </w:tblGrid>
       <w:tr>
+        <w:trPr>
+          <w:cantSplit/>
+        </w:trPr>
         <w:tc>
           <w:tcPr>
-            <w:tcW w:type="dxa" w:w="9746"/>
+            <w:tcW w:type="dxa" w:w="9906"/>
             <w:tcBorders>
-              <w:top w:val="single" w:color="B8350D" w:sz="36"/>
-              <w:left w:val="single" w:color="D8D2C5" w:sz="4"/>
-              <w:bottom w:val="single" w:color="D8D2C5" w:sz="4"/>
-              <w:right w:val="single" w:color="D8D2C5" w:sz="4"/>
+              <w:top w:val="single" w:color="D9D0F0" w:sz="4"/>
+              <w:left w:val="single" w:color="BF382A" w:sz="32"/>
+              <w:bottom w:val="single" w:color="D9D0F0" w:sz="4"/>
+              <w:right w:val="single" w:color="D9D0F0" w:sz="4"/>
             </w:tcBorders>
             <w:tcMar>
-              <w:top w:type="dxa" w:w="160"/>
-              <w:left w:type="dxa" w:w="180"/>
-              <w:bottom w:type="dxa" w:w="180"/>
+              <w:top w:type="dxa" w:w="120"/>
+              <w:left w:type="dxa" w:w="220"/>
+              <w:bottom w:type="dxa" w:w="130"/>
               <w:right w:type="dxa" w:w="180"/>
             </w:tcMar>
             <w:vAlign w:val="top"/>
           </w:tcPr>
           <w:p>
             <w:pPr>
-              <w:spacing w:after="40" w:before="0"/>
-            </w:pPr>
-            <w:r>
-              <w:rPr>
-                <w:rFonts w:ascii="Arial" w:cs="Arial" w:eastAsia="Arial" w:hAnsi="Arial"/>
-                <w:b/>
-                <w:bCs/>
-                <w:i w:val="false"/>
-                <w:iCs w:val="false"/>
-                <w:caps w:val="false"/>
-                <w:color w:val="B8350D"/>
-                <w:spacing w:val="15"/>
+              <w:spacing w:after="40" w:before="0" w:line="276"/>
+              <w:jc w:val="left"/>
+            </w:pPr>
+            <w:r>
+              <w:rPr>
+                <w:rFonts w:ascii="Arial" w:cs="Arial" w:eastAsia="Arial" w:hAnsi="Arial"/>
+                <w:b/>
+                <w:bCs/>
+                <w:i w:val="false"/>
+                <w:iCs w:val="false"/>
+                <w:caps w:val="false"/>
+                <w:color w:val="BF382A"/>
+                <w:spacing w:val="14"/>
                 <w:sz w:val="13"/>
                 <w:szCs w:val="13"/>
               </w:rPr>
@@ -3185,7 +4566,8 @@
           </w:p>
           <w:p>
             <w:pPr>
-              <w:spacing w:after="80" w:before="0" w:line="250"/>
+              <w:spacing w:after="70" w:before="0" w:line="250"/>
+              <w:jc w:val="left"/>
             </w:pPr>
             <w:r>
               <w:rPr>
@@ -3196,8 +4578,8 @@
                 <w:iCs w:val="false"/>
                 <w:caps w:val="false"/>
                 <w:color w:val="2D1B69"/>
-                <w:sz w:val="21"/>
-                <w:szCs w:val="21"/>
+                <w:sz w:val="20"/>
+                <w:szCs w:val="20"/>
               </w:rPr>
               <w:t xml:space="preserve">Arkusz Obserwacji Behawioralnej ABC</w:t>
             </w:r>
@@ -3205,6 +4587,7 @@
           <w:p>
             <w:pPr>
               <w:spacing w:after="0" w:before="0" w:line="255"/>
+              <w:jc w:val="left"/>
             </w:pPr>
             <w:r>
               <w:rPr>
@@ -3223,12 +4606,12 @@
           </w:p>
           <w:p>
             <w:pPr>
-              <w:spacing w:after="120" w:before="0"/>
+              <w:spacing w:after="110" w:before="0"/>
             </w:pPr>
           </w:p>
           <w:tbl>
             <w:tblPr>
-              <w:tblW w:type="dxa" w:w="9386"/>
+              <w:tblW w:type="dxa" w:w="9300"/>
               <w:tblBorders>
                 <w:top w:val="single" w:color="auto" w:sz="4"/>
                 <w:left w:val="single" w:color="auto" w:sz="4"/>
@@ -3239,32 +4622,35 @@
               </w:tblBorders>
             </w:tblPr>
             <w:tblGrid>
-              <w:gridCol w:w="3128"/>
-              <w:gridCol w:w="3128"/>
-              <w:gridCol w:w="3130"/>
+              <w:gridCol w:w="3100"/>
+              <w:gridCol w:w="3100"/>
+              <w:gridCol w:w="3100"/>
             </w:tblGrid>
             <w:tr>
+              <w:trPr>
+                <w:cantSplit/>
+              </w:trPr>
               <w:tc>
                 <w:tcPr>
-                  <w:tcW w:type="dxa" w:w="3128"/>
+                  <w:tcW w:type="dxa" w:w="3100"/>
                   <w:tcBorders>
                     <w:top w:val="nil"/>
                     <w:left w:val="single" w:color="FFFFFF" w:sz="24"/>
                     <w:bottom w:val="nil"/>
                     <w:right w:val="single" w:color="FFFFFF" w:sz="24"/>
                   </w:tcBorders>
-                  <w:shd w:fill="FEF0E8" w:color="auto" w:val="clear"/>
+                  <w:shd w:fill="FDECE3" w:color="auto" w:val="clear"/>
                   <w:tcMar>
-                    <w:top w:type="dxa" w:w="100"/>
+                    <w:top w:type="dxa" w:w="90"/>
                     <w:left w:type="dxa" w:w="60"/>
-                    <w:bottom w:type="dxa" w:w="100"/>
+                    <w:bottom w:type="dxa" w:w="90"/>
                     <w:right w:type="dxa" w:w="60"/>
                   </w:tcMar>
                   <w:vAlign w:val="top"/>
                 </w:tcPr>
                 <w:p>
                   <w:pPr>
-                    <w:spacing w:after="20" w:before="0"/>
+                    <w:spacing w:after="10" w:before="0" w:line="276"/>
                     <w:jc w:val="center"/>
                   </w:pPr>
                   <w:r>
@@ -3275,16 +4661,16 @@
                       <w:i w:val="false"/>
                       <w:iCs w:val="false"/>
                       <w:caps w:val="false"/>
-                      <w:color w:val="B8350D"/>
-                      <w:sz w:val="28"/>
-                      <w:szCs w:val="28"/>
+                      <w:color w:val="BF382A"/>
+                      <w:sz w:val="26"/>
+                      <w:szCs w:val="26"/>
                     </w:rPr>
                     <w:t xml:space="preserve">A</w:t>
                   </w:r>
                 </w:p>
                 <w:p>
                   <w:pPr>
-                    <w:spacing w:after="0" w:before="0"/>
+                    <w:spacing w:after="0" w:before="0" w:line="276"/>
                     <w:jc w:val="center"/>
                   </w:pPr>
                   <w:r>
@@ -3295,7 +4681,7 @@
                       <w:i w:val="false"/>
                       <w:iCs w:val="false"/>
                       <w:caps w:val="false"/>
-                      <w:color w:val="B8350D"/>
+                      <w:color w:val="BF382A"/>
                       <w:sz w:val="15"/>
                       <w:szCs w:val="15"/>
                     </w:rPr>
@@ -3305,25 +4691,25 @@
               </w:tc>
               <w:tc>
                 <w:tcPr>
-                  <w:tcW w:type="dxa" w:w="3128"/>
+                  <w:tcW w:type="dxa" w:w="3100"/>
                   <w:tcBorders>
                     <w:top w:val="nil"/>
                     <w:left w:val="single" w:color="FFFFFF" w:sz="24"/>
                     <w:bottom w:val="nil"/>
                     <w:right w:val="single" w:color="FFFFFF" w:sz="24"/>
                   </w:tcBorders>
-                  <w:shd w:fill="FEF0E8" w:color="auto" w:val="clear"/>
+                  <w:shd w:fill="FDECE3" w:color="auto" w:val="clear"/>
                   <w:tcMar>
-                    <w:top w:type="dxa" w:w="100"/>
+                    <w:top w:type="dxa" w:w="90"/>
                     <w:left w:type="dxa" w:w="60"/>
-                    <w:bottom w:type="dxa" w:w="100"/>
+                    <w:bottom w:type="dxa" w:w="90"/>
                     <w:right w:type="dxa" w:w="60"/>
                   </w:tcMar>
                   <w:vAlign w:val="top"/>
                 </w:tcPr>
                 <w:p>
                   <w:pPr>
-                    <w:spacing w:after="20" w:before="0"/>
+                    <w:spacing w:after="10" w:before="0" w:line="276"/>
                     <w:jc w:val="center"/>
                   </w:pPr>
                   <w:r>
@@ -3334,16 +4720,16 @@
                       <w:i w:val="false"/>
                       <w:iCs w:val="false"/>
                       <w:caps w:val="false"/>
-                      <w:color w:val="B8350D"/>
-                      <w:sz w:val="28"/>
-                      <w:szCs w:val="28"/>
+                      <w:color w:val="BF382A"/>
+                      <w:sz w:val="26"/>
+                      <w:szCs w:val="26"/>
                     </w:rPr>
                     <w:t xml:space="preserve">B</w:t>
                   </w:r>
                 </w:p>
                 <w:p>
                   <w:pPr>
-                    <w:spacing w:after="0" w:before="0"/>
+                    <w:spacing w:after="0" w:before="0" w:line="276"/>
                     <w:jc w:val="center"/>
                   </w:pPr>
                   <w:r>
@@ -3354,7 +4740,7 @@
                       <w:i w:val="false"/>
                       <w:iCs w:val="false"/>
                       <w:caps w:val="false"/>
-                      <w:color w:val="B8350D"/>
+                      <w:color w:val="BF382A"/>
                       <w:sz w:val="15"/>
                       <w:szCs w:val="15"/>
                     </w:rPr>
@@ -3364,25 +4750,25 @@
               </w:tc>
               <w:tc>
                 <w:tcPr>
-                  <w:tcW w:type="dxa" w:w="3130"/>
+                  <w:tcW w:type="dxa" w:w="3100"/>
                   <w:tcBorders>
                     <w:top w:val="nil"/>
                     <w:left w:val="single" w:color="FFFFFF" w:sz="24"/>
                     <w:bottom w:val="nil"/>
                     <w:right w:val="single" w:color="FFFFFF" w:sz="24"/>
                   </w:tcBorders>
-                  <w:shd w:fill="FEF0E8" w:color="auto" w:val="clear"/>
+                  <w:shd w:fill="FDECE3" w:color="auto" w:val="clear"/>
                   <w:tcMar>
-                    <w:top w:type="dxa" w:w="100"/>
+                    <w:top w:type="dxa" w:w="90"/>
                     <w:left w:type="dxa" w:w="60"/>
-                    <w:bottom w:type="dxa" w:w="100"/>
+                    <w:bottom w:type="dxa" w:w="90"/>
                     <w:right w:type="dxa" w:w="60"/>
                   </w:tcMar>
                   <w:vAlign w:val="top"/>
                 </w:tcPr>
                 <w:p>
                   <w:pPr>
-                    <w:spacing w:after="20" w:before="0"/>
+                    <w:spacing w:after="10" w:before="0" w:line="276"/>
                     <w:jc w:val="center"/>
                   </w:pPr>
                   <w:r>
@@ -3393,16 +4779,16 @@
                       <w:i w:val="false"/>
                       <w:iCs w:val="false"/>
                       <w:caps w:val="false"/>
-                      <w:color w:val="B8350D"/>
-                      <w:sz w:val="28"/>
-                      <w:szCs w:val="28"/>
+                      <w:color w:val="BF382A"/>
+                      <w:sz w:val="26"/>
+                      <w:szCs w:val="26"/>
                     </w:rPr>
                     <w:t xml:space="preserve">C</w:t>
                   </w:r>
                 </w:p>
                 <w:p>
                   <w:pPr>
-                    <w:spacing w:after="0" w:before="0"/>
+                    <w:spacing w:after="0" w:before="0" w:line="276"/>
                     <w:jc w:val="center"/>
                   </w:pPr>
                   <w:r>
@@ -3413,7 +4799,7 @@
                       <w:i w:val="false"/>
                       <w:iCs w:val="false"/>
                       <w:caps w:val="false"/>
-                      <w:color w:val="B8350D"/>
+                      <w:color w:val="BF382A"/>
                       <w:sz w:val="15"/>
                       <w:szCs w:val="15"/>
                     </w:rPr>
@@ -3429,12 +4815,12 @@
     </w:tbl>
     <w:p>
       <w:pPr>
-        <w:spacing w:after="160" w:before="0"/>
+        <w:spacing w:after="100" w:before="0"/>
       </w:pPr>
     </w:p>
     <w:tbl>
       <w:tblPr>
-        <w:tblW w:type="dxa" w:w="9746"/>
+        <w:tblW w:type="dxa" w:w="9906"/>
         <w:tblBorders>
           <w:top w:val="single" w:color="auto" w:sz="4"/>
           <w:left w:val="single" w:color="auto" w:sz="4"/>
@@ -3445,30 +4831,34 @@
         </w:tblBorders>
       </w:tblPr>
       <w:tblGrid>
-        <w:gridCol w:w="4873"/>
-        <w:gridCol w:w="4873"/>
+        <w:gridCol w:w="4953"/>
+        <w:gridCol w:w="4953"/>
       </w:tblGrid>
       <w:tr>
+        <w:trPr>
+          <w:cantSplit/>
+        </w:trPr>
         <w:tc>
           <w:tcPr>
-            <w:tcW w:type="dxa" w:w="4873"/>
+            <w:tcW w:type="dxa" w:w="4953"/>
             <w:tcBorders>
-              <w:top w:val="single" w:color="2D1B69" w:sz="36"/>
-              <w:left w:val="single" w:color="D8D2C5" w:sz="4"/>
-              <w:bottom w:val="single" w:color="D8D2C5" w:sz="4"/>
-              <w:right w:val="single" w:color="D8D2C5" w:sz="4"/>
+              <w:top w:val="single" w:color="D9D0F0" w:sz="4"/>
+              <w:left w:val="single" w:color="2D1B69" w:sz="32"/>
+              <w:bottom w:val="single" w:color="D9D0F0" w:sz="4"/>
+              <w:right w:val="single" w:color="D9D0F0" w:sz="4"/>
             </w:tcBorders>
             <w:tcMar>
-              <w:top w:type="dxa" w:w="160"/>
-              <w:left w:type="dxa" w:w="180"/>
-              <w:bottom w:type="dxa" w:w="180"/>
+              <w:top w:type="dxa" w:w="120"/>
+              <w:left w:type="dxa" w:w="220"/>
+              <w:bottom w:type="dxa" w:w="130"/>
               <w:right w:type="dxa" w:w="180"/>
             </w:tcMar>
             <w:vAlign w:val="top"/>
           </w:tcPr>
           <w:p>
             <w:pPr>
-              <w:spacing w:after="40" w:before="0"/>
+              <w:spacing w:after="40" w:before="0" w:line="276"/>
+              <w:jc w:val="left"/>
             </w:pPr>
             <w:r>
               <w:rPr>
@@ -3479,7 +4869,7 @@
                 <w:iCs w:val="false"/>
                 <w:caps w:val="false"/>
                 <w:color w:val="2D1B69"/>
-                <w:spacing w:val="15"/>
+                <w:spacing w:val="14"/>
                 <w:sz w:val="13"/>
                 <w:szCs w:val="13"/>
               </w:rPr>
@@ -3488,7 +4878,8 @@
           </w:p>
           <w:p>
             <w:pPr>
-              <w:spacing w:after="80" w:before="0" w:line="250"/>
+              <w:spacing w:after="70" w:before="0" w:line="250"/>
+              <w:jc w:val="left"/>
             </w:pPr>
             <w:r>
               <w:rPr>
@@ -3499,8 +4890,8 @@
                 <w:iCs w:val="false"/>
                 <w:caps w:val="false"/>
                 <w:color w:val="2D1B69"/>
-                <w:sz w:val="21"/>
-                <w:szCs w:val="21"/>
+                <w:sz w:val="20"/>
+                <w:szCs w:val="20"/>
               </w:rPr>
               <w:t xml:space="preserve">Profil Biopsychospołeczny</w:t>
             </w:r>
@@ -3508,6 +4899,7 @@
           <w:p>
             <w:pPr>
               <w:spacing w:after="0" w:before="0" w:line="255"/>
+              <w:jc w:val="left"/>
             </w:pPr>
             <w:r>
               <w:rPr>
@@ -3527,35 +4919,36 @@
         </w:tc>
         <w:tc>
           <w:tcPr>
-            <w:tcW w:type="dxa" w:w="4873"/>
+            <w:tcW w:type="dxa" w:w="4953"/>
             <w:tcBorders>
-              <w:top w:val="single" w:color="2B6E6E" w:sz="36"/>
-              <w:left w:val="single" w:color="D8D2C5" w:sz="4"/>
-              <w:bottom w:val="single" w:color="D8D2C5" w:sz="4"/>
-              <w:right w:val="single" w:color="D8D2C5" w:sz="4"/>
+              <w:top w:val="single" w:color="D9D0F0" w:sz="4"/>
+              <w:left w:val="single" w:color="2D6BB3" w:sz="32"/>
+              <w:bottom w:val="single" w:color="D9D0F0" w:sz="4"/>
+              <w:right w:val="single" w:color="D9D0F0" w:sz="4"/>
             </w:tcBorders>
             <w:tcMar>
-              <w:top w:type="dxa" w:w="160"/>
-              <w:left w:type="dxa" w:w="180"/>
-              <w:bottom w:type="dxa" w:w="180"/>
+              <w:top w:type="dxa" w:w="120"/>
+              <w:left w:type="dxa" w:w="220"/>
+              <w:bottom w:type="dxa" w:w="130"/>
               <w:right w:type="dxa" w:w="180"/>
             </w:tcMar>
             <w:vAlign w:val="top"/>
           </w:tcPr>
           <w:p>
             <w:pPr>
-              <w:spacing w:after="40" w:before="0"/>
-            </w:pPr>
-            <w:r>
-              <w:rPr>
-                <w:rFonts w:ascii="Arial" w:cs="Arial" w:eastAsia="Arial" w:hAnsi="Arial"/>
-                <w:b/>
-                <w:bCs/>
-                <w:i w:val="false"/>
-                <w:iCs w:val="false"/>
-                <w:caps w:val="false"/>
-                <w:color w:val="2B6E6E"/>
-                <w:spacing w:val="15"/>
+              <w:spacing w:after="40" w:before="0" w:line="276"/>
+              <w:jc w:val="left"/>
+            </w:pPr>
+            <w:r>
+              <w:rPr>
+                <w:rFonts w:ascii="Arial" w:cs="Arial" w:eastAsia="Arial" w:hAnsi="Arial"/>
+                <w:b/>
+                <w:bCs/>
+                <w:i w:val="false"/>
+                <w:iCs w:val="false"/>
+                <w:caps w:val="false"/>
+                <w:color w:val="2D6BB3"/>
+                <w:spacing w:val="14"/>
                 <w:sz w:val="13"/>
                 <w:szCs w:val="13"/>
               </w:rPr>
@@ -3564,7 +4957,8 @@
           </w:p>
           <w:p>
             <w:pPr>
-              <w:spacing w:after="80" w:before="0" w:line="250"/>
+              <w:spacing w:after="70" w:before="0" w:line="250"/>
+              <w:jc w:val="left"/>
             </w:pPr>
             <w:r>
               <w:rPr>
@@ -3575,8 +4969,8 @@
                 <w:iCs w:val="false"/>
                 <w:caps w:val="false"/>
                 <w:color w:val="2D1B69"/>
-                <w:sz w:val="21"/>
-                <w:szCs w:val="21"/>
+                <w:sz w:val="20"/>
+                <w:szCs w:val="20"/>
               </w:rPr>
               <w:t xml:space="preserve">Profil Sensoryczny</w:t>
             </w:r>
@@ -3584,6 +4978,7 @@
           <w:p>
             <w:pPr>
               <w:spacing w:after="0" w:before="0" w:line="255"/>
+              <w:jc w:val="left"/>
             </w:pPr>
             <w:r>
               <w:rPr>
@@ -3603,37 +4998,41 @@
         </w:tc>
       </w:tr>
       <w:tr>
+        <w:trPr>
+          <w:cantSplit/>
+        </w:trPr>
         <w:tc>
           <w:tcPr>
-            <w:tcW w:type="dxa" w:w="4873"/>
+            <w:tcW w:type="dxa" w:w="4953"/>
             <w:tcBorders>
-              <w:top w:val="single" w:color="E8450A" w:sz="36"/>
-              <w:left w:val="single" w:color="D8D2C5" w:sz="4"/>
-              <w:bottom w:val="single" w:color="D8D2C5" w:sz="4"/>
-              <w:right w:val="single" w:color="D8D2C5" w:sz="4"/>
+              <w:top w:val="single" w:color="D9D0F0" w:sz="4"/>
+              <w:left w:val="single" w:color="E74509" w:sz="32"/>
+              <w:bottom w:val="single" w:color="D9D0F0" w:sz="4"/>
+              <w:right w:val="single" w:color="D9D0F0" w:sz="4"/>
             </w:tcBorders>
             <w:tcMar>
-              <w:top w:type="dxa" w:w="160"/>
-              <w:left w:type="dxa" w:w="180"/>
-              <w:bottom w:type="dxa" w:w="180"/>
+              <w:top w:type="dxa" w:w="120"/>
+              <w:left w:type="dxa" w:w="220"/>
+              <w:bottom w:type="dxa" w:w="130"/>
               <w:right w:type="dxa" w:w="180"/>
             </w:tcMar>
             <w:vAlign w:val="top"/>
           </w:tcPr>
           <w:p>
             <w:pPr>
-              <w:spacing w:after="40" w:before="0"/>
-            </w:pPr>
-            <w:r>
-              <w:rPr>
-                <w:rFonts w:ascii="Arial" w:cs="Arial" w:eastAsia="Arial" w:hAnsi="Arial"/>
-                <w:b/>
-                <w:bCs/>
-                <w:i w:val="false"/>
-                <w:iCs w:val="false"/>
-                <w:caps w:val="false"/>
-                <w:color w:val="E8450A"/>
-                <w:spacing w:val="15"/>
+              <w:spacing w:after="40" w:before="0" w:line="276"/>
+              <w:jc w:val="left"/>
+            </w:pPr>
+            <w:r>
+              <w:rPr>
+                <w:rFonts w:ascii="Arial" w:cs="Arial" w:eastAsia="Arial" w:hAnsi="Arial"/>
+                <w:b/>
+                <w:bCs/>
+                <w:i w:val="false"/>
+                <w:iCs w:val="false"/>
+                <w:caps w:val="false"/>
+                <w:color w:val="E74509"/>
+                <w:spacing w:val="14"/>
                 <w:sz w:val="13"/>
                 <w:szCs w:val="13"/>
               </w:rPr>
@@ -3642,7 +5041,8 @@
           </w:p>
           <w:p>
             <w:pPr>
-              <w:spacing w:after="80" w:before="0" w:line="250"/>
+              <w:spacing w:after="70" w:before="0" w:line="250"/>
+              <w:jc w:val="left"/>
             </w:pPr>
             <w:r>
               <w:rPr>
@@ -3653,8 +5053,8 @@
                 <w:iCs w:val="false"/>
                 <w:caps w:val="false"/>
                 <w:color w:val="2D1B69"/>
-                <w:sz w:val="21"/>
-                <w:szCs w:val="21"/>
+                <w:sz w:val="20"/>
+                <w:szCs w:val="20"/>
               </w:rPr>
               <w:t xml:space="preserve">Arkusz Oceny Rozwoju Mowy i Komunikacji</w:t>
             </w:r>
@@ -3662,6 +5062,7 @@
           <w:p>
             <w:pPr>
               <w:spacing w:after="0" w:before="0" w:line="255"/>
+              <w:jc w:val="left"/>
             </w:pPr>
             <w:r>
               <w:rPr>
@@ -3681,35 +5082,36 @@
         </w:tc>
         <w:tc>
           <w:tcPr>
-            <w:tcW w:type="dxa" w:w="4873"/>
+            <w:tcW w:type="dxa" w:w="4953"/>
             <w:tcBorders>
-              <w:top w:val="single" w:color="0D7D5C" w:sz="36"/>
-              <w:left w:val="single" w:color="D8D2C5" w:sz="4"/>
-              <w:bottom w:val="single" w:color="D8D2C5" w:sz="4"/>
-              <w:right w:val="single" w:color="D8D2C5" w:sz="4"/>
+              <w:top w:val="single" w:color="D9D0F0" w:sz="4"/>
+              <w:left w:val="single" w:color="2E7D45" w:sz="32"/>
+              <w:bottom w:val="single" w:color="D9D0F0" w:sz="4"/>
+              <w:right w:val="single" w:color="D9D0F0" w:sz="4"/>
             </w:tcBorders>
             <w:tcMar>
-              <w:top w:type="dxa" w:w="160"/>
-              <w:left w:type="dxa" w:w="180"/>
-              <w:bottom w:type="dxa" w:w="180"/>
+              <w:top w:type="dxa" w:w="120"/>
+              <w:left w:type="dxa" w:w="220"/>
+              <w:bottom w:type="dxa" w:w="130"/>
               <w:right w:type="dxa" w:w="180"/>
             </w:tcMar>
             <w:vAlign w:val="top"/>
           </w:tcPr>
           <w:p>
             <w:pPr>
-              <w:spacing w:after="40" w:before="0"/>
-            </w:pPr>
-            <w:r>
-              <w:rPr>
-                <w:rFonts w:ascii="Arial" w:cs="Arial" w:eastAsia="Arial" w:hAnsi="Arial"/>
-                <w:b/>
-                <w:bCs/>
-                <w:i w:val="false"/>
-                <w:iCs w:val="false"/>
-                <w:caps w:val="false"/>
-                <w:color w:val="0D7D5C"/>
-                <w:spacing w:val="15"/>
+              <w:spacing w:after="40" w:before="0" w:line="276"/>
+              <w:jc w:val="left"/>
+            </w:pPr>
+            <w:r>
+              <w:rPr>
+                <w:rFonts w:ascii="Arial" w:cs="Arial" w:eastAsia="Arial" w:hAnsi="Arial"/>
+                <w:b/>
+                <w:bCs/>
+                <w:i w:val="false"/>
+                <w:iCs w:val="false"/>
+                <w:caps w:val="false"/>
+                <w:color w:val="2E7D45"/>
+                <w:spacing w:val="14"/>
                 <w:sz w:val="13"/>
                 <w:szCs w:val="13"/>
               </w:rPr>
@@ -3718,7 +5120,8 @@
           </w:p>
           <w:p>
             <w:pPr>
-              <w:spacing w:after="80" w:before="0" w:line="250"/>
+              <w:spacing w:after="70" w:before="0" w:line="250"/>
+              <w:jc w:val="left"/>
             </w:pPr>
             <w:r>
               <w:rPr>
@@ -3729,8 +5132,8 @@
                 <w:iCs w:val="false"/>
                 <w:caps w:val="false"/>
                 <w:color w:val="2D1B69"/>
-                <w:sz w:val="21"/>
-                <w:szCs w:val="21"/>
+                <w:sz w:val="20"/>
+                <w:szCs w:val="20"/>
               </w:rPr>
               <w:t xml:space="preserve">Arkusz Poziomu Rozwoju Teorii Umysłu (ToM)</w:t>
             </w:r>
@@ -3738,6 +5141,7 @@
           <w:p>
             <w:pPr>
               <w:spacing w:after="0" w:before="0" w:line="255"/>
+              <w:jc w:val="left"/>
             </w:pPr>
             <w:r>
               <w:rPr>
@@ -3759,55 +5163,12 @@
     </w:tbl>
     <w:p>
       <w:pPr>
-        <w:spacing w:after="240" w:before="0"/>
-      </w:pPr>
-    </w:p>
-    <w:p>
-      <w:pPr>
-        <w:pBdr>
-          <w:left w:val="single" w:color="E8450A" w:sz="24" w:space="10"/>
-        </w:pBdr>
-        <w:shd w:fill="FEF0E8" w:color="auto" w:val="clear"/>
-        <w:spacing w:after="0" w:before="0" w:line="300"/>
-        <w:ind w:left="60" w:right="60"/>
-      </w:pPr>
-      <w:r>
-        <w:rPr>
-          <w:rFonts w:ascii="Arial" w:cs="Arial" w:eastAsia="Arial" w:hAnsi="Arial"/>
-          <w:b/>
-          <w:bCs/>
-          <w:i w:val="false"/>
-          <w:iCs w:val="false"/>
-          <w:caps w:val="false"/>
-          <w:color w:val="E8450A"/>
-          <w:sz w:val="18"/>
-          <w:szCs w:val="18"/>
-        </w:rPr>
-        <w:t xml:space="preserve">Informacja dla rodzica. </w:t>
-      </w:r>
-      <w:r>
-        <w:rPr>
-          <w:rFonts w:ascii="Arial" w:cs="Arial" w:eastAsia="Arial" w:hAnsi="Arial"/>
-          <w:b w:val="false"/>
-          <w:bCs w:val="false"/>
-          <w:i w:val="false"/>
-          <w:iCs w:val="false"/>
-          <w:caps w:val="false"/>
-          <w:color w:val="1A1530"/>
-          <w:sz w:val="18"/>
-          <w:szCs w:val="18"/>
-        </w:rPr>
-        <w:t xml:space="preserve">Niniejszy raport stanowi opinię placówki o funkcjonowaniu dziecka i jest przekazywany rodzicowi oraz zespołowi orzekającemu poradni. Wyniki obserwacji służą zaplanowaniu wsparcia, a nie ocenie dziecka. Zachęcamy do rozmowy z Zespołem o każdej części dokumentu.</w:t>
-      </w:r>
-    </w:p>
-    <w:p>
-      <w:pPr>
-        <w:spacing w:after="200" w:before="0"/>
+        <w:spacing w:after="120" w:before="0"/>
       </w:pPr>
     </w:p>
     <w:tbl>
       <w:tblPr>
-        <w:tblW w:type="dxa" w:w="9744"/>
+        <w:tblW w:type="dxa" w:w="9906"/>
         <w:tblBorders>
           <w:top w:val="single" w:color="auto" w:sz="4"/>
           <w:left w:val="single" w:color="auto" w:sz="4"/>
@@ -3818,14 +5179,96 @@
         </w:tblBorders>
       </w:tblPr>
       <w:tblGrid>
-        <w:gridCol w:w="3248"/>
-        <w:gridCol w:w="3248"/>
-        <w:gridCol w:w="3248"/>
+        <w:gridCol w:w="9906"/>
       </w:tblGrid>
       <w:tr>
+        <w:trPr>
+          <w:cantSplit/>
+        </w:trPr>
         <w:tc>
           <w:tcPr>
-            <w:tcW w:type="dxa" w:w="3248"/>
+            <w:tcW w:type="dxa" w:w="9906"/>
+            <w:tcBorders>
+              <w:top w:val="single" w:color="E3E1EC" w:sz="4"/>
+              <w:left w:val="single" w:color="E3E1EC" w:sz="4"/>
+              <w:bottom w:val="single" w:color="E3E1EC" w:sz="4"/>
+              <w:right w:val="single" w:color="E3E1EC" w:sz="4"/>
+            </w:tcBorders>
+            <w:shd w:fill="FAF6F1" w:color="auto" w:val="clear"/>
+            <w:tcMar>
+              <w:top w:type="dxa" w:w="120"/>
+              <w:left w:type="dxa" w:w="220"/>
+              <w:bottom w:type="dxa" w:w="120"/>
+              <w:right w:type="dxa" w:w="220"/>
+            </w:tcMar>
+            <w:vAlign w:val="top"/>
+          </w:tcPr>
+          <w:p>
+            <w:pPr>
+              <w:spacing w:after="0" w:before="0" w:line="270"/>
+              <w:jc w:val="left"/>
+            </w:pPr>
+            <w:r>
+              <w:rPr>
+                <w:rFonts w:ascii="Arial" w:cs="Arial" w:eastAsia="Arial" w:hAnsi="Arial"/>
+                <w:b/>
+                <w:bCs/>
+                <w:i w:val="false"/>
+                <w:iCs w:val="false"/>
+                <w:caps w:val="false"/>
+                <w:color w:val="E74509"/>
+                <w:sz w:val="17"/>
+                <w:szCs w:val="17"/>
+              </w:rPr>
+              <w:t xml:space="preserve">Informacja dla rodzica. </w:t>
+            </w:r>
+            <w:r>
+              <w:rPr>
+                <w:rFonts w:ascii="Arial" w:cs="Arial" w:eastAsia="Arial" w:hAnsi="Arial"/>
+                <w:b w:val="false"/>
+                <w:bCs w:val="false"/>
+                <w:i w:val="false"/>
+                <w:iCs w:val="false"/>
+                <w:caps w:val="false"/>
+                <w:color w:val="1A1530"/>
+                <w:sz w:val="17"/>
+                <w:szCs w:val="17"/>
+              </w:rPr>
+              <w:t xml:space="preserve">Niniejszy raport stanowi opinię placówki o funkcjonowaniu dziecka i jest przekazywany rodzicowi oraz zespołowi orzekającemu poradni. Wyniki obserwacji służą zaplanowaniu wsparcia, a nie ocenie dziecka. Zachęcamy do rozmowy z Zespołem o każdej części dokumentu.</w:t>
+            </w:r>
+          </w:p>
+        </w:tc>
+      </w:tr>
+    </w:tbl>
+    <w:p>
+      <w:pPr>
+        <w:spacing w:after="60" w:before="0"/>
+      </w:pPr>
+    </w:p>
+    <w:tbl>
+      <w:tblPr>
+        <w:tblW w:type="dxa" w:w="9906"/>
+        <w:tblBorders>
+          <w:top w:val="single" w:color="auto" w:sz="4"/>
+          <w:left w:val="single" w:color="auto" w:sz="4"/>
+          <w:bottom w:val="single" w:color="auto" w:sz="4"/>
+          <w:right w:val="single" w:color="auto" w:sz="4"/>
+          <w:insideH w:val="single" w:color="auto" w:sz="4"/>
+          <w:insideV w:val="single" w:color="auto" w:sz="4"/>
+        </w:tblBorders>
+      </w:tblPr>
+      <w:tblGrid>
+        <w:gridCol w:w="3302"/>
+        <w:gridCol w:w="3302"/>
+        <w:gridCol w:w="3302"/>
+      </w:tblGrid>
+      <w:tr>
+        <w:trPr>
+          <w:cantSplit/>
+        </w:trPr>
+        <w:tc>
+          <w:tcPr>
+            <w:tcW w:type="dxa" w:w="3302"/>
             <w:tcBorders>
               <w:top w:val="nil"/>
               <w:left w:val="nil"/>
@@ -3833,16 +5276,16 @@
               <w:right w:val="nil"/>
             </w:tcBorders>
             <w:tcMar>
-              <w:top w:type="dxa" w:w="900"/>
-              <w:left w:type="dxa" w:w="200"/>
-              <w:bottom w:type="dxa" w:w="80"/>
-              <w:right w:type="dxa" w:w="200"/>
+              <w:top w:type="dxa" w:w="560"/>
+              <w:left w:type="dxa" w:w="220"/>
+              <w:bottom w:type="dxa" w:w="40"/>
+              <w:right w:type="dxa" w:w="220"/>
             </w:tcMar>
           </w:tcPr>
           <w:p>
             <w:pPr>
               <w:pBdr>
-                <w:top w:val="single" w:color="1A1530" w:sz="8" w:space="6"/>
+                <w:top w:val="single" w:color="2D1B69" w:sz="6" w:space="5"/>
               </w:pBdr>
               <w:spacing w:after="0" w:before="0"/>
               <w:jc w:val="center"/>
@@ -3852,8 +5295,8 @@
                 <w:rFonts w:ascii="Arial" w:cs="Arial" w:eastAsia="Arial" w:hAnsi="Arial"/>
                 <w:b/>
                 <w:bCs/>
-                <w:i/>
-                <w:iCs/>
+                <w:i w:val="false"/>
+                <w:iCs w:val="false"/>
                 <w:caps w:val="false"/>
                 <w:color w:val="2D1B69"/>
                 <w:sz w:val="16"/>
@@ -3864,7 +5307,7 @@
           </w:p>
           <w:p>
             <w:pPr>
-              <w:spacing w:after="0" w:before="20"/>
+              <w:spacing w:after="0" w:before="10"/>
               <w:jc w:val="center"/>
             </w:pPr>
             <w:r>
@@ -3885,7 +5328,7 @@
         </w:tc>
         <w:tc>
           <w:tcPr>
-            <w:tcW w:type="dxa" w:w="3248"/>
+            <w:tcW w:type="dxa" w:w="3302"/>
             <w:tcBorders>
               <w:top w:val="nil"/>
               <w:left w:val="nil"/>
@@ -3893,16 +5336,16 @@
               <w:right w:val="nil"/>
             </w:tcBorders>
             <w:tcMar>
-              <w:top w:type="dxa" w:w="900"/>
-              <w:left w:type="dxa" w:w="200"/>
-              <w:bottom w:type="dxa" w:w="80"/>
-              <w:right w:type="dxa" w:w="200"/>
+              <w:top w:type="dxa" w:w="560"/>
+              <w:left w:type="dxa" w:w="220"/>
+              <w:bottom w:type="dxa" w:w="40"/>
+              <w:right w:type="dxa" w:w="220"/>
             </w:tcMar>
           </w:tcPr>
           <w:p>
             <w:pPr>
               <w:pBdr>
-                <w:top w:val="single" w:color="1A1530" w:sz="8" w:space="6"/>
+                <w:top w:val="single" w:color="2D1B69" w:sz="6" w:space="5"/>
               </w:pBdr>
               <w:spacing w:after="0" w:before="0"/>
               <w:jc w:val="center"/>
@@ -3912,8 +5355,8 @@
                 <w:rFonts w:ascii="Arial" w:cs="Arial" w:eastAsia="Arial" w:hAnsi="Arial"/>
                 <w:b/>
                 <w:bCs/>
-                <w:i/>
-                <w:iCs/>
+                <w:i w:val="false"/>
+                <w:iCs w:val="false"/>
                 <w:caps w:val="false"/>
                 <w:color w:val="2D1B69"/>
                 <w:sz w:val="16"/>
@@ -3924,7 +5367,7 @@
           </w:p>
           <w:p>
             <w:pPr>
-              <w:spacing w:after="0" w:before="20"/>
+              <w:spacing w:after="0" w:before="10"/>
               <w:jc w:val="center"/>
             </w:pPr>
             <w:r>
@@ -3945,7 +5388,7 @@
         </w:tc>
         <w:tc>
           <w:tcPr>
-            <w:tcW w:type="dxa" w:w="3248"/>
+            <w:tcW w:type="dxa" w:w="3302"/>
             <w:tcBorders>
               <w:top w:val="nil"/>
               <w:left w:val="nil"/>
@@ -3953,16 +5396,16 @@
               <w:right w:val="nil"/>
             </w:tcBorders>
             <w:tcMar>
-              <w:top w:type="dxa" w:w="900"/>
-              <w:left w:type="dxa" w:w="200"/>
-              <w:bottom w:type="dxa" w:w="80"/>
-              <w:right w:type="dxa" w:w="200"/>
+              <w:top w:type="dxa" w:w="560"/>
+              <w:left w:type="dxa" w:w="220"/>
+              <w:bottom w:type="dxa" w:w="40"/>
+              <w:right w:type="dxa" w:w="220"/>
             </w:tcMar>
           </w:tcPr>
           <w:p>
             <w:pPr>
               <w:pBdr>
-                <w:top w:val="single" w:color="1A1530" w:sz="8" w:space="6"/>
+                <w:top w:val="single" w:color="2D1B69" w:sz="6" w:space="5"/>
               </w:pBdr>
               <w:spacing w:after="0" w:before="0"/>
               <w:jc w:val="center"/>
@@ -3972,8 +5415,8 @@
                 <w:rFonts w:ascii="Arial" w:cs="Arial" w:eastAsia="Arial" w:hAnsi="Arial"/>
                 <w:b/>
                 <w:bCs/>
-                <w:i/>
-                <w:iCs/>
+                <w:i w:val="false"/>
+                <w:iCs w:val="false"/>
                 <w:caps w:val="false"/>
                 <w:color w:val="2D1B69"/>
                 <w:sz w:val="16"/>
@@ -3984,7 +5427,7 @@
           </w:p>
           <w:p>
             <w:pPr>
-              <w:spacing w:after="0" w:before="20"/>
+              <w:spacing w:after="0" w:before="10"/>
               <w:jc w:val="center"/>
             </w:pPr>
             <w:r>
@@ -4005,9 +5448,12 @@
         </w:tc>
       </w:tr>
       <w:tr>
+        <w:trPr>
+          <w:cantSplit/>
+        </w:trPr>
         <w:tc>
           <w:tcPr>
-            <w:tcW w:type="dxa" w:w="9744"/>
+            <w:tcW w:type="dxa" w:w="9906"/>
             <w:gridSpan w:val="3"/>
             <w:tcBorders>
               <w:top w:val="nil"/>
@@ -4016,16 +5462,16 @@
               <w:right w:val="nil"/>
             </w:tcBorders>
             <w:tcMar>
-              <w:top w:type="dxa" w:w="900"/>
-              <w:left w:type="dxa" w:w="200"/>
-              <w:bottom w:type="dxa" w:w="80"/>
-              <w:right w:type="dxa" w:w="200"/>
+              <w:top w:type="dxa" w:w="560"/>
+              <w:left w:type="dxa" w:w="220"/>
+              <w:bottom w:type="dxa" w:w="40"/>
+              <w:right w:type="dxa" w:w="220"/>
             </w:tcMar>
           </w:tcPr>
           <w:p>
             <w:pPr>
               <w:pBdr>
-                <w:top w:val="single" w:color="1A1530" w:sz="8" w:space="6"/>
+                <w:top w:val="single" w:color="2D1B69" w:sz="6" w:space="5"/>
               </w:pBdr>
               <w:spacing w:after="0" w:before="0"/>
               <w:jc w:val="center"/>
@@ -4035,8 +5481,8 @@
                 <w:rFonts w:ascii="Arial" w:cs="Arial" w:eastAsia="Arial" w:hAnsi="Arial"/>
                 <w:b/>
                 <w:bCs/>
-                <w:i/>
-                <w:iCs/>
+                <w:i w:val="false"/>
+                <w:iCs w:val="false"/>
                 <w:caps w:val="false"/>
                 <w:color w:val="2D1B69"/>
                 <w:sz w:val="16"/>
@@ -4047,7 +5493,7 @@
           </w:p>
           <w:p>
             <w:pPr>
-              <w:spacing w:after="0" w:before="20"/>
+              <w:spacing w:after="0" w:before="10"/>
               <w:jc w:val="center"/>
             </w:pPr>
             <w:r>
@@ -4069,14 +5515,10 @@
       </w:tr>
     </w:tbl>
     <w:sectPr>
-      <w:headerReference w:type="default" r:id="rId7"/>
-      <w:headerReference w:type="first" r:id="rId8"/>
-      <w:footerReference w:type="default" r:id="rId9"/>
-      <w:footerReference w:type="first" r:id="rId10"/>
+      <w:footerReference w:type="default" r:id="rId7"/>
       <w:pgSz w:w="11906" w:h="16838" w:orient="portrait"/>
-      <w:pgMar w:top="1440" w:right="1080" w:bottom="1440" w:left="1080" w:header="708" w:footer="708" w:gutter="0"/>
+      <w:pgMar w:top="1100" w:right="1000" w:bottom="1250" w:left="1000" w:header="708" w:footer="708" w:gutter="0"/>
       <w:pgNumType/>
-      <w:titlePg/>
       <w:docGrid w:linePitch="360"/>
     </w:sectPr>
   </w:body>
@@ -4129,10 +5571,10 @@
   <w:p>
     <w:pPr>
       <w:pBdr>
-        <w:top w:val="single" w:color="D8D2C5" w:sz="4" w:space="4"/>
+        <w:top w:val="single" w:color="E3E1EC" w:sz="4" w:space="4"/>
       </w:pBdr>
       <w:tabs>
-        <w:tab w:val="right" w:pos="9740"/>
+        <w:tab w:val="right" w:pos="9906"/>
       </w:tabs>
       <w:spacing w:after="0" w:before="60"/>
     </w:pPr>
@@ -4148,21 +5590,7 @@
         <w:sz w:val="12"/>
         <w:szCs w:val="12"/>
       </w:rPr>
-      <w:t xml:space="preserve">Raport Oceny Funkcjonalnej · EduPlaner 2026</w:t>
-    </w:r>
-    <w:r>
-      <w:rPr>
-        <w:rFonts w:ascii="Arial" w:cs="Arial" w:eastAsia="Arial" w:hAnsi="Arial"/>
-        <w:b w:val="false"/>
-        <w:bCs w:val="false"/>
-        <w:i w:val="false"/>
-        <w:iCs w:val="false"/>
-        <w:caps w:val="false"/>
-        <w:color w:val="D8D2C5"/>
-        <w:sz w:val="12"/>
-        <w:szCs w:val="12"/>
-      </w:rPr>
-      <w:t xml:space="preserve">   ·   </w:t>
+      <w:t xml:space="preserve">EduPlaner 2026 · PCTP</w:t>
     </w:r>
     <w:r>
       <w:rPr>
@@ -4176,7 +5604,7 @@
         <w:sz w:val="12"/>
         <w:szCs w:val="12"/>
       </w:rPr>
-      <w:t xml:space="preserve">RODO · Dokument poufny</w:t>
+      <w:t xml:space="preserve">   ·   RODO · Dokument poufny</w:t>
     </w:r>
     <w:r>
       <w:rPr>
@@ -4211,7 +5639,7 @@
         <w:rFonts w:ascii="Arial" w:cs="Arial" w:eastAsia="Arial" w:hAnsi="Arial"/>
         <w:b/>
         <w:bCs/>
-        <w:color w:val="E8450A"/>
+        <w:color w:val="E74509"/>
         <w:sz w:val="12"/>
         <w:szCs w:val="12"/>
       </w:rPr>
@@ -4248,22 +5676,6 @@
       <w:fldChar w:fldCharType="separate"/>
       <w:fldChar w:fldCharType="end"/>
     </w:r>
-  </w:p>
-</w:ftr>
-</file>
-
-<file path=word/footer2.xml><?xml version="1.0" encoding="utf-8"?>
-<w:ftr xmlns:wpc="http://schemas.microsoft.com/office/word/2010/wordprocessingCanvas" xmlns:mc="http://schemas.openxmlformats.org/markup-compatibility/2006" xmlns:o="urn:schemas-microsoft-com:office:office" xmlns:r="http://schemas.openxmlformats.org/officeDocument/2006/relationships" xmlns:m="http://schemas.openxmlformats.org/officeDocument/2006/math" xmlns:v="urn:schemas-microsoft-com:vml" xmlns:wp14="http://schemas.microsoft.com/office/word/2010/wordprocessingDrawing" xmlns:wp="http://schemas.openxmlformats.org/drawingml/2006/wordprocessingDrawing" xmlns:w10="urn:schemas-microsoft-com:office:word" xmlns:w="http://schemas.openxmlformats.org/wordprocessingml/2006/main" xmlns:w14="http://schemas.microsoft.com/office/word/2010/wordml" xmlns:w15="http://schemas.microsoft.com/office/word/2012/wordml" xmlns:wpg="http://schemas.microsoft.com/office/word/2010/wordprocessingGroup" xmlns:wpi="http://schemas.microsoft.com/office/word/2010/wordprocessingInk" xmlns:wne="http://schemas.microsoft.com/office/word/2006/wordml" xmlns:wps="http://schemas.microsoft.com/office/word/2010/wordprocessingShape">
-  <w:p>
-    <w:pPr>
-      <w:pBdr>
-        <w:top w:val="single" w:color="D8D2C5" w:sz="4" w:space="4"/>
-      </w:pBdr>
-      <w:tabs>
-        <w:tab w:val="right" w:pos="9740"/>
-      </w:tabs>
-      <w:spacing w:after="0" w:before="0"/>
-    </w:pPr>
     <w:r>
       <w:rPr>
         <w:rFonts w:ascii="Arial" w:cs="Arial" w:eastAsia="Arial" w:hAnsi="Arial"/>
@@ -4276,35 +5688,7 @@
         <w:sz w:val="12"/>
         <w:szCs w:val="12"/>
       </w:rPr>
-      <w:t xml:space="preserve">Karta Funkcjonalna · rok szkolny 2026/2027</w:t>
-    </w:r>
-    <w:r>
-      <w:rPr>
-        <w:rFonts w:ascii="Arial" w:cs="Arial" w:eastAsia="Arial" w:hAnsi="Arial"/>
-        <w:b w:val="false"/>
-        <w:bCs w:val="false"/>
-        <w:i w:val="false"/>
-        <w:iCs w:val="false"/>
-        <w:caps w:val="false"/>
-        <w:color w:val="1A1530"/>
-        <w:sz w:val="20"/>
-        <w:szCs w:val="20"/>
-      </w:rPr>
-      <w:t xml:space="preserve">	</w:t>
-    </w:r>
-    <w:r>
-      <w:rPr>
-        <w:rFonts w:ascii="Arial" w:cs="Arial" w:eastAsia="Arial" w:hAnsi="Arial"/>
-        <w:b w:val="false"/>
-        <w:bCs w:val="false"/>
-        <w:i w:val="false"/>
-        <w:iCs w:val="false"/>
-        <w:caps w:val="false"/>
-        <w:color w:val="6B6378"/>
-        <w:sz w:val="12"/>
-        <w:szCs w:val="12"/>
-      </w:rPr>
-      <w:t xml:space="preserve">RODO · Dokument poufny</w:t>
+      <w:t xml:space="preserve"> · Raport Oceny Funkcjonalnej</w:t>
     </w:r>
   </w:p>
 </w:ftr>
@@ -4345,116 +5729,6 @@
     </w:p>
   </w:footnote>
 </w:footnotes>
-</file>
-
-<file path=word/header1.xml><?xml version="1.0" encoding="utf-8"?>
-<w:hdr xmlns:wpc="http://schemas.microsoft.com/office/word/2010/wordprocessingCanvas" xmlns:mc="http://schemas.openxmlformats.org/markup-compatibility/2006" xmlns:o="urn:schemas-microsoft-com:office:office" xmlns:r="http://schemas.openxmlformats.org/officeDocument/2006/relationships" xmlns:m="http://schemas.openxmlformats.org/officeDocument/2006/math" xmlns:v="urn:schemas-microsoft-com:vml" xmlns:wp14="http://schemas.microsoft.com/office/word/2010/wordprocessingDrawing" xmlns:wp="http://schemas.openxmlformats.org/drawingml/2006/wordprocessingDrawing" xmlns:w10="urn:schemas-microsoft-com:office:word" xmlns:w="http://schemas.openxmlformats.org/wordprocessingml/2006/main" xmlns:w14="http://schemas.microsoft.com/office/word/2010/wordml" xmlns:w15="http://schemas.microsoft.com/office/word/2012/wordml" xmlns:wpg="http://schemas.microsoft.com/office/word/2010/wordprocessingGroup" xmlns:wpi="http://schemas.microsoft.com/office/word/2010/wordprocessingInk" xmlns:wne="http://schemas.microsoft.com/office/word/2006/wordml" xmlns:wps="http://schemas.microsoft.com/office/word/2010/wordprocessingShape" xmlns:cx="http://schemas.microsoft.com/office/drawing/2014/chartex" xmlns:cx1="http://schemas.microsoft.com/office/drawing/2015/9/8/chartex" xmlns:cx2="http://schemas.microsoft.com/office/drawing/2015/10/21/chartex" xmlns:cx3="http://schemas.microsoft.com/office/drawing/2016/5/9/chartex" xmlns:cx4="http://schemas.microsoft.com/office/drawing/2016/5/10/chartex" xmlns:cx5="http://schemas.microsoft.com/office/drawing/2016/5/11/chartex" xmlns:cx6="http://schemas.microsoft.com/office/drawing/2016/5/12/chartex" xmlns:cx7="http://schemas.microsoft.com/office/drawing/2016/5/13/chartex" xmlns:cx8="http://schemas.microsoft.com/office/drawing/2016/5/14/chartex" xmlns:w16cid="http://schemas.microsoft.com/office/word/2016/wordml/cid" xmlns:w16se="http://schemas.microsoft.com/office/word/2015/wordml/symex">
-  <w:p>
-    <w:pPr>
-      <w:pBdr>
-        <w:bottom w:val="single" w:color="2D1B69" w:sz="8" w:space="4"/>
-      </w:pBdr>
-      <w:tabs>
-        <w:tab w:val="right" w:pos="9740"/>
-      </w:tabs>
-      <w:spacing w:after="0" w:before="0"/>
-    </w:pPr>
-    <w:r>
-      <w:rPr>
-        <w:rFonts w:ascii="Arial" w:cs="Arial" w:eastAsia="Arial" w:hAnsi="Arial"/>
-        <w:b/>
-        <w:bCs/>
-        <w:i w:val="false"/>
-        <w:iCs w:val="false"/>
-        <w:caps w:val="false"/>
-        <w:color w:val="2D1B69"/>
-        <w:sz w:val="16"/>
-        <w:szCs w:val="16"/>
-      </w:rPr>
-      <w:t xml:space="preserve">EduPlaner2026-MJ-PCTP</w:t>
-    </w:r>
-    <w:r>
-      <w:rPr>
-        <w:rFonts w:ascii="Arial" w:cs="Arial" w:eastAsia="Arial" w:hAnsi="Arial"/>
-        <w:b w:val="false"/>
-        <w:bCs w:val="false"/>
-        <w:i w:val="false"/>
-        <w:iCs w:val="false"/>
-        <w:caps w:val="false"/>
-        <w:color w:val="D8D2C5"/>
-        <w:sz w:val="16"/>
-        <w:szCs w:val="16"/>
-      </w:rPr>
-      <w:t xml:space="preserve">  ·  </w:t>
-    </w:r>
-    <w:r>
-      <w:rPr>
-        <w:rFonts w:ascii="Arial" w:cs="Arial" w:eastAsia="Arial" w:hAnsi="Arial"/>
-        <w:b/>
-        <w:bCs/>
-        <w:i w:val="false"/>
-        <w:iCs w:val="false"/>
-        <w:caps w:val="false"/>
-        <w:color w:val="E8450A"/>
-        <w:sz w:val="16"/>
-        <w:szCs w:val="16"/>
-      </w:rPr>
-      <w:t xml:space="preserve">RAPORT OCENY FUNKCJONALNEJ</w:t>
-    </w:r>
-    <w:r>
-      <w:rPr>
-        <w:rFonts w:ascii="Arial" w:cs="Arial" w:eastAsia="Arial" w:hAnsi="Arial"/>
-        <w:b w:val="false"/>
-        <w:bCs w:val="false"/>
-        <w:i w:val="false"/>
-        <w:iCs w:val="false"/>
-        <w:caps w:val="false"/>
-        <w:color w:val="1A1530"/>
-        <w:sz w:val="20"/>
-        <w:szCs w:val="20"/>
-      </w:rPr>
-      <w:t xml:space="preserve">	</w:t>
-    </w:r>
-    <w:r>
-      <w:rPr>
-        <w:rFonts w:ascii="Arial" w:cs="Arial" w:eastAsia="Arial" w:hAnsi="Arial"/>
-        <w:b w:val="false"/>
-        <w:bCs w:val="false"/>
-        <w:i w:val="false"/>
-        <w:iCs w:val="false"/>
-        <w:caps w:val="false"/>
-        <w:color w:val="6B6378"/>
-        <w:sz w:val="14"/>
-        <w:szCs w:val="14"/>
-      </w:rPr>
-      <w:t xml:space="preserve">Dziecko / uczeń: </w:t>
-    </w:r>
-    <w:r>
-      <w:rPr>
-        <w:rFonts w:ascii="Arial" w:cs="Arial" w:eastAsia="Arial" w:hAnsi="Arial"/>
-        <w:b w:val="false"/>
-        <w:bCs w:val="false"/>
-        <w:i/>
-        <w:iCs/>
-        <w:caps w:val="false"/>
-        <w:color w:val="2D1B69"/>
-        <w:sz w:val="14"/>
-        <w:szCs w:val="14"/>
-      </w:rPr>
-      <w:t xml:space="preserve">…………………………</w:t>
-    </w:r>
-  </w:p>
-</w:hdr>
-</file>
-
-<file path=word/header2.xml><?xml version="1.0" encoding="utf-8"?>
-<w:hdr xmlns:wpc="http://schemas.microsoft.com/office/word/2010/wordprocessingCanvas" xmlns:mc="http://schemas.openxmlformats.org/markup-compatibility/2006" xmlns:o="urn:schemas-microsoft-com:office:office" xmlns:r="http://schemas.openxmlformats.org/officeDocument/2006/relationships" xmlns:m="http://schemas.openxmlformats.org/officeDocument/2006/math" xmlns:v="urn:schemas-microsoft-com:vml" xmlns:wp14="http://schemas.microsoft.com/office/word/2010/wordprocessingDrawing" xmlns:wp="http://schemas.openxmlformats.org/drawingml/2006/wordprocessingDrawing" xmlns:w10="urn:schemas-microsoft-com:office:word" xmlns:w="http://schemas.openxmlformats.org/wordprocessingml/2006/main" xmlns:w14="http://schemas.microsoft.com/office/word/2010/wordml" xmlns:w15="http://schemas.microsoft.com/office/word/2012/wordml" xmlns:wpg="http://schemas.microsoft.com/office/word/2010/wordprocessingGroup" xmlns:wpi="http://schemas.microsoft.com/office/word/2010/wordprocessingInk" xmlns:wne="http://schemas.microsoft.com/office/word/2006/wordml" xmlns:wps="http://schemas.microsoft.com/office/word/2010/wordprocessingShape" xmlns:cx="http://schemas.microsoft.com/office/drawing/2014/chartex" xmlns:cx1="http://schemas.microsoft.com/office/drawing/2015/9/8/chartex" xmlns:cx2="http://schemas.microsoft.com/office/drawing/2015/10/21/chartex" xmlns:cx3="http://schemas.microsoft.com/office/drawing/2016/5/9/chartex" xmlns:cx4="http://schemas.microsoft.com/office/drawing/2016/5/10/chartex" xmlns:cx5="http://schemas.microsoft.com/office/drawing/2016/5/11/chartex" xmlns:cx6="http://schemas.microsoft.com/office/drawing/2016/5/12/chartex" xmlns:cx7="http://schemas.microsoft.com/office/drawing/2016/5/13/chartex" xmlns:cx8="http://schemas.microsoft.com/office/drawing/2016/5/14/chartex" xmlns:w16cid="http://schemas.microsoft.com/office/word/2016/wordml/cid" xmlns:w16se="http://schemas.microsoft.com/office/word/2015/wordml/symex">
-  <w:p>
-    <w:pPr>
-      <w:spacing w:after="0" w:before="0"/>
-    </w:pPr>
-  </w:p>
-</w:hdr>
 </file>
 
 <file path=word/numbering.xml><?xml version="1.0" encoding="utf-8"?>

--- a/eduplaner2026/raport_oceny_funkcjonalnej/Raport_Oceny_Funkcjonalnej.docx
+++ b/eduplaner2026/raport_oceny_funkcjonalnej/Raport_Oceny_Funkcjonalnej.docx
@@ -426,7 +426,7 @@
     </w:p>
     <w:p>
       <w:pPr>
-        <w:spacing w:after="200" w:before="120" w:line="276"/>
+        <w:spacing w:after="120" w:before="40" w:line="276"/>
         <w:jc w:val="center"/>
       </w:pPr>
       <w:r>
@@ -448,7 +448,7 @@
     </w:p>
     <w:p>
       <w:pPr>
-        <w:spacing w:after="120" w:before="0" w:line="276"/>
+        <w:spacing w:after="60" w:before="0" w:line="276"/>
         <w:jc w:val="center"/>
       </w:pPr>
       <w:r>
@@ -469,7 +469,7 @@
     </w:p>
     <w:p>
       <w:pPr>
-        <w:spacing w:after="0" w:before="0" w:line="640" w:lineRule="exact"/>
+        <w:spacing w:after="0" w:before="0" w:line="600" w:lineRule="exact"/>
         <w:jc w:val="center"/>
       </w:pPr>
       <w:r>
@@ -481,15 +481,15 @@
           <w:iCs w:val="false"/>
           <w:caps w:val="false"/>
           <w:color w:val="2D1B69"/>
-          <w:sz w:val="56"/>
-          <w:szCs w:val="56"/>
+          <w:sz w:val="52"/>
+          <w:szCs w:val="52"/>
         </w:rPr>
         <w:t xml:space="preserve">Raport Oceny</w:t>
       </w:r>
     </w:p>
     <w:p>
       <w:pPr>
-        <w:spacing w:after="140" w:before="0" w:line="640" w:lineRule="exact"/>
+        <w:spacing w:after="80" w:before="0" w:line="600" w:lineRule="exact"/>
         <w:jc w:val="center"/>
       </w:pPr>
       <w:r>
@@ -501,15 +501,15 @@
           <w:iCs w:val="false"/>
           <w:caps w:val="false"/>
           <w:color w:val="2D1B69"/>
-          <w:sz w:val="56"/>
-          <w:szCs w:val="56"/>
+          <w:sz w:val="52"/>
+          <w:szCs w:val="52"/>
         </w:rPr>
         <w:t xml:space="preserve">Funkcjonalnej</w:t>
       </w:r>
     </w:p>
     <w:p>
       <w:pPr>
-        <w:spacing w:after="260" w:before="0" w:line="276"/>
+        <w:spacing w:after="140" w:before="0" w:line="276"/>
         <w:jc w:val="center"/>
       </w:pPr>
       <w:r>
@@ -530,7 +530,7 @@
     </w:p>
     <w:p>
       <w:pPr>
-        <w:spacing w:after="300" w:before="0" w:line="276"/>
+        <w:spacing w:after="160" w:before="0" w:line="276"/>
         <w:jc w:val="center"/>
       </w:pPr>
       <w:r>
@@ -650,9 +650,9 @@
                     <w:right w:val="nil"/>
                   </w:tcBorders>
                   <w:tcMar>
-                    <w:top w:type="dxa" w:w="70"/>
+                    <w:top w:type="dxa" w:w="40"/>
                     <w:left w:type="dxa" w:w="0"/>
-                    <w:bottom w:type="dxa" w:w="70"/>
+                    <w:bottom w:type="dxa" w:w="40"/>
                     <w:right w:type="dxa" w:w="200"/>
                   </w:tcMar>
                   <w:vAlign w:val="top"/>
@@ -702,9 +702,9 @@
                     <w:right w:val="nil"/>
                   </w:tcBorders>
                   <w:tcMar>
-                    <w:top w:type="dxa" w:w="70"/>
+                    <w:top w:type="dxa" w:w="40"/>
                     <w:left w:type="dxa" w:w="0"/>
-                    <w:bottom w:type="dxa" w:w="70"/>
+                    <w:bottom w:type="dxa" w:w="40"/>
                     <w:right w:type="dxa" w:w="200"/>
                   </w:tcMar>
                   <w:vAlign w:val="top"/>
@@ -759,9 +759,9 @@
                     <w:right w:val="nil"/>
                   </w:tcBorders>
                   <w:tcMar>
-                    <w:top w:type="dxa" w:w="70"/>
+                    <w:top w:type="dxa" w:w="40"/>
                     <w:left w:type="dxa" w:w="0"/>
-                    <w:bottom w:type="dxa" w:w="70"/>
+                    <w:bottom w:type="dxa" w:w="40"/>
                     <w:right w:type="dxa" w:w="200"/>
                   </w:tcMar>
                   <w:vAlign w:val="top"/>
@@ -811,9 +811,9 @@
                     <w:right w:val="nil"/>
                   </w:tcBorders>
                   <w:tcMar>
-                    <w:top w:type="dxa" w:w="70"/>
+                    <w:top w:type="dxa" w:w="40"/>
                     <w:left w:type="dxa" w:w="0"/>
-                    <w:bottom w:type="dxa" w:w="70"/>
+                    <w:bottom w:type="dxa" w:w="40"/>
                     <w:right w:type="dxa" w:w="200"/>
                   </w:tcMar>
                   <w:vAlign w:val="top"/>
@@ -868,9 +868,9 @@
                     <w:right w:val="nil"/>
                   </w:tcBorders>
                   <w:tcMar>
-                    <w:top w:type="dxa" w:w="70"/>
+                    <w:top w:type="dxa" w:w="40"/>
                     <w:left w:type="dxa" w:w="0"/>
-                    <w:bottom w:type="dxa" w:w="70"/>
+                    <w:bottom w:type="dxa" w:w="40"/>
                     <w:right w:type="dxa" w:w="200"/>
                   </w:tcMar>
                   <w:vAlign w:val="top"/>
@@ -920,9 +920,9 @@
                     <w:right w:val="nil"/>
                   </w:tcBorders>
                   <w:tcMar>
-                    <w:top w:type="dxa" w:w="70"/>
+                    <w:top w:type="dxa" w:w="40"/>
                     <w:left w:type="dxa" w:w="0"/>
-                    <w:bottom w:type="dxa" w:w="70"/>
+                    <w:bottom w:type="dxa" w:w="40"/>
                     <w:right w:type="dxa" w:w="200"/>
                   </w:tcMar>
                   <w:vAlign w:val="top"/>
@@ -970,7 +970,7 @@
     </w:tbl>
     <w:p>
       <w:pPr>
-        <w:spacing w:after="180" w:before="0"/>
+        <w:spacing w:after="100" w:before="0"/>
       </w:pPr>
     </w:p>
     <w:tbl>
@@ -1192,12 +1192,12 @@
     </w:tbl>
     <w:p>
       <w:pPr>
-        <w:spacing w:after="220" w:before="0"/>
+        <w:spacing w:after="120" w:before="0"/>
       </w:pPr>
     </w:p>
     <w:p>
       <w:pPr>
-        <w:spacing w:after="100" w:before="0" w:line="276"/>
+        <w:spacing w:after="80" w:before="0" w:line="276"/>
         <w:jc w:val="left"/>
       </w:pPr>
       <w:r>
@@ -1224,10 +1224,10 @@
           <w:caps w:val="false"/>
           <w:color w:val="2D1B69"/>
           <w:spacing w:val="14"/>
-          <w:sz w:val="13"/>
-          <w:szCs w:val="13"/>
+          <w:sz w:val="12"/>
+          <w:szCs w:val="12"/>
         </w:rPr>
-        <w:t xml:space="preserve">ZAWARTOŚĆ RAPORTU</w:t>
+        <w:t xml:space="preserve">CZĘŚĆ I · PODSTAWA, METRYCZKA I NARZĘDZIA</w:t>
       </w:r>
     </w:p>
     <w:tbl>
@@ -1261,13 +1261,33 @@
               <w:right w:val="single" w:color="D9D0F0" w:sz="4"/>
             </w:tcBorders>
             <w:tcMar>
-              <w:top w:type="dxa" w:w="140"/>
-              <w:left w:type="dxa" w:w="180"/>
-              <w:bottom w:type="dxa" w:w="150"/>
-              <w:right w:type="dxa" w:w="180"/>
-            </w:tcMar>
-            <w:vAlign w:val="top"/>
-          </w:tcPr>
+              <w:top w:type="dxa" w:w="90"/>
+              <w:left w:type="dxa" w:w="160"/>
+              <w:bottom w:type="dxa" w:w="100"/>
+              <w:right w:type="dxa" w:w="160"/>
+            </w:tcMar>
+            <w:vAlign w:val="top"/>
+          </w:tcPr>
+          <w:p>
+            <w:pPr>
+              <w:spacing w:after="30" w:before="0" w:line="276"/>
+              <w:jc w:val="left"/>
+            </w:pPr>
+            <w:r>
+              <w:rPr>
+                <w:rFonts w:ascii="Arial" w:cs="Arial" w:eastAsia="Arial" w:hAnsi="Arial"/>
+                <w:b/>
+                <w:bCs/>
+                <w:i w:val="false"/>
+                <w:iCs w:val="false"/>
+                <w:caps w:val="false"/>
+                <w:color w:val="E74509"/>
+                <w:sz w:val="28"/>
+                <w:szCs w:val="28"/>
+              </w:rPr>
+              <w:t xml:space="preserve">1</w:t>
+            </w:r>
+          </w:p>
           <w:p>
             <w:pPr>
               <w:spacing w:after="40" w:before="0" w:line="276"/>
@@ -1281,36 +1301,16 @@
                 <w:i w:val="false"/>
                 <w:iCs w:val="false"/>
                 <w:caps w:val="false"/>
-                <w:color w:val="E74509"/>
-                <w:sz w:val="32"/>
-                <w:szCs w:val="32"/>
-              </w:rPr>
-              <w:t xml:space="preserve">1</w:t>
-            </w:r>
-          </w:p>
-          <w:p>
-            <w:pPr>
-              <w:spacing w:after="50" w:before="0" w:line="276"/>
-              <w:jc w:val="left"/>
-            </w:pPr>
-            <w:r>
-              <w:rPr>
-                <w:rFonts w:ascii="Arial" w:cs="Arial" w:eastAsia="Arial" w:hAnsi="Arial"/>
-                <w:b/>
-                <w:bCs/>
-                <w:i w:val="false"/>
-                <w:iCs w:val="false"/>
-                <w:caps w:val="false"/>
                 <w:color w:val="2D1B69"/>
-                <w:sz w:val="19"/>
-                <w:szCs w:val="19"/>
+                <w:sz w:val="18"/>
+                <w:szCs w:val="18"/>
               </w:rPr>
               <w:t xml:space="preserve">Metryczka bazowa</w:t>
             </w:r>
           </w:p>
           <w:p>
             <w:pPr>
-              <w:spacing w:after="0" w:before="0" w:line="250"/>
+              <w:spacing w:after="0" w:before="0" w:line="240"/>
               <w:jc w:val="left"/>
             </w:pPr>
             <w:r>
@@ -1322,8 +1322,8 @@
                 <w:iCs w:val="false"/>
                 <w:caps w:val="false"/>
                 <w:color w:val="6B6378"/>
-                <w:sz w:val="15"/>
-                <w:szCs w:val="15"/>
+                <w:sz w:val="14"/>
+                <w:szCs w:val="14"/>
               </w:rPr>
               <w:t xml:space="preserve">dane dziecka, wariant wsparcia, podstawa formalna, zdrowie i farmakoterapia</w:t>
             </w:r>
@@ -1339,13 +1339,33 @@
               <w:right w:val="single" w:color="D9D0F0" w:sz="4"/>
             </w:tcBorders>
             <w:tcMar>
-              <w:top w:type="dxa" w:w="140"/>
-              <w:left w:type="dxa" w:w="180"/>
-              <w:bottom w:type="dxa" w:w="150"/>
-              <w:right w:type="dxa" w:w="180"/>
-            </w:tcMar>
-            <w:vAlign w:val="top"/>
-          </w:tcPr>
+              <w:top w:type="dxa" w:w="90"/>
+              <w:left w:type="dxa" w:w="160"/>
+              <w:bottom w:type="dxa" w:w="100"/>
+              <w:right w:type="dxa" w:w="160"/>
+            </w:tcMar>
+            <w:vAlign w:val="top"/>
+          </w:tcPr>
+          <w:p>
+            <w:pPr>
+              <w:spacing w:after="30" w:before="0" w:line="276"/>
+              <w:jc w:val="left"/>
+            </w:pPr>
+            <w:r>
+              <w:rPr>
+                <w:rFonts w:ascii="Arial" w:cs="Arial" w:eastAsia="Arial" w:hAnsi="Arial"/>
+                <w:b/>
+                <w:bCs/>
+                <w:i w:val="false"/>
+                <w:iCs w:val="false"/>
+                <w:caps w:val="false"/>
+                <w:color w:val="E74509"/>
+                <w:sz w:val="28"/>
+                <w:szCs w:val="28"/>
+              </w:rPr>
+              <w:t xml:space="preserve">2</w:t>
+            </w:r>
+          </w:p>
           <w:p>
             <w:pPr>
               <w:spacing w:after="40" w:before="0" w:line="276"/>
@@ -1359,36 +1379,16 @@
                 <w:i w:val="false"/>
                 <w:iCs w:val="false"/>
                 <w:caps w:val="false"/>
-                <w:color w:val="E74509"/>
-                <w:sz w:val="32"/>
-                <w:szCs w:val="32"/>
-              </w:rPr>
-              <w:t xml:space="preserve">2</w:t>
-            </w:r>
-          </w:p>
-          <w:p>
-            <w:pPr>
-              <w:spacing w:after="50" w:before="0" w:line="276"/>
-              <w:jc w:val="left"/>
-            </w:pPr>
-            <w:r>
-              <w:rPr>
-                <w:rFonts w:ascii="Arial" w:cs="Arial" w:eastAsia="Arial" w:hAnsi="Arial"/>
-                <w:b/>
-                <w:bCs/>
-                <w:i w:val="false"/>
-                <w:iCs w:val="false"/>
-                <w:caps w:val="false"/>
                 <w:color w:val="2D1B69"/>
-                <w:sz w:val="19"/>
-                <w:szCs w:val="19"/>
+                <w:sz w:val="18"/>
+                <w:szCs w:val="18"/>
               </w:rPr>
               <w:t xml:space="preserve">Obserwacja wstępna</w:t>
             </w:r>
           </w:p>
           <w:p>
             <w:pPr>
-              <w:spacing w:after="0" w:before="0" w:line="250"/>
+              <w:spacing w:after="0" w:before="0" w:line="240"/>
               <w:jc w:val="left"/>
             </w:pPr>
             <w:r>
@@ -1400,8 +1400,8 @@
                 <w:iCs w:val="false"/>
                 <w:caps w:val="false"/>
                 <w:color w:val="6B6378"/>
-                <w:sz w:val="15"/>
-                <w:szCs w:val="15"/>
+                <w:sz w:val="14"/>
+                <w:szCs w:val="14"/>
               </w:rPr>
               <w:t xml:space="preserve">procedura wrześniowej obserwacji Kwestionariuszem Oceny Funkcjonalnej w obszarach ICF</w:t>
             </w:r>
@@ -1417,13 +1417,33 @@
               <w:right w:val="single" w:color="D9D0F0" w:sz="4"/>
             </w:tcBorders>
             <w:tcMar>
-              <w:top w:type="dxa" w:w="140"/>
-              <w:left w:type="dxa" w:w="180"/>
-              <w:bottom w:type="dxa" w:w="150"/>
-              <w:right w:type="dxa" w:w="180"/>
-            </w:tcMar>
-            <w:vAlign w:val="top"/>
-          </w:tcPr>
+              <w:top w:type="dxa" w:w="90"/>
+              <w:left w:type="dxa" w:w="160"/>
+              <w:bottom w:type="dxa" w:w="100"/>
+              <w:right w:type="dxa" w:w="160"/>
+            </w:tcMar>
+            <w:vAlign w:val="top"/>
+          </w:tcPr>
+          <w:p>
+            <w:pPr>
+              <w:spacing w:after="30" w:before="0" w:line="276"/>
+              <w:jc w:val="left"/>
+            </w:pPr>
+            <w:r>
+              <w:rPr>
+                <w:rFonts w:ascii="Arial" w:cs="Arial" w:eastAsia="Arial" w:hAnsi="Arial"/>
+                <w:b/>
+                <w:bCs/>
+                <w:i w:val="false"/>
+                <w:iCs w:val="false"/>
+                <w:caps w:val="false"/>
+                <w:color w:val="E74509"/>
+                <w:sz w:val="28"/>
+                <w:szCs w:val="28"/>
+              </w:rPr>
+              <w:t xml:space="preserve">3</w:t>
+            </w:r>
+          </w:p>
           <w:p>
             <w:pPr>
               <w:spacing w:after="40" w:before="0" w:line="276"/>
@@ -1437,36 +1457,16 @@
                 <w:i w:val="false"/>
                 <w:iCs w:val="false"/>
                 <w:caps w:val="false"/>
-                <w:color w:val="E74509"/>
-                <w:sz w:val="32"/>
-                <w:szCs w:val="32"/>
-              </w:rPr>
-              <w:t xml:space="preserve">3</w:t>
-            </w:r>
-          </w:p>
-          <w:p>
-            <w:pPr>
-              <w:spacing w:after="50" w:before="0" w:line="276"/>
-              <w:jc w:val="left"/>
-            </w:pPr>
-            <w:r>
-              <w:rPr>
-                <w:rFonts w:ascii="Arial" w:cs="Arial" w:eastAsia="Arial" w:hAnsi="Arial"/>
-                <w:b/>
-                <w:bCs/>
-                <w:i w:val="false"/>
-                <w:iCs w:val="false"/>
-                <w:caps w:val="false"/>
                 <w:color w:val="2D1B69"/>
-                <w:sz w:val="19"/>
-                <w:szCs w:val="19"/>
+                <w:sz w:val="18"/>
+                <w:szCs w:val="18"/>
               </w:rPr>
               <w:t xml:space="preserve">Obserwacja pogłębiona</w:t>
             </w:r>
           </w:p>
           <w:p>
             <w:pPr>
-              <w:spacing w:after="0" w:before="0" w:line="250"/>
+              <w:spacing w:after="0" w:before="0" w:line="240"/>
               <w:jc w:val="left"/>
             </w:pPr>
             <w:r>
@@ -1478,8 +1478,8 @@
                 <w:iCs w:val="false"/>
                 <w:caps w:val="false"/>
                 <w:color w:val="6B6378"/>
-                <w:sz w:val="15"/>
-                <w:szCs w:val="15"/>
+                <w:sz w:val="14"/>
+                <w:szCs w:val="14"/>
               </w:rPr>
               <w:t xml:space="preserve">wskazania i narzędzia: ABC, Profil Biopsychospołeczny, Profil Sensoryczny, mowa i AAC, ToM</w:t>
             </w:r>
@@ -1489,29 +1489,14 @@
     </w:tbl>
     <w:p>
       <w:pPr>
-        <w:spacing w:after="200" w:before="0"/>
+        <w:spacing w:after="90" w:before="0"/>
       </w:pPr>
     </w:p>
     <w:p>
       <w:pPr>
-        <w:spacing w:after="0" w:before="0" w:line="276"/>
-        <w:jc w:val="center"/>
+        <w:spacing w:after="80" w:before="0" w:line="276"/>
+        <w:jc w:val="left"/>
       </w:pPr>
-      <w:r>
-        <w:rPr>
-          <w:rFonts w:ascii="Arial" w:cs="Arial" w:eastAsia="Arial" w:hAnsi="Arial"/>
-          <w:b/>
-          <w:bCs/>
-          <w:i w:val="false"/>
-          <w:iCs w:val="false"/>
-          <w:caps w:val="false"/>
-          <w:color w:val="2D1B69"/>
-          <w:sz w:val="14"/>
-          <w:szCs w:val="14"/>
-          <w:shd w:fill="EFE9F9" w:color="auto" w:val="clear"/>
-        </w:rPr>
-        <w:t xml:space="preserve">  ICF  </w:t>
-      </w:r>
       <w:r>
         <w:rPr>
           <w:rFonts w:ascii="Arial" w:cs="Arial" w:eastAsia="Arial" w:hAnsi="Arial"/>
@@ -1520,40 +1505,11 @@
           <w:i w:val="false"/>
           <w:iCs w:val="false"/>
           <w:caps w:val="false"/>
-          <w:color w:val="1A1530"/>
+          <w:color w:val="2D1B69"/>
           <w:sz w:val="14"/>
           <w:szCs w:val="14"/>
         </w:rPr>
-        <w:t xml:space="preserve">   </w:t>
-      </w:r>
-      <w:r>
-        <w:rPr>
-          <w:rFonts w:ascii="Arial" w:cs="Arial" w:eastAsia="Arial" w:hAnsi="Arial"/>
-          <w:b/>
-          <w:bCs/>
-          <w:i w:val="false"/>
-          <w:iCs w:val="false"/>
-          <w:caps w:val="false"/>
-          <w:color w:val="E74509"/>
-          <w:sz w:val="14"/>
-          <w:szCs w:val="14"/>
-          <w:shd w:fill="FDECE3" w:color="auto" w:val="clear"/>
-        </w:rPr>
-        <w:t xml:space="preserve">  KSzOF  </w:t>
-      </w:r>
-      <w:r>
-        <w:rPr>
-          <w:rFonts w:ascii="Arial" w:cs="Arial" w:eastAsia="Arial" w:hAnsi="Arial"/>
-          <w:b w:val="false"/>
-          <w:bCs w:val="false"/>
-          <w:i w:val="false"/>
-          <w:iCs w:val="false"/>
-          <w:caps w:val="false"/>
-          <w:color w:val="1A1530"/>
-          <w:sz w:val="14"/>
-          <w:szCs w:val="14"/>
-        </w:rPr>
-        <w:t xml:space="preserve">   </w:t>
+        <w:t xml:space="preserve">■ </w:t>
       </w:r>
       <w:r>
         <w:rPr>
@@ -1564,114 +1520,428 @@
           <w:iCs w:val="false"/>
           <w:caps w:val="false"/>
           <w:color w:val="2D1B69"/>
-          <w:sz w:val="14"/>
-          <w:szCs w:val="14"/>
-          <w:shd w:fill="FFFFFF" w:color="auto" w:val="clear"/>
+          <w:spacing w:val="14"/>
+          <w:sz w:val="12"/>
+          <w:szCs w:val="12"/>
         </w:rPr>
-        <w:t xml:space="preserve">  ABC  </w:t>
-      </w:r>
-      <w:r>
-        <w:rPr>
-          <w:rFonts w:ascii="Arial" w:cs="Arial" w:eastAsia="Arial" w:hAnsi="Arial"/>
-          <w:b w:val="false"/>
-          <w:bCs w:val="false"/>
-          <w:i w:val="false"/>
-          <w:iCs w:val="false"/>
-          <w:caps w:val="false"/>
-          <w:color w:val="1A1530"/>
-          <w:sz w:val="14"/>
-          <w:szCs w:val="14"/>
-        </w:rPr>
-        <w:t xml:space="preserve">   </w:t>
-      </w:r>
-      <w:r>
-        <w:rPr>
-          <w:rFonts w:ascii="Arial" w:cs="Arial" w:eastAsia="Arial" w:hAnsi="Arial"/>
-          <w:b/>
-          <w:bCs/>
-          <w:i w:val="false"/>
-          <w:iCs w:val="false"/>
-          <w:caps w:val="false"/>
-          <w:color w:val="2D1B69"/>
-          <w:sz w:val="14"/>
-          <w:szCs w:val="14"/>
-          <w:shd w:fill="EFE9F9" w:color="auto" w:val="clear"/>
-        </w:rPr>
-        <w:t xml:space="preserve">  Profil Sensoryczny  </w:t>
-      </w:r>
-      <w:r>
-        <w:rPr>
-          <w:rFonts w:ascii="Arial" w:cs="Arial" w:eastAsia="Arial" w:hAnsi="Arial"/>
-          <w:b w:val="false"/>
-          <w:bCs w:val="false"/>
-          <w:i w:val="false"/>
-          <w:iCs w:val="false"/>
-          <w:caps w:val="false"/>
-          <w:color w:val="1A1530"/>
-          <w:sz w:val="14"/>
-          <w:szCs w:val="14"/>
-        </w:rPr>
-        <w:t xml:space="preserve">   </w:t>
-      </w:r>
-      <w:r>
-        <w:rPr>
-          <w:rFonts w:ascii="Arial" w:cs="Arial" w:eastAsia="Arial" w:hAnsi="Arial"/>
-          <w:b/>
-          <w:bCs/>
-          <w:i w:val="false"/>
-          <w:iCs w:val="false"/>
-          <w:caps w:val="false"/>
-          <w:color w:val="2D1B69"/>
-          <w:sz w:val="14"/>
-          <w:szCs w:val="14"/>
-          <w:shd w:fill="FFFFFF" w:color="auto" w:val="clear"/>
-        </w:rPr>
-        <w:t xml:space="preserve">  AAC  </w:t>
-      </w:r>
-      <w:r>
-        <w:rPr>
-          <w:rFonts w:ascii="Arial" w:cs="Arial" w:eastAsia="Arial" w:hAnsi="Arial"/>
-          <w:b w:val="false"/>
-          <w:bCs w:val="false"/>
-          <w:i w:val="false"/>
-          <w:iCs w:val="false"/>
-          <w:caps w:val="false"/>
-          <w:color w:val="1A1530"/>
-          <w:sz w:val="14"/>
-          <w:szCs w:val="14"/>
-        </w:rPr>
-        <w:t xml:space="preserve">   </w:t>
-      </w:r>
-      <w:r>
-        <w:rPr>
-          <w:rFonts w:ascii="Arial" w:cs="Arial" w:eastAsia="Arial" w:hAnsi="Arial"/>
-          <w:b/>
-          <w:bCs/>
-          <w:i w:val="false"/>
-          <w:iCs w:val="false"/>
-          <w:caps w:val="false"/>
-          <w:color w:val="E74509"/>
-          <w:sz w:val="14"/>
-          <w:szCs w:val="14"/>
-          <w:shd w:fill="FDECE3" w:color="auto" w:val="clear"/>
-        </w:rPr>
-        <w:t xml:space="preserve">  ToM  </w:t>
-      </w:r>
-      <w:r>
-        <w:rPr>
-          <w:rFonts w:ascii="Arial" w:cs="Arial" w:eastAsia="Arial" w:hAnsi="Arial"/>
-          <w:b w:val="false"/>
-          <w:bCs w:val="false"/>
-          <w:i w:val="false"/>
-          <w:iCs w:val="false"/>
-          <w:caps w:val="false"/>
-          <w:color w:val="1A1530"/>
-          <w:sz w:val="14"/>
-          <w:szCs w:val="14"/>
-        </w:rPr>
-        <w:t xml:space="preserve">   </w:t>
+        <w:t xml:space="preserve">CZĘŚĆ II · WYNIKI ILOŚCIOWE I JAKOŚCIOWE, OCENA POGŁĘBIONA, KIERUNKI WSPARCIA W IPE</w:t>
       </w:r>
     </w:p>
+    <w:tbl>
+      <w:tblPr>
+        <w:tblW w:type="dxa" w:w="9906"/>
+        <w:tblBorders>
+          <w:top w:val="single" w:color="auto" w:sz="4"/>
+          <w:left w:val="single" w:color="auto" w:sz="4"/>
+          <w:bottom w:val="single" w:color="auto" w:sz="4"/>
+          <w:right w:val="single" w:color="auto" w:sz="4"/>
+          <w:insideH w:val="single" w:color="auto" w:sz="4"/>
+          <w:insideV w:val="single" w:color="auto" w:sz="4"/>
+        </w:tblBorders>
+      </w:tblPr>
+      <w:tblGrid>
+        <w:gridCol w:w="1981"/>
+        <w:gridCol w:w="1981"/>
+        <w:gridCol w:w="1981"/>
+        <w:gridCol w:w="1981"/>
+        <w:gridCol w:w="1982"/>
+      </w:tblGrid>
+      <w:tr>
+        <w:trPr>
+          <w:cantSplit/>
+        </w:trPr>
+        <w:tc>
+          <w:tcPr>
+            <w:tcW w:type="dxa" w:w="1981"/>
+            <w:tcBorders>
+              <w:top w:val="single" w:color="E74509" w:sz="24"/>
+              <w:left w:val="single" w:color="D9D0F0" w:sz="4"/>
+              <w:bottom w:val="single" w:color="D9D0F0" w:sz="4"/>
+              <w:right w:val="single" w:color="D9D0F0" w:sz="4"/>
+            </w:tcBorders>
+            <w:tcMar>
+              <w:top w:type="dxa" w:w="80"/>
+              <w:left w:type="dxa" w:w="130"/>
+              <w:bottom w:type="dxa" w:w="90"/>
+              <w:right w:type="dxa" w:w="110"/>
+            </w:tcMar>
+            <w:vAlign w:val="top"/>
+          </w:tcPr>
+          <w:p>
+            <w:pPr>
+              <w:spacing w:after="30" w:before="0" w:line="276"/>
+              <w:jc w:val="left"/>
+            </w:pPr>
+            <w:r>
+              <w:rPr>
+                <w:rFonts w:ascii="Arial" w:cs="Arial" w:eastAsia="Arial" w:hAnsi="Arial"/>
+                <w:b/>
+                <w:bCs/>
+                <w:i w:val="false"/>
+                <w:iCs w:val="false"/>
+                <w:caps w:val="false"/>
+                <w:color w:val="E74509"/>
+                <w:sz w:val="26"/>
+                <w:szCs w:val="26"/>
+              </w:rPr>
+              <w:t xml:space="preserve">4</w:t>
+            </w:r>
+          </w:p>
+          <w:p>
+            <w:pPr>
+              <w:spacing w:after="40" w:before="0" w:line="230"/>
+              <w:jc w:val="left"/>
+            </w:pPr>
+            <w:r>
+              <w:rPr>
+                <w:rFonts w:ascii="Arial" w:cs="Arial" w:eastAsia="Arial" w:hAnsi="Arial"/>
+                <w:b/>
+                <w:bCs/>
+                <w:i w:val="false"/>
+                <w:iCs w:val="false"/>
+                <w:caps w:val="false"/>
+                <w:color w:val="2D1B69"/>
+                <w:sz w:val="16"/>
+                <w:szCs w:val="16"/>
+              </w:rPr>
+              <w:t xml:space="preserve">Funkcjonowanie w placówce</w:t>
+            </w:r>
+          </w:p>
+          <w:p>
+            <w:pPr>
+              <w:spacing w:after="0" w:before="0" w:line="230"/>
+              <w:jc w:val="left"/>
+            </w:pPr>
+            <w:r>
+              <w:rPr>
+                <w:rFonts w:ascii="Arial" w:cs="Arial" w:eastAsia="Arial" w:hAnsi="Arial"/>
+                <w:b w:val="false"/>
+                <w:bCs w:val="false"/>
+                <w:i w:val="false"/>
+                <w:iCs w:val="false"/>
+                <w:caps w:val="false"/>
+                <w:color w:val="6B6378"/>
+                <w:sz w:val="13"/>
+                <w:szCs w:val="13"/>
+              </w:rPr>
+              <w:t xml:space="preserve">mocne strony, uzdolnienia i trudności</w:t>
+            </w:r>
+          </w:p>
+        </w:tc>
+        <w:tc>
+          <w:tcPr>
+            <w:tcW w:type="dxa" w:w="1981"/>
+            <w:tcBorders>
+              <w:top w:val="single" w:color="E74509" w:sz="24"/>
+              <w:left w:val="single" w:color="D9D0F0" w:sz="4"/>
+              <w:bottom w:val="single" w:color="D9D0F0" w:sz="4"/>
+              <w:right w:val="single" w:color="D9D0F0" w:sz="4"/>
+            </w:tcBorders>
+            <w:tcMar>
+              <w:top w:type="dxa" w:w="80"/>
+              <w:left w:type="dxa" w:w="130"/>
+              <w:bottom w:type="dxa" w:w="90"/>
+              <w:right w:type="dxa" w:w="110"/>
+            </w:tcMar>
+            <w:vAlign w:val="top"/>
+          </w:tcPr>
+          <w:p>
+            <w:pPr>
+              <w:spacing w:after="30" w:before="0" w:line="276"/>
+              <w:jc w:val="left"/>
+            </w:pPr>
+            <w:r>
+              <w:rPr>
+                <w:rFonts w:ascii="Arial" w:cs="Arial" w:eastAsia="Arial" w:hAnsi="Arial"/>
+                <w:b/>
+                <w:bCs/>
+                <w:i w:val="false"/>
+                <w:iCs w:val="false"/>
+                <w:caps w:val="false"/>
+                <w:color w:val="E74509"/>
+                <w:sz w:val="26"/>
+                <w:szCs w:val="26"/>
+              </w:rPr>
+              <w:t xml:space="preserve">5</w:t>
+            </w:r>
+          </w:p>
+          <w:p>
+            <w:pPr>
+              <w:spacing w:after="40" w:before="0" w:line="230"/>
+              <w:jc w:val="left"/>
+            </w:pPr>
+            <w:r>
+              <w:rPr>
+                <w:rFonts w:ascii="Arial" w:cs="Arial" w:eastAsia="Arial" w:hAnsi="Arial"/>
+                <w:b/>
+                <w:bCs/>
+                <w:i w:val="false"/>
+                <w:iCs w:val="false"/>
+                <w:caps w:val="false"/>
+                <w:color w:val="2D1B69"/>
+                <w:sz w:val="16"/>
+                <w:szCs w:val="16"/>
+              </w:rPr>
+              <w:t xml:space="preserve">Wyniki liczbowe</w:t>
+            </w:r>
+          </w:p>
+          <w:p>
+            <w:pPr>
+              <w:spacing w:after="0" w:before="0" w:line="230"/>
+              <w:jc w:val="left"/>
+            </w:pPr>
+            <w:r>
+              <w:rPr>
+                <w:rFonts w:ascii="Arial" w:cs="Arial" w:eastAsia="Arial" w:hAnsi="Arial"/>
+                <w:b w:val="false"/>
+                <w:bCs w:val="false"/>
+                <w:i w:val="false"/>
+                <w:iCs w:val="false"/>
+                <w:caps w:val="false"/>
+                <w:color w:val="6B6378"/>
+                <w:sz w:val="13"/>
+                <w:szCs w:val="13"/>
+              </w:rPr>
+              <w:t xml:space="preserve">KPOF / KSzOF w 9 domenach ICF</w:t>
+            </w:r>
+          </w:p>
+        </w:tc>
+        <w:tc>
+          <w:tcPr>
+            <w:tcW w:type="dxa" w:w="1981"/>
+            <w:tcBorders>
+              <w:top w:val="single" w:color="E74509" w:sz="24"/>
+              <w:left w:val="single" w:color="D9D0F0" w:sz="4"/>
+              <w:bottom w:val="single" w:color="D9D0F0" w:sz="4"/>
+              <w:right w:val="single" w:color="D9D0F0" w:sz="4"/>
+            </w:tcBorders>
+            <w:tcMar>
+              <w:top w:type="dxa" w:w="80"/>
+              <w:left w:type="dxa" w:w="130"/>
+              <w:bottom w:type="dxa" w:w="90"/>
+              <w:right w:type="dxa" w:w="110"/>
+            </w:tcMar>
+            <w:vAlign w:val="top"/>
+          </w:tcPr>
+          <w:p>
+            <w:pPr>
+              <w:spacing w:after="30" w:before="0" w:line="276"/>
+              <w:jc w:val="left"/>
+            </w:pPr>
+            <w:r>
+              <w:rPr>
+                <w:rFonts w:ascii="Arial" w:cs="Arial" w:eastAsia="Arial" w:hAnsi="Arial"/>
+                <w:b/>
+                <w:bCs/>
+                <w:i w:val="false"/>
+                <w:iCs w:val="false"/>
+                <w:caps w:val="false"/>
+                <w:color w:val="E74509"/>
+                <w:sz w:val="26"/>
+                <w:szCs w:val="26"/>
+              </w:rPr>
+              <w:t xml:space="preserve">6</w:t>
+            </w:r>
+          </w:p>
+          <w:p>
+            <w:pPr>
+              <w:spacing w:after="40" w:before="0" w:line="230"/>
+              <w:jc w:val="left"/>
+            </w:pPr>
+            <w:r>
+              <w:rPr>
+                <w:rFonts w:ascii="Arial" w:cs="Arial" w:eastAsia="Arial" w:hAnsi="Arial"/>
+                <w:b/>
+                <w:bCs/>
+                <w:i w:val="false"/>
+                <w:iCs w:val="false"/>
+                <w:caps w:val="false"/>
+                <w:color w:val="2D1B69"/>
+                <w:sz w:val="16"/>
+                <w:szCs w:val="16"/>
+              </w:rPr>
+              <w:t xml:space="preserve">Analiza jakościowa</w:t>
+            </w:r>
+          </w:p>
+          <w:p>
+            <w:pPr>
+              <w:spacing w:after="0" w:before="0" w:line="230"/>
+              <w:jc w:val="left"/>
+            </w:pPr>
+            <w:r>
+              <w:rPr>
+                <w:rFonts w:ascii="Arial" w:cs="Arial" w:eastAsia="Arial" w:hAnsi="Arial"/>
+                <w:b w:val="false"/>
+                <w:bCs w:val="false"/>
+                <w:i w:val="false"/>
+                <w:iCs w:val="false"/>
+                <w:caps w:val="false"/>
+                <w:color w:val="6B6378"/>
+                <w:sz w:val="13"/>
+                <w:szCs w:val="13"/>
+              </w:rPr>
+              <w:t xml:space="preserve">opis barier i zalecenia do IPE</w:t>
+            </w:r>
+          </w:p>
+        </w:tc>
+        <w:tc>
+          <w:tcPr>
+            <w:tcW w:type="dxa" w:w="1981"/>
+            <w:tcBorders>
+              <w:top w:val="single" w:color="E74509" w:sz="24"/>
+              <w:left w:val="single" w:color="D9D0F0" w:sz="4"/>
+              <w:bottom w:val="single" w:color="D9D0F0" w:sz="4"/>
+              <w:right w:val="single" w:color="D9D0F0" w:sz="4"/>
+            </w:tcBorders>
+            <w:tcMar>
+              <w:top w:type="dxa" w:w="80"/>
+              <w:left w:type="dxa" w:w="130"/>
+              <w:bottom w:type="dxa" w:w="90"/>
+              <w:right w:type="dxa" w:w="110"/>
+            </w:tcMar>
+            <w:vAlign w:val="top"/>
+          </w:tcPr>
+          <w:p>
+            <w:pPr>
+              <w:spacing w:after="30" w:before="0" w:line="276"/>
+              <w:jc w:val="left"/>
+            </w:pPr>
+            <w:r>
+              <w:rPr>
+                <w:rFonts w:ascii="Arial" w:cs="Arial" w:eastAsia="Arial" w:hAnsi="Arial"/>
+                <w:b/>
+                <w:bCs/>
+                <w:i w:val="false"/>
+                <w:iCs w:val="false"/>
+                <w:caps w:val="false"/>
+                <w:color w:val="E74509"/>
+                <w:sz w:val="26"/>
+                <w:szCs w:val="26"/>
+              </w:rPr>
+              <w:t xml:space="preserve">7</w:t>
+            </w:r>
+          </w:p>
+          <w:p>
+            <w:pPr>
+              <w:spacing w:after="40" w:before="0" w:line="230"/>
+              <w:jc w:val="left"/>
+            </w:pPr>
+            <w:r>
+              <w:rPr>
+                <w:rFonts w:ascii="Arial" w:cs="Arial" w:eastAsia="Arial" w:hAnsi="Arial"/>
+                <w:b/>
+                <w:bCs/>
+                <w:i w:val="false"/>
+                <w:iCs w:val="false"/>
+                <w:caps w:val="false"/>
+                <w:color w:val="2D1B69"/>
+                <w:sz w:val="16"/>
+                <w:szCs w:val="16"/>
+              </w:rPr>
+              <w:t xml:space="preserve">Obserwacja pogłębiona</w:t>
+            </w:r>
+          </w:p>
+          <w:p>
+            <w:pPr>
+              <w:spacing w:after="0" w:before="0" w:line="230"/>
+              <w:jc w:val="left"/>
+            </w:pPr>
+            <w:r>
+              <w:rPr>
+                <w:rFonts w:ascii="Arial" w:cs="Arial" w:eastAsia="Arial" w:hAnsi="Arial"/>
+                <w:b w:val="false"/>
+                <w:bCs w:val="false"/>
+                <w:i w:val="false"/>
+                <w:iCs w:val="false"/>
+                <w:caps w:val="false"/>
+                <w:color w:val="6B6378"/>
+                <w:sz w:val="13"/>
+                <w:szCs w:val="13"/>
+              </w:rPr>
+              <w:t xml:space="preserve">wyniki arkuszy specjalistycznych</w:t>
+            </w:r>
+          </w:p>
+        </w:tc>
+        <w:tc>
+          <w:tcPr>
+            <w:tcW w:type="dxa" w:w="1982"/>
+            <w:tcBorders>
+              <w:top w:val="single" w:color="E74509" w:sz="24"/>
+              <w:left w:val="single" w:color="D9D0F0" w:sz="4"/>
+              <w:bottom w:val="single" w:color="D9D0F0" w:sz="4"/>
+              <w:right w:val="single" w:color="D9D0F0" w:sz="4"/>
+            </w:tcBorders>
+            <w:tcMar>
+              <w:top w:type="dxa" w:w="80"/>
+              <w:left w:type="dxa" w:w="130"/>
+              <w:bottom w:type="dxa" w:w="90"/>
+              <w:right w:type="dxa" w:w="110"/>
+            </w:tcMar>
+            <w:vAlign w:val="top"/>
+          </w:tcPr>
+          <w:p>
+            <w:pPr>
+              <w:spacing w:after="30" w:before="0" w:line="276"/>
+              <w:jc w:val="left"/>
+            </w:pPr>
+            <w:r>
+              <w:rPr>
+                <w:rFonts w:ascii="Arial" w:cs="Arial" w:eastAsia="Arial" w:hAnsi="Arial"/>
+                <w:b/>
+                <w:bCs/>
+                <w:i w:val="false"/>
+                <w:iCs w:val="false"/>
+                <w:caps w:val="false"/>
+                <w:color w:val="E74509"/>
+                <w:sz w:val="26"/>
+                <w:szCs w:val="26"/>
+              </w:rPr>
+              <w:t xml:space="preserve">8</w:t>
+            </w:r>
+          </w:p>
+          <w:p>
+            <w:pPr>
+              <w:spacing w:after="40" w:before="0" w:line="230"/>
+              <w:jc w:val="left"/>
+            </w:pPr>
+            <w:r>
+              <w:rPr>
+                <w:rFonts w:ascii="Arial" w:cs="Arial" w:eastAsia="Arial" w:hAnsi="Arial"/>
+                <w:b/>
+                <w:bCs/>
+                <w:i w:val="false"/>
+                <w:iCs w:val="false"/>
+                <w:caps w:val="false"/>
+                <w:color w:val="2D1B69"/>
+                <w:sz w:val="16"/>
+                <w:szCs w:val="16"/>
+              </w:rPr>
+              <w:t xml:space="preserve">Podjęte działania</w:t>
+            </w:r>
+          </w:p>
+          <w:p>
+            <w:pPr>
+              <w:spacing w:after="0" w:before="0" w:line="230"/>
+              <w:jc w:val="left"/>
+            </w:pPr>
+            <w:r>
+              <w:rPr>
+                <w:rFonts w:ascii="Arial" w:cs="Arial" w:eastAsia="Arial" w:hAnsi="Arial"/>
+                <w:b w:val="false"/>
+                <w:bCs w:val="false"/>
+                <w:i w:val="false"/>
+                <w:iCs w:val="false"/>
+                <w:caps w:val="false"/>
+                <w:color w:val="6B6378"/>
+                <w:sz w:val="13"/>
+                <w:szCs w:val="13"/>
+              </w:rPr>
+              <w:t xml:space="preserve">zakres wsparcia i efektywność</w:t>
+            </w:r>
+          </w:p>
+        </w:tc>
+      </w:tr>
+    </w:tbl>
     <w:p>
       <w:r>
         <w:br w:type="page"/>
@@ -5162,8 +5432,8542 @@
       </w:tr>
     </w:tbl>
     <w:p>
+      <w:r>
+        <w:br w:type="page"/>
+      </w:r>
+    </w:p>
+    <w:tbl>
+      <w:tblPr>
+        <w:tblW w:type="dxa" w:w="9906"/>
+        <w:tblBorders>
+          <w:top w:val="single" w:color="auto" w:sz="4"/>
+          <w:left w:val="single" w:color="auto" w:sz="4"/>
+          <w:bottom w:val="single" w:color="auto" w:sz="4"/>
+          <w:right w:val="single" w:color="auto" w:sz="4"/>
+          <w:insideH w:val="single" w:color="auto" w:sz="4"/>
+          <w:insideV w:val="single" w:color="auto" w:sz="4"/>
+        </w:tblBorders>
+      </w:tblPr>
+      <w:tblGrid>
+        <w:gridCol w:w="700"/>
+        <w:gridCol w:w="6200"/>
+        <w:gridCol w:w="3006"/>
+      </w:tblGrid>
+      <w:tr>
+        <w:trPr>
+          <w:cantSplit/>
+        </w:trPr>
+        <w:tc>
+          <w:tcPr>
+            <w:tcW w:type="dxa" w:w="700"/>
+            <w:tcBorders>
+              <w:top w:val="nil"/>
+              <w:left w:val="nil"/>
+              <w:bottom w:val="nil"/>
+              <w:right w:val="nil"/>
+            </w:tcBorders>
+            <w:shd w:fill="2D1B69" w:color="auto" w:val="clear"/>
+            <w:tcMar>
+              <w:top w:type="dxa" w:w="120"/>
+              <w:left w:type="dxa" w:w="40"/>
+              <w:bottom w:type="dxa" w:w="120"/>
+              <w:right w:type="dxa" w:w="40"/>
+            </w:tcMar>
+            <w:vAlign w:val="center"/>
+          </w:tcPr>
+          <w:p>
+            <w:pPr>
+              <w:spacing w:after="0" w:before="0" w:line="276"/>
+              <w:jc w:val="center"/>
+            </w:pPr>
+            <w:r>
+              <w:rPr>
+                <w:rFonts w:ascii="Arial" w:cs="Arial" w:eastAsia="Arial" w:hAnsi="Arial"/>
+                <w:b/>
+                <w:bCs/>
+                <w:i w:val="false"/>
+                <w:iCs w:val="false"/>
+                <w:caps w:val="false"/>
+                <w:color w:val="FFFFFF"/>
+                <w:sz w:val="12"/>
+                <w:szCs w:val="12"/>
+              </w:rPr>
+              <w:t xml:space="preserve">PCTP</w:t>
+            </w:r>
+          </w:p>
+        </w:tc>
+        <w:tc>
+          <w:tcPr>
+            <w:tcW w:type="dxa" w:w="6200"/>
+            <w:tcBorders>
+              <w:top w:val="nil"/>
+              <w:left w:val="nil"/>
+              <w:bottom w:val="nil"/>
+              <w:right w:val="nil"/>
+            </w:tcBorders>
+            <w:tcMar>
+              <w:top w:type="dxa" w:w="0"/>
+              <w:left w:type="dxa" w:w="160"/>
+              <w:bottom w:type="dxa" w:w="0"/>
+              <w:right w:type="dxa" w:w="0"/>
+            </w:tcMar>
+            <w:vAlign w:val="center"/>
+          </w:tcPr>
+          <w:p>
+            <w:pPr>
+              <w:spacing w:after="20" w:before="0" w:line="276"/>
+              <w:jc w:val="left"/>
+            </w:pPr>
+            <w:r>
+              <w:rPr>
+                <w:rFonts w:ascii="Arial" w:cs="Arial" w:eastAsia="Arial" w:hAnsi="Arial"/>
+                <w:b/>
+                <w:bCs/>
+                <w:i w:val="false"/>
+                <w:iCs w:val="false"/>
+                <w:caps w:val="false"/>
+                <w:color w:val="2D1B69"/>
+                <w:sz w:val="26"/>
+                <w:szCs w:val="26"/>
+              </w:rPr>
+              <w:t xml:space="preserve">EduPlaner 2026</w:t>
+            </w:r>
+          </w:p>
+          <w:p>
+            <w:pPr>
+              <w:spacing w:after="0" w:before="0" w:line="276"/>
+              <w:jc w:val="left"/>
+            </w:pPr>
+            <w:r>
+              <w:rPr>
+                <w:rFonts w:ascii="Arial" w:cs="Arial" w:eastAsia="Arial" w:hAnsi="Arial"/>
+                <w:b w:val="false"/>
+                <w:bCs w:val="false"/>
+                <w:i w:val="false"/>
+                <w:iCs w:val="false"/>
+                <w:caps/>
+                <w:color w:val="6B6378"/>
+                <w:spacing w:val="14"/>
+                <w:sz w:val="12"/>
+                <w:szCs w:val="12"/>
+              </w:rPr>
+              <w:t xml:space="preserve">Raport Oceny Funkcjonalnej · Część II · Funkcjonowanie w placówce</w:t>
+            </w:r>
+          </w:p>
+        </w:tc>
+        <w:tc>
+          <w:tcPr>
+            <w:tcW w:type="dxa" w:w="3006"/>
+            <w:tcBorders>
+              <w:top w:val="nil"/>
+              <w:left w:val="nil"/>
+              <w:bottom w:val="nil"/>
+              <w:right w:val="nil"/>
+            </w:tcBorders>
+            <w:tcMar>
+              <w:top w:type="dxa" w:w="0"/>
+              <w:left w:type="dxa" w:w="0"/>
+              <w:bottom w:type="dxa" w:w="0"/>
+              <w:right w:type="dxa" w:w="0"/>
+            </w:tcMar>
+            <w:vAlign w:val="center"/>
+          </w:tcPr>
+          <w:p>
+            <w:pPr>
+              <w:spacing w:after="60" w:before="0" w:line="276"/>
+              <w:jc w:val="right"/>
+            </w:pPr>
+            <w:r>
+              <w:rPr>
+                <w:rFonts w:ascii="Arial" w:cs="Arial" w:eastAsia="Arial" w:hAnsi="Arial"/>
+                <w:b/>
+                <w:bCs/>
+                <w:i w:val="false"/>
+                <w:iCs w:val="false"/>
+                <w:caps w:val="false"/>
+                <w:color w:val="FFFFFF"/>
+                <w:spacing w:val="10"/>
+                <w:sz w:val="13"/>
+                <w:szCs w:val="13"/>
+                <w:shd w:fill="E74509" w:color="auto" w:val="clear"/>
+              </w:rPr>
+              <w:t xml:space="preserve">  RAPORT · 2026  </w:t>
+            </w:r>
+          </w:p>
+          <w:p>
+            <w:pPr>
+              <w:spacing w:after="0" w:before="0" w:line="276"/>
+              <w:jc w:val="right"/>
+            </w:pPr>
+            <w:r>
+              <w:rPr>
+                <w:rFonts w:ascii="Arial" w:cs="Arial" w:eastAsia="Arial" w:hAnsi="Arial"/>
+                <w:b w:val="false"/>
+                <w:bCs w:val="false"/>
+                <w:i w:val="false"/>
+                <w:iCs w:val="false"/>
+                <w:caps w:val="false"/>
+                <w:color w:val="6B6378"/>
+                <w:spacing w:val="14"/>
+                <w:sz w:val="11"/>
+                <w:szCs w:val="11"/>
+              </w:rPr>
+              <w:t xml:space="preserve">DOKUMENT DLA RODZICA · 2026</w:t>
+            </w:r>
+          </w:p>
+        </w:tc>
+      </w:tr>
+    </w:tbl>
+    <w:p>
+      <w:pPr>
+        <w:pBdr>
+          <w:bottom w:val="single" w:color="2D1B69" w:sz="12" w:space="1"/>
+        </w:pBdr>
+        <w:spacing w:after="160" w:before="60"/>
+      </w:pPr>
+    </w:p>
+    <w:tbl>
+      <w:tblPr>
+        <w:tblW w:type="dxa" w:w="9706"/>
+        <w:tblBorders>
+          <w:top w:val="single" w:color="auto" w:sz="4"/>
+          <w:left w:val="single" w:color="auto" w:sz="4"/>
+          <w:bottom w:val="single" w:color="auto" w:sz="4"/>
+          <w:right w:val="single" w:color="auto" w:sz="4"/>
+          <w:insideH w:val="single" w:color="auto" w:sz="4"/>
+          <w:insideV w:val="single" w:color="auto" w:sz="4"/>
+        </w:tblBorders>
+      </w:tblPr>
+      <w:tblGrid>
+        <w:gridCol w:w="3900"/>
+        <w:gridCol w:w="2900"/>
+        <w:gridCol w:w="2906"/>
+      </w:tblGrid>
+      <w:tr>
+        <w:trPr>
+          <w:cantSplit/>
+        </w:trPr>
+        <w:tc>
+          <w:tcPr>
+            <w:tcW w:type="dxa" w:w="3900"/>
+            <w:tcBorders>
+              <w:top w:val="single" w:color="FFFFFF" w:sz="12"/>
+              <w:left w:val="single" w:color="FFFFFF" w:sz="12"/>
+              <w:bottom w:val="single" w:color="FFFFFF" w:sz="12"/>
+              <w:right w:val="single" w:color="FFFFFF" w:sz="12"/>
+            </w:tcBorders>
+            <w:shd w:fill="EFE9F9" w:color="auto" w:val="clear"/>
+            <w:tcMar>
+              <w:top w:type="dxa" w:w="110"/>
+              <w:left w:type="dxa" w:w="180"/>
+              <w:bottom w:type="dxa" w:w="110"/>
+              <w:right w:type="dxa" w:w="120"/>
+            </w:tcMar>
+            <w:vAlign w:val="top"/>
+          </w:tcPr>
+          <w:p>
+            <w:pPr>
+              <w:spacing w:after="0" w:before="0" w:line="276"/>
+              <w:jc w:val="left"/>
+            </w:pPr>
+            <w:r>
+              <w:rPr>
+                <w:rFonts w:ascii="Arial" w:cs="Arial" w:eastAsia="Arial" w:hAnsi="Arial"/>
+                <w:b/>
+                <w:bCs/>
+                <w:i w:val="false"/>
+                <w:iCs w:val="false"/>
+                <w:caps w:val="false"/>
+                <w:color w:val="7D6FB0"/>
+                <w:spacing w:val="14"/>
+                <w:sz w:val="12"/>
+                <w:szCs w:val="12"/>
+              </w:rPr>
+              <w:t xml:space="preserve">DOTYCZY DZIECKA</w:t>
+            </w:r>
+            <w:r>
+              <w:rPr>
+                <w:rFonts w:ascii="Arial" w:cs="Arial" w:eastAsia="Arial" w:hAnsi="Arial"/>
+                <w:b w:val="false"/>
+                <w:bCs w:val="false"/>
+                <w:i w:val="false"/>
+                <w:iCs w:val="false"/>
+                <w:caps w:val="false"/>
+                <w:color w:val="B6A6DF"/>
+                <w:sz w:val="14"/>
+                <w:szCs w:val="14"/>
+              </w:rPr>
+              <w:t xml:space="preserve">  ....................................................</w:t>
+            </w:r>
+            <w:r>
+              <w:rPr>
+                <w:rFonts w:ascii="Arial" w:cs="Arial" w:eastAsia="Arial" w:hAnsi="Arial"/>
+                <w:b w:val="false"/>
+                <w:bCs w:val="false"/>
+                <w:i w:val="false"/>
+                <w:iCs w:val="false"/>
+                <w:caps w:val="false"/>
+                <w:color w:val="6B6378"/>
+                <w:sz w:val="14"/>
+                <w:szCs w:val="14"/>
+              </w:rPr>
+              <w:t xml:space="preserve"/>
+            </w:r>
+          </w:p>
+        </w:tc>
+        <w:tc>
+          <w:tcPr>
+            <w:tcW w:type="dxa" w:w="2900"/>
+            <w:tcBorders>
+              <w:top w:val="single" w:color="FFFFFF" w:sz="12"/>
+              <w:left w:val="single" w:color="FFFFFF" w:sz="12"/>
+              <w:bottom w:val="single" w:color="FFFFFF" w:sz="12"/>
+              <w:right w:val="single" w:color="FFFFFF" w:sz="12"/>
+            </w:tcBorders>
+            <w:shd w:fill="EFE9F9" w:color="auto" w:val="clear"/>
+            <w:tcMar>
+              <w:top w:type="dxa" w:w="110"/>
+              <w:left w:type="dxa" w:w="180"/>
+              <w:bottom w:type="dxa" w:w="110"/>
+              <w:right w:type="dxa" w:w="120"/>
+            </w:tcMar>
+            <w:vAlign w:val="top"/>
+          </w:tcPr>
+          <w:p>
+            <w:pPr>
+              <w:spacing w:after="0" w:before="0" w:line="276"/>
+              <w:jc w:val="left"/>
+            </w:pPr>
+            <w:r>
+              <w:rPr>
+                <w:rFonts w:ascii="Arial" w:cs="Arial" w:eastAsia="Arial" w:hAnsi="Arial"/>
+                <w:b/>
+                <w:bCs/>
+                <w:i w:val="false"/>
+                <w:iCs w:val="false"/>
+                <w:caps w:val="false"/>
+                <w:color w:val="7D6FB0"/>
+                <w:spacing w:val="14"/>
+                <w:sz w:val="12"/>
+                <w:szCs w:val="12"/>
+              </w:rPr>
+              <w:t xml:space="preserve">GRUPA / KLASA</w:t>
+            </w:r>
+            <w:r>
+              <w:rPr>
+                <w:rFonts w:ascii="Arial" w:cs="Arial" w:eastAsia="Arial" w:hAnsi="Arial"/>
+                <w:b w:val="false"/>
+                <w:bCs w:val="false"/>
+                <w:i w:val="false"/>
+                <w:iCs w:val="false"/>
+                <w:caps w:val="false"/>
+                <w:color w:val="B6A6DF"/>
+                <w:sz w:val="14"/>
+                <w:szCs w:val="14"/>
+              </w:rPr>
+              <w:t xml:space="preserve">  ..............................</w:t>
+            </w:r>
+            <w:r>
+              <w:rPr>
+                <w:rFonts w:ascii="Arial" w:cs="Arial" w:eastAsia="Arial" w:hAnsi="Arial"/>
+                <w:b w:val="false"/>
+                <w:bCs w:val="false"/>
+                <w:i w:val="false"/>
+                <w:iCs w:val="false"/>
+                <w:caps w:val="false"/>
+                <w:color w:val="6B6378"/>
+                <w:sz w:val="14"/>
+                <w:szCs w:val="14"/>
+              </w:rPr>
+              <w:t xml:space="preserve"/>
+            </w:r>
+          </w:p>
+        </w:tc>
+        <w:tc>
+          <w:tcPr>
+            <w:tcW w:type="dxa" w:w="2906"/>
+            <w:tcBorders>
+              <w:top w:val="single" w:color="FFFFFF" w:sz="12"/>
+              <w:left w:val="single" w:color="FFFFFF" w:sz="12"/>
+              <w:bottom w:val="single" w:color="FFFFFF" w:sz="12"/>
+              <w:right w:val="single" w:color="FFFFFF" w:sz="12"/>
+            </w:tcBorders>
+            <w:shd w:fill="EFE9F9" w:color="auto" w:val="clear"/>
+            <w:tcMar>
+              <w:top w:type="dxa" w:w="110"/>
+              <w:left w:type="dxa" w:w="180"/>
+              <w:bottom w:type="dxa" w:w="110"/>
+              <w:right w:type="dxa" w:w="120"/>
+            </w:tcMar>
+            <w:vAlign w:val="top"/>
+          </w:tcPr>
+          <w:p>
+            <w:pPr>
+              <w:spacing w:after="0" w:before="0" w:line="276"/>
+              <w:jc w:val="left"/>
+            </w:pPr>
+            <w:r>
+              <w:rPr>
+                <w:rFonts w:ascii="Arial" w:cs="Arial" w:eastAsia="Arial" w:hAnsi="Arial"/>
+                <w:b/>
+                <w:bCs/>
+                <w:i w:val="false"/>
+                <w:iCs w:val="false"/>
+                <w:caps w:val="false"/>
+                <w:color w:val="7D6FB0"/>
+                <w:spacing w:val="14"/>
+                <w:sz w:val="12"/>
+                <w:szCs w:val="12"/>
+              </w:rPr>
+              <w:t xml:space="preserve">DATA</w:t>
+            </w:r>
+            <w:r>
+              <w:rPr>
+                <w:rFonts w:ascii="Arial" w:cs="Arial" w:eastAsia="Arial" w:hAnsi="Arial"/>
+                <w:b w:val="false"/>
+                <w:bCs w:val="false"/>
+                <w:i w:val="false"/>
+                <w:iCs w:val="false"/>
+                <w:caps w:val="false"/>
+                <w:color w:val="B6A6DF"/>
+                <w:sz w:val="14"/>
+                <w:szCs w:val="14"/>
+              </w:rPr>
+              <w:t xml:space="preserve">  ..............................</w:t>
+            </w:r>
+            <w:r>
+              <w:rPr>
+                <w:rFonts w:ascii="Arial" w:cs="Arial" w:eastAsia="Arial" w:hAnsi="Arial"/>
+                <w:b w:val="false"/>
+                <w:bCs w:val="false"/>
+                <w:i w:val="false"/>
+                <w:iCs w:val="false"/>
+                <w:caps w:val="false"/>
+                <w:color w:val="6B6378"/>
+                <w:sz w:val="14"/>
+                <w:szCs w:val="14"/>
+              </w:rPr>
+              <w:t xml:space="preserve">  r.</w:t>
+            </w:r>
+          </w:p>
+        </w:tc>
+      </w:tr>
+    </w:tbl>
+    <w:p>
       <w:pPr>
         <w:spacing w:after="120" w:before="0"/>
+      </w:pPr>
+    </w:p>
+    <w:p>
+      <w:pPr>
+        <w:spacing w:after="120" w:before="0" w:line="276"/>
+        <w:jc w:val="center"/>
+      </w:pPr>
+      <w:r>
+        <w:rPr>
+          <w:rFonts w:ascii="Arial" w:cs="Arial" w:eastAsia="Arial" w:hAnsi="Arial"/>
+          <w:b/>
+          <w:bCs/>
+          <w:i w:val="false"/>
+          <w:iCs w:val="false"/>
+          <w:caps w:val="false"/>
+          <w:color w:val="FFFFFF"/>
+          <w:spacing w:val="10"/>
+          <w:sz w:val="13"/>
+          <w:szCs w:val="13"/>
+          <w:shd w:fill="E74509" w:color="auto" w:val="clear"/>
+        </w:rPr>
+        <w:t xml:space="preserve">  RAPORT OCENY FUNKCJONALNEJ DZIECKA / UCZNIA · CZĘŚĆ II  </w:t>
+      </w:r>
+    </w:p>
+    <w:p>
+      <w:pPr>
+        <w:spacing w:after="60" w:before="0" w:line="300"/>
+        <w:jc w:val="center"/>
+      </w:pPr>
+      <w:r>
+        <w:rPr>
+          <w:rFonts w:ascii="Arial" w:cs="Arial" w:eastAsia="Arial" w:hAnsi="Arial"/>
+          <w:b/>
+          <w:bCs/>
+          <w:i w:val="false"/>
+          <w:iCs w:val="false"/>
+          <w:caps w:val="false"/>
+          <w:color w:val="2D1B69"/>
+          <w:sz w:val="28"/>
+          <w:szCs w:val="28"/>
+        </w:rPr>
+        <w:t xml:space="preserve">Wyniki ilościowe i jakościowe, ocena pogłębiona oraz kierunki wsparcia w IPE</w:t>
+      </w:r>
+    </w:p>
+    <w:p>
+      <w:pPr>
+        <w:spacing w:after="60" w:before="0" w:line="276"/>
+        <w:jc w:val="center"/>
+      </w:pPr>
+      <w:r>
+        <w:rPr>
+          <w:rFonts w:ascii="Arial" w:cs="Arial" w:eastAsia="Arial" w:hAnsi="Arial"/>
+          <w:b/>
+          <w:bCs/>
+          <w:i w:val="false"/>
+          <w:iCs w:val="false"/>
+          <w:caps w:val="false"/>
+          <w:color w:val="E74509"/>
+          <w:spacing w:val="36"/>
+          <w:sz w:val="13"/>
+          <w:szCs w:val="13"/>
+        </w:rPr>
+        <w:t xml:space="preserve">WYNIKI POSZCZEGÓLNYCH ARKUSZY OBSERWACJI · § 7 UST. 6</w:t>
+      </w:r>
+    </w:p>
+    <w:p>
+      <w:pPr>
+        <w:keepNext/>
+        <w:pBdr>
+          <w:bottom w:val="single" w:color="D9D0F0" w:sz="4" w:space="6"/>
+        </w:pBdr>
+        <w:spacing w:after="140" w:before="200"/>
+      </w:pPr>
+      <w:r>
+        <w:rPr>
+          <w:rFonts w:ascii="Arial" w:cs="Arial" w:eastAsia="Arial" w:hAnsi="Arial"/>
+          <w:b/>
+          <w:bCs/>
+          <w:i w:val="false"/>
+          <w:iCs w:val="false"/>
+          <w:caps w:val="false"/>
+          <w:color w:val="FFFFFF"/>
+          <w:sz w:val="20"/>
+          <w:szCs w:val="20"/>
+          <w:shd w:fill="E74509" w:color="auto" w:val="clear"/>
+        </w:rPr>
+        <w:t xml:space="preserve"> 4 </w:t>
+      </w:r>
+      <w:r>
+        <w:rPr>
+          <w:rFonts w:ascii="Arial" w:cs="Arial" w:eastAsia="Arial" w:hAnsi="Arial"/>
+          <w:b w:val="false"/>
+          <w:bCs w:val="false"/>
+          <w:i w:val="false"/>
+          <w:iCs w:val="false"/>
+          <w:caps w:val="false"/>
+          <w:color w:val="1A1530"/>
+          <w:sz w:val="20"/>
+          <w:szCs w:val="20"/>
+        </w:rPr>
+        <w:t xml:space="preserve">   </w:t>
+      </w:r>
+      <w:r>
+        <w:rPr>
+          <w:rFonts w:ascii="Arial" w:cs="Arial" w:eastAsia="Arial" w:hAnsi="Arial"/>
+          <w:b/>
+          <w:bCs/>
+          <w:i w:val="false"/>
+          <w:iCs w:val="false"/>
+          <w:caps w:val="false"/>
+          <w:color w:val="2D1B69"/>
+          <w:spacing w:val="10"/>
+          <w:sz w:val="22"/>
+          <w:szCs w:val="22"/>
+        </w:rPr>
+        <w:t xml:space="preserve">INFORMACJA O FUNKCJONOWANIU W PLACÓWCE – TRUDNOŚCI, MOCNE STRONY I UZDOLNIENIA</w:t>
+      </w:r>
+    </w:p>
+    <w:p>
+      <w:pPr>
+        <w:spacing w:after="140" w:before="0" w:line="260"/>
+        <w:jc w:val="both"/>
+      </w:pPr>
+      <w:r>
+        <w:rPr>
+          <w:rFonts w:ascii="Arial" w:cs="Arial" w:eastAsia="Arial" w:hAnsi="Arial"/>
+          <w:b/>
+          <w:bCs/>
+          <w:i w:val="false"/>
+          <w:iCs w:val="false"/>
+          <w:caps w:val="false"/>
+          <w:color w:val="2D1B69"/>
+          <w:sz w:val="16"/>
+          <w:szCs w:val="16"/>
+        </w:rPr>
+        <w:t xml:space="preserve">§ 7 ust. 6 pkt 3. </w:t>
+      </w:r>
+      <w:r>
+        <w:rPr>
+          <w:rFonts w:ascii="Arial" w:cs="Arial" w:eastAsia="Arial" w:hAnsi="Arial"/>
+          <w:b w:val="false"/>
+          <w:bCs w:val="false"/>
+          <w:i w:val="false"/>
+          <w:iCs w:val="false"/>
+          <w:caps w:val="false"/>
+          <w:color w:val="6B6378"/>
+          <w:sz w:val="16"/>
+          <w:szCs w:val="16"/>
+        </w:rPr>
+        <w:t xml:space="preserve">Syntetyczne zestawienie potencjału rozwojowego oraz barier zidentyfikowanych w toku codziennej aktywności przez nauczycieli, wychowawców i specjalistów prowadzących zajęcia z dzieckiem/uczniem:</w:t>
+      </w:r>
+    </w:p>
+    <w:tbl>
+      <w:tblPr>
+        <w:tblW w:type="dxa" w:w="9906"/>
+        <w:tblBorders>
+          <w:top w:val="single" w:color="auto" w:sz="4"/>
+          <w:left w:val="single" w:color="auto" w:sz="4"/>
+          <w:bottom w:val="single" w:color="auto" w:sz="4"/>
+          <w:right w:val="single" w:color="auto" w:sz="4"/>
+          <w:insideH w:val="single" w:color="auto" w:sz="4"/>
+          <w:insideV w:val="single" w:color="auto" w:sz="4"/>
+        </w:tblBorders>
+      </w:tblPr>
+      <w:tblGrid>
+        <w:gridCol w:w="1900"/>
+        <w:gridCol w:w="4003"/>
+        <w:gridCol w:w="4003"/>
+      </w:tblGrid>
+      <w:tr>
+        <w:trPr>
+          <w:cantSplit/>
+        </w:trPr>
+        <w:tc>
+          <w:tcPr>
+            <w:tcW w:type="dxa" w:w="1900"/>
+            <w:tcBorders>
+              <w:top w:val="single" w:color="D9D0F0" w:sz="4"/>
+              <w:left w:val="single" w:color="D9D0F0" w:sz="4"/>
+              <w:bottom w:val="single" w:color="D9D0F0" w:sz="4"/>
+              <w:right w:val="single" w:color="D9D0F0" w:sz="4"/>
+            </w:tcBorders>
+            <w:shd w:fill="EFE9F9" w:color="auto" w:val="clear"/>
+            <w:tcMar>
+              <w:top w:type="dxa" w:w="100"/>
+              <w:left w:type="dxa" w:w="140"/>
+              <w:bottom w:type="dxa" w:w="100"/>
+              <w:right w:type="dxa" w:w="120"/>
+            </w:tcMar>
+            <w:vAlign w:val="top"/>
+          </w:tcPr>
+          <w:p>
+            <w:pPr>
+              <w:spacing w:after="0" w:before="0" w:line="276"/>
+              <w:jc w:val="left"/>
+            </w:pPr>
+            <w:r>
+              <w:rPr>
+                <w:rFonts w:ascii="Arial" w:cs="Arial" w:eastAsia="Arial" w:hAnsi="Arial"/>
+                <w:b/>
+                <w:bCs/>
+                <w:i w:val="false"/>
+                <w:iCs w:val="false"/>
+                <w:caps/>
+                <w:color w:val="2D1B69"/>
+                <w:spacing w:val="10"/>
+                <w:sz w:val="13"/>
+                <w:szCs w:val="13"/>
+              </w:rPr>
+              <w:t xml:space="preserve">Obszar obserwacji</w:t>
+            </w:r>
+          </w:p>
+        </w:tc>
+        <w:tc>
+          <w:tcPr>
+            <w:tcW w:type="dxa" w:w="4003"/>
+            <w:tcBorders>
+              <w:top w:val="single" w:color="D9D0F0" w:sz="4"/>
+              <w:left w:val="single" w:color="D9D0F0" w:sz="4"/>
+              <w:bottom w:val="single" w:color="D9D0F0" w:sz="4"/>
+              <w:right w:val="single" w:color="D9D0F0" w:sz="4"/>
+            </w:tcBorders>
+            <w:shd w:fill="EFE9F9" w:color="auto" w:val="clear"/>
+            <w:tcMar>
+              <w:top w:type="dxa" w:w="100"/>
+              <w:left w:type="dxa" w:w="140"/>
+              <w:bottom w:type="dxa" w:w="100"/>
+              <w:right w:type="dxa" w:w="120"/>
+            </w:tcMar>
+            <w:vAlign w:val="top"/>
+          </w:tcPr>
+          <w:p>
+            <w:pPr>
+              <w:spacing w:after="0" w:before="0" w:line="276"/>
+              <w:jc w:val="left"/>
+            </w:pPr>
+            <w:r>
+              <w:rPr>
+                <w:rFonts w:ascii="Arial" w:cs="Arial" w:eastAsia="Arial" w:hAnsi="Arial"/>
+                <w:b/>
+                <w:bCs/>
+                <w:i w:val="false"/>
+                <w:iCs w:val="false"/>
+                <w:caps/>
+                <w:color w:val="2E7D45"/>
+                <w:spacing w:val="10"/>
+                <w:sz w:val="13"/>
+                <w:szCs w:val="13"/>
+              </w:rPr>
+              <w:t xml:space="preserve">✓ Mocne strony, zasoby i uzdolnienia</w:t>
+            </w:r>
+          </w:p>
+        </w:tc>
+        <w:tc>
+          <w:tcPr>
+            <w:tcW w:type="dxa" w:w="4003"/>
+            <w:tcBorders>
+              <w:top w:val="single" w:color="D9D0F0" w:sz="4"/>
+              <w:left w:val="single" w:color="D9D0F0" w:sz="4"/>
+              <w:bottom w:val="single" w:color="D9D0F0" w:sz="4"/>
+              <w:right w:val="single" w:color="D9D0F0" w:sz="4"/>
+            </w:tcBorders>
+            <w:shd w:fill="EFE9F9" w:color="auto" w:val="clear"/>
+            <w:tcMar>
+              <w:top w:type="dxa" w:w="100"/>
+              <w:left w:type="dxa" w:w="140"/>
+              <w:bottom w:type="dxa" w:w="100"/>
+              <w:right w:type="dxa" w:w="120"/>
+            </w:tcMar>
+            <w:vAlign w:val="top"/>
+          </w:tcPr>
+          <w:p>
+            <w:pPr>
+              <w:spacing w:after="0" w:before="0" w:line="276"/>
+              <w:jc w:val="left"/>
+            </w:pPr>
+            <w:r>
+              <w:rPr>
+                <w:rFonts w:ascii="Arial" w:cs="Arial" w:eastAsia="Arial" w:hAnsi="Arial"/>
+                <w:b/>
+                <w:bCs/>
+                <w:i w:val="false"/>
+                <w:iCs w:val="false"/>
+                <w:caps/>
+                <w:color w:val="BF382A"/>
+                <w:spacing w:val="10"/>
+                <w:sz w:val="13"/>
+                <w:szCs w:val="13"/>
+              </w:rPr>
+              <w:t xml:space="preserve">▸ Trudności, ograniczenia i bariery</w:t>
+            </w:r>
+          </w:p>
+        </w:tc>
+      </w:tr>
+      <w:tr>
+        <w:trPr>
+          <w:cantSplit/>
+        </w:trPr>
+        <w:tc>
+          <w:tcPr>
+            <w:tcW w:type="dxa" w:w="1900"/>
+            <w:tcBorders>
+              <w:top w:val="single" w:color="E3E1EC" w:sz="4"/>
+              <w:left w:val="single" w:color="E3E1EC" w:sz="4"/>
+              <w:bottom w:val="single" w:color="E3E1EC" w:sz="4"/>
+              <w:right w:val="single" w:color="E3E1EC" w:sz="4"/>
+            </w:tcBorders>
+            <w:tcMar>
+              <w:top w:type="dxa" w:w="100"/>
+              <w:left w:type="dxa" w:w="140"/>
+              <w:bottom w:type="dxa" w:w="100"/>
+              <w:right w:type="dxa" w:w="120"/>
+            </w:tcMar>
+            <w:vAlign w:val="top"/>
+          </w:tcPr>
+          <w:p>
+            <w:pPr>
+              <w:spacing w:after="0" w:before="0" w:line="250"/>
+              <w:jc w:val="left"/>
+            </w:pPr>
+            <w:r>
+              <w:rPr>
+                <w:rFonts w:ascii="Arial" w:cs="Arial" w:eastAsia="Arial" w:hAnsi="Arial"/>
+                <w:b/>
+                <w:bCs/>
+                <w:i w:val="false"/>
+                <w:iCs w:val="false"/>
+                <w:caps w:val="false"/>
+                <w:color w:val="2D1B69"/>
+                <w:sz w:val="16"/>
+                <w:szCs w:val="16"/>
+              </w:rPr>
+              <w:t xml:space="preserve">Aktywność poznawcza i uczenie się</w:t>
+            </w:r>
+          </w:p>
+        </w:tc>
+        <w:tc>
+          <w:tcPr>
+            <w:tcW w:type="dxa" w:w="4003"/>
+            <w:tcBorders>
+              <w:top w:val="single" w:color="E3E1EC" w:sz="4"/>
+              <w:left w:val="single" w:color="2E7D45" w:sz="24"/>
+              <w:bottom w:val="single" w:color="E3E1EC" w:sz="4"/>
+              <w:right w:val="single" w:color="E3E1EC" w:sz="4"/>
+            </w:tcBorders>
+            <w:tcMar>
+              <w:top w:type="dxa" w:w="100"/>
+              <w:left w:type="dxa" w:w="140"/>
+              <w:bottom w:type="dxa" w:w="100"/>
+              <w:right w:type="dxa" w:w="120"/>
+            </w:tcMar>
+            <w:vAlign w:val="top"/>
+          </w:tcPr>
+          <w:p>
+            <w:pPr>
+              <w:spacing w:after="0" w:before="0" w:line="250"/>
+              <w:jc w:val="left"/>
+            </w:pPr>
+            <w:r>
+              <w:rPr>
+                <w:rFonts w:ascii="Arial" w:cs="Arial" w:eastAsia="Arial" w:hAnsi="Arial"/>
+                <w:b w:val="false"/>
+                <w:bCs w:val="false"/>
+                <w:i w:val="false"/>
+                <w:iCs w:val="false"/>
+                <w:caps w:val="false"/>
+                <w:color w:val="1A1530"/>
+                <w:sz w:val="16"/>
+                <w:szCs w:val="16"/>
+              </w:rPr>
+              <w:t xml:space="preserve">Bardzo dobra pamięć wzrokowa; szybkie zapamiętywanie schematów graficznych; wąskie, ale głębokie zainteresowania tematyczne; wysoka motywacja do pracy z ulubionymi pomocami dydaktycznymi.</w:t>
+            </w:r>
+          </w:p>
+        </w:tc>
+        <w:tc>
+          <w:tcPr>
+            <w:tcW w:type="dxa" w:w="4003"/>
+            <w:tcBorders>
+              <w:top w:val="single" w:color="E3E1EC" w:sz="4"/>
+              <w:left w:val="single" w:color="BF382A" w:sz="24"/>
+              <w:bottom w:val="single" w:color="E3E1EC" w:sz="4"/>
+              <w:right w:val="single" w:color="E3E1EC" w:sz="4"/>
+            </w:tcBorders>
+            <w:tcMar>
+              <w:top w:type="dxa" w:w="100"/>
+              <w:left w:type="dxa" w:w="140"/>
+              <w:bottom w:type="dxa" w:w="100"/>
+              <w:right w:type="dxa" w:w="120"/>
+            </w:tcMar>
+            <w:vAlign w:val="top"/>
+          </w:tcPr>
+          <w:p>
+            <w:pPr>
+              <w:spacing w:after="0" w:before="0" w:line="250"/>
+              <w:jc w:val="left"/>
+            </w:pPr>
+            <w:r>
+              <w:rPr>
+                <w:rFonts w:ascii="Arial" w:cs="Arial" w:eastAsia="Arial" w:hAnsi="Arial"/>
+                <w:b w:val="false"/>
+                <w:bCs w:val="false"/>
+                <w:i w:val="false"/>
+                <w:iCs w:val="false"/>
+                <w:caps w:val="false"/>
+                <w:color w:val="1A1530"/>
+                <w:sz w:val="16"/>
+                <w:szCs w:val="16"/>
+              </w:rPr>
+              <w:t xml:space="preserve">Trudności z przerzutnością i podzielnością uwagi; szybka męczliwość przy instrukcjach wieloetapowych; problem z uogólnianiem (generalizacją) wiedzy; wymagane stałe tempo i pomoce wizualne.</w:t>
+            </w:r>
+          </w:p>
+        </w:tc>
+      </w:tr>
+      <w:tr>
+        <w:trPr>
+          <w:cantSplit/>
+        </w:trPr>
+        <w:tc>
+          <w:tcPr>
+            <w:tcW w:type="dxa" w:w="1900"/>
+            <w:tcBorders>
+              <w:top w:val="single" w:color="E3E1EC" w:sz="4"/>
+              <w:left w:val="single" w:color="E3E1EC" w:sz="4"/>
+              <w:bottom w:val="single" w:color="E3E1EC" w:sz="4"/>
+              <w:right w:val="single" w:color="E3E1EC" w:sz="4"/>
+            </w:tcBorders>
+            <w:tcMar>
+              <w:top w:type="dxa" w:w="100"/>
+              <w:left w:type="dxa" w:w="140"/>
+              <w:bottom w:type="dxa" w:w="100"/>
+              <w:right w:type="dxa" w:w="120"/>
+            </w:tcMar>
+            <w:vAlign w:val="top"/>
+          </w:tcPr>
+          <w:p>
+            <w:pPr>
+              <w:spacing w:after="0" w:before="0" w:line="250"/>
+              <w:jc w:val="left"/>
+            </w:pPr>
+            <w:r>
+              <w:rPr>
+                <w:rFonts w:ascii="Arial" w:cs="Arial" w:eastAsia="Arial" w:hAnsi="Arial"/>
+                <w:b/>
+                <w:bCs/>
+                <w:i w:val="false"/>
+                <w:iCs w:val="false"/>
+                <w:caps w:val="false"/>
+                <w:color w:val="2D1B69"/>
+                <w:sz w:val="16"/>
+                <w:szCs w:val="16"/>
+              </w:rPr>
+              <w:t xml:space="preserve">Komunikacja i porozumiewanie się</w:t>
+            </w:r>
+          </w:p>
+        </w:tc>
+        <w:tc>
+          <w:tcPr>
+            <w:tcW w:type="dxa" w:w="4003"/>
+            <w:tcBorders>
+              <w:top w:val="single" w:color="E3E1EC" w:sz="4"/>
+              <w:left w:val="single" w:color="2E7D45" w:sz="24"/>
+              <w:bottom w:val="single" w:color="E3E1EC" w:sz="4"/>
+              <w:right w:val="single" w:color="E3E1EC" w:sz="4"/>
+            </w:tcBorders>
+            <w:tcMar>
+              <w:top w:type="dxa" w:w="100"/>
+              <w:left w:type="dxa" w:w="140"/>
+              <w:bottom w:type="dxa" w:w="100"/>
+              <w:right w:type="dxa" w:w="120"/>
+            </w:tcMar>
+            <w:vAlign w:val="top"/>
+          </w:tcPr>
+          <w:p>
+            <w:pPr>
+              <w:spacing w:after="0" w:before="0" w:line="250"/>
+              <w:jc w:val="left"/>
+            </w:pPr>
+            <w:r>
+              <w:rPr>
+                <w:rFonts w:ascii="Arial" w:cs="Arial" w:eastAsia="Arial" w:hAnsi="Arial"/>
+                <w:b w:val="false"/>
+                <w:bCs w:val="false"/>
+                <w:i w:val="false"/>
+                <w:iCs w:val="false"/>
+                <w:caps w:val="false"/>
+                <w:color w:val="1A1530"/>
+                <w:sz w:val="16"/>
+                <w:szCs w:val="16"/>
+              </w:rPr>
+              <w:t xml:space="preserve">Prawidłowe rozumienie prostych, jednoznacznych komunikatów słownych wspartych gestem; sygnalizowanie podstawowych potrzeb fizjologicznych.</w:t>
+            </w:r>
+          </w:p>
+        </w:tc>
+        <w:tc>
+          <w:tcPr>
+            <w:tcW w:type="dxa" w:w="4003"/>
+            <w:tcBorders>
+              <w:top w:val="single" w:color="E3E1EC" w:sz="4"/>
+              <w:left w:val="single" w:color="BF382A" w:sz="24"/>
+              <w:bottom w:val="single" w:color="E3E1EC" w:sz="4"/>
+              <w:right w:val="single" w:color="E3E1EC" w:sz="4"/>
+            </w:tcBorders>
+            <w:tcMar>
+              <w:top w:type="dxa" w:w="100"/>
+              <w:left w:type="dxa" w:w="140"/>
+              <w:bottom w:type="dxa" w:w="100"/>
+              <w:right w:type="dxa" w:w="120"/>
+            </w:tcMar>
+            <w:vAlign w:val="top"/>
+          </w:tcPr>
+          <w:p>
+            <w:pPr>
+              <w:spacing w:after="0" w:before="0" w:line="250"/>
+              <w:jc w:val="left"/>
+            </w:pPr>
+            <w:r>
+              <w:rPr>
+                <w:rFonts w:ascii="Arial" w:cs="Arial" w:eastAsia="Arial" w:hAnsi="Arial"/>
+                <w:b w:val="false"/>
+                <w:bCs w:val="false"/>
+                <w:i w:val="false"/>
+                <w:iCs w:val="false"/>
+                <w:caps w:val="false"/>
+                <w:color w:val="1A1530"/>
+                <w:sz w:val="16"/>
+                <w:szCs w:val="16"/>
+              </w:rPr>
+              <w:t xml:space="preserve">Dosłowne rozumienie wypowiedzi (trudność z metaforą i żartem); echolalie odroczone; trudności w inicjowaniu dialogu i naprzemienności wypowiedzi w grupie rówieśniczej; potrzeba wsparcia AAC.</w:t>
+            </w:r>
+          </w:p>
+        </w:tc>
+      </w:tr>
+      <w:tr>
+        <w:trPr>
+          <w:cantSplit/>
+        </w:trPr>
+        <w:tc>
+          <w:tcPr>
+            <w:tcW w:type="dxa" w:w="1900"/>
+            <w:tcBorders>
+              <w:top w:val="single" w:color="E3E1EC" w:sz="4"/>
+              <w:left w:val="single" w:color="E3E1EC" w:sz="4"/>
+              <w:bottom w:val="single" w:color="E3E1EC" w:sz="4"/>
+              <w:right w:val="single" w:color="E3E1EC" w:sz="4"/>
+            </w:tcBorders>
+            <w:tcMar>
+              <w:top w:type="dxa" w:w="100"/>
+              <w:left w:type="dxa" w:w="140"/>
+              <w:bottom w:type="dxa" w:w="100"/>
+              <w:right w:type="dxa" w:w="120"/>
+            </w:tcMar>
+            <w:vAlign w:val="top"/>
+          </w:tcPr>
+          <w:p>
+            <w:pPr>
+              <w:spacing w:after="0" w:before="0" w:line="250"/>
+              <w:jc w:val="left"/>
+            </w:pPr>
+            <w:r>
+              <w:rPr>
+                <w:rFonts w:ascii="Arial" w:cs="Arial" w:eastAsia="Arial" w:hAnsi="Arial"/>
+                <w:b/>
+                <w:bCs/>
+                <w:i w:val="false"/>
+                <w:iCs w:val="false"/>
+                <w:caps w:val="false"/>
+                <w:color w:val="2D1B69"/>
+                <w:sz w:val="16"/>
+                <w:szCs w:val="16"/>
+              </w:rPr>
+              <w:t xml:space="preserve">Relacje społeczne i emocje</w:t>
+            </w:r>
+          </w:p>
+        </w:tc>
+        <w:tc>
+          <w:tcPr>
+            <w:tcW w:type="dxa" w:w="4003"/>
+            <w:tcBorders>
+              <w:top w:val="single" w:color="E3E1EC" w:sz="4"/>
+              <w:left w:val="single" w:color="2E7D45" w:sz="24"/>
+              <w:bottom w:val="single" w:color="E3E1EC" w:sz="4"/>
+              <w:right w:val="single" w:color="E3E1EC" w:sz="4"/>
+            </w:tcBorders>
+            <w:tcMar>
+              <w:top w:type="dxa" w:w="100"/>
+              <w:left w:type="dxa" w:w="140"/>
+              <w:bottom w:type="dxa" w:w="100"/>
+              <w:right w:type="dxa" w:w="120"/>
+            </w:tcMar>
+            <w:vAlign w:val="top"/>
+          </w:tcPr>
+          <w:p>
+            <w:pPr>
+              <w:spacing w:after="0" w:before="0" w:line="250"/>
+              <w:jc w:val="left"/>
+            </w:pPr>
+            <w:r>
+              <w:rPr>
+                <w:rFonts w:ascii="Arial" w:cs="Arial" w:eastAsia="Arial" w:hAnsi="Arial"/>
+                <w:b w:val="false"/>
+                <w:bCs w:val="false"/>
+                <w:i w:val="false"/>
+                <w:iCs w:val="false"/>
+                <w:caps w:val="false"/>
+                <w:color w:val="1A1530"/>
+                <w:sz w:val="16"/>
+                <w:szCs w:val="16"/>
+              </w:rPr>
+              <w:t xml:space="preserve">Chęć przebywania w pobliżu grupy; pozytywna reakcja na stałych, przewidywalnych dorosłych; przestrzeganie czytelnych zasad wizualnych.</w:t>
+            </w:r>
+          </w:p>
+        </w:tc>
+        <w:tc>
+          <w:tcPr>
+            <w:tcW w:type="dxa" w:w="4003"/>
+            <w:tcBorders>
+              <w:top w:val="single" w:color="E3E1EC" w:sz="4"/>
+              <w:left w:val="single" w:color="BF382A" w:sz="24"/>
+              <w:bottom w:val="single" w:color="E3E1EC" w:sz="4"/>
+              <w:right w:val="single" w:color="E3E1EC" w:sz="4"/>
+            </w:tcBorders>
+            <w:tcMar>
+              <w:top w:type="dxa" w:w="100"/>
+              <w:left w:type="dxa" w:w="140"/>
+              <w:bottom w:type="dxa" w:w="100"/>
+              <w:right w:type="dxa" w:w="120"/>
+            </w:tcMar>
+            <w:vAlign w:val="top"/>
+          </w:tcPr>
+          <w:p>
+            <w:pPr>
+              <w:spacing w:after="0" w:before="0" w:line="250"/>
+              <w:jc w:val="left"/>
+            </w:pPr>
+            <w:r>
+              <w:rPr>
+                <w:rFonts w:ascii="Arial" w:cs="Arial" w:eastAsia="Arial" w:hAnsi="Arial"/>
+                <w:b w:val="false"/>
+                <w:bCs w:val="false"/>
+                <w:i w:val="false"/>
+                <w:iCs w:val="false"/>
+                <w:caps w:val="false"/>
+                <w:color w:val="1A1530"/>
+                <w:sz w:val="16"/>
+                <w:szCs w:val="16"/>
+              </w:rPr>
+              <w:t xml:space="preserve">Trudności w odczytywaniu emocji i intencji innych (słaba teoria umysłu); niska tolerancja frustracji w sytuacjach przegranej lub nagłej zmiany; tendencja do wycofywania się lub zachowań trudnych.</w:t>
+            </w:r>
+          </w:p>
+        </w:tc>
+      </w:tr>
+      <w:tr>
+        <w:trPr>
+          <w:cantSplit/>
+        </w:trPr>
+        <w:tc>
+          <w:tcPr>
+            <w:tcW w:type="dxa" w:w="1900"/>
+            <w:tcBorders>
+              <w:top w:val="single" w:color="E3E1EC" w:sz="4"/>
+              <w:left w:val="single" w:color="E3E1EC" w:sz="4"/>
+              <w:bottom w:val="single" w:color="E3E1EC" w:sz="4"/>
+              <w:right w:val="single" w:color="E3E1EC" w:sz="4"/>
+            </w:tcBorders>
+            <w:tcMar>
+              <w:top w:type="dxa" w:w="100"/>
+              <w:left w:type="dxa" w:w="140"/>
+              <w:bottom w:type="dxa" w:w="100"/>
+              <w:right w:type="dxa" w:w="120"/>
+            </w:tcMar>
+            <w:vAlign w:val="top"/>
+          </w:tcPr>
+          <w:p>
+            <w:pPr>
+              <w:spacing w:after="0" w:before="0" w:line="250"/>
+              <w:jc w:val="left"/>
+            </w:pPr>
+            <w:r>
+              <w:rPr>
+                <w:rFonts w:ascii="Arial" w:cs="Arial" w:eastAsia="Arial" w:hAnsi="Arial"/>
+                <w:b/>
+                <w:bCs/>
+                <w:i w:val="false"/>
+                <w:iCs w:val="false"/>
+                <w:caps w:val="false"/>
+                <w:color w:val="2D1B69"/>
+                <w:sz w:val="16"/>
+                <w:szCs w:val="16"/>
+              </w:rPr>
+              <w:t xml:space="preserve">Motoryka i sprawność fizyczna</w:t>
+            </w:r>
+          </w:p>
+        </w:tc>
+        <w:tc>
+          <w:tcPr>
+            <w:tcW w:type="dxa" w:w="4003"/>
+            <w:tcBorders>
+              <w:top w:val="single" w:color="E3E1EC" w:sz="4"/>
+              <w:left w:val="single" w:color="2E7D45" w:sz="24"/>
+              <w:bottom w:val="single" w:color="E3E1EC" w:sz="4"/>
+              <w:right w:val="single" w:color="E3E1EC" w:sz="4"/>
+            </w:tcBorders>
+            <w:tcMar>
+              <w:top w:type="dxa" w:w="100"/>
+              <w:left w:type="dxa" w:w="140"/>
+              <w:bottom w:type="dxa" w:w="100"/>
+              <w:right w:type="dxa" w:w="120"/>
+            </w:tcMar>
+            <w:vAlign w:val="top"/>
+          </w:tcPr>
+          <w:p>
+            <w:pPr>
+              <w:spacing w:after="0" w:before="0" w:line="250"/>
+              <w:jc w:val="left"/>
+            </w:pPr>
+            <w:r>
+              <w:rPr>
+                <w:rFonts w:ascii="Arial" w:cs="Arial" w:eastAsia="Arial" w:hAnsi="Arial"/>
+                <w:b w:val="false"/>
+                <w:bCs w:val="false"/>
+                <w:i w:val="false"/>
+                <w:iCs w:val="false"/>
+                <w:caps w:val="false"/>
+                <w:color w:val="1A1530"/>
+                <w:sz w:val="16"/>
+                <w:szCs w:val="16"/>
+              </w:rPr>
+              <w:t xml:space="preserve">Sprawność w zakresie motoryki dużej (bieganie, wspinanie się); chętne uczestnictwo w zabawach ruchowych w otwartej przestrzeni.</w:t>
+            </w:r>
+          </w:p>
+        </w:tc>
+        <w:tc>
+          <w:tcPr>
+            <w:tcW w:type="dxa" w:w="4003"/>
+            <w:tcBorders>
+              <w:top w:val="single" w:color="E3E1EC" w:sz="4"/>
+              <w:left w:val="single" w:color="BF382A" w:sz="24"/>
+              <w:bottom w:val="single" w:color="E3E1EC" w:sz="4"/>
+              <w:right w:val="single" w:color="E3E1EC" w:sz="4"/>
+            </w:tcBorders>
+            <w:tcMar>
+              <w:top w:type="dxa" w:w="100"/>
+              <w:left w:type="dxa" w:w="140"/>
+              <w:bottom w:type="dxa" w:w="100"/>
+              <w:right w:type="dxa" w:w="120"/>
+            </w:tcMar>
+            <w:vAlign w:val="top"/>
+          </w:tcPr>
+          <w:p>
+            <w:pPr>
+              <w:spacing w:after="0" w:before="0" w:line="250"/>
+              <w:jc w:val="left"/>
+            </w:pPr>
+            <w:r>
+              <w:rPr>
+                <w:rFonts w:ascii="Arial" w:cs="Arial" w:eastAsia="Arial" w:hAnsi="Arial"/>
+                <w:b w:val="false"/>
+                <w:bCs w:val="false"/>
+                <w:i w:val="false"/>
+                <w:iCs w:val="false"/>
+                <w:caps w:val="false"/>
+                <w:color w:val="1A1530"/>
+                <w:sz w:val="16"/>
+                <w:szCs w:val="16"/>
+              </w:rPr>
+              <w:t xml:space="preserve">Obniżona precyzja motoryki małej i koordynacji wzrokowo-ruchowej; nieprawidłowy chwyt pisarski / narzędzi; wzmożone lub obniżone napięcie posturalne; męczliwość ręki wiodącej.</w:t>
+            </w:r>
+          </w:p>
+        </w:tc>
+      </w:tr>
+      <w:tr>
+        <w:trPr>
+          <w:cantSplit/>
+        </w:trPr>
+        <w:tc>
+          <w:tcPr>
+            <w:tcW w:type="dxa" w:w="1900"/>
+            <w:tcBorders>
+              <w:top w:val="single" w:color="E3E1EC" w:sz="4"/>
+              <w:left w:val="single" w:color="E3E1EC" w:sz="4"/>
+              <w:bottom w:val="single" w:color="E3E1EC" w:sz="4"/>
+              <w:right w:val="single" w:color="E3E1EC" w:sz="4"/>
+            </w:tcBorders>
+            <w:tcMar>
+              <w:top w:type="dxa" w:w="100"/>
+              <w:left w:type="dxa" w:w="140"/>
+              <w:bottom w:type="dxa" w:w="100"/>
+              <w:right w:type="dxa" w:w="120"/>
+            </w:tcMar>
+            <w:vAlign w:val="top"/>
+          </w:tcPr>
+          <w:p>
+            <w:pPr>
+              <w:spacing w:after="0" w:before="0" w:line="250"/>
+              <w:jc w:val="left"/>
+            </w:pPr>
+            <w:r>
+              <w:rPr>
+                <w:rFonts w:ascii="Arial" w:cs="Arial" w:eastAsia="Arial" w:hAnsi="Arial"/>
+                <w:b/>
+                <w:bCs/>
+                <w:i w:val="false"/>
+                <w:iCs w:val="false"/>
+                <w:caps w:val="false"/>
+                <w:color w:val="2D1B69"/>
+                <w:sz w:val="16"/>
+                <w:szCs w:val="16"/>
+              </w:rPr>
+              <w:t xml:space="preserve">Samoobsługa i autonomia</w:t>
+            </w:r>
+          </w:p>
+        </w:tc>
+        <w:tc>
+          <w:tcPr>
+            <w:tcW w:type="dxa" w:w="4003"/>
+            <w:tcBorders>
+              <w:top w:val="single" w:color="E3E1EC" w:sz="4"/>
+              <w:left w:val="single" w:color="2E7D45" w:sz="24"/>
+              <w:bottom w:val="single" w:color="E3E1EC" w:sz="4"/>
+              <w:right w:val="single" w:color="E3E1EC" w:sz="4"/>
+            </w:tcBorders>
+            <w:tcMar>
+              <w:top w:type="dxa" w:w="100"/>
+              <w:left w:type="dxa" w:w="140"/>
+              <w:bottom w:type="dxa" w:w="100"/>
+              <w:right w:type="dxa" w:w="120"/>
+            </w:tcMar>
+            <w:vAlign w:val="top"/>
+          </w:tcPr>
+          <w:p>
+            <w:pPr>
+              <w:spacing w:after="0" w:before="0" w:line="250"/>
+              <w:jc w:val="left"/>
+            </w:pPr>
+            <w:r>
+              <w:rPr>
+                <w:rFonts w:ascii="Arial" w:cs="Arial" w:eastAsia="Arial" w:hAnsi="Arial"/>
+                <w:b w:val="false"/>
+                <w:bCs w:val="false"/>
+                <w:i w:val="false"/>
+                <w:iCs w:val="false"/>
+                <w:caps w:val="false"/>
+                <w:color w:val="1A1530"/>
+                <w:sz w:val="16"/>
+                <w:szCs w:val="16"/>
+              </w:rPr>
+              <w:t xml:space="preserve">Samodzielność w zakresie podstawowych nawyków higienicznych i toaletowych; znajomość własnej szafki i osobistych przyborów.</w:t>
+            </w:r>
+          </w:p>
+        </w:tc>
+        <w:tc>
+          <w:tcPr>
+            <w:tcW w:type="dxa" w:w="4003"/>
+            <w:tcBorders>
+              <w:top w:val="single" w:color="E3E1EC" w:sz="4"/>
+              <w:left w:val="single" w:color="BF382A" w:sz="24"/>
+              <w:bottom w:val="single" w:color="E3E1EC" w:sz="4"/>
+              <w:right w:val="single" w:color="E3E1EC" w:sz="4"/>
+            </w:tcBorders>
+            <w:tcMar>
+              <w:top w:type="dxa" w:w="100"/>
+              <w:left w:type="dxa" w:w="140"/>
+              <w:bottom w:type="dxa" w:w="100"/>
+              <w:right w:type="dxa" w:w="120"/>
+            </w:tcMar>
+            <w:vAlign w:val="top"/>
+          </w:tcPr>
+          <w:p>
+            <w:pPr>
+              <w:spacing w:after="0" w:before="0" w:line="250"/>
+              <w:jc w:val="left"/>
+            </w:pPr>
+            <w:r>
+              <w:rPr>
+                <w:rFonts w:ascii="Arial" w:cs="Arial" w:eastAsia="Arial" w:hAnsi="Arial"/>
+                <w:b w:val="false"/>
+                <w:bCs w:val="false"/>
+                <w:i w:val="false"/>
+                <w:iCs w:val="false"/>
+                <w:caps w:val="false"/>
+                <w:color w:val="1A1530"/>
+                <w:sz w:val="16"/>
+                <w:szCs w:val="16"/>
+              </w:rPr>
+              <w:t xml:space="preserve">Opór sensoryczny przy myciu rąk (wrażliwość na fakturę mydła/wodę); wybiórczość pokarmowa; problem z ubieraniem odzieży wierzchniej ze skomplikowanymi zapięciami; potrzeba nadzoru dorosłego.</w:t>
+            </w:r>
+          </w:p>
+        </w:tc>
+      </w:tr>
+    </w:tbl>
+    <w:p>
+      <w:r>
+        <w:br w:type="page"/>
+      </w:r>
+    </w:p>
+    <w:tbl>
+      <w:tblPr>
+        <w:tblW w:type="dxa" w:w="9906"/>
+        <w:tblBorders>
+          <w:top w:val="single" w:color="auto" w:sz="4"/>
+          <w:left w:val="single" w:color="auto" w:sz="4"/>
+          <w:bottom w:val="single" w:color="auto" w:sz="4"/>
+          <w:right w:val="single" w:color="auto" w:sz="4"/>
+          <w:insideH w:val="single" w:color="auto" w:sz="4"/>
+          <w:insideV w:val="single" w:color="auto" w:sz="4"/>
+        </w:tblBorders>
+      </w:tblPr>
+      <w:tblGrid>
+        <w:gridCol w:w="700"/>
+        <w:gridCol w:w="6200"/>
+        <w:gridCol w:w="3006"/>
+      </w:tblGrid>
+      <w:tr>
+        <w:trPr>
+          <w:cantSplit/>
+        </w:trPr>
+        <w:tc>
+          <w:tcPr>
+            <w:tcW w:type="dxa" w:w="700"/>
+            <w:tcBorders>
+              <w:top w:val="nil"/>
+              <w:left w:val="nil"/>
+              <w:bottom w:val="nil"/>
+              <w:right w:val="nil"/>
+            </w:tcBorders>
+            <w:shd w:fill="2D1B69" w:color="auto" w:val="clear"/>
+            <w:tcMar>
+              <w:top w:type="dxa" w:w="120"/>
+              <w:left w:type="dxa" w:w="40"/>
+              <w:bottom w:type="dxa" w:w="120"/>
+              <w:right w:type="dxa" w:w="40"/>
+            </w:tcMar>
+            <w:vAlign w:val="center"/>
+          </w:tcPr>
+          <w:p>
+            <w:pPr>
+              <w:spacing w:after="0" w:before="0" w:line="276"/>
+              <w:jc w:val="center"/>
+            </w:pPr>
+            <w:r>
+              <w:rPr>
+                <w:rFonts w:ascii="Arial" w:cs="Arial" w:eastAsia="Arial" w:hAnsi="Arial"/>
+                <w:b/>
+                <w:bCs/>
+                <w:i w:val="false"/>
+                <w:iCs w:val="false"/>
+                <w:caps w:val="false"/>
+                <w:color w:val="FFFFFF"/>
+                <w:sz w:val="12"/>
+                <w:szCs w:val="12"/>
+              </w:rPr>
+              <w:t xml:space="preserve">PCTP</w:t>
+            </w:r>
+          </w:p>
+        </w:tc>
+        <w:tc>
+          <w:tcPr>
+            <w:tcW w:type="dxa" w:w="6200"/>
+            <w:tcBorders>
+              <w:top w:val="nil"/>
+              <w:left w:val="nil"/>
+              <w:bottom w:val="nil"/>
+              <w:right w:val="nil"/>
+            </w:tcBorders>
+            <w:tcMar>
+              <w:top w:type="dxa" w:w="0"/>
+              <w:left w:type="dxa" w:w="160"/>
+              <w:bottom w:type="dxa" w:w="0"/>
+              <w:right w:type="dxa" w:w="0"/>
+            </w:tcMar>
+            <w:vAlign w:val="center"/>
+          </w:tcPr>
+          <w:p>
+            <w:pPr>
+              <w:spacing w:after="20" w:before="0" w:line="276"/>
+              <w:jc w:val="left"/>
+            </w:pPr>
+            <w:r>
+              <w:rPr>
+                <w:rFonts w:ascii="Arial" w:cs="Arial" w:eastAsia="Arial" w:hAnsi="Arial"/>
+                <w:b/>
+                <w:bCs/>
+                <w:i w:val="false"/>
+                <w:iCs w:val="false"/>
+                <w:caps w:val="false"/>
+                <w:color w:val="2D1B69"/>
+                <w:sz w:val="26"/>
+                <w:szCs w:val="26"/>
+              </w:rPr>
+              <w:t xml:space="preserve">EduPlaner 2026</w:t>
+            </w:r>
+          </w:p>
+          <w:p>
+            <w:pPr>
+              <w:spacing w:after="0" w:before="0" w:line="276"/>
+              <w:jc w:val="left"/>
+            </w:pPr>
+            <w:r>
+              <w:rPr>
+                <w:rFonts w:ascii="Arial" w:cs="Arial" w:eastAsia="Arial" w:hAnsi="Arial"/>
+                <w:b w:val="false"/>
+                <w:bCs w:val="false"/>
+                <w:i w:val="false"/>
+                <w:iCs w:val="false"/>
+                <w:caps/>
+                <w:color w:val="6B6378"/>
+                <w:spacing w:val="14"/>
+                <w:sz w:val="12"/>
+                <w:szCs w:val="12"/>
+              </w:rPr>
+              <w:t xml:space="preserve">Raport Oceny Funkcjonalnej · Część II · Wyniki liczbowe</w:t>
+            </w:r>
+          </w:p>
+        </w:tc>
+        <w:tc>
+          <w:tcPr>
+            <w:tcW w:type="dxa" w:w="3006"/>
+            <w:tcBorders>
+              <w:top w:val="nil"/>
+              <w:left w:val="nil"/>
+              <w:bottom w:val="nil"/>
+              <w:right w:val="nil"/>
+            </w:tcBorders>
+            <w:tcMar>
+              <w:top w:type="dxa" w:w="0"/>
+              <w:left w:type="dxa" w:w="0"/>
+              <w:bottom w:type="dxa" w:w="0"/>
+              <w:right w:type="dxa" w:w="0"/>
+            </w:tcMar>
+            <w:vAlign w:val="center"/>
+          </w:tcPr>
+          <w:p>
+            <w:pPr>
+              <w:spacing w:after="60" w:before="0" w:line="276"/>
+              <w:jc w:val="right"/>
+            </w:pPr>
+            <w:r>
+              <w:rPr>
+                <w:rFonts w:ascii="Arial" w:cs="Arial" w:eastAsia="Arial" w:hAnsi="Arial"/>
+                <w:b/>
+                <w:bCs/>
+                <w:i w:val="false"/>
+                <w:iCs w:val="false"/>
+                <w:caps w:val="false"/>
+                <w:color w:val="FFFFFF"/>
+                <w:spacing w:val="10"/>
+                <w:sz w:val="13"/>
+                <w:szCs w:val="13"/>
+                <w:shd w:fill="E74509" w:color="auto" w:val="clear"/>
+              </w:rPr>
+              <w:t xml:space="preserve">  RAPORT · 2026  </w:t>
+            </w:r>
+          </w:p>
+          <w:p>
+            <w:pPr>
+              <w:spacing w:after="0" w:before="0" w:line="276"/>
+              <w:jc w:val="right"/>
+            </w:pPr>
+            <w:r>
+              <w:rPr>
+                <w:rFonts w:ascii="Arial" w:cs="Arial" w:eastAsia="Arial" w:hAnsi="Arial"/>
+                <w:b w:val="false"/>
+                <w:bCs w:val="false"/>
+                <w:i w:val="false"/>
+                <w:iCs w:val="false"/>
+                <w:caps w:val="false"/>
+                <w:color w:val="6B6378"/>
+                <w:spacing w:val="14"/>
+                <w:sz w:val="11"/>
+                <w:szCs w:val="11"/>
+              </w:rPr>
+              <w:t xml:space="preserve">DOKUMENT DLA RODZICA · 2026</w:t>
+            </w:r>
+          </w:p>
+        </w:tc>
+      </w:tr>
+    </w:tbl>
+    <w:p>
+      <w:pPr>
+        <w:pBdr>
+          <w:bottom w:val="single" w:color="2D1B69" w:sz="12" w:space="1"/>
+        </w:pBdr>
+        <w:spacing w:after="160" w:before="60"/>
+      </w:pPr>
+    </w:p>
+    <w:tbl>
+      <w:tblPr>
+        <w:tblW w:type="dxa" w:w="9706"/>
+        <w:tblBorders>
+          <w:top w:val="single" w:color="auto" w:sz="4"/>
+          <w:left w:val="single" w:color="auto" w:sz="4"/>
+          <w:bottom w:val="single" w:color="auto" w:sz="4"/>
+          <w:right w:val="single" w:color="auto" w:sz="4"/>
+          <w:insideH w:val="single" w:color="auto" w:sz="4"/>
+          <w:insideV w:val="single" w:color="auto" w:sz="4"/>
+        </w:tblBorders>
+      </w:tblPr>
+      <w:tblGrid>
+        <w:gridCol w:w="3900"/>
+        <w:gridCol w:w="2900"/>
+        <w:gridCol w:w="2906"/>
+      </w:tblGrid>
+      <w:tr>
+        <w:trPr>
+          <w:cantSplit/>
+        </w:trPr>
+        <w:tc>
+          <w:tcPr>
+            <w:tcW w:type="dxa" w:w="3900"/>
+            <w:tcBorders>
+              <w:top w:val="single" w:color="FFFFFF" w:sz="12"/>
+              <w:left w:val="single" w:color="FFFFFF" w:sz="12"/>
+              <w:bottom w:val="single" w:color="FFFFFF" w:sz="12"/>
+              <w:right w:val="single" w:color="FFFFFF" w:sz="12"/>
+            </w:tcBorders>
+            <w:shd w:fill="EFE9F9" w:color="auto" w:val="clear"/>
+            <w:tcMar>
+              <w:top w:type="dxa" w:w="110"/>
+              <w:left w:type="dxa" w:w="180"/>
+              <w:bottom w:type="dxa" w:w="110"/>
+              <w:right w:type="dxa" w:w="120"/>
+            </w:tcMar>
+            <w:vAlign w:val="top"/>
+          </w:tcPr>
+          <w:p>
+            <w:pPr>
+              <w:spacing w:after="0" w:before="0" w:line="276"/>
+              <w:jc w:val="left"/>
+            </w:pPr>
+            <w:r>
+              <w:rPr>
+                <w:rFonts w:ascii="Arial" w:cs="Arial" w:eastAsia="Arial" w:hAnsi="Arial"/>
+                <w:b/>
+                <w:bCs/>
+                <w:i w:val="false"/>
+                <w:iCs w:val="false"/>
+                <w:caps w:val="false"/>
+                <w:color w:val="7D6FB0"/>
+                <w:spacing w:val="14"/>
+                <w:sz w:val="12"/>
+                <w:szCs w:val="12"/>
+              </w:rPr>
+              <w:t xml:space="preserve">DOTYCZY DZIECKA</w:t>
+            </w:r>
+            <w:r>
+              <w:rPr>
+                <w:rFonts w:ascii="Arial" w:cs="Arial" w:eastAsia="Arial" w:hAnsi="Arial"/>
+                <w:b w:val="false"/>
+                <w:bCs w:val="false"/>
+                <w:i w:val="false"/>
+                <w:iCs w:val="false"/>
+                <w:caps w:val="false"/>
+                <w:color w:val="B6A6DF"/>
+                <w:sz w:val="14"/>
+                <w:szCs w:val="14"/>
+              </w:rPr>
+              <w:t xml:space="preserve">  ....................................................</w:t>
+            </w:r>
+            <w:r>
+              <w:rPr>
+                <w:rFonts w:ascii="Arial" w:cs="Arial" w:eastAsia="Arial" w:hAnsi="Arial"/>
+                <w:b w:val="false"/>
+                <w:bCs w:val="false"/>
+                <w:i w:val="false"/>
+                <w:iCs w:val="false"/>
+                <w:caps w:val="false"/>
+                <w:color w:val="6B6378"/>
+                <w:sz w:val="14"/>
+                <w:szCs w:val="14"/>
+              </w:rPr>
+              <w:t xml:space="preserve"/>
+            </w:r>
+          </w:p>
+        </w:tc>
+        <w:tc>
+          <w:tcPr>
+            <w:tcW w:type="dxa" w:w="2900"/>
+            <w:tcBorders>
+              <w:top w:val="single" w:color="FFFFFF" w:sz="12"/>
+              <w:left w:val="single" w:color="FFFFFF" w:sz="12"/>
+              <w:bottom w:val="single" w:color="FFFFFF" w:sz="12"/>
+              <w:right w:val="single" w:color="FFFFFF" w:sz="12"/>
+            </w:tcBorders>
+            <w:shd w:fill="EFE9F9" w:color="auto" w:val="clear"/>
+            <w:tcMar>
+              <w:top w:type="dxa" w:w="110"/>
+              <w:left w:type="dxa" w:w="180"/>
+              <w:bottom w:type="dxa" w:w="110"/>
+              <w:right w:type="dxa" w:w="120"/>
+            </w:tcMar>
+            <w:vAlign w:val="top"/>
+          </w:tcPr>
+          <w:p>
+            <w:pPr>
+              <w:spacing w:after="0" w:before="0" w:line="276"/>
+              <w:jc w:val="left"/>
+            </w:pPr>
+            <w:r>
+              <w:rPr>
+                <w:rFonts w:ascii="Arial" w:cs="Arial" w:eastAsia="Arial" w:hAnsi="Arial"/>
+                <w:b/>
+                <w:bCs/>
+                <w:i w:val="false"/>
+                <w:iCs w:val="false"/>
+                <w:caps w:val="false"/>
+                <w:color w:val="7D6FB0"/>
+                <w:spacing w:val="14"/>
+                <w:sz w:val="12"/>
+                <w:szCs w:val="12"/>
+              </w:rPr>
+              <w:t xml:space="preserve">GRUPA / KLASA</w:t>
+            </w:r>
+            <w:r>
+              <w:rPr>
+                <w:rFonts w:ascii="Arial" w:cs="Arial" w:eastAsia="Arial" w:hAnsi="Arial"/>
+                <w:b w:val="false"/>
+                <w:bCs w:val="false"/>
+                <w:i w:val="false"/>
+                <w:iCs w:val="false"/>
+                <w:caps w:val="false"/>
+                <w:color w:val="B6A6DF"/>
+                <w:sz w:val="14"/>
+                <w:szCs w:val="14"/>
+              </w:rPr>
+              <w:t xml:space="preserve">  ..............................</w:t>
+            </w:r>
+            <w:r>
+              <w:rPr>
+                <w:rFonts w:ascii="Arial" w:cs="Arial" w:eastAsia="Arial" w:hAnsi="Arial"/>
+                <w:b w:val="false"/>
+                <w:bCs w:val="false"/>
+                <w:i w:val="false"/>
+                <w:iCs w:val="false"/>
+                <w:caps w:val="false"/>
+                <w:color w:val="6B6378"/>
+                <w:sz w:val="14"/>
+                <w:szCs w:val="14"/>
+              </w:rPr>
+              <w:t xml:space="preserve"/>
+            </w:r>
+          </w:p>
+        </w:tc>
+        <w:tc>
+          <w:tcPr>
+            <w:tcW w:type="dxa" w:w="2906"/>
+            <w:tcBorders>
+              <w:top w:val="single" w:color="FFFFFF" w:sz="12"/>
+              <w:left w:val="single" w:color="FFFFFF" w:sz="12"/>
+              <w:bottom w:val="single" w:color="FFFFFF" w:sz="12"/>
+              <w:right w:val="single" w:color="FFFFFF" w:sz="12"/>
+            </w:tcBorders>
+            <w:shd w:fill="EFE9F9" w:color="auto" w:val="clear"/>
+            <w:tcMar>
+              <w:top w:type="dxa" w:w="110"/>
+              <w:left w:type="dxa" w:w="180"/>
+              <w:bottom w:type="dxa" w:w="110"/>
+              <w:right w:type="dxa" w:w="120"/>
+            </w:tcMar>
+            <w:vAlign w:val="top"/>
+          </w:tcPr>
+          <w:p>
+            <w:pPr>
+              <w:spacing w:after="0" w:before="0" w:line="276"/>
+              <w:jc w:val="left"/>
+            </w:pPr>
+            <w:r>
+              <w:rPr>
+                <w:rFonts w:ascii="Arial" w:cs="Arial" w:eastAsia="Arial" w:hAnsi="Arial"/>
+                <w:b/>
+                <w:bCs/>
+                <w:i w:val="false"/>
+                <w:iCs w:val="false"/>
+                <w:caps w:val="false"/>
+                <w:color w:val="7D6FB0"/>
+                <w:spacing w:val="14"/>
+                <w:sz w:val="12"/>
+                <w:szCs w:val="12"/>
+              </w:rPr>
+              <w:t xml:space="preserve">DATA</w:t>
+            </w:r>
+            <w:r>
+              <w:rPr>
+                <w:rFonts w:ascii="Arial" w:cs="Arial" w:eastAsia="Arial" w:hAnsi="Arial"/>
+                <w:b w:val="false"/>
+                <w:bCs w:val="false"/>
+                <w:i w:val="false"/>
+                <w:iCs w:val="false"/>
+                <w:caps w:val="false"/>
+                <w:color w:val="B6A6DF"/>
+                <w:sz w:val="14"/>
+                <w:szCs w:val="14"/>
+              </w:rPr>
+              <w:t xml:space="preserve">  ..............................</w:t>
+            </w:r>
+            <w:r>
+              <w:rPr>
+                <w:rFonts w:ascii="Arial" w:cs="Arial" w:eastAsia="Arial" w:hAnsi="Arial"/>
+                <w:b w:val="false"/>
+                <w:bCs w:val="false"/>
+                <w:i w:val="false"/>
+                <w:iCs w:val="false"/>
+                <w:caps w:val="false"/>
+                <w:color w:val="6B6378"/>
+                <w:sz w:val="14"/>
+                <w:szCs w:val="14"/>
+              </w:rPr>
+              <w:t xml:space="preserve">  r.</w:t>
+            </w:r>
+          </w:p>
+        </w:tc>
+      </w:tr>
+    </w:tbl>
+    <w:p>
+      <w:pPr>
+        <w:spacing w:after="120" w:before="0"/>
+      </w:pPr>
+    </w:p>
+    <w:p>
+      <w:pPr>
+        <w:keepNext/>
+        <w:pBdr>
+          <w:bottom w:val="single" w:color="D9D0F0" w:sz="4" w:space="6"/>
+        </w:pBdr>
+        <w:spacing w:after="140" w:before="200"/>
+      </w:pPr>
+      <w:r>
+        <w:rPr>
+          <w:rFonts w:ascii="Arial" w:cs="Arial" w:eastAsia="Arial" w:hAnsi="Arial"/>
+          <w:b/>
+          <w:bCs/>
+          <w:i w:val="false"/>
+          <w:iCs w:val="false"/>
+          <w:caps w:val="false"/>
+          <w:color w:val="FFFFFF"/>
+          <w:sz w:val="20"/>
+          <w:szCs w:val="20"/>
+          <w:shd w:fill="E74509" w:color="auto" w:val="clear"/>
+        </w:rPr>
+        <w:t xml:space="preserve"> 5 </w:t>
+      </w:r>
+      <w:r>
+        <w:rPr>
+          <w:rFonts w:ascii="Arial" w:cs="Arial" w:eastAsia="Arial" w:hAnsi="Arial"/>
+          <w:b w:val="false"/>
+          <w:bCs w:val="false"/>
+          <w:i w:val="false"/>
+          <w:iCs w:val="false"/>
+          <w:caps w:val="false"/>
+          <w:color w:val="1A1530"/>
+          <w:sz w:val="20"/>
+          <w:szCs w:val="20"/>
+        </w:rPr>
+        <w:t xml:space="preserve">   </w:t>
+      </w:r>
+      <w:r>
+        <w:rPr>
+          <w:rFonts w:ascii="Arial" w:cs="Arial" w:eastAsia="Arial" w:hAnsi="Arial"/>
+          <w:b/>
+          <w:bCs/>
+          <w:i w:val="false"/>
+          <w:iCs w:val="false"/>
+          <w:caps w:val="false"/>
+          <w:color w:val="2D1B69"/>
+          <w:spacing w:val="10"/>
+          <w:sz w:val="22"/>
+          <w:szCs w:val="22"/>
+        </w:rPr>
+        <w:t xml:space="preserve">AKTUALNA WIELOSPECJALISTYCZNA OCENA POZIOMU FUNKCJONOWANIA – WYNIKI LICZBOWE</w:t>
+      </w:r>
+    </w:p>
+    <w:p>
+      <w:pPr>
+        <w:spacing w:after="140" w:before="0" w:line="260"/>
+        <w:jc w:val="both"/>
+      </w:pPr>
+      <w:r>
+        <w:rPr>
+          <w:rFonts w:ascii="Arial" w:cs="Arial" w:eastAsia="Arial" w:hAnsi="Arial"/>
+          <w:b/>
+          <w:bCs/>
+          <w:i w:val="false"/>
+          <w:iCs w:val="false"/>
+          <w:caps w:val="false"/>
+          <w:color w:val="2D1B69"/>
+          <w:sz w:val="16"/>
+          <w:szCs w:val="16"/>
+        </w:rPr>
+        <w:t xml:space="preserve">§ 7 ust. 6 pkt 4. </w:t>
+      </w:r>
+      <w:r>
+        <w:rPr>
+          <w:rFonts w:ascii="Arial" w:cs="Arial" w:eastAsia="Arial" w:hAnsi="Arial"/>
+          <w:b w:val="false"/>
+          <w:bCs w:val="false"/>
+          <w:i w:val="false"/>
+          <w:iCs w:val="false"/>
+          <w:caps w:val="false"/>
+          <w:color w:val="6B6378"/>
+          <w:sz w:val="16"/>
+          <w:szCs w:val="16"/>
+        </w:rPr>
+        <w:t xml:space="preserve">Zestawienie parametrów ilościowych uzyskanych z narzędzia bazowego (KPOF dla przedszkola / KSzOF dla szkoły) w 9 obszarach Międzynarodowej Klasyfikacji ICF:</w:t>
+      </w:r>
+    </w:p>
+    <w:tbl>
+      <w:tblPr>
+        <w:tblW w:type="dxa" w:w="9904"/>
+        <w:tblBorders>
+          <w:top w:val="single" w:color="auto" w:sz="4"/>
+          <w:left w:val="single" w:color="auto" w:sz="4"/>
+          <w:bottom w:val="single" w:color="auto" w:sz="4"/>
+          <w:right w:val="single" w:color="auto" w:sz="4"/>
+          <w:insideH w:val="single" w:color="auto" w:sz="4"/>
+          <w:insideV w:val="single" w:color="auto" w:sz="4"/>
+        </w:tblBorders>
+      </w:tblPr>
+      <w:tblGrid>
+        <w:gridCol w:w="2476"/>
+        <w:gridCol w:w="2476"/>
+        <w:gridCol w:w="2476"/>
+        <w:gridCol w:w="2476"/>
+      </w:tblGrid>
+      <w:tr>
+        <w:trPr>
+          <w:cantSplit/>
+        </w:trPr>
+        <w:tc>
+          <w:tcPr>
+            <w:tcW w:type="dxa" w:w="2476"/>
+            <w:tcBorders>
+              <w:top w:val="single" w:color="E74509" w:sz="24"/>
+              <w:left w:val="single" w:color="D9D0F0" w:sz="4"/>
+              <w:bottom w:val="single" w:color="D9D0F0" w:sz="4"/>
+              <w:right w:val="single" w:color="D9D0F0" w:sz="4"/>
+            </w:tcBorders>
+            <w:tcMar>
+              <w:top w:type="dxa" w:w="110"/>
+              <w:left w:type="dxa" w:w="160"/>
+              <w:bottom w:type="dxa" w:w="120"/>
+              <w:right w:type="dxa" w:w="120"/>
+            </w:tcMar>
+            <w:vAlign w:val="top"/>
+          </w:tcPr>
+          <w:p>
+            <w:pPr>
+              <w:spacing w:after="40" w:before="0" w:line="276"/>
+              <w:jc w:val="left"/>
+            </w:pPr>
+            <w:r>
+              <w:rPr>
+                <w:rFonts w:ascii="Arial" w:cs="Arial" w:eastAsia="Arial" w:hAnsi="Arial"/>
+                <w:b/>
+                <w:bCs/>
+                <w:i w:val="false"/>
+                <w:iCs w:val="false"/>
+                <w:caps w:val="false"/>
+                <w:color w:val="7D6FB0"/>
+                <w:spacing w:val="12"/>
+                <w:sz w:val="12"/>
+                <w:szCs w:val="12"/>
+              </w:rPr>
+              <w:t xml:space="preserve">NARZĘDZIE BAZOWE</w:t>
+            </w:r>
+          </w:p>
+          <w:p>
+            <w:pPr>
+              <w:spacing w:after="0" w:before="0" w:line="276"/>
+              <w:jc w:val="left"/>
+            </w:pPr>
+            <w:r>
+              <w:rPr>
+                <w:rFonts w:ascii="Arial" w:cs="Arial" w:eastAsia="Arial" w:hAnsi="Arial"/>
+                <w:b/>
+                <w:bCs/>
+                <w:i w:val="false"/>
+                <w:iCs w:val="false"/>
+                <w:caps w:val="false"/>
+                <w:color w:val="2D1B69"/>
+                <w:sz w:val="26"/>
+                <w:szCs w:val="26"/>
+              </w:rPr>
+              <w:t xml:space="preserve">KPOF</w:t>
+            </w:r>
+            <w:r>
+              <w:rPr>
+                <w:rFonts w:ascii="Arial" w:cs="Arial" w:eastAsia="Arial" w:hAnsi="Arial"/>
+                <w:b w:val="false"/>
+                <w:bCs w:val="false"/>
+                <w:i w:val="false"/>
+                <w:iCs w:val="false"/>
+                <w:caps w:val="false"/>
+                <w:color w:val="6B6378"/>
+                <w:sz w:val="15"/>
+                <w:szCs w:val="15"/>
+              </w:rPr>
+              <w:t xml:space="preserve">  / KSzOF</w:t>
+            </w:r>
+          </w:p>
+        </w:tc>
+        <w:tc>
+          <w:tcPr>
+            <w:tcW w:type="dxa" w:w="2476"/>
+            <w:tcBorders>
+              <w:top w:val="single" w:color="E74509" w:sz="24"/>
+              <w:left w:val="single" w:color="D9D0F0" w:sz="4"/>
+              <w:bottom w:val="single" w:color="D9D0F0" w:sz="4"/>
+              <w:right w:val="single" w:color="D9D0F0" w:sz="4"/>
+            </w:tcBorders>
+            <w:tcMar>
+              <w:top w:type="dxa" w:w="110"/>
+              <w:left w:type="dxa" w:w="160"/>
+              <w:bottom w:type="dxa" w:w="120"/>
+              <w:right w:type="dxa" w:w="120"/>
+            </w:tcMar>
+            <w:vAlign w:val="top"/>
+          </w:tcPr>
+          <w:p>
+            <w:pPr>
+              <w:spacing w:after="40" w:before="0" w:line="276"/>
+              <w:jc w:val="left"/>
+            </w:pPr>
+            <w:r>
+              <w:rPr>
+                <w:rFonts w:ascii="Arial" w:cs="Arial" w:eastAsia="Arial" w:hAnsi="Arial"/>
+                <w:b/>
+                <w:bCs/>
+                <w:i w:val="false"/>
+                <w:iCs w:val="false"/>
+                <w:caps w:val="false"/>
+                <w:color w:val="7D6FB0"/>
+                <w:spacing w:val="12"/>
+                <w:sz w:val="12"/>
+                <w:szCs w:val="12"/>
+              </w:rPr>
+              <w:t xml:space="preserve">PUNKTY SUROWE</w:t>
+            </w:r>
+          </w:p>
+          <w:p>
+            <w:pPr>
+              <w:spacing w:after="0" w:before="0" w:line="276"/>
+              <w:jc w:val="left"/>
+            </w:pPr>
+            <w:r>
+              <w:rPr>
+                <w:rFonts w:ascii="Arial" w:cs="Arial" w:eastAsia="Arial" w:hAnsi="Arial"/>
+                <w:b/>
+                <w:bCs/>
+                <w:i w:val="false"/>
+                <w:iCs w:val="false"/>
+                <w:caps w:val="false"/>
+                <w:color w:val="2D1B69"/>
+                <w:sz w:val="26"/>
+                <w:szCs w:val="26"/>
+              </w:rPr>
+              <w:t xml:space="preserve">68</w:t>
+            </w:r>
+            <w:r>
+              <w:rPr>
+                <w:rFonts w:ascii="Arial" w:cs="Arial" w:eastAsia="Arial" w:hAnsi="Arial"/>
+                <w:b w:val="false"/>
+                <w:bCs w:val="false"/>
+                <w:i w:val="false"/>
+                <w:iCs w:val="false"/>
+                <w:caps w:val="false"/>
+                <w:color w:val="6B6378"/>
+                <w:sz w:val="15"/>
+                <w:szCs w:val="15"/>
+              </w:rPr>
+              <w:t xml:space="preserve">  / 180 pkt</w:t>
+            </w:r>
+          </w:p>
+        </w:tc>
+        <w:tc>
+          <w:tcPr>
+            <w:tcW w:type="dxa" w:w="2476"/>
+            <w:tcBorders>
+              <w:top w:val="single" w:color="E74509" w:sz="24"/>
+              <w:left w:val="single" w:color="D9D0F0" w:sz="4"/>
+              <w:bottom w:val="single" w:color="D9D0F0" w:sz="4"/>
+              <w:right w:val="single" w:color="D9D0F0" w:sz="4"/>
+            </w:tcBorders>
+            <w:tcMar>
+              <w:top w:type="dxa" w:w="110"/>
+              <w:left w:type="dxa" w:w="160"/>
+              <w:bottom w:type="dxa" w:w="120"/>
+              <w:right w:type="dxa" w:w="120"/>
+            </w:tcMar>
+            <w:vAlign w:val="top"/>
+          </w:tcPr>
+          <w:p>
+            <w:pPr>
+              <w:spacing w:after="40" w:before="0" w:line="276"/>
+              <w:jc w:val="left"/>
+            </w:pPr>
+            <w:r>
+              <w:rPr>
+                <w:rFonts w:ascii="Arial" w:cs="Arial" w:eastAsia="Arial" w:hAnsi="Arial"/>
+                <w:b/>
+                <w:bCs/>
+                <w:i w:val="false"/>
+                <w:iCs w:val="false"/>
+                <w:caps w:val="false"/>
+                <w:color w:val="7D6FB0"/>
+                <w:spacing w:val="12"/>
+                <w:sz w:val="12"/>
+                <w:szCs w:val="12"/>
+              </w:rPr>
+              <w:t xml:space="preserve">ŚREDNIA / STEN</w:t>
+            </w:r>
+          </w:p>
+          <w:p>
+            <w:pPr>
+              <w:spacing w:after="0" w:before="0" w:line="276"/>
+              <w:jc w:val="left"/>
+            </w:pPr>
+            <w:r>
+              <w:rPr>
+                <w:rFonts w:ascii="Arial" w:cs="Arial" w:eastAsia="Arial" w:hAnsi="Arial"/>
+                <w:b/>
+                <w:bCs/>
+                <w:i w:val="false"/>
+                <w:iCs w:val="false"/>
+                <w:caps w:val="false"/>
+                <w:color w:val="2D1B69"/>
+                <w:sz w:val="26"/>
+                <w:szCs w:val="26"/>
+              </w:rPr>
+              <w:t xml:space="preserve">Śr: 2,1</w:t>
+            </w:r>
+            <w:r>
+              <w:rPr>
+                <w:rFonts w:ascii="Arial" w:cs="Arial" w:eastAsia="Arial" w:hAnsi="Arial"/>
+                <w:b w:val="false"/>
+                <w:bCs w:val="false"/>
+                <w:i w:val="false"/>
+                <w:iCs w:val="false"/>
+                <w:caps w:val="false"/>
+                <w:color w:val="6B6378"/>
+                <w:sz w:val="15"/>
+                <w:szCs w:val="15"/>
+              </w:rPr>
+              <w:t xml:space="preserve">  · Sten 4</w:t>
+            </w:r>
+          </w:p>
+        </w:tc>
+        <w:tc>
+          <w:tcPr>
+            <w:tcW w:type="dxa" w:w="2476"/>
+            <w:tcBorders>
+              <w:top w:val="single" w:color="E74509" w:sz="24"/>
+              <w:left w:val="single" w:color="D9D0F0" w:sz="4"/>
+              <w:bottom w:val="single" w:color="D9D0F0" w:sz="4"/>
+              <w:right w:val="single" w:color="D9D0F0" w:sz="4"/>
+            </w:tcBorders>
+            <w:tcMar>
+              <w:top w:type="dxa" w:w="110"/>
+              <w:left w:type="dxa" w:w="160"/>
+              <w:bottom w:type="dxa" w:w="120"/>
+              <w:right w:type="dxa" w:w="120"/>
+            </w:tcMar>
+            <w:vAlign w:val="top"/>
+          </w:tcPr>
+          <w:p>
+            <w:pPr>
+              <w:spacing w:after="40" w:before="0" w:line="276"/>
+              <w:jc w:val="left"/>
+            </w:pPr>
+            <w:r>
+              <w:rPr>
+                <w:rFonts w:ascii="Arial" w:cs="Arial" w:eastAsia="Arial" w:hAnsi="Arial"/>
+                <w:b/>
+                <w:bCs/>
+                <w:i w:val="false"/>
+                <w:iCs w:val="false"/>
+                <w:caps w:val="false"/>
+                <w:color w:val="7D6FB0"/>
+                <w:spacing w:val="12"/>
+                <w:sz w:val="12"/>
+                <w:szCs w:val="12"/>
+              </w:rPr>
+              <w:t xml:space="preserve">OGÓLNY POZIOM WSPARCIA</w:t>
+            </w:r>
+          </w:p>
+          <w:p>
+            <w:pPr>
+              <w:spacing w:after="0" w:before="0" w:line="276"/>
+              <w:jc w:val="left"/>
+            </w:pPr>
+            <w:r>
+              <w:rPr>
+                <w:rFonts w:ascii="Arial" w:cs="Arial" w:eastAsia="Arial" w:hAnsi="Arial"/>
+                <w:b/>
+                <w:bCs/>
+                <w:i w:val="false"/>
+                <w:iCs w:val="false"/>
+                <w:caps w:val="false"/>
+                <w:color w:val="2D1B69"/>
+                <w:sz w:val="26"/>
+                <w:szCs w:val="26"/>
+              </w:rPr>
+              <w:t xml:space="preserve">Poziom 2</w:t>
+            </w:r>
+            <w:r>
+              <w:rPr>
+                <w:rFonts w:ascii="Arial" w:cs="Arial" w:eastAsia="Arial" w:hAnsi="Arial"/>
+                <w:b w:val="false"/>
+                <w:bCs w:val="false"/>
+                <w:i w:val="false"/>
+                <w:iCs w:val="false"/>
+                <w:caps w:val="false"/>
+                <w:color w:val="6B6378"/>
+                <w:sz w:val="15"/>
+                <w:szCs w:val="15"/>
+              </w:rPr>
+              <w:t xml:space="preserve">  (Umiarkowany)</w:t>
+            </w:r>
+          </w:p>
+        </w:tc>
+      </w:tr>
+    </w:tbl>
+    <w:p>
+      <w:pPr>
+        <w:spacing w:after="140" w:before="0"/>
+      </w:pPr>
+    </w:p>
+    <w:tbl>
+      <w:tblPr>
+        <w:tblW w:type="dxa" w:w="9906"/>
+        <w:tblBorders>
+          <w:top w:val="single" w:color="auto" w:sz="4"/>
+          <w:left w:val="single" w:color="auto" w:sz="4"/>
+          <w:bottom w:val="single" w:color="auto" w:sz="4"/>
+          <w:right w:val="single" w:color="auto" w:sz="4"/>
+          <w:insideH w:val="single" w:color="auto" w:sz="4"/>
+          <w:insideV w:val="single" w:color="auto" w:sz="4"/>
+        </w:tblBorders>
+      </w:tblPr>
+      <w:tblGrid>
+        <w:gridCol w:w="600"/>
+        <w:gridCol w:w="2500"/>
+        <w:gridCol w:w="1500"/>
+        <w:gridCol w:w="800"/>
+        <w:gridCol w:w="1700"/>
+        <w:gridCol w:w="2806"/>
+      </w:tblGrid>
+      <w:tr>
+        <w:trPr>
+          <w:cantSplit/>
+        </w:trPr>
+        <w:tc>
+          <w:tcPr>
+            <w:tcW w:type="dxa" w:w="600"/>
+            <w:tcBorders>
+              <w:top w:val="single" w:color="D9D0F0" w:sz="4"/>
+              <w:left w:val="single" w:color="D9D0F0" w:sz="4"/>
+              <w:bottom w:val="single" w:color="D9D0F0" w:sz="4"/>
+              <w:right w:val="single" w:color="D9D0F0" w:sz="4"/>
+            </w:tcBorders>
+            <w:shd w:fill="EFE9F9" w:color="auto" w:val="clear"/>
+            <w:tcMar>
+              <w:top w:type="dxa" w:w="100"/>
+              <w:left w:type="dxa" w:w="140"/>
+              <w:bottom w:type="dxa" w:w="100"/>
+              <w:right w:type="dxa" w:w="120"/>
+            </w:tcMar>
+            <w:vAlign w:val="top"/>
+          </w:tcPr>
+          <w:p>
+            <w:pPr>
+              <w:spacing w:after="0" w:before="0" w:line="276"/>
+              <w:jc w:val="left"/>
+            </w:pPr>
+            <w:r>
+              <w:rPr>
+                <w:rFonts w:ascii="Arial" w:cs="Arial" w:eastAsia="Arial" w:hAnsi="Arial"/>
+                <w:b/>
+                <w:bCs/>
+                <w:i w:val="false"/>
+                <w:iCs w:val="false"/>
+                <w:caps/>
+                <w:color w:val="2D1B69"/>
+                <w:spacing w:val="10"/>
+                <w:sz w:val="13"/>
+                <w:szCs w:val="13"/>
+              </w:rPr>
+              <w:t xml:space="preserve">Kod</w:t>
+            </w:r>
+          </w:p>
+        </w:tc>
+        <w:tc>
+          <w:tcPr>
+            <w:tcW w:type="dxa" w:w="2500"/>
+            <w:tcBorders>
+              <w:top w:val="single" w:color="D9D0F0" w:sz="4"/>
+              <w:left w:val="single" w:color="D9D0F0" w:sz="4"/>
+              <w:bottom w:val="single" w:color="D9D0F0" w:sz="4"/>
+              <w:right w:val="single" w:color="D9D0F0" w:sz="4"/>
+            </w:tcBorders>
+            <w:shd w:fill="EFE9F9" w:color="auto" w:val="clear"/>
+            <w:tcMar>
+              <w:top w:type="dxa" w:w="100"/>
+              <w:left w:type="dxa" w:w="140"/>
+              <w:bottom w:type="dxa" w:w="100"/>
+              <w:right w:type="dxa" w:w="120"/>
+            </w:tcMar>
+            <w:vAlign w:val="top"/>
+          </w:tcPr>
+          <w:p>
+            <w:pPr>
+              <w:spacing w:after="0" w:before="0" w:line="276"/>
+              <w:jc w:val="left"/>
+            </w:pPr>
+            <w:r>
+              <w:rPr>
+                <w:rFonts w:ascii="Arial" w:cs="Arial" w:eastAsia="Arial" w:hAnsi="Arial"/>
+                <w:b/>
+                <w:bCs/>
+                <w:i w:val="false"/>
+                <w:iCs w:val="false"/>
+                <w:caps/>
+                <w:color w:val="2D1B69"/>
+                <w:spacing w:val="10"/>
+                <w:sz w:val="13"/>
+                <w:szCs w:val="13"/>
+              </w:rPr>
+              <w:t xml:space="preserve">Domena ICF</w:t>
+            </w:r>
+          </w:p>
+        </w:tc>
+        <w:tc>
+          <w:tcPr>
+            <w:tcW w:type="dxa" w:w="1500"/>
+            <w:tcBorders>
+              <w:top w:val="single" w:color="D9D0F0" w:sz="4"/>
+              <w:left w:val="single" w:color="D9D0F0" w:sz="4"/>
+              <w:bottom w:val="single" w:color="D9D0F0" w:sz="4"/>
+              <w:right w:val="single" w:color="D9D0F0" w:sz="4"/>
+            </w:tcBorders>
+            <w:shd w:fill="EFE9F9" w:color="auto" w:val="clear"/>
+            <w:tcMar>
+              <w:top w:type="dxa" w:w="100"/>
+              <w:left w:type="dxa" w:w="140"/>
+              <w:bottom w:type="dxa" w:w="100"/>
+              <w:right w:type="dxa" w:w="120"/>
+            </w:tcMar>
+            <w:vAlign w:val="top"/>
+          </w:tcPr>
+          <w:p>
+            <w:pPr>
+              <w:spacing w:after="0" w:before="0" w:line="276"/>
+              <w:jc w:val="left"/>
+            </w:pPr>
+            <w:r>
+              <w:rPr>
+                <w:rFonts w:ascii="Arial" w:cs="Arial" w:eastAsia="Arial" w:hAnsi="Arial"/>
+                <w:b/>
+                <w:bCs/>
+                <w:i w:val="false"/>
+                <w:iCs w:val="false"/>
+                <w:caps/>
+                <w:color w:val="2D1B69"/>
+                <w:spacing w:val="10"/>
+                <w:sz w:val="13"/>
+                <w:szCs w:val="13"/>
+              </w:rPr>
+              <w:t xml:space="preserve">Punkty / śr.</w:t>
+            </w:r>
+          </w:p>
+        </w:tc>
+        <w:tc>
+          <w:tcPr>
+            <w:tcW w:type="dxa" w:w="800"/>
+            <w:tcBorders>
+              <w:top w:val="single" w:color="D9D0F0" w:sz="4"/>
+              <w:left w:val="single" w:color="D9D0F0" w:sz="4"/>
+              <w:bottom w:val="single" w:color="D9D0F0" w:sz="4"/>
+              <w:right w:val="single" w:color="D9D0F0" w:sz="4"/>
+            </w:tcBorders>
+            <w:shd w:fill="EFE9F9" w:color="auto" w:val="clear"/>
+            <w:tcMar>
+              <w:top w:type="dxa" w:w="100"/>
+              <w:left w:type="dxa" w:w="140"/>
+              <w:bottom w:type="dxa" w:w="100"/>
+              <w:right w:type="dxa" w:w="120"/>
+            </w:tcMar>
+            <w:vAlign w:val="top"/>
+          </w:tcPr>
+          <w:p>
+            <w:pPr>
+              <w:spacing w:after="0" w:before="0" w:line="276"/>
+              <w:jc w:val="left"/>
+            </w:pPr>
+            <w:r>
+              <w:rPr>
+                <w:rFonts w:ascii="Arial" w:cs="Arial" w:eastAsia="Arial" w:hAnsi="Arial"/>
+                <w:b/>
+                <w:bCs/>
+                <w:i w:val="false"/>
+                <w:iCs w:val="false"/>
+                <w:caps/>
+                <w:color w:val="2D1B69"/>
+                <w:spacing w:val="10"/>
+                <w:sz w:val="13"/>
+                <w:szCs w:val="13"/>
+              </w:rPr>
+              <w:t xml:space="preserve">Sten</w:t>
+            </w:r>
+          </w:p>
+        </w:tc>
+        <w:tc>
+          <w:tcPr>
+            <w:tcW w:type="dxa" w:w="1700"/>
+            <w:tcBorders>
+              <w:top w:val="single" w:color="D9D0F0" w:sz="4"/>
+              <w:left w:val="single" w:color="D9D0F0" w:sz="4"/>
+              <w:bottom w:val="single" w:color="D9D0F0" w:sz="4"/>
+              <w:right w:val="single" w:color="D9D0F0" w:sz="4"/>
+            </w:tcBorders>
+            <w:shd w:fill="EFE9F9" w:color="auto" w:val="clear"/>
+            <w:tcMar>
+              <w:top w:type="dxa" w:w="100"/>
+              <w:left w:type="dxa" w:w="140"/>
+              <w:bottom w:type="dxa" w:w="100"/>
+              <w:right w:type="dxa" w:w="120"/>
+            </w:tcMar>
+            <w:vAlign w:val="top"/>
+          </w:tcPr>
+          <w:p>
+            <w:pPr>
+              <w:spacing w:after="0" w:before="0" w:line="276"/>
+              <w:jc w:val="left"/>
+            </w:pPr>
+            <w:r>
+              <w:rPr>
+                <w:rFonts w:ascii="Arial" w:cs="Arial" w:eastAsia="Arial" w:hAnsi="Arial"/>
+                <w:b/>
+                <w:bCs/>
+                <w:i w:val="false"/>
+                <w:iCs w:val="false"/>
+                <w:caps/>
+                <w:color w:val="2D1B69"/>
+                <w:spacing w:val="10"/>
+                <w:sz w:val="13"/>
+                <w:szCs w:val="13"/>
+              </w:rPr>
+              <w:t xml:space="preserve">Poziom wsparcia</w:t>
+            </w:r>
+          </w:p>
+        </w:tc>
+        <w:tc>
+          <w:tcPr>
+            <w:tcW w:type="dxa" w:w="2806"/>
+            <w:tcBorders>
+              <w:top w:val="single" w:color="D9D0F0" w:sz="4"/>
+              <w:left w:val="single" w:color="D9D0F0" w:sz="4"/>
+              <w:bottom w:val="single" w:color="D9D0F0" w:sz="4"/>
+              <w:right w:val="single" w:color="D9D0F0" w:sz="4"/>
+            </w:tcBorders>
+            <w:shd w:fill="EFE9F9" w:color="auto" w:val="clear"/>
+            <w:tcMar>
+              <w:top w:type="dxa" w:w="100"/>
+              <w:left w:type="dxa" w:w="140"/>
+              <w:bottom w:type="dxa" w:w="100"/>
+              <w:right w:type="dxa" w:w="120"/>
+            </w:tcMar>
+            <w:vAlign w:val="top"/>
+          </w:tcPr>
+          <w:p>
+            <w:pPr>
+              <w:spacing w:after="0" w:before="0" w:line="276"/>
+              <w:jc w:val="left"/>
+            </w:pPr>
+            <w:r>
+              <w:rPr>
+                <w:rFonts w:ascii="Arial" w:cs="Arial" w:eastAsia="Arial" w:hAnsi="Arial"/>
+                <w:b/>
+                <w:bCs/>
+                <w:i w:val="false"/>
+                <w:iCs w:val="false"/>
+                <w:caps/>
+                <w:color w:val="2D1B69"/>
+                <w:spacing w:val="10"/>
+                <w:sz w:val="13"/>
+                <w:szCs w:val="13"/>
+              </w:rPr>
+              <w:t xml:space="preserve">Wskaźnik funkcjonalny</w:t>
+            </w:r>
+          </w:p>
+        </w:tc>
+      </w:tr>
+      <w:tr>
+        <w:trPr>
+          <w:cantSplit/>
+        </w:trPr>
+        <w:tc>
+          <w:tcPr>
+            <w:tcW w:type="dxa" w:w="600"/>
+            <w:tcBorders>
+              <w:top w:val="single" w:color="E3E1EC" w:sz="4"/>
+              <w:left w:val="single" w:color="E3E1EC" w:sz="4"/>
+              <w:bottom w:val="single" w:color="E3E1EC" w:sz="4"/>
+              <w:right w:val="single" w:color="E3E1EC" w:sz="4"/>
+            </w:tcBorders>
+            <w:tcMar>
+              <w:top w:type="dxa" w:w="100"/>
+              <w:left w:type="dxa" w:w="140"/>
+              <w:bottom w:type="dxa" w:w="100"/>
+              <w:right w:type="dxa" w:w="120"/>
+            </w:tcMar>
+            <w:vAlign w:val="top"/>
+          </w:tcPr>
+          <w:p>
+            <w:pPr>
+              <w:spacing w:after="0" w:before="0" w:line="250"/>
+              <w:jc w:val="left"/>
+            </w:pPr>
+            <w:r>
+              <w:rPr>
+                <w:rFonts w:ascii="Arial" w:cs="Arial" w:eastAsia="Arial" w:hAnsi="Arial"/>
+                <w:b/>
+                <w:bCs/>
+                <w:i w:val="false"/>
+                <w:iCs w:val="false"/>
+                <w:caps w:val="false"/>
+                <w:color w:val="E74509"/>
+                <w:sz w:val="16"/>
+                <w:szCs w:val="16"/>
+              </w:rPr>
+              <w:t xml:space="preserve">d1</w:t>
+            </w:r>
+          </w:p>
+        </w:tc>
+        <w:tc>
+          <w:tcPr>
+            <w:tcW w:type="dxa" w:w="2500"/>
+            <w:tcBorders>
+              <w:top w:val="single" w:color="E3E1EC" w:sz="4"/>
+              <w:left w:val="single" w:color="E3E1EC" w:sz="4"/>
+              <w:bottom w:val="single" w:color="E3E1EC" w:sz="4"/>
+              <w:right w:val="single" w:color="E3E1EC" w:sz="4"/>
+            </w:tcBorders>
+            <w:tcMar>
+              <w:top w:type="dxa" w:w="100"/>
+              <w:left w:type="dxa" w:w="140"/>
+              <w:bottom w:type="dxa" w:w="100"/>
+              <w:right w:type="dxa" w:w="120"/>
+            </w:tcMar>
+            <w:vAlign w:val="top"/>
+          </w:tcPr>
+          <w:p>
+            <w:pPr>
+              <w:spacing w:after="0" w:before="0" w:line="250"/>
+              <w:jc w:val="left"/>
+            </w:pPr>
+            <w:r>
+              <w:rPr>
+                <w:rFonts w:ascii="Arial" w:cs="Arial" w:eastAsia="Arial" w:hAnsi="Arial"/>
+                <w:b/>
+                <w:bCs/>
+                <w:i w:val="false"/>
+                <w:iCs w:val="false"/>
+                <w:caps w:val="false"/>
+                <w:color w:val="1A1530"/>
+                <w:sz w:val="16"/>
+                <w:szCs w:val="16"/>
+              </w:rPr>
+              <w:t xml:space="preserve">Uczenie się i stosowanie wiedzy</w:t>
+            </w:r>
+          </w:p>
+        </w:tc>
+        <w:tc>
+          <w:tcPr>
+            <w:tcW w:type="dxa" w:w="1500"/>
+            <w:tcBorders>
+              <w:top w:val="single" w:color="E3E1EC" w:sz="4"/>
+              <w:left w:val="single" w:color="E3E1EC" w:sz="4"/>
+              <w:bottom w:val="single" w:color="E3E1EC" w:sz="4"/>
+              <w:right w:val="single" w:color="E3E1EC" w:sz="4"/>
+            </w:tcBorders>
+            <w:tcMar>
+              <w:top w:type="dxa" w:w="100"/>
+              <w:left w:type="dxa" w:w="140"/>
+              <w:bottom w:type="dxa" w:w="100"/>
+              <w:right w:type="dxa" w:w="120"/>
+            </w:tcMar>
+            <w:vAlign w:val="top"/>
+          </w:tcPr>
+          <w:p>
+            <w:pPr>
+              <w:spacing w:after="0" w:before="0" w:line="250"/>
+              <w:jc w:val="left"/>
+            </w:pPr>
+            <w:r>
+              <w:rPr>
+                <w:rFonts w:ascii="Arial" w:cs="Arial" w:eastAsia="Arial" w:hAnsi="Arial"/>
+                <w:b w:val="false"/>
+                <w:bCs w:val="false"/>
+                <w:i w:val="false"/>
+                <w:iCs w:val="false"/>
+                <w:caps w:val="false"/>
+                <w:color w:val="1A1530"/>
+                <w:sz w:val="16"/>
+                <w:szCs w:val="16"/>
+              </w:rPr>
+              <w:t xml:space="preserve">Śr: 2,4 (12 pkt)</w:t>
+            </w:r>
+          </w:p>
+        </w:tc>
+        <w:tc>
+          <w:tcPr>
+            <w:tcW w:type="dxa" w:w="800"/>
+            <w:tcBorders>
+              <w:top w:val="single" w:color="E3E1EC" w:sz="4"/>
+              <w:left w:val="single" w:color="E3E1EC" w:sz="4"/>
+              <w:bottom w:val="single" w:color="E3E1EC" w:sz="4"/>
+              <w:right w:val="single" w:color="E3E1EC" w:sz="4"/>
+            </w:tcBorders>
+            <w:tcMar>
+              <w:top w:type="dxa" w:w="100"/>
+              <w:left w:type="dxa" w:w="140"/>
+              <w:bottom w:type="dxa" w:w="100"/>
+              <w:right w:type="dxa" w:w="120"/>
+            </w:tcMar>
+            <w:vAlign w:val="top"/>
+          </w:tcPr>
+          <w:p>
+            <w:pPr>
+              <w:spacing w:after="0" w:before="0" w:line="250"/>
+              <w:jc w:val="left"/>
+            </w:pPr>
+            <w:r>
+              <w:rPr>
+                <w:rFonts w:ascii="Arial" w:cs="Arial" w:eastAsia="Arial" w:hAnsi="Arial"/>
+                <w:b w:val="false"/>
+                <w:bCs w:val="false"/>
+                <w:i w:val="false"/>
+                <w:iCs w:val="false"/>
+                <w:caps w:val="false"/>
+                <w:color w:val="1A1530"/>
+                <w:sz w:val="16"/>
+                <w:szCs w:val="16"/>
+              </w:rPr>
+              <w:t xml:space="preserve">Sten 4</w:t>
+            </w:r>
+          </w:p>
+        </w:tc>
+        <w:tc>
+          <w:tcPr>
+            <w:tcW w:type="dxa" w:w="1700"/>
+            <w:tcBorders>
+              <w:top w:val="single" w:color="E3E1EC" w:sz="4"/>
+              <w:left w:val="single" w:color="E3E1EC" w:sz="4"/>
+              <w:bottom w:val="single" w:color="E3E1EC" w:sz="4"/>
+              <w:right w:val="single" w:color="E3E1EC" w:sz="4"/>
+            </w:tcBorders>
+            <w:tcMar>
+              <w:top w:type="dxa" w:w="100"/>
+              <w:left w:type="dxa" w:w="140"/>
+              <w:bottom w:type="dxa" w:w="100"/>
+              <w:right w:type="dxa" w:w="120"/>
+            </w:tcMar>
+            <w:vAlign w:val="top"/>
+          </w:tcPr>
+          <w:p>
+            <w:pPr>
+              <w:spacing w:after="0" w:before="0" w:line="276"/>
+              <w:jc w:val="left"/>
+            </w:pPr>
+            <w:r>
+              <w:rPr>
+                <w:rFonts w:ascii="Arial" w:cs="Arial" w:eastAsia="Arial" w:hAnsi="Arial"/>
+                <w:b/>
+                <w:bCs/>
+                <w:i w:val="false"/>
+                <w:iCs w:val="false"/>
+                <w:caps w:val="false"/>
+                <w:color w:val="9A6A0A"/>
+                <w:sz w:val="14"/>
+                <w:szCs w:val="14"/>
+                <w:shd w:fill="FBF1DC" w:color="auto" w:val="clear"/>
+              </w:rPr>
+              <w:t xml:space="preserve"> Poziom 2 · Średni </w:t>
+            </w:r>
+          </w:p>
+        </w:tc>
+        <w:tc>
+          <w:tcPr>
+            <w:tcW w:type="dxa" w:w="2806"/>
+            <w:tcBorders>
+              <w:top w:val="single" w:color="E3E1EC" w:sz="4"/>
+              <w:left w:val="single" w:color="E3E1EC" w:sz="4"/>
+              <w:bottom w:val="single" w:color="E3E1EC" w:sz="4"/>
+              <w:right w:val="single" w:color="E3E1EC" w:sz="4"/>
+            </w:tcBorders>
+            <w:tcMar>
+              <w:top w:type="dxa" w:w="100"/>
+              <w:left w:type="dxa" w:w="140"/>
+              <w:bottom w:type="dxa" w:w="100"/>
+              <w:right w:type="dxa" w:w="120"/>
+            </w:tcMar>
+            <w:vAlign w:val="top"/>
+          </w:tcPr>
+          <w:p>
+            <w:pPr>
+              <w:spacing w:after="0" w:before="0" w:line="250"/>
+              <w:jc w:val="left"/>
+            </w:pPr>
+            <w:r>
+              <w:rPr>
+                <w:rFonts w:ascii="Arial" w:cs="Arial" w:eastAsia="Arial" w:hAnsi="Arial"/>
+                <w:b w:val="false"/>
+                <w:bCs w:val="false"/>
+                <w:i w:val="false"/>
+                <w:iCs w:val="false"/>
+                <w:caps w:val="false"/>
+                <w:color w:val="1A1530"/>
+                <w:sz w:val="16"/>
+                <w:szCs w:val="16"/>
+              </w:rPr>
+              <w:t xml:space="preserve">Wymaga podziału zadań na etapy i wsparcia wizualnego.</w:t>
+            </w:r>
+          </w:p>
+        </w:tc>
+      </w:tr>
+      <w:tr>
+        <w:trPr>
+          <w:cantSplit/>
+        </w:trPr>
+        <w:tc>
+          <w:tcPr>
+            <w:tcW w:type="dxa" w:w="600"/>
+            <w:tcBorders>
+              <w:top w:val="single" w:color="E3E1EC" w:sz="4"/>
+              <w:left w:val="single" w:color="E3E1EC" w:sz="4"/>
+              <w:bottom w:val="single" w:color="E3E1EC" w:sz="4"/>
+              <w:right w:val="single" w:color="E3E1EC" w:sz="4"/>
+            </w:tcBorders>
+            <w:tcMar>
+              <w:top w:type="dxa" w:w="100"/>
+              <w:left w:type="dxa" w:w="140"/>
+              <w:bottom w:type="dxa" w:w="100"/>
+              <w:right w:type="dxa" w:w="120"/>
+            </w:tcMar>
+            <w:vAlign w:val="top"/>
+          </w:tcPr>
+          <w:p>
+            <w:pPr>
+              <w:spacing w:after="0" w:before="0" w:line="250"/>
+              <w:jc w:val="left"/>
+            </w:pPr>
+            <w:r>
+              <w:rPr>
+                <w:rFonts w:ascii="Arial" w:cs="Arial" w:eastAsia="Arial" w:hAnsi="Arial"/>
+                <w:b/>
+                <w:bCs/>
+                <w:i w:val="false"/>
+                <w:iCs w:val="false"/>
+                <w:caps w:val="false"/>
+                <w:color w:val="E74509"/>
+                <w:sz w:val="16"/>
+                <w:szCs w:val="16"/>
+              </w:rPr>
+              <w:t xml:space="preserve">d2</w:t>
+            </w:r>
+          </w:p>
+        </w:tc>
+        <w:tc>
+          <w:tcPr>
+            <w:tcW w:type="dxa" w:w="2500"/>
+            <w:tcBorders>
+              <w:top w:val="single" w:color="E3E1EC" w:sz="4"/>
+              <w:left w:val="single" w:color="E3E1EC" w:sz="4"/>
+              <w:bottom w:val="single" w:color="E3E1EC" w:sz="4"/>
+              <w:right w:val="single" w:color="E3E1EC" w:sz="4"/>
+            </w:tcBorders>
+            <w:tcMar>
+              <w:top w:type="dxa" w:w="100"/>
+              <w:left w:type="dxa" w:w="140"/>
+              <w:bottom w:type="dxa" w:w="100"/>
+              <w:right w:type="dxa" w:w="120"/>
+            </w:tcMar>
+            <w:vAlign w:val="top"/>
+          </w:tcPr>
+          <w:p>
+            <w:pPr>
+              <w:spacing w:after="0" w:before="0" w:line="250"/>
+              <w:jc w:val="left"/>
+            </w:pPr>
+            <w:r>
+              <w:rPr>
+                <w:rFonts w:ascii="Arial" w:cs="Arial" w:eastAsia="Arial" w:hAnsi="Arial"/>
+                <w:b/>
+                <w:bCs/>
+                <w:i w:val="false"/>
+                <w:iCs w:val="false"/>
+                <w:caps w:val="false"/>
+                <w:color w:val="1A1530"/>
+                <w:sz w:val="16"/>
+                <w:szCs w:val="16"/>
+              </w:rPr>
+              <w:t xml:space="preserve">Ogólne zadania i wymagania</w:t>
+            </w:r>
+          </w:p>
+        </w:tc>
+        <w:tc>
+          <w:tcPr>
+            <w:tcW w:type="dxa" w:w="1500"/>
+            <w:tcBorders>
+              <w:top w:val="single" w:color="E3E1EC" w:sz="4"/>
+              <w:left w:val="single" w:color="E3E1EC" w:sz="4"/>
+              <w:bottom w:val="single" w:color="E3E1EC" w:sz="4"/>
+              <w:right w:val="single" w:color="E3E1EC" w:sz="4"/>
+            </w:tcBorders>
+            <w:tcMar>
+              <w:top w:type="dxa" w:w="100"/>
+              <w:left w:type="dxa" w:w="140"/>
+              <w:bottom w:type="dxa" w:w="100"/>
+              <w:right w:type="dxa" w:w="120"/>
+            </w:tcMar>
+            <w:vAlign w:val="top"/>
+          </w:tcPr>
+          <w:p>
+            <w:pPr>
+              <w:spacing w:after="0" w:before="0" w:line="250"/>
+              <w:jc w:val="left"/>
+            </w:pPr>
+            <w:r>
+              <w:rPr>
+                <w:rFonts w:ascii="Arial" w:cs="Arial" w:eastAsia="Arial" w:hAnsi="Arial"/>
+                <w:b w:val="false"/>
+                <w:bCs w:val="false"/>
+                <w:i w:val="false"/>
+                <w:iCs w:val="false"/>
+                <w:caps w:val="false"/>
+                <w:color w:val="1A1530"/>
+                <w:sz w:val="16"/>
+                <w:szCs w:val="16"/>
+              </w:rPr>
+              <w:t xml:space="preserve">Śr: 1,8 (9 pkt)</w:t>
+            </w:r>
+          </w:p>
+        </w:tc>
+        <w:tc>
+          <w:tcPr>
+            <w:tcW w:type="dxa" w:w="800"/>
+            <w:tcBorders>
+              <w:top w:val="single" w:color="E3E1EC" w:sz="4"/>
+              <w:left w:val="single" w:color="E3E1EC" w:sz="4"/>
+              <w:bottom w:val="single" w:color="E3E1EC" w:sz="4"/>
+              <w:right w:val="single" w:color="E3E1EC" w:sz="4"/>
+            </w:tcBorders>
+            <w:tcMar>
+              <w:top w:type="dxa" w:w="100"/>
+              <w:left w:type="dxa" w:w="140"/>
+              <w:bottom w:type="dxa" w:w="100"/>
+              <w:right w:type="dxa" w:w="120"/>
+            </w:tcMar>
+            <w:vAlign w:val="top"/>
+          </w:tcPr>
+          <w:p>
+            <w:pPr>
+              <w:spacing w:after="0" w:before="0" w:line="250"/>
+              <w:jc w:val="left"/>
+            </w:pPr>
+            <w:r>
+              <w:rPr>
+                <w:rFonts w:ascii="Arial" w:cs="Arial" w:eastAsia="Arial" w:hAnsi="Arial"/>
+                <w:b w:val="false"/>
+                <w:bCs w:val="false"/>
+                <w:i w:val="false"/>
+                <w:iCs w:val="false"/>
+                <w:caps w:val="false"/>
+                <w:color w:val="1A1530"/>
+                <w:sz w:val="16"/>
+                <w:szCs w:val="16"/>
+              </w:rPr>
+              <w:t xml:space="preserve">Sten 3</w:t>
+            </w:r>
+          </w:p>
+        </w:tc>
+        <w:tc>
+          <w:tcPr>
+            <w:tcW w:type="dxa" w:w="1700"/>
+            <w:tcBorders>
+              <w:top w:val="single" w:color="E3E1EC" w:sz="4"/>
+              <w:left w:val="single" w:color="E3E1EC" w:sz="4"/>
+              <w:bottom w:val="single" w:color="E3E1EC" w:sz="4"/>
+              <w:right w:val="single" w:color="E3E1EC" w:sz="4"/>
+            </w:tcBorders>
+            <w:tcMar>
+              <w:top w:type="dxa" w:w="100"/>
+              <w:left w:type="dxa" w:w="140"/>
+              <w:bottom w:type="dxa" w:w="100"/>
+              <w:right w:type="dxa" w:w="120"/>
+            </w:tcMar>
+            <w:vAlign w:val="top"/>
+          </w:tcPr>
+          <w:p>
+            <w:pPr>
+              <w:spacing w:after="0" w:before="0" w:line="276"/>
+              <w:jc w:val="left"/>
+            </w:pPr>
+            <w:r>
+              <w:rPr>
+                <w:rFonts w:ascii="Arial" w:cs="Arial" w:eastAsia="Arial" w:hAnsi="Arial"/>
+                <w:b/>
+                <w:bCs/>
+                <w:i w:val="false"/>
+                <w:iCs w:val="false"/>
+                <w:caps w:val="false"/>
+                <w:color w:val="BF382A"/>
+                <w:sz w:val="14"/>
+                <w:szCs w:val="14"/>
+                <w:shd w:fill="FBE6E3" w:color="auto" w:val="clear"/>
+              </w:rPr>
+              <w:t xml:space="preserve"> Poziom 3 · Wysoki </w:t>
+            </w:r>
+          </w:p>
+        </w:tc>
+        <w:tc>
+          <w:tcPr>
+            <w:tcW w:type="dxa" w:w="2806"/>
+            <w:tcBorders>
+              <w:top w:val="single" w:color="E3E1EC" w:sz="4"/>
+              <w:left w:val="single" w:color="E3E1EC" w:sz="4"/>
+              <w:bottom w:val="single" w:color="E3E1EC" w:sz="4"/>
+              <w:right w:val="single" w:color="E3E1EC" w:sz="4"/>
+            </w:tcBorders>
+            <w:tcMar>
+              <w:top w:type="dxa" w:w="100"/>
+              <w:left w:type="dxa" w:w="140"/>
+              <w:bottom w:type="dxa" w:w="100"/>
+              <w:right w:type="dxa" w:w="120"/>
+            </w:tcMar>
+            <w:vAlign w:val="top"/>
+          </w:tcPr>
+          <w:p>
+            <w:pPr>
+              <w:spacing w:after="0" w:before="0" w:line="250"/>
+              <w:jc w:val="left"/>
+            </w:pPr>
+            <w:r>
+              <w:rPr>
+                <w:rFonts w:ascii="Arial" w:cs="Arial" w:eastAsia="Arial" w:hAnsi="Arial"/>
+                <w:b w:val="false"/>
+                <w:bCs w:val="false"/>
+                <w:i w:val="false"/>
+                <w:iCs w:val="false"/>
+                <w:caps w:val="false"/>
+                <w:color w:val="1A1530"/>
+                <w:sz w:val="16"/>
+                <w:szCs w:val="16"/>
+              </w:rPr>
+              <w:t xml:space="preserve">Brak elastyczności, silny stres przy nagłych zmianach.</w:t>
+            </w:r>
+          </w:p>
+        </w:tc>
+      </w:tr>
+      <w:tr>
+        <w:trPr>
+          <w:cantSplit/>
+        </w:trPr>
+        <w:tc>
+          <w:tcPr>
+            <w:tcW w:type="dxa" w:w="600"/>
+            <w:tcBorders>
+              <w:top w:val="single" w:color="E3E1EC" w:sz="4"/>
+              <w:left w:val="single" w:color="E3E1EC" w:sz="4"/>
+              <w:bottom w:val="single" w:color="E3E1EC" w:sz="4"/>
+              <w:right w:val="single" w:color="E3E1EC" w:sz="4"/>
+            </w:tcBorders>
+            <w:tcMar>
+              <w:top w:type="dxa" w:w="100"/>
+              <w:left w:type="dxa" w:w="140"/>
+              <w:bottom w:type="dxa" w:w="100"/>
+              <w:right w:type="dxa" w:w="120"/>
+            </w:tcMar>
+            <w:vAlign w:val="top"/>
+          </w:tcPr>
+          <w:p>
+            <w:pPr>
+              <w:spacing w:after="0" w:before="0" w:line="250"/>
+              <w:jc w:val="left"/>
+            </w:pPr>
+            <w:r>
+              <w:rPr>
+                <w:rFonts w:ascii="Arial" w:cs="Arial" w:eastAsia="Arial" w:hAnsi="Arial"/>
+                <w:b/>
+                <w:bCs/>
+                <w:i w:val="false"/>
+                <w:iCs w:val="false"/>
+                <w:caps w:val="false"/>
+                <w:color w:val="E74509"/>
+                <w:sz w:val="16"/>
+                <w:szCs w:val="16"/>
+              </w:rPr>
+              <w:t xml:space="preserve">d3</w:t>
+            </w:r>
+          </w:p>
+        </w:tc>
+        <w:tc>
+          <w:tcPr>
+            <w:tcW w:type="dxa" w:w="2500"/>
+            <w:tcBorders>
+              <w:top w:val="single" w:color="E3E1EC" w:sz="4"/>
+              <w:left w:val="single" w:color="E3E1EC" w:sz="4"/>
+              <w:bottom w:val="single" w:color="E3E1EC" w:sz="4"/>
+              <w:right w:val="single" w:color="E3E1EC" w:sz="4"/>
+            </w:tcBorders>
+            <w:tcMar>
+              <w:top w:type="dxa" w:w="100"/>
+              <w:left w:type="dxa" w:w="140"/>
+              <w:bottom w:type="dxa" w:w="100"/>
+              <w:right w:type="dxa" w:w="120"/>
+            </w:tcMar>
+            <w:vAlign w:val="top"/>
+          </w:tcPr>
+          <w:p>
+            <w:pPr>
+              <w:spacing w:after="0" w:before="0" w:line="250"/>
+              <w:jc w:val="left"/>
+            </w:pPr>
+            <w:r>
+              <w:rPr>
+                <w:rFonts w:ascii="Arial" w:cs="Arial" w:eastAsia="Arial" w:hAnsi="Arial"/>
+                <w:b/>
+                <w:bCs/>
+                <w:i w:val="false"/>
+                <w:iCs w:val="false"/>
+                <w:caps w:val="false"/>
+                <w:color w:val="1A1530"/>
+                <w:sz w:val="16"/>
+                <w:szCs w:val="16"/>
+              </w:rPr>
+              <w:t xml:space="preserve">Komunikacja i porozumiewanie się</w:t>
+            </w:r>
+          </w:p>
+        </w:tc>
+        <w:tc>
+          <w:tcPr>
+            <w:tcW w:type="dxa" w:w="1500"/>
+            <w:tcBorders>
+              <w:top w:val="single" w:color="E3E1EC" w:sz="4"/>
+              <w:left w:val="single" w:color="E3E1EC" w:sz="4"/>
+              <w:bottom w:val="single" w:color="E3E1EC" w:sz="4"/>
+              <w:right w:val="single" w:color="E3E1EC" w:sz="4"/>
+            </w:tcBorders>
+            <w:tcMar>
+              <w:top w:type="dxa" w:w="100"/>
+              <w:left w:type="dxa" w:w="140"/>
+              <w:bottom w:type="dxa" w:w="100"/>
+              <w:right w:type="dxa" w:w="120"/>
+            </w:tcMar>
+            <w:vAlign w:val="top"/>
+          </w:tcPr>
+          <w:p>
+            <w:pPr>
+              <w:spacing w:after="0" w:before="0" w:line="250"/>
+              <w:jc w:val="left"/>
+            </w:pPr>
+            <w:r>
+              <w:rPr>
+                <w:rFonts w:ascii="Arial" w:cs="Arial" w:eastAsia="Arial" w:hAnsi="Arial"/>
+                <w:b w:val="false"/>
+                <w:bCs w:val="false"/>
+                <w:i w:val="false"/>
+                <w:iCs w:val="false"/>
+                <w:caps w:val="false"/>
+                <w:color w:val="1A1530"/>
+                <w:sz w:val="16"/>
+                <w:szCs w:val="16"/>
+              </w:rPr>
+              <w:t xml:space="preserve">Śr: 2,0 (10 pkt)</w:t>
+            </w:r>
+          </w:p>
+        </w:tc>
+        <w:tc>
+          <w:tcPr>
+            <w:tcW w:type="dxa" w:w="800"/>
+            <w:tcBorders>
+              <w:top w:val="single" w:color="E3E1EC" w:sz="4"/>
+              <w:left w:val="single" w:color="E3E1EC" w:sz="4"/>
+              <w:bottom w:val="single" w:color="E3E1EC" w:sz="4"/>
+              <w:right w:val="single" w:color="E3E1EC" w:sz="4"/>
+            </w:tcBorders>
+            <w:tcMar>
+              <w:top w:type="dxa" w:w="100"/>
+              <w:left w:type="dxa" w:w="140"/>
+              <w:bottom w:type="dxa" w:w="100"/>
+              <w:right w:type="dxa" w:w="120"/>
+            </w:tcMar>
+            <w:vAlign w:val="top"/>
+          </w:tcPr>
+          <w:p>
+            <w:pPr>
+              <w:spacing w:after="0" w:before="0" w:line="250"/>
+              <w:jc w:val="left"/>
+            </w:pPr>
+            <w:r>
+              <w:rPr>
+                <w:rFonts w:ascii="Arial" w:cs="Arial" w:eastAsia="Arial" w:hAnsi="Arial"/>
+                <w:b w:val="false"/>
+                <w:bCs w:val="false"/>
+                <w:i w:val="false"/>
+                <w:iCs w:val="false"/>
+                <w:caps w:val="false"/>
+                <w:color w:val="1A1530"/>
+                <w:sz w:val="16"/>
+                <w:szCs w:val="16"/>
+              </w:rPr>
+              <w:t xml:space="preserve">Sten 4</w:t>
+            </w:r>
+          </w:p>
+        </w:tc>
+        <w:tc>
+          <w:tcPr>
+            <w:tcW w:type="dxa" w:w="1700"/>
+            <w:tcBorders>
+              <w:top w:val="single" w:color="E3E1EC" w:sz="4"/>
+              <w:left w:val="single" w:color="E3E1EC" w:sz="4"/>
+              <w:bottom w:val="single" w:color="E3E1EC" w:sz="4"/>
+              <w:right w:val="single" w:color="E3E1EC" w:sz="4"/>
+            </w:tcBorders>
+            <w:tcMar>
+              <w:top w:type="dxa" w:w="100"/>
+              <w:left w:type="dxa" w:w="140"/>
+              <w:bottom w:type="dxa" w:w="100"/>
+              <w:right w:type="dxa" w:w="120"/>
+            </w:tcMar>
+            <w:vAlign w:val="top"/>
+          </w:tcPr>
+          <w:p>
+            <w:pPr>
+              <w:spacing w:after="0" w:before="0" w:line="276"/>
+              <w:jc w:val="left"/>
+            </w:pPr>
+            <w:r>
+              <w:rPr>
+                <w:rFonts w:ascii="Arial" w:cs="Arial" w:eastAsia="Arial" w:hAnsi="Arial"/>
+                <w:b/>
+                <w:bCs/>
+                <w:i w:val="false"/>
+                <w:iCs w:val="false"/>
+                <w:caps w:val="false"/>
+                <w:color w:val="9A6A0A"/>
+                <w:sz w:val="14"/>
+                <w:szCs w:val="14"/>
+                <w:shd w:fill="FBF1DC" w:color="auto" w:val="clear"/>
+              </w:rPr>
+              <w:t xml:space="preserve"> Poziom 2 · Średni </w:t>
+            </w:r>
+          </w:p>
+        </w:tc>
+        <w:tc>
+          <w:tcPr>
+            <w:tcW w:type="dxa" w:w="2806"/>
+            <w:tcBorders>
+              <w:top w:val="single" w:color="E3E1EC" w:sz="4"/>
+              <w:left w:val="single" w:color="E3E1EC" w:sz="4"/>
+              <w:bottom w:val="single" w:color="E3E1EC" w:sz="4"/>
+              <w:right w:val="single" w:color="E3E1EC" w:sz="4"/>
+            </w:tcBorders>
+            <w:tcMar>
+              <w:top w:type="dxa" w:w="100"/>
+              <w:left w:type="dxa" w:w="140"/>
+              <w:bottom w:type="dxa" w:w="100"/>
+              <w:right w:type="dxa" w:w="120"/>
+            </w:tcMar>
+            <w:vAlign w:val="top"/>
+          </w:tcPr>
+          <w:p>
+            <w:pPr>
+              <w:spacing w:after="0" w:before="0" w:line="250"/>
+              <w:jc w:val="left"/>
+            </w:pPr>
+            <w:r>
+              <w:rPr>
+                <w:rFonts w:ascii="Arial" w:cs="Arial" w:eastAsia="Arial" w:hAnsi="Arial"/>
+                <w:b w:val="false"/>
+                <w:bCs w:val="false"/>
+                <w:i w:val="false"/>
+                <w:iCs w:val="false"/>
+                <w:caps w:val="false"/>
+                <w:color w:val="1A1530"/>
+                <w:sz w:val="16"/>
+                <w:szCs w:val="16"/>
+              </w:rPr>
+              <w:t xml:space="preserve">Echolalie, konieczność wdrażania schematów AAC.</w:t>
+            </w:r>
+          </w:p>
+        </w:tc>
+      </w:tr>
+      <w:tr>
+        <w:trPr>
+          <w:cantSplit/>
+        </w:trPr>
+        <w:tc>
+          <w:tcPr>
+            <w:tcW w:type="dxa" w:w="600"/>
+            <w:tcBorders>
+              <w:top w:val="single" w:color="E3E1EC" w:sz="4"/>
+              <w:left w:val="single" w:color="E3E1EC" w:sz="4"/>
+              <w:bottom w:val="single" w:color="E3E1EC" w:sz="4"/>
+              <w:right w:val="single" w:color="E3E1EC" w:sz="4"/>
+            </w:tcBorders>
+            <w:tcMar>
+              <w:top w:type="dxa" w:w="100"/>
+              <w:left w:type="dxa" w:w="140"/>
+              <w:bottom w:type="dxa" w:w="100"/>
+              <w:right w:type="dxa" w:w="120"/>
+            </w:tcMar>
+            <w:vAlign w:val="top"/>
+          </w:tcPr>
+          <w:p>
+            <w:pPr>
+              <w:spacing w:after="0" w:before="0" w:line="250"/>
+              <w:jc w:val="left"/>
+            </w:pPr>
+            <w:r>
+              <w:rPr>
+                <w:rFonts w:ascii="Arial" w:cs="Arial" w:eastAsia="Arial" w:hAnsi="Arial"/>
+                <w:b/>
+                <w:bCs/>
+                <w:i w:val="false"/>
+                <w:iCs w:val="false"/>
+                <w:caps w:val="false"/>
+                <w:color w:val="E74509"/>
+                <w:sz w:val="16"/>
+                <w:szCs w:val="16"/>
+              </w:rPr>
+              <w:t xml:space="preserve">d4</w:t>
+            </w:r>
+          </w:p>
+        </w:tc>
+        <w:tc>
+          <w:tcPr>
+            <w:tcW w:type="dxa" w:w="2500"/>
+            <w:tcBorders>
+              <w:top w:val="single" w:color="E3E1EC" w:sz="4"/>
+              <w:left w:val="single" w:color="E3E1EC" w:sz="4"/>
+              <w:bottom w:val="single" w:color="E3E1EC" w:sz="4"/>
+              <w:right w:val="single" w:color="E3E1EC" w:sz="4"/>
+            </w:tcBorders>
+            <w:tcMar>
+              <w:top w:type="dxa" w:w="100"/>
+              <w:left w:type="dxa" w:w="140"/>
+              <w:bottom w:type="dxa" w:w="100"/>
+              <w:right w:type="dxa" w:w="120"/>
+            </w:tcMar>
+            <w:vAlign w:val="top"/>
+          </w:tcPr>
+          <w:p>
+            <w:pPr>
+              <w:spacing w:after="0" w:before="0" w:line="250"/>
+              <w:jc w:val="left"/>
+            </w:pPr>
+            <w:r>
+              <w:rPr>
+                <w:rFonts w:ascii="Arial" w:cs="Arial" w:eastAsia="Arial" w:hAnsi="Arial"/>
+                <w:b/>
+                <w:bCs/>
+                <w:i w:val="false"/>
+                <w:iCs w:val="false"/>
+                <w:caps w:val="false"/>
+                <w:color w:val="1A1530"/>
+                <w:sz w:val="16"/>
+                <w:szCs w:val="16"/>
+              </w:rPr>
+              <w:t xml:space="preserve">Poruszanie się i motoryka</w:t>
+            </w:r>
+          </w:p>
+        </w:tc>
+        <w:tc>
+          <w:tcPr>
+            <w:tcW w:type="dxa" w:w="1500"/>
+            <w:tcBorders>
+              <w:top w:val="single" w:color="E3E1EC" w:sz="4"/>
+              <w:left w:val="single" w:color="E3E1EC" w:sz="4"/>
+              <w:bottom w:val="single" w:color="E3E1EC" w:sz="4"/>
+              <w:right w:val="single" w:color="E3E1EC" w:sz="4"/>
+            </w:tcBorders>
+            <w:tcMar>
+              <w:top w:type="dxa" w:w="100"/>
+              <w:left w:type="dxa" w:w="140"/>
+              <w:bottom w:type="dxa" w:w="100"/>
+              <w:right w:type="dxa" w:w="120"/>
+            </w:tcMar>
+            <w:vAlign w:val="top"/>
+          </w:tcPr>
+          <w:p>
+            <w:pPr>
+              <w:spacing w:after="0" w:before="0" w:line="250"/>
+              <w:jc w:val="left"/>
+            </w:pPr>
+            <w:r>
+              <w:rPr>
+                <w:rFonts w:ascii="Arial" w:cs="Arial" w:eastAsia="Arial" w:hAnsi="Arial"/>
+                <w:b w:val="false"/>
+                <w:bCs w:val="false"/>
+                <w:i w:val="false"/>
+                <w:iCs w:val="false"/>
+                <w:caps w:val="false"/>
+                <w:color w:val="1A1530"/>
+                <w:sz w:val="16"/>
+                <w:szCs w:val="16"/>
+              </w:rPr>
+              <w:t xml:space="preserve">Śr: 3,2 (16 pkt)</w:t>
+            </w:r>
+          </w:p>
+        </w:tc>
+        <w:tc>
+          <w:tcPr>
+            <w:tcW w:type="dxa" w:w="800"/>
+            <w:tcBorders>
+              <w:top w:val="single" w:color="E3E1EC" w:sz="4"/>
+              <w:left w:val="single" w:color="E3E1EC" w:sz="4"/>
+              <w:bottom w:val="single" w:color="E3E1EC" w:sz="4"/>
+              <w:right w:val="single" w:color="E3E1EC" w:sz="4"/>
+            </w:tcBorders>
+            <w:tcMar>
+              <w:top w:type="dxa" w:w="100"/>
+              <w:left w:type="dxa" w:w="140"/>
+              <w:bottom w:type="dxa" w:w="100"/>
+              <w:right w:type="dxa" w:w="120"/>
+            </w:tcMar>
+            <w:vAlign w:val="top"/>
+          </w:tcPr>
+          <w:p>
+            <w:pPr>
+              <w:spacing w:after="0" w:before="0" w:line="250"/>
+              <w:jc w:val="left"/>
+            </w:pPr>
+            <w:r>
+              <w:rPr>
+                <w:rFonts w:ascii="Arial" w:cs="Arial" w:eastAsia="Arial" w:hAnsi="Arial"/>
+                <w:b w:val="false"/>
+                <w:bCs w:val="false"/>
+                <w:i w:val="false"/>
+                <w:iCs w:val="false"/>
+                <w:caps w:val="false"/>
+                <w:color w:val="1A1530"/>
+                <w:sz w:val="16"/>
+                <w:szCs w:val="16"/>
+              </w:rPr>
+              <w:t xml:space="preserve">Sten 6</w:t>
+            </w:r>
+          </w:p>
+        </w:tc>
+        <w:tc>
+          <w:tcPr>
+            <w:tcW w:type="dxa" w:w="1700"/>
+            <w:tcBorders>
+              <w:top w:val="single" w:color="E3E1EC" w:sz="4"/>
+              <w:left w:val="single" w:color="E3E1EC" w:sz="4"/>
+              <w:bottom w:val="single" w:color="E3E1EC" w:sz="4"/>
+              <w:right w:val="single" w:color="E3E1EC" w:sz="4"/>
+            </w:tcBorders>
+            <w:tcMar>
+              <w:top w:type="dxa" w:w="100"/>
+              <w:left w:type="dxa" w:w="140"/>
+              <w:bottom w:type="dxa" w:w="100"/>
+              <w:right w:type="dxa" w:w="120"/>
+            </w:tcMar>
+            <w:vAlign w:val="top"/>
+          </w:tcPr>
+          <w:p>
+            <w:pPr>
+              <w:spacing w:after="0" w:before="0" w:line="276"/>
+              <w:jc w:val="left"/>
+            </w:pPr>
+            <w:r>
+              <w:rPr>
+                <w:rFonts w:ascii="Arial" w:cs="Arial" w:eastAsia="Arial" w:hAnsi="Arial"/>
+                <w:b/>
+                <w:bCs/>
+                <w:i w:val="false"/>
+                <w:iCs w:val="false"/>
+                <w:caps w:val="false"/>
+                <w:color w:val="2E7D45"/>
+                <w:sz w:val="14"/>
+                <w:szCs w:val="14"/>
+                <w:shd w:fill="E6F4EC" w:color="auto" w:val="clear"/>
+              </w:rPr>
+              <w:t xml:space="preserve"> Poziom 1 · Niski </w:t>
+            </w:r>
+          </w:p>
+        </w:tc>
+        <w:tc>
+          <w:tcPr>
+            <w:tcW w:type="dxa" w:w="2806"/>
+            <w:tcBorders>
+              <w:top w:val="single" w:color="E3E1EC" w:sz="4"/>
+              <w:left w:val="single" w:color="E3E1EC" w:sz="4"/>
+              <w:bottom w:val="single" w:color="E3E1EC" w:sz="4"/>
+              <w:right w:val="single" w:color="E3E1EC" w:sz="4"/>
+            </w:tcBorders>
+            <w:tcMar>
+              <w:top w:type="dxa" w:w="100"/>
+              <w:left w:type="dxa" w:w="140"/>
+              <w:bottom w:type="dxa" w:w="100"/>
+              <w:right w:type="dxa" w:w="120"/>
+            </w:tcMar>
+            <w:vAlign w:val="top"/>
+          </w:tcPr>
+          <w:p>
+            <w:pPr>
+              <w:spacing w:after="0" w:before="0" w:line="250"/>
+              <w:jc w:val="left"/>
+            </w:pPr>
+            <w:r>
+              <w:rPr>
+                <w:rFonts w:ascii="Arial" w:cs="Arial" w:eastAsia="Arial" w:hAnsi="Arial"/>
+                <w:b w:val="false"/>
+                <w:bCs w:val="false"/>
+                <w:i w:val="false"/>
+                <w:iCs w:val="false"/>
+                <w:caps w:val="false"/>
+                <w:color w:val="1A1530"/>
+                <w:sz w:val="16"/>
+                <w:szCs w:val="16"/>
+              </w:rPr>
+              <w:t xml:space="preserve">Ogólna motoryka dobra; obniżona grafomotoryka.</w:t>
+            </w:r>
+          </w:p>
+        </w:tc>
+      </w:tr>
+      <w:tr>
+        <w:trPr>
+          <w:cantSplit/>
+        </w:trPr>
+        <w:tc>
+          <w:tcPr>
+            <w:tcW w:type="dxa" w:w="600"/>
+            <w:tcBorders>
+              <w:top w:val="single" w:color="E3E1EC" w:sz="4"/>
+              <w:left w:val="single" w:color="E3E1EC" w:sz="4"/>
+              <w:bottom w:val="single" w:color="E3E1EC" w:sz="4"/>
+              <w:right w:val="single" w:color="E3E1EC" w:sz="4"/>
+            </w:tcBorders>
+            <w:tcMar>
+              <w:top w:type="dxa" w:w="100"/>
+              <w:left w:type="dxa" w:w="140"/>
+              <w:bottom w:type="dxa" w:w="100"/>
+              <w:right w:type="dxa" w:w="120"/>
+            </w:tcMar>
+            <w:vAlign w:val="top"/>
+          </w:tcPr>
+          <w:p>
+            <w:pPr>
+              <w:spacing w:after="0" w:before="0" w:line="250"/>
+              <w:jc w:val="left"/>
+            </w:pPr>
+            <w:r>
+              <w:rPr>
+                <w:rFonts w:ascii="Arial" w:cs="Arial" w:eastAsia="Arial" w:hAnsi="Arial"/>
+                <w:b/>
+                <w:bCs/>
+                <w:i w:val="false"/>
+                <w:iCs w:val="false"/>
+                <w:caps w:val="false"/>
+                <w:color w:val="E74509"/>
+                <w:sz w:val="16"/>
+                <w:szCs w:val="16"/>
+              </w:rPr>
+              <w:t xml:space="preserve">d5</w:t>
+            </w:r>
+          </w:p>
+        </w:tc>
+        <w:tc>
+          <w:tcPr>
+            <w:tcW w:type="dxa" w:w="2500"/>
+            <w:tcBorders>
+              <w:top w:val="single" w:color="E3E1EC" w:sz="4"/>
+              <w:left w:val="single" w:color="E3E1EC" w:sz="4"/>
+              <w:bottom w:val="single" w:color="E3E1EC" w:sz="4"/>
+              <w:right w:val="single" w:color="E3E1EC" w:sz="4"/>
+            </w:tcBorders>
+            <w:tcMar>
+              <w:top w:type="dxa" w:w="100"/>
+              <w:left w:type="dxa" w:w="140"/>
+              <w:bottom w:type="dxa" w:w="100"/>
+              <w:right w:type="dxa" w:w="120"/>
+            </w:tcMar>
+            <w:vAlign w:val="top"/>
+          </w:tcPr>
+          <w:p>
+            <w:pPr>
+              <w:spacing w:after="0" w:before="0" w:line="250"/>
+              <w:jc w:val="left"/>
+            </w:pPr>
+            <w:r>
+              <w:rPr>
+                <w:rFonts w:ascii="Arial" w:cs="Arial" w:eastAsia="Arial" w:hAnsi="Arial"/>
+                <w:b/>
+                <w:bCs/>
+                <w:i w:val="false"/>
+                <w:iCs w:val="false"/>
+                <w:caps w:val="false"/>
+                <w:color w:val="1A1530"/>
+                <w:sz w:val="16"/>
+                <w:szCs w:val="16"/>
+              </w:rPr>
+              <w:t xml:space="preserve">Dbanie o siebie i samoobsługa</w:t>
+            </w:r>
+          </w:p>
+        </w:tc>
+        <w:tc>
+          <w:tcPr>
+            <w:tcW w:type="dxa" w:w="1500"/>
+            <w:tcBorders>
+              <w:top w:val="single" w:color="E3E1EC" w:sz="4"/>
+              <w:left w:val="single" w:color="E3E1EC" w:sz="4"/>
+              <w:bottom w:val="single" w:color="E3E1EC" w:sz="4"/>
+              <w:right w:val="single" w:color="E3E1EC" w:sz="4"/>
+            </w:tcBorders>
+            <w:tcMar>
+              <w:top w:type="dxa" w:w="100"/>
+              <w:left w:type="dxa" w:w="140"/>
+              <w:bottom w:type="dxa" w:w="100"/>
+              <w:right w:type="dxa" w:w="120"/>
+            </w:tcMar>
+            <w:vAlign w:val="top"/>
+          </w:tcPr>
+          <w:p>
+            <w:pPr>
+              <w:spacing w:after="0" w:before="0" w:line="250"/>
+              <w:jc w:val="left"/>
+            </w:pPr>
+            <w:r>
+              <w:rPr>
+                <w:rFonts w:ascii="Arial" w:cs="Arial" w:eastAsia="Arial" w:hAnsi="Arial"/>
+                <w:b w:val="false"/>
+                <w:bCs w:val="false"/>
+                <w:i w:val="false"/>
+                <w:iCs w:val="false"/>
+                <w:caps w:val="false"/>
+                <w:color w:val="1A1530"/>
+                <w:sz w:val="16"/>
+                <w:szCs w:val="16"/>
+              </w:rPr>
+              <w:t xml:space="preserve">Śr: 2,2 (11 pkt)</w:t>
+            </w:r>
+          </w:p>
+        </w:tc>
+        <w:tc>
+          <w:tcPr>
+            <w:tcW w:type="dxa" w:w="800"/>
+            <w:tcBorders>
+              <w:top w:val="single" w:color="E3E1EC" w:sz="4"/>
+              <w:left w:val="single" w:color="E3E1EC" w:sz="4"/>
+              <w:bottom w:val="single" w:color="E3E1EC" w:sz="4"/>
+              <w:right w:val="single" w:color="E3E1EC" w:sz="4"/>
+            </w:tcBorders>
+            <w:tcMar>
+              <w:top w:type="dxa" w:w="100"/>
+              <w:left w:type="dxa" w:w="140"/>
+              <w:bottom w:type="dxa" w:w="100"/>
+              <w:right w:type="dxa" w:w="120"/>
+            </w:tcMar>
+            <w:vAlign w:val="top"/>
+          </w:tcPr>
+          <w:p>
+            <w:pPr>
+              <w:spacing w:after="0" w:before="0" w:line="250"/>
+              <w:jc w:val="left"/>
+            </w:pPr>
+            <w:r>
+              <w:rPr>
+                <w:rFonts w:ascii="Arial" w:cs="Arial" w:eastAsia="Arial" w:hAnsi="Arial"/>
+                <w:b w:val="false"/>
+                <w:bCs w:val="false"/>
+                <w:i w:val="false"/>
+                <w:iCs w:val="false"/>
+                <w:caps w:val="false"/>
+                <w:color w:val="1A1530"/>
+                <w:sz w:val="16"/>
+                <w:szCs w:val="16"/>
+              </w:rPr>
+              <w:t xml:space="preserve">Sten 4</w:t>
+            </w:r>
+          </w:p>
+        </w:tc>
+        <w:tc>
+          <w:tcPr>
+            <w:tcW w:type="dxa" w:w="1700"/>
+            <w:tcBorders>
+              <w:top w:val="single" w:color="E3E1EC" w:sz="4"/>
+              <w:left w:val="single" w:color="E3E1EC" w:sz="4"/>
+              <w:bottom w:val="single" w:color="E3E1EC" w:sz="4"/>
+              <w:right w:val="single" w:color="E3E1EC" w:sz="4"/>
+            </w:tcBorders>
+            <w:tcMar>
+              <w:top w:type="dxa" w:w="100"/>
+              <w:left w:type="dxa" w:w="140"/>
+              <w:bottom w:type="dxa" w:w="100"/>
+              <w:right w:type="dxa" w:w="120"/>
+            </w:tcMar>
+            <w:vAlign w:val="top"/>
+          </w:tcPr>
+          <w:p>
+            <w:pPr>
+              <w:spacing w:after="0" w:before="0" w:line="276"/>
+              <w:jc w:val="left"/>
+            </w:pPr>
+            <w:r>
+              <w:rPr>
+                <w:rFonts w:ascii="Arial" w:cs="Arial" w:eastAsia="Arial" w:hAnsi="Arial"/>
+                <w:b/>
+                <w:bCs/>
+                <w:i w:val="false"/>
+                <w:iCs w:val="false"/>
+                <w:caps w:val="false"/>
+                <w:color w:val="9A6A0A"/>
+                <w:sz w:val="14"/>
+                <w:szCs w:val="14"/>
+                <w:shd w:fill="FBF1DC" w:color="auto" w:val="clear"/>
+              </w:rPr>
+              <w:t xml:space="preserve"> Poziom 2 · Średni </w:t>
+            </w:r>
+          </w:p>
+        </w:tc>
+        <w:tc>
+          <w:tcPr>
+            <w:tcW w:type="dxa" w:w="2806"/>
+            <w:tcBorders>
+              <w:top w:val="single" w:color="E3E1EC" w:sz="4"/>
+              <w:left w:val="single" w:color="E3E1EC" w:sz="4"/>
+              <w:bottom w:val="single" w:color="E3E1EC" w:sz="4"/>
+              <w:right w:val="single" w:color="E3E1EC" w:sz="4"/>
+            </w:tcBorders>
+            <w:tcMar>
+              <w:top w:type="dxa" w:w="100"/>
+              <w:left w:type="dxa" w:w="140"/>
+              <w:bottom w:type="dxa" w:w="100"/>
+              <w:right w:type="dxa" w:w="120"/>
+            </w:tcMar>
+            <w:vAlign w:val="top"/>
+          </w:tcPr>
+          <w:p>
+            <w:pPr>
+              <w:spacing w:after="0" w:before="0" w:line="250"/>
+              <w:jc w:val="left"/>
+            </w:pPr>
+            <w:r>
+              <w:rPr>
+                <w:rFonts w:ascii="Arial" w:cs="Arial" w:eastAsia="Arial" w:hAnsi="Arial"/>
+                <w:b w:val="false"/>
+                <w:bCs w:val="false"/>
+                <w:i w:val="false"/>
+                <w:iCs w:val="false"/>
+                <w:caps w:val="false"/>
+                <w:color w:val="1A1530"/>
+                <w:sz w:val="16"/>
+                <w:szCs w:val="16"/>
+              </w:rPr>
+              <w:t xml:space="preserve">Wybiórczość sensoryczna przy posiłkach i toalecie.</w:t>
+            </w:r>
+          </w:p>
+        </w:tc>
+      </w:tr>
+      <w:tr>
+        <w:trPr>
+          <w:cantSplit/>
+        </w:trPr>
+        <w:tc>
+          <w:tcPr>
+            <w:tcW w:type="dxa" w:w="600"/>
+            <w:tcBorders>
+              <w:top w:val="single" w:color="E3E1EC" w:sz="4"/>
+              <w:left w:val="single" w:color="E3E1EC" w:sz="4"/>
+              <w:bottom w:val="single" w:color="E3E1EC" w:sz="4"/>
+              <w:right w:val="single" w:color="E3E1EC" w:sz="4"/>
+            </w:tcBorders>
+            <w:tcMar>
+              <w:top w:type="dxa" w:w="100"/>
+              <w:left w:type="dxa" w:w="140"/>
+              <w:bottom w:type="dxa" w:w="100"/>
+              <w:right w:type="dxa" w:w="120"/>
+            </w:tcMar>
+            <w:vAlign w:val="top"/>
+          </w:tcPr>
+          <w:p>
+            <w:pPr>
+              <w:spacing w:after="0" w:before="0" w:line="250"/>
+              <w:jc w:val="left"/>
+            </w:pPr>
+            <w:r>
+              <w:rPr>
+                <w:rFonts w:ascii="Arial" w:cs="Arial" w:eastAsia="Arial" w:hAnsi="Arial"/>
+                <w:b/>
+                <w:bCs/>
+                <w:i w:val="false"/>
+                <w:iCs w:val="false"/>
+                <w:caps w:val="false"/>
+                <w:color w:val="E74509"/>
+                <w:sz w:val="16"/>
+                <w:szCs w:val="16"/>
+              </w:rPr>
+              <w:t xml:space="preserve">d6</w:t>
+            </w:r>
+          </w:p>
+        </w:tc>
+        <w:tc>
+          <w:tcPr>
+            <w:tcW w:type="dxa" w:w="2500"/>
+            <w:tcBorders>
+              <w:top w:val="single" w:color="E3E1EC" w:sz="4"/>
+              <w:left w:val="single" w:color="E3E1EC" w:sz="4"/>
+              <w:bottom w:val="single" w:color="E3E1EC" w:sz="4"/>
+              <w:right w:val="single" w:color="E3E1EC" w:sz="4"/>
+            </w:tcBorders>
+            <w:tcMar>
+              <w:top w:type="dxa" w:w="100"/>
+              <w:left w:type="dxa" w:w="140"/>
+              <w:bottom w:type="dxa" w:w="100"/>
+              <w:right w:type="dxa" w:w="120"/>
+            </w:tcMar>
+            <w:vAlign w:val="top"/>
+          </w:tcPr>
+          <w:p>
+            <w:pPr>
+              <w:spacing w:after="0" w:before="0" w:line="250"/>
+              <w:jc w:val="left"/>
+            </w:pPr>
+            <w:r>
+              <w:rPr>
+                <w:rFonts w:ascii="Arial" w:cs="Arial" w:eastAsia="Arial" w:hAnsi="Arial"/>
+                <w:b/>
+                <w:bCs/>
+                <w:i w:val="false"/>
+                <w:iCs w:val="false"/>
+                <w:caps w:val="false"/>
+                <w:color w:val="1A1530"/>
+                <w:sz w:val="16"/>
+                <w:szCs w:val="16"/>
+              </w:rPr>
+              <w:t xml:space="preserve">Życie domowe / Obowiązki placówki</w:t>
+            </w:r>
+          </w:p>
+        </w:tc>
+        <w:tc>
+          <w:tcPr>
+            <w:tcW w:type="dxa" w:w="1500"/>
+            <w:tcBorders>
+              <w:top w:val="single" w:color="E3E1EC" w:sz="4"/>
+              <w:left w:val="single" w:color="E3E1EC" w:sz="4"/>
+              <w:bottom w:val="single" w:color="E3E1EC" w:sz="4"/>
+              <w:right w:val="single" w:color="E3E1EC" w:sz="4"/>
+            </w:tcBorders>
+            <w:tcMar>
+              <w:top w:type="dxa" w:w="100"/>
+              <w:left w:type="dxa" w:w="140"/>
+              <w:bottom w:type="dxa" w:w="100"/>
+              <w:right w:type="dxa" w:w="120"/>
+            </w:tcMar>
+            <w:vAlign w:val="top"/>
+          </w:tcPr>
+          <w:p>
+            <w:pPr>
+              <w:spacing w:after="0" w:before="0" w:line="250"/>
+              <w:jc w:val="left"/>
+            </w:pPr>
+            <w:r>
+              <w:rPr>
+                <w:rFonts w:ascii="Arial" w:cs="Arial" w:eastAsia="Arial" w:hAnsi="Arial"/>
+                <w:b w:val="false"/>
+                <w:bCs w:val="false"/>
+                <w:i w:val="false"/>
+                <w:iCs w:val="false"/>
+                <w:caps w:val="false"/>
+                <w:color w:val="1A1530"/>
+                <w:sz w:val="16"/>
+                <w:szCs w:val="16"/>
+              </w:rPr>
+              <w:t xml:space="preserve">Śr: 2,8 (14 pkt)</w:t>
+            </w:r>
+          </w:p>
+        </w:tc>
+        <w:tc>
+          <w:tcPr>
+            <w:tcW w:type="dxa" w:w="800"/>
+            <w:tcBorders>
+              <w:top w:val="single" w:color="E3E1EC" w:sz="4"/>
+              <w:left w:val="single" w:color="E3E1EC" w:sz="4"/>
+              <w:bottom w:val="single" w:color="E3E1EC" w:sz="4"/>
+              <w:right w:val="single" w:color="E3E1EC" w:sz="4"/>
+            </w:tcBorders>
+            <w:tcMar>
+              <w:top w:type="dxa" w:w="100"/>
+              <w:left w:type="dxa" w:w="140"/>
+              <w:bottom w:type="dxa" w:w="100"/>
+              <w:right w:type="dxa" w:w="120"/>
+            </w:tcMar>
+            <w:vAlign w:val="top"/>
+          </w:tcPr>
+          <w:p>
+            <w:pPr>
+              <w:spacing w:after="0" w:before="0" w:line="250"/>
+              <w:jc w:val="left"/>
+            </w:pPr>
+            <w:r>
+              <w:rPr>
+                <w:rFonts w:ascii="Arial" w:cs="Arial" w:eastAsia="Arial" w:hAnsi="Arial"/>
+                <w:b w:val="false"/>
+                <w:bCs w:val="false"/>
+                <w:i w:val="false"/>
+                <w:iCs w:val="false"/>
+                <w:caps w:val="false"/>
+                <w:color w:val="1A1530"/>
+                <w:sz w:val="16"/>
+                <w:szCs w:val="16"/>
+              </w:rPr>
+              <w:t xml:space="preserve">Sten 5</w:t>
+            </w:r>
+          </w:p>
+        </w:tc>
+        <w:tc>
+          <w:tcPr>
+            <w:tcW w:type="dxa" w:w="1700"/>
+            <w:tcBorders>
+              <w:top w:val="single" w:color="E3E1EC" w:sz="4"/>
+              <w:left w:val="single" w:color="E3E1EC" w:sz="4"/>
+              <w:bottom w:val="single" w:color="E3E1EC" w:sz="4"/>
+              <w:right w:val="single" w:color="E3E1EC" w:sz="4"/>
+            </w:tcBorders>
+            <w:tcMar>
+              <w:top w:type="dxa" w:w="100"/>
+              <w:left w:type="dxa" w:w="140"/>
+              <w:bottom w:type="dxa" w:w="100"/>
+              <w:right w:type="dxa" w:w="120"/>
+            </w:tcMar>
+            <w:vAlign w:val="top"/>
+          </w:tcPr>
+          <w:p>
+            <w:pPr>
+              <w:spacing w:after="0" w:before="0" w:line="276"/>
+              <w:jc w:val="left"/>
+            </w:pPr>
+            <w:r>
+              <w:rPr>
+                <w:rFonts w:ascii="Arial" w:cs="Arial" w:eastAsia="Arial" w:hAnsi="Arial"/>
+                <w:b/>
+                <w:bCs/>
+                <w:i w:val="false"/>
+                <w:iCs w:val="false"/>
+                <w:caps w:val="false"/>
+                <w:color w:val="2E7D45"/>
+                <w:sz w:val="14"/>
+                <w:szCs w:val="14"/>
+                <w:shd w:fill="E6F4EC" w:color="auto" w:val="clear"/>
+              </w:rPr>
+              <w:t xml:space="preserve"> Poziom 1 · Niski </w:t>
+            </w:r>
+          </w:p>
+        </w:tc>
+        <w:tc>
+          <w:tcPr>
+            <w:tcW w:type="dxa" w:w="2806"/>
+            <w:tcBorders>
+              <w:top w:val="single" w:color="E3E1EC" w:sz="4"/>
+              <w:left w:val="single" w:color="E3E1EC" w:sz="4"/>
+              <w:bottom w:val="single" w:color="E3E1EC" w:sz="4"/>
+              <w:right w:val="single" w:color="E3E1EC" w:sz="4"/>
+            </w:tcBorders>
+            <w:tcMar>
+              <w:top w:type="dxa" w:w="100"/>
+              <w:left w:type="dxa" w:w="140"/>
+              <w:bottom w:type="dxa" w:w="100"/>
+              <w:right w:type="dxa" w:w="120"/>
+            </w:tcMar>
+            <w:vAlign w:val="top"/>
+          </w:tcPr>
+          <w:p>
+            <w:pPr>
+              <w:spacing w:after="0" w:before="0" w:line="250"/>
+              <w:jc w:val="left"/>
+            </w:pPr>
+            <w:r>
+              <w:rPr>
+                <w:rFonts w:ascii="Arial" w:cs="Arial" w:eastAsia="Arial" w:hAnsi="Arial"/>
+                <w:b w:val="false"/>
+                <w:bCs w:val="false"/>
+                <w:i w:val="false"/>
+                <w:iCs w:val="false"/>
+                <w:caps w:val="false"/>
+                <w:color w:val="1A1530"/>
+                <w:sz w:val="16"/>
+                <w:szCs w:val="16"/>
+              </w:rPr>
+              <w:t xml:space="preserve">Sprząta kącik zabaw po bezpośrednim przypomnieniu.</w:t>
+            </w:r>
+          </w:p>
+        </w:tc>
+      </w:tr>
+      <w:tr>
+        <w:trPr>
+          <w:cantSplit/>
+        </w:trPr>
+        <w:tc>
+          <w:tcPr>
+            <w:tcW w:type="dxa" w:w="600"/>
+            <w:tcBorders>
+              <w:top w:val="single" w:color="E3E1EC" w:sz="4"/>
+              <w:left w:val="single" w:color="E3E1EC" w:sz="4"/>
+              <w:bottom w:val="single" w:color="E3E1EC" w:sz="4"/>
+              <w:right w:val="single" w:color="E3E1EC" w:sz="4"/>
+            </w:tcBorders>
+            <w:tcMar>
+              <w:top w:type="dxa" w:w="100"/>
+              <w:left w:type="dxa" w:w="140"/>
+              <w:bottom w:type="dxa" w:w="100"/>
+              <w:right w:type="dxa" w:w="120"/>
+            </w:tcMar>
+            <w:vAlign w:val="top"/>
+          </w:tcPr>
+          <w:p>
+            <w:pPr>
+              <w:spacing w:after="0" w:before="0" w:line="250"/>
+              <w:jc w:val="left"/>
+            </w:pPr>
+            <w:r>
+              <w:rPr>
+                <w:rFonts w:ascii="Arial" w:cs="Arial" w:eastAsia="Arial" w:hAnsi="Arial"/>
+                <w:b/>
+                <w:bCs/>
+                <w:i w:val="false"/>
+                <w:iCs w:val="false"/>
+                <w:caps w:val="false"/>
+                <w:color w:val="E74509"/>
+                <w:sz w:val="16"/>
+                <w:szCs w:val="16"/>
+              </w:rPr>
+              <w:t xml:space="preserve">d7</w:t>
+            </w:r>
+          </w:p>
+        </w:tc>
+        <w:tc>
+          <w:tcPr>
+            <w:tcW w:type="dxa" w:w="2500"/>
+            <w:tcBorders>
+              <w:top w:val="single" w:color="E3E1EC" w:sz="4"/>
+              <w:left w:val="single" w:color="E3E1EC" w:sz="4"/>
+              <w:bottom w:val="single" w:color="E3E1EC" w:sz="4"/>
+              <w:right w:val="single" w:color="E3E1EC" w:sz="4"/>
+            </w:tcBorders>
+            <w:tcMar>
+              <w:top w:type="dxa" w:w="100"/>
+              <w:left w:type="dxa" w:w="140"/>
+              <w:bottom w:type="dxa" w:w="100"/>
+              <w:right w:type="dxa" w:w="120"/>
+            </w:tcMar>
+            <w:vAlign w:val="top"/>
+          </w:tcPr>
+          <w:p>
+            <w:pPr>
+              <w:spacing w:after="0" w:before="0" w:line="250"/>
+              <w:jc w:val="left"/>
+            </w:pPr>
+            <w:r>
+              <w:rPr>
+                <w:rFonts w:ascii="Arial" w:cs="Arial" w:eastAsia="Arial" w:hAnsi="Arial"/>
+                <w:b/>
+                <w:bCs/>
+                <w:i w:val="false"/>
+                <w:iCs w:val="false"/>
+                <w:caps w:val="false"/>
+                <w:color w:val="1A1530"/>
+                <w:sz w:val="16"/>
+                <w:szCs w:val="16"/>
+              </w:rPr>
+              <w:t xml:space="preserve">Relacje i kontakty międzyludzkie</w:t>
+            </w:r>
+          </w:p>
+        </w:tc>
+        <w:tc>
+          <w:tcPr>
+            <w:tcW w:type="dxa" w:w="1500"/>
+            <w:tcBorders>
+              <w:top w:val="single" w:color="E3E1EC" w:sz="4"/>
+              <w:left w:val="single" w:color="E3E1EC" w:sz="4"/>
+              <w:bottom w:val="single" w:color="E3E1EC" w:sz="4"/>
+              <w:right w:val="single" w:color="E3E1EC" w:sz="4"/>
+            </w:tcBorders>
+            <w:tcMar>
+              <w:top w:type="dxa" w:w="100"/>
+              <w:left w:type="dxa" w:w="140"/>
+              <w:bottom w:type="dxa" w:w="100"/>
+              <w:right w:type="dxa" w:w="120"/>
+            </w:tcMar>
+            <w:vAlign w:val="top"/>
+          </w:tcPr>
+          <w:p>
+            <w:pPr>
+              <w:spacing w:after="0" w:before="0" w:line="250"/>
+              <w:jc w:val="left"/>
+            </w:pPr>
+            <w:r>
+              <w:rPr>
+                <w:rFonts w:ascii="Arial" w:cs="Arial" w:eastAsia="Arial" w:hAnsi="Arial"/>
+                <w:b w:val="false"/>
+                <w:bCs w:val="false"/>
+                <w:i w:val="false"/>
+                <w:iCs w:val="false"/>
+                <w:caps w:val="false"/>
+                <w:color w:val="1A1530"/>
+                <w:sz w:val="16"/>
+                <w:szCs w:val="16"/>
+              </w:rPr>
+              <w:t xml:space="preserve">Śr: 1,6 (8 pkt)</w:t>
+            </w:r>
+          </w:p>
+        </w:tc>
+        <w:tc>
+          <w:tcPr>
+            <w:tcW w:type="dxa" w:w="800"/>
+            <w:tcBorders>
+              <w:top w:val="single" w:color="E3E1EC" w:sz="4"/>
+              <w:left w:val="single" w:color="E3E1EC" w:sz="4"/>
+              <w:bottom w:val="single" w:color="E3E1EC" w:sz="4"/>
+              <w:right w:val="single" w:color="E3E1EC" w:sz="4"/>
+            </w:tcBorders>
+            <w:tcMar>
+              <w:top w:type="dxa" w:w="100"/>
+              <w:left w:type="dxa" w:w="140"/>
+              <w:bottom w:type="dxa" w:w="100"/>
+              <w:right w:type="dxa" w:w="120"/>
+            </w:tcMar>
+            <w:vAlign w:val="top"/>
+          </w:tcPr>
+          <w:p>
+            <w:pPr>
+              <w:spacing w:after="0" w:before="0" w:line="250"/>
+              <w:jc w:val="left"/>
+            </w:pPr>
+            <w:r>
+              <w:rPr>
+                <w:rFonts w:ascii="Arial" w:cs="Arial" w:eastAsia="Arial" w:hAnsi="Arial"/>
+                <w:b w:val="false"/>
+                <w:bCs w:val="false"/>
+                <w:i w:val="false"/>
+                <w:iCs w:val="false"/>
+                <w:caps w:val="false"/>
+                <w:color w:val="1A1530"/>
+                <w:sz w:val="16"/>
+                <w:szCs w:val="16"/>
+              </w:rPr>
+              <w:t xml:space="preserve">Sten 3</w:t>
+            </w:r>
+          </w:p>
+        </w:tc>
+        <w:tc>
+          <w:tcPr>
+            <w:tcW w:type="dxa" w:w="1700"/>
+            <w:tcBorders>
+              <w:top w:val="single" w:color="E3E1EC" w:sz="4"/>
+              <w:left w:val="single" w:color="E3E1EC" w:sz="4"/>
+              <w:bottom w:val="single" w:color="E3E1EC" w:sz="4"/>
+              <w:right w:val="single" w:color="E3E1EC" w:sz="4"/>
+            </w:tcBorders>
+            <w:tcMar>
+              <w:top w:type="dxa" w:w="100"/>
+              <w:left w:type="dxa" w:w="140"/>
+              <w:bottom w:type="dxa" w:w="100"/>
+              <w:right w:type="dxa" w:w="120"/>
+            </w:tcMar>
+            <w:vAlign w:val="top"/>
+          </w:tcPr>
+          <w:p>
+            <w:pPr>
+              <w:spacing w:after="0" w:before="0" w:line="276"/>
+              <w:jc w:val="left"/>
+            </w:pPr>
+            <w:r>
+              <w:rPr>
+                <w:rFonts w:ascii="Arial" w:cs="Arial" w:eastAsia="Arial" w:hAnsi="Arial"/>
+                <w:b/>
+                <w:bCs/>
+                <w:i w:val="false"/>
+                <w:iCs w:val="false"/>
+                <w:caps w:val="false"/>
+                <w:color w:val="BF382A"/>
+                <w:sz w:val="14"/>
+                <w:szCs w:val="14"/>
+                <w:shd w:fill="FBE6E3" w:color="auto" w:val="clear"/>
+              </w:rPr>
+              <w:t xml:space="preserve"> Poziom 3 · Wysoki </w:t>
+            </w:r>
+          </w:p>
+        </w:tc>
+        <w:tc>
+          <w:tcPr>
+            <w:tcW w:type="dxa" w:w="2806"/>
+            <w:tcBorders>
+              <w:top w:val="single" w:color="E3E1EC" w:sz="4"/>
+              <w:left w:val="single" w:color="E3E1EC" w:sz="4"/>
+              <w:bottom w:val="single" w:color="E3E1EC" w:sz="4"/>
+              <w:right w:val="single" w:color="E3E1EC" w:sz="4"/>
+            </w:tcBorders>
+            <w:tcMar>
+              <w:top w:type="dxa" w:w="100"/>
+              <w:left w:type="dxa" w:w="140"/>
+              <w:bottom w:type="dxa" w:w="100"/>
+              <w:right w:type="dxa" w:w="120"/>
+            </w:tcMar>
+            <w:vAlign w:val="top"/>
+          </w:tcPr>
+          <w:p>
+            <w:pPr>
+              <w:spacing w:after="0" w:before="0" w:line="250"/>
+              <w:jc w:val="left"/>
+            </w:pPr>
+            <w:r>
+              <w:rPr>
+                <w:rFonts w:ascii="Arial" w:cs="Arial" w:eastAsia="Arial" w:hAnsi="Arial"/>
+                <w:b w:val="false"/>
+                <w:bCs w:val="false"/>
+                <w:i w:val="false"/>
+                <w:iCs w:val="false"/>
+                <w:caps w:val="false"/>
+                <w:color w:val="1A1530"/>
+                <w:sz w:val="16"/>
+                <w:szCs w:val="16"/>
+              </w:rPr>
+              <w:t xml:space="preserve">Bariery w interakcjach rówieśniczych, konflikty, wycofanie.</w:t>
+            </w:r>
+          </w:p>
+        </w:tc>
+      </w:tr>
+      <w:tr>
+        <w:trPr>
+          <w:cantSplit/>
+        </w:trPr>
+        <w:tc>
+          <w:tcPr>
+            <w:tcW w:type="dxa" w:w="600"/>
+            <w:tcBorders>
+              <w:top w:val="single" w:color="E3E1EC" w:sz="4"/>
+              <w:left w:val="single" w:color="E3E1EC" w:sz="4"/>
+              <w:bottom w:val="single" w:color="E3E1EC" w:sz="4"/>
+              <w:right w:val="single" w:color="E3E1EC" w:sz="4"/>
+            </w:tcBorders>
+            <w:tcMar>
+              <w:top w:type="dxa" w:w="100"/>
+              <w:left w:type="dxa" w:w="140"/>
+              <w:bottom w:type="dxa" w:w="100"/>
+              <w:right w:type="dxa" w:w="120"/>
+            </w:tcMar>
+            <w:vAlign w:val="top"/>
+          </w:tcPr>
+          <w:p>
+            <w:pPr>
+              <w:spacing w:after="0" w:before="0" w:line="250"/>
+              <w:jc w:val="left"/>
+            </w:pPr>
+            <w:r>
+              <w:rPr>
+                <w:rFonts w:ascii="Arial" w:cs="Arial" w:eastAsia="Arial" w:hAnsi="Arial"/>
+                <w:b/>
+                <w:bCs/>
+                <w:i w:val="false"/>
+                <w:iCs w:val="false"/>
+                <w:caps w:val="false"/>
+                <w:color w:val="E74509"/>
+                <w:sz w:val="16"/>
+                <w:szCs w:val="16"/>
+              </w:rPr>
+              <w:t xml:space="preserve">d8</w:t>
+            </w:r>
+          </w:p>
+        </w:tc>
+        <w:tc>
+          <w:tcPr>
+            <w:tcW w:type="dxa" w:w="2500"/>
+            <w:tcBorders>
+              <w:top w:val="single" w:color="E3E1EC" w:sz="4"/>
+              <w:left w:val="single" w:color="E3E1EC" w:sz="4"/>
+              <w:bottom w:val="single" w:color="E3E1EC" w:sz="4"/>
+              <w:right w:val="single" w:color="E3E1EC" w:sz="4"/>
+            </w:tcBorders>
+            <w:tcMar>
+              <w:top w:type="dxa" w:w="100"/>
+              <w:left w:type="dxa" w:w="140"/>
+              <w:bottom w:type="dxa" w:w="100"/>
+              <w:right w:type="dxa" w:w="120"/>
+            </w:tcMar>
+            <w:vAlign w:val="top"/>
+          </w:tcPr>
+          <w:p>
+            <w:pPr>
+              <w:spacing w:after="0" w:before="0" w:line="250"/>
+              <w:jc w:val="left"/>
+            </w:pPr>
+            <w:r>
+              <w:rPr>
+                <w:rFonts w:ascii="Arial" w:cs="Arial" w:eastAsia="Arial" w:hAnsi="Arial"/>
+                <w:b/>
+                <w:bCs/>
+                <w:i w:val="false"/>
+                <w:iCs w:val="false"/>
+                <w:caps w:val="false"/>
+                <w:color w:val="1A1530"/>
+                <w:sz w:val="16"/>
+                <w:szCs w:val="16"/>
+              </w:rPr>
+              <w:t xml:space="preserve">Główne dziedziny życia (Edukacja)</w:t>
+            </w:r>
+          </w:p>
+        </w:tc>
+        <w:tc>
+          <w:tcPr>
+            <w:tcW w:type="dxa" w:w="1500"/>
+            <w:tcBorders>
+              <w:top w:val="single" w:color="E3E1EC" w:sz="4"/>
+              <w:left w:val="single" w:color="E3E1EC" w:sz="4"/>
+              <w:bottom w:val="single" w:color="E3E1EC" w:sz="4"/>
+              <w:right w:val="single" w:color="E3E1EC" w:sz="4"/>
+            </w:tcBorders>
+            <w:tcMar>
+              <w:top w:type="dxa" w:w="100"/>
+              <w:left w:type="dxa" w:w="140"/>
+              <w:bottom w:type="dxa" w:w="100"/>
+              <w:right w:type="dxa" w:w="120"/>
+            </w:tcMar>
+            <w:vAlign w:val="top"/>
+          </w:tcPr>
+          <w:p>
+            <w:pPr>
+              <w:spacing w:after="0" w:before="0" w:line="250"/>
+              <w:jc w:val="left"/>
+            </w:pPr>
+            <w:r>
+              <w:rPr>
+                <w:rFonts w:ascii="Arial" w:cs="Arial" w:eastAsia="Arial" w:hAnsi="Arial"/>
+                <w:b w:val="false"/>
+                <w:bCs w:val="false"/>
+                <w:i w:val="false"/>
+                <w:iCs w:val="false"/>
+                <w:caps w:val="false"/>
+                <w:color w:val="1A1530"/>
+                <w:sz w:val="16"/>
+                <w:szCs w:val="16"/>
+              </w:rPr>
+              <w:t xml:space="preserve">Śr: 2,0 (10 pkt)</w:t>
+            </w:r>
+          </w:p>
+        </w:tc>
+        <w:tc>
+          <w:tcPr>
+            <w:tcW w:type="dxa" w:w="800"/>
+            <w:tcBorders>
+              <w:top w:val="single" w:color="E3E1EC" w:sz="4"/>
+              <w:left w:val="single" w:color="E3E1EC" w:sz="4"/>
+              <w:bottom w:val="single" w:color="E3E1EC" w:sz="4"/>
+              <w:right w:val="single" w:color="E3E1EC" w:sz="4"/>
+            </w:tcBorders>
+            <w:tcMar>
+              <w:top w:type="dxa" w:w="100"/>
+              <w:left w:type="dxa" w:w="140"/>
+              <w:bottom w:type="dxa" w:w="100"/>
+              <w:right w:type="dxa" w:w="120"/>
+            </w:tcMar>
+            <w:vAlign w:val="top"/>
+          </w:tcPr>
+          <w:p>
+            <w:pPr>
+              <w:spacing w:after="0" w:before="0" w:line="250"/>
+              <w:jc w:val="left"/>
+            </w:pPr>
+            <w:r>
+              <w:rPr>
+                <w:rFonts w:ascii="Arial" w:cs="Arial" w:eastAsia="Arial" w:hAnsi="Arial"/>
+                <w:b w:val="false"/>
+                <w:bCs w:val="false"/>
+                <w:i w:val="false"/>
+                <w:iCs w:val="false"/>
+                <w:caps w:val="false"/>
+                <w:color w:val="1A1530"/>
+                <w:sz w:val="16"/>
+                <w:szCs w:val="16"/>
+              </w:rPr>
+              <w:t xml:space="preserve">Sten 4</w:t>
+            </w:r>
+          </w:p>
+        </w:tc>
+        <w:tc>
+          <w:tcPr>
+            <w:tcW w:type="dxa" w:w="1700"/>
+            <w:tcBorders>
+              <w:top w:val="single" w:color="E3E1EC" w:sz="4"/>
+              <w:left w:val="single" w:color="E3E1EC" w:sz="4"/>
+              <w:bottom w:val="single" w:color="E3E1EC" w:sz="4"/>
+              <w:right w:val="single" w:color="E3E1EC" w:sz="4"/>
+            </w:tcBorders>
+            <w:tcMar>
+              <w:top w:type="dxa" w:w="100"/>
+              <w:left w:type="dxa" w:w="140"/>
+              <w:bottom w:type="dxa" w:w="100"/>
+              <w:right w:type="dxa" w:w="120"/>
+            </w:tcMar>
+            <w:vAlign w:val="top"/>
+          </w:tcPr>
+          <w:p>
+            <w:pPr>
+              <w:spacing w:after="0" w:before="0" w:line="276"/>
+              <w:jc w:val="left"/>
+            </w:pPr>
+            <w:r>
+              <w:rPr>
+                <w:rFonts w:ascii="Arial" w:cs="Arial" w:eastAsia="Arial" w:hAnsi="Arial"/>
+                <w:b/>
+                <w:bCs/>
+                <w:i w:val="false"/>
+                <w:iCs w:val="false"/>
+                <w:caps w:val="false"/>
+                <w:color w:val="9A6A0A"/>
+                <w:sz w:val="14"/>
+                <w:szCs w:val="14"/>
+                <w:shd w:fill="FBF1DC" w:color="auto" w:val="clear"/>
+              </w:rPr>
+              <w:t xml:space="preserve"> Poziom 2 · Średni </w:t>
+            </w:r>
+          </w:p>
+        </w:tc>
+        <w:tc>
+          <w:tcPr>
+            <w:tcW w:type="dxa" w:w="2806"/>
+            <w:tcBorders>
+              <w:top w:val="single" w:color="E3E1EC" w:sz="4"/>
+              <w:left w:val="single" w:color="E3E1EC" w:sz="4"/>
+              <w:bottom w:val="single" w:color="E3E1EC" w:sz="4"/>
+              <w:right w:val="single" w:color="E3E1EC" w:sz="4"/>
+            </w:tcBorders>
+            <w:tcMar>
+              <w:top w:type="dxa" w:w="100"/>
+              <w:left w:type="dxa" w:w="140"/>
+              <w:bottom w:type="dxa" w:w="100"/>
+              <w:right w:type="dxa" w:w="120"/>
+            </w:tcMar>
+            <w:vAlign w:val="top"/>
+          </w:tcPr>
+          <w:p>
+            <w:pPr>
+              <w:spacing w:after="0" w:before="0" w:line="250"/>
+              <w:jc w:val="left"/>
+            </w:pPr>
+            <w:r>
+              <w:rPr>
+                <w:rFonts w:ascii="Arial" w:cs="Arial" w:eastAsia="Arial" w:hAnsi="Arial"/>
+                <w:b w:val="false"/>
+                <w:bCs w:val="false"/>
+                <w:i w:val="false"/>
+                <w:iCs w:val="false"/>
+                <w:caps w:val="false"/>
+                <w:color w:val="1A1530"/>
+                <w:sz w:val="16"/>
+                <w:szCs w:val="16"/>
+              </w:rPr>
+              <w:t xml:space="preserve">Wymaga dostosowania metod i stałego nadzoru nauczyciela.</w:t>
+            </w:r>
+          </w:p>
+        </w:tc>
+      </w:tr>
+      <w:tr>
+        <w:trPr>
+          <w:cantSplit/>
+        </w:trPr>
+        <w:tc>
+          <w:tcPr>
+            <w:tcW w:type="dxa" w:w="600"/>
+            <w:tcBorders>
+              <w:top w:val="single" w:color="E3E1EC" w:sz="4"/>
+              <w:left w:val="single" w:color="E3E1EC" w:sz="4"/>
+              <w:bottom w:val="single" w:color="E3E1EC" w:sz="4"/>
+              <w:right w:val="single" w:color="E3E1EC" w:sz="4"/>
+            </w:tcBorders>
+            <w:tcMar>
+              <w:top w:type="dxa" w:w="100"/>
+              <w:left w:type="dxa" w:w="140"/>
+              <w:bottom w:type="dxa" w:w="100"/>
+              <w:right w:type="dxa" w:w="120"/>
+            </w:tcMar>
+            <w:vAlign w:val="top"/>
+          </w:tcPr>
+          <w:p>
+            <w:pPr>
+              <w:spacing w:after="0" w:before="0" w:line="250"/>
+              <w:jc w:val="left"/>
+            </w:pPr>
+            <w:r>
+              <w:rPr>
+                <w:rFonts w:ascii="Arial" w:cs="Arial" w:eastAsia="Arial" w:hAnsi="Arial"/>
+                <w:b/>
+                <w:bCs/>
+                <w:i w:val="false"/>
+                <w:iCs w:val="false"/>
+                <w:caps w:val="false"/>
+                <w:color w:val="E74509"/>
+                <w:sz w:val="16"/>
+                <w:szCs w:val="16"/>
+              </w:rPr>
+              <w:t xml:space="preserve">d9</w:t>
+            </w:r>
+          </w:p>
+        </w:tc>
+        <w:tc>
+          <w:tcPr>
+            <w:tcW w:type="dxa" w:w="2500"/>
+            <w:tcBorders>
+              <w:top w:val="single" w:color="E3E1EC" w:sz="4"/>
+              <w:left w:val="single" w:color="E3E1EC" w:sz="4"/>
+              <w:bottom w:val="single" w:color="E3E1EC" w:sz="4"/>
+              <w:right w:val="single" w:color="E3E1EC" w:sz="4"/>
+            </w:tcBorders>
+            <w:tcMar>
+              <w:top w:type="dxa" w:w="100"/>
+              <w:left w:type="dxa" w:w="140"/>
+              <w:bottom w:type="dxa" w:w="100"/>
+              <w:right w:type="dxa" w:w="120"/>
+            </w:tcMar>
+            <w:vAlign w:val="top"/>
+          </w:tcPr>
+          <w:p>
+            <w:pPr>
+              <w:spacing w:after="0" w:before="0" w:line="250"/>
+              <w:jc w:val="left"/>
+            </w:pPr>
+            <w:r>
+              <w:rPr>
+                <w:rFonts w:ascii="Arial" w:cs="Arial" w:eastAsia="Arial" w:hAnsi="Arial"/>
+                <w:b/>
+                <w:bCs/>
+                <w:i w:val="false"/>
+                <w:iCs w:val="false"/>
+                <w:caps w:val="false"/>
+                <w:color w:val="1A1530"/>
+                <w:sz w:val="16"/>
+                <w:szCs w:val="16"/>
+              </w:rPr>
+              <w:t xml:space="preserve">Życie społecznościowe i obywatelskie</w:t>
+            </w:r>
+          </w:p>
+        </w:tc>
+        <w:tc>
+          <w:tcPr>
+            <w:tcW w:type="dxa" w:w="1500"/>
+            <w:tcBorders>
+              <w:top w:val="single" w:color="E3E1EC" w:sz="4"/>
+              <w:left w:val="single" w:color="E3E1EC" w:sz="4"/>
+              <w:bottom w:val="single" w:color="E3E1EC" w:sz="4"/>
+              <w:right w:val="single" w:color="E3E1EC" w:sz="4"/>
+            </w:tcBorders>
+            <w:tcMar>
+              <w:top w:type="dxa" w:w="100"/>
+              <w:left w:type="dxa" w:w="140"/>
+              <w:bottom w:type="dxa" w:w="100"/>
+              <w:right w:type="dxa" w:w="120"/>
+            </w:tcMar>
+            <w:vAlign w:val="top"/>
+          </w:tcPr>
+          <w:p>
+            <w:pPr>
+              <w:spacing w:after="0" w:before="0" w:line="250"/>
+              <w:jc w:val="left"/>
+            </w:pPr>
+            <w:r>
+              <w:rPr>
+                <w:rFonts w:ascii="Arial" w:cs="Arial" w:eastAsia="Arial" w:hAnsi="Arial"/>
+                <w:b w:val="false"/>
+                <w:bCs w:val="false"/>
+                <w:i w:val="false"/>
+                <w:iCs w:val="false"/>
+                <w:caps w:val="false"/>
+                <w:color w:val="1A1530"/>
+                <w:sz w:val="16"/>
+                <w:szCs w:val="16"/>
+              </w:rPr>
+              <w:t xml:space="preserve">Śr: 1,8 (9 pkt)</w:t>
+            </w:r>
+          </w:p>
+        </w:tc>
+        <w:tc>
+          <w:tcPr>
+            <w:tcW w:type="dxa" w:w="800"/>
+            <w:tcBorders>
+              <w:top w:val="single" w:color="E3E1EC" w:sz="4"/>
+              <w:left w:val="single" w:color="E3E1EC" w:sz="4"/>
+              <w:bottom w:val="single" w:color="E3E1EC" w:sz="4"/>
+              <w:right w:val="single" w:color="E3E1EC" w:sz="4"/>
+            </w:tcBorders>
+            <w:tcMar>
+              <w:top w:type="dxa" w:w="100"/>
+              <w:left w:type="dxa" w:w="140"/>
+              <w:bottom w:type="dxa" w:w="100"/>
+              <w:right w:type="dxa" w:w="120"/>
+            </w:tcMar>
+            <w:vAlign w:val="top"/>
+          </w:tcPr>
+          <w:p>
+            <w:pPr>
+              <w:spacing w:after="0" w:before="0" w:line="250"/>
+              <w:jc w:val="left"/>
+            </w:pPr>
+            <w:r>
+              <w:rPr>
+                <w:rFonts w:ascii="Arial" w:cs="Arial" w:eastAsia="Arial" w:hAnsi="Arial"/>
+                <w:b w:val="false"/>
+                <w:bCs w:val="false"/>
+                <w:i w:val="false"/>
+                <w:iCs w:val="false"/>
+                <w:caps w:val="false"/>
+                <w:color w:val="1A1530"/>
+                <w:sz w:val="16"/>
+                <w:szCs w:val="16"/>
+              </w:rPr>
+              <w:t xml:space="preserve">Sten 3</w:t>
+            </w:r>
+          </w:p>
+        </w:tc>
+        <w:tc>
+          <w:tcPr>
+            <w:tcW w:type="dxa" w:w="1700"/>
+            <w:tcBorders>
+              <w:top w:val="single" w:color="E3E1EC" w:sz="4"/>
+              <w:left w:val="single" w:color="E3E1EC" w:sz="4"/>
+              <w:bottom w:val="single" w:color="E3E1EC" w:sz="4"/>
+              <w:right w:val="single" w:color="E3E1EC" w:sz="4"/>
+            </w:tcBorders>
+            <w:tcMar>
+              <w:top w:type="dxa" w:w="100"/>
+              <w:left w:type="dxa" w:w="140"/>
+              <w:bottom w:type="dxa" w:w="100"/>
+              <w:right w:type="dxa" w:w="120"/>
+            </w:tcMar>
+            <w:vAlign w:val="top"/>
+          </w:tcPr>
+          <w:p>
+            <w:pPr>
+              <w:spacing w:after="0" w:before="0" w:line="276"/>
+              <w:jc w:val="left"/>
+            </w:pPr>
+            <w:r>
+              <w:rPr>
+                <w:rFonts w:ascii="Arial" w:cs="Arial" w:eastAsia="Arial" w:hAnsi="Arial"/>
+                <w:b/>
+                <w:bCs/>
+                <w:i w:val="false"/>
+                <w:iCs w:val="false"/>
+                <w:caps w:val="false"/>
+                <w:color w:val="BF382A"/>
+                <w:sz w:val="14"/>
+                <w:szCs w:val="14"/>
+                <w:shd w:fill="FBE6E3" w:color="auto" w:val="clear"/>
+              </w:rPr>
+              <w:t xml:space="preserve"> Poziom 3 · Wysoki </w:t>
+            </w:r>
+          </w:p>
+        </w:tc>
+        <w:tc>
+          <w:tcPr>
+            <w:tcW w:type="dxa" w:w="2806"/>
+            <w:tcBorders>
+              <w:top w:val="single" w:color="E3E1EC" w:sz="4"/>
+              <w:left w:val="single" w:color="E3E1EC" w:sz="4"/>
+              <w:bottom w:val="single" w:color="E3E1EC" w:sz="4"/>
+              <w:right w:val="single" w:color="E3E1EC" w:sz="4"/>
+            </w:tcBorders>
+            <w:tcMar>
+              <w:top w:type="dxa" w:w="100"/>
+              <w:left w:type="dxa" w:w="140"/>
+              <w:bottom w:type="dxa" w:w="100"/>
+              <w:right w:type="dxa" w:w="120"/>
+            </w:tcMar>
+            <w:vAlign w:val="top"/>
+          </w:tcPr>
+          <w:p>
+            <w:pPr>
+              <w:spacing w:after="0" w:before="0" w:line="250"/>
+              <w:jc w:val="left"/>
+            </w:pPr>
+            <w:r>
+              <w:rPr>
+                <w:rFonts w:ascii="Arial" w:cs="Arial" w:eastAsia="Arial" w:hAnsi="Arial"/>
+                <w:b w:val="false"/>
+                <w:bCs w:val="false"/>
+                <w:i w:val="false"/>
+                <w:iCs w:val="false"/>
+                <w:caps w:val="false"/>
+                <w:color w:val="1A1530"/>
+                <w:sz w:val="16"/>
+                <w:szCs w:val="16"/>
+              </w:rPr>
+              <w:t xml:space="preserve">Trudność w uczestnictwie w apelach i wyjściach zbiorowych.</w:t>
+            </w:r>
+          </w:p>
+        </w:tc>
+      </w:tr>
+    </w:tbl>
+    <w:p>
+      <w:pPr>
+        <w:spacing w:after="0" w:before="100" w:line="276"/>
+        <w:jc w:val="right"/>
+      </w:pPr>
+      <w:r>
+        <w:rPr>
+          <w:rFonts w:ascii="Arial" w:cs="Arial" w:eastAsia="Arial" w:hAnsi="Arial"/>
+          <w:b/>
+          <w:bCs/>
+          <w:i w:val="false"/>
+          <w:iCs w:val="false"/>
+          <w:caps w:val="false"/>
+          <w:color w:val="2E7D45"/>
+          <w:sz w:val="13"/>
+          <w:szCs w:val="13"/>
+          <w:shd w:fill="E6F4EC" w:color="auto" w:val="clear"/>
+        </w:rPr>
+        <w:t xml:space="preserve">Poziom 1 · Niski</w:t>
+      </w:r>
+      <w:r>
+        <w:rPr>
+          <w:rFonts w:ascii="Arial" w:cs="Arial" w:eastAsia="Arial" w:hAnsi="Arial"/>
+          <w:b w:val="false"/>
+          <w:bCs w:val="false"/>
+          <w:i w:val="false"/>
+          <w:iCs w:val="false"/>
+          <w:caps w:val="false"/>
+          <w:color w:val="1A1530"/>
+          <w:sz w:val="13"/>
+          <w:szCs w:val="13"/>
+        </w:rPr>
+        <w:t xml:space="preserve">    </w:t>
+      </w:r>
+      <w:r>
+        <w:rPr>
+          <w:rFonts w:ascii="Arial" w:cs="Arial" w:eastAsia="Arial" w:hAnsi="Arial"/>
+          <w:b/>
+          <w:bCs/>
+          <w:i w:val="false"/>
+          <w:iCs w:val="false"/>
+          <w:caps w:val="false"/>
+          <w:color w:val="9A6A0A"/>
+          <w:sz w:val="13"/>
+          <w:szCs w:val="13"/>
+          <w:shd w:fill="FBF1DC" w:color="auto" w:val="clear"/>
+        </w:rPr>
+        <w:t xml:space="preserve">Poziom 2 · Średni</w:t>
+      </w:r>
+      <w:r>
+        <w:rPr>
+          <w:rFonts w:ascii="Arial" w:cs="Arial" w:eastAsia="Arial" w:hAnsi="Arial"/>
+          <w:b w:val="false"/>
+          <w:bCs w:val="false"/>
+          <w:i w:val="false"/>
+          <w:iCs w:val="false"/>
+          <w:caps w:val="false"/>
+          <w:color w:val="1A1530"/>
+          <w:sz w:val="13"/>
+          <w:szCs w:val="13"/>
+        </w:rPr>
+        <w:t xml:space="preserve">    </w:t>
+      </w:r>
+      <w:r>
+        <w:rPr>
+          <w:rFonts w:ascii="Arial" w:cs="Arial" w:eastAsia="Arial" w:hAnsi="Arial"/>
+          <w:b/>
+          <w:bCs/>
+          <w:i w:val="false"/>
+          <w:iCs w:val="false"/>
+          <w:caps w:val="false"/>
+          <w:color w:val="BF382A"/>
+          <w:sz w:val="13"/>
+          <w:szCs w:val="13"/>
+          <w:shd w:fill="FBE6E3" w:color="auto" w:val="clear"/>
+        </w:rPr>
+        <w:t xml:space="preserve">Poziom 3 · Wysoki</w:t>
+      </w:r>
+    </w:p>
+    <w:p>
+      <w:r>
+        <w:br w:type="page"/>
+      </w:r>
+    </w:p>
+    <w:tbl>
+      <w:tblPr>
+        <w:tblW w:type="dxa" w:w="9906"/>
+        <w:tblBorders>
+          <w:top w:val="single" w:color="auto" w:sz="4"/>
+          <w:left w:val="single" w:color="auto" w:sz="4"/>
+          <w:bottom w:val="single" w:color="auto" w:sz="4"/>
+          <w:right w:val="single" w:color="auto" w:sz="4"/>
+          <w:insideH w:val="single" w:color="auto" w:sz="4"/>
+          <w:insideV w:val="single" w:color="auto" w:sz="4"/>
+        </w:tblBorders>
+      </w:tblPr>
+      <w:tblGrid>
+        <w:gridCol w:w="700"/>
+        <w:gridCol w:w="6200"/>
+        <w:gridCol w:w="3006"/>
+      </w:tblGrid>
+      <w:tr>
+        <w:trPr>
+          <w:cantSplit/>
+        </w:trPr>
+        <w:tc>
+          <w:tcPr>
+            <w:tcW w:type="dxa" w:w="700"/>
+            <w:tcBorders>
+              <w:top w:val="nil"/>
+              <w:left w:val="nil"/>
+              <w:bottom w:val="nil"/>
+              <w:right w:val="nil"/>
+            </w:tcBorders>
+            <w:shd w:fill="2D1B69" w:color="auto" w:val="clear"/>
+            <w:tcMar>
+              <w:top w:type="dxa" w:w="120"/>
+              <w:left w:type="dxa" w:w="40"/>
+              <w:bottom w:type="dxa" w:w="120"/>
+              <w:right w:type="dxa" w:w="40"/>
+            </w:tcMar>
+            <w:vAlign w:val="center"/>
+          </w:tcPr>
+          <w:p>
+            <w:pPr>
+              <w:spacing w:after="0" w:before="0" w:line="276"/>
+              <w:jc w:val="center"/>
+            </w:pPr>
+            <w:r>
+              <w:rPr>
+                <w:rFonts w:ascii="Arial" w:cs="Arial" w:eastAsia="Arial" w:hAnsi="Arial"/>
+                <w:b/>
+                <w:bCs/>
+                <w:i w:val="false"/>
+                <w:iCs w:val="false"/>
+                <w:caps w:val="false"/>
+                <w:color w:val="FFFFFF"/>
+                <w:sz w:val="12"/>
+                <w:szCs w:val="12"/>
+              </w:rPr>
+              <w:t xml:space="preserve">PCTP</w:t>
+            </w:r>
+          </w:p>
+        </w:tc>
+        <w:tc>
+          <w:tcPr>
+            <w:tcW w:type="dxa" w:w="6200"/>
+            <w:tcBorders>
+              <w:top w:val="nil"/>
+              <w:left w:val="nil"/>
+              <w:bottom w:val="nil"/>
+              <w:right w:val="nil"/>
+            </w:tcBorders>
+            <w:tcMar>
+              <w:top w:type="dxa" w:w="0"/>
+              <w:left w:type="dxa" w:w="160"/>
+              <w:bottom w:type="dxa" w:w="0"/>
+              <w:right w:type="dxa" w:w="0"/>
+            </w:tcMar>
+            <w:vAlign w:val="center"/>
+          </w:tcPr>
+          <w:p>
+            <w:pPr>
+              <w:spacing w:after="20" w:before="0" w:line="276"/>
+              <w:jc w:val="left"/>
+            </w:pPr>
+            <w:r>
+              <w:rPr>
+                <w:rFonts w:ascii="Arial" w:cs="Arial" w:eastAsia="Arial" w:hAnsi="Arial"/>
+                <w:b/>
+                <w:bCs/>
+                <w:i w:val="false"/>
+                <w:iCs w:val="false"/>
+                <w:caps w:val="false"/>
+                <w:color w:val="2D1B69"/>
+                <w:sz w:val="26"/>
+                <w:szCs w:val="26"/>
+              </w:rPr>
+              <w:t xml:space="preserve">EduPlaner 2026</w:t>
+            </w:r>
+          </w:p>
+          <w:p>
+            <w:pPr>
+              <w:spacing w:after="0" w:before="0" w:line="276"/>
+              <w:jc w:val="left"/>
+            </w:pPr>
+            <w:r>
+              <w:rPr>
+                <w:rFonts w:ascii="Arial" w:cs="Arial" w:eastAsia="Arial" w:hAnsi="Arial"/>
+                <w:b w:val="false"/>
+                <w:bCs w:val="false"/>
+                <w:i w:val="false"/>
+                <w:iCs w:val="false"/>
+                <w:caps/>
+                <w:color w:val="6B6378"/>
+                <w:spacing w:val="14"/>
+                <w:sz w:val="12"/>
+                <w:szCs w:val="12"/>
+              </w:rPr>
+              <w:t xml:space="preserve">Raport Oceny Funkcjonalnej · Część II · Analiza jakościowa</w:t>
+            </w:r>
+          </w:p>
+        </w:tc>
+        <w:tc>
+          <w:tcPr>
+            <w:tcW w:type="dxa" w:w="3006"/>
+            <w:tcBorders>
+              <w:top w:val="nil"/>
+              <w:left w:val="nil"/>
+              <w:bottom w:val="nil"/>
+              <w:right w:val="nil"/>
+            </w:tcBorders>
+            <w:tcMar>
+              <w:top w:type="dxa" w:w="0"/>
+              <w:left w:type="dxa" w:w="0"/>
+              <w:bottom w:type="dxa" w:w="0"/>
+              <w:right w:type="dxa" w:w="0"/>
+            </w:tcMar>
+            <w:vAlign w:val="center"/>
+          </w:tcPr>
+          <w:p>
+            <w:pPr>
+              <w:spacing w:after="60" w:before="0" w:line="276"/>
+              <w:jc w:val="right"/>
+            </w:pPr>
+            <w:r>
+              <w:rPr>
+                <w:rFonts w:ascii="Arial" w:cs="Arial" w:eastAsia="Arial" w:hAnsi="Arial"/>
+                <w:b/>
+                <w:bCs/>
+                <w:i w:val="false"/>
+                <w:iCs w:val="false"/>
+                <w:caps w:val="false"/>
+                <w:color w:val="FFFFFF"/>
+                <w:spacing w:val="10"/>
+                <w:sz w:val="13"/>
+                <w:szCs w:val="13"/>
+                <w:shd w:fill="E74509" w:color="auto" w:val="clear"/>
+              </w:rPr>
+              <w:t xml:space="preserve">  RAPORT · 2026  </w:t>
+            </w:r>
+          </w:p>
+          <w:p>
+            <w:pPr>
+              <w:spacing w:after="0" w:before="0" w:line="276"/>
+              <w:jc w:val="right"/>
+            </w:pPr>
+            <w:r>
+              <w:rPr>
+                <w:rFonts w:ascii="Arial" w:cs="Arial" w:eastAsia="Arial" w:hAnsi="Arial"/>
+                <w:b w:val="false"/>
+                <w:bCs w:val="false"/>
+                <w:i w:val="false"/>
+                <w:iCs w:val="false"/>
+                <w:caps w:val="false"/>
+                <w:color w:val="6B6378"/>
+                <w:spacing w:val="14"/>
+                <w:sz w:val="11"/>
+                <w:szCs w:val="11"/>
+              </w:rPr>
+              <w:t xml:space="preserve">DOKUMENT DLA RODZICA · 2026</w:t>
+            </w:r>
+          </w:p>
+        </w:tc>
+      </w:tr>
+    </w:tbl>
+    <w:p>
+      <w:pPr>
+        <w:pBdr>
+          <w:bottom w:val="single" w:color="2D1B69" w:sz="12" w:space="1"/>
+        </w:pBdr>
+        <w:spacing w:after="160" w:before="60"/>
+      </w:pPr>
+    </w:p>
+    <w:tbl>
+      <w:tblPr>
+        <w:tblW w:type="dxa" w:w="9706"/>
+        <w:tblBorders>
+          <w:top w:val="single" w:color="auto" w:sz="4"/>
+          <w:left w:val="single" w:color="auto" w:sz="4"/>
+          <w:bottom w:val="single" w:color="auto" w:sz="4"/>
+          <w:right w:val="single" w:color="auto" w:sz="4"/>
+          <w:insideH w:val="single" w:color="auto" w:sz="4"/>
+          <w:insideV w:val="single" w:color="auto" w:sz="4"/>
+        </w:tblBorders>
+      </w:tblPr>
+      <w:tblGrid>
+        <w:gridCol w:w="3900"/>
+        <w:gridCol w:w="2900"/>
+        <w:gridCol w:w="2906"/>
+      </w:tblGrid>
+      <w:tr>
+        <w:trPr>
+          <w:cantSplit/>
+        </w:trPr>
+        <w:tc>
+          <w:tcPr>
+            <w:tcW w:type="dxa" w:w="3900"/>
+            <w:tcBorders>
+              <w:top w:val="single" w:color="FFFFFF" w:sz="12"/>
+              <w:left w:val="single" w:color="FFFFFF" w:sz="12"/>
+              <w:bottom w:val="single" w:color="FFFFFF" w:sz="12"/>
+              <w:right w:val="single" w:color="FFFFFF" w:sz="12"/>
+            </w:tcBorders>
+            <w:shd w:fill="EFE9F9" w:color="auto" w:val="clear"/>
+            <w:tcMar>
+              <w:top w:type="dxa" w:w="110"/>
+              <w:left w:type="dxa" w:w="180"/>
+              <w:bottom w:type="dxa" w:w="110"/>
+              <w:right w:type="dxa" w:w="120"/>
+            </w:tcMar>
+            <w:vAlign w:val="top"/>
+          </w:tcPr>
+          <w:p>
+            <w:pPr>
+              <w:spacing w:after="0" w:before="0" w:line="276"/>
+              <w:jc w:val="left"/>
+            </w:pPr>
+            <w:r>
+              <w:rPr>
+                <w:rFonts w:ascii="Arial" w:cs="Arial" w:eastAsia="Arial" w:hAnsi="Arial"/>
+                <w:b/>
+                <w:bCs/>
+                <w:i w:val="false"/>
+                <w:iCs w:val="false"/>
+                <w:caps w:val="false"/>
+                <w:color w:val="7D6FB0"/>
+                <w:spacing w:val="14"/>
+                <w:sz w:val="12"/>
+                <w:szCs w:val="12"/>
+              </w:rPr>
+              <w:t xml:space="preserve">DOTYCZY DZIECKA</w:t>
+            </w:r>
+            <w:r>
+              <w:rPr>
+                <w:rFonts w:ascii="Arial" w:cs="Arial" w:eastAsia="Arial" w:hAnsi="Arial"/>
+                <w:b w:val="false"/>
+                <w:bCs w:val="false"/>
+                <w:i w:val="false"/>
+                <w:iCs w:val="false"/>
+                <w:caps w:val="false"/>
+                <w:color w:val="B6A6DF"/>
+                <w:sz w:val="14"/>
+                <w:szCs w:val="14"/>
+              </w:rPr>
+              <w:t xml:space="preserve">  ....................................................</w:t>
+            </w:r>
+            <w:r>
+              <w:rPr>
+                <w:rFonts w:ascii="Arial" w:cs="Arial" w:eastAsia="Arial" w:hAnsi="Arial"/>
+                <w:b w:val="false"/>
+                <w:bCs w:val="false"/>
+                <w:i w:val="false"/>
+                <w:iCs w:val="false"/>
+                <w:caps w:val="false"/>
+                <w:color w:val="6B6378"/>
+                <w:sz w:val="14"/>
+                <w:szCs w:val="14"/>
+              </w:rPr>
+              <w:t xml:space="preserve"/>
+            </w:r>
+          </w:p>
+        </w:tc>
+        <w:tc>
+          <w:tcPr>
+            <w:tcW w:type="dxa" w:w="2900"/>
+            <w:tcBorders>
+              <w:top w:val="single" w:color="FFFFFF" w:sz="12"/>
+              <w:left w:val="single" w:color="FFFFFF" w:sz="12"/>
+              <w:bottom w:val="single" w:color="FFFFFF" w:sz="12"/>
+              <w:right w:val="single" w:color="FFFFFF" w:sz="12"/>
+            </w:tcBorders>
+            <w:shd w:fill="EFE9F9" w:color="auto" w:val="clear"/>
+            <w:tcMar>
+              <w:top w:type="dxa" w:w="110"/>
+              <w:left w:type="dxa" w:w="180"/>
+              <w:bottom w:type="dxa" w:w="110"/>
+              <w:right w:type="dxa" w:w="120"/>
+            </w:tcMar>
+            <w:vAlign w:val="top"/>
+          </w:tcPr>
+          <w:p>
+            <w:pPr>
+              <w:spacing w:after="0" w:before="0" w:line="276"/>
+              <w:jc w:val="left"/>
+            </w:pPr>
+            <w:r>
+              <w:rPr>
+                <w:rFonts w:ascii="Arial" w:cs="Arial" w:eastAsia="Arial" w:hAnsi="Arial"/>
+                <w:b/>
+                <w:bCs/>
+                <w:i w:val="false"/>
+                <w:iCs w:val="false"/>
+                <w:caps w:val="false"/>
+                <w:color w:val="7D6FB0"/>
+                <w:spacing w:val="14"/>
+                <w:sz w:val="12"/>
+                <w:szCs w:val="12"/>
+              </w:rPr>
+              <w:t xml:space="preserve">GRUPA / KLASA</w:t>
+            </w:r>
+            <w:r>
+              <w:rPr>
+                <w:rFonts w:ascii="Arial" w:cs="Arial" w:eastAsia="Arial" w:hAnsi="Arial"/>
+                <w:b w:val="false"/>
+                <w:bCs w:val="false"/>
+                <w:i w:val="false"/>
+                <w:iCs w:val="false"/>
+                <w:caps w:val="false"/>
+                <w:color w:val="B6A6DF"/>
+                <w:sz w:val="14"/>
+                <w:szCs w:val="14"/>
+              </w:rPr>
+              <w:t xml:space="preserve">  ..............................</w:t>
+            </w:r>
+            <w:r>
+              <w:rPr>
+                <w:rFonts w:ascii="Arial" w:cs="Arial" w:eastAsia="Arial" w:hAnsi="Arial"/>
+                <w:b w:val="false"/>
+                <w:bCs w:val="false"/>
+                <w:i w:val="false"/>
+                <w:iCs w:val="false"/>
+                <w:caps w:val="false"/>
+                <w:color w:val="6B6378"/>
+                <w:sz w:val="14"/>
+                <w:szCs w:val="14"/>
+              </w:rPr>
+              <w:t xml:space="preserve"/>
+            </w:r>
+          </w:p>
+        </w:tc>
+        <w:tc>
+          <w:tcPr>
+            <w:tcW w:type="dxa" w:w="2906"/>
+            <w:tcBorders>
+              <w:top w:val="single" w:color="FFFFFF" w:sz="12"/>
+              <w:left w:val="single" w:color="FFFFFF" w:sz="12"/>
+              <w:bottom w:val="single" w:color="FFFFFF" w:sz="12"/>
+              <w:right w:val="single" w:color="FFFFFF" w:sz="12"/>
+            </w:tcBorders>
+            <w:shd w:fill="EFE9F9" w:color="auto" w:val="clear"/>
+            <w:tcMar>
+              <w:top w:type="dxa" w:w="110"/>
+              <w:left w:type="dxa" w:w="180"/>
+              <w:bottom w:type="dxa" w:w="110"/>
+              <w:right w:type="dxa" w:w="120"/>
+            </w:tcMar>
+            <w:vAlign w:val="top"/>
+          </w:tcPr>
+          <w:p>
+            <w:pPr>
+              <w:spacing w:after="0" w:before="0" w:line="276"/>
+              <w:jc w:val="left"/>
+            </w:pPr>
+            <w:r>
+              <w:rPr>
+                <w:rFonts w:ascii="Arial" w:cs="Arial" w:eastAsia="Arial" w:hAnsi="Arial"/>
+                <w:b/>
+                <w:bCs/>
+                <w:i w:val="false"/>
+                <w:iCs w:val="false"/>
+                <w:caps w:val="false"/>
+                <w:color w:val="7D6FB0"/>
+                <w:spacing w:val="14"/>
+                <w:sz w:val="12"/>
+                <w:szCs w:val="12"/>
+              </w:rPr>
+              <w:t xml:space="preserve">DATA</w:t>
+            </w:r>
+            <w:r>
+              <w:rPr>
+                <w:rFonts w:ascii="Arial" w:cs="Arial" w:eastAsia="Arial" w:hAnsi="Arial"/>
+                <w:b w:val="false"/>
+                <w:bCs w:val="false"/>
+                <w:i w:val="false"/>
+                <w:iCs w:val="false"/>
+                <w:caps w:val="false"/>
+                <w:color w:val="B6A6DF"/>
+                <w:sz w:val="14"/>
+                <w:szCs w:val="14"/>
+              </w:rPr>
+              <w:t xml:space="preserve">  ..............................</w:t>
+            </w:r>
+            <w:r>
+              <w:rPr>
+                <w:rFonts w:ascii="Arial" w:cs="Arial" w:eastAsia="Arial" w:hAnsi="Arial"/>
+                <w:b w:val="false"/>
+                <w:bCs w:val="false"/>
+                <w:i w:val="false"/>
+                <w:iCs w:val="false"/>
+                <w:caps w:val="false"/>
+                <w:color w:val="6B6378"/>
+                <w:sz w:val="14"/>
+                <w:szCs w:val="14"/>
+              </w:rPr>
+              <w:t xml:space="preserve">  r.</w:t>
+            </w:r>
+          </w:p>
+        </w:tc>
+      </w:tr>
+    </w:tbl>
+    <w:p>
+      <w:pPr>
+        <w:spacing w:after="120" w:before="0"/>
+      </w:pPr>
+    </w:p>
+    <w:p>
+      <w:pPr>
+        <w:keepNext/>
+        <w:pBdr>
+          <w:bottom w:val="single" w:color="D9D0F0" w:sz="4" w:space="6"/>
+        </w:pBdr>
+        <w:spacing w:after="140" w:before="200"/>
+      </w:pPr>
+      <w:r>
+        <w:rPr>
+          <w:rFonts w:ascii="Arial" w:cs="Arial" w:eastAsia="Arial" w:hAnsi="Arial"/>
+          <w:b/>
+          <w:bCs/>
+          <w:i w:val="false"/>
+          <w:iCs w:val="false"/>
+          <w:caps w:val="false"/>
+          <w:color w:val="FFFFFF"/>
+          <w:sz w:val="20"/>
+          <w:szCs w:val="20"/>
+          <w:shd w:fill="E74509" w:color="auto" w:val="clear"/>
+        </w:rPr>
+        <w:t xml:space="preserve"> 6 </w:t>
+      </w:r>
+      <w:r>
+        <w:rPr>
+          <w:rFonts w:ascii="Arial" w:cs="Arial" w:eastAsia="Arial" w:hAnsi="Arial"/>
+          <w:b w:val="false"/>
+          <w:bCs w:val="false"/>
+          <w:i w:val="false"/>
+          <w:iCs w:val="false"/>
+          <w:caps w:val="false"/>
+          <w:color w:val="1A1530"/>
+          <w:sz w:val="20"/>
+          <w:szCs w:val="20"/>
+        </w:rPr>
+        <w:t xml:space="preserve">   </w:t>
+      </w:r>
+      <w:r>
+        <w:rPr>
+          <w:rFonts w:ascii="Arial" w:cs="Arial" w:eastAsia="Arial" w:hAnsi="Arial"/>
+          <w:b/>
+          <w:bCs/>
+          <w:i w:val="false"/>
+          <w:iCs w:val="false"/>
+          <w:caps w:val="false"/>
+          <w:color w:val="2D1B69"/>
+          <w:spacing w:val="10"/>
+          <w:sz w:val="22"/>
+          <w:szCs w:val="22"/>
+        </w:rPr>
+        <w:t xml:space="preserve">ANALIZA JAKOŚCIOWA OBSZARÓW OBSERWACJI ORAZ ZALECENIA DO IPE</w:t>
+      </w:r>
+    </w:p>
+    <w:p>
+      <w:pPr>
+        <w:spacing w:after="140" w:before="0" w:line="260"/>
+        <w:jc w:val="both"/>
+      </w:pPr>
+      <w:r>
+        <w:rPr>
+          <w:rFonts w:ascii="Arial" w:cs="Arial" w:eastAsia="Arial" w:hAnsi="Arial"/>
+          <w:b w:val="false"/>
+          <w:bCs w:val="false"/>
+          <w:i w:val="false"/>
+          <w:iCs w:val="false"/>
+          <w:caps w:val="false"/>
+          <w:color w:val="6B6378"/>
+          <w:sz w:val="16"/>
+          <w:szCs w:val="16"/>
+        </w:rPr>
+        <w:t xml:space="preserve">Szczegółowa diagnoza funkcjonalna powiązana bezpośrednio ze sformułowanymi rekomendacjami do Indywidualnego Programu Edukacyjnego (IPE):</w:t>
+      </w:r>
+    </w:p>
+    <w:tbl>
+      <w:tblPr>
+        <w:tblW w:type="dxa" w:w="9906"/>
+        <w:tblBorders>
+          <w:top w:val="single" w:color="auto" w:sz="4"/>
+          <w:left w:val="single" w:color="auto" w:sz="4"/>
+          <w:bottom w:val="single" w:color="auto" w:sz="4"/>
+          <w:right w:val="single" w:color="auto" w:sz="4"/>
+          <w:insideH w:val="single" w:color="auto" w:sz="4"/>
+          <w:insideV w:val="single" w:color="auto" w:sz="4"/>
+        </w:tblBorders>
+      </w:tblPr>
+      <w:tblGrid>
+        <w:gridCol w:w="1900"/>
+        <w:gridCol w:w="3900"/>
+        <w:gridCol w:w="4106"/>
+      </w:tblGrid>
+      <w:tr>
+        <w:trPr>
+          <w:cantSplit/>
+        </w:trPr>
+        <w:tc>
+          <w:tcPr>
+            <w:tcW w:type="dxa" w:w="1900"/>
+            <w:tcBorders>
+              <w:top w:val="single" w:color="D9D0F0" w:sz="4"/>
+              <w:left w:val="single" w:color="D9D0F0" w:sz="4"/>
+              <w:bottom w:val="single" w:color="D9D0F0" w:sz="4"/>
+              <w:right w:val="single" w:color="D9D0F0" w:sz="4"/>
+            </w:tcBorders>
+            <w:shd w:fill="EFE9F9" w:color="auto" w:val="clear"/>
+            <w:tcMar>
+              <w:top w:type="dxa" w:w="100"/>
+              <w:left w:type="dxa" w:w="140"/>
+              <w:bottom w:type="dxa" w:w="100"/>
+              <w:right w:type="dxa" w:w="120"/>
+            </w:tcMar>
+            <w:vAlign w:val="top"/>
+          </w:tcPr>
+          <w:p>
+            <w:pPr>
+              <w:spacing w:after="0" w:before="0" w:line="276"/>
+              <w:jc w:val="left"/>
+            </w:pPr>
+            <w:r>
+              <w:rPr>
+                <w:rFonts w:ascii="Arial" w:cs="Arial" w:eastAsia="Arial" w:hAnsi="Arial"/>
+                <w:b/>
+                <w:bCs/>
+                <w:i w:val="false"/>
+                <w:iCs w:val="false"/>
+                <w:caps/>
+                <w:color w:val="2D1B69"/>
+                <w:spacing w:val="10"/>
+                <w:sz w:val="13"/>
+                <w:szCs w:val="13"/>
+              </w:rPr>
+              <w:t xml:space="preserve">Domena ICF</w:t>
+            </w:r>
+          </w:p>
+        </w:tc>
+        <w:tc>
+          <w:tcPr>
+            <w:tcW w:type="dxa" w:w="3900"/>
+            <w:tcBorders>
+              <w:top w:val="single" w:color="D9D0F0" w:sz="4"/>
+              <w:left w:val="single" w:color="D9D0F0" w:sz="4"/>
+              <w:bottom w:val="single" w:color="D9D0F0" w:sz="4"/>
+              <w:right w:val="single" w:color="D9D0F0" w:sz="4"/>
+            </w:tcBorders>
+            <w:shd w:fill="EFE9F9" w:color="auto" w:val="clear"/>
+            <w:tcMar>
+              <w:top w:type="dxa" w:w="100"/>
+              <w:left w:type="dxa" w:w="140"/>
+              <w:bottom w:type="dxa" w:w="100"/>
+              <w:right w:type="dxa" w:w="120"/>
+            </w:tcMar>
+            <w:vAlign w:val="top"/>
+          </w:tcPr>
+          <w:p>
+            <w:pPr>
+              <w:spacing w:after="0" w:before="0" w:line="276"/>
+              <w:jc w:val="left"/>
+            </w:pPr>
+            <w:r>
+              <w:rPr>
+                <w:rFonts w:ascii="Arial" w:cs="Arial" w:eastAsia="Arial" w:hAnsi="Arial"/>
+                <w:b/>
+                <w:bCs/>
+                <w:i w:val="false"/>
+                <w:iCs w:val="false"/>
+                <w:caps/>
+                <w:color w:val="2D1B69"/>
+                <w:spacing w:val="10"/>
+                <w:sz w:val="13"/>
+                <w:szCs w:val="13"/>
+              </w:rPr>
+              <w:t xml:space="preserve">Opis funkcjonowania i bariery</w:t>
+            </w:r>
+          </w:p>
+        </w:tc>
+        <w:tc>
+          <w:tcPr>
+            <w:tcW w:type="dxa" w:w="4106"/>
+            <w:tcBorders>
+              <w:top w:val="single" w:color="D9D0F0" w:sz="4"/>
+              <w:left w:val="single" w:color="D9D0F0" w:sz="4"/>
+              <w:bottom w:val="single" w:color="D9D0F0" w:sz="4"/>
+              <w:right w:val="single" w:color="D9D0F0" w:sz="4"/>
+            </w:tcBorders>
+            <w:shd w:fill="EFE9F9" w:color="auto" w:val="clear"/>
+            <w:tcMar>
+              <w:top w:type="dxa" w:w="100"/>
+              <w:left w:type="dxa" w:w="140"/>
+              <w:bottom w:type="dxa" w:w="100"/>
+              <w:right w:type="dxa" w:w="120"/>
+            </w:tcMar>
+            <w:vAlign w:val="top"/>
+          </w:tcPr>
+          <w:p>
+            <w:pPr>
+              <w:spacing w:after="0" w:before="0" w:line="276"/>
+              <w:jc w:val="left"/>
+            </w:pPr>
+            <w:r>
+              <w:rPr>
+                <w:rFonts w:ascii="Arial" w:cs="Arial" w:eastAsia="Arial" w:hAnsi="Arial"/>
+                <w:b/>
+                <w:bCs/>
+                <w:i w:val="false"/>
+                <w:iCs w:val="false"/>
+                <w:caps/>
+                <w:color w:val="E74509"/>
+                <w:spacing w:val="10"/>
+                <w:sz w:val="13"/>
+                <w:szCs w:val="13"/>
+              </w:rPr>
+              <w:t xml:space="preserve">Zalecenia do IPE (metody / dostosowania)</w:t>
+            </w:r>
+          </w:p>
+        </w:tc>
+      </w:tr>
+      <w:tr>
+        <w:trPr>
+          <w:cantSplit/>
+        </w:trPr>
+        <w:tc>
+          <w:tcPr>
+            <w:tcW w:type="dxa" w:w="1900"/>
+            <w:tcBorders>
+              <w:top w:val="single" w:color="E3E1EC" w:sz="4"/>
+              <w:left w:val="single" w:color="E3E1EC" w:sz="4"/>
+              <w:bottom w:val="single" w:color="E3E1EC" w:sz="4"/>
+              <w:right w:val="single" w:color="E3E1EC" w:sz="4"/>
+            </w:tcBorders>
+            <w:tcMar>
+              <w:top w:type="dxa" w:w="100"/>
+              <w:left w:type="dxa" w:w="140"/>
+              <w:bottom w:type="dxa" w:w="100"/>
+              <w:right w:type="dxa" w:w="120"/>
+            </w:tcMar>
+            <w:vAlign w:val="top"/>
+          </w:tcPr>
+          <w:p>
+            <w:pPr>
+              <w:spacing w:after="0" w:before="0" w:line="250"/>
+              <w:jc w:val="left"/>
+            </w:pPr>
+            <w:r>
+              <w:rPr>
+                <w:rFonts w:ascii="Arial" w:cs="Arial" w:eastAsia="Arial" w:hAnsi="Arial"/>
+                <w:b/>
+                <w:bCs/>
+                <w:i w:val="false"/>
+                <w:iCs w:val="false"/>
+                <w:caps w:val="false"/>
+                <w:color w:val="2D1B69"/>
+                <w:sz w:val="16"/>
+                <w:szCs w:val="16"/>
+              </w:rPr>
+              <w:t xml:space="preserve">Uczenie się i stosowanie wiedzy</w:t>
+            </w:r>
+          </w:p>
+          <w:p>
+            <w:pPr>
+              <w:spacing w:after="0" w:before="0" w:line="250"/>
+              <w:jc w:val="left"/>
+            </w:pPr>
+            <w:r>
+              <w:rPr>
+                <w:rFonts w:ascii="Arial" w:cs="Arial" w:eastAsia="Arial" w:hAnsi="Arial"/>
+                <w:b/>
+                <w:bCs/>
+                <w:i w:val="false"/>
+                <w:iCs w:val="false"/>
+                <w:caps w:val="false"/>
+                <w:color w:val="E74509"/>
+                <w:sz w:val="14"/>
+                <w:szCs w:val="14"/>
+              </w:rPr>
+              <w:t xml:space="preserve">d1, d2</w:t>
+            </w:r>
+          </w:p>
+        </w:tc>
+        <w:tc>
+          <w:tcPr>
+            <w:tcW w:type="dxa" w:w="3900"/>
+            <w:tcBorders>
+              <w:top w:val="single" w:color="E3E1EC" w:sz="4"/>
+              <w:left w:val="single" w:color="E3E1EC" w:sz="4"/>
+              <w:bottom w:val="single" w:color="E3E1EC" w:sz="4"/>
+              <w:right w:val="single" w:color="E3E1EC" w:sz="4"/>
+            </w:tcBorders>
+            <w:tcMar>
+              <w:top w:type="dxa" w:w="100"/>
+              <w:left w:type="dxa" w:w="140"/>
+              <w:bottom w:type="dxa" w:w="100"/>
+              <w:right w:type="dxa" w:w="120"/>
+            </w:tcMar>
+            <w:vAlign w:val="top"/>
+          </w:tcPr>
+          <w:p>
+            <w:pPr>
+              <w:spacing w:after="0" w:before="0" w:line="250"/>
+              <w:jc w:val="left"/>
+            </w:pPr>
+            <w:r>
+              <w:rPr>
+                <w:rFonts w:ascii="Arial" w:cs="Arial" w:eastAsia="Arial" w:hAnsi="Arial"/>
+                <w:b w:val="false"/>
+                <w:bCs w:val="false"/>
+                <w:i w:val="false"/>
+                <w:iCs w:val="false"/>
+                <w:caps w:val="false"/>
+                <w:color w:val="1A1530"/>
+                <w:sz w:val="16"/>
+                <w:szCs w:val="16"/>
+              </w:rPr>
+              <w:t xml:space="preserve">Dziecko/uczeń przyswaja wiedzę głównie kanałem wzrokowym. Występuje trudność w samodzielnej organizacji pracy, rozumieniu poleceń złożonych oraz transferze wiedzy. Przebodźcowanie powoduje dekoncentrację i rezygnację z zadania.</w:t>
+            </w:r>
+          </w:p>
+        </w:tc>
+        <w:tc>
+          <w:tcPr>
+            <w:tcW w:type="dxa" w:w="4106"/>
+            <w:tcBorders>
+              <w:top w:val="single" w:color="E3E1EC" w:sz="4"/>
+              <w:left w:val="single" w:color="E3E1EC" w:sz="4"/>
+              <w:bottom w:val="single" w:color="E3E1EC" w:sz="4"/>
+              <w:right w:val="single" w:color="E3E1EC" w:sz="4"/>
+            </w:tcBorders>
+            <w:tcMar>
+              <w:top w:type="dxa" w:w="100"/>
+              <w:left w:type="dxa" w:w="140"/>
+              <w:bottom w:type="dxa" w:w="100"/>
+              <w:right w:type="dxa" w:w="120"/>
+            </w:tcMar>
+            <w:vAlign w:val="top"/>
+          </w:tcPr>
+          <w:p>
+            <w:pPr>
+              <w:spacing w:after="40" w:before="0" w:line="245"/>
+              <w:ind w:left="200" w:hanging="200"/>
+            </w:pPr>
+            <w:r>
+              <w:rPr>
+                <w:rFonts w:ascii="Arial" w:cs="Arial" w:eastAsia="Arial" w:hAnsi="Arial"/>
+                <w:b/>
+                <w:bCs/>
+                <w:i w:val="false"/>
+                <w:iCs w:val="false"/>
+                <w:caps w:val="false"/>
+                <w:color w:val="E74509"/>
+                <w:sz w:val="16"/>
+                <w:szCs w:val="16"/>
+              </w:rPr>
+              <w:t xml:space="preserve">•  </w:t>
+            </w:r>
+            <w:r>
+              <w:rPr>
+                <w:rFonts w:ascii="Arial" w:cs="Arial" w:eastAsia="Arial" w:hAnsi="Arial"/>
+                <w:b w:val="false"/>
+                <w:bCs w:val="false"/>
+                <w:i w:val="false"/>
+                <w:iCs w:val="false"/>
+                <w:caps w:val="false"/>
+                <w:color w:val="1A1530"/>
+                <w:sz w:val="16"/>
+                <w:szCs w:val="16"/>
+              </w:rPr>
+              <w:t xml:space="preserve">Wprowadzenie planów aktywności w formie piktogramów / checklist.</w:t>
+            </w:r>
+          </w:p>
+          <w:p>
+            <w:pPr>
+              <w:spacing w:after="40" w:before="0" w:line="245"/>
+              <w:ind w:left="200" w:hanging="200"/>
+            </w:pPr>
+            <w:r>
+              <w:rPr>
+                <w:rFonts w:ascii="Arial" w:cs="Arial" w:eastAsia="Arial" w:hAnsi="Arial"/>
+                <w:b/>
+                <w:bCs/>
+                <w:i w:val="false"/>
+                <w:iCs w:val="false"/>
+                <w:caps w:val="false"/>
+                <w:color w:val="E74509"/>
+                <w:sz w:val="16"/>
+                <w:szCs w:val="16"/>
+              </w:rPr>
+              <w:t xml:space="preserve">•  </w:t>
+            </w:r>
+            <w:r>
+              <w:rPr>
+                <w:rFonts w:ascii="Arial" w:cs="Arial" w:eastAsia="Arial" w:hAnsi="Arial"/>
+                <w:b w:val="false"/>
+                <w:bCs w:val="false"/>
+                <w:i w:val="false"/>
+                <w:iCs w:val="false"/>
+                <w:caps w:val="false"/>
+                <w:color w:val="1A1530"/>
+                <w:sz w:val="16"/>
+                <w:szCs w:val="16"/>
+              </w:rPr>
+              <w:t xml:space="preserve">Dzielenie instrukcji na pojedyncze, sekwencyjne kroki.</w:t>
+            </w:r>
+          </w:p>
+          <w:p>
+            <w:pPr>
+              <w:spacing w:after="40" w:before="0" w:line="245"/>
+              <w:ind w:left="200" w:hanging="200"/>
+            </w:pPr>
+            <w:r>
+              <w:rPr>
+                <w:rFonts w:ascii="Arial" w:cs="Arial" w:eastAsia="Arial" w:hAnsi="Arial"/>
+                <w:b/>
+                <w:bCs/>
+                <w:i w:val="false"/>
+                <w:iCs w:val="false"/>
+                <w:caps w:val="false"/>
+                <w:color w:val="E74509"/>
+                <w:sz w:val="16"/>
+                <w:szCs w:val="16"/>
+              </w:rPr>
+              <w:t xml:space="preserve">•  </w:t>
+            </w:r>
+            <w:r>
+              <w:rPr>
+                <w:rFonts w:ascii="Arial" w:cs="Arial" w:eastAsia="Arial" w:hAnsi="Arial"/>
+                <w:b w:val="false"/>
+                <w:bCs w:val="false"/>
+                <w:i w:val="false"/>
+                <w:iCs w:val="false"/>
+                <w:caps w:val="false"/>
+                <w:color w:val="1A1530"/>
+                <w:sz w:val="16"/>
+                <w:szCs w:val="16"/>
+              </w:rPr>
+              <w:t xml:space="preserve">Stosowanie pomocy sensorycznych (stoper, zegar time-timer).</w:t>
+            </w:r>
+          </w:p>
+          <w:p>
+            <w:pPr>
+              <w:spacing w:after="40" w:before="0" w:line="245"/>
+              <w:ind w:left="200" w:hanging="200"/>
+            </w:pPr>
+            <w:r>
+              <w:rPr>
+                <w:rFonts w:ascii="Arial" w:cs="Arial" w:eastAsia="Arial" w:hAnsi="Arial"/>
+                <w:b/>
+                <w:bCs/>
+                <w:i w:val="false"/>
+                <w:iCs w:val="false"/>
+                <w:caps w:val="false"/>
+                <w:color w:val="E74509"/>
+                <w:sz w:val="16"/>
+                <w:szCs w:val="16"/>
+              </w:rPr>
+              <w:t xml:space="preserve">•  </w:t>
+            </w:r>
+            <w:r>
+              <w:rPr>
+                <w:rFonts w:ascii="Arial" w:cs="Arial" w:eastAsia="Arial" w:hAnsi="Arial"/>
+                <w:b w:val="false"/>
+                <w:bCs w:val="false"/>
+                <w:i w:val="false"/>
+                <w:iCs w:val="false"/>
+                <w:caps w:val="false"/>
+                <w:color w:val="1A1530"/>
+                <w:sz w:val="16"/>
+                <w:szCs w:val="16"/>
+              </w:rPr>
+              <w:t xml:space="preserve">Wydłużenie czasu na realizację zadań pisemnych i wykonawczych.</w:t>
+            </w:r>
+          </w:p>
+        </w:tc>
+      </w:tr>
+      <w:tr>
+        <w:trPr>
+          <w:cantSplit/>
+        </w:trPr>
+        <w:tc>
+          <w:tcPr>
+            <w:tcW w:type="dxa" w:w="1900"/>
+            <w:tcBorders>
+              <w:top w:val="single" w:color="E3E1EC" w:sz="4"/>
+              <w:left w:val="single" w:color="E3E1EC" w:sz="4"/>
+              <w:bottom w:val="single" w:color="E3E1EC" w:sz="4"/>
+              <w:right w:val="single" w:color="E3E1EC" w:sz="4"/>
+            </w:tcBorders>
+            <w:tcMar>
+              <w:top w:type="dxa" w:w="100"/>
+              <w:left w:type="dxa" w:w="140"/>
+              <w:bottom w:type="dxa" w:w="100"/>
+              <w:right w:type="dxa" w:w="120"/>
+            </w:tcMar>
+            <w:vAlign w:val="top"/>
+          </w:tcPr>
+          <w:p>
+            <w:pPr>
+              <w:spacing w:after="0" w:before="0" w:line="250"/>
+              <w:jc w:val="left"/>
+            </w:pPr>
+            <w:r>
+              <w:rPr>
+                <w:rFonts w:ascii="Arial" w:cs="Arial" w:eastAsia="Arial" w:hAnsi="Arial"/>
+                <w:b/>
+                <w:bCs/>
+                <w:i w:val="false"/>
+                <w:iCs w:val="false"/>
+                <w:caps w:val="false"/>
+                <w:color w:val="2D1B69"/>
+                <w:sz w:val="16"/>
+                <w:szCs w:val="16"/>
+              </w:rPr>
+              <w:t xml:space="preserve">Komunikacja i porozumiewanie się</w:t>
+            </w:r>
+          </w:p>
+          <w:p>
+            <w:pPr>
+              <w:spacing w:after="0" w:before="0" w:line="250"/>
+              <w:jc w:val="left"/>
+            </w:pPr>
+            <w:r>
+              <w:rPr>
+                <w:rFonts w:ascii="Arial" w:cs="Arial" w:eastAsia="Arial" w:hAnsi="Arial"/>
+                <w:b/>
+                <w:bCs/>
+                <w:i w:val="false"/>
+                <w:iCs w:val="false"/>
+                <w:caps w:val="false"/>
+                <w:color w:val="E74509"/>
+                <w:sz w:val="14"/>
+                <w:szCs w:val="14"/>
+              </w:rPr>
+              <w:t xml:space="preserve">d3</w:t>
+            </w:r>
+          </w:p>
+        </w:tc>
+        <w:tc>
+          <w:tcPr>
+            <w:tcW w:type="dxa" w:w="3900"/>
+            <w:tcBorders>
+              <w:top w:val="single" w:color="E3E1EC" w:sz="4"/>
+              <w:left w:val="single" w:color="E3E1EC" w:sz="4"/>
+              <w:bottom w:val="single" w:color="E3E1EC" w:sz="4"/>
+              <w:right w:val="single" w:color="E3E1EC" w:sz="4"/>
+            </w:tcBorders>
+            <w:tcMar>
+              <w:top w:type="dxa" w:w="100"/>
+              <w:left w:type="dxa" w:w="140"/>
+              <w:bottom w:type="dxa" w:w="100"/>
+              <w:right w:type="dxa" w:w="120"/>
+            </w:tcMar>
+            <w:vAlign w:val="top"/>
+          </w:tcPr>
+          <w:p>
+            <w:pPr>
+              <w:spacing w:after="0" w:before="0" w:line="250"/>
+              <w:jc w:val="left"/>
+            </w:pPr>
+            <w:r>
+              <w:rPr>
+                <w:rFonts w:ascii="Arial" w:cs="Arial" w:eastAsia="Arial" w:hAnsi="Arial"/>
+                <w:b w:val="false"/>
+                <w:bCs w:val="false"/>
+                <w:i w:val="false"/>
+                <w:iCs w:val="false"/>
+                <w:caps w:val="false"/>
+                <w:color w:val="1A1530"/>
+                <w:sz w:val="16"/>
+                <w:szCs w:val="16"/>
+              </w:rPr>
+              <w:t xml:space="preserve">Wypowiedzi cechują się trudnościami pragmatycznymi, obecnością echolalii oraz dosłownością interpretacji. W chwilach przeciążenia emocjonalnego następuje mutyzm wybiórczy lub krzyk zamiast komunikacji intencjonalnej.</w:t>
+            </w:r>
+          </w:p>
+        </w:tc>
+        <w:tc>
+          <w:tcPr>
+            <w:tcW w:type="dxa" w:w="4106"/>
+            <w:tcBorders>
+              <w:top w:val="single" w:color="E3E1EC" w:sz="4"/>
+              <w:left w:val="single" w:color="E3E1EC" w:sz="4"/>
+              <w:bottom w:val="single" w:color="E3E1EC" w:sz="4"/>
+              <w:right w:val="single" w:color="E3E1EC" w:sz="4"/>
+            </w:tcBorders>
+            <w:tcMar>
+              <w:top w:type="dxa" w:w="100"/>
+              <w:left w:type="dxa" w:w="140"/>
+              <w:bottom w:type="dxa" w:w="100"/>
+              <w:right w:type="dxa" w:w="120"/>
+            </w:tcMar>
+            <w:vAlign w:val="top"/>
+          </w:tcPr>
+          <w:p>
+            <w:pPr>
+              <w:spacing w:after="40" w:before="0" w:line="245"/>
+              <w:ind w:left="200" w:hanging="200"/>
+            </w:pPr>
+            <w:r>
+              <w:rPr>
+                <w:rFonts w:ascii="Arial" w:cs="Arial" w:eastAsia="Arial" w:hAnsi="Arial"/>
+                <w:b/>
+                <w:bCs/>
+                <w:i w:val="false"/>
+                <w:iCs w:val="false"/>
+                <w:caps w:val="false"/>
+                <w:color w:val="E74509"/>
+                <w:sz w:val="16"/>
+                <w:szCs w:val="16"/>
+              </w:rPr>
+              <w:t xml:space="preserve">•  </w:t>
+            </w:r>
+            <w:r>
+              <w:rPr>
+                <w:rFonts w:ascii="Arial" w:cs="Arial" w:eastAsia="Arial" w:hAnsi="Arial"/>
+                <w:b w:val="false"/>
+                <w:bCs w:val="false"/>
+                <w:i w:val="false"/>
+                <w:iCs w:val="false"/>
+                <w:caps w:val="false"/>
+                <w:color w:val="1A1530"/>
+                <w:sz w:val="16"/>
+                <w:szCs w:val="16"/>
+              </w:rPr>
+              <w:t xml:space="preserve">Wdrożenie tablic wyboru i skryptów dialogowych AAC.</w:t>
+            </w:r>
+          </w:p>
+          <w:p>
+            <w:pPr>
+              <w:spacing w:after="40" w:before="0" w:line="245"/>
+              <w:ind w:left="200" w:hanging="200"/>
+            </w:pPr>
+            <w:r>
+              <w:rPr>
+                <w:rFonts w:ascii="Arial" w:cs="Arial" w:eastAsia="Arial" w:hAnsi="Arial"/>
+                <w:b/>
+                <w:bCs/>
+                <w:i w:val="false"/>
+                <w:iCs w:val="false"/>
+                <w:caps w:val="false"/>
+                <w:color w:val="E74509"/>
+                <w:sz w:val="16"/>
+                <w:szCs w:val="16"/>
+              </w:rPr>
+              <w:t xml:space="preserve">•  </w:t>
+            </w:r>
+            <w:r>
+              <w:rPr>
+                <w:rFonts w:ascii="Arial" w:cs="Arial" w:eastAsia="Arial" w:hAnsi="Arial"/>
+                <w:b w:val="false"/>
+                <w:bCs w:val="false"/>
+                <w:i w:val="false"/>
+                <w:iCs w:val="false"/>
+                <w:caps w:val="false"/>
+                <w:color w:val="1A1530"/>
+                <w:sz w:val="16"/>
+                <w:szCs w:val="16"/>
+              </w:rPr>
+              <w:t xml:space="preserve">Unikanie metafor, sarkazmu, dwuznaczności w komunikatach personelu.</w:t>
+            </w:r>
+          </w:p>
+          <w:p>
+            <w:pPr>
+              <w:spacing w:after="40" w:before="0" w:line="245"/>
+              <w:ind w:left="200" w:hanging="200"/>
+            </w:pPr>
+            <w:r>
+              <w:rPr>
+                <w:rFonts w:ascii="Arial" w:cs="Arial" w:eastAsia="Arial" w:hAnsi="Arial"/>
+                <w:b/>
+                <w:bCs/>
+                <w:i w:val="false"/>
+                <w:iCs w:val="false"/>
+                <w:caps w:val="false"/>
+                <w:color w:val="E74509"/>
+                <w:sz w:val="16"/>
+                <w:szCs w:val="16"/>
+              </w:rPr>
+              <w:t xml:space="preserve">•  </w:t>
+            </w:r>
+            <w:r>
+              <w:rPr>
+                <w:rFonts w:ascii="Arial" w:cs="Arial" w:eastAsia="Arial" w:hAnsi="Arial"/>
+                <w:b w:val="false"/>
+                <w:bCs w:val="false"/>
+                <w:i w:val="false"/>
+                <w:iCs w:val="false"/>
+                <w:caps w:val="false"/>
+                <w:color w:val="1A1530"/>
+                <w:sz w:val="16"/>
+                <w:szCs w:val="16"/>
+              </w:rPr>
+              <w:t xml:space="preserve">Trening komunikacji funkcjonalnej (FCT – sygnalizowanie: „chcę przerwę”, „nie rozumiem”).</w:t>
+            </w:r>
+          </w:p>
+          <w:p>
+            <w:pPr>
+              <w:spacing w:after="40" w:before="0" w:line="245"/>
+              <w:ind w:left="200" w:hanging="200"/>
+            </w:pPr>
+            <w:r>
+              <w:rPr>
+                <w:rFonts w:ascii="Arial" w:cs="Arial" w:eastAsia="Arial" w:hAnsi="Arial"/>
+                <w:b/>
+                <w:bCs/>
+                <w:i w:val="false"/>
+                <w:iCs w:val="false"/>
+                <w:caps w:val="false"/>
+                <w:color w:val="E74509"/>
+                <w:sz w:val="16"/>
+                <w:szCs w:val="16"/>
+              </w:rPr>
+              <w:t xml:space="preserve">•  </w:t>
+            </w:r>
+            <w:r>
+              <w:rPr>
+                <w:rFonts w:ascii="Arial" w:cs="Arial" w:eastAsia="Arial" w:hAnsi="Arial"/>
+                <w:b w:val="false"/>
+                <w:bCs w:val="false"/>
+                <w:i w:val="false"/>
+                <w:iCs w:val="false"/>
+                <w:caps w:val="false"/>
+                <w:color w:val="1A1530"/>
+                <w:sz w:val="16"/>
+                <w:szCs w:val="16"/>
+              </w:rPr>
+              <w:t xml:space="preserve">Indywidualna terapia logopedyczna/neurologopedyczna (2x w tyg.).</w:t>
+            </w:r>
+          </w:p>
+        </w:tc>
+      </w:tr>
+      <w:tr>
+        <w:trPr>
+          <w:cantSplit/>
+        </w:trPr>
+        <w:tc>
+          <w:tcPr>
+            <w:tcW w:type="dxa" w:w="1900"/>
+            <w:tcBorders>
+              <w:top w:val="single" w:color="E3E1EC" w:sz="4"/>
+              <w:left w:val="single" w:color="E3E1EC" w:sz="4"/>
+              <w:bottom w:val="single" w:color="E3E1EC" w:sz="4"/>
+              <w:right w:val="single" w:color="E3E1EC" w:sz="4"/>
+            </w:tcBorders>
+            <w:tcMar>
+              <w:top w:type="dxa" w:w="100"/>
+              <w:left w:type="dxa" w:w="140"/>
+              <w:bottom w:type="dxa" w:w="100"/>
+              <w:right w:type="dxa" w:w="120"/>
+            </w:tcMar>
+            <w:vAlign w:val="top"/>
+          </w:tcPr>
+          <w:p>
+            <w:pPr>
+              <w:spacing w:after="0" w:before="0" w:line="250"/>
+              <w:jc w:val="left"/>
+            </w:pPr>
+            <w:r>
+              <w:rPr>
+                <w:rFonts w:ascii="Arial" w:cs="Arial" w:eastAsia="Arial" w:hAnsi="Arial"/>
+                <w:b/>
+                <w:bCs/>
+                <w:i w:val="false"/>
+                <w:iCs w:val="false"/>
+                <w:caps w:val="false"/>
+                <w:color w:val="2D1B69"/>
+                <w:sz w:val="16"/>
+                <w:szCs w:val="16"/>
+              </w:rPr>
+              <w:t xml:space="preserve">Relacje i interakcje międzyludzkie</w:t>
+            </w:r>
+          </w:p>
+          <w:p>
+            <w:pPr>
+              <w:spacing w:after="0" w:before="0" w:line="250"/>
+              <w:jc w:val="left"/>
+            </w:pPr>
+            <w:r>
+              <w:rPr>
+                <w:rFonts w:ascii="Arial" w:cs="Arial" w:eastAsia="Arial" w:hAnsi="Arial"/>
+                <w:b/>
+                <w:bCs/>
+                <w:i w:val="false"/>
+                <w:iCs w:val="false"/>
+                <w:caps w:val="false"/>
+                <w:color w:val="E74509"/>
+                <w:sz w:val="14"/>
+                <w:szCs w:val="14"/>
+              </w:rPr>
+              <w:t xml:space="preserve">d7, d9</w:t>
+            </w:r>
+          </w:p>
+        </w:tc>
+        <w:tc>
+          <w:tcPr>
+            <w:tcW w:type="dxa" w:w="3900"/>
+            <w:tcBorders>
+              <w:top w:val="single" w:color="E3E1EC" w:sz="4"/>
+              <w:left w:val="single" w:color="E3E1EC" w:sz="4"/>
+              <w:bottom w:val="single" w:color="E3E1EC" w:sz="4"/>
+              <w:right w:val="single" w:color="E3E1EC" w:sz="4"/>
+            </w:tcBorders>
+            <w:tcMar>
+              <w:top w:type="dxa" w:w="100"/>
+              <w:left w:type="dxa" w:w="140"/>
+              <w:bottom w:type="dxa" w:w="100"/>
+              <w:right w:type="dxa" w:w="120"/>
+            </w:tcMar>
+            <w:vAlign w:val="top"/>
+          </w:tcPr>
+          <w:p>
+            <w:pPr>
+              <w:spacing w:after="0" w:before="0" w:line="250"/>
+              <w:jc w:val="left"/>
+            </w:pPr>
+            <w:r>
+              <w:rPr>
+                <w:rFonts w:ascii="Arial" w:cs="Arial" w:eastAsia="Arial" w:hAnsi="Arial"/>
+                <w:b w:val="false"/>
+                <w:bCs w:val="false"/>
+                <w:i w:val="false"/>
+                <w:iCs w:val="false"/>
+                <w:caps w:val="false"/>
+                <w:color w:val="1A1530"/>
+                <w:sz w:val="16"/>
+                <w:szCs w:val="16"/>
+              </w:rPr>
+              <w:t xml:space="preserve">Trudności w inicjowaniu i podtrzymywaniu zabawy naprzemiennej. Brak umiejętności rozpoznawania sygnałów niewerbalnych wysyłanych przez rówieśników. Częste nieporozumienia prowadzące do zachowań oporowych.</w:t>
+            </w:r>
+          </w:p>
+        </w:tc>
+        <w:tc>
+          <w:tcPr>
+            <w:tcW w:type="dxa" w:w="4106"/>
+            <w:tcBorders>
+              <w:top w:val="single" w:color="E3E1EC" w:sz="4"/>
+              <w:left w:val="single" w:color="E3E1EC" w:sz="4"/>
+              <w:bottom w:val="single" w:color="E3E1EC" w:sz="4"/>
+              <w:right w:val="single" w:color="E3E1EC" w:sz="4"/>
+            </w:tcBorders>
+            <w:tcMar>
+              <w:top w:type="dxa" w:w="100"/>
+              <w:left w:type="dxa" w:w="140"/>
+              <w:bottom w:type="dxa" w:w="100"/>
+              <w:right w:type="dxa" w:w="120"/>
+            </w:tcMar>
+            <w:vAlign w:val="top"/>
+          </w:tcPr>
+          <w:p>
+            <w:pPr>
+              <w:spacing w:after="40" w:before="0" w:line="245"/>
+              <w:ind w:left="200" w:hanging="200"/>
+            </w:pPr>
+            <w:r>
+              <w:rPr>
+                <w:rFonts w:ascii="Arial" w:cs="Arial" w:eastAsia="Arial" w:hAnsi="Arial"/>
+                <w:b/>
+                <w:bCs/>
+                <w:i w:val="false"/>
+                <w:iCs w:val="false"/>
+                <w:caps w:val="false"/>
+                <w:color w:val="E74509"/>
+                <w:sz w:val="16"/>
+                <w:szCs w:val="16"/>
+              </w:rPr>
+              <w:t xml:space="preserve">•  </w:t>
+            </w:r>
+            <w:r>
+              <w:rPr>
+                <w:rFonts w:ascii="Arial" w:cs="Arial" w:eastAsia="Arial" w:hAnsi="Arial"/>
+                <w:b w:val="false"/>
+                <w:bCs w:val="false"/>
+                <w:i w:val="false"/>
+                <w:iCs w:val="false"/>
+                <w:caps w:val="false"/>
+                <w:color w:val="1A1530"/>
+                <w:sz w:val="16"/>
+                <w:szCs w:val="16"/>
+              </w:rPr>
+              <w:t xml:space="preserve">Udział w Treningu Umiejętności Społecznych (TUS) w małej grupie.</w:t>
+            </w:r>
+          </w:p>
+          <w:p>
+            <w:pPr>
+              <w:spacing w:after="40" w:before="0" w:line="245"/>
+              <w:ind w:left="200" w:hanging="200"/>
+            </w:pPr>
+            <w:r>
+              <w:rPr>
+                <w:rFonts w:ascii="Arial" w:cs="Arial" w:eastAsia="Arial" w:hAnsi="Arial"/>
+                <w:b/>
+                <w:bCs/>
+                <w:i w:val="false"/>
+                <w:iCs w:val="false"/>
+                <w:caps w:val="false"/>
+                <w:color w:val="E74509"/>
+                <w:sz w:val="16"/>
+                <w:szCs w:val="16"/>
+              </w:rPr>
+              <w:t xml:space="preserve">•  </w:t>
+            </w:r>
+            <w:r>
+              <w:rPr>
+                <w:rFonts w:ascii="Arial" w:cs="Arial" w:eastAsia="Arial" w:hAnsi="Arial"/>
+                <w:b w:val="false"/>
+                <w:bCs w:val="false"/>
+                <w:i w:val="false"/>
+                <w:iCs w:val="false"/>
+                <w:caps w:val="false"/>
+                <w:color w:val="1A1530"/>
+                <w:sz w:val="16"/>
+                <w:szCs w:val="16"/>
+              </w:rPr>
+              <w:t xml:space="preserve">Modelowanie zachowań prospołecznych z wykorzystaniem Historyjek Społecznych (Social Stories).</w:t>
+            </w:r>
+          </w:p>
+          <w:p>
+            <w:pPr>
+              <w:spacing w:after="40" w:before="0" w:line="245"/>
+              <w:ind w:left="200" w:hanging="200"/>
+            </w:pPr>
+            <w:r>
+              <w:rPr>
+                <w:rFonts w:ascii="Arial" w:cs="Arial" w:eastAsia="Arial" w:hAnsi="Arial"/>
+                <w:b/>
+                <w:bCs/>
+                <w:i w:val="false"/>
+                <w:iCs w:val="false"/>
+                <w:caps w:val="false"/>
+                <w:color w:val="E74509"/>
+                <w:sz w:val="16"/>
+                <w:szCs w:val="16"/>
+              </w:rPr>
+              <w:t xml:space="preserve">•  </w:t>
+            </w:r>
+            <w:r>
+              <w:rPr>
+                <w:rFonts w:ascii="Arial" w:cs="Arial" w:eastAsia="Arial" w:hAnsi="Arial"/>
+                <w:b w:val="false"/>
+                <w:bCs w:val="false"/>
+                <w:i w:val="false"/>
+                <w:iCs w:val="false"/>
+                <w:caps w:val="false"/>
+                <w:color w:val="1A1530"/>
+                <w:sz w:val="16"/>
+                <w:szCs w:val="16"/>
+              </w:rPr>
+              <w:t xml:space="preserve">Asystowanie w zabawach grupowych na zasadzie rówieśnika-mentora.</w:t>
+            </w:r>
+          </w:p>
+          <w:p>
+            <w:pPr>
+              <w:spacing w:after="40" w:before="0" w:line="245"/>
+              <w:ind w:left="200" w:hanging="200"/>
+            </w:pPr>
+            <w:r>
+              <w:rPr>
+                <w:rFonts w:ascii="Arial" w:cs="Arial" w:eastAsia="Arial" w:hAnsi="Arial"/>
+                <w:b/>
+                <w:bCs/>
+                <w:i w:val="false"/>
+                <w:iCs w:val="false"/>
+                <w:caps w:val="false"/>
+                <w:color w:val="E74509"/>
+                <w:sz w:val="16"/>
+                <w:szCs w:val="16"/>
+              </w:rPr>
+              <w:t xml:space="preserve">•  </w:t>
+            </w:r>
+            <w:r>
+              <w:rPr>
+                <w:rFonts w:ascii="Arial" w:cs="Arial" w:eastAsia="Arial" w:hAnsi="Arial"/>
+                <w:b w:val="false"/>
+                <w:bCs w:val="false"/>
+                <w:i w:val="false"/>
+                <w:iCs w:val="false"/>
+                <w:caps w:val="false"/>
+                <w:color w:val="1A1530"/>
+                <w:sz w:val="16"/>
+                <w:szCs w:val="16"/>
+              </w:rPr>
+              <w:t xml:space="preserve">Jasne, wizualne zasady panujące w klasie/grupie.</w:t>
+            </w:r>
+          </w:p>
+        </w:tc>
+      </w:tr>
+      <w:tr>
+        <w:trPr>
+          <w:cantSplit/>
+        </w:trPr>
+        <w:tc>
+          <w:tcPr>
+            <w:tcW w:type="dxa" w:w="1900"/>
+            <w:tcBorders>
+              <w:top w:val="single" w:color="E3E1EC" w:sz="4"/>
+              <w:left w:val="single" w:color="E3E1EC" w:sz="4"/>
+              <w:bottom w:val="single" w:color="E3E1EC" w:sz="4"/>
+              <w:right w:val="single" w:color="E3E1EC" w:sz="4"/>
+            </w:tcBorders>
+            <w:tcMar>
+              <w:top w:type="dxa" w:w="100"/>
+              <w:left w:type="dxa" w:w="140"/>
+              <w:bottom w:type="dxa" w:w="100"/>
+              <w:right w:type="dxa" w:w="120"/>
+            </w:tcMar>
+            <w:vAlign w:val="top"/>
+          </w:tcPr>
+          <w:p>
+            <w:pPr>
+              <w:spacing w:after="0" w:before="0" w:line="250"/>
+              <w:jc w:val="left"/>
+            </w:pPr>
+            <w:r>
+              <w:rPr>
+                <w:rFonts w:ascii="Arial" w:cs="Arial" w:eastAsia="Arial" w:hAnsi="Arial"/>
+                <w:b/>
+                <w:bCs/>
+                <w:i w:val="false"/>
+                <w:iCs w:val="false"/>
+                <w:caps w:val="false"/>
+                <w:color w:val="2D1B69"/>
+                <w:sz w:val="16"/>
+                <w:szCs w:val="16"/>
+              </w:rPr>
+              <w:t xml:space="preserve">Dbanie o siebie i motoryka</w:t>
+            </w:r>
+          </w:p>
+          <w:p>
+            <w:pPr>
+              <w:spacing w:after="0" w:before="0" w:line="250"/>
+              <w:jc w:val="left"/>
+            </w:pPr>
+            <w:r>
+              <w:rPr>
+                <w:rFonts w:ascii="Arial" w:cs="Arial" w:eastAsia="Arial" w:hAnsi="Arial"/>
+                <w:b/>
+                <w:bCs/>
+                <w:i w:val="false"/>
+                <w:iCs w:val="false"/>
+                <w:caps w:val="false"/>
+                <w:color w:val="E74509"/>
+                <w:sz w:val="14"/>
+                <w:szCs w:val="14"/>
+              </w:rPr>
+              <w:t xml:space="preserve">d4, d5, d6</w:t>
+            </w:r>
+          </w:p>
+        </w:tc>
+        <w:tc>
+          <w:tcPr>
+            <w:tcW w:type="dxa" w:w="3900"/>
+            <w:tcBorders>
+              <w:top w:val="single" w:color="E3E1EC" w:sz="4"/>
+              <w:left w:val="single" w:color="E3E1EC" w:sz="4"/>
+              <w:bottom w:val="single" w:color="E3E1EC" w:sz="4"/>
+              <w:right w:val="single" w:color="E3E1EC" w:sz="4"/>
+            </w:tcBorders>
+            <w:tcMar>
+              <w:top w:type="dxa" w:w="100"/>
+              <w:left w:type="dxa" w:w="140"/>
+              <w:bottom w:type="dxa" w:w="100"/>
+              <w:right w:type="dxa" w:w="120"/>
+            </w:tcMar>
+            <w:vAlign w:val="top"/>
+          </w:tcPr>
+          <w:p>
+            <w:pPr>
+              <w:spacing w:after="0" w:before="0" w:line="250"/>
+              <w:jc w:val="left"/>
+            </w:pPr>
+            <w:r>
+              <w:rPr>
+                <w:rFonts w:ascii="Arial" w:cs="Arial" w:eastAsia="Arial" w:hAnsi="Arial"/>
+                <w:b w:val="false"/>
+                <w:bCs w:val="false"/>
+                <w:i w:val="false"/>
+                <w:iCs w:val="false"/>
+                <w:caps w:val="false"/>
+                <w:color w:val="1A1530"/>
+                <w:sz w:val="16"/>
+                <w:szCs w:val="16"/>
+              </w:rPr>
+              <w:t xml:space="preserve">Samoobsługa zaburzona przez silne reakcje nadwrażliwości na bodźce dotykowe (ubrania, mokre ręce) i zapachowe. Spowolniona koordynacja ruchowa i trudności z planowaniem motorycznym (dyspraksja).</w:t>
+            </w:r>
+          </w:p>
+        </w:tc>
+        <w:tc>
+          <w:tcPr>
+            <w:tcW w:type="dxa" w:w="4106"/>
+            <w:tcBorders>
+              <w:top w:val="single" w:color="E3E1EC" w:sz="4"/>
+              <w:left w:val="single" w:color="E3E1EC" w:sz="4"/>
+              <w:bottom w:val="single" w:color="E3E1EC" w:sz="4"/>
+              <w:right w:val="single" w:color="E3E1EC" w:sz="4"/>
+            </w:tcBorders>
+            <w:tcMar>
+              <w:top w:type="dxa" w:w="100"/>
+              <w:left w:type="dxa" w:w="140"/>
+              <w:bottom w:type="dxa" w:w="100"/>
+              <w:right w:type="dxa" w:w="120"/>
+            </w:tcMar>
+            <w:vAlign w:val="top"/>
+          </w:tcPr>
+          <w:p>
+            <w:pPr>
+              <w:spacing w:after="40" w:before="0" w:line="245"/>
+              <w:ind w:left="200" w:hanging="200"/>
+            </w:pPr>
+            <w:r>
+              <w:rPr>
+                <w:rFonts w:ascii="Arial" w:cs="Arial" w:eastAsia="Arial" w:hAnsi="Arial"/>
+                <w:b/>
+                <w:bCs/>
+                <w:i w:val="false"/>
+                <w:iCs w:val="false"/>
+                <w:caps w:val="false"/>
+                <w:color w:val="E74509"/>
+                <w:sz w:val="16"/>
+                <w:szCs w:val="16"/>
+              </w:rPr>
+              <w:t xml:space="preserve">•  </w:t>
+            </w:r>
+            <w:r>
+              <w:rPr>
+                <w:rFonts w:ascii="Arial" w:cs="Arial" w:eastAsia="Arial" w:hAnsi="Arial"/>
+                <w:b w:val="false"/>
+                <w:bCs w:val="false"/>
+                <w:i w:val="false"/>
+                <w:iCs w:val="false"/>
+                <w:caps w:val="false"/>
+                <w:color w:val="1A1530"/>
+                <w:sz w:val="16"/>
+                <w:szCs w:val="16"/>
+              </w:rPr>
+              <w:t xml:space="preserve">Dostosowanie przyborów (nakładki ergonomiczne na ołówki, nożyczki sprężynowe).</w:t>
+            </w:r>
+          </w:p>
+          <w:p>
+            <w:pPr>
+              <w:spacing w:after="40" w:before="0" w:line="245"/>
+              <w:ind w:left="200" w:hanging="200"/>
+            </w:pPr>
+            <w:r>
+              <w:rPr>
+                <w:rFonts w:ascii="Arial" w:cs="Arial" w:eastAsia="Arial" w:hAnsi="Arial"/>
+                <w:b/>
+                <w:bCs/>
+                <w:i w:val="false"/>
+                <w:iCs w:val="false"/>
+                <w:caps w:val="false"/>
+                <w:color w:val="E74509"/>
+                <w:sz w:val="16"/>
+                <w:szCs w:val="16"/>
+              </w:rPr>
+              <w:t xml:space="preserve">•  </w:t>
+            </w:r>
+            <w:r>
+              <w:rPr>
+                <w:rFonts w:ascii="Arial" w:cs="Arial" w:eastAsia="Arial" w:hAnsi="Arial"/>
+                <w:b w:val="false"/>
+                <w:bCs w:val="false"/>
+                <w:i w:val="false"/>
+                <w:iCs w:val="false"/>
+                <w:caps w:val="false"/>
+                <w:color w:val="1A1530"/>
+                <w:sz w:val="16"/>
+                <w:szCs w:val="16"/>
+              </w:rPr>
+              <w:t xml:space="preserve">Stała kolejność czynności toaletowych wsparta paskiem wizualnym.</w:t>
+            </w:r>
+          </w:p>
+          <w:p>
+            <w:pPr>
+              <w:spacing w:after="40" w:before="0" w:line="245"/>
+              <w:ind w:left="200" w:hanging="200"/>
+            </w:pPr>
+            <w:r>
+              <w:rPr>
+                <w:rFonts w:ascii="Arial" w:cs="Arial" w:eastAsia="Arial" w:hAnsi="Arial"/>
+                <w:b/>
+                <w:bCs/>
+                <w:i w:val="false"/>
+                <w:iCs w:val="false"/>
+                <w:caps w:val="false"/>
+                <w:color w:val="E74509"/>
+                <w:sz w:val="16"/>
+                <w:szCs w:val="16"/>
+              </w:rPr>
+              <w:t xml:space="preserve">•  </w:t>
+            </w:r>
+            <w:r>
+              <w:rPr>
+                <w:rFonts w:ascii="Arial" w:cs="Arial" w:eastAsia="Arial" w:hAnsi="Arial"/>
+                <w:b w:val="false"/>
+                <w:bCs w:val="false"/>
+                <w:i w:val="false"/>
+                <w:iCs w:val="false"/>
+                <w:caps w:val="false"/>
+                <w:color w:val="1A1530"/>
+                <w:sz w:val="16"/>
+                <w:szCs w:val="16"/>
+              </w:rPr>
+              <w:t xml:space="preserve">Indywidualne ćwiczenia rewalidacyjne ukierunkowane na motorykę małą i dużą.</w:t>
+            </w:r>
+          </w:p>
+        </w:tc>
+      </w:tr>
+    </w:tbl>
+    <w:p>
+      <w:r>
+        <w:br w:type="page"/>
+      </w:r>
+    </w:p>
+    <w:tbl>
+      <w:tblPr>
+        <w:tblW w:type="dxa" w:w="9906"/>
+        <w:tblBorders>
+          <w:top w:val="single" w:color="auto" w:sz="4"/>
+          <w:left w:val="single" w:color="auto" w:sz="4"/>
+          <w:bottom w:val="single" w:color="auto" w:sz="4"/>
+          <w:right w:val="single" w:color="auto" w:sz="4"/>
+          <w:insideH w:val="single" w:color="auto" w:sz="4"/>
+          <w:insideV w:val="single" w:color="auto" w:sz="4"/>
+        </w:tblBorders>
+      </w:tblPr>
+      <w:tblGrid>
+        <w:gridCol w:w="700"/>
+        <w:gridCol w:w="6200"/>
+        <w:gridCol w:w="3006"/>
+      </w:tblGrid>
+      <w:tr>
+        <w:trPr>
+          <w:cantSplit/>
+        </w:trPr>
+        <w:tc>
+          <w:tcPr>
+            <w:tcW w:type="dxa" w:w="700"/>
+            <w:tcBorders>
+              <w:top w:val="nil"/>
+              <w:left w:val="nil"/>
+              <w:bottom w:val="nil"/>
+              <w:right w:val="nil"/>
+            </w:tcBorders>
+            <w:shd w:fill="2D1B69" w:color="auto" w:val="clear"/>
+            <w:tcMar>
+              <w:top w:type="dxa" w:w="120"/>
+              <w:left w:type="dxa" w:w="40"/>
+              <w:bottom w:type="dxa" w:w="120"/>
+              <w:right w:type="dxa" w:w="40"/>
+            </w:tcMar>
+            <w:vAlign w:val="center"/>
+          </w:tcPr>
+          <w:p>
+            <w:pPr>
+              <w:spacing w:after="0" w:before="0" w:line="276"/>
+              <w:jc w:val="center"/>
+            </w:pPr>
+            <w:r>
+              <w:rPr>
+                <w:rFonts w:ascii="Arial" w:cs="Arial" w:eastAsia="Arial" w:hAnsi="Arial"/>
+                <w:b/>
+                <w:bCs/>
+                <w:i w:val="false"/>
+                <w:iCs w:val="false"/>
+                <w:caps w:val="false"/>
+                <w:color w:val="FFFFFF"/>
+                <w:sz w:val="12"/>
+                <w:szCs w:val="12"/>
+              </w:rPr>
+              <w:t xml:space="preserve">PCTP</w:t>
+            </w:r>
+          </w:p>
+        </w:tc>
+        <w:tc>
+          <w:tcPr>
+            <w:tcW w:type="dxa" w:w="6200"/>
+            <w:tcBorders>
+              <w:top w:val="nil"/>
+              <w:left w:val="nil"/>
+              <w:bottom w:val="nil"/>
+              <w:right w:val="nil"/>
+            </w:tcBorders>
+            <w:tcMar>
+              <w:top w:type="dxa" w:w="0"/>
+              <w:left w:type="dxa" w:w="160"/>
+              <w:bottom w:type="dxa" w:w="0"/>
+              <w:right w:type="dxa" w:w="0"/>
+            </w:tcMar>
+            <w:vAlign w:val="center"/>
+          </w:tcPr>
+          <w:p>
+            <w:pPr>
+              <w:spacing w:after="20" w:before="0" w:line="276"/>
+              <w:jc w:val="left"/>
+            </w:pPr>
+            <w:r>
+              <w:rPr>
+                <w:rFonts w:ascii="Arial" w:cs="Arial" w:eastAsia="Arial" w:hAnsi="Arial"/>
+                <w:b/>
+                <w:bCs/>
+                <w:i w:val="false"/>
+                <w:iCs w:val="false"/>
+                <w:caps w:val="false"/>
+                <w:color w:val="2D1B69"/>
+                <w:sz w:val="26"/>
+                <w:szCs w:val="26"/>
+              </w:rPr>
+              <w:t xml:space="preserve">EduPlaner 2026</w:t>
+            </w:r>
+          </w:p>
+          <w:p>
+            <w:pPr>
+              <w:spacing w:after="0" w:before="0" w:line="276"/>
+              <w:jc w:val="left"/>
+            </w:pPr>
+            <w:r>
+              <w:rPr>
+                <w:rFonts w:ascii="Arial" w:cs="Arial" w:eastAsia="Arial" w:hAnsi="Arial"/>
+                <w:b w:val="false"/>
+                <w:bCs w:val="false"/>
+                <w:i w:val="false"/>
+                <w:iCs w:val="false"/>
+                <w:caps/>
+                <w:color w:val="6B6378"/>
+                <w:spacing w:val="14"/>
+                <w:sz w:val="12"/>
+                <w:szCs w:val="12"/>
+              </w:rPr>
+              <w:t xml:space="preserve">Raport Oceny Funkcjonalnej · Część II · Obserwacja pogłębiona</w:t>
+            </w:r>
+          </w:p>
+        </w:tc>
+        <w:tc>
+          <w:tcPr>
+            <w:tcW w:type="dxa" w:w="3006"/>
+            <w:tcBorders>
+              <w:top w:val="nil"/>
+              <w:left w:val="nil"/>
+              <w:bottom w:val="nil"/>
+              <w:right w:val="nil"/>
+            </w:tcBorders>
+            <w:tcMar>
+              <w:top w:type="dxa" w:w="0"/>
+              <w:left w:type="dxa" w:w="0"/>
+              <w:bottom w:type="dxa" w:w="0"/>
+              <w:right w:type="dxa" w:w="0"/>
+            </w:tcMar>
+            <w:vAlign w:val="center"/>
+          </w:tcPr>
+          <w:p>
+            <w:pPr>
+              <w:spacing w:after="60" w:before="0" w:line="276"/>
+              <w:jc w:val="right"/>
+            </w:pPr>
+            <w:r>
+              <w:rPr>
+                <w:rFonts w:ascii="Arial" w:cs="Arial" w:eastAsia="Arial" w:hAnsi="Arial"/>
+                <w:b/>
+                <w:bCs/>
+                <w:i w:val="false"/>
+                <w:iCs w:val="false"/>
+                <w:caps w:val="false"/>
+                <w:color w:val="FFFFFF"/>
+                <w:spacing w:val="10"/>
+                <w:sz w:val="13"/>
+                <w:szCs w:val="13"/>
+                <w:shd w:fill="E74509" w:color="auto" w:val="clear"/>
+              </w:rPr>
+              <w:t xml:space="preserve">  RAPORT · 2026  </w:t>
+            </w:r>
+          </w:p>
+          <w:p>
+            <w:pPr>
+              <w:spacing w:after="0" w:before="0" w:line="276"/>
+              <w:jc w:val="right"/>
+            </w:pPr>
+            <w:r>
+              <w:rPr>
+                <w:rFonts w:ascii="Arial" w:cs="Arial" w:eastAsia="Arial" w:hAnsi="Arial"/>
+                <w:b w:val="false"/>
+                <w:bCs w:val="false"/>
+                <w:i w:val="false"/>
+                <w:iCs w:val="false"/>
+                <w:caps w:val="false"/>
+                <w:color w:val="6B6378"/>
+                <w:spacing w:val="14"/>
+                <w:sz w:val="11"/>
+                <w:szCs w:val="11"/>
+              </w:rPr>
+              <w:t xml:space="preserve">DOKUMENT DLA RODZICA · 2026</w:t>
+            </w:r>
+          </w:p>
+        </w:tc>
+      </w:tr>
+    </w:tbl>
+    <w:p>
+      <w:pPr>
+        <w:pBdr>
+          <w:bottom w:val="single" w:color="2D1B69" w:sz="12" w:space="1"/>
+        </w:pBdr>
+        <w:spacing w:after="160" w:before="60"/>
+      </w:pPr>
+    </w:p>
+    <w:tbl>
+      <w:tblPr>
+        <w:tblW w:type="dxa" w:w="9706"/>
+        <w:tblBorders>
+          <w:top w:val="single" w:color="auto" w:sz="4"/>
+          <w:left w:val="single" w:color="auto" w:sz="4"/>
+          <w:bottom w:val="single" w:color="auto" w:sz="4"/>
+          <w:right w:val="single" w:color="auto" w:sz="4"/>
+          <w:insideH w:val="single" w:color="auto" w:sz="4"/>
+          <w:insideV w:val="single" w:color="auto" w:sz="4"/>
+        </w:tblBorders>
+      </w:tblPr>
+      <w:tblGrid>
+        <w:gridCol w:w="3900"/>
+        <w:gridCol w:w="2900"/>
+        <w:gridCol w:w="2906"/>
+      </w:tblGrid>
+      <w:tr>
+        <w:trPr>
+          <w:cantSplit/>
+        </w:trPr>
+        <w:tc>
+          <w:tcPr>
+            <w:tcW w:type="dxa" w:w="3900"/>
+            <w:tcBorders>
+              <w:top w:val="single" w:color="FFFFFF" w:sz="12"/>
+              <w:left w:val="single" w:color="FFFFFF" w:sz="12"/>
+              <w:bottom w:val="single" w:color="FFFFFF" w:sz="12"/>
+              <w:right w:val="single" w:color="FFFFFF" w:sz="12"/>
+            </w:tcBorders>
+            <w:shd w:fill="EFE9F9" w:color="auto" w:val="clear"/>
+            <w:tcMar>
+              <w:top w:type="dxa" w:w="110"/>
+              <w:left w:type="dxa" w:w="180"/>
+              <w:bottom w:type="dxa" w:w="110"/>
+              <w:right w:type="dxa" w:w="120"/>
+            </w:tcMar>
+            <w:vAlign w:val="top"/>
+          </w:tcPr>
+          <w:p>
+            <w:pPr>
+              <w:spacing w:after="0" w:before="0" w:line="276"/>
+              <w:jc w:val="left"/>
+            </w:pPr>
+            <w:r>
+              <w:rPr>
+                <w:rFonts w:ascii="Arial" w:cs="Arial" w:eastAsia="Arial" w:hAnsi="Arial"/>
+                <w:b/>
+                <w:bCs/>
+                <w:i w:val="false"/>
+                <w:iCs w:val="false"/>
+                <w:caps w:val="false"/>
+                <w:color w:val="7D6FB0"/>
+                <w:spacing w:val="14"/>
+                <w:sz w:val="12"/>
+                <w:szCs w:val="12"/>
+              </w:rPr>
+              <w:t xml:space="preserve">DOTYCZY DZIECKA</w:t>
+            </w:r>
+            <w:r>
+              <w:rPr>
+                <w:rFonts w:ascii="Arial" w:cs="Arial" w:eastAsia="Arial" w:hAnsi="Arial"/>
+                <w:b w:val="false"/>
+                <w:bCs w:val="false"/>
+                <w:i w:val="false"/>
+                <w:iCs w:val="false"/>
+                <w:caps w:val="false"/>
+                <w:color w:val="B6A6DF"/>
+                <w:sz w:val="14"/>
+                <w:szCs w:val="14"/>
+              </w:rPr>
+              <w:t xml:space="preserve">  ....................................................</w:t>
+            </w:r>
+            <w:r>
+              <w:rPr>
+                <w:rFonts w:ascii="Arial" w:cs="Arial" w:eastAsia="Arial" w:hAnsi="Arial"/>
+                <w:b w:val="false"/>
+                <w:bCs w:val="false"/>
+                <w:i w:val="false"/>
+                <w:iCs w:val="false"/>
+                <w:caps w:val="false"/>
+                <w:color w:val="6B6378"/>
+                <w:sz w:val="14"/>
+                <w:szCs w:val="14"/>
+              </w:rPr>
+              <w:t xml:space="preserve"/>
+            </w:r>
+          </w:p>
+        </w:tc>
+        <w:tc>
+          <w:tcPr>
+            <w:tcW w:type="dxa" w:w="2900"/>
+            <w:tcBorders>
+              <w:top w:val="single" w:color="FFFFFF" w:sz="12"/>
+              <w:left w:val="single" w:color="FFFFFF" w:sz="12"/>
+              <w:bottom w:val="single" w:color="FFFFFF" w:sz="12"/>
+              <w:right w:val="single" w:color="FFFFFF" w:sz="12"/>
+            </w:tcBorders>
+            <w:shd w:fill="EFE9F9" w:color="auto" w:val="clear"/>
+            <w:tcMar>
+              <w:top w:type="dxa" w:w="110"/>
+              <w:left w:type="dxa" w:w="180"/>
+              <w:bottom w:type="dxa" w:w="110"/>
+              <w:right w:type="dxa" w:w="120"/>
+            </w:tcMar>
+            <w:vAlign w:val="top"/>
+          </w:tcPr>
+          <w:p>
+            <w:pPr>
+              <w:spacing w:after="0" w:before="0" w:line="276"/>
+              <w:jc w:val="left"/>
+            </w:pPr>
+            <w:r>
+              <w:rPr>
+                <w:rFonts w:ascii="Arial" w:cs="Arial" w:eastAsia="Arial" w:hAnsi="Arial"/>
+                <w:b/>
+                <w:bCs/>
+                <w:i w:val="false"/>
+                <w:iCs w:val="false"/>
+                <w:caps w:val="false"/>
+                <w:color w:val="7D6FB0"/>
+                <w:spacing w:val="14"/>
+                <w:sz w:val="12"/>
+                <w:szCs w:val="12"/>
+              </w:rPr>
+              <w:t xml:space="preserve">GRUPA / KLASA</w:t>
+            </w:r>
+            <w:r>
+              <w:rPr>
+                <w:rFonts w:ascii="Arial" w:cs="Arial" w:eastAsia="Arial" w:hAnsi="Arial"/>
+                <w:b w:val="false"/>
+                <w:bCs w:val="false"/>
+                <w:i w:val="false"/>
+                <w:iCs w:val="false"/>
+                <w:caps w:val="false"/>
+                <w:color w:val="B6A6DF"/>
+                <w:sz w:val="14"/>
+                <w:szCs w:val="14"/>
+              </w:rPr>
+              <w:t xml:space="preserve">  ..............................</w:t>
+            </w:r>
+            <w:r>
+              <w:rPr>
+                <w:rFonts w:ascii="Arial" w:cs="Arial" w:eastAsia="Arial" w:hAnsi="Arial"/>
+                <w:b w:val="false"/>
+                <w:bCs w:val="false"/>
+                <w:i w:val="false"/>
+                <w:iCs w:val="false"/>
+                <w:caps w:val="false"/>
+                <w:color w:val="6B6378"/>
+                <w:sz w:val="14"/>
+                <w:szCs w:val="14"/>
+              </w:rPr>
+              <w:t xml:space="preserve"/>
+            </w:r>
+          </w:p>
+        </w:tc>
+        <w:tc>
+          <w:tcPr>
+            <w:tcW w:type="dxa" w:w="2906"/>
+            <w:tcBorders>
+              <w:top w:val="single" w:color="FFFFFF" w:sz="12"/>
+              <w:left w:val="single" w:color="FFFFFF" w:sz="12"/>
+              <w:bottom w:val="single" w:color="FFFFFF" w:sz="12"/>
+              <w:right w:val="single" w:color="FFFFFF" w:sz="12"/>
+            </w:tcBorders>
+            <w:shd w:fill="EFE9F9" w:color="auto" w:val="clear"/>
+            <w:tcMar>
+              <w:top w:type="dxa" w:w="110"/>
+              <w:left w:type="dxa" w:w="180"/>
+              <w:bottom w:type="dxa" w:w="110"/>
+              <w:right w:type="dxa" w:w="120"/>
+            </w:tcMar>
+            <w:vAlign w:val="top"/>
+          </w:tcPr>
+          <w:p>
+            <w:pPr>
+              <w:spacing w:after="0" w:before="0" w:line="276"/>
+              <w:jc w:val="left"/>
+            </w:pPr>
+            <w:r>
+              <w:rPr>
+                <w:rFonts w:ascii="Arial" w:cs="Arial" w:eastAsia="Arial" w:hAnsi="Arial"/>
+                <w:b/>
+                <w:bCs/>
+                <w:i w:val="false"/>
+                <w:iCs w:val="false"/>
+                <w:caps w:val="false"/>
+                <w:color w:val="7D6FB0"/>
+                <w:spacing w:val="14"/>
+                <w:sz w:val="12"/>
+                <w:szCs w:val="12"/>
+              </w:rPr>
+              <w:t xml:space="preserve">DATA</w:t>
+            </w:r>
+            <w:r>
+              <w:rPr>
+                <w:rFonts w:ascii="Arial" w:cs="Arial" w:eastAsia="Arial" w:hAnsi="Arial"/>
+                <w:b w:val="false"/>
+                <w:bCs w:val="false"/>
+                <w:i w:val="false"/>
+                <w:iCs w:val="false"/>
+                <w:caps w:val="false"/>
+                <w:color w:val="B6A6DF"/>
+                <w:sz w:val="14"/>
+                <w:szCs w:val="14"/>
+              </w:rPr>
+              <w:t xml:space="preserve">  ..............................</w:t>
+            </w:r>
+            <w:r>
+              <w:rPr>
+                <w:rFonts w:ascii="Arial" w:cs="Arial" w:eastAsia="Arial" w:hAnsi="Arial"/>
+                <w:b w:val="false"/>
+                <w:bCs w:val="false"/>
+                <w:i w:val="false"/>
+                <w:iCs w:val="false"/>
+                <w:caps w:val="false"/>
+                <w:color w:val="6B6378"/>
+                <w:sz w:val="14"/>
+                <w:szCs w:val="14"/>
+              </w:rPr>
+              <w:t xml:space="preserve">  r.</w:t>
+            </w:r>
+          </w:p>
+        </w:tc>
+      </w:tr>
+    </w:tbl>
+    <w:p>
+      <w:pPr>
+        <w:spacing w:after="120" w:before="0"/>
+      </w:pPr>
+    </w:p>
+    <w:p>
+      <w:pPr>
+        <w:keepNext/>
+        <w:pBdr>
+          <w:bottom w:val="single" w:color="D9D0F0" w:sz="4" w:space="6"/>
+        </w:pBdr>
+        <w:spacing w:after="140" w:before="200"/>
+      </w:pPr>
+      <w:r>
+        <w:rPr>
+          <w:rFonts w:ascii="Arial" w:cs="Arial" w:eastAsia="Arial" w:hAnsi="Arial"/>
+          <w:b/>
+          <w:bCs/>
+          <w:i w:val="false"/>
+          <w:iCs w:val="false"/>
+          <w:caps w:val="false"/>
+          <w:color w:val="FFFFFF"/>
+          <w:sz w:val="20"/>
+          <w:szCs w:val="20"/>
+          <w:shd w:fill="E74509" w:color="auto" w:val="clear"/>
+        </w:rPr>
+        <w:t xml:space="preserve"> 7 </w:t>
+      </w:r>
+      <w:r>
+        <w:rPr>
+          <w:rFonts w:ascii="Arial" w:cs="Arial" w:eastAsia="Arial" w:hAnsi="Arial"/>
+          <w:b w:val="false"/>
+          <w:bCs w:val="false"/>
+          <w:i w:val="false"/>
+          <w:iCs w:val="false"/>
+          <w:caps w:val="false"/>
+          <w:color w:val="1A1530"/>
+          <w:sz w:val="20"/>
+          <w:szCs w:val="20"/>
+        </w:rPr>
+        <w:t xml:space="preserve">   </w:t>
+      </w:r>
+      <w:r>
+        <w:rPr>
+          <w:rFonts w:ascii="Arial" w:cs="Arial" w:eastAsia="Arial" w:hAnsi="Arial"/>
+          <w:b/>
+          <w:bCs/>
+          <w:i w:val="false"/>
+          <w:iCs w:val="false"/>
+          <w:caps w:val="false"/>
+          <w:color w:val="2D1B69"/>
+          <w:spacing w:val="10"/>
+          <w:sz w:val="22"/>
+          <w:szCs w:val="22"/>
+        </w:rPr>
+        <w:t xml:space="preserve">WYNIKI OBSERWACJI POGŁĘBIONEJ (NARZĘDZIA SPECJALISTYCZNE)</w:t>
+      </w:r>
+    </w:p>
+    <w:tbl>
+      <w:tblPr>
+        <w:tblW w:type="dxa" w:w="9906"/>
+        <w:tblBorders>
+          <w:top w:val="single" w:color="auto" w:sz="4"/>
+          <w:left w:val="single" w:color="auto" w:sz="4"/>
+          <w:bottom w:val="single" w:color="auto" w:sz="4"/>
+          <w:right w:val="single" w:color="auto" w:sz="4"/>
+          <w:insideH w:val="single" w:color="auto" w:sz="4"/>
+          <w:insideV w:val="single" w:color="auto" w:sz="4"/>
+        </w:tblBorders>
+      </w:tblPr>
+      <w:tblGrid>
+        <w:gridCol w:w="9906"/>
+      </w:tblGrid>
+      <w:tr>
+        <w:trPr>
+          <w:cantSplit/>
+        </w:trPr>
+        <w:tc>
+          <w:tcPr>
+            <w:tcW w:type="dxa" w:w="9906"/>
+            <w:tcBorders>
+              <w:top w:val="single" w:color="D9D0F0" w:sz="4"/>
+              <w:left w:val="single" w:color="BF382A" w:sz="32"/>
+              <w:bottom w:val="single" w:color="D9D0F0" w:sz="4"/>
+              <w:right w:val="single" w:color="D9D0F0" w:sz="4"/>
+            </w:tcBorders>
+            <w:tcMar>
+              <w:top w:type="dxa" w:w="110"/>
+              <w:left w:type="dxa" w:w="220"/>
+              <w:bottom w:type="dxa" w:w="120"/>
+              <w:right w:type="dxa" w:w="180"/>
+            </w:tcMar>
+            <w:vAlign w:val="top"/>
+          </w:tcPr>
+          <w:p>
+            <w:pPr>
+              <w:spacing w:after="50" w:before="0" w:line="276"/>
+              <w:jc w:val="left"/>
+            </w:pPr>
+            <w:r>
+              <w:rPr>
+                <w:rFonts w:ascii="Arial" w:cs="Arial" w:eastAsia="Arial" w:hAnsi="Arial"/>
+                <w:b/>
+                <w:bCs/>
+                <w:i w:val="false"/>
+                <w:iCs w:val="false"/>
+                <w:caps w:val="false"/>
+                <w:color w:val="2D1B69"/>
+                <w:sz w:val="18"/>
+                <w:szCs w:val="18"/>
+              </w:rPr>
+              <w:t xml:space="preserve">Arkusz Obserwacji Behawioralnej ABC</w:t>
+            </w:r>
+          </w:p>
+          <w:p>
+            <w:pPr>
+              <w:spacing w:after="50" w:before="0" w:line="255"/>
+              <w:jc w:val="both"/>
+            </w:pPr>
+            <w:r>
+              <w:rPr>
+                <w:rFonts w:ascii="Arial" w:cs="Arial" w:eastAsia="Arial" w:hAnsi="Arial"/>
+                <w:b w:val="false"/>
+                <w:bCs w:val="false"/>
+                <w:i w:val="false"/>
+                <w:iCs w:val="false"/>
+                <w:caps w:val="false"/>
+                <w:color w:val="1A1530"/>
+                <w:sz w:val="16"/>
+                <w:szCs w:val="16"/>
+              </w:rPr>
+              <w:t xml:space="preserve">Zidentyfikowano </w:t>
+            </w:r>
+            <w:r>
+              <w:rPr>
+                <w:rFonts w:ascii="Arial" w:cs="Arial" w:eastAsia="Arial" w:hAnsi="Arial"/>
+                <w:b/>
+                <w:bCs/>
+                <w:i w:val="false"/>
+                <w:iCs w:val="false"/>
+                <w:caps w:val="false"/>
+                <w:color w:val="BF382A"/>
+                <w:sz w:val="16"/>
+                <w:szCs w:val="16"/>
+              </w:rPr>
+              <w:t xml:space="preserve">14 epizodów</w:t>
+            </w:r>
+            <w:r>
+              <w:rPr>
+                <w:rFonts w:ascii="Arial" w:cs="Arial" w:eastAsia="Arial" w:hAnsi="Arial"/>
+                <w:b w:val="false"/>
+                <w:bCs w:val="false"/>
+                <w:i w:val="false"/>
+                <w:iCs w:val="false"/>
+                <w:caps w:val="false"/>
+                <w:color w:val="1A1530"/>
+                <w:sz w:val="16"/>
+                <w:szCs w:val="16"/>
+              </w:rPr>
+              <w:t xml:space="preserve"> zachowań trudnych. </w:t>
+            </w:r>
+            <w:r>
+              <w:rPr>
+                <w:rFonts w:ascii="Arial" w:cs="Arial" w:eastAsia="Arial" w:hAnsi="Arial"/>
+                <w:b/>
+                <w:bCs/>
+                <w:i w:val="false"/>
+                <w:iCs w:val="false"/>
+                <w:caps w:val="false"/>
+                <w:color w:val="BF382A"/>
+                <w:sz w:val="16"/>
+                <w:szCs w:val="16"/>
+              </w:rPr>
+              <w:t xml:space="preserve">Bodźce wyzwalające (A): </w:t>
+            </w:r>
+            <w:r>
+              <w:rPr>
+                <w:rFonts w:ascii="Arial" w:cs="Arial" w:eastAsia="Arial" w:hAnsi="Arial"/>
+                <w:b w:val="false"/>
+                <w:bCs w:val="false"/>
+                <w:i w:val="false"/>
+                <w:iCs w:val="false"/>
+                <w:caps w:val="false"/>
+                <w:color w:val="1A1530"/>
+                <w:sz w:val="16"/>
+                <w:szCs w:val="16"/>
+              </w:rPr>
+              <w:t xml:space="preserve">trudne polecenia pisemne, hałas, niespodziewane przejścia między aktywnościami. </w:t>
+            </w:r>
+            <w:r>
+              <w:rPr>
+                <w:rFonts w:ascii="Arial" w:cs="Arial" w:eastAsia="Arial" w:hAnsi="Arial"/>
+                <w:b/>
+                <w:bCs/>
+                <w:i w:val="false"/>
+                <w:iCs w:val="false"/>
+                <w:caps w:val="false"/>
+                <w:color w:val="BF382A"/>
+                <w:sz w:val="16"/>
+                <w:szCs w:val="16"/>
+              </w:rPr>
+              <w:t xml:space="preserve">Topografia zachowania (B): </w:t>
+            </w:r>
+            <w:r>
+              <w:rPr>
+                <w:rFonts w:ascii="Arial" w:cs="Arial" w:eastAsia="Arial" w:hAnsi="Arial"/>
+                <w:b w:val="false"/>
+                <w:bCs w:val="false"/>
+                <w:i w:val="false"/>
+                <w:iCs w:val="false"/>
+                <w:caps w:val="false"/>
+                <w:color w:val="1A1530"/>
+                <w:sz w:val="16"/>
+                <w:szCs w:val="16"/>
+              </w:rPr>
+              <w:t xml:space="preserve">głośny krzyk, odmowa zejścia z dywanu, odpychanie kart pracy. </w:t>
+            </w:r>
+            <w:r>
+              <w:rPr>
+                <w:rFonts w:ascii="Arial" w:cs="Arial" w:eastAsia="Arial" w:hAnsi="Arial"/>
+                <w:b/>
+                <w:bCs/>
+                <w:i w:val="false"/>
+                <w:iCs w:val="false"/>
+                <w:caps w:val="false"/>
+                <w:color w:val="BF382A"/>
+                <w:sz w:val="16"/>
+                <w:szCs w:val="16"/>
+              </w:rPr>
+              <w:t xml:space="preserve">Funkcja (C): </w:t>
+            </w:r>
+            <w:r>
+              <w:rPr>
+                <w:rFonts w:ascii="Arial" w:cs="Arial" w:eastAsia="Arial" w:hAnsi="Arial"/>
+                <w:b w:val="false"/>
+                <w:bCs w:val="false"/>
+                <w:i w:val="false"/>
+                <w:iCs w:val="false"/>
+                <w:caps w:val="false"/>
+                <w:color w:val="1A1530"/>
+                <w:sz w:val="16"/>
+                <w:szCs w:val="16"/>
+              </w:rPr>
+              <w:t xml:space="preserve">ucieczka przed przeciążeniem sensorycznym / zadaniem trudnym poznawczo.</w:t>
+            </w:r>
+          </w:p>
+          <w:p>
+            <w:pPr>
+              <w:spacing w:after="0" w:before="0" w:line="276"/>
+              <w:jc w:val="left"/>
+            </w:pPr>
+            <w:r>
+              <w:rPr>
+                <w:rFonts w:ascii="Arial" w:cs="Arial" w:eastAsia="Arial" w:hAnsi="Arial"/>
+                <w:b/>
+                <w:bCs/>
+                <w:i w:val="false"/>
+                <w:iCs w:val="false"/>
+                <w:caps w:val="false"/>
+                <w:color w:val="E74509"/>
+                <w:sz w:val="16"/>
+                <w:szCs w:val="16"/>
+              </w:rPr>
+              <w:t xml:space="preserve">Zalecenie: </w:t>
+            </w:r>
+            <w:r>
+              <w:rPr>
+                <w:rFonts w:ascii="Arial" w:cs="Arial" w:eastAsia="Arial" w:hAnsi="Arial"/>
+                <w:b w:val="false"/>
+                <w:bCs w:val="false"/>
+                <w:i w:val="false"/>
+                <w:iCs w:val="false"/>
+                <w:caps w:val="false"/>
+                <w:color w:val="2D1B69"/>
+                <w:sz w:val="16"/>
+                <w:szCs w:val="16"/>
+              </w:rPr>
+              <w:t xml:space="preserve">protokół wyprzedzający i nauka komunikatu zastępczego.</w:t>
+            </w:r>
+          </w:p>
+        </w:tc>
+      </w:tr>
+    </w:tbl>
+    <w:p>
+      <w:pPr>
+        <w:spacing w:after="90" w:before="0"/>
+      </w:pPr>
+    </w:p>
+    <w:tbl>
+      <w:tblPr>
+        <w:tblW w:type="dxa" w:w="9906"/>
+        <w:tblBorders>
+          <w:top w:val="single" w:color="auto" w:sz="4"/>
+          <w:left w:val="single" w:color="auto" w:sz="4"/>
+          <w:bottom w:val="single" w:color="auto" w:sz="4"/>
+          <w:right w:val="single" w:color="auto" w:sz="4"/>
+          <w:insideH w:val="single" w:color="auto" w:sz="4"/>
+          <w:insideV w:val="single" w:color="auto" w:sz="4"/>
+        </w:tblBorders>
+      </w:tblPr>
+      <w:tblGrid>
+        <w:gridCol w:w="9906"/>
+      </w:tblGrid>
+      <w:tr>
+        <w:trPr>
+          <w:cantSplit/>
+        </w:trPr>
+        <w:tc>
+          <w:tcPr>
+            <w:tcW w:type="dxa" w:w="9906"/>
+            <w:tcBorders>
+              <w:top w:val="single" w:color="D9D0F0" w:sz="4"/>
+              <w:left w:val="single" w:color="2D6BB3" w:sz="32"/>
+              <w:bottom w:val="single" w:color="D9D0F0" w:sz="4"/>
+              <w:right w:val="single" w:color="D9D0F0" w:sz="4"/>
+            </w:tcBorders>
+            <w:tcMar>
+              <w:top w:type="dxa" w:w="110"/>
+              <w:left w:type="dxa" w:w="220"/>
+              <w:bottom w:type="dxa" w:w="120"/>
+              <w:right w:type="dxa" w:w="180"/>
+            </w:tcMar>
+            <w:vAlign w:val="top"/>
+          </w:tcPr>
+          <w:p>
+            <w:pPr>
+              <w:spacing w:after="50" w:before="0" w:line="276"/>
+              <w:jc w:val="left"/>
+            </w:pPr>
+            <w:r>
+              <w:rPr>
+                <w:rFonts w:ascii="Arial" w:cs="Arial" w:eastAsia="Arial" w:hAnsi="Arial"/>
+                <w:b/>
+                <w:bCs/>
+                <w:i w:val="false"/>
+                <w:iCs w:val="false"/>
+                <w:caps w:val="false"/>
+                <w:color w:val="2D1B69"/>
+                <w:sz w:val="18"/>
+                <w:szCs w:val="18"/>
+              </w:rPr>
+              <w:t xml:space="preserve">Profil Sensoryczny (Kwestionariusz Przetwarzania)</w:t>
+            </w:r>
+          </w:p>
+          <w:p>
+            <w:pPr>
+              <w:spacing w:after="0" w:before="0" w:line="255"/>
+              <w:jc w:val="both"/>
+            </w:pPr>
+            <w:r>
+              <w:rPr>
+                <w:rFonts w:ascii="Arial" w:cs="Arial" w:eastAsia="Arial" w:hAnsi="Arial"/>
+                <w:b w:val="false"/>
+                <w:bCs w:val="false"/>
+                <w:i w:val="false"/>
+                <w:iCs w:val="false"/>
+                <w:caps w:val="false"/>
+                <w:color w:val="1A1530"/>
+                <w:sz w:val="16"/>
+                <w:szCs w:val="16"/>
+              </w:rPr>
+              <w:t xml:space="preserve">Reaktywność mieszana. </w:t>
+            </w:r>
+            <w:r>
+              <w:rPr>
+                <w:rFonts w:ascii="Arial" w:cs="Arial" w:eastAsia="Arial" w:hAnsi="Arial"/>
+                <w:b/>
+                <w:bCs/>
+                <w:i w:val="false"/>
+                <w:iCs w:val="false"/>
+                <w:caps w:val="false"/>
+                <w:color w:val="2D6BB3"/>
+                <w:sz w:val="16"/>
+                <w:szCs w:val="16"/>
+              </w:rPr>
+              <w:t xml:space="preserve">Układ słuchowy</w:t>
+            </w:r>
+            <w:r>
+              <w:rPr>
+                <w:rFonts w:ascii="Arial" w:cs="Arial" w:eastAsia="Arial" w:hAnsi="Arial"/>
+                <w:b w:val="false"/>
+                <w:bCs w:val="false"/>
+                <w:i w:val="false"/>
+                <w:iCs w:val="false"/>
+                <w:caps w:val="false"/>
+                <w:color w:val="1A1530"/>
+                <w:sz w:val="16"/>
+                <w:szCs w:val="16"/>
+              </w:rPr>
+              <w:t xml:space="preserve"> – silna nadwrażliwość na nagłe dźwięki i gwar korytarza (zalecane słuchawki); </w:t>
+            </w:r>
+            <w:r>
+              <w:rPr>
+                <w:rFonts w:ascii="Arial" w:cs="Arial" w:eastAsia="Arial" w:hAnsi="Arial"/>
+                <w:b/>
+                <w:bCs/>
+                <w:i w:val="false"/>
+                <w:iCs w:val="false"/>
+                <w:caps w:val="false"/>
+                <w:color w:val="2D6BB3"/>
+                <w:sz w:val="16"/>
+                <w:szCs w:val="16"/>
+              </w:rPr>
+              <w:t xml:space="preserve">układ dotykowy</w:t>
+            </w:r>
+            <w:r>
+              <w:rPr>
+                <w:rFonts w:ascii="Arial" w:cs="Arial" w:eastAsia="Arial" w:hAnsi="Arial"/>
+                <w:b w:val="false"/>
+                <w:bCs w:val="false"/>
+                <w:i w:val="false"/>
+                <w:iCs w:val="false"/>
+                <w:caps w:val="false"/>
+                <w:color w:val="1A1530"/>
+                <w:sz w:val="16"/>
+                <w:szCs w:val="16"/>
+              </w:rPr>
+              <w:t xml:space="preserve"> – obronność dotykowa na faktury klejące i mokre; </w:t>
+            </w:r>
+            <w:r>
+              <w:rPr>
+                <w:rFonts w:ascii="Arial" w:cs="Arial" w:eastAsia="Arial" w:hAnsi="Arial"/>
+                <w:b/>
+                <w:bCs/>
+                <w:i w:val="false"/>
+                <w:iCs w:val="false"/>
+                <w:caps w:val="false"/>
+                <w:color w:val="2D6BB3"/>
+                <w:sz w:val="16"/>
+                <w:szCs w:val="16"/>
+              </w:rPr>
+              <w:t xml:space="preserve">układ proprioceptywny i przedsionkowy</w:t>
+            </w:r>
+            <w:r>
+              <w:rPr>
+                <w:rFonts w:ascii="Arial" w:cs="Arial" w:eastAsia="Arial" w:hAnsi="Arial"/>
+                <w:b w:val="false"/>
+                <w:bCs w:val="false"/>
+                <w:i w:val="false"/>
+                <w:iCs w:val="false"/>
+                <w:caps w:val="false"/>
+                <w:color w:val="1A1530"/>
+                <w:sz w:val="16"/>
+                <w:szCs w:val="16"/>
+              </w:rPr>
+              <w:t xml:space="preserve"> – poszukiwanie stymulacji dociskowej i ruchowej (huśtanie, kołysanie się).</w:t>
+            </w:r>
+          </w:p>
+        </w:tc>
+      </w:tr>
+    </w:tbl>
+    <w:p>
+      <w:pPr>
+        <w:spacing w:after="90" w:before="0"/>
+      </w:pPr>
+    </w:p>
+    <w:tbl>
+      <w:tblPr>
+        <w:tblW w:type="dxa" w:w="9906"/>
+        <w:tblBorders>
+          <w:top w:val="single" w:color="auto" w:sz="4"/>
+          <w:left w:val="single" w:color="auto" w:sz="4"/>
+          <w:bottom w:val="single" w:color="auto" w:sz="4"/>
+          <w:right w:val="single" w:color="auto" w:sz="4"/>
+          <w:insideH w:val="single" w:color="auto" w:sz="4"/>
+          <w:insideV w:val="single" w:color="auto" w:sz="4"/>
+        </w:tblBorders>
+      </w:tblPr>
+      <w:tblGrid>
+        <w:gridCol w:w="9906"/>
+      </w:tblGrid>
+      <w:tr>
+        <w:trPr>
+          <w:cantSplit/>
+        </w:trPr>
+        <w:tc>
+          <w:tcPr>
+            <w:tcW w:type="dxa" w:w="9906"/>
+            <w:tcBorders>
+              <w:top w:val="single" w:color="D9D0F0" w:sz="4"/>
+              <w:left w:val="single" w:color="2D1B69" w:sz="32"/>
+              <w:bottom w:val="single" w:color="D9D0F0" w:sz="4"/>
+              <w:right w:val="single" w:color="D9D0F0" w:sz="4"/>
+            </w:tcBorders>
+            <w:tcMar>
+              <w:top w:type="dxa" w:w="110"/>
+              <w:left w:type="dxa" w:w="220"/>
+              <w:bottom w:type="dxa" w:w="120"/>
+              <w:right w:type="dxa" w:w="180"/>
+            </w:tcMar>
+            <w:vAlign w:val="top"/>
+          </w:tcPr>
+          <w:p>
+            <w:pPr>
+              <w:spacing w:after="50" w:before="0" w:line="276"/>
+              <w:jc w:val="left"/>
+            </w:pPr>
+            <w:r>
+              <w:rPr>
+                <w:rFonts w:ascii="Arial" w:cs="Arial" w:eastAsia="Arial" w:hAnsi="Arial"/>
+                <w:b/>
+                <w:bCs/>
+                <w:i w:val="false"/>
+                <w:iCs w:val="false"/>
+                <w:caps w:val="false"/>
+                <w:color w:val="2D1B69"/>
+                <w:sz w:val="18"/>
+                <w:szCs w:val="18"/>
+              </w:rPr>
+              <w:t xml:space="preserve">Profil Biopsychospołeczny</w:t>
+            </w:r>
+          </w:p>
+          <w:p>
+            <w:pPr>
+              <w:spacing w:after="0" w:before="0" w:line="255"/>
+              <w:jc w:val="both"/>
+            </w:pPr>
+            <w:r>
+              <w:rPr>
+                <w:rFonts w:ascii="Arial" w:cs="Arial" w:eastAsia="Arial" w:hAnsi="Arial"/>
+                <w:b/>
+                <w:bCs/>
+                <w:i w:val="false"/>
+                <w:iCs w:val="false"/>
+                <w:caps w:val="false"/>
+                <w:color w:val="2D1B69"/>
+                <w:sz w:val="16"/>
+                <w:szCs w:val="16"/>
+              </w:rPr>
+              <w:t xml:space="preserve">Uwarunkowania biologiczne: </w:t>
+            </w:r>
+            <w:r>
+              <w:rPr>
+                <w:rFonts w:ascii="Arial" w:cs="Arial" w:eastAsia="Arial" w:hAnsi="Arial"/>
+                <w:b w:val="false"/>
+                <w:bCs w:val="false"/>
+                <w:i w:val="false"/>
+                <w:iCs w:val="false"/>
+                <w:caps w:val="false"/>
+                <w:color w:val="1A1530"/>
+                <w:sz w:val="16"/>
+                <w:szCs w:val="16"/>
+              </w:rPr>
+              <w:t xml:space="preserve">spektrum autyzmu, zaburzenia snu wpływają na zmęczenie poranne. </w:t>
+            </w:r>
+            <w:r>
+              <w:rPr>
+                <w:rFonts w:ascii="Arial" w:cs="Arial" w:eastAsia="Arial" w:hAnsi="Arial"/>
+                <w:b/>
+                <w:bCs/>
+                <w:i w:val="false"/>
+                <w:iCs w:val="false"/>
+                <w:caps w:val="false"/>
+                <w:color w:val="2D1B69"/>
+                <w:sz w:val="16"/>
+                <w:szCs w:val="16"/>
+              </w:rPr>
+              <w:t xml:space="preserve">Uwarunkowania psychologiczne: </w:t>
+            </w:r>
+            <w:r>
+              <w:rPr>
+                <w:rFonts w:ascii="Arial" w:cs="Arial" w:eastAsia="Arial" w:hAnsi="Arial"/>
+                <w:b w:val="false"/>
+                <w:bCs w:val="false"/>
+                <w:i w:val="false"/>
+                <w:iCs w:val="false"/>
+                <w:caps w:val="false"/>
+                <w:color w:val="1A1530"/>
+                <w:sz w:val="16"/>
+                <w:szCs w:val="16"/>
+              </w:rPr>
+              <w:t xml:space="preserve">silny lęk przed zmianą schematu, sztywność poznawcza. </w:t>
+            </w:r>
+            <w:r>
+              <w:rPr>
+                <w:rFonts w:ascii="Arial" w:cs="Arial" w:eastAsia="Arial" w:hAnsi="Arial"/>
+                <w:b/>
+                <w:bCs/>
+                <w:i w:val="false"/>
+                <w:iCs w:val="false"/>
+                <w:caps w:val="false"/>
+                <w:color w:val="2D1B69"/>
+                <w:sz w:val="16"/>
+                <w:szCs w:val="16"/>
+              </w:rPr>
+              <w:t xml:space="preserve">Czynniki środowiskowe: </w:t>
+            </w:r>
+            <w:r>
+              <w:rPr>
+                <w:rFonts w:ascii="Arial" w:cs="Arial" w:eastAsia="Arial" w:hAnsi="Arial"/>
+                <w:b w:val="false"/>
+                <w:bCs w:val="false"/>
+                <w:i w:val="false"/>
+                <w:iCs w:val="false"/>
+                <w:caps w:val="false"/>
+                <w:color w:val="1A1530"/>
+                <w:sz w:val="16"/>
+                <w:szCs w:val="16"/>
+              </w:rPr>
+              <w:t xml:space="preserve">wysokie zaangażowanie rodziny, pozytywna reakcja na stałą kadrę.</w:t>
+            </w:r>
+          </w:p>
+        </w:tc>
+      </w:tr>
+    </w:tbl>
+    <w:p>
+      <w:pPr>
+        <w:spacing w:after="90" w:before="0"/>
+      </w:pPr>
+    </w:p>
+    <w:tbl>
+      <w:tblPr>
+        <w:tblW w:type="dxa" w:w="9906"/>
+        <w:tblBorders>
+          <w:top w:val="single" w:color="auto" w:sz="4"/>
+          <w:left w:val="single" w:color="auto" w:sz="4"/>
+          <w:bottom w:val="single" w:color="auto" w:sz="4"/>
+          <w:right w:val="single" w:color="auto" w:sz="4"/>
+          <w:insideH w:val="single" w:color="auto" w:sz="4"/>
+          <w:insideV w:val="single" w:color="auto" w:sz="4"/>
+        </w:tblBorders>
+      </w:tblPr>
+      <w:tblGrid>
+        <w:gridCol w:w="9906"/>
+      </w:tblGrid>
+      <w:tr>
+        <w:trPr>
+          <w:cantSplit/>
+        </w:trPr>
+        <w:tc>
+          <w:tcPr>
+            <w:tcW w:type="dxa" w:w="9906"/>
+            <w:tcBorders>
+              <w:top w:val="single" w:color="D9D0F0" w:sz="4"/>
+              <w:left w:val="single" w:color="E74509" w:sz="32"/>
+              <w:bottom w:val="single" w:color="D9D0F0" w:sz="4"/>
+              <w:right w:val="single" w:color="D9D0F0" w:sz="4"/>
+            </w:tcBorders>
+            <w:tcMar>
+              <w:top w:type="dxa" w:w="110"/>
+              <w:left w:type="dxa" w:w="220"/>
+              <w:bottom w:type="dxa" w:w="120"/>
+              <w:right w:type="dxa" w:w="180"/>
+            </w:tcMar>
+            <w:vAlign w:val="top"/>
+          </w:tcPr>
+          <w:p>
+            <w:pPr>
+              <w:spacing w:after="50" w:before="0" w:line="276"/>
+              <w:jc w:val="left"/>
+            </w:pPr>
+            <w:r>
+              <w:rPr>
+                <w:rFonts w:ascii="Arial" w:cs="Arial" w:eastAsia="Arial" w:hAnsi="Arial"/>
+                <w:b/>
+                <w:bCs/>
+                <w:i w:val="false"/>
+                <w:iCs w:val="false"/>
+                <w:caps w:val="false"/>
+                <w:color w:val="2D1B69"/>
+                <w:sz w:val="18"/>
+                <w:szCs w:val="18"/>
+              </w:rPr>
+              <w:t xml:space="preserve">Arkusz Oceny Rozwoju Mowy i Komunikacji</w:t>
+            </w:r>
+          </w:p>
+          <w:p>
+            <w:pPr>
+              <w:spacing w:after="50" w:before="0" w:line="255"/>
+              <w:jc w:val="both"/>
+            </w:pPr>
+            <w:r>
+              <w:rPr>
+                <w:rFonts w:ascii="Arial" w:cs="Arial" w:eastAsia="Arial" w:hAnsi="Arial"/>
+                <w:b w:val="false"/>
+                <w:bCs w:val="false"/>
+                <w:i w:val="false"/>
+                <w:iCs w:val="false"/>
+                <w:caps w:val="false"/>
+                <w:color w:val="1A1530"/>
+                <w:sz w:val="16"/>
+                <w:szCs w:val="16"/>
+              </w:rPr>
+              <w:t xml:space="preserve">Zasób słownika biernego w normie wiekowej; wąski zasób czynny w sytuacjach swobodnych. Występują </w:t>
+            </w:r>
+            <w:r>
+              <w:rPr>
+                <w:rFonts w:ascii="Arial" w:cs="Arial" w:eastAsia="Arial" w:hAnsi="Arial"/>
+                <w:b/>
+                <w:bCs/>
+                <w:i w:val="false"/>
+                <w:iCs w:val="false"/>
+                <w:caps w:val="false"/>
+                <w:color w:val="E74509"/>
+                <w:sz w:val="16"/>
+                <w:szCs w:val="16"/>
+              </w:rPr>
+              <w:t xml:space="preserve">echolalie natychmiastowe</w:t>
+            </w:r>
+            <w:r>
+              <w:rPr>
+                <w:rFonts w:ascii="Arial" w:cs="Arial" w:eastAsia="Arial" w:hAnsi="Arial"/>
+                <w:b w:val="false"/>
+                <w:bCs w:val="false"/>
+                <w:i w:val="false"/>
+                <w:iCs w:val="false"/>
+                <w:caps w:val="false"/>
+                <w:color w:val="1A1530"/>
+                <w:sz w:val="16"/>
+                <w:szCs w:val="16"/>
+              </w:rPr>
+              <w:t xml:space="preserve"> i trudności pragmatyczne (brak intonacji, trudność w podtrzymaniu dialogu).</w:t>
+            </w:r>
+          </w:p>
+          <w:p>
+            <w:pPr>
+              <w:spacing w:after="0" w:before="0" w:line="276"/>
+              <w:jc w:val="left"/>
+            </w:pPr>
+            <w:r>
+              <w:rPr>
+                <w:rFonts w:ascii="Arial" w:cs="Arial" w:eastAsia="Arial" w:hAnsi="Arial"/>
+                <w:b/>
+                <w:bCs/>
+                <w:i w:val="false"/>
+                <w:iCs w:val="false"/>
+                <w:caps w:val="false"/>
+                <w:color w:val="E74509"/>
+                <w:sz w:val="16"/>
+                <w:szCs w:val="16"/>
+              </w:rPr>
+              <w:t xml:space="preserve">Zalecenie: </w:t>
+            </w:r>
+            <w:r>
+              <w:rPr>
+                <w:rFonts w:ascii="Arial" w:cs="Arial" w:eastAsia="Arial" w:hAnsi="Arial"/>
+                <w:b w:val="false"/>
+                <w:bCs w:val="false"/>
+                <w:i w:val="false"/>
+                <w:iCs w:val="false"/>
+                <w:caps w:val="false"/>
+                <w:color w:val="2D1B69"/>
+                <w:sz w:val="16"/>
+                <w:szCs w:val="16"/>
+              </w:rPr>
+              <w:t xml:space="preserve">schematy dialogowe i piktogramy wspierające.</w:t>
+            </w:r>
+          </w:p>
+        </w:tc>
+      </w:tr>
+    </w:tbl>
+    <w:p>
+      <w:pPr>
+        <w:spacing w:after="90" w:before="0"/>
+      </w:pPr>
+    </w:p>
+    <w:tbl>
+      <w:tblPr>
+        <w:tblW w:type="dxa" w:w="9906"/>
+        <w:tblBorders>
+          <w:top w:val="single" w:color="auto" w:sz="4"/>
+          <w:left w:val="single" w:color="auto" w:sz="4"/>
+          <w:bottom w:val="single" w:color="auto" w:sz="4"/>
+          <w:right w:val="single" w:color="auto" w:sz="4"/>
+          <w:insideH w:val="single" w:color="auto" w:sz="4"/>
+          <w:insideV w:val="single" w:color="auto" w:sz="4"/>
+        </w:tblBorders>
+      </w:tblPr>
+      <w:tblGrid>
+        <w:gridCol w:w="9906"/>
+      </w:tblGrid>
+      <w:tr>
+        <w:trPr>
+          <w:cantSplit/>
+        </w:trPr>
+        <w:tc>
+          <w:tcPr>
+            <w:tcW w:type="dxa" w:w="9906"/>
+            <w:tcBorders>
+              <w:top w:val="single" w:color="D9D0F0" w:sz="4"/>
+              <w:left w:val="single" w:color="2E7D45" w:sz="32"/>
+              <w:bottom w:val="single" w:color="D9D0F0" w:sz="4"/>
+              <w:right w:val="single" w:color="D9D0F0" w:sz="4"/>
+            </w:tcBorders>
+            <w:tcMar>
+              <w:top w:type="dxa" w:w="110"/>
+              <w:left w:type="dxa" w:w="220"/>
+              <w:bottom w:type="dxa" w:w="120"/>
+              <w:right w:type="dxa" w:w="180"/>
+            </w:tcMar>
+            <w:vAlign w:val="top"/>
+          </w:tcPr>
+          <w:p>
+            <w:pPr>
+              <w:spacing w:after="50" w:before="0" w:line="276"/>
+              <w:jc w:val="left"/>
+            </w:pPr>
+            <w:r>
+              <w:rPr>
+                <w:rFonts w:ascii="Arial" w:cs="Arial" w:eastAsia="Arial" w:hAnsi="Arial"/>
+                <w:b/>
+                <w:bCs/>
+                <w:i w:val="false"/>
+                <w:iCs w:val="false"/>
+                <w:caps w:val="false"/>
+                <w:color w:val="2D1B69"/>
+                <w:sz w:val="18"/>
+                <w:szCs w:val="18"/>
+              </w:rPr>
+              <w:t xml:space="preserve">Arkusz Poziomu Rozwoju Teorii Umysłu (ToM)</w:t>
+            </w:r>
+          </w:p>
+          <w:p>
+            <w:pPr>
+              <w:spacing w:after="0" w:before="0" w:line="255"/>
+              <w:jc w:val="both"/>
+            </w:pPr>
+            <w:r>
+              <w:rPr>
+                <w:rFonts w:ascii="Arial" w:cs="Arial" w:eastAsia="Arial" w:hAnsi="Arial"/>
+                <w:b w:val="false"/>
+                <w:bCs w:val="false"/>
+                <w:i w:val="false"/>
+                <w:iCs w:val="false"/>
+                <w:caps w:val="false"/>
+                <w:color w:val="1A1530"/>
+                <w:sz w:val="16"/>
+                <w:szCs w:val="16"/>
+              </w:rPr>
+              <w:t xml:space="preserve">Poziom rozwoju ToM </w:t>
+            </w:r>
+            <w:r>
+              <w:rPr>
+                <w:rFonts w:ascii="Arial" w:cs="Arial" w:eastAsia="Arial" w:hAnsi="Arial"/>
+                <w:b/>
+                <w:bCs/>
+                <w:i w:val="false"/>
+                <w:iCs w:val="false"/>
+                <w:caps w:val="false"/>
+                <w:color w:val="2E7D45"/>
+                <w:sz w:val="16"/>
+                <w:szCs w:val="16"/>
+              </w:rPr>
+              <w:t xml:space="preserve">poniżej normy wiekowej</w:t>
+            </w:r>
+            <w:r>
+              <w:rPr>
+                <w:rFonts w:ascii="Arial" w:cs="Arial" w:eastAsia="Arial" w:hAnsi="Arial"/>
+                <w:b w:val="false"/>
+                <w:bCs w:val="false"/>
+                <w:i w:val="false"/>
+                <w:iCs w:val="false"/>
+                <w:caps w:val="false"/>
+                <w:color w:val="1A1530"/>
+                <w:sz w:val="16"/>
+                <w:szCs w:val="16"/>
+              </w:rPr>
+              <w:t xml:space="preserve">. Trudność w zadaniach z fałszywym przekonaniem (False Belief Task) oraz w rozpoznawaniu perspektywy i intencji innych osób. Trudności te generują konflikty rówieśnicze przez błędną interpretację zachowań kolegów.</w:t>
+            </w:r>
+          </w:p>
+        </w:tc>
+      </w:tr>
+    </w:tbl>
+    <w:p>
+      <w:pPr>
+        <w:spacing w:after="90" w:before="0"/>
+      </w:pPr>
+    </w:p>
+    <w:p>
+      <w:r>
+        <w:br w:type="page"/>
+      </w:r>
+    </w:p>
+    <w:tbl>
+      <w:tblPr>
+        <w:tblW w:type="dxa" w:w="9906"/>
+        <w:tblBorders>
+          <w:top w:val="single" w:color="auto" w:sz="4"/>
+          <w:left w:val="single" w:color="auto" w:sz="4"/>
+          <w:bottom w:val="single" w:color="auto" w:sz="4"/>
+          <w:right w:val="single" w:color="auto" w:sz="4"/>
+          <w:insideH w:val="single" w:color="auto" w:sz="4"/>
+          <w:insideV w:val="single" w:color="auto" w:sz="4"/>
+        </w:tblBorders>
+      </w:tblPr>
+      <w:tblGrid>
+        <w:gridCol w:w="700"/>
+        <w:gridCol w:w="6200"/>
+        <w:gridCol w:w="3006"/>
+      </w:tblGrid>
+      <w:tr>
+        <w:trPr>
+          <w:cantSplit/>
+        </w:trPr>
+        <w:tc>
+          <w:tcPr>
+            <w:tcW w:type="dxa" w:w="700"/>
+            <w:tcBorders>
+              <w:top w:val="nil"/>
+              <w:left w:val="nil"/>
+              <w:bottom w:val="nil"/>
+              <w:right w:val="nil"/>
+            </w:tcBorders>
+            <w:shd w:fill="2D1B69" w:color="auto" w:val="clear"/>
+            <w:tcMar>
+              <w:top w:type="dxa" w:w="120"/>
+              <w:left w:type="dxa" w:w="40"/>
+              <w:bottom w:type="dxa" w:w="120"/>
+              <w:right w:type="dxa" w:w="40"/>
+            </w:tcMar>
+            <w:vAlign w:val="center"/>
+          </w:tcPr>
+          <w:p>
+            <w:pPr>
+              <w:spacing w:after="0" w:before="0" w:line="276"/>
+              <w:jc w:val="center"/>
+            </w:pPr>
+            <w:r>
+              <w:rPr>
+                <w:rFonts w:ascii="Arial" w:cs="Arial" w:eastAsia="Arial" w:hAnsi="Arial"/>
+                <w:b/>
+                <w:bCs/>
+                <w:i w:val="false"/>
+                <w:iCs w:val="false"/>
+                <w:caps w:val="false"/>
+                <w:color w:val="FFFFFF"/>
+                <w:sz w:val="12"/>
+                <w:szCs w:val="12"/>
+              </w:rPr>
+              <w:t xml:space="preserve">PCTP</w:t>
+            </w:r>
+          </w:p>
+        </w:tc>
+        <w:tc>
+          <w:tcPr>
+            <w:tcW w:type="dxa" w:w="6200"/>
+            <w:tcBorders>
+              <w:top w:val="nil"/>
+              <w:left w:val="nil"/>
+              <w:bottom w:val="nil"/>
+              <w:right w:val="nil"/>
+            </w:tcBorders>
+            <w:tcMar>
+              <w:top w:type="dxa" w:w="0"/>
+              <w:left w:type="dxa" w:w="160"/>
+              <w:bottom w:type="dxa" w:w="0"/>
+              <w:right w:type="dxa" w:w="0"/>
+            </w:tcMar>
+            <w:vAlign w:val="center"/>
+          </w:tcPr>
+          <w:p>
+            <w:pPr>
+              <w:spacing w:after="20" w:before="0" w:line="276"/>
+              <w:jc w:val="left"/>
+            </w:pPr>
+            <w:r>
+              <w:rPr>
+                <w:rFonts w:ascii="Arial" w:cs="Arial" w:eastAsia="Arial" w:hAnsi="Arial"/>
+                <w:b/>
+                <w:bCs/>
+                <w:i w:val="false"/>
+                <w:iCs w:val="false"/>
+                <w:caps w:val="false"/>
+                <w:color w:val="2D1B69"/>
+                <w:sz w:val="26"/>
+                <w:szCs w:val="26"/>
+              </w:rPr>
+              <w:t xml:space="preserve">EduPlaner 2026</w:t>
+            </w:r>
+          </w:p>
+          <w:p>
+            <w:pPr>
+              <w:spacing w:after="0" w:before="0" w:line="276"/>
+              <w:jc w:val="left"/>
+            </w:pPr>
+            <w:r>
+              <w:rPr>
+                <w:rFonts w:ascii="Arial" w:cs="Arial" w:eastAsia="Arial" w:hAnsi="Arial"/>
+                <w:b w:val="false"/>
+                <w:bCs w:val="false"/>
+                <w:i w:val="false"/>
+                <w:iCs w:val="false"/>
+                <w:caps/>
+                <w:color w:val="6B6378"/>
+                <w:spacing w:val="14"/>
+                <w:sz w:val="12"/>
+                <w:szCs w:val="12"/>
+              </w:rPr>
+              <w:t xml:space="preserve">Raport Oceny Funkcjonalnej · Część II · Podjęte działania i podpisy</w:t>
+            </w:r>
+          </w:p>
+        </w:tc>
+        <w:tc>
+          <w:tcPr>
+            <w:tcW w:type="dxa" w:w="3006"/>
+            <w:tcBorders>
+              <w:top w:val="nil"/>
+              <w:left w:val="nil"/>
+              <w:bottom w:val="nil"/>
+              <w:right w:val="nil"/>
+            </w:tcBorders>
+            <w:tcMar>
+              <w:top w:type="dxa" w:w="0"/>
+              <w:left w:type="dxa" w:w="0"/>
+              <w:bottom w:type="dxa" w:w="0"/>
+              <w:right w:type="dxa" w:w="0"/>
+            </w:tcMar>
+            <w:vAlign w:val="center"/>
+          </w:tcPr>
+          <w:p>
+            <w:pPr>
+              <w:spacing w:after="60" w:before="0" w:line="276"/>
+              <w:jc w:val="right"/>
+            </w:pPr>
+            <w:r>
+              <w:rPr>
+                <w:rFonts w:ascii="Arial" w:cs="Arial" w:eastAsia="Arial" w:hAnsi="Arial"/>
+                <w:b/>
+                <w:bCs/>
+                <w:i w:val="false"/>
+                <w:iCs w:val="false"/>
+                <w:caps w:val="false"/>
+                <w:color w:val="FFFFFF"/>
+                <w:spacing w:val="10"/>
+                <w:sz w:val="13"/>
+                <w:szCs w:val="13"/>
+                <w:shd w:fill="E74509" w:color="auto" w:val="clear"/>
+              </w:rPr>
+              <w:t xml:space="preserve">  RAPORT · 2026  </w:t>
+            </w:r>
+          </w:p>
+          <w:p>
+            <w:pPr>
+              <w:spacing w:after="0" w:before="0" w:line="276"/>
+              <w:jc w:val="right"/>
+            </w:pPr>
+            <w:r>
+              <w:rPr>
+                <w:rFonts w:ascii="Arial" w:cs="Arial" w:eastAsia="Arial" w:hAnsi="Arial"/>
+                <w:b w:val="false"/>
+                <w:bCs w:val="false"/>
+                <w:i w:val="false"/>
+                <w:iCs w:val="false"/>
+                <w:caps w:val="false"/>
+                <w:color w:val="6B6378"/>
+                <w:spacing w:val="14"/>
+                <w:sz w:val="11"/>
+                <w:szCs w:val="11"/>
+              </w:rPr>
+              <w:t xml:space="preserve">DOKUMENT DLA RODZICA · 2026</w:t>
+            </w:r>
+          </w:p>
+        </w:tc>
+      </w:tr>
+    </w:tbl>
+    <w:p>
+      <w:pPr>
+        <w:pBdr>
+          <w:bottom w:val="single" w:color="2D1B69" w:sz="12" w:space="1"/>
+        </w:pBdr>
+        <w:spacing w:after="160" w:before="60"/>
+      </w:pPr>
+    </w:p>
+    <w:tbl>
+      <w:tblPr>
+        <w:tblW w:type="dxa" w:w="9706"/>
+        <w:tblBorders>
+          <w:top w:val="single" w:color="auto" w:sz="4"/>
+          <w:left w:val="single" w:color="auto" w:sz="4"/>
+          <w:bottom w:val="single" w:color="auto" w:sz="4"/>
+          <w:right w:val="single" w:color="auto" w:sz="4"/>
+          <w:insideH w:val="single" w:color="auto" w:sz="4"/>
+          <w:insideV w:val="single" w:color="auto" w:sz="4"/>
+        </w:tblBorders>
+      </w:tblPr>
+      <w:tblGrid>
+        <w:gridCol w:w="3900"/>
+        <w:gridCol w:w="2900"/>
+        <w:gridCol w:w="2906"/>
+      </w:tblGrid>
+      <w:tr>
+        <w:trPr>
+          <w:cantSplit/>
+        </w:trPr>
+        <w:tc>
+          <w:tcPr>
+            <w:tcW w:type="dxa" w:w="3900"/>
+            <w:tcBorders>
+              <w:top w:val="single" w:color="FFFFFF" w:sz="12"/>
+              <w:left w:val="single" w:color="FFFFFF" w:sz="12"/>
+              <w:bottom w:val="single" w:color="FFFFFF" w:sz="12"/>
+              <w:right w:val="single" w:color="FFFFFF" w:sz="12"/>
+            </w:tcBorders>
+            <w:shd w:fill="EFE9F9" w:color="auto" w:val="clear"/>
+            <w:tcMar>
+              <w:top w:type="dxa" w:w="110"/>
+              <w:left w:type="dxa" w:w="180"/>
+              <w:bottom w:type="dxa" w:w="110"/>
+              <w:right w:type="dxa" w:w="120"/>
+            </w:tcMar>
+            <w:vAlign w:val="top"/>
+          </w:tcPr>
+          <w:p>
+            <w:pPr>
+              <w:spacing w:after="0" w:before="0" w:line="276"/>
+              <w:jc w:val="left"/>
+            </w:pPr>
+            <w:r>
+              <w:rPr>
+                <w:rFonts w:ascii="Arial" w:cs="Arial" w:eastAsia="Arial" w:hAnsi="Arial"/>
+                <w:b/>
+                <w:bCs/>
+                <w:i w:val="false"/>
+                <w:iCs w:val="false"/>
+                <w:caps w:val="false"/>
+                <w:color w:val="7D6FB0"/>
+                <w:spacing w:val="14"/>
+                <w:sz w:val="12"/>
+                <w:szCs w:val="12"/>
+              </w:rPr>
+              <w:t xml:space="preserve">DOTYCZY DZIECKA</w:t>
+            </w:r>
+            <w:r>
+              <w:rPr>
+                <w:rFonts w:ascii="Arial" w:cs="Arial" w:eastAsia="Arial" w:hAnsi="Arial"/>
+                <w:b w:val="false"/>
+                <w:bCs w:val="false"/>
+                <w:i w:val="false"/>
+                <w:iCs w:val="false"/>
+                <w:caps w:val="false"/>
+                <w:color w:val="B6A6DF"/>
+                <w:sz w:val="14"/>
+                <w:szCs w:val="14"/>
+              </w:rPr>
+              <w:t xml:space="preserve">  ....................................................</w:t>
+            </w:r>
+            <w:r>
+              <w:rPr>
+                <w:rFonts w:ascii="Arial" w:cs="Arial" w:eastAsia="Arial" w:hAnsi="Arial"/>
+                <w:b w:val="false"/>
+                <w:bCs w:val="false"/>
+                <w:i w:val="false"/>
+                <w:iCs w:val="false"/>
+                <w:caps w:val="false"/>
+                <w:color w:val="6B6378"/>
+                <w:sz w:val="14"/>
+                <w:szCs w:val="14"/>
+              </w:rPr>
+              <w:t xml:space="preserve"/>
+            </w:r>
+          </w:p>
+        </w:tc>
+        <w:tc>
+          <w:tcPr>
+            <w:tcW w:type="dxa" w:w="2900"/>
+            <w:tcBorders>
+              <w:top w:val="single" w:color="FFFFFF" w:sz="12"/>
+              <w:left w:val="single" w:color="FFFFFF" w:sz="12"/>
+              <w:bottom w:val="single" w:color="FFFFFF" w:sz="12"/>
+              <w:right w:val="single" w:color="FFFFFF" w:sz="12"/>
+            </w:tcBorders>
+            <w:shd w:fill="EFE9F9" w:color="auto" w:val="clear"/>
+            <w:tcMar>
+              <w:top w:type="dxa" w:w="110"/>
+              <w:left w:type="dxa" w:w="180"/>
+              <w:bottom w:type="dxa" w:w="110"/>
+              <w:right w:type="dxa" w:w="120"/>
+            </w:tcMar>
+            <w:vAlign w:val="top"/>
+          </w:tcPr>
+          <w:p>
+            <w:pPr>
+              <w:spacing w:after="0" w:before="0" w:line="276"/>
+              <w:jc w:val="left"/>
+            </w:pPr>
+            <w:r>
+              <w:rPr>
+                <w:rFonts w:ascii="Arial" w:cs="Arial" w:eastAsia="Arial" w:hAnsi="Arial"/>
+                <w:b/>
+                <w:bCs/>
+                <w:i w:val="false"/>
+                <w:iCs w:val="false"/>
+                <w:caps w:val="false"/>
+                <w:color w:val="7D6FB0"/>
+                <w:spacing w:val="14"/>
+                <w:sz w:val="12"/>
+                <w:szCs w:val="12"/>
+              </w:rPr>
+              <w:t xml:space="preserve">GRUPA / KLASA</w:t>
+            </w:r>
+            <w:r>
+              <w:rPr>
+                <w:rFonts w:ascii="Arial" w:cs="Arial" w:eastAsia="Arial" w:hAnsi="Arial"/>
+                <w:b w:val="false"/>
+                <w:bCs w:val="false"/>
+                <w:i w:val="false"/>
+                <w:iCs w:val="false"/>
+                <w:caps w:val="false"/>
+                <w:color w:val="B6A6DF"/>
+                <w:sz w:val="14"/>
+                <w:szCs w:val="14"/>
+              </w:rPr>
+              <w:t xml:space="preserve">  ..............................</w:t>
+            </w:r>
+            <w:r>
+              <w:rPr>
+                <w:rFonts w:ascii="Arial" w:cs="Arial" w:eastAsia="Arial" w:hAnsi="Arial"/>
+                <w:b w:val="false"/>
+                <w:bCs w:val="false"/>
+                <w:i w:val="false"/>
+                <w:iCs w:val="false"/>
+                <w:caps w:val="false"/>
+                <w:color w:val="6B6378"/>
+                <w:sz w:val="14"/>
+                <w:szCs w:val="14"/>
+              </w:rPr>
+              <w:t xml:space="preserve"/>
+            </w:r>
+          </w:p>
+        </w:tc>
+        <w:tc>
+          <w:tcPr>
+            <w:tcW w:type="dxa" w:w="2906"/>
+            <w:tcBorders>
+              <w:top w:val="single" w:color="FFFFFF" w:sz="12"/>
+              <w:left w:val="single" w:color="FFFFFF" w:sz="12"/>
+              <w:bottom w:val="single" w:color="FFFFFF" w:sz="12"/>
+              <w:right w:val="single" w:color="FFFFFF" w:sz="12"/>
+            </w:tcBorders>
+            <w:shd w:fill="EFE9F9" w:color="auto" w:val="clear"/>
+            <w:tcMar>
+              <w:top w:type="dxa" w:w="110"/>
+              <w:left w:type="dxa" w:w="180"/>
+              <w:bottom w:type="dxa" w:w="110"/>
+              <w:right w:type="dxa" w:w="120"/>
+            </w:tcMar>
+            <w:vAlign w:val="top"/>
+          </w:tcPr>
+          <w:p>
+            <w:pPr>
+              <w:spacing w:after="0" w:before="0" w:line="276"/>
+              <w:jc w:val="left"/>
+            </w:pPr>
+            <w:r>
+              <w:rPr>
+                <w:rFonts w:ascii="Arial" w:cs="Arial" w:eastAsia="Arial" w:hAnsi="Arial"/>
+                <w:b/>
+                <w:bCs/>
+                <w:i w:val="false"/>
+                <w:iCs w:val="false"/>
+                <w:caps w:val="false"/>
+                <w:color w:val="7D6FB0"/>
+                <w:spacing w:val="14"/>
+                <w:sz w:val="12"/>
+                <w:szCs w:val="12"/>
+              </w:rPr>
+              <w:t xml:space="preserve">DATA</w:t>
+            </w:r>
+            <w:r>
+              <w:rPr>
+                <w:rFonts w:ascii="Arial" w:cs="Arial" w:eastAsia="Arial" w:hAnsi="Arial"/>
+                <w:b w:val="false"/>
+                <w:bCs w:val="false"/>
+                <w:i w:val="false"/>
+                <w:iCs w:val="false"/>
+                <w:caps w:val="false"/>
+                <w:color w:val="B6A6DF"/>
+                <w:sz w:val="14"/>
+                <w:szCs w:val="14"/>
+              </w:rPr>
+              <w:t xml:space="preserve">  ..............................</w:t>
+            </w:r>
+            <w:r>
+              <w:rPr>
+                <w:rFonts w:ascii="Arial" w:cs="Arial" w:eastAsia="Arial" w:hAnsi="Arial"/>
+                <w:b w:val="false"/>
+                <w:bCs w:val="false"/>
+                <w:i w:val="false"/>
+                <w:iCs w:val="false"/>
+                <w:caps w:val="false"/>
+                <w:color w:val="6B6378"/>
+                <w:sz w:val="14"/>
+                <w:szCs w:val="14"/>
+              </w:rPr>
+              <w:t xml:space="preserve">  r.</w:t>
+            </w:r>
+          </w:p>
+        </w:tc>
+      </w:tr>
+    </w:tbl>
+    <w:p>
+      <w:pPr>
+        <w:spacing w:after="120" w:before="0"/>
+      </w:pPr>
+    </w:p>
+    <w:p>
+      <w:pPr>
+        <w:keepNext/>
+        <w:pBdr>
+          <w:bottom w:val="single" w:color="D9D0F0" w:sz="4" w:space="6"/>
+        </w:pBdr>
+        <w:spacing w:after="140" w:before="200"/>
+      </w:pPr>
+      <w:r>
+        <w:rPr>
+          <w:rFonts w:ascii="Arial" w:cs="Arial" w:eastAsia="Arial" w:hAnsi="Arial"/>
+          <w:b/>
+          <w:bCs/>
+          <w:i w:val="false"/>
+          <w:iCs w:val="false"/>
+          <w:caps w:val="false"/>
+          <w:color w:val="FFFFFF"/>
+          <w:sz w:val="20"/>
+          <w:szCs w:val="20"/>
+          <w:shd w:fill="E74509" w:color="auto" w:val="clear"/>
+        </w:rPr>
+        <w:t xml:space="preserve"> 8 </w:t>
+      </w:r>
+      <w:r>
+        <w:rPr>
+          <w:rFonts w:ascii="Arial" w:cs="Arial" w:eastAsia="Arial" w:hAnsi="Arial"/>
+          <w:b w:val="false"/>
+          <w:bCs w:val="false"/>
+          <w:i w:val="false"/>
+          <w:iCs w:val="false"/>
+          <w:caps w:val="false"/>
+          <w:color w:val="1A1530"/>
+          <w:sz w:val="20"/>
+          <w:szCs w:val="20"/>
+        </w:rPr>
+        <w:t xml:space="preserve">   </w:t>
+      </w:r>
+      <w:r>
+        <w:rPr>
+          <w:rFonts w:ascii="Arial" w:cs="Arial" w:eastAsia="Arial" w:hAnsi="Arial"/>
+          <w:b/>
+          <w:bCs/>
+          <w:i w:val="false"/>
+          <w:iCs w:val="false"/>
+          <w:caps w:val="false"/>
+          <w:color w:val="2D1B69"/>
+          <w:spacing w:val="10"/>
+          <w:sz w:val="22"/>
+          <w:szCs w:val="22"/>
+        </w:rPr>
+        <w:t xml:space="preserve">INFORMACJA O DZIAŁANIACH PODJĘTYCH W CELU POPRAWY FUNKCJONOWANIA</w:t>
+      </w:r>
+    </w:p>
+    <w:p>
+      <w:pPr>
+        <w:spacing w:after="140" w:before="0" w:line="260"/>
+        <w:jc w:val="both"/>
+      </w:pPr>
+      <w:r>
+        <w:rPr>
+          <w:rFonts w:ascii="Arial" w:cs="Arial" w:eastAsia="Arial" w:hAnsi="Arial"/>
+          <w:b/>
+          <w:bCs/>
+          <w:i w:val="false"/>
+          <w:iCs w:val="false"/>
+          <w:caps w:val="false"/>
+          <w:color w:val="2D1B69"/>
+          <w:sz w:val="16"/>
+          <w:szCs w:val="16"/>
+        </w:rPr>
+        <w:t xml:space="preserve">§ 7 ust. 6 pkt 6. </w:t>
+      </w:r>
+      <w:r>
+        <w:rPr>
+          <w:rFonts w:ascii="Arial" w:cs="Arial" w:eastAsia="Arial" w:hAnsi="Arial"/>
+          <w:b w:val="false"/>
+          <w:bCs w:val="false"/>
+          <w:i w:val="false"/>
+          <w:iCs w:val="false"/>
+          <w:caps w:val="false"/>
+          <w:color w:val="6B6378"/>
+          <w:sz w:val="16"/>
+          <w:szCs w:val="16"/>
+        </w:rPr>
+        <w:t xml:space="preserve"/>
+      </w:r>
+    </w:p>
+    <w:tbl>
+      <w:tblPr>
+        <w:tblW w:type="dxa" w:w="9906"/>
+        <w:tblBorders>
+          <w:top w:val="single" w:color="auto" w:sz="4"/>
+          <w:left w:val="single" w:color="auto" w:sz="4"/>
+          <w:bottom w:val="single" w:color="auto" w:sz="4"/>
+          <w:right w:val="single" w:color="auto" w:sz="4"/>
+          <w:insideH w:val="single" w:color="auto" w:sz="4"/>
+          <w:insideV w:val="single" w:color="auto" w:sz="4"/>
+        </w:tblBorders>
+      </w:tblPr>
+      <w:tblGrid>
+        <w:gridCol w:w="2000"/>
+        <w:gridCol w:w="4300"/>
+        <w:gridCol w:w="3606"/>
+      </w:tblGrid>
+      <w:tr>
+        <w:trPr>
+          <w:cantSplit/>
+        </w:trPr>
+        <w:tc>
+          <w:tcPr>
+            <w:tcW w:type="dxa" w:w="2000"/>
+            <w:tcBorders>
+              <w:top w:val="single" w:color="D9D0F0" w:sz="4"/>
+              <w:left w:val="single" w:color="D9D0F0" w:sz="4"/>
+              <w:bottom w:val="single" w:color="D9D0F0" w:sz="4"/>
+              <w:right w:val="single" w:color="D9D0F0" w:sz="4"/>
+            </w:tcBorders>
+            <w:shd w:fill="EFE9F9" w:color="auto" w:val="clear"/>
+            <w:tcMar>
+              <w:top w:type="dxa" w:w="100"/>
+              <w:left w:type="dxa" w:w="140"/>
+              <w:bottom w:type="dxa" w:w="100"/>
+              <w:right w:type="dxa" w:w="120"/>
+            </w:tcMar>
+            <w:vAlign w:val="top"/>
+          </w:tcPr>
+          <w:p>
+            <w:pPr>
+              <w:spacing w:after="0" w:before="0" w:line="276"/>
+              <w:jc w:val="left"/>
+            </w:pPr>
+            <w:r>
+              <w:rPr>
+                <w:rFonts w:ascii="Arial" w:cs="Arial" w:eastAsia="Arial" w:hAnsi="Arial"/>
+                <w:b/>
+                <w:bCs/>
+                <w:i w:val="false"/>
+                <w:iCs w:val="false"/>
+                <w:caps/>
+                <w:color w:val="2D1B69"/>
+                <w:spacing w:val="10"/>
+                <w:sz w:val="13"/>
+                <w:szCs w:val="13"/>
+              </w:rPr>
+              <w:t xml:space="preserve">Rodzaj wsparcia</w:t>
+            </w:r>
+          </w:p>
+        </w:tc>
+        <w:tc>
+          <w:tcPr>
+            <w:tcW w:type="dxa" w:w="4300"/>
+            <w:tcBorders>
+              <w:top w:val="single" w:color="D9D0F0" w:sz="4"/>
+              <w:left w:val="single" w:color="D9D0F0" w:sz="4"/>
+              <w:bottom w:val="single" w:color="D9D0F0" w:sz="4"/>
+              <w:right w:val="single" w:color="D9D0F0" w:sz="4"/>
+            </w:tcBorders>
+            <w:shd w:fill="EFE9F9" w:color="auto" w:val="clear"/>
+            <w:tcMar>
+              <w:top w:type="dxa" w:w="100"/>
+              <w:left w:type="dxa" w:w="140"/>
+              <w:bottom w:type="dxa" w:w="100"/>
+              <w:right w:type="dxa" w:w="120"/>
+            </w:tcMar>
+            <w:vAlign w:val="top"/>
+          </w:tcPr>
+          <w:p>
+            <w:pPr>
+              <w:spacing w:after="0" w:before="0" w:line="276"/>
+              <w:jc w:val="left"/>
+            </w:pPr>
+            <w:r>
+              <w:rPr>
+                <w:rFonts w:ascii="Arial" w:cs="Arial" w:eastAsia="Arial" w:hAnsi="Arial"/>
+                <w:b/>
+                <w:bCs/>
+                <w:i w:val="false"/>
+                <w:iCs w:val="false"/>
+                <w:caps/>
+                <w:color w:val="2D1B69"/>
+                <w:spacing w:val="10"/>
+                <w:sz w:val="13"/>
+                <w:szCs w:val="13"/>
+              </w:rPr>
+              <w:t xml:space="preserve">Zakres wdrożonych działań i metody</w:t>
+            </w:r>
+          </w:p>
+        </w:tc>
+        <w:tc>
+          <w:tcPr>
+            <w:tcW w:type="dxa" w:w="3606"/>
+            <w:tcBorders>
+              <w:top w:val="single" w:color="D9D0F0" w:sz="4"/>
+              <w:left w:val="single" w:color="D9D0F0" w:sz="4"/>
+              <w:bottom w:val="single" w:color="D9D0F0" w:sz="4"/>
+              <w:right w:val="single" w:color="D9D0F0" w:sz="4"/>
+            </w:tcBorders>
+            <w:shd w:fill="EFE9F9" w:color="auto" w:val="clear"/>
+            <w:tcMar>
+              <w:top w:type="dxa" w:w="100"/>
+              <w:left w:type="dxa" w:w="140"/>
+              <w:bottom w:type="dxa" w:w="100"/>
+              <w:right w:type="dxa" w:w="120"/>
+            </w:tcMar>
+            <w:vAlign w:val="top"/>
+          </w:tcPr>
+          <w:p>
+            <w:pPr>
+              <w:spacing w:after="0" w:before="0" w:line="276"/>
+              <w:jc w:val="left"/>
+            </w:pPr>
+            <w:r>
+              <w:rPr>
+                <w:rFonts w:ascii="Arial" w:cs="Arial" w:eastAsia="Arial" w:hAnsi="Arial"/>
+                <w:b/>
+                <w:bCs/>
+                <w:i w:val="false"/>
+                <w:iCs w:val="false"/>
+                <w:caps/>
+                <w:color w:val="2E7D45"/>
+                <w:spacing w:val="10"/>
+                <w:sz w:val="13"/>
+                <w:szCs w:val="13"/>
+              </w:rPr>
+              <w:t xml:space="preserve">Efektywność i obserwowane zmiany</w:t>
+            </w:r>
+          </w:p>
+        </w:tc>
+      </w:tr>
+      <w:tr>
+        <w:trPr>
+          <w:cantSplit/>
+        </w:trPr>
+        <w:tc>
+          <w:tcPr>
+            <w:tcW w:type="dxa" w:w="2000"/>
+            <w:tcBorders>
+              <w:top w:val="single" w:color="E3E1EC" w:sz="4"/>
+              <w:left w:val="single" w:color="E3E1EC" w:sz="4"/>
+              <w:bottom w:val="single" w:color="E3E1EC" w:sz="4"/>
+              <w:right w:val="single" w:color="E3E1EC" w:sz="4"/>
+            </w:tcBorders>
+            <w:tcMar>
+              <w:top w:type="dxa" w:w="100"/>
+              <w:left w:type="dxa" w:w="140"/>
+              <w:bottom w:type="dxa" w:w="100"/>
+              <w:right w:type="dxa" w:w="120"/>
+            </w:tcMar>
+            <w:vAlign w:val="top"/>
+          </w:tcPr>
+          <w:p>
+            <w:pPr>
+              <w:spacing w:after="0" w:before="0" w:line="250"/>
+              <w:jc w:val="left"/>
+            </w:pPr>
+            <w:r>
+              <w:rPr>
+                <w:rFonts w:ascii="Arial" w:cs="Arial" w:eastAsia="Arial" w:hAnsi="Arial"/>
+                <w:b/>
+                <w:bCs/>
+                <w:i w:val="false"/>
+                <w:iCs w:val="false"/>
+                <w:caps w:val="false"/>
+                <w:color w:val="2D1B69"/>
+                <w:sz w:val="16"/>
+                <w:szCs w:val="16"/>
+              </w:rPr>
+              <w:t xml:space="preserve">Dostosowania środowiskowe i dydaktyczne</w:t>
+            </w:r>
+          </w:p>
+        </w:tc>
+        <w:tc>
+          <w:tcPr>
+            <w:tcW w:type="dxa" w:w="4300"/>
+            <w:tcBorders>
+              <w:top w:val="single" w:color="E3E1EC" w:sz="4"/>
+              <w:left w:val="single" w:color="E3E1EC" w:sz="4"/>
+              <w:bottom w:val="single" w:color="E3E1EC" w:sz="4"/>
+              <w:right w:val="single" w:color="E3E1EC" w:sz="4"/>
+            </w:tcBorders>
+            <w:tcMar>
+              <w:top w:type="dxa" w:w="100"/>
+              <w:left w:type="dxa" w:w="140"/>
+              <w:bottom w:type="dxa" w:w="100"/>
+              <w:right w:type="dxa" w:w="120"/>
+            </w:tcMar>
+            <w:vAlign w:val="top"/>
+          </w:tcPr>
+          <w:p>
+            <w:pPr>
+              <w:spacing w:after="0" w:before="0" w:line="250"/>
+              <w:jc w:val="left"/>
+            </w:pPr>
+            <w:r>
+              <w:rPr>
+                <w:rFonts w:ascii="Arial" w:cs="Arial" w:eastAsia="Arial" w:hAnsi="Arial"/>
+                <w:b w:val="false"/>
+                <w:bCs w:val="false"/>
+                <w:i w:val="false"/>
+                <w:iCs w:val="false"/>
+                <w:caps w:val="false"/>
+                <w:color w:val="1A1530"/>
+                <w:sz w:val="16"/>
+                <w:szCs w:val="16"/>
+              </w:rPr>
+              <w:t xml:space="preserve">Wyznaczenie strefy wyciszenia w sali; zredukowanie bodźców wzrokowych na tablicach ściennych; zastosowanie słuchawek wygłuszających podczas pracy stolikowej; wprowadzenie indywidualnego planu dnia na rzepy.</w:t>
+            </w:r>
+          </w:p>
+        </w:tc>
+        <w:tc>
+          <w:tcPr>
+            <w:tcW w:type="dxa" w:w="3606"/>
+            <w:tcBorders>
+              <w:top w:val="single" w:color="E3E1EC" w:sz="4"/>
+              <w:left w:val="single" w:color="2E7D45" w:sz="24"/>
+              <w:bottom w:val="single" w:color="E3E1EC" w:sz="4"/>
+              <w:right w:val="single" w:color="E3E1EC" w:sz="4"/>
+            </w:tcBorders>
+            <w:tcMar>
+              <w:top w:type="dxa" w:w="100"/>
+              <w:left w:type="dxa" w:w="140"/>
+              <w:bottom w:type="dxa" w:w="100"/>
+              <w:right w:type="dxa" w:w="120"/>
+            </w:tcMar>
+            <w:vAlign w:val="top"/>
+          </w:tcPr>
+          <w:p>
+            <w:pPr>
+              <w:spacing w:after="0" w:before="0" w:line="250"/>
+              <w:jc w:val="left"/>
+            </w:pPr>
+            <w:r>
+              <w:rPr>
+                <w:rFonts w:ascii="Arial" w:cs="Arial" w:eastAsia="Arial" w:hAnsi="Arial"/>
+                <w:b w:val="false"/>
+                <w:bCs w:val="false"/>
+                <w:i w:val="false"/>
+                <w:iCs w:val="false"/>
+                <w:caps w:val="false"/>
+                <w:color w:val="1A1530"/>
+                <w:sz w:val="16"/>
+                <w:szCs w:val="16"/>
+              </w:rPr>
+              <w:t xml:space="preserve">Spadek liczby epizodów trudnych zachowań o ok. 40%; wydłużenie czasu skupienia na pojedynczym zadaniu z 3 do 8 minut.</w:t>
+            </w:r>
+          </w:p>
+        </w:tc>
+      </w:tr>
+      <w:tr>
+        <w:trPr>
+          <w:cantSplit/>
+        </w:trPr>
+        <w:tc>
+          <w:tcPr>
+            <w:tcW w:type="dxa" w:w="2000"/>
+            <w:tcBorders>
+              <w:top w:val="single" w:color="E3E1EC" w:sz="4"/>
+              <w:left w:val="single" w:color="E3E1EC" w:sz="4"/>
+              <w:bottom w:val="single" w:color="E3E1EC" w:sz="4"/>
+              <w:right w:val="single" w:color="E3E1EC" w:sz="4"/>
+            </w:tcBorders>
+            <w:tcMar>
+              <w:top w:type="dxa" w:w="100"/>
+              <w:left w:type="dxa" w:w="140"/>
+              <w:bottom w:type="dxa" w:w="100"/>
+              <w:right w:type="dxa" w:w="120"/>
+            </w:tcMar>
+            <w:vAlign w:val="top"/>
+          </w:tcPr>
+          <w:p>
+            <w:pPr>
+              <w:spacing w:after="0" w:before="0" w:line="250"/>
+              <w:jc w:val="left"/>
+            </w:pPr>
+            <w:r>
+              <w:rPr>
+                <w:rFonts w:ascii="Arial" w:cs="Arial" w:eastAsia="Arial" w:hAnsi="Arial"/>
+                <w:b/>
+                <w:bCs/>
+                <w:i w:val="false"/>
+                <w:iCs w:val="false"/>
+                <w:caps w:val="false"/>
+                <w:color w:val="2D1B69"/>
+                <w:sz w:val="16"/>
+                <w:szCs w:val="16"/>
+              </w:rPr>
+              <w:t xml:space="preserve">Pomoc psychologiczno-pedagogiczna i rewalidacja</w:t>
+            </w:r>
+          </w:p>
+        </w:tc>
+        <w:tc>
+          <w:tcPr>
+            <w:tcW w:type="dxa" w:w="4300"/>
+            <w:tcBorders>
+              <w:top w:val="single" w:color="E3E1EC" w:sz="4"/>
+              <w:left w:val="single" w:color="E3E1EC" w:sz="4"/>
+              <w:bottom w:val="single" w:color="E3E1EC" w:sz="4"/>
+              <w:right w:val="single" w:color="E3E1EC" w:sz="4"/>
+            </w:tcBorders>
+            <w:tcMar>
+              <w:top w:type="dxa" w:w="100"/>
+              <w:left w:type="dxa" w:w="140"/>
+              <w:bottom w:type="dxa" w:w="100"/>
+              <w:right w:type="dxa" w:w="120"/>
+            </w:tcMar>
+            <w:vAlign w:val="top"/>
+          </w:tcPr>
+          <w:p>
+            <w:pPr>
+              <w:spacing w:after="0" w:before="0" w:line="250"/>
+              <w:jc w:val="left"/>
+            </w:pPr>
+            <w:r>
+              <w:rPr>
+                <w:rFonts w:ascii="Arial" w:cs="Arial" w:eastAsia="Arial" w:hAnsi="Arial"/>
+                <w:b w:val="false"/>
+                <w:bCs w:val="false"/>
+                <w:i w:val="false"/>
+                <w:iCs w:val="false"/>
+                <w:caps w:val="false"/>
+                <w:color w:val="1A1530"/>
+                <w:sz w:val="16"/>
+                <w:szCs w:val="16"/>
+              </w:rPr>
+              <w:t xml:space="preserve">Zajęcia rozwijające kompetencje emocjonalno-społeczne (TUS – 1x w tyg.); indywidualne zajęcia logopedyczne (1x w tyg.); ćwiczenia integracji sensorycznej (SI) na sali gimnastycznej.</w:t>
+            </w:r>
+          </w:p>
+        </w:tc>
+        <w:tc>
+          <w:tcPr>
+            <w:tcW w:type="dxa" w:w="3606"/>
+            <w:tcBorders>
+              <w:top w:val="single" w:color="E3E1EC" w:sz="4"/>
+              <w:left w:val="single" w:color="2E7D45" w:sz="24"/>
+              <w:bottom w:val="single" w:color="E3E1EC" w:sz="4"/>
+              <w:right w:val="single" w:color="E3E1EC" w:sz="4"/>
+            </w:tcBorders>
+            <w:tcMar>
+              <w:top w:type="dxa" w:w="100"/>
+              <w:left w:type="dxa" w:w="140"/>
+              <w:bottom w:type="dxa" w:w="100"/>
+              <w:right w:type="dxa" w:w="120"/>
+            </w:tcMar>
+            <w:vAlign w:val="top"/>
+          </w:tcPr>
+          <w:p>
+            <w:pPr>
+              <w:spacing w:after="0" w:before="0" w:line="250"/>
+              <w:jc w:val="left"/>
+            </w:pPr>
+            <w:r>
+              <w:rPr>
+                <w:rFonts w:ascii="Arial" w:cs="Arial" w:eastAsia="Arial" w:hAnsi="Arial"/>
+                <w:b w:val="false"/>
+                <w:bCs w:val="false"/>
+                <w:i w:val="false"/>
+                <w:iCs w:val="false"/>
+                <w:caps w:val="false"/>
+                <w:color w:val="1A1530"/>
+                <w:sz w:val="16"/>
+                <w:szCs w:val="16"/>
+              </w:rPr>
+              <w:t xml:space="preserve">Lepsze tolerowanie obecności innych dzieci w trakcie zajęć kierowanych; pierwsze próby proszenia o przerwę za pomocą gestu/piktogramu.</w:t>
+            </w:r>
+          </w:p>
+        </w:tc>
+      </w:tr>
+      <w:tr>
+        <w:trPr>
+          <w:cantSplit/>
+        </w:trPr>
+        <w:tc>
+          <w:tcPr>
+            <w:tcW w:type="dxa" w:w="2000"/>
+            <w:tcBorders>
+              <w:top w:val="single" w:color="E3E1EC" w:sz="4"/>
+              <w:left w:val="single" w:color="E3E1EC" w:sz="4"/>
+              <w:bottom w:val="single" w:color="E3E1EC" w:sz="4"/>
+              <w:right w:val="single" w:color="E3E1EC" w:sz="4"/>
+            </w:tcBorders>
+            <w:tcMar>
+              <w:top w:type="dxa" w:w="100"/>
+              <w:left w:type="dxa" w:w="140"/>
+              <w:bottom w:type="dxa" w:w="100"/>
+              <w:right w:type="dxa" w:w="120"/>
+            </w:tcMar>
+            <w:vAlign w:val="top"/>
+          </w:tcPr>
+          <w:p>
+            <w:pPr>
+              <w:spacing w:after="0" w:before="0" w:line="250"/>
+              <w:jc w:val="left"/>
+            </w:pPr>
+            <w:r>
+              <w:rPr>
+                <w:rFonts w:ascii="Arial" w:cs="Arial" w:eastAsia="Arial" w:hAnsi="Arial"/>
+                <w:b/>
+                <w:bCs/>
+                <w:i w:val="false"/>
+                <w:iCs w:val="false"/>
+                <w:caps w:val="false"/>
+                <w:color w:val="2D1B69"/>
+                <w:sz w:val="16"/>
+                <w:szCs w:val="16"/>
+              </w:rPr>
+              <w:t xml:space="preserve">Współpraca z domem rodzinnym</w:t>
+            </w:r>
+          </w:p>
+        </w:tc>
+        <w:tc>
+          <w:tcPr>
+            <w:tcW w:type="dxa" w:w="4300"/>
+            <w:tcBorders>
+              <w:top w:val="single" w:color="E3E1EC" w:sz="4"/>
+              <w:left w:val="single" w:color="E3E1EC" w:sz="4"/>
+              <w:bottom w:val="single" w:color="E3E1EC" w:sz="4"/>
+              <w:right w:val="single" w:color="E3E1EC" w:sz="4"/>
+            </w:tcBorders>
+            <w:tcMar>
+              <w:top w:type="dxa" w:w="100"/>
+              <w:left w:type="dxa" w:w="140"/>
+              <w:bottom w:type="dxa" w:w="100"/>
+              <w:right w:type="dxa" w:w="120"/>
+            </w:tcMar>
+            <w:vAlign w:val="top"/>
+          </w:tcPr>
+          <w:p>
+            <w:pPr>
+              <w:spacing w:after="0" w:before="0" w:line="250"/>
+              <w:jc w:val="left"/>
+            </w:pPr>
+            <w:r>
+              <w:rPr>
+                <w:rFonts w:ascii="Arial" w:cs="Arial" w:eastAsia="Arial" w:hAnsi="Arial"/>
+                <w:b w:val="false"/>
+                <w:bCs w:val="false"/>
+                <w:i w:val="false"/>
+                <w:iCs w:val="false"/>
+                <w:caps w:val="false"/>
+                <w:color w:val="1A1530"/>
+                <w:sz w:val="16"/>
+                <w:szCs w:val="16"/>
+              </w:rPr>
+              <w:t xml:space="preserve">Cotygodniowe konsultacje z rodzicami; zeszyt korespondencji dom-placówka; ujednolicenie systemu komunikatów i nagród behawioralnych.</w:t>
+            </w:r>
+          </w:p>
+        </w:tc>
+        <w:tc>
+          <w:tcPr>
+            <w:tcW w:type="dxa" w:w="3606"/>
+            <w:tcBorders>
+              <w:top w:val="single" w:color="E3E1EC" w:sz="4"/>
+              <w:left w:val="single" w:color="2E7D45" w:sz="24"/>
+              <w:bottom w:val="single" w:color="E3E1EC" w:sz="4"/>
+              <w:right w:val="single" w:color="E3E1EC" w:sz="4"/>
+            </w:tcBorders>
+            <w:tcMar>
+              <w:top w:type="dxa" w:w="100"/>
+              <w:left w:type="dxa" w:w="140"/>
+              <w:bottom w:type="dxa" w:w="100"/>
+              <w:right w:type="dxa" w:w="120"/>
+            </w:tcMar>
+            <w:vAlign w:val="top"/>
+          </w:tcPr>
+          <w:p>
+            <w:pPr>
+              <w:spacing w:after="0" w:before="0" w:line="250"/>
+              <w:jc w:val="left"/>
+            </w:pPr>
+            <w:r>
+              <w:rPr>
+                <w:rFonts w:ascii="Arial" w:cs="Arial" w:eastAsia="Arial" w:hAnsi="Arial"/>
+                <w:b w:val="false"/>
+                <w:bCs w:val="false"/>
+                <w:i w:val="false"/>
+                <w:iCs w:val="false"/>
+                <w:caps w:val="false"/>
+                <w:color w:val="1A1530"/>
+                <w:sz w:val="16"/>
+                <w:szCs w:val="16"/>
+              </w:rPr>
+              <w:t xml:space="preserve">Wysoka spójność w reakcjach dorosłych na zachowania trudne; wzrost poczucia bezpieczeństwa u dziecka.</w:t>
+            </w:r>
+          </w:p>
+        </w:tc>
+      </w:tr>
+    </w:tbl>
+    <w:p>
+      <w:pPr>
+        <w:spacing w:after="140" w:before="0"/>
       </w:pPr>
     </w:p>
     <w:tbl>

--- a/eduplaner2026/raport_oceny_funkcjonalnej/Raport_Oceny_Funkcjonalnej.docx
+++ b/eduplaner2026/raport_oceny_funkcjonalnej/Raport_Oceny_Funkcjonalnej.docx
@@ -469,26 +469,6 @@
     </w:p>
     <w:p>
       <w:pPr>
-        <w:spacing w:after="0" w:before="0" w:line="600" w:lineRule="exact"/>
-        <w:jc w:val="center"/>
-      </w:pPr>
-      <w:r>
-        <w:rPr>
-          <w:rFonts w:ascii="Arial" w:cs="Arial" w:eastAsia="Arial" w:hAnsi="Arial"/>
-          <w:b/>
-          <w:bCs/>
-          <w:i w:val="false"/>
-          <w:iCs w:val="false"/>
-          <w:caps w:val="false"/>
-          <w:color w:val="2D1B69"/>
-          <w:sz w:val="52"/>
-          <w:szCs w:val="52"/>
-        </w:rPr>
-        <w:t xml:space="preserve">Raport Oceny</w:t>
-      </w:r>
-    </w:p>
-    <w:p>
-      <w:pPr>
         <w:spacing w:after="80" w:before="0" w:line="600" w:lineRule="exact"/>
         <w:jc w:val="center"/>
       </w:pPr>
@@ -504,7 +484,7 @@
           <w:sz w:val="52"/>
           <w:szCs w:val="52"/>
         </w:rPr>
-        <w:t xml:space="preserve">Funkcjonalnej</w:t>
+        <w:t xml:space="preserve">Raport Oceny Funkcjonalnej</w:t>
       </w:r>
     </w:p>
     <w:p>

--- a/eduplaner2026/raport_oceny_funkcjonalnej/Raport_Oceny_Funkcjonalnej.docx
+++ b/eduplaner2026/raport_oceny_funkcjonalnej/Raport_Oceny_Funkcjonalnej.docx
@@ -1504,7 +1504,7 @@
           <w:sz w:val="12"/>
           <w:szCs w:val="12"/>
         </w:rPr>
-        <w:t xml:space="preserve">CZĘŚĆ II · WYNIKI ILOŚCIOWE I JAKOŚCIOWE, OCENA POGŁĘBIONA, KIERUNKI WSPARCIA W IPE</w:t>
+        <w:t xml:space="preserve">CZĘŚĆ II · WYNIKI ILOŚCIOWE I JAKOŚCIOWE, OCENA POGŁĘBIONA, KIERUNKI WSPARCIA W IPE, ZALECENIA PORADNI</w:t>
       </w:r>
     </w:p>
     <w:tbl>
@@ -1520,11 +1520,12 @@
         </w:tblBorders>
       </w:tblPr>
       <w:tblGrid>
-        <w:gridCol w:w="1981"/>
-        <w:gridCol w:w="1981"/>
-        <w:gridCol w:w="1981"/>
-        <w:gridCol w:w="1981"/>
-        <w:gridCol w:w="1982"/>
+        <w:gridCol w:w="1651"/>
+        <w:gridCol w:w="1651"/>
+        <w:gridCol w:w="1651"/>
+        <w:gridCol w:w="1651"/>
+        <w:gridCol w:w="1651"/>
+        <w:gridCol w:w="1651"/>
       </w:tblGrid>
       <w:tr>
         <w:trPr>
@@ -1532,7 +1533,7 @@
         </w:trPr>
         <w:tc>
           <w:tcPr>
-            <w:tcW w:type="dxa" w:w="1981"/>
+            <w:tcW w:type="dxa" w:w="1651"/>
             <w:tcBorders>
               <w:top w:val="single" w:color="E74509" w:sz="24"/>
               <w:left w:val="single" w:color="D9D0F0" w:sz="4"/>
@@ -1569,7 +1570,7 @@
           </w:p>
           <w:p>
             <w:pPr>
-              <w:spacing w:after="40" w:before="0" w:line="230"/>
+              <w:spacing w:after="40" w:before="0" w:line="220"/>
               <w:jc w:val="left"/>
             </w:pPr>
             <w:r>
@@ -1581,15 +1582,15 @@
                 <w:iCs w:val="false"/>
                 <w:caps w:val="false"/>
                 <w:color w:val="2D1B69"/>
-                <w:sz w:val="16"/>
-                <w:szCs w:val="16"/>
+                <w:sz w:val="15"/>
+                <w:szCs w:val="15"/>
               </w:rPr>
               <w:t xml:space="preserve">Funkcjonowanie w placówce</w:t>
             </w:r>
           </w:p>
           <w:p>
             <w:pPr>
-              <w:spacing w:after="0" w:before="0" w:line="230"/>
+              <w:spacing w:after="0" w:before="0" w:line="220"/>
               <w:jc w:val="left"/>
             </w:pPr>
             <w:r>
@@ -1601,8 +1602,8 @@
                 <w:iCs w:val="false"/>
                 <w:caps w:val="false"/>
                 <w:color w:val="6B6378"/>
-                <w:sz w:val="13"/>
-                <w:szCs w:val="13"/>
+                <w:sz w:val="12"/>
+                <w:szCs w:val="12"/>
               </w:rPr>
               <w:t xml:space="preserve">mocne strony, uzdolnienia i trudności</w:t>
             </w:r>
@@ -1610,7 +1611,7 @@
         </w:tc>
         <w:tc>
           <w:tcPr>
-            <w:tcW w:type="dxa" w:w="1981"/>
+            <w:tcW w:type="dxa" w:w="1651"/>
             <w:tcBorders>
               <w:top w:val="single" w:color="E74509" w:sz="24"/>
               <w:left w:val="single" w:color="D9D0F0" w:sz="4"/>
@@ -1647,7 +1648,7 @@
           </w:p>
           <w:p>
             <w:pPr>
-              <w:spacing w:after="40" w:before="0" w:line="230"/>
+              <w:spacing w:after="40" w:before="0" w:line="220"/>
               <w:jc w:val="left"/>
             </w:pPr>
             <w:r>
@@ -1659,15 +1660,15 @@
                 <w:iCs w:val="false"/>
                 <w:caps w:val="false"/>
                 <w:color w:val="2D1B69"/>
-                <w:sz w:val="16"/>
-                <w:szCs w:val="16"/>
+                <w:sz w:val="15"/>
+                <w:szCs w:val="15"/>
               </w:rPr>
               <w:t xml:space="preserve">Wyniki liczbowe</w:t>
             </w:r>
           </w:p>
           <w:p>
             <w:pPr>
-              <w:spacing w:after="0" w:before="0" w:line="230"/>
+              <w:spacing w:after="0" w:before="0" w:line="220"/>
               <w:jc w:val="left"/>
             </w:pPr>
             <w:r>
@@ -1679,8 +1680,8 @@
                 <w:iCs w:val="false"/>
                 <w:caps w:val="false"/>
                 <w:color w:val="6B6378"/>
-                <w:sz w:val="13"/>
-                <w:szCs w:val="13"/>
+                <w:sz w:val="12"/>
+                <w:szCs w:val="12"/>
               </w:rPr>
               <w:t xml:space="preserve">KPOF / KSzOF w 9 domenach ICF</w:t>
             </w:r>
@@ -1688,7 +1689,7 @@
         </w:tc>
         <w:tc>
           <w:tcPr>
-            <w:tcW w:type="dxa" w:w="1981"/>
+            <w:tcW w:type="dxa" w:w="1651"/>
             <w:tcBorders>
               <w:top w:val="single" w:color="E74509" w:sz="24"/>
               <w:left w:val="single" w:color="D9D0F0" w:sz="4"/>
@@ -1725,7 +1726,7 @@
           </w:p>
           <w:p>
             <w:pPr>
-              <w:spacing w:after="40" w:before="0" w:line="230"/>
+              <w:spacing w:after="40" w:before="0" w:line="220"/>
               <w:jc w:val="left"/>
             </w:pPr>
             <w:r>
@@ -1737,15 +1738,15 @@
                 <w:iCs w:val="false"/>
                 <w:caps w:val="false"/>
                 <w:color w:val="2D1B69"/>
-                <w:sz w:val="16"/>
-                <w:szCs w:val="16"/>
+                <w:sz w:val="15"/>
+                <w:szCs w:val="15"/>
               </w:rPr>
               <w:t xml:space="preserve">Analiza jakościowa</w:t>
             </w:r>
           </w:p>
           <w:p>
             <w:pPr>
-              <w:spacing w:after="0" w:before="0" w:line="230"/>
+              <w:spacing w:after="0" w:before="0" w:line="220"/>
               <w:jc w:val="left"/>
             </w:pPr>
             <w:r>
@@ -1757,8 +1758,8 @@
                 <w:iCs w:val="false"/>
                 <w:caps w:val="false"/>
                 <w:color w:val="6B6378"/>
-                <w:sz w:val="13"/>
-                <w:szCs w:val="13"/>
+                <w:sz w:val="12"/>
+                <w:szCs w:val="12"/>
               </w:rPr>
               <w:t xml:space="preserve">opis barier i zalecenia do IPE</w:t>
             </w:r>
@@ -1766,7 +1767,7 @@
         </w:tc>
         <w:tc>
           <w:tcPr>
-            <w:tcW w:type="dxa" w:w="1981"/>
+            <w:tcW w:type="dxa" w:w="1651"/>
             <w:tcBorders>
               <w:top w:val="single" w:color="E74509" w:sz="24"/>
               <w:left w:val="single" w:color="D9D0F0" w:sz="4"/>
@@ -1803,7 +1804,7 @@
           </w:p>
           <w:p>
             <w:pPr>
-              <w:spacing w:after="40" w:before="0" w:line="230"/>
+              <w:spacing w:after="40" w:before="0" w:line="220"/>
               <w:jc w:val="left"/>
             </w:pPr>
             <w:r>
@@ -1815,15 +1816,15 @@
                 <w:iCs w:val="false"/>
                 <w:caps w:val="false"/>
                 <w:color w:val="2D1B69"/>
-                <w:sz w:val="16"/>
-                <w:szCs w:val="16"/>
+                <w:sz w:val="15"/>
+                <w:szCs w:val="15"/>
               </w:rPr>
               <w:t xml:space="preserve">Obserwacja pogłębiona</w:t>
             </w:r>
           </w:p>
           <w:p>
             <w:pPr>
-              <w:spacing w:after="0" w:before="0" w:line="230"/>
+              <w:spacing w:after="0" w:before="0" w:line="220"/>
               <w:jc w:val="left"/>
             </w:pPr>
             <w:r>
@@ -1835,8 +1836,8 @@
                 <w:iCs w:val="false"/>
                 <w:caps w:val="false"/>
                 <w:color w:val="6B6378"/>
-                <w:sz w:val="13"/>
-                <w:szCs w:val="13"/>
+                <w:sz w:val="12"/>
+                <w:szCs w:val="12"/>
               </w:rPr>
               <w:t xml:space="preserve">wyniki arkuszy specjalistycznych</w:t>
             </w:r>
@@ -1844,7 +1845,7 @@
         </w:tc>
         <w:tc>
           <w:tcPr>
-            <w:tcW w:type="dxa" w:w="1982"/>
+            <w:tcW w:type="dxa" w:w="1651"/>
             <w:tcBorders>
               <w:top w:val="single" w:color="E74509" w:sz="24"/>
               <w:left w:val="single" w:color="D9D0F0" w:sz="4"/>
@@ -1881,7 +1882,7 @@
           </w:p>
           <w:p>
             <w:pPr>
-              <w:spacing w:after="40" w:before="0" w:line="230"/>
+              <w:spacing w:after="40" w:before="0" w:line="220"/>
               <w:jc w:val="left"/>
             </w:pPr>
             <w:r>
@@ -1893,15 +1894,15 @@
                 <w:iCs w:val="false"/>
                 <w:caps w:val="false"/>
                 <w:color w:val="2D1B69"/>
-                <w:sz w:val="16"/>
-                <w:szCs w:val="16"/>
+                <w:sz w:val="15"/>
+                <w:szCs w:val="15"/>
               </w:rPr>
               <w:t xml:space="preserve">Podjęte działania</w:t>
             </w:r>
           </w:p>
           <w:p>
             <w:pPr>
-              <w:spacing w:after="0" w:before="0" w:line="230"/>
+              <w:spacing w:after="0" w:before="0" w:line="220"/>
               <w:jc w:val="left"/>
             </w:pPr>
             <w:r>
@@ -1913,10 +1914,88 @@
                 <w:iCs w:val="false"/>
                 <w:caps w:val="false"/>
                 <w:color w:val="6B6378"/>
-                <w:sz w:val="13"/>
-                <w:szCs w:val="13"/>
+                <w:sz w:val="12"/>
+                <w:szCs w:val="12"/>
               </w:rPr>
               <w:t xml:space="preserve">zakres wsparcia i efektywność</w:t>
+            </w:r>
+          </w:p>
+        </w:tc>
+        <w:tc>
+          <w:tcPr>
+            <w:tcW w:type="dxa" w:w="1651"/>
+            <w:tcBorders>
+              <w:top w:val="single" w:color="E74509" w:sz="24"/>
+              <w:left w:val="single" w:color="D9D0F0" w:sz="4"/>
+              <w:bottom w:val="single" w:color="D9D0F0" w:sz="4"/>
+              <w:right w:val="single" w:color="D9D0F0" w:sz="4"/>
+            </w:tcBorders>
+            <w:tcMar>
+              <w:top w:type="dxa" w:w="80"/>
+              <w:left w:type="dxa" w:w="130"/>
+              <w:bottom w:type="dxa" w:w="90"/>
+              <w:right w:type="dxa" w:w="110"/>
+            </w:tcMar>
+            <w:vAlign w:val="top"/>
+          </w:tcPr>
+          <w:p>
+            <w:pPr>
+              <w:spacing w:after="30" w:before="0" w:line="276"/>
+              <w:jc w:val="left"/>
+            </w:pPr>
+            <w:r>
+              <w:rPr>
+                <w:rFonts w:ascii="Arial" w:cs="Arial" w:eastAsia="Arial" w:hAnsi="Arial"/>
+                <w:b/>
+                <w:bCs/>
+                <w:i w:val="false"/>
+                <w:iCs w:val="false"/>
+                <w:caps w:val="false"/>
+                <w:color w:val="E74509"/>
+                <w:sz w:val="26"/>
+                <w:szCs w:val="26"/>
+              </w:rPr>
+              <w:t xml:space="preserve">9</w:t>
+            </w:r>
+          </w:p>
+          <w:p>
+            <w:pPr>
+              <w:spacing w:after="40" w:before="0" w:line="220"/>
+              <w:jc w:val="left"/>
+            </w:pPr>
+            <w:r>
+              <w:rPr>
+                <w:rFonts w:ascii="Arial" w:cs="Arial" w:eastAsia="Arial" w:hAnsi="Arial"/>
+                <w:b/>
+                <w:bCs/>
+                <w:i w:val="false"/>
+                <w:iCs w:val="false"/>
+                <w:caps w:val="false"/>
+                <w:color w:val="2D1B69"/>
+                <w:sz w:val="15"/>
+                <w:szCs w:val="15"/>
+              </w:rPr>
+              <w:t xml:space="preserve">Zalecenia poradni</w:t>
+            </w:r>
+          </w:p>
+          <w:p>
+            <w:pPr>
+              <w:spacing w:after="0" w:before="0" w:line="220"/>
+              <w:jc w:val="left"/>
+            </w:pPr>
+            <w:r>
+              <w:rPr>
+                <w:rFonts w:ascii="Arial" w:cs="Arial" w:eastAsia="Arial" w:hAnsi="Arial"/>
+                <w:b w:val="false"/>
+                <w:bCs w:val="false"/>
+                <w:i w:val="false"/>
+                <w:iCs w:val="false"/>
+                <w:caps w:val="false"/>
+                <w:color w:val="6B6378"/>
+                <w:sz w:val="12"/>
+                <w:szCs w:val="12"/>
+              </w:rPr>
+              <w:t xml:space="preserve">sposoby realizacji w placówce</w:t>
             </w:r>
           </w:p>
         </w:tc>
@@ -6144,9 +6223,9 @@
               <w:right w:val="single" w:color="E3E1EC" w:sz="4"/>
             </w:tcBorders>
             <w:tcMar>
-              <w:top w:type="dxa" w:w="100"/>
+              <w:top w:type="dxa" w:w="70"/>
               <w:left w:type="dxa" w:w="140"/>
-              <w:bottom w:type="dxa" w:w="100"/>
+              <w:bottom w:type="dxa" w:w="70"/>
               <w:right w:type="dxa" w:w="120"/>
             </w:tcMar>
             <w:vAlign w:val="top"/>
@@ -6182,9 +6261,9 @@
               <w:right w:val="single" w:color="E3E1EC" w:sz="4"/>
             </w:tcBorders>
             <w:tcMar>
-              <w:top w:type="dxa" w:w="100"/>
+              <w:top w:type="dxa" w:w="70"/>
               <w:left w:type="dxa" w:w="140"/>
-              <w:bottom w:type="dxa" w:w="100"/>
+              <w:bottom w:type="dxa" w:w="70"/>
               <w:right w:type="dxa" w:w="120"/>
             </w:tcMar>
             <w:vAlign w:val="top"/>
@@ -6220,9 +6299,9 @@
               <w:right w:val="single" w:color="E3E1EC" w:sz="4"/>
             </w:tcBorders>
             <w:tcMar>
-              <w:top w:type="dxa" w:w="100"/>
+              <w:top w:type="dxa" w:w="70"/>
               <w:left w:type="dxa" w:w="140"/>
-              <w:bottom w:type="dxa" w:w="100"/>
+              <w:bottom w:type="dxa" w:w="70"/>
               <w:right w:type="dxa" w:w="120"/>
             </w:tcMar>
             <w:vAlign w:val="top"/>
@@ -6263,9 +6342,9 @@
               <w:right w:val="single" w:color="E3E1EC" w:sz="4"/>
             </w:tcBorders>
             <w:tcMar>
-              <w:top w:type="dxa" w:w="100"/>
+              <w:top w:type="dxa" w:w="70"/>
               <w:left w:type="dxa" w:w="140"/>
-              <w:bottom w:type="dxa" w:w="100"/>
+              <w:bottom w:type="dxa" w:w="70"/>
               <w:right w:type="dxa" w:w="120"/>
             </w:tcMar>
             <w:vAlign w:val="top"/>
@@ -6301,9 +6380,9 @@
               <w:right w:val="single" w:color="E3E1EC" w:sz="4"/>
             </w:tcBorders>
             <w:tcMar>
-              <w:top w:type="dxa" w:w="100"/>
+              <w:top w:type="dxa" w:w="70"/>
               <w:left w:type="dxa" w:w="140"/>
-              <w:bottom w:type="dxa" w:w="100"/>
+              <w:bottom w:type="dxa" w:w="70"/>
               <w:right w:type="dxa" w:w="120"/>
             </w:tcMar>
             <w:vAlign w:val="top"/>
@@ -6339,9 +6418,9 @@
               <w:right w:val="single" w:color="E3E1EC" w:sz="4"/>
             </w:tcBorders>
             <w:tcMar>
-              <w:top w:type="dxa" w:w="100"/>
+              <w:top w:type="dxa" w:w="70"/>
               <w:left w:type="dxa" w:w="140"/>
-              <w:bottom w:type="dxa" w:w="100"/>
+              <w:bottom w:type="dxa" w:w="70"/>
               <w:right w:type="dxa" w:w="120"/>
             </w:tcMar>
             <w:vAlign w:val="top"/>
@@ -6382,9 +6461,9 @@
               <w:right w:val="single" w:color="E3E1EC" w:sz="4"/>
             </w:tcBorders>
             <w:tcMar>
-              <w:top w:type="dxa" w:w="100"/>
+              <w:top w:type="dxa" w:w="70"/>
               <w:left w:type="dxa" w:w="140"/>
-              <w:bottom w:type="dxa" w:w="100"/>
+              <w:bottom w:type="dxa" w:w="70"/>
               <w:right w:type="dxa" w:w="120"/>
             </w:tcMar>
             <w:vAlign w:val="top"/>
@@ -6420,9 +6499,9 @@
               <w:right w:val="single" w:color="E3E1EC" w:sz="4"/>
             </w:tcBorders>
             <w:tcMar>
-              <w:top w:type="dxa" w:w="100"/>
+              <w:top w:type="dxa" w:w="70"/>
               <w:left w:type="dxa" w:w="140"/>
-              <w:bottom w:type="dxa" w:w="100"/>
+              <w:bottom w:type="dxa" w:w="70"/>
               <w:right w:type="dxa" w:w="120"/>
             </w:tcMar>
             <w:vAlign w:val="top"/>
@@ -6458,9 +6537,9 @@
               <w:right w:val="single" w:color="E3E1EC" w:sz="4"/>
             </w:tcBorders>
             <w:tcMar>
-              <w:top w:type="dxa" w:w="100"/>
+              <w:top w:type="dxa" w:w="70"/>
               <w:left w:type="dxa" w:w="140"/>
-              <w:bottom w:type="dxa" w:w="100"/>
+              <w:bottom w:type="dxa" w:w="70"/>
               <w:right w:type="dxa" w:w="120"/>
             </w:tcMar>
             <w:vAlign w:val="top"/>
@@ -6501,9 +6580,9 @@
               <w:right w:val="single" w:color="E3E1EC" w:sz="4"/>
             </w:tcBorders>
             <w:tcMar>
-              <w:top w:type="dxa" w:w="100"/>
+              <w:top w:type="dxa" w:w="70"/>
               <w:left w:type="dxa" w:w="140"/>
-              <w:bottom w:type="dxa" w:w="100"/>
+              <w:bottom w:type="dxa" w:w="70"/>
               <w:right w:type="dxa" w:w="120"/>
             </w:tcMar>
             <w:vAlign w:val="top"/>
@@ -6539,9 +6618,9 @@
               <w:right w:val="single" w:color="E3E1EC" w:sz="4"/>
             </w:tcBorders>
             <w:tcMar>
-              <w:top w:type="dxa" w:w="100"/>
+              <w:top w:type="dxa" w:w="70"/>
               <w:left w:type="dxa" w:w="140"/>
-              <w:bottom w:type="dxa" w:w="100"/>
+              <w:bottom w:type="dxa" w:w="70"/>
               <w:right w:type="dxa" w:w="120"/>
             </w:tcMar>
             <w:vAlign w:val="top"/>
@@ -6577,9 +6656,9 @@
               <w:right w:val="single" w:color="E3E1EC" w:sz="4"/>
             </w:tcBorders>
             <w:tcMar>
-              <w:top w:type="dxa" w:w="100"/>
+              <w:top w:type="dxa" w:w="70"/>
               <w:left w:type="dxa" w:w="140"/>
-              <w:bottom w:type="dxa" w:w="100"/>
+              <w:bottom w:type="dxa" w:w="70"/>
               <w:right w:type="dxa" w:w="120"/>
             </w:tcMar>
             <w:vAlign w:val="top"/>
@@ -6620,9 +6699,9 @@
               <w:right w:val="single" w:color="E3E1EC" w:sz="4"/>
             </w:tcBorders>
             <w:tcMar>
-              <w:top w:type="dxa" w:w="100"/>
+              <w:top w:type="dxa" w:w="70"/>
               <w:left w:type="dxa" w:w="140"/>
-              <w:bottom w:type="dxa" w:w="100"/>
+              <w:bottom w:type="dxa" w:w="70"/>
               <w:right w:type="dxa" w:w="120"/>
             </w:tcMar>
             <w:vAlign w:val="top"/>
@@ -6658,9 +6737,9 @@
               <w:right w:val="single" w:color="E3E1EC" w:sz="4"/>
             </w:tcBorders>
             <w:tcMar>
-              <w:top w:type="dxa" w:w="100"/>
+              <w:top w:type="dxa" w:w="70"/>
               <w:left w:type="dxa" w:w="140"/>
-              <w:bottom w:type="dxa" w:w="100"/>
+              <w:bottom w:type="dxa" w:w="70"/>
               <w:right w:type="dxa" w:w="120"/>
             </w:tcMar>
             <w:vAlign w:val="top"/>
@@ -6696,9 +6775,9 @@
               <w:right w:val="single" w:color="E3E1EC" w:sz="4"/>
             </w:tcBorders>
             <w:tcMar>
-              <w:top w:type="dxa" w:w="100"/>
+              <w:top w:type="dxa" w:w="70"/>
               <w:left w:type="dxa" w:w="140"/>
-              <w:bottom w:type="dxa" w:w="100"/>
+              <w:bottom w:type="dxa" w:w="70"/>
               <w:right w:type="dxa" w:w="120"/>
             </w:tcMar>
             <w:vAlign w:val="top"/>
@@ -7242,6 +7321,170 @@
     </w:p>
     <w:tbl>
       <w:tblPr>
+        <w:tblW w:type="dxa" w:w="9906"/>
+        <w:tblBorders>
+          <w:top w:val="single" w:color="auto" w:sz="4"/>
+          <w:left w:val="single" w:color="auto" w:sz="4"/>
+          <w:bottom w:val="single" w:color="auto" w:sz="4"/>
+          <w:right w:val="single" w:color="auto" w:sz="4"/>
+          <w:insideH w:val="single" w:color="auto" w:sz="4"/>
+          <w:insideV w:val="single" w:color="auto" w:sz="4"/>
+        </w:tblBorders>
+      </w:tblPr>
+      <w:tblGrid>
+        <w:gridCol w:w="9906"/>
+      </w:tblGrid>
+      <w:tr>
+        <w:trPr>
+          <w:cantSplit/>
+        </w:trPr>
+        <w:tc>
+          <w:tcPr>
+            <w:tcW w:type="dxa" w:w="9906"/>
+            <w:tcBorders>
+              <w:top w:val="nil"/>
+              <w:left w:val="nil"/>
+              <w:bottom w:val="nil"/>
+              <w:right w:val="nil"/>
+            </w:tcBorders>
+            <w:shd w:fill="EFE9F9" w:color="auto" w:val="clear"/>
+            <w:tcMar>
+              <w:top w:type="dxa" w:w="70"/>
+              <w:left w:type="dxa" w:w="180"/>
+              <w:bottom w:type="dxa" w:w="70"/>
+              <w:right w:type="dxa" w:w="180"/>
+            </w:tcMar>
+            <w:vAlign w:val="top"/>
+          </w:tcPr>
+          <w:p>
+            <w:pPr>
+              <w:spacing w:after="0" w:before="0" w:line="276"/>
+              <w:jc w:val="left"/>
+            </w:pPr>
+            <w:r>
+              <w:rPr>
+                <w:rFonts w:ascii="Arial" w:cs="Arial" w:eastAsia="Arial" w:hAnsi="Arial"/>
+                <w:b/>
+                <w:bCs/>
+                <w:i w:val="false"/>
+                <w:iCs w:val="false"/>
+                <w:caps w:val="false"/>
+                <w:color w:val="7D6FB0"/>
+                <w:spacing w:val="12"/>
+                <w:sz w:val="12"/>
+                <w:szCs w:val="12"/>
+              </w:rPr>
+              <w:t xml:space="preserve">NARZĘDZIE BAZOWE:  </w:t>
+            </w:r>
+            <w:r>
+              <w:rPr>
+                <w:rFonts w:ascii="Arial" w:cs="Arial" w:eastAsia="Arial" w:hAnsi="Arial"/>
+                <w:b w:val="false"/>
+                <w:bCs w:val="false"/>
+                <w:i w:val="false"/>
+                <w:iCs w:val="false"/>
+                <w:caps w:val="false"/>
+                <w:color w:val="2D1B69"/>
+                <w:sz w:val="20"/>
+                <w:szCs w:val="20"/>
+              </w:rPr>
+              <w:t xml:space="preserve">☐  </w:t>
+            </w:r>
+            <w:r>
+              <w:rPr>
+                <w:rFonts w:ascii="Arial" w:cs="Arial" w:eastAsia="Arial" w:hAnsi="Arial"/>
+                <w:b/>
+                <w:bCs/>
+                <w:i w:val="false"/>
+                <w:iCs w:val="false"/>
+                <w:caps w:val="false"/>
+                <w:color w:val="2D1B69"/>
+                <w:sz w:val="16"/>
+                <w:szCs w:val="16"/>
+              </w:rPr>
+              <w:t xml:space="preserve">Przedszkole · KPOF</w:t>
+            </w:r>
+            <w:r>
+              <w:rPr>
+                <w:rFonts w:ascii="Arial" w:cs="Arial" w:eastAsia="Arial" w:hAnsi="Arial"/>
+                <w:b w:val="false"/>
+                <w:bCs w:val="false"/>
+                <w:i w:val="false"/>
+                <w:iCs w:val="false"/>
+                <w:caps w:val="false"/>
+                <w:color w:val="6B6378"/>
+                <w:sz w:val="14"/>
+                <w:szCs w:val="14"/>
+              </w:rPr>
+              <w:t xml:space="preserve">  (bez stenów)</w:t>
+            </w:r>
+            <w:r>
+              <w:rPr>
+                <w:rFonts w:ascii="Arial" w:cs="Arial" w:eastAsia="Arial" w:hAnsi="Arial"/>
+                <w:b w:val="false"/>
+                <w:bCs w:val="false"/>
+                <w:i w:val="false"/>
+                <w:iCs w:val="false"/>
+                <w:caps w:val="false"/>
+                <w:color w:val="1A1530"/>
+                <w:sz w:val="16"/>
+                <w:szCs w:val="16"/>
+              </w:rPr>
+              <w:t xml:space="preserve">        </w:t>
+            </w:r>
+            <w:r>
+              <w:rPr>
+                <w:rFonts w:ascii="Arial" w:cs="Arial" w:eastAsia="Arial" w:hAnsi="Arial"/>
+                <w:b w:val="false"/>
+                <w:bCs w:val="false"/>
+                <w:i w:val="false"/>
+                <w:iCs w:val="false"/>
+                <w:caps w:val="false"/>
+                <w:color w:val="2D1B69"/>
+                <w:sz w:val="20"/>
+                <w:szCs w:val="20"/>
+              </w:rPr>
+              <w:t xml:space="preserve">☐  </w:t>
+            </w:r>
+            <w:r>
+              <w:rPr>
+                <w:rFonts w:ascii="Arial" w:cs="Arial" w:eastAsia="Arial" w:hAnsi="Arial"/>
+                <w:b/>
+                <w:bCs/>
+                <w:i w:val="false"/>
+                <w:iCs w:val="false"/>
+                <w:caps w:val="false"/>
+                <w:color w:val="2D1B69"/>
+                <w:sz w:val="16"/>
+                <w:szCs w:val="16"/>
+              </w:rPr>
+              <w:t xml:space="preserve">Szkoła · KSzOF</w:t>
+            </w:r>
+            <w:r>
+              <w:rPr>
+                <w:rFonts w:ascii="Arial" w:cs="Arial" w:eastAsia="Arial" w:hAnsi="Arial"/>
+                <w:b w:val="false"/>
+                <w:bCs w:val="false"/>
+                <w:i w:val="false"/>
+                <w:iCs w:val="false"/>
+                <w:caps w:val="false"/>
+                <w:color w:val="6B6378"/>
+                <w:sz w:val="14"/>
+                <w:szCs w:val="14"/>
+              </w:rPr>
+              <w:t xml:space="preserve">  (ze stenami)</w:t>
+            </w:r>
+          </w:p>
+        </w:tc>
+      </w:tr>
+    </w:tbl>
+    <w:p>
+      <w:pPr>
+        <w:spacing w:after="60" w:before="0"/>
+      </w:pPr>
+    </w:p>
+    <w:tbl>
+      <w:tblPr>
         <w:tblW w:type="dxa" w:w="9904"/>
         <w:tblBorders>
           <w:top w:val="single" w:color="auto" w:sz="4"/>
@@ -7272,9 +7515,9 @@
               <w:right w:val="single" w:color="D9D0F0" w:sz="4"/>
             </w:tcBorders>
             <w:tcMar>
-              <w:top w:type="dxa" w:w="110"/>
+              <w:top w:type="dxa" w:w="90"/>
               <w:left w:type="dxa" w:w="160"/>
-              <w:bottom w:type="dxa" w:w="120"/>
+              <w:bottom w:type="dxa" w:w="90"/>
               <w:right w:type="dxa" w:w="120"/>
             </w:tcMar>
             <w:vAlign w:val="top"/>
@@ -7317,7 +7560,7 @@
                 <w:sz w:val="26"/>
                 <w:szCs w:val="26"/>
               </w:rPr>
-              <w:t xml:space="preserve">KPOF</w:t>
+              <w:t xml:space="preserve">KPOF / KSzOF</w:t>
             </w:r>
             <w:r>
               <w:rPr>
@@ -7331,7 +7574,7 @@
                 <w:sz w:val="15"/>
                 <w:szCs w:val="15"/>
               </w:rPr>
-              <w:t xml:space="preserve">  / KSzOF</w:t>
+              <w:t xml:space="preserve"/>
             </w:r>
           </w:p>
         </w:tc>
@@ -7345,9 +7588,9 @@
               <w:right w:val="single" w:color="D9D0F0" w:sz="4"/>
             </w:tcBorders>
             <w:tcMar>
-              <w:top w:type="dxa" w:w="110"/>
+              <w:top w:type="dxa" w:w="90"/>
               <w:left w:type="dxa" w:w="160"/>
-              <w:bottom w:type="dxa" w:w="120"/>
+              <w:bottom w:type="dxa" w:w="90"/>
               <w:right w:type="dxa" w:w="120"/>
             </w:tcMar>
             <w:vAlign w:val="top"/>
@@ -7418,9 +7661,9 @@
               <w:right w:val="single" w:color="D9D0F0" w:sz="4"/>
             </w:tcBorders>
             <w:tcMar>
-              <w:top w:type="dxa" w:w="110"/>
+              <w:top w:type="dxa" w:w="90"/>
               <w:left w:type="dxa" w:w="160"/>
-              <w:bottom w:type="dxa" w:w="120"/>
+              <w:bottom w:type="dxa" w:w="90"/>
               <w:right w:type="dxa" w:w="120"/>
             </w:tcMar>
             <w:vAlign w:val="top"/>
@@ -7443,7 +7686,7 @@
                 <w:sz w:val="12"/>
                 <w:szCs w:val="12"/>
               </w:rPr>
-              <w:t xml:space="preserve">ŚREDNIA / STEN</w:t>
+              <w:t xml:space="preserve">ŚREDNIA</w:t>
             </w:r>
           </w:p>
           <w:p>
@@ -7477,7 +7720,7 @@
                 <w:sz w:val="15"/>
                 <w:szCs w:val="15"/>
               </w:rPr>
-              <w:t xml:space="preserve">  · Sten 4</w:t>
+              <w:t xml:space="preserve">  w skali 0–5</w:t>
             </w:r>
           </w:p>
         </w:tc>
@@ -7491,9 +7734,9 @@
               <w:right w:val="single" w:color="D9D0F0" w:sz="4"/>
             </w:tcBorders>
             <w:tcMar>
-              <w:top w:type="dxa" w:w="110"/>
+              <w:top w:type="dxa" w:w="90"/>
               <w:left w:type="dxa" w:w="160"/>
-              <w:bottom w:type="dxa" w:w="120"/>
+              <w:bottom w:type="dxa" w:w="90"/>
               <w:right w:type="dxa" w:w="120"/>
             </w:tcMar>
             <w:vAlign w:val="top"/>
@@ -7558,7 +7801,7 @@
     </w:tbl>
     <w:p>
       <w:pPr>
-        <w:spacing w:after="140" w:before="0"/>
+        <w:spacing w:after="80" w:before="0"/>
       </w:pPr>
     </w:p>
     <w:tbl>
@@ -7741,7 +7984,7 @@
                 <w:sz w:val="13"/>
                 <w:szCs w:val="13"/>
               </w:rPr>
-              <w:t xml:space="preserve">Sten</w:t>
+              <w:t xml:space="preserve">Sten (KSzOF)</w:t>
             </w:r>
           </w:p>
         </w:tc>
@@ -7840,9 +8083,9 @@
               <w:right w:val="single" w:color="E3E1EC" w:sz="4"/>
             </w:tcBorders>
             <w:tcMar>
-              <w:top w:type="dxa" w:w="100"/>
+              <w:top w:type="dxa" w:w="70"/>
               <w:left w:type="dxa" w:w="140"/>
-              <w:bottom w:type="dxa" w:w="100"/>
+              <w:bottom w:type="dxa" w:w="70"/>
               <w:right w:type="dxa" w:w="120"/>
             </w:tcMar>
             <w:vAlign w:val="top"/>
@@ -7878,9 +8121,9 @@
               <w:right w:val="single" w:color="E3E1EC" w:sz="4"/>
             </w:tcBorders>
             <w:tcMar>
-              <w:top w:type="dxa" w:w="100"/>
+              <w:top w:type="dxa" w:w="70"/>
               <w:left w:type="dxa" w:w="140"/>
-              <w:bottom w:type="dxa" w:w="100"/>
+              <w:bottom w:type="dxa" w:w="70"/>
               <w:right w:type="dxa" w:w="120"/>
             </w:tcMar>
             <w:vAlign w:val="top"/>
@@ -7916,9 +8159,9 @@
               <w:right w:val="single" w:color="E3E1EC" w:sz="4"/>
             </w:tcBorders>
             <w:tcMar>
-              <w:top w:type="dxa" w:w="100"/>
+              <w:top w:type="dxa" w:w="70"/>
               <w:left w:type="dxa" w:w="140"/>
-              <w:bottom w:type="dxa" w:w="100"/>
+              <w:bottom w:type="dxa" w:w="70"/>
               <w:right w:type="dxa" w:w="120"/>
             </w:tcMar>
             <w:vAlign w:val="top"/>
@@ -7954,9 +8197,9 @@
               <w:right w:val="single" w:color="E3E1EC" w:sz="4"/>
             </w:tcBorders>
             <w:tcMar>
-              <w:top w:type="dxa" w:w="100"/>
+              <w:top w:type="dxa" w:w="70"/>
               <w:left w:type="dxa" w:w="140"/>
-              <w:bottom w:type="dxa" w:w="100"/>
+              <w:bottom w:type="dxa" w:w="70"/>
               <w:right w:type="dxa" w:w="120"/>
             </w:tcMar>
             <w:vAlign w:val="top"/>
@@ -7992,9 +8235,9 @@
               <w:right w:val="single" w:color="E3E1EC" w:sz="4"/>
             </w:tcBorders>
             <w:tcMar>
-              <w:top w:type="dxa" w:w="100"/>
+              <w:top w:type="dxa" w:w="70"/>
               <w:left w:type="dxa" w:w="140"/>
-              <w:bottom w:type="dxa" w:w="100"/>
+              <w:bottom w:type="dxa" w:w="70"/>
               <w:right w:type="dxa" w:w="120"/>
             </w:tcMar>
             <w:vAlign w:val="top"/>
@@ -8031,9 +8274,9 @@
               <w:right w:val="single" w:color="E3E1EC" w:sz="4"/>
             </w:tcBorders>
             <w:tcMar>
-              <w:top w:type="dxa" w:w="100"/>
+              <w:top w:type="dxa" w:w="70"/>
               <w:left w:type="dxa" w:w="140"/>
-              <w:bottom w:type="dxa" w:w="100"/>
+              <w:bottom w:type="dxa" w:w="70"/>
               <w:right w:type="dxa" w:w="120"/>
             </w:tcMar>
             <w:vAlign w:val="top"/>
@@ -8074,9 +8317,9 @@
               <w:right w:val="single" w:color="E3E1EC" w:sz="4"/>
             </w:tcBorders>
             <w:tcMar>
-              <w:top w:type="dxa" w:w="100"/>
+              <w:top w:type="dxa" w:w="70"/>
               <w:left w:type="dxa" w:w="140"/>
-              <w:bottom w:type="dxa" w:w="100"/>
+              <w:bottom w:type="dxa" w:w="70"/>
               <w:right w:type="dxa" w:w="120"/>
             </w:tcMar>
             <w:vAlign w:val="top"/>
@@ -8112,9 +8355,9 @@
               <w:right w:val="single" w:color="E3E1EC" w:sz="4"/>
             </w:tcBorders>
             <w:tcMar>
-              <w:top w:type="dxa" w:w="100"/>
+              <w:top w:type="dxa" w:w="70"/>
               <w:left w:type="dxa" w:w="140"/>
-              <w:bottom w:type="dxa" w:w="100"/>
+              <w:bottom w:type="dxa" w:w="70"/>
               <w:right w:type="dxa" w:w="120"/>
             </w:tcMar>
             <w:vAlign w:val="top"/>
@@ -8150,9 +8393,9 @@
               <w:right w:val="single" w:color="E3E1EC" w:sz="4"/>
             </w:tcBorders>
             <w:tcMar>
-              <w:top w:type="dxa" w:w="100"/>
+              <w:top w:type="dxa" w:w="70"/>
               <w:left w:type="dxa" w:w="140"/>
-              <w:bottom w:type="dxa" w:w="100"/>
+              <w:bottom w:type="dxa" w:w="70"/>
               <w:right w:type="dxa" w:w="120"/>
             </w:tcMar>
             <w:vAlign w:val="top"/>
@@ -8188,9 +8431,9 @@
               <w:right w:val="single" w:color="E3E1EC" w:sz="4"/>
             </w:tcBorders>
             <w:tcMar>
-              <w:top w:type="dxa" w:w="100"/>
+              <w:top w:type="dxa" w:w="70"/>
               <w:left w:type="dxa" w:w="140"/>
-              <w:bottom w:type="dxa" w:w="100"/>
+              <w:bottom w:type="dxa" w:w="70"/>
               <w:right w:type="dxa" w:w="120"/>
             </w:tcMar>
             <w:vAlign w:val="top"/>
@@ -8226,9 +8469,9 @@
               <w:right w:val="single" w:color="E3E1EC" w:sz="4"/>
             </w:tcBorders>
             <w:tcMar>
-              <w:top w:type="dxa" w:w="100"/>
+              <w:top w:type="dxa" w:w="70"/>
               <w:left w:type="dxa" w:w="140"/>
-              <w:bottom w:type="dxa" w:w="100"/>
+              <w:bottom w:type="dxa" w:w="70"/>
               <w:right w:type="dxa" w:w="120"/>
             </w:tcMar>
             <w:vAlign w:val="top"/>
@@ -8265,9 +8508,9 @@
               <w:right w:val="single" w:color="E3E1EC" w:sz="4"/>
             </w:tcBorders>
             <w:tcMar>
-              <w:top w:type="dxa" w:w="100"/>
+              <w:top w:type="dxa" w:w="70"/>
               <w:left w:type="dxa" w:w="140"/>
-              <w:bottom w:type="dxa" w:w="100"/>
+              <w:bottom w:type="dxa" w:w="70"/>
               <w:right w:type="dxa" w:w="120"/>
             </w:tcMar>
             <w:vAlign w:val="top"/>
@@ -8308,9 +8551,9 @@
               <w:right w:val="single" w:color="E3E1EC" w:sz="4"/>
             </w:tcBorders>
             <w:tcMar>
-              <w:top w:type="dxa" w:w="100"/>
+              <w:top w:type="dxa" w:w="70"/>
               <w:left w:type="dxa" w:w="140"/>
-              <w:bottom w:type="dxa" w:w="100"/>
+              <w:bottom w:type="dxa" w:w="70"/>
               <w:right w:type="dxa" w:w="120"/>
             </w:tcMar>
             <w:vAlign w:val="top"/>
@@ -8346,9 +8589,9 @@
               <w:right w:val="single" w:color="E3E1EC" w:sz="4"/>
             </w:tcBorders>
             <w:tcMar>
-              <w:top w:type="dxa" w:w="100"/>
+              <w:top w:type="dxa" w:w="70"/>
               <w:left w:type="dxa" w:w="140"/>
-              <w:bottom w:type="dxa" w:w="100"/>
+              <w:bottom w:type="dxa" w:w="70"/>
               <w:right w:type="dxa" w:w="120"/>
             </w:tcMar>
             <w:vAlign w:val="top"/>
@@ -8384,9 +8627,9 @@
               <w:right w:val="single" w:color="E3E1EC" w:sz="4"/>
             </w:tcBorders>
             <w:tcMar>
-              <w:top w:type="dxa" w:w="100"/>
+              <w:top w:type="dxa" w:w="70"/>
               <w:left w:type="dxa" w:w="140"/>
-              <w:bottom w:type="dxa" w:w="100"/>
+              <w:bottom w:type="dxa" w:w="70"/>
               <w:right w:type="dxa" w:w="120"/>
             </w:tcMar>
             <w:vAlign w:val="top"/>
@@ -8422,9 +8665,9 @@
               <w:right w:val="single" w:color="E3E1EC" w:sz="4"/>
             </w:tcBorders>
             <w:tcMar>
-              <w:top w:type="dxa" w:w="100"/>
+              <w:top w:type="dxa" w:w="70"/>
               <w:left w:type="dxa" w:w="140"/>
-              <w:bottom w:type="dxa" w:w="100"/>
+              <w:bottom w:type="dxa" w:w="70"/>
               <w:right w:type="dxa" w:w="120"/>
             </w:tcMar>
             <w:vAlign w:val="top"/>
@@ -8460,9 +8703,9 @@
               <w:right w:val="single" w:color="E3E1EC" w:sz="4"/>
             </w:tcBorders>
             <w:tcMar>
-              <w:top w:type="dxa" w:w="100"/>
+              <w:top w:type="dxa" w:w="70"/>
               <w:left w:type="dxa" w:w="140"/>
-              <w:bottom w:type="dxa" w:w="100"/>
+              <w:bottom w:type="dxa" w:w="70"/>
               <w:right w:type="dxa" w:w="120"/>
             </w:tcMar>
             <w:vAlign w:val="top"/>
@@ -8499,9 +8742,9 @@
               <w:right w:val="single" w:color="E3E1EC" w:sz="4"/>
             </w:tcBorders>
             <w:tcMar>
-              <w:top w:type="dxa" w:w="100"/>
+              <w:top w:type="dxa" w:w="70"/>
               <w:left w:type="dxa" w:w="140"/>
-              <w:bottom w:type="dxa" w:w="100"/>
+              <w:bottom w:type="dxa" w:w="70"/>
               <w:right w:type="dxa" w:w="120"/>
             </w:tcMar>
             <w:vAlign w:val="top"/>
@@ -8542,9 +8785,9 @@
               <w:right w:val="single" w:color="E3E1EC" w:sz="4"/>
             </w:tcBorders>
             <w:tcMar>
-              <w:top w:type="dxa" w:w="100"/>
+              <w:top w:type="dxa" w:w="70"/>
               <w:left w:type="dxa" w:w="140"/>
-              <w:bottom w:type="dxa" w:w="100"/>
+              <w:bottom w:type="dxa" w:w="70"/>
               <w:right w:type="dxa" w:w="120"/>
             </w:tcMar>
             <w:vAlign w:val="top"/>
@@ -8580,9 +8823,9 @@
               <w:right w:val="single" w:color="E3E1EC" w:sz="4"/>
             </w:tcBorders>
             <w:tcMar>
-              <w:top w:type="dxa" w:w="100"/>
+              <w:top w:type="dxa" w:w="70"/>
               <w:left w:type="dxa" w:w="140"/>
-              <w:bottom w:type="dxa" w:w="100"/>
+              <w:bottom w:type="dxa" w:w="70"/>
               <w:right w:type="dxa" w:w="120"/>
             </w:tcMar>
             <w:vAlign w:val="top"/>
@@ -8618,9 +8861,9 @@
               <w:right w:val="single" w:color="E3E1EC" w:sz="4"/>
             </w:tcBorders>
             <w:tcMar>
-              <w:top w:type="dxa" w:w="100"/>
+              <w:top w:type="dxa" w:w="70"/>
               <w:left w:type="dxa" w:w="140"/>
-              <w:bottom w:type="dxa" w:w="100"/>
+              <w:bottom w:type="dxa" w:w="70"/>
               <w:right w:type="dxa" w:w="120"/>
             </w:tcMar>
             <w:vAlign w:val="top"/>
@@ -8656,9 +8899,9 @@
               <w:right w:val="single" w:color="E3E1EC" w:sz="4"/>
             </w:tcBorders>
             <w:tcMar>
-              <w:top w:type="dxa" w:w="100"/>
+              <w:top w:type="dxa" w:w="70"/>
               <w:left w:type="dxa" w:w="140"/>
-              <w:bottom w:type="dxa" w:w="100"/>
+              <w:bottom w:type="dxa" w:w="70"/>
               <w:right w:type="dxa" w:w="120"/>
             </w:tcMar>
             <w:vAlign w:val="top"/>
@@ -8694,9 +8937,9 @@
               <w:right w:val="single" w:color="E3E1EC" w:sz="4"/>
             </w:tcBorders>
             <w:tcMar>
-              <w:top w:type="dxa" w:w="100"/>
+              <w:top w:type="dxa" w:w="70"/>
               <w:left w:type="dxa" w:w="140"/>
-              <w:bottom w:type="dxa" w:w="100"/>
+              <w:bottom w:type="dxa" w:w="70"/>
               <w:right w:type="dxa" w:w="120"/>
             </w:tcMar>
             <w:vAlign w:val="top"/>
@@ -8733,9 +8976,9 @@
               <w:right w:val="single" w:color="E3E1EC" w:sz="4"/>
             </w:tcBorders>
             <w:tcMar>
-              <w:top w:type="dxa" w:w="100"/>
+              <w:top w:type="dxa" w:w="70"/>
               <w:left w:type="dxa" w:w="140"/>
-              <w:bottom w:type="dxa" w:w="100"/>
+              <w:bottom w:type="dxa" w:w="70"/>
               <w:right w:type="dxa" w:w="120"/>
             </w:tcMar>
             <w:vAlign w:val="top"/>
@@ -8776,9 +9019,9 @@
               <w:right w:val="single" w:color="E3E1EC" w:sz="4"/>
             </w:tcBorders>
             <w:tcMar>
-              <w:top w:type="dxa" w:w="100"/>
+              <w:top w:type="dxa" w:w="70"/>
               <w:left w:type="dxa" w:w="140"/>
-              <w:bottom w:type="dxa" w:w="100"/>
+              <w:bottom w:type="dxa" w:w="70"/>
               <w:right w:type="dxa" w:w="120"/>
             </w:tcMar>
             <w:vAlign w:val="top"/>
@@ -8814,9 +9057,9 @@
               <w:right w:val="single" w:color="E3E1EC" w:sz="4"/>
             </w:tcBorders>
             <w:tcMar>
-              <w:top w:type="dxa" w:w="100"/>
+              <w:top w:type="dxa" w:w="70"/>
               <w:left w:type="dxa" w:w="140"/>
-              <w:bottom w:type="dxa" w:w="100"/>
+              <w:bottom w:type="dxa" w:w="70"/>
               <w:right w:type="dxa" w:w="120"/>
             </w:tcMar>
             <w:vAlign w:val="top"/>
@@ -8852,9 +9095,9 @@
               <w:right w:val="single" w:color="E3E1EC" w:sz="4"/>
             </w:tcBorders>
             <w:tcMar>
-              <w:top w:type="dxa" w:w="100"/>
+              <w:top w:type="dxa" w:w="70"/>
               <w:left w:type="dxa" w:w="140"/>
-              <w:bottom w:type="dxa" w:w="100"/>
+              <w:bottom w:type="dxa" w:w="70"/>
               <w:right w:type="dxa" w:w="120"/>
             </w:tcMar>
             <w:vAlign w:val="top"/>
@@ -8890,9 +9133,9 @@
               <w:right w:val="single" w:color="E3E1EC" w:sz="4"/>
             </w:tcBorders>
             <w:tcMar>
-              <w:top w:type="dxa" w:w="100"/>
+              <w:top w:type="dxa" w:w="70"/>
               <w:left w:type="dxa" w:w="140"/>
-              <w:bottom w:type="dxa" w:w="100"/>
+              <w:bottom w:type="dxa" w:w="70"/>
               <w:right w:type="dxa" w:w="120"/>
             </w:tcMar>
             <w:vAlign w:val="top"/>
@@ -8928,9 +9171,9 @@
               <w:right w:val="single" w:color="E3E1EC" w:sz="4"/>
             </w:tcBorders>
             <w:tcMar>
-              <w:top w:type="dxa" w:w="100"/>
+              <w:top w:type="dxa" w:w="70"/>
               <w:left w:type="dxa" w:w="140"/>
-              <w:bottom w:type="dxa" w:w="100"/>
+              <w:bottom w:type="dxa" w:w="70"/>
               <w:right w:type="dxa" w:w="120"/>
             </w:tcMar>
             <w:vAlign w:val="top"/>
@@ -8967,9 +9210,9 @@
               <w:right w:val="single" w:color="E3E1EC" w:sz="4"/>
             </w:tcBorders>
             <w:tcMar>
-              <w:top w:type="dxa" w:w="100"/>
+              <w:top w:type="dxa" w:w="70"/>
               <w:left w:type="dxa" w:w="140"/>
-              <w:bottom w:type="dxa" w:w="100"/>
+              <w:bottom w:type="dxa" w:w="70"/>
               <w:right w:type="dxa" w:w="120"/>
             </w:tcMar>
             <w:vAlign w:val="top"/>
@@ -9010,9 +9253,9 @@
               <w:right w:val="single" w:color="E3E1EC" w:sz="4"/>
             </w:tcBorders>
             <w:tcMar>
-              <w:top w:type="dxa" w:w="100"/>
+              <w:top w:type="dxa" w:w="70"/>
               <w:left w:type="dxa" w:w="140"/>
-              <w:bottom w:type="dxa" w:w="100"/>
+              <w:bottom w:type="dxa" w:w="70"/>
               <w:right w:type="dxa" w:w="120"/>
             </w:tcMar>
             <w:vAlign w:val="top"/>
@@ -9048,9 +9291,9 @@
               <w:right w:val="single" w:color="E3E1EC" w:sz="4"/>
             </w:tcBorders>
             <w:tcMar>
-              <w:top w:type="dxa" w:w="100"/>
+              <w:top w:type="dxa" w:w="70"/>
               <w:left w:type="dxa" w:w="140"/>
-              <w:bottom w:type="dxa" w:w="100"/>
+              <w:bottom w:type="dxa" w:w="70"/>
               <w:right w:type="dxa" w:w="120"/>
             </w:tcMar>
             <w:vAlign w:val="top"/>
@@ -9086,9 +9329,9 @@
               <w:right w:val="single" w:color="E3E1EC" w:sz="4"/>
             </w:tcBorders>
             <w:tcMar>
-              <w:top w:type="dxa" w:w="100"/>
+              <w:top w:type="dxa" w:w="70"/>
               <w:left w:type="dxa" w:w="140"/>
-              <w:bottom w:type="dxa" w:w="100"/>
+              <w:bottom w:type="dxa" w:w="70"/>
               <w:right w:type="dxa" w:w="120"/>
             </w:tcMar>
             <w:vAlign w:val="top"/>
@@ -9124,9 +9367,9 @@
               <w:right w:val="single" w:color="E3E1EC" w:sz="4"/>
             </w:tcBorders>
             <w:tcMar>
-              <w:top w:type="dxa" w:w="100"/>
+              <w:top w:type="dxa" w:w="70"/>
               <w:left w:type="dxa" w:w="140"/>
-              <w:bottom w:type="dxa" w:w="100"/>
+              <w:bottom w:type="dxa" w:w="70"/>
               <w:right w:type="dxa" w:w="120"/>
             </w:tcMar>
             <w:vAlign w:val="top"/>
@@ -9162,9 +9405,9 @@
               <w:right w:val="single" w:color="E3E1EC" w:sz="4"/>
             </w:tcBorders>
             <w:tcMar>
-              <w:top w:type="dxa" w:w="100"/>
+              <w:top w:type="dxa" w:w="70"/>
               <w:left w:type="dxa" w:w="140"/>
-              <w:bottom w:type="dxa" w:w="100"/>
+              <w:bottom w:type="dxa" w:w="70"/>
               <w:right w:type="dxa" w:w="120"/>
             </w:tcMar>
             <w:vAlign w:val="top"/>
@@ -9201,9 +9444,9 @@
               <w:right w:val="single" w:color="E3E1EC" w:sz="4"/>
             </w:tcBorders>
             <w:tcMar>
-              <w:top w:type="dxa" w:w="100"/>
+              <w:top w:type="dxa" w:w="70"/>
               <w:left w:type="dxa" w:w="140"/>
-              <w:bottom w:type="dxa" w:w="100"/>
+              <w:bottom w:type="dxa" w:w="70"/>
               <w:right w:type="dxa" w:w="120"/>
             </w:tcMar>
             <w:vAlign w:val="top"/>
@@ -9244,9 +9487,9 @@
               <w:right w:val="single" w:color="E3E1EC" w:sz="4"/>
             </w:tcBorders>
             <w:tcMar>
-              <w:top w:type="dxa" w:w="100"/>
+              <w:top w:type="dxa" w:w="70"/>
               <w:left w:type="dxa" w:w="140"/>
-              <w:bottom w:type="dxa" w:w="100"/>
+              <w:bottom w:type="dxa" w:w="70"/>
               <w:right w:type="dxa" w:w="120"/>
             </w:tcMar>
             <w:vAlign w:val="top"/>
@@ -9282,9 +9525,9 @@
               <w:right w:val="single" w:color="E3E1EC" w:sz="4"/>
             </w:tcBorders>
             <w:tcMar>
-              <w:top w:type="dxa" w:w="100"/>
+              <w:top w:type="dxa" w:w="70"/>
               <w:left w:type="dxa" w:w="140"/>
-              <w:bottom w:type="dxa" w:w="100"/>
+              <w:bottom w:type="dxa" w:w="70"/>
               <w:right w:type="dxa" w:w="120"/>
             </w:tcMar>
             <w:vAlign w:val="top"/>
@@ -9320,9 +9563,9 @@
               <w:right w:val="single" w:color="E3E1EC" w:sz="4"/>
             </w:tcBorders>
             <w:tcMar>
-              <w:top w:type="dxa" w:w="100"/>
+              <w:top w:type="dxa" w:w="70"/>
               <w:left w:type="dxa" w:w="140"/>
-              <w:bottom w:type="dxa" w:w="100"/>
+              <w:bottom w:type="dxa" w:w="70"/>
               <w:right w:type="dxa" w:w="120"/>
             </w:tcMar>
             <w:vAlign w:val="top"/>
@@ -9358,9 +9601,9 @@
               <w:right w:val="single" w:color="E3E1EC" w:sz="4"/>
             </w:tcBorders>
             <w:tcMar>
-              <w:top w:type="dxa" w:w="100"/>
+              <w:top w:type="dxa" w:w="70"/>
               <w:left w:type="dxa" w:w="140"/>
-              <w:bottom w:type="dxa" w:w="100"/>
+              <w:bottom w:type="dxa" w:w="70"/>
               <w:right w:type="dxa" w:w="120"/>
             </w:tcMar>
             <w:vAlign w:val="top"/>
@@ -9396,9 +9639,9 @@
               <w:right w:val="single" w:color="E3E1EC" w:sz="4"/>
             </w:tcBorders>
             <w:tcMar>
-              <w:top w:type="dxa" w:w="100"/>
+              <w:top w:type="dxa" w:w="70"/>
               <w:left w:type="dxa" w:w="140"/>
-              <w:bottom w:type="dxa" w:w="100"/>
+              <w:bottom w:type="dxa" w:w="70"/>
               <w:right w:type="dxa" w:w="120"/>
             </w:tcMar>
             <w:vAlign w:val="top"/>
@@ -9435,9 +9678,9 @@
               <w:right w:val="single" w:color="E3E1EC" w:sz="4"/>
             </w:tcBorders>
             <w:tcMar>
-              <w:top w:type="dxa" w:w="100"/>
+              <w:top w:type="dxa" w:w="70"/>
               <w:left w:type="dxa" w:w="140"/>
-              <w:bottom w:type="dxa" w:w="100"/>
+              <w:bottom w:type="dxa" w:w="70"/>
               <w:right w:type="dxa" w:w="120"/>
             </w:tcMar>
             <w:vAlign w:val="top"/>
@@ -9478,9 +9721,9 @@
               <w:right w:val="single" w:color="E3E1EC" w:sz="4"/>
             </w:tcBorders>
             <w:tcMar>
-              <w:top w:type="dxa" w:w="100"/>
+              <w:top w:type="dxa" w:w="70"/>
               <w:left w:type="dxa" w:w="140"/>
-              <w:bottom w:type="dxa" w:w="100"/>
+              <w:bottom w:type="dxa" w:w="70"/>
               <w:right w:type="dxa" w:w="120"/>
             </w:tcMar>
             <w:vAlign w:val="top"/>
@@ -9516,9 +9759,9 @@
               <w:right w:val="single" w:color="E3E1EC" w:sz="4"/>
             </w:tcBorders>
             <w:tcMar>
-              <w:top w:type="dxa" w:w="100"/>
+              <w:top w:type="dxa" w:w="70"/>
               <w:left w:type="dxa" w:w="140"/>
-              <w:bottom w:type="dxa" w:w="100"/>
+              <w:bottom w:type="dxa" w:w="70"/>
               <w:right w:type="dxa" w:w="120"/>
             </w:tcMar>
             <w:vAlign w:val="top"/>
@@ -9554,9 +9797,9 @@
               <w:right w:val="single" w:color="E3E1EC" w:sz="4"/>
             </w:tcBorders>
             <w:tcMar>
-              <w:top w:type="dxa" w:w="100"/>
+              <w:top w:type="dxa" w:w="70"/>
               <w:left w:type="dxa" w:w="140"/>
-              <w:bottom w:type="dxa" w:w="100"/>
+              <w:bottom w:type="dxa" w:w="70"/>
               <w:right w:type="dxa" w:w="120"/>
             </w:tcMar>
             <w:vAlign w:val="top"/>
@@ -9592,9 +9835,9 @@
               <w:right w:val="single" w:color="E3E1EC" w:sz="4"/>
             </w:tcBorders>
             <w:tcMar>
-              <w:top w:type="dxa" w:w="100"/>
+              <w:top w:type="dxa" w:w="70"/>
               <w:left w:type="dxa" w:w="140"/>
-              <w:bottom w:type="dxa" w:w="100"/>
+              <w:bottom w:type="dxa" w:w="70"/>
               <w:right w:type="dxa" w:w="120"/>
             </w:tcMar>
             <w:vAlign w:val="top"/>
@@ -9630,9 +9873,9 @@
               <w:right w:val="single" w:color="E3E1EC" w:sz="4"/>
             </w:tcBorders>
             <w:tcMar>
-              <w:top w:type="dxa" w:w="100"/>
+              <w:top w:type="dxa" w:w="70"/>
               <w:left w:type="dxa" w:w="140"/>
-              <w:bottom w:type="dxa" w:w="100"/>
+              <w:bottom w:type="dxa" w:w="70"/>
               <w:right w:type="dxa" w:w="120"/>
             </w:tcMar>
             <w:vAlign w:val="top"/>
@@ -9669,9 +9912,9 @@
               <w:right w:val="single" w:color="E3E1EC" w:sz="4"/>
             </w:tcBorders>
             <w:tcMar>
-              <w:top w:type="dxa" w:w="100"/>
+              <w:top w:type="dxa" w:w="70"/>
               <w:left w:type="dxa" w:w="140"/>
-              <w:bottom w:type="dxa" w:w="100"/>
+              <w:bottom w:type="dxa" w:w="70"/>
               <w:right w:type="dxa" w:w="120"/>
             </w:tcMar>
             <w:vAlign w:val="top"/>
@@ -9712,9 +9955,9 @@
               <w:right w:val="single" w:color="E3E1EC" w:sz="4"/>
             </w:tcBorders>
             <w:tcMar>
-              <w:top w:type="dxa" w:w="100"/>
+              <w:top w:type="dxa" w:w="70"/>
               <w:left w:type="dxa" w:w="140"/>
-              <w:bottom w:type="dxa" w:w="100"/>
+              <w:bottom w:type="dxa" w:w="70"/>
               <w:right w:type="dxa" w:w="120"/>
             </w:tcMar>
             <w:vAlign w:val="top"/>
@@ -9750,9 +9993,9 @@
               <w:right w:val="single" w:color="E3E1EC" w:sz="4"/>
             </w:tcBorders>
             <w:tcMar>
-              <w:top w:type="dxa" w:w="100"/>
+              <w:top w:type="dxa" w:w="70"/>
               <w:left w:type="dxa" w:w="140"/>
-              <w:bottom w:type="dxa" w:w="100"/>
+              <w:bottom w:type="dxa" w:w="70"/>
               <w:right w:type="dxa" w:w="120"/>
             </w:tcMar>
             <w:vAlign w:val="top"/>
@@ -9788,9 +10031,9 @@
               <w:right w:val="single" w:color="E3E1EC" w:sz="4"/>
             </w:tcBorders>
             <w:tcMar>
-              <w:top w:type="dxa" w:w="100"/>
+              <w:top w:type="dxa" w:w="70"/>
               <w:left w:type="dxa" w:w="140"/>
-              <w:bottom w:type="dxa" w:w="100"/>
+              <w:bottom w:type="dxa" w:w="70"/>
               <w:right w:type="dxa" w:w="120"/>
             </w:tcMar>
             <w:vAlign w:val="top"/>
@@ -9826,9 +10069,9 @@
               <w:right w:val="single" w:color="E3E1EC" w:sz="4"/>
             </w:tcBorders>
             <w:tcMar>
-              <w:top w:type="dxa" w:w="100"/>
+              <w:top w:type="dxa" w:w="70"/>
               <w:left w:type="dxa" w:w="140"/>
-              <w:bottom w:type="dxa" w:w="100"/>
+              <w:bottom w:type="dxa" w:w="70"/>
               <w:right w:type="dxa" w:w="120"/>
             </w:tcMar>
             <w:vAlign w:val="top"/>
@@ -9864,9 +10107,9 @@
               <w:right w:val="single" w:color="E3E1EC" w:sz="4"/>
             </w:tcBorders>
             <w:tcMar>
-              <w:top w:type="dxa" w:w="100"/>
+              <w:top w:type="dxa" w:w="70"/>
               <w:left w:type="dxa" w:w="140"/>
-              <w:bottom w:type="dxa" w:w="100"/>
+              <w:bottom w:type="dxa" w:w="70"/>
               <w:right w:type="dxa" w:w="120"/>
             </w:tcMar>
             <w:vAlign w:val="top"/>
@@ -9903,9 +10146,9 @@
               <w:right w:val="single" w:color="E3E1EC" w:sz="4"/>
             </w:tcBorders>
             <w:tcMar>
-              <w:top w:type="dxa" w:w="100"/>
+              <w:top w:type="dxa" w:w="70"/>
               <w:left w:type="dxa" w:w="140"/>
-              <w:bottom w:type="dxa" w:w="100"/>
+              <w:bottom w:type="dxa" w:w="70"/>
               <w:right w:type="dxa" w:w="120"/>
             </w:tcMar>
             <w:vAlign w:val="top"/>
@@ -10013,6 +10256,40 @@
       </w:r>
     </w:p>
     <w:p>
+      <w:pPr>
+        <w:spacing w:after="0" w:before="80" w:line="250"/>
+        <w:jc w:val="both"/>
+      </w:pPr>
+      <w:r>
+        <w:rPr>
+          <w:rFonts w:ascii="Arial" w:cs="Arial" w:eastAsia="Arial" w:hAnsi="Arial"/>
+          <w:b/>
+          <w:bCs/>
+          <w:i w:val="false"/>
+          <w:iCs w:val="false"/>
+          <w:caps w:val="false"/>
+          <w:color w:val="2D1B69"/>
+          <w:sz w:val="13"/>
+          <w:szCs w:val="13"/>
+        </w:rPr>
+        <w:t xml:space="preserve">Zasada: </w:t>
+      </w:r>
+      <w:r>
+        <w:rPr>
+          <w:rFonts w:ascii="Arial" w:cs="Arial" w:eastAsia="Arial" w:hAnsi="Arial"/>
+          <w:b w:val="false"/>
+          <w:bCs w:val="false"/>
+          <w:i w:val="false"/>
+          <w:iCs w:val="false"/>
+          <w:caps w:val="false"/>
+          <w:color w:val="6B6378"/>
+          <w:sz w:val="14"/>
+          <w:szCs w:val="14"/>
+        </w:rPr>
+        <w:t xml:space="preserve">KPOF (przedszkole) nie posiada norm stenowych – kolumnę „Sten” pozostawia się pustą, a interpretacja opiera się na punktach, średniej i poziomie wsparcia. KSzOF (szkoła) – steny podaje się wyłącznie w kolumnie „Sten” dla poszczególnych domen. Średniej nigdy nie opisuje się stenem.</w:t>
+      </w:r>
+    </w:p>
+    <w:p>
       <w:r>
         <w:br w:type="page"/>
       </w:r>
@@ -10509,7 +10786,7 @@
           <w:sz w:val="16"/>
           <w:szCs w:val="16"/>
         </w:rPr>
-        <w:t xml:space="preserve">Szczegółowa diagnoza funkcjonalna powiązana bezpośrednio ze sformułowanymi rekomendacjami do Indywidualnego Programu Edukacyjnego (IPE):</w:t>
+        <w:t xml:space="preserve">Szczegółowa diagnoza funkcjonalna we wszystkich 9 domenach ICF, powiązana bezpośrednio ze sformułowanymi rekomendacjami do Indywidualnego Programu Edukacyjnego (IPE):</w:t>
       </w:r>
     </w:p>
     <w:tbl>
@@ -10668,9 +10945,9 @@
               <w:right w:val="single" w:color="E3E1EC" w:sz="4"/>
             </w:tcBorders>
             <w:tcMar>
-              <w:top w:type="dxa" w:w="100"/>
+              <w:top w:type="dxa" w:w="70"/>
               <w:left w:type="dxa" w:w="140"/>
-              <w:bottom w:type="dxa" w:w="100"/>
+              <w:bottom w:type="dxa" w:w="70"/>
               <w:right w:type="dxa" w:w="120"/>
             </w:tcMar>
             <w:vAlign w:val="top"/>
@@ -10712,7 +10989,7 @@
                 <w:sz w:val="14"/>
                 <w:szCs w:val="14"/>
               </w:rPr>
-              <w:t xml:space="preserve">d1, d2</w:t>
+              <w:t xml:space="preserve">d1</w:t>
             </w:r>
           </w:p>
         </w:tc>
@@ -10726,9 +11003,9 @@
               <w:right w:val="single" w:color="E3E1EC" w:sz="4"/>
             </w:tcBorders>
             <w:tcMar>
-              <w:top w:type="dxa" w:w="100"/>
+              <w:top w:type="dxa" w:w="70"/>
               <w:left w:type="dxa" w:w="140"/>
-              <w:bottom w:type="dxa" w:w="100"/>
+              <w:bottom w:type="dxa" w:w="70"/>
               <w:right w:type="dxa" w:w="120"/>
             </w:tcMar>
             <w:vAlign w:val="top"/>
@@ -10750,7 +11027,7 @@
                 <w:sz w:val="16"/>
                 <w:szCs w:val="16"/>
               </w:rPr>
-              <w:t xml:space="preserve">Dziecko/uczeń przyswaja wiedzę głównie kanałem wzrokowym. Występuje trudność w samodzielnej organizacji pracy, rozumieniu poleceń złożonych oraz transferze wiedzy. Przebodźcowanie powoduje dekoncentrację i rezygnację z zadania.</w:t>
+              <w:t xml:space="preserve">Dziecko/uczeń przyswaja wiedzę głównie kanałem wzrokowym. Występuje trudność w rozumieniu poleceń złożonych oraz w transferze (uogólnianiu) wiedzy. Przebodźcowanie powoduje dekoncentrację i rezygnację z zadania.</w:t>
             </w:r>
           </w:p>
         </w:tc>
@@ -10764,9 +11041,9 @@
               <w:right w:val="single" w:color="E3E1EC" w:sz="4"/>
             </w:tcBorders>
             <w:tcMar>
-              <w:top w:type="dxa" w:w="100"/>
+              <w:top w:type="dxa" w:w="70"/>
               <w:left w:type="dxa" w:w="140"/>
-              <w:bottom w:type="dxa" w:w="100"/>
+              <w:bottom w:type="dxa" w:w="70"/>
               <w:right w:type="dxa" w:w="120"/>
             </w:tcMar>
             <w:vAlign w:val="top"/>
@@ -10802,7 +11079,7 @@
                 <w:sz w:val="16"/>
                 <w:szCs w:val="16"/>
               </w:rPr>
-              <w:t xml:space="preserve">Wprowadzenie planów aktywności w formie piktogramów / checklist.</w:t>
+              <w:t xml:space="preserve">Plany aktywności w formie piktogramów / checklist.</w:t>
             </w:r>
           </w:p>
           <w:p>
@@ -10837,40 +11114,6 @@
                 <w:szCs w:val="16"/>
               </w:rPr>
               <w:t xml:space="preserve">Dzielenie instrukcji na pojedyncze, sekwencyjne kroki.</w:t>
-            </w:r>
-          </w:p>
-          <w:p>
-            <w:pPr>
-              <w:spacing w:after="40" w:before="0" w:line="245"/>
-              <w:ind w:left="200" w:hanging="200"/>
-            </w:pPr>
-            <w:r>
-              <w:rPr>
-                <w:rFonts w:ascii="Arial" w:cs="Arial" w:eastAsia="Arial" w:hAnsi="Arial"/>
-                <w:b/>
-                <w:bCs/>
-                <w:i w:val="false"/>
-                <w:iCs w:val="false"/>
-                <w:caps w:val="false"/>
-                <w:color w:val="E74509"/>
-                <w:sz w:val="16"/>
-                <w:szCs w:val="16"/>
-              </w:rPr>
-              <w:t xml:space="preserve">•  </w:t>
-            </w:r>
-            <w:r>
-              <w:rPr>
-                <w:rFonts w:ascii="Arial" w:cs="Arial" w:eastAsia="Arial" w:hAnsi="Arial"/>
-                <w:b w:val="false"/>
-                <w:bCs w:val="false"/>
-                <w:i w:val="false"/>
-                <w:iCs w:val="false"/>
-                <w:caps w:val="false"/>
-                <w:color w:val="1A1530"/>
-                <w:sz w:val="16"/>
-                <w:szCs w:val="16"/>
-              </w:rPr>
-              <w:t xml:space="preserve">Stosowanie pomocy sensorycznych (stoper, zegar time-timer).</w:t>
             </w:r>
           </w:p>
           <w:p>
@@ -10923,9 +11166,9 @@
               <w:right w:val="single" w:color="E3E1EC" w:sz="4"/>
             </w:tcBorders>
             <w:tcMar>
-              <w:top w:type="dxa" w:w="100"/>
+              <w:top w:type="dxa" w:w="70"/>
               <w:left w:type="dxa" w:w="140"/>
-              <w:bottom w:type="dxa" w:w="100"/>
+              <w:bottom w:type="dxa" w:w="70"/>
               <w:right w:type="dxa" w:w="120"/>
             </w:tcMar>
             <w:vAlign w:val="top"/>
@@ -10947,7 +11190,7 @@
                 <w:sz w:val="16"/>
                 <w:szCs w:val="16"/>
               </w:rPr>
-              <w:t xml:space="preserve">Komunikacja i porozumiewanie się</w:t>
+              <w:t xml:space="preserve">Ogólne zadania i wymagania</w:t>
             </w:r>
           </w:p>
           <w:p>
@@ -10967,7 +11210,7 @@
                 <w:sz w:val="14"/>
                 <w:szCs w:val="14"/>
               </w:rPr>
-              <w:t xml:space="preserve">d3</w:t>
+              <w:t xml:space="preserve">d2</w:t>
             </w:r>
           </w:p>
         </w:tc>
@@ -10981,9 +11224,9 @@
               <w:right w:val="single" w:color="E3E1EC" w:sz="4"/>
             </w:tcBorders>
             <w:tcMar>
-              <w:top w:type="dxa" w:w="100"/>
+              <w:top w:type="dxa" w:w="70"/>
               <w:left w:type="dxa" w:w="140"/>
-              <w:bottom w:type="dxa" w:w="100"/>
+              <w:bottom w:type="dxa" w:w="70"/>
               <w:right w:type="dxa" w:w="120"/>
             </w:tcMar>
             <w:vAlign w:val="top"/>
@@ -11005,7 +11248,7 @@
                 <w:sz w:val="16"/>
                 <w:szCs w:val="16"/>
               </w:rPr>
-              <w:t xml:space="preserve">Wypowiedzi cechują się trudnościami pragmatycznymi, obecnością echolalii oraz dosłownością interpretacji. W chwilach przeciążenia emocjonalnego następuje mutyzm wybiórczy lub krzyk zamiast komunikacji intencjonalnej.</w:t>
+              <w:t xml:space="preserve">Trudność w samodzielnej organizacji pracy i realizacji zadań wieloetapowych. Brak elastyczności – silny stres przy nagłych zmianach planu i przejściach między aktywnościami.</w:t>
             </w:r>
           </w:p>
         </w:tc>
@@ -11019,9 +11262,9 @@
               <w:right w:val="single" w:color="E3E1EC" w:sz="4"/>
             </w:tcBorders>
             <w:tcMar>
-              <w:top w:type="dxa" w:w="100"/>
+              <w:top w:type="dxa" w:w="70"/>
               <w:left w:type="dxa" w:w="140"/>
-              <w:bottom w:type="dxa" w:w="100"/>
+              <w:bottom w:type="dxa" w:w="70"/>
               <w:right w:type="dxa" w:w="120"/>
             </w:tcMar>
             <w:vAlign w:val="top"/>
@@ -11057,7 +11300,7 @@
                 <w:sz w:val="16"/>
                 <w:szCs w:val="16"/>
               </w:rPr>
-              <w:t xml:space="preserve">Wdrożenie tablic wyboru i skryptów dialogowych AAC.</w:t>
+              <w:t xml:space="preserve">Stały, wizualny plan dnia i zapowiadanie zmian z wyprzedzeniem.</w:t>
             </w:r>
           </w:p>
           <w:p>
@@ -11091,7 +11334,7 @@
                 <w:sz w:val="16"/>
                 <w:szCs w:val="16"/>
               </w:rPr>
-              <w:t xml:space="preserve">Unikanie metafor, sarkazmu, dwuznaczności w komunikatach personelu.</w:t>
+              <w:t xml:space="preserve">Pomoce sensoryczne do orientacji w czasie (stoper, zegar time-timer).</w:t>
             </w:r>
           </w:p>
           <w:p>
@@ -11125,41 +11368,7 @@
                 <w:sz w:val="16"/>
                 <w:szCs w:val="16"/>
               </w:rPr>
-              <w:t xml:space="preserve">Trening komunikacji funkcjonalnej (FCT – sygnalizowanie: „chcę przerwę”, „nie rozumiem”).</w:t>
-            </w:r>
-          </w:p>
-          <w:p>
-            <w:pPr>
-              <w:spacing w:after="40" w:before="0" w:line="245"/>
-              <w:ind w:left="200" w:hanging="200"/>
-            </w:pPr>
-            <w:r>
-              <w:rPr>
-                <w:rFonts w:ascii="Arial" w:cs="Arial" w:eastAsia="Arial" w:hAnsi="Arial"/>
-                <w:b/>
-                <w:bCs/>
-                <w:i w:val="false"/>
-                <w:iCs w:val="false"/>
-                <w:caps w:val="false"/>
-                <w:color w:val="E74509"/>
-                <w:sz w:val="16"/>
-                <w:szCs w:val="16"/>
-              </w:rPr>
-              <w:t xml:space="preserve">•  </w:t>
-            </w:r>
-            <w:r>
-              <w:rPr>
-                <w:rFonts w:ascii="Arial" w:cs="Arial" w:eastAsia="Arial" w:hAnsi="Arial"/>
-                <w:b w:val="false"/>
-                <w:bCs w:val="false"/>
-                <w:i w:val="false"/>
-                <w:iCs w:val="false"/>
-                <w:caps w:val="false"/>
-                <w:color w:val="1A1530"/>
-                <w:sz w:val="16"/>
-                <w:szCs w:val="16"/>
-              </w:rPr>
-              <w:t xml:space="preserve">Indywidualna terapia logopedyczna/neurologopedyczna (2x w tyg.).</w:t>
+              <w:t xml:space="preserve">Protokół wyprzedzający przed trudnymi przejściami.</w:t>
             </w:r>
           </w:p>
         </w:tc>
@@ -11178,9 +11387,9 @@
               <w:right w:val="single" w:color="E3E1EC" w:sz="4"/>
             </w:tcBorders>
             <w:tcMar>
-              <w:top w:type="dxa" w:w="100"/>
+              <w:top w:type="dxa" w:w="70"/>
               <w:left w:type="dxa" w:w="140"/>
-              <w:bottom w:type="dxa" w:w="100"/>
+              <w:bottom w:type="dxa" w:w="70"/>
               <w:right w:type="dxa" w:w="120"/>
             </w:tcMar>
             <w:vAlign w:val="top"/>
@@ -11202,7 +11411,7 @@
                 <w:sz w:val="16"/>
                 <w:szCs w:val="16"/>
               </w:rPr>
-              <w:t xml:space="preserve">Relacje i interakcje międzyludzkie</w:t>
+              <w:t xml:space="preserve">Komunikacja i porozumiewanie się</w:t>
             </w:r>
           </w:p>
           <w:p>
@@ -11222,7 +11431,7 @@
                 <w:sz w:val="14"/>
                 <w:szCs w:val="14"/>
               </w:rPr>
-              <w:t xml:space="preserve">d7, d9</w:t>
+              <w:t xml:space="preserve">d3</w:t>
             </w:r>
           </w:p>
         </w:tc>
@@ -11236,9 +11445,9 @@
               <w:right w:val="single" w:color="E3E1EC" w:sz="4"/>
             </w:tcBorders>
             <w:tcMar>
-              <w:top w:type="dxa" w:w="100"/>
+              <w:top w:type="dxa" w:w="70"/>
               <w:left w:type="dxa" w:w="140"/>
-              <w:bottom w:type="dxa" w:w="100"/>
+              <w:bottom w:type="dxa" w:w="70"/>
               <w:right w:type="dxa" w:w="120"/>
             </w:tcMar>
             <w:vAlign w:val="top"/>
@@ -11260,7 +11469,7 @@
                 <w:sz w:val="16"/>
                 <w:szCs w:val="16"/>
               </w:rPr>
-              <w:t xml:space="preserve">Trudności w inicjowaniu i podtrzymywaniu zabawy naprzemiennej. Brak umiejętności rozpoznawania sygnałów niewerbalnych wysyłanych przez rówieśników. Częste nieporozumienia prowadzące do zachowań oporowych.</w:t>
+              <w:t xml:space="preserve">Wypowiedzi cechują się trudnościami pragmatycznymi, obecnością echolalii oraz dosłownością interpretacji. W chwilach przeciążenia emocjonalnego następuje mutyzm wybiórczy lub krzyk zamiast komunikacji intencjonalnej.</w:t>
             </w:r>
           </w:p>
         </w:tc>
@@ -11274,9 +11483,9 @@
               <w:right w:val="single" w:color="E3E1EC" w:sz="4"/>
             </w:tcBorders>
             <w:tcMar>
-              <w:top w:type="dxa" w:w="100"/>
+              <w:top w:type="dxa" w:w="70"/>
               <w:left w:type="dxa" w:w="140"/>
-              <w:bottom w:type="dxa" w:w="100"/>
+              <w:bottom w:type="dxa" w:w="70"/>
               <w:right w:type="dxa" w:w="120"/>
             </w:tcMar>
             <w:vAlign w:val="top"/>
@@ -11312,7 +11521,7 @@
                 <w:sz w:val="16"/>
                 <w:szCs w:val="16"/>
               </w:rPr>
-              <w:t xml:space="preserve">Udział w Treningu Umiejętności Społecznych (TUS) w małej grupie.</w:t>
+              <w:t xml:space="preserve">Tablice wyboru i skrypty dialogowe AAC.</w:t>
             </w:r>
           </w:p>
           <w:p>
@@ -11346,7 +11555,7 @@
                 <w:sz w:val="16"/>
                 <w:szCs w:val="16"/>
               </w:rPr>
-              <w:t xml:space="preserve">Modelowanie zachowań prospołecznych z wykorzystaniem Historyjek Społecznych (Social Stories).</w:t>
+              <w:t xml:space="preserve">Unikanie metafor, sarkazmu i dwuznaczności w komunikatach personelu.</w:t>
             </w:r>
           </w:p>
           <w:p>
@@ -11380,7 +11589,7 @@
                 <w:sz w:val="16"/>
                 <w:szCs w:val="16"/>
               </w:rPr>
-              <w:t xml:space="preserve">Asystowanie w zabawach grupowych na zasadzie rówieśnika-mentora.</w:t>
+              <w:t xml:space="preserve">Trening komunikacji funkcjonalnej (FCT: „chcę przerwę”, „nie rozumiem”).</w:t>
             </w:r>
           </w:p>
           <w:p>
@@ -11414,7 +11623,7 @@
                 <w:sz w:val="16"/>
                 <w:szCs w:val="16"/>
               </w:rPr>
-              <w:t xml:space="preserve">Jasne, wizualne zasady panujące w klasie/grupie.</w:t>
+              <w:t xml:space="preserve">Indywidualna terapia logopedyczna/neurologopedyczna (2x w tyg.).</w:t>
             </w:r>
           </w:p>
         </w:tc>
@@ -11433,9 +11642,9 @@
               <w:right w:val="single" w:color="E3E1EC" w:sz="4"/>
             </w:tcBorders>
             <w:tcMar>
-              <w:top w:type="dxa" w:w="100"/>
+              <w:top w:type="dxa" w:w="70"/>
               <w:left w:type="dxa" w:w="140"/>
-              <w:bottom w:type="dxa" w:w="100"/>
+              <w:bottom w:type="dxa" w:w="70"/>
               <w:right w:type="dxa" w:w="120"/>
             </w:tcMar>
             <w:vAlign w:val="top"/>
@@ -11457,7 +11666,7 @@
                 <w:sz w:val="16"/>
                 <w:szCs w:val="16"/>
               </w:rPr>
-              <w:t xml:space="preserve">Dbanie o siebie i motoryka</w:t>
+              <w:t xml:space="preserve">Poruszanie się i motoryka</w:t>
             </w:r>
           </w:p>
           <w:p>
@@ -11477,7 +11686,7 @@
                 <w:sz w:val="14"/>
                 <w:szCs w:val="14"/>
               </w:rPr>
-              <w:t xml:space="preserve">d4, d5, d6</w:t>
+              <w:t xml:space="preserve">d4</w:t>
             </w:r>
           </w:p>
         </w:tc>
@@ -11491,9 +11700,9 @@
               <w:right w:val="single" w:color="E3E1EC" w:sz="4"/>
             </w:tcBorders>
             <w:tcMar>
-              <w:top w:type="dxa" w:w="100"/>
+              <w:top w:type="dxa" w:w="70"/>
               <w:left w:type="dxa" w:w="140"/>
-              <w:bottom w:type="dxa" w:w="100"/>
+              <w:bottom w:type="dxa" w:w="70"/>
               <w:right w:type="dxa" w:w="120"/>
             </w:tcMar>
             <w:vAlign w:val="top"/>
@@ -11515,7 +11724,7 @@
                 <w:sz w:val="16"/>
                 <w:szCs w:val="16"/>
               </w:rPr>
-              <w:t xml:space="preserve">Samoobsługa zaburzona przez silne reakcje nadwrażliwości na bodźce dotykowe (ubrania, mokre ręce) i zapachowe. Spowolniona koordynacja ruchowa i trudności z planowaniem motorycznym (dyspraksja).</w:t>
+              <w:t xml:space="preserve">Motoryka duża prawidłowa (bieganie, wspinanie). Obniżona precyzja motoryki małej, koordynacji wzrokowo-ruchowej i planowania motorycznego (dyspraksja); nieprawidłowy chwyt pisarski i narzędzi.</w:t>
             </w:r>
           </w:p>
         </w:tc>
@@ -11529,9 +11738,9 @@
               <w:right w:val="single" w:color="E3E1EC" w:sz="4"/>
             </w:tcBorders>
             <w:tcMar>
-              <w:top w:type="dxa" w:w="100"/>
+              <w:top w:type="dxa" w:w="70"/>
               <w:left w:type="dxa" w:w="140"/>
-              <w:bottom w:type="dxa" w:w="100"/>
+              <w:bottom w:type="dxa" w:w="70"/>
               <w:right w:type="dxa" w:w="120"/>
             </w:tcMar>
             <w:vAlign w:val="top"/>
@@ -11601,7 +11810,7 @@
                 <w:sz w:val="16"/>
                 <w:szCs w:val="16"/>
               </w:rPr>
-              <w:t xml:space="preserve">Stała kolejność czynności toaletowych wsparta paskiem wizualnym.</w:t>
+              <w:t xml:space="preserve">Indywidualne ćwiczenia rewalidacyjne ukierunkowane na motorykę małą i dużą.</w:t>
             </w:r>
           </w:p>
           <w:p>
@@ -11635,7 +11844,1146 @@
                 <w:sz w:val="16"/>
                 <w:szCs w:val="16"/>
               </w:rPr>
-              <w:t xml:space="preserve">Indywidualne ćwiczenia rewalidacyjne ukierunkowane na motorykę małą i dużą.</w:t>
+              <w:t xml:space="preserve">Ćwiczenia integracji sensorycznej (SI).</w:t>
+            </w:r>
+          </w:p>
+        </w:tc>
+      </w:tr>
+      <w:tr>
+        <w:trPr>
+          <w:cantSplit/>
+        </w:trPr>
+        <w:tc>
+          <w:tcPr>
+            <w:tcW w:type="dxa" w:w="1900"/>
+            <w:tcBorders>
+              <w:top w:val="single" w:color="E3E1EC" w:sz="4"/>
+              <w:left w:val="single" w:color="E3E1EC" w:sz="4"/>
+              <w:bottom w:val="single" w:color="E3E1EC" w:sz="4"/>
+              <w:right w:val="single" w:color="E3E1EC" w:sz="4"/>
+            </w:tcBorders>
+            <w:tcMar>
+              <w:top w:type="dxa" w:w="70"/>
+              <w:left w:type="dxa" w:w="140"/>
+              <w:bottom w:type="dxa" w:w="70"/>
+              <w:right w:type="dxa" w:w="120"/>
+            </w:tcMar>
+            <w:vAlign w:val="top"/>
+          </w:tcPr>
+          <w:p>
+            <w:pPr>
+              <w:spacing w:after="0" w:before="0" w:line="250"/>
+              <w:jc w:val="left"/>
+            </w:pPr>
+            <w:r>
+              <w:rPr>
+                <w:rFonts w:ascii="Arial" w:cs="Arial" w:eastAsia="Arial" w:hAnsi="Arial"/>
+                <w:b/>
+                <w:bCs/>
+                <w:i w:val="false"/>
+                <w:iCs w:val="false"/>
+                <w:caps w:val="false"/>
+                <w:color w:val="2D1B69"/>
+                <w:sz w:val="16"/>
+                <w:szCs w:val="16"/>
+              </w:rPr>
+              <w:t xml:space="preserve">Dbanie o siebie i samoobsługa</w:t>
+            </w:r>
+          </w:p>
+          <w:p>
+            <w:pPr>
+              <w:spacing w:after="0" w:before="0" w:line="250"/>
+              <w:jc w:val="left"/>
+            </w:pPr>
+            <w:r>
+              <w:rPr>
+                <w:rFonts w:ascii="Arial" w:cs="Arial" w:eastAsia="Arial" w:hAnsi="Arial"/>
+                <w:b/>
+                <w:bCs/>
+                <w:i w:val="false"/>
+                <w:iCs w:val="false"/>
+                <w:caps w:val="false"/>
+                <w:color w:val="E74509"/>
+                <w:sz w:val="14"/>
+                <w:szCs w:val="14"/>
+              </w:rPr>
+              <w:t xml:space="preserve">d5</w:t>
+            </w:r>
+          </w:p>
+        </w:tc>
+        <w:tc>
+          <w:tcPr>
+            <w:tcW w:type="dxa" w:w="3900"/>
+            <w:tcBorders>
+              <w:top w:val="single" w:color="E3E1EC" w:sz="4"/>
+              <w:left w:val="single" w:color="E3E1EC" w:sz="4"/>
+              <w:bottom w:val="single" w:color="E3E1EC" w:sz="4"/>
+              <w:right w:val="single" w:color="E3E1EC" w:sz="4"/>
+            </w:tcBorders>
+            <w:tcMar>
+              <w:top w:type="dxa" w:w="70"/>
+              <w:left w:type="dxa" w:w="140"/>
+              <w:bottom w:type="dxa" w:w="70"/>
+              <w:right w:type="dxa" w:w="120"/>
+            </w:tcMar>
+            <w:vAlign w:val="top"/>
+          </w:tcPr>
+          <w:p>
+            <w:pPr>
+              <w:spacing w:after="0" w:before="0" w:line="250"/>
+              <w:jc w:val="left"/>
+            </w:pPr>
+            <w:r>
+              <w:rPr>
+                <w:rFonts w:ascii="Arial" w:cs="Arial" w:eastAsia="Arial" w:hAnsi="Arial"/>
+                <w:b w:val="false"/>
+                <w:bCs w:val="false"/>
+                <w:i w:val="false"/>
+                <w:iCs w:val="false"/>
+                <w:caps w:val="false"/>
+                <w:color w:val="1A1530"/>
+                <w:sz w:val="16"/>
+                <w:szCs w:val="16"/>
+              </w:rPr>
+              <w:t xml:space="preserve">Samoobsługa zaburzona przez silne reakcje nadwrażliwości na bodźce dotykowe (ubrania, mokre ręce) i zapachowe; wybiórczość pokarmowa; trudność z odzieżą o skomplikowanych zapięciach.</w:t>
+            </w:r>
+          </w:p>
+        </w:tc>
+        <w:tc>
+          <w:tcPr>
+            <w:tcW w:type="dxa" w:w="4106"/>
+            <w:tcBorders>
+              <w:top w:val="single" w:color="E3E1EC" w:sz="4"/>
+              <w:left w:val="single" w:color="E3E1EC" w:sz="4"/>
+              <w:bottom w:val="single" w:color="E3E1EC" w:sz="4"/>
+              <w:right w:val="single" w:color="E3E1EC" w:sz="4"/>
+            </w:tcBorders>
+            <w:tcMar>
+              <w:top w:type="dxa" w:w="70"/>
+              <w:left w:type="dxa" w:w="140"/>
+              <w:bottom w:type="dxa" w:w="70"/>
+              <w:right w:type="dxa" w:w="120"/>
+            </w:tcMar>
+            <w:vAlign w:val="top"/>
+          </w:tcPr>
+          <w:p>
+            <w:pPr>
+              <w:spacing w:after="40" w:before="0" w:line="245"/>
+              <w:ind w:left="200" w:hanging="200"/>
+            </w:pPr>
+            <w:r>
+              <w:rPr>
+                <w:rFonts w:ascii="Arial" w:cs="Arial" w:eastAsia="Arial" w:hAnsi="Arial"/>
+                <w:b/>
+                <w:bCs/>
+                <w:i w:val="false"/>
+                <w:iCs w:val="false"/>
+                <w:caps w:val="false"/>
+                <w:color w:val="E74509"/>
+                <w:sz w:val="16"/>
+                <w:szCs w:val="16"/>
+              </w:rPr>
+              <w:t xml:space="preserve">•  </w:t>
+            </w:r>
+            <w:r>
+              <w:rPr>
+                <w:rFonts w:ascii="Arial" w:cs="Arial" w:eastAsia="Arial" w:hAnsi="Arial"/>
+                <w:b w:val="false"/>
+                <w:bCs w:val="false"/>
+                <w:i w:val="false"/>
+                <w:iCs w:val="false"/>
+                <w:caps w:val="false"/>
+                <w:color w:val="1A1530"/>
+                <w:sz w:val="16"/>
+                <w:szCs w:val="16"/>
+              </w:rPr>
+              <w:t xml:space="preserve">Stała kolejność czynności toaletowych wsparta paskiem wizualnym.</w:t>
+            </w:r>
+          </w:p>
+          <w:p>
+            <w:pPr>
+              <w:spacing w:after="40" w:before="0" w:line="245"/>
+              <w:ind w:left="200" w:hanging="200"/>
+            </w:pPr>
+            <w:r>
+              <w:rPr>
+                <w:rFonts w:ascii="Arial" w:cs="Arial" w:eastAsia="Arial" w:hAnsi="Arial"/>
+                <w:b/>
+                <w:bCs/>
+                <w:i w:val="false"/>
+                <w:iCs w:val="false"/>
+                <w:caps w:val="false"/>
+                <w:color w:val="E74509"/>
+                <w:sz w:val="16"/>
+                <w:szCs w:val="16"/>
+              </w:rPr>
+              <w:t xml:space="preserve">•  </w:t>
+            </w:r>
+            <w:r>
+              <w:rPr>
+                <w:rFonts w:ascii="Arial" w:cs="Arial" w:eastAsia="Arial" w:hAnsi="Arial"/>
+                <w:b w:val="false"/>
+                <w:bCs w:val="false"/>
+                <w:i w:val="false"/>
+                <w:iCs w:val="false"/>
+                <w:caps w:val="false"/>
+                <w:color w:val="1A1530"/>
+                <w:sz w:val="16"/>
+                <w:szCs w:val="16"/>
+              </w:rPr>
+              <w:t xml:space="preserve">Stopniowe oswajanie faktur i zapachów w bezpiecznych warunkach.</w:t>
+            </w:r>
+          </w:p>
+          <w:p>
+            <w:pPr>
+              <w:spacing w:after="40" w:before="0" w:line="245"/>
+              <w:ind w:left="200" w:hanging="200"/>
+            </w:pPr>
+            <w:r>
+              <w:rPr>
+                <w:rFonts w:ascii="Arial" w:cs="Arial" w:eastAsia="Arial" w:hAnsi="Arial"/>
+                <w:b/>
+                <w:bCs/>
+                <w:i w:val="false"/>
+                <w:iCs w:val="false"/>
+                <w:caps w:val="false"/>
+                <w:color w:val="E74509"/>
+                <w:sz w:val="16"/>
+                <w:szCs w:val="16"/>
+              </w:rPr>
+              <w:t xml:space="preserve">•  </w:t>
+            </w:r>
+            <w:r>
+              <w:rPr>
+                <w:rFonts w:ascii="Arial" w:cs="Arial" w:eastAsia="Arial" w:hAnsi="Arial"/>
+                <w:b w:val="false"/>
+                <w:bCs w:val="false"/>
+                <w:i w:val="false"/>
+                <w:iCs w:val="false"/>
+                <w:caps w:val="false"/>
+                <w:color w:val="1A1530"/>
+                <w:sz w:val="16"/>
+                <w:szCs w:val="16"/>
+              </w:rPr>
+              <w:t xml:space="preserve">Odzież bez trudnych zapięć; nadzór dorosłego przy posiłkach.</w:t>
+            </w:r>
+          </w:p>
+        </w:tc>
+      </w:tr>
+      <w:tr>
+        <w:trPr>
+          <w:cantSplit/>
+        </w:trPr>
+        <w:tc>
+          <w:tcPr>
+            <w:tcW w:type="dxa" w:w="1900"/>
+            <w:tcBorders>
+              <w:top w:val="single" w:color="E3E1EC" w:sz="4"/>
+              <w:left w:val="single" w:color="E3E1EC" w:sz="4"/>
+              <w:bottom w:val="single" w:color="E3E1EC" w:sz="4"/>
+              <w:right w:val="single" w:color="E3E1EC" w:sz="4"/>
+            </w:tcBorders>
+            <w:tcMar>
+              <w:top w:type="dxa" w:w="70"/>
+              <w:left w:type="dxa" w:w="140"/>
+              <w:bottom w:type="dxa" w:w="70"/>
+              <w:right w:type="dxa" w:w="120"/>
+            </w:tcMar>
+            <w:vAlign w:val="top"/>
+          </w:tcPr>
+          <w:p>
+            <w:pPr>
+              <w:spacing w:after="0" w:before="0" w:line="250"/>
+              <w:jc w:val="left"/>
+            </w:pPr>
+            <w:r>
+              <w:rPr>
+                <w:rFonts w:ascii="Arial" w:cs="Arial" w:eastAsia="Arial" w:hAnsi="Arial"/>
+                <w:b/>
+                <w:bCs/>
+                <w:i w:val="false"/>
+                <w:iCs w:val="false"/>
+                <w:caps w:val="false"/>
+                <w:color w:val="2D1B69"/>
+                <w:sz w:val="16"/>
+                <w:szCs w:val="16"/>
+              </w:rPr>
+              <w:t xml:space="preserve">Życie domowe / Obowiązki placówki</w:t>
+            </w:r>
+          </w:p>
+          <w:p>
+            <w:pPr>
+              <w:spacing w:after="0" w:before="0" w:line="250"/>
+              <w:jc w:val="left"/>
+            </w:pPr>
+            <w:r>
+              <w:rPr>
+                <w:rFonts w:ascii="Arial" w:cs="Arial" w:eastAsia="Arial" w:hAnsi="Arial"/>
+                <w:b/>
+                <w:bCs/>
+                <w:i w:val="false"/>
+                <w:iCs w:val="false"/>
+                <w:caps w:val="false"/>
+                <w:color w:val="E74509"/>
+                <w:sz w:val="14"/>
+                <w:szCs w:val="14"/>
+              </w:rPr>
+              <w:t xml:space="preserve">d6</w:t>
+            </w:r>
+          </w:p>
+        </w:tc>
+        <w:tc>
+          <w:tcPr>
+            <w:tcW w:type="dxa" w:w="3900"/>
+            <w:tcBorders>
+              <w:top w:val="single" w:color="E3E1EC" w:sz="4"/>
+              <w:left w:val="single" w:color="E3E1EC" w:sz="4"/>
+              <w:bottom w:val="single" w:color="E3E1EC" w:sz="4"/>
+              <w:right w:val="single" w:color="E3E1EC" w:sz="4"/>
+            </w:tcBorders>
+            <w:tcMar>
+              <w:top w:type="dxa" w:w="70"/>
+              <w:left w:type="dxa" w:w="140"/>
+              <w:bottom w:type="dxa" w:w="70"/>
+              <w:right w:type="dxa" w:w="120"/>
+            </w:tcMar>
+            <w:vAlign w:val="top"/>
+          </w:tcPr>
+          <w:p>
+            <w:pPr>
+              <w:spacing w:after="0" w:before="0" w:line="250"/>
+              <w:jc w:val="left"/>
+            </w:pPr>
+            <w:r>
+              <w:rPr>
+                <w:rFonts w:ascii="Arial" w:cs="Arial" w:eastAsia="Arial" w:hAnsi="Arial"/>
+                <w:b w:val="false"/>
+                <w:bCs w:val="false"/>
+                <w:i w:val="false"/>
+                <w:iCs w:val="false"/>
+                <w:caps w:val="false"/>
+                <w:color w:val="1A1530"/>
+                <w:sz w:val="16"/>
+                <w:szCs w:val="16"/>
+              </w:rPr>
+              <w:t xml:space="preserve">Wykonuje obowiązki grupowe (sprzątanie kącika zabaw, dyżury) po bezpośrednim przypomnieniu. Trudność w samodzielnym inicjowaniu czynności i doprowadzaniu ich do końca.</w:t>
+            </w:r>
+          </w:p>
+        </w:tc>
+        <w:tc>
+          <w:tcPr>
+            <w:tcW w:type="dxa" w:w="4106"/>
+            <w:tcBorders>
+              <w:top w:val="single" w:color="E3E1EC" w:sz="4"/>
+              <w:left w:val="single" w:color="E3E1EC" w:sz="4"/>
+              <w:bottom w:val="single" w:color="E3E1EC" w:sz="4"/>
+              <w:right w:val="single" w:color="E3E1EC" w:sz="4"/>
+            </w:tcBorders>
+            <w:tcMar>
+              <w:top w:type="dxa" w:w="70"/>
+              <w:left w:type="dxa" w:w="140"/>
+              <w:bottom w:type="dxa" w:w="70"/>
+              <w:right w:type="dxa" w:w="120"/>
+            </w:tcMar>
+            <w:vAlign w:val="top"/>
+          </w:tcPr>
+          <w:p>
+            <w:pPr>
+              <w:spacing w:after="40" w:before="0" w:line="245"/>
+              <w:ind w:left="200" w:hanging="200"/>
+            </w:pPr>
+            <w:r>
+              <w:rPr>
+                <w:rFonts w:ascii="Arial" w:cs="Arial" w:eastAsia="Arial" w:hAnsi="Arial"/>
+                <w:b/>
+                <w:bCs/>
+                <w:i w:val="false"/>
+                <w:iCs w:val="false"/>
+                <w:caps w:val="false"/>
+                <w:color w:val="E74509"/>
+                <w:sz w:val="16"/>
+                <w:szCs w:val="16"/>
+              </w:rPr>
+              <w:t xml:space="preserve">•  </w:t>
+            </w:r>
+            <w:r>
+              <w:rPr>
+                <w:rFonts w:ascii="Arial" w:cs="Arial" w:eastAsia="Arial" w:hAnsi="Arial"/>
+                <w:b w:val="false"/>
+                <w:bCs w:val="false"/>
+                <w:i w:val="false"/>
+                <w:iCs w:val="false"/>
+                <w:caps w:val="false"/>
+                <w:color w:val="1A1530"/>
+                <w:sz w:val="16"/>
+                <w:szCs w:val="16"/>
+              </w:rPr>
+              <w:t xml:space="preserve">Lista zadań na rzepy z odhaczaniem wykonanych czynności.</w:t>
+            </w:r>
+          </w:p>
+          <w:p>
+            <w:pPr>
+              <w:spacing w:after="40" w:before="0" w:line="245"/>
+              <w:ind w:left="200" w:hanging="200"/>
+            </w:pPr>
+            <w:r>
+              <w:rPr>
+                <w:rFonts w:ascii="Arial" w:cs="Arial" w:eastAsia="Arial" w:hAnsi="Arial"/>
+                <w:b/>
+                <w:bCs/>
+                <w:i w:val="false"/>
+                <w:iCs w:val="false"/>
+                <w:caps w:val="false"/>
+                <w:color w:val="E74509"/>
+                <w:sz w:val="16"/>
+                <w:szCs w:val="16"/>
+              </w:rPr>
+              <w:t xml:space="preserve">•  </w:t>
+            </w:r>
+            <w:r>
+              <w:rPr>
+                <w:rFonts w:ascii="Arial" w:cs="Arial" w:eastAsia="Arial" w:hAnsi="Arial"/>
+                <w:b w:val="false"/>
+                <w:bCs w:val="false"/>
+                <w:i w:val="false"/>
+                <w:iCs w:val="false"/>
+                <w:caps w:val="false"/>
+                <w:color w:val="1A1530"/>
+                <w:sz w:val="16"/>
+                <w:szCs w:val="16"/>
+              </w:rPr>
+              <w:t xml:space="preserve">Stałe dyżury z modelowaniem przez dorosłego.</w:t>
+            </w:r>
+          </w:p>
+          <w:p>
+            <w:pPr>
+              <w:spacing w:after="40" w:before="0" w:line="245"/>
+              <w:ind w:left="200" w:hanging="200"/>
+            </w:pPr>
+            <w:r>
+              <w:rPr>
+                <w:rFonts w:ascii="Arial" w:cs="Arial" w:eastAsia="Arial" w:hAnsi="Arial"/>
+                <w:b/>
+                <w:bCs/>
+                <w:i w:val="false"/>
+                <w:iCs w:val="false"/>
+                <w:caps w:val="false"/>
+                <w:color w:val="E74509"/>
+                <w:sz w:val="16"/>
+                <w:szCs w:val="16"/>
+              </w:rPr>
+              <w:t xml:space="preserve">•  </w:t>
+            </w:r>
+            <w:r>
+              <w:rPr>
+                <w:rFonts w:ascii="Arial" w:cs="Arial" w:eastAsia="Arial" w:hAnsi="Arial"/>
+                <w:b w:val="false"/>
+                <w:bCs w:val="false"/>
+                <w:i w:val="false"/>
+                <w:iCs w:val="false"/>
+                <w:caps w:val="false"/>
+                <w:color w:val="1A1530"/>
+                <w:sz w:val="16"/>
+                <w:szCs w:val="16"/>
+              </w:rPr>
+              <w:t xml:space="preserve">Wzmocnienia pozytywne (pochwała opisowa, system żetonowy).</w:t>
+            </w:r>
+          </w:p>
+        </w:tc>
+      </w:tr>
+      <w:tr>
+        <w:trPr>
+          <w:cantSplit/>
+        </w:trPr>
+        <w:tc>
+          <w:tcPr>
+            <w:tcW w:type="dxa" w:w="1900"/>
+            <w:tcBorders>
+              <w:top w:val="single" w:color="E3E1EC" w:sz="4"/>
+              <w:left w:val="single" w:color="E3E1EC" w:sz="4"/>
+              <w:bottom w:val="single" w:color="E3E1EC" w:sz="4"/>
+              <w:right w:val="single" w:color="E3E1EC" w:sz="4"/>
+            </w:tcBorders>
+            <w:tcMar>
+              <w:top w:type="dxa" w:w="70"/>
+              <w:left w:type="dxa" w:w="140"/>
+              <w:bottom w:type="dxa" w:w="70"/>
+              <w:right w:type="dxa" w:w="120"/>
+            </w:tcMar>
+            <w:vAlign w:val="top"/>
+          </w:tcPr>
+          <w:p>
+            <w:pPr>
+              <w:spacing w:after="0" w:before="0" w:line="250"/>
+              <w:jc w:val="left"/>
+            </w:pPr>
+            <w:r>
+              <w:rPr>
+                <w:rFonts w:ascii="Arial" w:cs="Arial" w:eastAsia="Arial" w:hAnsi="Arial"/>
+                <w:b/>
+                <w:bCs/>
+                <w:i w:val="false"/>
+                <w:iCs w:val="false"/>
+                <w:caps w:val="false"/>
+                <w:color w:val="2D1B69"/>
+                <w:sz w:val="16"/>
+                <w:szCs w:val="16"/>
+              </w:rPr>
+              <w:t xml:space="preserve">Relacje i kontakty międzyludzkie</w:t>
+            </w:r>
+          </w:p>
+          <w:p>
+            <w:pPr>
+              <w:spacing w:after="0" w:before="0" w:line="250"/>
+              <w:jc w:val="left"/>
+            </w:pPr>
+            <w:r>
+              <w:rPr>
+                <w:rFonts w:ascii="Arial" w:cs="Arial" w:eastAsia="Arial" w:hAnsi="Arial"/>
+                <w:b/>
+                <w:bCs/>
+                <w:i w:val="false"/>
+                <w:iCs w:val="false"/>
+                <w:caps w:val="false"/>
+                <w:color w:val="E74509"/>
+                <w:sz w:val="14"/>
+                <w:szCs w:val="14"/>
+              </w:rPr>
+              <w:t xml:space="preserve">d7</w:t>
+            </w:r>
+          </w:p>
+        </w:tc>
+        <w:tc>
+          <w:tcPr>
+            <w:tcW w:type="dxa" w:w="3900"/>
+            <w:tcBorders>
+              <w:top w:val="single" w:color="E3E1EC" w:sz="4"/>
+              <w:left w:val="single" w:color="E3E1EC" w:sz="4"/>
+              <w:bottom w:val="single" w:color="E3E1EC" w:sz="4"/>
+              <w:right w:val="single" w:color="E3E1EC" w:sz="4"/>
+            </w:tcBorders>
+            <w:tcMar>
+              <w:top w:type="dxa" w:w="70"/>
+              <w:left w:type="dxa" w:w="140"/>
+              <w:bottom w:type="dxa" w:w="70"/>
+              <w:right w:type="dxa" w:w="120"/>
+            </w:tcMar>
+            <w:vAlign w:val="top"/>
+          </w:tcPr>
+          <w:p>
+            <w:pPr>
+              <w:spacing w:after="0" w:before="0" w:line="250"/>
+              <w:jc w:val="left"/>
+            </w:pPr>
+            <w:r>
+              <w:rPr>
+                <w:rFonts w:ascii="Arial" w:cs="Arial" w:eastAsia="Arial" w:hAnsi="Arial"/>
+                <w:b w:val="false"/>
+                <w:bCs w:val="false"/>
+                <w:i w:val="false"/>
+                <w:iCs w:val="false"/>
+                <w:caps w:val="false"/>
+                <w:color w:val="1A1530"/>
+                <w:sz w:val="16"/>
+                <w:szCs w:val="16"/>
+              </w:rPr>
+              <w:t xml:space="preserve">Trudności w inicjowaniu i podtrzymywaniu zabawy naprzemiennej. Brak umiejętności rozpoznawania sygnałów niewerbalnych wysyłanych przez rówieśników. Częste nieporozumienia prowadzące do zachowań oporowych.</w:t>
+            </w:r>
+          </w:p>
+        </w:tc>
+        <w:tc>
+          <w:tcPr>
+            <w:tcW w:type="dxa" w:w="4106"/>
+            <w:tcBorders>
+              <w:top w:val="single" w:color="E3E1EC" w:sz="4"/>
+              <w:left w:val="single" w:color="E3E1EC" w:sz="4"/>
+              <w:bottom w:val="single" w:color="E3E1EC" w:sz="4"/>
+              <w:right w:val="single" w:color="E3E1EC" w:sz="4"/>
+            </w:tcBorders>
+            <w:tcMar>
+              <w:top w:type="dxa" w:w="70"/>
+              <w:left w:type="dxa" w:w="140"/>
+              <w:bottom w:type="dxa" w:w="70"/>
+              <w:right w:type="dxa" w:w="120"/>
+            </w:tcMar>
+            <w:vAlign w:val="top"/>
+          </w:tcPr>
+          <w:p>
+            <w:pPr>
+              <w:spacing w:after="40" w:before="0" w:line="245"/>
+              <w:ind w:left="200" w:hanging="200"/>
+            </w:pPr>
+            <w:r>
+              <w:rPr>
+                <w:rFonts w:ascii="Arial" w:cs="Arial" w:eastAsia="Arial" w:hAnsi="Arial"/>
+                <w:b/>
+                <w:bCs/>
+                <w:i w:val="false"/>
+                <w:iCs w:val="false"/>
+                <w:caps w:val="false"/>
+                <w:color w:val="E74509"/>
+                <w:sz w:val="16"/>
+                <w:szCs w:val="16"/>
+              </w:rPr>
+              <w:t xml:space="preserve">•  </w:t>
+            </w:r>
+            <w:r>
+              <w:rPr>
+                <w:rFonts w:ascii="Arial" w:cs="Arial" w:eastAsia="Arial" w:hAnsi="Arial"/>
+                <w:b w:val="false"/>
+                <w:bCs w:val="false"/>
+                <w:i w:val="false"/>
+                <w:iCs w:val="false"/>
+                <w:caps w:val="false"/>
+                <w:color w:val="1A1530"/>
+                <w:sz w:val="16"/>
+                <w:szCs w:val="16"/>
+              </w:rPr>
+              <w:t xml:space="preserve">Trening Umiejętności Społecznych (TUS) w małej grupie.</w:t>
+            </w:r>
+          </w:p>
+          <w:p>
+            <w:pPr>
+              <w:spacing w:after="40" w:before="0" w:line="245"/>
+              <w:ind w:left="200" w:hanging="200"/>
+            </w:pPr>
+            <w:r>
+              <w:rPr>
+                <w:rFonts w:ascii="Arial" w:cs="Arial" w:eastAsia="Arial" w:hAnsi="Arial"/>
+                <w:b/>
+                <w:bCs/>
+                <w:i w:val="false"/>
+                <w:iCs w:val="false"/>
+                <w:caps w:val="false"/>
+                <w:color w:val="E74509"/>
+                <w:sz w:val="16"/>
+                <w:szCs w:val="16"/>
+              </w:rPr>
+              <w:t xml:space="preserve">•  </w:t>
+            </w:r>
+            <w:r>
+              <w:rPr>
+                <w:rFonts w:ascii="Arial" w:cs="Arial" w:eastAsia="Arial" w:hAnsi="Arial"/>
+                <w:b w:val="false"/>
+                <w:bCs w:val="false"/>
+                <w:i w:val="false"/>
+                <w:iCs w:val="false"/>
+                <w:caps w:val="false"/>
+                <w:color w:val="1A1530"/>
+                <w:sz w:val="16"/>
+                <w:szCs w:val="16"/>
+              </w:rPr>
+              <w:t xml:space="preserve">Historyjki Społeczne (Social Stories) modelujące zachowania prospołeczne.</w:t>
+            </w:r>
+          </w:p>
+          <w:p>
+            <w:pPr>
+              <w:spacing w:after="40" w:before="0" w:line="245"/>
+              <w:ind w:left="200" w:hanging="200"/>
+            </w:pPr>
+            <w:r>
+              <w:rPr>
+                <w:rFonts w:ascii="Arial" w:cs="Arial" w:eastAsia="Arial" w:hAnsi="Arial"/>
+                <w:b/>
+                <w:bCs/>
+                <w:i w:val="false"/>
+                <w:iCs w:val="false"/>
+                <w:caps w:val="false"/>
+                <w:color w:val="E74509"/>
+                <w:sz w:val="16"/>
+                <w:szCs w:val="16"/>
+              </w:rPr>
+              <w:t xml:space="preserve">•  </w:t>
+            </w:r>
+            <w:r>
+              <w:rPr>
+                <w:rFonts w:ascii="Arial" w:cs="Arial" w:eastAsia="Arial" w:hAnsi="Arial"/>
+                <w:b w:val="false"/>
+                <w:bCs w:val="false"/>
+                <w:i w:val="false"/>
+                <w:iCs w:val="false"/>
+                <w:caps w:val="false"/>
+                <w:color w:val="1A1530"/>
+                <w:sz w:val="16"/>
+                <w:szCs w:val="16"/>
+              </w:rPr>
+              <w:t xml:space="preserve">Asystowanie w zabawach grupowych na zasadzie rówieśnika-mentora.</w:t>
+            </w:r>
+          </w:p>
+          <w:p>
+            <w:pPr>
+              <w:spacing w:after="40" w:before="0" w:line="245"/>
+              <w:ind w:left="200" w:hanging="200"/>
+            </w:pPr>
+            <w:r>
+              <w:rPr>
+                <w:rFonts w:ascii="Arial" w:cs="Arial" w:eastAsia="Arial" w:hAnsi="Arial"/>
+                <w:b/>
+                <w:bCs/>
+                <w:i w:val="false"/>
+                <w:iCs w:val="false"/>
+                <w:caps w:val="false"/>
+                <w:color w:val="E74509"/>
+                <w:sz w:val="16"/>
+                <w:szCs w:val="16"/>
+              </w:rPr>
+              <w:t xml:space="preserve">•  </w:t>
+            </w:r>
+            <w:r>
+              <w:rPr>
+                <w:rFonts w:ascii="Arial" w:cs="Arial" w:eastAsia="Arial" w:hAnsi="Arial"/>
+                <w:b w:val="false"/>
+                <w:bCs w:val="false"/>
+                <w:i w:val="false"/>
+                <w:iCs w:val="false"/>
+                <w:caps w:val="false"/>
+                <w:color w:val="1A1530"/>
+                <w:sz w:val="16"/>
+                <w:szCs w:val="16"/>
+              </w:rPr>
+              <w:t xml:space="preserve">Jasne, wizualne zasady panujące w klasie/grupie.</w:t>
+            </w:r>
+          </w:p>
+        </w:tc>
+      </w:tr>
+      <w:tr>
+        <w:trPr>
+          <w:cantSplit/>
+        </w:trPr>
+        <w:tc>
+          <w:tcPr>
+            <w:tcW w:type="dxa" w:w="1900"/>
+            <w:tcBorders>
+              <w:top w:val="single" w:color="E3E1EC" w:sz="4"/>
+              <w:left w:val="single" w:color="E3E1EC" w:sz="4"/>
+              <w:bottom w:val="single" w:color="E3E1EC" w:sz="4"/>
+              <w:right w:val="single" w:color="E3E1EC" w:sz="4"/>
+            </w:tcBorders>
+            <w:tcMar>
+              <w:top w:type="dxa" w:w="70"/>
+              <w:left w:type="dxa" w:w="140"/>
+              <w:bottom w:type="dxa" w:w="70"/>
+              <w:right w:type="dxa" w:w="120"/>
+            </w:tcMar>
+            <w:vAlign w:val="top"/>
+          </w:tcPr>
+          <w:p>
+            <w:pPr>
+              <w:spacing w:after="0" w:before="0" w:line="250"/>
+              <w:jc w:val="left"/>
+            </w:pPr>
+            <w:r>
+              <w:rPr>
+                <w:rFonts w:ascii="Arial" w:cs="Arial" w:eastAsia="Arial" w:hAnsi="Arial"/>
+                <w:b/>
+                <w:bCs/>
+                <w:i w:val="false"/>
+                <w:iCs w:val="false"/>
+                <w:caps w:val="false"/>
+                <w:color w:val="2D1B69"/>
+                <w:sz w:val="16"/>
+                <w:szCs w:val="16"/>
+              </w:rPr>
+              <w:t xml:space="preserve">Główne dziedziny życia (Edukacja)</w:t>
+            </w:r>
+          </w:p>
+          <w:p>
+            <w:pPr>
+              <w:spacing w:after="0" w:before="0" w:line="250"/>
+              <w:jc w:val="left"/>
+            </w:pPr>
+            <w:r>
+              <w:rPr>
+                <w:rFonts w:ascii="Arial" w:cs="Arial" w:eastAsia="Arial" w:hAnsi="Arial"/>
+                <w:b/>
+                <w:bCs/>
+                <w:i w:val="false"/>
+                <w:iCs w:val="false"/>
+                <w:caps w:val="false"/>
+                <w:color w:val="E74509"/>
+                <w:sz w:val="14"/>
+                <w:szCs w:val="14"/>
+              </w:rPr>
+              <w:t xml:space="preserve">d8</w:t>
+            </w:r>
+          </w:p>
+        </w:tc>
+        <w:tc>
+          <w:tcPr>
+            <w:tcW w:type="dxa" w:w="3900"/>
+            <w:tcBorders>
+              <w:top w:val="single" w:color="E3E1EC" w:sz="4"/>
+              <w:left w:val="single" w:color="E3E1EC" w:sz="4"/>
+              <w:bottom w:val="single" w:color="E3E1EC" w:sz="4"/>
+              <w:right w:val="single" w:color="E3E1EC" w:sz="4"/>
+            </w:tcBorders>
+            <w:tcMar>
+              <w:top w:type="dxa" w:w="70"/>
+              <w:left w:type="dxa" w:w="140"/>
+              <w:bottom w:type="dxa" w:w="70"/>
+              <w:right w:type="dxa" w:w="120"/>
+            </w:tcMar>
+            <w:vAlign w:val="top"/>
+          </w:tcPr>
+          <w:p>
+            <w:pPr>
+              <w:spacing w:after="0" w:before="0" w:line="250"/>
+              <w:jc w:val="left"/>
+            </w:pPr>
+            <w:r>
+              <w:rPr>
+                <w:rFonts w:ascii="Arial" w:cs="Arial" w:eastAsia="Arial" w:hAnsi="Arial"/>
+                <w:b w:val="false"/>
+                <w:bCs w:val="false"/>
+                <w:i w:val="false"/>
+                <w:iCs w:val="false"/>
+                <w:caps w:val="false"/>
+                <w:color w:val="1A1530"/>
+                <w:sz w:val="16"/>
+                <w:szCs w:val="16"/>
+              </w:rPr>
+              <w:t xml:space="preserve">Uczestnictwo w zajęciach edukacyjnych wymaga dostosowania metod, tempa i form pracy oraz stałego nadzoru nauczyciela. Szybka męczliwość przy zadaniach pisemnych i instrukcjach wieloetapowych.</w:t>
+            </w:r>
+          </w:p>
+        </w:tc>
+        <w:tc>
+          <w:tcPr>
+            <w:tcW w:type="dxa" w:w="4106"/>
+            <w:tcBorders>
+              <w:top w:val="single" w:color="E3E1EC" w:sz="4"/>
+              <w:left w:val="single" w:color="E3E1EC" w:sz="4"/>
+              <w:bottom w:val="single" w:color="E3E1EC" w:sz="4"/>
+              <w:right w:val="single" w:color="E3E1EC" w:sz="4"/>
+            </w:tcBorders>
+            <w:tcMar>
+              <w:top w:type="dxa" w:w="70"/>
+              <w:left w:type="dxa" w:w="140"/>
+              <w:bottom w:type="dxa" w:w="70"/>
+              <w:right w:type="dxa" w:w="120"/>
+            </w:tcMar>
+            <w:vAlign w:val="top"/>
+          </w:tcPr>
+          <w:p>
+            <w:pPr>
+              <w:spacing w:after="40" w:before="0" w:line="245"/>
+              <w:ind w:left="200" w:hanging="200"/>
+            </w:pPr>
+            <w:r>
+              <w:rPr>
+                <w:rFonts w:ascii="Arial" w:cs="Arial" w:eastAsia="Arial" w:hAnsi="Arial"/>
+                <w:b/>
+                <w:bCs/>
+                <w:i w:val="false"/>
+                <w:iCs w:val="false"/>
+                <w:caps w:val="false"/>
+                <w:color w:val="E74509"/>
+                <w:sz w:val="16"/>
+                <w:szCs w:val="16"/>
+              </w:rPr>
+              <w:t xml:space="preserve">•  </w:t>
+            </w:r>
+            <w:r>
+              <w:rPr>
+                <w:rFonts w:ascii="Arial" w:cs="Arial" w:eastAsia="Arial" w:hAnsi="Arial"/>
+                <w:b w:val="false"/>
+                <w:bCs w:val="false"/>
+                <w:i w:val="false"/>
+                <w:iCs w:val="false"/>
+                <w:caps w:val="false"/>
+                <w:color w:val="1A1530"/>
+                <w:sz w:val="16"/>
+                <w:szCs w:val="16"/>
+              </w:rPr>
+              <w:t xml:space="preserve">Dostosowane karty pracy (mniej bodźców, większa czcionka, jedno polecenie na raz).</w:t>
+            </w:r>
+          </w:p>
+          <w:p>
+            <w:pPr>
+              <w:spacing w:after="40" w:before="0" w:line="245"/>
+              <w:ind w:left="200" w:hanging="200"/>
+            </w:pPr>
+            <w:r>
+              <w:rPr>
+                <w:rFonts w:ascii="Arial" w:cs="Arial" w:eastAsia="Arial" w:hAnsi="Arial"/>
+                <w:b/>
+                <w:bCs/>
+                <w:i w:val="false"/>
+                <w:iCs w:val="false"/>
+                <w:caps w:val="false"/>
+                <w:color w:val="E74509"/>
+                <w:sz w:val="16"/>
+                <w:szCs w:val="16"/>
+              </w:rPr>
+              <w:t xml:space="preserve">•  </w:t>
+            </w:r>
+            <w:r>
+              <w:rPr>
+                <w:rFonts w:ascii="Arial" w:cs="Arial" w:eastAsia="Arial" w:hAnsi="Arial"/>
+                <w:b w:val="false"/>
+                <w:bCs w:val="false"/>
+                <w:i w:val="false"/>
+                <w:iCs w:val="false"/>
+                <w:caps w:val="false"/>
+                <w:color w:val="1A1530"/>
+                <w:sz w:val="16"/>
+                <w:szCs w:val="16"/>
+              </w:rPr>
+              <w:t xml:space="preserve">Wsparcie nauczyciela współorganizującego / asystenta w zadaniach kierowanych.</w:t>
+            </w:r>
+          </w:p>
+          <w:p>
+            <w:pPr>
+              <w:spacing w:after="40" w:before="0" w:line="245"/>
+              <w:ind w:left="200" w:hanging="200"/>
+            </w:pPr>
+            <w:r>
+              <w:rPr>
+                <w:rFonts w:ascii="Arial" w:cs="Arial" w:eastAsia="Arial" w:hAnsi="Arial"/>
+                <w:b/>
+                <w:bCs/>
+                <w:i w:val="false"/>
+                <w:iCs w:val="false"/>
+                <w:caps w:val="false"/>
+                <w:color w:val="E74509"/>
+                <w:sz w:val="16"/>
+                <w:szCs w:val="16"/>
+              </w:rPr>
+              <w:t xml:space="preserve">•  </w:t>
+            </w:r>
+            <w:r>
+              <w:rPr>
+                <w:rFonts w:ascii="Arial" w:cs="Arial" w:eastAsia="Arial" w:hAnsi="Arial"/>
+                <w:b w:val="false"/>
+                <w:bCs w:val="false"/>
+                <w:i w:val="false"/>
+                <w:iCs w:val="false"/>
+                <w:caps w:val="false"/>
+                <w:color w:val="1A1530"/>
+                <w:sz w:val="16"/>
+                <w:szCs w:val="16"/>
+              </w:rPr>
+              <w:t xml:space="preserve">Przerwy sensoryczne wpisane w plan zajęć.</w:t>
+            </w:r>
+          </w:p>
+        </w:tc>
+      </w:tr>
+      <w:tr>
+        <w:trPr>
+          <w:cantSplit/>
+        </w:trPr>
+        <w:tc>
+          <w:tcPr>
+            <w:tcW w:type="dxa" w:w="1900"/>
+            <w:tcBorders>
+              <w:top w:val="single" w:color="E3E1EC" w:sz="4"/>
+              <w:left w:val="single" w:color="E3E1EC" w:sz="4"/>
+              <w:bottom w:val="single" w:color="E3E1EC" w:sz="4"/>
+              <w:right w:val="single" w:color="E3E1EC" w:sz="4"/>
+            </w:tcBorders>
+            <w:tcMar>
+              <w:top w:type="dxa" w:w="70"/>
+              <w:left w:type="dxa" w:w="140"/>
+              <w:bottom w:type="dxa" w:w="70"/>
+              <w:right w:type="dxa" w:w="120"/>
+            </w:tcMar>
+            <w:vAlign w:val="top"/>
+          </w:tcPr>
+          <w:p>
+            <w:pPr>
+              <w:spacing w:after="0" w:before="0" w:line="250"/>
+              <w:jc w:val="left"/>
+            </w:pPr>
+            <w:r>
+              <w:rPr>
+                <w:rFonts w:ascii="Arial" w:cs="Arial" w:eastAsia="Arial" w:hAnsi="Arial"/>
+                <w:b/>
+                <w:bCs/>
+                <w:i w:val="false"/>
+                <w:iCs w:val="false"/>
+                <w:caps w:val="false"/>
+                <w:color w:val="2D1B69"/>
+                <w:sz w:val="16"/>
+                <w:szCs w:val="16"/>
+              </w:rPr>
+              <w:t xml:space="preserve">Życie społecznościowe i obywatelskie</w:t>
+            </w:r>
+          </w:p>
+          <w:p>
+            <w:pPr>
+              <w:spacing w:after="0" w:before="0" w:line="250"/>
+              <w:jc w:val="left"/>
+            </w:pPr>
+            <w:r>
+              <w:rPr>
+                <w:rFonts w:ascii="Arial" w:cs="Arial" w:eastAsia="Arial" w:hAnsi="Arial"/>
+                <w:b/>
+                <w:bCs/>
+                <w:i w:val="false"/>
+                <w:iCs w:val="false"/>
+                <w:caps w:val="false"/>
+                <w:color w:val="E74509"/>
+                <w:sz w:val="14"/>
+                <w:szCs w:val="14"/>
+              </w:rPr>
+              <w:t xml:space="preserve">d9</w:t>
+            </w:r>
+          </w:p>
+        </w:tc>
+        <w:tc>
+          <w:tcPr>
+            <w:tcW w:type="dxa" w:w="3900"/>
+            <w:tcBorders>
+              <w:top w:val="single" w:color="E3E1EC" w:sz="4"/>
+              <w:left w:val="single" w:color="E3E1EC" w:sz="4"/>
+              <w:bottom w:val="single" w:color="E3E1EC" w:sz="4"/>
+              <w:right w:val="single" w:color="E3E1EC" w:sz="4"/>
+            </w:tcBorders>
+            <w:tcMar>
+              <w:top w:type="dxa" w:w="70"/>
+              <w:left w:type="dxa" w:w="140"/>
+              <w:bottom w:type="dxa" w:w="70"/>
+              <w:right w:type="dxa" w:w="120"/>
+            </w:tcMar>
+            <w:vAlign w:val="top"/>
+          </w:tcPr>
+          <w:p>
+            <w:pPr>
+              <w:spacing w:after="0" w:before="0" w:line="250"/>
+              <w:jc w:val="left"/>
+            </w:pPr>
+            <w:r>
+              <w:rPr>
+                <w:rFonts w:ascii="Arial" w:cs="Arial" w:eastAsia="Arial" w:hAnsi="Arial"/>
+                <w:b w:val="false"/>
+                <w:bCs w:val="false"/>
+                <w:i w:val="false"/>
+                <w:iCs w:val="false"/>
+                <w:caps w:val="false"/>
+                <w:color w:val="1A1530"/>
+                <w:sz w:val="16"/>
+                <w:szCs w:val="16"/>
+              </w:rPr>
+              <w:t xml:space="preserve">Trudność w uczestnictwie w apelach, uroczystościach i wyjściach zbiorowych z powodu przeciążenia sensorycznego i tłumu – wycofanie lub zachowania trudne.</w:t>
+            </w:r>
+          </w:p>
+        </w:tc>
+        <w:tc>
+          <w:tcPr>
+            <w:tcW w:type="dxa" w:w="4106"/>
+            <w:tcBorders>
+              <w:top w:val="single" w:color="E3E1EC" w:sz="4"/>
+              <w:left w:val="single" w:color="E3E1EC" w:sz="4"/>
+              <w:bottom w:val="single" w:color="E3E1EC" w:sz="4"/>
+              <w:right w:val="single" w:color="E3E1EC" w:sz="4"/>
+            </w:tcBorders>
+            <w:tcMar>
+              <w:top w:type="dxa" w:w="70"/>
+              <w:left w:type="dxa" w:w="140"/>
+              <w:bottom w:type="dxa" w:w="70"/>
+              <w:right w:type="dxa" w:w="120"/>
+            </w:tcMar>
+            <w:vAlign w:val="top"/>
+          </w:tcPr>
+          <w:p>
+            <w:pPr>
+              <w:spacing w:after="40" w:before="0" w:line="245"/>
+              <w:ind w:left="200" w:hanging="200"/>
+            </w:pPr>
+            <w:r>
+              <w:rPr>
+                <w:rFonts w:ascii="Arial" w:cs="Arial" w:eastAsia="Arial" w:hAnsi="Arial"/>
+                <w:b/>
+                <w:bCs/>
+                <w:i w:val="false"/>
+                <w:iCs w:val="false"/>
+                <w:caps w:val="false"/>
+                <w:color w:val="E74509"/>
+                <w:sz w:val="16"/>
+                <w:szCs w:val="16"/>
+              </w:rPr>
+              <w:t xml:space="preserve">•  </w:t>
+            </w:r>
+            <w:r>
+              <w:rPr>
+                <w:rFonts w:ascii="Arial" w:cs="Arial" w:eastAsia="Arial" w:hAnsi="Arial"/>
+                <w:b w:val="false"/>
+                <w:bCs w:val="false"/>
+                <w:i w:val="false"/>
+                <w:iCs w:val="false"/>
+                <w:caps w:val="false"/>
+                <w:color w:val="1A1530"/>
+                <w:sz w:val="16"/>
+                <w:szCs w:val="16"/>
+              </w:rPr>
+              <w:t xml:space="preserve">Wcześniejsze przygotowanie (historyjka społeczna, zdjęcia miejsca, plan wydarzenia).</w:t>
+            </w:r>
+          </w:p>
+          <w:p>
+            <w:pPr>
+              <w:spacing w:after="40" w:before="0" w:line="245"/>
+              <w:ind w:left="200" w:hanging="200"/>
+            </w:pPr>
+            <w:r>
+              <w:rPr>
+                <w:rFonts w:ascii="Arial" w:cs="Arial" w:eastAsia="Arial" w:hAnsi="Arial"/>
+                <w:b/>
+                <w:bCs/>
+                <w:i w:val="false"/>
+                <w:iCs w:val="false"/>
+                <w:caps w:val="false"/>
+                <w:color w:val="E74509"/>
+                <w:sz w:val="16"/>
+                <w:szCs w:val="16"/>
+              </w:rPr>
+              <w:t xml:space="preserve">•  </w:t>
+            </w:r>
+            <w:r>
+              <w:rPr>
+                <w:rFonts w:ascii="Arial" w:cs="Arial" w:eastAsia="Arial" w:hAnsi="Arial"/>
+                <w:b w:val="false"/>
+                <w:bCs w:val="false"/>
+                <w:i w:val="false"/>
+                <w:iCs w:val="false"/>
+                <w:caps w:val="false"/>
+                <w:color w:val="1A1530"/>
+                <w:sz w:val="16"/>
+                <w:szCs w:val="16"/>
+              </w:rPr>
+              <w:t xml:space="preserve">Słuchawki wygłuszające i miejsce z możliwością wyjścia.</w:t>
+            </w:r>
+          </w:p>
+          <w:p>
+            <w:pPr>
+              <w:spacing w:after="40" w:before="0" w:line="245"/>
+              <w:ind w:left="200" w:hanging="200"/>
+            </w:pPr>
+            <w:r>
+              <w:rPr>
+                <w:rFonts w:ascii="Arial" w:cs="Arial" w:eastAsia="Arial" w:hAnsi="Arial"/>
+                <w:b/>
+                <w:bCs/>
+                <w:i w:val="false"/>
+                <w:iCs w:val="false"/>
+                <w:caps w:val="false"/>
+                <w:color w:val="E74509"/>
+                <w:sz w:val="16"/>
+                <w:szCs w:val="16"/>
+              </w:rPr>
+              <w:t xml:space="preserve">•  </w:t>
+            </w:r>
+            <w:r>
+              <w:rPr>
+                <w:rFonts w:ascii="Arial" w:cs="Arial" w:eastAsia="Arial" w:hAnsi="Arial"/>
+                <w:b w:val="false"/>
+                <w:bCs w:val="false"/>
+                <w:i w:val="false"/>
+                <w:iCs w:val="false"/>
+                <w:caps w:val="false"/>
+                <w:color w:val="1A1530"/>
+                <w:sz w:val="16"/>
+                <w:szCs w:val="16"/>
+              </w:rPr>
+              <w:t xml:space="preserve">Stopniowe wydłużanie czasu udziału w wydarzeniach grupowych.</w:t>
             </w:r>
           </w:p>
         </w:tc>
@@ -13051,7 +14399,7 @@
                 <w:sz w:val="12"/>
                 <w:szCs w:val="12"/>
               </w:rPr>
-              <w:t xml:space="preserve">Raport Oceny Funkcjonalnej · Część II · Podjęte działania i podpisy</w:t>
+              <w:t xml:space="preserve">Raport Oceny Funkcjonalnej · Część II · Podjęte działania</w:t>
             </w:r>
           </w:p>
         </w:tc>
@@ -13601,9 +14949,9 @@
               <w:right w:val="single" w:color="E3E1EC" w:sz="4"/>
             </w:tcBorders>
             <w:tcMar>
-              <w:top w:type="dxa" w:w="100"/>
+              <w:top w:type="dxa" w:w="70"/>
               <w:left w:type="dxa" w:w="140"/>
-              <w:bottom w:type="dxa" w:w="100"/>
+              <w:bottom w:type="dxa" w:w="70"/>
               <w:right w:type="dxa" w:w="120"/>
             </w:tcMar>
             <w:vAlign w:val="top"/>
@@ -13639,9 +14987,9 @@
               <w:right w:val="single" w:color="E3E1EC" w:sz="4"/>
             </w:tcBorders>
             <w:tcMar>
-              <w:top w:type="dxa" w:w="100"/>
+              <w:top w:type="dxa" w:w="70"/>
               <w:left w:type="dxa" w:w="140"/>
-              <w:bottom w:type="dxa" w:w="100"/>
+              <w:bottom w:type="dxa" w:w="70"/>
               <w:right w:type="dxa" w:w="120"/>
             </w:tcMar>
             <w:vAlign w:val="top"/>
@@ -13677,9 +15025,9 @@
               <w:right w:val="single" w:color="E3E1EC" w:sz="4"/>
             </w:tcBorders>
             <w:tcMar>
-              <w:top w:type="dxa" w:w="100"/>
+              <w:top w:type="dxa" w:w="70"/>
               <w:left w:type="dxa" w:w="140"/>
-              <w:bottom w:type="dxa" w:w="100"/>
+              <w:bottom w:type="dxa" w:w="70"/>
               <w:right w:type="dxa" w:w="120"/>
             </w:tcMar>
             <w:vAlign w:val="top"/>
@@ -13720,9 +15068,9 @@
               <w:right w:val="single" w:color="E3E1EC" w:sz="4"/>
             </w:tcBorders>
             <w:tcMar>
-              <w:top w:type="dxa" w:w="100"/>
+              <w:top w:type="dxa" w:w="70"/>
               <w:left w:type="dxa" w:w="140"/>
-              <w:bottom w:type="dxa" w:w="100"/>
+              <w:bottom w:type="dxa" w:w="70"/>
               <w:right w:type="dxa" w:w="120"/>
             </w:tcMar>
             <w:vAlign w:val="top"/>
@@ -13758,9 +15106,9 @@
               <w:right w:val="single" w:color="E3E1EC" w:sz="4"/>
             </w:tcBorders>
             <w:tcMar>
-              <w:top w:type="dxa" w:w="100"/>
+              <w:top w:type="dxa" w:w="70"/>
               <w:left w:type="dxa" w:w="140"/>
-              <w:bottom w:type="dxa" w:w="100"/>
+              <w:bottom w:type="dxa" w:w="70"/>
               <w:right w:type="dxa" w:w="120"/>
             </w:tcMar>
             <w:vAlign w:val="top"/>
@@ -13796,9 +15144,9 @@
               <w:right w:val="single" w:color="E3E1EC" w:sz="4"/>
             </w:tcBorders>
             <w:tcMar>
-              <w:top w:type="dxa" w:w="100"/>
+              <w:top w:type="dxa" w:w="70"/>
               <w:left w:type="dxa" w:w="140"/>
-              <w:bottom w:type="dxa" w:w="100"/>
+              <w:bottom w:type="dxa" w:w="70"/>
               <w:right w:type="dxa" w:w="120"/>
             </w:tcMar>
             <w:vAlign w:val="top"/>
@@ -13839,9 +15187,9 @@
               <w:right w:val="single" w:color="E3E1EC" w:sz="4"/>
             </w:tcBorders>
             <w:tcMar>
-              <w:top w:type="dxa" w:w="100"/>
+              <w:top w:type="dxa" w:w="70"/>
               <w:left w:type="dxa" w:w="140"/>
-              <w:bottom w:type="dxa" w:w="100"/>
+              <w:bottom w:type="dxa" w:w="70"/>
               <w:right w:type="dxa" w:w="120"/>
             </w:tcMar>
             <w:vAlign w:val="top"/>
@@ -13877,9 +15225,9 @@
               <w:right w:val="single" w:color="E3E1EC" w:sz="4"/>
             </w:tcBorders>
             <w:tcMar>
-              <w:top w:type="dxa" w:w="100"/>
+              <w:top w:type="dxa" w:w="70"/>
               <w:left w:type="dxa" w:w="140"/>
-              <w:bottom w:type="dxa" w:w="100"/>
+              <w:bottom w:type="dxa" w:w="70"/>
               <w:right w:type="dxa" w:w="120"/>
             </w:tcMar>
             <w:vAlign w:val="top"/>
@@ -13915,9 +15263,9 @@
               <w:right w:val="single" w:color="E3E1EC" w:sz="4"/>
             </w:tcBorders>
             <w:tcMar>
-              <w:top w:type="dxa" w:w="100"/>
+              <w:top w:type="dxa" w:w="70"/>
               <w:left w:type="dxa" w:w="140"/>
-              <w:bottom w:type="dxa" w:w="100"/>
+              <w:bottom w:type="dxa" w:w="70"/>
               <w:right w:type="dxa" w:w="120"/>
             </w:tcMar>
             <w:vAlign w:val="top"/>
@@ -14025,10 +15373,3030 @@
       </w:tr>
     </w:tbl>
     <w:p>
+      <w:r>
+        <w:br w:type="page"/>
+      </w:r>
+    </w:p>
+    <w:tbl>
+      <w:tblPr>
+        <w:tblW w:type="dxa" w:w="9906"/>
+        <w:tblBorders>
+          <w:top w:val="single" w:color="auto" w:sz="4"/>
+          <w:left w:val="single" w:color="auto" w:sz="4"/>
+          <w:bottom w:val="single" w:color="auto" w:sz="4"/>
+          <w:right w:val="single" w:color="auto" w:sz="4"/>
+          <w:insideH w:val="single" w:color="auto" w:sz="4"/>
+          <w:insideV w:val="single" w:color="auto" w:sz="4"/>
+        </w:tblBorders>
+      </w:tblPr>
+      <w:tblGrid>
+        <w:gridCol w:w="700"/>
+        <w:gridCol w:w="6200"/>
+        <w:gridCol w:w="3006"/>
+      </w:tblGrid>
+      <w:tr>
+        <w:trPr>
+          <w:cantSplit/>
+        </w:trPr>
+        <w:tc>
+          <w:tcPr>
+            <w:tcW w:type="dxa" w:w="700"/>
+            <w:tcBorders>
+              <w:top w:val="nil"/>
+              <w:left w:val="nil"/>
+              <w:bottom w:val="nil"/>
+              <w:right w:val="nil"/>
+            </w:tcBorders>
+            <w:shd w:fill="2D1B69" w:color="auto" w:val="clear"/>
+            <w:tcMar>
+              <w:top w:type="dxa" w:w="120"/>
+              <w:left w:type="dxa" w:w="40"/>
+              <w:bottom w:type="dxa" w:w="120"/>
+              <w:right w:type="dxa" w:w="40"/>
+            </w:tcMar>
+            <w:vAlign w:val="center"/>
+          </w:tcPr>
+          <w:p>
+            <w:pPr>
+              <w:spacing w:after="0" w:before="0" w:line="276"/>
+              <w:jc w:val="center"/>
+            </w:pPr>
+            <w:r>
+              <w:rPr>
+                <w:rFonts w:ascii="Arial" w:cs="Arial" w:eastAsia="Arial" w:hAnsi="Arial"/>
+                <w:b/>
+                <w:bCs/>
+                <w:i w:val="false"/>
+                <w:iCs w:val="false"/>
+                <w:caps w:val="false"/>
+                <w:color w:val="FFFFFF"/>
+                <w:sz w:val="12"/>
+                <w:szCs w:val="12"/>
+              </w:rPr>
+              <w:t xml:space="preserve">PCTP</w:t>
+            </w:r>
+          </w:p>
+        </w:tc>
+        <w:tc>
+          <w:tcPr>
+            <w:tcW w:type="dxa" w:w="6200"/>
+            <w:tcBorders>
+              <w:top w:val="nil"/>
+              <w:left w:val="nil"/>
+              <w:bottom w:val="nil"/>
+              <w:right w:val="nil"/>
+            </w:tcBorders>
+            <w:tcMar>
+              <w:top w:type="dxa" w:w="0"/>
+              <w:left w:type="dxa" w:w="160"/>
+              <w:bottom w:type="dxa" w:w="0"/>
+              <w:right w:type="dxa" w:w="0"/>
+            </w:tcMar>
+            <w:vAlign w:val="center"/>
+          </w:tcPr>
+          <w:p>
+            <w:pPr>
+              <w:spacing w:after="20" w:before="0" w:line="276"/>
+              <w:jc w:val="left"/>
+            </w:pPr>
+            <w:r>
+              <w:rPr>
+                <w:rFonts w:ascii="Arial" w:cs="Arial" w:eastAsia="Arial" w:hAnsi="Arial"/>
+                <w:b/>
+                <w:bCs/>
+                <w:i w:val="false"/>
+                <w:iCs w:val="false"/>
+                <w:caps w:val="false"/>
+                <w:color w:val="2D1B69"/>
+                <w:sz w:val="26"/>
+                <w:szCs w:val="26"/>
+              </w:rPr>
+              <w:t xml:space="preserve">EduPlaner 2026</w:t>
+            </w:r>
+          </w:p>
+          <w:p>
+            <w:pPr>
+              <w:spacing w:after="0" w:before="0" w:line="276"/>
+              <w:jc w:val="left"/>
+            </w:pPr>
+            <w:r>
+              <w:rPr>
+                <w:rFonts w:ascii="Arial" w:cs="Arial" w:eastAsia="Arial" w:hAnsi="Arial"/>
+                <w:b w:val="false"/>
+                <w:bCs w:val="false"/>
+                <w:i w:val="false"/>
+                <w:iCs w:val="false"/>
+                <w:caps/>
+                <w:color w:val="6B6378"/>
+                <w:spacing w:val="14"/>
+                <w:sz w:val="12"/>
+                <w:szCs w:val="12"/>
+              </w:rPr>
+              <w:t xml:space="preserve">Raport Oceny Funkcjonalnej · Część II · Zalecenia poradni i podpisy</w:t>
+            </w:r>
+          </w:p>
+        </w:tc>
+        <w:tc>
+          <w:tcPr>
+            <w:tcW w:type="dxa" w:w="3006"/>
+            <w:tcBorders>
+              <w:top w:val="nil"/>
+              <w:left w:val="nil"/>
+              <w:bottom w:val="nil"/>
+              <w:right w:val="nil"/>
+            </w:tcBorders>
+            <w:tcMar>
+              <w:top w:type="dxa" w:w="0"/>
+              <w:left w:type="dxa" w:w="0"/>
+              <w:bottom w:type="dxa" w:w="0"/>
+              <w:right w:type="dxa" w:w="0"/>
+            </w:tcMar>
+            <w:vAlign w:val="center"/>
+          </w:tcPr>
+          <w:p>
+            <w:pPr>
+              <w:spacing w:after="60" w:before="0" w:line="276"/>
+              <w:jc w:val="right"/>
+            </w:pPr>
+            <w:r>
+              <w:rPr>
+                <w:rFonts w:ascii="Arial" w:cs="Arial" w:eastAsia="Arial" w:hAnsi="Arial"/>
+                <w:b/>
+                <w:bCs/>
+                <w:i w:val="false"/>
+                <w:iCs w:val="false"/>
+                <w:caps w:val="false"/>
+                <w:color w:val="FFFFFF"/>
+                <w:spacing w:val="10"/>
+                <w:sz w:val="13"/>
+                <w:szCs w:val="13"/>
+                <w:shd w:fill="E74509" w:color="auto" w:val="clear"/>
+              </w:rPr>
+              <w:t xml:space="preserve">  RAPORT · 2026  </w:t>
+            </w:r>
+          </w:p>
+          <w:p>
+            <w:pPr>
+              <w:spacing w:after="0" w:before="0" w:line="276"/>
+              <w:jc w:val="right"/>
+            </w:pPr>
+            <w:r>
+              <w:rPr>
+                <w:rFonts w:ascii="Arial" w:cs="Arial" w:eastAsia="Arial" w:hAnsi="Arial"/>
+                <w:b w:val="false"/>
+                <w:bCs w:val="false"/>
+                <w:i w:val="false"/>
+                <w:iCs w:val="false"/>
+                <w:caps w:val="false"/>
+                <w:color w:val="6B6378"/>
+                <w:spacing w:val="14"/>
+                <w:sz w:val="11"/>
+                <w:szCs w:val="11"/>
+              </w:rPr>
+              <w:t xml:space="preserve">DOKUMENT DLA RODZICA · 2026</w:t>
+            </w:r>
+          </w:p>
+        </w:tc>
+      </w:tr>
+    </w:tbl>
+    <w:p>
       <w:pPr>
-        <w:spacing w:after="60" w:before="0"/>
+        <w:pBdr>
+          <w:bottom w:val="single" w:color="2D1B69" w:sz="12" w:space="1"/>
+        </w:pBdr>
+        <w:spacing w:after="160" w:before="60"/>
       </w:pPr>
     </w:p>
+    <w:tbl>
+      <w:tblPr>
+        <w:tblW w:type="dxa" w:w="9706"/>
+        <w:tblBorders>
+          <w:top w:val="single" w:color="auto" w:sz="4"/>
+          <w:left w:val="single" w:color="auto" w:sz="4"/>
+          <w:bottom w:val="single" w:color="auto" w:sz="4"/>
+          <w:right w:val="single" w:color="auto" w:sz="4"/>
+          <w:insideH w:val="single" w:color="auto" w:sz="4"/>
+          <w:insideV w:val="single" w:color="auto" w:sz="4"/>
+        </w:tblBorders>
+      </w:tblPr>
+      <w:tblGrid>
+        <w:gridCol w:w="3900"/>
+        <w:gridCol w:w="2900"/>
+        <w:gridCol w:w="2906"/>
+      </w:tblGrid>
+      <w:tr>
+        <w:trPr>
+          <w:cantSplit/>
+        </w:trPr>
+        <w:tc>
+          <w:tcPr>
+            <w:tcW w:type="dxa" w:w="3900"/>
+            <w:tcBorders>
+              <w:top w:val="single" w:color="FFFFFF" w:sz="12"/>
+              <w:left w:val="single" w:color="FFFFFF" w:sz="12"/>
+              <w:bottom w:val="single" w:color="FFFFFF" w:sz="12"/>
+              <w:right w:val="single" w:color="FFFFFF" w:sz="12"/>
+            </w:tcBorders>
+            <w:shd w:fill="EFE9F9" w:color="auto" w:val="clear"/>
+            <w:tcMar>
+              <w:top w:type="dxa" w:w="110"/>
+              <w:left w:type="dxa" w:w="180"/>
+              <w:bottom w:type="dxa" w:w="110"/>
+              <w:right w:type="dxa" w:w="120"/>
+            </w:tcMar>
+            <w:vAlign w:val="top"/>
+          </w:tcPr>
+          <w:p>
+            <w:pPr>
+              <w:spacing w:after="0" w:before="0" w:line="276"/>
+              <w:jc w:val="left"/>
+            </w:pPr>
+            <w:r>
+              <w:rPr>
+                <w:rFonts w:ascii="Arial" w:cs="Arial" w:eastAsia="Arial" w:hAnsi="Arial"/>
+                <w:b/>
+                <w:bCs/>
+                <w:i w:val="false"/>
+                <w:iCs w:val="false"/>
+                <w:caps w:val="false"/>
+                <w:color w:val="7D6FB0"/>
+                <w:spacing w:val="14"/>
+                <w:sz w:val="12"/>
+                <w:szCs w:val="12"/>
+              </w:rPr>
+              <w:t xml:space="preserve">DOTYCZY DZIECKA</w:t>
+            </w:r>
+            <w:r>
+              <w:rPr>
+                <w:rFonts w:ascii="Arial" w:cs="Arial" w:eastAsia="Arial" w:hAnsi="Arial"/>
+                <w:b w:val="false"/>
+                <w:bCs w:val="false"/>
+                <w:i w:val="false"/>
+                <w:iCs w:val="false"/>
+                <w:caps w:val="false"/>
+                <w:color w:val="B6A6DF"/>
+                <w:sz w:val="14"/>
+                <w:szCs w:val="14"/>
+              </w:rPr>
+              <w:t xml:space="preserve">  ....................................................</w:t>
+            </w:r>
+            <w:r>
+              <w:rPr>
+                <w:rFonts w:ascii="Arial" w:cs="Arial" w:eastAsia="Arial" w:hAnsi="Arial"/>
+                <w:b w:val="false"/>
+                <w:bCs w:val="false"/>
+                <w:i w:val="false"/>
+                <w:iCs w:val="false"/>
+                <w:caps w:val="false"/>
+                <w:color w:val="6B6378"/>
+                <w:sz w:val="14"/>
+                <w:szCs w:val="14"/>
+              </w:rPr>
+              <w:t xml:space="preserve"/>
+            </w:r>
+          </w:p>
+        </w:tc>
+        <w:tc>
+          <w:tcPr>
+            <w:tcW w:type="dxa" w:w="2900"/>
+            <w:tcBorders>
+              <w:top w:val="single" w:color="FFFFFF" w:sz="12"/>
+              <w:left w:val="single" w:color="FFFFFF" w:sz="12"/>
+              <w:bottom w:val="single" w:color="FFFFFF" w:sz="12"/>
+              <w:right w:val="single" w:color="FFFFFF" w:sz="12"/>
+            </w:tcBorders>
+            <w:shd w:fill="EFE9F9" w:color="auto" w:val="clear"/>
+            <w:tcMar>
+              <w:top w:type="dxa" w:w="110"/>
+              <w:left w:type="dxa" w:w="180"/>
+              <w:bottom w:type="dxa" w:w="110"/>
+              <w:right w:type="dxa" w:w="120"/>
+            </w:tcMar>
+            <w:vAlign w:val="top"/>
+          </w:tcPr>
+          <w:p>
+            <w:pPr>
+              <w:spacing w:after="0" w:before="0" w:line="276"/>
+              <w:jc w:val="left"/>
+            </w:pPr>
+            <w:r>
+              <w:rPr>
+                <w:rFonts w:ascii="Arial" w:cs="Arial" w:eastAsia="Arial" w:hAnsi="Arial"/>
+                <w:b/>
+                <w:bCs/>
+                <w:i w:val="false"/>
+                <w:iCs w:val="false"/>
+                <w:caps w:val="false"/>
+                <w:color w:val="7D6FB0"/>
+                <w:spacing w:val="14"/>
+                <w:sz w:val="12"/>
+                <w:szCs w:val="12"/>
+              </w:rPr>
+              <w:t xml:space="preserve">GRUPA / KLASA</w:t>
+            </w:r>
+            <w:r>
+              <w:rPr>
+                <w:rFonts w:ascii="Arial" w:cs="Arial" w:eastAsia="Arial" w:hAnsi="Arial"/>
+                <w:b w:val="false"/>
+                <w:bCs w:val="false"/>
+                <w:i w:val="false"/>
+                <w:iCs w:val="false"/>
+                <w:caps w:val="false"/>
+                <w:color w:val="B6A6DF"/>
+                <w:sz w:val="14"/>
+                <w:szCs w:val="14"/>
+              </w:rPr>
+              <w:t xml:space="preserve">  ..............................</w:t>
+            </w:r>
+            <w:r>
+              <w:rPr>
+                <w:rFonts w:ascii="Arial" w:cs="Arial" w:eastAsia="Arial" w:hAnsi="Arial"/>
+                <w:b w:val="false"/>
+                <w:bCs w:val="false"/>
+                <w:i w:val="false"/>
+                <w:iCs w:val="false"/>
+                <w:caps w:val="false"/>
+                <w:color w:val="6B6378"/>
+                <w:sz w:val="14"/>
+                <w:szCs w:val="14"/>
+              </w:rPr>
+              <w:t xml:space="preserve"/>
+            </w:r>
+          </w:p>
+        </w:tc>
+        <w:tc>
+          <w:tcPr>
+            <w:tcW w:type="dxa" w:w="2906"/>
+            <w:tcBorders>
+              <w:top w:val="single" w:color="FFFFFF" w:sz="12"/>
+              <w:left w:val="single" w:color="FFFFFF" w:sz="12"/>
+              <w:bottom w:val="single" w:color="FFFFFF" w:sz="12"/>
+              <w:right w:val="single" w:color="FFFFFF" w:sz="12"/>
+            </w:tcBorders>
+            <w:shd w:fill="EFE9F9" w:color="auto" w:val="clear"/>
+            <w:tcMar>
+              <w:top w:type="dxa" w:w="110"/>
+              <w:left w:type="dxa" w:w="180"/>
+              <w:bottom w:type="dxa" w:w="110"/>
+              <w:right w:type="dxa" w:w="120"/>
+            </w:tcMar>
+            <w:vAlign w:val="top"/>
+          </w:tcPr>
+          <w:p>
+            <w:pPr>
+              <w:spacing w:after="0" w:before="0" w:line="276"/>
+              <w:jc w:val="left"/>
+            </w:pPr>
+            <w:r>
+              <w:rPr>
+                <w:rFonts w:ascii="Arial" w:cs="Arial" w:eastAsia="Arial" w:hAnsi="Arial"/>
+                <w:b/>
+                <w:bCs/>
+                <w:i w:val="false"/>
+                <w:iCs w:val="false"/>
+                <w:caps w:val="false"/>
+                <w:color w:val="7D6FB0"/>
+                <w:spacing w:val="14"/>
+                <w:sz w:val="12"/>
+                <w:szCs w:val="12"/>
+              </w:rPr>
+              <w:t xml:space="preserve">DATA</w:t>
+            </w:r>
+            <w:r>
+              <w:rPr>
+                <w:rFonts w:ascii="Arial" w:cs="Arial" w:eastAsia="Arial" w:hAnsi="Arial"/>
+                <w:b w:val="false"/>
+                <w:bCs w:val="false"/>
+                <w:i w:val="false"/>
+                <w:iCs w:val="false"/>
+                <w:caps w:val="false"/>
+                <w:color w:val="B6A6DF"/>
+                <w:sz w:val="14"/>
+                <w:szCs w:val="14"/>
+              </w:rPr>
+              <w:t xml:space="preserve">  ..............................</w:t>
+            </w:r>
+            <w:r>
+              <w:rPr>
+                <w:rFonts w:ascii="Arial" w:cs="Arial" w:eastAsia="Arial" w:hAnsi="Arial"/>
+                <w:b w:val="false"/>
+                <w:bCs w:val="false"/>
+                <w:i w:val="false"/>
+                <w:iCs w:val="false"/>
+                <w:caps w:val="false"/>
+                <w:color w:val="6B6378"/>
+                <w:sz w:val="14"/>
+                <w:szCs w:val="14"/>
+              </w:rPr>
+              <w:t xml:space="preserve">  r.</w:t>
+            </w:r>
+          </w:p>
+        </w:tc>
+      </w:tr>
+    </w:tbl>
+    <w:p>
+      <w:pPr>
+        <w:spacing w:after="120" w:before="0"/>
+      </w:pPr>
+    </w:p>
+    <w:p>
+      <w:pPr>
+        <w:keepNext/>
+        <w:pBdr>
+          <w:bottom w:val="single" w:color="D9D0F0" w:sz="4" w:space="6"/>
+        </w:pBdr>
+        <w:spacing w:after="140" w:before="200"/>
+      </w:pPr>
+      <w:r>
+        <w:rPr>
+          <w:rFonts w:ascii="Arial" w:cs="Arial" w:eastAsia="Arial" w:hAnsi="Arial"/>
+          <w:b/>
+          <w:bCs/>
+          <w:i w:val="false"/>
+          <w:iCs w:val="false"/>
+          <w:caps w:val="false"/>
+          <w:color w:val="FFFFFF"/>
+          <w:sz w:val="20"/>
+          <w:szCs w:val="20"/>
+          <w:shd w:fill="E74509" w:color="auto" w:val="clear"/>
+        </w:rPr>
+        <w:t xml:space="preserve"> 9 </w:t>
+      </w:r>
+      <w:r>
+        <w:rPr>
+          <w:rFonts w:ascii="Arial" w:cs="Arial" w:eastAsia="Arial" w:hAnsi="Arial"/>
+          <w:b w:val="false"/>
+          <w:bCs w:val="false"/>
+          <w:i w:val="false"/>
+          <w:iCs w:val="false"/>
+          <w:caps w:val="false"/>
+          <w:color w:val="1A1530"/>
+          <w:sz w:val="20"/>
+          <w:szCs w:val="20"/>
+        </w:rPr>
+        <w:t xml:space="preserve">   </w:t>
+      </w:r>
+      <w:r>
+        <w:rPr>
+          <w:rFonts w:ascii="Arial" w:cs="Arial" w:eastAsia="Arial" w:hAnsi="Arial"/>
+          <w:b/>
+          <w:bCs/>
+          <w:i w:val="false"/>
+          <w:iCs w:val="false"/>
+          <w:caps w:val="false"/>
+          <w:color w:val="2D1B69"/>
+          <w:spacing w:val="10"/>
+          <w:sz w:val="22"/>
+          <w:szCs w:val="22"/>
+        </w:rPr>
+        <w:t xml:space="preserve">ZALECENIA Z PORADNI I SPOSOBY ICH REALIZACJI W PLACÓWCE</w:t>
+      </w:r>
+    </w:p>
+    <w:p>
+      <w:pPr>
+        <w:spacing w:after="100" w:before="0" w:line="260"/>
+        <w:jc w:val="both"/>
+      </w:pPr>
+      <w:r>
+        <w:rPr>
+          <w:rFonts w:ascii="Arial" w:cs="Arial" w:eastAsia="Arial" w:hAnsi="Arial"/>
+          <w:b w:val="false"/>
+          <w:bCs w:val="false"/>
+          <w:i w:val="false"/>
+          <w:iCs w:val="false"/>
+          <w:caps w:val="false"/>
+          <w:color w:val="6B6378"/>
+          <w:sz w:val="16"/>
+          <w:szCs w:val="16"/>
+        </w:rPr>
+        <w:t xml:space="preserve">Zalecenia zawarte w </w:t>
+      </w:r>
+      <w:r>
+        <w:rPr>
+          <w:rFonts w:ascii="Arial" w:cs="Arial" w:eastAsia="Arial" w:hAnsi="Arial"/>
+          <w:b/>
+          <w:bCs/>
+          <w:i w:val="false"/>
+          <w:iCs w:val="false"/>
+          <w:caps w:val="false"/>
+          <w:color w:val="2D1B69"/>
+          <w:sz w:val="16"/>
+          <w:szCs w:val="16"/>
+        </w:rPr>
+        <w:t xml:space="preserve">orzeczeniu / opinii poradni psychologiczno-pedagogicznej</w:t>
+      </w:r>
+      <w:r>
+        <w:rPr>
+          <w:rFonts w:ascii="Arial" w:cs="Arial" w:eastAsia="Arial" w:hAnsi="Arial"/>
+          <w:b w:val="false"/>
+          <w:bCs w:val="false"/>
+          <w:i w:val="false"/>
+          <w:iCs w:val="false"/>
+          <w:caps w:val="false"/>
+          <w:color w:val="6B6378"/>
+          <w:sz w:val="16"/>
+          <w:szCs w:val="16"/>
+        </w:rPr>
+        <w:t xml:space="preserve"> nr </w:t>
+      </w:r>
+      <w:r>
+        <w:rPr>
+          <w:rFonts w:ascii="Arial" w:cs="Arial" w:eastAsia="Arial" w:hAnsi="Arial"/>
+          <w:b w:val="false"/>
+          <w:bCs w:val="false"/>
+          <w:i/>
+          <w:iCs/>
+          <w:caps w:val="false"/>
+          <w:color w:val="6B6378"/>
+          <w:sz w:val="18"/>
+          <w:szCs w:val="18"/>
+        </w:rPr>
+        <w:t xml:space="preserve">[Numer]</w:t>
+      </w:r>
+      <w:r>
+        <w:rPr>
+          <w:rFonts w:ascii="Arial" w:cs="Arial" w:eastAsia="Arial" w:hAnsi="Arial"/>
+          <w:b w:val="false"/>
+          <w:bCs w:val="false"/>
+          <w:i w:val="false"/>
+          <w:iCs w:val="false"/>
+          <w:caps w:val="false"/>
+          <w:color w:val="6B6378"/>
+          <w:sz w:val="16"/>
+          <w:szCs w:val="16"/>
+        </w:rPr>
+        <w:t xml:space="preserve"> z dnia </w:t>
+      </w:r>
+      <w:r>
+        <w:rPr>
+          <w:rFonts w:ascii="Arial" w:cs="Arial" w:eastAsia="Arial" w:hAnsi="Arial"/>
+          <w:b w:val="false"/>
+          <w:bCs w:val="false"/>
+          <w:i/>
+          <w:iCs/>
+          <w:caps w:val="false"/>
+          <w:color w:val="6B6378"/>
+          <w:sz w:val="18"/>
+          <w:szCs w:val="18"/>
+        </w:rPr>
+        <w:t xml:space="preserve">[Data]</w:t>
+      </w:r>
+      <w:r>
+        <w:rPr>
+          <w:rFonts w:ascii="Arial" w:cs="Arial" w:eastAsia="Arial" w:hAnsi="Arial"/>
+          <w:b w:val="false"/>
+          <w:bCs w:val="false"/>
+          <w:i w:val="false"/>
+          <w:iCs w:val="false"/>
+          <w:caps w:val="false"/>
+          <w:color w:val="6B6378"/>
+          <w:sz w:val="16"/>
+          <w:szCs w:val="16"/>
+        </w:rPr>
+        <w:t xml:space="preserve"> oraz przyjęte przez Zespół sposoby ich realizacji, realizatorzy i wymiar wsparcia:</w:t>
+      </w:r>
+    </w:p>
+    <w:tbl>
+      <w:tblPr>
+        <w:tblW w:type="dxa" w:w="9906"/>
+        <w:tblBorders>
+          <w:top w:val="single" w:color="auto" w:sz="4"/>
+          <w:left w:val="single" w:color="auto" w:sz="4"/>
+          <w:bottom w:val="single" w:color="auto" w:sz="4"/>
+          <w:right w:val="single" w:color="auto" w:sz="4"/>
+          <w:insideH w:val="single" w:color="auto" w:sz="4"/>
+          <w:insideV w:val="single" w:color="auto" w:sz="4"/>
+        </w:tblBorders>
+      </w:tblPr>
+      <w:tblGrid>
+        <w:gridCol w:w="400"/>
+        <w:gridCol w:w="2550"/>
+        <w:gridCol w:w="3500"/>
+        <w:gridCol w:w="2200"/>
+        <w:gridCol w:w="1256"/>
+      </w:tblGrid>
+      <w:tr>
+        <w:trPr>
+          <w:cantSplit/>
+        </w:trPr>
+        <w:tc>
+          <w:tcPr>
+            <w:tcW w:type="dxa" w:w="400"/>
+            <w:tcBorders>
+              <w:top w:val="single" w:color="D9D0F0" w:sz="4"/>
+              <w:left w:val="single" w:color="D9D0F0" w:sz="4"/>
+              <w:bottom w:val="single" w:color="D9D0F0" w:sz="4"/>
+              <w:right w:val="single" w:color="D9D0F0" w:sz="4"/>
+            </w:tcBorders>
+            <w:shd w:fill="EFE9F9" w:color="auto" w:val="clear"/>
+            <w:tcMar>
+              <w:top w:type="dxa" w:w="100"/>
+              <w:left w:type="dxa" w:w="140"/>
+              <w:bottom w:type="dxa" w:w="100"/>
+              <w:right w:type="dxa" w:w="120"/>
+            </w:tcMar>
+            <w:vAlign w:val="top"/>
+          </w:tcPr>
+          <w:p>
+            <w:pPr>
+              <w:spacing w:after="0" w:before="0" w:line="276"/>
+              <w:jc w:val="left"/>
+            </w:pPr>
+            <w:r>
+              <w:rPr>
+                <w:rFonts w:ascii="Arial" w:cs="Arial" w:eastAsia="Arial" w:hAnsi="Arial"/>
+                <w:b/>
+                <w:bCs/>
+                <w:i w:val="false"/>
+                <w:iCs w:val="false"/>
+                <w:caps/>
+                <w:color w:val="2D1B69"/>
+                <w:spacing w:val="10"/>
+                <w:sz w:val="13"/>
+                <w:szCs w:val="13"/>
+              </w:rPr>
+              <w:t xml:space="preserve">Lp.</w:t>
+            </w:r>
+          </w:p>
+        </w:tc>
+        <w:tc>
+          <w:tcPr>
+            <w:tcW w:type="dxa" w:w="2550"/>
+            <w:tcBorders>
+              <w:top w:val="single" w:color="D9D0F0" w:sz="4"/>
+              <w:left w:val="single" w:color="D9D0F0" w:sz="4"/>
+              <w:bottom w:val="single" w:color="D9D0F0" w:sz="4"/>
+              <w:right w:val="single" w:color="D9D0F0" w:sz="4"/>
+            </w:tcBorders>
+            <w:shd w:fill="EFE9F9" w:color="auto" w:val="clear"/>
+            <w:tcMar>
+              <w:top w:type="dxa" w:w="100"/>
+              <w:left w:type="dxa" w:w="140"/>
+              <w:bottom w:type="dxa" w:w="100"/>
+              <w:right w:type="dxa" w:w="120"/>
+            </w:tcMar>
+            <w:vAlign w:val="top"/>
+          </w:tcPr>
+          <w:p>
+            <w:pPr>
+              <w:spacing w:after="0" w:before="0" w:line="276"/>
+              <w:jc w:val="left"/>
+            </w:pPr>
+            <w:r>
+              <w:rPr>
+                <w:rFonts w:ascii="Arial" w:cs="Arial" w:eastAsia="Arial" w:hAnsi="Arial"/>
+                <w:b/>
+                <w:bCs/>
+                <w:i w:val="false"/>
+                <w:iCs w:val="false"/>
+                <w:caps/>
+                <w:color w:val="2D1B69"/>
+                <w:spacing w:val="10"/>
+                <w:sz w:val="13"/>
+                <w:szCs w:val="13"/>
+              </w:rPr>
+              <w:t xml:space="preserve">Zalecenie poradni (z orzeczenia / opinii)</w:t>
+            </w:r>
+          </w:p>
+        </w:tc>
+        <w:tc>
+          <w:tcPr>
+            <w:tcW w:type="dxa" w:w="3500"/>
+            <w:tcBorders>
+              <w:top w:val="single" w:color="D9D0F0" w:sz="4"/>
+              <w:left w:val="single" w:color="D9D0F0" w:sz="4"/>
+              <w:bottom w:val="single" w:color="D9D0F0" w:sz="4"/>
+              <w:right w:val="single" w:color="D9D0F0" w:sz="4"/>
+            </w:tcBorders>
+            <w:shd w:fill="EFE9F9" w:color="auto" w:val="clear"/>
+            <w:tcMar>
+              <w:top w:type="dxa" w:w="100"/>
+              <w:left w:type="dxa" w:w="140"/>
+              <w:bottom w:type="dxa" w:w="100"/>
+              <w:right w:type="dxa" w:w="120"/>
+            </w:tcMar>
+            <w:vAlign w:val="top"/>
+          </w:tcPr>
+          <w:p>
+            <w:pPr>
+              <w:spacing w:after="0" w:before="0" w:line="276"/>
+              <w:jc w:val="left"/>
+            </w:pPr>
+            <w:r>
+              <w:rPr>
+                <w:rFonts w:ascii="Arial" w:cs="Arial" w:eastAsia="Arial" w:hAnsi="Arial"/>
+                <w:b/>
+                <w:bCs/>
+                <w:i w:val="false"/>
+                <w:iCs w:val="false"/>
+                <w:caps/>
+                <w:color w:val="E74509"/>
+                <w:spacing w:val="10"/>
+                <w:sz w:val="13"/>
+                <w:szCs w:val="13"/>
+              </w:rPr>
+              <w:t xml:space="preserve">Sposób realizacji w placówce</w:t>
+            </w:r>
+          </w:p>
+        </w:tc>
+        <w:tc>
+          <w:tcPr>
+            <w:tcW w:type="dxa" w:w="2200"/>
+            <w:tcBorders>
+              <w:top w:val="single" w:color="D9D0F0" w:sz="4"/>
+              <w:left w:val="single" w:color="D9D0F0" w:sz="4"/>
+              <w:bottom w:val="single" w:color="D9D0F0" w:sz="4"/>
+              <w:right w:val="single" w:color="D9D0F0" w:sz="4"/>
+            </w:tcBorders>
+            <w:shd w:fill="EFE9F9" w:color="auto" w:val="clear"/>
+            <w:tcMar>
+              <w:top w:type="dxa" w:w="100"/>
+              <w:left w:type="dxa" w:w="140"/>
+              <w:bottom w:type="dxa" w:w="100"/>
+              <w:right w:type="dxa" w:w="120"/>
+            </w:tcMar>
+            <w:vAlign w:val="top"/>
+          </w:tcPr>
+          <w:p>
+            <w:pPr>
+              <w:spacing w:after="0" w:before="0" w:line="276"/>
+              <w:jc w:val="left"/>
+            </w:pPr>
+            <w:r>
+              <w:rPr>
+                <w:rFonts w:ascii="Arial" w:cs="Arial" w:eastAsia="Arial" w:hAnsi="Arial"/>
+                <w:b/>
+                <w:bCs/>
+                <w:i w:val="false"/>
+                <w:iCs w:val="false"/>
+                <w:caps/>
+                <w:color w:val="2D1B69"/>
+                <w:spacing w:val="10"/>
+                <w:sz w:val="13"/>
+                <w:szCs w:val="13"/>
+              </w:rPr>
+              <w:t xml:space="preserve">Realizator / wymiar</w:t>
+            </w:r>
+          </w:p>
+        </w:tc>
+        <w:tc>
+          <w:tcPr>
+            <w:tcW w:type="dxa" w:w="1256"/>
+            <w:tcBorders>
+              <w:top w:val="single" w:color="D9D0F0" w:sz="4"/>
+              <w:left w:val="single" w:color="D9D0F0" w:sz="4"/>
+              <w:bottom w:val="single" w:color="D9D0F0" w:sz="4"/>
+              <w:right w:val="single" w:color="D9D0F0" w:sz="4"/>
+            </w:tcBorders>
+            <w:shd w:fill="EFE9F9" w:color="auto" w:val="clear"/>
+            <w:tcMar>
+              <w:top w:type="dxa" w:w="100"/>
+              <w:left w:type="dxa" w:w="140"/>
+              <w:bottom w:type="dxa" w:w="100"/>
+              <w:right w:type="dxa" w:w="120"/>
+            </w:tcMar>
+            <w:vAlign w:val="top"/>
+          </w:tcPr>
+          <w:p>
+            <w:pPr>
+              <w:spacing w:after="0" w:before="0" w:line="276"/>
+              <w:jc w:val="left"/>
+            </w:pPr>
+            <w:r>
+              <w:rPr>
+                <w:rFonts w:ascii="Arial" w:cs="Arial" w:eastAsia="Arial" w:hAnsi="Arial"/>
+                <w:b/>
+                <w:bCs/>
+                <w:i w:val="false"/>
+                <w:iCs w:val="false"/>
+                <w:caps/>
+                <w:color w:val="2D1B69"/>
+                <w:spacing w:val="10"/>
+                <w:sz w:val="13"/>
+                <w:szCs w:val="13"/>
+              </w:rPr>
+              <w:t xml:space="preserve">Status</w:t>
+            </w:r>
+          </w:p>
+        </w:tc>
+      </w:tr>
+      <w:tr>
+        <w:trPr>
+          <w:cantSplit/>
+        </w:trPr>
+        <w:tc>
+          <w:tcPr>
+            <w:tcW w:type="dxa" w:w="400"/>
+            <w:tcBorders>
+              <w:top w:val="single" w:color="E3E1EC" w:sz="4"/>
+              <w:left w:val="single" w:color="E3E1EC" w:sz="4"/>
+              <w:bottom w:val="single" w:color="E3E1EC" w:sz="4"/>
+              <w:right w:val="single" w:color="E3E1EC" w:sz="4"/>
+            </w:tcBorders>
+            <w:tcMar>
+              <w:top w:type="dxa" w:w="70"/>
+              <w:left w:type="dxa" w:w="140"/>
+              <w:bottom w:type="dxa" w:w="70"/>
+              <w:right w:type="dxa" w:w="120"/>
+            </w:tcMar>
+            <w:vAlign w:val="top"/>
+          </w:tcPr>
+          <w:p>
+            <w:pPr>
+              <w:spacing w:after="0" w:before="0" w:line="250"/>
+              <w:jc w:val="left"/>
+            </w:pPr>
+            <w:r>
+              <w:rPr>
+                <w:rFonts w:ascii="Arial" w:cs="Arial" w:eastAsia="Arial" w:hAnsi="Arial"/>
+                <w:b/>
+                <w:bCs/>
+                <w:i w:val="false"/>
+                <w:iCs w:val="false"/>
+                <w:caps w:val="false"/>
+                <w:color w:val="E74509"/>
+                <w:sz w:val="15"/>
+                <w:szCs w:val="15"/>
+              </w:rPr>
+              <w:t xml:space="preserve">1</w:t>
+            </w:r>
+          </w:p>
+        </w:tc>
+        <w:tc>
+          <w:tcPr>
+            <w:tcW w:type="dxa" w:w="2550"/>
+            <w:tcBorders>
+              <w:top w:val="single" w:color="E3E1EC" w:sz="4"/>
+              <w:left w:val="single" w:color="E3E1EC" w:sz="4"/>
+              <w:bottom w:val="single" w:color="E3E1EC" w:sz="4"/>
+              <w:right w:val="single" w:color="E3E1EC" w:sz="4"/>
+            </w:tcBorders>
+            <w:tcMar>
+              <w:top w:type="dxa" w:w="70"/>
+              <w:left w:type="dxa" w:w="140"/>
+              <w:bottom w:type="dxa" w:w="70"/>
+              <w:right w:type="dxa" w:w="120"/>
+            </w:tcMar>
+            <w:vAlign w:val="top"/>
+          </w:tcPr>
+          <w:p>
+            <w:pPr>
+              <w:spacing w:after="0" w:before="0" w:line="250"/>
+              <w:jc w:val="left"/>
+            </w:pPr>
+            <w:r>
+              <w:rPr>
+                <w:rFonts w:ascii="Arial" w:cs="Arial" w:eastAsia="Arial" w:hAnsi="Arial"/>
+                <w:b/>
+                <w:bCs/>
+                <w:i w:val="false"/>
+                <w:iCs w:val="false"/>
+                <w:caps w:val="false"/>
+                <w:color w:val="1A1530"/>
+                <w:sz w:val="15"/>
+                <w:szCs w:val="15"/>
+              </w:rPr>
+              <w:t xml:space="preserve">Zajęcia rewalidacyjne rozwijające kompetencje społeczno-komunikacyjne (2 godz. tyg.)</w:t>
+            </w:r>
+          </w:p>
+        </w:tc>
+        <w:tc>
+          <w:tcPr>
+            <w:tcW w:type="dxa" w:w="3500"/>
+            <w:tcBorders>
+              <w:top w:val="single" w:color="E3E1EC" w:sz="4"/>
+              <w:left w:val="single" w:color="E3E1EC" w:sz="4"/>
+              <w:bottom w:val="single" w:color="E3E1EC" w:sz="4"/>
+              <w:right w:val="single" w:color="E3E1EC" w:sz="4"/>
+            </w:tcBorders>
+            <w:tcMar>
+              <w:top w:type="dxa" w:w="70"/>
+              <w:left w:type="dxa" w:w="140"/>
+              <w:bottom w:type="dxa" w:w="70"/>
+              <w:right w:type="dxa" w:w="120"/>
+            </w:tcMar>
+            <w:vAlign w:val="top"/>
+          </w:tcPr>
+          <w:p>
+            <w:pPr>
+              <w:spacing w:after="0" w:before="0" w:line="250"/>
+              <w:jc w:val="left"/>
+            </w:pPr>
+            <w:r>
+              <w:rPr>
+                <w:rFonts w:ascii="Arial" w:cs="Arial" w:eastAsia="Arial" w:hAnsi="Arial"/>
+                <w:b w:val="false"/>
+                <w:bCs w:val="false"/>
+                <w:i w:val="false"/>
+                <w:iCs w:val="false"/>
+                <w:caps w:val="false"/>
+                <w:color w:val="1A1530"/>
+                <w:sz w:val="15"/>
+                <w:szCs w:val="15"/>
+              </w:rPr>
+              <w:t xml:space="preserve">Rewalidacja indywidualna 2 × 30 min tygodniowo: trening komunikacji funkcjonalnej, rozpoznawanie emocji, historyjki społeczne; zadania generalizowane w grupie.</w:t>
+            </w:r>
+          </w:p>
+        </w:tc>
+        <w:tc>
+          <w:tcPr>
+            <w:tcW w:type="dxa" w:w="2200"/>
+            <w:tcBorders>
+              <w:top w:val="single" w:color="E3E1EC" w:sz="4"/>
+              <w:left w:val="single" w:color="E3E1EC" w:sz="4"/>
+              <w:bottom w:val="single" w:color="E3E1EC" w:sz="4"/>
+              <w:right w:val="single" w:color="E3E1EC" w:sz="4"/>
+            </w:tcBorders>
+            <w:tcMar>
+              <w:top w:type="dxa" w:w="70"/>
+              <w:left w:type="dxa" w:w="140"/>
+              <w:bottom w:type="dxa" w:w="70"/>
+              <w:right w:type="dxa" w:w="120"/>
+            </w:tcMar>
+            <w:vAlign w:val="top"/>
+          </w:tcPr>
+          <w:p>
+            <w:pPr>
+              <w:spacing w:after="0" w:before="0" w:line="250"/>
+              <w:jc w:val="left"/>
+            </w:pPr>
+            <w:r>
+              <w:rPr>
+                <w:rFonts w:ascii="Arial" w:cs="Arial" w:eastAsia="Arial" w:hAnsi="Arial"/>
+                <w:b/>
+                <w:bCs/>
+                <w:i w:val="false"/>
+                <w:iCs w:val="false"/>
+                <w:caps w:val="false"/>
+                <w:color w:val="2D1B69"/>
+                <w:sz w:val="15"/>
+                <w:szCs w:val="15"/>
+              </w:rPr>
+              <w:t xml:space="preserve">Pedagog specjalny · 2 × 30 min / tydz.</w:t>
+            </w:r>
+          </w:p>
+        </w:tc>
+        <w:tc>
+          <w:tcPr>
+            <w:tcW w:type="dxa" w:w="1256"/>
+            <w:tcBorders>
+              <w:top w:val="single" w:color="E3E1EC" w:sz="4"/>
+              <w:left w:val="single" w:color="E3E1EC" w:sz="4"/>
+              <w:bottom w:val="single" w:color="E3E1EC" w:sz="4"/>
+              <w:right w:val="single" w:color="E3E1EC" w:sz="4"/>
+            </w:tcBorders>
+            <w:tcMar>
+              <w:top w:type="dxa" w:w="70"/>
+              <w:left w:type="dxa" w:w="140"/>
+              <w:bottom w:type="dxa" w:w="70"/>
+              <w:right w:type="dxa" w:w="120"/>
+            </w:tcMar>
+            <w:vAlign w:val="top"/>
+          </w:tcPr>
+          <w:p>
+            <w:pPr>
+              <w:spacing w:after="0" w:before="0" w:line="220"/>
+              <w:jc w:val="left"/>
+            </w:pPr>
+            <w:r>
+              <w:rPr>
+                <w:rFonts w:ascii="Arial" w:cs="Arial" w:eastAsia="Arial" w:hAnsi="Arial"/>
+                <w:b w:val="false"/>
+                <w:bCs w:val="false"/>
+                <w:i w:val="false"/>
+                <w:iCs w:val="false"/>
+                <w:caps w:val="false"/>
+                <w:color w:val="B6A6DF"/>
+                <w:sz w:val="15"/>
+                <w:szCs w:val="15"/>
+              </w:rPr>
+              <w:t xml:space="preserve">☐ </w:t>
+            </w:r>
+            <w:r>
+              <w:rPr>
+                <w:rFonts w:ascii="Arial" w:cs="Arial" w:eastAsia="Arial" w:hAnsi="Arial"/>
+                <w:b w:val="false"/>
+                <w:bCs w:val="false"/>
+                <w:i w:val="false"/>
+                <w:iCs w:val="false"/>
+                <w:caps w:val="false"/>
+                <w:color w:val="6B6378"/>
+                <w:sz w:val="12"/>
+                <w:szCs w:val="12"/>
+              </w:rPr>
+              <w:t xml:space="preserve">wdrożone</w:t>
+            </w:r>
+          </w:p>
+          <w:p>
+            <w:pPr>
+              <w:spacing w:after="0" w:before="0" w:line="220"/>
+              <w:jc w:val="left"/>
+            </w:pPr>
+            <w:r>
+              <w:rPr>
+                <w:rFonts w:ascii="Arial" w:cs="Arial" w:eastAsia="Arial" w:hAnsi="Arial"/>
+                <w:b w:val="false"/>
+                <w:bCs w:val="false"/>
+                <w:i w:val="false"/>
+                <w:iCs w:val="false"/>
+                <w:caps w:val="false"/>
+                <w:color w:val="B6A6DF"/>
+                <w:sz w:val="15"/>
+                <w:szCs w:val="15"/>
+              </w:rPr>
+              <w:t xml:space="preserve">☐ </w:t>
+            </w:r>
+            <w:r>
+              <w:rPr>
+                <w:rFonts w:ascii="Arial" w:cs="Arial" w:eastAsia="Arial" w:hAnsi="Arial"/>
+                <w:b w:val="false"/>
+                <w:bCs w:val="false"/>
+                <w:i w:val="false"/>
+                <w:iCs w:val="false"/>
+                <w:caps w:val="false"/>
+                <w:color w:val="6B6378"/>
+                <w:sz w:val="12"/>
+                <w:szCs w:val="12"/>
+              </w:rPr>
+              <w:t xml:space="preserve">w trakcie</w:t>
+            </w:r>
+          </w:p>
+          <w:p>
+            <w:pPr>
+              <w:spacing w:after="0" w:before="0" w:line="220"/>
+              <w:jc w:val="left"/>
+            </w:pPr>
+            <w:r>
+              <w:rPr>
+                <w:rFonts w:ascii="Arial" w:cs="Arial" w:eastAsia="Arial" w:hAnsi="Arial"/>
+                <w:b w:val="false"/>
+                <w:bCs w:val="false"/>
+                <w:i w:val="false"/>
+                <w:iCs w:val="false"/>
+                <w:caps w:val="false"/>
+                <w:color w:val="B6A6DF"/>
+                <w:sz w:val="15"/>
+                <w:szCs w:val="15"/>
+              </w:rPr>
+              <w:t xml:space="preserve">☐ </w:t>
+            </w:r>
+            <w:r>
+              <w:rPr>
+                <w:rFonts w:ascii="Arial" w:cs="Arial" w:eastAsia="Arial" w:hAnsi="Arial"/>
+                <w:b w:val="false"/>
+                <w:bCs w:val="false"/>
+                <w:i w:val="false"/>
+                <w:iCs w:val="false"/>
+                <w:caps w:val="false"/>
+                <w:color w:val="6B6378"/>
+                <w:sz w:val="12"/>
+                <w:szCs w:val="12"/>
+              </w:rPr>
+              <w:t xml:space="preserve">planowane</w:t>
+            </w:r>
+          </w:p>
+        </w:tc>
+      </w:tr>
+      <w:tr>
+        <w:trPr>
+          <w:cantSplit/>
+        </w:trPr>
+        <w:tc>
+          <w:tcPr>
+            <w:tcW w:type="dxa" w:w="400"/>
+            <w:tcBorders>
+              <w:top w:val="single" w:color="E3E1EC" w:sz="4"/>
+              <w:left w:val="single" w:color="E3E1EC" w:sz="4"/>
+              <w:bottom w:val="single" w:color="E3E1EC" w:sz="4"/>
+              <w:right w:val="single" w:color="E3E1EC" w:sz="4"/>
+            </w:tcBorders>
+            <w:tcMar>
+              <w:top w:type="dxa" w:w="70"/>
+              <w:left w:type="dxa" w:w="140"/>
+              <w:bottom w:type="dxa" w:w="70"/>
+              <w:right w:type="dxa" w:w="120"/>
+            </w:tcMar>
+            <w:vAlign w:val="top"/>
+          </w:tcPr>
+          <w:p>
+            <w:pPr>
+              <w:spacing w:after="0" w:before="0" w:line="250"/>
+              <w:jc w:val="left"/>
+            </w:pPr>
+            <w:r>
+              <w:rPr>
+                <w:rFonts w:ascii="Arial" w:cs="Arial" w:eastAsia="Arial" w:hAnsi="Arial"/>
+                <w:b/>
+                <w:bCs/>
+                <w:i w:val="false"/>
+                <w:iCs w:val="false"/>
+                <w:caps w:val="false"/>
+                <w:color w:val="E74509"/>
+                <w:sz w:val="15"/>
+                <w:szCs w:val="15"/>
+              </w:rPr>
+              <w:t xml:space="preserve">2</w:t>
+            </w:r>
+          </w:p>
+        </w:tc>
+        <w:tc>
+          <w:tcPr>
+            <w:tcW w:type="dxa" w:w="2550"/>
+            <w:tcBorders>
+              <w:top w:val="single" w:color="E3E1EC" w:sz="4"/>
+              <w:left w:val="single" w:color="E3E1EC" w:sz="4"/>
+              <w:bottom w:val="single" w:color="E3E1EC" w:sz="4"/>
+              <w:right w:val="single" w:color="E3E1EC" w:sz="4"/>
+            </w:tcBorders>
+            <w:tcMar>
+              <w:top w:type="dxa" w:w="70"/>
+              <w:left w:type="dxa" w:w="140"/>
+              <w:bottom w:type="dxa" w:w="70"/>
+              <w:right w:type="dxa" w:w="120"/>
+            </w:tcMar>
+            <w:vAlign w:val="top"/>
+          </w:tcPr>
+          <w:p>
+            <w:pPr>
+              <w:spacing w:after="0" w:before="0" w:line="250"/>
+              <w:jc w:val="left"/>
+            </w:pPr>
+            <w:r>
+              <w:rPr>
+                <w:rFonts w:ascii="Arial" w:cs="Arial" w:eastAsia="Arial" w:hAnsi="Arial"/>
+                <w:b/>
+                <w:bCs/>
+                <w:i w:val="false"/>
+                <w:iCs w:val="false"/>
+                <w:caps w:val="false"/>
+                <w:color w:val="1A1530"/>
+                <w:sz w:val="15"/>
+                <w:szCs w:val="15"/>
+              </w:rPr>
+              <w:t xml:space="preserve">Terapia logopedyczna z elementami komunikacji wspomagającej (AAC)</w:t>
+            </w:r>
+          </w:p>
+        </w:tc>
+        <w:tc>
+          <w:tcPr>
+            <w:tcW w:type="dxa" w:w="3500"/>
+            <w:tcBorders>
+              <w:top w:val="single" w:color="E3E1EC" w:sz="4"/>
+              <w:left w:val="single" w:color="E3E1EC" w:sz="4"/>
+              <w:bottom w:val="single" w:color="E3E1EC" w:sz="4"/>
+              <w:right w:val="single" w:color="E3E1EC" w:sz="4"/>
+            </w:tcBorders>
+            <w:tcMar>
+              <w:top w:type="dxa" w:w="70"/>
+              <w:left w:type="dxa" w:w="140"/>
+              <w:bottom w:type="dxa" w:w="70"/>
+              <w:right w:type="dxa" w:w="120"/>
+            </w:tcMar>
+            <w:vAlign w:val="top"/>
+          </w:tcPr>
+          <w:p>
+            <w:pPr>
+              <w:spacing w:after="0" w:before="0" w:line="250"/>
+              <w:jc w:val="left"/>
+            </w:pPr>
+            <w:r>
+              <w:rPr>
+                <w:rFonts w:ascii="Arial" w:cs="Arial" w:eastAsia="Arial" w:hAnsi="Arial"/>
+                <w:b w:val="false"/>
+                <w:bCs w:val="false"/>
+                <w:i w:val="false"/>
+                <w:iCs w:val="false"/>
+                <w:caps w:val="false"/>
+                <w:color w:val="1A1530"/>
+                <w:sz w:val="15"/>
+                <w:szCs w:val="15"/>
+              </w:rPr>
+              <w:t xml:space="preserve">Indywidualne zajęcia logopedyczne; wdrożenie tablic wyboru i skryptów dialogowych w sali; szkolenie kadry z obsługi pomocy AAC.</w:t>
+            </w:r>
+          </w:p>
+        </w:tc>
+        <w:tc>
+          <w:tcPr>
+            <w:tcW w:type="dxa" w:w="2200"/>
+            <w:tcBorders>
+              <w:top w:val="single" w:color="E3E1EC" w:sz="4"/>
+              <w:left w:val="single" w:color="E3E1EC" w:sz="4"/>
+              <w:bottom w:val="single" w:color="E3E1EC" w:sz="4"/>
+              <w:right w:val="single" w:color="E3E1EC" w:sz="4"/>
+            </w:tcBorders>
+            <w:tcMar>
+              <w:top w:type="dxa" w:w="70"/>
+              <w:left w:type="dxa" w:w="140"/>
+              <w:bottom w:type="dxa" w:w="70"/>
+              <w:right w:type="dxa" w:w="120"/>
+            </w:tcMar>
+            <w:vAlign w:val="top"/>
+          </w:tcPr>
+          <w:p>
+            <w:pPr>
+              <w:spacing w:after="0" w:before="0" w:line="250"/>
+              <w:jc w:val="left"/>
+            </w:pPr>
+            <w:r>
+              <w:rPr>
+                <w:rFonts w:ascii="Arial" w:cs="Arial" w:eastAsia="Arial" w:hAnsi="Arial"/>
+                <w:b/>
+                <w:bCs/>
+                <w:i w:val="false"/>
+                <w:iCs w:val="false"/>
+                <w:caps w:val="false"/>
+                <w:color w:val="2D1B69"/>
+                <w:sz w:val="15"/>
+                <w:szCs w:val="15"/>
+              </w:rPr>
+              <w:t xml:space="preserve">Logopeda / neurologopeda · 1 × 30 min / tydz.</w:t>
+            </w:r>
+          </w:p>
+        </w:tc>
+        <w:tc>
+          <w:tcPr>
+            <w:tcW w:type="dxa" w:w="1256"/>
+            <w:tcBorders>
+              <w:top w:val="single" w:color="E3E1EC" w:sz="4"/>
+              <w:left w:val="single" w:color="E3E1EC" w:sz="4"/>
+              <w:bottom w:val="single" w:color="E3E1EC" w:sz="4"/>
+              <w:right w:val="single" w:color="E3E1EC" w:sz="4"/>
+            </w:tcBorders>
+            <w:tcMar>
+              <w:top w:type="dxa" w:w="70"/>
+              <w:left w:type="dxa" w:w="140"/>
+              <w:bottom w:type="dxa" w:w="70"/>
+              <w:right w:type="dxa" w:w="120"/>
+            </w:tcMar>
+            <w:vAlign w:val="top"/>
+          </w:tcPr>
+          <w:p>
+            <w:pPr>
+              <w:spacing w:after="0" w:before="0" w:line="220"/>
+              <w:jc w:val="left"/>
+            </w:pPr>
+            <w:r>
+              <w:rPr>
+                <w:rFonts w:ascii="Arial" w:cs="Arial" w:eastAsia="Arial" w:hAnsi="Arial"/>
+                <w:b w:val="false"/>
+                <w:bCs w:val="false"/>
+                <w:i w:val="false"/>
+                <w:iCs w:val="false"/>
+                <w:caps w:val="false"/>
+                <w:color w:val="B6A6DF"/>
+                <w:sz w:val="15"/>
+                <w:szCs w:val="15"/>
+              </w:rPr>
+              <w:t xml:space="preserve">☐ </w:t>
+            </w:r>
+            <w:r>
+              <w:rPr>
+                <w:rFonts w:ascii="Arial" w:cs="Arial" w:eastAsia="Arial" w:hAnsi="Arial"/>
+                <w:b w:val="false"/>
+                <w:bCs w:val="false"/>
+                <w:i w:val="false"/>
+                <w:iCs w:val="false"/>
+                <w:caps w:val="false"/>
+                <w:color w:val="6B6378"/>
+                <w:sz w:val="12"/>
+                <w:szCs w:val="12"/>
+              </w:rPr>
+              <w:t xml:space="preserve">wdrożone</w:t>
+            </w:r>
+          </w:p>
+          <w:p>
+            <w:pPr>
+              <w:spacing w:after="0" w:before="0" w:line="220"/>
+              <w:jc w:val="left"/>
+            </w:pPr>
+            <w:r>
+              <w:rPr>
+                <w:rFonts w:ascii="Arial" w:cs="Arial" w:eastAsia="Arial" w:hAnsi="Arial"/>
+                <w:b w:val="false"/>
+                <w:bCs w:val="false"/>
+                <w:i w:val="false"/>
+                <w:iCs w:val="false"/>
+                <w:caps w:val="false"/>
+                <w:color w:val="B6A6DF"/>
+                <w:sz w:val="15"/>
+                <w:szCs w:val="15"/>
+              </w:rPr>
+              <w:t xml:space="preserve">☐ </w:t>
+            </w:r>
+            <w:r>
+              <w:rPr>
+                <w:rFonts w:ascii="Arial" w:cs="Arial" w:eastAsia="Arial" w:hAnsi="Arial"/>
+                <w:b w:val="false"/>
+                <w:bCs w:val="false"/>
+                <w:i w:val="false"/>
+                <w:iCs w:val="false"/>
+                <w:caps w:val="false"/>
+                <w:color w:val="6B6378"/>
+                <w:sz w:val="12"/>
+                <w:szCs w:val="12"/>
+              </w:rPr>
+              <w:t xml:space="preserve">w trakcie</w:t>
+            </w:r>
+          </w:p>
+          <w:p>
+            <w:pPr>
+              <w:spacing w:after="0" w:before="0" w:line="220"/>
+              <w:jc w:val="left"/>
+            </w:pPr>
+            <w:r>
+              <w:rPr>
+                <w:rFonts w:ascii="Arial" w:cs="Arial" w:eastAsia="Arial" w:hAnsi="Arial"/>
+                <w:b w:val="false"/>
+                <w:bCs w:val="false"/>
+                <w:i w:val="false"/>
+                <w:iCs w:val="false"/>
+                <w:caps w:val="false"/>
+                <w:color w:val="B6A6DF"/>
+                <w:sz w:val="15"/>
+                <w:szCs w:val="15"/>
+              </w:rPr>
+              <w:t xml:space="preserve">☐ </w:t>
+            </w:r>
+            <w:r>
+              <w:rPr>
+                <w:rFonts w:ascii="Arial" w:cs="Arial" w:eastAsia="Arial" w:hAnsi="Arial"/>
+                <w:b w:val="false"/>
+                <w:bCs w:val="false"/>
+                <w:i w:val="false"/>
+                <w:iCs w:val="false"/>
+                <w:caps w:val="false"/>
+                <w:color w:val="6B6378"/>
+                <w:sz w:val="12"/>
+                <w:szCs w:val="12"/>
+              </w:rPr>
+              <w:t xml:space="preserve">planowane</w:t>
+            </w:r>
+          </w:p>
+        </w:tc>
+      </w:tr>
+      <w:tr>
+        <w:trPr>
+          <w:cantSplit/>
+        </w:trPr>
+        <w:tc>
+          <w:tcPr>
+            <w:tcW w:type="dxa" w:w="400"/>
+            <w:tcBorders>
+              <w:top w:val="single" w:color="E3E1EC" w:sz="4"/>
+              <w:left w:val="single" w:color="E3E1EC" w:sz="4"/>
+              <w:bottom w:val="single" w:color="E3E1EC" w:sz="4"/>
+              <w:right w:val="single" w:color="E3E1EC" w:sz="4"/>
+            </w:tcBorders>
+            <w:tcMar>
+              <w:top w:type="dxa" w:w="70"/>
+              <w:left w:type="dxa" w:w="140"/>
+              <w:bottom w:type="dxa" w:w="70"/>
+              <w:right w:type="dxa" w:w="120"/>
+            </w:tcMar>
+            <w:vAlign w:val="top"/>
+          </w:tcPr>
+          <w:p>
+            <w:pPr>
+              <w:spacing w:after="0" w:before="0" w:line="250"/>
+              <w:jc w:val="left"/>
+            </w:pPr>
+            <w:r>
+              <w:rPr>
+                <w:rFonts w:ascii="Arial" w:cs="Arial" w:eastAsia="Arial" w:hAnsi="Arial"/>
+                <w:b/>
+                <w:bCs/>
+                <w:i w:val="false"/>
+                <w:iCs w:val="false"/>
+                <w:caps w:val="false"/>
+                <w:color w:val="E74509"/>
+                <w:sz w:val="15"/>
+                <w:szCs w:val="15"/>
+              </w:rPr>
+              <w:t xml:space="preserve">3</w:t>
+            </w:r>
+          </w:p>
+        </w:tc>
+        <w:tc>
+          <w:tcPr>
+            <w:tcW w:type="dxa" w:w="2550"/>
+            <w:tcBorders>
+              <w:top w:val="single" w:color="E3E1EC" w:sz="4"/>
+              <w:left w:val="single" w:color="E3E1EC" w:sz="4"/>
+              <w:bottom w:val="single" w:color="E3E1EC" w:sz="4"/>
+              <w:right w:val="single" w:color="E3E1EC" w:sz="4"/>
+            </w:tcBorders>
+            <w:tcMar>
+              <w:top w:type="dxa" w:w="70"/>
+              <w:left w:type="dxa" w:w="140"/>
+              <w:bottom w:type="dxa" w:w="70"/>
+              <w:right w:type="dxa" w:w="120"/>
+            </w:tcMar>
+            <w:vAlign w:val="top"/>
+          </w:tcPr>
+          <w:p>
+            <w:pPr>
+              <w:spacing w:after="0" w:before="0" w:line="250"/>
+              <w:jc w:val="left"/>
+            </w:pPr>
+            <w:r>
+              <w:rPr>
+                <w:rFonts w:ascii="Arial" w:cs="Arial" w:eastAsia="Arial" w:hAnsi="Arial"/>
+                <w:b/>
+                <w:bCs/>
+                <w:i w:val="false"/>
+                <w:iCs w:val="false"/>
+                <w:caps w:val="false"/>
+                <w:color w:val="1A1530"/>
+                <w:sz w:val="15"/>
+                <w:szCs w:val="15"/>
+              </w:rPr>
+              <w:t xml:space="preserve">Terapia integracji sensorycznej i dieta sensoryczna w ciągu dnia</w:t>
+            </w:r>
+          </w:p>
+        </w:tc>
+        <w:tc>
+          <w:tcPr>
+            <w:tcW w:type="dxa" w:w="3500"/>
+            <w:tcBorders>
+              <w:top w:val="single" w:color="E3E1EC" w:sz="4"/>
+              <w:left w:val="single" w:color="E3E1EC" w:sz="4"/>
+              <w:bottom w:val="single" w:color="E3E1EC" w:sz="4"/>
+              <w:right w:val="single" w:color="E3E1EC" w:sz="4"/>
+            </w:tcBorders>
+            <w:tcMar>
+              <w:top w:type="dxa" w:w="70"/>
+              <w:left w:type="dxa" w:w="140"/>
+              <w:bottom w:type="dxa" w:w="70"/>
+              <w:right w:type="dxa" w:w="120"/>
+            </w:tcMar>
+            <w:vAlign w:val="top"/>
+          </w:tcPr>
+          <w:p>
+            <w:pPr>
+              <w:spacing w:after="0" w:before="0" w:line="250"/>
+              <w:jc w:val="left"/>
+            </w:pPr>
+            <w:r>
+              <w:rPr>
+                <w:rFonts w:ascii="Arial" w:cs="Arial" w:eastAsia="Arial" w:hAnsi="Arial"/>
+                <w:b w:val="false"/>
+                <w:bCs w:val="false"/>
+                <w:i w:val="false"/>
+                <w:iCs w:val="false"/>
+                <w:caps w:val="false"/>
+                <w:color w:val="1A1530"/>
+                <w:sz w:val="15"/>
+                <w:szCs w:val="15"/>
+              </w:rPr>
+              <w:t xml:space="preserve">Zajęcia SI na sali gimnastycznej; przerwy sensoryczne wpisane w plan dnia; słuchawki wygłuszające; strefa wyciszenia w sali.</w:t>
+            </w:r>
+          </w:p>
+        </w:tc>
+        <w:tc>
+          <w:tcPr>
+            <w:tcW w:type="dxa" w:w="2200"/>
+            <w:tcBorders>
+              <w:top w:val="single" w:color="E3E1EC" w:sz="4"/>
+              <w:left w:val="single" w:color="E3E1EC" w:sz="4"/>
+              <w:bottom w:val="single" w:color="E3E1EC" w:sz="4"/>
+              <w:right w:val="single" w:color="E3E1EC" w:sz="4"/>
+            </w:tcBorders>
+            <w:tcMar>
+              <w:top w:type="dxa" w:w="70"/>
+              <w:left w:type="dxa" w:w="140"/>
+              <w:bottom w:type="dxa" w:w="70"/>
+              <w:right w:type="dxa" w:w="120"/>
+            </w:tcMar>
+            <w:vAlign w:val="top"/>
+          </w:tcPr>
+          <w:p>
+            <w:pPr>
+              <w:spacing w:after="0" w:before="0" w:line="250"/>
+              <w:jc w:val="left"/>
+            </w:pPr>
+            <w:r>
+              <w:rPr>
+                <w:rFonts w:ascii="Arial" w:cs="Arial" w:eastAsia="Arial" w:hAnsi="Arial"/>
+                <w:b/>
+                <w:bCs/>
+                <w:i w:val="false"/>
+                <w:iCs w:val="false"/>
+                <w:caps w:val="false"/>
+                <w:color w:val="2D1B69"/>
+                <w:sz w:val="15"/>
+                <w:szCs w:val="15"/>
+              </w:rPr>
+              <w:t xml:space="preserve">Terapeuta SI · 1 × 45 min / tydz.; nauczyciele codziennie</w:t>
+            </w:r>
+          </w:p>
+        </w:tc>
+        <w:tc>
+          <w:tcPr>
+            <w:tcW w:type="dxa" w:w="1256"/>
+            <w:tcBorders>
+              <w:top w:val="single" w:color="E3E1EC" w:sz="4"/>
+              <w:left w:val="single" w:color="E3E1EC" w:sz="4"/>
+              <w:bottom w:val="single" w:color="E3E1EC" w:sz="4"/>
+              <w:right w:val="single" w:color="E3E1EC" w:sz="4"/>
+            </w:tcBorders>
+            <w:tcMar>
+              <w:top w:type="dxa" w:w="70"/>
+              <w:left w:type="dxa" w:w="140"/>
+              <w:bottom w:type="dxa" w:w="70"/>
+              <w:right w:type="dxa" w:w="120"/>
+            </w:tcMar>
+            <w:vAlign w:val="top"/>
+          </w:tcPr>
+          <w:p>
+            <w:pPr>
+              <w:spacing w:after="0" w:before="0" w:line="220"/>
+              <w:jc w:val="left"/>
+            </w:pPr>
+            <w:r>
+              <w:rPr>
+                <w:rFonts w:ascii="Arial" w:cs="Arial" w:eastAsia="Arial" w:hAnsi="Arial"/>
+                <w:b w:val="false"/>
+                <w:bCs w:val="false"/>
+                <w:i w:val="false"/>
+                <w:iCs w:val="false"/>
+                <w:caps w:val="false"/>
+                <w:color w:val="B6A6DF"/>
+                <w:sz w:val="15"/>
+                <w:szCs w:val="15"/>
+              </w:rPr>
+              <w:t xml:space="preserve">☐ </w:t>
+            </w:r>
+            <w:r>
+              <w:rPr>
+                <w:rFonts w:ascii="Arial" w:cs="Arial" w:eastAsia="Arial" w:hAnsi="Arial"/>
+                <w:b w:val="false"/>
+                <w:bCs w:val="false"/>
+                <w:i w:val="false"/>
+                <w:iCs w:val="false"/>
+                <w:caps w:val="false"/>
+                <w:color w:val="6B6378"/>
+                <w:sz w:val="12"/>
+                <w:szCs w:val="12"/>
+              </w:rPr>
+              <w:t xml:space="preserve">wdrożone</w:t>
+            </w:r>
+          </w:p>
+          <w:p>
+            <w:pPr>
+              <w:spacing w:after="0" w:before="0" w:line="220"/>
+              <w:jc w:val="left"/>
+            </w:pPr>
+            <w:r>
+              <w:rPr>
+                <w:rFonts w:ascii="Arial" w:cs="Arial" w:eastAsia="Arial" w:hAnsi="Arial"/>
+                <w:b w:val="false"/>
+                <w:bCs w:val="false"/>
+                <w:i w:val="false"/>
+                <w:iCs w:val="false"/>
+                <w:caps w:val="false"/>
+                <w:color w:val="B6A6DF"/>
+                <w:sz w:val="15"/>
+                <w:szCs w:val="15"/>
+              </w:rPr>
+              <w:t xml:space="preserve">☐ </w:t>
+            </w:r>
+            <w:r>
+              <w:rPr>
+                <w:rFonts w:ascii="Arial" w:cs="Arial" w:eastAsia="Arial" w:hAnsi="Arial"/>
+                <w:b w:val="false"/>
+                <w:bCs w:val="false"/>
+                <w:i w:val="false"/>
+                <w:iCs w:val="false"/>
+                <w:caps w:val="false"/>
+                <w:color w:val="6B6378"/>
+                <w:sz w:val="12"/>
+                <w:szCs w:val="12"/>
+              </w:rPr>
+              <w:t xml:space="preserve">w trakcie</w:t>
+            </w:r>
+          </w:p>
+          <w:p>
+            <w:pPr>
+              <w:spacing w:after="0" w:before="0" w:line="220"/>
+              <w:jc w:val="left"/>
+            </w:pPr>
+            <w:r>
+              <w:rPr>
+                <w:rFonts w:ascii="Arial" w:cs="Arial" w:eastAsia="Arial" w:hAnsi="Arial"/>
+                <w:b w:val="false"/>
+                <w:bCs w:val="false"/>
+                <w:i w:val="false"/>
+                <w:iCs w:val="false"/>
+                <w:caps w:val="false"/>
+                <w:color w:val="B6A6DF"/>
+                <w:sz w:val="15"/>
+                <w:szCs w:val="15"/>
+              </w:rPr>
+              <w:t xml:space="preserve">☐ </w:t>
+            </w:r>
+            <w:r>
+              <w:rPr>
+                <w:rFonts w:ascii="Arial" w:cs="Arial" w:eastAsia="Arial" w:hAnsi="Arial"/>
+                <w:b w:val="false"/>
+                <w:bCs w:val="false"/>
+                <w:i w:val="false"/>
+                <w:iCs w:val="false"/>
+                <w:caps w:val="false"/>
+                <w:color w:val="6B6378"/>
+                <w:sz w:val="12"/>
+                <w:szCs w:val="12"/>
+              </w:rPr>
+              <w:t xml:space="preserve">planowane</w:t>
+            </w:r>
+          </w:p>
+        </w:tc>
+      </w:tr>
+      <w:tr>
+        <w:trPr>
+          <w:cantSplit/>
+        </w:trPr>
+        <w:tc>
+          <w:tcPr>
+            <w:tcW w:type="dxa" w:w="400"/>
+            <w:tcBorders>
+              <w:top w:val="single" w:color="E3E1EC" w:sz="4"/>
+              <w:left w:val="single" w:color="E3E1EC" w:sz="4"/>
+              <w:bottom w:val="single" w:color="E3E1EC" w:sz="4"/>
+              <w:right w:val="single" w:color="E3E1EC" w:sz="4"/>
+            </w:tcBorders>
+            <w:tcMar>
+              <w:top w:type="dxa" w:w="70"/>
+              <w:left w:type="dxa" w:w="140"/>
+              <w:bottom w:type="dxa" w:w="70"/>
+              <w:right w:type="dxa" w:w="120"/>
+            </w:tcMar>
+            <w:vAlign w:val="top"/>
+          </w:tcPr>
+          <w:p>
+            <w:pPr>
+              <w:spacing w:after="0" w:before="0" w:line="250"/>
+              <w:jc w:val="left"/>
+            </w:pPr>
+            <w:r>
+              <w:rPr>
+                <w:rFonts w:ascii="Arial" w:cs="Arial" w:eastAsia="Arial" w:hAnsi="Arial"/>
+                <w:b/>
+                <w:bCs/>
+                <w:i w:val="false"/>
+                <w:iCs w:val="false"/>
+                <w:caps w:val="false"/>
+                <w:color w:val="E74509"/>
+                <w:sz w:val="15"/>
+                <w:szCs w:val="15"/>
+              </w:rPr>
+              <w:t xml:space="preserve">4</w:t>
+            </w:r>
+          </w:p>
+        </w:tc>
+        <w:tc>
+          <w:tcPr>
+            <w:tcW w:type="dxa" w:w="2550"/>
+            <w:tcBorders>
+              <w:top w:val="single" w:color="E3E1EC" w:sz="4"/>
+              <w:left w:val="single" w:color="E3E1EC" w:sz="4"/>
+              <w:bottom w:val="single" w:color="E3E1EC" w:sz="4"/>
+              <w:right w:val="single" w:color="E3E1EC" w:sz="4"/>
+            </w:tcBorders>
+            <w:tcMar>
+              <w:top w:type="dxa" w:w="70"/>
+              <w:left w:type="dxa" w:w="140"/>
+              <w:bottom w:type="dxa" w:w="70"/>
+              <w:right w:type="dxa" w:w="120"/>
+            </w:tcMar>
+            <w:vAlign w:val="top"/>
+          </w:tcPr>
+          <w:p>
+            <w:pPr>
+              <w:spacing w:after="0" w:before="0" w:line="250"/>
+              <w:jc w:val="left"/>
+            </w:pPr>
+            <w:r>
+              <w:rPr>
+                <w:rFonts w:ascii="Arial" w:cs="Arial" w:eastAsia="Arial" w:hAnsi="Arial"/>
+                <w:b/>
+                <w:bCs/>
+                <w:i w:val="false"/>
+                <w:iCs w:val="false"/>
+                <w:caps w:val="false"/>
+                <w:color w:val="1A1530"/>
+                <w:sz w:val="15"/>
+                <w:szCs w:val="15"/>
+              </w:rPr>
+              <w:t xml:space="preserve">Wsparcie nauczyciela współorganizującego kształcenie</w:t>
+            </w:r>
+          </w:p>
+        </w:tc>
+        <w:tc>
+          <w:tcPr>
+            <w:tcW w:type="dxa" w:w="3500"/>
+            <w:tcBorders>
+              <w:top w:val="single" w:color="E3E1EC" w:sz="4"/>
+              <w:left w:val="single" w:color="E3E1EC" w:sz="4"/>
+              <w:bottom w:val="single" w:color="E3E1EC" w:sz="4"/>
+              <w:right w:val="single" w:color="E3E1EC" w:sz="4"/>
+            </w:tcBorders>
+            <w:tcMar>
+              <w:top w:type="dxa" w:w="70"/>
+              <w:left w:type="dxa" w:w="140"/>
+              <w:bottom w:type="dxa" w:w="70"/>
+              <w:right w:type="dxa" w:w="120"/>
+            </w:tcMar>
+            <w:vAlign w:val="top"/>
+          </w:tcPr>
+          <w:p>
+            <w:pPr>
+              <w:spacing w:after="0" w:before="0" w:line="250"/>
+              <w:jc w:val="left"/>
+            </w:pPr>
+            <w:r>
+              <w:rPr>
+                <w:rFonts w:ascii="Arial" w:cs="Arial" w:eastAsia="Arial" w:hAnsi="Arial"/>
+                <w:b w:val="false"/>
+                <w:bCs w:val="false"/>
+                <w:i w:val="false"/>
+                <w:iCs w:val="false"/>
+                <w:caps w:val="false"/>
+                <w:color w:val="1A1530"/>
+                <w:sz w:val="15"/>
+                <w:szCs w:val="15"/>
+              </w:rPr>
+              <w:t xml:space="preserve">Obecność nauczyciela współorganizującego w czasie zajęć kierowanych i przejść między aktywnościami; pomoc w dekodowaniu poleceń.</w:t>
+            </w:r>
+          </w:p>
+        </w:tc>
+        <w:tc>
+          <w:tcPr>
+            <w:tcW w:type="dxa" w:w="2200"/>
+            <w:tcBorders>
+              <w:top w:val="single" w:color="E3E1EC" w:sz="4"/>
+              <w:left w:val="single" w:color="E3E1EC" w:sz="4"/>
+              <w:bottom w:val="single" w:color="E3E1EC" w:sz="4"/>
+              <w:right w:val="single" w:color="E3E1EC" w:sz="4"/>
+            </w:tcBorders>
+            <w:tcMar>
+              <w:top w:type="dxa" w:w="70"/>
+              <w:left w:type="dxa" w:w="140"/>
+              <w:bottom w:type="dxa" w:w="70"/>
+              <w:right w:type="dxa" w:w="120"/>
+            </w:tcMar>
+            <w:vAlign w:val="top"/>
+          </w:tcPr>
+          <w:p>
+            <w:pPr>
+              <w:spacing w:after="0" w:before="0" w:line="250"/>
+              <w:jc w:val="left"/>
+            </w:pPr>
+            <w:r>
+              <w:rPr>
+                <w:rFonts w:ascii="Arial" w:cs="Arial" w:eastAsia="Arial" w:hAnsi="Arial"/>
+                <w:b/>
+                <w:bCs/>
+                <w:i w:val="false"/>
+                <w:iCs w:val="false"/>
+                <w:caps w:val="false"/>
+                <w:color w:val="2D1B69"/>
+                <w:sz w:val="15"/>
+                <w:szCs w:val="15"/>
+              </w:rPr>
+              <w:t xml:space="preserve">Nauczyciel współorganizujący · zgodnie z arkuszem organizacji</w:t>
+            </w:r>
+          </w:p>
+        </w:tc>
+        <w:tc>
+          <w:tcPr>
+            <w:tcW w:type="dxa" w:w="1256"/>
+            <w:tcBorders>
+              <w:top w:val="single" w:color="E3E1EC" w:sz="4"/>
+              <w:left w:val="single" w:color="E3E1EC" w:sz="4"/>
+              <w:bottom w:val="single" w:color="E3E1EC" w:sz="4"/>
+              <w:right w:val="single" w:color="E3E1EC" w:sz="4"/>
+            </w:tcBorders>
+            <w:tcMar>
+              <w:top w:type="dxa" w:w="70"/>
+              <w:left w:type="dxa" w:w="140"/>
+              <w:bottom w:type="dxa" w:w="70"/>
+              <w:right w:type="dxa" w:w="120"/>
+            </w:tcMar>
+            <w:vAlign w:val="top"/>
+          </w:tcPr>
+          <w:p>
+            <w:pPr>
+              <w:spacing w:after="0" w:before="0" w:line="220"/>
+              <w:jc w:val="left"/>
+            </w:pPr>
+            <w:r>
+              <w:rPr>
+                <w:rFonts w:ascii="Arial" w:cs="Arial" w:eastAsia="Arial" w:hAnsi="Arial"/>
+                <w:b w:val="false"/>
+                <w:bCs w:val="false"/>
+                <w:i w:val="false"/>
+                <w:iCs w:val="false"/>
+                <w:caps w:val="false"/>
+                <w:color w:val="B6A6DF"/>
+                <w:sz w:val="15"/>
+                <w:szCs w:val="15"/>
+              </w:rPr>
+              <w:t xml:space="preserve">☐ </w:t>
+            </w:r>
+            <w:r>
+              <w:rPr>
+                <w:rFonts w:ascii="Arial" w:cs="Arial" w:eastAsia="Arial" w:hAnsi="Arial"/>
+                <w:b w:val="false"/>
+                <w:bCs w:val="false"/>
+                <w:i w:val="false"/>
+                <w:iCs w:val="false"/>
+                <w:caps w:val="false"/>
+                <w:color w:val="6B6378"/>
+                <w:sz w:val="12"/>
+                <w:szCs w:val="12"/>
+              </w:rPr>
+              <w:t xml:space="preserve">wdrożone</w:t>
+            </w:r>
+          </w:p>
+          <w:p>
+            <w:pPr>
+              <w:spacing w:after="0" w:before="0" w:line="220"/>
+              <w:jc w:val="left"/>
+            </w:pPr>
+            <w:r>
+              <w:rPr>
+                <w:rFonts w:ascii="Arial" w:cs="Arial" w:eastAsia="Arial" w:hAnsi="Arial"/>
+                <w:b w:val="false"/>
+                <w:bCs w:val="false"/>
+                <w:i w:val="false"/>
+                <w:iCs w:val="false"/>
+                <w:caps w:val="false"/>
+                <w:color w:val="B6A6DF"/>
+                <w:sz w:val="15"/>
+                <w:szCs w:val="15"/>
+              </w:rPr>
+              <w:t xml:space="preserve">☐ </w:t>
+            </w:r>
+            <w:r>
+              <w:rPr>
+                <w:rFonts w:ascii="Arial" w:cs="Arial" w:eastAsia="Arial" w:hAnsi="Arial"/>
+                <w:b w:val="false"/>
+                <w:bCs w:val="false"/>
+                <w:i w:val="false"/>
+                <w:iCs w:val="false"/>
+                <w:caps w:val="false"/>
+                <w:color w:val="6B6378"/>
+                <w:sz w:val="12"/>
+                <w:szCs w:val="12"/>
+              </w:rPr>
+              <w:t xml:space="preserve">w trakcie</w:t>
+            </w:r>
+          </w:p>
+          <w:p>
+            <w:pPr>
+              <w:spacing w:after="0" w:before="0" w:line="220"/>
+              <w:jc w:val="left"/>
+            </w:pPr>
+            <w:r>
+              <w:rPr>
+                <w:rFonts w:ascii="Arial" w:cs="Arial" w:eastAsia="Arial" w:hAnsi="Arial"/>
+                <w:b w:val="false"/>
+                <w:bCs w:val="false"/>
+                <w:i w:val="false"/>
+                <w:iCs w:val="false"/>
+                <w:caps w:val="false"/>
+                <w:color w:val="B6A6DF"/>
+                <w:sz w:val="15"/>
+                <w:szCs w:val="15"/>
+              </w:rPr>
+              <w:t xml:space="preserve">☐ </w:t>
+            </w:r>
+            <w:r>
+              <w:rPr>
+                <w:rFonts w:ascii="Arial" w:cs="Arial" w:eastAsia="Arial" w:hAnsi="Arial"/>
+                <w:b w:val="false"/>
+                <w:bCs w:val="false"/>
+                <w:i w:val="false"/>
+                <w:iCs w:val="false"/>
+                <w:caps w:val="false"/>
+                <w:color w:val="6B6378"/>
+                <w:sz w:val="12"/>
+                <w:szCs w:val="12"/>
+              </w:rPr>
+              <w:t xml:space="preserve">planowane</w:t>
+            </w:r>
+          </w:p>
+        </w:tc>
+      </w:tr>
+      <w:tr>
+        <w:trPr>
+          <w:cantSplit/>
+        </w:trPr>
+        <w:tc>
+          <w:tcPr>
+            <w:tcW w:type="dxa" w:w="400"/>
+            <w:tcBorders>
+              <w:top w:val="single" w:color="E3E1EC" w:sz="4"/>
+              <w:left w:val="single" w:color="E3E1EC" w:sz="4"/>
+              <w:bottom w:val="single" w:color="E3E1EC" w:sz="4"/>
+              <w:right w:val="single" w:color="E3E1EC" w:sz="4"/>
+            </w:tcBorders>
+            <w:tcMar>
+              <w:top w:type="dxa" w:w="70"/>
+              <w:left w:type="dxa" w:w="140"/>
+              <w:bottom w:type="dxa" w:w="70"/>
+              <w:right w:type="dxa" w:w="120"/>
+            </w:tcMar>
+            <w:vAlign w:val="top"/>
+          </w:tcPr>
+          <w:p>
+            <w:pPr>
+              <w:spacing w:after="0" w:before="0" w:line="250"/>
+              <w:jc w:val="left"/>
+            </w:pPr>
+            <w:r>
+              <w:rPr>
+                <w:rFonts w:ascii="Arial" w:cs="Arial" w:eastAsia="Arial" w:hAnsi="Arial"/>
+                <w:b/>
+                <w:bCs/>
+                <w:i w:val="false"/>
+                <w:iCs w:val="false"/>
+                <w:caps w:val="false"/>
+                <w:color w:val="E74509"/>
+                <w:sz w:val="15"/>
+                <w:szCs w:val="15"/>
+              </w:rPr>
+              <w:t xml:space="preserve">5</w:t>
+            </w:r>
+          </w:p>
+        </w:tc>
+        <w:tc>
+          <w:tcPr>
+            <w:tcW w:type="dxa" w:w="2550"/>
+            <w:tcBorders>
+              <w:top w:val="single" w:color="E3E1EC" w:sz="4"/>
+              <w:left w:val="single" w:color="E3E1EC" w:sz="4"/>
+              <w:bottom w:val="single" w:color="E3E1EC" w:sz="4"/>
+              <w:right w:val="single" w:color="E3E1EC" w:sz="4"/>
+            </w:tcBorders>
+            <w:tcMar>
+              <w:top w:type="dxa" w:w="70"/>
+              <w:left w:type="dxa" w:w="140"/>
+              <w:bottom w:type="dxa" w:w="70"/>
+              <w:right w:type="dxa" w:w="120"/>
+            </w:tcMar>
+            <w:vAlign w:val="top"/>
+          </w:tcPr>
+          <w:p>
+            <w:pPr>
+              <w:spacing w:after="0" w:before="0" w:line="250"/>
+              <w:jc w:val="left"/>
+            </w:pPr>
+            <w:r>
+              <w:rPr>
+                <w:rFonts w:ascii="Arial" w:cs="Arial" w:eastAsia="Arial" w:hAnsi="Arial"/>
+                <w:b/>
+                <w:bCs/>
+                <w:i w:val="false"/>
+                <w:iCs w:val="false"/>
+                <w:caps w:val="false"/>
+                <w:color w:val="1A1530"/>
+                <w:sz w:val="15"/>
+                <w:szCs w:val="15"/>
+              </w:rPr>
+              <w:t xml:space="preserve">Dostosowanie wymagań edukacyjnych oraz form i metod pracy</w:t>
+            </w:r>
+          </w:p>
+        </w:tc>
+        <w:tc>
+          <w:tcPr>
+            <w:tcW w:type="dxa" w:w="3500"/>
+            <w:tcBorders>
+              <w:top w:val="single" w:color="E3E1EC" w:sz="4"/>
+              <w:left w:val="single" w:color="E3E1EC" w:sz="4"/>
+              <w:bottom w:val="single" w:color="E3E1EC" w:sz="4"/>
+              <w:right w:val="single" w:color="E3E1EC" w:sz="4"/>
+            </w:tcBorders>
+            <w:tcMar>
+              <w:top w:type="dxa" w:w="70"/>
+              <w:left w:type="dxa" w:w="140"/>
+              <w:bottom w:type="dxa" w:w="70"/>
+              <w:right w:type="dxa" w:w="120"/>
+            </w:tcMar>
+            <w:vAlign w:val="top"/>
+          </w:tcPr>
+          <w:p>
+            <w:pPr>
+              <w:spacing w:after="0" w:before="0" w:line="250"/>
+              <w:jc w:val="left"/>
+            </w:pPr>
+            <w:r>
+              <w:rPr>
+                <w:rFonts w:ascii="Arial" w:cs="Arial" w:eastAsia="Arial" w:hAnsi="Arial"/>
+                <w:b w:val="false"/>
+                <w:bCs w:val="false"/>
+                <w:i w:val="false"/>
+                <w:iCs w:val="false"/>
+                <w:caps w:val="false"/>
+                <w:color w:val="1A1530"/>
+                <w:sz w:val="15"/>
+                <w:szCs w:val="15"/>
+              </w:rPr>
+              <w:t xml:space="preserve">Karty pracy z jednym poleceniem, większa czcionka, ograniczenie bodźców; wydłużony czas; ocenianie wysiłku i postępu; instrukcje wsparte piktogramami.</w:t>
+            </w:r>
+          </w:p>
+        </w:tc>
+        <w:tc>
+          <w:tcPr>
+            <w:tcW w:type="dxa" w:w="2200"/>
+            <w:tcBorders>
+              <w:top w:val="single" w:color="E3E1EC" w:sz="4"/>
+              <w:left w:val="single" w:color="E3E1EC" w:sz="4"/>
+              <w:bottom w:val="single" w:color="E3E1EC" w:sz="4"/>
+              <w:right w:val="single" w:color="E3E1EC" w:sz="4"/>
+            </w:tcBorders>
+            <w:tcMar>
+              <w:top w:type="dxa" w:w="70"/>
+              <w:left w:type="dxa" w:w="140"/>
+              <w:bottom w:type="dxa" w:w="70"/>
+              <w:right w:type="dxa" w:w="120"/>
+            </w:tcMar>
+            <w:vAlign w:val="top"/>
+          </w:tcPr>
+          <w:p>
+            <w:pPr>
+              <w:spacing w:after="0" w:before="0" w:line="250"/>
+              <w:jc w:val="left"/>
+            </w:pPr>
+            <w:r>
+              <w:rPr>
+                <w:rFonts w:ascii="Arial" w:cs="Arial" w:eastAsia="Arial" w:hAnsi="Arial"/>
+                <w:b/>
+                <w:bCs/>
+                <w:i w:val="false"/>
+                <w:iCs w:val="false"/>
+                <w:caps w:val="false"/>
+                <w:color w:val="2D1B69"/>
+                <w:sz w:val="15"/>
+                <w:szCs w:val="15"/>
+              </w:rPr>
+              <w:t xml:space="preserve">Wychowawca i nauczyciele przedmiotów · na bieżąco</w:t>
+            </w:r>
+          </w:p>
+        </w:tc>
+        <w:tc>
+          <w:tcPr>
+            <w:tcW w:type="dxa" w:w="1256"/>
+            <w:tcBorders>
+              <w:top w:val="single" w:color="E3E1EC" w:sz="4"/>
+              <w:left w:val="single" w:color="E3E1EC" w:sz="4"/>
+              <w:bottom w:val="single" w:color="E3E1EC" w:sz="4"/>
+              <w:right w:val="single" w:color="E3E1EC" w:sz="4"/>
+            </w:tcBorders>
+            <w:tcMar>
+              <w:top w:type="dxa" w:w="70"/>
+              <w:left w:type="dxa" w:w="140"/>
+              <w:bottom w:type="dxa" w:w="70"/>
+              <w:right w:type="dxa" w:w="120"/>
+            </w:tcMar>
+            <w:vAlign w:val="top"/>
+          </w:tcPr>
+          <w:p>
+            <w:pPr>
+              <w:spacing w:after="0" w:before="0" w:line="220"/>
+              <w:jc w:val="left"/>
+            </w:pPr>
+            <w:r>
+              <w:rPr>
+                <w:rFonts w:ascii="Arial" w:cs="Arial" w:eastAsia="Arial" w:hAnsi="Arial"/>
+                <w:b w:val="false"/>
+                <w:bCs w:val="false"/>
+                <w:i w:val="false"/>
+                <w:iCs w:val="false"/>
+                <w:caps w:val="false"/>
+                <w:color w:val="B6A6DF"/>
+                <w:sz w:val="15"/>
+                <w:szCs w:val="15"/>
+              </w:rPr>
+              <w:t xml:space="preserve">☐ </w:t>
+            </w:r>
+            <w:r>
+              <w:rPr>
+                <w:rFonts w:ascii="Arial" w:cs="Arial" w:eastAsia="Arial" w:hAnsi="Arial"/>
+                <w:b w:val="false"/>
+                <w:bCs w:val="false"/>
+                <w:i w:val="false"/>
+                <w:iCs w:val="false"/>
+                <w:caps w:val="false"/>
+                <w:color w:val="6B6378"/>
+                <w:sz w:val="12"/>
+                <w:szCs w:val="12"/>
+              </w:rPr>
+              <w:t xml:space="preserve">wdrożone</w:t>
+            </w:r>
+          </w:p>
+          <w:p>
+            <w:pPr>
+              <w:spacing w:after="0" w:before="0" w:line="220"/>
+              <w:jc w:val="left"/>
+            </w:pPr>
+            <w:r>
+              <w:rPr>
+                <w:rFonts w:ascii="Arial" w:cs="Arial" w:eastAsia="Arial" w:hAnsi="Arial"/>
+                <w:b w:val="false"/>
+                <w:bCs w:val="false"/>
+                <w:i w:val="false"/>
+                <w:iCs w:val="false"/>
+                <w:caps w:val="false"/>
+                <w:color w:val="B6A6DF"/>
+                <w:sz w:val="15"/>
+                <w:szCs w:val="15"/>
+              </w:rPr>
+              <w:t xml:space="preserve">☐ </w:t>
+            </w:r>
+            <w:r>
+              <w:rPr>
+                <w:rFonts w:ascii="Arial" w:cs="Arial" w:eastAsia="Arial" w:hAnsi="Arial"/>
+                <w:b w:val="false"/>
+                <w:bCs w:val="false"/>
+                <w:i w:val="false"/>
+                <w:iCs w:val="false"/>
+                <w:caps w:val="false"/>
+                <w:color w:val="6B6378"/>
+                <w:sz w:val="12"/>
+                <w:szCs w:val="12"/>
+              </w:rPr>
+              <w:t xml:space="preserve">w trakcie</w:t>
+            </w:r>
+          </w:p>
+          <w:p>
+            <w:pPr>
+              <w:spacing w:after="0" w:before="0" w:line="220"/>
+              <w:jc w:val="left"/>
+            </w:pPr>
+            <w:r>
+              <w:rPr>
+                <w:rFonts w:ascii="Arial" w:cs="Arial" w:eastAsia="Arial" w:hAnsi="Arial"/>
+                <w:b w:val="false"/>
+                <w:bCs w:val="false"/>
+                <w:i w:val="false"/>
+                <w:iCs w:val="false"/>
+                <w:caps w:val="false"/>
+                <w:color w:val="B6A6DF"/>
+                <w:sz w:val="15"/>
+                <w:szCs w:val="15"/>
+              </w:rPr>
+              <w:t xml:space="preserve">☐ </w:t>
+            </w:r>
+            <w:r>
+              <w:rPr>
+                <w:rFonts w:ascii="Arial" w:cs="Arial" w:eastAsia="Arial" w:hAnsi="Arial"/>
+                <w:b w:val="false"/>
+                <w:bCs w:val="false"/>
+                <w:i w:val="false"/>
+                <w:iCs w:val="false"/>
+                <w:caps w:val="false"/>
+                <w:color w:val="6B6378"/>
+                <w:sz w:val="12"/>
+                <w:szCs w:val="12"/>
+              </w:rPr>
+              <w:t xml:space="preserve">planowane</w:t>
+            </w:r>
+          </w:p>
+        </w:tc>
+      </w:tr>
+      <w:tr>
+        <w:trPr>
+          <w:cantSplit/>
+        </w:trPr>
+        <w:tc>
+          <w:tcPr>
+            <w:tcW w:type="dxa" w:w="400"/>
+            <w:tcBorders>
+              <w:top w:val="single" w:color="E3E1EC" w:sz="4"/>
+              <w:left w:val="single" w:color="E3E1EC" w:sz="4"/>
+              <w:bottom w:val="single" w:color="E3E1EC" w:sz="4"/>
+              <w:right w:val="single" w:color="E3E1EC" w:sz="4"/>
+            </w:tcBorders>
+            <w:tcMar>
+              <w:top w:type="dxa" w:w="70"/>
+              <w:left w:type="dxa" w:w="140"/>
+              <w:bottom w:type="dxa" w:w="70"/>
+              <w:right w:type="dxa" w:w="120"/>
+            </w:tcMar>
+            <w:vAlign w:val="top"/>
+          </w:tcPr>
+          <w:p>
+            <w:pPr>
+              <w:spacing w:after="0" w:before="0" w:line="250"/>
+              <w:jc w:val="left"/>
+            </w:pPr>
+            <w:r>
+              <w:rPr>
+                <w:rFonts w:ascii="Arial" w:cs="Arial" w:eastAsia="Arial" w:hAnsi="Arial"/>
+                <w:b/>
+                <w:bCs/>
+                <w:i w:val="false"/>
+                <w:iCs w:val="false"/>
+                <w:caps w:val="false"/>
+                <w:color w:val="E74509"/>
+                <w:sz w:val="15"/>
+                <w:szCs w:val="15"/>
+              </w:rPr>
+              <w:t xml:space="preserve">6</w:t>
+            </w:r>
+          </w:p>
+        </w:tc>
+        <w:tc>
+          <w:tcPr>
+            <w:tcW w:type="dxa" w:w="2550"/>
+            <w:tcBorders>
+              <w:top w:val="single" w:color="E3E1EC" w:sz="4"/>
+              <w:left w:val="single" w:color="E3E1EC" w:sz="4"/>
+              <w:bottom w:val="single" w:color="E3E1EC" w:sz="4"/>
+              <w:right w:val="single" w:color="E3E1EC" w:sz="4"/>
+            </w:tcBorders>
+            <w:tcMar>
+              <w:top w:type="dxa" w:w="70"/>
+              <w:left w:type="dxa" w:w="140"/>
+              <w:bottom w:type="dxa" w:w="70"/>
+              <w:right w:type="dxa" w:w="120"/>
+            </w:tcMar>
+            <w:vAlign w:val="top"/>
+          </w:tcPr>
+          <w:p>
+            <w:pPr>
+              <w:spacing w:after="0" w:before="0" w:line="250"/>
+              <w:jc w:val="left"/>
+            </w:pPr>
+            <w:r>
+              <w:rPr>
+                <w:rFonts w:ascii="Arial" w:cs="Arial" w:eastAsia="Arial" w:hAnsi="Arial"/>
+                <w:b/>
+                <w:bCs/>
+                <w:i w:val="false"/>
+                <w:iCs w:val="false"/>
+                <w:caps w:val="false"/>
+                <w:color w:val="1A1530"/>
+                <w:sz w:val="15"/>
+                <w:szCs w:val="15"/>
+              </w:rPr>
+              <w:t xml:space="preserve">Trening umiejętności społecznych (TUS) w małej grupie</w:t>
+            </w:r>
+          </w:p>
+        </w:tc>
+        <w:tc>
+          <w:tcPr>
+            <w:tcW w:type="dxa" w:w="3500"/>
+            <w:tcBorders>
+              <w:top w:val="single" w:color="E3E1EC" w:sz="4"/>
+              <w:left w:val="single" w:color="E3E1EC" w:sz="4"/>
+              <w:bottom w:val="single" w:color="E3E1EC" w:sz="4"/>
+              <w:right w:val="single" w:color="E3E1EC" w:sz="4"/>
+            </w:tcBorders>
+            <w:tcMar>
+              <w:top w:type="dxa" w:w="70"/>
+              <w:left w:type="dxa" w:w="140"/>
+              <w:bottom w:type="dxa" w:w="70"/>
+              <w:right w:type="dxa" w:w="120"/>
+            </w:tcMar>
+            <w:vAlign w:val="top"/>
+          </w:tcPr>
+          <w:p>
+            <w:pPr>
+              <w:spacing w:after="0" w:before="0" w:line="250"/>
+              <w:jc w:val="left"/>
+            </w:pPr>
+            <w:r>
+              <w:rPr>
+                <w:rFonts w:ascii="Arial" w:cs="Arial" w:eastAsia="Arial" w:hAnsi="Arial"/>
+                <w:b w:val="false"/>
+                <w:bCs w:val="false"/>
+                <w:i w:val="false"/>
+                <w:iCs w:val="false"/>
+                <w:caps w:val="false"/>
+                <w:color w:val="1A1530"/>
+                <w:sz w:val="15"/>
+                <w:szCs w:val="15"/>
+              </w:rPr>
+              <w:t xml:space="preserve">Zajęcia TUS w grupie 3–5 osób: naprzemienność, rozpoznawanie intencji, radzenie sobie z przegraną; rówieśnik-mentor w zabawach swobodnych.</w:t>
+            </w:r>
+          </w:p>
+        </w:tc>
+        <w:tc>
+          <w:tcPr>
+            <w:tcW w:type="dxa" w:w="2200"/>
+            <w:tcBorders>
+              <w:top w:val="single" w:color="E3E1EC" w:sz="4"/>
+              <w:left w:val="single" w:color="E3E1EC" w:sz="4"/>
+              <w:bottom w:val="single" w:color="E3E1EC" w:sz="4"/>
+              <w:right w:val="single" w:color="E3E1EC" w:sz="4"/>
+            </w:tcBorders>
+            <w:tcMar>
+              <w:top w:type="dxa" w:w="70"/>
+              <w:left w:type="dxa" w:w="140"/>
+              <w:bottom w:type="dxa" w:w="70"/>
+              <w:right w:type="dxa" w:w="120"/>
+            </w:tcMar>
+            <w:vAlign w:val="top"/>
+          </w:tcPr>
+          <w:p>
+            <w:pPr>
+              <w:spacing w:after="0" w:before="0" w:line="250"/>
+              <w:jc w:val="left"/>
+            </w:pPr>
+            <w:r>
+              <w:rPr>
+                <w:rFonts w:ascii="Arial" w:cs="Arial" w:eastAsia="Arial" w:hAnsi="Arial"/>
+                <w:b/>
+                <w:bCs/>
+                <w:i w:val="false"/>
+                <w:iCs w:val="false"/>
+                <w:caps w:val="false"/>
+                <w:color w:val="2D1B69"/>
+                <w:sz w:val="15"/>
+                <w:szCs w:val="15"/>
+              </w:rPr>
+              <w:t xml:space="preserve">Psycholog / pedagog · 1 × 45 min / tydz.</w:t>
+            </w:r>
+          </w:p>
+        </w:tc>
+        <w:tc>
+          <w:tcPr>
+            <w:tcW w:type="dxa" w:w="1256"/>
+            <w:tcBorders>
+              <w:top w:val="single" w:color="E3E1EC" w:sz="4"/>
+              <w:left w:val="single" w:color="E3E1EC" w:sz="4"/>
+              <w:bottom w:val="single" w:color="E3E1EC" w:sz="4"/>
+              <w:right w:val="single" w:color="E3E1EC" w:sz="4"/>
+            </w:tcBorders>
+            <w:tcMar>
+              <w:top w:type="dxa" w:w="70"/>
+              <w:left w:type="dxa" w:w="140"/>
+              <w:bottom w:type="dxa" w:w="70"/>
+              <w:right w:type="dxa" w:w="120"/>
+            </w:tcMar>
+            <w:vAlign w:val="top"/>
+          </w:tcPr>
+          <w:p>
+            <w:pPr>
+              <w:spacing w:after="0" w:before="0" w:line="220"/>
+              <w:jc w:val="left"/>
+            </w:pPr>
+            <w:r>
+              <w:rPr>
+                <w:rFonts w:ascii="Arial" w:cs="Arial" w:eastAsia="Arial" w:hAnsi="Arial"/>
+                <w:b w:val="false"/>
+                <w:bCs w:val="false"/>
+                <w:i w:val="false"/>
+                <w:iCs w:val="false"/>
+                <w:caps w:val="false"/>
+                <w:color w:val="B6A6DF"/>
+                <w:sz w:val="15"/>
+                <w:szCs w:val="15"/>
+              </w:rPr>
+              <w:t xml:space="preserve">☐ </w:t>
+            </w:r>
+            <w:r>
+              <w:rPr>
+                <w:rFonts w:ascii="Arial" w:cs="Arial" w:eastAsia="Arial" w:hAnsi="Arial"/>
+                <w:b w:val="false"/>
+                <w:bCs w:val="false"/>
+                <w:i w:val="false"/>
+                <w:iCs w:val="false"/>
+                <w:caps w:val="false"/>
+                <w:color w:val="6B6378"/>
+                <w:sz w:val="12"/>
+                <w:szCs w:val="12"/>
+              </w:rPr>
+              <w:t xml:space="preserve">wdrożone</w:t>
+            </w:r>
+          </w:p>
+          <w:p>
+            <w:pPr>
+              <w:spacing w:after="0" w:before="0" w:line="220"/>
+              <w:jc w:val="left"/>
+            </w:pPr>
+            <w:r>
+              <w:rPr>
+                <w:rFonts w:ascii="Arial" w:cs="Arial" w:eastAsia="Arial" w:hAnsi="Arial"/>
+                <w:b w:val="false"/>
+                <w:bCs w:val="false"/>
+                <w:i w:val="false"/>
+                <w:iCs w:val="false"/>
+                <w:caps w:val="false"/>
+                <w:color w:val="B6A6DF"/>
+                <w:sz w:val="15"/>
+                <w:szCs w:val="15"/>
+              </w:rPr>
+              <w:t xml:space="preserve">☐ </w:t>
+            </w:r>
+            <w:r>
+              <w:rPr>
+                <w:rFonts w:ascii="Arial" w:cs="Arial" w:eastAsia="Arial" w:hAnsi="Arial"/>
+                <w:b w:val="false"/>
+                <w:bCs w:val="false"/>
+                <w:i w:val="false"/>
+                <w:iCs w:val="false"/>
+                <w:caps w:val="false"/>
+                <w:color w:val="6B6378"/>
+                <w:sz w:val="12"/>
+                <w:szCs w:val="12"/>
+              </w:rPr>
+              <w:t xml:space="preserve">w trakcie</w:t>
+            </w:r>
+          </w:p>
+          <w:p>
+            <w:pPr>
+              <w:spacing w:after="0" w:before="0" w:line="220"/>
+              <w:jc w:val="left"/>
+            </w:pPr>
+            <w:r>
+              <w:rPr>
+                <w:rFonts w:ascii="Arial" w:cs="Arial" w:eastAsia="Arial" w:hAnsi="Arial"/>
+                <w:b w:val="false"/>
+                <w:bCs w:val="false"/>
+                <w:i w:val="false"/>
+                <w:iCs w:val="false"/>
+                <w:caps w:val="false"/>
+                <w:color w:val="B6A6DF"/>
+                <w:sz w:val="15"/>
+                <w:szCs w:val="15"/>
+              </w:rPr>
+              <w:t xml:space="preserve">☐ </w:t>
+            </w:r>
+            <w:r>
+              <w:rPr>
+                <w:rFonts w:ascii="Arial" w:cs="Arial" w:eastAsia="Arial" w:hAnsi="Arial"/>
+                <w:b w:val="false"/>
+                <w:bCs w:val="false"/>
+                <w:i w:val="false"/>
+                <w:iCs w:val="false"/>
+                <w:caps w:val="false"/>
+                <w:color w:val="6B6378"/>
+                <w:sz w:val="12"/>
+                <w:szCs w:val="12"/>
+              </w:rPr>
+              <w:t xml:space="preserve">planowane</w:t>
+            </w:r>
+          </w:p>
+        </w:tc>
+      </w:tr>
+      <w:tr>
+        <w:trPr>
+          <w:cantSplit/>
+        </w:trPr>
+        <w:tc>
+          <w:tcPr>
+            <w:tcW w:type="dxa" w:w="400"/>
+            <w:tcBorders>
+              <w:top w:val="single" w:color="E3E1EC" w:sz="4"/>
+              <w:left w:val="single" w:color="E3E1EC" w:sz="4"/>
+              <w:bottom w:val="single" w:color="E3E1EC" w:sz="4"/>
+              <w:right w:val="single" w:color="E3E1EC" w:sz="4"/>
+            </w:tcBorders>
+            <w:tcMar>
+              <w:top w:type="dxa" w:w="70"/>
+              <w:left w:type="dxa" w:w="140"/>
+              <w:bottom w:type="dxa" w:w="70"/>
+              <w:right w:type="dxa" w:w="120"/>
+            </w:tcMar>
+            <w:vAlign w:val="top"/>
+          </w:tcPr>
+          <w:p>
+            <w:pPr>
+              <w:spacing w:after="0" w:before="0" w:line="250"/>
+              <w:jc w:val="left"/>
+            </w:pPr>
+            <w:r>
+              <w:rPr>
+                <w:rFonts w:ascii="Arial" w:cs="Arial" w:eastAsia="Arial" w:hAnsi="Arial"/>
+                <w:b/>
+                <w:bCs/>
+                <w:i w:val="false"/>
+                <w:iCs w:val="false"/>
+                <w:caps w:val="false"/>
+                <w:color w:val="E74509"/>
+                <w:sz w:val="15"/>
+                <w:szCs w:val="15"/>
+              </w:rPr>
+              <w:t xml:space="preserve">7</w:t>
+            </w:r>
+          </w:p>
+        </w:tc>
+        <w:tc>
+          <w:tcPr>
+            <w:tcW w:type="dxa" w:w="2550"/>
+            <w:tcBorders>
+              <w:top w:val="single" w:color="E3E1EC" w:sz="4"/>
+              <w:left w:val="single" w:color="E3E1EC" w:sz="4"/>
+              <w:bottom w:val="single" w:color="E3E1EC" w:sz="4"/>
+              <w:right w:val="single" w:color="E3E1EC" w:sz="4"/>
+            </w:tcBorders>
+            <w:tcMar>
+              <w:top w:type="dxa" w:w="70"/>
+              <w:left w:type="dxa" w:w="140"/>
+              <w:bottom w:type="dxa" w:w="70"/>
+              <w:right w:type="dxa" w:w="120"/>
+            </w:tcMar>
+            <w:vAlign w:val="top"/>
+          </w:tcPr>
+          <w:p>
+            <w:pPr>
+              <w:spacing w:after="0" w:before="0" w:line="250"/>
+              <w:jc w:val="left"/>
+            </w:pPr>
+            <w:r>
+              <w:rPr>
+                <w:rFonts w:ascii="Arial" w:cs="Arial" w:eastAsia="Arial" w:hAnsi="Arial"/>
+                <w:b/>
+                <w:bCs/>
+                <w:i w:val="false"/>
+                <w:iCs w:val="false"/>
+                <w:caps w:val="false"/>
+                <w:color w:val="1A1530"/>
+                <w:sz w:val="15"/>
+                <w:szCs w:val="15"/>
+              </w:rPr>
+              <w:t xml:space="preserve">Zapewnienie stałości, przewidywalności i struktury otoczenia</w:t>
+            </w:r>
+          </w:p>
+        </w:tc>
+        <w:tc>
+          <w:tcPr>
+            <w:tcW w:type="dxa" w:w="3500"/>
+            <w:tcBorders>
+              <w:top w:val="single" w:color="E3E1EC" w:sz="4"/>
+              <w:left w:val="single" w:color="E3E1EC" w:sz="4"/>
+              <w:bottom w:val="single" w:color="E3E1EC" w:sz="4"/>
+              <w:right w:val="single" w:color="E3E1EC" w:sz="4"/>
+            </w:tcBorders>
+            <w:tcMar>
+              <w:top w:type="dxa" w:w="70"/>
+              <w:left w:type="dxa" w:w="140"/>
+              <w:bottom w:type="dxa" w:w="70"/>
+              <w:right w:type="dxa" w:w="120"/>
+            </w:tcMar>
+            <w:vAlign w:val="top"/>
+          </w:tcPr>
+          <w:p>
+            <w:pPr>
+              <w:spacing w:after="0" w:before="0" w:line="250"/>
+              <w:jc w:val="left"/>
+            </w:pPr>
+            <w:r>
+              <w:rPr>
+                <w:rFonts w:ascii="Arial" w:cs="Arial" w:eastAsia="Arial" w:hAnsi="Arial"/>
+                <w:b w:val="false"/>
+                <w:bCs w:val="false"/>
+                <w:i w:val="false"/>
+                <w:iCs w:val="false"/>
+                <w:caps w:val="false"/>
+                <w:color w:val="1A1530"/>
+                <w:sz w:val="15"/>
+                <w:szCs w:val="15"/>
+              </w:rPr>
+              <w:t xml:space="preserve">Wizualny plan dnia na rzepy; zapowiadanie zmian; stały skład kadry; protokół wyprzedzający przed wydarzeniami grupowymi.</w:t>
+            </w:r>
+          </w:p>
+        </w:tc>
+        <w:tc>
+          <w:tcPr>
+            <w:tcW w:type="dxa" w:w="2200"/>
+            <w:tcBorders>
+              <w:top w:val="single" w:color="E3E1EC" w:sz="4"/>
+              <w:left w:val="single" w:color="E3E1EC" w:sz="4"/>
+              <w:bottom w:val="single" w:color="E3E1EC" w:sz="4"/>
+              <w:right w:val="single" w:color="E3E1EC" w:sz="4"/>
+            </w:tcBorders>
+            <w:tcMar>
+              <w:top w:type="dxa" w:w="70"/>
+              <w:left w:type="dxa" w:w="140"/>
+              <w:bottom w:type="dxa" w:w="70"/>
+              <w:right w:type="dxa" w:w="120"/>
+            </w:tcMar>
+            <w:vAlign w:val="top"/>
+          </w:tcPr>
+          <w:p>
+            <w:pPr>
+              <w:spacing w:after="0" w:before="0" w:line="250"/>
+              <w:jc w:val="left"/>
+            </w:pPr>
+            <w:r>
+              <w:rPr>
+                <w:rFonts w:ascii="Arial" w:cs="Arial" w:eastAsia="Arial" w:hAnsi="Arial"/>
+                <w:b/>
+                <w:bCs/>
+                <w:i w:val="false"/>
+                <w:iCs w:val="false"/>
+                <w:caps w:val="false"/>
+                <w:color w:val="2D1B69"/>
+                <w:sz w:val="15"/>
+                <w:szCs w:val="15"/>
+              </w:rPr>
+              <w:t xml:space="preserve">Wychowawca · codziennie</w:t>
+            </w:r>
+          </w:p>
+        </w:tc>
+        <w:tc>
+          <w:tcPr>
+            <w:tcW w:type="dxa" w:w="1256"/>
+            <w:tcBorders>
+              <w:top w:val="single" w:color="E3E1EC" w:sz="4"/>
+              <w:left w:val="single" w:color="E3E1EC" w:sz="4"/>
+              <w:bottom w:val="single" w:color="E3E1EC" w:sz="4"/>
+              <w:right w:val="single" w:color="E3E1EC" w:sz="4"/>
+            </w:tcBorders>
+            <w:tcMar>
+              <w:top w:type="dxa" w:w="70"/>
+              <w:left w:type="dxa" w:w="140"/>
+              <w:bottom w:type="dxa" w:w="70"/>
+              <w:right w:type="dxa" w:w="120"/>
+            </w:tcMar>
+            <w:vAlign w:val="top"/>
+          </w:tcPr>
+          <w:p>
+            <w:pPr>
+              <w:spacing w:after="0" w:before="0" w:line="220"/>
+              <w:jc w:val="left"/>
+            </w:pPr>
+            <w:r>
+              <w:rPr>
+                <w:rFonts w:ascii="Arial" w:cs="Arial" w:eastAsia="Arial" w:hAnsi="Arial"/>
+                <w:b w:val="false"/>
+                <w:bCs w:val="false"/>
+                <w:i w:val="false"/>
+                <w:iCs w:val="false"/>
+                <w:caps w:val="false"/>
+                <w:color w:val="B6A6DF"/>
+                <w:sz w:val="15"/>
+                <w:szCs w:val="15"/>
+              </w:rPr>
+              <w:t xml:space="preserve">☐ </w:t>
+            </w:r>
+            <w:r>
+              <w:rPr>
+                <w:rFonts w:ascii="Arial" w:cs="Arial" w:eastAsia="Arial" w:hAnsi="Arial"/>
+                <w:b w:val="false"/>
+                <w:bCs w:val="false"/>
+                <w:i w:val="false"/>
+                <w:iCs w:val="false"/>
+                <w:caps w:val="false"/>
+                <w:color w:val="6B6378"/>
+                <w:sz w:val="12"/>
+                <w:szCs w:val="12"/>
+              </w:rPr>
+              <w:t xml:space="preserve">wdrożone</w:t>
+            </w:r>
+          </w:p>
+          <w:p>
+            <w:pPr>
+              <w:spacing w:after="0" w:before="0" w:line="220"/>
+              <w:jc w:val="left"/>
+            </w:pPr>
+            <w:r>
+              <w:rPr>
+                <w:rFonts w:ascii="Arial" w:cs="Arial" w:eastAsia="Arial" w:hAnsi="Arial"/>
+                <w:b w:val="false"/>
+                <w:bCs w:val="false"/>
+                <w:i w:val="false"/>
+                <w:iCs w:val="false"/>
+                <w:caps w:val="false"/>
+                <w:color w:val="B6A6DF"/>
+                <w:sz w:val="15"/>
+                <w:szCs w:val="15"/>
+              </w:rPr>
+              <w:t xml:space="preserve">☐ </w:t>
+            </w:r>
+            <w:r>
+              <w:rPr>
+                <w:rFonts w:ascii="Arial" w:cs="Arial" w:eastAsia="Arial" w:hAnsi="Arial"/>
+                <w:b w:val="false"/>
+                <w:bCs w:val="false"/>
+                <w:i w:val="false"/>
+                <w:iCs w:val="false"/>
+                <w:caps w:val="false"/>
+                <w:color w:val="6B6378"/>
+                <w:sz w:val="12"/>
+                <w:szCs w:val="12"/>
+              </w:rPr>
+              <w:t xml:space="preserve">w trakcie</w:t>
+            </w:r>
+          </w:p>
+          <w:p>
+            <w:pPr>
+              <w:spacing w:after="0" w:before="0" w:line="220"/>
+              <w:jc w:val="left"/>
+            </w:pPr>
+            <w:r>
+              <w:rPr>
+                <w:rFonts w:ascii="Arial" w:cs="Arial" w:eastAsia="Arial" w:hAnsi="Arial"/>
+                <w:b w:val="false"/>
+                <w:bCs w:val="false"/>
+                <w:i w:val="false"/>
+                <w:iCs w:val="false"/>
+                <w:caps w:val="false"/>
+                <w:color w:val="B6A6DF"/>
+                <w:sz w:val="15"/>
+                <w:szCs w:val="15"/>
+              </w:rPr>
+              <w:t xml:space="preserve">☐ </w:t>
+            </w:r>
+            <w:r>
+              <w:rPr>
+                <w:rFonts w:ascii="Arial" w:cs="Arial" w:eastAsia="Arial" w:hAnsi="Arial"/>
+                <w:b w:val="false"/>
+                <w:bCs w:val="false"/>
+                <w:i w:val="false"/>
+                <w:iCs w:val="false"/>
+                <w:caps w:val="false"/>
+                <w:color w:val="6B6378"/>
+                <w:sz w:val="12"/>
+                <w:szCs w:val="12"/>
+              </w:rPr>
+              <w:t xml:space="preserve">planowane</w:t>
+            </w:r>
+          </w:p>
+        </w:tc>
+      </w:tr>
+      <w:tr>
+        <w:trPr>
+          <w:cantSplit/>
+        </w:trPr>
+        <w:tc>
+          <w:tcPr>
+            <w:tcW w:type="dxa" w:w="400"/>
+            <w:tcBorders>
+              <w:top w:val="single" w:color="E3E1EC" w:sz="4"/>
+              <w:left w:val="single" w:color="E3E1EC" w:sz="4"/>
+              <w:bottom w:val="single" w:color="E3E1EC" w:sz="4"/>
+              <w:right w:val="single" w:color="E3E1EC" w:sz="4"/>
+            </w:tcBorders>
+            <w:tcMar>
+              <w:top w:type="dxa" w:w="70"/>
+              <w:left w:type="dxa" w:w="140"/>
+              <w:bottom w:type="dxa" w:w="70"/>
+              <w:right w:type="dxa" w:w="120"/>
+            </w:tcMar>
+            <w:vAlign w:val="top"/>
+          </w:tcPr>
+          <w:p>
+            <w:pPr>
+              <w:spacing w:after="0" w:before="0" w:line="250"/>
+              <w:jc w:val="left"/>
+            </w:pPr>
+            <w:r>
+              <w:rPr>
+                <w:rFonts w:ascii="Arial" w:cs="Arial" w:eastAsia="Arial" w:hAnsi="Arial"/>
+                <w:b/>
+                <w:bCs/>
+                <w:i w:val="false"/>
+                <w:iCs w:val="false"/>
+                <w:caps w:val="false"/>
+                <w:color w:val="E74509"/>
+                <w:sz w:val="15"/>
+                <w:szCs w:val="15"/>
+              </w:rPr>
+              <w:t xml:space="preserve">8</w:t>
+            </w:r>
+          </w:p>
+        </w:tc>
+        <w:tc>
+          <w:tcPr>
+            <w:tcW w:type="dxa" w:w="2550"/>
+            <w:tcBorders>
+              <w:top w:val="single" w:color="E3E1EC" w:sz="4"/>
+              <w:left w:val="single" w:color="E3E1EC" w:sz="4"/>
+              <w:bottom w:val="single" w:color="E3E1EC" w:sz="4"/>
+              <w:right w:val="single" w:color="E3E1EC" w:sz="4"/>
+            </w:tcBorders>
+            <w:tcMar>
+              <w:top w:type="dxa" w:w="70"/>
+              <w:left w:type="dxa" w:w="140"/>
+              <w:bottom w:type="dxa" w:w="70"/>
+              <w:right w:type="dxa" w:w="120"/>
+            </w:tcMar>
+            <w:vAlign w:val="top"/>
+          </w:tcPr>
+          <w:p>
+            <w:pPr>
+              <w:spacing w:after="0" w:before="0" w:line="250"/>
+              <w:jc w:val="left"/>
+            </w:pPr>
+            <w:r>
+              <w:rPr>
+                <w:rFonts w:ascii="Arial" w:cs="Arial" w:eastAsia="Arial" w:hAnsi="Arial"/>
+                <w:b/>
+                <w:bCs/>
+                <w:i w:val="false"/>
+                <w:iCs w:val="false"/>
+                <w:caps w:val="false"/>
+                <w:color w:val="1A1530"/>
+                <w:sz w:val="15"/>
+                <w:szCs w:val="15"/>
+              </w:rPr>
+              <w:t xml:space="preserve">Ścisła współpraca z rodzicami i ujednolicenie oddziaływań</w:t>
+            </w:r>
+          </w:p>
+        </w:tc>
+        <w:tc>
+          <w:tcPr>
+            <w:tcW w:type="dxa" w:w="3500"/>
+            <w:tcBorders>
+              <w:top w:val="single" w:color="E3E1EC" w:sz="4"/>
+              <w:left w:val="single" w:color="E3E1EC" w:sz="4"/>
+              <w:bottom w:val="single" w:color="E3E1EC" w:sz="4"/>
+              <w:right w:val="single" w:color="E3E1EC" w:sz="4"/>
+            </w:tcBorders>
+            <w:tcMar>
+              <w:top w:type="dxa" w:w="70"/>
+              <w:left w:type="dxa" w:w="140"/>
+              <w:bottom w:type="dxa" w:w="70"/>
+              <w:right w:type="dxa" w:w="120"/>
+            </w:tcMar>
+            <w:vAlign w:val="top"/>
+          </w:tcPr>
+          <w:p>
+            <w:pPr>
+              <w:spacing w:after="0" w:before="0" w:line="250"/>
+              <w:jc w:val="left"/>
+            </w:pPr>
+            <w:r>
+              <w:rPr>
+                <w:rFonts w:ascii="Arial" w:cs="Arial" w:eastAsia="Arial" w:hAnsi="Arial"/>
+                <w:b w:val="false"/>
+                <w:bCs w:val="false"/>
+                <w:i w:val="false"/>
+                <w:iCs w:val="false"/>
+                <w:caps w:val="false"/>
+                <w:color w:val="1A1530"/>
+                <w:sz w:val="15"/>
+                <w:szCs w:val="15"/>
+              </w:rPr>
+              <w:t xml:space="preserve">Cotygodniowe konsultacje; zeszyt korespondencji dom–placówka; wspólny system komunikatów i wzmocnień; udział rodziców w ewaluacji IPET.</w:t>
+            </w:r>
+          </w:p>
+        </w:tc>
+        <w:tc>
+          <w:tcPr>
+            <w:tcW w:type="dxa" w:w="2200"/>
+            <w:tcBorders>
+              <w:top w:val="single" w:color="E3E1EC" w:sz="4"/>
+              <w:left w:val="single" w:color="E3E1EC" w:sz="4"/>
+              <w:bottom w:val="single" w:color="E3E1EC" w:sz="4"/>
+              <w:right w:val="single" w:color="E3E1EC" w:sz="4"/>
+            </w:tcBorders>
+            <w:tcMar>
+              <w:top w:type="dxa" w:w="70"/>
+              <w:left w:type="dxa" w:w="140"/>
+              <w:bottom w:type="dxa" w:w="70"/>
+              <w:right w:type="dxa" w:w="120"/>
+            </w:tcMar>
+            <w:vAlign w:val="top"/>
+          </w:tcPr>
+          <w:p>
+            <w:pPr>
+              <w:spacing w:after="0" w:before="0" w:line="250"/>
+              <w:jc w:val="left"/>
+            </w:pPr>
+            <w:r>
+              <w:rPr>
+                <w:rFonts w:ascii="Arial" w:cs="Arial" w:eastAsia="Arial" w:hAnsi="Arial"/>
+                <w:b/>
+                <w:bCs/>
+                <w:i w:val="false"/>
+                <w:iCs w:val="false"/>
+                <w:caps w:val="false"/>
+                <w:color w:val="2D1B69"/>
+                <w:sz w:val="15"/>
+                <w:szCs w:val="15"/>
+              </w:rPr>
+              <w:t xml:space="preserve">Koordynator zespołu · 1 × / tydz.</w:t>
+            </w:r>
+          </w:p>
+        </w:tc>
+        <w:tc>
+          <w:tcPr>
+            <w:tcW w:type="dxa" w:w="1256"/>
+            <w:tcBorders>
+              <w:top w:val="single" w:color="E3E1EC" w:sz="4"/>
+              <w:left w:val="single" w:color="E3E1EC" w:sz="4"/>
+              <w:bottom w:val="single" w:color="E3E1EC" w:sz="4"/>
+              <w:right w:val="single" w:color="E3E1EC" w:sz="4"/>
+            </w:tcBorders>
+            <w:tcMar>
+              <w:top w:type="dxa" w:w="70"/>
+              <w:left w:type="dxa" w:w="140"/>
+              <w:bottom w:type="dxa" w:w="70"/>
+              <w:right w:type="dxa" w:w="120"/>
+            </w:tcMar>
+            <w:vAlign w:val="top"/>
+          </w:tcPr>
+          <w:p>
+            <w:pPr>
+              <w:spacing w:after="0" w:before="0" w:line="220"/>
+              <w:jc w:val="left"/>
+            </w:pPr>
+            <w:r>
+              <w:rPr>
+                <w:rFonts w:ascii="Arial" w:cs="Arial" w:eastAsia="Arial" w:hAnsi="Arial"/>
+                <w:b w:val="false"/>
+                <w:bCs w:val="false"/>
+                <w:i w:val="false"/>
+                <w:iCs w:val="false"/>
+                <w:caps w:val="false"/>
+                <w:color w:val="B6A6DF"/>
+                <w:sz w:val="15"/>
+                <w:szCs w:val="15"/>
+              </w:rPr>
+              <w:t xml:space="preserve">☐ </w:t>
+            </w:r>
+            <w:r>
+              <w:rPr>
+                <w:rFonts w:ascii="Arial" w:cs="Arial" w:eastAsia="Arial" w:hAnsi="Arial"/>
+                <w:b w:val="false"/>
+                <w:bCs w:val="false"/>
+                <w:i w:val="false"/>
+                <w:iCs w:val="false"/>
+                <w:caps w:val="false"/>
+                <w:color w:val="6B6378"/>
+                <w:sz w:val="12"/>
+                <w:szCs w:val="12"/>
+              </w:rPr>
+              <w:t xml:space="preserve">wdrożone</w:t>
+            </w:r>
+          </w:p>
+          <w:p>
+            <w:pPr>
+              <w:spacing w:after="0" w:before="0" w:line="220"/>
+              <w:jc w:val="left"/>
+            </w:pPr>
+            <w:r>
+              <w:rPr>
+                <w:rFonts w:ascii="Arial" w:cs="Arial" w:eastAsia="Arial" w:hAnsi="Arial"/>
+                <w:b w:val="false"/>
+                <w:bCs w:val="false"/>
+                <w:i w:val="false"/>
+                <w:iCs w:val="false"/>
+                <w:caps w:val="false"/>
+                <w:color w:val="B6A6DF"/>
+                <w:sz w:val="15"/>
+                <w:szCs w:val="15"/>
+              </w:rPr>
+              <w:t xml:space="preserve">☐ </w:t>
+            </w:r>
+            <w:r>
+              <w:rPr>
+                <w:rFonts w:ascii="Arial" w:cs="Arial" w:eastAsia="Arial" w:hAnsi="Arial"/>
+                <w:b w:val="false"/>
+                <w:bCs w:val="false"/>
+                <w:i w:val="false"/>
+                <w:iCs w:val="false"/>
+                <w:caps w:val="false"/>
+                <w:color w:val="6B6378"/>
+                <w:sz w:val="12"/>
+                <w:szCs w:val="12"/>
+              </w:rPr>
+              <w:t xml:space="preserve">w trakcie</w:t>
+            </w:r>
+          </w:p>
+          <w:p>
+            <w:pPr>
+              <w:spacing w:after="0" w:before="0" w:line="220"/>
+              <w:jc w:val="left"/>
+            </w:pPr>
+            <w:r>
+              <w:rPr>
+                <w:rFonts w:ascii="Arial" w:cs="Arial" w:eastAsia="Arial" w:hAnsi="Arial"/>
+                <w:b w:val="false"/>
+                <w:bCs w:val="false"/>
+                <w:i w:val="false"/>
+                <w:iCs w:val="false"/>
+                <w:caps w:val="false"/>
+                <w:color w:val="B6A6DF"/>
+                <w:sz w:val="15"/>
+                <w:szCs w:val="15"/>
+              </w:rPr>
+              <w:t xml:space="preserve">☐ </w:t>
+            </w:r>
+            <w:r>
+              <w:rPr>
+                <w:rFonts w:ascii="Arial" w:cs="Arial" w:eastAsia="Arial" w:hAnsi="Arial"/>
+                <w:b w:val="false"/>
+                <w:bCs w:val="false"/>
+                <w:i w:val="false"/>
+                <w:iCs w:val="false"/>
+                <w:caps w:val="false"/>
+                <w:color w:val="6B6378"/>
+                <w:sz w:val="12"/>
+                <w:szCs w:val="12"/>
+              </w:rPr>
+              <w:t xml:space="preserve">planowane</w:t>
+            </w:r>
+          </w:p>
+        </w:tc>
+      </w:tr>
+    </w:tbl>
     <w:tbl>
       <w:tblPr>
         <w:tblW w:type="dxa" w:w="9906"/>
@@ -14060,9 +18428,9 @@
               <w:right w:val="nil"/>
             </w:tcBorders>
             <w:tcMar>
-              <w:top w:type="dxa" w:w="560"/>
+              <w:top w:type="dxa" w:w="300"/>
               <w:left w:type="dxa" w:w="220"/>
-              <w:bottom w:type="dxa" w:w="40"/>
+              <w:bottom w:type="dxa" w:w="20"/>
               <w:right w:type="dxa" w:w="220"/>
             </w:tcMar>
           </w:tcPr>
@@ -14120,9 +18488,9 @@
               <w:right w:val="nil"/>
             </w:tcBorders>
             <w:tcMar>
-              <w:top w:type="dxa" w:w="560"/>
+              <w:top w:type="dxa" w:w="300"/>
               <w:left w:type="dxa" w:w="220"/>
-              <w:bottom w:type="dxa" w:w="40"/>
+              <w:bottom w:type="dxa" w:w="20"/>
               <w:right w:type="dxa" w:w="220"/>
             </w:tcMar>
           </w:tcPr>
@@ -14180,9 +18548,9 @@
               <w:right w:val="nil"/>
             </w:tcBorders>
             <w:tcMar>
-              <w:top w:type="dxa" w:w="560"/>
+              <w:top w:type="dxa" w:w="300"/>
               <w:left w:type="dxa" w:w="220"/>
-              <w:bottom w:type="dxa" w:w="40"/>
+              <w:bottom w:type="dxa" w:w="20"/>
               <w:right w:type="dxa" w:w="220"/>
             </w:tcMar>
           </w:tcPr>
@@ -14246,9 +18614,9 @@
               <w:right w:val="nil"/>
             </w:tcBorders>
             <w:tcMar>
-              <w:top w:type="dxa" w:w="560"/>
+              <w:top w:type="dxa" w:w="180"/>
               <w:left w:type="dxa" w:w="220"/>
-              <w:bottom w:type="dxa" w:w="40"/>
+              <w:bottom w:type="dxa" w:w="20"/>
               <w:right w:type="dxa" w:w="220"/>
             </w:tcMar>
           </w:tcPr>

--- a/eduplaner2026/raport_oceny_funkcjonalnej/Raport_Oceny_Funkcjonalnej.docx
+++ b/eduplaner2026/raport_oceny_funkcjonalnej/Raport_Oceny_Funkcjonalnej.docx
@@ -1995,7 +1995,7 @@
                 <w:sz w:val="12"/>
                 <w:szCs w:val="12"/>
               </w:rPr>
-              <w:t xml:space="preserve">sposoby realizacji w placówce</w:t>
+              <w:t xml:space="preserve">rewalidacja · PPP · realizacja</w:t>
             </w:r>
           </w:p>
         </w:tc>
@@ -15492,7 +15492,7 @@
                 <w:sz w:val="12"/>
                 <w:szCs w:val="12"/>
               </w:rPr>
-              <w:t xml:space="preserve">Raport Oceny Funkcjonalnej · Część II · Zalecenia poradni i podpisy</w:t>
+              <w:t xml:space="preserve">Raport Oceny Funkcjonalnej · Część II · Zalecenia poradni · zajęcia</w:t>
             </w:r>
           </w:p>
         </w:tc>
@@ -15953,7 +15953,3217 @@
           <w:sz w:val="16"/>
           <w:szCs w:val="16"/>
         </w:rPr>
-        <w:t xml:space="preserve"> oraz przyjęte przez Zespół sposoby ich realizacji, realizatorzy i wymiar wsparcia:</w:t>
+        <w:t xml:space="preserve"> oraz przyjęte przez Zespół sposoby ich realizacji. Zajęcia przydzielone dziecku/uczniowi zestawiono w podziale na </w:t>
+      </w:r>
+      <w:r>
+        <w:rPr>
+          <w:rFonts w:ascii="Arial" w:cs="Arial" w:eastAsia="Arial" w:hAnsi="Arial"/>
+          <w:b/>
+          <w:bCs/>
+          <w:i w:val="false"/>
+          <w:iCs w:val="false"/>
+          <w:caps w:val="false"/>
+          <w:color w:val="2D1B69"/>
+          <w:sz w:val="16"/>
+          <w:szCs w:val="16"/>
+        </w:rPr>
+        <w:t xml:space="preserve">rewalidację</w:t>
+      </w:r>
+      <w:r>
+        <w:rPr>
+          <w:rFonts w:ascii="Arial" w:cs="Arial" w:eastAsia="Arial" w:hAnsi="Arial"/>
+          <w:b w:val="false"/>
+          <w:bCs w:val="false"/>
+          <w:i w:val="false"/>
+          <w:iCs w:val="false"/>
+          <w:caps w:val="false"/>
+          <w:color w:val="6B6378"/>
+          <w:sz w:val="16"/>
+          <w:szCs w:val="16"/>
+        </w:rPr>
+        <w:t xml:space="preserve"> (kształcenie specjalne) i </w:t>
+      </w:r>
+      <w:r>
+        <w:rPr>
+          <w:rFonts w:ascii="Arial" w:cs="Arial" w:eastAsia="Arial" w:hAnsi="Arial"/>
+          <w:b/>
+          <w:bCs/>
+          <w:i w:val="false"/>
+          <w:iCs w:val="false"/>
+          <w:caps w:val="false"/>
+          <w:color w:val="2D1B69"/>
+          <w:sz w:val="16"/>
+          <w:szCs w:val="16"/>
+        </w:rPr>
+        <w:t xml:space="preserve">pomoc psychologiczno-pedagogiczną</w:t>
+      </w:r>
+      <w:r>
+        <w:rPr>
+          <w:rFonts w:ascii="Arial" w:cs="Arial" w:eastAsia="Arial" w:hAnsi="Arial"/>
+          <w:b w:val="false"/>
+          <w:bCs w:val="false"/>
+          <w:i w:val="false"/>
+          <w:iCs w:val="false"/>
+          <w:caps w:val="false"/>
+          <w:color w:val="6B6378"/>
+          <w:sz w:val="16"/>
+          <w:szCs w:val="16"/>
+        </w:rPr>
+        <w:t xml:space="preserve">:</w:t>
+      </w:r>
+    </w:p>
+    <w:tbl>
+      <w:tblPr>
+        <w:tblW w:type="dxa" w:w="9906"/>
+        <w:tblBorders>
+          <w:top w:val="single" w:color="auto" w:sz="4"/>
+          <w:left w:val="single" w:color="auto" w:sz="4"/>
+          <w:bottom w:val="single" w:color="auto" w:sz="4"/>
+          <w:right w:val="single" w:color="auto" w:sz="4"/>
+          <w:insideH w:val="single" w:color="auto" w:sz="4"/>
+          <w:insideV w:val="single" w:color="auto" w:sz="4"/>
+        </w:tblBorders>
+      </w:tblPr>
+      <w:tblGrid>
+        <w:gridCol w:w="4953"/>
+        <w:gridCol w:w="4953"/>
+      </w:tblGrid>
+      <w:tr>
+        <w:trPr>
+          <w:cantSplit/>
+        </w:trPr>
+        <w:tc>
+          <w:tcPr>
+            <w:tcW w:type="dxa" w:w="4953"/>
+            <w:tcBorders>
+              <w:top w:val="single" w:color="E74509" w:sz="24"/>
+              <w:left w:val="single" w:color="D9D0F0" w:sz="4"/>
+              <w:bottom w:val="single" w:color="D9D0F0" w:sz="4"/>
+              <w:right w:val="single" w:color="D9D0F0" w:sz="4"/>
+            </w:tcBorders>
+            <w:tcMar>
+              <w:top w:type="dxa" w:w="90"/>
+              <w:left w:type="dxa" w:w="160"/>
+              <w:bottom w:type="dxa" w:w="90"/>
+              <w:right w:type="dxa" w:w="120"/>
+            </w:tcMar>
+            <w:vAlign w:val="top"/>
+          </w:tcPr>
+          <w:p>
+            <w:pPr>
+              <w:spacing w:after="40" w:before="0" w:line="276"/>
+              <w:jc w:val="left"/>
+            </w:pPr>
+            <w:r>
+              <w:rPr>
+                <w:rFonts w:ascii="Arial" w:cs="Arial" w:eastAsia="Arial" w:hAnsi="Arial"/>
+                <w:b/>
+                <w:bCs/>
+                <w:i w:val="false"/>
+                <w:iCs w:val="false"/>
+                <w:caps w:val="false"/>
+                <w:color w:val="7D6FB0"/>
+                <w:spacing w:val="12"/>
+                <w:sz w:val="12"/>
+                <w:szCs w:val="12"/>
+              </w:rPr>
+              <w:t xml:space="preserve">A · ZAJĘCIA REWALIDACYJNE · RAZEM</w:t>
+            </w:r>
+          </w:p>
+          <w:p>
+            <w:pPr>
+              <w:spacing w:after="0" w:before="0" w:line="276"/>
+              <w:jc w:val="left"/>
+            </w:pPr>
+            <w:r>
+              <w:rPr>
+                <w:rFonts w:ascii="Arial" w:cs="Arial" w:eastAsia="Arial" w:hAnsi="Arial"/>
+                <w:b/>
+                <w:bCs/>
+                <w:i w:val="false"/>
+                <w:iCs w:val="false"/>
+                <w:caps w:val="false"/>
+                <w:color w:val="2D1B69"/>
+                <w:sz w:val="26"/>
+                <w:szCs w:val="26"/>
+              </w:rPr>
+              <w:t xml:space="preserve">2 godz.</w:t>
+            </w:r>
+            <w:r>
+              <w:rPr>
+                <w:rFonts w:ascii="Arial" w:cs="Arial" w:eastAsia="Arial" w:hAnsi="Arial"/>
+                <w:b w:val="false"/>
+                <w:bCs w:val="false"/>
+                <w:i w:val="false"/>
+                <w:iCs w:val="false"/>
+                <w:caps w:val="false"/>
+                <w:color w:val="6B6378"/>
+                <w:sz w:val="15"/>
+                <w:szCs w:val="15"/>
+              </w:rPr>
+              <w:t xml:space="preserve">  = 120 min / tydz. · 3 rodzaje zajęć</w:t>
+            </w:r>
+          </w:p>
+        </w:tc>
+        <w:tc>
+          <w:tcPr>
+            <w:tcW w:type="dxa" w:w="4953"/>
+            <w:tcBorders>
+              <w:top w:val="single" w:color="2D6BB3" w:sz="24"/>
+              <w:left w:val="single" w:color="D9D0F0" w:sz="4"/>
+              <w:bottom w:val="single" w:color="D9D0F0" w:sz="4"/>
+              <w:right w:val="single" w:color="D9D0F0" w:sz="4"/>
+            </w:tcBorders>
+            <w:tcMar>
+              <w:top w:type="dxa" w:w="90"/>
+              <w:left w:type="dxa" w:w="160"/>
+              <w:bottom w:type="dxa" w:w="90"/>
+              <w:right w:type="dxa" w:w="120"/>
+            </w:tcMar>
+            <w:vAlign w:val="top"/>
+          </w:tcPr>
+          <w:p>
+            <w:pPr>
+              <w:spacing w:after="40" w:before="0" w:line="276"/>
+              <w:jc w:val="left"/>
+            </w:pPr>
+            <w:r>
+              <w:rPr>
+                <w:rFonts w:ascii="Arial" w:cs="Arial" w:eastAsia="Arial" w:hAnsi="Arial"/>
+                <w:b/>
+                <w:bCs/>
+                <w:i w:val="false"/>
+                <w:iCs w:val="false"/>
+                <w:caps w:val="false"/>
+                <w:color w:val="7D6FB0"/>
+                <w:spacing w:val="12"/>
+                <w:sz w:val="12"/>
+                <w:szCs w:val="12"/>
+              </w:rPr>
+              <w:t xml:space="preserve">B · POMOC PSYCHOLOGICZNO-PEDAGOGICZNA · RAZEM</w:t>
+            </w:r>
+          </w:p>
+          <w:p>
+            <w:pPr>
+              <w:spacing w:after="0" w:before="0" w:line="276"/>
+              <w:jc w:val="left"/>
+            </w:pPr>
+            <w:r>
+              <w:rPr>
+                <w:rFonts w:ascii="Arial" w:cs="Arial" w:eastAsia="Arial" w:hAnsi="Arial"/>
+                <w:b/>
+                <w:bCs/>
+                <w:i w:val="false"/>
+                <w:iCs w:val="false"/>
+                <w:caps w:val="false"/>
+                <w:color w:val="2D1B69"/>
+                <w:sz w:val="26"/>
+                <w:szCs w:val="26"/>
+              </w:rPr>
+              <w:t xml:space="preserve">3 godz. 30 min</w:t>
+            </w:r>
+            <w:r>
+              <w:rPr>
+                <w:rFonts w:ascii="Arial" w:cs="Arial" w:eastAsia="Arial" w:hAnsi="Arial"/>
+                <w:b w:val="false"/>
+                <w:bCs w:val="false"/>
+                <w:i w:val="false"/>
+                <w:iCs w:val="false"/>
+                <w:caps w:val="false"/>
+                <w:color w:val="6B6378"/>
+                <w:sz w:val="15"/>
+                <w:szCs w:val="15"/>
+              </w:rPr>
+              <w:t xml:space="preserve">  = 210 min / tydz. · 5 form pomocy</w:t>
+            </w:r>
+          </w:p>
+        </w:tc>
+      </w:tr>
+    </w:tbl>
+    <w:p>
+      <w:pPr>
+        <w:keepNext/>
+        <w:spacing w:after="100" w:before="200"/>
+      </w:pPr>
+      <w:r>
+        <w:rPr>
+          <w:rFonts w:ascii="Arial" w:cs="Arial" w:eastAsia="Arial" w:hAnsi="Arial"/>
+          <w:b/>
+          <w:bCs/>
+          <w:i w:val="false"/>
+          <w:iCs w:val="false"/>
+          <w:caps w:val="false"/>
+          <w:color w:val="FFFFFF"/>
+          <w:sz w:val="16"/>
+          <w:szCs w:val="16"/>
+          <w:shd w:fill="E74509" w:color="auto" w:val="clear"/>
+        </w:rPr>
+        <w:t xml:space="preserve"> A </w:t>
+      </w:r>
+      <w:r>
+        <w:rPr>
+          <w:rFonts w:ascii="Arial" w:cs="Arial" w:eastAsia="Arial" w:hAnsi="Arial"/>
+          <w:b/>
+          <w:bCs/>
+          <w:i w:val="false"/>
+          <w:iCs w:val="false"/>
+          <w:caps w:val="false"/>
+          <w:color w:val="2D1B69"/>
+          <w:sz w:val="18"/>
+          <w:szCs w:val="18"/>
+        </w:rPr>
+        <w:t xml:space="preserve">   Zajęcia rewalidacyjne przydzielone dziecku / uczniowi</w:t>
+      </w:r>
+      <w:r>
+        <w:rPr>
+          <w:rFonts w:ascii="Arial" w:cs="Arial" w:eastAsia="Arial" w:hAnsi="Arial"/>
+          <w:b w:val="false"/>
+          <w:bCs w:val="false"/>
+          <w:i w:val="false"/>
+          <w:iCs w:val="false"/>
+          <w:caps w:val="false"/>
+          <w:color w:val="6B6378"/>
+          <w:sz w:val="14"/>
+          <w:szCs w:val="14"/>
+        </w:rPr>
+        <w:t xml:space="preserve">   · kształcenie specjalne · na podstawie orzeczenia</w:t>
+      </w:r>
+    </w:p>
+    <w:tbl>
+      <w:tblPr>
+        <w:tblW w:type="dxa" w:w="9906"/>
+        <w:tblBorders>
+          <w:top w:val="single" w:color="auto" w:sz="4"/>
+          <w:left w:val="single" w:color="auto" w:sz="4"/>
+          <w:bottom w:val="single" w:color="auto" w:sz="4"/>
+          <w:right w:val="single" w:color="auto" w:sz="4"/>
+          <w:insideH w:val="single" w:color="auto" w:sz="4"/>
+          <w:insideV w:val="single" w:color="auto" w:sz="4"/>
+        </w:tblBorders>
+      </w:tblPr>
+      <w:tblGrid>
+        <w:gridCol w:w="3000"/>
+        <w:gridCol w:w="2800"/>
+        <w:gridCol w:w="1500"/>
+        <w:gridCol w:w="1300"/>
+        <w:gridCol w:w="1306"/>
+      </w:tblGrid>
+      <w:tr>
+        <w:trPr>
+          <w:cantSplit/>
+        </w:trPr>
+        <w:tc>
+          <w:tcPr>
+            <w:tcW w:type="dxa" w:w="3000"/>
+            <w:tcBorders>
+              <w:top w:val="single" w:color="D9D0F0" w:sz="4"/>
+              <w:left w:val="single" w:color="D9D0F0" w:sz="4"/>
+              <w:bottom w:val="single" w:color="D9D0F0" w:sz="4"/>
+              <w:right w:val="single" w:color="D9D0F0" w:sz="4"/>
+            </w:tcBorders>
+            <w:shd w:fill="EFE9F9" w:color="auto" w:val="clear"/>
+            <w:tcMar>
+              <w:top w:type="dxa" w:w="100"/>
+              <w:left w:type="dxa" w:w="140"/>
+              <w:bottom w:type="dxa" w:w="100"/>
+              <w:right w:type="dxa" w:w="120"/>
+            </w:tcMar>
+            <w:vAlign w:val="top"/>
+          </w:tcPr>
+          <w:p>
+            <w:pPr>
+              <w:spacing w:after="0" w:before="0" w:line="276"/>
+              <w:jc w:val="left"/>
+            </w:pPr>
+            <w:r>
+              <w:rPr>
+                <w:rFonts w:ascii="Arial" w:cs="Arial" w:eastAsia="Arial" w:hAnsi="Arial"/>
+                <w:b/>
+                <w:bCs/>
+                <w:i w:val="false"/>
+                <w:iCs w:val="false"/>
+                <w:caps/>
+                <w:color w:val="2D1B69"/>
+                <w:spacing w:val="10"/>
+                <w:sz w:val="13"/>
+                <w:szCs w:val="13"/>
+              </w:rPr>
+              <w:t xml:space="preserve">Rodzaj zajęć</w:t>
+            </w:r>
+          </w:p>
+        </w:tc>
+        <w:tc>
+          <w:tcPr>
+            <w:tcW w:type="dxa" w:w="2800"/>
+            <w:tcBorders>
+              <w:top w:val="single" w:color="D9D0F0" w:sz="4"/>
+              <w:left w:val="single" w:color="D9D0F0" w:sz="4"/>
+              <w:bottom w:val="single" w:color="D9D0F0" w:sz="4"/>
+              <w:right w:val="single" w:color="D9D0F0" w:sz="4"/>
+            </w:tcBorders>
+            <w:shd w:fill="EFE9F9" w:color="auto" w:val="clear"/>
+            <w:tcMar>
+              <w:top w:type="dxa" w:w="100"/>
+              <w:left w:type="dxa" w:w="140"/>
+              <w:bottom w:type="dxa" w:w="100"/>
+              <w:right w:type="dxa" w:w="120"/>
+            </w:tcMar>
+            <w:vAlign w:val="top"/>
+          </w:tcPr>
+          <w:p>
+            <w:pPr>
+              <w:spacing w:after="0" w:before="0" w:line="276"/>
+              <w:jc w:val="left"/>
+            </w:pPr>
+            <w:r>
+              <w:rPr>
+                <w:rFonts w:ascii="Arial" w:cs="Arial" w:eastAsia="Arial" w:hAnsi="Arial"/>
+                <w:b/>
+                <w:bCs/>
+                <w:i w:val="false"/>
+                <w:iCs w:val="false"/>
+                <w:caps/>
+                <w:color w:val="2D1B69"/>
+                <w:spacing w:val="10"/>
+                <w:sz w:val="13"/>
+                <w:szCs w:val="13"/>
+              </w:rPr>
+              <w:t xml:space="preserve">Zakres / cel</w:t>
+            </w:r>
+          </w:p>
+        </w:tc>
+        <w:tc>
+          <w:tcPr>
+            <w:tcW w:type="dxa" w:w="1500"/>
+            <w:tcBorders>
+              <w:top w:val="single" w:color="D9D0F0" w:sz="4"/>
+              <w:left w:val="single" w:color="D9D0F0" w:sz="4"/>
+              <w:bottom w:val="single" w:color="D9D0F0" w:sz="4"/>
+              <w:right w:val="single" w:color="D9D0F0" w:sz="4"/>
+            </w:tcBorders>
+            <w:shd w:fill="EFE9F9" w:color="auto" w:val="clear"/>
+            <w:tcMar>
+              <w:top w:type="dxa" w:w="100"/>
+              <w:left w:type="dxa" w:w="140"/>
+              <w:bottom w:type="dxa" w:w="100"/>
+              <w:right w:type="dxa" w:w="120"/>
+            </w:tcMar>
+            <w:vAlign w:val="top"/>
+          </w:tcPr>
+          <w:p>
+            <w:pPr>
+              <w:spacing w:after="0" w:before="0" w:line="276"/>
+              <w:jc w:val="left"/>
+            </w:pPr>
+            <w:r>
+              <w:rPr>
+                <w:rFonts w:ascii="Arial" w:cs="Arial" w:eastAsia="Arial" w:hAnsi="Arial"/>
+                <w:b/>
+                <w:bCs/>
+                <w:i w:val="false"/>
+                <w:iCs w:val="false"/>
+                <w:caps/>
+                <w:color w:val="2D1B69"/>
+                <w:spacing w:val="10"/>
+                <w:sz w:val="13"/>
+                <w:szCs w:val="13"/>
+              </w:rPr>
+              <w:t xml:space="preserve">Prowadzący</w:t>
+            </w:r>
+          </w:p>
+        </w:tc>
+        <w:tc>
+          <w:tcPr>
+            <w:tcW w:type="dxa" w:w="1300"/>
+            <w:tcBorders>
+              <w:top w:val="single" w:color="D9D0F0" w:sz="4"/>
+              <w:left w:val="single" w:color="D9D0F0" w:sz="4"/>
+              <w:bottom w:val="single" w:color="D9D0F0" w:sz="4"/>
+              <w:right w:val="single" w:color="D9D0F0" w:sz="4"/>
+            </w:tcBorders>
+            <w:shd w:fill="EFE9F9" w:color="auto" w:val="clear"/>
+            <w:tcMar>
+              <w:top w:type="dxa" w:w="100"/>
+              <w:left w:type="dxa" w:w="140"/>
+              <w:bottom w:type="dxa" w:w="100"/>
+              <w:right w:type="dxa" w:w="120"/>
+            </w:tcMar>
+            <w:vAlign w:val="top"/>
+          </w:tcPr>
+          <w:p>
+            <w:pPr>
+              <w:spacing w:after="0" w:before="0" w:line="276"/>
+              <w:jc w:val="left"/>
+            </w:pPr>
+            <w:r>
+              <w:rPr>
+                <w:rFonts w:ascii="Arial" w:cs="Arial" w:eastAsia="Arial" w:hAnsi="Arial"/>
+                <w:b/>
+                <w:bCs/>
+                <w:i w:val="false"/>
+                <w:iCs w:val="false"/>
+                <w:caps/>
+                <w:color w:val="2D1B69"/>
+                <w:spacing w:val="10"/>
+                <w:sz w:val="13"/>
+                <w:szCs w:val="13"/>
+              </w:rPr>
+              <w:t xml:space="preserve">Forma</w:t>
+            </w:r>
+          </w:p>
+        </w:tc>
+        <w:tc>
+          <w:tcPr>
+            <w:tcW w:type="dxa" w:w="1306"/>
+            <w:tcBorders>
+              <w:top w:val="single" w:color="D9D0F0" w:sz="4"/>
+              <w:left w:val="single" w:color="D9D0F0" w:sz="4"/>
+              <w:bottom w:val="single" w:color="D9D0F0" w:sz="4"/>
+              <w:right w:val="single" w:color="D9D0F0" w:sz="4"/>
+            </w:tcBorders>
+            <w:shd w:fill="EFE9F9" w:color="auto" w:val="clear"/>
+            <w:tcMar>
+              <w:top w:type="dxa" w:w="100"/>
+              <w:left w:type="dxa" w:w="140"/>
+              <w:bottom w:type="dxa" w:w="100"/>
+              <w:right w:type="dxa" w:w="120"/>
+            </w:tcMar>
+            <w:vAlign w:val="top"/>
+          </w:tcPr>
+          <w:p>
+            <w:pPr>
+              <w:spacing w:after="0" w:before="0" w:line="276"/>
+              <w:jc w:val="left"/>
+            </w:pPr>
+            <w:r>
+              <w:rPr>
+                <w:rFonts w:ascii="Arial" w:cs="Arial" w:eastAsia="Arial" w:hAnsi="Arial"/>
+                <w:b/>
+                <w:bCs/>
+                <w:i w:val="false"/>
+                <w:iCs w:val="false"/>
+                <w:caps/>
+                <w:color w:val="2D1B69"/>
+                <w:spacing w:val="10"/>
+                <w:sz w:val="13"/>
+                <w:szCs w:val="13"/>
+              </w:rPr>
+              <w:t xml:space="preserve">Wymiar tyg.</w:t>
+            </w:r>
+          </w:p>
+        </w:tc>
+      </w:tr>
+      <w:tr>
+        <w:trPr>
+          <w:cantSplit/>
+        </w:trPr>
+        <w:tc>
+          <w:tcPr>
+            <w:tcW w:type="dxa" w:w="3000"/>
+            <w:tcBorders>
+              <w:top w:val="single" w:color="E3E1EC" w:sz="4"/>
+              <w:left w:val="single" w:color="E74509" w:sz="24"/>
+              <w:bottom w:val="single" w:color="E3E1EC" w:sz="4"/>
+              <w:right w:val="single" w:color="E3E1EC" w:sz="4"/>
+            </w:tcBorders>
+            <w:tcMar>
+              <w:top w:type="dxa" w:w="70"/>
+              <w:left w:type="dxa" w:w="140"/>
+              <w:bottom w:type="dxa" w:w="70"/>
+              <w:right w:type="dxa" w:w="120"/>
+            </w:tcMar>
+            <w:vAlign w:val="top"/>
+          </w:tcPr>
+          <w:p>
+            <w:pPr>
+              <w:spacing w:after="0" w:before="0" w:line="250"/>
+              <w:jc w:val="left"/>
+            </w:pPr>
+            <w:r>
+              <w:rPr>
+                <w:rFonts w:ascii="Arial" w:cs="Arial" w:eastAsia="Arial" w:hAnsi="Arial"/>
+                <w:b/>
+                <w:bCs/>
+                <w:i w:val="false"/>
+                <w:iCs w:val="false"/>
+                <w:caps w:val="false"/>
+                <w:color w:val="2D1B69"/>
+                <w:sz w:val="15"/>
+                <w:szCs w:val="15"/>
+              </w:rPr>
+              <w:t xml:space="preserve">Rewalidacja: rozwijanie kompetencji komunikacyjnych i wdrażanie AAC</w:t>
+            </w:r>
+          </w:p>
+        </w:tc>
+        <w:tc>
+          <w:tcPr>
+            <w:tcW w:type="dxa" w:w="2800"/>
+            <w:tcBorders>
+              <w:top w:val="single" w:color="E3E1EC" w:sz="4"/>
+              <w:left w:val="single" w:color="E3E1EC" w:sz="4"/>
+              <w:bottom w:val="single" w:color="E3E1EC" w:sz="4"/>
+              <w:right w:val="single" w:color="E3E1EC" w:sz="4"/>
+            </w:tcBorders>
+            <w:tcMar>
+              <w:top w:type="dxa" w:w="70"/>
+              <w:left w:type="dxa" w:w="140"/>
+              <w:bottom w:type="dxa" w:w="70"/>
+              <w:right w:type="dxa" w:w="120"/>
+            </w:tcMar>
+            <w:vAlign w:val="top"/>
+          </w:tcPr>
+          <w:p>
+            <w:pPr>
+              <w:spacing w:after="0" w:before="0" w:line="250"/>
+              <w:jc w:val="left"/>
+            </w:pPr>
+            <w:r>
+              <w:rPr>
+                <w:rFonts w:ascii="Arial" w:cs="Arial" w:eastAsia="Arial" w:hAnsi="Arial"/>
+                <w:b w:val="false"/>
+                <w:bCs w:val="false"/>
+                <w:i w:val="false"/>
+                <w:iCs w:val="false"/>
+                <w:caps w:val="false"/>
+                <w:color w:val="1A1530"/>
+                <w:sz w:val="15"/>
+                <w:szCs w:val="15"/>
+              </w:rPr>
+              <w:t xml:space="preserve">tablice wyboru, skrypty dialogowe, trening komunikacji funkcjonalnej (FCT)</w:t>
+            </w:r>
+          </w:p>
+        </w:tc>
+        <w:tc>
+          <w:tcPr>
+            <w:tcW w:type="dxa" w:w="1500"/>
+            <w:tcBorders>
+              <w:top w:val="single" w:color="E3E1EC" w:sz="4"/>
+              <w:left w:val="single" w:color="E3E1EC" w:sz="4"/>
+              <w:bottom w:val="single" w:color="E3E1EC" w:sz="4"/>
+              <w:right w:val="single" w:color="E3E1EC" w:sz="4"/>
+            </w:tcBorders>
+            <w:tcMar>
+              <w:top w:type="dxa" w:w="70"/>
+              <w:left w:type="dxa" w:w="140"/>
+              <w:bottom w:type="dxa" w:w="70"/>
+              <w:right w:type="dxa" w:w="120"/>
+            </w:tcMar>
+            <w:vAlign w:val="top"/>
+          </w:tcPr>
+          <w:p>
+            <w:pPr>
+              <w:spacing w:after="0" w:before="0" w:line="250"/>
+              <w:jc w:val="left"/>
+            </w:pPr>
+            <w:r>
+              <w:rPr>
+                <w:rFonts w:ascii="Arial" w:cs="Arial" w:eastAsia="Arial" w:hAnsi="Arial"/>
+                <w:b/>
+                <w:bCs/>
+                <w:i w:val="false"/>
+                <w:iCs w:val="false"/>
+                <w:caps w:val="false"/>
+                <w:color w:val="2D1B69"/>
+                <w:sz w:val="15"/>
+                <w:szCs w:val="15"/>
+              </w:rPr>
+              <w:t xml:space="preserve">Pedagog specjalny / neurologopeda</w:t>
+            </w:r>
+          </w:p>
+        </w:tc>
+        <w:tc>
+          <w:tcPr>
+            <w:tcW w:type="dxa" w:w="1300"/>
+            <w:tcBorders>
+              <w:top w:val="single" w:color="E3E1EC" w:sz="4"/>
+              <w:left w:val="single" w:color="E3E1EC" w:sz="4"/>
+              <w:bottom w:val="single" w:color="E3E1EC" w:sz="4"/>
+              <w:right w:val="single" w:color="E3E1EC" w:sz="4"/>
+            </w:tcBorders>
+            <w:tcMar>
+              <w:top w:type="dxa" w:w="70"/>
+              <w:left w:type="dxa" w:w="140"/>
+              <w:bottom w:type="dxa" w:w="70"/>
+              <w:right w:type="dxa" w:w="120"/>
+            </w:tcMar>
+            <w:vAlign w:val="top"/>
+          </w:tcPr>
+          <w:p>
+            <w:pPr>
+              <w:spacing w:after="0" w:before="0" w:line="250"/>
+              <w:jc w:val="left"/>
+            </w:pPr>
+            <w:r>
+              <w:rPr>
+                <w:rFonts w:ascii="Arial" w:cs="Arial" w:eastAsia="Arial" w:hAnsi="Arial"/>
+                <w:b w:val="false"/>
+                <w:bCs w:val="false"/>
+                <w:i w:val="false"/>
+                <w:iCs w:val="false"/>
+                <w:caps w:val="false"/>
+                <w:color w:val="1A1530"/>
+                <w:sz w:val="15"/>
+                <w:szCs w:val="15"/>
+              </w:rPr>
+              <w:t xml:space="preserve">indywidualnie</w:t>
+            </w:r>
+          </w:p>
+        </w:tc>
+        <w:tc>
+          <w:tcPr>
+            <w:tcW w:type="dxa" w:w="1306"/>
+            <w:tcBorders>
+              <w:top w:val="single" w:color="E3E1EC" w:sz="4"/>
+              <w:left w:val="single" w:color="E3E1EC" w:sz="4"/>
+              <w:bottom w:val="single" w:color="E3E1EC" w:sz="4"/>
+              <w:right w:val="single" w:color="E3E1EC" w:sz="4"/>
+            </w:tcBorders>
+            <w:tcMar>
+              <w:top w:type="dxa" w:w="70"/>
+              <w:left w:type="dxa" w:w="140"/>
+              <w:bottom w:type="dxa" w:w="70"/>
+              <w:right w:type="dxa" w:w="120"/>
+            </w:tcMar>
+            <w:vAlign w:val="top"/>
+          </w:tcPr>
+          <w:p>
+            <w:pPr>
+              <w:spacing w:after="0" w:before="0" w:line="250"/>
+              <w:jc w:val="left"/>
+            </w:pPr>
+            <w:r>
+              <w:rPr>
+                <w:rFonts w:ascii="Arial" w:cs="Arial" w:eastAsia="Arial" w:hAnsi="Arial"/>
+                <w:b/>
+                <w:bCs/>
+                <w:i w:val="false"/>
+                <w:iCs w:val="false"/>
+                <w:caps w:val="false"/>
+                <w:color w:val="2D1B69"/>
+                <w:sz w:val="15"/>
+                <w:szCs w:val="15"/>
+              </w:rPr>
+              <w:t xml:space="preserve">1 × 60 min</w:t>
+            </w:r>
+          </w:p>
+          <w:p>
+            <w:pPr>
+              <w:spacing w:after="0" w:before="0" w:line="250"/>
+              <w:jc w:val="left"/>
+            </w:pPr>
+            <w:r>
+              <w:rPr>
+                <w:rFonts w:ascii="Arial" w:cs="Arial" w:eastAsia="Arial" w:hAnsi="Arial"/>
+                <w:b w:val="false"/>
+                <w:bCs w:val="false"/>
+                <w:i w:val="false"/>
+                <w:iCs w:val="false"/>
+                <w:caps w:val="false"/>
+                <w:color w:val="6B6378"/>
+                <w:sz w:val="12"/>
+                <w:szCs w:val="12"/>
+              </w:rPr>
+              <w:t xml:space="preserve">60 min / tydz.</w:t>
+            </w:r>
+          </w:p>
+        </w:tc>
+      </w:tr>
+      <w:tr>
+        <w:trPr>
+          <w:cantSplit/>
+        </w:trPr>
+        <w:tc>
+          <w:tcPr>
+            <w:tcW w:type="dxa" w:w="3000"/>
+            <w:tcBorders>
+              <w:top w:val="single" w:color="E3E1EC" w:sz="4"/>
+              <w:left w:val="single" w:color="E74509" w:sz="24"/>
+              <w:bottom w:val="single" w:color="E3E1EC" w:sz="4"/>
+              <w:right w:val="single" w:color="E3E1EC" w:sz="4"/>
+            </w:tcBorders>
+            <w:tcMar>
+              <w:top w:type="dxa" w:w="70"/>
+              <w:left w:type="dxa" w:w="140"/>
+              <w:bottom w:type="dxa" w:w="70"/>
+              <w:right w:type="dxa" w:w="120"/>
+            </w:tcMar>
+            <w:vAlign w:val="top"/>
+          </w:tcPr>
+          <w:p>
+            <w:pPr>
+              <w:spacing w:after="0" w:before="0" w:line="250"/>
+              <w:jc w:val="left"/>
+            </w:pPr>
+            <w:r>
+              <w:rPr>
+                <w:rFonts w:ascii="Arial" w:cs="Arial" w:eastAsia="Arial" w:hAnsi="Arial"/>
+                <w:b/>
+                <w:bCs/>
+                <w:i w:val="false"/>
+                <w:iCs w:val="false"/>
+                <w:caps w:val="false"/>
+                <w:color w:val="2D1B69"/>
+                <w:sz w:val="15"/>
+                <w:szCs w:val="15"/>
+              </w:rPr>
+              <w:t xml:space="preserve">Rewalidacja: trening umiejętności społecznych i teorii umysłu (ToM)</w:t>
+            </w:r>
+          </w:p>
+        </w:tc>
+        <w:tc>
+          <w:tcPr>
+            <w:tcW w:type="dxa" w:w="2800"/>
+            <w:tcBorders>
+              <w:top w:val="single" w:color="E3E1EC" w:sz="4"/>
+              <w:left w:val="single" w:color="E3E1EC" w:sz="4"/>
+              <w:bottom w:val="single" w:color="E3E1EC" w:sz="4"/>
+              <w:right w:val="single" w:color="E3E1EC" w:sz="4"/>
+            </w:tcBorders>
+            <w:tcMar>
+              <w:top w:type="dxa" w:w="70"/>
+              <w:left w:type="dxa" w:w="140"/>
+              <w:bottom w:type="dxa" w:w="70"/>
+              <w:right w:type="dxa" w:w="120"/>
+            </w:tcMar>
+            <w:vAlign w:val="top"/>
+          </w:tcPr>
+          <w:p>
+            <w:pPr>
+              <w:spacing w:after="0" w:before="0" w:line="250"/>
+              <w:jc w:val="left"/>
+            </w:pPr>
+            <w:r>
+              <w:rPr>
+                <w:rFonts w:ascii="Arial" w:cs="Arial" w:eastAsia="Arial" w:hAnsi="Arial"/>
+                <w:b w:val="false"/>
+                <w:bCs w:val="false"/>
+                <w:i w:val="false"/>
+                <w:iCs w:val="false"/>
+                <w:caps w:val="false"/>
+                <w:color w:val="1A1530"/>
+                <w:sz w:val="15"/>
+                <w:szCs w:val="15"/>
+              </w:rPr>
+              <w:t xml:space="preserve">rozpoznawanie emocji i intencji, historyjki społeczne, naprzemienność</w:t>
+            </w:r>
+          </w:p>
+        </w:tc>
+        <w:tc>
+          <w:tcPr>
+            <w:tcW w:type="dxa" w:w="1500"/>
+            <w:tcBorders>
+              <w:top w:val="single" w:color="E3E1EC" w:sz="4"/>
+              <w:left w:val="single" w:color="E3E1EC" w:sz="4"/>
+              <w:bottom w:val="single" w:color="E3E1EC" w:sz="4"/>
+              <w:right w:val="single" w:color="E3E1EC" w:sz="4"/>
+            </w:tcBorders>
+            <w:tcMar>
+              <w:top w:type="dxa" w:w="70"/>
+              <w:left w:type="dxa" w:w="140"/>
+              <w:bottom w:type="dxa" w:w="70"/>
+              <w:right w:type="dxa" w:w="120"/>
+            </w:tcMar>
+            <w:vAlign w:val="top"/>
+          </w:tcPr>
+          <w:p>
+            <w:pPr>
+              <w:spacing w:after="0" w:before="0" w:line="250"/>
+              <w:jc w:val="left"/>
+            </w:pPr>
+            <w:r>
+              <w:rPr>
+                <w:rFonts w:ascii="Arial" w:cs="Arial" w:eastAsia="Arial" w:hAnsi="Arial"/>
+                <w:b/>
+                <w:bCs/>
+                <w:i w:val="false"/>
+                <w:iCs w:val="false"/>
+                <w:caps w:val="false"/>
+                <w:color w:val="2D1B69"/>
+                <w:sz w:val="15"/>
+                <w:szCs w:val="15"/>
+              </w:rPr>
+              <w:t xml:space="preserve">Pedagog specjalny</w:t>
+            </w:r>
+          </w:p>
+        </w:tc>
+        <w:tc>
+          <w:tcPr>
+            <w:tcW w:type="dxa" w:w="1300"/>
+            <w:tcBorders>
+              <w:top w:val="single" w:color="E3E1EC" w:sz="4"/>
+              <w:left w:val="single" w:color="E3E1EC" w:sz="4"/>
+              <w:bottom w:val="single" w:color="E3E1EC" w:sz="4"/>
+              <w:right w:val="single" w:color="E3E1EC" w:sz="4"/>
+            </w:tcBorders>
+            <w:tcMar>
+              <w:top w:type="dxa" w:w="70"/>
+              <w:left w:type="dxa" w:w="140"/>
+              <w:bottom w:type="dxa" w:w="70"/>
+              <w:right w:type="dxa" w:w="120"/>
+            </w:tcMar>
+            <w:vAlign w:val="top"/>
+          </w:tcPr>
+          <w:p>
+            <w:pPr>
+              <w:spacing w:after="0" w:before="0" w:line="250"/>
+              <w:jc w:val="left"/>
+            </w:pPr>
+            <w:r>
+              <w:rPr>
+                <w:rFonts w:ascii="Arial" w:cs="Arial" w:eastAsia="Arial" w:hAnsi="Arial"/>
+                <w:b w:val="false"/>
+                <w:bCs w:val="false"/>
+                <w:i w:val="false"/>
+                <w:iCs w:val="false"/>
+                <w:caps w:val="false"/>
+                <w:color w:val="1A1530"/>
+                <w:sz w:val="15"/>
+                <w:szCs w:val="15"/>
+              </w:rPr>
+              <w:t xml:space="preserve">indywidualnie / w parze</w:t>
+            </w:r>
+          </w:p>
+        </w:tc>
+        <w:tc>
+          <w:tcPr>
+            <w:tcW w:type="dxa" w:w="1306"/>
+            <w:tcBorders>
+              <w:top w:val="single" w:color="E3E1EC" w:sz="4"/>
+              <w:left w:val="single" w:color="E3E1EC" w:sz="4"/>
+              <w:bottom w:val="single" w:color="E3E1EC" w:sz="4"/>
+              <w:right w:val="single" w:color="E3E1EC" w:sz="4"/>
+            </w:tcBorders>
+            <w:tcMar>
+              <w:top w:type="dxa" w:w="70"/>
+              <w:left w:type="dxa" w:w="140"/>
+              <w:bottom w:type="dxa" w:w="70"/>
+              <w:right w:type="dxa" w:w="120"/>
+            </w:tcMar>
+            <w:vAlign w:val="top"/>
+          </w:tcPr>
+          <w:p>
+            <w:pPr>
+              <w:spacing w:after="0" w:before="0" w:line="250"/>
+              <w:jc w:val="left"/>
+            </w:pPr>
+            <w:r>
+              <w:rPr>
+                <w:rFonts w:ascii="Arial" w:cs="Arial" w:eastAsia="Arial" w:hAnsi="Arial"/>
+                <w:b/>
+                <w:bCs/>
+                <w:i w:val="false"/>
+                <w:iCs w:val="false"/>
+                <w:caps w:val="false"/>
+                <w:color w:val="2D1B69"/>
+                <w:sz w:val="15"/>
+                <w:szCs w:val="15"/>
+              </w:rPr>
+              <w:t xml:space="preserve">1 × 30 min</w:t>
+            </w:r>
+          </w:p>
+          <w:p>
+            <w:pPr>
+              <w:spacing w:after="0" w:before="0" w:line="250"/>
+              <w:jc w:val="left"/>
+            </w:pPr>
+            <w:r>
+              <w:rPr>
+                <w:rFonts w:ascii="Arial" w:cs="Arial" w:eastAsia="Arial" w:hAnsi="Arial"/>
+                <w:b w:val="false"/>
+                <w:bCs w:val="false"/>
+                <w:i w:val="false"/>
+                <w:iCs w:val="false"/>
+                <w:caps w:val="false"/>
+                <w:color w:val="6B6378"/>
+                <w:sz w:val="12"/>
+                <w:szCs w:val="12"/>
+              </w:rPr>
+              <w:t xml:space="preserve">30 min / tydz.</w:t>
+            </w:r>
+          </w:p>
+        </w:tc>
+      </w:tr>
+      <w:tr>
+        <w:trPr>
+          <w:cantSplit/>
+        </w:trPr>
+        <w:tc>
+          <w:tcPr>
+            <w:tcW w:type="dxa" w:w="3000"/>
+            <w:tcBorders>
+              <w:top w:val="single" w:color="E3E1EC" w:sz="4"/>
+              <w:left w:val="single" w:color="E74509" w:sz="24"/>
+              <w:bottom w:val="single" w:color="E3E1EC" w:sz="4"/>
+              <w:right w:val="single" w:color="E3E1EC" w:sz="4"/>
+            </w:tcBorders>
+            <w:tcMar>
+              <w:top w:type="dxa" w:w="70"/>
+              <w:left w:type="dxa" w:w="140"/>
+              <w:bottom w:type="dxa" w:w="70"/>
+              <w:right w:type="dxa" w:w="120"/>
+            </w:tcMar>
+            <w:vAlign w:val="top"/>
+          </w:tcPr>
+          <w:p>
+            <w:pPr>
+              <w:spacing w:after="0" w:before="0" w:line="250"/>
+              <w:jc w:val="left"/>
+            </w:pPr>
+            <w:r>
+              <w:rPr>
+                <w:rFonts w:ascii="Arial" w:cs="Arial" w:eastAsia="Arial" w:hAnsi="Arial"/>
+                <w:b/>
+                <w:bCs/>
+                <w:i w:val="false"/>
+                <w:iCs w:val="false"/>
+                <w:caps w:val="false"/>
+                <w:color w:val="2D1B69"/>
+                <w:sz w:val="15"/>
+                <w:szCs w:val="15"/>
+              </w:rPr>
+              <w:t xml:space="preserve">Rewalidacja: usprawnianie motoryki małej i grafomotoryki</w:t>
+            </w:r>
+          </w:p>
+        </w:tc>
+        <w:tc>
+          <w:tcPr>
+            <w:tcW w:type="dxa" w:w="2800"/>
+            <w:tcBorders>
+              <w:top w:val="single" w:color="E3E1EC" w:sz="4"/>
+              <w:left w:val="single" w:color="E3E1EC" w:sz="4"/>
+              <w:bottom w:val="single" w:color="E3E1EC" w:sz="4"/>
+              <w:right w:val="single" w:color="E3E1EC" w:sz="4"/>
+            </w:tcBorders>
+            <w:tcMar>
+              <w:top w:type="dxa" w:w="70"/>
+              <w:left w:type="dxa" w:w="140"/>
+              <w:bottom w:type="dxa" w:w="70"/>
+              <w:right w:type="dxa" w:w="120"/>
+            </w:tcMar>
+            <w:vAlign w:val="top"/>
+          </w:tcPr>
+          <w:p>
+            <w:pPr>
+              <w:spacing w:after="0" w:before="0" w:line="250"/>
+              <w:jc w:val="left"/>
+            </w:pPr>
+            <w:r>
+              <w:rPr>
+                <w:rFonts w:ascii="Arial" w:cs="Arial" w:eastAsia="Arial" w:hAnsi="Arial"/>
+                <w:b w:val="false"/>
+                <w:bCs w:val="false"/>
+                <w:i w:val="false"/>
+                <w:iCs w:val="false"/>
+                <w:caps w:val="false"/>
+                <w:color w:val="1A1530"/>
+                <w:sz w:val="15"/>
+                <w:szCs w:val="15"/>
+              </w:rPr>
+              <w:t xml:space="preserve">chwyt pisarski, koordynacja wzrokowo-ruchowa, planowanie ruchu</w:t>
+            </w:r>
+          </w:p>
+        </w:tc>
+        <w:tc>
+          <w:tcPr>
+            <w:tcW w:type="dxa" w:w="1500"/>
+            <w:tcBorders>
+              <w:top w:val="single" w:color="E3E1EC" w:sz="4"/>
+              <w:left w:val="single" w:color="E3E1EC" w:sz="4"/>
+              <w:bottom w:val="single" w:color="E3E1EC" w:sz="4"/>
+              <w:right w:val="single" w:color="E3E1EC" w:sz="4"/>
+            </w:tcBorders>
+            <w:tcMar>
+              <w:top w:type="dxa" w:w="70"/>
+              <w:left w:type="dxa" w:w="140"/>
+              <w:bottom w:type="dxa" w:w="70"/>
+              <w:right w:type="dxa" w:w="120"/>
+            </w:tcMar>
+            <w:vAlign w:val="top"/>
+          </w:tcPr>
+          <w:p>
+            <w:pPr>
+              <w:spacing w:after="0" w:before="0" w:line="250"/>
+              <w:jc w:val="left"/>
+            </w:pPr>
+            <w:r>
+              <w:rPr>
+                <w:rFonts w:ascii="Arial" w:cs="Arial" w:eastAsia="Arial" w:hAnsi="Arial"/>
+                <w:b/>
+                <w:bCs/>
+                <w:i w:val="false"/>
+                <w:iCs w:val="false"/>
+                <w:caps w:val="false"/>
+                <w:color w:val="2D1B69"/>
+                <w:sz w:val="15"/>
+                <w:szCs w:val="15"/>
+              </w:rPr>
+              <w:t xml:space="preserve">Terapeuta pedagogiczny</w:t>
+            </w:r>
+          </w:p>
+        </w:tc>
+        <w:tc>
+          <w:tcPr>
+            <w:tcW w:type="dxa" w:w="1300"/>
+            <w:tcBorders>
+              <w:top w:val="single" w:color="E3E1EC" w:sz="4"/>
+              <w:left w:val="single" w:color="E3E1EC" w:sz="4"/>
+              <w:bottom w:val="single" w:color="E3E1EC" w:sz="4"/>
+              <w:right w:val="single" w:color="E3E1EC" w:sz="4"/>
+            </w:tcBorders>
+            <w:tcMar>
+              <w:top w:type="dxa" w:w="70"/>
+              <w:left w:type="dxa" w:w="140"/>
+              <w:bottom w:type="dxa" w:w="70"/>
+              <w:right w:type="dxa" w:w="120"/>
+            </w:tcMar>
+            <w:vAlign w:val="top"/>
+          </w:tcPr>
+          <w:p>
+            <w:pPr>
+              <w:spacing w:after="0" w:before="0" w:line="250"/>
+              <w:jc w:val="left"/>
+            </w:pPr>
+            <w:r>
+              <w:rPr>
+                <w:rFonts w:ascii="Arial" w:cs="Arial" w:eastAsia="Arial" w:hAnsi="Arial"/>
+                <w:b w:val="false"/>
+                <w:bCs w:val="false"/>
+                <w:i w:val="false"/>
+                <w:iCs w:val="false"/>
+                <w:caps w:val="false"/>
+                <w:color w:val="1A1530"/>
+                <w:sz w:val="15"/>
+                <w:szCs w:val="15"/>
+              </w:rPr>
+              <w:t xml:space="preserve">indywidualnie</w:t>
+            </w:r>
+          </w:p>
+        </w:tc>
+        <w:tc>
+          <w:tcPr>
+            <w:tcW w:type="dxa" w:w="1306"/>
+            <w:tcBorders>
+              <w:top w:val="single" w:color="E3E1EC" w:sz="4"/>
+              <w:left w:val="single" w:color="E3E1EC" w:sz="4"/>
+              <w:bottom w:val="single" w:color="E3E1EC" w:sz="4"/>
+              <w:right w:val="single" w:color="E3E1EC" w:sz="4"/>
+            </w:tcBorders>
+            <w:tcMar>
+              <w:top w:type="dxa" w:w="70"/>
+              <w:left w:type="dxa" w:w="140"/>
+              <w:bottom w:type="dxa" w:w="70"/>
+              <w:right w:type="dxa" w:w="120"/>
+            </w:tcMar>
+            <w:vAlign w:val="top"/>
+          </w:tcPr>
+          <w:p>
+            <w:pPr>
+              <w:spacing w:after="0" w:before="0" w:line="250"/>
+              <w:jc w:val="left"/>
+            </w:pPr>
+            <w:r>
+              <w:rPr>
+                <w:rFonts w:ascii="Arial" w:cs="Arial" w:eastAsia="Arial" w:hAnsi="Arial"/>
+                <w:b/>
+                <w:bCs/>
+                <w:i w:val="false"/>
+                <w:iCs w:val="false"/>
+                <w:caps w:val="false"/>
+                <w:color w:val="2D1B69"/>
+                <w:sz w:val="15"/>
+                <w:szCs w:val="15"/>
+              </w:rPr>
+              <w:t xml:space="preserve">1 × 30 min</w:t>
+            </w:r>
+          </w:p>
+          <w:p>
+            <w:pPr>
+              <w:spacing w:after="0" w:before="0" w:line="250"/>
+              <w:jc w:val="left"/>
+            </w:pPr>
+            <w:r>
+              <w:rPr>
+                <w:rFonts w:ascii="Arial" w:cs="Arial" w:eastAsia="Arial" w:hAnsi="Arial"/>
+                <w:b w:val="false"/>
+                <w:bCs w:val="false"/>
+                <w:i w:val="false"/>
+                <w:iCs w:val="false"/>
+                <w:caps w:val="false"/>
+                <w:color w:val="6B6378"/>
+                <w:sz w:val="12"/>
+                <w:szCs w:val="12"/>
+              </w:rPr>
+              <w:t xml:space="preserve">30 min / tydz.</w:t>
+            </w:r>
+          </w:p>
+        </w:tc>
+      </w:tr>
+      <w:tr>
+        <w:trPr>
+          <w:cantSplit/>
+        </w:trPr>
+        <w:tc>
+          <w:tcPr>
+            <w:tcW w:type="dxa" w:w="8600"/>
+            <w:gridSpan w:val="4"/>
+            <w:tcBorders>
+              <w:top w:val="single" w:color="D9D0F0" w:sz="4"/>
+              <w:left w:val="single" w:color="D9D0F0" w:sz="4"/>
+              <w:bottom w:val="single" w:color="D9D0F0" w:sz="4"/>
+              <w:right w:val="single" w:color="D9D0F0" w:sz="4"/>
+            </w:tcBorders>
+            <w:shd w:fill="EFE9F9" w:color="auto" w:val="clear"/>
+            <w:tcMar>
+              <w:top w:type="dxa" w:w="80"/>
+              <w:left w:type="dxa" w:w="140"/>
+              <w:bottom w:type="dxa" w:w="80"/>
+              <w:right w:type="dxa" w:w="120"/>
+            </w:tcMar>
+            <w:vAlign w:val="top"/>
+          </w:tcPr>
+          <w:p>
+            <w:pPr>
+              <w:spacing w:after="0" w:before="0" w:line="250"/>
+              <w:jc w:val="left"/>
+            </w:pPr>
+            <w:r>
+              <w:rPr>
+                <w:rFonts w:ascii="Arial" w:cs="Arial" w:eastAsia="Arial" w:hAnsi="Arial"/>
+                <w:b/>
+                <w:bCs/>
+                <w:i w:val="false"/>
+                <w:iCs w:val="false"/>
+                <w:caps w:val="false"/>
+                <w:color w:val="2D1B69"/>
+                <w:sz w:val="15"/>
+                <w:szCs w:val="15"/>
+              </w:rPr>
+              <w:t xml:space="preserve">Razem zajęcia rewalidacyjne</w:t>
+            </w:r>
+          </w:p>
+        </w:tc>
+        <w:tc>
+          <w:tcPr>
+            <w:tcW w:type="dxa" w:w="1306"/>
+            <w:tcBorders>
+              <w:top w:val="single" w:color="D9D0F0" w:sz="4"/>
+              <w:left w:val="single" w:color="D9D0F0" w:sz="4"/>
+              <w:bottom w:val="single" w:color="D9D0F0" w:sz="4"/>
+              <w:right w:val="single" w:color="D9D0F0" w:sz="4"/>
+            </w:tcBorders>
+            <w:shd w:fill="EFE9F9" w:color="auto" w:val="clear"/>
+            <w:tcMar>
+              <w:top w:type="dxa" w:w="80"/>
+              <w:left w:type="dxa" w:w="140"/>
+              <w:bottom w:type="dxa" w:w="80"/>
+              <w:right w:type="dxa" w:w="120"/>
+            </w:tcMar>
+            <w:vAlign w:val="top"/>
+          </w:tcPr>
+          <w:p>
+            <w:pPr>
+              <w:spacing w:after="0" w:before="0" w:line="250"/>
+              <w:jc w:val="left"/>
+            </w:pPr>
+            <w:r>
+              <w:rPr>
+                <w:rFonts w:ascii="Arial" w:cs="Arial" w:eastAsia="Arial" w:hAnsi="Arial"/>
+                <w:b/>
+                <w:bCs/>
+                <w:i w:val="false"/>
+                <w:iCs w:val="false"/>
+                <w:caps w:val="false"/>
+                <w:color w:val="2D1B69"/>
+                <w:sz w:val="15"/>
+                <w:szCs w:val="15"/>
+              </w:rPr>
+              <w:t xml:space="preserve">2 godz.</w:t>
+            </w:r>
+          </w:p>
+          <w:p>
+            <w:pPr>
+              <w:spacing w:after="0" w:before="0" w:line="250"/>
+              <w:jc w:val="left"/>
+            </w:pPr>
+            <w:r>
+              <w:rPr>
+                <w:rFonts w:ascii="Arial" w:cs="Arial" w:eastAsia="Arial" w:hAnsi="Arial"/>
+                <w:b w:val="false"/>
+                <w:bCs w:val="false"/>
+                <w:i w:val="false"/>
+                <w:iCs w:val="false"/>
+                <w:caps w:val="false"/>
+                <w:color w:val="6B6378"/>
+                <w:sz w:val="12"/>
+                <w:szCs w:val="12"/>
+              </w:rPr>
+              <w:t xml:space="preserve">120 min / tydz.</w:t>
+            </w:r>
+          </w:p>
+        </w:tc>
+      </w:tr>
+    </w:tbl>
+    <w:p>
+      <w:pPr>
+        <w:keepNext/>
+        <w:spacing w:after="100" w:before="200"/>
+      </w:pPr>
+      <w:r>
+        <w:rPr>
+          <w:rFonts w:ascii="Arial" w:cs="Arial" w:eastAsia="Arial" w:hAnsi="Arial"/>
+          <w:b/>
+          <w:bCs/>
+          <w:i w:val="false"/>
+          <w:iCs w:val="false"/>
+          <w:caps w:val="false"/>
+          <w:color w:val="FFFFFF"/>
+          <w:sz w:val="16"/>
+          <w:szCs w:val="16"/>
+          <w:shd w:fill="2D6BB3" w:color="auto" w:val="clear"/>
+        </w:rPr>
+        <w:t xml:space="preserve"> B </w:t>
+      </w:r>
+      <w:r>
+        <w:rPr>
+          <w:rFonts w:ascii="Arial" w:cs="Arial" w:eastAsia="Arial" w:hAnsi="Arial"/>
+          <w:b/>
+          <w:bCs/>
+          <w:i w:val="false"/>
+          <w:iCs w:val="false"/>
+          <w:caps w:val="false"/>
+          <w:color w:val="2D1B69"/>
+          <w:sz w:val="18"/>
+          <w:szCs w:val="18"/>
+        </w:rPr>
+        <w:t xml:space="preserve">   Zajęcia z zakresu pomocy psychologiczno-pedagogicznej</w:t>
+      </w:r>
+      <w:r>
+        <w:rPr>
+          <w:rFonts w:ascii="Arial" w:cs="Arial" w:eastAsia="Arial" w:hAnsi="Arial"/>
+          <w:b w:val="false"/>
+          <w:bCs w:val="false"/>
+          <w:i w:val="false"/>
+          <w:iCs w:val="false"/>
+          <w:caps w:val="false"/>
+          <w:color w:val="6B6378"/>
+          <w:sz w:val="14"/>
+          <w:szCs w:val="14"/>
+        </w:rPr>
+        <w:t xml:space="preserve">   · rodzaj, forma i wymiar czasowy</w:t>
+      </w:r>
+    </w:p>
+    <w:tbl>
+      <w:tblPr>
+        <w:tblW w:type="dxa" w:w="9906"/>
+        <w:tblBorders>
+          <w:top w:val="single" w:color="auto" w:sz="4"/>
+          <w:left w:val="single" w:color="auto" w:sz="4"/>
+          <w:bottom w:val="single" w:color="auto" w:sz="4"/>
+          <w:right w:val="single" w:color="auto" w:sz="4"/>
+          <w:insideH w:val="single" w:color="auto" w:sz="4"/>
+          <w:insideV w:val="single" w:color="auto" w:sz="4"/>
+        </w:tblBorders>
+      </w:tblPr>
+      <w:tblGrid>
+        <w:gridCol w:w="3000"/>
+        <w:gridCol w:w="2800"/>
+        <w:gridCol w:w="1500"/>
+        <w:gridCol w:w="1300"/>
+        <w:gridCol w:w="1306"/>
+      </w:tblGrid>
+      <w:tr>
+        <w:trPr>
+          <w:cantSplit/>
+        </w:trPr>
+        <w:tc>
+          <w:tcPr>
+            <w:tcW w:type="dxa" w:w="3000"/>
+            <w:tcBorders>
+              <w:top w:val="single" w:color="D9D0F0" w:sz="4"/>
+              <w:left w:val="single" w:color="D9D0F0" w:sz="4"/>
+              <w:bottom w:val="single" w:color="D9D0F0" w:sz="4"/>
+              <w:right w:val="single" w:color="D9D0F0" w:sz="4"/>
+            </w:tcBorders>
+            <w:shd w:fill="EFE9F9" w:color="auto" w:val="clear"/>
+            <w:tcMar>
+              <w:top w:type="dxa" w:w="100"/>
+              <w:left w:type="dxa" w:w="140"/>
+              <w:bottom w:type="dxa" w:w="100"/>
+              <w:right w:type="dxa" w:w="120"/>
+            </w:tcMar>
+            <w:vAlign w:val="top"/>
+          </w:tcPr>
+          <w:p>
+            <w:pPr>
+              <w:spacing w:after="0" w:before="0" w:line="276"/>
+              <w:jc w:val="left"/>
+            </w:pPr>
+            <w:r>
+              <w:rPr>
+                <w:rFonts w:ascii="Arial" w:cs="Arial" w:eastAsia="Arial" w:hAnsi="Arial"/>
+                <w:b/>
+                <w:bCs/>
+                <w:i w:val="false"/>
+                <w:iCs w:val="false"/>
+                <w:caps/>
+                <w:color w:val="2D1B69"/>
+                <w:spacing w:val="10"/>
+                <w:sz w:val="13"/>
+                <w:szCs w:val="13"/>
+              </w:rPr>
+              <w:t xml:space="preserve">Rodzaj zajęć</w:t>
+            </w:r>
+          </w:p>
+        </w:tc>
+        <w:tc>
+          <w:tcPr>
+            <w:tcW w:type="dxa" w:w="2800"/>
+            <w:tcBorders>
+              <w:top w:val="single" w:color="D9D0F0" w:sz="4"/>
+              <w:left w:val="single" w:color="D9D0F0" w:sz="4"/>
+              <w:bottom w:val="single" w:color="D9D0F0" w:sz="4"/>
+              <w:right w:val="single" w:color="D9D0F0" w:sz="4"/>
+            </w:tcBorders>
+            <w:shd w:fill="EFE9F9" w:color="auto" w:val="clear"/>
+            <w:tcMar>
+              <w:top w:type="dxa" w:w="100"/>
+              <w:left w:type="dxa" w:w="140"/>
+              <w:bottom w:type="dxa" w:w="100"/>
+              <w:right w:type="dxa" w:w="120"/>
+            </w:tcMar>
+            <w:vAlign w:val="top"/>
+          </w:tcPr>
+          <w:p>
+            <w:pPr>
+              <w:spacing w:after="0" w:before="0" w:line="276"/>
+              <w:jc w:val="left"/>
+            </w:pPr>
+            <w:r>
+              <w:rPr>
+                <w:rFonts w:ascii="Arial" w:cs="Arial" w:eastAsia="Arial" w:hAnsi="Arial"/>
+                <w:b/>
+                <w:bCs/>
+                <w:i w:val="false"/>
+                <w:iCs w:val="false"/>
+                <w:caps/>
+                <w:color w:val="2D1B69"/>
+                <w:spacing w:val="10"/>
+                <w:sz w:val="13"/>
+                <w:szCs w:val="13"/>
+              </w:rPr>
+              <w:t xml:space="preserve">Zakres / cel</w:t>
+            </w:r>
+          </w:p>
+        </w:tc>
+        <w:tc>
+          <w:tcPr>
+            <w:tcW w:type="dxa" w:w="1500"/>
+            <w:tcBorders>
+              <w:top w:val="single" w:color="D9D0F0" w:sz="4"/>
+              <w:left w:val="single" w:color="D9D0F0" w:sz="4"/>
+              <w:bottom w:val="single" w:color="D9D0F0" w:sz="4"/>
+              <w:right w:val="single" w:color="D9D0F0" w:sz="4"/>
+            </w:tcBorders>
+            <w:shd w:fill="EFE9F9" w:color="auto" w:val="clear"/>
+            <w:tcMar>
+              <w:top w:type="dxa" w:w="100"/>
+              <w:left w:type="dxa" w:w="140"/>
+              <w:bottom w:type="dxa" w:w="100"/>
+              <w:right w:type="dxa" w:w="120"/>
+            </w:tcMar>
+            <w:vAlign w:val="top"/>
+          </w:tcPr>
+          <w:p>
+            <w:pPr>
+              <w:spacing w:after="0" w:before="0" w:line="276"/>
+              <w:jc w:val="left"/>
+            </w:pPr>
+            <w:r>
+              <w:rPr>
+                <w:rFonts w:ascii="Arial" w:cs="Arial" w:eastAsia="Arial" w:hAnsi="Arial"/>
+                <w:b/>
+                <w:bCs/>
+                <w:i w:val="false"/>
+                <w:iCs w:val="false"/>
+                <w:caps/>
+                <w:color w:val="2D1B69"/>
+                <w:spacing w:val="10"/>
+                <w:sz w:val="13"/>
+                <w:szCs w:val="13"/>
+              </w:rPr>
+              <w:t xml:space="preserve">Prowadzący</w:t>
+            </w:r>
+          </w:p>
+        </w:tc>
+        <w:tc>
+          <w:tcPr>
+            <w:tcW w:type="dxa" w:w="1300"/>
+            <w:tcBorders>
+              <w:top w:val="single" w:color="D9D0F0" w:sz="4"/>
+              <w:left w:val="single" w:color="D9D0F0" w:sz="4"/>
+              <w:bottom w:val="single" w:color="D9D0F0" w:sz="4"/>
+              <w:right w:val="single" w:color="D9D0F0" w:sz="4"/>
+            </w:tcBorders>
+            <w:shd w:fill="EFE9F9" w:color="auto" w:val="clear"/>
+            <w:tcMar>
+              <w:top w:type="dxa" w:w="100"/>
+              <w:left w:type="dxa" w:w="140"/>
+              <w:bottom w:type="dxa" w:w="100"/>
+              <w:right w:type="dxa" w:w="120"/>
+            </w:tcMar>
+            <w:vAlign w:val="top"/>
+          </w:tcPr>
+          <w:p>
+            <w:pPr>
+              <w:spacing w:after="0" w:before="0" w:line="276"/>
+              <w:jc w:val="left"/>
+            </w:pPr>
+            <w:r>
+              <w:rPr>
+                <w:rFonts w:ascii="Arial" w:cs="Arial" w:eastAsia="Arial" w:hAnsi="Arial"/>
+                <w:b/>
+                <w:bCs/>
+                <w:i w:val="false"/>
+                <w:iCs w:val="false"/>
+                <w:caps/>
+                <w:color w:val="2D1B69"/>
+                <w:spacing w:val="10"/>
+                <w:sz w:val="13"/>
+                <w:szCs w:val="13"/>
+              </w:rPr>
+              <w:t xml:space="preserve">Forma</w:t>
+            </w:r>
+          </w:p>
+        </w:tc>
+        <w:tc>
+          <w:tcPr>
+            <w:tcW w:type="dxa" w:w="1306"/>
+            <w:tcBorders>
+              <w:top w:val="single" w:color="D9D0F0" w:sz="4"/>
+              <w:left w:val="single" w:color="D9D0F0" w:sz="4"/>
+              <w:bottom w:val="single" w:color="D9D0F0" w:sz="4"/>
+              <w:right w:val="single" w:color="D9D0F0" w:sz="4"/>
+            </w:tcBorders>
+            <w:shd w:fill="EFE9F9" w:color="auto" w:val="clear"/>
+            <w:tcMar>
+              <w:top w:type="dxa" w:w="100"/>
+              <w:left w:type="dxa" w:w="140"/>
+              <w:bottom w:type="dxa" w:w="100"/>
+              <w:right w:type="dxa" w:w="120"/>
+            </w:tcMar>
+            <w:vAlign w:val="top"/>
+          </w:tcPr>
+          <w:p>
+            <w:pPr>
+              <w:spacing w:after="0" w:before="0" w:line="276"/>
+              <w:jc w:val="left"/>
+            </w:pPr>
+            <w:r>
+              <w:rPr>
+                <w:rFonts w:ascii="Arial" w:cs="Arial" w:eastAsia="Arial" w:hAnsi="Arial"/>
+                <w:b/>
+                <w:bCs/>
+                <w:i w:val="false"/>
+                <w:iCs w:val="false"/>
+                <w:caps/>
+                <w:color w:val="2D1B69"/>
+                <w:spacing w:val="10"/>
+                <w:sz w:val="13"/>
+                <w:szCs w:val="13"/>
+              </w:rPr>
+              <w:t xml:space="preserve">Wymiar tyg.</w:t>
+            </w:r>
+          </w:p>
+        </w:tc>
+      </w:tr>
+      <w:tr>
+        <w:trPr>
+          <w:cantSplit/>
+        </w:trPr>
+        <w:tc>
+          <w:tcPr>
+            <w:tcW w:type="dxa" w:w="3000"/>
+            <w:tcBorders>
+              <w:top w:val="single" w:color="E3E1EC" w:sz="4"/>
+              <w:left w:val="single" w:color="2D6BB3" w:sz="24"/>
+              <w:bottom w:val="single" w:color="E3E1EC" w:sz="4"/>
+              <w:right w:val="single" w:color="E3E1EC" w:sz="4"/>
+            </w:tcBorders>
+            <w:tcMar>
+              <w:top w:type="dxa" w:w="70"/>
+              <w:left w:type="dxa" w:w="140"/>
+              <w:bottom w:type="dxa" w:w="70"/>
+              <w:right w:type="dxa" w:w="120"/>
+            </w:tcMar>
+            <w:vAlign w:val="top"/>
+          </w:tcPr>
+          <w:p>
+            <w:pPr>
+              <w:spacing w:after="0" w:before="0" w:line="250"/>
+              <w:jc w:val="left"/>
+            </w:pPr>
+            <w:r>
+              <w:rPr>
+                <w:rFonts w:ascii="Arial" w:cs="Arial" w:eastAsia="Arial" w:hAnsi="Arial"/>
+                <w:b/>
+                <w:bCs/>
+                <w:i w:val="false"/>
+                <w:iCs w:val="false"/>
+                <w:caps w:val="false"/>
+                <w:color w:val="2D1B69"/>
+                <w:sz w:val="15"/>
+                <w:szCs w:val="15"/>
+              </w:rPr>
+              <w:t xml:space="preserve">Zajęcia logopedyczne</w:t>
+            </w:r>
+          </w:p>
+        </w:tc>
+        <w:tc>
+          <w:tcPr>
+            <w:tcW w:type="dxa" w:w="2800"/>
+            <w:tcBorders>
+              <w:top w:val="single" w:color="E3E1EC" w:sz="4"/>
+              <w:left w:val="single" w:color="E3E1EC" w:sz="4"/>
+              <w:bottom w:val="single" w:color="E3E1EC" w:sz="4"/>
+              <w:right w:val="single" w:color="E3E1EC" w:sz="4"/>
+            </w:tcBorders>
+            <w:tcMar>
+              <w:top w:type="dxa" w:w="70"/>
+              <w:left w:type="dxa" w:w="140"/>
+              <w:bottom w:type="dxa" w:w="70"/>
+              <w:right w:type="dxa" w:w="120"/>
+            </w:tcMar>
+            <w:vAlign w:val="top"/>
+          </w:tcPr>
+          <w:p>
+            <w:pPr>
+              <w:spacing w:after="0" w:before="0" w:line="250"/>
+              <w:jc w:val="left"/>
+            </w:pPr>
+            <w:r>
+              <w:rPr>
+                <w:rFonts w:ascii="Arial" w:cs="Arial" w:eastAsia="Arial" w:hAnsi="Arial"/>
+                <w:b w:val="false"/>
+                <w:bCs w:val="false"/>
+                <w:i w:val="false"/>
+                <w:iCs w:val="false"/>
+                <w:caps w:val="false"/>
+                <w:color w:val="1A1530"/>
+                <w:sz w:val="15"/>
+                <w:szCs w:val="15"/>
+              </w:rPr>
+              <w:t xml:space="preserve">artykulacja, pragmatyka wypowiedzi, redukcja echolalii, dialog</w:t>
+            </w:r>
+          </w:p>
+        </w:tc>
+        <w:tc>
+          <w:tcPr>
+            <w:tcW w:type="dxa" w:w="1500"/>
+            <w:tcBorders>
+              <w:top w:val="single" w:color="E3E1EC" w:sz="4"/>
+              <w:left w:val="single" w:color="E3E1EC" w:sz="4"/>
+              <w:bottom w:val="single" w:color="E3E1EC" w:sz="4"/>
+              <w:right w:val="single" w:color="E3E1EC" w:sz="4"/>
+            </w:tcBorders>
+            <w:tcMar>
+              <w:top w:type="dxa" w:w="70"/>
+              <w:left w:type="dxa" w:w="140"/>
+              <w:bottom w:type="dxa" w:w="70"/>
+              <w:right w:type="dxa" w:w="120"/>
+            </w:tcMar>
+            <w:vAlign w:val="top"/>
+          </w:tcPr>
+          <w:p>
+            <w:pPr>
+              <w:spacing w:after="0" w:before="0" w:line="250"/>
+              <w:jc w:val="left"/>
+            </w:pPr>
+            <w:r>
+              <w:rPr>
+                <w:rFonts w:ascii="Arial" w:cs="Arial" w:eastAsia="Arial" w:hAnsi="Arial"/>
+                <w:b/>
+                <w:bCs/>
+                <w:i w:val="false"/>
+                <w:iCs w:val="false"/>
+                <w:caps w:val="false"/>
+                <w:color w:val="2D1B69"/>
+                <w:sz w:val="15"/>
+                <w:szCs w:val="15"/>
+              </w:rPr>
+              <w:t xml:space="preserve">Logopeda</w:t>
+            </w:r>
+          </w:p>
+        </w:tc>
+        <w:tc>
+          <w:tcPr>
+            <w:tcW w:type="dxa" w:w="1300"/>
+            <w:tcBorders>
+              <w:top w:val="single" w:color="E3E1EC" w:sz="4"/>
+              <w:left w:val="single" w:color="E3E1EC" w:sz="4"/>
+              <w:bottom w:val="single" w:color="E3E1EC" w:sz="4"/>
+              <w:right w:val="single" w:color="E3E1EC" w:sz="4"/>
+            </w:tcBorders>
+            <w:tcMar>
+              <w:top w:type="dxa" w:w="70"/>
+              <w:left w:type="dxa" w:w="140"/>
+              <w:bottom w:type="dxa" w:w="70"/>
+              <w:right w:type="dxa" w:w="120"/>
+            </w:tcMar>
+            <w:vAlign w:val="top"/>
+          </w:tcPr>
+          <w:p>
+            <w:pPr>
+              <w:spacing w:after="0" w:before="0" w:line="250"/>
+              <w:jc w:val="left"/>
+            </w:pPr>
+            <w:r>
+              <w:rPr>
+                <w:rFonts w:ascii="Arial" w:cs="Arial" w:eastAsia="Arial" w:hAnsi="Arial"/>
+                <w:b w:val="false"/>
+                <w:bCs w:val="false"/>
+                <w:i w:val="false"/>
+                <w:iCs w:val="false"/>
+                <w:caps w:val="false"/>
+                <w:color w:val="1A1530"/>
+                <w:sz w:val="15"/>
+                <w:szCs w:val="15"/>
+              </w:rPr>
+              <w:t xml:space="preserve">indywidualnie</w:t>
+            </w:r>
+          </w:p>
+        </w:tc>
+        <w:tc>
+          <w:tcPr>
+            <w:tcW w:type="dxa" w:w="1306"/>
+            <w:tcBorders>
+              <w:top w:val="single" w:color="E3E1EC" w:sz="4"/>
+              <w:left w:val="single" w:color="E3E1EC" w:sz="4"/>
+              <w:bottom w:val="single" w:color="E3E1EC" w:sz="4"/>
+              <w:right w:val="single" w:color="E3E1EC" w:sz="4"/>
+            </w:tcBorders>
+            <w:tcMar>
+              <w:top w:type="dxa" w:w="70"/>
+              <w:left w:type="dxa" w:w="140"/>
+              <w:bottom w:type="dxa" w:w="70"/>
+              <w:right w:type="dxa" w:w="120"/>
+            </w:tcMar>
+            <w:vAlign w:val="top"/>
+          </w:tcPr>
+          <w:p>
+            <w:pPr>
+              <w:spacing w:after="0" w:before="0" w:line="250"/>
+              <w:jc w:val="left"/>
+            </w:pPr>
+            <w:r>
+              <w:rPr>
+                <w:rFonts w:ascii="Arial" w:cs="Arial" w:eastAsia="Arial" w:hAnsi="Arial"/>
+                <w:b/>
+                <w:bCs/>
+                <w:i w:val="false"/>
+                <w:iCs w:val="false"/>
+                <w:caps w:val="false"/>
+                <w:color w:val="2D1B69"/>
+                <w:sz w:val="15"/>
+                <w:szCs w:val="15"/>
+              </w:rPr>
+              <w:t xml:space="preserve">1 × 45 min</w:t>
+            </w:r>
+          </w:p>
+          <w:p>
+            <w:pPr>
+              <w:spacing w:after="0" w:before="0" w:line="250"/>
+              <w:jc w:val="left"/>
+            </w:pPr>
+            <w:r>
+              <w:rPr>
+                <w:rFonts w:ascii="Arial" w:cs="Arial" w:eastAsia="Arial" w:hAnsi="Arial"/>
+                <w:b w:val="false"/>
+                <w:bCs w:val="false"/>
+                <w:i w:val="false"/>
+                <w:iCs w:val="false"/>
+                <w:caps w:val="false"/>
+                <w:color w:val="6B6378"/>
+                <w:sz w:val="12"/>
+                <w:szCs w:val="12"/>
+              </w:rPr>
+              <w:t xml:space="preserve">45 min / tydz.</w:t>
+            </w:r>
+          </w:p>
+        </w:tc>
+      </w:tr>
+      <w:tr>
+        <w:trPr>
+          <w:cantSplit/>
+        </w:trPr>
+        <w:tc>
+          <w:tcPr>
+            <w:tcW w:type="dxa" w:w="3000"/>
+            <w:tcBorders>
+              <w:top w:val="single" w:color="E3E1EC" w:sz="4"/>
+              <w:left w:val="single" w:color="2D6BB3" w:sz="24"/>
+              <w:bottom w:val="single" w:color="E3E1EC" w:sz="4"/>
+              <w:right w:val="single" w:color="E3E1EC" w:sz="4"/>
+            </w:tcBorders>
+            <w:tcMar>
+              <w:top w:type="dxa" w:w="70"/>
+              <w:left w:type="dxa" w:w="140"/>
+              <w:bottom w:type="dxa" w:w="70"/>
+              <w:right w:type="dxa" w:w="120"/>
+            </w:tcMar>
+            <w:vAlign w:val="top"/>
+          </w:tcPr>
+          <w:p>
+            <w:pPr>
+              <w:spacing w:after="0" w:before="0" w:line="250"/>
+              <w:jc w:val="left"/>
+            </w:pPr>
+            <w:r>
+              <w:rPr>
+                <w:rFonts w:ascii="Arial" w:cs="Arial" w:eastAsia="Arial" w:hAnsi="Arial"/>
+                <w:b/>
+                <w:bCs/>
+                <w:i w:val="false"/>
+                <w:iCs w:val="false"/>
+                <w:caps w:val="false"/>
+                <w:color w:val="2D1B69"/>
+                <w:sz w:val="15"/>
+                <w:szCs w:val="15"/>
+              </w:rPr>
+              <w:t xml:space="preserve">Zajęcia rozwijające kompetencje emocjonalno-społeczne (TUS)</w:t>
+            </w:r>
+          </w:p>
+        </w:tc>
+        <w:tc>
+          <w:tcPr>
+            <w:tcW w:type="dxa" w:w="2800"/>
+            <w:tcBorders>
+              <w:top w:val="single" w:color="E3E1EC" w:sz="4"/>
+              <w:left w:val="single" w:color="E3E1EC" w:sz="4"/>
+              <w:bottom w:val="single" w:color="E3E1EC" w:sz="4"/>
+              <w:right w:val="single" w:color="E3E1EC" w:sz="4"/>
+            </w:tcBorders>
+            <w:tcMar>
+              <w:top w:type="dxa" w:w="70"/>
+              <w:left w:type="dxa" w:w="140"/>
+              <w:bottom w:type="dxa" w:w="70"/>
+              <w:right w:type="dxa" w:w="120"/>
+            </w:tcMar>
+            <w:vAlign w:val="top"/>
+          </w:tcPr>
+          <w:p>
+            <w:pPr>
+              <w:spacing w:after="0" w:before="0" w:line="250"/>
+              <w:jc w:val="left"/>
+            </w:pPr>
+            <w:r>
+              <w:rPr>
+                <w:rFonts w:ascii="Arial" w:cs="Arial" w:eastAsia="Arial" w:hAnsi="Arial"/>
+                <w:b w:val="false"/>
+                <w:bCs w:val="false"/>
+                <w:i w:val="false"/>
+                <w:iCs w:val="false"/>
+                <w:caps w:val="false"/>
+                <w:color w:val="1A1530"/>
+                <w:sz w:val="15"/>
+                <w:szCs w:val="15"/>
+              </w:rPr>
+              <w:t xml:space="preserve">naprzemienność, radzenie sobie z przegraną, odczytywanie sygnałów rówieśników</w:t>
+            </w:r>
+          </w:p>
+        </w:tc>
+        <w:tc>
+          <w:tcPr>
+            <w:tcW w:type="dxa" w:w="1500"/>
+            <w:tcBorders>
+              <w:top w:val="single" w:color="E3E1EC" w:sz="4"/>
+              <w:left w:val="single" w:color="E3E1EC" w:sz="4"/>
+              <w:bottom w:val="single" w:color="E3E1EC" w:sz="4"/>
+              <w:right w:val="single" w:color="E3E1EC" w:sz="4"/>
+            </w:tcBorders>
+            <w:tcMar>
+              <w:top w:type="dxa" w:w="70"/>
+              <w:left w:type="dxa" w:w="140"/>
+              <w:bottom w:type="dxa" w:w="70"/>
+              <w:right w:type="dxa" w:w="120"/>
+            </w:tcMar>
+            <w:vAlign w:val="top"/>
+          </w:tcPr>
+          <w:p>
+            <w:pPr>
+              <w:spacing w:after="0" w:before="0" w:line="250"/>
+              <w:jc w:val="left"/>
+            </w:pPr>
+            <w:r>
+              <w:rPr>
+                <w:rFonts w:ascii="Arial" w:cs="Arial" w:eastAsia="Arial" w:hAnsi="Arial"/>
+                <w:b/>
+                <w:bCs/>
+                <w:i w:val="false"/>
+                <w:iCs w:val="false"/>
+                <w:caps w:val="false"/>
+                <w:color w:val="2D1B69"/>
+                <w:sz w:val="15"/>
+                <w:szCs w:val="15"/>
+              </w:rPr>
+              <w:t xml:space="preserve">Psycholog</w:t>
+            </w:r>
+          </w:p>
+        </w:tc>
+        <w:tc>
+          <w:tcPr>
+            <w:tcW w:type="dxa" w:w="1300"/>
+            <w:tcBorders>
+              <w:top w:val="single" w:color="E3E1EC" w:sz="4"/>
+              <w:left w:val="single" w:color="E3E1EC" w:sz="4"/>
+              <w:bottom w:val="single" w:color="E3E1EC" w:sz="4"/>
+              <w:right w:val="single" w:color="E3E1EC" w:sz="4"/>
+            </w:tcBorders>
+            <w:tcMar>
+              <w:top w:type="dxa" w:w="70"/>
+              <w:left w:type="dxa" w:w="140"/>
+              <w:bottom w:type="dxa" w:w="70"/>
+              <w:right w:type="dxa" w:w="120"/>
+            </w:tcMar>
+            <w:vAlign w:val="top"/>
+          </w:tcPr>
+          <w:p>
+            <w:pPr>
+              <w:spacing w:after="0" w:before="0" w:line="250"/>
+              <w:jc w:val="left"/>
+            </w:pPr>
+            <w:r>
+              <w:rPr>
+                <w:rFonts w:ascii="Arial" w:cs="Arial" w:eastAsia="Arial" w:hAnsi="Arial"/>
+                <w:b w:val="false"/>
+                <w:bCs w:val="false"/>
+                <w:i w:val="false"/>
+                <w:iCs w:val="false"/>
+                <w:caps w:val="false"/>
+                <w:color w:val="1A1530"/>
+                <w:sz w:val="15"/>
+                <w:szCs w:val="15"/>
+              </w:rPr>
+              <w:t xml:space="preserve">grupa 3–5 osób</w:t>
+            </w:r>
+          </w:p>
+        </w:tc>
+        <w:tc>
+          <w:tcPr>
+            <w:tcW w:type="dxa" w:w="1306"/>
+            <w:tcBorders>
+              <w:top w:val="single" w:color="E3E1EC" w:sz="4"/>
+              <w:left w:val="single" w:color="E3E1EC" w:sz="4"/>
+              <w:bottom w:val="single" w:color="E3E1EC" w:sz="4"/>
+              <w:right w:val="single" w:color="E3E1EC" w:sz="4"/>
+            </w:tcBorders>
+            <w:tcMar>
+              <w:top w:type="dxa" w:w="70"/>
+              <w:left w:type="dxa" w:w="140"/>
+              <w:bottom w:type="dxa" w:w="70"/>
+              <w:right w:type="dxa" w:w="120"/>
+            </w:tcMar>
+            <w:vAlign w:val="top"/>
+          </w:tcPr>
+          <w:p>
+            <w:pPr>
+              <w:spacing w:after="0" w:before="0" w:line="250"/>
+              <w:jc w:val="left"/>
+            </w:pPr>
+            <w:r>
+              <w:rPr>
+                <w:rFonts w:ascii="Arial" w:cs="Arial" w:eastAsia="Arial" w:hAnsi="Arial"/>
+                <w:b/>
+                <w:bCs/>
+                <w:i w:val="false"/>
+                <w:iCs w:val="false"/>
+                <w:caps w:val="false"/>
+                <w:color w:val="2D1B69"/>
+                <w:sz w:val="15"/>
+                <w:szCs w:val="15"/>
+              </w:rPr>
+              <w:t xml:space="preserve">1 × 45 min</w:t>
+            </w:r>
+          </w:p>
+          <w:p>
+            <w:pPr>
+              <w:spacing w:after="0" w:before="0" w:line="250"/>
+              <w:jc w:val="left"/>
+            </w:pPr>
+            <w:r>
+              <w:rPr>
+                <w:rFonts w:ascii="Arial" w:cs="Arial" w:eastAsia="Arial" w:hAnsi="Arial"/>
+                <w:b w:val="false"/>
+                <w:bCs w:val="false"/>
+                <w:i w:val="false"/>
+                <w:iCs w:val="false"/>
+                <w:caps w:val="false"/>
+                <w:color w:val="6B6378"/>
+                <w:sz w:val="12"/>
+                <w:szCs w:val="12"/>
+              </w:rPr>
+              <w:t xml:space="preserve">45 min / tydz.</w:t>
+            </w:r>
+          </w:p>
+        </w:tc>
+      </w:tr>
+      <w:tr>
+        <w:trPr>
+          <w:cantSplit/>
+        </w:trPr>
+        <w:tc>
+          <w:tcPr>
+            <w:tcW w:type="dxa" w:w="3000"/>
+            <w:tcBorders>
+              <w:top w:val="single" w:color="E3E1EC" w:sz="4"/>
+              <w:left w:val="single" w:color="2D6BB3" w:sz="24"/>
+              <w:bottom w:val="single" w:color="E3E1EC" w:sz="4"/>
+              <w:right w:val="single" w:color="E3E1EC" w:sz="4"/>
+            </w:tcBorders>
+            <w:tcMar>
+              <w:top w:type="dxa" w:w="70"/>
+              <w:left w:type="dxa" w:w="140"/>
+              <w:bottom w:type="dxa" w:w="70"/>
+              <w:right w:type="dxa" w:w="120"/>
+            </w:tcMar>
+            <w:vAlign w:val="top"/>
+          </w:tcPr>
+          <w:p>
+            <w:pPr>
+              <w:spacing w:after="0" w:before="0" w:line="250"/>
+              <w:jc w:val="left"/>
+            </w:pPr>
+            <w:r>
+              <w:rPr>
+                <w:rFonts w:ascii="Arial" w:cs="Arial" w:eastAsia="Arial" w:hAnsi="Arial"/>
+                <w:b/>
+                <w:bCs/>
+                <w:i w:val="false"/>
+                <w:iCs w:val="false"/>
+                <w:caps w:val="false"/>
+                <w:color w:val="2D1B69"/>
+                <w:sz w:val="15"/>
+                <w:szCs w:val="15"/>
+              </w:rPr>
+              <w:t xml:space="preserve">Zajęcia korekcyjno-kompensacyjne</w:t>
+            </w:r>
+          </w:p>
+        </w:tc>
+        <w:tc>
+          <w:tcPr>
+            <w:tcW w:type="dxa" w:w="2800"/>
+            <w:tcBorders>
+              <w:top w:val="single" w:color="E3E1EC" w:sz="4"/>
+              <w:left w:val="single" w:color="E3E1EC" w:sz="4"/>
+              <w:bottom w:val="single" w:color="E3E1EC" w:sz="4"/>
+              <w:right w:val="single" w:color="E3E1EC" w:sz="4"/>
+            </w:tcBorders>
+            <w:tcMar>
+              <w:top w:type="dxa" w:w="70"/>
+              <w:left w:type="dxa" w:w="140"/>
+              <w:bottom w:type="dxa" w:w="70"/>
+              <w:right w:type="dxa" w:w="120"/>
+            </w:tcMar>
+            <w:vAlign w:val="top"/>
+          </w:tcPr>
+          <w:p>
+            <w:pPr>
+              <w:spacing w:after="0" w:before="0" w:line="250"/>
+              <w:jc w:val="left"/>
+            </w:pPr>
+            <w:r>
+              <w:rPr>
+                <w:rFonts w:ascii="Arial" w:cs="Arial" w:eastAsia="Arial" w:hAnsi="Arial"/>
+                <w:b w:val="false"/>
+                <w:bCs w:val="false"/>
+                <w:i w:val="false"/>
+                <w:iCs w:val="false"/>
+                <w:caps w:val="false"/>
+                <w:color w:val="1A1530"/>
+                <w:sz w:val="15"/>
+                <w:szCs w:val="15"/>
+              </w:rPr>
+              <w:t xml:space="preserve">uwaga, pamięć, uogólnianie wiedzy, organizacja pracy</w:t>
+            </w:r>
+          </w:p>
+        </w:tc>
+        <w:tc>
+          <w:tcPr>
+            <w:tcW w:type="dxa" w:w="1500"/>
+            <w:tcBorders>
+              <w:top w:val="single" w:color="E3E1EC" w:sz="4"/>
+              <w:left w:val="single" w:color="E3E1EC" w:sz="4"/>
+              <w:bottom w:val="single" w:color="E3E1EC" w:sz="4"/>
+              <w:right w:val="single" w:color="E3E1EC" w:sz="4"/>
+            </w:tcBorders>
+            <w:tcMar>
+              <w:top w:type="dxa" w:w="70"/>
+              <w:left w:type="dxa" w:w="140"/>
+              <w:bottom w:type="dxa" w:w="70"/>
+              <w:right w:type="dxa" w:w="120"/>
+            </w:tcMar>
+            <w:vAlign w:val="top"/>
+          </w:tcPr>
+          <w:p>
+            <w:pPr>
+              <w:spacing w:after="0" w:before="0" w:line="250"/>
+              <w:jc w:val="left"/>
+            </w:pPr>
+            <w:r>
+              <w:rPr>
+                <w:rFonts w:ascii="Arial" w:cs="Arial" w:eastAsia="Arial" w:hAnsi="Arial"/>
+                <w:b/>
+                <w:bCs/>
+                <w:i w:val="false"/>
+                <w:iCs w:val="false"/>
+                <w:caps w:val="false"/>
+                <w:color w:val="2D1B69"/>
+                <w:sz w:val="15"/>
+                <w:szCs w:val="15"/>
+              </w:rPr>
+              <w:t xml:space="preserve">Terapeuta pedagogiczny</w:t>
+            </w:r>
+          </w:p>
+        </w:tc>
+        <w:tc>
+          <w:tcPr>
+            <w:tcW w:type="dxa" w:w="1300"/>
+            <w:tcBorders>
+              <w:top w:val="single" w:color="E3E1EC" w:sz="4"/>
+              <w:left w:val="single" w:color="E3E1EC" w:sz="4"/>
+              <w:bottom w:val="single" w:color="E3E1EC" w:sz="4"/>
+              <w:right w:val="single" w:color="E3E1EC" w:sz="4"/>
+            </w:tcBorders>
+            <w:tcMar>
+              <w:top w:type="dxa" w:w="70"/>
+              <w:left w:type="dxa" w:w="140"/>
+              <w:bottom w:type="dxa" w:w="70"/>
+              <w:right w:type="dxa" w:w="120"/>
+            </w:tcMar>
+            <w:vAlign w:val="top"/>
+          </w:tcPr>
+          <w:p>
+            <w:pPr>
+              <w:spacing w:after="0" w:before="0" w:line="250"/>
+              <w:jc w:val="left"/>
+            </w:pPr>
+            <w:r>
+              <w:rPr>
+                <w:rFonts w:ascii="Arial" w:cs="Arial" w:eastAsia="Arial" w:hAnsi="Arial"/>
+                <w:b w:val="false"/>
+                <w:bCs w:val="false"/>
+                <w:i w:val="false"/>
+                <w:iCs w:val="false"/>
+                <w:caps w:val="false"/>
+                <w:color w:val="1A1530"/>
+                <w:sz w:val="15"/>
+                <w:szCs w:val="15"/>
+              </w:rPr>
+              <w:t xml:space="preserve">grupa do 5 osób</w:t>
+            </w:r>
+          </w:p>
+        </w:tc>
+        <w:tc>
+          <w:tcPr>
+            <w:tcW w:type="dxa" w:w="1306"/>
+            <w:tcBorders>
+              <w:top w:val="single" w:color="E3E1EC" w:sz="4"/>
+              <w:left w:val="single" w:color="E3E1EC" w:sz="4"/>
+              <w:bottom w:val="single" w:color="E3E1EC" w:sz="4"/>
+              <w:right w:val="single" w:color="E3E1EC" w:sz="4"/>
+            </w:tcBorders>
+            <w:tcMar>
+              <w:top w:type="dxa" w:w="70"/>
+              <w:left w:type="dxa" w:w="140"/>
+              <w:bottom w:type="dxa" w:w="70"/>
+              <w:right w:type="dxa" w:w="120"/>
+            </w:tcMar>
+            <w:vAlign w:val="top"/>
+          </w:tcPr>
+          <w:p>
+            <w:pPr>
+              <w:spacing w:after="0" w:before="0" w:line="250"/>
+              <w:jc w:val="left"/>
+            </w:pPr>
+            <w:r>
+              <w:rPr>
+                <w:rFonts w:ascii="Arial" w:cs="Arial" w:eastAsia="Arial" w:hAnsi="Arial"/>
+                <w:b/>
+                <w:bCs/>
+                <w:i w:val="false"/>
+                <w:iCs w:val="false"/>
+                <w:caps w:val="false"/>
+                <w:color w:val="2D1B69"/>
+                <w:sz w:val="15"/>
+                <w:szCs w:val="15"/>
+              </w:rPr>
+              <w:t xml:space="preserve">1 × 45 min</w:t>
+            </w:r>
+          </w:p>
+          <w:p>
+            <w:pPr>
+              <w:spacing w:after="0" w:before="0" w:line="250"/>
+              <w:jc w:val="left"/>
+            </w:pPr>
+            <w:r>
+              <w:rPr>
+                <w:rFonts w:ascii="Arial" w:cs="Arial" w:eastAsia="Arial" w:hAnsi="Arial"/>
+                <w:b w:val="false"/>
+                <w:bCs w:val="false"/>
+                <w:i w:val="false"/>
+                <w:iCs w:val="false"/>
+                <w:caps w:val="false"/>
+                <w:color w:val="6B6378"/>
+                <w:sz w:val="12"/>
+                <w:szCs w:val="12"/>
+              </w:rPr>
+              <w:t xml:space="preserve">45 min / tydz.</w:t>
+            </w:r>
+          </w:p>
+        </w:tc>
+      </w:tr>
+      <w:tr>
+        <w:trPr>
+          <w:cantSplit/>
+        </w:trPr>
+        <w:tc>
+          <w:tcPr>
+            <w:tcW w:type="dxa" w:w="3000"/>
+            <w:tcBorders>
+              <w:top w:val="single" w:color="E3E1EC" w:sz="4"/>
+              <w:left w:val="single" w:color="2D6BB3" w:sz="24"/>
+              <w:bottom w:val="single" w:color="E3E1EC" w:sz="4"/>
+              <w:right w:val="single" w:color="E3E1EC" w:sz="4"/>
+            </w:tcBorders>
+            <w:tcMar>
+              <w:top w:type="dxa" w:w="70"/>
+              <w:left w:type="dxa" w:w="140"/>
+              <w:bottom w:type="dxa" w:w="70"/>
+              <w:right w:type="dxa" w:w="120"/>
+            </w:tcMar>
+            <w:vAlign w:val="top"/>
+          </w:tcPr>
+          <w:p>
+            <w:pPr>
+              <w:spacing w:after="0" w:before="0" w:line="250"/>
+              <w:jc w:val="left"/>
+            </w:pPr>
+            <w:r>
+              <w:rPr>
+                <w:rFonts w:ascii="Arial" w:cs="Arial" w:eastAsia="Arial" w:hAnsi="Arial"/>
+                <w:b/>
+                <w:bCs/>
+                <w:i w:val="false"/>
+                <w:iCs w:val="false"/>
+                <w:caps w:val="false"/>
+                <w:color w:val="2D1B69"/>
+                <w:sz w:val="15"/>
+                <w:szCs w:val="15"/>
+              </w:rPr>
+              <w:t xml:space="preserve">Zajęcia specjalistyczne: integracja sensoryczna (SI)</w:t>
+            </w:r>
+          </w:p>
+        </w:tc>
+        <w:tc>
+          <w:tcPr>
+            <w:tcW w:type="dxa" w:w="2800"/>
+            <w:tcBorders>
+              <w:top w:val="single" w:color="E3E1EC" w:sz="4"/>
+              <w:left w:val="single" w:color="E3E1EC" w:sz="4"/>
+              <w:bottom w:val="single" w:color="E3E1EC" w:sz="4"/>
+              <w:right w:val="single" w:color="E3E1EC" w:sz="4"/>
+            </w:tcBorders>
+            <w:tcMar>
+              <w:top w:type="dxa" w:w="70"/>
+              <w:left w:type="dxa" w:w="140"/>
+              <w:bottom w:type="dxa" w:w="70"/>
+              <w:right w:type="dxa" w:w="120"/>
+            </w:tcMar>
+            <w:vAlign w:val="top"/>
+          </w:tcPr>
+          <w:p>
+            <w:pPr>
+              <w:spacing w:after="0" w:before="0" w:line="250"/>
+              <w:jc w:val="left"/>
+            </w:pPr>
+            <w:r>
+              <w:rPr>
+                <w:rFonts w:ascii="Arial" w:cs="Arial" w:eastAsia="Arial" w:hAnsi="Arial"/>
+                <w:b w:val="false"/>
+                <w:bCs w:val="false"/>
+                <w:i w:val="false"/>
+                <w:iCs w:val="false"/>
+                <w:caps w:val="false"/>
+                <w:color w:val="1A1530"/>
+                <w:sz w:val="15"/>
+                <w:szCs w:val="15"/>
+              </w:rPr>
+              <w:t xml:space="preserve">modulacja sensoryczna, dieta sensoryczna, przerwy sensoryczne</w:t>
+            </w:r>
+          </w:p>
+        </w:tc>
+        <w:tc>
+          <w:tcPr>
+            <w:tcW w:type="dxa" w:w="1500"/>
+            <w:tcBorders>
+              <w:top w:val="single" w:color="E3E1EC" w:sz="4"/>
+              <w:left w:val="single" w:color="E3E1EC" w:sz="4"/>
+              <w:bottom w:val="single" w:color="E3E1EC" w:sz="4"/>
+              <w:right w:val="single" w:color="E3E1EC" w:sz="4"/>
+            </w:tcBorders>
+            <w:tcMar>
+              <w:top w:type="dxa" w:w="70"/>
+              <w:left w:type="dxa" w:w="140"/>
+              <w:bottom w:type="dxa" w:w="70"/>
+              <w:right w:type="dxa" w:w="120"/>
+            </w:tcMar>
+            <w:vAlign w:val="top"/>
+          </w:tcPr>
+          <w:p>
+            <w:pPr>
+              <w:spacing w:after="0" w:before="0" w:line="250"/>
+              <w:jc w:val="left"/>
+            </w:pPr>
+            <w:r>
+              <w:rPr>
+                <w:rFonts w:ascii="Arial" w:cs="Arial" w:eastAsia="Arial" w:hAnsi="Arial"/>
+                <w:b/>
+                <w:bCs/>
+                <w:i w:val="false"/>
+                <w:iCs w:val="false"/>
+                <w:caps w:val="false"/>
+                <w:color w:val="2D1B69"/>
+                <w:sz w:val="15"/>
+                <w:szCs w:val="15"/>
+              </w:rPr>
+              <w:t xml:space="preserve">Terapeuta SI</w:t>
+            </w:r>
+          </w:p>
+        </w:tc>
+        <w:tc>
+          <w:tcPr>
+            <w:tcW w:type="dxa" w:w="1300"/>
+            <w:tcBorders>
+              <w:top w:val="single" w:color="E3E1EC" w:sz="4"/>
+              <w:left w:val="single" w:color="E3E1EC" w:sz="4"/>
+              <w:bottom w:val="single" w:color="E3E1EC" w:sz="4"/>
+              <w:right w:val="single" w:color="E3E1EC" w:sz="4"/>
+            </w:tcBorders>
+            <w:tcMar>
+              <w:top w:type="dxa" w:w="70"/>
+              <w:left w:type="dxa" w:w="140"/>
+              <w:bottom w:type="dxa" w:w="70"/>
+              <w:right w:type="dxa" w:w="120"/>
+            </w:tcMar>
+            <w:vAlign w:val="top"/>
+          </w:tcPr>
+          <w:p>
+            <w:pPr>
+              <w:spacing w:after="0" w:before="0" w:line="250"/>
+              <w:jc w:val="left"/>
+            </w:pPr>
+            <w:r>
+              <w:rPr>
+                <w:rFonts w:ascii="Arial" w:cs="Arial" w:eastAsia="Arial" w:hAnsi="Arial"/>
+                <w:b w:val="false"/>
+                <w:bCs w:val="false"/>
+                <w:i w:val="false"/>
+                <w:iCs w:val="false"/>
+                <w:caps w:val="false"/>
+                <w:color w:val="1A1530"/>
+                <w:sz w:val="15"/>
+                <w:szCs w:val="15"/>
+              </w:rPr>
+              <w:t xml:space="preserve">indywidualnie</w:t>
+            </w:r>
+          </w:p>
+        </w:tc>
+        <w:tc>
+          <w:tcPr>
+            <w:tcW w:type="dxa" w:w="1306"/>
+            <w:tcBorders>
+              <w:top w:val="single" w:color="E3E1EC" w:sz="4"/>
+              <w:left w:val="single" w:color="E3E1EC" w:sz="4"/>
+              <w:bottom w:val="single" w:color="E3E1EC" w:sz="4"/>
+              <w:right w:val="single" w:color="E3E1EC" w:sz="4"/>
+            </w:tcBorders>
+            <w:tcMar>
+              <w:top w:type="dxa" w:w="70"/>
+              <w:left w:type="dxa" w:w="140"/>
+              <w:bottom w:type="dxa" w:w="70"/>
+              <w:right w:type="dxa" w:w="120"/>
+            </w:tcMar>
+            <w:vAlign w:val="top"/>
+          </w:tcPr>
+          <w:p>
+            <w:pPr>
+              <w:spacing w:after="0" w:before="0" w:line="250"/>
+              <w:jc w:val="left"/>
+            </w:pPr>
+            <w:r>
+              <w:rPr>
+                <w:rFonts w:ascii="Arial" w:cs="Arial" w:eastAsia="Arial" w:hAnsi="Arial"/>
+                <w:b/>
+                <w:bCs/>
+                <w:i w:val="false"/>
+                <w:iCs w:val="false"/>
+                <w:caps w:val="false"/>
+                <w:color w:val="2D1B69"/>
+                <w:sz w:val="15"/>
+                <w:szCs w:val="15"/>
+              </w:rPr>
+              <w:t xml:space="preserve">1 × 45 min</w:t>
+            </w:r>
+          </w:p>
+          <w:p>
+            <w:pPr>
+              <w:spacing w:after="0" w:before="0" w:line="250"/>
+              <w:jc w:val="left"/>
+            </w:pPr>
+            <w:r>
+              <w:rPr>
+                <w:rFonts w:ascii="Arial" w:cs="Arial" w:eastAsia="Arial" w:hAnsi="Arial"/>
+                <w:b w:val="false"/>
+                <w:bCs w:val="false"/>
+                <w:i w:val="false"/>
+                <w:iCs w:val="false"/>
+                <w:caps w:val="false"/>
+                <w:color w:val="6B6378"/>
+                <w:sz w:val="12"/>
+                <w:szCs w:val="12"/>
+              </w:rPr>
+              <w:t xml:space="preserve">45 min / tydz.</w:t>
+            </w:r>
+          </w:p>
+        </w:tc>
+      </w:tr>
+      <w:tr>
+        <w:trPr>
+          <w:cantSplit/>
+        </w:trPr>
+        <w:tc>
+          <w:tcPr>
+            <w:tcW w:type="dxa" w:w="3000"/>
+            <w:tcBorders>
+              <w:top w:val="single" w:color="E3E1EC" w:sz="4"/>
+              <w:left w:val="single" w:color="2D6BB3" w:sz="24"/>
+              <w:bottom w:val="single" w:color="E3E1EC" w:sz="4"/>
+              <w:right w:val="single" w:color="E3E1EC" w:sz="4"/>
+            </w:tcBorders>
+            <w:tcMar>
+              <w:top w:type="dxa" w:w="70"/>
+              <w:left w:type="dxa" w:w="140"/>
+              <w:bottom w:type="dxa" w:w="70"/>
+              <w:right w:type="dxa" w:w="120"/>
+            </w:tcMar>
+            <w:vAlign w:val="top"/>
+          </w:tcPr>
+          <w:p>
+            <w:pPr>
+              <w:spacing w:after="0" w:before="0" w:line="250"/>
+              <w:jc w:val="left"/>
+            </w:pPr>
+            <w:r>
+              <w:rPr>
+                <w:rFonts w:ascii="Arial" w:cs="Arial" w:eastAsia="Arial" w:hAnsi="Arial"/>
+                <w:b/>
+                <w:bCs/>
+                <w:i w:val="false"/>
+                <w:iCs w:val="false"/>
+                <w:caps w:val="false"/>
+                <w:color w:val="2D1B69"/>
+                <w:sz w:val="15"/>
+                <w:szCs w:val="15"/>
+              </w:rPr>
+              <w:t xml:space="preserve">Porady i konsultacje dla rodziców</w:t>
+            </w:r>
+          </w:p>
+        </w:tc>
+        <w:tc>
+          <w:tcPr>
+            <w:tcW w:type="dxa" w:w="2800"/>
+            <w:tcBorders>
+              <w:top w:val="single" w:color="E3E1EC" w:sz="4"/>
+              <w:left w:val="single" w:color="E3E1EC" w:sz="4"/>
+              <w:bottom w:val="single" w:color="E3E1EC" w:sz="4"/>
+              <w:right w:val="single" w:color="E3E1EC" w:sz="4"/>
+            </w:tcBorders>
+            <w:tcMar>
+              <w:top w:type="dxa" w:w="70"/>
+              <w:left w:type="dxa" w:w="140"/>
+              <w:bottom w:type="dxa" w:w="70"/>
+              <w:right w:type="dxa" w:w="120"/>
+            </w:tcMar>
+            <w:vAlign w:val="top"/>
+          </w:tcPr>
+          <w:p>
+            <w:pPr>
+              <w:spacing w:after="0" w:before="0" w:line="250"/>
+              <w:jc w:val="left"/>
+            </w:pPr>
+            <w:r>
+              <w:rPr>
+                <w:rFonts w:ascii="Arial" w:cs="Arial" w:eastAsia="Arial" w:hAnsi="Arial"/>
+                <w:b w:val="false"/>
+                <w:bCs w:val="false"/>
+                <w:i w:val="false"/>
+                <w:iCs w:val="false"/>
+                <w:caps w:val="false"/>
+                <w:color w:val="1A1530"/>
+                <w:sz w:val="15"/>
+                <w:szCs w:val="15"/>
+              </w:rPr>
+              <w:t xml:space="preserve">ujednolicenie oddziaływań dom–placówka, zeszyt korespondencji</w:t>
+            </w:r>
+          </w:p>
+        </w:tc>
+        <w:tc>
+          <w:tcPr>
+            <w:tcW w:type="dxa" w:w="1500"/>
+            <w:tcBorders>
+              <w:top w:val="single" w:color="E3E1EC" w:sz="4"/>
+              <w:left w:val="single" w:color="E3E1EC" w:sz="4"/>
+              <w:bottom w:val="single" w:color="E3E1EC" w:sz="4"/>
+              <w:right w:val="single" w:color="E3E1EC" w:sz="4"/>
+            </w:tcBorders>
+            <w:tcMar>
+              <w:top w:type="dxa" w:w="70"/>
+              <w:left w:type="dxa" w:w="140"/>
+              <w:bottom w:type="dxa" w:w="70"/>
+              <w:right w:type="dxa" w:w="120"/>
+            </w:tcMar>
+            <w:vAlign w:val="top"/>
+          </w:tcPr>
+          <w:p>
+            <w:pPr>
+              <w:spacing w:after="0" w:before="0" w:line="250"/>
+              <w:jc w:val="left"/>
+            </w:pPr>
+            <w:r>
+              <w:rPr>
+                <w:rFonts w:ascii="Arial" w:cs="Arial" w:eastAsia="Arial" w:hAnsi="Arial"/>
+                <w:b/>
+                <w:bCs/>
+                <w:i w:val="false"/>
+                <w:iCs w:val="false"/>
+                <w:caps w:val="false"/>
+                <w:color w:val="2D1B69"/>
+                <w:sz w:val="15"/>
+                <w:szCs w:val="15"/>
+              </w:rPr>
+              <w:t xml:space="preserve">Psycholog / koordynator</w:t>
+            </w:r>
+          </w:p>
+        </w:tc>
+        <w:tc>
+          <w:tcPr>
+            <w:tcW w:type="dxa" w:w="1300"/>
+            <w:tcBorders>
+              <w:top w:val="single" w:color="E3E1EC" w:sz="4"/>
+              <w:left w:val="single" w:color="E3E1EC" w:sz="4"/>
+              <w:bottom w:val="single" w:color="E3E1EC" w:sz="4"/>
+              <w:right w:val="single" w:color="E3E1EC" w:sz="4"/>
+            </w:tcBorders>
+            <w:tcMar>
+              <w:top w:type="dxa" w:w="70"/>
+              <w:left w:type="dxa" w:w="140"/>
+              <w:bottom w:type="dxa" w:w="70"/>
+              <w:right w:type="dxa" w:w="120"/>
+            </w:tcMar>
+            <w:vAlign w:val="top"/>
+          </w:tcPr>
+          <w:p>
+            <w:pPr>
+              <w:spacing w:after="0" w:before="0" w:line="250"/>
+              <w:jc w:val="left"/>
+            </w:pPr>
+            <w:r>
+              <w:rPr>
+                <w:rFonts w:ascii="Arial" w:cs="Arial" w:eastAsia="Arial" w:hAnsi="Arial"/>
+                <w:b w:val="false"/>
+                <w:bCs w:val="false"/>
+                <w:i w:val="false"/>
+                <w:iCs w:val="false"/>
+                <w:caps w:val="false"/>
+                <w:color w:val="1A1530"/>
+                <w:sz w:val="15"/>
+                <w:szCs w:val="15"/>
+              </w:rPr>
+              <w:t xml:space="preserve">rodzice</w:t>
+            </w:r>
+          </w:p>
+        </w:tc>
+        <w:tc>
+          <w:tcPr>
+            <w:tcW w:type="dxa" w:w="1306"/>
+            <w:tcBorders>
+              <w:top w:val="single" w:color="E3E1EC" w:sz="4"/>
+              <w:left w:val="single" w:color="E3E1EC" w:sz="4"/>
+              <w:bottom w:val="single" w:color="E3E1EC" w:sz="4"/>
+              <w:right w:val="single" w:color="E3E1EC" w:sz="4"/>
+            </w:tcBorders>
+            <w:tcMar>
+              <w:top w:type="dxa" w:w="70"/>
+              <w:left w:type="dxa" w:w="140"/>
+              <w:bottom w:type="dxa" w:w="70"/>
+              <w:right w:type="dxa" w:w="120"/>
+            </w:tcMar>
+            <w:vAlign w:val="top"/>
+          </w:tcPr>
+          <w:p>
+            <w:pPr>
+              <w:spacing w:after="0" w:before="0" w:line="250"/>
+              <w:jc w:val="left"/>
+            </w:pPr>
+            <w:r>
+              <w:rPr>
+                <w:rFonts w:ascii="Arial" w:cs="Arial" w:eastAsia="Arial" w:hAnsi="Arial"/>
+                <w:b/>
+                <w:bCs/>
+                <w:i w:val="false"/>
+                <w:iCs w:val="false"/>
+                <w:caps w:val="false"/>
+                <w:color w:val="2D1B69"/>
+                <w:sz w:val="15"/>
+                <w:szCs w:val="15"/>
+              </w:rPr>
+              <w:t xml:space="preserve">1 × 30 min</w:t>
+            </w:r>
+          </w:p>
+          <w:p>
+            <w:pPr>
+              <w:spacing w:after="0" w:before="0" w:line="250"/>
+              <w:jc w:val="left"/>
+            </w:pPr>
+            <w:r>
+              <w:rPr>
+                <w:rFonts w:ascii="Arial" w:cs="Arial" w:eastAsia="Arial" w:hAnsi="Arial"/>
+                <w:b w:val="false"/>
+                <w:bCs w:val="false"/>
+                <w:i w:val="false"/>
+                <w:iCs w:val="false"/>
+                <w:caps w:val="false"/>
+                <w:color w:val="6B6378"/>
+                <w:sz w:val="12"/>
+                <w:szCs w:val="12"/>
+              </w:rPr>
+              <w:t xml:space="preserve">30 min / tydz.</w:t>
+            </w:r>
+          </w:p>
+        </w:tc>
+      </w:tr>
+      <w:tr>
+        <w:trPr>
+          <w:cantSplit/>
+        </w:trPr>
+        <w:tc>
+          <w:tcPr>
+            <w:tcW w:type="dxa" w:w="8600"/>
+            <w:gridSpan w:val="4"/>
+            <w:tcBorders>
+              <w:top w:val="single" w:color="D9D0F0" w:sz="4"/>
+              <w:left w:val="single" w:color="D9D0F0" w:sz="4"/>
+              <w:bottom w:val="single" w:color="D9D0F0" w:sz="4"/>
+              <w:right w:val="single" w:color="D9D0F0" w:sz="4"/>
+            </w:tcBorders>
+            <w:shd w:fill="EFE9F9" w:color="auto" w:val="clear"/>
+            <w:tcMar>
+              <w:top w:type="dxa" w:w="80"/>
+              <w:left w:type="dxa" w:w="140"/>
+              <w:bottom w:type="dxa" w:w="80"/>
+              <w:right w:type="dxa" w:w="120"/>
+            </w:tcMar>
+            <w:vAlign w:val="top"/>
+          </w:tcPr>
+          <w:p>
+            <w:pPr>
+              <w:spacing w:after="0" w:before="0" w:line="250"/>
+              <w:jc w:val="left"/>
+            </w:pPr>
+            <w:r>
+              <w:rPr>
+                <w:rFonts w:ascii="Arial" w:cs="Arial" w:eastAsia="Arial" w:hAnsi="Arial"/>
+                <w:b/>
+                <w:bCs/>
+                <w:i w:val="false"/>
+                <w:iCs w:val="false"/>
+                <w:caps w:val="false"/>
+                <w:color w:val="2D1B69"/>
+                <w:sz w:val="15"/>
+                <w:szCs w:val="15"/>
+              </w:rPr>
+              <w:t xml:space="preserve">Razem pomoc psychologiczno-pedagogiczna</w:t>
+            </w:r>
+          </w:p>
+        </w:tc>
+        <w:tc>
+          <w:tcPr>
+            <w:tcW w:type="dxa" w:w="1306"/>
+            <w:tcBorders>
+              <w:top w:val="single" w:color="D9D0F0" w:sz="4"/>
+              <w:left w:val="single" w:color="D9D0F0" w:sz="4"/>
+              <w:bottom w:val="single" w:color="D9D0F0" w:sz="4"/>
+              <w:right w:val="single" w:color="D9D0F0" w:sz="4"/>
+            </w:tcBorders>
+            <w:shd w:fill="EFE9F9" w:color="auto" w:val="clear"/>
+            <w:tcMar>
+              <w:top w:type="dxa" w:w="80"/>
+              <w:left w:type="dxa" w:w="140"/>
+              <w:bottom w:type="dxa" w:w="80"/>
+              <w:right w:type="dxa" w:w="120"/>
+            </w:tcMar>
+            <w:vAlign w:val="top"/>
+          </w:tcPr>
+          <w:p>
+            <w:pPr>
+              <w:spacing w:after="0" w:before="0" w:line="250"/>
+              <w:jc w:val="left"/>
+            </w:pPr>
+            <w:r>
+              <w:rPr>
+                <w:rFonts w:ascii="Arial" w:cs="Arial" w:eastAsia="Arial" w:hAnsi="Arial"/>
+                <w:b/>
+                <w:bCs/>
+                <w:i w:val="false"/>
+                <w:iCs w:val="false"/>
+                <w:caps w:val="false"/>
+                <w:color w:val="2D1B69"/>
+                <w:sz w:val="15"/>
+                <w:szCs w:val="15"/>
+              </w:rPr>
+              <w:t xml:space="preserve">3 godz. 30 min</w:t>
+            </w:r>
+          </w:p>
+          <w:p>
+            <w:pPr>
+              <w:spacing w:after="0" w:before="0" w:line="250"/>
+              <w:jc w:val="left"/>
+            </w:pPr>
+            <w:r>
+              <w:rPr>
+                <w:rFonts w:ascii="Arial" w:cs="Arial" w:eastAsia="Arial" w:hAnsi="Arial"/>
+                <w:b w:val="false"/>
+                <w:bCs w:val="false"/>
+                <w:i w:val="false"/>
+                <w:iCs w:val="false"/>
+                <w:caps w:val="false"/>
+                <w:color w:val="6B6378"/>
+                <w:sz w:val="12"/>
+                <w:szCs w:val="12"/>
+              </w:rPr>
+              <w:t xml:space="preserve">210 min / tydz.</w:t>
+            </w:r>
+          </w:p>
+        </w:tc>
+      </w:tr>
+    </w:tbl>
+    <w:p>
+      <w:pPr>
+        <w:spacing w:after="0" w:before="60" w:line="276"/>
+        <w:jc w:val="left"/>
+      </w:pPr>
+      <w:r>
+        <w:rPr>
+          <w:rFonts w:ascii="Arial" w:cs="Arial" w:eastAsia="Arial" w:hAnsi="Arial"/>
+          <w:b/>
+          <w:bCs/>
+          <w:i w:val="false"/>
+          <w:iCs w:val="false"/>
+          <w:caps w:val="false"/>
+          <w:color w:val="2D1B69"/>
+          <w:sz w:val="13"/>
+          <w:szCs w:val="13"/>
+        </w:rPr>
+        <w:t xml:space="preserve">Uwaga: </w:t>
+      </w:r>
+      <w:r>
+        <w:rPr>
+          <w:rFonts w:ascii="Arial" w:cs="Arial" w:eastAsia="Arial" w:hAnsi="Arial"/>
+          <w:b w:val="false"/>
+          <w:bCs w:val="false"/>
+          <w:i w:val="false"/>
+          <w:iCs w:val="false"/>
+          <w:caps w:val="false"/>
+          <w:color w:val="6B6378"/>
+          <w:sz w:val="13"/>
+          <w:szCs w:val="13"/>
+        </w:rPr>
+        <w:t xml:space="preserve">godzina rewalidacji = 60 min; godzina zajęć PPP = 45 min (w przedszkolu czas dostosowany do możliwości dziecka).</w:t>
+      </w:r>
+    </w:p>
+    <w:p>
+      <w:r>
+        <w:br w:type="page"/>
+      </w:r>
+    </w:p>
+    <w:tbl>
+      <w:tblPr>
+        <w:tblW w:type="dxa" w:w="9906"/>
+        <w:tblBorders>
+          <w:top w:val="single" w:color="auto" w:sz="4"/>
+          <w:left w:val="single" w:color="auto" w:sz="4"/>
+          <w:bottom w:val="single" w:color="auto" w:sz="4"/>
+          <w:right w:val="single" w:color="auto" w:sz="4"/>
+          <w:insideH w:val="single" w:color="auto" w:sz="4"/>
+          <w:insideV w:val="single" w:color="auto" w:sz="4"/>
+        </w:tblBorders>
+      </w:tblPr>
+      <w:tblGrid>
+        <w:gridCol w:w="700"/>
+        <w:gridCol w:w="6200"/>
+        <w:gridCol w:w="3006"/>
+      </w:tblGrid>
+      <w:tr>
+        <w:trPr>
+          <w:cantSplit/>
+        </w:trPr>
+        <w:tc>
+          <w:tcPr>
+            <w:tcW w:type="dxa" w:w="700"/>
+            <w:tcBorders>
+              <w:top w:val="nil"/>
+              <w:left w:val="nil"/>
+              <w:bottom w:val="nil"/>
+              <w:right w:val="nil"/>
+            </w:tcBorders>
+            <w:shd w:fill="2D1B69" w:color="auto" w:val="clear"/>
+            <w:tcMar>
+              <w:top w:type="dxa" w:w="120"/>
+              <w:left w:type="dxa" w:w="40"/>
+              <w:bottom w:type="dxa" w:w="120"/>
+              <w:right w:type="dxa" w:w="40"/>
+            </w:tcMar>
+            <w:vAlign w:val="center"/>
+          </w:tcPr>
+          <w:p>
+            <w:pPr>
+              <w:spacing w:after="0" w:before="0" w:line="276"/>
+              <w:jc w:val="center"/>
+            </w:pPr>
+            <w:r>
+              <w:rPr>
+                <w:rFonts w:ascii="Arial" w:cs="Arial" w:eastAsia="Arial" w:hAnsi="Arial"/>
+                <w:b/>
+                <w:bCs/>
+                <w:i w:val="false"/>
+                <w:iCs w:val="false"/>
+                <w:caps w:val="false"/>
+                <w:color w:val="FFFFFF"/>
+                <w:sz w:val="12"/>
+                <w:szCs w:val="12"/>
+              </w:rPr>
+              <w:t xml:space="preserve">PCTP</w:t>
+            </w:r>
+          </w:p>
+        </w:tc>
+        <w:tc>
+          <w:tcPr>
+            <w:tcW w:type="dxa" w:w="6200"/>
+            <w:tcBorders>
+              <w:top w:val="nil"/>
+              <w:left w:val="nil"/>
+              <w:bottom w:val="nil"/>
+              <w:right w:val="nil"/>
+            </w:tcBorders>
+            <w:tcMar>
+              <w:top w:type="dxa" w:w="0"/>
+              <w:left w:type="dxa" w:w="160"/>
+              <w:bottom w:type="dxa" w:w="0"/>
+              <w:right w:type="dxa" w:w="0"/>
+            </w:tcMar>
+            <w:vAlign w:val="center"/>
+          </w:tcPr>
+          <w:p>
+            <w:pPr>
+              <w:spacing w:after="20" w:before="0" w:line="276"/>
+              <w:jc w:val="left"/>
+            </w:pPr>
+            <w:r>
+              <w:rPr>
+                <w:rFonts w:ascii="Arial" w:cs="Arial" w:eastAsia="Arial" w:hAnsi="Arial"/>
+                <w:b/>
+                <w:bCs/>
+                <w:i w:val="false"/>
+                <w:iCs w:val="false"/>
+                <w:caps w:val="false"/>
+                <w:color w:val="2D1B69"/>
+                <w:sz w:val="26"/>
+                <w:szCs w:val="26"/>
+              </w:rPr>
+              <w:t xml:space="preserve">EduPlaner 2026</w:t>
+            </w:r>
+          </w:p>
+          <w:p>
+            <w:pPr>
+              <w:spacing w:after="0" w:before="0" w:line="276"/>
+              <w:jc w:val="left"/>
+            </w:pPr>
+            <w:r>
+              <w:rPr>
+                <w:rFonts w:ascii="Arial" w:cs="Arial" w:eastAsia="Arial" w:hAnsi="Arial"/>
+                <w:b w:val="false"/>
+                <w:bCs w:val="false"/>
+                <w:i w:val="false"/>
+                <w:iCs w:val="false"/>
+                <w:caps/>
+                <w:color w:val="6B6378"/>
+                <w:spacing w:val="14"/>
+                <w:sz w:val="12"/>
+                <w:szCs w:val="12"/>
+              </w:rPr>
+              <w:t xml:space="preserve">Raport Oceny Funkcjonalnej · Część II · Zalecenia poradni · realizacja i podpisy</w:t>
+            </w:r>
+          </w:p>
+        </w:tc>
+        <w:tc>
+          <w:tcPr>
+            <w:tcW w:type="dxa" w:w="3006"/>
+            <w:tcBorders>
+              <w:top w:val="nil"/>
+              <w:left w:val="nil"/>
+              <w:bottom w:val="nil"/>
+              <w:right w:val="nil"/>
+            </w:tcBorders>
+            <w:tcMar>
+              <w:top w:type="dxa" w:w="0"/>
+              <w:left w:type="dxa" w:w="0"/>
+              <w:bottom w:type="dxa" w:w="0"/>
+              <w:right w:type="dxa" w:w="0"/>
+            </w:tcMar>
+            <w:vAlign w:val="center"/>
+          </w:tcPr>
+          <w:p>
+            <w:pPr>
+              <w:spacing w:after="60" w:before="0" w:line="276"/>
+              <w:jc w:val="right"/>
+            </w:pPr>
+            <w:r>
+              <w:rPr>
+                <w:rFonts w:ascii="Arial" w:cs="Arial" w:eastAsia="Arial" w:hAnsi="Arial"/>
+                <w:b/>
+                <w:bCs/>
+                <w:i w:val="false"/>
+                <w:iCs w:val="false"/>
+                <w:caps w:val="false"/>
+                <w:color w:val="FFFFFF"/>
+                <w:spacing w:val="10"/>
+                <w:sz w:val="13"/>
+                <w:szCs w:val="13"/>
+                <w:shd w:fill="E74509" w:color="auto" w:val="clear"/>
+              </w:rPr>
+              <w:t xml:space="preserve">  RAPORT · 2026  </w:t>
+            </w:r>
+          </w:p>
+          <w:p>
+            <w:pPr>
+              <w:spacing w:after="0" w:before="0" w:line="276"/>
+              <w:jc w:val="right"/>
+            </w:pPr>
+            <w:r>
+              <w:rPr>
+                <w:rFonts w:ascii="Arial" w:cs="Arial" w:eastAsia="Arial" w:hAnsi="Arial"/>
+                <w:b w:val="false"/>
+                <w:bCs w:val="false"/>
+                <w:i w:val="false"/>
+                <w:iCs w:val="false"/>
+                <w:caps w:val="false"/>
+                <w:color w:val="6B6378"/>
+                <w:spacing w:val="14"/>
+                <w:sz w:val="11"/>
+                <w:szCs w:val="11"/>
+              </w:rPr>
+              <w:t xml:space="preserve">DOKUMENT DLA RODZICA · 2026</w:t>
+            </w:r>
+          </w:p>
+        </w:tc>
+      </w:tr>
+    </w:tbl>
+    <w:p>
+      <w:pPr>
+        <w:pBdr>
+          <w:bottom w:val="single" w:color="2D1B69" w:sz="12" w:space="1"/>
+        </w:pBdr>
+        <w:spacing w:after="160" w:before="60"/>
+      </w:pPr>
+    </w:p>
+    <w:tbl>
+      <w:tblPr>
+        <w:tblW w:type="dxa" w:w="9706"/>
+        <w:tblBorders>
+          <w:top w:val="single" w:color="auto" w:sz="4"/>
+          <w:left w:val="single" w:color="auto" w:sz="4"/>
+          <w:bottom w:val="single" w:color="auto" w:sz="4"/>
+          <w:right w:val="single" w:color="auto" w:sz="4"/>
+          <w:insideH w:val="single" w:color="auto" w:sz="4"/>
+          <w:insideV w:val="single" w:color="auto" w:sz="4"/>
+        </w:tblBorders>
+      </w:tblPr>
+      <w:tblGrid>
+        <w:gridCol w:w="3900"/>
+        <w:gridCol w:w="2900"/>
+        <w:gridCol w:w="2906"/>
+      </w:tblGrid>
+      <w:tr>
+        <w:trPr>
+          <w:cantSplit/>
+        </w:trPr>
+        <w:tc>
+          <w:tcPr>
+            <w:tcW w:type="dxa" w:w="3900"/>
+            <w:tcBorders>
+              <w:top w:val="single" w:color="FFFFFF" w:sz="12"/>
+              <w:left w:val="single" w:color="FFFFFF" w:sz="12"/>
+              <w:bottom w:val="single" w:color="FFFFFF" w:sz="12"/>
+              <w:right w:val="single" w:color="FFFFFF" w:sz="12"/>
+            </w:tcBorders>
+            <w:shd w:fill="EFE9F9" w:color="auto" w:val="clear"/>
+            <w:tcMar>
+              <w:top w:type="dxa" w:w="110"/>
+              <w:left w:type="dxa" w:w="180"/>
+              <w:bottom w:type="dxa" w:w="110"/>
+              <w:right w:type="dxa" w:w="120"/>
+            </w:tcMar>
+            <w:vAlign w:val="top"/>
+          </w:tcPr>
+          <w:p>
+            <w:pPr>
+              <w:spacing w:after="0" w:before="0" w:line="276"/>
+              <w:jc w:val="left"/>
+            </w:pPr>
+            <w:r>
+              <w:rPr>
+                <w:rFonts w:ascii="Arial" w:cs="Arial" w:eastAsia="Arial" w:hAnsi="Arial"/>
+                <w:b/>
+                <w:bCs/>
+                <w:i w:val="false"/>
+                <w:iCs w:val="false"/>
+                <w:caps w:val="false"/>
+                <w:color w:val="7D6FB0"/>
+                <w:spacing w:val="14"/>
+                <w:sz w:val="12"/>
+                <w:szCs w:val="12"/>
+              </w:rPr>
+              <w:t xml:space="preserve">DOTYCZY DZIECKA</w:t>
+            </w:r>
+            <w:r>
+              <w:rPr>
+                <w:rFonts w:ascii="Arial" w:cs="Arial" w:eastAsia="Arial" w:hAnsi="Arial"/>
+                <w:b w:val="false"/>
+                <w:bCs w:val="false"/>
+                <w:i w:val="false"/>
+                <w:iCs w:val="false"/>
+                <w:caps w:val="false"/>
+                <w:color w:val="B6A6DF"/>
+                <w:sz w:val="14"/>
+                <w:szCs w:val="14"/>
+              </w:rPr>
+              <w:t xml:space="preserve">  ....................................................</w:t>
+            </w:r>
+            <w:r>
+              <w:rPr>
+                <w:rFonts w:ascii="Arial" w:cs="Arial" w:eastAsia="Arial" w:hAnsi="Arial"/>
+                <w:b w:val="false"/>
+                <w:bCs w:val="false"/>
+                <w:i w:val="false"/>
+                <w:iCs w:val="false"/>
+                <w:caps w:val="false"/>
+                <w:color w:val="6B6378"/>
+                <w:sz w:val="14"/>
+                <w:szCs w:val="14"/>
+              </w:rPr>
+              <w:t xml:space="preserve"/>
+            </w:r>
+          </w:p>
+        </w:tc>
+        <w:tc>
+          <w:tcPr>
+            <w:tcW w:type="dxa" w:w="2900"/>
+            <w:tcBorders>
+              <w:top w:val="single" w:color="FFFFFF" w:sz="12"/>
+              <w:left w:val="single" w:color="FFFFFF" w:sz="12"/>
+              <w:bottom w:val="single" w:color="FFFFFF" w:sz="12"/>
+              <w:right w:val="single" w:color="FFFFFF" w:sz="12"/>
+            </w:tcBorders>
+            <w:shd w:fill="EFE9F9" w:color="auto" w:val="clear"/>
+            <w:tcMar>
+              <w:top w:type="dxa" w:w="110"/>
+              <w:left w:type="dxa" w:w="180"/>
+              <w:bottom w:type="dxa" w:w="110"/>
+              <w:right w:type="dxa" w:w="120"/>
+            </w:tcMar>
+            <w:vAlign w:val="top"/>
+          </w:tcPr>
+          <w:p>
+            <w:pPr>
+              <w:spacing w:after="0" w:before="0" w:line="276"/>
+              <w:jc w:val="left"/>
+            </w:pPr>
+            <w:r>
+              <w:rPr>
+                <w:rFonts w:ascii="Arial" w:cs="Arial" w:eastAsia="Arial" w:hAnsi="Arial"/>
+                <w:b/>
+                <w:bCs/>
+                <w:i w:val="false"/>
+                <w:iCs w:val="false"/>
+                <w:caps w:val="false"/>
+                <w:color w:val="7D6FB0"/>
+                <w:spacing w:val="14"/>
+                <w:sz w:val="12"/>
+                <w:szCs w:val="12"/>
+              </w:rPr>
+              <w:t xml:space="preserve">GRUPA / KLASA</w:t>
+            </w:r>
+            <w:r>
+              <w:rPr>
+                <w:rFonts w:ascii="Arial" w:cs="Arial" w:eastAsia="Arial" w:hAnsi="Arial"/>
+                <w:b w:val="false"/>
+                <w:bCs w:val="false"/>
+                <w:i w:val="false"/>
+                <w:iCs w:val="false"/>
+                <w:caps w:val="false"/>
+                <w:color w:val="B6A6DF"/>
+                <w:sz w:val="14"/>
+                <w:szCs w:val="14"/>
+              </w:rPr>
+              <w:t xml:space="preserve">  ..............................</w:t>
+            </w:r>
+            <w:r>
+              <w:rPr>
+                <w:rFonts w:ascii="Arial" w:cs="Arial" w:eastAsia="Arial" w:hAnsi="Arial"/>
+                <w:b w:val="false"/>
+                <w:bCs w:val="false"/>
+                <w:i w:val="false"/>
+                <w:iCs w:val="false"/>
+                <w:caps w:val="false"/>
+                <w:color w:val="6B6378"/>
+                <w:sz w:val="14"/>
+                <w:szCs w:val="14"/>
+              </w:rPr>
+              <w:t xml:space="preserve"/>
+            </w:r>
+          </w:p>
+        </w:tc>
+        <w:tc>
+          <w:tcPr>
+            <w:tcW w:type="dxa" w:w="2906"/>
+            <w:tcBorders>
+              <w:top w:val="single" w:color="FFFFFF" w:sz="12"/>
+              <w:left w:val="single" w:color="FFFFFF" w:sz="12"/>
+              <w:bottom w:val="single" w:color="FFFFFF" w:sz="12"/>
+              <w:right w:val="single" w:color="FFFFFF" w:sz="12"/>
+            </w:tcBorders>
+            <w:shd w:fill="EFE9F9" w:color="auto" w:val="clear"/>
+            <w:tcMar>
+              <w:top w:type="dxa" w:w="110"/>
+              <w:left w:type="dxa" w:w="180"/>
+              <w:bottom w:type="dxa" w:w="110"/>
+              <w:right w:type="dxa" w:w="120"/>
+            </w:tcMar>
+            <w:vAlign w:val="top"/>
+          </w:tcPr>
+          <w:p>
+            <w:pPr>
+              <w:spacing w:after="0" w:before="0" w:line="276"/>
+              <w:jc w:val="left"/>
+            </w:pPr>
+            <w:r>
+              <w:rPr>
+                <w:rFonts w:ascii="Arial" w:cs="Arial" w:eastAsia="Arial" w:hAnsi="Arial"/>
+                <w:b/>
+                <w:bCs/>
+                <w:i w:val="false"/>
+                <w:iCs w:val="false"/>
+                <w:caps w:val="false"/>
+                <w:color w:val="7D6FB0"/>
+                <w:spacing w:val="14"/>
+                <w:sz w:val="12"/>
+                <w:szCs w:val="12"/>
+              </w:rPr>
+              <w:t xml:space="preserve">DATA</w:t>
+            </w:r>
+            <w:r>
+              <w:rPr>
+                <w:rFonts w:ascii="Arial" w:cs="Arial" w:eastAsia="Arial" w:hAnsi="Arial"/>
+                <w:b w:val="false"/>
+                <w:bCs w:val="false"/>
+                <w:i w:val="false"/>
+                <w:iCs w:val="false"/>
+                <w:caps w:val="false"/>
+                <w:color w:val="B6A6DF"/>
+                <w:sz w:val="14"/>
+                <w:szCs w:val="14"/>
+              </w:rPr>
+              <w:t xml:space="preserve">  ..............................</w:t>
+            </w:r>
+            <w:r>
+              <w:rPr>
+                <w:rFonts w:ascii="Arial" w:cs="Arial" w:eastAsia="Arial" w:hAnsi="Arial"/>
+                <w:b w:val="false"/>
+                <w:bCs w:val="false"/>
+                <w:i w:val="false"/>
+                <w:iCs w:val="false"/>
+                <w:caps w:val="false"/>
+                <w:color w:val="6B6378"/>
+                <w:sz w:val="14"/>
+                <w:szCs w:val="14"/>
+              </w:rPr>
+              <w:t xml:space="preserve">  r.</w:t>
+            </w:r>
+          </w:p>
+        </w:tc>
+      </w:tr>
+    </w:tbl>
+    <w:p>
+      <w:pPr>
+        <w:spacing w:after="120" w:before="0"/>
+      </w:pPr>
+    </w:p>
+    <w:p>
+      <w:pPr>
+        <w:keepNext/>
+        <w:spacing w:after="100" w:before="200"/>
+      </w:pPr>
+      <w:r>
+        <w:rPr>
+          <w:rFonts w:ascii="Arial" w:cs="Arial" w:eastAsia="Arial" w:hAnsi="Arial"/>
+          <w:b/>
+          <w:bCs/>
+          <w:i w:val="false"/>
+          <w:iCs w:val="false"/>
+          <w:caps w:val="false"/>
+          <w:color w:val="FFFFFF"/>
+          <w:sz w:val="16"/>
+          <w:szCs w:val="16"/>
+          <w:shd w:fill="2D1B69" w:color="auto" w:val="clear"/>
+        </w:rPr>
+        <w:t xml:space="preserve"> C </w:t>
+      </w:r>
+      <w:r>
+        <w:rPr>
+          <w:rFonts w:ascii="Arial" w:cs="Arial" w:eastAsia="Arial" w:hAnsi="Arial"/>
+          <w:b/>
+          <w:bCs/>
+          <w:i w:val="false"/>
+          <w:iCs w:val="false"/>
+          <w:caps w:val="false"/>
+          <w:color w:val="2D1B69"/>
+          <w:sz w:val="18"/>
+          <w:szCs w:val="18"/>
+        </w:rPr>
+        <w:t xml:space="preserve">   Pozostałe zalecenia poradni i sposoby ich realizacji w placówce</w:t>
+      </w:r>
+      <w:r>
+        <w:rPr>
+          <w:rFonts w:ascii="Arial" w:cs="Arial" w:eastAsia="Arial" w:hAnsi="Arial"/>
+          <w:b w:val="false"/>
+          <w:bCs w:val="false"/>
+          <w:i w:val="false"/>
+          <w:iCs w:val="false"/>
+          <w:caps w:val="false"/>
+          <w:color w:val="6B6378"/>
+          <w:sz w:val="14"/>
+          <w:szCs w:val="14"/>
+        </w:rPr>
+        <w:t xml:space="preserve"/>
       </w:r>
     </w:p>
     <w:tbl>
@@ -16256,7 +19466,7 @@
                 <w:sz w:val="15"/>
                 <w:szCs w:val="15"/>
               </w:rPr>
-              <w:t xml:space="preserve">Zajęcia rewalidacyjne rozwijające kompetencje społeczno-komunikacyjne (2 godz. tyg.)</w:t>
+              <w:t xml:space="preserve">Wsparcie nauczyciela współorganizującego kształcenie</w:t>
             </w:r>
           </w:p>
         </w:tc>
@@ -16294,7 +19504,7 @@
                 <w:sz w:val="15"/>
                 <w:szCs w:val="15"/>
               </w:rPr>
-              <w:t xml:space="preserve">Rewalidacja indywidualna 2 × 30 min tygodniowo: trening komunikacji funkcjonalnej, rozpoznawanie emocji, historyjki społeczne; zadania generalizowane w grupie.</w:t>
+              <w:t xml:space="preserve">Obecność w czasie zajęć kierowanych i przejść między aktywnościami; pomoc w dekodowaniu poleceń.</w:t>
             </w:r>
           </w:p>
         </w:tc>
@@ -16332,7 +19542,7 @@
                 <w:sz w:val="15"/>
                 <w:szCs w:val="15"/>
               </w:rPr>
-              <w:t xml:space="preserve">Pedagog specjalny · 2 × 30 min / tydz.</w:t>
+              <w:t xml:space="preserve">Nauczyciel współorganizujący · wg arkusza organizacji</w:t>
             </w:r>
           </w:p>
         </w:tc>
@@ -16533,7 +19743,7 @@
                 <w:sz w:val="15"/>
                 <w:szCs w:val="15"/>
               </w:rPr>
-              <w:t xml:space="preserve">Terapia logopedyczna z elementami komunikacji wspomagającej (AAC)</w:t>
+              <w:t xml:space="preserve">Dostosowanie wymagań edukacyjnych oraz form i metod pracy</w:t>
             </w:r>
           </w:p>
         </w:tc>
@@ -16571,7 +19781,7 @@
                 <w:sz w:val="15"/>
                 <w:szCs w:val="15"/>
               </w:rPr>
-              <w:t xml:space="preserve">Indywidualne zajęcia logopedyczne; wdrożenie tablic wyboru i skryptów dialogowych w sali; szkolenie kadry z obsługi pomocy AAC.</w:t>
+              <w:t xml:space="preserve">Karty pracy z jednym poleceniem, większa czcionka, ograniczenie bodźców; wydłużony czas; ocenianie wysiłku i postępu.</w:t>
             </w:r>
           </w:p>
         </w:tc>
@@ -16609,7 +19819,7 @@
                 <w:sz w:val="15"/>
                 <w:szCs w:val="15"/>
               </w:rPr>
-              <w:t xml:space="preserve">Logopeda / neurologopeda · 1 × 30 min / tydz.</w:t>
+              <w:t xml:space="preserve">Wychowawca i nauczyciele · na bieżąco</w:t>
             </w:r>
           </w:p>
         </w:tc>
@@ -16810,7 +20020,7 @@
                 <w:sz w:val="15"/>
                 <w:szCs w:val="15"/>
               </w:rPr>
-              <w:t xml:space="preserve">Terapia integracji sensorycznej i dieta sensoryczna w ciągu dnia</w:t>
+              <w:t xml:space="preserve">Zapewnienie stałości, przewidywalności i struktury otoczenia</w:t>
             </w:r>
           </w:p>
         </w:tc>
@@ -16848,7 +20058,7 @@
                 <w:sz w:val="15"/>
                 <w:szCs w:val="15"/>
               </w:rPr>
-              <w:t xml:space="preserve">Zajęcia SI na sali gimnastycznej; przerwy sensoryczne wpisane w plan dnia; słuchawki wygłuszające; strefa wyciszenia w sali.</w:t>
+              <w:t xml:space="preserve">Wizualny plan dnia; zapowiadanie zmian; stały skład kadry; protokół wyprzedzający przed wydarzeniami grupowymi; strefa wyciszenia i słuchawki.</w:t>
             </w:r>
           </w:p>
         </w:tc>
@@ -16886,7 +20096,7 @@
                 <w:sz w:val="15"/>
                 <w:szCs w:val="15"/>
               </w:rPr>
-              <w:t xml:space="preserve">Terapeuta SI · 1 × 45 min / tydz.; nauczyciele codziennie</w:t>
+              <w:t xml:space="preserve">Wychowawca · codziennie</w:t>
             </w:r>
           </w:p>
         </w:tc>
@@ -17087,7 +20297,7 @@
                 <w:sz w:val="15"/>
                 <w:szCs w:val="15"/>
               </w:rPr>
-              <w:t xml:space="preserve">Wsparcie nauczyciela współorganizującego kształcenie</w:t>
+              <w:t xml:space="preserve">Ścisła współpraca z rodzicami i ujednolicenie oddziaływań</w:t>
             </w:r>
           </w:p>
         </w:tc>
@@ -17125,1115 +20335,7 @@
                 <w:sz w:val="15"/>
                 <w:szCs w:val="15"/>
               </w:rPr>
-              <w:t xml:space="preserve">Obecność nauczyciela współorganizującego w czasie zajęć kierowanych i przejść między aktywnościami; pomoc w dekodowaniu poleceń.</w:t>
-            </w:r>
-          </w:p>
-        </w:tc>
-        <w:tc>
-          <w:tcPr>
-            <w:tcW w:type="dxa" w:w="2200"/>
-            <w:tcBorders>
-              <w:top w:val="single" w:color="E3E1EC" w:sz="4"/>
-              <w:left w:val="single" w:color="E3E1EC" w:sz="4"/>
-              <w:bottom w:val="single" w:color="E3E1EC" w:sz="4"/>
-              <w:right w:val="single" w:color="E3E1EC" w:sz="4"/>
-            </w:tcBorders>
-            <w:tcMar>
-              <w:top w:type="dxa" w:w="70"/>
-              <w:left w:type="dxa" w:w="140"/>
-              <w:bottom w:type="dxa" w:w="70"/>
-              <w:right w:type="dxa" w:w="120"/>
-            </w:tcMar>
-            <w:vAlign w:val="top"/>
-          </w:tcPr>
-          <w:p>
-            <w:pPr>
-              <w:spacing w:after="0" w:before="0" w:line="250"/>
-              <w:jc w:val="left"/>
-            </w:pPr>
-            <w:r>
-              <w:rPr>
-                <w:rFonts w:ascii="Arial" w:cs="Arial" w:eastAsia="Arial" w:hAnsi="Arial"/>
-                <w:b/>
-                <w:bCs/>
-                <w:i w:val="false"/>
-                <w:iCs w:val="false"/>
-                <w:caps w:val="false"/>
-                <w:color w:val="2D1B69"/>
-                <w:sz w:val="15"/>
-                <w:szCs w:val="15"/>
-              </w:rPr>
-              <w:t xml:space="preserve">Nauczyciel współorganizujący · zgodnie z arkuszem organizacji</w:t>
-            </w:r>
-          </w:p>
-        </w:tc>
-        <w:tc>
-          <w:tcPr>
-            <w:tcW w:type="dxa" w:w="1256"/>
-            <w:tcBorders>
-              <w:top w:val="single" w:color="E3E1EC" w:sz="4"/>
-              <w:left w:val="single" w:color="E3E1EC" w:sz="4"/>
-              <w:bottom w:val="single" w:color="E3E1EC" w:sz="4"/>
-              <w:right w:val="single" w:color="E3E1EC" w:sz="4"/>
-            </w:tcBorders>
-            <w:tcMar>
-              <w:top w:type="dxa" w:w="70"/>
-              <w:left w:type="dxa" w:w="140"/>
-              <w:bottom w:type="dxa" w:w="70"/>
-              <w:right w:type="dxa" w:w="120"/>
-            </w:tcMar>
-            <w:vAlign w:val="top"/>
-          </w:tcPr>
-          <w:p>
-            <w:pPr>
-              <w:spacing w:after="0" w:before="0" w:line="220"/>
-              <w:jc w:val="left"/>
-            </w:pPr>
-            <w:r>
-              <w:rPr>
-                <w:rFonts w:ascii="Arial" w:cs="Arial" w:eastAsia="Arial" w:hAnsi="Arial"/>
-                <w:b w:val="false"/>
-                <w:bCs w:val="false"/>
-                <w:i w:val="false"/>
-                <w:iCs w:val="false"/>
-                <w:caps w:val="false"/>
-                <w:color w:val="B6A6DF"/>
-                <w:sz w:val="15"/>
-                <w:szCs w:val="15"/>
-              </w:rPr>
-              <w:t xml:space="preserve">☐ </w:t>
-            </w:r>
-            <w:r>
-              <w:rPr>
-                <w:rFonts w:ascii="Arial" w:cs="Arial" w:eastAsia="Arial" w:hAnsi="Arial"/>
-                <w:b w:val="false"/>
-                <w:bCs w:val="false"/>
-                <w:i w:val="false"/>
-                <w:iCs w:val="false"/>
-                <w:caps w:val="false"/>
-                <w:color w:val="6B6378"/>
-                <w:sz w:val="12"/>
-                <w:szCs w:val="12"/>
-              </w:rPr>
-              <w:t xml:space="preserve">wdrożone</w:t>
-            </w:r>
-          </w:p>
-          <w:p>
-            <w:pPr>
-              <w:spacing w:after="0" w:before="0" w:line="220"/>
-              <w:jc w:val="left"/>
-            </w:pPr>
-            <w:r>
-              <w:rPr>
-                <w:rFonts w:ascii="Arial" w:cs="Arial" w:eastAsia="Arial" w:hAnsi="Arial"/>
-                <w:b w:val="false"/>
-                <w:bCs w:val="false"/>
-                <w:i w:val="false"/>
-                <w:iCs w:val="false"/>
-                <w:caps w:val="false"/>
-                <w:color w:val="B6A6DF"/>
-                <w:sz w:val="15"/>
-                <w:szCs w:val="15"/>
-              </w:rPr>
-              <w:t xml:space="preserve">☐ </w:t>
-            </w:r>
-            <w:r>
-              <w:rPr>
-                <w:rFonts w:ascii="Arial" w:cs="Arial" w:eastAsia="Arial" w:hAnsi="Arial"/>
-                <w:b w:val="false"/>
-                <w:bCs w:val="false"/>
-                <w:i w:val="false"/>
-                <w:iCs w:val="false"/>
-                <w:caps w:val="false"/>
-                <w:color w:val="6B6378"/>
-                <w:sz w:val="12"/>
-                <w:szCs w:val="12"/>
-              </w:rPr>
-              <w:t xml:space="preserve">w trakcie</w:t>
-            </w:r>
-          </w:p>
-          <w:p>
-            <w:pPr>
-              <w:spacing w:after="0" w:before="0" w:line="220"/>
-              <w:jc w:val="left"/>
-            </w:pPr>
-            <w:r>
-              <w:rPr>
-                <w:rFonts w:ascii="Arial" w:cs="Arial" w:eastAsia="Arial" w:hAnsi="Arial"/>
-                <w:b w:val="false"/>
-                <w:bCs w:val="false"/>
-                <w:i w:val="false"/>
-                <w:iCs w:val="false"/>
-                <w:caps w:val="false"/>
-                <w:color w:val="B6A6DF"/>
-                <w:sz w:val="15"/>
-                <w:szCs w:val="15"/>
-              </w:rPr>
-              <w:t xml:space="preserve">☐ </w:t>
-            </w:r>
-            <w:r>
-              <w:rPr>
-                <w:rFonts w:ascii="Arial" w:cs="Arial" w:eastAsia="Arial" w:hAnsi="Arial"/>
-                <w:b w:val="false"/>
-                <w:bCs w:val="false"/>
-                <w:i w:val="false"/>
-                <w:iCs w:val="false"/>
-                <w:caps w:val="false"/>
-                <w:color w:val="6B6378"/>
-                <w:sz w:val="12"/>
-                <w:szCs w:val="12"/>
-              </w:rPr>
-              <w:t xml:space="preserve">planowane</w:t>
-            </w:r>
-          </w:p>
-        </w:tc>
-      </w:tr>
-      <w:tr>
-        <w:trPr>
-          <w:cantSplit/>
-        </w:trPr>
-        <w:tc>
-          <w:tcPr>
-            <w:tcW w:type="dxa" w:w="400"/>
-            <w:tcBorders>
-              <w:top w:val="single" w:color="E3E1EC" w:sz="4"/>
-              <w:left w:val="single" w:color="E3E1EC" w:sz="4"/>
-              <w:bottom w:val="single" w:color="E3E1EC" w:sz="4"/>
-              <w:right w:val="single" w:color="E3E1EC" w:sz="4"/>
-            </w:tcBorders>
-            <w:tcMar>
-              <w:top w:type="dxa" w:w="70"/>
-              <w:left w:type="dxa" w:w="140"/>
-              <w:bottom w:type="dxa" w:w="70"/>
-              <w:right w:type="dxa" w:w="120"/>
-            </w:tcMar>
-            <w:vAlign w:val="top"/>
-          </w:tcPr>
-          <w:p>
-            <w:pPr>
-              <w:spacing w:after="0" w:before="0" w:line="250"/>
-              <w:jc w:val="left"/>
-            </w:pPr>
-            <w:r>
-              <w:rPr>
-                <w:rFonts w:ascii="Arial" w:cs="Arial" w:eastAsia="Arial" w:hAnsi="Arial"/>
-                <w:b/>
-                <w:bCs/>
-                <w:i w:val="false"/>
-                <w:iCs w:val="false"/>
-                <w:caps w:val="false"/>
-                <w:color w:val="E74509"/>
-                <w:sz w:val="15"/>
-                <w:szCs w:val="15"/>
-              </w:rPr>
-              <w:t xml:space="preserve">5</w:t>
-            </w:r>
-          </w:p>
-        </w:tc>
-        <w:tc>
-          <w:tcPr>
-            <w:tcW w:type="dxa" w:w="2550"/>
-            <w:tcBorders>
-              <w:top w:val="single" w:color="E3E1EC" w:sz="4"/>
-              <w:left w:val="single" w:color="E3E1EC" w:sz="4"/>
-              <w:bottom w:val="single" w:color="E3E1EC" w:sz="4"/>
-              <w:right w:val="single" w:color="E3E1EC" w:sz="4"/>
-            </w:tcBorders>
-            <w:tcMar>
-              <w:top w:type="dxa" w:w="70"/>
-              <w:left w:type="dxa" w:w="140"/>
-              <w:bottom w:type="dxa" w:w="70"/>
-              <w:right w:type="dxa" w:w="120"/>
-            </w:tcMar>
-            <w:vAlign w:val="top"/>
-          </w:tcPr>
-          <w:p>
-            <w:pPr>
-              <w:spacing w:after="0" w:before="0" w:line="250"/>
-              <w:jc w:val="left"/>
-            </w:pPr>
-            <w:r>
-              <w:rPr>
-                <w:rFonts w:ascii="Arial" w:cs="Arial" w:eastAsia="Arial" w:hAnsi="Arial"/>
-                <w:b/>
-                <w:bCs/>
-                <w:i w:val="false"/>
-                <w:iCs w:val="false"/>
-                <w:caps w:val="false"/>
-                <w:color w:val="1A1530"/>
-                <w:sz w:val="15"/>
-                <w:szCs w:val="15"/>
-              </w:rPr>
-              <w:t xml:space="preserve">Dostosowanie wymagań edukacyjnych oraz form i metod pracy</w:t>
-            </w:r>
-          </w:p>
-        </w:tc>
-        <w:tc>
-          <w:tcPr>
-            <w:tcW w:type="dxa" w:w="3500"/>
-            <w:tcBorders>
-              <w:top w:val="single" w:color="E3E1EC" w:sz="4"/>
-              <w:left w:val="single" w:color="E3E1EC" w:sz="4"/>
-              <w:bottom w:val="single" w:color="E3E1EC" w:sz="4"/>
-              <w:right w:val="single" w:color="E3E1EC" w:sz="4"/>
-            </w:tcBorders>
-            <w:tcMar>
-              <w:top w:type="dxa" w:w="70"/>
-              <w:left w:type="dxa" w:w="140"/>
-              <w:bottom w:type="dxa" w:w="70"/>
-              <w:right w:type="dxa" w:w="120"/>
-            </w:tcMar>
-            <w:vAlign w:val="top"/>
-          </w:tcPr>
-          <w:p>
-            <w:pPr>
-              <w:spacing w:after="0" w:before="0" w:line="250"/>
-              <w:jc w:val="left"/>
-            </w:pPr>
-            <w:r>
-              <w:rPr>
-                <w:rFonts w:ascii="Arial" w:cs="Arial" w:eastAsia="Arial" w:hAnsi="Arial"/>
-                <w:b w:val="false"/>
-                <w:bCs w:val="false"/>
-                <w:i w:val="false"/>
-                <w:iCs w:val="false"/>
-                <w:caps w:val="false"/>
-                <w:color w:val="1A1530"/>
-                <w:sz w:val="15"/>
-                <w:szCs w:val="15"/>
-              </w:rPr>
-              <w:t xml:space="preserve">Karty pracy z jednym poleceniem, większa czcionka, ograniczenie bodźców; wydłużony czas; ocenianie wysiłku i postępu; instrukcje wsparte piktogramami.</w:t>
-            </w:r>
-          </w:p>
-        </w:tc>
-        <w:tc>
-          <w:tcPr>
-            <w:tcW w:type="dxa" w:w="2200"/>
-            <w:tcBorders>
-              <w:top w:val="single" w:color="E3E1EC" w:sz="4"/>
-              <w:left w:val="single" w:color="E3E1EC" w:sz="4"/>
-              <w:bottom w:val="single" w:color="E3E1EC" w:sz="4"/>
-              <w:right w:val="single" w:color="E3E1EC" w:sz="4"/>
-            </w:tcBorders>
-            <w:tcMar>
-              <w:top w:type="dxa" w:w="70"/>
-              <w:left w:type="dxa" w:w="140"/>
-              <w:bottom w:type="dxa" w:w="70"/>
-              <w:right w:type="dxa" w:w="120"/>
-            </w:tcMar>
-            <w:vAlign w:val="top"/>
-          </w:tcPr>
-          <w:p>
-            <w:pPr>
-              <w:spacing w:after="0" w:before="0" w:line="250"/>
-              <w:jc w:val="left"/>
-            </w:pPr>
-            <w:r>
-              <w:rPr>
-                <w:rFonts w:ascii="Arial" w:cs="Arial" w:eastAsia="Arial" w:hAnsi="Arial"/>
-                <w:b/>
-                <w:bCs/>
-                <w:i w:val="false"/>
-                <w:iCs w:val="false"/>
-                <w:caps w:val="false"/>
-                <w:color w:val="2D1B69"/>
-                <w:sz w:val="15"/>
-                <w:szCs w:val="15"/>
-              </w:rPr>
-              <w:t xml:space="preserve">Wychowawca i nauczyciele przedmiotów · na bieżąco</w:t>
-            </w:r>
-          </w:p>
-        </w:tc>
-        <w:tc>
-          <w:tcPr>
-            <w:tcW w:type="dxa" w:w="1256"/>
-            <w:tcBorders>
-              <w:top w:val="single" w:color="E3E1EC" w:sz="4"/>
-              <w:left w:val="single" w:color="E3E1EC" w:sz="4"/>
-              <w:bottom w:val="single" w:color="E3E1EC" w:sz="4"/>
-              <w:right w:val="single" w:color="E3E1EC" w:sz="4"/>
-            </w:tcBorders>
-            <w:tcMar>
-              <w:top w:type="dxa" w:w="70"/>
-              <w:left w:type="dxa" w:w="140"/>
-              <w:bottom w:type="dxa" w:w="70"/>
-              <w:right w:type="dxa" w:w="120"/>
-            </w:tcMar>
-            <w:vAlign w:val="top"/>
-          </w:tcPr>
-          <w:p>
-            <w:pPr>
-              <w:spacing w:after="0" w:before="0" w:line="220"/>
-              <w:jc w:val="left"/>
-            </w:pPr>
-            <w:r>
-              <w:rPr>
-                <w:rFonts w:ascii="Arial" w:cs="Arial" w:eastAsia="Arial" w:hAnsi="Arial"/>
-                <w:b w:val="false"/>
-                <w:bCs w:val="false"/>
-                <w:i w:val="false"/>
-                <w:iCs w:val="false"/>
-                <w:caps w:val="false"/>
-                <w:color w:val="B6A6DF"/>
-                <w:sz w:val="15"/>
-                <w:szCs w:val="15"/>
-              </w:rPr>
-              <w:t xml:space="preserve">☐ </w:t>
-            </w:r>
-            <w:r>
-              <w:rPr>
-                <w:rFonts w:ascii="Arial" w:cs="Arial" w:eastAsia="Arial" w:hAnsi="Arial"/>
-                <w:b w:val="false"/>
-                <w:bCs w:val="false"/>
-                <w:i w:val="false"/>
-                <w:iCs w:val="false"/>
-                <w:caps w:val="false"/>
-                <w:color w:val="6B6378"/>
-                <w:sz w:val="12"/>
-                <w:szCs w:val="12"/>
-              </w:rPr>
-              <w:t xml:space="preserve">wdrożone</w:t>
-            </w:r>
-          </w:p>
-          <w:p>
-            <w:pPr>
-              <w:spacing w:after="0" w:before="0" w:line="220"/>
-              <w:jc w:val="left"/>
-            </w:pPr>
-            <w:r>
-              <w:rPr>
-                <w:rFonts w:ascii="Arial" w:cs="Arial" w:eastAsia="Arial" w:hAnsi="Arial"/>
-                <w:b w:val="false"/>
-                <w:bCs w:val="false"/>
-                <w:i w:val="false"/>
-                <w:iCs w:val="false"/>
-                <w:caps w:val="false"/>
-                <w:color w:val="B6A6DF"/>
-                <w:sz w:val="15"/>
-                <w:szCs w:val="15"/>
-              </w:rPr>
-              <w:t xml:space="preserve">☐ </w:t>
-            </w:r>
-            <w:r>
-              <w:rPr>
-                <w:rFonts w:ascii="Arial" w:cs="Arial" w:eastAsia="Arial" w:hAnsi="Arial"/>
-                <w:b w:val="false"/>
-                <w:bCs w:val="false"/>
-                <w:i w:val="false"/>
-                <w:iCs w:val="false"/>
-                <w:caps w:val="false"/>
-                <w:color w:val="6B6378"/>
-                <w:sz w:val="12"/>
-                <w:szCs w:val="12"/>
-              </w:rPr>
-              <w:t xml:space="preserve">w trakcie</w:t>
-            </w:r>
-          </w:p>
-          <w:p>
-            <w:pPr>
-              <w:spacing w:after="0" w:before="0" w:line="220"/>
-              <w:jc w:val="left"/>
-            </w:pPr>
-            <w:r>
-              <w:rPr>
-                <w:rFonts w:ascii="Arial" w:cs="Arial" w:eastAsia="Arial" w:hAnsi="Arial"/>
-                <w:b w:val="false"/>
-                <w:bCs w:val="false"/>
-                <w:i w:val="false"/>
-                <w:iCs w:val="false"/>
-                <w:caps w:val="false"/>
-                <w:color w:val="B6A6DF"/>
-                <w:sz w:val="15"/>
-                <w:szCs w:val="15"/>
-              </w:rPr>
-              <w:t xml:space="preserve">☐ </w:t>
-            </w:r>
-            <w:r>
-              <w:rPr>
-                <w:rFonts w:ascii="Arial" w:cs="Arial" w:eastAsia="Arial" w:hAnsi="Arial"/>
-                <w:b w:val="false"/>
-                <w:bCs w:val="false"/>
-                <w:i w:val="false"/>
-                <w:iCs w:val="false"/>
-                <w:caps w:val="false"/>
-                <w:color w:val="6B6378"/>
-                <w:sz w:val="12"/>
-                <w:szCs w:val="12"/>
-              </w:rPr>
-              <w:t xml:space="preserve">planowane</w:t>
-            </w:r>
-          </w:p>
-        </w:tc>
-      </w:tr>
-      <w:tr>
-        <w:trPr>
-          <w:cantSplit/>
-        </w:trPr>
-        <w:tc>
-          <w:tcPr>
-            <w:tcW w:type="dxa" w:w="400"/>
-            <w:tcBorders>
-              <w:top w:val="single" w:color="E3E1EC" w:sz="4"/>
-              <w:left w:val="single" w:color="E3E1EC" w:sz="4"/>
-              <w:bottom w:val="single" w:color="E3E1EC" w:sz="4"/>
-              <w:right w:val="single" w:color="E3E1EC" w:sz="4"/>
-            </w:tcBorders>
-            <w:tcMar>
-              <w:top w:type="dxa" w:w="70"/>
-              <w:left w:type="dxa" w:w="140"/>
-              <w:bottom w:type="dxa" w:w="70"/>
-              <w:right w:type="dxa" w:w="120"/>
-            </w:tcMar>
-            <w:vAlign w:val="top"/>
-          </w:tcPr>
-          <w:p>
-            <w:pPr>
-              <w:spacing w:after="0" w:before="0" w:line="250"/>
-              <w:jc w:val="left"/>
-            </w:pPr>
-            <w:r>
-              <w:rPr>
-                <w:rFonts w:ascii="Arial" w:cs="Arial" w:eastAsia="Arial" w:hAnsi="Arial"/>
-                <w:b/>
-                <w:bCs/>
-                <w:i w:val="false"/>
-                <w:iCs w:val="false"/>
-                <w:caps w:val="false"/>
-                <w:color w:val="E74509"/>
-                <w:sz w:val="15"/>
-                <w:szCs w:val="15"/>
-              </w:rPr>
-              <w:t xml:space="preserve">6</w:t>
-            </w:r>
-          </w:p>
-        </w:tc>
-        <w:tc>
-          <w:tcPr>
-            <w:tcW w:type="dxa" w:w="2550"/>
-            <w:tcBorders>
-              <w:top w:val="single" w:color="E3E1EC" w:sz="4"/>
-              <w:left w:val="single" w:color="E3E1EC" w:sz="4"/>
-              <w:bottom w:val="single" w:color="E3E1EC" w:sz="4"/>
-              <w:right w:val="single" w:color="E3E1EC" w:sz="4"/>
-            </w:tcBorders>
-            <w:tcMar>
-              <w:top w:type="dxa" w:w="70"/>
-              <w:left w:type="dxa" w:w="140"/>
-              <w:bottom w:type="dxa" w:w="70"/>
-              <w:right w:type="dxa" w:w="120"/>
-            </w:tcMar>
-            <w:vAlign w:val="top"/>
-          </w:tcPr>
-          <w:p>
-            <w:pPr>
-              <w:spacing w:after="0" w:before="0" w:line="250"/>
-              <w:jc w:val="left"/>
-            </w:pPr>
-            <w:r>
-              <w:rPr>
-                <w:rFonts w:ascii="Arial" w:cs="Arial" w:eastAsia="Arial" w:hAnsi="Arial"/>
-                <w:b/>
-                <w:bCs/>
-                <w:i w:val="false"/>
-                <w:iCs w:val="false"/>
-                <w:caps w:val="false"/>
-                <w:color w:val="1A1530"/>
-                <w:sz w:val="15"/>
-                <w:szCs w:val="15"/>
-              </w:rPr>
-              <w:t xml:space="preserve">Trening umiejętności społecznych (TUS) w małej grupie</w:t>
-            </w:r>
-          </w:p>
-        </w:tc>
-        <w:tc>
-          <w:tcPr>
-            <w:tcW w:type="dxa" w:w="3500"/>
-            <w:tcBorders>
-              <w:top w:val="single" w:color="E3E1EC" w:sz="4"/>
-              <w:left w:val="single" w:color="E3E1EC" w:sz="4"/>
-              <w:bottom w:val="single" w:color="E3E1EC" w:sz="4"/>
-              <w:right w:val="single" w:color="E3E1EC" w:sz="4"/>
-            </w:tcBorders>
-            <w:tcMar>
-              <w:top w:type="dxa" w:w="70"/>
-              <w:left w:type="dxa" w:w="140"/>
-              <w:bottom w:type="dxa" w:w="70"/>
-              <w:right w:type="dxa" w:w="120"/>
-            </w:tcMar>
-            <w:vAlign w:val="top"/>
-          </w:tcPr>
-          <w:p>
-            <w:pPr>
-              <w:spacing w:after="0" w:before="0" w:line="250"/>
-              <w:jc w:val="left"/>
-            </w:pPr>
-            <w:r>
-              <w:rPr>
-                <w:rFonts w:ascii="Arial" w:cs="Arial" w:eastAsia="Arial" w:hAnsi="Arial"/>
-                <w:b w:val="false"/>
-                <w:bCs w:val="false"/>
-                <w:i w:val="false"/>
-                <w:iCs w:val="false"/>
-                <w:caps w:val="false"/>
-                <w:color w:val="1A1530"/>
-                <w:sz w:val="15"/>
-                <w:szCs w:val="15"/>
-              </w:rPr>
-              <w:t xml:space="preserve">Zajęcia TUS w grupie 3–5 osób: naprzemienność, rozpoznawanie intencji, radzenie sobie z przegraną; rówieśnik-mentor w zabawach swobodnych.</w:t>
-            </w:r>
-          </w:p>
-        </w:tc>
-        <w:tc>
-          <w:tcPr>
-            <w:tcW w:type="dxa" w:w="2200"/>
-            <w:tcBorders>
-              <w:top w:val="single" w:color="E3E1EC" w:sz="4"/>
-              <w:left w:val="single" w:color="E3E1EC" w:sz="4"/>
-              <w:bottom w:val="single" w:color="E3E1EC" w:sz="4"/>
-              <w:right w:val="single" w:color="E3E1EC" w:sz="4"/>
-            </w:tcBorders>
-            <w:tcMar>
-              <w:top w:type="dxa" w:w="70"/>
-              <w:left w:type="dxa" w:w="140"/>
-              <w:bottom w:type="dxa" w:w="70"/>
-              <w:right w:type="dxa" w:w="120"/>
-            </w:tcMar>
-            <w:vAlign w:val="top"/>
-          </w:tcPr>
-          <w:p>
-            <w:pPr>
-              <w:spacing w:after="0" w:before="0" w:line="250"/>
-              <w:jc w:val="left"/>
-            </w:pPr>
-            <w:r>
-              <w:rPr>
-                <w:rFonts w:ascii="Arial" w:cs="Arial" w:eastAsia="Arial" w:hAnsi="Arial"/>
-                <w:b/>
-                <w:bCs/>
-                <w:i w:val="false"/>
-                <w:iCs w:val="false"/>
-                <w:caps w:val="false"/>
-                <w:color w:val="2D1B69"/>
-                <w:sz w:val="15"/>
-                <w:szCs w:val="15"/>
-              </w:rPr>
-              <w:t xml:space="preserve">Psycholog / pedagog · 1 × 45 min / tydz.</w:t>
-            </w:r>
-          </w:p>
-        </w:tc>
-        <w:tc>
-          <w:tcPr>
-            <w:tcW w:type="dxa" w:w="1256"/>
-            <w:tcBorders>
-              <w:top w:val="single" w:color="E3E1EC" w:sz="4"/>
-              <w:left w:val="single" w:color="E3E1EC" w:sz="4"/>
-              <w:bottom w:val="single" w:color="E3E1EC" w:sz="4"/>
-              <w:right w:val="single" w:color="E3E1EC" w:sz="4"/>
-            </w:tcBorders>
-            <w:tcMar>
-              <w:top w:type="dxa" w:w="70"/>
-              <w:left w:type="dxa" w:w="140"/>
-              <w:bottom w:type="dxa" w:w="70"/>
-              <w:right w:type="dxa" w:w="120"/>
-            </w:tcMar>
-            <w:vAlign w:val="top"/>
-          </w:tcPr>
-          <w:p>
-            <w:pPr>
-              <w:spacing w:after="0" w:before="0" w:line="220"/>
-              <w:jc w:val="left"/>
-            </w:pPr>
-            <w:r>
-              <w:rPr>
-                <w:rFonts w:ascii="Arial" w:cs="Arial" w:eastAsia="Arial" w:hAnsi="Arial"/>
-                <w:b w:val="false"/>
-                <w:bCs w:val="false"/>
-                <w:i w:val="false"/>
-                <w:iCs w:val="false"/>
-                <w:caps w:val="false"/>
-                <w:color w:val="B6A6DF"/>
-                <w:sz w:val="15"/>
-                <w:szCs w:val="15"/>
-              </w:rPr>
-              <w:t xml:space="preserve">☐ </w:t>
-            </w:r>
-            <w:r>
-              <w:rPr>
-                <w:rFonts w:ascii="Arial" w:cs="Arial" w:eastAsia="Arial" w:hAnsi="Arial"/>
-                <w:b w:val="false"/>
-                <w:bCs w:val="false"/>
-                <w:i w:val="false"/>
-                <w:iCs w:val="false"/>
-                <w:caps w:val="false"/>
-                <w:color w:val="6B6378"/>
-                <w:sz w:val="12"/>
-                <w:szCs w:val="12"/>
-              </w:rPr>
-              <w:t xml:space="preserve">wdrożone</w:t>
-            </w:r>
-          </w:p>
-          <w:p>
-            <w:pPr>
-              <w:spacing w:after="0" w:before="0" w:line="220"/>
-              <w:jc w:val="left"/>
-            </w:pPr>
-            <w:r>
-              <w:rPr>
-                <w:rFonts w:ascii="Arial" w:cs="Arial" w:eastAsia="Arial" w:hAnsi="Arial"/>
-                <w:b w:val="false"/>
-                <w:bCs w:val="false"/>
-                <w:i w:val="false"/>
-                <w:iCs w:val="false"/>
-                <w:caps w:val="false"/>
-                <w:color w:val="B6A6DF"/>
-                <w:sz w:val="15"/>
-                <w:szCs w:val="15"/>
-              </w:rPr>
-              <w:t xml:space="preserve">☐ </w:t>
-            </w:r>
-            <w:r>
-              <w:rPr>
-                <w:rFonts w:ascii="Arial" w:cs="Arial" w:eastAsia="Arial" w:hAnsi="Arial"/>
-                <w:b w:val="false"/>
-                <w:bCs w:val="false"/>
-                <w:i w:val="false"/>
-                <w:iCs w:val="false"/>
-                <w:caps w:val="false"/>
-                <w:color w:val="6B6378"/>
-                <w:sz w:val="12"/>
-                <w:szCs w:val="12"/>
-              </w:rPr>
-              <w:t xml:space="preserve">w trakcie</w:t>
-            </w:r>
-          </w:p>
-          <w:p>
-            <w:pPr>
-              <w:spacing w:after="0" w:before="0" w:line="220"/>
-              <w:jc w:val="left"/>
-            </w:pPr>
-            <w:r>
-              <w:rPr>
-                <w:rFonts w:ascii="Arial" w:cs="Arial" w:eastAsia="Arial" w:hAnsi="Arial"/>
-                <w:b w:val="false"/>
-                <w:bCs w:val="false"/>
-                <w:i w:val="false"/>
-                <w:iCs w:val="false"/>
-                <w:caps w:val="false"/>
-                <w:color w:val="B6A6DF"/>
-                <w:sz w:val="15"/>
-                <w:szCs w:val="15"/>
-              </w:rPr>
-              <w:t xml:space="preserve">☐ </w:t>
-            </w:r>
-            <w:r>
-              <w:rPr>
-                <w:rFonts w:ascii="Arial" w:cs="Arial" w:eastAsia="Arial" w:hAnsi="Arial"/>
-                <w:b w:val="false"/>
-                <w:bCs w:val="false"/>
-                <w:i w:val="false"/>
-                <w:iCs w:val="false"/>
-                <w:caps w:val="false"/>
-                <w:color w:val="6B6378"/>
-                <w:sz w:val="12"/>
-                <w:szCs w:val="12"/>
-              </w:rPr>
-              <w:t xml:space="preserve">planowane</w:t>
-            </w:r>
-          </w:p>
-        </w:tc>
-      </w:tr>
-      <w:tr>
-        <w:trPr>
-          <w:cantSplit/>
-        </w:trPr>
-        <w:tc>
-          <w:tcPr>
-            <w:tcW w:type="dxa" w:w="400"/>
-            <w:tcBorders>
-              <w:top w:val="single" w:color="E3E1EC" w:sz="4"/>
-              <w:left w:val="single" w:color="E3E1EC" w:sz="4"/>
-              <w:bottom w:val="single" w:color="E3E1EC" w:sz="4"/>
-              <w:right w:val="single" w:color="E3E1EC" w:sz="4"/>
-            </w:tcBorders>
-            <w:tcMar>
-              <w:top w:type="dxa" w:w="70"/>
-              <w:left w:type="dxa" w:w="140"/>
-              <w:bottom w:type="dxa" w:w="70"/>
-              <w:right w:type="dxa" w:w="120"/>
-            </w:tcMar>
-            <w:vAlign w:val="top"/>
-          </w:tcPr>
-          <w:p>
-            <w:pPr>
-              <w:spacing w:after="0" w:before="0" w:line="250"/>
-              <w:jc w:val="left"/>
-            </w:pPr>
-            <w:r>
-              <w:rPr>
-                <w:rFonts w:ascii="Arial" w:cs="Arial" w:eastAsia="Arial" w:hAnsi="Arial"/>
-                <w:b/>
-                <w:bCs/>
-                <w:i w:val="false"/>
-                <w:iCs w:val="false"/>
-                <w:caps w:val="false"/>
-                <w:color w:val="E74509"/>
-                <w:sz w:val="15"/>
-                <w:szCs w:val="15"/>
-              </w:rPr>
-              <w:t xml:space="preserve">7</w:t>
-            </w:r>
-          </w:p>
-        </w:tc>
-        <w:tc>
-          <w:tcPr>
-            <w:tcW w:type="dxa" w:w="2550"/>
-            <w:tcBorders>
-              <w:top w:val="single" w:color="E3E1EC" w:sz="4"/>
-              <w:left w:val="single" w:color="E3E1EC" w:sz="4"/>
-              <w:bottom w:val="single" w:color="E3E1EC" w:sz="4"/>
-              <w:right w:val="single" w:color="E3E1EC" w:sz="4"/>
-            </w:tcBorders>
-            <w:tcMar>
-              <w:top w:type="dxa" w:w="70"/>
-              <w:left w:type="dxa" w:w="140"/>
-              <w:bottom w:type="dxa" w:w="70"/>
-              <w:right w:type="dxa" w:w="120"/>
-            </w:tcMar>
-            <w:vAlign w:val="top"/>
-          </w:tcPr>
-          <w:p>
-            <w:pPr>
-              <w:spacing w:after="0" w:before="0" w:line="250"/>
-              <w:jc w:val="left"/>
-            </w:pPr>
-            <w:r>
-              <w:rPr>
-                <w:rFonts w:ascii="Arial" w:cs="Arial" w:eastAsia="Arial" w:hAnsi="Arial"/>
-                <w:b/>
-                <w:bCs/>
-                <w:i w:val="false"/>
-                <w:iCs w:val="false"/>
-                <w:caps w:val="false"/>
-                <w:color w:val="1A1530"/>
-                <w:sz w:val="15"/>
-                <w:szCs w:val="15"/>
-              </w:rPr>
-              <w:t xml:space="preserve">Zapewnienie stałości, przewidywalności i struktury otoczenia</w:t>
-            </w:r>
-          </w:p>
-        </w:tc>
-        <w:tc>
-          <w:tcPr>
-            <w:tcW w:type="dxa" w:w="3500"/>
-            <w:tcBorders>
-              <w:top w:val="single" w:color="E3E1EC" w:sz="4"/>
-              <w:left w:val="single" w:color="E3E1EC" w:sz="4"/>
-              <w:bottom w:val="single" w:color="E3E1EC" w:sz="4"/>
-              <w:right w:val="single" w:color="E3E1EC" w:sz="4"/>
-            </w:tcBorders>
-            <w:tcMar>
-              <w:top w:type="dxa" w:w="70"/>
-              <w:left w:type="dxa" w:w="140"/>
-              <w:bottom w:type="dxa" w:w="70"/>
-              <w:right w:type="dxa" w:w="120"/>
-            </w:tcMar>
-            <w:vAlign w:val="top"/>
-          </w:tcPr>
-          <w:p>
-            <w:pPr>
-              <w:spacing w:after="0" w:before="0" w:line="250"/>
-              <w:jc w:val="left"/>
-            </w:pPr>
-            <w:r>
-              <w:rPr>
-                <w:rFonts w:ascii="Arial" w:cs="Arial" w:eastAsia="Arial" w:hAnsi="Arial"/>
-                <w:b w:val="false"/>
-                <w:bCs w:val="false"/>
-                <w:i w:val="false"/>
-                <w:iCs w:val="false"/>
-                <w:caps w:val="false"/>
-                <w:color w:val="1A1530"/>
-                <w:sz w:val="15"/>
-                <w:szCs w:val="15"/>
-              </w:rPr>
-              <w:t xml:space="preserve">Wizualny plan dnia na rzepy; zapowiadanie zmian; stały skład kadry; protokół wyprzedzający przed wydarzeniami grupowymi.</w:t>
-            </w:r>
-          </w:p>
-        </w:tc>
-        <w:tc>
-          <w:tcPr>
-            <w:tcW w:type="dxa" w:w="2200"/>
-            <w:tcBorders>
-              <w:top w:val="single" w:color="E3E1EC" w:sz="4"/>
-              <w:left w:val="single" w:color="E3E1EC" w:sz="4"/>
-              <w:bottom w:val="single" w:color="E3E1EC" w:sz="4"/>
-              <w:right w:val="single" w:color="E3E1EC" w:sz="4"/>
-            </w:tcBorders>
-            <w:tcMar>
-              <w:top w:type="dxa" w:w="70"/>
-              <w:left w:type="dxa" w:w="140"/>
-              <w:bottom w:type="dxa" w:w="70"/>
-              <w:right w:type="dxa" w:w="120"/>
-            </w:tcMar>
-            <w:vAlign w:val="top"/>
-          </w:tcPr>
-          <w:p>
-            <w:pPr>
-              <w:spacing w:after="0" w:before="0" w:line="250"/>
-              <w:jc w:val="left"/>
-            </w:pPr>
-            <w:r>
-              <w:rPr>
-                <w:rFonts w:ascii="Arial" w:cs="Arial" w:eastAsia="Arial" w:hAnsi="Arial"/>
-                <w:b/>
-                <w:bCs/>
-                <w:i w:val="false"/>
-                <w:iCs w:val="false"/>
-                <w:caps w:val="false"/>
-                <w:color w:val="2D1B69"/>
-                <w:sz w:val="15"/>
-                <w:szCs w:val="15"/>
-              </w:rPr>
-              <w:t xml:space="preserve">Wychowawca · codziennie</w:t>
-            </w:r>
-          </w:p>
-        </w:tc>
-        <w:tc>
-          <w:tcPr>
-            <w:tcW w:type="dxa" w:w="1256"/>
-            <w:tcBorders>
-              <w:top w:val="single" w:color="E3E1EC" w:sz="4"/>
-              <w:left w:val="single" w:color="E3E1EC" w:sz="4"/>
-              <w:bottom w:val="single" w:color="E3E1EC" w:sz="4"/>
-              <w:right w:val="single" w:color="E3E1EC" w:sz="4"/>
-            </w:tcBorders>
-            <w:tcMar>
-              <w:top w:type="dxa" w:w="70"/>
-              <w:left w:type="dxa" w:w="140"/>
-              <w:bottom w:type="dxa" w:w="70"/>
-              <w:right w:type="dxa" w:w="120"/>
-            </w:tcMar>
-            <w:vAlign w:val="top"/>
-          </w:tcPr>
-          <w:p>
-            <w:pPr>
-              <w:spacing w:after="0" w:before="0" w:line="220"/>
-              <w:jc w:val="left"/>
-            </w:pPr>
-            <w:r>
-              <w:rPr>
-                <w:rFonts w:ascii="Arial" w:cs="Arial" w:eastAsia="Arial" w:hAnsi="Arial"/>
-                <w:b w:val="false"/>
-                <w:bCs w:val="false"/>
-                <w:i w:val="false"/>
-                <w:iCs w:val="false"/>
-                <w:caps w:val="false"/>
-                <w:color w:val="B6A6DF"/>
-                <w:sz w:val="15"/>
-                <w:szCs w:val="15"/>
-              </w:rPr>
-              <w:t xml:space="preserve">☐ </w:t>
-            </w:r>
-            <w:r>
-              <w:rPr>
-                <w:rFonts w:ascii="Arial" w:cs="Arial" w:eastAsia="Arial" w:hAnsi="Arial"/>
-                <w:b w:val="false"/>
-                <w:bCs w:val="false"/>
-                <w:i w:val="false"/>
-                <w:iCs w:val="false"/>
-                <w:caps w:val="false"/>
-                <w:color w:val="6B6378"/>
-                <w:sz w:val="12"/>
-                <w:szCs w:val="12"/>
-              </w:rPr>
-              <w:t xml:space="preserve">wdrożone</w:t>
-            </w:r>
-          </w:p>
-          <w:p>
-            <w:pPr>
-              <w:spacing w:after="0" w:before="0" w:line="220"/>
-              <w:jc w:val="left"/>
-            </w:pPr>
-            <w:r>
-              <w:rPr>
-                <w:rFonts w:ascii="Arial" w:cs="Arial" w:eastAsia="Arial" w:hAnsi="Arial"/>
-                <w:b w:val="false"/>
-                <w:bCs w:val="false"/>
-                <w:i w:val="false"/>
-                <w:iCs w:val="false"/>
-                <w:caps w:val="false"/>
-                <w:color w:val="B6A6DF"/>
-                <w:sz w:val="15"/>
-                <w:szCs w:val="15"/>
-              </w:rPr>
-              <w:t xml:space="preserve">☐ </w:t>
-            </w:r>
-            <w:r>
-              <w:rPr>
-                <w:rFonts w:ascii="Arial" w:cs="Arial" w:eastAsia="Arial" w:hAnsi="Arial"/>
-                <w:b w:val="false"/>
-                <w:bCs w:val="false"/>
-                <w:i w:val="false"/>
-                <w:iCs w:val="false"/>
-                <w:caps w:val="false"/>
-                <w:color w:val="6B6378"/>
-                <w:sz w:val="12"/>
-                <w:szCs w:val="12"/>
-              </w:rPr>
-              <w:t xml:space="preserve">w trakcie</w:t>
-            </w:r>
-          </w:p>
-          <w:p>
-            <w:pPr>
-              <w:spacing w:after="0" w:before="0" w:line="220"/>
-              <w:jc w:val="left"/>
-            </w:pPr>
-            <w:r>
-              <w:rPr>
-                <w:rFonts w:ascii="Arial" w:cs="Arial" w:eastAsia="Arial" w:hAnsi="Arial"/>
-                <w:b w:val="false"/>
-                <w:bCs w:val="false"/>
-                <w:i w:val="false"/>
-                <w:iCs w:val="false"/>
-                <w:caps w:val="false"/>
-                <w:color w:val="B6A6DF"/>
-                <w:sz w:val="15"/>
-                <w:szCs w:val="15"/>
-              </w:rPr>
-              <w:t xml:space="preserve">☐ </w:t>
-            </w:r>
-            <w:r>
-              <w:rPr>
-                <w:rFonts w:ascii="Arial" w:cs="Arial" w:eastAsia="Arial" w:hAnsi="Arial"/>
-                <w:b w:val="false"/>
-                <w:bCs w:val="false"/>
-                <w:i w:val="false"/>
-                <w:iCs w:val="false"/>
-                <w:caps w:val="false"/>
-                <w:color w:val="6B6378"/>
-                <w:sz w:val="12"/>
-                <w:szCs w:val="12"/>
-              </w:rPr>
-              <w:t xml:space="preserve">planowane</w:t>
-            </w:r>
-          </w:p>
-        </w:tc>
-      </w:tr>
-      <w:tr>
-        <w:trPr>
-          <w:cantSplit/>
-        </w:trPr>
-        <w:tc>
-          <w:tcPr>
-            <w:tcW w:type="dxa" w:w="400"/>
-            <w:tcBorders>
-              <w:top w:val="single" w:color="E3E1EC" w:sz="4"/>
-              <w:left w:val="single" w:color="E3E1EC" w:sz="4"/>
-              <w:bottom w:val="single" w:color="E3E1EC" w:sz="4"/>
-              <w:right w:val="single" w:color="E3E1EC" w:sz="4"/>
-            </w:tcBorders>
-            <w:tcMar>
-              <w:top w:type="dxa" w:w="70"/>
-              <w:left w:type="dxa" w:w="140"/>
-              <w:bottom w:type="dxa" w:w="70"/>
-              <w:right w:type="dxa" w:w="120"/>
-            </w:tcMar>
-            <w:vAlign w:val="top"/>
-          </w:tcPr>
-          <w:p>
-            <w:pPr>
-              <w:spacing w:after="0" w:before="0" w:line="250"/>
-              <w:jc w:val="left"/>
-            </w:pPr>
-            <w:r>
-              <w:rPr>
-                <w:rFonts w:ascii="Arial" w:cs="Arial" w:eastAsia="Arial" w:hAnsi="Arial"/>
-                <w:b/>
-                <w:bCs/>
-                <w:i w:val="false"/>
-                <w:iCs w:val="false"/>
-                <w:caps w:val="false"/>
-                <w:color w:val="E74509"/>
-                <w:sz w:val="15"/>
-                <w:szCs w:val="15"/>
-              </w:rPr>
-              <w:t xml:space="preserve">8</w:t>
-            </w:r>
-          </w:p>
-        </w:tc>
-        <w:tc>
-          <w:tcPr>
-            <w:tcW w:type="dxa" w:w="2550"/>
-            <w:tcBorders>
-              <w:top w:val="single" w:color="E3E1EC" w:sz="4"/>
-              <w:left w:val="single" w:color="E3E1EC" w:sz="4"/>
-              <w:bottom w:val="single" w:color="E3E1EC" w:sz="4"/>
-              <w:right w:val="single" w:color="E3E1EC" w:sz="4"/>
-            </w:tcBorders>
-            <w:tcMar>
-              <w:top w:type="dxa" w:w="70"/>
-              <w:left w:type="dxa" w:w="140"/>
-              <w:bottom w:type="dxa" w:w="70"/>
-              <w:right w:type="dxa" w:w="120"/>
-            </w:tcMar>
-            <w:vAlign w:val="top"/>
-          </w:tcPr>
-          <w:p>
-            <w:pPr>
-              <w:spacing w:after="0" w:before="0" w:line="250"/>
-              <w:jc w:val="left"/>
-            </w:pPr>
-            <w:r>
-              <w:rPr>
-                <w:rFonts w:ascii="Arial" w:cs="Arial" w:eastAsia="Arial" w:hAnsi="Arial"/>
-                <w:b/>
-                <w:bCs/>
-                <w:i w:val="false"/>
-                <w:iCs w:val="false"/>
-                <w:caps w:val="false"/>
-                <w:color w:val="1A1530"/>
-                <w:sz w:val="15"/>
-                <w:szCs w:val="15"/>
-              </w:rPr>
-              <w:t xml:space="preserve">Ścisła współpraca z rodzicami i ujednolicenie oddziaływań</w:t>
-            </w:r>
-          </w:p>
-        </w:tc>
-        <w:tc>
-          <w:tcPr>
-            <w:tcW w:type="dxa" w:w="3500"/>
-            <w:tcBorders>
-              <w:top w:val="single" w:color="E3E1EC" w:sz="4"/>
-              <w:left w:val="single" w:color="E3E1EC" w:sz="4"/>
-              <w:bottom w:val="single" w:color="E3E1EC" w:sz="4"/>
-              <w:right w:val="single" w:color="E3E1EC" w:sz="4"/>
-            </w:tcBorders>
-            <w:tcMar>
-              <w:top w:type="dxa" w:w="70"/>
-              <w:left w:type="dxa" w:w="140"/>
-              <w:bottom w:type="dxa" w:w="70"/>
-              <w:right w:type="dxa" w:w="120"/>
-            </w:tcMar>
-            <w:vAlign w:val="top"/>
-          </w:tcPr>
-          <w:p>
-            <w:pPr>
-              <w:spacing w:after="0" w:before="0" w:line="250"/>
-              <w:jc w:val="left"/>
-            </w:pPr>
-            <w:r>
-              <w:rPr>
-                <w:rFonts w:ascii="Arial" w:cs="Arial" w:eastAsia="Arial" w:hAnsi="Arial"/>
-                <w:b w:val="false"/>
-                <w:bCs w:val="false"/>
-                <w:i w:val="false"/>
-                <w:iCs w:val="false"/>
-                <w:caps w:val="false"/>
-                <w:color w:val="1A1530"/>
-                <w:sz w:val="15"/>
-                <w:szCs w:val="15"/>
-              </w:rPr>
-              <w:t xml:space="preserve">Cotygodniowe konsultacje; zeszyt korespondencji dom–placówka; wspólny system komunikatów i wzmocnień; udział rodziców w ewaluacji IPET.</w:t>
+              <w:t xml:space="preserve">Cotygodniowe konsultacje; wspólny system komunikatów i wzmocnień; udział rodziców w ewaluacji IPET.</w:t>
             </w:r>
           </w:p>
         </w:tc>

--- a/eduplaner2026/raport_oceny_funkcjonalnej/Raport_Oceny_Funkcjonalnej.docx
+++ b/eduplaner2026/raport_oceny_funkcjonalnej/Raport_Oceny_Funkcjonalnej.docx
@@ -25067,6 +25067,448 @@
         </w:tc>
       </w:tr>
     </w:tbl>
+    <w:p>
+      <w:pPr>
+        <w:pageBreakBefore/>
+        <w:spacing w:after="0" w:before="0" w:line="20" w:lineRule="exact"/>
+      </w:pPr>
+      <w:r>
+        <w:rPr>
+          <w:rFonts w:ascii="Arial" w:cs="Arial" w:eastAsia="Arial" w:hAnsi="Arial"/>
+          <w:b w:val="false"/>
+          <w:bCs w:val="false"/>
+          <w:i w:val="false"/>
+          <w:iCs w:val="false"/>
+          <w:caps w:val="false"/>
+          <w:color w:val="1A1530"/>
+          <w:sz w:val="2"/>
+          <w:szCs w:val="2"/>
+        </w:rPr>
+        <w:t xml:space="preserve"/>
+      </w:r>
+    </w:p>
+    <w:tbl>
+      <w:tblPr>
+        <w:tblW w:type="dxa" w:w="9906"/>
+        <w:tblBorders>
+          <w:top w:val="single" w:color="auto" w:sz="4"/>
+          <w:left w:val="single" w:color="auto" w:sz="4"/>
+          <w:bottom w:val="single" w:color="auto" w:sz="4"/>
+          <w:right w:val="single" w:color="auto" w:sz="4"/>
+          <w:insideH w:val="single" w:color="auto" w:sz="4"/>
+          <w:insideV w:val="single" w:color="auto" w:sz="4"/>
+        </w:tblBorders>
+      </w:tblPr>
+      <w:tblGrid>
+        <w:gridCol w:w="700"/>
+        <w:gridCol w:w="6200"/>
+        <w:gridCol w:w="3006"/>
+      </w:tblGrid>
+      <w:tr>
+        <w:trPr>
+          <w:cantSplit/>
+        </w:trPr>
+        <w:tc>
+          <w:tcPr>
+            <w:tcW w:type="dxa" w:w="700"/>
+            <w:tcBorders>
+              <w:top w:val="nil"/>
+              <w:left w:val="nil"/>
+              <w:bottom w:val="nil"/>
+              <w:right w:val="nil"/>
+            </w:tcBorders>
+            <w:shd w:fill="2D1B69" w:color="auto" w:val="clear"/>
+            <w:tcMar>
+              <w:top w:type="dxa" w:w="120"/>
+              <w:left w:type="dxa" w:w="40"/>
+              <w:bottom w:type="dxa" w:w="120"/>
+              <w:right w:type="dxa" w:w="40"/>
+            </w:tcMar>
+            <w:vAlign w:val="center"/>
+          </w:tcPr>
+          <w:p>
+            <w:pPr>
+              <w:spacing w:after="0" w:before="0" w:line="276"/>
+              <w:jc w:val="center"/>
+            </w:pPr>
+            <w:r>
+              <w:rPr>
+                <w:rFonts w:ascii="Arial" w:cs="Arial" w:eastAsia="Arial" w:hAnsi="Arial"/>
+                <w:b/>
+                <w:bCs/>
+                <w:i w:val="false"/>
+                <w:iCs w:val="false"/>
+                <w:caps w:val="false"/>
+                <w:color w:val="FFFFFF"/>
+                <w:sz w:val="12"/>
+                <w:szCs w:val="12"/>
+              </w:rPr>
+              <w:t xml:space="preserve">PCTP</w:t>
+            </w:r>
+          </w:p>
+        </w:tc>
+        <w:tc>
+          <w:tcPr>
+            <w:tcW w:type="dxa" w:w="6200"/>
+            <w:tcBorders>
+              <w:top w:val="nil"/>
+              <w:left w:val="nil"/>
+              <w:bottom w:val="nil"/>
+              <w:right w:val="nil"/>
+            </w:tcBorders>
+            <w:tcMar>
+              <w:top w:type="dxa" w:w="0"/>
+              <w:left w:type="dxa" w:w="160"/>
+              <w:bottom w:type="dxa" w:w="0"/>
+              <w:right w:type="dxa" w:w="0"/>
+            </w:tcMar>
+            <w:vAlign w:val="center"/>
+          </w:tcPr>
+          <w:p>
+            <w:pPr>
+              <w:spacing w:after="20" w:before="0" w:line="276"/>
+              <w:jc w:val="left"/>
+            </w:pPr>
+            <w:r>
+              <w:rPr>
+                <w:rFonts w:ascii="Arial" w:cs="Arial" w:eastAsia="Arial" w:hAnsi="Arial"/>
+                <w:b/>
+                <w:bCs/>
+                <w:i w:val="false"/>
+                <w:iCs w:val="false"/>
+                <w:caps w:val="false"/>
+                <w:color w:val="2D1B69"/>
+                <w:sz w:val="26"/>
+                <w:szCs w:val="26"/>
+              </w:rPr>
+              <w:t xml:space="preserve">EduPlaner 2026</w:t>
+            </w:r>
+          </w:p>
+          <w:p>
+            <w:pPr>
+              <w:spacing w:after="0" w:before="0" w:line="276"/>
+              <w:jc w:val="left"/>
+            </w:pPr>
+            <w:r>
+              <w:rPr>
+                <w:rFonts w:ascii="Arial" w:cs="Arial" w:eastAsia="Arial" w:hAnsi="Arial"/>
+                <w:b w:val="false"/>
+                <w:bCs w:val="false"/>
+                <w:i w:val="false"/>
+                <w:iCs w:val="false"/>
+                <w:caps/>
+                <w:color w:val="6B6378"/>
+                <w:spacing w:val="14"/>
+                <w:sz w:val="12"/>
+                <w:szCs w:val="12"/>
+              </w:rPr>
+              <w:t xml:space="preserve">Raport Oceny Funkcjonalnej · Część III · Pomoc psychologiczno-pedagogiczna</w:t>
+            </w:r>
+          </w:p>
+        </w:tc>
+        <w:tc>
+          <w:tcPr>
+            <w:tcW w:type="dxa" w:w="3006"/>
+            <w:tcBorders>
+              <w:top w:val="nil"/>
+              <w:left w:val="nil"/>
+              <w:bottom w:val="nil"/>
+              <w:right w:val="nil"/>
+            </w:tcBorders>
+            <w:tcMar>
+              <w:top w:type="dxa" w:w="0"/>
+              <w:left w:type="dxa" w:w="0"/>
+              <w:bottom w:type="dxa" w:w="0"/>
+              <w:right w:type="dxa" w:w="0"/>
+            </w:tcMar>
+            <w:vAlign w:val="center"/>
+          </w:tcPr>
+          <w:p>
+            <w:pPr>
+              <w:spacing w:after="60" w:before="0" w:line="276"/>
+              <w:jc w:val="right"/>
+            </w:pPr>
+            <w:r>
+              <w:rPr>
+                <w:rFonts w:ascii="Arial" w:cs="Arial" w:eastAsia="Arial" w:hAnsi="Arial"/>
+                <w:b/>
+                <w:bCs/>
+                <w:i w:val="false"/>
+                <w:iCs w:val="false"/>
+                <w:caps w:val="false"/>
+                <w:color w:val="FFFFFF"/>
+                <w:spacing w:val="10"/>
+                <w:sz w:val="13"/>
+                <w:szCs w:val="13"/>
+                <w:shd w:fill="E74509" w:color="auto" w:val="clear"/>
+              </w:rPr>
+              <w:t xml:space="preserve">  RAPORT · 2026  </w:t>
+            </w:r>
+          </w:p>
+          <w:p>
+            <w:pPr>
+              <w:spacing w:after="0" w:before="0" w:line="276"/>
+              <w:jc w:val="right"/>
+            </w:pPr>
+            <w:r>
+              <w:rPr>
+                <w:rFonts w:ascii="Arial" w:cs="Arial" w:eastAsia="Arial" w:hAnsi="Arial"/>
+                <w:b w:val="false"/>
+                <w:bCs w:val="false"/>
+                <w:i w:val="false"/>
+                <w:iCs w:val="false"/>
+                <w:caps w:val="false"/>
+                <w:color w:val="6B6378"/>
+                <w:spacing w:val="14"/>
+                <w:sz w:val="11"/>
+                <w:szCs w:val="11"/>
+              </w:rPr>
+              <w:t xml:space="preserve">DOKUMENT DLA RODZICA · 2026</w:t>
+            </w:r>
+          </w:p>
+        </w:tc>
+      </w:tr>
+    </w:tbl>
+    <w:p>
+      <w:pPr>
+        <w:pBdr>
+          <w:bottom w:val="single" w:color="2D1B69" w:sz="12" w:space="1"/>
+        </w:pBdr>
+        <w:spacing w:after="160" w:before="60"/>
+      </w:pPr>
+    </w:p>
+    <w:tbl>
+      <w:tblPr>
+        <w:tblW w:type="dxa" w:w="9706"/>
+        <w:tblBorders>
+          <w:top w:val="single" w:color="auto" w:sz="4"/>
+          <w:left w:val="single" w:color="auto" w:sz="4"/>
+          <w:bottom w:val="single" w:color="auto" w:sz="4"/>
+          <w:right w:val="single" w:color="auto" w:sz="4"/>
+          <w:insideH w:val="single" w:color="auto" w:sz="4"/>
+          <w:insideV w:val="single" w:color="auto" w:sz="4"/>
+        </w:tblBorders>
+      </w:tblPr>
+      <w:tblGrid>
+        <w:gridCol w:w="3900"/>
+        <w:gridCol w:w="2900"/>
+        <w:gridCol w:w="2906"/>
+      </w:tblGrid>
+      <w:tr>
+        <w:trPr>
+          <w:cantSplit/>
+        </w:trPr>
+        <w:tc>
+          <w:tcPr>
+            <w:tcW w:type="dxa" w:w="3900"/>
+            <w:tcBorders>
+              <w:top w:val="single" w:color="FFFFFF" w:sz="12"/>
+              <w:left w:val="single" w:color="FFFFFF" w:sz="12"/>
+              <w:bottom w:val="single" w:color="FFFFFF" w:sz="12"/>
+              <w:right w:val="single" w:color="FFFFFF" w:sz="12"/>
+            </w:tcBorders>
+            <w:shd w:fill="EFE9F9" w:color="auto" w:val="clear"/>
+            <w:tcMar>
+              <w:top w:type="dxa" w:w="110"/>
+              <w:left w:type="dxa" w:w="180"/>
+              <w:bottom w:type="dxa" w:w="110"/>
+              <w:right w:type="dxa" w:w="120"/>
+            </w:tcMar>
+            <w:vAlign w:val="top"/>
+          </w:tcPr>
+          <w:p>
+            <w:pPr>
+              <w:spacing w:after="0" w:before="0" w:line="276"/>
+              <w:jc w:val="left"/>
+            </w:pPr>
+            <w:r>
+              <w:rPr>
+                <w:rFonts w:ascii="Arial" w:cs="Arial" w:eastAsia="Arial" w:hAnsi="Arial"/>
+                <w:b/>
+                <w:bCs/>
+                <w:i w:val="false"/>
+                <w:iCs w:val="false"/>
+                <w:caps w:val="false"/>
+                <w:color w:val="7D6FB0"/>
+                <w:spacing w:val="14"/>
+                <w:sz w:val="12"/>
+                <w:szCs w:val="12"/>
+              </w:rPr>
+              <w:t xml:space="preserve">DOTYCZY DZIECKA</w:t>
+            </w:r>
+            <w:r>
+              <w:rPr>
+                <w:rFonts w:ascii="Arial" w:cs="Arial" w:eastAsia="Arial" w:hAnsi="Arial"/>
+                <w:b w:val="false"/>
+                <w:bCs w:val="false"/>
+                <w:i w:val="false"/>
+                <w:iCs w:val="false"/>
+                <w:caps w:val="false"/>
+                <w:color w:val="B6A6DF"/>
+                <w:sz w:val="14"/>
+                <w:szCs w:val="14"/>
+              </w:rPr>
+              <w:t xml:space="preserve">  ....................................................</w:t>
+            </w:r>
+            <w:r>
+              <w:rPr>
+                <w:rFonts w:ascii="Arial" w:cs="Arial" w:eastAsia="Arial" w:hAnsi="Arial"/>
+                <w:b w:val="false"/>
+                <w:bCs w:val="false"/>
+                <w:i w:val="false"/>
+                <w:iCs w:val="false"/>
+                <w:caps w:val="false"/>
+                <w:color w:val="6B6378"/>
+                <w:sz w:val="14"/>
+                <w:szCs w:val="14"/>
+              </w:rPr>
+              <w:t xml:space="preserve"/>
+            </w:r>
+          </w:p>
+        </w:tc>
+        <w:tc>
+          <w:tcPr>
+            <w:tcW w:type="dxa" w:w="2900"/>
+            <w:tcBorders>
+              <w:top w:val="single" w:color="FFFFFF" w:sz="12"/>
+              <w:left w:val="single" w:color="FFFFFF" w:sz="12"/>
+              <w:bottom w:val="single" w:color="FFFFFF" w:sz="12"/>
+              <w:right w:val="single" w:color="FFFFFF" w:sz="12"/>
+            </w:tcBorders>
+            <w:shd w:fill="EFE9F9" w:color="auto" w:val="clear"/>
+            <w:tcMar>
+              <w:top w:type="dxa" w:w="110"/>
+              <w:left w:type="dxa" w:w="180"/>
+              <w:bottom w:type="dxa" w:w="110"/>
+              <w:right w:type="dxa" w:w="120"/>
+            </w:tcMar>
+            <w:vAlign w:val="top"/>
+          </w:tcPr>
+          <w:p>
+            <w:pPr>
+              <w:spacing w:after="0" w:before="0" w:line="276"/>
+              <w:jc w:val="left"/>
+            </w:pPr>
+            <w:r>
+              <w:rPr>
+                <w:rFonts w:ascii="Arial" w:cs="Arial" w:eastAsia="Arial" w:hAnsi="Arial"/>
+                <w:b/>
+                <w:bCs/>
+                <w:i w:val="false"/>
+                <w:iCs w:val="false"/>
+                <w:caps w:val="false"/>
+                <w:color w:val="7D6FB0"/>
+                <w:spacing w:val="14"/>
+                <w:sz w:val="12"/>
+                <w:szCs w:val="12"/>
+              </w:rPr>
+              <w:t xml:space="preserve">GRUPA / KLASA</w:t>
+            </w:r>
+            <w:r>
+              <w:rPr>
+                <w:rFonts w:ascii="Arial" w:cs="Arial" w:eastAsia="Arial" w:hAnsi="Arial"/>
+                <w:b w:val="false"/>
+                <w:bCs w:val="false"/>
+                <w:i w:val="false"/>
+                <w:iCs w:val="false"/>
+                <w:caps w:val="false"/>
+                <w:color w:val="B6A6DF"/>
+                <w:sz w:val="14"/>
+                <w:szCs w:val="14"/>
+              </w:rPr>
+              <w:t xml:space="preserve">  ..............................</w:t>
+            </w:r>
+            <w:r>
+              <w:rPr>
+                <w:rFonts w:ascii="Arial" w:cs="Arial" w:eastAsia="Arial" w:hAnsi="Arial"/>
+                <w:b w:val="false"/>
+                <w:bCs w:val="false"/>
+                <w:i w:val="false"/>
+                <w:iCs w:val="false"/>
+                <w:caps w:val="false"/>
+                <w:color w:val="6B6378"/>
+                <w:sz w:val="14"/>
+                <w:szCs w:val="14"/>
+              </w:rPr>
+              <w:t xml:space="preserve"/>
+            </w:r>
+          </w:p>
+        </w:tc>
+        <w:tc>
+          <w:tcPr>
+            <w:tcW w:type="dxa" w:w="2906"/>
+            <w:tcBorders>
+              <w:top w:val="single" w:color="FFFFFF" w:sz="12"/>
+              <w:left w:val="single" w:color="FFFFFF" w:sz="12"/>
+              <w:bottom w:val="single" w:color="FFFFFF" w:sz="12"/>
+              <w:right w:val="single" w:color="FFFFFF" w:sz="12"/>
+            </w:tcBorders>
+            <w:shd w:fill="EFE9F9" w:color="auto" w:val="clear"/>
+            <w:tcMar>
+              <w:top w:type="dxa" w:w="110"/>
+              <w:left w:type="dxa" w:w="180"/>
+              <w:bottom w:type="dxa" w:w="110"/>
+              <w:right w:type="dxa" w:w="120"/>
+            </w:tcMar>
+            <w:vAlign w:val="top"/>
+          </w:tcPr>
+          <w:p>
+            <w:pPr>
+              <w:spacing w:after="0" w:before="0" w:line="276"/>
+              <w:jc w:val="left"/>
+            </w:pPr>
+            <w:r>
+              <w:rPr>
+                <w:rFonts w:ascii="Arial" w:cs="Arial" w:eastAsia="Arial" w:hAnsi="Arial"/>
+                <w:b/>
+                <w:bCs/>
+                <w:i w:val="false"/>
+                <w:iCs w:val="false"/>
+                <w:caps w:val="false"/>
+                <w:color w:val="7D6FB0"/>
+                <w:spacing w:val="14"/>
+                <w:sz w:val="12"/>
+                <w:szCs w:val="12"/>
+              </w:rPr>
+              <w:t xml:space="preserve">DATA</w:t>
+            </w:r>
+            <w:r>
+              <w:rPr>
+                <w:rFonts w:ascii="Arial" w:cs="Arial" w:eastAsia="Arial" w:hAnsi="Arial"/>
+                <w:b w:val="false"/>
+                <w:bCs w:val="false"/>
+                <w:i w:val="false"/>
+                <w:iCs w:val="false"/>
+                <w:caps w:val="false"/>
+                <w:color w:val="B6A6DF"/>
+                <w:sz w:val="14"/>
+                <w:szCs w:val="14"/>
+              </w:rPr>
+              <w:t xml:space="preserve">  ..............................</w:t>
+            </w:r>
+            <w:r>
+              <w:rPr>
+                <w:rFonts w:ascii="Arial" w:cs="Arial" w:eastAsia="Arial" w:hAnsi="Arial"/>
+                <w:b w:val="false"/>
+                <w:bCs w:val="false"/>
+                <w:i w:val="false"/>
+                <w:iCs w:val="false"/>
+                <w:caps w:val="false"/>
+                <w:color w:val="6B6378"/>
+                <w:sz w:val="14"/>
+                <w:szCs w:val="14"/>
+              </w:rPr>
+              <w:t xml:space="preserve">  r.</w:t>
+            </w:r>
+          </w:p>
+        </w:tc>
+      </w:tr>
+    </w:tbl>
+    <w:p>
+      <w:pPr>
+        <w:spacing w:after="120" w:before="0"/>
+      </w:pPr>
+    </w:p>
     <w:p>
       <w:pPr>
         <w:keepNext/>

--- a/eduplaner2026/raport_oceny_funkcjonalnej/Raport_Oceny_Funkcjonalnej.docx
+++ b/eduplaner2026/raport_oceny_funkcjonalnej/Raport_Oceny_Funkcjonalnej.docx
@@ -2474,6 +2474,2071 @@
                 <w:sz w:val="12"/>
                 <w:szCs w:val="12"/>
               </w:rPr>
+              <w:t xml:space="preserve">Raport Oceny Funkcjonalnej · Podstawy prawne i jak czytać raport</w:t>
+            </w:r>
+          </w:p>
+        </w:tc>
+        <w:tc>
+          <w:tcPr>
+            <w:tcW w:type="dxa" w:w="3006"/>
+            <w:tcBorders>
+              <w:top w:val="nil"/>
+              <w:left w:val="nil"/>
+              <w:bottom w:val="nil"/>
+              <w:right w:val="nil"/>
+            </w:tcBorders>
+            <w:tcMar>
+              <w:top w:type="dxa" w:w="0"/>
+              <w:left w:type="dxa" w:w="0"/>
+              <w:bottom w:type="dxa" w:w="0"/>
+              <w:right w:type="dxa" w:w="0"/>
+            </w:tcMar>
+            <w:vAlign w:val="center"/>
+          </w:tcPr>
+          <w:p>
+            <w:pPr>
+              <w:spacing w:after="60" w:before="0" w:line="276"/>
+              <w:jc w:val="right"/>
+            </w:pPr>
+            <w:r>
+              <w:rPr>
+                <w:rFonts w:ascii="Arial" w:cs="Arial" w:eastAsia="Arial" w:hAnsi="Arial"/>
+                <w:b/>
+                <w:bCs/>
+                <w:i w:val="false"/>
+                <w:iCs w:val="false"/>
+                <w:caps w:val="false"/>
+                <w:color w:val="FFFFFF"/>
+                <w:spacing w:val="10"/>
+                <w:sz w:val="13"/>
+                <w:szCs w:val="13"/>
+                <w:shd w:fill="E74509" w:color="auto" w:val="clear"/>
+              </w:rPr>
+              <w:t xml:space="preserve">  RAPORT · 2026  </w:t>
+            </w:r>
+          </w:p>
+          <w:p>
+            <w:pPr>
+              <w:spacing w:after="0" w:before="0" w:line="276"/>
+              <w:jc w:val="right"/>
+            </w:pPr>
+            <w:r>
+              <w:rPr>
+                <w:rFonts w:ascii="Arial" w:cs="Arial" w:eastAsia="Arial" w:hAnsi="Arial"/>
+                <w:b w:val="false"/>
+                <w:bCs w:val="false"/>
+                <w:i w:val="false"/>
+                <w:iCs w:val="false"/>
+                <w:caps w:val="false"/>
+                <w:color w:val="6B6378"/>
+                <w:spacing w:val="14"/>
+                <w:sz w:val="11"/>
+                <w:szCs w:val="11"/>
+              </w:rPr>
+              <w:t xml:space="preserve">DOKUMENT DLA RODZICA · 2026</w:t>
+            </w:r>
+          </w:p>
+        </w:tc>
+      </w:tr>
+    </w:tbl>
+    <w:p>
+      <w:pPr>
+        <w:pBdr>
+          <w:bottom w:val="single" w:color="2D1B69" w:sz="12" w:space="1"/>
+        </w:pBdr>
+        <w:spacing w:after="160" w:before="60"/>
+      </w:pPr>
+    </w:p>
+    <w:tbl>
+      <w:tblPr>
+        <w:tblW w:type="dxa" w:w="9706"/>
+        <w:tblBorders>
+          <w:top w:val="single" w:color="auto" w:sz="4"/>
+          <w:left w:val="single" w:color="auto" w:sz="4"/>
+          <w:bottom w:val="single" w:color="auto" w:sz="4"/>
+          <w:right w:val="single" w:color="auto" w:sz="4"/>
+          <w:insideH w:val="single" w:color="auto" w:sz="4"/>
+          <w:insideV w:val="single" w:color="auto" w:sz="4"/>
+        </w:tblBorders>
+      </w:tblPr>
+      <w:tblGrid>
+        <w:gridCol w:w="3900"/>
+        <w:gridCol w:w="2900"/>
+        <w:gridCol w:w="2906"/>
+      </w:tblGrid>
+      <w:tr>
+        <w:trPr>
+          <w:cantSplit/>
+        </w:trPr>
+        <w:tc>
+          <w:tcPr>
+            <w:tcW w:type="dxa" w:w="3900"/>
+            <w:tcBorders>
+              <w:top w:val="single" w:color="FFFFFF" w:sz="12"/>
+              <w:left w:val="single" w:color="FFFFFF" w:sz="12"/>
+              <w:bottom w:val="single" w:color="FFFFFF" w:sz="12"/>
+              <w:right w:val="single" w:color="FFFFFF" w:sz="12"/>
+            </w:tcBorders>
+            <w:shd w:fill="EFE9F9" w:color="auto" w:val="clear"/>
+            <w:tcMar>
+              <w:top w:type="dxa" w:w="110"/>
+              <w:left w:type="dxa" w:w="180"/>
+              <w:bottom w:type="dxa" w:w="110"/>
+              <w:right w:type="dxa" w:w="120"/>
+            </w:tcMar>
+            <w:vAlign w:val="top"/>
+          </w:tcPr>
+          <w:p>
+            <w:pPr>
+              <w:spacing w:after="0" w:before="0" w:line="276"/>
+              <w:jc w:val="left"/>
+            </w:pPr>
+            <w:r>
+              <w:rPr>
+                <w:rFonts w:ascii="Arial" w:cs="Arial" w:eastAsia="Arial" w:hAnsi="Arial"/>
+                <w:b/>
+                <w:bCs/>
+                <w:i w:val="false"/>
+                <w:iCs w:val="false"/>
+                <w:caps w:val="false"/>
+                <w:color w:val="7D6FB0"/>
+                <w:spacing w:val="14"/>
+                <w:sz w:val="12"/>
+                <w:szCs w:val="12"/>
+              </w:rPr>
+              <w:t xml:space="preserve">DOTYCZY DZIECKA</w:t>
+            </w:r>
+            <w:r>
+              <w:rPr>
+                <w:rFonts w:ascii="Arial" w:cs="Arial" w:eastAsia="Arial" w:hAnsi="Arial"/>
+                <w:b w:val="false"/>
+                <w:bCs w:val="false"/>
+                <w:i w:val="false"/>
+                <w:iCs w:val="false"/>
+                <w:caps w:val="false"/>
+                <w:color w:val="B6A6DF"/>
+                <w:sz w:val="14"/>
+                <w:szCs w:val="14"/>
+              </w:rPr>
+              <w:t xml:space="preserve">  ....................................................</w:t>
+            </w:r>
+            <w:r>
+              <w:rPr>
+                <w:rFonts w:ascii="Arial" w:cs="Arial" w:eastAsia="Arial" w:hAnsi="Arial"/>
+                <w:b w:val="false"/>
+                <w:bCs w:val="false"/>
+                <w:i w:val="false"/>
+                <w:iCs w:val="false"/>
+                <w:caps w:val="false"/>
+                <w:color w:val="6B6378"/>
+                <w:sz w:val="14"/>
+                <w:szCs w:val="14"/>
+              </w:rPr>
+              <w:t xml:space="preserve"/>
+            </w:r>
+          </w:p>
+        </w:tc>
+        <w:tc>
+          <w:tcPr>
+            <w:tcW w:type="dxa" w:w="2900"/>
+            <w:tcBorders>
+              <w:top w:val="single" w:color="FFFFFF" w:sz="12"/>
+              <w:left w:val="single" w:color="FFFFFF" w:sz="12"/>
+              <w:bottom w:val="single" w:color="FFFFFF" w:sz="12"/>
+              <w:right w:val="single" w:color="FFFFFF" w:sz="12"/>
+            </w:tcBorders>
+            <w:shd w:fill="EFE9F9" w:color="auto" w:val="clear"/>
+            <w:tcMar>
+              <w:top w:type="dxa" w:w="110"/>
+              <w:left w:type="dxa" w:w="180"/>
+              <w:bottom w:type="dxa" w:w="110"/>
+              <w:right w:type="dxa" w:w="120"/>
+            </w:tcMar>
+            <w:vAlign w:val="top"/>
+          </w:tcPr>
+          <w:p>
+            <w:pPr>
+              <w:spacing w:after="0" w:before="0" w:line="276"/>
+              <w:jc w:val="left"/>
+            </w:pPr>
+            <w:r>
+              <w:rPr>
+                <w:rFonts w:ascii="Arial" w:cs="Arial" w:eastAsia="Arial" w:hAnsi="Arial"/>
+                <w:b/>
+                <w:bCs/>
+                <w:i w:val="false"/>
+                <w:iCs w:val="false"/>
+                <w:caps w:val="false"/>
+                <w:color w:val="7D6FB0"/>
+                <w:spacing w:val="14"/>
+                <w:sz w:val="12"/>
+                <w:szCs w:val="12"/>
+              </w:rPr>
+              <w:t xml:space="preserve">GRUPA / KLASA</w:t>
+            </w:r>
+            <w:r>
+              <w:rPr>
+                <w:rFonts w:ascii="Arial" w:cs="Arial" w:eastAsia="Arial" w:hAnsi="Arial"/>
+                <w:b w:val="false"/>
+                <w:bCs w:val="false"/>
+                <w:i w:val="false"/>
+                <w:iCs w:val="false"/>
+                <w:caps w:val="false"/>
+                <w:color w:val="B6A6DF"/>
+                <w:sz w:val="14"/>
+                <w:szCs w:val="14"/>
+              </w:rPr>
+              <w:t xml:space="preserve">  ..............................</w:t>
+            </w:r>
+            <w:r>
+              <w:rPr>
+                <w:rFonts w:ascii="Arial" w:cs="Arial" w:eastAsia="Arial" w:hAnsi="Arial"/>
+                <w:b w:val="false"/>
+                <w:bCs w:val="false"/>
+                <w:i w:val="false"/>
+                <w:iCs w:val="false"/>
+                <w:caps w:val="false"/>
+                <w:color w:val="6B6378"/>
+                <w:sz w:val="14"/>
+                <w:szCs w:val="14"/>
+              </w:rPr>
+              <w:t xml:space="preserve"/>
+            </w:r>
+          </w:p>
+        </w:tc>
+        <w:tc>
+          <w:tcPr>
+            <w:tcW w:type="dxa" w:w="2906"/>
+            <w:tcBorders>
+              <w:top w:val="single" w:color="FFFFFF" w:sz="12"/>
+              <w:left w:val="single" w:color="FFFFFF" w:sz="12"/>
+              <w:bottom w:val="single" w:color="FFFFFF" w:sz="12"/>
+              <w:right w:val="single" w:color="FFFFFF" w:sz="12"/>
+            </w:tcBorders>
+            <w:shd w:fill="EFE9F9" w:color="auto" w:val="clear"/>
+            <w:tcMar>
+              <w:top w:type="dxa" w:w="110"/>
+              <w:left w:type="dxa" w:w="180"/>
+              <w:bottom w:type="dxa" w:w="110"/>
+              <w:right w:type="dxa" w:w="120"/>
+            </w:tcMar>
+            <w:vAlign w:val="top"/>
+          </w:tcPr>
+          <w:p>
+            <w:pPr>
+              <w:spacing w:after="0" w:before="0" w:line="276"/>
+              <w:jc w:val="left"/>
+            </w:pPr>
+            <w:r>
+              <w:rPr>
+                <w:rFonts w:ascii="Arial" w:cs="Arial" w:eastAsia="Arial" w:hAnsi="Arial"/>
+                <w:b/>
+                <w:bCs/>
+                <w:i w:val="false"/>
+                <w:iCs w:val="false"/>
+                <w:caps w:val="false"/>
+                <w:color w:val="7D6FB0"/>
+                <w:spacing w:val="14"/>
+                <w:sz w:val="12"/>
+                <w:szCs w:val="12"/>
+              </w:rPr>
+              <w:t xml:space="preserve">DATA</w:t>
+            </w:r>
+            <w:r>
+              <w:rPr>
+                <w:rFonts w:ascii="Arial" w:cs="Arial" w:eastAsia="Arial" w:hAnsi="Arial"/>
+                <w:b w:val="false"/>
+                <w:bCs w:val="false"/>
+                <w:i w:val="false"/>
+                <w:iCs w:val="false"/>
+                <w:caps w:val="false"/>
+                <w:color w:val="B6A6DF"/>
+                <w:sz w:val="14"/>
+                <w:szCs w:val="14"/>
+              </w:rPr>
+              <w:t xml:space="preserve">  ..............................</w:t>
+            </w:r>
+            <w:r>
+              <w:rPr>
+                <w:rFonts w:ascii="Arial" w:cs="Arial" w:eastAsia="Arial" w:hAnsi="Arial"/>
+                <w:b w:val="false"/>
+                <w:bCs w:val="false"/>
+                <w:i w:val="false"/>
+                <w:iCs w:val="false"/>
+                <w:caps w:val="false"/>
+                <w:color w:val="6B6378"/>
+                <w:sz w:val="14"/>
+                <w:szCs w:val="14"/>
+              </w:rPr>
+              <w:t xml:space="preserve">  r.</w:t>
+            </w:r>
+          </w:p>
+        </w:tc>
+      </w:tr>
+    </w:tbl>
+    <w:p>
+      <w:pPr>
+        <w:spacing w:after="120" w:before="0"/>
+      </w:pPr>
+    </w:p>
+    <w:p>
+      <w:pPr>
+        <w:keepNext/>
+        <w:pBdr>
+          <w:bottom w:val="single" w:color="D9D0F0" w:sz="4" w:space="6"/>
+        </w:pBdr>
+        <w:spacing w:after="140" w:before="200"/>
+      </w:pPr>
+      <w:r>
+        <w:rPr>
+          <w:rFonts w:ascii="Arial" w:cs="Arial" w:eastAsia="Arial" w:hAnsi="Arial"/>
+          <w:b/>
+          <w:bCs/>
+          <w:i w:val="false"/>
+          <w:iCs w:val="false"/>
+          <w:caps w:val="false"/>
+          <w:color w:val="FFFFFF"/>
+          <w:sz w:val="20"/>
+          <w:szCs w:val="20"/>
+          <w:shd w:fill="E74509" w:color="auto" w:val="clear"/>
+        </w:rPr>
+        <w:t xml:space="preserve"> § </w:t>
+      </w:r>
+      <w:r>
+        <w:rPr>
+          <w:rFonts w:ascii="Arial" w:cs="Arial" w:eastAsia="Arial" w:hAnsi="Arial"/>
+          <w:b w:val="false"/>
+          <w:bCs w:val="false"/>
+          <w:i w:val="false"/>
+          <w:iCs w:val="false"/>
+          <w:caps w:val="false"/>
+          <w:color w:val="1A1530"/>
+          <w:sz w:val="20"/>
+          <w:szCs w:val="20"/>
+        </w:rPr>
+        <w:t xml:space="preserve">   </w:t>
+      </w:r>
+      <w:r>
+        <w:rPr>
+          <w:rFonts w:ascii="Arial" w:cs="Arial" w:eastAsia="Arial" w:hAnsi="Arial"/>
+          <w:b/>
+          <w:bCs/>
+          <w:i w:val="false"/>
+          <w:iCs w:val="false"/>
+          <w:caps w:val="false"/>
+          <w:color w:val="2D1B69"/>
+          <w:spacing w:val="10"/>
+          <w:sz w:val="22"/>
+          <w:szCs w:val="22"/>
+        </w:rPr>
+        <w:t xml:space="preserve">PODSTAWY PRAWNE DOKUMENTU I JAK CZYTAĆ RAPORT</w:t>
+      </w:r>
+    </w:p>
+    <w:p>
+      <w:pPr>
+        <w:spacing w:after="140" w:before="0" w:line="260"/>
+        <w:jc w:val="both"/>
+      </w:pPr>
+      <w:r>
+        <w:rPr>
+          <w:rFonts w:ascii="Arial" w:cs="Arial" w:eastAsia="Arial" w:hAnsi="Arial"/>
+          <w:b w:val="false"/>
+          <w:bCs w:val="false"/>
+          <w:i w:val="false"/>
+          <w:iCs w:val="false"/>
+          <w:caps w:val="false"/>
+          <w:color w:val="6B6378"/>
+          <w:sz w:val="16"/>
+          <w:szCs w:val="16"/>
+        </w:rPr>
+        <w:t xml:space="preserve">Raport łączy trzy obowiązki placówki: opinię dla zespołu orzekającego poradni (Część I–II), wielospecjalistyczną ocenę poziomu funkcjonowania (Część II) oraz elementy indywidualnego programu edukacyjno-terapeutycznego (Część III). Każda sekcja raportu wskazuje przepis, z którego wynika.</w:t>
+      </w:r>
+    </w:p>
+    <w:tbl>
+      <w:tblPr>
+        <w:tblW w:type="dxa" w:w="9906"/>
+        <w:tblBorders>
+          <w:top w:val="single" w:color="auto" w:sz="4"/>
+          <w:left w:val="single" w:color="auto" w:sz="4"/>
+          <w:bottom w:val="single" w:color="auto" w:sz="4"/>
+          <w:right w:val="single" w:color="auto" w:sz="4"/>
+          <w:insideH w:val="single" w:color="auto" w:sz="4"/>
+          <w:insideV w:val="single" w:color="auto" w:sz="4"/>
+        </w:tblBorders>
+      </w:tblPr>
+      <w:tblGrid>
+        <w:gridCol w:w="3300"/>
+        <w:gridCol w:w="1300"/>
+        <w:gridCol w:w="5306"/>
+      </w:tblGrid>
+      <w:tr>
+        <w:trPr>
+          <w:cantSplit/>
+        </w:trPr>
+        <w:tc>
+          <w:tcPr>
+            <w:tcW w:type="dxa" w:w="3300"/>
+            <w:tcBorders>
+              <w:top w:val="single" w:color="D9D0F0" w:sz="4"/>
+              <w:left w:val="single" w:color="D9D0F0" w:sz="4"/>
+              <w:bottom w:val="single" w:color="D9D0F0" w:sz="4"/>
+              <w:right w:val="single" w:color="D9D0F0" w:sz="4"/>
+            </w:tcBorders>
+            <w:shd w:fill="EFE9F9" w:color="auto" w:val="clear"/>
+            <w:tcMar>
+              <w:top w:type="dxa" w:w="100"/>
+              <w:left w:type="dxa" w:w="140"/>
+              <w:bottom w:type="dxa" w:w="100"/>
+              <w:right w:type="dxa" w:w="120"/>
+            </w:tcMar>
+            <w:vAlign w:val="top"/>
+          </w:tcPr>
+          <w:p>
+            <w:pPr>
+              <w:spacing w:after="0" w:before="0" w:line="276"/>
+              <w:jc w:val="left"/>
+            </w:pPr>
+            <w:r>
+              <w:rPr>
+                <w:rFonts w:ascii="Arial" w:cs="Arial" w:eastAsia="Arial" w:hAnsi="Arial"/>
+                <w:b/>
+                <w:bCs/>
+                <w:i w:val="false"/>
+                <w:iCs w:val="false"/>
+                <w:caps/>
+                <w:color w:val="2D1B69"/>
+                <w:spacing w:val="10"/>
+                <w:sz w:val="13"/>
+                <w:szCs w:val="13"/>
+              </w:rPr>
+              <w:t xml:space="preserve">Akt prawny</w:t>
+            </w:r>
+          </w:p>
+        </w:tc>
+        <w:tc>
+          <w:tcPr>
+            <w:tcW w:type="dxa" w:w="1300"/>
+            <w:tcBorders>
+              <w:top w:val="single" w:color="D9D0F0" w:sz="4"/>
+              <w:left w:val="single" w:color="D9D0F0" w:sz="4"/>
+              <w:bottom w:val="single" w:color="D9D0F0" w:sz="4"/>
+              <w:right w:val="single" w:color="D9D0F0" w:sz="4"/>
+            </w:tcBorders>
+            <w:shd w:fill="EFE9F9" w:color="auto" w:val="clear"/>
+            <w:tcMar>
+              <w:top w:type="dxa" w:w="100"/>
+              <w:left w:type="dxa" w:w="140"/>
+              <w:bottom w:type="dxa" w:w="100"/>
+              <w:right w:type="dxa" w:w="120"/>
+            </w:tcMar>
+            <w:vAlign w:val="top"/>
+          </w:tcPr>
+          <w:p>
+            <w:pPr>
+              <w:spacing w:after="0" w:before="0" w:line="276"/>
+              <w:jc w:val="left"/>
+            </w:pPr>
+            <w:r>
+              <w:rPr>
+                <w:rFonts w:ascii="Arial" w:cs="Arial" w:eastAsia="Arial" w:hAnsi="Arial"/>
+                <w:b/>
+                <w:bCs/>
+                <w:i w:val="false"/>
+                <w:iCs w:val="false"/>
+                <w:caps/>
+                <w:color w:val="2D1B69"/>
+                <w:spacing w:val="10"/>
+                <w:sz w:val="13"/>
+                <w:szCs w:val="13"/>
+              </w:rPr>
+              <w:t xml:space="preserve">Publikacja</w:t>
+            </w:r>
+          </w:p>
+        </w:tc>
+        <w:tc>
+          <w:tcPr>
+            <w:tcW w:type="dxa" w:w="5306"/>
+            <w:tcBorders>
+              <w:top w:val="single" w:color="D9D0F0" w:sz="4"/>
+              <w:left w:val="single" w:color="D9D0F0" w:sz="4"/>
+              <w:bottom w:val="single" w:color="D9D0F0" w:sz="4"/>
+              <w:right w:val="single" w:color="D9D0F0" w:sz="4"/>
+            </w:tcBorders>
+            <w:shd w:fill="EFE9F9" w:color="auto" w:val="clear"/>
+            <w:tcMar>
+              <w:top w:type="dxa" w:w="100"/>
+              <w:left w:type="dxa" w:w="140"/>
+              <w:bottom w:type="dxa" w:w="100"/>
+              <w:right w:type="dxa" w:w="120"/>
+            </w:tcMar>
+            <w:vAlign w:val="top"/>
+          </w:tcPr>
+          <w:p>
+            <w:pPr>
+              <w:spacing w:after="0" w:before="0" w:line="276"/>
+              <w:jc w:val="left"/>
+            </w:pPr>
+            <w:r>
+              <w:rPr>
+                <w:rFonts w:ascii="Arial" w:cs="Arial" w:eastAsia="Arial" w:hAnsi="Arial"/>
+                <w:b/>
+                <w:bCs/>
+                <w:i w:val="false"/>
+                <w:iCs w:val="false"/>
+                <w:caps/>
+                <w:color w:val="2D1B69"/>
+                <w:spacing w:val="10"/>
+                <w:sz w:val="13"/>
+                <w:szCs w:val="13"/>
+              </w:rPr>
+              <w:t xml:space="preserve">Zakres zastosowania w raporcie</w:t>
+            </w:r>
+          </w:p>
+        </w:tc>
+      </w:tr>
+      <w:tr>
+        <w:trPr>
+          <w:cantSplit/>
+        </w:trPr>
+        <w:tc>
+          <w:tcPr>
+            <w:tcW w:type="dxa" w:w="3300"/>
+            <w:tcBorders>
+              <w:top w:val="single" w:color="E3E1EC" w:sz="4"/>
+              <w:left w:val="single" w:color="E3E1EC" w:sz="4"/>
+              <w:bottom w:val="single" w:color="E3E1EC" w:sz="4"/>
+              <w:right w:val="single" w:color="E3E1EC" w:sz="4"/>
+            </w:tcBorders>
+            <w:tcMar>
+              <w:top w:type="dxa" w:w="50"/>
+              <w:left w:type="dxa" w:w="140"/>
+              <w:bottom w:type="dxa" w:w="50"/>
+              <w:right w:type="dxa" w:w="120"/>
+            </w:tcMar>
+            <w:vAlign w:val="top"/>
+          </w:tcPr>
+          <w:p>
+            <w:pPr>
+              <w:spacing w:after="0" w:before="0" w:line="230"/>
+              <w:jc w:val="left"/>
+            </w:pPr>
+            <w:r>
+              <w:rPr>
+                <w:rFonts w:ascii="Arial" w:cs="Arial" w:eastAsia="Arial" w:hAnsi="Arial"/>
+                <w:b/>
+                <w:bCs/>
+                <w:i w:val="false"/>
+                <w:iCs w:val="false"/>
+                <w:caps w:val="false"/>
+                <w:color w:val="2D1B69"/>
+                <w:sz w:val="13"/>
+                <w:szCs w:val="13"/>
+              </w:rPr>
+              <w:t xml:space="preserve">Rozporządzenie Ministra Edukacji z 2 marca 2026 r. w sprawie orzeczeń i opinii wydawanych przez zespoły orzekające w publicznych poradniach psychologiczno-pedagogicznych</w:t>
+            </w:r>
+          </w:p>
+        </w:tc>
+        <w:tc>
+          <w:tcPr>
+            <w:tcW w:type="dxa" w:w="1300"/>
+            <w:tcBorders>
+              <w:top w:val="single" w:color="E3E1EC" w:sz="4"/>
+              <w:left w:val="single" w:color="E3E1EC" w:sz="4"/>
+              <w:bottom w:val="single" w:color="E3E1EC" w:sz="4"/>
+              <w:right w:val="single" w:color="E3E1EC" w:sz="4"/>
+            </w:tcBorders>
+            <w:tcMar>
+              <w:top w:type="dxa" w:w="50"/>
+              <w:left w:type="dxa" w:w="140"/>
+              <w:bottom w:type="dxa" w:w="50"/>
+              <w:right w:type="dxa" w:w="120"/>
+            </w:tcMar>
+            <w:vAlign w:val="top"/>
+          </w:tcPr>
+          <w:p>
+            <w:pPr>
+              <w:spacing w:after="0" w:before="0" w:line="230"/>
+              <w:jc w:val="left"/>
+            </w:pPr>
+            <w:r>
+              <w:rPr>
+                <w:rFonts w:ascii="Arial" w:cs="Arial" w:eastAsia="Arial" w:hAnsi="Arial"/>
+                <w:b/>
+                <w:bCs/>
+                <w:i w:val="false"/>
+                <w:iCs w:val="false"/>
+                <w:caps w:val="false"/>
+                <w:color w:val="E74509"/>
+                <w:sz w:val="12"/>
+                <w:szCs w:val="12"/>
+              </w:rPr>
+              <w:t xml:space="preserve">Dz. U. z 2026 r. poz. 428</w:t>
+            </w:r>
+          </w:p>
+        </w:tc>
+        <w:tc>
+          <w:tcPr>
+            <w:tcW w:type="dxa" w:w="5306"/>
+            <w:tcBorders>
+              <w:top w:val="single" w:color="E3E1EC" w:sz="4"/>
+              <w:left w:val="single" w:color="E3E1EC" w:sz="4"/>
+              <w:bottom w:val="single" w:color="E3E1EC" w:sz="4"/>
+              <w:right w:val="single" w:color="E3E1EC" w:sz="4"/>
+            </w:tcBorders>
+            <w:tcMar>
+              <w:top w:type="dxa" w:w="50"/>
+              <w:left w:type="dxa" w:w="140"/>
+              <w:bottom w:type="dxa" w:w="50"/>
+              <w:right w:type="dxa" w:w="120"/>
+            </w:tcMar>
+            <w:vAlign w:val="top"/>
+          </w:tcPr>
+          <w:p>
+            <w:pPr>
+              <w:spacing w:after="0" w:before="0" w:line="230"/>
+              <w:jc w:val="left"/>
+            </w:pPr>
+            <w:r>
+              <w:rPr>
+                <w:rFonts w:ascii="Arial" w:cs="Arial" w:eastAsia="Arial" w:hAnsi="Arial"/>
+                <w:b w:val="false"/>
+                <w:bCs w:val="false"/>
+                <w:i w:val="false"/>
+                <w:iCs w:val="false"/>
+                <w:caps w:val="false"/>
+                <w:color w:val="1A1530"/>
+                <w:sz w:val="13"/>
+                <w:szCs w:val="13"/>
+              </w:rPr>
+              <w:t xml:space="preserve">§ 7 ust. 6–7 (od 1.09.2026): struktura opinii przedszkola/szkoły dla zespołu orzekającego – odrębne obszary ICF dla przedszkola i szkoły; opinia przekazywana rodzicowi.  </w:t>
+            </w:r>
+            <w:r>
+              <w:rPr>
+                <w:rFonts w:ascii="Arial" w:cs="Arial" w:eastAsia="Arial" w:hAnsi="Arial"/>
+                <w:b/>
+                <w:bCs/>
+                <w:i w:val="false"/>
+                <w:iCs w:val="false"/>
+                <w:caps w:val="false"/>
+                <w:color w:val="E74509"/>
+                <w:sz w:val="11"/>
+                <w:szCs w:val="11"/>
+                <w:shd w:fill="FDECE3" w:color="auto" w:val="clear"/>
+              </w:rPr>
+              <w:t xml:space="preserve"> sekcje 1–10 </w:t>
+            </w:r>
+          </w:p>
+        </w:tc>
+      </w:tr>
+      <w:tr>
+        <w:trPr>
+          <w:cantSplit/>
+        </w:trPr>
+        <w:tc>
+          <w:tcPr>
+            <w:tcW w:type="dxa" w:w="3300"/>
+            <w:tcBorders>
+              <w:top w:val="single" w:color="E3E1EC" w:sz="4"/>
+              <w:left w:val="single" w:color="E3E1EC" w:sz="4"/>
+              <w:bottom w:val="single" w:color="E3E1EC" w:sz="4"/>
+              <w:right w:val="single" w:color="E3E1EC" w:sz="4"/>
+            </w:tcBorders>
+            <w:tcMar>
+              <w:top w:type="dxa" w:w="50"/>
+              <w:left w:type="dxa" w:w="140"/>
+              <w:bottom w:type="dxa" w:w="50"/>
+              <w:right w:type="dxa" w:w="120"/>
+            </w:tcMar>
+            <w:vAlign w:val="top"/>
+          </w:tcPr>
+          <w:p>
+            <w:pPr>
+              <w:spacing w:after="0" w:before="0" w:line="230"/>
+              <w:jc w:val="left"/>
+            </w:pPr>
+            <w:r>
+              <w:rPr>
+                <w:rFonts w:ascii="Arial" w:cs="Arial" w:eastAsia="Arial" w:hAnsi="Arial"/>
+                <w:b/>
+                <w:bCs/>
+                <w:i w:val="false"/>
+                <w:iCs w:val="false"/>
+                <w:caps w:val="false"/>
+                <w:color w:val="2D1B69"/>
+                <w:sz w:val="13"/>
+                <w:szCs w:val="13"/>
+              </w:rPr>
+              <w:t xml:space="preserve">Ustawa z 14 grudnia 2016 r. – Prawo oświatowe</w:t>
+            </w:r>
+          </w:p>
+        </w:tc>
+        <w:tc>
+          <w:tcPr>
+            <w:tcW w:type="dxa" w:w="1300"/>
+            <w:tcBorders>
+              <w:top w:val="single" w:color="E3E1EC" w:sz="4"/>
+              <w:left w:val="single" w:color="E3E1EC" w:sz="4"/>
+              <w:bottom w:val="single" w:color="E3E1EC" w:sz="4"/>
+              <w:right w:val="single" w:color="E3E1EC" w:sz="4"/>
+            </w:tcBorders>
+            <w:tcMar>
+              <w:top w:type="dxa" w:w="50"/>
+              <w:left w:type="dxa" w:w="140"/>
+              <w:bottom w:type="dxa" w:w="50"/>
+              <w:right w:type="dxa" w:w="120"/>
+            </w:tcMar>
+            <w:vAlign w:val="top"/>
+          </w:tcPr>
+          <w:p>
+            <w:pPr>
+              <w:spacing w:after="0" w:before="0" w:line="230"/>
+              <w:jc w:val="left"/>
+            </w:pPr>
+            <w:r>
+              <w:rPr>
+                <w:rFonts w:ascii="Arial" w:cs="Arial" w:eastAsia="Arial" w:hAnsi="Arial"/>
+                <w:b/>
+                <w:bCs/>
+                <w:i w:val="false"/>
+                <w:iCs w:val="false"/>
+                <w:caps w:val="false"/>
+                <w:color w:val="E74509"/>
+                <w:sz w:val="12"/>
+                <w:szCs w:val="12"/>
+              </w:rPr>
+              <w:t xml:space="preserve">Dz. U. z 2024 r. poz. 737 ze zm.</w:t>
+            </w:r>
+          </w:p>
+        </w:tc>
+        <w:tc>
+          <w:tcPr>
+            <w:tcW w:type="dxa" w:w="5306"/>
+            <w:tcBorders>
+              <w:top w:val="single" w:color="E3E1EC" w:sz="4"/>
+              <w:left w:val="single" w:color="E3E1EC" w:sz="4"/>
+              <w:bottom w:val="single" w:color="E3E1EC" w:sz="4"/>
+              <w:right w:val="single" w:color="E3E1EC" w:sz="4"/>
+            </w:tcBorders>
+            <w:tcMar>
+              <w:top w:type="dxa" w:w="50"/>
+              <w:left w:type="dxa" w:w="140"/>
+              <w:bottom w:type="dxa" w:w="50"/>
+              <w:right w:type="dxa" w:w="120"/>
+            </w:tcMar>
+            <w:vAlign w:val="top"/>
+          </w:tcPr>
+          <w:p>
+            <w:pPr>
+              <w:spacing w:after="0" w:before="0" w:line="230"/>
+              <w:jc w:val="left"/>
+            </w:pPr>
+            <w:r>
+              <w:rPr>
+                <w:rFonts w:ascii="Arial" w:cs="Arial" w:eastAsia="Arial" w:hAnsi="Arial"/>
+                <w:b w:val="false"/>
+                <w:bCs w:val="false"/>
+                <w:i w:val="false"/>
+                <w:iCs w:val="false"/>
+                <w:caps w:val="false"/>
+                <w:color w:val="1A1530"/>
+                <w:sz w:val="13"/>
+                <w:szCs w:val="13"/>
+              </w:rPr>
+              <w:t xml:space="preserve">art. 127: kształcenie specjalne, IPET, wielospecjalistyczna ocena poziomu funkcjonowania, udział rodziców w pracach zespołu.  </w:t>
+            </w:r>
+            <w:r>
+              <w:rPr>
+                <w:rFonts w:ascii="Arial" w:cs="Arial" w:eastAsia="Arial" w:hAnsi="Arial"/>
+                <w:b/>
+                <w:bCs/>
+                <w:i w:val="false"/>
+                <w:iCs w:val="false"/>
+                <w:caps w:val="false"/>
+                <w:color w:val="E74509"/>
+                <w:sz w:val="11"/>
+                <w:szCs w:val="11"/>
+                <w:shd w:fill="FDECE3" w:color="auto" w:val="clear"/>
+              </w:rPr>
+              <w:t xml:space="preserve"> Część II–III </w:t>
+            </w:r>
+          </w:p>
+        </w:tc>
+      </w:tr>
+      <w:tr>
+        <w:trPr>
+          <w:cantSplit/>
+        </w:trPr>
+        <w:tc>
+          <w:tcPr>
+            <w:tcW w:type="dxa" w:w="3300"/>
+            <w:tcBorders>
+              <w:top w:val="single" w:color="E3E1EC" w:sz="4"/>
+              <w:left w:val="single" w:color="E3E1EC" w:sz="4"/>
+              <w:bottom w:val="single" w:color="E3E1EC" w:sz="4"/>
+              <w:right w:val="single" w:color="E3E1EC" w:sz="4"/>
+            </w:tcBorders>
+            <w:tcMar>
+              <w:top w:type="dxa" w:w="50"/>
+              <w:left w:type="dxa" w:w="140"/>
+              <w:bottom w:type="dxa" w:w="50"/>
+              <w:right w:type="dxa" w:w="120"/>
+            </w:tcMar>
+            <w:vAlign w:val="top"/>
+          </w:tcPr>
+          <w:p>
+            <w:pPr>
+              <w:spacing w:after="0" w:before="0" w:line="230"/>
+              <w:jc w:val="left"/>
+            </w:pPr>
+            <w:r>
+              <w:rPr>
+                <w:rFonts w:ascii="Arial" w:cs="Arial" w:eastAsia="Arial" w:hAnsi="Arial"/>
+                <w:b/>
+                <w:bCs/>
+                <w:i w:val="false"/>
+                <w:iCs w:val="false"/>
+                <w:caps w:val="false"/>
+                <w:color w:val="2D1B69"/>
+                <w:sz w:val="13"/>
+                <w:szCs w:val="13"/>
+              </w:rPr>
+              <w:t xml:space="preserve">Rozporządzenie MEN z 9 sierpnia 2017 r. w sprawie warunków organizowania kształcenia, wychowania i opieki dla dzieci i młodzieży niepełnosprawnych (kształcenie specjalne)</w:t>
+            </w:r>
+          </w:p>
+        </w:tc>
+        <w:tc>
+          <w:tcPr>
+            <w:tcW w:type="dxa" w:w="1300"/>
+            <w:tcBorders>
+              <w:top w:val="single" w:color="E3E1EC" w:sz="4"/>
+              <w:left w:val="single" w:color="E3E1EC" w:sz="4"/>
+              <w:bottom w:val="single" w:color="E3E1EC" w:sz="4"/>
+              <w:right w:val="single" w:color="E3E1EC" w:sz="4"/>
+            </w:tcBorders>
+            <w:tcMar>
+              <w:top w:type="dxa" w:w="50"/>
+              <w:left w:type="dxa" w:w="140"/>
+              <w:bottom w:type="dxa" w:w="50"/>
+              <w:right w:type="dxa" w:w="120"/>
+            </w:tcMar>
+            <w:vAlign w:val="top"/>
+          </w:tcPr>
+          <w:p>
+            <w:pPr>
+              <w:spacing w:after="0" w:before="0" w:line="230"/>
+              <w:jc w:val="left"/>
+            </w:pPr>
+            <w:r>
+              <w:rPr>
+                <w:rFonts w:ascii="Arial" w:cs="Arial" w:eastAsia="Arial" w:hAnsi="Arial"/>
+                <w:b/>
+                <w:bCs/>
+                <w:i w:val="false"/>
+                <w:iCs w:val="false"/>
+                <w:caps w:val="false"/>
+                <w:color w:val="E74509"/>
+                <w:sz w:val="12"/>
+                <w:szCs w:val="12"/>
+              </w:rPr>
+              <w:t xml:space="preserve">Dz. U. z 2020 r. poz. 1309</w:t>
+            </w:r>
+          </w:p>
+        </w:tc>
+        <w:tc>
+          <w:tcPr>
+            <w:tcW w:type="dxa" w:w="5306"/>
+            <w:tcBorders>
+              <w:top w:val="single" w:color="E3E1EC" w:sz="4"/>
+              <w:left w:val="single" w:color="E3E1EC" w:sz="4"/>
+              <w:bottom w:val="single" w:color="E3E1EC" w:sz="4"/>
+              <w:right w:val="single" w:color="E3E1EC" w:sz="4"/>
+            </w:tcBorders>
+            <w:tcMar>
+              <w:top w:type="dxa" w:w="50"/>
+              <w:left w:type="dxa" w:w="140"/>
+              <w:bottom w:type="dxa" w:w="50"/>
+              <w:right w:type="dxa" w:w="120"/>
+            </w:tcMar>
+            <w:vAlign w:val="top"/>
+          </w:tcPr>
+          <w:p>
+            <w:pPr>
+              <w:spacing w:after="0" w:before="0" w:line="230"/>
+              <w:jc w:val="left"/>
+            </w:pPr>
+            <w:r>
+              <w:rPr>
+                <w:rFonts w:ascii="Arial" w:cs="Arial" w:eastAsia="Arial" w:hAnsi="Arial"/>
+                <w:b w:val="false"/>
+                <w:bCs w:val="false"/>
+                <w:i w:val="false"/>
+                <w:iCs w:val="false"/>
+                <w:caps w:val="false"/>
+                <w:color w:val="1A1530"/>
+                <w:sz w:val="13"/>
+                <w:szCs w:val="13"/>
+              </w:rPr>
+              <w:t xml:space="preserve">§ 6 ust. 1 pkt 1–8: treść IPET – dostosowanie programu, zintegrowane działania, formy i okres PPP, wsparcie rodziców i współdziałanie z poradniami, rewalidacja, współpraca z rodzicami, organizacja kształcenia i technologie; § 6 ust. 9–10: okresowa WOPF i ocena efektywności; § 7: dodatkowa osoba.  </w:t>
+            </w:r>
+            <w:r>
+              <w:rPr>
+                <w:rFonts w:ascii="Arial" w:cs="Arial" w:eastAsia="Arial" w:hAnsi="Arial"/>
+                <w:b/>
+                <w:bCs/>
+                <w:i w:val="false"/>
+                <w:iCs w:val="false"/>
+                <w:caps w:val="false"/>
+                <w:color w:val="E74509"/>
+                <w:sz w:val="11"/>
+                <w:szCs w:val="11"/>
+                <w:shd w:fill="FDECE3" w:color="auto" w:val="clear"/>
+              </w:rPr>
+              <w:t xml:space="preserve"> sekcje 4, 8–16 </w:t>
+            </w:r>
+          </w:p>
+        </w:tc>
+      </w:tr>
+      <w:tr>
+        <w:trPr>
+          <w:cantSplit/>
+        </w:trPr>
+        <w:tc>
+          <w:tcPr>
+            <w:tcW w:type="dxa" w:w="3300"/>
+            <w:tcBorders>
+              <w:top w:val="single" w:color="E3E1EC" w:sz="4"/>
+              <w:left w:val="single" w:color="E3E1EC" w:sz="4"/>
+              <w:bottom w:val="single" w:color="E3E1EC" w:sz="4"/>
+              <w:right w:val="single" w:color="E3E1EC" w:sz="4"/>
+            </w:tcBorders>
+            <w:tcMar>
+              <w:top w:type="dxa" w:w="50"/>
+              <w:left w:type="dxa" w:w="140"/>
+              <w:bottom w:type="dxa" w:w="50"/>
+              <w:right w:type="dxa" w:w="120"/>
+            </w:tcMar>
+            <w:vAlign w:val="top"/>
+          </w:tcPr>
+          <w:p>
+            <w:pPr>
+              <w:spacing w:after="0" w:before="0" w:line="230"/>
+              <w:jc w:val="left"/>
+            </w:pPr>
+            <w:r>
+              <w:rPr>
+                <w:rFonts w:ascii="Arial" w:cs="Arial" w:eastAsia="Arial" w:hAnsi="Arial"/>
+                <w:b/>
+                <w:bCs/>
+                <w:i w:val="false"/>
+                <w:iCs w:val="false"/>
+                <w:caps w:val="false"/>
+                <w:color w:val="2D1B69"/>
+                <w:sz w:val="13"/>
+                <w:szCs w:val="13"/>
+              </w:rPr>
+              <w:t xml:space="preserve">Rozporządzenie MEN z 9 sierpnia 2017 r. w sprawie zasad organizacji i udzielania pomocy psychologiczno-pedagogicznej</w:t>
+            </w:r>
+          </w:p>
+        </w:tc>
+        <w:tc>
+          <w:tcPr>
+            <w:tcW w:type="dxa" w:w="1300"/>
+            <w:tcBorders>
+              <w:top w:val="single" w:color="E3E1EC" w:sz="4"/>
+              <w:left w:val="single" w:color="E3E1EC" w:sz="4"/>
+              <w:bottom w:val="single" w:color="E3E1EC" w:sz="4"/>
+              <w:right w:val="single" w:color="E3E1EC" w:sz="4"/>
+            </w:tcBorders>
+            <w:tcMar>
+              <w:top w:type="dxa" w:w="50"/>
+              <w:left w:type="dxa" w:w="140"/>
+              <w:bottom w:type="dxa" w:w="50"/>
+              <w:right w:type="dxa" w:w="120"/>
+            </w:tcMar>
+            <w:vAlign w:val="top"/>
+          </w:tcPr>
+          <w:p>
+            <w:pPr>
+              <w:spacing w:after="0" w:before="0" w:line="230"/>
+              <w:jc w:val="left"/>
+            </w:pPr>
+            <w:r>
+              <w:rPr>
+                <w:rFonts w:ascii="Arial" w:cs="Arial" w:eastAsia="Arial" w:hAnsi="Arial"/>
+                <w:b/>
+                <w:bCs/>
+                <w:i w:val="false"/>
+                <w:iCs w:val="false"/>
+                <w:caps w:val="false"/>
+                <w:color w:val="E74509"/>
+                <w:sz w:val="12"/>
+                <w:szCs w:val="12"/>
+              </w:rPr>
+              <w:t xml:space="preserve">Dz. U. z 2023 r. poz. 1798</w:t>
+            </w:r>
+          </w:p>
+        </w:tc>
+        <w:tc>
+          <w:tcPr>
+            <w:tcW w:type="dxa" w:w="5306"/>
+            <w:tcBorders>
+              <w:top w:val="single" w:color="E3E1EC" w:sz="4"/>
+              <w:left w:val="single" w:color="E3E1EC" w:sz="4"/>
+              <w:bottom w:val="single" w:color="E3E1EC" w:sz="4"/>
+              <w:right w:val="single" w:color="E3E1EC" w:sz="4"/>
+            </w:tcBorders>
+            <w:tcMar>
+              <w:top w:type="dxa" w:w="50"/>
+              <w:left w:type="dxa" w:w="140"/>
+              <w:bottom w:type="dxa" w:w="50"/>
+              <w:right w:type="dxa" w:w="120"/>
+            </w:tcMar>
+            <w:vAlign w:val="top"/>
+          </w:tcPr>
+          <w:p>
+            <w:pPr>
+              <w:spacing w:after="0" w:before="0" w:line="230"/>
+              <w:jc w:val="left"/>
+            </w:pPr>
+            <w:r>
+              <w:rPr>
+                <w:rFonts w:ascii="Arial" w:cs="Arial" w:eastAsia="Arial" w:hAnsi="Arial"/>
+                <w:b w:val="false"/>
+                <w:bCs w:val="false"/>
+                <w:i w:val="false"/>
+                <w:iCs w:val="false"/>
+                <w:caps w:val="false"/>
+                <w:color w:val="1A1530"/>
+                <w:sz w:val="13"/>
+                <w:szCs w:val="13"/>
+              </w:rPr>
+              <w:t xml:space="preserve">Formy pomocy (logopedyczne, korekcyjno-kompensacyjne, emocjonalno-społeczne, inne specjalistyczne, porady i konsultacje); godzina zajęć 45 min; informowanie rodziców o formach, okresie i wymiarze.  </w:t>
+            </w:r>
+            <w:r>
+              <w:rPr>
+                <w:rFonts w:ascii="Arial" w:cs="Arial" w:eastAsia="Arial" w:hAnsi="Arial"/>
+                <w:b/>
+                <w:bCs/>
+                <w:i w:val="false"/>
+                <w:iCs w:val="false"/>
+                <w:caps w:val="false"/>
+                <w:color w:val="E74509"/>
+                <w:sz w:val="11"/>
+                <w:szCs w:val="11"/>
+                <w:shd w:fill="FDECE3" w:color="auto" w:val="clear"/>
+              </w:rPr>
+              <w:t xml:space="preserve"> sekcje 13 B, 15 </w:t>
+            </w:r>
+          </w:p>
+        </w:tc>
+      </w:tr>
+      <w:tr>
+        <w:trPr>
+          <w:cantSplit/>
+        </w:trPr>
+        <w:tc>
+          <w:tcPr>
+            <w:tcW w:type="dxa" w:w="3300"/>
+            <w:tcBorders>
+              <w:top w:val="single" w:color="E3E1EC" w:sz="4"/>
+              <w:left w:val="single" w:color="E3E1EC" w:sz="4"/>
+              <w:bottom w:val="single" w:color="E3E1EC" w:sz="4"/>
+              <w:right w:val="single" w:color="E3E1EC" w:sz="4"/>
+            </w:tcBorders>
+            <w:tcMar>
+              <w:top w:type="dxa" w:w="50"/>
+              <w:left w:type="dxa" w:w="140"/>
+              <w:bottom w:type="dxa" w:w="50"/>
+              <w:right w:type="dxa" w:w="120"/>
+            </w:tcMar>
+            <w:vAlign w:val="top"/>
+          </w:tcPr>
+          <w:p>
+            <w:pPr>
+              <w:spacing w:after="0" w:before="0" w:line="230"/>
+              <w:jc w:val="left"/>
+            </w:pPr>
+            <w:r>
+              <w:rPr>
+                <w:rFonts w:ascii="Arial" w:cs="Arial" w:eastAsia="Arial" w:hAnsi="Arial"/>
+                <w:b/>
+                <w:bCs/>
+                <w:i w:val="false"/>
+                <w:iCs w:val="false"/>
+                <w:caps w:val="false"/>
+                <w:color w:val="2D1B69"/>
+                <w:sz w:val="13"/>
+                <w:szCs w:val="13"/>
+              </w:rPr>
+              <w:t xml:space="preserve">Rozporządzenie MEN z 14 lutego 2017 r. w sprawie podstawy programowej wychowania przedszkolnego oraz kształcenia ogólnego</w:t>
+            </w:r>
+          </w:p>
+        </w:tc>
+        <w:tc>
+          <w:tcPr>
+            <w:tcW w:type="dxa" w:w="1300"/>
+            <w:tcBorders>
+              <w:top w:val="single" w:color="E3E1EC" w:sz="4"/>
+              <w:left w:val="single" w:color="E3E1EC" w:sz="4"/>
+              <w:bottom w:val="single" w:color="E3E1EC" w:sz="4"/>
+              <w:right w:val="single" w:color="E3E1EC" w:sz="4"/>
+            </w:tcBorders>
+            <w:tcMar>
+              <w:top w:type="dxa" w:w="50"/>
+              <w:left w:type="dxa" w:w="140"/>
+              <w:bottom w:type="dxa" w:w="50"/>
+              <w:right w:type="dxa" w:w="120"/>
+            </w:tcMar>
+            <w:vAlign w:val="top"/>
+          </w:tcPr>
+          <w:p>
+            <w:pPr>
+              <w:spacing w:after="0" w:before="0" w:line="230"/>
+              <w:jc w:val="left"/>
+            </w:pPr>
+            <w:r>
+              <w:rPr>
+                <w:rFonts w:ascii="Arial" w:cs="Arial" w:eastAsia="Arial" w:hAnsi="Arial"/>
+                <w:b/>
+                <w:bCs/>
+                <w:i w:val="false"/>
+                <w:iCs w:val="false"/>
+                <w:caps w:val="false"/>
+                <w:color w:val="E74509"/>
+                <w:sz w:val="12"/>
+                <w:szCs w:val="12"/>
+              </w:rPr>
+              <w:t xml:space="preserve">Dz. U. z 2017 r. poz. 356 ze zm.</w:t>
+            </w:r>
+          </w:p>
+        </w:tc>
+        <w:tc>
+          <w:tcPr>
+            <w:tcW w:type="dxa" w:w="5306"/>
+            <w:tcBorders>
+              <w:top w:val="single" w:color="E3E1EC" w:sz="4"/>
+              <w:left w:val="single" w:color="E3E1EC" w:sz="4"/>
+              <w:bottom w:val="single" w:color="E3E1EC" w:sz="4"/>
+              <w:right w:val="single" w:color="E3E1EC" w:sz="4"/>
+            </w:tcBorders>
+            <w:tcMar>
+              <w:top w:type="dxa" w:w="50"/>
+              <w:left w:type="dxa" w:w="140"/>
+              <w:bottom w:type="dxa" w:w="50"/>
+              <w:right w:type="dxa" w:w="120"/>
+            </w:tcMar>
+            <w:vAlign w:val="top"/>
+          </w:tcPr>
+          <w:p>
+            <w:pPr>
+              <w:spacing w:after="0" w:before="0" w:line="230"/>
+              <w:jc w:val="left"/>
+            </w:pPr>
+            <w:r>
+              <w:rPr>
+                <w:rFonts w:ascii="Arial" w:cs="Arial" w:eastAsia="Arial" w:hAnsi="Arial"/>
+                <w:b w:val="false"/>
+                <w:bCs w:val="false"/>
+                <w:i w:val="false"/>
+                <w:iCs w:val="false"/>
+                <w:caps w:val="false"/>
+                <w:color w:val="1A1530"/>
+                <w:sz w:val="13"/>
+                <w:szCs w:val="13"/>
+              </w:rPr>
+              <w:t xml:space="preserve">Cele i treści, które są dostosowywane (nie obniżane) w programie wsparcia.  </w:t>
+            </w:r>
+            <w:r>
+              <w:rPr>
+                <w:rFonts w:ascii="Arial" w:cs="Arial" w:eastAsia="Arial" w:hAnsi="Arial"/>
+                <w:b/>
+                <w:bCs/>
+                <w:i w:val="false"/>
+                <w:iCs w:val="false"/>
+                <w:caps w:val="false"/>
+                <w:color w:val="E74509"/>
+                <w:sz w:val="11"/>
+                <w:szCs w:val="11"/>
+                <w:shd w:fill="FDECE3" w:color="auto" w:val="clear"/>
+              </w:rPr>
+              <w:t xml:space="preserve"> sekcja 11 A </w:t>
+            </w:r>
+          </w:p>
+        </w:tc>
+      </w:tr>
+      <w:tr>
+        <w:trPr>
+          <w:cantSplit/>
+        </w:trPr>
+        <w:tc>
+          <w:tcPr>
+            <w:tcW w:type="dxa" w:w="3300"/>
+            <w:tcBorders>
+              <w:top w:val="single" w:color="E3E1EC" w:sz="4"/>
+              <w:left w:val="single" w:color="E3E1EC" w:sz="4"/>
+              <w:bottom w:val="single" w:color="E3E1EC" w:sz="4"/>
+              <w:right w:val="single" w:color="E3E1EC" w:sz="4"/>
+            </w:tcBorders>
+            <w:tcMar>
+              <w:top w:type="dxa" w:w="50"/>
+              <w:left w:type="dxa" w:w="140"/>
+              <w:bottom w:type="dxa" w:w="50"/>
+              <w:right w:type="dxa" w:w="120"/>
+            </w:tcMar>
+            <w:vAlign w:val="top"/>
+          </w:tcPr>
+          <w:p>
+            <w:pPr>
+              <w:spacing w:after="0" w:before="0" w:line="230"/>
+              <w:jc w:val="left"/>
+            </w:pPr>
+            <w:r>
+              <w:rPr>
+                <w:rFonts w:ascii="Arial" w:cs="Arial" w:eastAsia="Arial" w:hAnsi="Arial"/>
+                <w:b/>
+                <w:bCs/>
+                <w:i w:val="false"/>
+                <w:iCs w:val="false"/>
+                <w:caps w:val="false"/>
+                <w:color w:val="2D1B69"/>
+                <w:sz w:val="13"/>
+                <w:szCs w:val="13"/>
+              </w:rPr>
+              <w:t xml:space="preserve">ICF – Międzynarodowa Klasyfikacja Funkcjonowania, Niepełnosprawności i Zdrowia (WHO) · model oceny funkcjonalnej 2026/27</w:t>
+            </w:r>
+          </w:p>
+        </w:tc>
+        <w:tc>
+          <w:tcPr>
+            <w:tcW w:type="dxa" w:w="1300"/>
+            <w:tcBorders>
+              <w:top w:val="single" w:color="E3E1EC" w:sz="4"/>
+              <w:left w:val="single" w:color="E3E1EC" w:sz="4"/>
+              <w:bottom w:val="single" w:color="E3E1EC" w:sz="4"/>
+              <w:right w:val="single" w:color="E3E1EC" w:sz="4"/>
+            </w:tcBorders>
+            <w:tcMar>
+              <w:top w:type="dxa" w:w="50"/>
+              <w:left w:type="dxa" w:w="140"/>
+              <w:bottom w:type="dxa" w:w="50"/>
+              <w:right w:type="dxa" w:w="120"/>
+            </w:tcMar>
+            <w:vAlign w:val="top"/>
+          </w:tcPr>
+          <w:p>
+            <w:pPr>
+              <w:spacing w:after="0" w:before="0" w:line="230"/>
+              <w:jc w:val="left"/>
+            </w:pPr>
+            <w:r>
+              <w:rPr>
+                <w:rFonts w:ascii="Arial" w:cs="Arial" w:eastAsia="Arial" w:hAnsi="Arial"/>
+                <w:b/>
+                <w:bCs/>
+                <w:i w:val="false"/>
+                <w:iCs w:val="false"/>
+                <w:caps w:val="false"/>
+                <w:color w:val="E74509"/>
+                <w:sz w:val="12"/>
+                <w:szCs w:val="12"/>
+              </w:rPr>
+              <w:t xml:space="preserve">ramy merytoryczne</w:t>
+            </w:r>
+          </w:p>
+        </w:tc>
+        <w:tc>
+          <w:tcPr>
+            <w:tcW w:type="dxa" w:w="5306"/>
+            <w:tcBorders>
+              <w:top w:val="single" w:color="E3E1EC" w:sz="4"/>
+              <w:left w:val="single" w:color="E3E1EC" w:sz="4"/>
+              <w:bottom w:val="single" w:color="E3E1EC" w:sz="4"/>
+              <w:right w:val="single" w:color="E3E1EC" w:sz="4"/>
+            </w:tcBorders>
+            <w:tcMar>
+              <w:top w:type="dxa" w:w="50"/>
+              <w:left w:type="dxa" w:w="140"/>
+              <w:bottom w:type="dxa" w:w="50"/>
+              <w:right w:type="dxa" w:w="120"/>
+            </w:tcMar>
+            <w:vAlign w:val="top"/>
+          </w:tcPr>
+          <w:p>
+            <w:pPr>
+              <w:spacing w:after="0" w:before="0" w:line="230"/>
+              <w:jc w:val="left"/>
+            </w:pPr>
+            <w:r>
+              <w:rPr>
+                <w:rFonts w:ascii="Arial" w:cs="Arial" w:eastAsia="Arial" w:hAnsi="Arial"/>
+                <w:b w:val="false"/>
+                <w:bCs w:val="false"/>
+                <w:i w:val="false"/>
+                <w:iCs w:val="false"/>
+                <w:caps w:val="false"/>
+                <w:color w:val="1A1530"/>
+                <w:sz w:val="13"/>
+                <w:szCs w:val="13"/>
+              </w:rPr>
+              <w:t xml:space="preserve">Domeny d1–d9, czynniki środowiskowe i osobowe; narzędzia KPOF (przedszkole) / KSzOF (szkoła); głos dziecka.  </w:t>
+            </w:r>
+            <w:r>
+              <w:rPr>
+                <w:rFonts w:ascii="Arial" w:cs="Arial" w:eastAsia="Arial" w:hAnsi="Arial"/>
+                <w:b/>
+                <w:bCs/>
+                <w:i w:val="false"/>
+                <w:iCs w:val="false"/>
+                <w:caps w:val="false"/>
+                <w:color w:val="E74509"/>
+                <w:sz w:val="11"/>
+                <w:szCs w:val="11"/>
+                <w:shd w:fill="FDECE3" w:color="auto" w:val="clear"/>
+              </w:rPr>
+              <w:t xml:space="preserve"> sekcje 2–7, 9 </w:t>
+            </w:r>
+          </w:p>
+        </w:tc>
+      </w:tr>
+      <w:tr>
+        <w:trPr>
+          <w:cantSplit/>
+        </w:trPr>
+        <w:tc>
+          <w:tcPr>
+            <w:tcW w:type="dxa" w:w="3300"/>
+            <w:tcBorders>
+              <w:top w:val="single" w:color="E3E1EC" w:sz="4"/>
+              <w:left w:val="single" w:color="E3E1EC" w:sz="4"/>
+              <w:bottom w:val="single" w:color="E3E1EC" w:sz="4"/>
+              <w:right w:val="single" w:color="E3E1EC" w:sz="4"/>
+            </w:tcBorders>
+            <w:tcMar>
+              <w:top w:type="dxa" w:w="50"/>
+              <w:left w:type="dxa" w:w="140"/>
+              <w:bottom w:type="dxa" w:w="50"/>
+              <w:right w:type="dxa" w:w="120"/>
+            </w:tcMar>
+            <w:vAlign w:val="top"/>
+          </w:tcPr>
+          <w:p>
+            <w:pPr>
+              <w:spacing w:after="0" w:before="0" w:line="230"/>
+              <w:jc w:val="left"/>
+            </w:pPr>
+            <w:r>
+              <w:rPr>
+                <w:rFonts w:ascii="Arial" w:cs="Arial" w:eastAsia="Arial" w:hAnsi="Arial"/>
+                <w:b/>
+                <w:bCs/>
+                <w:i w:val="false"/>
+                <w:iCs w:val="false"/>
+                <w:caps w:val="false"/>
+                <w:color w:val="2D1B69"/>
+                <w:sz w:val="13"/>
+                <w:szCs w:val="13"/>
+              </w:rPr>
+              <w:t xml:space="preserve">RODO – rozporządzenie (UE) 2016/679</w:t>
+            </w:r>
+          </w:p>
+        </w:tc>
+        <w:tc>
+          <w:tcPr>
+            <w:tcW w:type="dxa" w:w="1300"/>
+            <w:tcBorders>
+              <w:top w:val="single" w:color="E3E1EC" w:sz="4"/>
+              <w:left w:val="single" w:color="E3E1EC" w:sz="4"/>
+              <w:bottom w:val="single" w:color="E3E1EC" w:sz="4"/>
+              <w:right w:val="single" w:color="E3E1EC" w:sz="4"/>
+            </w:tcBorders>
+            <w:tcMar>
+              <w:top w:type="dxa" w:w="50"/>
+              <w:left w:type="dxa" w:w="140"/>
+              <w:bottom w:type="dxa" w:w="50"/>
+              <w:right w:type="dxa" w:w="120"/>
+            </w:tcMar>
+            <w:vAlign w:val="top"/>
+          </w:tcPr>
+          <w:p>
+            <w:pPr>
+              <w:spacing w:after="0" w:before="0" w:line="230"/>
+              <w:jc w:val="left"/>
+            </w:pPr>
+            <w:r>
+              <w:rPr>
+                <w:rFonts w:ascii="Arial" w:cs="Arial" w:eastAsia="Arial" w:hAnsi="Arial"/>
+                <w:b/>
+                <w:bCs/>
+                <w:i w:val="false"/>
+                <w:iCs w:val="false"/>
+                <w:caps w:val="false"/>
+                <w:color w:val="E74509"/>
+                <w:sz w:val="12"/>
+                <w:szCs w:val="12"/>
+              </w:rPr>
+              <w:t xml:space="preserve">Dz. Urz. UE L 119</w:t>
+            </w:r>
+          </w:p>
+        </w:tc>
+        <w:tc>
+          <w:tcPr>
+            <w:tcW w:type="dxa" w:w="5306"/>
+            <w:tcBorders>
+              <w:top w:val="single" w:color="E3E1EC" w:sz="4"/>
+              <w:left w:val="single" w:color="E3E1EC" w:sz="4"/>
+              <w:bottom w:val="single" w:color="E3E1EC" w:sz="4"/>
+              <w:right w:val="single" w:color="E3E1EC" w:sz="4"/>
+            </w:tcBorders>
+            <w:tcMar>
+              <w:top w:type="dxa" w:w="50"/>
+              <w:left w:type="dxa" w:w="140"/>
+              <w:bottom w:type="dxa" w:w="50"/>
+              <w:right w:type="dxa" w:w="120"/>
+            </w:tcMar>
+            <w:vAlign w:val="top"/>
+          </w:tcPr>
+          <w:p>
+            <w:pPr>
+              <w:spacing w:after="0" w:before="0" w:line="230"/>
+              <w:jc w:val="left"/>
+            </w:pPr>
+            <w:r>
+              <w:rPr>
+                <w:rFonts w:ascii="Arial" w:cs="Arial" w:eastAsia="Arial" w:hAnsi="Arial"/>
+                <w:b w:val="false"/>
+                <w:bCs w:val="false"/>
+                <w:i w:val="false"/>
+                <w:iCs w:val="false"/>
+                <w:caps w:val="false"/>
+                <w:color w:val="1A1530"/>
+                <w:sz w:val="13"/>
+                <w:szCs w:val="13"/>
+              </w:rPr>
+              <w:t xml:space="preserve">art. 9: dane o zdrowiu – dokument poufny, udostępniany rodzicowi i poradni za zgodą rodzica.  </w:t>
+            </w:r>
+            <w:r>
+              <w:rPr>
+                <w:rFonts w:ascii="Arial" w:cs="Arial" w:eastAsia="Arial" w:hAnsi="Arial"/>
+                <w:b/>
+                <w:bCs/>
+                <w:i w:val="false"/>
+                <w:iCs w:val="false"/>
+                <w:caps w:val="false"/>
+                <w:color w:val="E74509"/>
+                <w:sz w:val="11"/>
+                <w:szCs w:val="11"/>
+                <w:shd w:fill="FDECE3" w:color="auto" w:val="clear"/>
+              </w:rPr>
+              <w:t xml:space="preserve"> cały dokument </w:t>
+            </w:r>
+          </w:p>
+        </w:tc>
+      </w:tr>
+    </w:tbl>
+    <w:p>
+      <w:pPr>
+        <w:keepNext/>
+        <w:spacing w:after="90" w:before="140"/>
+      </w:pPr>
+      <w:r>
+        <w:rPr>
+          <w:rFonts w:ascii="Arial" w:cs="Arial" w:eastAsia="Arial" w:hAnsi="Arial"/>
+          <w:b/>
+          <w:bCs/>
+          <w:i w:val="false"/>
+          <w:iCs w:val="false"/>
+          <w:caps w:val="false"/>
+          <w:color w:val="FFFFFF"/>
+          <w:sz w:val="16"/>
+          <w:szCs w:val="16"/>
+          <w:shd w:fill="2D1B69" w:color="auto" w:val="clear"/>
+        </w:rPr>
+        <w:t xml:space="preserve"> ? </w:t>
+      </w:r>
+      <w:r>
+        <w:rPr>
+          <w:rFonts w:ascii="Arial" w:cs="Arial" w:eastAsia="Arial" w:hAnsi="Arial"/>
+          <w:b/>
+          <w:bCs/>
+          <w:i w:val="false"/>
+          <w:iCs w:val="false"/>
+          <w:caps w:val="false"/>
+          <w:color w:val="2D1B69"/>
+          <w:sz w:val="18"/>
+          <w:szCs w:val="18"/>
+        </w:rPr>
+        <w:t xml:space="preserve">   Jak czytać ten raport</w:t>
+      </w:r>
+      <w:r>
+        <w:rPr>
+          <w:rFonts w:ascii="Arial" w:cs="Arial" w:eastAsia="Arial" w:hAnsi="Arial"/>
+          <w:b w:val="false"/>
+          <w:bCs w:val="false"/>
+          <w:i w:val="false"/>
+          <w:iCs w:val="false"/>
+          <w:caps w:val="false"/>
+          <w:color w:val="6B6378"/>
+          <w:sz w:val="14"/>
+          <w:szCs w:val="14"/>
+        </w:rPr>
+        <w:t xml:space="preserve">   · pięć kroków od obserwacji do oceny efektów · Część I–II = opinia dla rodzica i poradni, Część III = organizacja wsparcia</w:t>
+      </w:r>
+    </w:p>
+    <w:tbl>
+      <w:tblPr>
+        <w:tblW w:type="dxa" w:w="9906"/>
+        <w:tblBorders>
+          <w:top w:val="single" w:color="auto" w:sz="4"/>
+          <w:left w:val="single" w:color="auto" w:sz="4"/>
+          <w:bottom w:val="single" w:color="auto" w:sz="4"/>
+          <w:right w:val="single" w:color="auto" w:sz="4"/>
+          <w:insideH w:val="single" w:color="auto" w:sz="4"/>
+          <w:insideV w:val="single" w:color="auto" w:sz="4"/>
+        </w:tblBorders>
+      </w:tblPr>
+      <w:tblGrid>
+        <w:gridCol w:w="1981"/>
+        <w:gridCol w:w="1981"/>
+        <w:gridCol w:w="1981"/>
+        <w:gridCol w:w="1981"/>
+        <w:gridCol w:w="1982"/>
+      </w:tblGrid>
+      <w:tr>
+        <w:trPr>
+          <w:cantSplit/>
+        </w:trPr>
+        <w:tc>
+          <w:tcPr>
+            <w:tcW w:type="dxa" w:w="1981"/>
+            <w:tcBorders>
+              <w:top w:val="single" w:color="D9D0F0" w:sz="4"/>
+              <w:left w:val="single" w:color="D9D0F0" w:sz="4"/>
+              <w:bottom w:val="single" w:color="D9D0F0" w:sz="4"/>
+              <w:right w:val="single" w:color="D9D0F0" w:sz="4"/>
+            </w:tcBorders>
+            <w:tcMar>
+              <w:top w:type="dxa" w:w="80"/>
+              <w:left w:type="dxa" w:w="120"/>
+              <w:bottom w:type="dxa" w:w="80"/>
+              <w:right w:type="dxa" w:w="100"/>
+            </w:tcMar>
+            <w:vAlign w:val="top"/>
+          </w:tcPr>
+          <w:p>
+            <w:pPr>
+              <w:spacing w:after="20" w:before="0" w:line="276"/>
+              <w:jc w:val="left"/>
+            </w:pPr>
+            <w:r>
+              <w:rPr>
+                <w:rFonts w:ascii="Arial" w:cs="Arial" w:eastAsia="Arial" w:hAnsi="Arial"/>
+                <w:b/>
+                <w:bCs/>
+                <w:i w:val="false"/>
+                <w:iCs w:val="false"/>
+                <w:caps w:val="false"/>
+                <w:color w:val="E74509"/>
+                <w:spacing w:val="12"/>
+                <w:sz w:val="11"/>
+                <w:szCs w:val="11"/>
+              </w:rPr>
+              <w:t xml:space="preserve">CZĘŚĆ I</w:t>
+            </w:r>
+          </w:p>
+          <w:p>
+            <w:pPr>
+              <w:spacing w:after="30" w:before="0" w:line="276"/>
+              <w:jc w:val="left"/>
+            </w:pPr>
+            <w:r>
+              <w:rPr>
+                <w:rFonts w:ascii="Arial" w:cs="Arial" w:eastAsia="Arial" w:hAnsi="Arial"/>
+                <w:b/>
+                <w:bCs/>
+                <w:i w:val="false"/>
+                <w:iCs w:val="false"/>
+                <w:caps w:val="false"/>
+                <w:color w:val="2D1B69"/>
+                <w:sz w:val="15"/>
+                <w:szCs w:val="15"/>
+              </w:rPr>
+              <w:t xml:space="preserve">Obserwujemy</w:t>
+            </w:r>
+          </w:p>
+          <w:p>
+            <w:pPr>
+              <w:spacing w:after="0" w:before="0" w:line="220"/>
+              <w:jc w:val="left"/>
+            </w:pPr>
+            <w:r>
+              <w:rPr>
+                <w:rFonts w:ascii="Arial" w:cs="Arial" w:eastAsia="Arial" w:hAnsi="Arial"/>
+                <w:b w:val="false"/>
+                <w:bCs w:val="false"/>
+                <w:i w:val="false"/>
+                <w:iCs w:val="false"/>
+                <w:caps w:val="false"/>
+                <w:color w:val="6B6378"/>
+                <w:sz w:val="12"/>
+                <w:szCs w:val="12"/>
+              </w:rPr>
+              <w:t xml:space="preserve">sekcje 1–3: kto, kiedy, jakimi narzędziami</w:t>
+            </w:r>
+          </w:p>
+        </w:tc>
+        <w:tc>
+          <w:tcPr>
+            <w:tcW w:type="dxa" w:w="1981"/>
+            <w:tcBorders>
+              <w:top w:val="single" w:color="D9D0F0" w:sz="4"/>
+              <w:left w:val="single" w:color="D9D0F0" w:sz="4"/>
+              <w:bottom w:val="single" w:color="D9D0F0" w:sz="4"/>
+              <w:right w:val="single" w:color="D9D0F0" w:sz="4"/>
+            </w:tcBorders>
+            <w:tcMar>
+              <w:top w:type="dxa" w:w="80"/>
+              <w:left w:type="dxa" w:w="120"/>
+              <w:bottom w:type="dxa" w:w="80"/>
+              <w:right w:type="dxa" w:w="100"/>
+            </w:tcMar>
+            <w:vAlign w:val="top"/>
+          </w:tcPr>
+          <w:p>
+            <w:pPr>
+              <w:spacing w:after="20" w:before="0" w:line="276"/>
+              <w:jc w:val="left"/>
+            </w:pPr>
+            <w:r>
+              <w:rPr>
+                <w:rFonts w:ascii="Arial" w:cs="Arial" w:eastAsia="Arial" w:hAnsi="Arial"/>
+                <w:b/>
+                <w:bCs/>
+                <w:i w:val="false"/>
+                <w:iCs w:val="false"/>
+                <w:caps w:val="false"/>
+                <w:color w:val="E74509"/>
+                <w:spacing w:val="12"/>
+                <w:sz w:val="11"/>
+                <w:szCs w:val="11"/>
+              </w:rPr>
+              <w:t xml:space="preserve">CZĘŚĆ II</w:t>
+            </w:r>
+          </w:p>
+          <w:p>
+            <w:pPr>
+              <w:spacing w:after="30" w:before="0" w:line="276"/>
+              <w:jc w:val="left"/>
+            </w:pPr>
+            <w:r>
+              <w:rPr>
+                <w:rFonts w:ascii="Arial" w:cs="Arial" w:eastAsia="Arial" w:hAnsi="Arial"/>
+                <w:b/>
+                <w:bCs/>
+                <w:i w:val="false"/>
+                <w:iCs w:val="false"/>
+                <w:caps w:val="false"/>
+                <w:color w:val="2D1B69"/>
+                <w:sz w:val="15"/>
+                <w:szCs w:val="15"/>
+              </w:rPr>
+              <w:t xml:space="preserve">Opisujemy wyniki</w:t>
+            </w:r>
+          </w:p>
+          <w:p>
+            <w:pPr>
+              <w:spacing w:after="0" w:before="0" w:line="220"/>
+              <w:jc w:val="left"/>
+            </w:pPr>
+            <w:r>
+              <w:rPr>
+                <w:rFonts w:ascii="Arial" w:cs="Arial" w:eastAsia="Arial" w:hAnsi="Arial"/>
+                <w:b w:val="false"/>
+                <w:bCs w:val="false"/>
+                <w:i w:val="false"/>
+                <w:iCs w:val="false"/>
+                <w:caps w:val="false"/>
+                <w:color w:val="6B6378"/>
+                <w:sz w:val="12"/>
+                <w:szCs w:val="12"/>
+              </w:rPr>
+              <w:t xml:space="preserve">sekcje 4–9: funkcjonowanie, liczby, arkusze, głos dziecka, analiza</w:t>
+            </w:r>
+          </w:p>
+        </w:tc>
+        <w:tc>
+          <w:tcPr>
+            <w:tcW w:type="dxa" w:w="1981"/>
+            <w:tcBorders>
+              <w:top w:val="single" w:color="D9D0F0" w:sz="4"/>
+              <w:left w:val="single" w:color="D9D0F0" w:sz="4"/>
+              <w:bottom w:val="single" w:color="D9D0F0" w:sz="4"/>
+              <w:right w:val="single" w:color="D9D0F0" w:sz="4"/>
+            </w:tcBorders>
+            <w:tcMar>
+              <w:top w:type="dxa" w:w="80"/>
+              <w:left w:type="dxa" w:w="120"/>
+              <w:bottom w:type="dxa" w:w="80"/>
+              <w:right w:type="dxa" w:w="100"/>
+            </w:tcMar>
+            <w:vAlign w:val="top"/>
+          </w:tcPr>
+          <w:p>
+            <w:pPr>
+              <w:spacing w:after="20" w:before="0" w:line="276"/>
+              <w:jc w:val="left"/>
+            </w:pPr>
+            <w:r>
+              <w:rPr>
+                <w:rFonts w:ascii="Arial" w:cs="Arial" w:eastAsia="Arial" w:hAnsi="Arial"/>
+                <w:b/>
+                <w:bCs/>
+                <w:i w:val="false"/>
+                <w:iCs w:val="false"/>
+                <w:caps w:val="false"/>
+                <w:color w:val="E74509"/>
+                <w:spacing w:val="12"/>
+                <w:sz w:val="11"/>
+                <w:szCs w:val="11"/>
+              </w:rPr>
+              <w:t xml:space="preserve">CZĘŚĆ II</w:t>
+            </w:r>
+          </w:p>
+          <w:p>
+            <w:pPr>
+              <w:spacing w:after="30" w:before="0" w:line="276"/>
+              <w:jc w:val="left"/>
+            </w:pPr>
+            <w:r>
+              <w:rPr>
+                <w:rFonts w:ascii="Arial" w:cs="Arial" w:eastAsia="Arial" w:hAnsi="Arial"/>
+                <w:b/>
+                <w:bCs/>
+                <w:i w:val="false"/>
+                <w:iCs w:val="false"/>
+                <w:caps w:val="false"/>
+                <w:color w:val="2D1B69"/>
+                <w:sz w:val="15"/>
+                <w:szCs w:val="15"/>
+              </w:rPr>
+              <w:t xml:space="preserve">Decydujemy</w:t>
+            </w:r>
+          </w:p>
+          <w:p>
+            <w:pPr>
+              <w:spacing w:after="0" w:before="0" w:line="220"/>
+              <w:jc w:val="left"/>
+            </w:pPr>
+            <w:r>
+              <w:rPr>
+                <w:rFonts w:ascii="Arial" w:cs="Arial" w:eastAsia="Arial" w:hAnsi="Arial"/>
+                <w:b w:val="false"/>
+                <w:bCs w:val="false"/>
+                <w:i w:val="false"/>
+                <w:iCs w:val="false"/>
+                <w:caps w:val="false"/>
+                <w:color w:val="6B6378"/>
+                <w:sz w:val="12"/>
+                <w:szCs w:val="12"/>
+              </w:rPr>
+              <w:t xml:space="preserve">sekcja 10: Zespół ustala poziom wsparcia</w:t>
+            </w:r>
+          </w:p>
+        </w:tc>
+        <w:tc>
+          <w:tcPr>
+            <w:tcW w:type="dxa" w:w="1981"/>
+            <w:tcBorders>
+              <w:top w:val="single" w:color="D9D0F0" w:sz="4"/>
+              <w:left w:val="single" w:color="D9D0F0" w:sz="4"/>
+              <w:bottom w:val="single" w:color="D9D0F0" w:sz="4"/>
+              <w:right w:val="single" w:color="D9D0F0" w:sz="4"/>
+            </w:tcBorders>
+            <w:tcMar>
+              <w:top w:type="dxa" w:w="80"/>
+              <w:left w:type="dxa" w:w="120"/>
+              <w:bottom w:type="dxa" w:w="80"/>
+              <w:right w:type="dxa" w:w="100"/>
+            </w:tcMar>
+            <w:vAlign w:val="top"/>
+          </w:tcPr>
+          <w:p>
+            <w:pPr>
+              <w:spacing w:after="20" w:before="0" w:line="276"/>
+              <w:jc w:val="left"/>
+            </w:pPr>
+            <w:r>
+              <w:rPr>
+                <w:rFonts w:ascii="Arial" w:cs="Arial" w:eastAsia="Arial" w:hAnsi="Arial"/>
+                <w:b/>
+                <w:bCs/>
+                <w:i w:val="false"/>
+                <w:iCs w:val="false"/>
+                <w:caps w:val="false"/>
+                <w:color w:val="E74509"/>
+                <w:spacing w:val="12"/>
+                <w:sz w:val="11"/>
+                <w:szCs w:val="11"/>
+              </w:rPr>
+              <w:t xml:space="preserve">CZĘŚĆ III</w:t>
+            </w:r>
+          </w:p>
+          <w:p>
+            <w:pPr>
+              <w:spacing w:after="30" w:before="0" w:line="276"/>
+              <w:jc w:val="left"/>
+            </w:pPr>
+            <w:r>
+              <w:rPr>
+                <w:rFonts w:ascii="Arial" w:cs="Arial" w:eastAsia="Arial" w:hAnsi="Arial"/>
+                <w:b/>
+                <w:bCs/>
+                <w:i w:val="false"/>
+                <w:iCs w:val="false"/>
+                <w:caps w:val="false"/>
+                <w:color w:val="2D1B69"/>
+                <w:sz w:val="15"/>
+                <w:szCs w:val="15"/>
+              </w:rPr>
+              <w:t xml:space="preserve">Planujemy wsparcie</w:t>
+            </w:r>
+          </w:p>
+          <w:p>
+            <w:pPr>
+              <w:spacing w:after="0" w:before="0" w:line="220"/>
+              <w:jc w:val="left"/>
+            </w:pPr>
+            <w:r>
+              <w:rPr>
+                <w:rFonts w:ascii="Arial" w:cs="Arial" w:eastAsia="Arial" w:hAnsi="Arial"/>
+                <w:b w:val="false"/>
+                <w:bCs w:val="false"/>
+                <w:i w:val="false"/>
+                <w:iCs w:val="false"/>
+                <w:caps w:val="false"/>
+                <w:color w:val="6B6378"/>
+                <w:sz w:val="12"/>
+                <w:szCs w:val="12"/>
+              </w:rPr>
+              <w:t xml:space="preserve">sekcje 11–15: program, zajęcia, osoby, rodzice, poradnia</w:t>
+            </w:r>
+          </w:p>
+        </w:tc>
+        <w:tc>
+          <w:tcPr>
+            <w:tcW w:type="dxa" w:w="1982"/>
+            <w:tcBorders>
+              <w:top w:val="single" w:color="D9D0F0" w:sz="4"/>
+              <w:left w:val="single" w:color="D9D0F0" w:sz="4"/>
+              <w:bottom w:val="single" w:color="D9D0F0" w:sz="4"/>
+              <w:right w:val="single" w:color="D9D0F0" w:sz="4"/>
+            </w:tcBorders>
+            <w:tcMar>
+              <w:top w:type="dxa" w:w="80"/>
+              <w:left w:type="dxa" w:w="120"/>
+              <w:bottom w:type="dxa" w:w="80"/>
+              <w:right w:type="dxa" w:w="100"/>
+            </w:tcMar>
+            <w:vAlign w:val="top"/>
+          </w:tcPr>
+          <w:p>
+            <w:pPr>
+              <w:spacing w:after="20" w:before="0" w:line="276"/>
+              <w:jc w:val="left"/>
+            </w:pPr>
+            <w:r>
+              <w:rPr>
+                <w:rFonts w:ascii="Arial" w:cs="Arial" w:eastAsia="Arial" w:hAnsi="Arial"/>
+                <w:b/>
+                <w:bCs/>
+                <w:i w:val="false"/>
+                <w:iCs w:val="false"/>
+                <w:caps w:val="false"/>
+                <w:color w:val="E74509"/>
+                <w:spacing w:val="12"/>
+                <w:sz w:val="11"/>
+                <w:szCs w:val="11"/>
+              </w:rPr>
+              <w:t xml:space="preserve">CZĘŚĆ III</w:t>
+            </w:r>
+          </w:p>
+          <w:p>
+            <w:pPr>
+              <w:spacing w:after="30" w:before="0" w:line="276"/>
+              <w:jc w:val="left"/>
+            </w:pPr>
+            <w:r>
+              <w:rPr>
+                <w:rFonts w:ascii="Arial" w:cs="Arial" w:eastAsia="Arial" w:hAnsi="Arial"/>
+                <w:b/>
+                <w:bCs/>
+                <w:i w:val="false"/>
+                <w:iCs w:val="false"/>
+                <w:caps w:val="false"/>
+                <w:color w:val="2D1B69"/>
+                <w:sz w:val="15"/>
+                <w:szCs w:val="15"/>
+              </w:rPr>
+              <w:t xml:space="preserve">Sprawdzamy efekty</w:t>
+            </w:r>
+          </w:p>
+          <w:p>
+            <w:pPr>
+              <w:spacing w:after="0" w:before="0" w:line="220"/>
+              <w:jc w:val="left"/>
+            </w:pPr>
+            <w:r>
+              <w:rPr>
+                <w:rFonts w:ascii="Arial" w:cs="Arial" w:eastAsia="Arial" w:hAnsi="Arial"/>
+                <w:b w:val="false"/>
+                <w:bCs w:val="false"/>
+                <w:i w:val="false"/>
+                <w:iCs w:val="false"/>
+                <w:caps w:val="false"/>
+                <w:color w:val="6B6378"/>
+                <w:sz w:val="12"/>
+                <w:szCs w:val="12"/>
+              </w:rPr>
+              <w:t xml:space="preserve">sekcja 16: terminy oceny i podpisy</w:t>
+            </w:r>
+          </w:p>
+        </w:tc>
+      </w:tr>
+    </w:tbl>
+    <w:p>
+      <w:pPr>
+        <w:pageBreakBefore/>
+        <w:spacing w:after="0" w:before="0" w:line="20" w:lineRule="exact"/>
+      </w:pPr>
+      <w:r>
+        <w:rPr>
+          <w:rFonts w:ascii="Arial" w:cs="Arial" w:eastAsia="Arial" w:hAnsi="Arial"/>
+          <w:b w:val="false"/>
+          <w:bCs w:val="false"/>
+          <w:i w:val="false"/>
+          <w:iCs w:val="false"/>
+          <w:caps w:val="false"/>
+          <w:color w:val="1A1530"/>
+          <w:sz w:val="2"/>
+          <w:szCs w:val="2"/>
+        </w:rPr>
+        <w:t xml:space="preserve"/>
+      </w:r>
+    </w:p>
+    <w:tbl>
+      <w:tblPr>
+        <w:tblW w:type="dxa" w:w="9906"/>
+        <w:tblBorders>
+          <w:top w:val="single" w:color="auto" w:sz="4"/>
+          <w:left w:val="single" w:color="auto" w:sz="4"/>
+          <w:bottom w:val="single" w:color="auto" w:sz="4"/>
+          <w:right w:val="single" w:color="auto" w:sz="4"/>
+          <w:insideH w:val="single" w:color="auto" w:sz="4"/>
+          <w:insideV w:val="single" w:color="auto" w:sz="4"/>
+        </w:tblBorders>
+      </w:tblPr>
+      <w:tblGrid>
+        <w:gridCol w:w="700"/>
+        <w:gridCol w:w="6200"/>
+        <w:gridCol w:w="3006"/>
+      </w:tblGrid>
+      <w:tr>
+        <w:trPr>
+          <w:cantSplit/>
+        </w:trPr>
+        <w:tc>
+          <w:tcPr>
+            <w:tcW w:type="dxa" w:w="700"/>
+            <w:tcBorders>
+              <w:top w:val="nil"/>
+              <w:left w:val="nil"/>
+              <w:bottom w:val="nil"/>
+              <w:right w:val="nil"/>
+            </w:tcBorders>
+            <w:shd w:fill="2D1B69" w:color="auto" w:val="clear"/>
+            <w:tcMar>
+              <w:top w:type="dxa" w:w="120"/>
+              <w:left w:type="dxa" w:w="40"/>
+              <w:bottom w:type="dxa" w:w="120"/>
+              <w:right w:type="dxa" w:w="40"/>
+            </w:tcMar>
+            <w:vAlign w:val="center"/>
+          </w:tcPr>
+          <w:p>
+            <w:pPr>
+              <w:spacing w:after="0" w:before="0" w:line="276"/>
+              <w:jc w:val="center"/>
+            </w:pPr>
+            <w:r>
+              <w:rPr>
+                <w:rFonts w:ascii="Arial" w:cs="Arial" w:eastAsia="Arial" w:hAnsi="Arial"/>
+                <w:b/>
+                <w:bCs/>
+                <w:i w:val="false"/>
+                <w:iCs w:val="false"/>
+                <w:caps w:val="false"/>
+                <w:color w:val="FFFFFF"/>
+                <w:sz w:val="12"/>
+                <w:szCs w:val="12"/>
+              </w:rPr>
+              <w:t xml:space="preserve">PCTP</w:t>
+            </w:r>
+          </w:p>
+        </w:tc>
+        <w:tc>
+          <w:tcPr>
+            <w:tcW w:type="dxa" w:w="6200"/>
+            <w:tcBorders>
+              <w:top w:val="nil"/>
+              <w:left w:val="nil"/>
+              <w:bottom w:val="nil"/>
+              <w:right w:val="nil"/>
+            </w:tcBorders>
+            <w:tcMar>
+              <w:top w:type="dxa" w:w="0"/>
+              <w:left w:type="dxa" w:w="160"/>
+              <w:bottom w:type="dxa" w:w="0"/>
+              <w:right w:type="dxa" w:w="0"/>
+            </w:tcMar>
+            <w:vAlign w:val="center"/>
+          </w:tcPr>
+          <w:p>
+            <w:pPr>
+              <w:spacing w:after="20" w:before="0" w:line="276"/>
+              <w:jc w:val="left"/>
+            </w:pPr>
+            <w:r>
+              <w:rPr>
+                <w:rFonts w:ascii="Arial" w:cs="Arial" w:eastAsia="Arial" w:hAnsi="Arial"/>
+                <w:b/>
+                <w:bCs/>
+                <w:i w:val="false"/>
+                <w:iCs w:val="false"/>
+                <w:caps w:val="false"/>
+                <w:color w:val="2D1B69"/>
+                <w:sz w:val="26"/>
+                <w:szCs w:val="26"/>
+              </w:rPr>
+              <w:t xml:space="preserve">EduPlaner 2026</w:t>
+            </w:r>
+          </w:p>
+          <w:p>
+            <w:pPr>
+              <w:spacing w:after="0" w:before="0" w:line="276"/>
+              <w:jc w:val="left"/>
+            </w:pPr>
+            <w:r>
+              <w:rPr>
+                <w:rFonts w:ascii="Arial" w:cs="Arial" w:eastAsia="Arial" w:hAnsi="Arial"/>
+                <w:b w:val="false"/>
+                <w:bCs w:val="false"/>
+                <w:i w:val="false"/>
+                <w:iCs w:val="false"/>
+                <w:caps/>
+                <w:color w:val="6B6378"/>
+                <w:spacing w:val="14"/>
+                <w:sz w:val="12"/>
+                <w:szCs w:val="12"/>
+              </w:rPr>
               <w:t xml:space="preserve">Raport Oceny Funkcjonalnej · Metryczka i obserwacja wstępna</w:t>
             </w:r>
           </w:p>
@@ -6403,6 +8468,27 @@
     </w:p>
     <w:p>
       <w:pPr>
+        <w:spacing w:after="120" w:before="0" w:line="276"/>
+        <w:jc w:val="left"/>
+      </w:pPr>
+      <w:r>
+        <w:rPr>
+          <w:rFonts w:ascii="Arial" w:cs="Arial" w:eastAsia="Arial" w:hAnsi="Arial"/>
+          <w:b/>
+          <w:bCs/>
+          <w:i w:val="false"/>
+          <w:iCs w:val="false"/>
+          <w:caps w:val="false"/>
+          <w:color w:val="2D1B69"/>
+          <w:sz w:val="12"/>
+          <w:szCs w:val="12"/>
+          <w:shd w:fill="EFE9F9" w:color="auto" w:val="clear"/>
+        </w:rPr>
+        <w:t xml:space="preserve"> § Podstawa prawna: § 7 ust. 6 pkt 3 rozp. z 2.03.2026 (poz. 428) · § 6 ust. 10 pkt 1 i 3 rozp. o kształceniu specjalnym </w:t>
+      </w:r>
+    </w:p>
+    <w:p>
+      <w:pPr>
         <w:spacing w:after="140" w:before="0" w:line="260"/>
         <w:jc w:val="both"/>
       </w:pPr>
@@ -7666,6 +9752,27 @@
           <w:szCs w:val="22"/>
         </w:rPr>
         <w:t xml:space="preserve">AKTUALNA WIELOSPECJALISTYCZNA OCENA POZIOMU FUNKCJONOWANIA – WYNIKI LICZBOWE</w:t>
+      </w:r>
+    </w:p>
+    <w:p>
+      <w:pPr>
+        <w:spacing w:after="120" w:before="0" w:line="276"/>
+        <w:jc w:val="left"/>
+      </w:pPr>
+      <w:r>
+        <w:rPr>
+          <w:rFonts w:ascii="Arial" w:cs="Arial" w:eastAsia="Arial" w:hAnsi="Arial"/>
+          <w:b/>
+          <w:bCs/>
+          <w:i w:val="false"/>
+          <w:iCs w:val="false"/>
+          <w:caps w:val="false"/>
+          <w:color w:val="2D1B69"/>
+          <w:sz w:val="12"/>
+          <w:szCs w:val="12"/>
+          <w:shd w:fill="EFE9F9" w:color="auto" w:val="clear"/>
+        </w:rPr>
+        <w:t xml:space="preserve"> § Podstawa prawna: § 7 ust. 6 pkt 4 rozp. z 2.03.2026 (poz. 428) · ICF d1–d9 </w:t>
       </w:r>
     </w:p>
     <w:p>
@@ -11167,6 +13274,27 @@
         <w:t xml:space="preserve">WYNIKI OBSERWACJI POGŁĘBIONEJ (NARZĘDZIA SPECJALISTYCZNE)</w:t>
       </w:r>
     </w:p>
+    <w:p>
+      <w:pPr>
+        <w:spacing w:after="120" w:before="0" w:line="276"/>
+        <w:jc w:val="left"/>
+      </w:pPr>
+      <w:r>
+        <w:rPr>
+          <w:rFonts w:ascii="Arial" w:cs="Arial" w:eastAsia="Arial" w:hAnsi="Arial"/>
+          <w:b/>
+          <w:bCs/>
+          <w:i w:val="false"/>
+          <w:iCs w:val="false"/>
+          <w:caps w:val="false"/>
+          <w:color w:val="2D1B69"/>
+          <w:sz w:val="12"/>
+          <w:szCs w:val="12"/>
+          <w:shd w:fill="EFE9F9" w:color="auto" w:val="clear"/>
+        </w:rPr>
+        <w:t xml:space="preserve"> § Podstawa prawna: § 7 ust. 6 pkt 4–5 rozp. z 2.03.2026 (poz. 428) · § 6 ust. 10 pkt 3 rozp. o kształceniu specjalnym </w:t>
+      </w:r>
+    </w:p>
     <w:tbl>
       <w:tblPr>
         <w:tblW w:type="dxa" w:w="9906"/>
@@ -12470,6 +14598,27 @@
           <w:szCs w:val="22"/>
         </w:rPr>
         <w:t xml:space="preserve">MÓJ GŁOS – PERSPEKTYWA DZIECKA / UCZNIA</w:t>
+      </w:r>
+    </w:p>
+    <w:p>
+      <w:pPr>
+        <w:spacing w:after="120" w:before="0" w:line="276"/>
+        <w:jc w:val="left"/>
+      </w:pPr>
+      <w:r>
+        <w:rPr>
+          <w:rFonts w:ascii="Arial" w:cs="Arial" w:eastAsia="Arial" w:hAnsi="Arial"/>
+          <w:b/>
+          <w:bCs/>
+          <w:i w:val="false"/>
+          <w:iCs w:val="false"/>
+          <w:caps w:val="false"/>
+          <w:color w:val="2D1B69"/>
+          <w:sz w:val="12"/>
+          <w:szCs w:val="12"/>
+          <w:shd w:fill="EFE9F9" w:color="auto" w:val="clear"/>
+        </w:rPr>
+        <w:t xml:space="preserve"> § Podstawa prawna: model oceny funkcjonalnej 2026/27 · ICF: czynniki osobowe · art. 127 Prawa oświatowego (podmiotowość ucznia) </w:t>
       </w:r>
     </w:p>
     <w:p>
@@ -14611,6 +16760,27 @@
     </w:p>
     <w:p>
       <w:pPr>
+        <w:spacing w:after="120" w:before="0" w:line="276"/>
+        <w:jc w:val="left"/>
+      </w:pPr>
+      <w:r>
+        <w:rPr>
+          <w:rFonts w:ascii="Arial" w:cs="Arial" w:eastAsia="Arial" w:hAnsi="Arial"/>
+          <w:b/>
+          <w:bCs/>
+          <w:i w:val="false"/>
+          <w:iCs w:val="false"/>
+          <w:caps w:val="false"/>
+          <w:color w:val="2D1B69"/>
+          <w:sz w:val="12"/>
+          <w:szCs w:val="12"/>
+          <w:shd w:fill="EFE9F9" w:color="auto" w:val="clear"/>
+        </w:rPr>
+        <w:t xml:space="preserve"> § Podstawa prawna: § 7 ust. 6 pkt 6 rozp. z 2.03.2026 (poz. 428) · § 6 ust. 10 pkt 2 rozp. o kształceniu specjalnym </w:t>
+      </w:r>
+    </w:p>
+    <w:p>
+      <w:pPr>
         <w:spacing w:after="140" w:before="0" w:line="260"/>
         <w:jc w:val="both"/>
       </w:pPr>
@@ -15719,6 +17889,27 @@
     </w:p>
     <w:p>
       <w:pPr>
+        <w:spacing w:after="120" w:before="0" w:line="276"/>
+        <w:jc w:val="left"/>
+      </w:pPr>
+      <w:r>
+        <w:rPr>
+          <w:rFonts w:ascii="Arial" w:cs="Arial" w:eastAsia="Arial" w:hAnsi="Arial"/>
+          <w:b/>
+          <w:bCs/>
+          <w:i w:val="false"/>
+          <w:iCs w:val="false"/>
+          <w:caps w:val="false"/>
+          <w:color w:val="2D1B69"/>
+          <w:sz w:val="12"/>
+          <w:szCs w:val="12"/>
+          <w:shd w:fill="EFE9F9" w:color="auto" w:val="clear"/>
+        </w:rPr>
+        <w:t xml:space="preserve"> § Podstawa prawna: § 7 ust. 6 pkt 4 rozp. z 2.03.2026 (poz. 428) · § 6 ust. 10 rozp. o kształceniu specjalnym </w:t>
+      </w:r>
+    </w:p>
+    <w:p>
+      <w:pPr>
         <w:spacing w:after="140" w:before="0" w:line="260"/>
         <w:jc w:val="both"/>
       </w:pPr>
@@ -18430,6 +20621,27 @@
           <w:szCs w:val="22"/>
         </w:rPr>
         <w:t xml:space="preserve">USTALENIE DECYZJĄ ZESPOŁU POZIOMU WSPARCIA DLA DZIECKA / UCZNIA</w:t>
+      </w:r>
+    </w:p>
+    <w:p>
+      <w:pPr>
+        <w:spacing w:after="120" w:before="0" w:line="276"/>
+        <w:jc w:val="left"/>
+      </w:pPr>
+      <w:r>
+        <w:rPr>
+          <w:rFonts w:ascii="Arial" w:cs="Arial" w:eastAsia="Arial" w:hAnsi="Arial"/>
+          <w:b/>
+          <w:bCs/>
+          <w:i w:val="false"/>
+          <w:iCs w:val="false"/>
+          <w:caps w:val="false"/>
+          <w:color w:val="2D1B69"/>
+          <w:sz w:val="12"/>
+          <w:szCs w:val="12"/>
+          <w:shd w:fill="EFE9F9" w:color="auto" w:val="clear"/>
+        </w:rPr>
+        <w:t xml:space="preserve"> § Podstawa prawna: art. 127 Prawa oświatowego · § 6 ust. 2–3 rozp. o kształceniu specjalnym (zespół, udział rodziców) </w:t>
       </w:r>
     </w:p>
     <w:p>
@@ -19686,6 +21898,27 @@
           <w:szCs w:val="22"/>
         </w:rPr>
         <w:t xml:space="preserve">ZAKRES I SPOSÓB DOSTOSOWANIA PROGRAMU, ORGANIZACJI KSZTAŁCENIA I TECHNOLOGII</w:t>
+      </w:r>
+    </w:p>
+    <w:p>
+      <w:pPr>
+        <w:spacing w:after="120" w:before="0" w:line="276"/>
+        <w:jc w:val="left"/>
+      </w:pPr>
+      <w:r>
+        <w:rPr>
+          <w:rFonts w:ascii="Arial" w:cs="Arial" w:eastAsia="Arial" w:hAnsi="Arial"/>
+          <w:b/>
+          <w:bCs/>
+          <w:i w:val="false"/>
+          <w:iCs w:val="false"/>
+          <w:caps w:val="false"/>
+          <w:color w:val="2D1B69"/>
+          <w:sz w:val="12"/>
+          <w:szCs w:val="12"/>
+          <w:shd w:fill="EFE9F9" w:color="auto" w:val="clear"/>
+        </w:rPr>
+        <w:t xml:space="preserve"> § Podstawa prawna: § 6 ust. 1 pkt 1 i 7 rozp. o kształceniu specjalnym · rozp. o podstawie programowej </w:t>
       </w:r>
     </w:p>
     <w:p>
@@ -22452,6 +24685,27 @@
     </w:p>
     <w:p>
       <w:pPr>
+        <w:spacing w:after="120" w:before="0" w:line="276"/>
+        <w:jc w:val="left"/>
+      </w:pPr>
+      <w:r>
+        <w:rPr>
+          <w:rFonts w:ascii="Arial" w:cs="Arial" w:eastAsia="Arial" w:hAnsi="Arial"/>
+          <w:b/>
+          <w:bCs/>
+          <w:i w:val="false"/>
+          <w:iCs w:val="false"/>
+          <w:caps w:val="false"/>
+          <w:color w:val="2D1B69"/>
+          <w:sz w:val="12"/>
+          <w:szCs w:val="12"/>
+          <w:shd w:fill="EFE9F9" w:color="auto" w:val="clear"/>
+        </w:rPr>
+        <w:t xml:space="preserve"> § Podstawa prawna: § 6 ust. 1 pkt 2 rozp. o kształceniu specjalnym </w:t>
+      </w:r>
+    </w:p>
+    <w:p>
+      <w:pPr>
         <w:spacing w:after="140" w:before="0" w:line="260"/>
         <w:jc w:val="both"/>
       </w:pPr>
@@ -23854,6 +26108,27 @@
           <w:szCs w:val="22"/>
         </w:rPr>
         <w:t xml:space="preserve">ZAJĘCIA PRZYDZIELONE DZIECKU / UCZNIOWI I REALIZACJA ZALECEŃ PORADNI</w:t>
+      </w:r>
+    </w:p>
+    <w:p>
+      <w:pPr>
+        <w:spacing w:after="120" w:before="0" w:line="276"/>
+        <w:jc w:val="left"/>
+      </w:pPr>
+      <w:r>
+        <w:rPr>
+          <w:rFonts w:ascii="Arial" w:cs="Arial" w:eastAsia="Arial" w:hAnsi="Arial"/>
+          <w:b/>
+          <w:bCs/>
+          <w:i w:val="false"/>
+          <w:iCs w:val="false"/>
+          <w:caps w:val="false"/>
+          <w:color w:val="2D1B69"/>
+          <w:sz w:val="12"/>
+          <w:szCs w:val="12"/>
+          <w:shd w:fill="EFE9F9" w:color="auto" w:val="clear"/>
+        </w:rPr>
+        <w:t xml:space="preserve"> § Podstawa prawna: § 6 ust. 1 pkt 3, 5 i 8 rozp. o kształceniu specjalnym · rozp. o PPP (formy, czas 45 min) </w:t>
       </w:r>
     </w:p>
     <w:p>
@@ -30646,6 +32921,27 @@
       <w:r>
         <w:rPr>
           <w:rFonts w:ascii="Arial" w:cs="Arial" w:eastAsia="Arial" w:hAnsi="Arial"/>
+          <w:b/>
+          <w:bCs/>
+          <w:i w:val="false"/>
+          <w:iCs w:val="false"/>
+          <w:caps w:val="false"/>
+          <w:color w:val="2D1B69"/>
+          <w:sz w:val="12"/>
+          <w:szCs w:val="12"/>
+          <w:shd w:fill="EFE9F9" w:color="auto" w:val="clear"/>
+        </w:rPr>
+        <w:t xml:space="preserve"> § Podstawa prawna: § 7 ust. 2–7 rozp. o kształceniu specjalnym </w:t>
+      </w:r>
+    </w:p>
+    <w:p>
+      <w:pPr>
+        <w:spacing w:after="120" w:before="0" w:line="276"/>
+        <w:jc w:val="left"/>
+      </w:pPr>
+      <w:r>
+        <w:rPr>
+          <w:rFonts w:ascii="Arial" w:cs="Arial" w:eastAsia="Arial" w:hAnsi="Arial"/>
           <w:b w:val="false"/>
           <w:bCs w:val="false"/>
           <w:i w:val="false"/>
@@ -31802,6 +34098,27 @@
     </w:p>
     <w:p>
       <w:pPr>
+        <w:spacing w:after="120" w:before="0" w:line="276"/>
+        <w:jc w:val="left"/>
+      </w:pPr>
+      <w:r>
+        <w:rPr>
+          <w:rFonts w:ascii="Arial" w:cs="Arial" w:eastAsia="Arial" w:hAnsi="Arial"/>
+          <w:b/>
+          <w:bCs/>
+          <w:i w:val="false"/>
+          <w:iCs w:val="false"/>
+          <w:caps w:val="false"/>
+          <w:color w:val="2D1B69"/>
+          <w:sz w:val="12"/>
+          <w:szCs w:val="12"/>
+          <w:shd w:fill="EFE9F9" w:color="auto" w:val="clear"/>
+        </w:rPr>
+        <w:t xml:space="preserve"> § Podstawa prawna: § 6 ust. 1 pkt 4 i 6 rozp. o kształceniu specjalnym · rozp. o PPP (informowanie rodziców) </w:t>
+      </w:r>
+    </w:p>
+    <w:p>
+      <w:pPr>
         <w:keepNext/>
         <w:spacing w:after="90" w:before="140"/>
       </w:pPr>
@@ -34622,6 +36939,27 @@
           <w:szCs w:val="22"/>
         </w:rPr>
         <w:t xml:space="preserve">TERMINY OKRESOWEJ OCENY EFEKTYWNOŚCI PROGRAMU</w:t>
+      </w:r>
+    </w:p>
+    <w:p>
+      <w:pPr>
+        <w:spacing w:after="120" w:before="0" w:line="276"/>
+        <w:jc w:val="left"/>
+      </w:pPr>
+      <w:r>
+        <w:rPr>
+          <w:rFonts w:ascii="Arial" w:cs="Arial" w:eastAsia="Arial" w:hAnsi="Arial"/>
+          <w:b/>
+          <w:bCs/>
+          <w:i w:val="false"/>
+          <w:iCs w:val="false"/>
+          <w:caps w:val="false"/>
+          <w:color w:val="2D1B69"/>
+          <w:sz w:val="12"/>
+          <w:szCs w:val="12"/>
+          <w:shd w:fill="EFE9F9" w:color="auto" w:val="clear"/>
+        </w:rPr>
+        <w:t xml:space="preserve"> § Podstawa prawna: § 6 ust. 9 rozp. o kształceniu specjalnym (okresowa WOPF co najmniej 2 × w roku, ocena efektywności) </w:t>
       </w:r>
     </w:p>
     <w:p>

--- a/eduplaner2026/raport_oceny_funkcjonalnej/Raport_Oceny_Funkcjonalnej.docx
+++ b/eduplaner2026/raport_oceny_funkcjonalnej/Raport_Oceny_Funkcjonalnej.docx
@@ -1876,7 +1876,7 @@
                 <w:sz w:val="12"/>
                 <w:szCs w:val="12"/>
               </w:rPr>
-              <w:t xml:space="preserve">Analiza jakościowa 9 domen ICF</w:t>
+              <w:t xml:space="preserve">Potrzeby i cele (9 domen)</w:t>
             </w:r>
           </w:p>
         </w:tc>
@@ -1934,7 +1934,7 @@
                 <w:sz w:val="12"/>
                 <w:szCs w:val="12"/>
               </w:rPr>
-              <w:t xml:space="preserve">Decyzja Zespołu: poziom wsparcia</w:t>
+              <w:t xml:space="preserve">Wnioski Zespołu</w:t>
             </w:r>
           </w:p>
         </w:tc>
@@ -2474,7 +2474,2902 @@
                 <w:sz w:val="12"/>
                 <w:szCs w:val="12"/>
               </w:rPr>
-              <w:t xml:space="preserve">Raport Oceny Funkcjonalnej · Podstawy prawne i jak czytać raport</w:t>
+              <w:t xml:space="preserve">Raport Oceny Funkcjonalnej · Jak czytać raport · dwa warianty</w:t>
+            </w:r>
+          </w:p>
+        </w:tc>
+        <w:tc>
+          <w:tcPr>
+            <w:tcW w:type="dxa" w:w="3006"/>
+            <w:tcBorders>
+              <w:top w:val="nil"/>
+              <w:left w:val="nil"/>
+              <w:bottom w:val="nil"/>
+              <w:right w:val="nil"/>
+            </w:tcBorders>
+            <w:tcMar>
+              <w:top w:type="dxa" w:w="0"/>
+              <w:left w:type="dxa" w:w="0"/>
+              <w:bottom w:type="dxa" w:w="0"/>
+              <w:right w:type="dxa" w:w="0"/>
+            </w:tcMar>
+            <w:vAlign w:val="center"/>
+          </w:tcPr>
+          <w:p>
+            <w:pPr>
+              <w:spacing w:after="60" w:before="0" w:line="276"/>
+              <w:jc w:val="right"/>
+            </w:pPr>
+            <w:r>
+              <w:rPr>
+                <w:rFonts w:ascii="Arial" w:cs="Arial" w:eastAsia="Arial" w:hAnsi="Arial"/>
+                <w:b/>
+                <w:bCs/>
+                <w:i w:val="false"/>
+                <w:iCs w:val="false"/>
+                <w:caps w:val="false"/>
+                <w:color w:val="FFFFFF"/>
+                <w:spacing w:val="10"/>
+                <w:sz w:val="13"/>
+                <w:szCs w:val="13"/>
+                <w:shd w:fill="E74509" w:color="auto" w:val="clear"/>
+              </w:rPr>
+              <w:t xml:space="preserve">  RAPORT · 2026  </w:t>
+            </w:r>
+          </w:p>
+          <w:p>
+            <w:pPr>
+              <w:spacing w:after="0" w:before="0" w:line="276"/>
+              <w:jc w:val="right"/>
+            </w:pPr>
+            <w:r>
+              <w:rPr>
+                <w:rFonts w:ascii="Arial" w:cs="Arial" w:eastAsia="Arial" w:hAnsi="Arial"/>
+                <w:b w:val="false"/>
+                <w:bCs w:val="false"/>
+                <w:i w:val="false"/>
+                <w:iCs w:val="false"/>
+                <w:caps w:val="false"/>
+                <w:color w:val="6B6378"/>
+                <w:spacing w:val="14"/>
+                <w:sz w:val="11"/>
+                <w:szCs w:val="11"/>
+              </w:rPr>
+              <w:t xml:space="preserve">DOKUMENT DLA RODZICA · 2026</w:t>
+            </w:r>
+          </w:p>
+        </w:tc>
+      </w:tr>
+    </w:tbl>
+    <w:p>
+      <w:pPr>
+        <w:pBdr>
+          <w:bottom w:val="single" w:color="2D1B69" w:sz="12" w:space="1"/>
+        </w:pBdr>
+        <w:spacing w:after="160" w:before="60"/>
+      </w:pPr>
+    </w:p>
+    <w:tbl>
+      <w:tblPr>
+        <w:tblW w:type="dxa" w:w="9706"/>
+        <w:tblBorders>
+          <w:top w:val="single" w:color="auto" w:sz="4"/>
+          <w:left w:val="single" w:color="auto" w:sz="4"/>
+          <w:bottom w:val="single" w:color="auto" w:sz="4"/>
+          <w:right w:val="single" w:color="auto" w:sz="4"/>
+          <w:insideH w:val="single" w:color="auto" w:sz="4"/>
+          <w:insideV w:val="single" w:color="auto" w:sz="4"/>
+        </w:tblBorders>
+      </w:tblPr>
+      <w:tblGrid>
+        <w:gridCol w:w="3900"/>
+        <w:gridCol w:w="2900"/>
+        <w:gridCol w:w="2906"/>
+      </w:tblGrid>
+      <w:tr>
+        <w:trPr>
+          <w:cantSplit/>
+        </w:trPr>
+        <w:tc>
+          <w:tcPr>
+            <w:tcW w:type="dxa" w:w="3900"/>
+            <w:tcBorders>
+              <w:top w:val="single" w:color="FFFFFF" w:sz="12"/>
+              <w:left w:val="single" w:color="FFFFFF" w:sz="12"/>
+              <w:bottom w:val="single" w:color="FFFFFF" w:sz="12"/>
+              <w:right w:val="single" w:color="FFFFFF" w:sz="12"/>
+            </w:tcBorders>
+            <w:shd w:fill="EFE9F9" w:color="auto" w:val="clear"/>
+            <w:tcMar>
+              <w:top w:type="dxa" w:w="110"/>
+              <w:left w:type="dxa" w:w="180"/>
+              <w:bottom w:type="dxa" w:w="110"/>
+              <w:right w:type="dxa" w:w="120"/>
+            </w:tcMar>
+            <w:vAlign w:val="top"/>
+          </w:tcPr>
+          <w:p>
+            <w:pPr>
+              <w:spacing w:after="0" w:before="0" w:line="276"/>
+              <w:jc w:val="left"/>
+            </w:pPr>
+            <w:r>
+              <w:rPr>
+                <w:rFonts w:ascii="Arial" w:cs="Arial" w:eastAsia="Arial" w:hAnsi="Arial"/>
+                <w:b/>
+                <w:bCs/>
+                <w:i w:val="false"/>
+                <w:iCs w:val="false"/>
+                <w:caps w:val="false"/>
+                <w:color w:val="7D6FB0"/>
+                <w:spacing w:val="14"/>
+                <w:sz w:val="12"/>
+                <w:szCs w:val="12"/>
+              </w:rPr>
+              <w:t xml:space="preserve">DOTYCZY DZIECKA</w:t>
+            </w:r>
+            <w:r>
+              <w:rPr>
+                <w:rFonts w:ascii="Arial" w:cs="Arial" w:eastAsia="Arial" w:hAnsi="Arial"/>
+                <w:b w:val="false"/>
+                <w:bCs w:val="false"/>
+                <w:i w:val="false"/>
+                <w:iCs w:val="false"/>
+                <w:caps w:val="false"/>
+                <w:color w:val="B6A6DF"/>
+                <w:sz w:val="14"/>
+                <w:szCs w:val="14"/>
+              </w:rPr>
+              <w:t xml:space="preserve">  ....................................................</w:t>
+            </w:r>
+            <w:r>
+              <w:rPr>
+                <w:rFonts w:ascii="Arial" w:cs="Arial" w:eastAsia="Arial" w:hAnsi="Arial"/>
+                <w:b w:val="false"/>
+                <w:bCs w:val="false"/>
+                <w:i w:val="false"/>
+                <w:iCs w:val="false"/>
+                <w:caps w:val="false"/>
+                <w:color w:val="6B6378"/>
+                <w:sz w:val="14"/>
+                <w:szCs w:val="14"/>
+              </w:rPr>
+              <w:t xml:space="preserve"/>
+            </w:r>
+          </w:p>
+        </w:tc>
+        <w:tc>
+          <w:tcPr>
+            <w:tcW w:type="dxa" w:w="2900"/>
+            <w:tcBorders>
+              <w:top w:val="single" w:color="FFFFFF" w:sz="12"/>
+              <w:left w:val="single" w:color="FFFFFF" w:sz="12"/>
+              <w:bottom w:val="single" w:color="FFFFFF" w:sz="12"/>
+              <w:right w:val="single" w:color="FFFFFF" w:sz="12"/>
+            </w:tcBorders>
+            <w:shd w:fill="EFE9F9" w:color="auto" w:val="clear"/>
+            <w:tcMar>
+              <w:top w:type="dxa" w:w="110"/>
+              <w:left w:type="dxa" w:w="180"/>
+              <w:bottom w:type="dxa" w:w="110"/>
+              <w:right w:type="dxa" w:w="120"/>
+            </w:tcMar>
+            <w:vAlign w:val="top"/>
+          </w:tcPr>
+          <w:p>
+            <w:pPr>
+              <w:spacing w:after="0" w:before="0" w:line="276"/>
+              <w:jc w:val="left"/>
+            </w:pPr>
+            <w:r>
+              <w:rPr>
+                <w:rFonts w:ascii="Arial" w:cs="Arial" w:eastAsia="Arial" w:hAnsi="Arial"/>
+                <w:b/>
+                <w:bCs/>
+                <w:i w:val="false"/>
+                <w:iCs w:val="false"/>
+                <w:caps w:val="false"/>
+                <w:color w:val="7D6FB0"/>
+                <w:spacing w:val="14"/>
+                <w:sz w:val="12"/>
+                <w:szCs w:val="12"/>
+              </w:rPr>
+              <w:t xml:space="preserve">GRUPA / KLASA</w:t>
+            </w:r>
+            <w:r>
+              <w:rPr>
+                <w:rFonts w:ascii="Arial" w:cs="Arial" w:eastAsia="Arial" w:hAnsi="Arial"/>
+                <w:b w:val="false"/>
+                <w:bCs w:val="false"/>
+                <w:i w:val="false"/>
+                <w:iCs w:val="false"/>
+                <w:caps w:val="false"/>
+                <w:color w:val="B6A6DF"/>
+                <w:sz w:val="14"/>
+                <w:szCs w:val="14"/>
+              </w:rPr>
+              <w:t xml:space="preserve">  ..............................</w:t>
+            </w:r>
+            <w:r>
+              <w:rPr>
+                <w:rFonts w:ascii="Arial" w:cs="Arial" w:eastAsia="Arial" w:hAnsi="Arial"/>
+                <w:b w:val="false"/>
+                <w:bCs w:val="false"/>
+                <w:i w:val="false"/>
+                <w:iCs w:val="false"/>
+                <w:caps w:val="false"/>
+                <w:color w:val="6B6378"/>
+                <w:sz w:val="14"/>
+                <w:szCs w:val="14"/>
+              </w:rPr>
+              <w:t xml:space="preserve"/>
+            </w:r>
+          </w:p>
+        </w:tc>
+        <w:tc>
+          <w:tcPr>
+            <w:tcW w:type="dxa" w:w="2906"/>
+            <w:tcBorders>
+              <w:top w:val="single" w:color="FFFFFF" w:sz="12"/>
+              <w:left w:val="single" w:color="FFFFFF" w:sz="12"/>
+              <w:bottom w:val="single" w:color="FFFFFF" w:sz="12"/>
+              <w:right w:val="single" w:color="FFFFFF" w:sz="12"/>
+            </w:tcBorders>
+            <w:shd w:fill="EFE9F9" w:color="auto" w:val="clear"/>
+            <w:tcMar>
+              <w:top w:type="dxa" w:w="110"/>
+              <w:left w:type="dxa" w:w="180"/>
+              <w:bottom w:type="dxa" w:w="110"/>
+              <w:right w:type="dxa" w:w="120"/>
+            </w:tcMar>
+            <w:vAlign w:val="top"/>
+          </w:tcPr>
+          <w:p>
+            <w:pPr>
+              <w:spacing w:after="0" w:before="0" w:line="276"/>
+              <w:jc w:val="left"/>
+            </w:pPr>
+            <w:r>
+              <w:rPr>
+                <w:rFonts w:ascii="Arial" w:cs="Arial" w:eastAsia="Arial" w:hAnsi="Arial"/>
+                <w:b/>
+                <w:bCs/>
+                <w:i w:val="false"/>
+                <w:iCs w:val="false"/>
+                <w:caps w:val="false"/>
+                <w:color w:val="7D6FB0"/>
+                <w:spacing w:val="14"/>
+                <w:sz w:val="12"/>
+                <w:szCs w:val="12"/>
+              </w:rPr>
+              <w:t xml:space="preserve">DATA</w:t>
+            </w:r>
+            <w:r>
+              <w:rPr>
+                <w:rFonts w:ascii="Arial" w:cs="Arial" w:eastAsia="Arial" w:hAnsi="Arial"/>
+                <w:b w:val="false"/>
+                <w:bCs w:val="false"/>
+                <w:i w:val="false"/>
+                <w:iCs w:val="false"/>
+                <w:caps w:val="false"/>
+                <w:color w:val="B6A6DF"/>
+                <w:sz w:val="14"/>
+                <w:szCs w:val="14"/>
+              </w:rPr>
+              <w:t xml:space="preserve">  ..............................</w:t>
+            </w:r>
+            <w:r>
+              <w:rPr>
+                <w:rFonts w:ascii="Arial" w:cs="Arial" w:eastAsia="Arial" w:hAnsi="Arial"/>
+                <w:b w:val="false"/>
+                <w:bCs w:val="false"/>
+                <w:i w:val="false"/>
+                <w:iCs w:val="false"/>
+                <w:caps w:val="false"/>
+                <w:color w:val="6B6378"/>
+                <w:sz w:val="14"/>
+                <w:szCs w:val="14"/>
+              </w:rPr>
+              <w:t xml:space="preserve">  r.</w:t>
+            </w:r>
+          </w:p>
+        </w:tc>
+      </w:tr>
+    </w:tbl>
+    <w:p>
+      <w:pPr>
+        <w:spacing w:after="120" w:before="0"/>
+      </w:pPr>
+    </w:p>
+    <w:p>
+      <w:pPr>
+        <w:keepNext/>
+        <w:pBdr>
+          <w:bottom w:val="single" w:color="D9D0F0" w:sz="4" w:space="6"/>
+        </w:pBdr>
+        <w:spacing w:after="140" w:before="200"/>
+      </w:pPr>
+      <w:r>
+        <w:rPr>
+          <w:rFonts w:ascii="Arial" w:cs="Arial" w:eastAsia="Arial" w:hAnsi="Arial"/>
+          <w:b/>
+          <w:bCs/>
+          <w:i w:val="false"/>
+          <w:iCs w:val="false"/>
+          <w:caps w:val="false"/>
+          <w:color w:val="FFFFFF"/>
+          <w:sz w:val="20"/>
+          <w:szCs w:val="20"/>
+          <w:shd w:fill="E74509" w:color="auto" w:val="clear"/>
+        </w:rPr>
+        <w:t xml:space="preserve"> ? </w:t>
+      </w:r>
+      <w:r>
+        <w:rPr>
+          <w:rFonts w:ascii="Arial" w:cs="Arial" w:eastAsia="Arial" w:hAnsi="Arial"/>
+          <w:b w:val="false"/>
+          <w:bCs w:val="false"/>
+          <w:i w:val="false"/>
+          <w:iCs w:val="false"/>
+          <w:caps w:val="false"/>
+          <w:color w:val="1A1530"/>
+          <w:sz w:val="20"/>
+          <w:szCs w:val="20"/>
+        </w:rPr>
+        <w:t xml:space="preserve">   </w:t>
+      </w:r>
+      <w:r>
+        <w:rPr>
+          <w:rFonts w:ascii="Arial" w:cs="Arial" w:eastAsia="Arial" w:hAnsi="Arial"/>
+          <w:b/>
+          <w:bCs/>
+          <w:i w:val="false"/>
+          <w:iCs w:val="false"/>
+          <w:caps w:val="false"/>
+          <w:color w:val="2D1B69"/>
+          <w:spacing w:val="10"/>
+          <w:sz w:val="22"/>
+          <w:szCs w:val="22"/>
+        </w:rPr>
+        <w:t xml:space="preserve">JAK CZYTAĆ TEN RAPORT</w:t>
+      </w:r>
+    </w:p>
+    <w:p>
+      <w:pPr>
+        <w:spacing w:after="140" w:before="0" w:line="260"/>
+        <w:jc w:val="both"/>
+      </w:pPr>
+      <w:r>
+        <w:rPr>
+          <w:rFonts w:ascii="Arial" w:cs="Arial" w:eastAsia="Arial" w:hAnsi="Arial"/>
+          <w:b w:val="false"/>
+          <w:bCs w:val="false"/>
+          <w:i w:val="false"/>
+          <w:iCs w:val="false"/>
+          <w:caps w:val="false"/>
+          <w:color w:val="6B6378"/>
+          <w:sz w:val="16"/>
+          <w:szCs w:val="16"/>
+        </w:rPr>
+        <w:t xml:space="preserve">Pięć kroków od obserwacji do oceny efektów. Część I–II to opinia placówki, którą otrzymuje rodzic i zespół orzekający poradni. Część III to organizacja wsparcia w placówce – co, kto, kiedy i ile.</w:t>
+      </w:r>
+    </w:p>
+    <w:tbl>
+      <w:tblPr>
+        <w:tblW w:type="dxa" w:w="9906"/>
+        <w:tblBorders>
+          <w:top w:val="single" w:color="auto" w:sz="4"/>
+          <w:left w:val="single" w:color="auto" w:sz="4"/>
+          <w:bottom w:val="single" w:color="auto" w:sz="4"/>
+          <w:right w:val="single" w:color="auto" w:sz="4"/>
+          <w:insideH w:val="single" w:color="auto" w:sz="4"/>
+          <w:insideV w:val="single" w:color="auto" w:sz="4"/>
+        </w:tblBorders>
+      </w:tblPr>
+      <w:tblGrid>
+        <w:gridCol w:w="1981"/>
+        <w:gridCol w:w="1981"/>
+        <w:gridCol w:w="1981"/>
+        <w:gridCol w:w="1981"/>
+        <w:gridCol w:w="1982"/>
+      </w:tblGrid>
+      <w:tr>
+        <w:trPr>
+          <w:cantSplit/>
+        </w:trPr>
+        <w:tc>
+          <w:tcPr>
+            <w:tcW w:type="dxa" w:w="1981"/>
+            <w:tcBorders>
+              <w:top w:val="single" w:color="D9D0F0" w:sz="4"/>
+              <w:left w:val="single" w:color="D9D0F0" w:sz="4"/>
+              <w:bottom w:val="single" w:color="D9D0F0" w:sz="4"/>
+              <w:right w:val="single" w:color="D9D0F0" w:sz="4"/>
+            </w:tcBorders>
+            <w:tcMar>
+              <w:top w:type="dxa" w:w="80"/>
+              <w:left w:type="dxa" w:w="120"/>
+              <w:bottom w:type="dxa" w:w="80"/>
+              <w:right w:type="dxa" w:w="100"/>
+            </w:tcMar>
+            <w:vAlign w:val="top"/>
+          </w:tcPr>
+          <w:p>
+            <w:pPr>
+              <w:spacing w:after="20" w:before="0" w:line="276"/>
+              <w:jc w:val="left"/>
+            </w:pPr>
+            <w:r>
+              <w:rPr>
+                <w:rFonts w:ascii="Arial" w:cs="Arial" w:eastAsia="Arial" w:hAnsi="Arial"/>
+                <w:b/>
+                <w:bCs/>
+                <w:i w:val="false"/>
+                <w:iCs w:val="false"/>
+                <w:caps w:val="false"/>
+                <w:color w:val="E74509"/>
+                <w:spacing w:val="12"/>
+                <w:sz w:val="11"/>
+                <w:szCs w:val="11"/>
+              </w:rPr>
+              <w:t xml:space="preserve">CZĘŚĆ I</w:t>
+            </w:r>
+          </w:p>
+          <w:p>
+            <w:pPr>
+              <w:spacing w:after="30" w:before="0" w:line="276"/>
+              <w:jc w:val="left"/>
+            </w:pPr>
+            <w:r>
+              <w:rPr>
+                <w:rFonts w:ascii="Arial" w:cs="Arial" w:eastAsia="Arial" w:hAnsi="Arial"/>
+                <w:b/>
+                <w:bCs/>
+                <w:i w:val="false"/>
+                <w:iCs w:val="false"/>
+                <w:caps w:val="false"/>
+                <w:color w:val="2D1B69"/>
+                <w:sz w:val="15"/>
+                <w:szCs w:val="15"/>
+              </w:rPr>
+              <w:t xml:space="preserve">Obserwujemy</w:t>
+            </w:r>
+          </w:p>
+          <w:p>
+            <w:pPr>
+              <w:spacing w:after="0" w:before="0" w:line="220"/>
+              <w:jc w:val="left"/>
+            </w:pPr>
+            <w:r>
+              <w:rPr>
+                <w:rFonts w:ascii="Arial" w:cs="Arial" w:eastAsia="Arial" w:hAnsi="Arial"/>
+                <w:b w:val="false"/>
+                <w:bCs w:val="false"/>
+                <w:i w:val="false"/>
+                <w:iCs w:val="false"/>
+                <w:caps w:val="false"/>
+                <w:color w:val="6B6378"/>
+                <w:sz w:val="12"/>
+                <w:szCs w:val="12"/>
+              </w:rPr>
+              <w:t xml:space="preserve">sekcje 1–3: kto, kiedy, jakimi narzędziami</w:t>
+            </w:r>
+          </w:p>
+        </w:tc>
+        <w:tc>
+          <w:tcPr>
+            <w:tcW w:type="dxa" w:w="1981"/>
+            <w:tcBorders>
+              <w:top w:val="single" w:color="D9D0F0" w:sz="4"/>
+              <w:left w:val="single" w:color="D9D0F0" w:sz="4"/>
+              <w:bottom w:val="single" w:color="D9D0F0" w:sz="4"/>
+              <w:right w:val="single" w:color="D9D0F0" w:sz="4"/>
+            </w:tcBorders>
+            <w:tcMar>
+              <w:top w:type="dxa" w:w="80"/>
+              <w:left w:type="dxa" w:w="120"/>
+              <w:bottom w:type="dxa" w:w="80"/>
+              <w:right w:type="dxa" w:w="100"/>
+            </w:tcMar>
+            <w:vAlign w:val="top"/>
+          </w:tcPr>
+          <w:p>
+            <w:pPr>
+              <w:spacing w:after="20" w:before="0" w:line="276"/>
+              <w:jc w:val="left"/>
+            </w:pPr>
+            <w:r>
+              <w:rPr>
+                <w:rFonts w:ascii="Arial" w:cs="Arial" w:eastAsia="Arial" w:hAnsi="Arial"/>
+                <w:b/>
+                <w:bCs/>
+                <w:i w:val="false"/>
+                <w:iCs w:val="false"/>
+                <w:caps w:val="false"/>
+                <w:color w:val="E74509"/>
+                <w:spacing w:val="12"/>
+                <w:sz w:val="11"/>
+                <w:szCs w:val="11"/>
+              </w:rPr>
+              <w:t xml:space="preserve">CZĘŚĆ II</w:t>
+            </w:r>
+          </w:p>
+          <w:p>
+            <w:pPr>
+              <w:spacing w:after="30" w:before="0" w:line="276"/>
+              <w:jc w:val="left"/>
+            </w:pPr>
+            <w:r>
+              <w:rPr>
+                <w:rFonts w:ascii="Arial" w:cs="Arial" w:eastAsia="Arial" w:hAnsi="Arial"/>
+                <w:b/>
+                <w:bCs/>
+                <w:i w:val="false"/>
+                <w:iCs w:val="false"/>
+                <w:caps w:val="false"/>
+                <w:color w:val="2D1B69"/>
+                <w:sz w:val="15"/>
+                <w:szCs w:val="15"/>
+              </w:rPr>
+              <w:t xml:space="preserve">Opisujemy wyniki</w:t>
+            </w:r>
+          </w:p>
+          <w:p>
+            <w:pPr>
+              <w:spacing w:after="0" w:before="0" w:line="220"/>
+              <w:jc w:val="left"/>
+            </w:pPr>
+            <w:r>
+              <w:rPr>
+                <w:rFonts w:ascii="Arial" w:cs="Arial" w:eastAsia="Arial" w:hAnsi="Arial"/>
+                <w:b w:val="false"/>
+                <w:bCs w:val="false"/>
+                <w:i w:val="false"/>
+                <w:iCs w:val="false"/>
+                <w:caps w:val="false"/>
+                <w:color w:val="6B6378"/>
+                <w:sz w:val="12"/>
+                <w:szCs w:val="12"/>
+              </w:rPr>
+              <w:t xml:space="preserve">sekcje 4–9: funkcjonowanie, liczby, arkusze, głos dziecka, analiza</w:t>
+            </w:r>
+          </w:p>
+        </w:tc>
+        <w:tc>
+          <w:tcPr>
+            <w:tcW w:type="dxa" w:w="1981"/>
+            <w:tcBorders>
+              <w:top w:val="single" w:color="D9D0F0" w:sz="4"/>
+              <w:left w:val="single" w:color="D9D0F0" w:sz="4"/>
+              <w:bottom w:val="single" w:color="D9D0F0" w:sz="4"/>
+              <w:right w:val="single" w:color="D9D0F0" w:sz="4"/>
+            </w:tcBorders>
+            <w:tcMar>
+              <w:top w:type="dxa" w:w="80"/>
+              <w:left w:type="dxa" w:w="120"/>
+              <w:bottom w:type="dxa" w:w="80"/>
+              <w:right w:type="dxa" w:w="100"/>
+            </w:tcMar>
+            <w:vAlign w:val="top"/>
+          </w:tcPr>
+          <w:p>
+            <w:pPr>
+              <w:spacing w:after="20" w:before="0" w:line="276"/>
+              <w:jc w:val="left"/>
+            </w:pPr>
+            <w:r>
+              <w:rPr>
+                <w:rFonts w:ascii="Arial" w:cs="Arial" w:eastAsia="Arial" w:hAnsi="Arial"/>
+                <w:b/>
+                <w:bCs/>
+                <w:i w:val="false"/>
+                <w:iCs w:val="false"/>
+                <w:caps w:val="false"/>
+                <w:color w:val="E74509"/>
+                <w:spacing w:val="12"/>
+                <w:sz w:val="11"/>
+                <w:szCs w:val="11"/>
+              </w:rPr>
+              <w:t xml:space="preserve">CZĘŚĆ II</w:t>
+            </w:r>
+          </w:p>
+          <w:p>
+            <w:pPr>
+              <w:spacing w:after="30" w:before="0" w:line="276"/>
+              <w:jc w:val="left"/>
+            </w:pPr>
+            <w:r>
+              <w:rPr>
+                <w:rFonts w:ascii="Arial" w:cs="Arial" w:eastAsia="Arial" w:hAnsi="Arial"/>
+                <w:b/>
+                <w:bCs/>
+                <w:i w:val="false"/>
+                <w:iCs w:val="false"/>
+                <w:caps w:val="false"/>
+                <w:color w:val="2D1B69"/>
+                <w:sz w:val="15"/>
+                <w:szCs w:val="15"/>
+              </w:rPr>
+              <w:t xml:space="preserve">Decydujemy</w:t>
+            </w:r>
+          </w:p>
+          <w:p>
+            <w:pPr>
+              <w:spacing w:after="0" w:before="0" w:line="220"/>
+              <w:jc w:val="left"/>
+            </w:pPr>
+            <w:r>
+              <w:rPr>
+                <w:rFonts w:ascii="Arial" w:cs="Arial" w:eastAsia="Arial" w:hAnsi="Arial"/>
+                <w:b w:val="false"/>
+                <w:bCs w:val="false"/>
+                <w:i w:val="false"/>
+                <w:iCs w:val="false"/>
+                <w:caps w:val="false"/>
+                <w:color w:val="6B6378"/>
+                <w:sz w:val="12"/>
+                <w:szCs w:val="12"/>
+              </w:rPr>
+              <w:t xml:space="preserve">sekcja 10: Zespół ustala poziom wsparcia</w:t>
+            </w:r>
+          </w:p>
+        </w:tc>
+        <w:tc>
+          <w:tcPr>
+            <w:tcW w:type="dxa" w:w="1981"/>
+            <w:tcBorders>
+              <w:top w:val="single" w:color="D9D0F0" w:sz="4"/>
+              <w:left w:val="single" w:color="D9D0F0" w:sz="4"/>
+              <w:bottom w:val="single" w:color="D9D0F0" w:sz="4"/>
+              <w:right w:val="single" w:color="D9D0F0" w:sz="4"/>
+            </w:tcBorders>
+            <w:tcMar>
+              <w:top w:type="dxa" w:w="80"/>
+              <w:left w:type="dxa" w:w="120"/>
+              <w:bottom w:type="dxa" w:w="80"/>
+              <w:right w:type="dxa" w:w="100"/>
+            </w:tcMar>
+            <w:vAlign w:val="top"/>
+          </w:tcPr>
+          <w:p>
+            <w:pPr>
+              <w:spacing w:after="20" w:before="0" w:line="276"/>
+              <w:jc w:val="left"/>
+            </w:pPr>
+            <w:r>
+              <w:rPr>
+                <w:rFonts w:ascii="Arial" w:cs="Arial" w:eastAsia="Arial" w:hAnsi="Arial"/>
+                <w:b/>
+                <w:bCs/>
+                <w:i w:val="false"/>
+                <w:iCs w:val="false"/>
+                <w:caps w:val="false"/>
+                <w:color w:val="E74509"/>
+                <w:spacing w:val="12"/>
+                <w:sz w:val="11"/>
+                <w:szCs w:val="11"/>
+              </w:rPr>
+              <w:t xml:space="preserve">CZĘŚĆ III</w:t>
+            </w:r>
+          </w:p>
+          <w:p>
+            <w:pPr>
+              <w:spacing w:after="30" w:before="0" w:line="276"/>
+              <w:jc w:val="left"/>
+            </w:pPr>
+            <w:r>
+              <w:rPr>
+                <w:rFonts w:ascii="Arial" w:cs="Arial" w:eastAsia="Arial" w:hAnsi="Arial"/>
+                <w:b/>
+                <w:bCs/>
+                <w:i w:val="false"/>
+                <w:iCs w:val="false"/>
+                <w:caps w:val="false"/>
+                <w:color w:val="2D1B69"/>
+                <w:sz w:val="15"/>
+                <w:szCs w:val="15"/>
+              </w:rPr>
+              <w:t xml:space="preserve">Planujemy wsparcie</w:t>
+            </w:r>
+          </w:p>
+          <w:p>
+            <w:pPr>
+              <w:spacing w:after="0" w:before="0" w:line="220"/>
+              <w:jc w:val="left"/>
+            </w:pPr>
+            <w:r>
+              <w:rPr>
+                <w:rFonts w:ascii="Arial" w:cs="Arial" w:eastAsia="Arial" w:hAnsi="Arial"/>
+                <w:b w:val="false"/>
+                <w:bCs w:val="false"/>
+                <w:i w:val="false"/>
+                <w:iCs w:val="false"/>
+                <w:caps w:val="false"/>
+                <w:color w:val="6B6378"/>
+                <w:sz w:val="12"/>
+                <w:szCs w:val="12"/>
+              </w:rPr>
+              <w:t xml:space="preserve">sekcje 11–15: program, zajęcia, osoby, rodzice, poradnia</w:t>
+            </w:r>
+          </w:p>
+        </w:tc>
+        <w:tc>
+          <w:tcPr>
+            <w:tcW w:type="dxa" w:w="1982"/>
+            <w:tcBorders>
+              <w:top w:val="single" w:color="D9D0F0" w:sz="4"/>
+              <w:left w:val="single" w:color="D9D0F0" w:sz="4"/>
+              <w:bottom w:val="single" w:color="D9D0F0" w:sz="4"/>
+              <w:right w:val="single" w:color="D9D0F0" w:sz="4"/>
+            </w:tcBorders>
+            <w:tcMar>
+              <w:top w:type="dxa" w:w="80"/>
+              <w:left w:type="dxa" w:w="120"/>
+              <w:bottom w:type="dxa" w:w="80"/>
+              <w:right w:type="dxa" w:w="100"/>
+            </w:tcMar>
+            <w:vAlign w:val="top"/>
+          </w:tcPr>
+          <w:p>
+            <w:pPr>
+              <w:spacing w:after="20" w:before="0" w:line="276"/>
+              <w:jc w:val="left"/>
+            </w:pPr>
+            <w:r>
+              <w:rPr>
+                <w:rFonts w:ascii="Arial" w:cs="Arial" w:eastAsia="Arial" w:hAnsi="Arial"/>
+                <w:b/>
+                <w:bCs/>
+                <w:i w:val="false"/>
+                <w:iCs w:val="false"/>
+                <w:caps w:val="false"/>
+                <w:color w:val="E74509"/>
+                <w:spacing w:val="12"/>
+                <w:sz w:val="11"/>
+                <w:szCs w:val="11"/>
+              </w:rPr>
+              <w:t xml:space="preserve">CZĘŚĆ III</w:t>
+            </w:r>
+          </w:p>
+          <w:p>
+            <w:pPr>
+              <w:spacing w:after="30" w:before="0" w:line="276"/>
+              <w:jc w:val="left"/>
+            </w:pPr>
+            <w:r>
+              <w:rPr>
+                <w:rFonts w:ascii="Arial" w:cs="Arial" w:eastAsia="Arial" w:hAnsi="Arial"/>
+                <w:b/>
+                <w:bCs/>
+                <w:i w:val="false"/>
+                <w:iCs w:val="false"/>
+                <w:caps w:val="false"/>
+                <w:color w:val="2D1B69"/>
+                <w:sz w:val="15"/>
+                <w:szCs w:val="15"/>
+              </w:rPr>
+              <w:t xml:space="preserve">Sprawdzamy efekty</w:t>
+            </w:r>
+          </w:p>
+          <w:p>
+            <w:pPr>
+              <w:spacing w:after="0" w:before="0" w:line="220"/>
+              <w:jc w:val="left"/>
+            </w:pPr>
+            <w:r>
+              <w:rPr>
+                <w:rFonts w:ascii="Arial" w:cs="Arial" w:eastAsia="Arial" w:hAnsi="Arial"/>
+                <w:b w:val="false"/>
+                <w:bCs w:val="false"/>
+                <w:i w:val="false"/>
+                <w:iCs w:val="false"/>
+                <w:caps w:val="false"/>
+                <w:color w:val="6B6378"/>
+                <w:sz w:val="12"/>
+                <w:szCs w:val="12"/>
+              </w:rPr>
+              <w:t xml:space="preserve">sekcja 16: terminy oceny i podpisy</w:t>
+            </w:r>
+          </w:p>
+        </w:tc>
+      </w:tr>
+    </w:tbl>
+    <w:p>
+      <w:pPr>
+        <w:keepNext/>
+        <w:pBdr>
+          <w:bottom w:val="single" w:color="D9D0F0" w:sz="4" w:space="6"/>
+        </w:pBdr>
+        <w:spacing w:after="140" w:before="200"/>
+      </w:pPr>
+      <w:r>
+        <w:rPr>
+          <w:rFonts w:ascii="Arial" w:cs="Arial" w:eastAsia="Arial" w:hAnsi="Arial"/>
+          <w:b/>
+          <w:bCs/>
+          <w:i w:val="false"/>
+          <w:iCs w:val="false"/>
+          <w:caps w:val="false"/>
+          <w:color w:val="FFFFFF"/>
+          <w:sz w:val="20"/>
+          <w:szCs w:val="20"/>
+          <w:shd w:fill="E74509" w:color="auto" w:val="clear"/>
+        </w:rPr>
+        <w:t xml:space="preserve"> A/B </w:t>
+      </w:r>
+      <w:r>
+        <w:rPr>
+          <w:rFonts w:ascii="Arial" w:cs="Arial" w:eastAsia="Arial" w:hAnsi="Arial"/>
+          <w:b w:val="false"/>
+          <w:bCs w:val="false"/>
+          <w:i w:val="false"/>
+          <w:iCs w:val="false"/>
+          <w:caps w:val="false"/>
+          <w:color w:val="1A1530"/>
+          <w:sz w:val="20"/>
+          <w:szCs w:val="20"/>
+        </w:rPr>
+        <w:t xml:space="preserve">   </w:t>
+      </w:r>
+      <w:r>
+        <w:rPr>
+          <w:rFonts w:ascii="Arial" w:cs="Arial" w:eastAsia="Arial" w:hAnsi="Arial"/>
+          <w:b/>
+          <w:bCs/>
+          <w:i w:val="false"/>
+          <w:iCs w:val="false"/>
+          <w:caps w:val="false"/>
+          <w:color w:val="2D1B69"/>
+          <w:spacing w:val="10"/>
+          <w:sz w:val="22"/>
+          <w:szCs w:val="22"/>
+        </w:rPr>
+        <w:t xml:space="preserve">DLA KOGO JEST TEN RAPORT – DWA WARIANTY</w:t>
+      </w:r>
+    </w:p>
+    <w:p>
+      <w:pPr>
+        <w:spacing w:after="140" w:before="0" w:line="260"/>
+        <w:jc w:val="both"/>
+      </w:pPr>
+      <w:r>
+        <w:rPr>
+          <w:rFonts w:ascii="Arial" w:cs="Arial" w:eastAsia="Arial" w:hAnsi="Arial"/>
+          <w:b w:val="false"/>
+          <w:bCs w:val="false"/>
+          <w:i w:val="false"/>
+          <w:iCs w:val="false"/>
+          <w:caps w:val="false"/>
+          <w:color w:val="6B6378"/>
+          <w:sz w:val="16"/>
+          <w:szCs w:val="16"/>
+        </w:rPr>
+        <w:t xml:space="preserve">Wariant zaznacza się w metryczce (sekcja 1). Od niego zależy, które sekcje Części III wypełnia placówka, a które pozostają rekomendacją dla zespołu orzekającego poradni.</w:t>
+      </w:r>
+    </w:p>
+    <w:tbl>
+      <w:tblPr>
+        <w:tblW w:type="dxa" w:w="9906"/>
+        <w:tblBorders>
+          <w:top w:val="single" w:color="auto" w:sz="4"/>
+          <w:left w:val="single" w:color="auto" w:sz="4"/>
+          <w:bottom w:val="single" w:color="auto" w:sz="4"/>
+          <w:right w:val="single" w:color="auto" w:sz="4"/>
+          <w:insideH w:val="single" w:color="auto" w:sz="4"/>
+          <w:insideV w:val="single" w:color="auto" w:sz="4"/>
+        </w:tblBorders>
+      </w:tblPr>
+      <w:tblGrid>
+        <w:gridCol w:w="4953"/>
+        <w:gridCol w:w="4953"/>
+      </w:tblGrid>
+      <w:tr>
+        <w:trPr>
+          <w:cantSplit/>
+        </w:trPr>
+        <w:tc>
+          <w:tcPr>
+            <w:tcW w:type="dxa" w:w="4953"/>
+            <w:tcBorders>
+              <w:top w:val="single" w:color="D9D0F0" w:sz="4"/>
+              <w:left w:val="single" w:color="D9D0F0" w:sz="4"/>
+              <w:bottom w:val="single" w:color="D9D0F0" w:sz="4"/>
+              <w:right w:val="single" w:color="D9D0F0" w:sz="4"/>
+            </w:tcBorders>
+            <w:tcMar>
+              <w:top w:type="dxa" w:w="100"/>
+              <w:left w:type="dxa" w:w="160"/>
+              <w:bottom w:type="dxa" w:w="100"/>
+              <w:right w:type="dxa" w:w="140"/>
+            </w:tcMar>
+            <w:vAlign w:val="top"/>
+          </w:tcPr>
+          <w:p>
+            <w:pPr>
+              <w:spacing w:after="0" w:before="0" w:line="250"/>
+              <w:jc w:val="left"/>
+            </w:pPr>
+            <w:r>
+              <w:rPr>
+                <w:rFonts w:ascii="Arial" w:cs="Arial" w:eastAsia="Arial" w:hAnsi="Arial"/>
+                <w:b/>
+                <w:bCs/>
+                <w:i w:val="false"/>
+                <w:iCs w:val="false"/>
+                <w:caps w:val="false"/>
+                <w:color w:val="FFFFFF"/>
+                <w:sz w:val="14"/>
+                <w:szCs w:val="14"/>
+                <w:shd w:fill="E74509" w:color="auto" w:val="clear"/>
+              </w:rPr>
+              <w:t xml:space="preserve"> A </w:t>
+            </w:r>
+            <w:r>
+              <w:rPr>
+                <w:rFonts w:ascii="Arial" w:cs="Arial" w:eastAsia="Arial" w:hAnsi="Arial"/>
+                <w:b w:val="false"/>
+                <w:bCs w:val="false"/>
+                <w:i w:val="false"/>
+                <w:iCs w:val="false"/>
+                <w:caps w:val="false"/>
+                <w:color w:val="1A1530"/>
+                <w:sz w:val="14"/>
+                <w:szCs w:val="14"/>
+              </w:rPr>
+              <w:t xml:space="preserve">  Wariant A · dziecko z orzeczeniem o potrzebie kształcenia specjalnego → raport = WOPF + elementy IPET; opinia dla poradni przy aktualizacji orzeczenia.</w:t>
+            </w:r>
+          </w:p>
+        </w:tc>
+        <w:tc>
+          <w:tcPr>
+            <w:tcW w:type="dxa" w:w="4953"/>
+            <w:tcBorders>
+              <w:top w:val="single" w:color="D9D0F0" w:sz="4"/>
+              <w:left w:val="single" w:color="D9D0F0" w:sz="4"/>
+              <w:bottom w:val="single" w:color="D9D0F0" w:sz="4"/>
+              <w:right w:val="single" w:color="D9D0F0" w:sz="4"/>
+            </w:tcBorders>
+            <w:tcMar>
+              <w:top w:type="dxa" w:w="100"/>
+              <w:left w:type="dxa" w:w="160"/>
+              <w:bottom w:type="dxa" w:w="100"/>
+              <w:right w:type="dxa" w:w="140"/>
+            </w:tcMar>
+            <w:vAlign w:val="top"/>
+          </w:tcPr>
+          <w:p>
+            <w:pPr>
+              <w:spacing w:after="0" w:before="0" w:line="250"/>
+              <w:jc w:val="left"/>
+            </w:pPr>
+            <w:r>
+              <w:rPr>
+                <w:rFonts w:ascii="Arial" w:cs="Arial" w:eastAsia="Arial" w:hAnsi="Arial"/>
+                <w:b/>
+                <w:bCs/>
+                <w:i w:val="false"/>
+                <w:iCs w:val="false"/>
+                <w:caps w:val="false"/>
+                <w:color w:val="FFFFFF"/>
+                <w:sz w:val="14"/>
+                <w:szCs w:val="14"/>
+                <w:shd w:fill="2D6BB3" w:color="auto" w:val="clear"/>
+              </w:rPr>
+              <w:t xml:space="preserve"> B </w:t>
+            </w:r>
+            <w:r>
+              <w:rPr>
+                <w:rFonts w:ascii="Arial" w:cs="Arial" w:eastAsia="Arial" w:hAnsi="Arial"/>
+                <w:b w:val="false"/>
+                <w:bCs w:val="false"/>
+                <w:i w:val="false"/>
+                <w:iCs w:val="false"/>
+                <w:caps w:val="false"/>
+                <w:color w:val="1A1530"/>
+                <w:sz w:val="14"/>
+                <w:szCs w:val="14"/>
+              </w:rPr>
+              <w:t xml:space="preserve">  Wariant B · dziecko bez orzeczenia (pomoc psychologiczno-pedagogiczna) → raport = opinia placówki dla zespołu orzekającego + plan PPP; rewalidacja i dodatkowa osoba tylko jako rekomendacja (sekcja 10 B).</w:t>
+            </w:r>
+          </w:p>
+        </w:tc>
+      </w:tr>
+    </w:tbl>
+    <w:p>
+      <w:pPr>
+        <w:spacing w:after="100" w:before="0"/>
+      </w:pPr>
+    </w:p>
+    <w:tbl>
+      <w:tblPr>
+        <w:tblW w:type="dxa" w:w="9906"/>
+        <w:tblBorders>
+          <w:top w:val="single" w:color="auto" w:sz="4"/>
+          <w:left w:val="single" w:color="auto" w:sz="4"/>
+          <w:bottom w:val="single" w:color="auto" w:sz="4"/>
+          <w:right w:val="single" w:color="auto" w:sz="4"/>
+          <w:insideH w:val="single" w:color="auto" w:sz="4"/>
+          <w:insideV w:val="single" w:color="auto" w:sz="4"/>
+        </w:tblBorders>
+      </w:tblPr>
+      <w:tblGrid>
+        <w:gridCol w:w="900"/>
+        <w:gridCol w:w="4200"/>
+        <w:gridCol w:w="2300"/>
+        <w:gridCol w:w="2506"/>
+      </w:tblGrid>
+      <w:tr>
+        <w:trPr>
+          <w:cantSplit/>
+        </w:trPr>
+        <w:tc>
+          <w:tcPr>
+            <w:tcW w:type="dxa" w:w="900"/>
+            <w:tcBorders>
+              <w:top w:val="single" w:color="D9D0F0" w:sz="4"/>
+              <w:left w:val="single" w:color="D9D0F0" w:sz="4"/>
+              <w:bottom w:val="single" w:color="D9D0F0" w:sz="4"/>
+              <w:right w:val="single" w:color="D9D0F0" w:sz="4"/>
+            </w:tcBorders>
+            <w:shd w:fill="EFE9F9" w:color="auto" w:val="clear"/>
+            <w:tcMar>
+              <w:top w:type="dxa" w:w="100"/>
+              <w:left w:type="dxa" w:w="140"/>
+              <w:bottom w:type="dxa" w:w="100"/>
+              <w:right w:type="dxa" w:w="120"/>
+            </w:tcMar>
+            <w:vAlign w:val="top"/>
+          </w:tcPr>
+          <w:p>
+            <w:pPr>
+              <w:spacing w:after="0" w:before="0" w:line="276"/>
+              <w:jc w:val="left"/>
+            </w:pPr>
+            <w:r>
+              <w:rPr>
+                <w:rFonts w:ascii="Arial" w:cs="Arial" w:eastAsia="Arial" w:hAnsi="Arial"/>
+                <w:b/>
+                <w:bCs/>
+                <w:i w:val="false"/>
+                <w:iCs w:val="false"/>
+                <w:caps/>
+                <w:color w:val="2D1B69"/>
+                <w:spacing w:val="10"/>
+                <w:sz w:val="13"/>
+                <w:szCs w:val="13"/>
+              </w:rPr>
+              <w:t xml:space="preserve">Sekcje</w:t>
+            </w:r>
+          </w:p>
+        </w:tc>
+        <w:tc>
+          <w:tcPr>
+            <w:tcW w:type="dxa" w:w="4200"/>
+            <w:tcBorders>
+              <w:top w:val="single" w:color="D9D0F0" w:sz="4"/>
+              <w:left w:val="single" w:color="D9D0F0" w:sz="4"/>
+              <w:bottom w:val="single" w:color="D9D0F0" w:sz="4"/>
+              <w:right w:val="single" w:color="D9D0F0" w:sz="4"/>
+            </w:tcBorders>
+            <w:shd w:fill="EFE9F9" w:color="auto" w:val="clear"/>
+            <w:tcMar>
+              <w:top w:type="dxa" w:w="100"/>
+              <w:left w:type="dxa" w:w="140"/>
+              <w:bottom w:type="dxa" w:w="100"/>
+              <w:right w:type="dxa" w:w="120"/>
+            </w:tcMar>
+            <w:vAlign w:val="top"/>
+          </w:tcPr>
+          <w:p>
+            <w:pPr>
+              <w:spacing w:after="0" w:before="0" w:line="276"/>
+              <w:jc w:val="left"/>
+            </w:pPr>
+            <w:r>
+              <w:rPr>
+                <w:rFonts w:ascii="Arial" w:cs="Arial" w:eastAsia="Arial" w:hAnsi="Arial"/>
+                <w:b/>
+                <w:bCs/>
+                <w:i w:val="false"/>
+                <w:iCs w:val="false"/>
+                <w:caps/>
+                <w:color w:val="2D1B69"/>
+                <w:spacing w:val="10"/>
+                <w:sz w:val="13"/>
+                <w:szCs w:val="13"/>
+              </w:rPr>
+              <w:t xml:space="preserve">Zakres</w:t>
+            </w:r>
+          </w:p>
+        </w:tc>
+        <w:tc>
+          <w:tcPr>
+            <w:tcW w:type="dxa" w:w="2300"/>
+            <w:tcBorders>
+              <w:top w:val="single" w:color="D9D0F0" w:sz="4"/>
+              <w:left w:val="single" w:color="D9D0F0" w:sz="4"/>
+              <w:bottom w:val="single" w:color="D9D0F0" w:sz="4"/>
+              <w:right w:val="single" w:color="D9D0F0" w:sz="4"/>
+            </w:tcBorders>
+            <w:shd w:fill="EFE9F9" w:color="auto" w:val="clear"/>
+            <w:tcMar>
+              <w:top w:type="dxa" w:w="100"/>
+              <w:left w:type="dxa" w:w="140"/>
+              <w:bottom w:type="dxa" w:w="100"/>
+              <w:right w:type="dxa" w:w="120"/>
+            </w:tcMar>
+            <w:vAlign w:val="top"/>
+          </w:tcPr>
+          <w:p>
+            <w:pPr>
+              <w:spacing w:after="0" w:before="0" w:line="276"/>
+              <w:jc w:val="left"/>
+            </w:pPr>
+            <w:r>
+              <w:rPr>
+                <w:rFonts w:ascii="Arial" w:cs="Arial" w:eastAsia="Arial" w:hAnsi="Arial"/>
+                <w:b/>
+                <w:bCs/>
+                <w:i w:val="false"/>
+                <w:iCs w:val="false"/>
+                <w:caps/>
+                <w:color w:val="2D1B69"/>
+                <w:spacing w:val="10"/>
+                <w:sz w:val="13"/>
+                <w:szCs w:val="13"/>
+              </w:rPr>
+              <w:t xml:space="preserve">Wariant A · z orzeczeniem</w:t>
+            </w:r>
+          </w:p>
+        </w:tc>
+        <w:tc>
+          <w:tcPr>
+            <w:tcW w:type="dxa" w:w="2506"/>
+            <w:tcBorders>
+              <w:top w:val="single" w:color="D9D0F0" w:sz="4"/>
+              <w:left w:val="single" w:color="D9D0F0" w:sz="4"/>
+              <w:bottom w:val="single" w:color="D9D0F0" w:sz="4"/>
+              <w:right w:val="single" w:color="D9D0F0" w:sz="4"/>
+            </w:tcBorders>
+            <w:shd w:fill="EFE9F9" w:color="auto" w:val="clear"/>
+            <w:tcMar>
+              <w:top w:type="dxa" w:w="100"/>
+              <w:left w:type="dxa" w:w="140"/>
+              <w:bottom w:type="dxa" w:w="100"/>
+              <w:right w:type="dxa" w:w="120"/>
+            </w:tcMar>
+            <w:vAlign w:val="top"/>
+          </w:tcPr>
+          <w:p>
+            <w:pPr>
+              <w:spacing w:after="0" w:before="0" w:line="276"/>
+              <w:jc w:val="left"/>
+            </w:pPr>
+            <w:r>
+              <w:rPr>
+                <w:rFonts w:ascii="Arial" w:cs="Arial" w:eastAsia="Arial" w:hAnsi="Arial"/>
+                <w:b/>
+                <w:bCs/>
+                <w:i w:val="false"/>
+                <w:iCs w:val="false"/>
+                <w:caps/>
+                <w:color w:val="2D1B69"/>
+                <w:spacing w:val="10"/>
+                <w:sz w:val="13"/>
+                <w:szCs w:val="13"/>
+              </w:rPr>
+              <w:t xml:space="preserve">Wariant B · bez orzeczenia</w:t>
+            </w:r>
+          </w:p>
+        </w:tc>
+      </w:tr>
+      <w:tr>
+        <w:trPr>
+          <w:cantSplit/>
+        </w:trPr>
+        <w:tc>
+          <w:tcPr>
+            <w:tcW w:type="dxa" w:w="900"/>
+            <w:tcBorders>
+              <w:top w:val="single" w:color="E3E1EC" w:sz="4"/>
+              <w:left w:val="single" w:color="E3E1EC" w:sz="4"/>
+              <w:bottom w:val="single" w:color="E3E1EC" w:sz="4"/>
+              <w:right w:val="single" w:color="E3E1EC" w:sz="4"/>
+            </w:tcBorders>
+            <w:tcMar>
+              <w:top w:type="dxa" w:w="45"/>
+              <w:left w:type="dxa" w:w="140"/>
+              <w:bottom w:type="dxa" w:w="45"/>
+              <w:right w:type="dxa" w:w="120"/>
+            </w:tcMar>
+            <w:vAlign w:val="top"/>
+          </w:tcPr>
+          <w:p>
+            <w:pPr>
+              <w:spacing w:after="0" w:before="0" w:line="230"/>
+              <w:jc w:val="left"/>
+            </w:pPr>
+            <w:r>
+              <w:rPr>
+                <w:rFonts w:ascii="Arial" w:cs="Arial" w:eastAsia="Arial" w:hAnsi="Arial"/>
+                <w:b/>
+                <w:bCs/>
+                <w:i w:val="false"/>
+                <w:iCs w:val="false"/>
+                <w:caps w:val="false"/>
+                <w:color w:val="E74509"/>
+                <w:sz w:val="13"/>
+                <w:szCs w:val="13"/>
+              </w:rPr>
+              <w:t xml:space="preserve">1–9</w:t>
+            </w:r>
+          </w:p>
+        </w:tc>
+        <w:tc>
+          <w:tcPr>
+            <w:tcW w:type="dxa" w:w="4200"/>
+            <w:tcBorders>
+              <w:top w:val="single" w:color="E3E1EC" w:sz="4"/>
+              <w:left w:val="single" w:color="E3E1EC" w:sz="4"/>
+              <w:bottom w:val="single" w:color="E3E1EC" w:sz="4"/>
+              <w:right w:val="single" w:color="E3E1EC" w:sz="4"/>
+            </w:tcBorders>
+            <w:tcMar>
+              <w:top w:type="dxa" w:w="45"/>
+              <w:left w:type="dxa" w:w="140"/>
+              <w:bottom w:type="dxa" w:w="45"/>
+              <w:right w:type="dxa" w:w="120"/>
+            </w:tcMar>
+            <w:vAlign w:val="top"/>
+          </w:tcPr>
+          <w:p>
+            <w:pPr>
+              <w:spacing w:after="0" w:before="0" w:line="230"/>
+              <w:jc w:val="left"/>
+            </w:pPr>
+            <w:r>
+              <w:rPr>
+                <w:rFonts w:ascii="Arial" w:cs="Arial" w:eastAsia="Arial" w:hAnsi="Arial"/>
+                <w:b w:val="false"/>
+                <w:bCs w:val="false"/>
+                <w:i w:val="false"/>
+                <w:iCs w:val="false"/>
+                <w:caps w:val="false"/>
+                <w:color w:val="1A1530"/>
+                <w:sz w:val="13"/>
+                <w:szCs w:val="13"/>
+              </w:rPr>
+              <w:t xml:space="preserve">Podstawa, wyniki oceny, głos dziecka, analiza i cele</w:t>
+            </w:r>
+          </w:p>
+        </w:tc>
+        <w:tc>
+          <w:tcPr>
+            <w:tcW w:type="dxa" w:w="2300"/>
+            <w:tcBorders>
+              <w:top w:val="single" w:color="E3E1EC" w:sz="4"/>
+              <w:left w:val="single" w:color="E3E1EC" w:sz="4"/>
+              <w:bottom w:val="single" w:color="E3E1EC" w:sz="4"/>
+              <w:right w:val="single" w:color="E3E1EC" w:sz="4"/>
+            </w:tcBorders>
+            <w:tcMar>
+              <w:top w:type="dxa" w:w="45"/>
+              <w:left w:type="dxa" w:w="140"/>
+              <w:bottom w:type="dxa" w:w="45"/>
+              <w:right w:type="dxa" w:w="120"/>
+            </w:tcMar>
+            <w:vAlign w:val="top"/>
+          </w:tcPr>
+          <w:p>
+            <w:pPr>
+              <w:spacing w:after="0" w:before="0" w:line="230"/>
+              <w:jc w:val="left"/>
+            </w:pPr>
+            <w:r>
+              <w:rPr>
+                <w:rFonts w:ascii="Arial" w:cs="Arial" w:eastAsia="Arial" w:hAnsi="Arial"/>
+                <w:b/>
+                <w:bCs/>
+                <w:i w:val="false"/>
+                <w:iCs w:val="false"/>
+                <w:caps w:val="false"/>
+                <w:color w:val="2E7D45"/>
+                <w:sz w:val="13"/>
+                <w:szCs w:val="13"/>
+              </w:rPr>
+              <w:t xml:space="preserve">✓</w:t>
+            </w:r>
+          </w:p>
+        </w:tc>
+        <w:tc>
+          <w:tcPr>
+            <w:tcW w:type="dxa" w:w="2506"/>
+            <w:tcBorders>
+              <w:top w:val="single" w:color="E3E1EC" w:sz="4"/>
+              <w:left w:val="single" w:color="E3E1EC" w:sz="4"/>
+              <w:bottom w:val="single" w:color="E3E1EC" w:sz="4"/>
+              <w:right w:val="single" w:color="E3E1EC" w:sz="4"/>
+            </w:tcBorders>
+            <w:tcMar>
+              <w:top w:type="dxa" w:w="45"/>
+              <w:left w:type="dxa" w:w="140"/>
+              <w:bottom w:type="dxa" w:w="45"/>
+              <w:right w:type="dxa" w:w="120"/>
+            </w:tcMar>
+            <w:vAlign w:val="top"/>
+          </w:tcPr>
+          <w:p>
+            <w:pPr>
+              <w:spacing w:after="0" w:before="0" w:line="230"/>
+              <w:jc w:val="left"/>
+            </w:pPr>
+            <w:r>
+              <w:rPr>
+                <w:rFonts w:ascii="Arial" w:cs="Arial" w:eastAsia="Arial" w:hAnsi="Arial"/>
+                <w:b/>
+                <w:bCs/>
+                <w:i w:val="false"/>
+                <w:iCs w:val="false"/>
+                <w:caps w:val="false"/>
+                <w:color w:val="2E7D45"/>
+                <w:sz w:val="13"/>
+                <w:szCs w:val="13"/>
+              </w:rPr>
+              <w:t xml:space="preserve">✓</w:t>
+            </w:r>
+          </w:p>
+        </w:tc>
+      </w:tr>
+      <w:tr>
+        <w:trPr>
+          <w:cantSplit/>
+        </w:trPr>
+        <w:tc>
+          <w:tcPr>
+            <w:tcW w:type="dxa" w:w="900"/>
+            <w:tcBorders>
+              <w:top w:val="single" w:color="E3E1EC" w:sz="4"/>
+              <w:left w:val="single" w:color="E3E1EC" w:sz="4"/>
+              <w:bottom w:val="single" w:color="E3E1EC" w:sz="4"/>
+              <w:right w:val="single" w:color="E3E1EC" w:sz="4"/>
+            </w:tcBorders>
+            <w:tcMar>
+              <w:top w:type="dxa" w:w="45"/>
+              <w:left w:type="dxa" w:w="140"/>
+              <w:bottom w:type="dxa" w:w="45"/>
+              <w:right w:type="dxa" w:w="120"/>
+            </w:tcMar>
+            <w:vAlign w:val="top"/>
+          </w:tcPr>
+          <w:p>
+            <w:pPr>
+              <w:spacing w:after="0" w:before="0" w:line="230"/>
+              <w:jc w:val="left"/>
+            </w:pPr>
+            <w:r>
+              <w:rPr>
+                <w:rFonts w:ascii="Arial" w:cs="Arial" w:eastAsia="Arial" w:hAnsi="Arial"/>
+                <w:b/>
+                <w:bCs/>
+                <w:i w:val="false"/>
+                <w:iCs w:val="false"/>
+                <w:caps w:val="false"/>
+                <w:color w:val="E74509"/>
+                <w:sz w:val="13"/>
+                <w:szCs w:val="13"/>
+              </w:rPr>
+              <w:t xml:space="preserve">10 A</w:t>
+            </w:r>
+          </w:p>
+        </w:tc>
+        <w:tc>
+          <w:tcPr>
+            <w:tcW w:type="dxa" w:w="4200"/>
+            <w:tcBorders>
+              <w:top w:val="single" w:color="E3E1EC" w:sz="4"/>
+              <w:left w:val="single" w:color="E3E1EC" w:sz="4"/>
+              <w:bottom w:val="single" w:color="E3E1EC" w:sz="4"/>
+              <w:right w:val="single" w:color="E3E1EC" w:sz="4"/>
+            </w:tcBorders>
+            <w:tcMar>
+              <w:top w:type="dxa" w:w="45"/>
+              <w:left w:type="dxa" w:w="140"/>
+              <w:bottom w:type="dxa" w:w="45"/>
+              <w:right w:type="dxa" w:w="120"/>
+            </w:tcMar>
+            <w:vAlign w:val="top"/>
+          </w:tcPr>
+          <w:p>
+            <w:pPr>
+              <w:spacing w:after="0" w:before="0" w:line="230"/>
+              <w:jc w:val="left"/>
+            </w:pPr>
+            <w:r>
+              <w:rPr>
+                <w:rFonts w:ascii="Arial" w:cs="Arial" w:eastAsia="Arial" w:hAnsi="Arial"/>
+                <w:b w:val="false"/>
+                <w:bCs w:val="false"/>
+                <w:i w:val="false"/>
+                <w:iCs w:val="false"/>
+                <w:caps w:val="false"/>
+                <w:color w:val="1A1530"/>
+                <w:sz w:val="13"/>
+                <w:szCs w:val="13"/>
+              </w:rPr>
+              <w:t xml:space="preserve">Poziom wsparcia ustalony przez Zespół</w:t>
+            </w:r>
+          </w:p>
+        </w:tc>
+        <w:tc>
+          <w:tcPr>
+            <w:tcW w:type="dxa" w:w="2300"/>
+            <w:tcBorders>
+              <w:top w:val="single" w:color="E3E1EC" w:sz="4"/>
+              <w:left w:val="single" w:color="E3E1EC" w:sz="4"/>
+              <w:bottom w:val="single" w:color="E3E1EC" w:sz="4"/>
+              <w:right w:val="single" w:color="E3E1EC" w:sz="4"/>
+            </w:tcBorders>
+            <w:tcMar>
+              <w:top w:type="dxa" w:w="45"/>
+              <w:left w:type="dxa" w:w="140"/>
+              <w:bottom w:type="dxa" w:w="45"/>
+              <w:right w:type="dxa" w:w="120"/>
+            </w:tcMar>
+            <w:vAlign w:val="top"/>
+          </w:tcPr>
+          <w:p>
+            <w:pPr>
+              <w:spacing w:after="0" w:before="0" w:line="230"/>
+              <w:jc w:val="left"/>
+            </w:pPr>
+            <w:r>
+              <w:rPr>
+                <w:rFonts w:ascii="Arial" w:cs="Arial" w:eastAsia="Arial" w:hAnsi="Arial"/>
+                <w:b/>
+                <w:bCs/>
+                <w:i w:val="false"/>
+                <w:iCs w:val="false"/>
+                <w:caps w:val="false"/>
+                <w:color w:val="2E7D45"/>
+                <w:sz w:val="13"/>
+                <w:szCs w:val="13"/>
+              </w:rPr>
+              <w:t xml:space="preserve">✓</w:t>
+            </w:r>
+          </w:p>
+        </w:tc>
+        <w:tc>
+          <w:tcPr>
+            <w:tcW w:type="dxa" w:w="2506"/>
+            <w:tcBorders>
+              <w:top w:val="single" w:color="E3E1EC" w:sz="4"/>
+              <w:left w:val="single" w:color="E3E1EC" w:sz="4"/>
+              <w:bottom w:val="single" w:color="E3E1EC" w:sz="4"/>
+              <w:right w:val="single" w:color="E3E1EC" w:sz="4"/>
+            </w:tcBorders>
+            <w:tcMar>
+              <w:top w:type="dxa" w:w="45"/>
+              <w:left w:type="dxa" w:w="140"/>
+              <w:bottom w:type="dxa" w:w="45"/>
+              <w:right w:type="dxa" w:w="120"/>
+            </w:tcMar>
+            <w:vAlign w:val="top"/>
+          </w:tcPr>
+          <w:p>
+            <w:pPr>
+              <w:spacing w:after="0" w:before="0" w:line="230"/>
+              <w:jc w:val="left"/>
+            </w:pPr>
+            <w:r>
+              <w:rPr>
+                <w:rFonts w:ascii="Arial" w:cs="Arial" w:eastAsia="Arial" w:hAnsi="Arial"/>
+                <w:b/>
+                <w:bCs/>
+                <w:i w:val="false"/>
+                <w:iCs w:val="false"/>
+                <w:caps w:val="false"/>
+                <w:color w:val="2E7D45"/>
+                <w:sz w:val="13"/>
+                <w:szCs w:val="13"/>
+              </w:rPr>
+              <w:t xml:space="preserve">✓</w:t>
+            </w:r>
+          </w:p>
+        </w:tc>
+      </w:tr>
+      <w:tr>
+        <w:trPr>
+          <w:cantSplit/>
+        </w:trPr>
+        <w:tc>
+          <w:tcPr>
+            <w:tcW w:type="dxa" w:w="900"/>
+            <w:tcBorders>
+              <w:top w:val="single" w:color="E3E1EC" w:sz="4"/>
+              <w:left w:val="single" w:color="E3E1EC" w:sz="4"/>
+              <w:bottom w:val="single" w:color="E3E1EC" w:sz="4"/>
+              <w:right w:val="single" w:color="E3E1EC" w:sz="4"/>
+            </w:tcBorders>
+            <w:tcMar>
+              <w:top w:type="dxa" w:w="45"/>
+              <w:left w:type="dxa" w:w="140"/>
+              <w:bottom w:type="dxa" w:w="45"/>
+              <w:right w:type="dxa" w:w="120"/>
+            </w:tcMar>
+            <w:vAlign w:val="top"/>
+          </w:tcPr>
+          <w:p>
+            <w:pPr>
+              <w:spacing w:after="0" w:before="0" w:line="230"/>
+              <w:jc w:val="left"/>
+            </w:pPr>
+            <w:r>
+              <w:rPr>
+                <w:rFonts w:ascii="Arial" w:cs="Arial" w:eastAsia="Arial" w:hAnsi="Arial"/>
+                <w:b/>
+                <w:bCs/>
+                <w:i w:val="false"/>
+                <w:iCs w:val="false"/>
+                <w:caps w:val="false"/>
+                <w:color w:val="E74509"/>
+                <w:sz w:val="13"/>
+                <w:szCs w:val="13"/>
+              </w:rPr>
+              <w:t xml:space="preserve">10 B</w:t>
+            </w:r>
+          </w:p>
+        </w:tc>
+        <w:tc>
+          <w:tcPr>
+            <w:tcW w:type="dxa" w:w="4200"/>
+            <w:tcBorders>
+              <w:top w:val="single" w:color="E3E1EC" w:sz="4"/>
+              <w:left w:val="single" w:color="E3E1EC" w:sz="4"/>
+              <w:bottom w:val="single" w:color="E3E1EC" w:sz="4"/>
+              <w:right w:val="single" w:color="E3E1EC" w:sz="4"/>
+            </w:tcBorders>
+            <w:tcMar>
+              <w:top w:type="dxa" w:w="45"/>
+              <w:left w:type="dxa" w:w="140"/>
+              <w:bottom w:type="dxa" w:w="45"/>
+              <w:right w:type="dxa" w:w="120"/>
+            </w:tcMar>
+            <w:vAlign w:val="top"/>
+          </w:tcPr>
+          <w:p>
+            <w:pPr>
+              <w:spacing w:after="0" w:before="0" w:line="230"/>
+              <w:jc w:val="left"/>
+            </w:pPr>
+            <w:r>
+              <w:rPr>
+                <w:rFonts w:ascii="Arial" w:cs="Arial" w:eastAsia="Arial" w:hAnsi="Arial"/>
+                <w:b w:val="false"/>
+                <w:bCs w:val="false"/>
+                <w:i w:val="false"/>
+                <w:iCs w:val="false"/>
+                <w:caps w:val="false"/>
+                <w:color w:val="1A1530"/>
+                <w:sz w:val="13"/>
+                <w:szCs w:val="13"/>
+              </w:rPr>
+              <w:t xml:space="preserve">Rekomendacje placówki dla zespołu orzekającego</w:t>
+            </w:r>
+          </w:p>
+        </w:tc>
+        <w:tc>
+          <w:tcPr>
+            <w:tcW w:type="dxa" w:w="2300"/>
+            <w:tcBorders>
+              <w:top w:val="single" w:color="E3E1EC" w:sz="4"/>
+              <w:left w:val="single" w:color="E3E1EC" w:sz="4"/>
+              <w:bottom w:val="single" w:color="E3E1EC" w:sz="4"/>
+              <w:right w:val="single" w:color="E3E1EC" w:sz="4"/>
+            </w:tcBorders>
+            <w:tcMar>
+              <w:top w:type="dxa" w:w="45"/>
+              <w:left w:type="dxa" w:w="140"/>
+              <w:bottom w:type="dxa" w:w="45"/>
+              <w:right w:type="dxa" w:w="120"/>
+            </w:tcMar>
+            <w:vAlign w:val="top"/>
+          </w:tcPr>
+          <w:p>
+            <w:pPr>
+              <w:spacing w:after="0" w:before="0" w:line="230"/>
+              <w:jc w:val="left"/>
+            </w:pPr>
+            <w:r>
+              <w:rPr>
+                <w:rFonts w:ascii="Arial" w:cs="Arial" w:eastAsia="Arial" w:hAnsi="Arial"/>
+                <w:b w:val="false"/>
+                <w:bCs w:val="false"/>
+                <w:i w:val="false"/>
+                <w:iCs w:val="false"/>
+                <w:caps w:val="false"/>
+                <w:color w:val="1A1530"/>
+                <w:sz w:val="13"/>
+                <w:szCs w:val="13"/>
+              </w:rPr>
+              <w:t xml:space="preserve">przy aktualizacji orzeczenia</w:t>
+            </w:r>
+          </w:p>
+        </w:tc>
+        <w:tc>
+          <w:tcPr>
+            <w:tcW w:type="dxa" w:w="2506"/>
+            <w:tcBorders>
+              <w:top w:val="single" w:color="E3E1EC" w:sz="4"/>
+              <w:left w:val="single" w:color="E3E1EC" w:sz="4"/>
+              <w:bottom w:val="single" w:color="E3E1EC" w:sz="4"/>
+              <w:right w:val="single" w:color="E3E1EC" w:sz="4"/>
+            </w:tcBorders>
+            <w:tcMar>
+              <w:top w:type="dxa" w:w="45"/>
+              <w:left w:type="dxa" w:w="140"/>
+              <w:bottom w:type="dxa" w:w="45"/>
+              <w:right w:type="dxa" w:w="120"/>
+            </w:tcMar>
+            <w:vAlign w:val="top"/>
+          </w:tcPr>
+          <w:p>
+            <w:pPr>
+              <w:spacing w:after="0" w:before="0" w:line="230"/>
+              <w:jc w:val="left"/>
+            </w:pPr>
+            <w:r>
+              <w:rPr>
+                <w:rFonts w:ascii="Arial" w:cs="Arial" w:eastAsia="Arial" w:hAnsi="Arial"/>
+                <w:b/>
+                <w:bCs/>
+                <w:i w:val="false"/>
+                <w:iCs w:val="false"/>
+                <w:caps w:val="false"/>
+                <w:color w:val="2E7D45"/>
+                <w:sz w:val="13"/>
+                <w:szCs w:val="13"/>
+              </w:rPr>
+              <w:t xml:space="preserve">✓ (podstawa wniosku o orzeczenie)</w:t>
+            </w:r>
+          </w:p>
+        </w:tc>
+      </w:tr>
+      <w:tr>
+        <w:trPr>
+          <w:cantSplit/>
+        </w:trPr>
+        <w:tc>
+          <w:tcPr>
+            <w:tcW w:type="dxa" w:w="900"/>
+            <w:tcBorders>
+              <w:top w:val="single" w:color="E3E1EC" w:sz="4"/>
+              <w:left w:val="single" w:color="E3E1EC" w:sz="4"/>
+              <w:bottom w:val="single" w:color="E3E1EC" w:sz="4"/>
+              <w:right w:val="single" w:color="E3E1EC" w:sz="4"/>
+            </w:tcBorders>
+            <w:tcMar>
+              <w:top w:type="dxa" w:w="45"/>
+              <w:left w:type="dxa" w:w="140"/>
+              <w:bottom w:type="dxa" w:w="45"/>
+              <w:right w:type="dxa" w:w="120"/>
+            </w:tcMar>
+            <w:vAlign w:val="top"/>
+          </w:tcPr>
+          <w:p>
+            <w:pPr>
+              <w:spacing w:after="0" w:before="0" w:line="230"/>
+              <w:jc w:val="left"/>
+            </w:pPr>
+            <w:r>
+              <w:rPr>
+                <w:rFonts w:ascii="Arial" w:cs="Arial" w:eastAsia="Arial" w:hAnsi="Arial"/>
+                <w:b/>
+                <w:bCs/>
+                <w:i w:val="false"/>
+                <w:iCs w:val="false"/>
+                <w:caps w:val="false"/>
+                <w:color w:val="E74509"/>
+                <w:sz w:val="13"/>
+                <w:szCs w:val="13"/>
+              </w:rPr>
+              <w:t xml:space="preserve">11</w:t>
+            </w:r>
+          </w:p>
+        </w:tc>
+        <w:tc>
+          <w:tcPr>
+            <w:tcW w:type="dxa" w:w="4200"/>
+            <w:tcBorders>
+              <w:top w:val="single" w:color="E3E1EC" w:sz="4"/>
+              <w:left w:val="single" w:color="E3E1EC" w:sz="4"/>
+              <w:bottom w:val="single" w:color="E3E1EC" w:sz="4"/>
+              <w:right w:val="single" w:color="E3E1EC" w:sz="4"/>
+            </w:tcBorders>
+            <w:tcMar>
+              <w:top w:type="dxa" w:w="45"/>
+              <w:left w:type="dxa" w:w="140"/>
+              <w:bottom w:type="dxa" w:w="45"/>
+              <w:right w:type="dxa" w:w="120"/>
+            </w:tcMar>
+            <w:vAlign w:val="top"/>
+          </w:tcPr>
+          <w:p>
+            <w:pPr>
+              <w:spacing w:after="0" w:before="0" w:line="230"/>
+              <w:jc w:val="left"/>
+            </w:pPr>
+            <w:r>
+              <w:rPr>
+                <w:rFonts w:ascii="Arial" w:cs="Arial" w:eastAsia="Arial" w:hAnsi="Arial"/>
+                <w:b w:val="false"/>
+                <w:bCs w:val="false"/>
+                <w:i w:val="false"/>
+                <w:iCs w:val="false"/>
+                <w:caps w:val="false"/>
+                <w:color w:val="1A1530"/>
+                <w:sz w:val="13"/>
+                <w:szCs w:val="13"/>
+              </w:rPr>
+              <w:t xml:space="preserve">Dostosowanie programu, organizacji, technologie</w:t>
+            </w:r>
+          </w:p>
+        </w:tc>
+        <w:tc>
+          <w:tcPr>
+            <w:tcW w:type="dxa" w:w="2300"/>
+            <w:tcBorders>
+              <w:top w:val="single" w:color="E3E1EC" w:sz="4"/>
+              <w:left w:val="single" w:color="E3E1EC" w:sz="4"/>
+              <w:bottom w:val="single" w:color="E3E1EC" w:sz="4"/>
+              <w:right w:val="single" w:color="E3E1EC" w:sz="4"/>
+            </w:tcBorders>
+            <w:tcMar>
+              <w:top w:type="dxa" w:w="45"/>
+              <w:left w:type="dxa" w:w="140"/>
+              <w:bottom w:type="dxa" w:w="45"/>
+              <w:right w:type="dxa" w:w="120"/>
+            </w:tcMar>
+            <w:vAlign w:val="top"/>
+          </w:tcPr>
+          <w:p>
+            <w:pPr>
+              <w:spacing w:after="0" w:before="0" w:line="230"/>
+              <w:jc w:val="left"/>
+            </w:pPr>
+            <w:r>
+              <w:rPr>
+                <w:rFonts w:ascii="Arial" w:cs="Arial" w:eastAsia="Arial" w:hAnsi="Arial"/>
+                <w:b/>
+                <w:bCs/>
+                <w:i w:val="false"/>
+                <w:iCs w:val="false"/>
+                <w:caps w:val="false"/>
+                <w:color w:val="2E7D45"/>
+                <w:sz w:val="13"/>
+                <w:szCs w:val="13"/>
+              </w:rPr>
+              <w:t xml:space="preserve">✓</w:t>
+            </w:r>
+          </w:p>
+        </w:tc>
+        <w:tc>
+          <w:tcPr>
+            <w:tcW w:type="dxa" w:w="2506"/>
+            <w:tcBorders>
+              <w:top w:val="single" w:color="E3E1EC" w:sz="4"/>
+              <w:left w:val="single" w:color="E3E1EC" w:sz="4"/>
+              <w:bottom w:val="single" w:color="E3E1EC" w:sz="4"/>
+              <w:right w:val="single" w:color="E3E1EC" w:sz="4"/>
+            </w:tcBorders>
+            <w:tcMar>
+              <w:top w:type="dxa" w:w="45"/>
+              <w:left w:type="dxa" w:w="140"/>
+              <w:bottom w:type="dxa" w:w="45"/>
+              <w:right w:type="dxa" w:w="120"/>
+            </w:tcMar>
+            <w:vAlign w:val="top"/>
+          </w:tcPr>
+          <w:p>
+            <w:pPr>
+              <w:spacing w:after="0" w:before="0" w:line="230"/>
+              <w:jc w:val="left"/>
+            </w:pPr>
+            <w:r>
+              <w:rPr>
+                <w:rFonts w:ascii="Arial" w:cs="Arial" w:eastAsia="Arial" w:hAnsi="Arial"/>
+                <w:b/>
+                <w:bCs/>
+                <w:i w:val="false"/>
+                <w:iCs w:val="false"/>
+                <w:caps w:val="false"/>
+                <w:color w:val="2E7D45"/>
+                <w:sz w:val="13"/>
+                <w:szCs w:val="13"/>
+              </w:rPr>
+              <w:t xml:space="preserve">✓ (w ramach PPP)</w:t>
+            </w:r>
+          </w:p>
+        </w:tc>
+      </w:tr>
+      <w:tr>
+        <w:trPr>
+          <w:cantSplit/>
+        </w:trPr>
+        <w:tc>
+          <w:tcPr>
+            <w:tcW w:type="dxa" w:w="900"/>
+            <w:tcBorders>
+              <w:top w:val="single" w:color="E3E1EC" w:sz="4"/>
+              <w:left w:val="single" w:color="E3E1EC" w:sz="4"/>
+              <w:bottom w:val="single" w:color="E3E1EC" w:sz="4"/>
+              <w:right w:val="single" w:color="E3E1EC" w:sz="4"/>
+            </w:tcBorders>
+            <w:tcMar>
+              <w:top w:type="dxa" w:w="45"/>
+              <w:left w:type="dxa" w:w="140"/>
+              <w:bottom w:type="dxa" w:w="45"/>
+              <w:right w:type="dxa" w:w="120"/>
+            </w:tcMar>
+            <w:vAlign w:val="top"/>
+          </w:tcPr>
+          <w:p>
+            <w:pPr>
+              <w:spacing w:after="0" w:before="0" w:line="230"/>
+              <w:jc w:val="left"/>
+            </w:pPr>
+            <w:r>
+              <w:rPr>
+                <w:rFonts w:ascii="Arial" w:cs="Arial" w:eastAsia="Arial" w:hAnsi="Arial"/>
+                <w:b/>
+                <w:bCs/>
+                <w:i w:val="false"/>
+                <w:iCs w:val="false"/>
+                <w:caps w:val="false"/>
+                <w:color w:val="E74509"/>
+                <w:sz w:val="13"/>
+                <w:szCs w:val="13"/>
+              </w:rPr>
+              <w:t xml:space="preserve">12</w:t>
+            </w:r>
+          </w:p>
+        </w:tc>
+        <w:tc>
+          <w:tcPr>
+            <w:tcW w:type="dxa" w:w="4200"/>
+            <w:tcBorders>
+              <w:top w:val="single" w:color="E3E1EC" w:sz="4"/>
+              <w:left w:val="single" w:color="E3E1EC" w:sz="4"/>
+              <w:bottom w:val="single" w:color="E3E1EC" w:sz="4"/>
+              <w:right w:val="single" w:color="E3E1EC" w:sz="4"/>
+            </w:tcBorders>
+            <w:tcMar>
+              <w:top w:type="dxa" w:w="45"/>
+              <w:left w:type="dxa" w:w="140"/>
+              <w:bottom w:type="dxa" w:w="45"/>
+              <w:right w:type="dxa" w:w="120"/>
+            </w:tcMar>
+            <w:vAlign w:val="top"/>
+          </w:tcPr>
+          <w:p>
+            <w:pPr>
+              <w:spacing w:after="0" w:before="0" w:line="230"/>
+              <w:jc w:val="left"/>
+            </w:pPr>
+            <w:r>
+              <w:rPr>
+                <w:rFonts w:ascii="Arial" w:cs="Arial" w:eastAsia="Arial" w:hAnsi="Arial"/>
+                <w:b w:val="false"/>
+                <w:bCs w:val="false"/>
+                <w:i w:val="false"/>
+                <w:iCs w:val="false"/>
+                <w:caps w:val="false"/>
+                <w:color w:val="1A1530"/>
+                <w:sz w:val="13"/>
+                <w:szCs w:val="13"/>
+              </w:rPr>
+              <w:t xml:space="preserve">Zintegrowane działania nauczycieli i specjalistów</w:t>
+            </w:r>
+          </w:p>
+        </w:tc>
+        <w:tc>
+          <w:tcPr>
+            <w:tcW w:type="dxa" w:w="2300"/>
+            <w:tcBorders>
+              <w:top w:val="single" w:color="E3E1EC" w:sz="4"/>
+              <w:left w:val="single" w:color="E3E1EC" w:sz="4"/>
+              <w:bottom w:val="single" w:color="E3E1EC" w:sz="4"/>
+              <w:right w:val="single" w:color="E3E1EC" w:sz="4"/>
+            </w:tcBorders>
+            <w:tcMar>
+              <w:top w:type="dxa" w:w="45"/>
+              <w:left w:type="dxa" w:w="140"/>
+              <w:bottom w:type="dxa" w:w="45"/>
+              <w:right w:type="dxa" w:w="120"/>
+            </w:tcMar>
+            <w:vAlign w:val="top"/>
+          </w:tcPr>
+          <w:p>
+            <w:pPr>
+              <w:spacing w:after="0" w:before="0" w:line="230"/>
+              <w:jc w:val="left"/>
+            </w:pPr>
+            <w:r>
+              <w:rPr>
+                <w:rFonts w:ascii="Arial" w:cs="Arial" w:eastAsia="Arial" w:hAnsi="Arial"/>
+                <w:b/>
+                <w:bCs/>
+                <w:i w:val="false"/>
+                <w:iCs w:val="false"/>
+                <w:caps w:val="false"/>
+                <w:color w:val="2E7D45"/>
+                <w:sz w:val="13"/>
+                <w:szCs w:val="13"/>
+              </w:rPr>
+              <w:t xml:space="preserve">✓</w:t>
+            </w:r>
+          </w:p>
+        </w:tc>
+        <w:tc>
+          <w:tcPr>
+            <w:tcW w:type="dxa" w:w="2506"/>
+            <w:tcBorders>
+              <w:top w:val="single" w:color="E3E1EC" w:sz="4"/>
+              <w:left w:val="single" w:color="E3E1EC" w:sz="4"/>
+              <w:bottom w:val="single" w:color="E3E1EC" w:sz="4"/>
+              <w:right w:val="single" w:color="E3E1EC" w:sz="4"/>
+            </w:tcBorders>
+            <w:tcMar>
+              <w:top w:type="dxa" w:w="45"/>
+              <w:left w:type="dxa" w:w="140"/>
+              <w:bottom w:type="dxa" w:w="45"/>
+              <w:right w:type="dxa" w:w="120"/>
+            </w:tcMar>
+            <w:vAlign w:val="top"/>
+          </w:tcPr>
+          <w:p>
+            <w:pPr>
+              <w:spacing w:after="0" w:before="0" w:line="230"/>
+              <w:jc w:val="left"/>
+            </w:pPr>
+            <w:r>
+              <w:rPr>
+                <w:rFonts w:ascii="Arial" w:cs="Arial" w:eastAsia="Arial" w:hAnsi="Arial"/>
+                <w:b/>
+                <w:bCs/>
+                <w:i w:val="false"/>
+                <w:iCs w:val="false"/>
+                <w:caps w:val="false"/>
+                <w:color w:val="2E7D45"/>
+                <w:sz w:val="13"/>
+                <w:szCs w:val="13"/>
+              </w:rPr>
+              <w:t xml:space="preserve">✓</w:t>
+            </w:r>
+          </w:p>
+        </w:tc>
+      </w:tr>
+      <w:tr>
+        <w:trPr>
+          <w:cantSplit/>
+        </w:trPr>
+        <w:tc>
+          <w:tcPr>
+            <w:tcW w:type="dxa" w:w="900"/>
+            <w:tcBorders>
+              <w:top w:val="single" w:color="E3E1EC" w:sz="4"/>
+              <w:left w:val="single" w:color="E3E1EC" w:sz="4"/>
+              <w:bottom w:val="single" w:color="E3E1EC" w:sz="4"/>
+              <w:right w:val="single" w:color="E3E1EC" w:sz="4"/>
+            </w:tcBorders>
+            <w:tcMar>
+              <w:top w:type="dxa" w:w="45"/>
+              <w:left w:type="dxa" w:w="140"/>
+              <w:bottom w:type="dxa" w:w="45"/>
+              <w:right w:type="dxa" w:w="120"/>
+            </w:tcMar>
+            <w:vAlign w:val="top"/>
+          </w:tcPr>
+          <w:p>
+            <w:pPr>
+              <w:spacing w:after="0" w:before="0" w:line="230"/>
+              <w:jc w:val="left"/>
+            </w:pPr>
+            <w:r>
+              <w:rPr>
+                <w:rFonts w:ascii="Arial" w:cs="Arial" w:eastAsia="Arial" w:hAnsi="Arial"/>
+                <w:b/>
+                <w:bCs/>
+                <w:i w:val="false"/>
+                <w:iCs w:val="false"/>
+                <w:caps w:val="false"/>
+                <w:color w:val="E74509"/>
+                <w:sz w:val="13"/>
+                <w:szCs w:val="13"/>
+              </w:rPr>
+              <w:t xml:space="preserve">13 A</w:t>
+            </w:r>
+          </w:p>
+        </w:tc>
+        <w:tc>
+          <w:tcPr>
+            <w:tcW w:type="dxa" w:w="4200"/>
+            <w:tcBorders>
+              <w:top w:val="single" w:color="E3E1EC" w:sz="4"/>
+              <w:left w:val="single" w:color="E3E1EC" w:sz="4"/>
+              <w:bottom w:val="single" w:color="E3E1EC" w:sz="4"/>
+              <w:right w:val="single" w:color="E3E1EC" w:sz="4"/>
+            </w:tcBorders>
+            <w:tcMar>
+              <w:top w:type="dxa" w:w="45"/>
+              <w:left w:type="dxa" w:w="140"/>
+              <w:bottom w:type="dxa" w:w="45"/>
+              <w:right w:type="dxa" w:w="120"/>
+            </w:tcMar>
+            <w:vAlign w:val="top"/>
+          </w:tcPr>
+          <w:p>
+            <w:pPr>
+              <w:spacing w:after="0" w:before="0" w:line="230"/>
+              <w:jc w:val="left"/>
+            </w:pPr>
+            <w:r>
+              <w:rPr>
+                <w:rFonts w:ascii="Arial" w:cs="Arial" w:eastAsia="Arial" w:hAnsi="Arial"/>
+                <w:b w:val="false"/>
+                <w:bCs w:val="false"/>
+                <w:i w:val="false"/>
+                <w:iCs w:val="false"/>
+                <w:caps w:val="false"/>
+                <w:color w:val="1A1530"/>
+                <w:sz w:val="13"/>
+                <w:szCs w:val="13"/>
+              </w:rPr>
+              <w:t xml:space="preserve">Zajęcia rewalidacyjne</w:t>
+            </w:r>
+          </w:p>
+        </w:tc>
+        <w:tc>
+          <w:tcPr>
+            <w:tcW w:type="dxa" w:w="2300"/>
+            <w:tcBorders>
+              <w:top w:val="single" w:color="E3E1EC" w:sz="4"/>
+              <w:left w:val="single" w:color="E3E1EC" w:sz="4"/>
+              <w:bottom w:val="single" w:color="E3E1EC" w:sz="4"/>
+              <w:right w:val="single" w:color="E3E1EC" w:sz="4"/>
+            </w:tcBorders>
+            <w:tcMar>
+              <w:top w:type="dxa" w:w="45"/>
+              <w:left w:type="dxa" w:w="140"/>
+              <w:bottom w:type="dxa" w:w="45"/>
+              <w:right w:type="dxa" w:w="120"/>
+            </w:tcMar>
+            <w:vAlign w:val="top"/>
+          </w:tcPr>
+          <w:p>
+            <w:pPr>
+              <w:spacing w:after="0" w:before="0" w:line="230"/>
+              <w:jc w:val="left"/>
+            </w:pPr>
+            <w:r>
+              <w:rPr>
+                <w:rFonts w:ascii="Arial" w:cs="Arial" w:eastAsia="Arial" w:hAnsi="Arial"/>
+                <w:b/>
+                <w:bCs/>
+                <w:i w:val="false"/>
+                <w:iCs w:val="false"/>
+                <w:caps w:val="false"/>
+                <w:color w:val="2E7D45"/>
+                <w:sz w:val="13"/>
+                <w:szCs w:val="13"/>
+              </w:rPr>
+              <w:t xml:space="preserve">✓</w:t>
+            </w:r>
+          </w:p>
+        </w:tc>
+        <w:tc>
+          <w:tcPr>
+            <w:tcW w:type="dxa" w:w="2506"/>
+            <w:tcBorders>
+              <w:top w:val="single" w:color="E3E1EC" w:sz="4"/>
+              <w:left w:val="single" w:color="E3E1EC" w:sz="4"/>
+              <w:bottom w:val="single" w:color="E3E1EC" w:sz="4"/>
+              <w:right w:val="single" w:color="E3E1EC" w:sz="4"/>
+            </w:tcBorders>
+            <w:tcMar>
+              <w:top w:type="dxa" w:w="45"/>
+              <w:left w:type="dxa" w:w="140"/>
+              <w:bottom w:type="dxa" w:w="45"/>
+              <w:right w:type="dxa" w:w="120"/>
+            </w:tcMar>
+            <w:vAlign w:val="top"/>
+          </w:tcPr>
+          <w:p>
+            <w:pPr>
+              <w:spacing w:after="0" w:before="0" w:line="230"/>
+              <w:jc w:val="left"/>
+            </w:pPr>
+            <w:r>
+              <w:rPr>
+                <w:rFonts w:ascii="Arial" w:cs="Arial" w:eastAsia="Arial" w:hAnsi="Arial"/>
+                <w:b/>
+                <w:bCs/>
+                <w:i w:val="false"/>
+                <w:iCs w:val="false"/>
+                <w:caps w:val="false"/>
+                <w:color w:val="BF382A"/>
+                <w:sz w:val="13"/>
+                <w:szCs w:val="13"/>
+              </w:rPr>
+              <w:t xml:space="preserve">— (rekomendacja w 10 B)</w:t>
+            </w:r>
+          </w:p>
+        </w:tc>
+      </w:tr>
+      <w:tr>
+        <w:trPr>
+          <w:cantSplit/>
+        </w:trPr>
+        <w:tc>
+          <w:tcPr>
+            <w:tcW w:type="dxa" w:w="900"/>
+            <w:tcBorders>
+              <w:top w:val="single" w:color="E3E1EC" w:sz="4"/>
+              <w:left w:val="single" w:color="E3E1EC" w:sz="4"/>
+              <w:bottom w:val="single" w:color="E3E1EC" w:sz="4"/>
+              <w:right w:val="single" w:color="E3E1EC" w:sz="4"/>
+            </w:tcBorders>
+            <w:tcMar>
+              <w:top w:type="dxa" w:w="45"/>
+              <w:left w:type="dxa" w:w="140"/>
+              <w:bottom w:type="dxa" w:w="45"/>
+              <w:right w:type="dxa" w:w="120"/>
+            </w:tcMar>
+            <w:vAlign w:val="top"/>
+          </w:tcPr>
+          <w:p>
+            <w:pPr>
+              <w:spacing w:after="0" w:before="0" w:line="230"/>
+              <w:jc w:val="left"/>
+            </w:pPr>
+            <w:r>
+              <w:rPr>
+                <w:rFonts w:ascii="Arial" w:cs="Arial" w:eastAsia="Arial" w:hAnsi="Arial"/>
+                <w:b/>
+                <w:bCs/>
+                <w:i w:val="false"/>
+                <w:iCs w:val="false"/>
+                <w:caps w:val="false"/>
+                <w:color w:val="E74509"/>
+                <w:sz w:val="13"/>
+                <w:szCs w:val="13"/>
+              </w:rPr>
+              <w:t xml:space="preserve">13 B</w:t>
+            </w:r>
+          </w:p>
+        </w:tc>
+        <w:tc>
+          <w:tcPr>
+            <w:tcW w:type="dxa" w:w="4200"/>
+            <w:tcBorders>
+              <w:top w:val="single" w:color="E3E1EC" w:sz="4"/>
+              <w:left w:val="single" w:color="E3E1EC" w:sz="4"/>
+              <w:bottom w:val="single" w:color="E3E1EC" w:sz="4"/>
+              <w:right w:val="single" w:color="E3E1EC" w:sz="4"/>
+            </w:tcBorders>
+            <w:tcMar>
+              <w:top w:type="dxa" w:w="45"/>
+              <w:left w:type="dxa" w:w="140"/>
+              <w:bottom w:type="dxa" w:w="45"/>
+              <w:right w:type="dxa" w:w="120"/>
+            </w:tcMar>
+            <w:vAlign w:val="top"/>
+          </w:tcPr>
+          <w:p>
+            <w:pPr>
+              <w:spacing w:after="0" w:before="0" w:line="230"/>
+              <w:jc w:val="left"/>
+            </w:pPr>
+            <w:r>
+              <w:rPr>
+                <w:rFonts w:ascii="Arial" w:cs="Arial" w:eastAsia="Arial" w:hAnsi="Arial"/>
+                <w:b w:val="false"/>
+                <w:bCs w:val="false"/>
+                <w:i w:val="false"/>
+                <w:iCs w:val="false"/>
+                <w:caps w:val="false"/>
+                <w:color w:val="1A1530"/>
+                <w:sz w:val="13"/>
+                <w:szCs w:val="13"/>
+              </w:rPr>
+              <w:t xml:space="preserve">Pomoc psychologiczno-pedagogiczna: formy i czas</w:t>
+            </w:r>
+          </w:p>
+        </w:tc>
+        <w:tc>
+          <w:tcPr>
+            <w:tcW w:type="dxa" w:w="2300"/>
+            <w:tcBorders>
+              <w:top w:val="single" w:color="E3E1EC" w:sz="4"/>
+              <w:left w:val="single" w:color="E3E1EC" w:sz="4"/>
+              <w:bottom w:val="single" w:color="E3E1EC" w:sz="4"/>
+              <w:right w:val="single" w:color="E3E1EC" w:sz="4"/>
+            </w:tcBorders>
+            <w:tcMar>
+              <w:top w:type="dxa" w:w="45"/>
+              <w:left w:type="dxa" w:w="140"/>
+              <w:bottom w:type="dxa" w:w="45"/>
+              <w:right w:type="dxa" w:w="120"/>
+            </w:tcMar>
+            <w:vAlign w:val="top"/>
+          </w:tcPr>
+          <w:p>
+            <w:pPr>
+              <w:spacing w:after="0" w:before="0" w:line="230"/>
+              <w:jc w:val="left"/>
+            </w:pPr>
+            <w:r>
+              <w:rPr>
+                <w:rFonts w:ascii="Arial" w:cs="Arial" w:eastAsia="Arial" w:hAnsi="Arial"/>
+                <w:b/>
+                <w:bCs/>
+                <w:i w:val="false"/>
+                <w:iCs w:val="false"/>
+                <w:caps w:val="false"/>
+                <w:color w:val="2E7D45"/>
+                <w:sz w:val="13"/>
+                <w:szCs w:val="13"/>
+              </w:rPr>
+              <w:t xml:space="preserve">✓</w:t>
+            </w:r>
+          </w:p>
+        </w:tc>
+        <w:tc>
+          <w:tcPr>
+            <w:tcW w:type="dxa" w:w="2506"/>
+            <w:tcBorders>
+              <w:top w:val="single" w:color="E3E1EC" w:sz="4"/>
+              <w:left w:val="single" w:color="E3E1EC" w:sz="4"/>
+              <w:bottom w:val="single" w:color="E3E1EC" w:sz="4"/>
+              <w:right w:val="single" w:color="E3E1EC" w:sz="4"/>
+            </w:tcBorders>
+            <w:tcMar>
+              <w:top w:type="dxa" w:w="45"/>
+              <w:left w:type="dxa" w:w="140"/>
+              <w:bottom w:type="dxa" w:w="45"/>
+              <w:right w:type="dxa" w:w="120"/>
+            </w:tcMar>
+            <w:vAlign w:val="top"/>
+          </w:tcPr>
+          <w:p>
+            <w:pPr>
+              <w:spacing w:after="0" w:before="0" w:line="230"/>
+              <w:jc w:val="left"/>
+            </w:pPr>
+            <w:r>
+              <w:rPr>
+                <w:rFonts w:ascii="Arial" w:cs="Arial" w:eastAsia="Arial" w:hAnsi="Arial"/>
+                <w:b/>
+                <w:bCs/>
+                <w:i w:val="false"/>
+                <w:iCs w:val="false"/>
+                <w:caps w:val="false"/>
+                <w:color w:val="2E7D45"/>
+                <w:sz w:val="13"/>
+                <w:szCs w:val="13"/>
+              </w:rPr>
+              <w:t xml:space="preserve">✓</w:t>
+            </w:r>
+          </w:p>
+        </w:tc>
+      </w:tr>
+      <w:tr>
+        <w:trPr>
+          <w:cantSplit/>
+        </w:trPr>
+        <w:tc>
+          <w:tcPr>
+            <w:tcW w:type="dxa" w:w="900"/>
+            <w:tcBorders>
+              <w:top w:val="single" w:color="E3E1EC" w:sz="4"/>
+              <w:left w:val="single" w:color="E3E1EC" w:sz="4"/>
+              <w:bottom w:val="single" w:color="E3E1EC" w:sz="4"/>
+              <w:right w:val="single" w:color="E3E1EC" w:sz="4"/>
+            </w:tcBorders>
+            <w:tcMar>
+              <w:top w:type="dxa" w:w="45"/>
+              <w:left w:type="dxa" w:w="140"/>
+              <w:bottom w:type="dxa" w:w="45"/>
+              <w:right w:type="dxa" w:w="120"/>
+            </w:tcMar>
+            <w:vAlign w:val="top"/>
+          </w:tcPr>
+          <w:p>
+            <w:pPr>
+              <w:spacing w:after="0" w:before="0" w:line="230"/>
+              <w:jc w:val="left"/>
+            </w:pPr>
+            <w:r>
+              <w:rPr>
+                <w:rFonts w:ascii="Arial" w:cs="Arial" w:eastAsia="Arial" w:hAnsi="Arial"/>
+                <w:b/>
+                <w:bCs/>
+                <w:i w:val="false"/>
+                <w:iCs w:val="false"/>
+                <w:caps w:val="false"/>
+                <w:color w:val="E74509"/>
+                <w:sz w:val="13"/>
+                <w:szCs w:val="13"/>
+              </w:rPr>
+              <w:t xml:space="preserve">13 C</w:t>
+            </w:r>
+          </w:p>
+        </w:tc>
+        <w:tc>
+          <w:tcPr>
+            <w:tcW w:type="dxa" w:w="4200"/>
+            <w:tcBorders>
+              <w:top w:val="single" w:color="E3E1EC" w:sz="4"/>
+              <w:left w:val="single" w:color="E3E1EC" w:sz="4"/>
+              <w:bottom w:val="single" w:color="E3E1EC" w:sz="4"/>
+              <w:right w:val="single" w:color="E3E1EC" w:sz="4"/>
+            </w:tcBorders>
+            <w:tcMar>
+              <w:top w:type="dxa" w:w="45"/>
+              <w:left w:type="dxa" w:w="140"/>
+              <w:bottom w:type="dxa" w:w="45"/>
+              <w:right w:type="dxa" w:w="120"/>
+            </w:tcMar>
+            <w:vAlign w:val="top"/>
+          </w:tcPr>
+          <w:p>
+            <w:pPr>
+              <w:spacing w:after="0" w:before="0" w:line="230"/>
+              <w:jc w:val="left"/>
+            </w:pPr>
+            <w:r>
+              <w:rPr>
+                <w:rFonts w:ascii="Arial" w:cs="Arial" w:eastAsia="Arial" w:hAnsi="Arial"/>
+                <w:b w:val="false"/>
+                <w:bCs w:val="false"/>
+                <w:i w:val="false"/>
+                <w:iCs w:val="false"/>
+                <w:caps w:val="false"/>
+                <w:color w:val="1A1530"/>
+                <w:sz w:val="13"/>
+                <w:szCs w:val="13"/>
+              </w:rPr>
+              <w:t xml:space="preserve">Realizacja zaleceń z orzeczenia / opinii</w:t>
+            </w:r>
+          </w:p>
+        </w:tc>
+        <w:tc>
+          <w:tcPr>
+            <w:tcW w:type="dxa" w:w="2300"/>
+            <w:tcBorders>
+              <w:top w:val="single" w:color="E3E1EC" w:sz="4"/>
+              <w:left w:val="single" w:color="E3E1EC" w:sz="4"/>
+              <w:bottom w:val="single" w:color="E3E1EC" w:sz="4"/>
+              <w:right w:val="single" w:color="E3E1EC" w:sz="4"/>
+            </w:tcBorders>
+            <w:tcMar>
+              <w:top w:type="dxa" w:w="45"/>
+              <w:left w:type="dxa" w:w="140"/>
+              <w:bottom w:type="dxa" w:w="45"/>
+              <w:right w:type="dxa" w:w="120"/>
+            </w:tcMar>
+            <w:vAlign w:val="top"/>
+          </w:tcPr>
+          <w:p>
+            <w:pPr>
+              <w:spacing w:after="0" w:before="0" w:line="230"/>
+              <w:jc w:val="left"/>
+            </w:pPr>
+            <w:r>
+              <w:rPr>
+                <w:rFonts w:ascii="Arial" w:cs="Arial" w:eastAsia="Arial" w:hAnsi="Arial"/>
+                <w:b/>
+                <w:bCs/>
+                <w:i w:val="false"/>
+                <w:iCs w:val="false"/>
+                <w:caps w:val="false"/>
+                <w:color w:val="2E7D45"/>
+                <w:sz w:val="13"/>
+                <w:szCs w:val="13"/>
+              </w:rPr>
+              <w:t xml:space="preserve">✓</w:t>
+            </w:r>
+          </w:p>
+        </w:tc>
+        <w:tc>
+          <w:tcPr>
+            <w:tcW w:type="dxa" w:w="2506"/>
+            <w:tcBorders>
+              <w:top w:val="single" w:color="E3E1EC" w:sz="4"/>
+              <w:left w:val="single" w:color="E3E1EC" w:sz="4"/>
+              <w:bottom w:val="single" w:color="E3E1EC" w:sz="4"/>
+              <w:right w:val="single" w:color="E3E1EC" w:sz="4"/>
+            </w:tcBorders>
+            <w:tcMar>
+              <w:top w:type="dxa" w:w="45"/>
+              <w:left w:type="dxa" w:w="140"/>
+              <w:bottom w:type="dxa" w:w="45"/>
+              <w:right w:type="dxa" w:w="120"/>
+            </w:tcMar>
+            <w:vAlign w:val="top"/>
+          </w:tcPr>
+          <w:p>
+            <w:pPr>
+              <w:spacing w:after="0" w:before="0" w:line="230"/>
+              <w:jc w:val="left"/>
+            </w:pPr>
+            <w:r>
+              <w:rPr>
+                <w:rFonts w:ascii="Arial" w:cs="Arial" w:eastAsia="Arial" w:hAnsi="Arial"/>
+                <w:b w:val="false"/>
+                <w:bCs w:val="false"/>
+                <w:i w:val="false"/>
+                <w:iCs w:val="false"/>
+                <w:caps w:val="false"/>
+                <w:color w:val="1A1530"/>
+                <w:sz w:val="13"/>
+                <w:szCs w:val="13"/>
+              </w:rPr>
+              <w:t xml:space="preserve">tylko zalecenia z opinii poradni, jeśli jest</w:t>
+            </w:r>
+          </w:p>
+        </w:tc>
+      </w:tr>
+      <w:tr>
+        <w:trPr>
+          <w:cantSplit/>
+        </w:trPr>
+        <w:tc>
+          <w:tcPr>
+            <w:tcW w:type="dxa" w:w="900"/>
+            <w:tcBorders>
+              <w:top w:val="single" w:color="E3E1EC" w:sz="4"/>
+              <w:left w:val="single" w:color="E3E1EC" w:sz="4"/>
+              <w:bottom w:val="single" w:color="E3E1EC" w:sz="4"/>
+              <w:right w:val="single" w:color="E3E1EC" w:sz="4"/>
+            </w:tcBorders>
+            <w:tcMar>
+              <w:top w:type="dxa" w:w="45"/>
+              <w:left w:type="dxa" w:w="140"/>
+              <w:bottom w:type="dxa" w:w="45"/>
+              <w:right w:type="dxa" w:w="120"/>
+            </w:tcMar>
+            <w:vAlign w:val="top"/>
+          </w:tcPr>
+          <w:p>
+            <w:pPr>
+              <w:spacing w:after="0" w:before="0" w:line="230"/>
+              <w:jc w:val="left"/>
+            </w:pPr>
+            <w:r>
+              <w:rPr>
+                <w:rFonts w:ascii="Arial" w:cs="Arial" w:eastAsia="Arial" w:hAnsi="Arial"/>
+                <w:b/>
+                <w:bCs/>
+                <w:i w:val="false"/>
+                <w:iCs w:val="false"/>
+                <w:caps w:val="false"/>
+                <w:color w:val="E74509"/>
+                <w:sz w:val="13"/>
+                <w:szCs w:val="13"/>
+              </w:rPr>
+              <w:t xml:space="preserve">14</w:t>
+            </w:r>
+          </w:p>
+        </w:tc>
+        <w:tc>
+          <w:tcPr>
+            <w:tcW w:type="dxa" w:w="4200"/>
+            <w:tcBorders>
+              <w:top w:val="single" w:color="E3E1EC" w:sz="4"/>
+              <w:left w:val="single" w:color="E3E1EC" w:sz="4"/>
+              <w:bottom w:val="single" w:color="E3E1EC" w:sz="4"/>
+              <w:right w:val="single" w:color="E3E1EC" w:sz="4"/>
+            </w:tcBorders>
+            <w:tcMar>
+              <w:top w:type="dxa" w:w="45"/>
+              <w:left w:type="dxa" w:w="140"/>
+              <w:bottom w:type="dxa" w:w="45"/>
+              <w:right w:type="dxa" w:w="120"/>
+            </w:tcMar>
+            <w:vAlign w:val="top"/>
+          </w:tcPr>
+          <w:p>
+            <w:pPr>
+              <w:spacing w:after="0" w:before="0" w:line="230"/>
+              <w:jc w:val="left"/>
+            </w:pPr>
+            <w:r>
+              <w:rPr>
+                <w:rFonts w:ascii="Arial" w:cs="Arial" w:eastAsia="Arial" w:hAnsi="Arial"/>
+                <w:b w:val="false"/>
+                <w:bCs w:val="false"/>
+                <w:i w:val="false"/>
+                <w:iCs w:val="false"/>
+                <w:caps w:val="false"/>
+                <w:color w:val="1A1530"/>
+                <w:sz w:val="13"/>
+                <w:szCs w:val="13"/>
+              </w:rPr>
+              <w:t xml:space="preserve">Dodatkowa osoba (nauczyciel współorganizujący)</w:t>
+            </w:r>
+          </w:p>
+        </w:tc>
+        <w:tc>
+          <w:tcPr>
+            <w:tcW w:type="dxa" w:w="2300"/>
+            <w:tcBorders>
+              <w:top w:val="single" w:color="E3E1EC" w:sz="4"/>
+              <w:left w:val="single" w:color="E3E1EC" w:sz="4"/>
+              <w:bottom w:val="single" w:color="E3E1EC" w:sz="4"/>
+              <w:right w:val="single" w:color="E3E1EC" w:sz="4"/>
+            </w:tcBorders>
+            <w:tcMar>
+              <w:top w:type="dxa" w:w="45"/>
+              <w:left w:type="dxa" w:w="140"/>
+              <w:bottom w:type="dxa" w:w="45"/>
+              <w:right w:type="dxa" w:w="120"/>
+            </w:tcMar>
+            <w:vAlign w:val="top"/>
+          </w:tcPr>
+          <w:p>
+            <w:pPr>
+              <w:spacing w:after="0" w:before="0" w:line="230"/>
+              <w:jc w:val="left"/>
+            </w:pPr>
+            <w:r>
+              <w:rPr>
+                <w:rFonts w:ascii="Arial" w:cs="Arial" w:eastAsia="Arial" w:hAnsi="Arial"/>
+                <w:b/>
+                <w:bCs/>
+                <w:i w:val="false"/>
+                <w:iCs w:val="false"/>
+                <w:caps w:val="false"/>
+                <w:color w:val="2E7D45"/>
+                <w:sz w:val="13"/>
+                <w:szCs w:val="13"/>
+              </w:rPr>
+              <w:t xml:space="preserve">✓ uzasadnienie</w:t>
+            </w:r>
+          </w:p>
+        </w:tc>
+        <w:tc>
+          <w:tcPr>
+            <w:tcW w:type="dxa" w:w="2506"/>
+            <w:tcBorders>
+              <w:top w:val="single" w:color="E3E1EC" w:sz="4"/>
+              <w:left w:val="single" w:color="E3E1EC" w:sz="4"/>
+              <w:bottom w:val="single" w:color="E3E1EC" w:sz="4"/>
+              <w:right w:val="single" w:color="E3E1EC" w:sz="4"/>
+            </w:tcBorders>
+            <w:tcMar>
+              <w:top w:type="dxa" w:w="45"/>
+              <w:left w:type="dxa" w:w="140"/>
+              <w:bottom w:type="dxa" w:w="45"/>
+              <w:right w:type="dxa" w:w="120"/>
+            </w:tcMar>
+            <w:vAlign w:val="top"/>
+          </w:tcPr>
+          <w:p>
+            <w:pPr>
+              <w:spacing w:after="0" w:before="0" w:line="230"/>
+              <w:jc w:val="left"/>
+            </w:pPr>
+            <w:r>
+              <w:rPr>
+                <w:rFonts w:ascii="Arial" w:cs="Arial" w:eastAsia="Arial" w:hAnsi="Arial"/>
+                <w:b/>
+                <w:bCs/>
+                <w:i w:val="false"/>
+                <w:iCs w:val="false"/>
+                <w:caps w:val="false"/>
+                <w:color w:val="BF382A"/>
+                <w:sz w:val="13"/>
+                <w:szCs w:val="13"/>
+              </w:rPr>
+              <w:t xml:space="preserve">— (wniosek w 10 B)</w:t>
+            </w:r>
+          </w:p>
+        </w:tc>
+      </w:tr>
+      <w:tr>
+        <w:trPr>
+          <w:cantSplit/>
+        </w:trPr>
+        <w:tc>
+          <w:tcPr>
+            <w:tcW w:type="dxa" w:w="900"/>
+            <w:tcBorders>
+              <w:top w:val="single" w:color="E3E1EC" w:sz="4"/>
+              <w:left w:val="single" w:color="E3E1EC" w:sz="4"/>
+              <w:bottom w:val="single" w:color="E3E1EC" w:sz="4"/>
+              <w:right w:val="single" w:color="E3E1EC" w:sz="4"/>
+            </w:tcBorders>
+            <w:tcMar>
+              <w:top w:type="dxa" w:w="45"/>
+              <w:left w:type="dxa" w:w="140"/>
+              <w:bottom w:type="dxa" w:w="45"/>
+              <w:right w:type="dxa" w:w="120"/>
+            </w:tcMar>
+            <w:vAlign w:val="top"/>
+          </w:tcPr>
+          <w:p>
+            <w:pPr>
+              <w:spacing w:after="0" w:before="0" w:line="230"/>
+              <w:jc w:val="left"/>
+            </w:pPr>
+            <w:r>
+              <w:rPr>
+                <w:rFonts w:ascii="Arial" w:cs="Arial" w:eastAsia="Arial" w:hAnsi="Arial"/>
+                <w:b/>
+                <w:bCs/>
+                <w:i w:val="false"/>
+                <w:iCs w:val="false"/>
+                <w:caps w:val="false"/>
+                <w:color w:val="E74509"/>
+                <w:sz w:val="13"/>
+                <w:szCs w:val="13"/>
+              </w:rPr>
+              <w:t xml:space="preserve">15–16</w:t>
+            </w:r>
+          </w:p>
+        </w:tc>
+        <w:tc>
+          <w:tcPr>
+            <w:tcW w:type="dxa" w:w="4200"/>
+            <w:tcBorders>
+              <w:top w:val="single" w:color="E3E1EC" w:sz="4"/>
+              <w:left w:val="single" w:color="E3E1EC" w:sz="4"/>
+              <w:bottom w:val="single" w:color="E3E1EC" w:sz="4"/>
+              <w:right w:val="single" w:color="E3E1EC" w:sz="4"/>
+            </w:tcBorders>
+            <w:tcMar>
+              <w:top w:type="dxa" w:w="45"/>
+              <w:left w:type="dxa" w:w="140"/>
+              <w:bottom w:type="dxa" w:w="45"/>
+              <w:right w:type="dxa" w:w="120"/>
+            </w:tcMar>
+            <w:vAlign w:val="top"/>
+          </w:tcPr>
+          <w:p>
+            <w:pPr>
+              <w:spacing w:after="0" w:before="0" w:line="230"/>
+              <w:jc w:val="left"/>
+            </w:pPr>
+            <w:r>
+              <w:rPr>
+                <w:rFonts w:ascii="Arial" w:cs="Arial" w:eastAsia="Arial" w:hAnsi="Arial"/>
+                <w:b w:val="false"/>
+                <w:bCs w:val="false"/>
+                <w:i w:val="false"/>
+                <w:iCs w:val="false"/>
+                <w:caps w:val="false"/>
+                <w:color w:val="1A1530"/>
+                <w:sz w:val="13"/>
+                <w:szCs w:val="13"/>
+              </w:rPr>
+              <w:t xml:space="preserve">Rodzice, poradnia, terminy oceny, podpisy</w:t>
+            </w:r>
+          </w:p>
+        </w:tc>
+        <w:tc>
+          <w:tcPr>
+            <w:tcW w:type="dxa" w:w="2300"/>
+            <w:tcBorders>
+              <w:top w:val="single" w:color="E3E1EC" w:sz="4"/>
+              <w:left w:val="single" w:color="E3E1EC" w:sz="4"/>
+              <w:bottom w:val="single" w:color="E3E1EC" w:sz="4"/>
+              <w:right w:val="single" w:color="E3E1EC" w:sz="4"/>
+            </w:tcBorders>
+            <w:tcMar>
+              <w:top w:type="dxa" w:w="45"/>
+              <w:left w:type="dxa" w:w="140"/>
+              <w:bottom w:type="dxa" w:w="45"/>
+              <w:right w:type="dxa" w:w="120"/>
+            </w:tcMar>
+            <w:vAlign w:val="top"/>
+          </w:tcPr>
+          <w:p>
+            <w:pPr>
+              <w:spacing w:after="0" w:before="0" w:line="230"/>
+              <w:jc w:val="left"/>
+            </w:pPr>
+            <w:r>
+              <w:rPr>
+                <w:rFonts w:ascii="Arial" w:cs="Arial" w:eastAsia="Arial" w:hAnsi="Arial"/>
+                <w:b/>
+                <w:bCs/>
+                <w:i w:val="false"/>
+                <w:iCs w:val="false"/>
+                <w:caps w:val="false"/>
+                <w:color w:val="2E7D45"/>
+                <w:sz w:val="13"/>
+                <w:szCs w:val="13"/>
+              </w:rPr>
+              <w:t xml:space="preserve">✓</w:t>
+            </w:r>
+          </w:p>
+        </w:tc>
+        <w:tc>
+          <w:tcPr>
+            <w:tcW w:type="dxa" w:w="2506"/>
+            <w:tcBorders>
+              <w:top w:val="single" w:color="E3E1EC" w:sz="4"/>
+              <w:left w:val="single" w:color="E3E1EC" w:sz="4"/>
+              <w:bottom w:val="single" w:color="E3E1EC" w:sz="4"/>
+              <w:right w:val="single" w:color="E3E1EC" w:sz="4"/>
+            </w:tcBorders>
+            <w:tcMar>
+              <w:top w:type="dxa" w:w="45"/>
+              <w:left w:type="dxa" w:w="140"/>
+              <w:bottom w:type="dxa" w:w="45"/>
+              <w:right w:type="dxa" w:w="120"/>
+            </w:tcMar>
+            <w:vAlign w:val="top"/>
+          </w:tcPr>
+          <w:p>
+            <w:pPr>
+              <w:spacing w:after="0" w:before="0" w:line="230"/>
+              <w:jc w:val="left"/>
+            </w:pPr>
+            <w:r>
+              <w:rPr>
+                <w:rFonts w:ascii="Arial" w:cs="Arial" w:eastAsia="Arial" w:hAnsi="Arial"/>
+                <w:b/>
+                <w:bCs/>
+                <w:i w:val="false"/>
+                <w:iCs w:val="false"/>
+                <w:caps w:val="false"/>
+                <w:color w:val="2E7D45"/>
+                <w:sz w:val="13"/>
+                <w:szCs w:val="13"/>
+              </w:rPr>
+              <w:t xml:space="preserve">✓</w:t>
+            </w:r>
+          </w:p>
+        </w:tc>
+      </w:tr>
+    </w:tbl>
+    <w:p>
+      <w:pPr>
+        <w:pageBreakBefore/>
+        <w:spacing w:after="0" w:before="0" w:line="20" w:lineRule="exact"/>
+      </w:pPr>
+      <w:r>
+        <w:rPr>
+          <w:rFonts w:ascii="Arial" w:cs="Arial" w:eastAsia="Arial" w:hAnsi="Arial"/>
+          <w:b w:val="false"/>
+          <w:bCs w:val="false"/>
+          <w:i w:val="false"/>
+          <w:iCs w:val="false"/>
+          <w:caps w:val="false"/>
+          <w:color w:val="1A1530"/>
+          <w:sz w:val="2"/>
+          <w:szCs w:val="2"/>
+        </w:rPr>
+        <w:t xml:space="preserve"/>
+      </w:r>
+    </w:p>
+    <w:tbl>
+      <w:tblPr>
+        <w:tblW w:type="dxa" w:w="9906"/>
+        <w:tblBorders>
+          <w:top w:val="single" w:color="auto" w:sz="4"/>
+          <w:left w:val="single" w:color="auto" w:sz="4"/>
+          <w:bottom w:val="single" w:color="auto" w:sz="4"/>
+          <w:right w:val="single" w:color="auto" w:sz="4"/>
+          <w:insideH w:val="single" w:color="auto" w:sz="4"/>
+          <w:insideV w:val="single" w:color="auto" w:sz="4"/>
+        </w:tblBorders>
+      </w:tblPr>
+      <w:tblGrid>
+        <w:gridCol w:w="700"/>
+        <w:gridCol w:w="6200"/>
+        <w:gridCol w:w="3006"/>
+      </w:tblGrid>
+      <w:tr>
+        <w:trPr>
+          <w:cantSplit/>
+        </w:trPr>
+        <w:tc>
+          <w:tcPr>
+            <w:tcW w:type="dxa" w:w="700"/>
+            <w:tcBorders>
+              <w:top w:val="nil"/>
+              <w:left w:val="nil"/>
+              <w:bottom w:val="nil"/>
+              <w:right w:val="nil"/>
+            </w:tcBorders>
+            <w:shd w:fill="2D1B69" w:color="auto" w:val="clear"/>
+            <w:tcMar>
+              <w:top w:type="dxa" w:w="120"/>
+              <w:left w:type="dxa" w:w="40"/>
+              <w:bottom w:type="dxa" w:w="120"/>
+              <w:right w:type="dxa" w:w="40"/>
+            </w:tcMar>
+            <w:vAlign w:val="center"/>
+          </w:tcPr>
+          <w:p>
+            <w:pPr>
+              <w:spacing w:after="0" w:before="0" w:line="276"/>
+              <w:jc w:val="center"/>
+            </w:pPr>
+            <w:r>
+              <w:rPr>
+                <w:rFonts w:ascii="Arial" w:cs="Arial" w:eastAsia="Arial" w:hAnsi="Arial"/>
+                <w:b/>
+                <w:bCs/>
+                <w:i w:val="false"/>
+                <w:iCs w:val="false"/>
+                <w:caps w:val="false"/>
+                <w:color w:val="FFFFFF"/>
+                <w:sz w:val="12"/>
+                <w:szCs w:val="12"/>
+              </w:rPr>
+              <w:t xml:space="preserve">PCTP</w:t>
+            </w:r>
+          </w:p>
+        </w:tc>
+        <w:tc>
+          <w:tcPr>
+            <w:tcW w:type="dxa" w:w="6200"/>
+            <w:tcBorders>
+              <w:top w:val="nil"/>
+              <w:left w:val="nil"/>
+              <w:bottom w:val="nil"/>
+              <w:right w:val="nil"/>
+            </w:tcBorders>
+            <w:tcMar>
+              <w:top w:type="dxa" w:w="0"/>
+              <w:left w:type="dxa" w:w="160"/>
+              <w:bottom w:type="dxa" w:w="0"/>
+              <w:right w:type="dxa" w:w="0"/>
+            </w:tcMar>
+            <w:vAlign w:val="center"/>
+          </w:tcPr>
+          <w:p>
+            <w:pPr>
+              <w:spacing w:after="20" w:before="0" w:line="276"/>
+              <w:jc w:val="left"/>
+            </w:pPr>
+            <w:r>
+              <w:rPr>
+                <w:rFonts w:ascii="Arial" w:cs="Arial" w:eastAsia="Arial" w:hAnsi="Arial"/>
+                <w:b/>
+                <w:bCs/>
+                <w:i w:val="false"/>
+                <w:iCs w:val="false"/>
+                <w:caps w:val="false"/>
+                <w:color w:val="2D1B69"/>
+                <w:sz w:val="26"/>
+                <w:szCs w:val="26"/>
+              </w:rPr>
+              <w:t xml:space="preserve">EduPlaner 2026</w:t>
+            </w:r>
+          </w:p>
+          <w:p>
+            <w:pPr>
+              <w:spacing w:after="0" w:before="0" w:line="276"/>
+              <w:jc w:val="left"/>
+            </w:pPr>
+            <w:r>
+              <w:rPr>
+                <w:rFonts w:ascii="Arial" w:cs="Arial" w:eastAsia="Arial" w:hAnsi="Arial"/>
+                <w:b w:val="false"/>
+                <w:bCs w:val="false"/>
+                <w:i w:val="false"/>
+                <w:iCs w:val="false"/>
+                <w:caps/>
+                <w:color w:val="6B6378"/>
+                <w:spacing w:val="14"/>
+                <w:sz w:val="12"/>
+                <w:szCs w:val="12"/>
+              </w:rPr>
+              <w:t xml:space="preserve">Raport Oceny Funkcjonalnej · Podstawy prawne</w:t>
             </w:r>
           </w:p>
         </w:tc>
@@ -2831,7 +5726,7 @@
           <w:sz w:val="22"/>
           <w:szCs w:val="22"/>
         </w:rPr>
-        <w:t xml:space="preserve">PODSTAWY PRAWNE DOKUMENTU I JAK CZYTAĆ RAPORT</w:t>
+        <w:t xml:space="preserve">PODSTAWY PRAWNE DOKUMENTU</w:t>
       </w:r>
     </w:p>
     <w:p>
@@ -3937,52 +6832,8 @@
     </w:tbl>
     <w:p>
       <w:pPr>
-        <w:keepNext/>
-        <w:spacing w:after="90" w:before="140"/>
+        <w:spacing w:after="120" w:before="0"/>
       </w:pPr>
-      <w:r>
-        <w:rPr>
-          <w:rFonts w:ascii="Arial" w:cs="Arial" w:eastAsia="Arial" w:hAnsi="Arial"/>
-          <w:b/>
-          <w:bCs/>
-          <w:i w:val="false"/>
-          <w:iCs w:val="false"/>
-          <w:caps w:val="false"/>
-          <w:color w:val="FFFFFF"/>
-          <w:sz w:val="16"/>
-          <w:szCs w:val="16"/>
-          <w:shd w:fill="2D1B69" w:color="auto" w:val="clear"/>
-        </w:rPr>
-        <w:t xml:space="preserve"> ? </w:t>
-      </w:r>
-      <w:r>
-        <w:rPr>
-          <w:rFonts w:ascii="Arial" w:cs="Arial" w:eastAsia="Arial" w:hAnsi="Arial"/>
-          <w:b/>
-          <w:bCs/>
-          <w:i w:val="false"/>
-          <w:iCs w:val="false"/>
-          <w:caps w:val="false"/>
-          <w:color w:val="2D1B69"/>
-          <w:sz w:val="18"/>
-          <w:szCs w:val="18"/>
-        </w:rPr>
-        <w:t xml:space="preserve">   Jak czytać ten raport</w:t>
-      </w:r>
-      <w:r>
-        <w:rPr>
-          <w:rFonts w:ascii="Arial" w:cs="Arial" w:eastAsia="Arial" w:hAnsi="Arial"/>
-          <w:b w:val="false"/>
-          <w:bCs w:val="false"/>
-          <w:i w:val="false"/>
-          <w:iCs w:val="false"/>
-          <w:caps w:val="false"/>
-          <w:color w:val="6B6378"/>
-          <w:sz w:val="14"/>
-          <w:szCs w:val="14"/>
-        </w:rPr>
-        <w:t xml:space="preserve">   · pięć kroków od obserwacji do oceny efektów · Część I–II = opinia dla rodzica i poradni, Część III = organizacja wsparcia</w:t>
-      </w:r>
     </w:p>
     <w:tbl>
       <w:tblPr>
@@ -3997,11 +6848,7 @@
         </w:tblBorders>
       </w:tblPr>
       <w:tblGrid>
-        <w:gridCol w:w="1981"/>
-        <w:gridCol w:w="1981"/>
-        <w:gridCol w:w="1981"/>
-        <w:gridCol w:w="1981"/>
-        <w:gridCol w:w="1982"/>
+        <w:gridCol w:w="9906"/>
       </w:tblGrid>
       <w:tr>
         <w:trPr>
@@ -4009,24 +6856,25 @@
         </w:trPr>
         <w:tc>
           <w:tcPr>
-            <w:tcW w:type="dxa" w:w="1981"/>
-            <w:tcBorders>
-              <w:top w:val="single" w:color="D9D0F0" w:sz="4"/>
-              <w:left w:val="single" w:color="D9D0F0" w:sz="4"/>
-              <w:bottom w:val="single" w:color="D9D0F0" w:sz="4"/>
-              <w:right w:val="single" w:color="D9D0F0" w:sz="4"/>
-            </w:tcBorders>
-            <w:tcMar>
-              <w:top w:type="dxa" w:w="80"/>
-              <w:left w:type="dxa" w:w="120"/>
-              <w:bottom w:type="dxa" w:w="80"/>
-              <w:right w:type="dxa" w:w="100"/>
-            </w:tcMar>
-            <w:vAlign w:val="top"/>
-          </w:tcPr>
-          <w:p>
-            <w:pPr>
-              <w:spacing w:after="20" w:before="0" w:line="276"/>
+            <w:tcW w:type="dxa" w:w="9906"/>
+            <w:tcBorders>
+              <w:top w:val="single" w:color="E3E1EC" w:sz="4"/>
+              <w:left w:val="single" w:color="E3E1EC" w:sz="4"/>
+              <w:bottom w:val="single" w:color="E3E1EC" w:sz="4"/>
+              <w:right w:val="single" w:color="E3E1EC" w:sz="4"/>
+            </w:tcBorders>
+            <w:shd w:fill="FAF6F1" w:color="auto" w:val="clear"/>
+            <w:tcMar>
+              <w:top w:type="dxa" w:w="120"/>
+              <w:left w:type="dxa" w:w="220"/>
+              <w:bottom w:type="dxa" w:w="120"/>
+              <w:right w:type="dxa" w:w="220"/>
+            </w:tcMar>
+            <w:vAlign w:val="top"/>
+          </w:tcPr>
+          <w:p>
+            <w:pPr>
+              <w:spacing w:after="0" w:before="0" w:line="270"/>
               <w:jc w:val="left"/>
             </w:pPr>
             <w:r>
@@ -4038,367 +6886,24 @@
                 <w:iCs w:val="false"/>
                 <w:caps w:val="false"/>
                 <w:color w:val="E74509"/>
-                <w:spacing w:val="12"/>
-                <w:sz w:val="11"/>
-                <w:szCs w:val="11"/>
-              </w:rPr>
-              <w:t xml:space="preserve">CZĘŚĆ I</w:t>
-            </w:r>
-          </w:p>
-          <w:p>
-            <w:pPr>
-              <w:spacing w:after="30" w:before="0" w:line="276"/>
-              <w:jc w:val="left"/>
-            </w:pPr>
-            <w:r>
-              <w:rPr>
-                <w:rFonts w:ascii="Arial" w:cs="Arial" w:eastAsia="Arial" w:hAnsi="Arial"/>
-                <w:b/>
-                <w:bCs/>
-                <w:i w:val="false"/>
-                <w:iCs w:val="false"/>
-                <w:caps w:val="false"/>
-                <w:color w:val="2D1B69"/>
-                <w:sz w:val="15"/>
-                <w:szCs w:val="15"/>
-              </w:rPr>
-              <w:t xml:space="preserve">Obserwujemy</w:t>
-            </w:r>
-          </w:p>
-          <w:p>
-            <w:pPr>
-              <w:spacing w:after="0" w:before="0" w:line="220"/>
-              <w:jc w:val="left"/>
-            </w:pPr>
-            <w:r>
-              <w:rPr>
-                <w:rFonts w:ascii="Arial" w:cs="Arial" w:eastAsia="Arial" w:hAnsi="Arial"/>
-                <w:b w:val="false"/>
-                <w:bCs w:val="false"/>
-                <w:i w:val="false"/>
-                <w:iCs w:val="false"/>
-                <w:caps w:val="false"/>
-                <w:color w:val="6B6378"/>
-                <w:sz w:val="12"/>
-                <w:szCs w:val="12"/>
-              </w:rPr>
-              <w:t xml:space="preserve">sekcje 1–3: kto, kiedy, jakimi narzędziami</w:t>
-            </w:r>
-          </w:p>
-        </w:tc>
-        <w:tc>
-          <w:tcPr>
-            <w:tcW w:type="dxa" w:w="1981"/>
-            <w:tcBorders>
-              <w:top w:val="single" w:color="D9D0F0" w:sz="4"/>
-              <w:left w:val="single" w:color="D9D0F0" w:sz="4"/>
-              <w:bottom w:val="single" w:color="D9D0F0" w:sz="4"/>
-              <w:right w:val="single" w:color="D9D0F0" w:sz="4"/>
-            </w:tcBorders>
-            <w:tcMar>
-              <w:top w:type="dxa" w:w="80"/>
-              <w:left w:type="dxa" w:w="120"/>
-              <w:bottom w:type="dxa" w:w="80"/>
-              <w:right w:type="dxa" w:w="100"/>
-            </w:tcMar>
-            <w:vAlign w:val="top"/>
-          </w:tcPr>
-          <w:p>
-            <w:pPr>
-              <w:spacing w:after="20" w:before="0" w:line="276"/>
-              <w:jc w:val="left"/>
-            </w:pPr>
-            <w:r>
-              <w:rPr>
-                <w:rFonts w:ascii="Arial" w:cs="Arial" w:eastAsia="Arial" w:hAnsi="Arial"/>
-                <w:b/>
-                <w:bCs/>
-                <w:i w:val="false"/>
-                <w:iCs w:val="false"/>
-                <w:caps w:val="false"/>
-                <w:color w:val="E74509"/>
-                <w:spacing w:val="12"/>
-                <w:sz w:val="11"/>
-                <w:szCs w:val="11"/>
-              </w:rPr>
-              <w:t xml:space="preserve">CZĘŚĆ II</w:t>
-            </w:r>
-          </w:p>
-          <w:p>
-            <w:pPr>
-              <w:spacing w:after="30" w:before="0" w:line="276"/>
-              <w:jc w:val="left"/>
-            </w:pPr>
-            <w:r>
-              <w:rPr>
-                <w:rFonts w:ascii="Arial" w:cs="Arial" w:eastAsia="Arial" w:hAnsi="Arial"/>
-                <w:b/>
-                <w:bCs/>
-                <w:i w:val="false"/>
-                <w:iCs w:val="false"/>
-                <w:caps w:val="false"/>
-                <w:color w:val="2D1B69"/>
-                <w:sz w:val="15"/>
-                <w:szCs w:val="15"/>
-              </w:rPr>
-              <w:t xml:space="preserve">Opisujemy wyniki</w:t>
-            </w:r>
-          </w:p>
-          <w:p>
-            <w:pPr>
-              <w:spacing w:after="0" w:before="0" w:line="220"/>
-              <w:jc w:val="left"/>
-            </w:pPr>
-            <w:r>
-              <w:rPr>
-                <w:rFonts w:ascii="Arial" w:cs="Arial" w:eastAsia="Arial" w:hAnsi="Arial"/>
-                <w:b w:val="false"/>
-                <w:bCs w:val="false"/>
-                <w:i w:val="false"/>
-                <w:iCs w:val="false"/>
-                <w:caps w:val="false"/>
-                <w:color w:val="6B6378"/>
-                <w:sz w:val="12"/>
-                <w:szCs w:val="12"/>
-              </w:rPr>
-              <w:t xml:space="preserve">sekcje 4–9: funkcjonowanie, liczby, arkusze, głos dziecka, analiza</w:t>
-            </w:r>
-          </w:p>
-        </w:tc>
-        <w:tc>
-          <w:tcPr>
-            <w:tcW w:type="dxa" w:w="1981"/>
-            <w:tcBorders>
-              <w:top w:val="single" w:color="D9D0F0" w:sz="4"/>
-              <w:left w:val="single" w:color="D9D0F0" w:sz="4"/>
-              <w:bottom w:val="single" w:color="D9D0F0" w:sz="4"/>
-              <w:right w:val="single" w:color="D9D0F0" w:sz="4"/>
-            </w:tcBorders>
-            <w:tcMar>
-              <w:top w:type="dxa" w:w="80"/>
-              <w:left w:type="dxa" w:w="120"/>
-              <w:bottom w:type="dxa" w:w="80"/>
-              <w:right w:type="dxa" w:w="100"/>
-            </w:tcMar>
-            <w:vAlign w:val="top"/>
-          </w:tcPr>
-          <w:p>
-            <w:pPr>
-              <w:spacing w:after="20" w:before="0" w:line="276"/>
-              <w:jc w:val="left"/>
-            </w:pPr>
-            <w:r>
-              <w:rPr>
-                <w:rFonts w:ascii="Arial" w:cs="Arial" w:eastAsia="Arial" w:hAnsi="Arial"/>
-                <w:b/>
-                <w:bCs/>
-                <w:i w:val="false"/>
-                <w:iCs w:val="false"/>
-                <w:caps w:val="false"/>
-                <w:color w:val="E74509"/>
-                <w:spacing w:val="12"/>
-                <w:sz w:val="11"/>
-                <w:szCs w:val="11"/>
-              </w:rPr>
-              <w:t xml:space="preserve">CZĘŚĆ II</w:t>
-            </w:r>
-          </w:p>
-          <w:p>
-            <w:pPr>
-              <w:spacing w:after="30" w:before="0" w:line="276"/>
-              <w:jc w:val="left"/>
-            </w:pPr>
-            <w:r>
-              <w:rPr>
-                <w:rFonts w:ascii="Arial" w:cs="Arial" w:eastAsia="Arial" w:hAnsi="Arial"/>
-                <w:b/>
-                <w:bCs/>
-                <w:i w:val="false"/>
-                <w:iCs w:val="false"/>
-                <w:caps w:val="false"/>
-                <w:color w:val="2D1B69"/>
-                <w:sz w:val="15"/>
-                <w:szCs w:val="15"/>
-              </w:rPr>
-              <w:t xml:space="preserve">Decydujemy</w:t>
-            </w:r>
-          </w:p>
-          <w:p>
-            <w:pPr>
-              <w:spacing w:after="0" w:before="0" w:line="220"/>
-              <w:jc w:val="left"/>
-            </w:pPr>
-            <w:r>
-              <w:rPr>
-                <w:rFonts w:ascii="Arial" w:cs="Arial" w:eastAsia="Arial" w:hAnsi="Arial"/>
-                <w:b w:val="false"/>
-                <w:bCs w:val="false"/>
-                <w:i w:val="false"/>
-                <w:iCs w:val="false"/>
-                <w:caps w:val="false"/>
-                <w:color w:val="6B6378"/>
-                <w:sz w:val="12"/>
-                <w:szCs w:val="12"/>
-              </w:rPr>
-              <w:t xml:space="preserve">sekcja 10: Zespół ustala poziom wsparcia</w:t>
-            </w:r>
-          </w:p>
-        </w:tc>
-        <w:tc>
-          <w:tcPr>
-            <w:tcW w:type="dxa" w:w="1981"/>
-            <w:tcBorders>
-              <w:top w:val="single" w:color="D9D0F0" w:sz="4"/>
-              <w:left w:val="single" w:color="D9D0F0" w:sz="4"/>
-              <w:bottom w:val="single" w:color="D9D0F0" w:sz="4"/>
-              <w:right w:val="single" w:color="D9D0F0" w:sz="4"/>
-            </w:tcBorders>
-            <w:tcMar>
-              <w:top w:type="dxa" w:w="80"/>
-              <w:left w:type="dxa" w:w="120"/>
-              <w:bottom w:type="dxa" w:w="80"/>
-              <w:right w:type="dxa" w:w="100"/>
-            </w:tcMar>
-            <w:vAlign w:val="top"/>
-          </w:tcPr>
-          <w:p>
-            <w:pPr>
-              <w:spacing w:after="20" w:before="0" w:line="276"/>
-              <w:jc w:val="left"/>
-            </w:pPr>
-            <w:r>
-              <w:rPr>
-                <w:rFonts w:ascii="Arial" w:cs="Arial" w:eastAsia="Arial" w:hAnsi="Arial"/>
-                <w:b/>
-                <w:bCs/>
-                <w:i w:val="false"/>
-                <w:iCs w:val="false"/>
-                <w:caps w:val="false"/>
-                <w:color w:val="E74509"/>
-                <w:spacing w:val="12"/>
-                <w:sz w:val="11"/>
-                <w:szCs w:val="11"/>
-              </w:rPr>
-              <w:t xml:space="preserve">CZĘŚĆ III</w:t>
-            </w:r>
-          </w:p>
-          <w:p>
-            <w:pPr>
-              <w:spacing w:after="30" w:before="0" w:line="276"/>
-              <w:jc w:val="left"/>
-            </w:pPr>
-            <w:r>
-              <w:rPr>
-                <w:rFonts w:ascii="Arial" w:cs="Arial" w:eastAsia="Arial" w:hAnsi="Arial"/>
-                <w:b/>
-                <w:bCs/>
-                <w:i w:val="false"/>
-                <w:iCs w:val="false"/>
-                <w:caps w:val="false"/>
-                <w:color w:val="2D1B69"/>
-                <w:sz w:val="15"/>
-                <w:szCs w:val="15"/>
-              </w:rPr>
-              <w:t xml:space="preserve">Planujemy wsparcie</w:t>
-            </w:r>
-          </w:p>
-          <w:p>
-            <w:pPr>
-              <w:spacing w:after="0" w:before="0" w:line="220"/>
-              <w:jc w:val="left"/>
-            </w:pPr>
-            <w:r>
-              <w:rPr>
-                <w:rFonts w:ascii="Arial" w:cs="Arial" w:eastAsia="Arial" w:hAnsi="Arial"/>
-                <w:b w:val="false"/>
-                <w:bCs w:val="false"/>
-                <w:i w:val="false"/>
-                <w:iCs w:val="false"/>
-                <w:caps w:val="false"/>
-                <w:color w:val="6B6378"/>
-                <w:sz w:val="12"/>
-                <w:szCs w:val="12"/>
-              </w:rPr>
-              <w:t xml:space="preserve">sekcje 11–15: program, zajęcia, osoby, rodzice, poradnia</w:t>
-            </w:r>
-          </w:p>
-        </w:tc>
-        <w:tc>
-          <w:tcPr>
-            <w:tcW w:type="dxa" w:w="1982"/>
-            <w:tcBorders>
-              <w:top w:val="single" w:color="D9D0F0" w:sz="4"/>
-              <w:left w:val="single" w:color="D9D0F0" w:sz="4"/>
-              <w:bottom w:val="single" w:color="D9D0F0" w:sz="4"/>
-              <w:right w:val="single" w:color="D9D0F0" w:sz="4"/>
-            </w:tcBorders>
-            <w:tcMar>
-              <w:top w:type="dxa" w:w="80"/>
-              <w:left w:type="dxa" w:w="120"/>
-              <w:bottom w:type="dxa" w:w="80"/>
-              <w:right w:type="dxa" w:w="100"/>
-            </w:tcMar>
-            <w:vAlign w:val="top"/>
-          </w:tcPr>
-          <w:p>
-            <w:pPr>
-              <w:spacing w:after="20" w:before="0" w:line="276"/>
-              <w:jc w:val="left"/>
-            </w:pPr>
-            <w:r>
-              <w:rPr>
-                <w:rFonts w:ascii="Arial" w:cs="Arial" w:eastAsia="Arial" w:hAnsi="Arial"/>
-                <w:b/>
-                <w:bCs/>
-                <w:i w:val="false"/>
-                <w:iCs w:val="false"/>
-                <w:caps w:val="false"/>
-                <w:color w:val="E74509"/>
-                <w:spacing w:val="12"/>
-                <w:sz w:val="11"/>
-                <w:szCs w:val="11"/>
-              </w:rPr>
-              <w:t xml:space="preserve">CZĘŚĆ III</w:t>
-            </w:r>
-          </w:p>
-          <w:p>
-            <w:pPr>
-              <w:spacing w:after="30" w:before="0" w:line="276"/>
-              <w:jc w:val="left"/>
-            </w:pPr>
-            <w:r>
-              <w:rPr>
-                <w:rFonts w:ascii="Arial" w:cs="Arial" w:eastAsia="Arial" w:hAnsi="Arial"/>
-                <w:b/>
-                <w:bCs/>
-                <w:i w:val="false"/>
-                <w:iCs w:val="false"/>
-                <w:caps w:val="false"/>
-                <w:color w:val="2D1B69"/>
-                <w:sz w:val="15"/>
-                <w:szCs w:val="15"/>
-              </w:rPr>
-              <w:t xml:space="preserve">Sprawdzamy efekty</w:t>
-            </w:r>
-          </w:p>
-          <w:p>
-            <w:pPr>
-              <w:spacing w:after="0" w:before="0" w:line="220"/>
-              <w:jc w:val="left"/>
-            </w:pPr>
-            <w:r>
-              <w:rPr>
-                <w:rFonts w:ascii="Arial" w:cs="Arial" w:eastAsia="Arial" w:hAnsi="Arial"/>
-                <w:b w:val="false"/>
-                <w:bCs w:val="false"/>
-                <w:i w:val="false"/>
-                <w:iCs w:val="false"/>
-                <w:caps w:val="false"/>
-                <w:color w:val="6B6378"/>
-                <w:sz w:val="12"/>
-                <w:szCs w:val="12"/>
-              </w:rPr>
-              <w:t xml:space="preserve">sekcja 16: terminy oceny i podpisy</w:t>
+                <w:sz w:val="17"/>
+                <w:szCs w:val="17"/>
+              </w:rPr>
+              <w:t xml:space="preserve">Informacja dla rodzica. </w:t>
+            </w:r>
+            <w:r>
+              <w:rPr>
+                <w:rFonts w:ascii="Arial" w:cs="Arial" w:eastAsia="Arial" w:hAnsi="Arial"/>
+                <w:b w:val="false"/>
+                <w:bCs w:val="false"/>
+                <w:i w:val="false"/>
+                <w:iCs w:val="false"/>
+                <w:caps w:val="false"/>
+                <w:color w:val="1A1530"/>
+                <w:sz w:val="17"/>
+                <w:szCs w:val="17"/>
+              </w:rPr>
+              <w:t xml:space="preserve">Numery paragrafów wskazują, z jakiego przepisu wynika każda część raportu. Przy każdej sekcji 4–16 znajduje się plakietka „§ Podstawa prawna”.</w:t>
             </w:r>
           </w:p>
         </w:tc>
@@ -6111,7 +8616,7 @@
                 <w:sz w:val="15"/>
                 <w:szCs w:val="15"/>
               </w:rPr>
-              <w:t xml:space="preserve">Kwestionariusz Przedszkolnej / Szkolnej Oceny Funkcjonalnej</w:t>
+              <w:t xml:space="preserve">KPOF (przedszkole) lub KSzOF (szkoła) – 9 domen ICF</w:t>
             </w:r>
           </w:p>
         </w:tc>
@@ -6297,7 +8802,7 @@
                 <w:sz w:val="18"/>
                 <w:szCs w:val="18"/>
               </w:rPr>
-              <w:t xml:space="preserve">Kwestionariusza Przedszkolnej / Szkolnej Oceny Funkcjonalnej</w:t>
+              <w:t xml:space="preserve">Kwestionariusza Przedszkolnej Oceny Funkcjonalnej (KPOF) – przedszkole – lub Kwestionariusza Szkolnej Oceny Funkcjonalnej (KSzOF) – szkoła</w:t>
             </w:r>
             <w:r>
               <w:rPr>
@@ -8518,7 +11023,7 @@
           <w:sz w:val="16"/>
           <w:szCs w:val="16"/>
         </w:rPr>
-        <w:t xml:space="preserve">Syntetyczne zestawienie potencjału rozwojowego oraz barier zidentyfikowanych w toku codziennej aktywności przez nauczycieli, wychowawców i specjalistów prowadzących zajęcia z dzieckiem/uczniem:</w:t>
+        <w:t xml:space="preserve">Syntetyczne zestawienie potencjału rozwojowego oraz barier zidentyfikowanych w toku codziennej aktywności przez nauczycieli, wychowawców i specjalistów – w tych samych domenach ICF, które w sekcji 5 otrzymują wynik liczbowy:</w:t>
       </w:r>
     </w:p>
     <w:tbl>
@@ -8701,7 +11206,7 @@
                 <w:sz w:val="16"/>
                 <w:szCs w:val="16"/>
               </w:rPr>
-              <w:t xml:space="preserve">Aktywność poznawcza i uczenie się</w:t>
+              <w:t xml:space="preserve">Uczenie się i zadania · d1, d2</w:t>
             </w:r>
           </w:p>
         </w:tc>
@@ -8739,7 +11244,7 @@
                 <w:sz w:val="16"/>
                 <w:szCs w:val="16"/>
               </w:rPr>
-              <w:t xml:space="preserve">Bardzo dobra pamięć wzrokowa; szybkie zapamiętywanie schematów graficznych; wąskie, ale głębokie zainteresowania tematyczne; wysoka motywacja do pracy z ulubionymi pomocami dydaktycznymi.</w:t>
+              <w:t xml:space="preserve">Bardzo dobra pamięć wzrokowa; szybkie zapamiętywanie schematów graficznych; wąskie, ale głębokie zainteresowania tematyczne; wysoka motywacja do pracy z ulubionymi pomocami.</w:t>
             </w:r>
           </w:p>
         </w:tc>
@@ -8777,7 +11282,7 @@
                 <w:sz w:val="16"/>
                 <w:szCs w:val="16"/>
               </w:rPr>
-              <w:t xml:space="preserve">Trudności z przerzutnością i podzielnością uwagi; szybka męczliwość przy instrukcjach wieloetapowych; problem z uogólnianiem (generalizacją) wiedzy; wymagane stałe tempo i pomoce wizualne.</w:t>
+              <w:t xml:space="preserve">Trudności z przerzutnością i podzielnością uwagi; szybka męczliwość przy instrukcjach wieloetapowych; problem z uogólnianiem wiedzy; silny stres przy nagłych zmianach planu.</w:t>
             </w:r>
           </w:p>
         </w:tc>
@@ -8820,7 +11325,7 @@
                 <w:sz w:val="16"/>
                 <w:szCs w:val="16"/>
               </w:rPr>
-              <w:t xml:space="preserve">Komunikacja i porozumiewanie się</w:t>
+              <w:t xml:space="preserve">Komunikacja · d3</w:t>
             </w:r>
           </w:p>
         </w:tc>
@@ -8858,7 +11363,7 @@
                 <w:sz w:val="16"/>
                 <w:szCs w:val="16"/>
               </w:rPr>
-              <w:t xml:space="preserve">Prawidłowe rozumienie prostych, jednoznacznych komunikatów słownych wspartych gestem; sygnalizowanie podstawowych potrzeb fizjologicznych.</w:t>
+              <w:t xml:space="preserve">Prawidłowe rozumienie prostych, jednoznacznych komunikatów wspartych gestem; sygnalizowanie podstawowych potrzeb.</w:t>
             </w:r>
           </w:p>
         </w:tc>
@@ -8896,7 +11401,7 @@
                 <w:sz w:val="16"/>
                 <w:szCs w:val="16"/>
               </w:rPr>
-              <w:t xml:space="preserve">Dosłowne rozumienie wypowiedzi (trudność z metaforą i żartem); echolalie odroczone; trudności w inicjowaniu dialogu i naprzemienności wypowiedzi w grupie rówieśniczej; potrzeba wsparcia AAC.</w:t>
+              <w:t xml:space="preserve">Dosłowne rozumienie wypowiedzi (metafora, żart); echolalie odroczone; trudności w inicjowaniu dialogu i naprzemienności w grupie rówieśniczej; potrzeba wsparcia AAC.</w:t>
             </w:r>
           </w:p>
         </w:tc>
@@ -8939,7 +11444,7 @@
                 <w:sz w:val="16"/>
                 <w:szCs w:val="16"/>
               </w:rPr>
-              <w:t xml:space="preserve">Relacje społeczne i emocje</w:t>
+              <w:t xml:space="preserve">Motoryka · d4</w:t>
             </w:r>
           </w:p>
         </w:tc>
@@ -8977,7 +11482,7 @@
                 <w:sz w:val="16"/>
                 <w:szCs w:val="16"/>
               </w:rPr>
-              <w:t xml:space="preserve">Chęć przebywania w pobliżu grupy; pozytywna reakcja na stałych, przewidywalnych dorosłych; przestrzeganie czytelnych zasad wizualnych.</w:t>
+              <w:t xml:space="preserve">Sprawność w zakresie motoryki dużej (bieganie, wspinanie się); chętny udział w zabawach ruchowych w otwartej przestrzeni.</w:t>
             </w:r>
           </w:p>
         </w:tc>
@@ -9015,7 +11520,7 @@
                 <w:sz w:val="16"/>
                 <w:szCs w:val="16"/>
               </w:rPr>
-              <w:t xml:space="preserve">Trudności w odczytywaniu emocji i intencji innych (słaba teoria umysłu); niska tolerancja frustracji w sytuacjach przegranej lub nagłej zmiany; tendencja do wycofywania się lub zachowań trudnych.</w:t>
+              <w:t xml:space="preserve">Obniżona precyzja motoryki małej i koordynacji wzrokowo-ruchowej; nieprawidłowy chwyt pisarski; zmienne napięcie posturalne; męczliwość ręki wiodącej.</w:t>
             </w:r>
           </w:p>
         </w:tc>
@@ -9058,7 +11563,7 @@
                 <w:sz w:val="16"/>
                 <w:szCs w:val="16"/>
               </w:rPr>
-              <w:t xml:space="preserve">Motoryka i sprawność fizyczna</w:t>
+              <w:t xml:space="preserve">Samoobsługa i obowiązki · d5, d6</w:t>
             </w:r>
           </w:p>
         </w:tc>
@@ -9096,7 +11601,7 @@
                 <w:sz w:val="16"/>
                 <w:szCs w:val="16"/>
               </w:rPr>
-              <w:t xml:space="preserve">Sprawność w zakresie motoryki dużej (bieganie, wspinanie się); chętne uczestnictwo w zabawach ruchowych w otwartej przestrzeni.</w:t>
+              <w:t xml:space="preserve">Samodzielność w podstawowych nawykach higienicznych i toaletowych; znajomość własnej szafki i przyborów; sprząta po przypomnieniu.</w:t>
             </w:r>
           </w:p>
         </w:tc>
@@ -9134,7 +11639,7 @@
                 <w:sz w:val="16"/>
                 <w:szCs w:val="16"/>
               </w:rPr>
-              <w:t xml:space="preserve">Obniżona precyzja motoryki małej i koordynacji wzrokowo-ruchowej; nieprawidłowy chwyt pisarski / narzędzi; wzmożone lub obniżone napięcie posturalne; męczliwość ręki wiodącej.</w:t>
+              <w:t xml:space="preserve">Opór sensoryczny przy myciu rąk (faktura mydła, woda); wybiórczość pokarmowa; problem z odzieżą o trudnych zapięciach; nie inicjuje obowiązków samodzielnie.</w:t>
             </w:r>
           </w:p>
         </w:tc>
@@ -9177,7 +11682,7 @@
                 <w:sz w:val="16"/>
                 <w:szCs w:val="16"/>
               </w:rPr>
-              <w:t xml:space="preserve">Samoobsługa i autonomia</w:t>
+              <w:t xml:space="preserve">Relacje i uczestnictwo · d7, d9</w:t>
             </w:r>
           </w:p>
         </w:tc>
@@ -9215,7 +11720,7 @@
                 <w:sz w:val="16"/>
                 <w:szCs w:val="16"/>
               </w:rPr>
-              <w:t xml:space="preserve">Samodzielność w zakresie podstawowych nawyków higienicznych i toaletowych; znajomość własnej szafki i osobistych przyborów.</w:t>
+              <w:t xml:space="preserve">Chęć przebywania w pobliżu grupy; pozytywna reakcja na stałych, przewidywalnych dorosłych; przestrzeganie czytelnych zasad wizualnych.</w:t>
             </w:r>
           </w:p>
         </w:tc>
@@ -9253,7 +11758,126 @@
                 <w:sz w:val="16"/>
                 <w:szCs w:val="16"/>
               </w:rPr>
-              <w:t xml:space="preserve">Opór sensoryczny przy myciu rąk (wrażliwość na fakturę mydła/wodę); wybiórczość pokarmowa; problem z ubieraniem odzieży wierzchniej ze skomplikowanymi zapięciami; potrzeba nadzoru dorosłego.</w:t>
+              <w:t xml:space="preserve">Trudności w odczytywaniu emocji i intencji innych (teoria umysłu); niska tolerancja frustracji przy przegranej lub zmianie; wycofanie lub zachowania trudne w apelach i wyjściach.</w:t>
+            </w:r>
+          </w:p>
+        </w:tc>
+      </w:tr>
+      <w:tr>
+        <w:trPr>
+          <w:cantSplit/>
+        </w:trPr>
+        <w:tc>
+          <w:tcPr>
+            <w:tcW w:type="dxa" w:w="1900"/>
+            <w:tcBorders>
+              <w:top w:val="single" w:color="E3E1EC" w:sz="4"/>
+              <w:left w:val="single" w:color="E3E1EC" w:sz="4"/>
+              <w:bottom w:val="single" w:color="E3E1EC" w:sz="4"/>
+              <w:right w:val="single" w:color="E3E1EC" w:sz="4"/>
+            </w:tcBorders>
+            <w:tcMar>
+              <w:top w:type="dxa" w:w="70"/>
+              <w:left w:type="dxa" w:w="140"/>
+              <w:bottom w:type="dxa" w:w="70"/>
+              <w:right w:type="dxa" w:w="120"/>
+            </w:tcMar>
+            <w:vAlign w:val="top"/>
+          </w:tcPr>
+          <w:p>
+            <w:pPr>
+              <w:spacing w:after="0" w:before="0" w:line="250"/>
+              <w:jc w:val="left"/>
+            </w:pPr>
+            <w:r>
+              <w:rPr>
+                <w:rFonts w:ascii="Arial" w:cs="Arial" w:eastAsia="Arial" w:hAnsi="Arial"/>
+                <w:b/>
+                <w:bCs/>
+                <w:i w:val="false"/>
+                <w:iCs w:val="false"/>
+                <w:caps w:val="false"/>
+                <w:color w:val="2D1B69"/>
+                <w:sz w:val="16"/>
+                <w:szCs w:val="16"/>
+              </w:rPr>
+              <w:t xml:space="preserve">Edukacja · d8</w:t>
+            </w:r>
+          </w:p>
+        </w:tc>
+        <w:tc>
+          <w:tcPr>
+            <w:tcW w:type="dxa" w:w="4003"/>
+            <w:tcBorders>
+              <w:top w:val="single" w:color="E3E1EC" w:sz="4"/>
+              <w:left w:val="single" w:color="2E7D45" w:sz="24"/>
+              <w:bottom w:val="single" w:color="E3E1EC" w:sz="4"/>
+              <w:right w:val="single" w:color="E3E1EC" w:sz="4"/>
+            </w:tcBorders>
+            <w:tcMar>
+              <w:top w:type="dxa" w:w="70"/>
+              <w:left w:type="dxa" w:w="140"/>
+              <w:bottom w:type="dxa" w:w="70"/>
+              <w:right w:type="dxa" w:w="120"/>
+            </w:tcMar>
+            <w:vAlign w:val="top"/>
+          </w:tcPr>
+          <w:p>
+            <w:pPr>
+              <w:spacing w:after="0" w:before="0" w:line="250"/>
+              <w:jc w:val="left"/>
+            </w:pPr>
+            <w:r>
+              <w:rPr>
+                <w:rFonts w:ascii="Arial" w:cs="Arial" w:eastAsia="Arial" w:hAnsi="Arial"/>
+                <w:b w:val="false"/>
+                <w:bCs w:val="false"/>
+                <w:i w:val="false"/>
+                <w:iCs w:val="false"/>
+                <w:caps w:val="false"/>
+                <w:color w:val="1A1530"/>
+                <w:sz w:val="16"/>
+                <w:szCs w:val="16"/>
+              </w:rPr>
+              <w:t xml:space="preserve">Pracuje z zaangażowaniem przy zadaniach z obrazem i przy ulubionych tematach; utrzymuje uwagę do 8 min po dostosowaniu środowiska.</w:t>
+            </w:r>
+          </w:p>
+        </w:tc>
+        <w:tc>
+          <w:tcPr>
+            <w:tcW w:type="dxa" w:w="4003"/>
+            <w:tcBorders>
+              <w:top w:val="single" w:color="E3E1EC" w:sz="4"/>
+              <w:left w:val="single" w:color="BF382A" w:sz="24"/>
+              <w:bottom w:val="single" w:color="E3E1EC" w:sz="4"/>
+              <w:right w:val="single" w:color="E3E1EC" w:sz="4"/>
+            </w:tcBorders>
+            <w:tcMar>
+              <w:top w:type="dxa" w:w="70"/>
+              <w:left w:type="dxa" w:w="140"/>
+              <w:bottom w:type="dxa" w:w="70"/>
+              <w:right w:type="dxa" w:w="120"/>
+            </w:tcMar>
+            <w:vAlign w:val="top"/>
+          </w:tcPr>
+          <w:p>
+            <w:pPr>
+              <w:spacing w:after="0" w:before="0" w:line="250"/>
+              <w:jc w:val="left"/>
+            </w:pPr>
+            <w:r>
+              <w:rPr>
+                <w:rFonts w:ascii="Arial" w:cs="Arial" w:eastAsia="Arial" w:hAnsi="Arial"/>
+                <w:b w:val="false"/>
+                <w:bCs w:val="false"/>
+                <w:i w:val="false"/>
+                <w:iCs w:val="false"/>
+                <w:caps w:val="false"/>
+                <w:color w:val="1A1530"/>
+                <w:sz w:val="16"/>
+                <w:szCs w:val="16"/>
+              </w:rPr>
+              <w:t xml:space="preserve">Wymaga dostosowania metod, tempa i form pracy oraz stałego nadzoru nauczyciela; szybka męczliwość przy zadaniach pisemnych.</w:t>
             </w:r>
           </w:p>
         </w:tc>
@@ -13295,6 +15919,26 @@
         <w:t xml:space="preserve"> § Podstawa prawna: § 7 ust. 6 pkt 4–5 rozp. z 2.03.2026 (poz. 428) · § 6 ust. 10 pkt 3 rozp. o kształceniu specjalnym </w:t>
       </w:r>
     </w:p>
+    <w:p>
+      <w:pPr>
+        <w:spacing w:after="140" w:before="0" w:line="260"/>
+        <w:jc w:val="both"/>
+      </w:pPr>
+      <w:r>
+        <w:rPr>
+          <w:rFonts w:ascii="Arial" w:cs="Arial" w:eastAsia="Arial" w:hAnsi="Arial"/>
+          <w:b w:val="false"/>
+          <w:bCs w:val="false"/>
+          <w:i w:val="false"/>
+          <w:iCs w:val="false"/>
+          <w:caps w:val="false"/>
+          <w:color w:val="6B6378"/>
+          <w:sz w:val="16"/>
+          <w:szCs w:val="16"/>
+        </w:rPr>
+        <w:t xml:space="preserve">Wyniki narzędzi wskazanych w sekcji 3, w tej samej kolejności. Każdy wynik kończy się wnioskiem, który wraca w celach (sekcja 9) i w programie (Część III).</w:t>
+      </w:r>
+    </w:p>
     <w:tbl>
       <w:tblPr>
         <w:tblW w:type="dxa" w:w="9906"/>
@@ -13549,7 +16193,7 @@
             <w:tcW w:type="dxa" w:w="9906"/>
             <w:tcBorders>
               <w:top w:val="single" w:color="D9D0F0" w:sz="4"/>
-              <w:left w:val="single" w:color="2D6BB3" w:sz="32"/>
+              <w:left w:val="single" w:color="2D1B69" w:sz="32"/>
               <w:bottom w:val="single" w:color="D9D0F0" w:sz="4"/>
               <w:right w:val="single" w:color="D9D0F0" w:sz="4"/>
             </w:tcBorders>
@@ -13578,7 +16222,7 @@
                 <w:sz w:val="18"/>
                 <w:szCs w:val="18"/>
               </w:rPr>
-              <w:t xml:space="preserve">Profil Sensoryczny (Kwestionariusz Przetwarzania)</w:t>
+              <w:t xml:space="preserve">Profil Biopsychospołeczny</w:t>
             </w:r>
           </w:p>
           <w:p>
@@ -13586,6 +16230,20 @@
               <w:spacing w:after="0" w:before="0" w:line="255"/>
               <w:jc w:val="both"/>
             </w:pPr>
+            <w:r>
+              <w:rPr>
+                <w:rFonts w:ascii="Arial" w:cs="Arial" w:eastAsia="Arial" w:hAnsi="Arial"/>
+                <w:b/>
+                <w:bCs/>
+                <w:i w:val="false"/>
+                <w:iCs w:val="false"/>
+                <w:caps w:val="false"/>
+                <w:color w:val="2D1B69"/>
+                <w:sz w:val="16"/>
+                <w:szCs w:val="16"/>
+              </w:rPr>
+              <w:t xml:space="preserve">Uwarunkowania biologiczne: </w:t>
+            </w:r>
             <w:r>
               <w:rPr>
                 <w:rFonts w:ascii="Arial" w:cs="Arial" w:eastAsia="Arial" w:hAnsi="Arial"/>
@@ -13598,21 +16256,21 @@
                 <w:sz w:val="16"/>
                 <w:szCs w:val="16"/>
               </w:rPr>
-              <w:t xml:space="preserve">Reaktywność mieszana. </w:t>
-            </w:r>
-            <w:r>
-              <w:rPr>
-                <w:rFonts w:ascii="Arial" w:cs="Arial" w:eastAsia="Arial" w:hAnsi="Arial"/>
-                <w:b/>
-                <w:bCs/>
-                <w:i w:val="false"/>
-                <w:iCs w:val="false"/>
-                <w:caps w:val="false"/>
-                <w:color w:val="2D6BB3"/>
+              <w:t xml:space="preserve">spektrum autyzmu, zaburzenia snu wpływają na zmęczenie poranne. </w:t>
+            </w:r>
+            <w:r>
+              <w:rPr>
+                <w:rFonts w:ascii="Arial" w:cs="Arial" w:eastAsia="Arial" w:hAnsi="Arial"/>
+                <w:b/>
+                <w:bCs/>
+                <w:i w:val="false"/>
+                <w:iCs w:val="false"/>
+                <w:caps w:val="false"/>
+                <w:color w:val="2D1B69"/>
                 <w:sz w:val="16"/>
                 <w:szCs w:val="16"/>
               </w:rPr>
-              <w:t xml:space="preserve">Układ słuchowy</w:t>
+              <w:t xml:space="preserve">Uwarunkowania psychologiczne: </w:t>
             </w:r>
             <w:r>
               <w:rPr>
@@ -13626,21 +16284,21 @@
                 <w:sz w:val="16"/>
                 <w:szCs w:val="16"/>
               </w:rPr>
-              <w:t xml:space="preserve"> – silna nadwrażliwość na nagłe dźwięki i gwar korytarza (zalecane słuchawki); </w:t>
-            </w:r>
-            <w:r>
-              <w:rPr>
-                <w:rFonts w:ascii="Arial" w:cs="Arial" w:eastAsia="Arial" w:hAnsi="Arial"/>
-                <w:b/>
-                <w:bCs/>
-                <w:i w:val="false"/>
-                <w:iCs w:val="false"/>
-                <w:caps w:val="false"/>
-                <w:color w:val="2D6BB3"/>
+              <w:t xml:space="preserve">silny lęk przed zmianą schematu, sztywność poznawcza. </w:t>
+            </w:r>
+            <w:r>
+              <w:rPr>
+                <w:rFonts w:ascii="Arial" w:cs="Arial" w:eastAsia="Arial" w:hAnsi="Arial"/>
+                <w:b/>
+                <w:bCs/>
+                <w:i w:val="false"/>
+                <w:iCs w:val="false"/>
+                <w:caps w:val="false"/>
+                <w:color w:val="2D1B69"/>
                 <w:sz w:val="16"/>
                 <w:szCs w:val="16"/>
               </w:rPr>
-              <w:t xml:space="preserve">układ dotykowy</w:t>
+              <w:t xml:space="preserve">Czynniki środowiskowe: </w:t>
             </w:r>
             <w:r>
               <w:rPr>
@@ -13654,35 +16312,7 @@
                 <w:sz w:val="16"/>
                 <w:szCs w:val="16"/>
               </w:rPr>
-              <w:t xml:space="preserve"> – obronność dotykowa na faktury klejące i mokre; </w:t>
-            </w:r>
-            <w:r>
-              <w:rPr>
-                <w:rFonts w:ascii="Arial" w:cs="Arial" w:eastAsia="Arial" w:hAnsi="Arial"/>
-                <w:b/>
-                <w:bCs/>
-                <w:i w:val="false"/>
-                <w:iCs w:val="false"/>
-                <w:caps w:val="false"/>
-                <w:color w:val="2D6BB3"/>
-                <w:sz w:val="16"/>
-                <w:szCs w:val="16"/>
-              </w:rPr>
-              <w:t xml:space="preserve">układ proprioceptywny i przedsionkowy</w:t>
-            </w:r>
-            <w:r>
-              <w:rPr>
-                <w:rFonts w:ascii="Arial" w:cs="Arial" w:eastAsia="Arial" w:hAnsi="Arial"/>
-                <w:b w:val="false"/>
-                <w:bCs w:val="false"/>
-                <w:i w:val="false"/>
-                <w:iCs w:val="false"/>
-                <w:caps w:val="false"/>
-                <w:color w:val="1A1530"/>
-                <w:sz w:val="16"/>
-                <w:szCs w:val="16"/>
-              </w:rPr>
-              <w:t xml:space="preserve"> – poszukiwanie stymulacji dociskowej i ruchowej (huśtanie, kołysanie się).</w:t>
+              <w:t xml:space="preserve">wysokie zaangażowanie rodziny, pozytywna reakcja na stałą kadrę.</w:t>
             </w:r>
           </w:p>
         </w:tc>
@@ -13717,7 +16347,7 @@
             <w:tcW w:type="dxa" w:w="9906"/>
             <w:tcBorders>
               <w:top w:val="single" w:color="D9D0F0" w:sz="4"/>
-              <w:left w:val="single" w:color="2D1B69" w:sz="32"/>
+              <w:left w:val="single" w:color="2D6BB3" w:sz="32"/>
               <w:bottom w:val="single" w:color="D9D0F0" w:sz="4"/>
               <w:right w:val="single" w:color="D9D0F0" w:sz="4"/>
             </w:tcBorders>
@@ -13746,7 +16376,7 @@
                 <w:sz w:val="18"/>
                 <w:szCs w:val="18"/>
               </w:rPr>
-              <w:t xml:space="preserve">Profil Biopsychospołeczny</w:t>
+              <w:t xml:space="preserve">Profil Sensoryczny (Kwestionariusz Przetwarzania)</w:t>
             </w:r>
           </w:p>
           <w:p>
@@ -13754,20 +16384,6 @@
               <w:spacing w:after="0" w:before="0" w:line="255"/>
               <w:jc w:val="both"/>
             </w:pPr>
-            <w:r>
-              <w:rPr>
-                <w:rFonts w:ascii="Arial" w:cs="Arial" w:eastAsia="Arial" w:hAnsi="Arial"/>
-                <w:b/>
-                <w:bCs/>
-                <w:i w:val="false"/>
-                <w:iCs w:val="false"/>
-                <w:caps w:val="false"/>
-                <w:color w:val="2D1B69"/>
-                <w:sz w:val="16"/>
-                <w:szCs w:val="16"/>
-              </w:rPr>
-              <w:t xml:space="preserve">Uwarunkowania biologiczne: </w:t>
-            </w:r>
             <w:r>
               <w:rPr>
                 <w:rFonts w:ascii="Arial" w:cs="Arial" w:eastAsia="Arial" w:hAnsi="Arial"/>
@@ -13780,21 +16396,21 @@
                 <w:sz w:val="16"/>
                 <w:szCs w:val="16"/>
               </w:rPr>
-              <w:t xml:space="preserve">spektrum autyzmu, zaburzenia snu wpływają na zmęczenie poranne. </w:t>
-            </w:r>
-            <w:r>
-              <w:rPr>
-                <w:rFonts w:ascii="Arial" w:cs="Arial" w:eastAsia="Arial" w:hAnsi="Arial"/>
-                <w:b/>
-                <w:bCs/>
-                <w:i w:val="false"/>
-                <w:iCs w:val="false"/>
-                <w:caps w:val="false"/>
-                <w:color w:val="2D1B69"/>
+              <w:t xml:space="preserve">Reaktywność mieszana. </w:t>
+            </w:r>
+            <w:r>
+              <w:rPr>
+                <w:rFonts w:ascii="Arial" w:cs="Arial" w:eastAsia="Arial" w:hAnsi="Arial"/>
+                <w:b/>
+                <w:bCs/>
+                <w:i w:val="false"/>
+                <w:iCs w:val="false"/>
+                <w:caps w:val="false"/>
+                <w:color w:val="2D6BB3"/>
                 <w:sz w:val="16"/>
                 <w:szCs w:val="16"/>
               </w:rPr>
-              <w:t xml:space="preserve">Uwarunkowania psychologiczne: </w:t>
+              <w:t xml:space="preserve">Układ słuchowy</w:t>
             </w:r>
             <w:r>
               <w:rPr>
@@ -13808,21 +16424,21 @@
                 <w:sz w:val="16"/>
                 <w:szCs w:val="16"/>
               </w:rPr>
-              <w:t xml:space="preserve">silny lęk przed zmianą schematu, sztywność poznawcza. </w:t>
-            </w:r>
-            <w:r>
-              <w:rPr>
-                <w:rFonts w:ascii="Arial" w:cs="Arial" w:eastAsia="Arial" w:hAnsi="Arial"/>
-                <w:b/>
-                <w:bCs/>
-                <w:i w:val="false"/>
-                <w:iCs w:val="false"/>
-                <w:caps w:val="false"/>
-                <w:color w:val="2D1B69"/>
+              <w:t xml:space="preserve"> – silna nadwrażliwość na nagłe dźwięki i gwar korytarza (zalecane słuchawki); </w:t>
+            </w:r>
+            <w:r>
+              <w:rPr>
+                <w:rFonts w:ascii="Arial" w:cs="Arial" w:eastAsia="Arial" w:hAnsi="Arial"/>
+                <w:b/>
+                <w:bCs/>
+                <w:i w:val="false"/>
+                <w:iCs w:val="false"/>
+                <w:caps w:val="false"/>
+                <w:color w:val="2D6BB3"/>
                 <w:sz w:val="16"/>
                 <w:szCs w:val="16"/>
               </w:rPr>
-              <w:t xml:space="preserve">Czynniki środowiskowe: </w:t>
+              <w:t xml:space="preserve">układ dotykowy</w:t>
             </w:r>
             <w:r>
               <w:rPr>
@@ -13836,7 +16452,35 @@
                 <w:sz w:val="16"/>
                 <w:szCs w:val="16"/>
               </w:rPr>
-              <w:t xml:space="preserve">wysokie zaangażowanie rodziny, pozytywna reakcja na stałą kadrę.</w:t>
+              <w:t xml:space="preserve"> – obronność dotykowa na faktury klejące i mokre; </w:t>
+            </w:r>
+            <w:r>
+              <w:rPr>
+                <w:rFonts w:ascii="Arial" w:cs="Arial" w:eastAsia="Arial" w:hAnsi="Arial"/>
+                <w:b/>
+                <w:bCs/>
+                <w:i w:val="false"/>
+                <w:iCs w:val="false"/>
+                <w:caps w:val="false"/>
+                <w:color w:val="2D6BB3"/>
+                <w:sz w:val="16"/>
+                <w:szCs w:val="16"/>
+              </w:rPr>
+              <w:t xml:space="preserve">układ proprioceptywny i przedsionkowy</w:t>
+            </w:r>
+            <w:r>
+              <w:rPr>
+                <w:rFonts w:ascii="Arial" w:cs="Arial" w:eastAsia="Arial" w:hAnsi="Arial"/>
+                <w:b w:val="false"/>
+                <w:bCs w:val="false"/>
+                <w:i w:val="false"/>
+                <w:iCs w:val="false"/>
+                <w:caps w:val="false"/>
+                <w:color w:val="1A1530"/>
+                <w:sz w:val="16"/>
+                <w:szCs w:val="16"/>
+              </w:rPr>
+              <w:t xml:space="preserve"> – poszukiwanie stymulacji dociskowej i ruchowej (huśtanie, kołysanie się).</w:t>
             </w:r>
           </w:p>
         </w:tc>
@@ -14692,9 +17336,9 @@
               <w:right w:val="nil"/>
             </w:tcBorders>
             <w:tcMar>
-              <w:top w:type="dxa" w:w="30"/>
+              <w:top w:type="dxa" w:w="15"/>
               <w:left w:type="dxa" w:w="0"/>
-              <w:bottom w:type="dxa" w:w="30"/>
+              <w:bottom w:type="dxa" w:w="15"/>
               <w:right w:type="dxa" w:w="100"/>
             </w:tcMar>
             <w:vAlign w:val="top"/>
@@ -14744,9 +17388,9 @@
               <w:right w:val="nil"/>
             </w:tcBorders>
             <w:tcMar>
-              <w:top w:type="dxa" w:w="30"/>
+              <w:top w:type="dxa" w:w="15"/>
               <w:left w:type="dxa" w:w="0"/>
-              <w:bottom w:type="dxa" w:w="30"/>
+              <w:bottom w:type="dxa" w:w="15"/>
               <w:right w:type="dxa" w:w="100"/>
             </w:tcMar>
             <w:vAlign w:val="top"/>
@@ -14801,9 +17445,9 @@
               <w:right w:val="nil"/>
             </w:tcBorders>
             <w:tcMar>
-              <w:top w:type="dxa" w:w="30"/>
+              <w:top w:type="dxa" w:w="15"/>
               <w:left w:type="dxa" w:w="0"/>
-              <w:bottom w:type="dxa" w:w="30"/>
+              <w:bottom w:type="dxa" w:w="15"/>
               <w:right w:type="dxa" w:w="100"/>
             </w:tcMar>
             <w:vAlign w:val="top"/>
@@ -14853,9 +17497,9 @@
               <w:right w:val="nil"/>
             </w:tcBorders>
             <w:tcMar>
-              <w:top w:type="dxa" w:w="30"/>
+              <w:top w:type="dxa" w:w="15"/>
               <w:left w:type="dxa" w:w="0"/>
-              <w:bottom w:type="dxa" w:w="30"/>
+              <w:bottom w:type="dxa" w:w="15"/>
               <w:right w:type="dxa" w:w="100"/>
             </w:tcMar>
             <w:vAlign w:val="top"/>
@@ -14910,9 +17554,9 @@
               <w:right w:val="nil"/>
             </w:tcBorders>
             <w:tcMar>
-              <w:top w:type="dxa" w:w="30"/>
+              <w:top w:type="dxa" w:w="15"/>
               <w:left w:type="dxa" w:w="0"/>
-              <w:bottom w:type="dxa" w:w="30"/>
+              <w:bottom w:type="dxa" w:w="15"/>
               <w:right w:type="dxa" w:w="100"/>
             </w:tcMar>
             <w:vAlign w:val="top"/>
@@ -14962,9 +17606,9 @@
               <w:right w:val="nil"/>
             </w:tcBorders>
             <w:tcMar>
-              <w:top w:type="dxa" w:w="30"/>
+              <w:top w:type="dxa" w:w="15"/>
               <w:left w:type="dxa" w:w="0"/>
-              <w:bottom w:type="dxa" w:w="30"/>
+              <w:bottom w:type="dxa" w:w="15"/>
               <w:right w:type="dxa" w:w="100"/>
             </w:tcMar>
             <w:vAlign w:val="top"/>
@@ -15019,9 +17663,9 @@
               <w:right w:val="nil"/>
             </w:tcBorders>
             <w:tcMar>
-              <w:top w:type="dxa" w:w="30"/>
+              <w:top w:type="dxa" w:w="15"/>
               <w:left w:type="dxa" w:w="0"/>
-              <w:bottom w:type="dxa" w:w="30"/>
+              <w:bottom w:type="dxa" w:w="15"/>
               <w:right w:type="dxa" w:w="100"/>
             </w:tcMar>
             <w:vAlign w:val="top"/>
@@ -15071,9 +17715,9 @@
               <w:right w:val="nil"/>
             </w:tcBorders>
             <w:tcMar>
-              <w:top w:type="dxa" w:w="30"/>
+              <w:top w:type="dxa" w:w="15"/>
               <w:left w:type="dxa" w:w="0"/>
-              <w:bottom w:type="dxa" w:w="30"/>
+              <w:bottom w:type="dxa" w:w="15"/>
               <w:right w:type="dxa" w:w="100"/>
             </w:tcMar>
             <w:vAlign w:val="top"/>
@@ -15439,9 +18083,9 @@
               <w:right w:val="nil"/>
             </w:tcBorders>
             <w:tcMar>
-              <w:top w:type="dxa" w:w="30"/>
+              <w:top w:type="dxa" w:w="15"/>
               <w:left w:type="dxa" w:w="0"/>
-              <w:bottom w:type="dxa" w:w="30"/>
+              <w:bottom w:type="dxa" w:w="15"/>
               <w:right w:type="dxa" w:w="100"/>
             </w:tcMar>
             <w:vAlign w:val="top"/>
@@ -15491,9 +18135,9 @@
               <w:right w:val="nil"/>
             </w:tcBorders>
             <w:tcMar>
-              <w:top w:type="dxa" w:w="30"/>
+              <w:top w:type="dxa" w:w="15"/>
               <w:left w:type="dxa" w:w="0"/>
-              <w:bottom w:type="dxa" w:w="30"/>
+              <w:bottom w:type="dxa" w:w="15"/>
               <w:right w:type="dxa" w:w="100"/>
             </w:tcMar>
             <w:vAlign w:val="top"/>
@@ -15548,9 +18192,9 @@
               <w:right w:val="nil"/>
             </w:tcBorders>
             <w:tcMar>
-              <w:top w:type="dxa" w:w="30"/>
+              <w:top w:type="dxa" w:w="15"/>
               <w:left w:type="dxa" w:w="0"/>
-              <w:bottom w:type="dxa" w:w="30"/>
+              <w:bottom w:type="dxa" w:w="15"/>
               <w:right w:type="dxa" w:w="100"/>
             </w:tcMar>
             <w:vAlign w:val="top"/>
@@ -15600,9 +18244,9 @@
               <w:right w:val="nil"/>
             </w:tcBorders>
             <w:tcMar>
-              <w:top w:type="dxa" w:w="30"/>
+              <w:top w:type="dxa" w:w="15"/>
               <w:left w:type="dxa" w:w="0"/>
-              <w:bottom w:type="dxa" w:w="30"/>
+              <w:bottom w:type="dxa" w:w="15"/>
               <w:right w:type="dxa" w:w="100"/>
             </w:tcMar>
             <w:vAlign w:val="top"/>
@@ -15657,9 +18301,9 @@
               <w:right w:val="nil"/>
             </w:tcBorders>
             <w:tcMar>
-              <w:top w:type="dxa" w:w="30"/>
+              <w:top w:type="dxa" w:w="15"/>
               <w:left w:type="dxa" w:w="0"/>
-              <w:bottom w:type="dxa" w:w="30"/>
+              <w:bottom w:type="dxa" w:w="15"/>
               <w:right w:type="dxa" w:w="100"/>
             </w:tcMar>
             <w:vAlign w:val="top"/>
@@ -15709,9 +18353,9 @@
               <w:right w:val="nil"/>
             </w:tcBorders>
             <w:tcMar>
-              <w:top w:type="dxa" w:w="30"/>
+              <w:top w:type="dxa" w:w="15"/>
               <w:left w:type="dxa" w:w="0"/>
-              <w:bottom w:type="dxa" w:w="30"/>
+              <w:bottom w:type="dxa" w:w="15"/>
               <w:right w:type="dxa" w:w="100"/>
             </w:tcMar>
             <w:vAlign w:val="top"/>
@@ -15766,9 +18410,9 @@
               <w:right w:val="nil"/>
             </w:tcBorders>
             <w:tcMar>
-              <w:top w:type="dxa" w:w="30"/>
+              <w:top w:type="dxa" w:w="15"/>
               <w:left w:type="dxa" w:w="0"/>
-              <w:bottom w:type="dxa" w:w="30"/>
+              <w:bottom w:type="dxa" w:w="15"/>
               <w:right w:type="dxa" w:w="100"/>
             </w:tcMar>
             <w:vAlign w:val="top"/>
@@ -15818,9 +18462,9 @@
               <w:right w:val="nil"/>
             </w:tcBorders>
             <w:tcMar>
-              <w:top w:type="dxa" w:w="30"/>
+              <w:top w:type="dxa" w:w="15"/>
               <w:left w:type="dxa" w:w="0"/>
-              <w:bottom w:type="dxa" w:w="30"/>
+              <w:bottom w:type="dxa" w:w="15"/>
               <w:right w:type="dxa" w:w="100"/>
             </w:tcMar>
             <w:vAlign w:val="top"/>
@@ -15875,9 +18519,9 @@
               <w:right w:val="nil"/>
             </w:tcBorders>
             <w:tcMar>
-              <w:top w:type="dxa" w:w="30"/>
+              <w:top w:type="dxa" w:w="15"/>
               <w:left w:type="dxa" w:w="0"/>
-              <w:bottom w:type="dxa" w:w="30"/>
+              <w:bottom w:type="dxa" w:w="15"/>
               <w:right w:type="dxa" w:w="100"/>
             </w:tcMar>
             <w:vAlign w:val="top"/>
@@ -15927,9 +18571,9 @@
               <w:right w:val="nil"/>
             </w:tcBorders>
             <w:tcMar>
-              <w:top w:type="dxa" w:w="30"/>
+              <w:top w:type="dxa" w:w="15"/>
               <w:left w:type="dxa" w:w="0"/>
-              <w:bottom w:type="dxa" w:w="30"/>
+              <w:bottom w:type="dxa" w:w="15"/>
               <w:right w:type="dxa" w:w="100"/>
             </w:tcMar>
             <w:vAlign w:val="top"/>
@@ -17884,7 +20528,7 @@
           <w:sz w:val="22"/>
           <w:szCs w:val="22"/>
         </w:rPr>
-        <w:t xml:space="preserve">ANALIZA JAKOŚCIOWA OBSZARÓW OBSERWACJI ORAZ KIERUNKI PRACY W IPE</w:t>
+        <w:t xml:space="preserve">ANALIZA JAKOŚCIOWA 9 DOMEN ICF – POTRZEBY I CELE NA ROK SZKOLNY</w:t>
       </w:r>
     </w:p>
     <w:p>
@@ -17925,7 +20569,7 @@
           <w:sz w:val="16"/>
           <w:szCs w:val="16"/>
         </w:rPr>
-        <w:t xml:space="preserve">Szczegółowa diagnoza funkcjonalna we wszystkich 9 domenach ICF. Kolumna „Kierunki pracy” wskazuje cele i metody; ich organizację (kto, kiedy, ile) opisuje Część III.</w:t>
+        <w:t xml:space="preserve">Co dziecko robi dziś (opis i bariery) i co ma się zmienić do końca roku szkolnego (cel). Sposób osiągnięcia celów – metody, zajęcia, osoby, technologie – opisuje wyłącznie Część III, aby nic nie było zapisane dwa razy.</w:t>
       </w:r>
     </w:p>
     <w:tbl>
@@ -18065,7 +20709,7 @@
                 <w:sz w:val="13"/>
                 <w:szCs w:val="13"/>
               </w:rPr>
-              <w:t xml:space="preserve">Kierunki pracy w IPE (metody / dostosowania)</w:t>
+              <w:t xml:space="preserve">Cel na rok szkolny – co ma się zmienić</w:t>
             </w:r>
           </w:p>
         </w:tc>
@@ -18200,11 +20844,11 @@
                 <w:i w:val="false"/>
                 <w:iCs w:val="false"/>
                 <w:caps w:val="false"/>
-                <w:color w:val="E74509"/>
+                <w:color w:val="2E7D45"/>
                 <w:sz w:val="16"/>
                 <w:szCs w:val="16"/>
               </w:rPr>
-              <w:t xml:space="preserve">•  </w:t>
+              <w:t xml:space="preserve">✓  </w:t>
             </w:r>
             <w:r>
               <w:rPr>
@@ -18218,7 +20862,7 @@
                 <w:sz w:val="16"/>
                 <w:szCs w:val="16"/>
               </w:rPr>
-              <w:t xml:space="preserve">Plany aktywności w formie piktogramów / checklist.</w:t>
+              <w:t xml:space="preserve">Wykonuje samodzielnie zadanie 3-etapowe z planem obrazkowym w 4 na 5 prób.</w:t>
             </w:r>
           </w:p>
           <w:p>
@@ -18234,11 +20878,11 @@
                 <w:i w:val="false"/>
                 <w:iCs w:val="false"/>
                 <w:caps w:val="false"/>
-                <w:color w:val="E74509"/>
+                <w:color w:val="2E7D45"/>
                 <w:sz w:val="16"/>
                 <w:szCs w:val="16"/>
               </w:rPr>
-              <w:t xml:space="preserve">•  </w:t>
+              <w:t xml:space="preserve">✓  </w:t>
             </w:r>
             <w:r>
               <w:rPr>
@@ -18252,41 +20896,7 @@
                 <w:sz w:val="16"/>
                 <w:szCs w:val="16"/>
               </w:rPr>
-              <w:t xml:space="preserve">Dzielenie instrukcji na pojedyncze, sekwencyjne kroki.</w:t>
-            </w:r>
-          </w:p>
-          <w:p>
-            <w:pPr>
-              <w:spacing w:after="40" w:before="0" w:line="245"/>
-              <w:ind w:left="200" w:hanging="200"/>
-            </w:pPr>
-            <w:r>
-              <w:rPr>
-                <w:rFonts w:ascii="Arial" w:cs="Arial" w:eastAsia="Arial" w:hAnsi="Arial"/>
-                <w:b/>
-                <w:bCs/>
-                <w:i w:val="false"/>
-                <w:iCs w:val="false"/>
-                <w:caps w:val="false"/>
-                <w:color w:val="E74509"/>
-                <w:sz w:val="16"/>
-                <w:szCs w:val="16"/>
-              </w:rPr>
-              <w:t xml:space="preserve">•  </w:t>
-            </w:r>
-            <w:r>
-              <w:rPr>
-                <w:rFonts w:ascii="Arial" w:cs="Arial" w:eastAsia="Arial" w:hAnsi="Arial"/>
-                <w:b w:val="false"/>
-                <w:bCs w:val="false"/>
-                <w:i w:val="false"/>
-                <w:iCs w:val="false"/>
-                <w:caps w:val="false"/>
-                <w:color w:val="1A1530"/>
-                <w:sz w:val="16"/>
-                <w:szCs w:val="16"/>
-              </w:rPr>
-              <w:t xml:space="preserve">Wydłużenie czasu na realizację zadań pisemnych i wykonawczych.</w:t>
+              <w:t xml:space="preserve">Przenosi wyuczoną umiejętność na nowy materiał przy jednej podpowiedzi.</w:t>
             </w:r>
           </w:p>
         </w:tc>
@@ -18421,11 +21031,11 @@
                 <w:i w:val="false"/>
                 <w:iCs w:val="false"/>
                 <w:caps w:val="false"/>
-                <w:color w:val="E74509"/>
+                <w:color w:val="2E7D45"/>
                 <w:sz w:val="16"/>
                 <w:szCs w:val="16"/>
               </w:rPr>
-              <w:t xml:space="preserve">•  </w:t>
+              <w:t xml:space="preserve">✓  </w:t>
             </w:r>
             <w:r>
               <w:rPr>
@@ -18439,7 +21049,7 @@
                 <w:sz w:val="16"/>
                 <w:szCs w:val="16"/>
               </w:rPr>
-              <w:t xml:space="preserve">Stały, wizualny plan dnia i zapowiadanie zmian z wyprzedzeniem.</w:t>
+              <w:t xml:space="preserve">Przechodzi między aktywnościami po zapowiedzi bez epizodu trudnego w 80% sytuacji.</w:t>
             </w:r>
           </w:p>
           <w:p>
@@ -18455,11 +21065,11 @@
                 <w:i w:val="false"/>
                 <w:iCs w:val="false"/>
                 <w:caps w:val="false"/>
-                <w:color w:val="E74509"/>
+                <w:color w:val="2E7D45"/>
                 <w:sz w:val="16"/>
                 <w:szCs w:val="16"/>
               </w:rPr>
-              <w:t xml:space="preserve">•  </w:t>
+              <w:t xml:space="preserve">✓  </w:t>
             </w:r>
             <w:r>
               <w:rPr>
@@ -18473,41 +21083,7 @@
                 <w:sz w:val="16"/>
                 <w:szCs w:val="16"/>
               </w:rPr>
-              <w:t xml:space="preserve">Pomoce sensoryczne do orientacji w czasie (stoper, zegar time-timer).</w:t>
-            </w:r>
-          </w:p>
-          <w:p>
-            <w:pPr>
-              <w:spacing w:after="40" w:before="0" w:line="245"/>
-              <w:ind w:left="200" w:hanging="200"/>
-            </w:pPr>
-            <w:r>
-              <w:rPr>
-                <w:rFonts w:ascii="Arial" w:cs="Arial" w:eastAsia="Arial" w:hAnsi="Arial"/>
-                <w:b/>
-                <w:bCs/>
-                <w:i w:val="false"/>
-                <w:iCs w:val="false"/>
-                <w:caps w:val="false"/>
-                <w:color w:val="E74509"/>
-                <w:sz w:val="16"/>
-                <w:szCs w:val="16"/>
-              </w:rPr>
-              <w:t xml:space="preserve">•  </w:t>
-            </w:r>
-            <w:r>
-              <w:rPr>
-                <w:rFonts w:ascii="Arial" w:cs="Arial" w:eastAsia="Arial" w:hAnsi="Arial"/>
-                <w:b w:val="false"/>
-                <w:bCs w:val="false"/>
-                <w:i w:val="false"/>
-                <w:iCs w:val="false"/>
-                <w:caps w:val="false"/>
-                <w:color w:val="1A1530"/>
-                <w:sz w:val="16"/>
-                <w:szCs w:val="16"/>
-              </w:rPr>
-              <w:t xml:space="preserve">Protokół wyprzedzający przed trudnymi przejściami.</w:t>
+              <w:t xml:space="preserve">Samodzielnie odhacza kroki planu dnia.</w:t>
             </w:r>
           </w:p>
         </w:tc>
@@ -18642,11 +21218,11 @@
                 <w:i w:val="false"/>
                 <w:iCs w:val="false"/>
                 <w:caps w:val="false"/>
-                <w:color w:val="E74509"/>
+                <w:color w:val="2E7D45"/>
                 <w:sz w:val="16"/>
                 <w:szCs w:val="16"/>
               </w:rPr>
-              <w:t xml:space="preserve">•  </w:t>
+              <w:t xml:space="preserve">✓  </w:t>
             </w:r>
             <w:r>
               <w:rPr>
@@ -18660,7 +21236,7 @@
                 <w:sz w:val="16"/>
                 <w:szCs w:val="16"/>
               </w:rPr>
-              <w:t xml:space="preserve">Tablice wyboru i skrypty dialogowe AAC.</w:t>
+              <w:t xml:space="preserve">Prosi o przerwę lub pomoc komunikatem (mowa lub tablica AAC) zamiast krzyku w 4 na 5 sytuacji.</w:t>
             </w:r>
           </w:p>
           <w:p>
@@ -18676,11 +21252,11 @@
                 <w:i w:val="false"/>
                 <w:iCs w:val="false"/>
                 <w:caps w:val="false"/>
-                <w:color w:val="E74509"/>
+                <w:color w:val="2E7D45"/>
                 <w:sz w:val="16"/>
                 <w:szCs w:val="16"/>
               </w:rPr>
-              <w:t xml:space="preserve">•  </w:t>
+              <w:t xml:space="preserve">✓  </w:t>
             </w:r>
             <w:r>
               <w:rPr>
@@ -18694,75 +21270,7 @@
                 <w:sz w:val="16"/>
                 <w:szCs w:val="16"/>
               </w:rPr>
-              <w:t xml:space="preserve">Unikanie metafor, sarkazmu i dwuznaczności w komunikatach personelu.</w:t>
-            </w:r>
-          </w:p>
-          <w:p>
-            <w:pPr>
-              <w:spacing w:after="40" w:before="0" w:line="245"/>
-              <w:ind w:left="200" w:hanging="200"/>
-            </w:pPr>
-            <w:r>
-              <w:rPr>
-                <w:rFonts w:ascii="Arial" w:cs="Arial" w:eastAsia="Arial" w:hAnsi="Arial"/>
-                <w:b/>
-                <w:bCs/>
-                <w:i w:val="false"/>
-                <w:iCs w:val="false"/>
-                <w:caps w:val="false"/>
-                <w:color w:val="E74509"/>
-                <w:sz w:val="16"/>
-                <w:szCs w:val="16"/>
-              </w:rPr>
-              <w:t xml:space="preserve">•  </w:t>
-            </w:r>
-            <w:r>
-              <w:rPr>
-                <w:rFonts w:ascii="Arial" w:cs="Arial" w:eastAsia="Arial" w:hAnsi="Arial"/>
-                <w:b w:val="false"/>
-                <w:bCs w:val="false"/>
-                <w:i w:val="false"/>
-                <w:iCs w:val="false"/>
-                <w:caps w:val="false"/>
-                <w:color w:val="1A1530"/>
-                <w:sz w:val="16"/>
-                <w:szCs w:val="16"/>
-              </w:rPr>
-              <w:t xml:space="preserve">Trening komunikacji funkcjonalnej (FCT: „chcę przerwę”, „nie rozumiem”).</w:t>
-            </w:r>
-          </w:p>
-          <w:p>
-            <w:pPr>
-              <w:spacing w:after="40" w:before="0" w:line="245"/>
-              <w:ind w:left="200" w:hanging="200"/>
-            </w:pPr>
-            <w:r>
-              <w:rPr>
-                <w:rFonts w:ascii="Arial" w:cs="Arial" w:eastAsia="Arial" w:hAnsi="Arial"/>
-                <w:b/>
-                <w:bCs/>
-                <w:i w:val="false"/>
-                <w:iCs w:val="false"/>
-                <w:caps w:val="false"/>
-                <w:color w:val="E74509"/>
-                <w:sz w:val="16"/>
-                <w:szCs w:val="16"/>
-              </w:rPr>
-              <w:t xml:space="preserve">•  </w:t>
-            </w:r>
-            <w:r>
-              <w:rPr>
-                <w:rFonts w:ascii="Arial" w:cs="Arial" w:eastAsia="Arial" w:hAnsi="Arial"/>
-                <w:b w:val="false"/>
-                <w:bCs w:val="false"/>
-                <w:i w:val="false"/>
-                <w:iCs w:val="false"/>
-                <w:caps w:val="false"/>
-                <w:color w:val="1A1530"/>
-                <w:sz w:val="16"/>
-                <w:szCs w:val="16"/>
-              </w:rPr>
-              <w:t xml:space="preserve">Terapia logopedyczna/neurologopedyczna.</w:t>
+              <w:t xml:space="preserve">Podtrzymuje dialog 3 wymiany w scenariuszu.</w:t>
             </w:r>
           </w:p>
         </w:tc>
@@ -18897,11 +21405,11 @@
                 <w:i w:val="false"/>
                 <w:iCs w:val="false"/>
                 <w:caps w:val="false"/>
-                <w:color w:val="E74509"/>
+                <w:color w:val="2E7D45"/>
                 <w:sz w:val="16"/>
                 <w:szCs w:val="16"/>
               </w:rPr>
-              <w:t xml:space="preserve">•  </w:t>
+              <w:t xml:space="preserve">✓  </w:t>
             </w:r>
             <w:r>
               <w:rPr>
@@ -18915,7 +21423,7 @@
                 <w:sz w:val="16"/>
                 <w:szCs w:val="16"/>
               </w:rPr>
-              <w:t xml:space="preserve">Dostosowanie przyborów (nakładki ergonomiczne na ołówki, nożyczki sprężynowe).</w:t>
+              <w:t xml:space="preserve">Prawidłowy chwyt trójpalcowy przy pisaniu/rysowaniu przez 5 min.</w:t>
             </w:r>
           </w:p>
           <w:p>
@@ -18931,11 +21439,11 @@
                 <w:i w:val="false"/>
                 <w:iCs w:val="false"/>
                 <w:caps w:val="false"/>
-                <w:color w:val="E74509"/>
+                <w:color w:val="2E7D45"/>
                 <w:sz w:val="16"/>
                 <w:szCs w:val="16"/>
               </w:rPr>
-              <w:t xml:space="preserve">•  </w:t>
+              <w:t xml:space="preserve">✓  </w:t>
             </w:r>
             <w:r>
               <w:rPr>
@@ -18949,41 +21457,7 @@
                 <w:sz w:val="16"/>
                 <w:szCs w:val="16"/>
               </w:rPr>
-              <w:t xml:space="preserve">Ćwiczenia rewalidacyjne ukierunkowane na motorykę małą i dużą.</w:t>
-            </w:r>
-          </w:p>
-          <w:p>
-            <w:pPr>
-              <w:spacing w:after="40" w:before="0" w:line="245"/>
-              <w:ind w:left="200" w:hanging="200"/>
-            </w:pPr>
-            <w:r>
-              <w:rPr>
-                <w:rFonts w:ascii="Arial" w:cs="Arial" w:eastAsia="Arial" w:hAnsi="Arial"/>
-                <w:b/>
-                <w:bCs/>
-                <w:i w:val="false"/>
-                <w:iCs w:val="false"/>
-                <w:caps w:val="false"/>
-                <w:color w:val="E74509"/>
-                <w:sz w:val="16"/>
-                <w:szCs w:val="16"/>
-              </w:rPr>
-              <w:t xml:space="preserve">•  </w:t>
-            </w:r>
-            <w:r>
-              <w:rPr>
-                <w:rFonts w:ascii="Arial" w:cs="Arial" w:eastAsia="Arial" w:hAnsi="Arial"/>
-                <w:b w:val="false"/>
-                <w:bCs w:val="false"/>
-                <w:i w:val="false"/>
-                <w:iCs w:val="false"/>
-                <w:caps w:val="false"/>
-                <w:color w:val="1A1530"/>
-                <w:sz w:val="16"/>
-                <w:szCs w:val="16"/>
-              </w:rPr>
-              <w:t xml:space="preserve">Ćwiczenia integracji sensorycznej (SI).</w:t>
+              <w:t xml:space="preserve">Wycina po linii prostej nożyczkami sprężynowymi.</w:t>
             </w:r>
           </w:p>
         </w:tc>
@@ -19118,11 +21592,11 @@
                 <w:i w:val="false"/>
                 <w:iCs w:val="false"/>
                 <w:caps w:val="false"/>
-                <w:color w:val="E74509"/>
+                <w:color w:val="2E7D45"/>
                 <w:sz w:val="16"/>
                 <w:szCs w:val="16"/>
               </w:rPr>
-              <w:t xml:space="preserve">•  </w:t>
+              <w:t xml:space="preserve">✓  </w:t>
             </w:r>
             <w:r>
               <w:rPr>
@@ -19136,7 +21610,7 @@
                 <w:sz w:val="16"/>
                 <w:szCs w:val="16"/>
               </w:rPr>
-              <w:t xml:space="preserve">Stała kolejność czynności toaletowych wsparta paskiem wizualnym.</w:t>
+              <w:t xml:space="preserve">Myje ręce w pełnej sekwencji z paskiem wizualnym bez oporu.</w:t>
             </w:r>
           </w:p>
           <w:p>
@@ -19152,11 +21626,11 @@
                 <w:i w:val="false"/>
                 <w:iCs w:val="false"/>
                 <w:caps w:val="false"/>
-                <w:color w:val="E74509"/>
+                <w:color w:val="2E7D45"/>
                 <w:sz w:val="16"/>
                 <w:szCs w:val="16"/>
               </w:rPr>
-              <w:t xml:space="preserve">•  </w:t>
+              <w:t xml:space="preserve">✓  </w:t>
             </w:r>
             <w:r>
               <w:rPr>
@@ -19170,41 +21644,7 @@
                 <w:sz w:val="16"/>
                 <w:szCs w:val="16"/>
               </w:rPr>
-              <w:t xml:space="preserve">Stopniowe oswajanie faktur i zapachów w bezpiecznych warunkach.</w:t>
-            </w:r>
-          </w:p>
-          <w:p>
-            <w:pPr>
-              <w:spacing w:after="40" w:before="0" w:line="245"/>
-              <w:ind w:left="200" w:hanging="200"/>
-            </w:pPr>
-            <w:r>
-              <w:rPr>
-                <w:rFonts w:ascii="Arial" w:cs="Arial" w:eastAsia="Arial" w:hAnsi="Arial"/>
-                <w:b/>
-                <w:bCs/>
-                <w:i w:val="false"/>
-                <w:iCs w:val="false"/>
-                <w:caps w:val="false"/>
-                <w:color w:val="E74509"/>
-                <w:sz w:val="16"/>
-                <w:szCs w:val="16"/>
-              </w:rPr>
-              <w:t xml:space="preserve">•  </w:t>
-            </w:r>
-            <w:r>
-              <w:rPr>
-                <w:rFonts w:ascii="Arial" w:cs="Arial" w:eastAsia="Arial" w:hAnsi="Arial"/>
-                <w:b w:val="false"/>
-                <w:bCs w:val="false"/>
-                <w:i w:val="false"/>
-                <w:iCs w:val="false"/>
-                <w:caps w:val="false"/>
-                <w:color w:val="1A1530"/>
-                <w:sz w:val="16"/>
-                <w:szCs w:val="16"/>
-              </w:rPr>
-              <w:t xml:space="preserve">Odzież bez trudnych zapięć; nadzór dorosłego przy posiłkach.</w:t>
+              <w:t xml:space="preserve">Próbuje 2 nowe produkty w miesiącu.</w:t>
             </w:r>
           </w:p>
         </w:tc>
@@ -19339,11 +21779,11 @@
                 <w:i w:val="false"/>
                 <w:iCs w:val="false"/>
                 <w:caps w:val="false"/>
-                <w:color w:val="E74509"/>
+                <w:color w:val="2E7D45"/>
                 <w:sz w:val="16"/>
                 <w:szCs w:val="16"/>
               </w:rPr>
-              <w:t xml:space="preserve">•  </w:t>
+              <w:t xml:space="preserve">✓  </w:t>
             </w:r>
             <w:r>
               <w:rPr>
@@ -19357,7 +21797,7 @@
                 <w:sz w:val="16"/>
                 <w:szCs w:val="16"/>
               </w:rPr>
-              <w:t xml:space="preserve">Lista zadań na rzepy z odhaczaniem wykonanych czynności.</w:t>
+              <w:t xml:space="preserve">Rozpoczyna i kończy dyżur po jednym przypomnieniu.</w:t>
             </w:r>
           </w:p>
           <w:p>
@@ -19373,11 +21813,11 @@
                 <w:i w:val="false"/>
                 <w:iCs w:val="false"/>
                 <w:caps w:val="false"/>
-                <w:color w:val="E74509"/>
+                <w:color w:val="2E7D45"/>
                 <w:sz w:val="16"/>
                 <w:szCs w:val="16"/>
               </w:rPr>
-              <w:t xml:space="preserve">•  </w:t>
+              <w:t xml:space="preserve">✓  </w:t>
             </w:r>
             <w:r>
               <w:rPr>
@@ -19391,41 +21831,7 @@
                 <w:sz w:val="16"/>
                 <w:szCs w:val="16"/>
               </w:rPr>
-              <w:t xml:space="preserve">Stałe dyżury z modelowaniem przez dorosłego.</w:t>
-            </w:r>
-          </w:p>
-          <w:p>
-            <w:pPr>
-              <w:spacing w:after="40" w:before="0" w:line="245"/>
-              <w:ind w:left="200" w:hanging="200"/>
-            </w:pPr>
-            <w:r>
-              <w:rPr>
-                <w:rFonts w:ascii="Arial" w:cs="Arial" w:eastAsia="Arial" w:hAnsi="Arial"/>
-                <w:b/>
-                <w:bCs/>
-                <w:i w:val="false"/>
-                <w:iCs w:val="false"/>
-                <w:caps w:val="false"/>
-                <w:color w:val="E74509"/>
-                <w:sz w:val="16"/>
-                <w:szCs w:val="16"/>
-              </w:rPr>
-              <w:t xml:space="preserve">•  </w:t>
-            </w:r>
-            <w:r>
-              <w:rPr>
-                <w:rFonts w:ascii="Arial" w:cs="Arial" w:eastAsia="Arial" w:hAnsi="Arial"/>
-                <w:b w:val="false"/>
-                <w:bCs w:val="false"/>
-                <w:i w:val="false"/>
-                <w:iCs w:val="false"/>
-                <w:caps w:val="false"/>
-                <w:color w:val="1A1530"/>
-                <w:sz w:val="16"/>
-                <w:szCs w:val="16"/>
-              </w:rPr>
-              <w:t xml:space="preserve">Wzmocnienia pozytywne (pochwała opisowa, system żetonowy).</w:t>
+              <w:t xml:space="preserve">Sprząta swoje miejsce pracy samodzielnie w 4 na 5 dni.</w:t>
             </w:r>
           </w:p>
         </w:tc>
@@ -19560,11 +21966,11 @@
                 <w:i w:val="false"/>
                 <w:iCs w:val="false"/>
                 <w:caps w:val="false"/>
-                <w:color w:val="E74509"/>
+                <w:color w:val="2E7D45"/>
                 <w:sz w:val="16"/>
                 <w:szCs w:val="16"/>
               </w:rPr>
-              <w:t xml:space="preserve">•  </w:t>
+              <w:t xml:space="preserve">✓  </w:t>
             </w:r>
             <w:r>
               <w:rPr>
@@ -19578,7 +21984,7 @@
                 <w:sz w:val="16"/>
                 <w:szCs w:val="16"/>
               </w:rPr>
-              <w:t xml:space="preserve">Trening Umiejętności Społecznych (TUS) w małej grupie.</w:t>
+              <w:t xml:space="preserve">Inicjuje zabawę z jednym rówieśnikiem raz dziennie.</w:t>
             </w:r>
           </w:p>
           <w:p>
@@ -19594,11 +22000,11 @@
                 <w:i w:val="false"/>
                 <w:iCs w:val="false"/>
                 <w:caps w:val="false"/>
-                <w:color w:val="E74509"/>
+                <w:color w:val="2E7D45"/>
                 <w:sz w:val="16"/>
                 <w:szCs w:val="16"/>
               </w:rPr>
-              <w:t xml:space="preserve">•  </w:t>
+              <w:t xml:space="preserve">✓  </w:t>
             </w:r>
             <w:r>
               <w:rPr>
@@ -19612,75 +22018,7 @@
                 <w:sz w:val="16"/>
                 <w:szCs w:val="16"/>
               </w:rPr>
-              <w:t xml:space="preserve">Historyjki Społeczne (Social Stories) modelujące zachowania prospołeczne.</w:t>
-            </w:r>
-          </w:p>
-          <w:p>
-            <w:pPr>
-              <w:spacing w:after="40" w:before="0" w:line="245"/>
-              <w:ind w:left="200" w:hanging="200"/>
-            </w:pPr>
-            <w:r>
-              <w:rPr>
-                <w:rFonts w:ascii="Arial" w:cs="Arial" w:eastAsia="Arial" w:hAnsi="Arial"/>
-                <w:b/>
-                <w:bCs/>
-                <w:i w:val="false"/>
-                <w:iCs w:val="false"/>
-                <w:caps w:val="false"/>
-                <w:color w:val="E74509"/>
-                <w:sz w:val="16"/>
-                <w:szCs w:val="16"/>
-              </w:rPr>
-              <w:t xml:space="preserve">•  </w:t>
-            </w:r>
-            <w:r>
-              <w:rPr>
-                <w:rFonts w:ascii="Arial" w:cs="Arial" w:eastAsia="Arial" w:hAnsi="Arial"/>
-                <w:b w:val="false"/>
-                <w:bCs w:val="false"/>
-                <w:i w:val="false"/>
-                <w:iCs w:val="false"/>
-                <w:caps w:val="false"/>
-                <w:color w:val="1A1530"/>
-                <w:sz w:val="16"/>
-                <w:szCs w:val="16"/>
-              </w:rPr>
-              <w:t xml:space="preserve">Rówieśnik-mentor w zabawach grupowych.</w:t>
-            </w:r>
-          </w:p>
-          <w:p>
-            <w:pPr>
-              <w:spacing w:after="40" w:before="0" w:line="245"/>
-              <w:ind w:left="200" w:hanging="200"/>
-            </w:pPr>
-            <w:r>
-              <w:rPr>
-                <w:rFonts w:ascii="Arial" w:cs="Arial" w:eastAsia="Arial" w:hAnsi="Arial"/>
-                <w:b/>
-                <w:bCs/>
-                <w:i w:val="false"/>
-                <w:iCs w:val="false"/>
-                <w:caps w:val="false"/>
-                <w:color w:val="E74509"/>
-                <w:sz w:val="16"/>
-                <w:szCs w:val="16"/>
-              </w:rPr>
-              <w:t xml:space="preserve">•  </w:t>
-            </w:r>
-            <w:r>
-              <w:rPr>
-                <w:rFonts w:ascii="Arial" w:cs="Arial" w:eastAsia="Arial" w:hAnsi="Arial"/>
-                <w:b w:val="false"/>
-                <w:bCs w:val="false"/>
-                <w:i w:val="false"/>
-                <w:iCs w:val="false"/>
-                <w:caps w:val="false"/>
-                <w:color w:val="1A1530"/>
-                <w:sz w:val="16"/>
-                <w:szCs w:val="16"/>
-              </w:rPr>
-              <w:t xml:space="preserve">Jasne, wizualne zasady panujące w klasie/grupie.</w:t>
+              <w:t xml:space="preserve">Rozpoznaje 4 podstawowe emocje na twarzach kolegów i nazywa je.</w:t>
             </w:r>
           </w:p>
         </w:tc>
@@ -19815,11 +22153,11 @@
                 <w:i w:val="false"/>
                 <w:iCs w:val="false"/>
                 <w:caps w:val="false"/>
-                <w:color w:val="E74509"/>
+                <w:color w:val="2E7D45"/>
                 <w:sz w:val="16"/>
                 <w:szCs w:val="16"/>
               </w:rPr>
-              <w:t xml:space="preserve">•  </w:t>
+              <w:t xml:space="preserve">✓  </w:t>
             </w:r>
             <w:r>
               <w:rPr>
@@ -19833,7 +22171,7 @@
                 <w:sz w:val="16"/>
                 <w:szCs w:val="16"/>
               </w:rPr>
-              <w:t xml:space="preserve">Dostosowane karty pracy (mniej bodźców, większa czcionka, jedno polecenie na raz).</w:t>
+              <w:t xml:space="preserve">Wykonuje dostosowaną kartę pracy w czasie zajęć z jednym wsparciem nauczyciela.</w:t>
             </w:r>
           </w:p>
           <w:p>
@@ -19849,11 +22187,11 @@
                 <w:i w:val="false"/>
                 <w:iCs w:val="false"/>
                 <w:caps w:val="false"/>
-                <w:color w:val="E74509"/>
+                <w:color w:val="2E7D45"/>
                 <w:sz w:val="16"/>
                 <w:szCs w:val="16"/>
               </w:rPr>
-              <w:t xml:space="preserve">•  </w:t>
+              <w:t xml:space="preserve">✓  </w:t>
             </w:r>
             <w:r>
               <w:rPr>
@@ -19867,41 +22205,7 @@
                 <w:sz w:val="16"/>
                 <w:szCs w:val="16"/>
               </w:rPr>
-              <w:t xml:space="preserve">Wsparcie nauczyciela współorganizującego w zadaniach kierowanych.</w:t>
-            </w:r>
-          </w:p>
-          <w:p>
-            <w:pPr>
-              <w:spacing w:after="40" w:before="0" w:line="245"/>
-              <w:ind w:left="200" w:hanging="200"/>
-            </w:pPr>
-            <w:r>
-              <w:rPr>
-                <w:rFonts w:ascii="Arial" w:cs="Arial" w:eastAsia="Arial" w:hAnsi="Arial"/>
-                <w:b/>
-                <w:bCs/>
-                <w:i w:val="false"/>
-                <w:iCs w:val="false"/>
-                <w:caps w:val="false"/>
-                <w:color w:val="E74509"/>
-                <w:sz w:val="16"/>
-                <w:szCs w:val="16"/>
-              </w:rPr>
-              <w:t xml:space="preserve">•  </w:t>
-            </w:r>
-            <w:r>
-              <w:rPr>
-                <w:rFonts w:ascii="Arial" w:cs="Arial" w:eastAsia="Arial" w:hAnsi="Arial"/>
-                <w:b w:val="false"/>
-                <w:bCs w:val="false"/>
-                <w:i w:val="false"/>
-                <w:iCs w:val="false"/>
-                <w:caps w:val="false"/>
-                <w:color w:val="1A1530"/>
-                <w:sz w:val="16"/>
-                <w:szCs w:val="16"/>
-              </w:rPr>
-              <w:t xml:space="preserve">Przerwy sensoryczne wpisane w plan zajęć.</w:t>
+              <w:t xml:space="preserve">Utrzymuje uwagę na zadaniu 10 min.</w:t>
             </w:r>
           </w:p>
         </w:tc>
@@ -20036,11 +22340,11 @@
                 <w:i w:val="false"/>
                 <w:iCs w:val="false"/>
                 <w:caps w:val="false"/>
-                <w:color w:val="E74509"/>
+                <w:color w:val="2E7D45"/>
                 <w:sz w:val="16"/>
                 <w:szCs w:val="16"/>
               </w:rPr>
-              <w:t xml:space="preserve">•  </w:t>
+              <w:t xml:space="preserve">✓  </w:t>
             </w:r>
             <w:r>
               <w:rPr>
@@ -20054,7 +22358,7 @@
                 <w:sz w:val="16"/>
                 <w:szCs w:val="16"/>
               </w:rPr>
-              <w:t xml:space="preserve">Wcześniejsze przygotowanie (historyjka społeczna, zdjęcia miejsca, plan wydarzenia).</w:t>
+              <w:t xml:space="preserve">Uczestniczy w apelu przez 10 min z możliwością wyjścia; w czerwcu 20 min.</w:t>
             </w:r>
           </w:p>
           <w:p>
@@ -20070,11 +22374,11 @@
                 <w:i w:val="false"/>
                 <w:iCs w:val="false"/>
                 <w:caps w:val="false"/>
-                <w:color w:val="E74509"/>
+                <w:color w:val="2E7D45"/>
                 <w:sz w:val="16"/>
                 <w:szCs w:val="16"/>
               </w:rPr>
-              <w:t xml:space="preserve">•  </w:t>
+              <w:t xml:space="preserve">✓  </w:t>
             </w:r>
             <w:r>
               <w:rPr>
@@ -20088,41 +22392,7 @@
                 <w:sz w:val="16"/>
                 <w:szCs w:val="16"/>
               </w:rPr>
-              <w:t xml:space="preserve">Słuchawki wygłuszające i miejsce z możliwością wyjścia.</w:t>
-            </w:r>
-          </w:p>
-          <w:p>
-            <w:pPr>
-              <w:spacing w:after="40" w:before="0" w:line="245"/>
-              <w:ind w:left="200" w:hanging="200"/>
-            </w:pPr>
-            <w:r>
-              <w:rPr>
-                <w:rFonts w:ascii="Arial" w:cs="Arial" w:eastAsia="Arial" w:hAnsi="Arial"/>
-                <w:b/>
-                <w:bCs/>
-                <w:i w:val="false"/>
-                <w:iCs w:val="false"/>
-                <w:caps w:val="false"/>
-                <w:color w:val="E74509"/>
-                <w:sz w:val="16"/>
-                <w:szCs w:val="16"/>
-              </w:rPr>
-              <w:t xml:space="preserve">•  </w:t>
-            </w:r>
-            <w:r>
-              <w:rPr>
-                <w:rFonts w:ascii="Arial" w:cs="Arial" w:eastAsia="Arial" w:hAnsi="Arial"/>
-                <w:b w:val="false"/>
-                <w:bCs w:val="false"/>
-                <w:i w:val="false"/>
-                <w:iCs w:val="false"/>
-                <w:caps w:val="false"/>
-                <w:color w:val="1A1530"/>
-                <w:sz w:val="16"/>
-                <w:szCs w:val="16"/>
-              </w:rPr>
-              <w:t xml:space="preserve">Stopniowe wydłużanie czasu udziału w wydarzeniach grupowych.</w:t>
+              <w:t xml:space="preserve">Bierze udział w wyjściu grupowym po przygotowaniu bez wycofania.</w:t>
             </w:r>
           </w:p>
         </w:tc>
@@ -20620,7 +22890,7 @@
           <w:sz w:val="22"/>
           <w:szCs w:val="22"/>
         </w:rPr>
-        <w:t xml:space="preserve">USTALENIE DECYZJĄ ZESPOŁU POZIOMU WSPARCIA DLA DZIECKA / UCZNIA</w:t>
+        <w:t xml:space="preserve">WNIOSKI ZESPOŁU: POZIOM WSPARCIA I REKOMENDACJE DLA ZESPOŁU ORZEKAJĄCEGO</w:t>
       </w:r>
     </w:p>
     <w:p>
@@ -20641,7 +22911,7 @@
           <w:szCs w:val="12"/>
           <w:shd w:fill="EFE9F9" w:color="auto" w:val="clear"/>
         </w:rPr>
-        <w:t xml:space="preserve"> § Podstawa prawna: art. 127 Prawa oświatowego · § 6 ust. 2–3 rozp. o kształceniu specjalnym (zespół, udział rodziców) </w:t>
+        <w:t xml:space="preserve"> § Podstawa prawna: art. 127 Prawa oświatowego · § 7 ust. 6–7 rozp. z 2.03.2026 (poz. 428) · § 6 ust. 2–3 rozp. o kształceniu specjalnym </w:t>
       </w:r>
     </w:p>
     <w:p>
@@ -20661,7 +22931,56 @@
           <w:sz w:val="16"/>
           <w:szCs w:val="16"/>
         </w:rPr>
-        <w:t xml:space="preserve">Na podstawie wyników KPOF/KSzOF (sekcja 5), arkuszy specjalistycznych (sekcja 6), głosu dziecka (sekcja 7), dotychczasowych działań (sekcja 8) oraz zaleceń poradni Zespół ustala poziom wsparcia:</w:t>
+        <w:t xml:space="preserve">Na podstawie wyników KPOF/KSzOF (sekcja 5), arkuszy (sekcja 6), głosu dziecka (sekcja 7), dotychczasowych działań (sekcja 8) i celów (sekcja 9) Zespół ustala poziom wsparcia (A) oraz formułuje rekomendacje dla zespołu orzekającego poradni (B):</w:t>
+      </w:r>
+    </w:p>
+    <w:p>
+      <w:pPr>
+        <w:keepNext/>
+        <w:spacing w:after="90" w:before="140"/>
+      </w:pPr>
+      <w:r>
+        <w:rPr>
+          <w:rFonts w:ascii="Arial" w:cs="Arial" w:eastAsia="Arial" w:hAnsi="Arial"/>
+          <w:b/>
+          <w:bCs/>
+          <w:i w:val="false"/>
+          <w:iCs w:val="false"/>
+          <w:caps w:val="false"/>
+          <w:color w:val="FFFFFF"/>
+          <w:sz w:val="16"/>
+          <w:szCs w:val="16"/>
+          <w:shd w:fill="E74509" w:color="auto" w:val="clear"/>
+        </w:rPr>
+        <w:t xml:space="preserve"> A </w:t>
+      </w:r>
+      <w:r>
+        <w:rPr>
+          <w:rFonts w:ascii="Arial" w:cs="Arial" w:eastAsia="Arial" w:hAnsi="Arial"/>
+          <w:b/>
+          <w:bCs/>
+          <w:i w:val="false"/>
+          <w:iCs w:val="false"/>
+          <w:caps w:val="false"/>
+          <w:color w:val="2D1B69"/>
+          <w:sz w:val="18"/>
+          <w:szCs w:val="18"/>
+        </w:rPr>
+        <w:t xml:space="preserve">   Poziom wsparcia ustalony przez Zespół</w:t>
+      </w:r>
+      <w:r>
+        <w:rPr>
+          <w:rFonts w:ascii="Arial" w:cs="Arial" w:eastAsia="Arial" w:hAnsi="Arial"/>
+          <w:b w:val="false"/>
+          <w:bCs w:val="false"/>
+          <w:i w:val="false"/>
+          <w:iCs w:val="false"/>
+          <w:caps w:val="false"/>
+          <w:color w:val="6B6378"/>
+          <w:sz w:val="14"/>
+          <w:szCs w:val="14"/>
+        </w:rPr>
+        <w:t xml:space="preserve"/>
       </w:r>
     </w:p>
     <w:tbl>
@@ -20696,9 +23015,9 @@
             </w:tcBorders>
             <w:shd w:fill="FFFFFF" w:color="auto" w:val="clear"/>
             <w:tcMar>
-              <w:top w:type="dxa" w:w="110"/>
+              <w:top w:type="dxa" w:w="80"/>
               <w:left w:type="dxa" w:w="160"/>
-              <w:bottom w:type="dxa" w:w="110"/>
+              <w:bottom w:type="dxa" w:w="80"/>
               <w:right w:type="dxa" w:w="140"/>
             </w:tcMar>
             <w:vAlign w:val="top"/>
@@ -20769,9 +23088,9 @@
             </w:tcBorders>
             <w:shd w:fill="FDECE3" w:color="auto" w:val="clear"/>
             <w:tcMar>
-              <w:top w:type="dxa" w:w="110"/>
+              <w:top w:type="dxa" w:w="80"/>
               <w:left w:type="dxa" w:w="160"/>
-              <w:bottom w:type="dxa" w:w="110"/>
+              <w:bottom w:type="dxa" w:w="80"/>
               <w:right w:type="dxa" w:w="140"/>
             </w:tcMar>
             <w:vAlign w:val="top"/>
@@ -20842,9 +23161,9 @@
             </w:tcBorders>
             <w:shd w:fill="FFFFFF" w:color="auto" w:val="clear"/>
             <w:tcMar>
-              <w:top w:type="dxa" w:w="110"/>
+              <w:top w:type="dxa" w:w="80"/>
               <w:left w:type="dxa" w:w="160"/>
-              <w:bottom w:type="dxa" w:w="110"/>
+              <w:bottom w:type="dxa" w:w="80"/>
               <w:right w:type="dxa" w:w="140"/>
             </w:tcMar>
             <w:vAlign w:val="top"/>
@@ -20908,7 +23227,7 @@
     </w:tbl>
     <w:p>
       <w:pPr>
-        <w:spacing w:after="120" w:before="0"/>
+        <w:spacing w:after="60" w:before="0"/>
       </w:pPr>
     </w:p>
     <w:tbl>
@@ -20994,7 +23313,7 @@
     </w:tbl>
     <w:p>
       <w:pPr>
-        <w:spacing w:after="100" w:before="0"/>
+        <w:spacing w:after="60" w:before="0"/>
       </w:pPr>
     </w:p>
     <w:tbl>
@@ -21055,7 +23374,7 @@
                 <w:sz w:val="12"/>
                 <w:szCs w:val="12"/>
               </w:rPr>
-              <w:t xml:space="preserve">REWALIDACJA</w:t>
+              <w:t xml:space="preserve">REWALIDACJA (WARIANT A)</w:t>
             </w:r>
           </w:p>
           <w:p>
@@ -21075,7 +23394,7 @@
                 <w:sz w:val="15"/>
                 <w:szCs w:val="15"/>
               </w:rPr>
-              <w:t xml:space="preserve">2 godz. / tydz.</w:t>
+              <w:t xml:space="preserve">2 godz. zegarowe / tydz.</w:t>
             </w:r>
           </w:p>
         </w:tc>
@@ -21135,7 +23454,7 @@
                 <w:sz w:val="15"/>
                 <w:szCs w:val="15"/>
               </w:rPr>
-              <w:t xml:space="preserve">3 godz. 30 min / tydz.</w:t>
+              <w:t xml:space="preserve">4 zajęcia × 45 min + konsultacje 30 min / tydz.</w:t>
             </w:r>
           </w:p>
         </w:tc>
@@ -21263,7 +23582,608 @@
     </w:tbl>
     <w:p>
       <w:pPr>
-        <w:spacing w:after="100" w:before="0"/>
+        <w:keepNext/>
+        <w:spacing w:after="90" w:before="140"/>
+      </w:pPr>
+      <w:r>
+        <w:rPr>
+          <w:rFonts w:ascii="Arial" w:cs="Arial" w:eastAsia="Arial" w:hAnsi="Arial"/>
+          <w:b/>
+          <w:bCs/>
+          <w:i w:val="false"/>
+          <w:iCs w:val="false"/>
+          <w:caps w:val="false"/>
+          <w:color w:val="FFFFFF"/>
+          <w:sz w:val="16"/>
+          <w:szCs w:val="16"/>
+          <w:shd w:fill="2D6BB3" w:color="auto" w:val="clear"/>
+        </w:rPr>
+        <w:t xml:space="preserve"> B </w:t>
+      </w:r>
+      <w:r>
+        <w:rPr>
+          <w:rFonts w:ascii="Arial" w:cs="Arial" w:eastAsia="Arial" w:hAnsi="Arial"/>
+          <w:b/>
+          <w:bCs/>
+          <w:i w:val="false"/>
+          <w:iCs w:val="false"/>
+          <w:caps w:val="false"/>
+          <w:color w:val="2D1B69"/>
+          <w:sz w:val="18"/>
+          <w:szCs w:val="18"/>
+        </w:rPr>
+        <w:t xml:space="preserve">   Rekomendacje placówki dla zespołu orzekającego poradni</w:t>
+      </w:r>
+      <w:r>
+        <w:rPr>
+          <w:rFonts w:ascii="Arial" w:cs="Arial" w:eastAsia="Arial" w:hAnsi="Arial"/>
+          <w:b w:val="false"/>
+          <w:bCs w:val="false"/>
+          <w:i w:val="false"/>
+          <w:iCs w:val="false"/>
+          <w:caps w:val="false"/>
+          <w:color w:val="6B6378"/>
+          <w:sz w:val="14"/>
+          <w:szCs w:val="14"/>
+        </w:rPr>
+        <w:t xml:space="preserve"/>
+      </w:r>
+    </w:p>
+    <w:p>
+      <w:pPr>
+        <w:spacing w:after="140" w:before="0" w:line="260"/>
+        <w:jc w:val="both"/>
+      </w:pPr>
+      <w:r>
+        <w:rPr>
+          <w:rFonts w:ascii="Arial" w:cs="Arial" w:eastAsia="Arial" w:hAnsi="Arial"/>
+          <w:b w:val="false"/>
+          <w:bCs w:val="false"/>
+          <w:i w:val="false"/>
+          <w:iCs w:val="false"/>
+          <w:caps w:val="false"/>
+          <w:color w:val="6B6378"/>
+          <w:sz w:val="16"/>
+          <w:szCs w:val="16"/>
+        </w:rPr>
+        <w:t xml:space="preserve">Rekomendacje placówki dla zespołu orzekającego – zaznacza Zespół. W Wariancie B stanowią podstawę wniosku rodzica o orzeczenie; w Wariancie A – przy aktualizacji orzeczenia.</w:t>
+      </w:r>
+    </w:p>
+    <w:tbl>
+      <w:tblPr>
+        <w:tblW w:type="dxa" w:w="9906"/>
+        <w:tblBorders>
+          <w:top w:val="single" w:color="auto" w:sz="4"/>
+          <w:left w:val="single" w:color="auto" w:sz="4"/>
+          <w:bottom w:val="single" w:color="auto" w:sz="4"/>
+          <w:right w:val="single" w:color="auto" w:sz="4"/>
+          <w:insideH w:val="single" w:color="auto" w:sz="4"/>
+          <w:insideV w:val="single" w:color="auto" w:sz="4"/>
+        </w:tblBorders>
+      </w:tblPr>
+      <w:tblGrid>
+        <w:gridCol w:w="4953"/>
+        <w:gridCol w:w="4953"/>
+      </w:tblGrid>
+      <w:tr>
+        <w:trPr>
+          <w:cantSplit/>
+        </w:trPr>
+        <w:tc>
+          <w:tcPr>
+            <w:tcW w:type="dxa" w:w="4953"/>
+            <w:tcBorders>
+              <w:top w:val="nil"/>
+              <w:left w:val="nil"/>
+              <w:bottom w:val="nil"/>
+              <w:right w:val="nil"/>
+            </w:tcBorders>
+            <w:tcMar>
+              <w:top w:type="dxa" w:w="15"/>
+              <w:left w:type="dxa" w:w="0"/>
+              <w:bottom w:type="dxa" w:w="15"/>
+              <w:right w:type="dxa" w:w="100"/>
+            </w:tcMar>
+            <w:vAlign w:val="top"/>
+          </w:tcPr>
+          <w:p>
+            <w:pPr>
+              <w:spacing w:after="0" w:before="0" w:line="276"/>
+              <w:jc w:val="left"/>
+            </w:pPr>
+            <w:r>
+              <w:rPr>
+                <w:rFonts w:ascii="Arial" w:cs="Arial" w:eastAsia="Arial" w:hAnsi="Arial"/>
+                <w:b w:val="false"/>
+                <w:bCs w:val="false"/>
+                <w:i w:val="false"/>
+                <w:iCs w:val="false"/>
+                <w:caps w:val="false"/>
+                <w:color w:val="E74509"/>
+                <w:sz w:val="20"/>
+                <w:szCs w:val="20"/>
+              </w:rPr>
+              <w:t xml:space="preserve">☑  </w:t>
+            </w:r>
+            <w:r>
+              <w:rPr>
+                <w:rFonts w:ascii="Arial" w:cs="Arial" w:eastAsia="Arial" w:hAnsi="Arial"/>
+                <w:b w:val="false"/>
+                <w:bCs w:val="false"/>
+                <w:i w:val="false"/>
+                <w:iCs w:val="false"/>
+                <w:caps w:val="false"/>
+                <w:color w:val="1A1530"/>
+                <w:sz w:val="15"/>
+                <w:szCs w:val="15"/>
+              </w:rPr>
+              <w:t xml:space="preserve">Potrzeba kształcenia specjalnego (wydanie / aktualizacja orzeczenia)</w:t>
+            </w:r>
+          </w:p>
+        </w:tc>
+        <w:tc>
+          <w:tcPr>
+            <w:tcW w:type="dxa" w:w="4953"/>
+            <w:tcBorders>
+              <w:top w:val="nil"/>
+              <w:left w:val="nil"/>
+              <w:bottom w:val="nil"/>
+              <w:right w:val="nil"/>
+            </w:tcBorders>
+            <w:tcMar>
+              <w:top w:type="dxa" w:w="15"/>
+              <w:left w:type="dxa" w:w="0"/>
+              <w:bottom w:type="dxa" w:w="15"/>
+              <w:right w:type="dxa" w:w="100"/>
+            </w:tcMar>
+            <w:vAlign w:val="top"/>
+          </w:tcPr>
+          <w:p>
+            <w:pPr>
+              <w:spacing w:after="0" w:before="0" w:line="276"/>
+              <w:jc w:val="left"/>
+            </w:pPr>
+            <w:r>
+              <w:rPr>
+                <w:rFonts w:ascii="Arial" w:cs="Arial" w:eastAsia="Arial" w:hAnsi="Arial"/>
+                <w:b w:val="false"/>
+                <w:bCs w:val="false"/>
+                <w:i w:val="false"/>
+                <w:iCs w:val="false"/>
+                <w:caps w:val="false"/>
+                <w:color w:val="B6A6DF"/>
+                <w:sz w:val="20"/>
+                <w:szCs w:val="20"/>
+              </w:rPr>
+              <w:t xml:space="preserve">☐  </w:t>
+            </w:r>
+            <w:r>
+              <w:rPr>
+                <w:rFonts w:ascii="Arial" w:cs="Arial" w:eastAsia="Arial" w:hAnsi="Arial"/>
+                <w:b w:val="false"/>
+                <w:bCs w:val="false"/>
+                <w:i w:val="false"/>
+                <w:iCs w:val="false"/>
+                <w:caps w:val="false"/>
+                <w:color w:val="1A1530"/>
+                <w:sz w:val="15"/>
+                <w:szCs w:val="15"/>
+              </w:rPr>
+              <w:t xml:space="preserve">Kontynuacja obecnego orzeczenia bez zmian</w:t>
+            </w:r>
+          </w:p>
+        </w:tc>
+      </w:tr>
+      <w:tr>
+        <w:trPr>
+          <w:cantSplit/>
+        </w:trPr>
+        <w:tc>
+          <w:tcPr>
+            <w:tcW w:type="dxa" w:w="4953"/>
+            <w:tcBorders>
+              <w:top w:val="nil"/>
+              <w:left w:val="nil"/>
+              <w:bottom w:val="nil"/>
+              <w:right w:val="nil"/>
+            </w:tcBorders>
+            <w:tcMar>
+              <w:top w:type="dxa" w:w="15"/>
+              <w:left w:type="dxa" w:w="0"/>
+              <w:bottom w:type="dxa" w:w="15"/>
+              <w:right w:type="dxa" w:w="100"/>
+            </w:tcMar>
+            <w:vAlign w:val="top"/>
+          </w:tcPr>
+          <w:p>
+            <w:pPr>
+              <w:spacing w:after="0" w:before="0" w:line="276"/>
+              <w:jc w:val="left"/>
+            </w:pPr>
+            <w:r>
+              <w:rPr>
+                <w:rFonts w:ascii="Arial" w:cs="Arial" w:eastAsia="Arial" w:hAnsi="Arial"/>
+                <w:b w:val="false"/>
+                <w:bCs w:val="false"/>
+                <w:i w:val="false"/>
+                <w:iCs w:val="false"/>
+                <w:caps w:val="false"/>
+                <w:color w:val="E74509"/>
+                <w:sz w:val="20"/>
+                <w:szCs w:val="20"/>
+              </w:rPr>
+              <w:t xml:space="preserve">☑  </w:t>
+            </w:r>
+            <w:r>
+              <w:rPr>
+                <w:rFonts w:ascii="Arial" w:cs="Arial" w:eastAsia="Arial" w:hAnsi="Arial"/>
+                <w:b w:val="false"/>
+                <w:bCs w:val="false"/>
+                <w:i w:val="false"/>
+                <w:iCs w:val="false"/>
+                <w:caps w:val="false"/>
+                <w:color w:val="1A1530"/>
+                <w:sz w:val="15"/>
+                <w:szCs w:val="15"/>
+              </w:rPr>
+              <w:t xml:space="preserve">Zajęcia rewalidacyjne – wnioskowany zakres: komunikacja i AAC, umiejętności społeczne, motoryka mała</w:t>
+            </w:r>
+          </w:p>
+        </w:tc>
+        <w:tc>
+          <w:tcPr>
+            <w:tcW w:type="dxa" w:w="4953"/>
+            <w:tcBorders>
+              <w:top w:val="nil"/>
+              <w:left w:val="nil"/>
+              <w:bottom w:val="nil"/>
+              <w:right w:val="nil"/>
+            </w:tcBorders>
+            <w:tcMar>
+              <w:top w:type="dxa" w:w="15"/>
+              <w:left w:type="dxa" w:w="0"/>
+              <w:bottom w:type="dxa" w:w="15"/>
+              <w:right w:type="dxa" w:w="100"/>
+            </w:tcMar>
+            <w:vAlign w:val="top"/>
+          </w:tcPr>
+          <w:p>
+            <w:pPr>
+              <w:spacing w:after="0" w:before="0" w:line="276"/>
+              <w:jc w:val="left"/>
+            </w:pPr>
+            <w:r>
+              <w:rPr>
+                <w:rFonts w:ascii="Arial" w:cs="Arial" w:eastAsia="Arial" w:hAnsi="Arial"/>
+                <w:b w:val="false"/>
+                <w:bCs w:val="false"/>
+                <w:i w:val="false"/>
+                <w:iCs w:val="false"/>
+                <w:caps w:val="false"/>
+                <w:color w:val="E74509"/>
+                <w:sz w:val="20"/>
+                <w:szCs w:val="20"/>
+              </w:rPr>
+              <w:t xml:space="preserve">☑  </w:t>
+            </w:r>
+            <w:r>
+              <w:rPr>
+                <w:rFonts w:ascii="Arial" w:cs="Arial" w:eastAsia="Arial" w:hAnsi="Arial"/>
+                <w:b w:val="false"/>
+                <w:bCs w:val="false"/>
+                <w:i w:val="false"/>
+                <w:iCs w:val="false"/>
+                <w:caps w:val="false"/>
+                <w:color w:val="1A1530"/>
+                <w:sz w:val="15"/>
+                <w:szCs w:val="15"/>
+              </w:rPr>
+              <w:t xml:space="preserve">Wsparcie dodatkowej osoby: nauczyciel współorganizujący kształcenie</w:t>
+            </w:r>
+          </w:p>
+        </w:tc>
+      </w:tr>
+      <w:tr>
+        <w:trPr>
+          <w:cantSplit/>
+        </w:trPr>
+        <w:tc>
+          <w:tcPr>
+            <w:tcW w:type="dxa" w:w="4953"/>
+            <w:tcBorders>
+              <w:top w:val="nil"/>
+              <w:left w:val="nil"/>
+              <w:bottom w:val="nil"/>
+              <w:right w:val="nil"/>
+            </w:tcBorders>
+            <w:tcMar>
+              <w:top w:type="dxa" w:w="15"/>
+              <w:left w:type="dxa" w:w="0"/>
+              <w:bottom w:type="dxa" w:w="15"/>
+              <w:right w:type="dxa" w:w="100"/>
+            </w:tcMar>
+            <w:vAlign w:val="top"/>
+          </w:tcPr>
+          <w:p>
+            <w:pPr>
+              <w:spacing w:after="0" w:before="0" w:line="276"/>
+              <w:jc w:val="left"/>
+            </w:pPr>
+            <w:r>
+              <w:rPr>
+                <w:rFonts w:ascii="Arial" w:cs="Arial" w:eastAsia="Arial" w:hAnsi="Arial"/>
+                <w:b w:val="false"/>
+                <w:bCs w:val="false"/>
+                <w:i w:val="false"/>
+                <w:iCs w:val="false"/>
+                <w:caps w:val="false"/>
+                <w:color w:val="B6A6DF"/>
+                <w:sz w:val="20"/>
+                <w:szCs w:val="20"/>
+              </w:rPr>
+              <w:t xml:space="preserve">☐  </w:t>
+            </w:r>
+            <w:r>
+              <w:rPr>
+                <w:rFonts w:ascii="Arial" w:cs="Arial" w:eastAsia="Arial" w:hAnsi="Arial"/>
+                <w:b w:val="false"/>
+                <w:bCs w:val="false"/>
+                <w:i w:val="false"/>
+                <w:iCs w:val="false"/>
+                <w:caps w:val="false"/>
+                <w:color w:val="1A1530"/>
+                <w:sz w:val="15"/>
+                <w:szCs w:val="15"/>
+              </w:rPr>
+              <w:t xml:space="preserve">Indywidualne nauczanie / zindywidualizowana ścieżka kształcenia</w:t>
+            </w:r>
+          </w:p>
+        </w:tc>
+        <w:tc>
+          <w:tcPr>
+            <w:tcW w:type="dxa" w:w="4953"/>
+            <w:tcBorders>
+              <w:top w:val="nil"/>
+              <w:left w:val="nil"/>
+              <w:bottom w:val="nil"/>
+              <w:right w:val="nil"/>
+            </w:tcBorders>
+            <w:tcMar>
+              <w:top w:type="dxa" w:w="15"/>
+              <w:left w:type="dxa" w:w="0"/>
+              <w:bottom w:type="dxa" w:w="15"/>
+              <w:right w:type="dxa" w:w="100"/>
+            </w:tcMar>
+            <w:vAlign w:val="top"/>
+          </w:tcPr>
+          <w:p>
+            <w:pPr>
+              <w:spacing w:after="0" w:before="0" w:line="276"/>
+              <w:jc w:val="left"/>
+            </w:pPr>
+            <w:r>
+              <w:rPr>
+                <w:rFonts w:ascii="Arial" w:cs="Arial" w:eastAsia="Arial" w:hAnsi="Arial"/>
+                <w:b w:val="false"/>
+                <w:bCs w:val="false"/>
+                <w:i w:val="false"/>
+                <w:iCs w:val="false"/>
+                <w:caps w:val="false"/>
+                <w:color w:val="B6A6DF"/>
+                <w:sz w:val="20"/>
+                <w:szCs w:val="20"/>
+              </w:rPr>
+              <w:t xml:space="preserve">☐  </w:t>
+            </w:r>
+            <w:r>
+              <w:rPr>
+                <w:rFonts w:ascii="Arial" w:cs="Arial" w:eastAsia="Arial" w:hAnsi="Arial"/>
+                <w:b w:val="false"/>
+                <w:bCs w:val="false"/>
+                <w:i w:val="false"/>
+                <w:iCs w:val="false"/>
+                <w:caps w:val="false"/>
+                <w:color w:val="1A1530"/>
+                <w:sz w:val="15"/>
+                <w:szCs w:val="15"/>
+              </w:rPr>
+              <w:t xml:space="preserve">Wczesne wspomaganie rozwoju (dziecko przed rozpoczęciem nauki w szkole)</w:t>
+            </w:r>
+          </w:p>
+        </w:tc>
+      </w:tr>
+      <w:tr>
+        <w:trPr>
+          <w:cantSplit/>
+        </w:trPr>
+        <w:tc>
+          <w:tcPr>
+            <w:tcW w:type="dxa" w:w="4953"/>
+            <w:tcBorders>
+              <w:top w:val="nil"/>
+              <w:left w:val="nil"/>
+              <w:bottom w:val="nil"/>
+              <w:right w:val="nil"/>
+            </w:tcBorders>
+            <w:tcMar>
+              <w:top w:type="dxa" w:w="15"/>
+              <w:left w:type="dxa" w:w="0"/>
+              <w:bottom w:type="dxa" w:w="15"/>
+              <w:right w:type="dxa" w:w="100"/>
+            </w:tcMar>
+            <w:vAlign w:val="top"/>
+          </w:tcPr>
+          <w:p>
+            <w:pPr>
+              <w:spacing w:after="0" w:before="0" w:line="276"/>
+              <w:jc w:val="left"/>
+            </w:pPr>
+            <w:r>
+              <w:rPr>
+                <w:rFonts w:ascii="Arial" w:cs="Arial" w:eastAsia="Arial" w:hAnsi="Arial"/>
+                <w:b w:val="false"/>
+                <w:bCs w:val="false"/>
+                <w:i w:val="false"/>
+                <w:iCs w:val="false"/>
+                <w:caps w:val="false"/>
+                <w:color w:val="B6A6DF"/>
+                <w:sz w:val="20"/>
+                <w:szCs w:val="20"/>
+              </w:rPr>
+              <w:t xml:space="preserve">☐  </w:t>
+            </w:r>
+            <w:r>
+              <w:rPr>
+                <w:rFonts w:ascii="Arial" w:cs="Arial" w:eastAsia="Arial" w:hAnsi="Arial"/>
+                <w:b w:val="false"/>
+                <w:bCs w:val="false"/>
+                <w:i w:val="false"/>
+                <w:iCs w:val="false"/>
+                <w:caps w:val="false"/>
+                <w:color w:val="1A1530"/>
+                <w:sz w:val="15"/>
+                <w:szCs w:val="15"/>
+              </w:rPr>
+              <w:t xml:space="preserve">Opinia w sprawie odroczenia obowiązku szkolnego</w:t>
+            </w:r>
+          </w:p>
+        </w:tc>
+        <w:tc>
+          <w:tcPr>
+            <w:tcW w:type="dxa" w:w="4953"/>
+            <w:tcBorders>
+              <w:top w:val="nil"/>
+              <w:left w:val="nil"/>
+              <w:bottom w:val="nil"/>
+              <w:right w:val="nil"/>
+            </w:tcBorders>
+            <w:tcMar>
+              <w:top w:type="dxa" w:w="15"/>
+              <w:left w:type="dxa" w:w="0"/>
+              <w:bottom w:type="dxa" w:w="15"/>
+              <w:right w:type="dxa" w:w="100"/>
+            </w:tcMar>
+            <w:vAlign w:val="top"/>
+          </w:tcPr>
+          <w:p>
+            <w:pPr>
+              <w:spacing w:after="0" w:before="0" w:line="276"/>
+              <w:jc w:val="left"/>
+            </w:pPr>
+            <w:r>
+              <w:rPr>
+                <w:rFonts w:ascii="Arial" w:cs="Arial" w:eastAsia="Arial" w:hAnsi="Arial"/>
+                <w:b w:val="false"/>
+                <w:bCs w:val="false"/>
+                <w:i w:val="false"/>
+                <w:iCs w:val="false"/>
+                <w:caps w:val="false"/>
+                <w:color w:val="B6A6DF"/>
+                <w:sz w:val="20"/>
+                <w:szCs w:val="20"/>
+              </w:rPr>
+              <w:t xml:space="preserve">☐  </w:t>
+            </w:r>
+            <w:r>
+              <w:rPr>
+                <w:rFonts w:ascii="Arial" w:cs="Arial" w:eastAsia="Arial" w:hAnsi="Arial"/>
+                <w:b w:val="false"/>
+                <w:bCs w:val="false"/>
+                <w:i w:val="false"/>
+                <w:iCs w:val="false"/>
+                <w:caps w:val="false"/>
+                <w:color w:val="1A1530"/>
+                <w:sz w:val="15"/>
+                <w:szCs w:val="15"/>
+              </w:rPr>
+              <w:t xml:space="preserve">Inne: ……………………………………</w:t>
+            </w:r>
+          </w:p>
+        </w:tc>
+      </w:tr>
+    </w:tbl>
+    <w:p>
+      <w:pPr>
+        <w:spacing w:after="40" w:before="0"/>
+      </w:pPr>
+    </w:p>
+    <w:tbl>
+      <w:tblPr>
+        <w:tblW w:type="dxa" w:w="9906"/>
+        <w:tblBorders>
+          <w:top w:val="single" w:color="auto" w:sz="4"/>
+          <w:left w:val="single" w:color="auto" w:sz="4"/>
+          <w:bottom w:val="single" w:color="auto" w:sz="4"/>
+          <w:right w:val="single" w:color="auto" w:sz="4"/>
+          <w:insideH w:val="single" w:color="auto" w:sz="4"/>
+          <w:insideV w:val="single" w:color="auto" w:sz="4"/>
+        </w:tblBorders>
+      </w:tblPr>
+      <w:tblGrid>
+        <w:gridCol w:w="9906"/>
+      </w:tblGrid>
+      <w:tr>
+        <w:trPr>
+          <w:cantSplit/>
+        </w:trPr>
+        <w:tc>
+          <w:tcPr>
+            <w:tcW w:type="dxa" w:w="9906"/>
+            <w:tcBorders>
+              <w:top w:val="single" w:color="D9D0F0" w:sz="4"/>
+              <w:left w:val="single" w:color="2D6BB3" w:sz="32"/>
+              <w:bottom w:val="single" w:color="D9D0F0" w:sz="4"/>
+              <w:right w:val="single" w:color="D9D0F0" w:sz="4"/>
+            </w:tcBorders>
+            <w:shd w:fill="FAFAFF" w:color="auto" w:val="clear"/>
+            <w:tcMar>
+              <w:top w:type="dxa" w:w="130"/>
+              <w:left w:type="dxa" w:w="240"/>
+              <w:bottom w:type="dxa" w:w="130"/>
+              <w:right w:type="dxa" w:w="240"/>
+            </w:tcMar>
+            <w:vAlign w:val="top"/>
+          </w:tcPr>
+          <w:p>
+            <w:pPr>
+              <w:spacing w:after="0" w:before="0" w:line="250"/>
+              <w:jc w:val="both"/>
+            </w:pPr>
+            <w:r>
+              <w:rPr>
+                <w:rFonts w:ascii="Arial" w:cs="Arial" w:eastAsia="Arial" w:hAnsi="Arial"/>
+                <w:b/>
+                <w:bCs/>
+                <w:i w:val="false"/>
+                <w:iCs w:val="false"/>
+                <w:caps w:val="false"/>
+                <w:color w:val="E74509"/>
+                <w:sz w:val="15"/>
+                <w:szCs w:val="15"/>
+              </w:rPr>
+              <w:t xml:space="preserve">Uzasadnienie rekomendacji. </w:t>
+            </w:r>
+            <w:r>
+              <w:rPr>
+                <w:rFonts w:ascii="Arial" w:cs="Arial" w:eastAsia="Arial" w:hAnsi="Arial"/>
+                <w:b w:val="false"/>
+                <w:bCs w:val="false"/>
+                <w:i w:val="false"/>
+                <w:iCs w:val="false"/>
+                <w:caps w:val="false"/>
+                <w:color w:val="1A1530"/>
+                <w:sz w:val="15"/>
+                <w:szCs w:val="15"/>
+              </w:rPr>
+              <w:t xml:space="preserve">Rekomendacje wynikają z poziomu wysokiego w domenach d2, d7 i d9, potrzeby stałej komunikacji wspomagającej (d3) oraz funkcji ucieczkowej zachowań trudnych (ABC), którą kontroluje obecność przewidywalnego dorosłego.</w:t>
+            </w:r>
+          </w:p>
+        </w:tc>
+      </w:tr>
+    </w:tbl>
+    <w:p>
+      <w:pPr>
+        <w:spacing w:after="60" w:before="0"/>
       </w:pPr>
     </w:p>
     <w:p>
@@ -26148,7 +29068,7 @@
           <w:sz w:val="16"/>
           <w:szCs w:val="16"/>
         </w:rPr>
-        <w:t xml:space="preserve">Zajęcia zestawiono w podziale na rewalidację (kształcenie specjalne) i pomoc psychologiczno-pedagogiczną z dokładnym określeniem formy, czasu, okresu i miejsca udzielania. Blok C pokazuje, gdzie w programie realizowane jest każde zalecenie poradni.</w:t>
+        <w:t xml:space="preserve">Zajęcia w podziale na rewalidację (kształcenie specjalne, Wariant A) i pomoc psychologiczno-pedagogiczną (oba warianty): forma, czas, termin, okres i miejsce udzielania. Blok C wskazuje, gdzie w programie realizowane jest każde zalecenie poradni.</w:t>
       </w:r>
     </w:p>
     <w:tbl>
@@ -26226,7 +29146,7 @@
                 <w:sz w:val="24"/>
                 <w:szCs w:val="24"/>
               </w:rPr>
-              <w:t xml:space="preserve">2 godz.</w:t>
+              <w:t xml:space="preserve">2 godz. zegarowe</w:t>
             </w:r>
             <w:r>
               <w:rPr>
@@ -26240,7 +29160,7 @@
                 <w:sz w:val="14"/>
                 <w:szCs w:val="14"/>
               </w:rPr>
-              <w:t xml:space="preserve">  = 120 min / tydz. · 3 rodzaje zajęć</w:t>
+              <w:t xml:space="preserve">  = 2 × 60 min = 120 min / tydz. · 3 rodzaje zajęć</w:t>
             </w:r>
           </w:p>
         </w:tc>
@@ -26299,7 +29219,7 @@
                 <w:sz w:val="24"/>
                 <w:szCs w:val="24"/>
               </w:rPr>
-              <w:t xml:space="preserve">3 godz. 30 min</w:t>
+              <w:t xml:space="preserve">4 zajęcia × 45 min</w:t>
             </w:r>
             <w:r>
               <w:rPr>
@@ -26313,7 +29233,7 @@
                 <w:sz w:val="14"/>
                 <w:szCs w:val="14"/>
               </w:rPr>
-              <w:t xml:space="preserve">  = 210 min / tydz. · 5 form pomocy</w:t>
+              <w:t xml:space="preserve">  = + konsultacje 30 min = 210 min / tydz. · 5 form pomocy</w:t>
             </w:r>
           </w:p>
         </w:tc>
@@ -27316,7 +30236,7 @@
                 <w:sz w:val="15"/>
                 <w:szCs w:val="15"/>
               </w:rPr>
-              <w:t xml:space="preserve">2 godz.</w:t>
+              <w:t xml:space="preserve">2 godz. zegarowe</w:t>
             </w:r>
           </w:p>
           <w:p>
@@ -27336,7 +30256,7 @@
                 <w:sz w:val="12"/>
                 <w:szCs w:val="12"/>
               </w:rPr>
-              <w:t xml:space="preserve">120 min / tydz.</w:t>
+              <w:t xml:space="preserve">2 × 60 min = 120 min / tydz.</w:t>
             </w:r>
           </w:p>
         </w:tc>
@@ -29342,7 +32262,7 @@
                 <w:sz w:val="15"/>
                 <w:szCs w:val="15"/>
               </w:rPr>
-              <w:t xml:space="preserve">3 godz. 30 min</w:t>
+              <w:t xml:space="preserve">4 zajęcia × 45 min</w:t>
             </w:r>
           </w:p>
           <w:p>
@@ -29362,7 +32282,7 @@
                 <w:sz w:val="12"/>
                 <w:szCs w:val="12"/>
               </w:rPr>
-              <w:t xml:space="preserve">210 min / tydz.</w:t>
+              <w:t xml:space="preserve">+ konsultacje 30 min = 210 min / tydz.</w:t>
             </w:r>
           </w:p>
         </w:tc>
@@ -29841,7 +32761,7 @@
           <w:sz w:val="13"/>
           <w:szCs w:val="13"/>
         </w:rPr>
-        <w:t xml:space="preserve">godzina rewalidacji = 60 min; godzina zajęć PPP = 45 min (w przedszkolu czas dostosowany do możliwości dziecka).</w:t>
+        <w:t xml:space="preserve">godzina zajęć rewalidacyjnych = 60 min; godzina zajęć z pomocy psychologiczno-pedagogicznej = 45 min (w przedszkolu czas dostosowany do możliwości dziecka). W Wariancie B wypełnia się tylko blok B.</w:t>
       </w:r>
     </w:p>
     <w:p>
@@ -30269,7 +33189,7 @@
                 <w:sz w:val="15"/>
                 <w:szCs w:val="15"/>
               </w:rPr>
-              <w:t xml:space="preserve">Zajęcia rewalidacyjne 2 godz. tyg. (komunikacja, ToM, motoryka)</w:t>
+              <w:t xml:space="preserve">Zajęcia rewalidacyjne 2 godz. tyg. (komunikacja i AAC, ToM, motoryka)</w:t>
             </w:r>
           </w:p>
         </w:tc>
@@ -33603,6 +36523,40 @@
     </w:tbl>
     <w:p>
       <w:pPr>
+        <w:spacing w:after="0" w:before="80" w:line="276"/>
+        <w:jc w:val="left"/>
+      </w:pPr>
+      <w:r>
+        <w:rPr>
+          <w:rFonts w:ascii="Arial" w:cs="Arial" w:eastAsia="Arial" w:hAnsi="Arial"/>
+          <w:b/>
+          <w:bCs/>
+          <w:i w:val="false"/>
+          <w:iCs w:val="false"/>
+          <w:caps w:val="false"/>
+          <w:color w:val="2D1B69"/>
+          <w:sz w:val="13"/>
+          <w:szCs w:val="13"/>
+        </w:rPr>
+        <w:t xml:space="preserve">Wariant B: </w:t>
+      </w:r>
+      <w:r>
+        <w:rPr>
+          <w:rFonts w:ascii="Arial" w:cs="Arial" w:eastAsia="Arial" w:hAnsi="Arial"/>
+          <w:b w:val="false"/>
+          <w:bCs w:val="false"/>
+          <w:i w:val="false"/>
+          <w:iCs w:val="false"/>
+          <w:caps w:val="false"/>
+          <w:color w:val="6B6378"/>
+          <w:sz w:val="13"/>
+          <w:szCs w:val="13"/>
+        </w:rPr>
+        <w:t xml:space="preserve">W Wariancie B (bez orzeczenia) sekcji nie wypełnia się – potrzebę dodatkowej osoby zgłasza się jako rekomendację w sekcji 10 B.</w:t>
+      </w:r>
+    </w:p>
+    <w:p>
+      <w:pPr>
         <w:pageBreakBefore/>
         <w:spacing w:after="0" w:before="0" w:line="20" w:lineRule="exact"/>
       </w:pPr>
@@ -38066,7 +41020,7 @@
                 <w:sz w:val="15"/>
                 <w:szCs w:val="15"/>
               </w:rPr>
-              <w:t xml:space="preserve">Aktualizacja raportu oceny funkcjonalnej</w:t>
+              <w:t xml:space="preserve">Nowa ocena funkcjonalna na kolejny rok szkolny (WOPF); opinia dla zespołu orzekającego – na wniosek rodzica</w:t>
             </w:r>
           </w:p>
         </w:tc>
@@ -38104,7 +41058,7 @@
                 <w:sz w:val="15"/>
                 <w:szCs w:val="15"/>
               </w:rPr>
-              <w:t xml:space="preserve">zgodnie z § 7 ust. 6 i 7</w:t>
+              <w:t xml:space="preserve">KPOF/KSzOF, arkusze, dokumentacja roku</w:t>
             </w:r>
           </w:p>
         </w:tc>

--- a/eduplaner2026/raport_oceny_funkcjonalnej/Raport_Oceny_Funkcjonalnej.docx
+++ b/eduplaner2026/raport_oceny_funkcjonalnej/Raport_Oceny_Funkcjonalnej.docx
@@ -117,7 +117,7 @@
                 <w:sz w:val="12"/>
                 <w:szCs w:val="12"/>
               </w:rPr>
-              <w:t xml:space="preserve">Raport Oceny Funkcjonalnej · Okładka</w:t>
+              <w:t xml:space="preserve">Ocena Funkcjonalna · Okładka</w:t>
             </w:r>
           </w:p>
         </w:tc>
@@ -464,7 +464,7 @@
           <w:sz w:val="15"/>
           <w:szCs w:val="15"/>
         </w:rPr>
-        <w:t xml:space="preserve">OCENA FUNKCJONALNA · ICF · PRZEDSZKOLE · SZKOŁA</w:t>
+        <w:t xml:space="preserve">OBSERWACJA WSTĘPNA I POGŁĘBIONA · ICF · PRZEDSZKOLE · SZKOŁA</w:t>
       </w:r>
     </w:p>
     <w:p>
@@ -484,7 +484,7 @@
           <w:sz w:val="52"/>
           <w:szCs w:val="52"/>
         </w:rPr>
-        <w:t xml:space="preserve">Raport Oceny Funkcjonalnej</w:t>
+        <w:t xml:space="preserve">Ocena Funkcjonalna</w:t>
       </w:r>
     </w:p>
     <w:p>
@@ -505,7 +505,7 @@
           <w:sz w:val="15"/>
           <w:szCs w:val="15"/>
         </w:rPr>
-        <w:t xml:space="preserve">OBSERWACJA WSTĘPNA I POGŁĘBIONA · OBSZARY ICF</w:t>
+        <w:t xml:space="preserve">RAPORT – PODSUMOWANIE WOPF I IPET · OBSZARY ICF</w:t>
       </w:r>
     </w:p>
     <w:p>
@@ -2474,7 +2474,7 @@
                 <w:sz w:val="12"/>
                 <w:szCs w:val="12"/>
               </w:rPr>
-              <w:t xml:space="preserve">Raport Oceny Funkcjonalnej · Jak czytać raport · dwa warianty</w:t>
+              <w:t xml:space="preserve">Ocena Funkcjonalna · Jak czytać raport · dwa warianty</w:t>
             </w:r>
           </w:p>
         </w:tc>
@@ -5369,7 +5369,7 @@
                 <w:sz w:val="12"/>
                 <w:szCs w:val="12"/>
               </w:rPr>
-              <w:t xml:space="preserve">Raport Oceny Funkcjonalnej · Podstawy prawne</w:t>
+              <w:t xml:space="preserve">Ocena Funkcjonalna · Podstawy prawne</w:t>
             </w:r>
           </w:p>
         </w:tc>
@@ -6465,7 +6465,7 @@
                 <w:sz w:val="13"/>
                 <w:szCs w:val="13"/>
               </w:rPr>
-              <w:t xml:space="preserve">Rozporządzenie MEN z 14 lutego 2017 r. w sprawie podstawy programowej wychowania przedszkolnego oraz kształcenia ogólnego</w:t>
+              <w:t xml:space="preserve">Rozporządzenie Ministra Edukacji z 11 marca 2026 r. w sprawie podstawy programowej wychowania przedszkolnego oraz podstawy programowej kształcenia ogólnego dla szkoły podstawowej, w tym dla uczniów z niepełnosprawnością intelektualną w stopniu umiarkowanym lub znacznym</w:t>
             </w:r>
           </w:p>
         </w:tc>
@@ -6503,7 +6503,7 @@
                 <w:sz w:val="12"/>
                 <w:szCs w:val="12"/>
               </w:rPr>
-              <w:t xml:space="preserve">Dz. U. z 2017 r. poz. 356 ze zm.</w:t>
+              <w:t xml:space="preserve">Dz. U. z 2026 r. poz. 378, zm. poz. 958</w:t>
             </w:r>
           </w:p>
         </w:tc>
@@ -6541,7 +6541,141 @@
                 <w:sz w:val="13"/>
                 <w:szCs w:val="13"/>
               </w:rPr>
-              <w:t xml:space="preserve">Cele i treści, które są dostosowywane (nie obniżane) w programie wsparcia.  </w:t>
+              <w:t xml:space="preserve">Nowa podstawa programowa stosowana od 1.09.2026 r.: w przedszkolu we wszystkich grupach, w szkole podstawowej sukcesywnie od klas I i IV. Cele i treści dostosowuje się (nie obniża) w programie wsparcia.  </w:t>
+            </w:r>
+            <w:r>
+              <w:rPr>
+                <w:rFonts w:ascii="Arial" w:cs="Arial" w:eastAsia="Arial" w:hAnsi="Arial"/>
+                <w:b/>
+                <w:bCs/>
+                <w:i w:val="false"/>
+                <w:iCs w:val="false"/>
+                <w:caps w:val="false"/>
+                <w:color w:val="E74509"/>
+                <w:sz w:val="11"/>
+                <w:szCs w:val="11"/>
+                <w:shd w:fill="FDECE3" w:color="auto" w:val="clear"/>
+              </w:rPr>
+              <w:t xml:space="preserve"> sekcja 11 A </w:t>
+            </w:r>
+          </w:p>
+        </w:tc>
+      </w:tr>
+      <w:tr>
+        <w:trPr>
+          <w:cantSplit/>
+        </w:trPr>
+        <w:tc>
+          <w:tcPr>
+            <w:tcW w:type="dxa" w:w="3300"/>
+            <w:tcBorders>
+              <w:top w:val="single" w:color="E3E1EC" w:sz="4"/>
+              <w:left w:val="single" w:color="E3E1EC" w:sz="4"/>
+              <w:bottom w:val="single" w:color="E3E1EC" w:sz="4"/>
+              <w:right w:val="single" w:color="E3E1EC" w:sz="4"/>
+            </w:tcBorders>
+            <w:tcMar>
+              <w:top w:type="dxa" w:w="50"/>
+              <w:left w:type="dxa" w:w="140"/>
+              <w:bottom w:type="dxa" w:w="50"/>
+              <w:right w:type="dxa" w:w="120"/>
+            </w:tcMar>
+            <w:vAlign w:val="top"/>
+          </w:tcPr>
+          <w:p>
+            <w:pPr>
+              <w:spacing w:after="0" w:before="0" w:line="230"/>
+              <w:jc w:val="left"/>
+            </w:pPr>
+            <w:r>
+              <w:rPr>
+                <w:rFonts w:ascii="Arial" w:cs="Arial" w:eastAsia="Arial" w:hAnsi="Arial"/>
+                <w:b/>
+                <w:bCs/>
+                <w:i w:val="false"/>
+                <w:iCs w:val="false"/>
+                <w:caps w:val="false"/>
+                <w:color w:val="2D1B69"/>
+                <w:sz w:val="13"/>
+                <w:szCs w:val="13"/>
+              </w:rPr>
+              <w:t xml:space="preserve">Rozporządzenie MEN z 14 lutego 2017 r. w sprawie podstawy programowej wychowania przedszkolnego oraz kształcenia ogólnego</w:t>
+            </w:r>
+          </w:p>
+        </w:tc>
+        <w:tc>
+          <w:tcPr>
+            <w:tcW w:type="dxa" w:w="1300"/>
+            <w:tcBorders>
+              <w:top w:val="single" w:color="E3E1EC" w:sz="4"/>
+              <w:left w:val="single" w:color="E3E1EC" w:sz="4"/>
+              <w:bottom w:val="single" w:color="E3E1EC" w:sz="4"/>
+              <w:right w:val="single" w:color="E3E1EC" w:sz="4"/>
+            </w:tcBorders>
+            <w:tcMar>
+              <w:top w:type="dxa" w:w="50"/>
+              <w:left w:type="dxa" w:w="140"/>
+              <w:bottom w:type="dxa" w:w="50"/>
+              <w:right w:type="dxa" w:w="120"/>
+            </w:tcMar>
+            <w:vAlign w:val="top"/>
+          </w:tcPr>
+          <w:p>
+            <w:pPr>
+              <w:spacing w:after="0" w:before="0" w:line="230"/>
+              <w:jc w:val="left"/>
+            </w:pPr>
+            <w:r>
+              <w:rPr>
+                <w:rFonts w:ascii="Arial" w:cs="Arial" w:eastAsia="Arial" w:hAnsi="Arial"/>
+                <w:b/>
+                <w:bCs/>
+                <w:i w:val="false"/>
+                <w:iCs w:val="false"/>
+                <w:caps w:val="false"/>
+                <w:color w:val="E74509"/>
+                <w:sz w:val="12"/>
+                <w:szCs w:val="12"/>
+              </w:rPr>
+              <w:t xml:space="preserve">Dz. U. z 2017 r. poz. 356 ze zm.</w:t>
+            </w:r>
+          </w:p>
+        </w:tc>
+        <w:tc>
+          <w:tcPr>
+            <w:tcW w:type="dxa" w:w="5306"/>
+            <w:tcBorders>
+              <w:top w:val="single" w:color="E3E1EC" w:sz="4"/>
+              <w:left w:val="single" w:color="E3E1EC" w:sz="4"/>
+              <w:bottom w:val="single" w:color="E3E1EC" w:sz="4"/>
+              <w:right w:val="single" w:color="E3E1EC" w:sz="4"/>
+            </w:tcBorders>
+            <w:tcMar>
+              <w:top w:type="dxa" w:w="50"/>
+              <w:left w:type="dxa" w:w="140"/>
+              <w:bottom w:type="dxa" w:w="50"/>
+              <w:right w:type="dxa" w:w="120"/>
+            </w:tcMar>
+            <w:vAlign w:val="top"/>
+          </w:tcPr>
+          <w:p>
+            <w:pPr>
+              <w:spacing w:after="0" w:before="0" w:line="230"/>
+              <w:jc w:val="left"/>
+            </w:pPr>
+            <w:r>
+              <w:rPr>
+                <w:rFonts w:ascii="Arial" w:cs="Arial" w:eastAsia="Arial" w:hAnsi="Arial"/>
+                <w:b w:val="false"/>
+                <w:bCs w:val="false"/>
+                <w:i w:val="false"/>
+                <w:iCs w:val="false"/>
+                <w:caps w:val="false"/>
+                <w:color w:val="1A1530"/>
+                <w:sz w:val="13"/>
+                <w:szCs w:val="13"/>
+              </w:rPr>
+              <w:t xml:space="preserve">Stosowane przejściowo w klasach, które w roku 2026/2027 nie objęła jeszcze nowa podstawa (kl. II–III, V–VIII).  </w:t>
             </w:r>
             <w:r>
               <w:rPr>
@@ -7044,7 +7178,7 @@
                 <w:sz w:val="12"/>
                 <w:szCs w:val="12"/>
               </w:rPr>
-              <w:t xml:space="preserve">Raport Oceny Funkcjonalnej · Metryczka i obserwacja wstępna</w:t>
+              <w:t xml:space="preserve">Ocena Funkcjonalna · Metryczka i obserwacja wstępna</w:t>
             </w:r>
           </w:p>
         </w:tc>
@@ -9267,7 +9401,7 @@
                 <w:sz w:val="12"/>
                 <w:szCs w:val="12"/>
               </w:rPr>
-              <w:t xml:space="preserve">Raport Oceny Funkcjonalnej · Obserwacja pogłębiona</w:t>
+              <w:t xml:space="preserve">Ocena Funkcjonalna · Obserwacja pogłębiona</w:t>
             </w:r>
           </w:p>
         </w:tc>
@@ -10548,7 +10682,7 @@
                 <w:sz w:val="12"/>
                 <w:szCs w:val="12"/>
               </w:rPr>
-              <w:t xml:space="preserve">Raport Oceny Funkcjonalnej · Część II · Funkcjonowanie w placówce</w:t>
+              <w:t xml:space="preserve">Ocena Funkcjonalna · Część II · Funkcjonowanie w placówce</w:t>
             </w:r>
           </w:p>
         </w:tc>
@@ -10874,7 +11008,7 @@
           <w:szCs w:val="13"/>
           <w:shd w:fill="E74509" w:color="auto" w:val="clear"/>
         </w:rPr>
-        <w:t xml:space="preserve">  RAPORT OCENY FUNKCJONALNEJ DZIECKA / UCZNIA · CZĘŚĆ II  </w:t>
+        <w:t xml:space="preserve">  OCENA FUNKCJONALNA DZIECKA / UCZNIA · PODSUMOWANIE WOPF I IPET · CZĘŚĆ II  </w:t>
       </w:r>
     </w:p>
     <w:p>
@@ -11023,7 +11157,7 @@
           <w:sz w:val="16"/>
           <w:szCs w:val="16"/>
         </w:rPr>
-        <w:t xml:space="preserve">Syntetyczne zestawienie potencjału rozwojowego oraz barier zidentyfikowanych w toku codziennej aktywności przez nauczycieli, wychowawców i specjalistów – w tych samych domenach ICF, które w sekcji 5 otrzymują wynik liczbowy:</w:t>
+        <w:t xml:space="preserve">Syntetyczne zestawienie potencjału rozwojowego oraz barier zidentyfikowanych w toku codziennej aktywności przez nauczycieli, wychowawców i specjalistów – w pięciu obszarach w kolejności z rozporządzenia; kody wskazują domeny ICF, które w sekcji 5 otrzymują wynik liczbowy:</w:t>
       </w:r>
     </w:p>
     <w:tbl>
@@ -11206,7 +11340,7 @@
                 <w:sz w:val="16"/>
                 <w:szCs w:val="16"/>
               </w:rPr>
-              <w:t xml:space="preserve">Uczenie się i zadania · d1, d2</w:t>
+              <w:t xml:space="preserve">1 · Uczenie się i stosowanie wiedzy (aktywność poznawcza) · d1, d2, d8</w:t>
             </w:r>
           </w:p>
         </w:tc>
@@ -11244,7 +11378,7 @@
                 <w:sz w:val="16"/>
                 <w:szCs w:val="16"/>
               </w:rPr>
-              <w:t xml:space="preserve">Bardzo dobra pamięć wzrokowa; szybkie zapamiętywanie schematów graficznych; wąskie, ale głębokie zainteresowania tematyczne; wysoka motywacja do pracy z ulubionymi pomocami.</w:t>
+              <w:t xml:space="preserve">Bardzo dobra pamięć wzrokowa; szybkie zapamiętywanie schematów graficznych; wąskie, ale głębokie zainteresowania tematyczne; wysoka motywacja do pracy z ulubionymi pomocami dydaktycznymi.</w:t>
             </w:r>
           </w:p>
         </w:tc>
@@ -11282,7 +11416,7 @@
                 <w:sz w:val="16"/>
                 <w:szCs w:val="16"/>
               </w:rPr>
-              <w:t xml:space="preserve">Trudności z przerzutnością i podzielnością uwagi; szybka męczliwość przy instrukcjach wieloetapowych; problem z uogólnianiem wiedzy; silny stres przy nagłych zmianach planu.</w:t>
+              <w:t xml:space="preserve">Trudności z przerzutnością i podzielnością uwagi; szybka męczliwość przy instrukcjach wieloetapowych; problem z uogólnianiem wiedzy; silny stres przy nagłych zmianach planu; wymaga dostosowania metod, tempa i stałego nadzoru nauczyciela.</w:t>
             </w:r>
           </w:p>
         </w:tc>
@@ -11325,7 +11459,7 @@
                 <w:sz w:val="16"/>
                 <w:szCs w:val="16"/>
               </w:rPr>
-              <w:t xml:space="preserve">Komunikacja · d3</w:t>
+              <w:t xml:space="preserve">2 · Przystosowanie społeczne i emocjonalne (zachowania społeczne, relacje, emocje) · d7, d9</w:t>
             </w:r>
           </w:p>
         </w:tc>
@@ -11363,7 +11497,7 @@
                 <w:sz w:val="16"/>
                 <w:szCs w:val="16"/>
               </w:rPr>
-              <w:t xml:space="preserve">Prawidłowe rozumienie prostych, jednoznacznych komunikatów wspartych gestem; sygnalizowanie podstawowych potrzeb.</w:t>
+              <w:t xml:space="preserve">Chęć przebywania w pobliżu grupy; pozytywna reakcja na stałych, przewidywalnych dorosłych; przestrzeganie czytelnych zasad wizualnych.</w:t>
             </w:r>
           </w:p>
         </w:tc>
@@ -11401,7 +11535,7 @@
                 <w:sz w:val="16"/>
                 <w:szCs w:val="16"/>
               </w:rPr>
-              <w:t xml:space="preserve">Dosłowne rozumienie wypowiedzi (metafora, żart); echolalie odroczone; trudności w inicjowaniu dialogu i naprzemienności w grupie rówieśniczej; potrzeba wsparcia AAC.</w:t>
+              <w:t xml:space="preserve">Trudności w odczytywaniu emocji i intencji innych (teoria umysłu); niska tolerancja frustracji przy przegranej lub nagłej zmianie; tendencja do wycofywania się lub zachowań trudnych, zwłaszcza w apelach i wyjściach zbiorowych.</w:t>
             </w:r>
           </w:p>
         </w:tc>
@@ -11444,7 +11578,7 @@
                 <w:sz w:val="16"/>
                 <w:szCs w:val="16"/>
               </w:rPr>
-              <w:t xml:space="preserve">Motoryka · d4</w:t>
+              <w:t xml:space="preserve">3 · Porozumiewanie się (komunikacja) · d3</w:t>
             </w:r>
           </w:p>
         </w:tc>
@@ -11482,7 +11616,7 @@
                 <w:sz w:val="16"/>
                 <w:szCs w:val="16"/>
               </w:rPr>
-              <w:t xml:space="preserve">Sprawność w zakresie motoryki dużej (bieganie, wspinanie się); chętny udział w zabawach ruchowych w otwartej przestrzeni.</w:t>
+              <w:t xml:space="preserve">Prawidłowe rozumienie prostych, jednoznacznych komunikatów słownych wspartych gestem; sygnalizowanie podstawowych potrzeb fizjologicznych.</w:t>
             </w:r>
           </w:p>
         </w:tc>
@@ -11520,7 +11654,7 @@
                 <w:sz w:val="16"/>
                 <w:szCs w:val="16"/>
               </w:rPr>
-              <w:t xml:space="preserve">Obniżona precyzja motoryki małej i koordynacji wzrokowo-ruchowej; nieprawidłowy chwyt pisarski; zmienne napięcie posturalne; męczliwość ręki wiodącej.</w:t>
+              <w:t xml:space="preserve">Dosłowne rozumienie wypowiedzi (trudność z metaforą i żartem); echolalie odroczone; trudności w inicjowaniu dialogu i naprzemienności wypowiedzi w grupie rówieśniczej; potrzeba wsparcia AAC.</w:t>
             </w:r>
           </w:p>
         </w:tc>
@@ -11563,7 +11697,7 @@
                 <w:sz w:val="16"/>
                 <w:szCs w:val="16"/>
               </w:rPr>
-              <w:t xml:space="preserve">Samoobsługa i obowiązki · d5, d6</w:t>
+              <w:t xml:space="preserve">4 · Aktywność ruchowa i poruszanie się (motoryka i sprawność fizyczna) · d4</w:t>
             </w:r>
           </w:p>
         </w:tc>
@@ -11601,7 +11735,7 @@
                 <w:sz w:val="16"/>
                 <w:szCs w:val="16"/>
               </w:rPr>
-              <w:t xml:space="preserve">Samodzielność w podstawowych nawykach higienicznych i toaletowych; znajomość własnej szafki i przyborów; sprząta po przypomnieniu.</w:t>
+              <w:t xml:space="preserve">Sprawność w zakresie motoryki dużej (bieganie, wspinanie się); chętne uczestnictwo w zabawach ruchowych w otwartej przestrzeni.</w:t>
             </w:r>
           </w:p>
         </w:tc>
@@ -11639,7 +11773,7 @@
                 <w:sz w:val="16"/>
                 <w:szCs w:val="16"/>
               </w:rPr>
-              <w:t xml:space="preserve">Opór sensoryczny przy myciu rąk (faktura mydła, woda); wybiórczość pokarmowa; problem z odzieżą o trudnych zapięciach; nie inicjuje obowiązków samodzielnie.</w:t>
+              <w:t xml:space="preserve">Obniżona precyzja motoryki małej i koordynacji wzrokowo-ruchowej; nieprawidłowy chwyt pisarski / narzędzi; wzmożone lub obniżone napięcie posturalne; męczliwość ręki wiodącej.</w:t>
             </w:r>
           </w:p>
         </w:tc>
@@ -11682,7 +11816,7 @@
                 <w:sz w:val="16"/>
                 <w:szCs w:val="16"/>
               </w:rPr>
-              <w:t xml:space="preserve">Relacje i uczestnictwo · d7, d9</w:t>
+              <w:t xml:space="preserve">5 · Dbanie o siebie – samoobsługa i autonomia · d5, d6</w:t>
             </w:r>
           </w:p>
         </w:tc>
@@ -11720,7 +11854,7 @@
                 <w:sz w:val="16"/>
                 <w:szCs w:val="16"/>
               </w:rPr>
-              <w:t xml:space="preserve">Chęć przebywania w pobliżu grupy; pozytywna reakcja na stałych, przewidywalnych dorosłych; przestrzeganie czytelnych zasad wizualnych.</w:t>
+              <w:t xml:space="preserve">Samodzielność w zakresie podstawowych nawyków higienicznych i toaletowych; znajomość własnej szafki i osobistych przyborów; sprząta kącik po przypomnieniu.</w:t>
             </w:r>
           </w:p>
         </w:tc>
@@ -11758,126 +11892,7 @@
                 <w:sz w:val="16"/>
                 <w:szCs w:val="16"/>
               </w:rPr>
-              <w:t xml:space="preserve">Trudności w odczytywaniu emocji i intencji innych (teoria umysłu); niska tolerancja frustracji przy przegranej lub zmianie; wycofanie lub zachowania trudne w apelach i wyjściach.</w:t>
-            </w:r>
-          </w:p>
-        </w:tc>
-      </w:tr>
-      <w:tr>
-        <w:trPr>
-          <w:cantSplit/>
-        </w:trPr>
-        <w:tc>
-          <w:tcPr>
-            <w:tcW w:type="dxa" w:w="1900"/>
-            <w:tcBorders>
-              <w:top w:val="single" w:color="E3E1EC" w:sz="4"/>
-              <w:left w:val="single" w:color="E3E1EC" w:sz="4"/>
-              <w:bottom w:val="single" w:color="E3E1EC" w:sz="4"/>
-              <w:right w:val="single" w:color="E3E1EC" w:sz="4"/>
-            </w:tcBorders>
-            <w:tcMar>
-              <w:top w:type="dxa" w:w="70"/>
-              <w:left w:type="dxa" w:w="140"/>
-              <w:bottom w:type="dxa" w:w="70"/>
-              <w:right w:type="dxa" w:w="120"/>
-            </w:tcMar>
-            <w:vAlign w:val="top"/>
-          </w:tcPr>
-          <w:p>
-            <w:pPr>
-              <w:spacing w:after="0" w:before="0" w:line="250"/>
-              <w:jc w:val="left"/>
-            </w:pPr>
-            <w:r>
-              <w:rPr>
-                <w:rFonts w:ascii="Arial" w:cs="Arial" w:eastAsia="Arial" w:hAnsi="Arial"/>
-                <w:b/>
-                <w:bCs/>
-                <w:i w:val="false"/>
-                <w:iCs w:val="false"/>
-                <w:caps w:val="false"/>
-                <w:color w:val="2D1B69"/>
-                <w:sz w:val="16"/>
-                <w:szCs w:val="16"/>
-              </w:rPr>
-              <w:t xml:space="preserve">Edukacja · d8</w:t>
-            </w:r>
-          </w:p>
-        </w:tc>
-        <w:tc>
-          <w:tcPr>
-            <w:tcW w:type="dxa" w:w="4003"/>
-            <w:tcBorders>
-              <w:top w:val="single" w:color="E3E1EC" w:sz="4"/>
-              <w:left w:val="single" w:color="2E7D45" w:sz="24"/>
-              <w:bottom w:val="single" w:color="E3E1EC" w:sz="4"/>
-              <w:right w:val="single" w:color="E3E1EC" w:sz="4"/>
-            </w:tcBorders>
-            <w:tcMar>
-              <w:top w:type="dxa" w:w="70"/>
-              <w:left w:type="dxa" w:w="140"/>
-              <w:bottom w:type="dxa" w:w="70"/>
-              <w:right w:type="dxa" w:w="120"/>
-            </w:tcMar>
-            <w:vAlign w:val="top"/>
-          </w:tcPr>
-          <w:p>
-            <w:pPr>
-              <w:spacing w:after="0" w:before="0" w:line="250"/>
-              <w:jc w:val="left"/>
-            </w:pPr>
-            <w:r>
-              <w:rPr>
-                <w:rFonts w:ascii="Arial" w:cs="Arial" w:eastAsia="Arial" w:hAnsi="Arial"/>
-                <w:b w:val="false"/>
-                <w:bCs w:val="false"/>
-                <w:i w:val="false"/>
-                <w:iCs w:val="false"/>
-                <w:caps w:val="false"/>
-                <w:color w:val="1A1530"/>
-                <w:sz w:val="16"/>
-                <w:szCs w:val="16"/>
-              </w:rPr>
-              <w:t xml:space="preserve">Pracuje z zaangażowaniem przy zadaniach z obrazem i przy ulubionych tematach; utrzymuje uwagę do 8 min po dostosowaniu środowiska.</w:t>
-            </w:r>
-          </w:p>
-        </w:tc>
-        <w:tc>
-          <w:tcPr>
-            <w:tcW w:type="dxa" w:w="4003"/>
-            <w:tcBorders>
-              <w:top w:val="single" w:color="E3E1EC" w:sz="4"/>
-              <w:left w:val="single" w:color="BF382A" w:sz="24"/>
-              <w:bottom w:val="single" w:color="E3E1EC" w:sz="4"/>
-              <w:right w:val="single" w:color="E3E1EC" w:sz="4"/>
-            </w:tcBorders>
-            <w:tcMar>
-              <w:top w:type="dxa" w:w="70"/>
-              <w:left w:type="dxa" w:w="140"/>
-              <w:bottom w:type="dxa" w:w="70"/>
-              <w:right w:type="dxa" w:w="120"/>
-            </w:tcMar>
-            <w:vAlign w:val="top"/>
-          </w:tcPr>
-          <w:p>
-            <w:pPr>
-              <w:spacing w:after="0" w:before="0" w:line="250"/>
-              <w:jc w:val="left"/>
-            </w:pPr>
-            <w:r>
-              <w:rPr>
-                <w:rFonts w:ascii="Arial" w:cs="Arial" w:eastAsia="Arial" w:hAnsi="Arial"/>
-                <w:b w:val="false"/>
-                <w:bCs w:val="false"/>
-                <w:i w:val="false"/>
-                <w:iCs w:val="false"/>
-                <w:caps w:val="false"/>
-                <w:color w:val="1A1530"/>
-                <w:sz w:val="16"/>
-                <w:szCs w:val="16"/>
-              </w:rPr>
-              <w:t xml:space="preserve">Wymaga dostosowania metod, tempa i form pracy oraz stałego nadzoru nauczyciela; szybka męczliwość przy zadaniach pisemnych.</w:t>
+              <w:t xml:space="preserve">Opór sensoryczny przy myciu rąk (wrażliwość na fakturę mydła/wodę); wybiórczość pokarmowa; problem z ubieraniem odzieży o skomplikowanych zapięciach; nie inicjuje obowiązków samodzielnie; potrzeba nadzoru dorosłego.</w:t>
             </w:r>
           </w:p>
         </w:tc>
@@ -12018,7 +12033,7 @@
                 <w:sz w:val="12"/>
                 <w:szCs w:val="12"/>
               </w:rPr>
-              <w:t xml:space="preserve">Raport Oceny Funkcjonalnej · Część II · Wyniki liczbowe</w:t>
+              <w:t xml:space="preserve">Ocena Funkcjonalna · Część II · Wyniki liczbowe</w:t>
             </w:r>
           </w:p>
         </w:tc>
@@ -15538,7 +15553,7 @@
                 <w:sz w:val="12"/>
                 <w:szCs w:val="12"/>
               </w:rPr>
-              <w:t xml:space="preserve">Raport Oceny Funkcjonalnej · Część II · Wyniki arkuszy specjalistycznych</w:t>
+              <w:t xml:space="preserve">Ocena Funkcjonalna · Część II · Wyniki arkuszy specjalistycznych</w:t>
             </w:r>
           </w:p>
         </w:tc>
@@ -16884,7 +16899,7 @@
                 <w:sz w:val="12"/>
                 <w:szCs w:val="12"/>
               </w:rPr>
-              <w:t xml:space="preserve">Raport Oceny Funkcjonalnej · Część II · Mój głos</w:t>
+              <w:t xml:space="preserve">Ocena Funkcjonalna · Część II · Mój głos</w:t>
             </w:r>
           </w:p>
         </w:tc>
@@ -19042,7 +19057,7 @@
                 <w:sz w:val="12"/>
                 <w:szCs w:val="12"/>
               </w:rPr>
-              <w:t xml:space="preserve">Raport Oceny Funkcjonalnej · Część II · Działania dotychczas podjęte</w:t>
+              <w:t xml:space="preserve">Ocena Funkcjonalna · Część II · Działania dotychczas podjęte</w:t>
             </w:r>
           </w:p>
         </w:tc>
@@ -20171,7 +20186,7 @@
                 <w:sz w:val="12"/>
                 <w:szCs w:val="12"/>
               </w:rPr>
-              <w:t xml:space="preserve">Raport Oceny Funkcjonalnej · Część II · Analiza jakościowa</w:t>
+              <w:t xml:space="preserve">Ocena Funkcjonalna · Część II · Analiza jakościowa</w:t>
             </w:r>
           </w:p>
         </w:tc>
@@ -22533,7 +22548,7 @@
                 <w:sz w:val="12"/>
                 <w:szCs w:val="12"/>
               </w:rPr>
-              <w:t xml:space="preserve">Raport Oceny Funkcjonalnej · Część II · Decyzja Zespołu</w:t>
+              <w:t xml:space="preserve">Ocena Funkcjonalna · Część II · Decyzja Zespołu</w:t>
             </w:r>
           </w:p>
         </w:tc>
@@ -24397,7 +24412,7 @@
                 <w:sz w:val="12"/>
                 <w:szCs w:val="12"/>
               </w:rPr>
-              <w:t xml:space="preserve">Raport Oceny Funkcjonalnej · Część III · Dostosowanie programu</w:t>
+              <w:t xml:space="preserve">Ocena Funkcjonalna · Część III · Dostosowanie programu</w:t>
             </w:r>
           </w:p>
         </w:tc>
@@ -24723,7 +24738,7 @@
           <w:szCs w:val="13"/>
           <w:shd w:fill="2D1B69" w:color="auto" w:val="clear"/>
         </w:rPr>
-        <w:t xml:space="preserve">  RAPORT OCENY FUNKCJONALNEJ DZIECKA / UCZNIA · CZĘŚĆ III  </w:t>
+        <w:t xml:space="preserve">  OCENA FUNKCJONALNA DZIECKA / UCZNIA · PODSUMOWANIE WOPF I IPET · CZĘŚĆ III  </w:t>
       </w:r>
     </w:p>
     <w:p>
@@ -24838,7 +24853,7 @@
           <w:szCs w:val="12"/>
           <w:shd w:fill="EFE9F9" w:color="auto" w:val="clear"/>
         </w:rPr>
-        <w:t xml:space="preserve"> § Podstawa prawna: § 6 ust. 1 pkt 1 i 7 rozp. o kształceniu specjalnym · rozp. o podstawie programowej </w:t>
+        <w:t xml:space="preserve"> § Podstawa prawna: § 6 ust. 1 pkt 1 i 7 rozp. o kształceniu specjalnym · rozp. ME z 11.03.2026 o podstawie programowej (Dz. U. 2026 poz. 378) </w:t>
       </w:r>
     </w:p>
     <w:p>
@@ -24949,7 +24964,7 @@
           <w:sz w:val="18"/>
           <w:szCs w:val="18"/>
         </w:rPr>
-        <w:t xml:space="preserve">   Zakres i sposób dostosowania programu wychowania przedszkolnego / podstawy programowej</w:t>
+        <w:t xml:space="preserve">   Zakres i sposób dostosowania programu wychowania przedszkolnego / podstawy programowej (nowa podstawa 2026 – Dz. U. 2026 poz. 378)</w:t>
       </w:r>
       <w:r>
         <w:rPr>
@@ -25689,7 +25704,7 @@
                 <w:sz w:val="12"/>
                 <w:szCs w:val="12"/>
               </w:rPr>
-              <w:t xml:space="preserve">Raport Oceny Funkcjonalnej · Część III · Organizacja i technologie</w:t>
+              <w:t xml:space="preserve">Ocena Funkcjonalna · Część III · Organizacja i technologie</w:t>
             </w:r>
           </w:p>
         </w:tc>
@@ -27243,7 +27258,7 @@
                 <w:sz w:val="12"/>
                 <w:szCs w:val="12"/>
               </w:rPr>
-              <w:t xml:space="preserve">Raport Oceny Funkcjonalnej · Część III · Zintegrowane działania</w:t>
+              <w:t xml:space="preserve">Ocena Funkcjonalna · Część III · Zintegrowane działania</w:t>
             </w:r>
           </w:p>
         </w:tc>
@@ -28670,7 +28685,7 @@
                 <w:sz w:val="12"/>
                 <w:szCs w:val="12"/>
               </w:rPr>
-              <w:t xml:space="preserve">Raport Oceny Funkcjonalnej · Część III · Zajęcia: rewalidacja i PPP</w:t>
+              <w:t xml:space="preserve">Ocena Funkcjonalna · Część III · Zajęcia: rewalidacja i PPP</w:t>
             </w:r>
           </w:p>
         </w:tc>
@@ -30397,7 +30412,7 @@
                 <w:sz w:val="12"/>
                 <w:szCs w:val="12"/>
               </w:rPr>
-              <w:t xml:space="preserve">Raport Oceny Funkcjonalnej · Część III · Pomoc psychologiczno-pedagogiczna</w:t>
+              <w:t xml:space="preserve">Ocena Funkcjonalna · Część III · Pomoc psychologiczno-pedagogiczna</w:t>
             </w:r>
           </w:p>
         </w:tc>
@@ -32423,7 +32438,7 @@
                 <w:sz w:val="12"/>
                 <w:szCs w:val="12"/>
               </w:rPr>
-              <w:t xml:space="preserve">Raport Oceny Funkcjonalnej · Część III · Realizacja zaleceń poradni</w:t>
+              <w:t xml:space="preserve">Ocena Funkcjonalna · Część III · Realizacja zaleceń poradni</w:t>
             </w:r>
           </w:p>
         </w:tc>
@@ -35473,7 +35488,7 @@
                 <w:sz w:val="12"/>
                 <w:szCs w:val="12"/>
               </w:rPr>
-              <w:t xml:space="preserve">Raport Oceny Funkcjonalnej · Część III · Dodatkowa osoba</w:t>
+              <w:t xml:space="preserve">Ocena Funkcjonalna · Część III · Dodatkowa osoba</w:t>
             </w:r>
           </w:p>
         </w:tc>
@@ -36690,7 +36705,7 @@
                 <w:sz w:val="12"/>
                 <w:szCs w:val="12"/>
               </w:rPr>
-              <w:t xml:space="preserve">Raport Oceny Funkcjonalnej · Część III · Współpraca z rodzicami i poradnią</w:t>
+              <w:t xml:space="preserve">Ocena Funkcjonalna · Część III · Współpraca z rodzicami i poradnią</w:t>
             </w:r>
           </w:p>
         </w:tc>
@@ -39535,7 +39550,7 @@
                 <w:sz w:val="12"/>
                 <w:szCs w:val="12"/>
               </w:rPr>
-              <w:t xml:space="preserve">Raport Oceny Funkcjonalnej · Część III · Ocena efektywności · podpisy</w:t>
+              <w:t xml:space="preserve">Ocena Funkcjonalna · Część III · Ocena efektywności · podpisy</w:t>
             </w:r>
           </w:p>
         </w:tc>
@@ -41668,7 +41683,7 @@
         <w:sz w:val="12"/>
         <w:szCs w:val="12"/>
       </w:rPr>
-      <w:t xml:space="preserve"> · Raport Oceny Funkcjonalnej</w:t>
+      <w:t xml:space="preserve"> · Ocena Funkcjonalna</w:t>
     </w:r>
   </w:p>
 </w:ftr>

--- a/eduplaner2026/raport_oceny_funkcjonalnej/Raport_Oceny_Funkcjonalnej.docx
+++ b/eduplaner2026/raport_oceny_funkcjonalnej/Raport_Oceny_Funkcjonalnej.docx
@@ -1461,7 +1461,7 @@
                 <w:sz w:val="13"/>
                 <w:szCs w:val="13"/>
               </w:rPr>
-              <w:t xml:space="preserve">wskazania i narzędzia: ABC, biopsychospołeczny, sensoryczny, mowa, ToM</w:t>
+              <w:t xml:space="preserve">wskazania i narzędzia: biopsychospołeczny, ABC, sensoryczny, mowa, ToM</w:t>
             </w:r>
           </w:p>
         </w:tc>
@@ -9917,7 +9917,7 @@
             <w:tcW w:type="dxa" w:w="9906"/>
             <w:tcBorders>
               <w:top w:val="single" w:color="D9D0F0" w:sz="4"/>
-              <w:left w:val="single" w:color="BF382A" w:sz="32"/>
+              <w:left w:val="single" w:color="2D1B69" w:sz="32"/>
               <w:bottom w:val="single" w:color="D9D0F0" w:sz="4"/>
               <w:right w:val="single" w:color="D9D0F0" w:sz="4"/>
             </w:tcBorders>
@@ -9942,12 +9942,117 @@
                 <w:i w:val="false"/>
                 <w:iCs w:val="false"/>
                 <w:caps w:val="false"/>
+                <w:color w:val="2D1B69"/>
+                <w:spacing w:val="14"/>
+                <w:sz w:val="13"/>
+                <w:szCs w:val="13"/>
+              </w:rPr>
+              <w:t xml:space="preserve">1 · CAŁOŚCIOWY OBRAZ</w:t>
+            </w:r>
+          </w:p>
+          <w:p>
+            <w:pPr>
+              <w:spacing w:after="70" w:before="0" w:line="250"/>
+              <w:jc w:val="left"/>
+            </w:pPr>
+            <w:r>
+              <w:rPr>
+                <w:rFonts w:ascii="Arial" w:cs="Arial" w:eastAsia="Arial" w:hAnsi="Arial"/>
+                <w:b/>
+                <w:bCs/>
+                <w:i w:val="false"/>
+                <w:iCs w:val="false"/>
+                <w:caps w:val="false"/>
+                <w:color w:val="2D1B69"/>
+                <w:sz w:val="20"/>
+                <w:szCs w:val="20"/>
+              </w:rPr>
+              <w:t xml:space="preserve">Profil Biopsychospołeczny</w:t>
+            </w:r>
+          </w:p>
+          <w:p>
+            <w:pPr>
+              <w:spacing w:after="0" w:before="0" w:line="255"/>
+              <w:jc w:val="left"/>
+            </w:pPr>
+            <w:r>
+              <w:rPr>
+                <w:rFonts w:ascii="Arial" w:cs="Arial" w:eastAsia="Arial" w:hAnsi="Arial"/>
+                <w:b w:val="false"/>
+                <w:bCs w:val="false"/>
+                <w:i w:val="false"/>
+                <w:iCs w:val="false"/>
+                <w:caps w:val="false"/>
+                <w:color w:val="1A1530"/>
+                <w:sz w:val="17"/>
+                <w:szCs w:val="17"/>
+              </w:rPr>
+              <w:t xml:space="preserve">Ujęcie funkcjonowania dziecka w wymiarze biologicznym, psychologicznym i społecznym – zgodnie z modelem ICF; punkt wyjścia do interpretacji pozostałych arkuszy.</w:t>
+            </w:r>
+          </w:p>
+        </w:tc>
+      </w:tr>
+    </w:tbl>
+    <w:p>
+      <w:pPr>
+        <w:spacing w:after="100" w:before="0"/>
+      </w:pPr>
+    </w:p>
+    <w:tbl>
+      <w:tblPr>
+        <w:tblW w:type="dxa" w:w="9906"/>
+        <w:tblBorders>
+          <w:top w:val="single" w:color="auto" w:sz="4"/>
+          <w:left w:val="single" w:color="auto" w:sz="4"/>
+          <w:bottom w:val="single" w:color="auto" w:sz="4"/>
+          <w:right w:val="single" w:color="auto" w:sz="4"/>
+          <w:insideH w:val="single" w:color="auto" w:sz="4"/>
+          <w:insideV w:val="single" w:color="auto" w:sz="4"/>
+        </w:tblBorders>
+      </w:tblPr>
+      <w:tblGrid>
+        <w:gridCol w:w="9906"/>
+      </w:tblGrid>
+      <w:tr>
+        <w:trPr>
+          <w:cantSplit/>
+        </w:trPr>
+        <w:tc>
+          <w:tcPr>
+            <w:tcW w:type="dxa" w:w="9906"/>
+            <w:tcBorders>
+              <w:top w:val="single" w:color="D9D0F0" w:sz="4"/>
+              <w:left w:val="single" w:color="BF382A" w:sz="32"/>
+              <w:bottom w:val="single" w:color="D9D0F0" w:sz="4"/>
+              <w:right w:val="single" w:color="D9D0F0" w:sz="4"/>
+            </w:tcBorders>
+            <w:tcMar>
+              <w:top w:type="dxa" w:w="120"/>
+              <w:left w:type="dxa" w:w="220"/>
+              <w:bottom w:type="dxa" w:w="130"/>
+              <w:right w:type="dxa" w:w="180"/>
+            </w:tcMar>
+            <w:vAlign w:val="top"/>
+          </w:tcPr>
+          <w:p>
+            <w:pPr>
+              <w:spacing w:after="40" w:before="0" w:line="276"/>
+              <w:jc w:val="left"/>
+            </w:pPr>
+            <w:r>
+              <w:rPr>
+                <w:rFonts w:ascii="Arial" w:cs="Arial" w:eastAsia="Arial" w:hAnsi="Arial"/>
+                <w:b/>
+                <w:bCs/>
+                <w:i w:val="false"/>
+                <w:iCs w:val="false"/>
+                <w:caps w:val="false"/>
                 <w:color w:val="BF382A"/>
                 <w:spacing w:val="14"/>
                 <w:sz w:val="13"/>
                 <w:szCs w:val="13"/>
               </w:rPr>
-              <w:t xml:space="preserve">ZACHOWANIA TRUDNE</w:t>
+              <w:t xml:space="preserve">2 · ZACHOWANIA TRUDNE</w:t>
             </w:r>
           </w:p>
           <w:p>
@@ -10229,7 +10334,7 @@
             <w:tcW w:type="dxa" w:w="4953"/>
             <w:tcBorders>
               <w:top w:val="single" w:color="D9D0F0" w:sz="4"/>
-              <w:left w:val="single" w:color="2D1B69" w:sz="32"/>
+              <w:left w:val="single" w:color="2D6BB3" w:sz="32"/>
               <w:bottom w:val="single" w:color="D9D0F0" w:sz="4"/>
               <w:right w:val="single" w:color="D9D0F0" w:sz="4"/>
             </w:tcBorders>
@@ -10254,12 +10359,12 @@
                 <w:i w:val="false"/>
                 <w:iCs w:val="false"/>
                 <w:caps w:val="false"/>
-                <w:color w:val="2D1B69"/>
+                <w:color w:val="2D6BB3"/>
                 <w:spacing w:val="14"/>
                 <w:sz w:val="13"/>
                 <w:szCs w:val="13"/>
               </w:rPr>
-              <w:t xml:space="preserve">CAŁOŚCIOWY OBRAZ</w:t>
+              <w:t xml:space="preserve">3 · PRZETWARZANIE BODŹCÓW</w:t>
             </w:r>
           </w:p>
           <w:p>
@@ -10279,7 +10384,7 @@
                 <w:sz w:val="20"/>
                 <w:szCs w:val="20"/>
               </w:rPr>
-              <w:t xml:space="preserve">Profil Biopsychospołeczny</w:t>
+              <w:t xml:space="preserve">Profil Sensoryczny</w:t>
             </w:r>
           </w:p>
           <w:p>
@@ -10299,7 +10404,7 @@
                 <w:sz w:val="17"/>
                 <w:szCs w:val="17"/>
               </w:rPr>
-              <w:t xml:space="preserve">Ujęcie funkcjonowania dziecka w wymiarze biologicznym, psychologicznym i społecznym – zgodnie z modelem ICF.</w:t>
+              <w:t xml:space="preserve">Ocena reaktywności sensorycznej (nadwrażliwości, podwrażliwości, poszukiwania stymulacji) i wpływu bodźców środowiskowych na dysregulację dziecka.</w:t>
             </w:r>
           </w:p>
         </w:tc>
@@ -10308,7 +10413,7 @@
             <w:tcW w:type="dxa" w:w="4953"/>
             <w:tcBorders>
               <w:top w:val="single" w:color="D9D0F0" w:sz="4"/>
-              <w:left w:val="single" w:color="2D6BB3" w:sz="32"/>
+              <w:left w:val="single" w:color="E74509" w:sz="32"/>
               <w:bottom w:val="single" w:color="D9D0F0" w:sz="4"/>
               <w:right w:val="single" w:color="D9D0F0" w:sz="4"/>
             </w:tcBorders>
@@ -10333,12 +10438,12 @@
                 <w:i w:val="false"/>
                 <w:iCs w:val="false"/>
                 <w:caps w:val="false"/>
-                <w:color w:val="2D6BB3"/>
+                <w:color w:val="E74509"/>
                 <w:spacing w:val="14"/>
                 <w:sz w:val="13"/>
                 <w:szCs w:val="13"/>
               </w:rPr>
-              <w:t xml:space="preserve">PRZETWARZANIE BODŹCÓW</w:t>
+              <w:t xml:space="preserve">4 · KOMUNIKACJA</w:t>
             </w:r>
           </w:p>
           <w:p>
@@ -10358,7 +10463,7 @@
                 <w:sz w:val="20"/>
                 <w:szCs w:val="20"/>
               </w:rPr>
-              <w:t xml:space="preserve">Profil Sensoryczny</w:t>
+              <w:t xml:space="preserve">Arkusz Oceny Rozwoju Mowy i Komunikacji</w:t>
             </w:r>
           </w:p>
           <w:p>
@@ -10378,21 +10483,42 @@
                 <w:sz w:val="17"/>
                 <w:szCs w:val="17"/>
               </w:rPr>
-              <w:t xml:space="preserve">Ocena reaktywności sensorycznej (nadwrażliwości, podwrażliwości, poszukiwania stymulacji) i wpływu bodźców środowiskowych na dysregulację dziecka.</w:t>
+              <w:t xml:space="preserve">Zastosowany w związku ze specyficznymi trudnościami w nadawaniu i rozumieniu mowy, echolaliami lub potrzebą wdrożenia / rozwijania AAC.</w:t>
             </w:r>
           </w:p>
         </w:tc>
       </w:tr>
+    </w:tbl>
+    <w:p>
+      <w:pPr>
+        <w:spacing w:after="100" w:before="0"/>
+      </w:pPr>
+    </w:p>
+    <w:tbl>
+      <w:tblPr>
+        <w:tblW w:type="dxa" w:w="9906"/>
+        <w:tblBorders>
+          <w:top w:val="single" w:color="auto" w:sz="4"/>
+          <w:left w:val="single" w:color="auto" w:sz="4"/>
+          <w:bottom w:val="single" w:color="auto" w:sz="4"/>
+          <w:right w:val="single" w:color="auto" w:sz="4"/>
+          <w:insideH w:val="single" w:color="auto" w:sz="4"/>
+          <w:insideV w:val="single" w:color="auto" w:sz="4"/>
+        </w:tblBorders>
+      </w:tblPr>
+      <w:tblGrid>
+        <w:gridCol w:w="9906"/>
+      </w:tblGrid>
       <w:tr>
         <w:trPr>
           <w:cantSplit/>
         </w:trPr>
         <w:tc>
           <w:tcPr>
-            <w:tcW w:type="dxa" w:w="4953"/>
+            <w:tcW w:type="dxa" w:w="9906"/>
             <w:tcBorders>
               <w:top w:val="single" w:color="D9D0F0" w:sz="4"/>
-              <w:left w:val="single" w:color="E74509" w:sz="32"/>
+              <w:left w:val="single" w:color="2E7D45" w:sz="32"/>
               <w:bottom w:val="single" w:color="D9D0F0" w:sz="4"/>
               <w:right w:val="single" w:color="D9D0F0" w:sz="4"/>
             </w:tcBorders>
@@ -10417,91 +10543,12 @@
                 <w:i w:val="false"/>
                 <w:iCs w:val="false"/>
                 <w:caps w:val="false"/>
-                <w:color w:val="E74509"/>
-                <w:spacing w:val="14"/>
-                <w:sz w:val="13"/>
-                <w:szCs w:val="13"/>
-              </w:rPr>
-              <w:t xml:space="preserve">KOMUNIKACJA</w:t>
-            </w:r>
-          </w:p>
-          <w:p>
-            <w:pPr>
-              <w:spacing w:after="70" w:before="0" w:line="250"/>
-              <w:jc w:val="left"/>
-            </w:pPr>
-            <w:r>
-              <w:rPr>
-                <w:rFonts w:ascii="Arial" w:cs="Arial" w:eastAsia="Arial" w:hAnsi="Arial"/>
-                <w:b/>
-                <w:bCs/>
-                <w:i w:val="false"/>
-                <w:iCs w:val="false"/>
-                <w:caps w:val="false"/>
-                <w:color w:val="2D1B69"/>
-                <w:sz w:val="20"/>
-                <w:szCs w:val="20"/>
-              </w:rPr>
-              <w:t xml:space="preserve">Arkusz Oceny Rozwoju Mowy i Komunikacji</w:t>
-            </w:r>
-          </w:p>
-          <w:p>
-            <w:pPr>
-              <w:spacing w:after="0" w:before="0" w:line="255"/>
-              <w:jc w:val="left"/>
-            </w:pPr>
-            <w:r>
-              <w:rPr>
-                <w:rFonts w:ascii="Arial" w:cs="Arial" w:eastAsia="Arial" w:hAnsi="Arial"/>
-                <w:b w:val="false"/>
-                <w:bCs w:val="false"/>
-                <w:i w:val="false"/>
-                <w:iCs w:val="false"/>
-                <w:caps w:val="false"/>
-                <w:color w:val="1A1530"/>
-                <w:sz w:val="17"/>
-                <w:szCs w:val="17"/>
-              </w:rPr>
-              <w:t xml:space="preserve">Zastosowany w związku ze specyficznymi trudnościami w nadawaniu i rozumieniu mowy, echolaliami lub potrzebą wdrożenia / rozwijania AAC.</w:t>
-            </w:r>
-          </w:p>
-        </w:tc>
-        <w:tc>
-          <w:tcPr>
-            <w:tcW w:type="dxa" w:w="4953"/>
-            <w:tcBorders>
-              <w:top w:val="single" w:color="D9D0F0" w:sz="4"/>
-              <w:left w:val="single" w:color="2E7D45" w:sz="32"/>
-              <w:bottom w:val="single" w:color="D9D0F0" w:sz="4"/>
-              <w:right w:val="single" w:color="D9D0F0" w:sz="4"/>
-            </w:tcBorders>
-            <w:tcMar>
-              <w:top w:type="dxa" w:w="120"/>
-              <w:left w:type="dxa" w:w="220"/>
-              <w:bottom w:type="dxa" w:w="130"/>
-              <w:right w:type="dxa" w:w="180"/>
-            </w:tcMar>
-            <w:vAlign w:val="top"/>
-          </w:tcPr>
-          <w:p>
-            <w:pPr>
-              <w:spacing w:after="40" w:before="0" w:line="276"/>
-              <w:jc w:val="left"/>
-            </w:pPr>
-            <w:r>
-              <w:rPr>
-                <w:rFonts w:ascii="Arial" w:cs="Arial" w:eastAsia="Arial" w:hAnsi="Arial"/>
-                <w:b/>
-                <w:bCs/>
-                <w:i w:val="false"/>
-                <w:iCs w:val="false"/>
-                <w:caps w:val="false"/>
                 <w:color w:val="2E7D45"/>
                 <w:spacing w:val="14"/>
                 <w:sz w:val="13"/>
                 <w:szCs w:val="13"/>
               </w:rPr>
-              <w:t xml:space="preserve">FUNKCJE POZNAWCZE I SPOŁECZNE</w:t>
+              <w:t xml:space="preserve">5 · FUNKCJE POZNAWCZE I SPOŁECZNE</w:t>
             </w:r>
           </w:p>
           <w:p>
@@ -15978,7 +16025,7 @@
             <w:tcW w:type="dxa" w:w="9906"/>
             <w:tcBorders>
               <w:top w:val="single" w:color="D9D0F0" w:sz="4"/>
-              <w:left w:val="single" w:color="BF382A" w:sz="32"/>
+              <w:left w:val="single" w:color="2D1B69" w:sz="32"/>
               <w:bottom w:val="single" w:color="D9D0F0" w:sz="4"/>
               <w:right w:val="single" w:color="D9D0F0" w:sz="4"/>
             </w:tcBorders>
@@ -16007,14 +16054,28 @@
                 <w:sz w:val="18"/>
                 <w:szCs w:val="18"/>
               </w:rPr>
-              <w:t xml:space="preserve">Arkusz Obserwacji Behawioralnej ABC</w:t>
-            </w:r>
-          </w:p>
-          <w:p>
-            <w:pPr>
-              <w:spacing w:after="50" w:before="0" w:line="255"/>
+              <w:t xml:space="preserve">Profil Biopsychospołeczny</w:t>
+            </w:r>
+          </w:p>
+          <w:p>
+            <w:pPr>
+              <w:spacing w:after="0" w:before="0" w:line="255"/>
               <w:jc w:val="both"/>
             </w:pPr>
+            <w:r>
+              <w:rPr>
+                <w:rFonts w:ascii="Arial" w:cs="Arial" w:eastAsia="Arial" w:hAnsi="Arial"/>
+                <w:b/>
+                <w:bCs/>
+                <w:i w:val="false"/>
+                <w:iCs w:val="false"/>
+                <w:caps w:val="false"/>
+                <w:color w:val="2D1B69"/>
+                <w:sz w:val="16"/>
+                <w:szCs w:val="16"/>
+              </w:rPr>
+              <w:t xml:space="preserve">Uwarunkowania biologiczne: </w:t>
+            </w:r>
             <w:r>
               <w:rPr>
                 <w:rFonts w:ascii="Arial" w:cs="Arial" w:eastAsia="Arial" w:hAnsi="Arial"/>
@@ -16027,21 +16088,21 @@
                 <w:sz w:val="16"/>
                 <w:szCs w:val="16"/>
               </w:rPr>
-              <w:t xml:space="preserve">Zidentyfikowano </w:t>
-            </w:r>
-            <w:r>
-              <w:rPr>
-                <w:rFonts w:ascii="Arial" w:cs="Arial" w:eastAsia="Arial" w:hAnsi="Arial"/>
-                <w:b/>
-                <w:bCs/>
-                <w:i w:val="false"/>
-                <w:iCs w:val="false"/>
-                <w:caps w:val="false"/>
-                <w:color w:val="BF382A"/>
+              <w:t xml:space="preserve">spektrum autyzmu, zaburzenia snu wpływają na zmęczenie poranne. </w:t>
+            </w:r>
+            <w:r>
+              <w:rPr>
+                <w:rFonts w:ascii="Arial" w:cs="Arial" w:eastAsia="Arial" w:hAnsi="Arial"/>
+                <w:b/>
+                <w:bCs/>
+                <w:i w:val="false"/>
+                <w:iCs w:val="false"/>
+                <w:caps w:val="false"/>
+                <w:color w:val="2D1B69"/>
                 <w:sz w:val="16"/>
                 <w:szCs w:val="16"/>
               </w:rPr>
-              <w:t xml:space="preserve">14 epizodów</w:t>
+              <w:t xml:space="preserve">Uwarunkowania psychologiczne: </w:t>
             </w:r>
             <w:r>
               <w:rPr>
@@ -16055,21 +16116,21 @@
                 <w:sz w:val="16"/>
                 <w:szCs w:val="16"/>
               </w:rPr>
-              <w:t xml:space="preserve"> zachowań trudnych. </w:t>
-            </w:r>
-            <w:r>
-              <w:rPr>
-                <w:rFonts w:ascii="Arial" w:cs="Arial" w:eastAsia="Arial" w:hAnsi="Arial"/>
-                <w:b/>
-                <w:bCs/>
-                <w:i w:val="false"/>
-                <w:iCs w:val="false"/>
-                <w:caps w:val="false"/>
-                <w:color w:val="BF382A"/>
+              <w:t xml:space="preserve">silny lęk przed zmianą schematu, sztywność poznawcza. </w:t>
+            </w:r>
+            <w:r>
+              <w:rPr>
+                <w:rFonts w:ascii="Arial" w:cs="Arial" w:eastAsia="Arial" w:hAnsi="Arial"/>
+                <w:b/>
+                <w:bCs/>
+                <w:i w:val="false"/>
+                <w:iCs w:val="false"/>
+                <w:caps w:val="false"/>
+                <w:color w:val="2D1B69"/>
                 <w:sz w:val="16"/>
                 <w:szCs w:val="16"/>
               </w:rPr>
-              <w:t xml:space="preserve">Bodźce wyzwalające (A): </w:t>
+              <w:t xml:space="preserve">Czynniki środowiskowe: </w:t>
             </w:r>
             <w:r>
               <w:rPr>
@@ -16083,97 +16144,7 @@
                 <w:sz w:val="16"/>
                 <w:szCs w:val="16"/>
               </w:rPr>
-              <w:t xml:space="preserve">trudne polecenia pisemne, hałas, niespodziewane przejścia między aktywnościami. </w:t>
-            </w:r>
-            <w:r>
-              <w:rPr>
-                <w:rFonts w:ascii="Arial" w:cs="Arial" w:eastAsia="Arial" w:hAnsi="Arial"/>
-                <w:b/>
-                <w:bCs/>
-                <w:i w:val="false"/>
-                <w:iCs w:val="false"/>
-                <w:caps w:val="false"/>
-                <w:color w:val="BF382A"/>
-                <w:sz w:val="16"/>
-                <w:szCs w:val="16"/>
-              </w:rPr>
-              <w:t xml:space="preserve">Topografia zachowania (B): </w:t>
-            </w:r>
-            <w:r>
-              <w:rPr>
-                <w:rFonts w:ascii="Arial" w:cs="Arial" w:eastAsia="Arial" w:hAnsi="Arial"/>
-                <w:b w:val="false"/>
-                <w:bCs w:val="false"/>
-                <w:i w:val="false"/>
-                <w:iCs w:val="false"/>
-                <w:caps w:val="false"/>
-                <w:color w:val="1A1530"/>
-                <w:sz w:val="16"/>
-                <w:szCs w:val="16"/>
-              </w:rPr>
-              <w:t xml:space="preserve">głośny krzyk, odmowa zejścia z dywanu, odpychanie kart pracy. </w:t>
-            </w:r>
-            <w:r>
-              <w:rPr>
-                <w:rFonts w:ascii="Arial" w:cs="Arial" w:eastAsia="Arial" w:hAnsi="Arial"/>
-                <w:b/>
-                <w:bCs/>
-                <w:i w:val="false"/>
-                <w:iCs w:val="false"/>
-                <w:caps w:val="false"/>
-                <w:color w:val="BF382A"/>
-                <w:sz w:val="16"/>
-                <w:szCs w:val="16"/>
-              </w:rPr>
-              <w:t xml:space="preserve">Funkcja (C): </w:t>
-            </w:r>
-            <w:r>
-              <w:rPr>
-                <w:rFonts w:ascii="Arial" w:cs="Arial" w:eastAsia="Arial" w:hAnsi="Arial"/>
-                <w:b w:val="false"/>
-                <w:bCs w:val="false"/>
-                <w:i w:val="false"/>
-                <w:iCs w:val="false"/>
-                <w:caps w:val="false"/>
-                <w:color w:val="1A1530"/>
-                <w:sz w:val="16"/>
-                <w:szCs w:val="16"/>
-              </w:rPr>
-              <w:t xml:space="preserve">ucieczka przed przeciążeniem sensorycznym / zadaniem trudnym poznawczo.</w:t>
-            </w:r>
-          </w:p>
-          <w:p>
-            <w:pPr>
-              <w:spacing w:after="0" w:before="0" w:line="276"/>
-              <w:jc w:val="left"/>
-            </w:pPr>
-            <w:r>
-              <w:rPr>
-                <w:rFonts w:ascii="Arial" w:cs="Arial" w:eastAsia="Arial" w:hAnsi="Arial"/>
-                <w:b/>
-                <w:bCs/>
-                <w:i w:val="false"/>
-                <w:iCs w:val="false"/>
-                <w:caps w:val="false"/>
-                <w:color w:val="E74509"/>
-                <w:sz w:val="16"/>
-                <w:szCs w:val="16"/>
-              </w:rPr>
-              <w:t xml:space="preserve">Zalecenie: </w:t>
-            </w:r>
-            <w:r>
-              <w:rPr>
-                <w:rFonts w:ascii="Arial" w:cs="Arial" w:eastAsia="Arial" w:hAnsi="Arial"/>
-                <w:b w:val="false"/>
-                <w:bCs w:val="false"/>
-                <w:i w:val="false"/>
-                <w:iCs w:val="false"/>
-                <w:caps w:val="false"/>
-                <w:color w:val="2D1B69"/>
-                <w:sz w:val="16"/>
-                <w:szCs w:val="16"/>
-              </w:rPr>
-              <w:t xml:space="preserve">protokół wyprzedzający i nauka komunikatu zastępczego.</w:t>
+              <w:t xml:space="preserve">wysokie zaangażowanie rodziny, pozytywna reakcja na stałą kadrę.</w:t>
             </w:r>
           </w:p>
         </w:tc>
@@ -16208,7 +16179,7 @@
             <w:tcW w:type="dxa" w:w="9906"/>
             <w:tcBorders>
               <w:top w:val="single" w:color="D9D0F0" w:sz="4"/>
-              <w:left w:val="single" w:color="2D1B69" w:sz="32"/>
+              <w:left w:val="single" w:color="BF382A" w:sz="32"/>
               <w:bottom w:val="single" w:color="D9D0F0" w:sz="4"/>
               <w:right w:val="single" w:color="D9D0F0" w:sz="4"/>
             </w:tcBorders>
@@ -16237,19 +16208,165 @@
                 <w:sz w:val="18"/>
                 <w:szCs w:val="18"/>
               </w:rPr>
-              <w:t xml:space="preserve">Profil Biopsychospołeczny</w:t>
-            </w:r>
-          </w:p>
-          <w:p>
-            <w:pPr>
-              <w:spacing w:after="0" w:before="0" w:line="255"/>
+              <w:t xml:space="preserve">Arkusz Obserwacji Behawioralnej ABC</w:t>
+            </w:r>
+          </w:p>
+          <w:p>
+            <w:pPr>
+              <w:spacing w:after="50" w:before="0" w:line="255"/>
               <w:jc w:val="both"/>
             </w:pPr>
             <w:r>
               <w:rPr>
                 <w:rFonts w:ascii="Arial" w:cs="Arial" w:eastAsia="Arial" w:hAnsi="Arial"/>
-                <w:b/>
-                <w:bCs/>
+                <w:b w:val="false"/>
+                <w:bCs w:val="false"/>
+                <w:i w:val="false"/>
+                <w:iCs w:val="false"/>
+                <w:caps w:val="false"/>
+                <w:color w:val="1A1530"/>
+                <w:sz w:val="16"/>
+                <w:szCs w:val="16"/>
+              </w:rPr>
+              <w:t xml:space="preserve">Zidentyfikowano </w:t>
+            </w:r>
+            <w:r>
+              <w:rPr>
+                <w:rFonts w:ascii="Arial" w:cs="Arial" w:eastAsia="Arial" w:hAnsi="Arial"/>
+                <w:b/>
+                <w:bCs/>
+                <w:i w:val="false"/>
+                <w:iCs w:val="false"/>
+                <w:caps w:val="false"/>
+                <w:color w:val="BF382A"/>
+                <w:sz w:val="16"/>
+                <w:szCs w:val="16"/>
+              </w:rPr>
+              <w:t xml:space="preserve">14 epizodów</w:t>
+            </w:r>
+            <w:r>
+              <w:rPr>
+                <w:rFonts w:ascii="Arial" w:cs="Arial" w:eastAsia="Arial" w:hAnsi="Arial"/>
+                <w:b w:val="false"/>
+                <w:bCs w:val="false"/>
+                <w:i w:val="false"/>
+                <w:iCs w:val="false"/>
+                <w:caps w:val="false"/>
+                <w:color w:val="1A1530"/>
+                <w:sz w:val="16"/>
+                <w:szCs w:val="16"/>
+              </w:rPr>
+              <w:t xml:space="preserve"> zachowań trudnych. </w:t>
+            </w:r>
+            <w:r>
+              <w:rPr>
+                <w:rFonts w:ascii="Arial" w:cs="Arial" w:eastAsia="Arial" w:hAnsi="Arial"/>
+                <w:b/>
+                <w:bCs/>
+                <w:i w:val="false"/>
+                <w:iCs w:val="false"/>
+                <w:caps w:val="false"/>
+                <w:color w:val="BF382A"/>
+                <w:sz w:val="16"/>
+                <w:szCs w:val="16"/>
+              </w:rPr>
+              <w:t xml:space="preserve">Bodźce wyzwalające (A): </w:t>
+            </w:r>
+            <w:r>
+              <w:rPr>
+                <w:rFonts w:ascii="Arial" w:cs="Arial" w:eastAsia="Arial" w:hAnsi="Arial"/>
+                <w:b w:val="false"/>
+                <w:bCs w:val="false"/>
+                <w:i w:val="false"/>
+                <w:iCs w:val="false"/>
+                <w:caps w:val="false"/>
+                <w:color w:val="1A1530"/>
+                <w:sz w:val="16"/>
+                <w:szCs w:val="16"/>
+              </w:rPr>
+              <w:t xml:space="preserve">trudne polecenia pisemne, hałas, niespodziewane przejścia między aktywnościami. </w:t>
+            </w:r>
+            <w:r>
+              <w:rPr>
+                <w:rFonts w:ascii="Arial" w:cs="Arial" w:eastAsia="Arial" w:hAnsi="Arial"/>
+                <w:b/>
+                <w:bCs/>
+                <w:i w:val="false"/>
+                <w:iCs w:val="false"/>
+                <w:caps w:val="false"/>
+                <w:color w:val="BF382A"/>
+                <w:sz w:val="16"/>
+                <w:szCs w:val="16"/>
+              </w:rPr>
+              <w:t xml:space="preserve">Topografia zachowania (B): </w:t>
+            </w:r>
+            <w:r>
+              <w:rPr>
+                <w:rFonts w:ascii="Arial" w:cs="Arial" w:eastAsia="Arial" w:hAnsi="Arial"/>
+                <w:b w:val="false"/>
+                <w:bCs w:val="false"/>
+                <w:i w:val="false"/>
+                <w:iCs w:val="false"/>
+                <w:caps w:val="false"/>
+                <w:color w:val="1A1530"/>
+                <w:sz w:val="16"/>
+                <w:szCs w:val="16"/>
+              </w:rPr>
+              <w:t xml:space="preserve">głośny krzyk, odmowa zejścia z dywanu, odpychanie kart pracy. </w:t>
+            </w:r>
+            <w:r>
+              <w:rPr>
+                <w:rFonts w:ascii="Arial" w:cs="Arial" w:eastAsia="Arial" w:hAnsi="Arial"/>
+                <w:b/>
+                <w:bCs/>
+                <w:i w:val="false"/>
+                <w:iCs w:val="false"/>
+                <w:caps w:val="false"/>
+                <w:color w:val="BF382A"/>
+                <w:sz w:val="16"/>
+                <w:szCs w:val="16"/>
+              </w:rPr>
+              <w:t xml:space="preserve">Funkcja (C): </w:t>
+            </w:r>
+            <w:r>
+              <w:rPr>
+                <w:rFonts w:ascii="Arial" w:cs="Arial" w:eastAsia="Arial" w:hAnsi="Arial"/>
+                <w:b w:val="false"/>
+                <w:bCs w:val="false"/>
+                <w:i w:val="false"/>
+                <w:iCs w:val="false"/>
+                <w:caps w:val="false"/>
+                <w:color w:val="1A1530"/>
+                <w:sz w:val="16"/>
+                <w:szCs w:val="16"/>
+              </w:rPr>
+              <w:t xml:space="preserve">ucieczka przed przeciążeniem sensorycznym / zadaniem trudnym poznawczo.</w:t>
+            </w:r>
+          </w:p>
+          <w:p>
+            <w:pPr>
+              <w:spacing w:after="0" w:before="0" w:line="276"/>
+              <w:jc w:val="left"/>
+            </w:pPr>
+            <w:r>
+              <w:rPr>
+                <w:rFonts w:ascii="Arial" w:cs="Arial" w:eastAsia="Arial" w:hAnsi="Arial"/>
+                <w:b/>
+                <w:bCs/>
+                <w:i w:val="false"/>
+                <w:iCs w:val="false"/>
+                <w:caps w:val="false"/>
+                <w:color w:val="E74509"/>
+                <w:sz w:val="16"/>
+                <w:szCs w:val="16"/>
+              </w:rPr>
+              <w:t xml:space="preserve">Zalecenie: </w:t>
+            </w:r>
+            <w:r>
+              <w:rPr>
+                <w:rFonts w:ascii="Arial" w:cs="Arial" w:eastAsia="Arial" w:hAnsi="Arial"/>
+                <w:b w:val="false"/>
+                <w:bCs w:val="false"/>
                 <w:i w:val="false"/>
                 <w:iCs w:val="false"/>
                 <w:caps w:val="false"/>
@@ -16257,77 +16374,7 @@
                 <w:sz w:val="16"/>
                 <w:szCs w:val="16"/>
               </w:rPr>
-              <w:t xml:space="preserve">Uwarunkowania biologiczne: </w:t>
-            </w:r>
-            <w:r>
-              <w:rPr>
-                <w:rFonts w:ascii="Arial" w:cs="Arial" w:eastAsia="Arial" w:hAnsi="Arial"/>
-                <w:b w:val="false"/>
-                <w:bCs w:val="false"/>
-                <w:i w:val="false"/>
-                <w:iCs w:val="false"/>
-                <w:caps w:val="false"/>
-                <w:color w:val="1A1530"/>
-                <w:sz w:val="16"/>
-                <w:szCs w:val="16"/>
-              </w:rPr>
-              <w:t xml:space="preserve">spektrum autyzmu, zaburzenia snu wpływają na zmęczenie poranne. </w:t>
-            </w:r>
-            <w:r>
-              <w:rPr>
-                <w:rFonts w:ascii="Arial" w:cs="Arial" w:eastAsia="Arial" w:hAnsi="Arial"/>
-                <w:b/>
-                <w:bCs/>
-                <w:i w:val="false"/>
-                <w:iCs w:val="false"/>
-                <w:caps w:val="false"/>
-                <w:color w:val="2D1B69"/>
-                <w:sz w:val="16"/>
-                <w:szCs w:val="16"/>
-              </w:rPr>
-              <w:t xml:space="preserve">Uwarunkowania psychologiczne: </w:t>
-            </w:r>
-            <w:r>
-              <w:rPr>
-                <w:rFonts w:ascii="Arial" w:cs="Arial" w:eastAsia="Arial" w:hAnsi="Arial"/>
-                <w:b w:val="false"/>
-                <w:bCs w:val="false"/>
-                <w:i w:val="false"/>
-                <w:iCs w:val="false"/>
-                <w:caps w:val="false"/>
-                <w:color w:val="1A1530"/>
-                <w:sz w:val="16"/>
-                <w:szCs w:val="16"/>
-              </w:rPr>
-              <w:t xml:space="preserve">silny lęk przed zmianą schematu, sztywność poznawcza. </w:t>
-            </w:r>
-            <w:r>
-              <w:rPr>
-                <w:rFonts w:ascii="Arial" w:cs="Arial" w:eastAsia="Arial" w:hAnsi="Arial"/>
-                <w:b/>
-                <w:bCs/>
-                <w:i w:val="false"/>
-                <w:iCs w:val="false"/>
-                <w:caps w:val="false"/>
-                <w:color w:val="2D1B69"/>
-                <w:sz w:val="16"/>
-                <w:szCs w:val="16"/>
-              </w:rPr>
-              <w:t xml:space="preserve">Czynniki środowiskowe: </w:t>
-            </w:r>
-            <w:r>
-              <w:rPr>
-                <w:rFonts w:ascii="Arial" w:cs="Arial" w:eastAsia="Arial" w:hAnsi="Arial"/>
-                <w:b w:val="false"/>
-                <w:bCs w:val="false"/>
-                <w:i w:val="false"/>
-                <w:iCs w:val="false"/>
-                <w:caps w:val="false"/>
-                <w:color w:val="1A1530"/>
-                <w:sz w:val="16"/>
-                <w:szCs w:val="16"/>
-              </w:rPr>
-              <w:t xml:space="preserve">wysokie zaangażowanie rodziny, pozytywna reakcja na stałą kadrę.</w:t>
+              <w:t xml:space="preserve">protokół wyprzedzający i nauka komunikatu zastępczego.</w:t>
             </w:r>
           </w:p>
         </w:tc>

--- a/eduplaner2026/raport_oceny_funkcjonalnej/Raport_Oceny_Funkcjonalnej.docx
+++ b/eduplaner2026/raport_oceny_funkcjonalnej/Raport_Oceny_Funkcjonalnej.docx
@@ -113,9 +113,9 @@
                 <w:iCs w:val="false"/>
                 <w:caps/>
                 <w:color w:val="6B6378"/>
-                <w:spacing w:val="14"/>
-                <w:sz w:val="18"/>
-                <w:szCs w:val="18"/>
+                <w:spacing w:val="12"/>
+                <w:sz w:val="14"/>
+                <w:szCs w:val="14"/>
               </w:rPr>
               <w:t xml:space="preserve">Ocena Funkcjonalna · Okładka</w:t>
             </w:r>
@@ -152,9 +152,9 @@
                 <w:iCs w:val="false"/>
                 <w:caps w:val="false"/>
                 <w:color w:val="FFFFFF"/>
-                <w:spacing w:val="10"/>
-                <w:sz w:val="18"/>
-                <w:szCs w:val="18"/>
+                <w:spacing w:val="8"/>
+                <w:sz w:val="14"/>
+                <w:szCs w:val="14"/>
                 <w:shd w:fill="E74509" w:color="auto" w:val="clear"/>
               </w:rPr>
               <w:t xml:space="preserve">  OCENA FUNKCJONALNA · 2026  </w:t>
@@ -174,9 +174,9 @@
                 <w:iCs w:val="false"/>
                 <w:caps w:val="false"/>
                 <w:color w:val="6B6378"/>
-                <w:spacing w:val="14"/>
-                <w:sz w:val="18"/>
-                <w:szCs w:val="18"/>
+                <w:spacing w:val="10"/>
+                <w:sz w:val="13"/>
+                <w:szCs w:val="13"/>
               </w:rPr>
               <w:t xml:space="preserve">DOKUMENT DLA RODZICA I PORADNI</w:t>
             </w:r>
@@ -245,9 +245,9 @@
                 <w:iCs w:val="false"/>
                 <w:caps w:val="false"/>
                 <w:color w:val="7D6FB0"/>
-                <w:spacing w:val="14"/>
-                <w:sz w:val="18"/>
-                <w:szCs w:val="18"/>
+                <w:spacing w:val="12"/>
+                <w:sz w:val="15"/>
+                <w:szCs w:val="15"/>
               </w:rPr>
               <w:t xml:space="preserve">DOTYCZY DZIECKA</w:t>
             </w:r>
@@ -260,10 +260,10 @@
                 <w:iCs w:val="false"/>
                 <w:caps w:val="false"/>
                 <w:color w:val="B6A6DF"/>
-                <w:sz w:val="18"/>
-                <w:szCs w:val="18"/>
-              </w:rPr>
-              <w:t xml:space="preserve">  ....................................................</w:t>
+                <w:sz w:val="15"/>
+                <w:szCs w:val="15"/>
+              </w:rPr>
+              <w:t xml:space="preserve">  ........................................</w:t>
             </w:r>
             <w:r>
               <w:rPr>
@@ -313,9 +313,9 @@
                 <w:iCs w:val="false"/>
                 <w:caps w:val="false"/>
                 <w:color w:val="7D6FB0"/>
-                <w:spacing w:val="14"/>
-                <w:sz w:val="18"/>
-                <w:szCs w:val="18"/>
+                <w:spacing w:val="12"/>
+                <w:sz w:val="15"/>
+                <w:szCs w:val="15"/>
               </w:rPr>
               <w:t xml:space="preserve">GRUPA / KLASA</w:t>
             </w:r>
@@ -328,10 +328,10 @@
                 <w:iCs w:val="false"/>
                 <w:caps w:val="false"/>
                 <w:color w:val="B6A6DF"/>
-                <w:sz w:val="18"/>
-                <w:szCs w:val="18"/>
-              </w:rPr>
-              <w:t xml:space="preserve">  ..............................</w:t>
+                <w:sz w:val="15"/>
+                <w:szCs w:val="15"/>
+              </w:rPr>
+              <w:t xml:space="preserve">  ......................</w:t>
             </w:r>
             <w:r>
               <w:rPr>
@@ -381,9 +381,9 @@
                 <w:iCs w:val="false"/>
                 <w:caps w:val="false"/>
                 <w:color w:val="7D6FB0"/>
-                <w:spacing w:val="14"/>
-                <w:sz w:val="18"/>
-                <w:szCs w:val="18"/>
+                <w:spacing w:val="12"/>
+                <w:sz w:val="15"/>
+                <w:szCs w:val="15"/>
               </w:rPr>
               <w:t xml:space="preserve">DATA</w:t>
             </w:r>
@@ -396,10 +396,10 @@
                 <w:iCs w:val="false"/>
                 <w:caps w:val="false"/>
                 <w:color w:val="B6A6DF"/>
-                <w:sz w:val="18"/>
-                <w:szCs w:val="18"/>
-              </w:rPr>
-              <w:t xml:space="preserve">  ..............................</w:t>
+                <w:sz w:val="15"/>
+                <w:szCs w:val="15"/>
+              </w:rPr>
+              <w:t xml:space="preserve">  ......................</w:t>
             </w:r>
             <w:r>
               <w:rPr>
@@ -2470,9 +2470,9 @@
                 <w:iCs w:val="false"/>
                 <w:caps/>
                 <w:color w:val="6B6378"/>
-                <w:spacing w:val="14"/>
-                <w:sz w:val="18"/>
-                <w:szCs w:val="18"/>
+                <w:spacing w:val="12"/>
+                <w:sz w:val="14"/>
+                <w:szCs w:val="14"/>
               </w:rPr>
               <w:t xml:space="preserve">Ocena Funkcjonalna · Jak czytać raport · dwa warianty</w:t>
             </w:r>
@@ -2509,9 +2509,9 @@
                 <w:iCs w:val="false"/>
                 <w:caps w:val="false"/>
                 <w:color w:val="FFFFFF"/>
-                <w:spacing w:val="10"/>
-                <w:sz w:val="18"/>
-                <w:szCs w:val="18"/>
+                <w:spacing w:val="8"/>
+                <w:sz w:val="14"/>
+                <w:szCs w:val="14"/>
                 <w:shd w:fill="E74509" w:color="auto" w:val="clear"/>
               </w:rPr>
               <w:t xml:space="preserve">  OCENA FUNKCJONALNA · 2026  </w:t>
@@ -2531,9 +2531,9 @@
                 <w:iCs w:val="false"/>
                 <w:caps w:val="false"/>
                 <w:color w:val="6B6378"/>
-                <w:spacing w:val="14"/>
-                <w:sz w:val="18"/>
-                <w:szCs w:val="18"/>
+                <w:spacing w:val="10"/>
+                <w:sz w:val="13"/>
+                <w:szCs w:val="13"/>
               </w:rPr>
               <w:t xml:space="preserve">DOKUMENT DLA RODZICA I PORADNI</w:t>
             </w:r>
@@ -2602,9 +2602,9 @@
                 <w:iCs w:val="false"/>
                 <w:caps w:val="false"/>
                 <w:color w:val="7D6FB0"/>
-                <w:spacing w:val="14"/>
-                <w:sz w:val="18"/>
-                <w:szCs w:val="18"/>
+                <w:spacing w:val="12"/>
+                <w:sz w:val="15"/>
+                <w:szCs w:val="15"/>
               </w:rPr>
               <w:t xml:space="preserve">DOTYCZY DZIECKA</w:t>
             </w:r>
@@ -2617,10 +2617,10 @@
                 <w:iCs w:val="false"/>
                 <w:caps w:val="false"/>
                 <w:color w:val="B6A6DF"/>
-                <w:sz w:val="18"/>
-                <w:szCs w:val="18"/>
-              </w:rPr>
-              <w:t xml:space="preserve">  ....................................................</w:t>
+                <w:sz w:val="15"/>
+                <w:szCs w:val="15"/>
+              </w:rPr>
+              <w:t xml:space="preserve">  ........................................</w:t>
             </w:r>
             <w:r>
               <w:rPr>
@@ -2670,9 +2670,9 @@
                 <w:iCs w:val="false"/>
                 <w:caps w:val="false"/>
                 <w:color w:val="7D6FB0"/>
-                <w:spacing w:val="14"/>
-                <w:sz w:val="18"/>
-                <w:szCs w:val="18"/>
+                <w:spacing w:val="12"/>
+                <w:sz w:val="15"/>
+                <w:szCs w:val="15"/>
               </w:rPr>
               <w:t xml:space="preserve">GRUPA / KLASA</w:t>
             </w:r>
@@ -2685,10 +2685,10 @@
                 <w:iCs w:val="false"/>
                 <w:caps w:val="false"/>
                 <w:color w:val="B6A6DF"/>
-                <w:sz w:val="18"/>
-                <w:szCs w:val="18"/>
-              </w:rPr>
-              <w:t xml:space="preserve">  ..............................</w:t>
+                <w:sz w:val="15"/>
+                <w:szCs w:val="15"/>
+              </w:rPr>
+              <w:t xml:space="preserve">  ......................</w:t>
             </w:r>
             <w:r>
               <w:rPr>
@@ -2738,9 +2738,9 @@
                 <w:iCs w:val="false"/>
                 <w:caps w:val="false"/>
                 <w:color w:val="7D6FB0"/>
-                <w:spacing w:val="14"/>
-                <w:sz w:val="18"/>
-                <w:szCs w:val="18"/>
+                <w:spacing w:val="12"/>
+                <w:sz w:val="15"/>
+                <w:szCs w:val="15"/>
               </w:rPr>
               <w:t xml:space="preserve">DATA</w:t>
             </w:r>
@@ -2753,10 +2753,10 @@
                 <w:iCs w:val="false"/>
                 <w:caps w:val="false"/>
                 <w:color w:val="B6A6DF"/>
-                <w:sz w:val="18"/>
-                <w:szCs w:val="18"/>
-              </w:rPr>
-              <w:t xml:space="preserve">  ..............................</w:t>
+                <w:sz w:val="15"/>
+                <w:szCs w:val="15"/>
+              </w:rPr>
+              <w:t xml:space="preserve">  ......................</w:t>
             </w:r>
             <w:r>
               <w:rPr>
@@ -5365,9 +5365,9 @@
                 <w:iCs w:val="false"/>
                 <w:caps/>
                 <w:color w:val="6B6378"/>
-                <w:spacing w:val="14"/>
-                <w:sz w:val="18"/>
-                <w:szCs w:val="18"/>
+                <w:spacing w:val="12"/>
+                <w:sz w:val="14"/>
+                <w:szCs w:val="14"/>
               </w:rPr>
               <w:t xml:space="preserve">Ocena Funkcjonalna · Podstawy prawne</w:t>
             </w:r>
@@ -5404,9 +5404,9 @@
                 <w:iCs w:val="false"/>
                 <w:caps w:val="false"/>
                 <w:color w:val="FFFFFF"/>
-                <w:spacing w:val="10"/>
-                <w:sz w:val="18"/>
-                <w:szCs w:val="18"/>
+                <w:spacing w:val="8"/>
+                <w:sz w:val="14"/>
+                <w:szCs w:val="14"/>
                 <w:shd w:fill="E74509" w:color="auto" w:val="clear"/>
               </w:rPr>
               <w:t xml:space="preserve">  OCENA FUNKCJONALNA · 2026  </w:t>
@@ -5426,9 +5426,9 @@
                 <w:iCs w:val="false"/>
                 <w:caps w:val="false"/>
                 <w:color w:val="6B6378"/>
-                <w:spacing w:val="14"/>
-                <w:sz w:val="18"/>
-                <w:szCs w:val="18"/>
+                <w:spacing w:val="10"/>
+                <w:sz w:val="13"/>
+                <w:szCs w:val="13"/>
               </w:rPr>
               <w:t xml:space="preserve">DOKUMENT DLA RODZICA I PORADNI</w:t>
             </w:r>
@@ -5497,9 +5497,9 @@
                 <w:iCs w:val="false"/>
                 <w:caps w:val="false"/>
                 <w:color w:val="7D6FB0"/>
-                <w:spacing w:val="14"/>
-                <w:sz w:val="18"/>
-                <w:szCs w:val="18"/>
+                <w:spacing w:val="12"/>
+                <w:sz w:val="15"/>
+                <w:szCs w:val="15"/>
               </w:rPr>
               <w:t xml:space="preserve">DOTYCZY DZIECKA</w:t>
             </w:r>
@@ -5512,10 +5512,10 @@
                 <w:iCs w:val="false"/>
                 <w:caps w:val="false"/>
                 <w:color w:val="B6A6DF"/>
-                <w:sz w:val="18"/>
-                <w:szCs w:val="18"/>
-              </w:rPr>
-              <w:t xml:space="preserve">  ....................................................</w:t>
+                <w:sz w:val="15"/>
+                <w:szCs w:val="15"/>
+              </w:rPr>
+              <w:t xml:space="preserve">  ........................................</w:t>
             </w:r>
             <w:r>
               <w:rPr>
@@ -5565,9 +5565,9 @@
                 <w:iCs w:val="false"/>
                 <w:caps w:val="false"/>
                 <w:color w:val="7D6FB0"/>
-                <w:spacing w:val="14"/>
-                <w:sz w:val="18"/>
-                <w:szCs w:val="18"/>
+                <w:spacing w:val="12"/>
+                <w:sz w:val="15"/>
+                <w:szCs w:val="15"/>
               </w:rPr>
               <w:t xml:space="preserve">GRUPA / KLASA</w:t>
             </w:r>
@@ -5580,10 +5580,10 @@
                 <w:iCs w:val="false"/>
                 <w:caps w:val="false"/>
                 <w:color w:val="B6A6DF"/>
-                <w:sz w:val="18"/>
-                <w:szCs w:val="18"/>
-              </w:rPr>
-              <w:t xml:space="preserve">  ..............................</w:t>
+                <w:sz w:val="15"/>
+                <w:szCs w:val="15"/>
+              </w:rPr>
+              <w:t xml:space="preserve">  ......................</w:t>
             </w:r>
             <w:r>
               <w:rPr>
@@ -5633,9 +5633,9 @@
                 <w:iCs w:val="false"/>
                 <w:caps w:val="false"/>
                 <w:color w:val="7D6FB0"/>
-                <w:spacing w:val="14"/>
-                <w:sz w:val="18"/>
-                <w:szCs w:val="18"/>
+                <w:spacing w:val="12"/>
+                <w:sz w:val="15"/>
+                <w:szCs w:val="15"/>
               </w:rPr>
               <w:t xml:space="preserve">DATA</w:t>
             </w:r>
@@ -5648,10 +5648,10 @@
                 <w:iCs w:val="false"/>
                 <w:caps w:val="false"/>
                 <w:color w:val="B6A6DF"/>
-                <w:sz w:val="18"/>
-                <w:szCs w:val="18"/>
-              </w:rPr>
-              <w:t xml:space="preserve">  ..............................</w:t>
+                <w:sz w:val="15"/>
+                <w:szCs w:val="15"/>
+              </w:rPr>
+              <w:t xml:space="preserve">  ......................</w:t>
             </w:r>
             <w:r>
               <w:rPr>
@@ -7174,9 +7174,9 @@
                 <w:iCs w:val="false"/>
                 <w:caps/>
                 <w:color w:val="6B6378"/>
-                <w:spacing w:val="14"/>
-                <w:sz w:val="18"/>
-                <w:szCs w:val="18"/>
+                <w:spacing w:val="12"/>
+                <w:sz w:val="14"/>
+                <w:szCs w:val="14"/>
               </w:rPr>
               <w:t xml:space="preserve">Ocena Funkcjonalna · Metryczka i obserwacja wstępna</w:t>
             </w:r>
@@ -7213,9 +7213,9 @@
                 <w:iCs w:val="false"/>
                 <w:caps w:val="false"/>
                 <w:color w:val="FFFFFF"/>
-                <w:spacing w:val="10"/>
-                <w:sz w:val="18"/>
-                <w:szCs w:val="18"/>
+                <w:spacing w:val="8"/>
+                <w:sz w:val="14"/>
+                <w:szCs w:val="14"/>
                 <w:shd w:fill="E74509" w:color="auto" w:val="clear"/>
               </w:rPr>
               <w:t xml:space="preserve">  OCENA FUNKCJONALNA · 2026  </w:t>
@@ -7235,9 +7235,9 @@
                 <w:iCs w:val="false"/>
                 <w:caps w:val="false"/>
                 <w:color w:val="6B6378"/>
-                <w:spacing w:val="14"/>
-                <w:sz w:val="18"/>
-                <w:szCs w:val="18"/>
+                <w:spacing w:val="10"/>
+                <w:sz w:val="13"/>
+                <w:szCs w:val="13"/>
               </w:rPr>
               <w:t xml:space="preserve">DOKUMENT DLA RODZICA I PORADNI</w:t>
             </w:r>
@@ -7306,9 +7306,9 @@
                 <w:iCs w:val="false"/>
                 <w:caps w:val="false"/>
                 <w:color w:val="7D6FB0"/>
-                <w:spacing w:val="14"/>
-                <w:sz w:val="18"/>
-                <w:szCs w:val="18"/>
+                <w:spacing w:val="12"/>
+                <w:sz w:val="15"/>
+                <w:szCs w:val="15"/>
               </w:rPr>
               <w:t xml:space="preserve">DOTYCZY DZIECKA</w:t>
             </w:r>
@@ -7321,10 +7321,10 @@
                 <w:iCs w:val="false"/>
                 <w:caps w:val="false"/>
                 <w:color w:val="B6A6DF"/>
-                <w:sz w:val="18"/>
-                <w:szCs w:val="18"/>
-              </w:rPr>
-              <w:t xml:space="preserve">  ....................................................</w:t>
+                <w:sz w:val="15"/>
+                <w:szCs w:val="15"/>
+              </w:rPr>
+              <w:t xml:space="preserve">  ........................................</w:t>
             </w:r>
             <w:r>
               <w:rPr>
@@ -7374,9 +7374,9 @@
                 <w:iCs w:val="false"/>
                 <w:caps w:val="false"/>
                 <w:color w:val="7D6FB0"/>
-                <w:spacing w:val="14"/>
-                <w:sz w:val="18"/>
-                <w:szCs w:val="18"/>
+                <w:spacing w:val="12"/>
+                <w:sz w:val="15"/>
+                <w:szCs w:val="15"/>
               </w:rPr>
               <w:t xml:space="preserve">GRUPA / KLASA</w:t>
             </w:r>
@@ -7389,10 +7389,10 @@
                 <w:iCs w:val="false"/>
                 <w:caps w:val="false"/>
                 <w:color w:val="B6A6DF"/>
-                <w:sz w:val="18"/>
-                <w:szCs w:val="18"/>
-              </w:rPr>
-              <w:t xml:space="preserve">  ..............................</w:t>
+                <w:sz w:val="15"/>
+                <w:szCs w:val="15"/>
+              </w:rPr>
+              <w:t xml:space="preserve">  ......................</w:t>
             </w:r>
             <w:r>
               <w:rPr>
@@ -7442,9 +7442,9 @@
                 <w:iCs w:val="false"/>
                 <w:caps w:val="false"/>
                 <w:color w:val="7D6FB0"/>
-                <w:spacing w:val="14"/>
-                <w:sz w:val="18"/>
-                <w:szCs w:val="18"/>
+                <w:spacing w:val="12"/>
+                <w:sz w:val="15"/>
+                <w:szCs w:val="15"/>
               </w:rPr>
               <w:t xml:space="preserve">DATA</w:t>
             </w:r>
@@ -7457,10 +7457,10 @@
                 <w:iCs w:val="false"/>
                 <w:caps w:val="false"/>
                 <w:color w:val="B6A6DF"/>
-                <w:sz w:val="18"/>
-                <w:szCs w:val="18"/>
-              </w:rPr>
-              <w:t xml:space="preserve">  ..............................</w:t>
+                <w:sz w:val="15"/>
+                <w:szCs w:val="15"/>
+              </w:rPr>
+              <w:t xml:space="preserve">  ......................</w:t>
             </w:r>
             <w:r>
               <w:rPr>
@@ -9397,9 +9397,9 @@
                 <w:iCs w:val="false"/>
                 <w:caps/>
                 <w:color w:val="6B6378"/>
-                <w:spacing w:val="14"/>
-                <w:sz w:val="18"/>
-                <w:szCs w:val="18"/>
+                <w:spacing w:val="12"/>
+                <w:sz w:val="14"/>
+                <w:szCs w:val="14"/>
               </w:rPr>
               <w:t xml:space="preserve">Ocena Funkcjonalna · Obserwacja pogłębiona</w:t>
             </w:r>
@@ -9436,9 +9436,9 @@
                 <w:iCs w:val="false"/>
                 <w:caps w:val="false"/>
                 <w:color w:val="FFFFFF"/>
-                <w:spacing w:val="10"/>
-                <w:sz w:val="18"/>
-                <w:szCs w:val="18"/>
+                <w:spacing w:val="8"/>
+                <w:sz w:val="14"/>
+                <w:szCs w:val="14"/>
                 <w:shd w:fill="E74509" w:color="auto" w:val="clear"/>
               </w:rPr>
               <w:t xml:space="preserve">  OCENA FUNKCJONALNA · 2026  </w:t>
@@ -9458,9 +9458,9 @@
                 <w:iCs w:val="false"/>
                 <w:caps w:val="false"/>
                 <w:color w:val="6B6378"/>
-                <w:spacing w:val="14"/>
-                <w:sz w:val="18"/>
-                <w:szCs w:val="18"/>
+                <w:spacing w:val="10"/>
+                <w:sz w:val="13"/>
+                <w:szCs w:val="13"/>
               </w:rPr>
               <w:t xml:space="preserve">DOKUMENT DLA RODZICA I PORADNI</w:t>
             </w:r>
@@ -9529,9 +9529,9 @@
                 <w:iCs w:val="false"/>
                 <w:caps w:val="false"/>
                 <w:color w:val="7D6FB0"/>
-                <w:spacing w:val="14"/>
-                <w:sz w:val="18"/>
-                <w:szCs w:val="18"/>
+                <w:spacing w:val="12"/>
+                <w:sz w:val="15"/>
+                <w:szCs w:val="15"/>
               </w:rPr>
               <w:t xml:space="preserve">DOTYCZY DZIECKA</w:t>
             </w:r>
@@ -9544,10 +9544,10 @@
                 <w:iCs w:val="false"/>
                 <w:caps w:val="false"/>
                 <w:color w:val="B6A6DF"/>
-                <w:sz w:val="18"/>
-                <w:szCs w:val="18"/>
-              </w:rPr>
-              <w:t xml:space="preserve">  ....................................................</w:t>
+                <w:sz w:val="15"/>
+                <w:szCs w:val="15"/>
+              </w:rPr>
+              <w:t xml:space="preserve">  ........................................</w:t>
             </w:r>
             <w:r>
               <w:rPr>
@@ -9597,9 +9597,9 @@
                 <w:iCs w:val="false"/>
                 <w:caps w:val="false"/>
                 <w:color w:val="7D6FB0"/>
-                <w:spacing w:val="14"/>
-                <w:sz w:val="18"/>
-                <w:szCs w:val="18"/>
+                <w:spacing w:val="12"/>
+                <w:sz w:val="15"/>
+                <w:szCs w:val="15"/>
               </w:rPr>
               <w:t xml:space="preserve">GRUPA / KLASA</w:t>
             </w:r>
@@ -9612,10 +9612,10 @@
                 <w:iCs w:val="false"/>
                 <w:caps w:val="false"/>
                 <w:color w:val="B6A6DF"/>
-                <w:sz w:val="18"/>
-                <w:szCs w:val="18"/>
-              </w:rPr>
-              <w:t xml:space="preserve">  ..............................</w:t>
+                <w:sz w:val="15"/>
+                <w:szCs w:val="15"/>
+              </w:rPr>
+              <w:t xml:space="preserve">  ......................</w:t>
             </w:r>
             <w:r>
               <w:rPr>
@@ -9665,9 +9665,9 @@
                 <w:iCs w:val="false"/>
                 <w:caps w:val="false"/>
                 <w:color w:val="7D6FB0"/>
-                <w:spacing w:val="14"/>
-                <w:sz w:val="18"/>
-                <w:szCs w:val="18"/>
+                <w:spacing w:val="12"/>
+                <w:sz w:val="15"/>
+                <w:szCs w:val="15"/>
               </w:rPr>
               <w:t xml:space="preserve">DATA</w:t>
             </w:r>
@@ -9680,10 +9680,10 @@
                 <w:iCs w:val="false"/>
                 <w:caps w:val="false"/>
                 <w:color w:val="B6A6DF"/>
-                <w:sz w:val="18"/>
-                <w:szCs w:val="18"/>
-              </w:rPr>
-              <w:t xml:space="preserve">  ..............................</w:t>
+                <w:sz w:val="15"/>
+                <w:szCs w:val="15"/>
+              </w:rPr>
+              <w:t xml:space="preserve">  ......................</w:t>
             </w:r>
             <w:r>
               <w:rPr>
@@ -10725,9 +10725,9 @@
                 <w:iCs w:val="false"/>
                 <w:caps/>
                 <w:color w:val="6B6378"/>
-                <w:spacing w:val="14"/>
-                <w:sz w:val="18"/>
-                <w:szCs w:val="18"/>
+                <w:spacing w:val="12"/>
+                <w:sz w:val="14"/>
+                <w:szCs w:val="14"/>
               </w:rPr>
               <w:t xml:space="preserve">Ocena Funkcjonalna · Część II · Funkcjonowanie w placówce · przedszkole</w:t>
             </w:r>
@@ -10764,9 +10764,9 @@
                 <w:iCs w:val="false"/>
                 <w:caps w:val="false"/>
                 <w:color w:val="FFFFFF"/>
-                <w:spacing w:val="10"/>
-                <w:sz w:val="18"/>
-                <w:szCs w:val="18"/>
+                <w:spacing w:val="8"/>
+                <w:sz w:val="14"/>
+                <w:szCs w:val="14"/>
                 <w:shd w:fill="E74509" w:color="auto" w:val="clear"/>
               </w:rPr>
               <w:t xml:space="preserve">  OCENA FUNKCJONALNA · 2026  </w:t>
@@ -10786,9 +10786,9 @@
                 <w:iCs w:val="false"/>
                 <w:caps w:val="false"/>
                 <w:color w:val="6B6378"/>
-                <w:spacing w:val="14"/>
-                <w:sz w:val="18"/>
-                <w:szCs w:val="18"/>
+                <w:spacing w:val="10"/>
+                <w:sz w:val="13"/>
+                <w:szCs w:val="13"/>
               </w:rPr>
               <w:t xml:space="preserve">DOKUMENT DLA RODZICA I PORADNI</w:t>
             </w:r>
@@ -10857,9 +10857,9 @@
                 <w:iCs w:val="false"/>
                 <w:caps w:val="false"/>
                 <w:color w:val="7D6FB0"/>
-                <w:spacing w:val="14"/>
-                <w:sz w:val="18"/>
-                <w:szCs w:val="18"/>
+                <w:spacing w:val="12"/>
+                <w:sz w:val="15"/>
+                <w:szCs w:val="15"/>
               </w:rPr>
               <w:t xml:space="preserve">DOTYCZY DZIECKA</w:t>
             </w:r>
@@ -10872,10 +10872,10 @@
                 <w:iCs w:val="false"/>
                 <w:caps w:val="false"/>
                 <w:color w:val="B6A6DF"/>
-                <w:sz w:val="18"/>
-                <w:szCs w:val="18"/>
-              </w:rPr>
-              <w:t xml:space="preserve">  ....................................................</w:t>
+                <w:sz w:val="15"/>
+                <w:szCs w:val="15"/>
+              </w:rPr>
+              <w:t xml:space="preserve">  ........................................</w:t>
             </w:r>
             <w:r>
               <w:rPr>
@@ -10925,9 +10925,9 @@
                 <w:iCs w:val="false"/>
                 <w:caps w:val="false"/>
                 <w:color w:val="7D6FB0"/>
-                <w:spacing w:val="14"/>
-                <w:sz w:val="18"/>
-                <w:szCs w:val="18"/>
+                <w:spacing w:val="12"/>
+                <w:sz w:val="15"/>
+                <w:szCs w:val="15"/>
               </w:rPr>
               <w:t xml:space="preserve">GRUPA / KLASA</w:t>
             </w:r>
@@ -10940,10 +10940,10 @@
                 <w:iCs w:val="false"/>
                 <w:caps w:val="false"/>
                 <w:color w:val="B6A6DF"/>
-                <w:sz w:val="18"/>
-                <w:szCs w:val="18"/>
-              </w:rPr>
-              <w:t xml:space="preserve">  ..............................</w:t>
+                <w:sz w:val="15"/>
+                <w:szCs w:val="15"/>
+              </w:rPr>
+              <w:t xml:space="preserve">  ......................</w:t>
             </w:r>
             <w:r>
               <w:rPr>
@@ -10993,9 +10993,9 @@
                 <w:iCs w:val="false"/>
                 <w:caps w:val="false"/>
                 <w:color w:val="7D6FB0"/>
-                <w:spacing w:val="14"/>
-                <w:sz w:val="18"/>
-                <w:szCs w:val="18"/>
+                <w:spacing w:val="12"/>
+                <w:sz w:val="15"/>
+                <w:szCs w:val="15"/>
               </w:rPr>
               <w:t xml:space="preserve">DATA</w:t>
             </w:r>
@@ -11008,10 +11008,10 @@
                 <w:iCs w:val="false"/>
                 <w:caps w:val="false"/>
                 <w:color w:val="B6A6DF"/>
-                <w:sz w:val="18"/>
-                <w:szCs w:val="18"/>
-              </w:rPr>
-              <w:t xml:space="preserve">  ..............................</w:t>
+                <w:sz w:val="15"/>
+                <w:szCs w:val="15"/>
+              </w:rPr>
+              <w:t xml:space="preserve">  ......................</w:t>
             </w:r>
             <w:r>
               <w:rPr>
@@ -12125,9 +12125,9 @@
                 <w:iCs w:val="false"/>
                 <w:caps/>
                 <w:color w:val="6B6378"/>
-                <w:spacing w:val="14"/>
-                <w:sz w:val="18"/>
-                <w:szCs w:val="18"/>
+                <w:spacing w:val="12"/>
+                <w:sz w:val="14"/>
+                <w:szCs w:val="14"/>
               </w:rPr>
               <w:t xml:space="preserve">Ocena Funkcjonalna · Część II · Funkcjonowanie w placówce · szkoła</w:t>
             </w:r>
@@ -12164,9 +12164,9 @@
                 <w:iCs w:val="false"/>
                 <w:caps w:val="false"/>
                 <w:color w:val="FFFFFF"/>
-                <w:spacing w:val="10"/>
-                <w:sz w:val="18"/>
-                <w:szCs w:val="18"/>
+                <w:spacing w:val="8"/>
+                <w:sz w:val="14"/>
+                <w:szCs w:val="14"/>
                 <w:shd w:fill="E74509" w:color="auto" w:val="clear"/>
               </w:rPr>
               <w:t xml:space="preserve">  OCENA FUNKCJONALNA · 2026  </w:t>
@@ -12186,9 +12186,9 @@
                 <w:iCs w:val="false"/>
                 <w:caps w:val="false"/>
                 <w:color w:val="6B6378"/>
-                <w:spacing w:val="14"/>
-                <w:sz w:val="18"/>
-                <w:szCs w:val="18"/>
+                <w:spacing w:val="10"/>
+                <w:sz w:val="13"/>
+                <w:szCs w:val="13"/>
               </w:rPr>
               <w:t xml:space="preserve">DOKUMENT DLA RODZICA I PORADNI</w:t>
             </w:r>
@@ -12257,9 +12257,9 @@
                 <w:iCs w:val="false"/>
                 <w:caps w:val="false"/>
                 <w:color w:val="7D6FB0"/>
-                <w:spacing w:val="14"/>
-                <w:sz w:val="18"/>
-                <w:szCs w:val="18"/>
+                <w:spacing w:val="12"/>
+                <w:sz w:val="15"/>
+                <w:szCs w:val="15"/>
               </w:rPr>
               <w:t xml:space="preserve">DOTYCZY DZIECKA</w:t>
             </w:r>
@@ -12272,10 +12272,10 @@
                 <w:iCs w:val="false"/>
                 <w:caps w:val="false"/>
                 <w:color w:val="B6A6DF"/>
-                <w:sz w:val="18"/>
-                <w:szCs w:val="18"/>
-              </w:rPr>
-              <w:t xml:space="preserve">  ....................................................</w:t>
+                <w:sz w:val="15"/>
+                <w:szCs w:val="15"/>
+              </w:rPr>
+              <w:t xml:space="preserve">  ........................................</w:t>
             </w:r>
             <w:r>
               <w:rPr>
@@ -12325,9 +12325,9 @@
                 <w:iCs w:val="false"/>
                 <w:caps w:val="false"/>
                 <w:color w:val="7D6FB0"/>
-                <w:spacing w:val="14"/>
-                <w:sz w:val="18"/>
-                <w:szCs w:val="18"/>
+                <w:spacing w:val="12"/>
+                <w:sz w:val="15"/>
+                <w:szCs w:val="15"/>
               </w:rPr>
               <w:t xml:space="preserve">GRUPA / KLASA</w:t>
             </w:r>
@@ -12340,10 +12340,10 @@
                 <w:iCs w:val="false"/>
                 <w:caps w:val="false"/>
                 <w:color w:val="B6A6DF"/>
-                <w:sz w:val="18"/>
-                <w:szCs w:val="18"/>
-              </w:rPr>
-              <w:t xml:space="preserve">  ..............................</w:t>
+                <w:sz w:val="15"/>
+                <w:szCs w:val="15"/>
+              </w:rPr>
+              <w:t xml:space="preserve">  ......................</w:t>
             </w:r>
             <w:r>
               <w:rPr>
@@ -12393,9 +12393,9 @@
                 <w:iCs w:val="false"/>
                 <w:caps w:val="false"/>
                 <w:color w:val="7D6FB0"/>
-                <w:spacing w:val="14"/>
-                <w:sz w:val="18"/>
-                <w:szCs w:val="18"/>
+                <w:spacing w:val="12"/>
+                <w:sz w:val="15"/>
+                <w:szCs w:val="15"/>
               </w:rPr>
               <w:t xml:space="preserve">DATA</w:t>
             </w:r>
@@ -12408,10 +12408,10 @@
                 <w:iCs w:val="false"/>
                 <w:caps w:val="false"/>
                 <w:color w:val="B6A6DF"/>
-                <w:sz w:val="18"/>
-                <w:szCs w:val="18"/>
-              </w:rPr>
-              <w:t xml:space="preserve">  ..............................</w:t>
+                <w:sz w:val="15"/>
+                <w:szCs w:val="15"/>
+              </w:rPr>
+              <w:t xml:space="preserve">  ......................</w:t>
             </w:r>
             <w:r>
               <w:rPr>
@@ -13645,9 +13645,9 @@
                 <w:iCs w:val="false"/>
                 <w:caps/>
                 <w:color w:val="6B6378"/>
-                <w:spacing w:val="14"/>
-                <w:sz w:val="18"/>
-                <w:szCs w:val="18"/>
+                <w:spacing w:val="12"/>
+                <w:sz w:val="14"/>
+                <w:szCs w:val="14"/>
               </w:rPr>
               <w:t xml:space="preserve">Ocena Funkcjonalna · Część II · Wyniki liczbowe</w:t>
             </w:r>
@@ -13684,9 +13684,9 @@
                 <w:iCs w:val="false"/>
                 <w:caps w:val="false"/>
                 <w:color w:val="FFFFFF"/>
-                <w:spacing w:val="10"/>
-                <w:sz w:val="18"/>
-                <w:szCs w:val="18"/>
+                <w:spacing w:val="8"/>
+                <w:sz w:val="14"/>
+                <w:szCs w:val="14"/>
                 <w:shd w:fill="E74509" w:color="auto" w:val="clear"/>
               </w:rPr>
               <w:t xml:space="preserve">  OCENA FUNKCJONALNA · 2026  </w:t>
@@ -13706,9 +13706,9 @@
                 <w:iCs w:val="false"/>
                 <w:caps w:val="false"/>
                 <w:color w:val="6B6378"/>
-                <w:spacing w:val="14"/>
-                <w:sz w:val="18"/>
-                <w:szCs w:val="18"/>
+                <w:spacing w:val="10"/>
+                <w:sz w:val="13"/>
+                <w:szCs w:val="13"/>
               </w:rPr>
               <w:t xml:space="preserve">DOKUMENT DLA RODZICA I PORADNI</w:t>
             </w:r>
@@ -13777,9 +13777,9 @@
                 <w:iCs w:val="false"/>
                 <w:caps w:val="false"/>
                 <w:color w:val="7D6FB0"/>
-                <w:spacing w:val="14"/>
-                <w:sz w:val="18"/>
-                <w:szCs w:val="18"/>
+                <w:spacing w:val="12"/>
+                <w:sz w:val="15"/>
+                <w:szCs w:val="15"/>
               </w:rPr>
               <w:t xml:space="preserve">DOTYCZY DZIECKA</w:t>
             </w:r>
@@ -13792,10 +13792,10 @@
                 <w:iCs w:val="false"/>
                 <w:caps w:val="false"/>
                 <w:color w:val="B6A6DF"/>
-                <w:sz w:val="18"/>
-                <w:szCs w:val="18"/>
-              </w:rPr>
-              <w:t xml:space="preserve">  ....................................................</w:t>
+                <w:sz w:val="15"/>
+                <w:szCs w:val="15"/>
+              </w:rPr>
+              <w:t xml:space="preserve">  ........................................</w:t>
             </w:r>
             <w:r>
               <w:rPr>
@@ -13845,9 +13845,9 @@
                 <w:iCs w:val="false"/>
                 <w:caps w:val="false"/>
                 <w:color w:val="7D6FB0"/>
-                <w:spacing w:val="14"/>
-                <w:sz w:val="18"/>
-                <w:szCs w:val="18"/>
+                <w:spacing w:val="12"/>
+                <w:sz w:val="15"/>
+                <w:szCs w:val="15"/>
               </w:rPr>
               <w:t xml:space="preserve">GRUPA / KLASA</w:t>
             </w:r>
@@ -13860,10 +13860,10 @@
                 <w:iCs w:val="false"/>
                 <w:caps w:val="false"/>
                 <w:color w:val="B6A6DF"/>
-                <w:sz w:val="18"/>
-                <w:szCs w:val="18"/>
-              </w:rPr>
-              <w:t xml:space="preserve">  ..............................</w:t>
+                <w:sz w:val="15"/>
+                <w:szCs w:val="15"/>
+              </w:rPr>
+              <w:t xml:space="preserve">  ......................</w:t>
             </w:r>
             <w:r>
               <w:rPr>
@@ -13913,9 +13913,9 @@
                 <w:iCs w:val="false"/>
                 <w:caps w:val="false"/>
                 <w:color w:val="7D6FB0"/>
-                <w:spacing w:val="14"/>
-                <w:sz w:val="18"/>
-                <w:szCs w:val="18"/>
+                <w:spacing w:val="12"/>
+                <w:sz w:val="15"/>
+                <w:szCs w:val="15"/>
               </w:rPr>
               <w:t xml:space="preserve">DATA</w:t>
             </w:r>
@@ -13928,10 +13928,10 @@
                 <w:iCs w:val="false"/>
                 <w:caps w:val="false"/>
                 <w:color w:val="B6A6DF"/>
-                <w:sz w:val="18"/>
-                <w:szCs w:val="18"/>
-              </w:rPr>
-              <w:t xml:space="preserve">  ..............................</w:t>
+                <w:sz w:val="15"/>
+                <w:szCs w:val="15"/>
+              </w:rPr>
+              <w:t xml:space="preserve">  ......................</w:t>
             </w:r>
             <w:r>
               <w:rPr>
@@ -17165,9 +17165,9 @@
                 <w:iCs w:val="false"/>
                 <w:caps/>
                 <w:color w:val="6B6378"/>
-                <w:spacing w:val="14"/>
-                <w:sz w:val="18"/>
-                <w:szCs w:val="18"/>
+                <w:spacing w:val="12"/>
+                <w:sz w:val="14"/>
+                <w:szCs w:val="14"/>
               </w:rPr>
               <w:t xml:space="preserve">Ocena Funkcjonalna · Część II · Wyniki arkuszy specjalistycznych</w:t>
             </w:r>
@@ -17204,9 +17204,9 @@
                 <w:iCs w:val="false"/>
                 <w:caps w:val="false"/>
                 <w:color w:val="FFFFFF"/>
-                <w:spacing w:val="10"/>
-                <w:sz w:val="18"/>
-                <w:szCs w:val="18"/>
+                <w:spacing w:val="8"/>
+                <w:sz w:val="14"/>
+                <w:szCs w:val="14"/>
                 <w:shd w:fill="E74509" w:color="auto" w:val="clear"/>
               </w:rPr>
               <w:t xml:space="preserve">  OCENA FUNKCJONALNA · 2026  </w:t>
@@ -17226,9 +17226,9 @@
                 <w:iCs w:val="false"/>
                 <w:caps w:val="false"/>
                 <w:color w:val="6B6378"/>
-                <w:spacing w:val="14"/>
-                <w:sz w:val="18"/>
-                <w:szCs w:val="18"/>
+                <w:spacing w:val="10"/>
+                <w:sz w:val="13"/>
+                <w:szCs w:val="13"/>
               </w:rPr>
               <w:t xml:space="preserve">DOKUMENT DLA RODZICA I PORADNI</w:t>
             </w:r>
@@ -17297,9 +17297,9 @@
                 <w:iCs w:val="false"/>
                 <w:caps w:val="false"/>
                 <w:color w:val="7D6FB0"/>
-                <w:spacing w:val="14"/>
-                <w:sz w:val="18"/>
-                <w:szCs w:val="18"/>
+                <w:spacing w:val="12"/>
+                <w:sz w:val="15"/>
+                <w:szCs w:val="15"/>
               </w:rPr>
               <w:t xml:space="preserve">DOTYCZY DZIECKA</w:t>
             </w:r>
@@ -17312,10 +17312,10 @@
                 <w:iCs w:val="false"/>
                 <w:caps w:val="false"/>
                 <w:color w:val="B6A6DF"/>
-                <w:sz w:val="18"/>
-                <w:szCs w:val="18"/>
-              </w:rPr>
-              <w:t xml:space="preserve">  ....................................................</w:t>
+                <w:sz w:val="15"/>
+                <w:szCs w:val="15"/>
+              </w:rPr>
+              <w:t xml:space="preserve">  ........................................</w:t>
             </w:r>
             <w:r>
               <w:rPr>
@@ -17365,9 +17365,9 @@
                 <w:iCs w:val="false"/>
                 <w:caps w:val="false"/>
                 <w:color w:val="7D6FB0"/>
-                <w:spacing w:val="14"/>
-                <w:sz w:val="18"/>
-                <w:szCs w:val="18"/>
+                <w:spacing w:val="12"/>
+                <w:sz w:val="15"/>
+                <w:szCs w:val="15"/>
               </w:rPr>
               <w:t xml:space="preserve">GRUPA / KLASA</w:t>
             </w:r>
@@ -17380,10 +17380,10 @@
                 <w:iCs w:val="false"/>
                 <w:caps w:val="false"/>
                 <w:color w:val="B6A6DF"/>
-                <w:sz w:val="18"/>
-                <w:szCs w:val="18"/>
-              </w:rPr>
-              <w:t xml:space="preserve">  ..............................</w:t>
+                <w:sz w:val="15"/>
+                <w:szCs w:val="15"/>
+              </w:rPr>
+              <w:t xml:space="preserve">  ......................</w:t>
             </w:r>
             <w:r>
               <w:rPr>
@@ -17433,9 +17433,9 @@
                 <w:iCs w:val="false"/>
                 <w:caps w:val="false"/>
                 <w:color w:val="7D6FB0"/>
-                <w:spacing w:val="14"/>
-                <w:sz w:val="18"/>
-                <w:szCs w:val="18"/>
+                <w:spacing w:val="12"/>
+                <w:sz w:val="15"/>
+                <w:szCs w:val="15"/>
               </w:rPr>
               <w:t xml:space="preserve">DATA</w:t>
             </w:r>
@@ -17448,10 +17448,10 @@
                 <w:iCs w:val="false"/>
                 <w:caps w:val="false"/>
                 <w:color w:val="B6A6DF"/>
-                <w:sz w:val="18"/>
-                <w:szCs w:val="18"/>
-              </w:rPr>
-              <w:t xml:space="preserve">  ..............................</w:t>
+                <w:sz w:val="15"/>
+                <w:szCs w:val="15"/>
+              </w:rPr>
+              <w:t xml:space="preserve">  ......................</w:t>
             </w:r>
             <w:r>
               <w:rPr>
@@ -18511,9 +18511,9 @@
                 <w:iCs w:val="false"/>
                 <w:caps/>
                 <w:color w:val="6B6378"/>
-                <w:spacing w:val="14"/>
-                <w:sz w:val="18"/>
-                <w:szCs w:val="18"/>
+                <w:spacing w:val="12"/>
+                <w:sz w:val="14"/>
+                <w:szCs w:val="14"/>
               </w:rPr>
               <w:t xml:space="preserve">Ocena Funkcjonalna · Część II · Mój głos</w:t>
             </w:r>
@@ -18550,9 +18550,9 @@
                 <w:iCs w:val="false"/>
                 <w:caps w:val="false"/>
                 <w:color w:val="FFFFFF"/>
-                <w:spacing w:val="10"/>
-                <w:sz w:val="18"/>
-                <w:szCs w:val="18"/>
+                <w:spacing w:val="8"/>
+                <w:sz w:val="14"/>
+                <w:szCs w:val="14"/>
                 <w:shd w:fill="E74509" w:color="auto" w:val="clear"/>
               </w:rPr>
               <w:t xml:space="preserve">  OCENA FUNKCJONALNA · 2026  </w:t>
@@ -18572,9 +18572,9 @@
                 <w:iCs w:val="false"/>
                 <w:caps w:val="false"/>
                 <w:color w:val="6B6378"/>
-                <w:spacing w:val="14"/>
-                <w:sz w:val="18"/>
-                <w:szCs w:val="18"/>
+                <w:spacing w:val="10"/>
+                <w:sz w:val="13"/>
+                <w:szCs w:val="13"/>
               </w:rPr>
               <w:t xml:space="preserve">DOKUMENT DLA RODZICA I PORADNI</w:t>
             </w:r>
@@ -18643,9 +18643,9 @@
                 <w:iCs w:val="false"/>
                 <w:caps w:val="false"/>
                 <w:color w:val="7D6FB0"/>
-                <w:spacing w:val="14"/>
-                <w:sz w:val="18"/>
-                <w:szCs w:val="18"/>
+                <w:spacing w:val="12"/>
+                <w:sz w:val="15"/>
+                <w:szCs w:val="15"/>
               </w:rPr>
               <w:t xml:space="preserve">DOTYCZY DZIECKA</w:t>
             </w:r>
@@ -18658,10 +18658,10 @@
                 <w:iCs w:val="false"/>
                 <w:caps w:val="false"/>
                 <w:color w:val="B6A6DF"/>
-                <w:sz w:val="18"/>
-                <w:szCs w:val="18"/>
-              </w:rPr>
-              <w:t xml:space="preserve">  ....................................................</w:t>
+                <w:sz w:val="15"/>
+                <w:szCs w:val="15"/>
+              </w:rPr>
+              <w:t xml:space="preserve">  ........................................</w:t>
             </w:r>
             <w:r>
               <w:rPr>
@@ -18711,9 +18711,9 @@
                 <w:iCs w:val="false"/>
                 <w:caps w:val="false"/>
                 <w:color w:val="7D6FB0"/>
-                <w:spacing w:val="14"/>
-                <w:sz w:val="18"/>
-                <w:szCs w:val="18"/>
+                <w:spacing w:val="12"/>
+                <w:sz w:val="15"/>
+                <w:szCs w:val="15"/>
               </w:rPr>
               <w:t xml:space="preserve">GRUPA / KLASA</w:t>
             </w:r>
@@ -18726,10 +18726,10 @@
                 <w:iCs w:val="false"/>
                 <w:caps w:val="false"/>
                 <w:color w:val="B6A6DF"/>
-                <w:sz w:val="18"/>
-                <w:szCs w:val="18"/>
-              </w:rPr>
-              <w:t xml:space="preserve">  ..............................</w:t>
+                <w:sz w:val="15"/>
+                <w:szCs w:val="15"/>
+              </w:rPr>
+              <w:t xml:space="preserve">  ......................</w:t>
             </w:r>
             <w:r>
               <w:rPr>
@@ -18779,9 +18779,9 @@
                 <w:iCs w:val="false"/>
                 <w:caps w:val="false"/>
                 <w:color w:val="7D6FB0"/>
-                <w:spacing w:val="14"/>
-                <w:sz w:val="18"/>
-                <w:szCs w:val="18"/>
+                <w:spacing w:val="12"/>
+                <w:sz w:val="15"/>
+                <w:szCs w:val="15"/>
               </w:rPr>
               <w:t xml:space="preserve">DATA</w:t>
             </w:r>
@@ -18794,10 +18794,10 @@
                 <w:iCs w:val="false"/>
                 <w:caps w:val="false"/>
                 <w:color w:val="B6A6DF"/>
-                <w:sz w:val="18"/>
-                <w:szCs w:val="18"/>
-              </w:rPr>
-              <w:t xml:space="preserve">  ..............................</w:t>
+                <w:sz w:val="15"/>
+                <w:szCs w:val="15"/>
+              </w:rPr>
+              <w:t xml:space="preserve">  ......................</w:t>
             </w:r>
             <w:r>
               <w:rPr>
@@ -20669,9 +20669,9 @@
                 <w:iCs w:val="false"/>
                 <w:caps/>
                 <w:color w:val="6B6378"/>
-                <w:spacing w:val="14"/>
-                <w:sz w:val="18"/>
-                <w:szCs w:val="18"/>
+                <w:spacing w:val="12"/>
+                <w:sz w:val="14"/>
+                <w:szCs w:val="14"/>
               </w:rPr>
               <w:t xml:space="preserve">Ocena Funkcjonalna · Część II · Działania dotychczas podjęte</w:t>
             </w:r>
@@ -20708,9 +20708,9 @@
                 <w:iCs w:val="false"/>
                 <w:caps w:val="false"/>
                 <w:color w:val="FFFFFF"/>
-                <w:spacing w:val="10"/>
-                <w:sz w:val="18"/>
-                <w:szCs w:val="18"/>
+                <w:spacing w:val="8"/>
+                <w:sz w:val="14"/>
+                <w:szCs w:val="14"/>
                 <w:shd w:fill="E74509" w:color="auto" w:val="clear"/>
               </w:rPr>
               <w:t xml:space="preserve">  OCENA FUNKCJONALNA · 2026  </w:t>
@@ -20730,9 +20730,9 @@
                 <w:iCs w:val="false"/>
                 <w:caps w:val="false"/>
                 <w:color w:val="6B6378"/>
-                <w:spacing w:val="14"/>
-                <w:sz w:val="18"/>
-                <w:szCs w:val="18"/>
+                <w:spacing w:val="10"/>
+                <w:sz w:val="13"/>
+                <w:szCs w:val="13"/>
               </w:rPr>
               <w:t xml:space="preserve">DOKUMENT DLA RODZICA I PORADNI</w:t>
             </w:r>
@@ -20801,9 +20801,9 @@
                 <w:iCs w:val="false"/>
                 <w:caps w:val="false"/>
                 <w:color w:val="7D6FB0"/>
-                <w:spacing w:val="14"/>
-                <w:sz w:val="18"/>
-                <w:szCs w:val="18"/>
+                <w:spacing w:val="12"/>
+                <w:sz w:val="15"/>
+                <w:szCs w:val="15"/>
               </w:rPr>
               <w:t xml:space="preserve">DOTYCZY DZIECKA</w:t>
             </w:r>
@@ -20816,10 +20816,10 @@
                 <w:iCs w:val="false"/>
                 <w:caps w:val="false"/>
                 <w:color w:val="B6A6DF"/>
-                <w:sz w:val="18"/>
-                <w:szCs w:val="18"/>
-              </w:rPr>
-              <w:t xml:space="preserve">  ....................................................</w:t>
+                <w:sz w:val="15"/>
+                <w:szCs w:val="15"/>
+              </w:rPr>
+              <w:t xml:space="preserve">  ........................................</w:t>
             </w:r>
             <w:r>
               <w:rPr>
@@ -20869,9 +20869,9 @@
                 <w:iCs w:val="false"/>
                 <w:caps w:val="false"/>
                 <w:color w:val="7D6FB0"/>
-                <w:spacing w:val="14"/>
-                <w:sz w:val="18"/>
-                <w:szCs w:val="18"/>
+                <w:spacing w:val="12"/>
+                <w:sz w:val="15"/>
+                <w:szCs w:val="15"/>
               </w:rPr>
               <w:t xml:space="preserve">GRUPA / KLASA</w:t>
             </w:r>
@@ -20884,10 +20884,10 @@
                 <w:iCs w:val="false"/>
                 <w:caps w:val="false"/>
                 <w:color w:val="B6A6DF"/>
-                <w:sz w:val="18"/>
-                <w:szCs w:val="18"/>
-              </w:rPr>
-              <w:t xml:space="preserve">  ..............................</w:t>
+                <w:sz w:val="15"/>
+                <w:szCs w:val="15"/>
+              </w:rPr>
+              <w:t xml:space="preserve">  ......................</w:t>
             </w:r>
             <w:r>
               <w:rPr>
@@ -20937,9 +20937,9 @@
                 <w:iCs w:val="false"/>
                 <w:caps w:val="false"/>
                 <w:color w:val="7D6FB0"/>
-                <w:spacing w:val="14"/>
-                <w:sz w:val="18"/>
-                <w:szCs w:val="18"/>
+                <w:spacing w:val="12"/>
+                <w:sz w:val="15"/>
+                <w:szCs w:val="15"/>
               </w:rPr>
               <w:t xml:space="preserve">DATA</w:t>
             </w:r>
@@ -20952,10 +20952,10 @@
                 <w:iCs w:val="false"/>
                 <w:caps w:val="false"/>
                 <w:color w:val="B6A6DF"/>
-                <w:sz w:val="18"/>
-                <w:szCs w:val="18"/>
-              </w:rPr>
-              <w:t xml:space="preserve">  ..............................</w:t>
+                <w:sz w:val="15"/>
+                <w:szCs w:val="15"/>
+              </w:rPr>
+              <w:t xml:space="preserve">  ......................</w:t>
             </w:r>
             <w:r>
               <w:rPr>
@@ -21798,9 +21798,9 @@
                 <w:iCs w:val="false"/>
                 <w:caps/>
                 <w:color w:val="6B6378"/>
-                <w:spacing w:val="14"/>
-                <w:sz w:val="18"/>
-                <w:szCs w:val="18"/>
+                <w:spacing w:val="12"/>
+                <w:sz w:val="14"/>
+                <w:szCs w:val="14"/>
               </w:rPr>
               <w:t xml:space="preserve">Ocena Funkcjonalna · Część II · Analiza jakościowa</w:t>
             </w:r>
@@ -21837,9 +21837,9 @@
                 <w:iCs w:val="false"/>
                 <w:caps w:val="false"/>
                 <w:color w:val="FFFFFF"/>
-                <w:spacing w:val="10"/>
-                <w:sz w:val="18"/>
-                <w:szCs w:val="18"/>
+                <w:spacing w:val="8"/>
+                <w:sz w:val="14"/>
+                <w:szCs w:val="14"/>
                 <w:shd w:fill="E74509" w:color="auto" w:val="clear"/>
               </w:rPr>
               <w:t xml:space="preserve">  OCENA FUNKCJONALNA · 2026  </w:t>
@@ -21859,9 +21859,9 @@
                 <w:iCs w:val="false"/>
                 <w:caps w:val="false"/>
                 <w:color w:val="6B6378"/>
-                <w:spacing w:val="14"/>
-                <w:sz w:val="18"/>
-                <w:szCs w:val="18"/>
+                <w:spacing w:val="10"/>
+                <w:sz w:val="13"/>
+                <w:szCs w:val="13"/>
               </w:rPr>
               <w:t xml:space="preserve">DOKUMENT DLA RODZICA I PORADNI</w:t>
             </w:r>
@@ -21930,9 +21930,9 @@
                 <w:iCs w:val="false"/>
                 <w:caps w:val="false"/>
                 <w:color w:val="7D6FB0"/>
-                <w:spacing w:val="14"/>
-                <w:sz w:val="18"/>
-                <w:szCs w:val="18"/>
+                <w:spacing w:val="12"/>
+                <w:sz w:val="15"/>
+                <w:szCs w:val="15"/>
               </w:rPr>
               <w:t xml:space="preserve">DOTYCZY DZIECKA</w:t>
             </w:r>
@@ -21945,10 +21945,10 @@
                 <w:iCs w:val="false"/>
                 <w:caps w:val="false"/>
                 <w:color w:val="B6A6DF"/>
-                <w:sz w:val="18"/>
-                <w:szCs w:val="18"/>
-              </w:rPr>
-              <w:t xml:space="preserve">  ....................................................</w:t>
+                <w:sz w:val="15"/>
+                <w:szCs w:val="15"/>
+              </w:rPr>
+              <w:t xml:space="preserve">  ........................................</w:t>
             </w:r>
             <w:r>
               <w:rPr>
@@ -21998,9 +21998,9 @@
                 <w:iCs w:val="false"/>
                 <w:caps w:val="false"/>
                 <w:color w:val="7D6FB0"/>
-                <w:spacing w:val="14"/>
-                <w:sz w:val="18"/>
-                <w:szCs w:val="18"/>
+                <w:spacing w:val="12"/>
+                <w:sz w:val="15"/>
+                <w:szCs w:val="15"/>
               </w:rPr>
               <w:t xml:space="preserve">GRUPA / KLASA</w:t>
             </w:r>
@@ -22013,10 +22013,10 @@
                 <w:iCs w:val="false"/>
                 <w:caps w:val="false"/>
                 <w:color w:val="B6A6DF"/>
-                <w:sz w:val="18"/>
-                <w:szCs w:val="18"/>
-              </w:rPr>
-              <w:t xml:space="preserve">  ..............................</w:t>
+                <w:sz w:val="15"/>
+                <w:szCs w:val="15"/>
+              </w:rPr>
+              <w:t xml:space="preserve">  ......................</w:t>
             </w:r>
             <w:r>
               <w:rPr>
@@ -22066,9 +22066,9 @@
                 <w:iCs w:val="false"/>
                 <w:caps w:val="false"/>
                 <w:color w:val="7D6FB0"/>
-                <w:spacing w:val="14"/>
-                <w:sz w:val="18"/>
-                <w:szCs w:val="18"/>
+                <w:spacing w:val="12"/>
+                <w:sz w:val="15"/>
+                <w:szCs w:val="15"/>
               </w:rPr>
               <w:t xml:space="preserve">DATA</w:t>
             </w:r>
@@ -22081,10 +22081,10 @@
                 <w:iCs w:val="false"/>
                 <w:caps w:val="false"/>
                 <w:color w:val="B6A6DF"/>
-                <w:sz w:val="18"/>
-                <w:szCs w:val="18"/>
-              </w:rPr>
-              <w:t xml:space="preserve">  ..............................</w:t>
+                <w:sz w:val="15"/>
+                <w:szCs w:val="15"/>
+              </w:rPr>
+              <w:t xml:space="preserve">  ......................</w:t>
             </w:r>
             <w:r>
               <w:rPr>
@@ -24160,9 +24160,9 @@
                 <w:iCs w:val="false"/>
                 <w:caps/>
                 <w:color w:val="6B6378"/>
-                <w:spacing w:val="14"/>
-                <w:sz w:val="18"/>
-                <w:szCs w:val="18"/>
+                <w:spacing w:val="12"/>
+                <w:sz w:val="14"/>
+                <w:szCs w:val="14"/>
               </w:rPr>
               <w:t xml:space="preserve">Ocena Funkcjonalna · Część II · Decyzja Zespołu</w:t>
             </w:r>
@@ -24199,9 +24199,9 @@
                 <w:iCs w:val="false"/>
                 <w:caps w:val="false"/>
                 <w:color w:val="FFFFFF"/>
-                <w:spacing w:val="10"/>
-                <w:sz w:val="18"/>
-                <w:szCs w:val="18"/>
+                <w:spacing w:val="8"/>
+                <w:sz w:val="14"/>
+                <w:szCs w:val="14"/>
                 <w:shd w:fill="E74509" w:color="auto" w:val="clear"/>
               </w:rPr>
               <w:t xml:space="preserve">  OCENA FUNKCJONALNA · 2026  </w:t>
@@ -24221,9 +24221,9 @@
                 <w:iCs w:val="false"/>
                 <w:caps w:val="false"/>
                 <w:color w:val="6B6378"/>
-                <w:spacing w:val="14"/>
-                <w:sz w:val="18"/>
-                <w:szCs w:val="18"/>
+                <w:spacing w:val="10"/>
+                <w:sz w:val="13"/>
+                <w:szCs w:val="13"/>
               </w:rPr>
               <w:t xml:space="preserve">DOKUMENT DLA RODZICA I PORADNI</w:t>
             </w:r>
@@ -24292,9 +24292,9 @@
                 <w:iCs w:val="false"/>
                 <w:caps w:val="false"/>
                 <w:color w:val="7D6FB0"/>
-                <w:spacing w:val="14"/>
-                <w:sz w:val="18"/>
-                <w:szCs w:val="18"/>
+                <w:spacing w:val="12"/>
+                <w:sz w:val="15"/>
+                <w:szCs w:val="15"/>
               </w:rPr>
               <w:t xml:space="preserve">DOTYCZY DZIECKA</w:t>
             </w:r>
@@ -24307,10 +24307,10 @@
                 <w:iCs w:val="false"/>
                 <w:caps w:val="false"/>
                 <w:color w:val="B6A6DF"/>
-                <w:sz w:val="18"/>
-                <w:szCs w:val="18"/>
-              </w:rPr>
-              <w:t xml:space="preserve">  ....................................................</w:t>
+                <w:sz w:val="15"/>
+                <w:szCs w:val="15"/>
+              </w:rPr>
+              <w:t xml:space="preserve">  ........................................</w:t>
             </w:r>
             <w:r>
               <w:rPr>
@@ -24360,9 +24360,9 @@
                 <w:iCs w:val="false"/>
                 <w:caps w:val="false"/>
                 <w:color w:val="7D6FB0"/>
-                <w:spacing w:val="14"/>
-                <w:sz w:val="18"/>
-                <w:szCs w:val="18"/>
+                <w:spacing w:val="12"/>
+                <w:sz w:val="15"/>
+                <w:szCs w:val="15"/>
               </w:rPr>
               <w:t xml:space="preserve">GRUPA / KLASA</w:t>
             </w:r>
@@ -24375,10 +24375,10 @@
                 <w:iCs w:val="false"/>
                 <w:caps w:val="false"/>
                 <w:color w:val="B6A6DF"/>
-                <w:sz w:val="18"/>
-                <w:szCs w:val="18"/>
-              </w:rPr>
-              <w:t xml:space="preserve">  ..............................</w:t>
+                <w:sz w:val="15"/>
+                <w:szCs w:val="15"/>
+              </w:rPr>
+              <w:t xml:space="preserve">  ......................</w:t>
             </w:r>
             <w:r>
               <w:rPr>
@@ -24428,9 +24428,9 @@
                 <w:iCs w:val="false"/>
                 <w:caps w:val="false"/>
                 <w:color w:val="7D6FB0"/>
-                <w:spacing w:val="14"/>
-                <w:sz w:val="18"/>
-                <w:szCs w:val="18"/>
+                <w:spacing w:val="12"/>
+                <w:sz w:val="15"/>
+                <w:szCs w:val="15"/>
               </w:rPr>
               <w:t xml:space="preserve">DATA</w:t>
             </w:r>
@@ -24443,10 +24443,10 @@
                 <w:iCs w:val="false"/>
                 <w:caps w:val="false"/>
                 <w:color w:val="B6A6DF"/>
-                <w:sz w:val="18"/>
-                <w:szCs w:val="18"/>
-              </w:rPr>
-              <w:t xml:space="preserve">  ..............................</w:t>
+                <w:sz w:val="15"/>
+                <w:szCs w:val="15"/>
+              </w:rPr>
+              <w:t xml:space="preserve">  ......................</w:t>
             </w:r>
             <w:r>
               <w:rPr>
@@ -26024,9 +26024,9 @@
                 <w:iCs w:val="false"/>
                 <w:caps/>
                 <w:color w:val="6B6378"/>
-                <w:spacing w:val="14"/>
-                <w:sz w:val="18"/>
-                <w:szCs w:val="18"/>
+                <w:spacing w:val="12"/>
+                <w:sz w:val="14"/>
+                <w:szCs w:val="14"/>
               </w:rPr>
               <w:t xml:space="preserve">Ocena Funkcjonalna · Część III · Dostosowanie programu</w:t>
             </w:r>
@@ -26063,9 +26063,9 @@
                 <w:iCs w:val="false"/>
                 <w:caps w:val="false"/>
                 <w:color w:val="FFFFFF"/>
-                <w:spacing w:val="10"/>
-                <w:sz w:val="18"/>
-                <w:szCs w:val="18"/>
+                <w:spacing w:val="8"/>
+                <w:sz w:val="14"/>
+                <w:szCs w:val="14"/>
                 <w:shd w:fill="E74509" w:color="auto" w:val="clear"/>
               </w:rPr>
               <w:t xml:space="preserve">  OCENA FUNKCJONALNA · 2026  </w:t>
@@ -26085,9 +26085,9 @@
                 <w:iCs w:val="false"/>
                 <w:caps w:val="false"/>
                 <w:color w:val="6B6378"/>
-                <w:spacing w:val="14"/>
-                <w:sz w:val="18"/>
-                <w:szCs w:val="18"/>
+                <w:spacing w:val="10"/>
+                <w:sz w:val="13"/>
+                <w:szCs w:val="13"/>
               </w:rPr>
               <w:t xml:space="preserve">DOKUMENT DLA RODZICA I PORADNI</w:t>
             </w:r>
@@ -26156,9 +26156,9 @@
                 <w:iCs w:val="false"/>
                 <w:caps w:val="false"/>
                 <w:color w:val="7D6FB0"/>
-                <w:spacing w:val="14"/>
-                <w:sz w:val="18"/>
-                <w:szCs w:val="18"/>
+                <w:spacing w:val="12"/>
+                <w:sz w:val="15"/>
+                <w:szCs w:val="15"/>
               </w:rPr>
               <w:t xml:space="preserve">DOTYCZY DZIECKA</w:t>
             </w:r>
@@ -26171,10 +26171,10 @@
                 <w:iCs w:val="false"/>
                 <w:caps w:val="false"/>
                 <w:color w:val="B6A6DF"/>
-                <w:sz w:val="18"/>
-                <w:szCs w:val="18"/>
-              </w:rPr>
-              <w:t xml:space="preserve">  ....................................................</w:t>
+                <w:sz w:val="15"/>
+                <w:szCs w:val="15"/>
+              </w:rPr>
+              <w:t xml:space="preserve">  ........................................</w:t>
             </w:r>
             <w:r>
               <w:rPr>
@@ -26224,9 +26224,9 @@
                 <w:iCs w:val="false"/>
                 <w:caps w:val="false"/>
                 <w:color w:val="7D6FB0"/>
-                <w:spacing w:val="14"/>
-                <w:sz w:val="18"/>
-                <w:szCs w:val="18"/>
+                <w:spacing w:val="12"/>
+                <w:sz w:val="15"/>
+                <w:szCs w:val="15"/>
               </w:rPr>
               <w:t xml:space="preserve">GRUPA / KLASA</w:t>
             </w:r>
@@ -26239,10 +26239,10 @@
                 <w:iCs w:val="false"/>
                 <w:caps w:val="false"/>
                 <w:color w:val="B6A6DF"/>
-                <w:sz w:val="18"/>
-                <w:szCs w:val="18"/>
-              </w:rPr>
-              <w:t xml:space="preserve">  ..............................</w:t>
+                <w:sz w:val="15"/>
+                <w:szCs w:val="15"/>
+              </w:rPr>
+              <w:t xml:space="preserve">  ......................</w:t>
             </w:r>
             <w:r>
               <w:rPr>
@@ -26292,9 +26292,9 @@
                 <w:iCs w:val="false"/>
                 <w:caps w:val="false"/>
                 <w:color w:val="7D6FB0"/>
-                <w:spacing w:val="14"/>
-                <w:sz w:val="18"/>
-                <w:szCs w:val="18"/>
+                <w:spacing w:val="12"/>
+                <w:sz w:val="15"/>
+                <w:szCs w:val="15"/>
               </w:rPr>
               <w:t xml:space="preserve">DATA</w:t>
             </w:r>
@@ -26307,10 +26307,10 @@
                 <w:iCs w:val="false"/>
                 <w:caps w:val="false"/>
                 <w:color w:val="B6A6DF"/>
-                <w:sz w:val="18"/>
-                <w:szCs w:val="18"/>
-              </w:rPr>
-              <w:t xml:space="preserve">  ..............................</w:t>
+                <w:sz w:val="15"/>
+                <w:szCs w:val="15"/>
+              </w:rPr>
+              <w:t xml:space="preserve">  ......................</w:t>
             </w:r>
             <w:r>
               <w:rPr>
@@ -27316,9 +27316,9 @@
                 <w:iCs w:val="false"/>
                 <w:caps/>
                 <w:color w:val="6B6378"/>
-                <w:spacing w:val="14"/>
-                <w:sz w:val="18"/>
-                <w:szCs w:val="18"/>
+                <w:spacing w:val="12"/>
+                <w:sz w:val="14"/>
+                <w:szCs w:val="14"/>
               </w:rPr>
               <w:t xml:space="preserve">Ocena Funkcjonalna · Część III · Organizacja i technologie</w:t>
             </w:r>
@@ -27355,9 +27355,9 @@
                 <w:iCs w:val="false"/>
                 <w:caps w:val="false"/>
                 <w:color w:val="FFFFFF"/>
-                <w:spacing w:val="10"/>
-                <w:sz w:val="18"/>
-                <w:szCs w:val="18"/>
+                <w:spacing w:val="8"/>
+                <w:sz w:val="14"/>
+                <w:szCs w:val="14"/>
                 <w:shd w:fill="E74509" w:color="auto" w:val="clear"/>
               </w:rPr>
               <w:t xml:space="preserve">  OCENA FUNKCJONALNA · 2026  </w:t>
@@ -27377,9 +27377,9 @@
                 <w:iCs w:val="false"/>
                 <w:caps w:val="false"/>
                 <w:color w:val="6B6378"/>
-                <w:spacing w:val="14"/>
-                <w:sz w:val="18"/>
-                <w:szCs w:val="18"/>
+                <w:spacing w:val="10"/>
+                <w:sz w:val="13"/>
+                <w:szCs w:val="13"/>
               </w:rPr>
               <w:t xml:space="preserve">DOKUMENT DLA RODZICA I PORADNI</w:t>
             </w:r>
@@ -27448,9 +27448,9 @@
                 <w:iCs w:val="false"/>
                 <w:caps w:val="false"/>
                 <w:color w:val="7D6FB0"/>
-                <w:spacing w:val="14"/>
-                <w:sz w:val="18"/>
-                <w:szCs w:val="18"/>
+                <w:spacing w:val="12"/>
+                <w:sz w:val="15"/>
+                <w:szCs w:val="15"/>
               </w:rPr>
               <w:t xml:space="preserve">DOTYCZY DZIECKA</w:t>
             </w:r>
@@ -27463,10 +27463,10 @@
                 <w:iCs w:val="false"/>
                 <w:caps w:val="false"/>
                 <w:color w:val="B6A6DF"/>
-                <w:sz w:val="18"/>
-                <w:szCs w:val="18"/>
-              </w:rPr>
-              <w:t xml:space="preserve">  ....................................................</w:t>
+                <w:sz w:val="15"/>
+                <w:szCs w:val="15"/>
+              </w:rPr>
+              <w:t xml:space="preserve">  ........................................</w:t>
             </w:r>
             <w:r>
               <w:rPr>
@@ -27516,9 +27516,9 @@
                 <w:iCs w:val="false"/>
                 <w:caps w:val="false"/>
                 <w:color w:val="7D6FB0"/>
-                <w:spacing w:val="14"/>
-                <w:sz w:val="18"/>
-                <w:szCs w:val="18"/>
+                <w:spacing w:val="12"/>
+                <w:sz w:val="15"/>
+                <w:szCs w:val="15"/>
               </w:rPr>
               <w:t xml:space="preserve">GRUPA / KLASA</w:t>
             </w:r>
@@ -27531,10 +27531,10 @@
                 <w:iCs w:val="false"/>
                 <w:caps w:val="false"/>
                 <w:color w:val="B6A6DF"/>
-                <w:sz w:val="18"/>
-                <w:szCs w:val="18"/>
-              </w:rPr>
-              <w:t xml:space="preserve">  ..............................</w:t>
+                <w:sz w:val="15"/>
+                <w:szCs w:val="15"/>
+              </w:rPr>
+              <w:t xml:space="preserve">  ......................</w:t>
             </w:r>
             <w:r>
               <w:rPr>
@@ -27584,9 +27584,9 @@
                 <w:iCs w:val="false"/>
                 <w:caps w:val="false"/>
                 <w:color w:val="7D6FB0"/>
-                <w:spacing w:val="14"/>
-                <w:sz w:val="18"/>
-                <w:szCs w:val="18"/>
+                <w:spacing w:val="12"/>
+                <w:sz w:val="15"/>
+                <w:szCs w:val="15"/>
               </w:rPr>
               <w:t xml:space="preserve">DATA</w:t>
             </w:r>
@@ -27599,10 +27599,10 @@
                 <w:iCs w:val="false"/>
                 <w:caps w:val="false"/>
                 <w:color w:val="B6A6DF"/>
-                <w:sz w:val="18"/>
-                <w:szCs w:val="18"/>
-              </w:rPr>
-              <w:t xml:space="preserve">  ..............................</w:t>
+                <w:sz w:val="15"/>
+                <w:szCs w:val="15"/>
+              </w:rPr>
+              <w:t xml:space="preserve">  ......................</w:t>
             </w:r>
             <w:r>
               <w:rPr>
@@ -28870,9 +28870,9 @@
                 <w:iCs w:val="false"/>
                 <w:caps/>
                 <w:color w:val="6B6378"/>
-                <w:spacing w:val="14"/>
-                <w:sz w:val="18"/>
-                <w:szCs w:val="18"/>
+                <w:spacing w:val="12"/>
+                <w:sz w:val="14"/>
+                <w:szCs w:val="14"/>
               </w:rPr>
               <w:t xml:space="preserve">Ocena Funkcjonalna · Część III · Zintegrowane działania</w:t>
             </w:r>
@@ -28909,9 +28909,9 @@
                 <w:iCs w:val="false"/>
                 <w:caps w:val="false"/>
                 <w:color w:val="FFFFFF"/>
-                <w:spacing w:val="10"/>
-                <w:sz w:val="18"/>
-                <w:szCs w:val="18"/>
+                <w:spacing w:val="8"/>
+                <w:sz w:val="14"/>
+                <w:szCs w:val="14"/>
                 <w:shd w:fill="E74509" w:color="auto" w:val="clear"/>
               </w:rPr>
               <w:t xml:space="preserve">  OCENA FUNKCJONALNA · 2026  </w:t>
@@ -28931,9 +28931,9 @@
                 <w:iCs w:val="false"/>
                 <w:caps w:val="false"/>
                 <w:color w:val="6B6378"/>
-                <w:spacing w:val="14"/>
-                <w:sz w:val="18"/>
-                <w:szCs w:val="18"/>
+                <w:spacing w:val="10"/>
+                <w:sz w:val="13"/>
+                <w:szCs w:val="13"/>
               </w:rPr>
               <w:t xml:space="preserve">DOKUMENT DLA RODZICA I PORADNI</w:t>
             </w:r>
@@ -29002,9 +29002,9 @@
                 <w:iCs w:val="false"/>
                 <w:caps w:val="false"/>
                 <w:color w:val="7D6FB0"/>
-                <w:spacing w:val="14"/>
-                <w:sz w:val="18"/>
-                <w:szCs w:val="18"/>
+                <w:spacing w:val="12"/>
+                <w:sz w:val="15"/>
+                <w:szCs w:val="15"/>
               </w:rPr>
               <w:t xml:space="preserve">DOTYCZY DZIECKA</w:t>
             </w:r>
@@ -29017,10 +29017,10 @@
                 <w:iCs w:val="false"/>
                 <w:caps w:val="false"/>
                 <w:color w:val="B6A6DF"/>
-                <w:sz w:val="18"/>
-                <w:szCs w:val="18"/>
-              </w:rPr>
-              <w:t xml:space="preserve">  ....................................................</w:t>
+                <w:sz w:val="15"/>
+                <w:szCs w:val="15"/>
+              </w:rPr>
+              <w:t xml:space="preserve">  ........................................</w:t>
             </w:r>
             <w:r>
               <w:rPr>
@@ -29070,9 +29070,9 @@
                 <w:iCs w:val="false"/>
                 <w:caps w:val="false"/>
                 <w:color w:val="7D6FB0"/>
-                <w:spacing w:val="14"/>
-                <w:sz w:val="18"/>
-                <w:szCs w:val="18"/>
+                <w:spacing w:val="12"/>
+                <w:sz w:val="15"/>
+                <w:szCs w:val="15"/>
               </w:rPr>
               <w:t xml:space="preserve">GRUPA / KLASA</w:t>
             </w:r>
@@ -29085,10 +29085,10 @@
                 <w:iCs w:val="false"/>
                 <w:caps w:val="false"/>
                 <w:color w:val="B6A6DF"/>
-                <w:sz w:val="18"/>
-                <w:szCs w:val="18"/>
-              </w:rPr>
-              <w:t xml:space="preserve">  ..............................</w:t>
+                <w:sz w:val="15"/>
+                <w:szCs w:val="15"/>
+              </w:rPr>
+              <w:t xml:space="preserve">  ......................</w:t>
             </w:r>
             <w:r>
               <w:rPr>
@@ -29138,9 +29138,9 @@
                 <w:iCs w:val="false"/>
                 <w:caps w:val="false"/>
                 <w:color w:val="7D6FB0"/>
-                <w:spacing w:val="14"/>
-                <w:sz w:val="18"/>
-                <w:szCs w:val="18"/>
+                <w:spacing w:val="12"/>
+                <w:sz w:val="15"/>
+                <w:szCs w:val="15"/>
               </w:rPr>
               <w:t xml:space="preserve">DATA</w:t>
             </w:r>
@@ -29153,10 +29153,10 @@
                 <w:iCs w:val="false"/>
                 <w:caps w:val="false"/>
                 <w:color w:val="B6A6DF"/>
-                <w:sz w:val="18"/>
-                <w:szCs w:val="18"/>
-              </w:rPr>
-              <w:t xml:space="preserve">  ..............................</w:t>
+                <w:sz w:val="15"/>
+                <w:szCs w:val="15"/>
+              </w:rPr>
+              <w:t xml:space="preserve">  ......................</w:t>
             </w:r>
             <w:r>
               <w:rPr>
@@ -30297,9 +30297,9 @@
                 <w:iCs w:val="false"/>
                 <w:caps/>
                 <w:color w:val="6B6378"/>
-                <w:spacing w:val="14"/>
-                <w:sz w:val="18"/>
-                <w:szCs w:val="18"/>
+                <w:spacing w:val="12"/>
+                <w:sz w:val="14"/>
+                <w:szCs w:val="14"/>
               </w:rPr>
               <w:t xml:space="preserve">Ocena Funkcjonalna · Część III · Zajęcia: rewalidacja i PPP</w:t>
             </w:r>
@@ -30336,9 +30336,9 @@
                 <w:iCs w:val="false"/>
                 <w:caps w:val="false"/>
                 <w:color w:val="FFFFFF"/>
-                <w:spacing w:val="10"/>
-                <w:sz w:val="18"/>
-                <w:szCs w:val="18"/>
+                <w:spacing w:val="8"/>
+                <w:sz w:val="14"/>
+                <w:szCs w:val="14"/>
                 <w:shd w:fill="E74509" w:color="auto" w:val="clear"/>
               </w:rPr>
               <w:t xml:space="preserve">  OCENA FUNKCJONALNA · 2026  </w:t>
@@ -30358,9 +30358,9 @@
                 <w:iCs w:val="false"/>
                 <w:caps w:val="false"/>
                 <w:color w:val="6B6378"/>
-                <w:spacing w:val="14"/>
-                <w:sz w:val="18"/>
-                <w:szCs w:val="18"/>
+                <w:spacing w:val="10"/>
+                <w:sz w:val="13"/>
+                <w:szCs w:val="13"/>
               </w:rPr>
               <w:t xml:space="preserve">DOKUMENT DLA RODZICA I PORADNI</w:t>
             </w:r>
@@ -30429,9 +30429,9 @@
                 <w:iCs w:val="false"/>
                 <w:caps w:val="false"/>
                 <w:color w:val="7D6FB0"/>
-                <w:spacing w:val="14"/>
-                <w:sz w:val="18"/>
-                <w:szCs w:val="18"/>
+                <w:spacing w:val="12"/>
+                <w:sz w:val="15"/>
+                <w:szCs w:val="15"/>
               </w:rPr>
               <w:t xml:space="preserve">DOTYCZY DZIECKA</w:t>
             </w:r>
@@ -30444,10 +30444,10 @@
                 <w:iCs w:val="false"/>
                 <w:caps w:val="false"/>
                 <w:color w:val="B6A6DF"/>
-                <w:sz w:val="18"/>
-                <w:szCs w:val="18"/>
-              </w:rPr>
-              <w:t xml:space="preserve">  ....................................................</w:t>
+                <w:sz w:val="15"/>
+                <w:szCs w:val="15"/>
+              </w:rPr>
+              <w:t xml:space="preserve">  ........................................</w:t>
             </w:r>
             <w:r>
               <w:rPr>
@@ -30497,9 +30497,9 @@
                 <w:iCs w:val="false"/>
                 <w:caps w:val="false"/>
                 <w:color w:val="7D6FB0"/>
-                <w:spacing w:val="14"/>
-                <w:sz w:val="18"/>
-                <w:szCs w:val="18"/>
+                <w:spacing w:val="12"/>
+                <w:sz w:val="15"/>
+                <w:szCs w:val="15"/>
               </w:rPr>
               <w:t xml:space="preserve">GRUPA / KLASA</w:t>
             </w:r>
@@ -30512,10 +30512,10 @@
                 <w:iCs w:val="false"/>
                 <w:caps w:val="false"/>
                 <w:color w:val="B6A6DF"/>
-                <w:sz w:val="18"/>
-                <w:szCs w:val="18"/>
-              </w:rPr>
-              <w:t xml:space="preserve">  ..............................</w:t>
+                <w:sz w:val="15"/>
+                <w:szCs w:val="15"/>
+              </w:rPr>
+              <w:t xml:space="preserve">  ......................</w:t>
             </w:r>
             <w:r>
               <w:rPr>
@@ -30565,9 +30565,9 @@
                 <w:iCs w:val="false"/>
                 <w:caps w:val="false"/>
                 <w:color w:val="7D6FB0"/>
-                <w:spacing w:val="14"/>
-                <w:sz w:val="18"/>
-                <w:szCs w:val="18"/>
+                <w:spacing w:val="12"/>
+                <w:sz w:val="15"/>
+                <w:szCs w:val="15"/>
               </w:rPr>
               <w:t xml:space="preserve">DATA</w:t>
             </w:r>
@@ -30580,10 +30580,10 @@
                 <w:iCs w:val="false"/>
                 <w:caps w:val="false"/>
                 <w:color w:val="B6A6DF"/>
-                <w:sz w:val="18"/>
-                <w:szCs w:val="18"/>
-              </w:rPr>
-              <w:t xml:space="preserve">  ..............................</w:t>
+                <w:sz w:val="15"/>
+                <w:szCs w:val="15"/>
+              </w:rPr>
+              <w:t xml:space="preserve">  ......................</w:t>
             </w:r>
             <w:r>
               <w:rPr>
@@ -32024,9 +32024,9 @@
                 <w:iCs w:val="false"/>
                 <w:caps/>
                 <w:color w:val="6B6378"/>
-                <w:spacing w:val="14"/>
-                <w:sz w:val="18"/>
-                <w:szCs w:val="18"/>
+                <w:spacing w:val="12"/>
+                <w:sz w:val="14"/>
+                <w:szCs w:val="14"/>
               </w:rPr>
               <w:t xml:space="preserve">Ocena Funkcjonalna · Część III · Pomoc psychologiczno-pedagogiczna</w:t>
             </w:r>
@@ -32063,9 +32063,9 @@
                 <w:iCs w:val="false"/>
                 <w:caps w:val="false"/>
                 <w:color w:val="FFFFFF"/>
-                <w:spacing w:val="10"/>
-                <w:sz w:val="18"/>
-                <w:szCs w:val="18"/>
+                <w:spacing w:val="8"/>
+                <w:sz w:val="14"/>
+                <w:szCs w:val="14"/>
                 <w:shd w:fill="E74509" w:color="auto" w:val="clear"/>
               </w:rPr>
               <w:t xml:space="preserve">  OCENA FUNKCJONALNA · 2026  </w:t>
@@ -32085,9 +32085,9 @@
                 <w:iCs w:val="false"/>
                 <w:caps w:val="false"/>
                 <w:color w:val="6B6378"/>
-                <w:spacing w:val="14"/>
-                <w:sz w:val="18"/>
-                <w:szCs w:val="18"/>
+                <w:spacing w:val="10"/>
+                <w:sz w:val="13"/>
+                <w:szCs w:val="13"/>
               </w:rPr>
               <w:t xml:space="preserve">DOKUMENT DLA RODZICA I PORADNI</w:t>
             </w:r>
@@ -32156,9 +32156,9 @@
                 <w:iCs w:val="false"/>
                 <w:caps w:val="false"/>
                 <w:color w:val="7D6FB0"/>
-                <w:spacing w:val="14"/>
-                <w:sz w:val="18"/>
-                <w:szCs w:val="18"/>
+                <w:spacing w:val="12"/>
+                <w:sz w:val="15"/>
+                <w:szCs w:val="15"/>
               </w:rPr>
               <w:t xml:space="preserve">DOTYCZY DZIECKA</w:t>
             </w:r>
@@ -32171,10 +32171,10 @@
                 <w:iCs w:val="false"/>
                 <w:caps w:val="false"/>
                 <w:color w:val="B6A6DF"/>
-                <w:sz w:val="18"/>
-                <w:szCs w:val="18"/>
-              </w:rPr>
-              <w:t xml:space="preserve">  ....................................................</w:t>
+                <w:sz w:val="15"/>
+                <w:szCs w:val="15"/>
+              </w:rPr>
+              <w:t xml:space="preserve">  ........................................</w:t>
             </w:r>
             <w:r>
               <w:rPr>
@@ -32224,9 +32224,9 @@
                 <w:iCs w:val="false"/>
                 <w:caps w:val="false"/>
                 <w:color w:val="7D6FB0"/>
-                <w:spacing w:val="14"/>
-                <w:sz w:val="18"/>
-                <w:szCs w:val="18"/>
+                <w:spacing w:val="12"/>
+                <w:sz w:val="15"/>
+                <w:szCs w:val="15"/>
               </w:rPr>
               <w:t xml:space="preserve">GRUPA / KLASA</w:t>
             </w:r>
@@ -32239,10 +32239,10 @@
                 <w:iCs w:val="false"/>
                 <w:caps w:val="false"/>
                 <w:color w:val="B6A6DF"/>
-                <w:sz w:val="18"/>
-                <w:szCs w:val="18"/>
-              </w:rPr>
-              <w:t xml:space="preserve">  ..............................</w:t>
+                <w:sz w:val="15"/>
+                <w:szCs w:val="15"/>
+              </w:rPr>
+              <w:t xml:space="preserve">  ......................</w:t>
             </w:r>
             <w:r>
               <w:rPr>
@@ -32292,9 +32292,9 @@
                 <w:iCs w:val="false"/>
                 <w:caps w:val="false"/>
                 <w:color w:val="7D6FB0"/>
-                <w:spacing w:val="14"/>
-                <w:sz w:val="18"/>
-                <w:szCs w:val="18"/>
+                <w:spacing w:val="12"/>
+                <w:sz w:val="15"/>
+                <w:szCs w:val="15"/>
               </w:rPr>
               <w:t xml:space="preserve">DATA</w:t>
             </w:r>
@@ -32307,10 +32307,10 @@
                 <w:iCs w:val="false"/>
                 <w:caps w:val="false"/>
                 <w:color w:val="B6A6DF"/>
-                <w:sz w:val="18"/>
-                <w:szCs w:val="18"/>
-              </w:rPr>
-              <w:t xml:space="preserve">  ..............................</w:t>
+                <w:sz w:val="15"/>
+                <w:szCs w:val="15"/>
+              </w:rPr>
+              <w:t xml:space="preserve">  ......................</w:t>
             </w:r>
             <w:r>
               <w:rPr>
@@ -34050,9 +34050,9 @@
                 <w:iCs w:val="false"/>
                 <w:caps/>
                 <w:color w:val="6B6378"/>
-                <w:spacing w:val="14"/>
-                <w:sz w:val="18"/>
-                <w:szCs w:val="18"/>
+                <w:spacing w:val="12"/>
+                <w:sz w:val="14"/>
+                <w:szCs w:val="14"/>
               </w:rPr>
               <w:t xml:space="preserve">Ocena Funkcjonalna · Część III · Realizacja zaleceń poradni</w:t>
             </w:r>
@@ -34089,9 +34089,9 @@
                 <w:iCs w:val="false"/>
                 <w:caps w:val="false"/>
                 <w:color w:val="FFFFFF"/>
-                <w:spacing w:val="10"/>
-                <w:sz w:val="18"/>
-                <w:szCs w:val="18"/>
+                <w:spacing w:val="8"/>
+                <w:sz w:val="14"/>
+                <w:szCs w:val="14"/>
                 <w:shd w:fill="E74509" w:color="auto" w:val="clear"/>
               </w:rPr>
               <w:t xml:space="preserve">  OCENA FUNKCJONALNA · 2026  </w:t>
@@ -34111,9 +34111,9 @@
                 <w:iCs w:val="false"/>
                 <w:caps w:val="false"/>
                 <w:color w:val="6B6378"/>
-                <w:spacing w:val="14"/>
-                <w:sz w:val="18"/>
-                <w:szCs w:val="18"/>
+                <w:spacing w:val="10"/>
+                <w:sz w:val="13"/>
+                <w:szCs w:val="13"/>
               </w:rPr>
               <w:t xml:space="preserve">DOKUMENT DLA RODZICA I PORADNI</w:t>
             </w:r>
@@ -34182,9 +34182,9 @@
                 <w:iCs w:val="false"/>
                 <w:caps w:val="false"/>
                 <w:color w:val="7D6FB0"/>
-                <w:spacing w:val="14"/>
-                <w:sz w:val="18"/>
-                <w:szCs w:val="18"/>
+                <w:spacing w:val="12"/>
+                <w:sz w:val="15"/>
+                <w:szCs w:val="15"/>
               </w:rPr>
               <w:t xml:space="preserve">DOTYCZY DZIECKA</w:t>
             </w:r>
@@ -34197,10 +34197,10 @@
                 <w:iCs w:val="false"/>
                 <w:caps w:val="false"/>
                 <w:color w:val="B6A6DF"/>
-                <w:sz w:val="18"/>
-                <w:szCs w:val="18"/>
-              </w:rPr>
-              <w:t xml:space="preserve">  ....................................................</w:t>
+                <w:sz w:val="15"/>
+                <w:szCs w:val="15"/>
+              </w:rPr>
+              <w:t xml:space="preserve">  ........................................</w:t>
             </w:r>
             <w:r>
               <w:rPr>
@@ -34250,9 +34250,9 @@
                 <w:iCs w:val="false"/>
                 <w:caps w:val="false"/>
                 <w:color w:val="7D6FB0"/>
-                <w:spacing w:val="14"/>
-                <w:sz w:val="18"/>
-                <w:szCs w:val="18"/>
+                <w:spacing w:val="12"/>
+                <w:sz w:val="15"/>
+                <w:szCs w:val="15"/>
               </w:rPr>
               <w:t xml:space="preserve">GRUPA / KLASA</w:t>
             </w:r>
@@ -34265,10 +34265,10 @@
                 <w:iCs w:val="false"/>
                 <w:caps w:val="false"/>
                 <w:color w:val="B6A6DF"/>
-                <w:sz w:val="18"/>
-                <w:szCs w:val="18"/>
-              </w:rPr>
-              <w:t xml:space="preserve">  ..............................</w:t>
+                <w:sz w:val="15"/>
+                <w:szCs w:val="15"/>
+              </w:rPr>
+              <w:t xml:space="preserve">  ......................</w:t>
             </w:r>
             <w:r>
               <w:rPr>
@@ -34318,9 +34318,9 @@
                 <w:iCs w:val="false"/>
                 <w:caps w:val="false"/>
                 <w:color w:val="7D6FB0"/>
-                <w:spacing w:val="14"/>
-                <w:sz w:val="18"/>
-                <w:szCs w:val="18"/>
+                <w:spacing w:val="12"/>
+                <w:sz w:val="15"/>
+                <w:szCs w:val="15"/>
               </w:rPr>
               <w:t xml:space="preserve">DATA</w:t>
             </w:r>
@@ -34333,10 +34333,10 @@
                 <w:iCs w:val="false"/>
                 <w:caps w:val="false"/>
                 <w:color w:val="B6A6DF"/>
-                <w:sz w:val="18"/>
-                <w:szCs w:val="18"/>
-              </w:rPr>
-              <w:t xml:space="preserve">  ..............................</w:t>
+                <w:sz w:val="15"/>
+                <w:szCs w:val="15"/>
+              </w:rPr>
+              <w:t xml:space="preserve">  ......................</w:t>
             </w:r>
             <w:r>
               <w:rPr>
@@ -37100,9 +37100,9 @@
                 <w:iCs w:val="false"/>
                 <w:caps/>
                 <w:color w:val="6B6378"/>
-                <w:spacing w:val="14"/>
-                <w:sz w:val="18"/>
-                <w:szCs w:val="18"/>
+                <w:spacing w:val="12"/>
+                <w:sz w:val="14"/>
+                <w:szCs w:val="14"/>
               </w:rPr>
               <w:t xml:space="preserve">Ocena Funkcjonalna · Część III · Dodatkowa osoba</w:t>
             </w:r>
@@ -37139,9 +37139,9 @@
                 <w:iCs w:val="false"/>
                 <w:caps w:val="false"/>
                 <w:color w:val="FFFFFF"/>
-                <w:spacing w:val="10"/>
-                <w:sz w:val="18"/>
-                <w:szCs w:val="18"/>
+                <w:spacing w:val="8"/>
+                <w:sz w:val="14"/>
+                <w:szCs w:val="14"/>
                 <w:shd w:fill="E74509" w:color="auto" w:val="clear"/>
               </w:rPr>
               <w:t xml:space="preserve">  OCENA FUNKCJONALNA · 2026  </w:t>
@@ -37161,9 +37161,9 @@
                 <w:iCs w:val="false"/>
                 <w:caps w:val="false"/>
                 <w:color w:val="6B6378"/>
-                <w:spacing w:val="14"/>
-                <w:sz w:val="18"/>
-                <w:szCs w:val="18"/>
+                <w:spacing w:val="10"/>
+                <w:sz w:val="13"/>
+                <w:szCs w:val="13"/>
               </w:rPr>
               <w:t xml:space="preserve">DOKUMENT DLA RODZICA I PORADNI</w:t>
             </w:r>
@@ -37232,9 +37232,9 @@
                 <w:iCs w:val="false"/>
                 <w:caps w:val="false"/>
                 <w:color w:val="7D6FB0"/>
-                <w:spacing w:val="14"/>
-                <w:sz w:val="18"/>
-                <w:szCs w:val="18"/>
+                <w:spacing w:val="12"/>
+                <w:sz w:val="15"/>
+                <w:szCs w:val="15"/>
               </w:rPr>
               <w:t xml:space="preserve">DOTYCZY DZIECKA</w:t>
             </w:r>
@@ -37247,10 +37247,10 @@
                 <w:iCs w:val="false"/>
                 <w:caps w:val="false"/>
                 <w:color w:val="B6A6DF"/>
-                <w:sz w:val="18"/>
-                <w:szCs w:val="18"/>
-              </w:rPr>
-              <w:t xml:space="preserve">  ....................................................</w:t>
+                <w:sz w:val="15"/>
+                <w:szCs w:val="15"/>
+              </w:rPr>
+              <w:t xml:space="preserve">  ........................................</w:t>
             </w:r>
             <w:r>
               <w:rPr>
@@ -37300,9 +37300,9 @@
                 <w:iCs w:val="false"/>
                 <w:caps w:val="false"/>
                 <w:color w:val="7D6FB0"/>
-                <w:spacing w:val="14"/>
-                <w:sz w:val="18"/>
-                <w:szCs w:val="18"/>
+                <w:spacing w:val="12"/>
+                <w:sz w:val="15"/>
+                <w:szCs w:val="15"/>
               </w:rPr>
               <w:t xml:space="preserve">GRUPA / KLASA</w:t>
             </w:r>
@@ -37315,10 +37315,10 @@
                 <w:iCs w:val="false"/>
                 <w:caps w:val="false"/>
                 <w:color w:val="B6A6DF"/>
-                <w:sz w:val="18"/>
-                <w:szCs w:val="18"/>
-              </w:rPr>
-              <w:t xml:space="preserve">  ..............................</w:t>
+                <w:sz w:val="15"/>
+                <w:szCs w:val="15"/>
+              </w:rPr>
+              <w:t xml:space="preserve">  ......................</w:t>
             </w:r>
             <w:r>
               <w:rPr>
@@ -37368,9 +37368,9 @@
                 <w:iCs w:val="false"/>
                 <w:caps w:val="false"/>
                 <w:color w:val="7D6FB0"/>
-                <w:spacing w:val="14"/>
-                <w:sz w:val="18"/>
-                <w:szCs w:val="18"/>
+                <w:spacing w:val="12"/>
+                <w:sz w:val="15"/>
+                <w:szCs w:val="15"/>
               </w:rPr>
               <w:t xml:space="preserve">DATA</w:t>
             </w:r>
@@ -37383,10 +37383,10 @@
                 <w:iCs w:val="false"/>
                 <w:caps w:val="false"/>
                 <w:color w:val="B6A6DF"/>
-                <w:sz w:val="18"/>
-                <w:szCs w:val="18"/>
-              </w:rPr>
-              <w:t xml:space="preserve">  ..............................</w:t>
+                <w:sz w:val="15"/>
+                <w:szCs w:val="15"/>
+              </w:rPr>
+              <w:t xml:space="preserve">  ......................</w:t>
             </w:r>
             <w:r>
               <w:rPr>
@@ -38317,9 +38317,9 @@
                 <w:iCs w:val="false"/>
                 <w:caps/>
                 <w:color w:val="6B6378"/>
-                <w:spacing w:val="14"/>
-                <w:sz w:val="18"/>
-                <w:szCs w:val="18"/>
+                <w:spacing w:val="12"/>
+                <w:sz w:val="14"/>
+                <w:szCs w:val="14"/>
               </w:rPr>
               <w:t xml:space="preserve">Ocena Funkcjonalna · Część III · Współpraca z rodzicami i poradnią</w:t>
             </w:r>
@@ -38356,9 +38356,9 @@
                 <w:iCs w:val="false"/>
                 <w:caps w:val="false"/>
                 <w:color w:val="FFFFFF"/>
-                <w:spacing w:val="10"/>
-                <w:sz w:val="18"/>
-                <w:szCs w:val="18"/>
+                <w:spacing w:val="8"/>
+                <w:sz w:val="14"/>
+                <w:szCs w:val="14"/>
                 <w:shd w:fill="E74509" w:color="auto" w:val="clear"/>
               </w:rPr>
               <w:t xml:space="preserve">  OCENA FUNKCJONALNA · 2026  </w:t>
@@ -38378,9 +38378,9 @@
                 <w:iCs w:val="false"/>
                 <w:caps w:val="false"/>
                 <w:color w:val="6B6378"/>
-                <w:spacing w:val="14"/>
-                <w:sz w:val="18"/>
-                <w:szCs w:val="18"/>
+                <w:spacing w:val="10"/>
+                <w:sz w:val="13"/>
+                <w:szCs w:val="13"/>
               </w:rPr>
               <w:t xml:space="preserve">DOKUMENT DLA RODZICA I PORADNI</w:t>
             </w:r>
@@ -38449,9 +38449,9 @@
                 <w:iCs w:val="false"/>
                 <w:caps w:val="false"/>
                 <w:color w:val="7D6FB0"/>
-                <w:spacing w:val="14"/>
-                <w:sz w:val="18"/>
-                <w:szCs w:val="18"/>
+                <w:spacing w:val="12"/>
+                <w:sz w:val="15"/>
+                <w:szCs w:val="15"/>
               </w:rPr>
               <w:t xml:space="preserve">DOTYCZY DZIECKA</w:t>
             </w:r>
@@ -38464,10 +38464,10 @@
                 <w:iCs w:val="false"/>
                 <w:caps w:val="false"/>
                 <w:color w:val="B6A6DF"/>
-                <w:sz w:val="18"/>
-                <w:szCs w:val="18"/>
-              </w:rPr>
-              <w:t xml:space="preserve">  ....................................................</w:t>
+                <w:sz w:val="15"/>
+                <w:szCs w:val="15"/>
+              </w:rPr>
+              <w:t xml:space="preserve">  ........................................</w:t>
             </w:r>
             <w:r>
               <w:rPr>
@@ -38517,9 +38517,9 @@
                 <w:iCs w:val="false"/>
                 <w:caps w:val="false"/>
                 <w:color w:val="7D6FB0"/>
-                <w:spacing w:val="14"/>
-                <w:sz w:val="18"/>
-                <w:szCs w:val="18"/>
+                <w:spacing w:val="12"/>
+                <w:sz w:val="15"/>
+                <w:szCs w:val="15"/>
               </w:rPr>
               <w:t xml:space="preserve">GRUPA / KLASA</w:t>
             </w:r>
@@ -38532,10 +38532,10 @@
                 <w:iCs w:val="false"/>
                 <w:caps w:val="false"/>
                 <w:color w:val="B6A6DF"/>
-                <w:sz w:val="18"/>
-                <w:szCs w:val="18"/>
-              </w:rPr>
-              <w:t xml:space="preserve">  ..............................</w:t>
+                <w:sz w:val="15"/>
+                <w:szCs w:val="15"/>
+              </w:rPr>
+              <w:t xml:space="preserve">  ......................</w:t>
             </w:r>
             <w:r>
               <w:rPr>
@@ -38585,9 +38585,9 @@
                 <w:iCs w:val="false"/>
                 <w:caps w:val="false"/>
                 <w:color w:val="7D6FB0"/>
-                <w:spacing w:val="14"/>
-                <w:sz w:val="18"/>
-                <w:szCs w:val="18"/>
+                <w:spacing w:val="12"/>
+                <w:sz w:val="15"/>
+                <w:szCs w:val="15"/>
               </w:rPr>
               <w:t xml:space="preserve">DATA</w:t>
             </w:r>
@@ -38600,10 +38600,10 @@
                 <w:iCs w:val="false"/>
                 <w:caps w:val="false"/>
                 <w:color w:val="B6A6DF"/>
-                <w:sz w:val="18"/>
-                <w:szCs w:val="18"/>
-              </w:rPr>
-              <w:t xml:space="preserve">  ..............................</w:t>
+                <w:sz w:val="15"/>
+                <w:szCs w:val="15"/>
+              </w:rPr>
+              <w:t xml:space="preserve">  ......................</w:t>
             </w:r>
             <w:r>
               <w:rPr>
@@ -41162,9 +41162,9 @@
                 <w:iCs w:val="false"/>
                 <w:caps/>
                 <w:color w:val="6B6378"/>
-                <w:spacing w:val="14"/>
-                <w:sz w:val="18"/>
-                <w:szCs w:val="18"/>
+                <w:spacing w:val="12"/>
+                <w:sz w:val="14"/>
+                <w:szCs w:val="14"/>
               </w:rPr>
               <w:t xml:space="preserve">Ocena Funkcjonalna · Część III · Ocena efektywności · podpisy</w:t>
             </w:r>
@@ -41201,9 +41201,9 @@
                 <w:iCs w:val="false"/>
                 <w:caps w:val="false"/>
                 <w:color w:val="FFFFFF"/>
-                <w:spacing w:val="10"/>
-                <w:sz w:val="18"/>
-                <w:szCs w:val="18"/>
+                <w:spacing w:val="8"/>
+                <w:sz w:val="14"/>
+                <w:szCs w:val="14"/>
                 <w:shd w:fill="E74509" w:color="auto" w:val="clear"/>
               </w:rPr>
               <w:t xml:space="preserve">  OCENA FUNKCJONALNA · 2026  </w:t>
@@ -41223,9 +41223,9 @@
                 <w:iCs w:val="false"/>
                 <w:caps w:val="false"/>
                 <w:color w:val="6B6378"/>
-                <w:spacing w:val="14"/>
-                <w:sz w:val="18"/>
-                <w:szCs w:val="18"/>
+                <w:spacing w:val="10"/>
+                <w:sz w:val="13"/>
+                <w:szCs w:val="13"/>
               </w:rPr>
               <w:t xml:space="preserve">DOKUMENT DLA RODZICA I PORADNI</w:t>
             </w:r>
@@ -41294,9 +41294,9 @@
                 <w:iCs w:val="false"/>
                 <w:caps w:val="false"/>
                 <w:color w:val="7D6FB0"/>
-                <w:spacing w:val="14"/>
-                <w:sz w:val="18"/>
-                <w:szCs w:val="18"/>
+                <w:spacing w:val="12"/>
+                <w:sz w:val="15"/>
+                <w:szCs w:val="15"/>
               </w:rPr>
               <w:t xml:space="preserve">DOTYCZY DZIECKA</w:t>
             </w:r>
@@ -41309,10 +41309,10 @@
                 <w:iCs w:val="false"/>
                 <w:caps w:val="false"/>
                 <w:color w:val="B6A6DF"/>
-                <w:sz w:val="18"/>
-                <w:szCs w:val="18"/>
-              </w:rPr>
-              <w:t xml:space="preserve">  ....................................................</w:t>
+                <w:sz w:val="15"/>
+                <w:szCs w:val="15"/>
+              </w:rPr>
+              <w:t xml:space="preserve">  ........................................</w:t>
             </w:r>
             <w:r>
               <w:rPr>
@@ -41362,9 +41362,9 @@
                 <w:iCs w:val="false"/>
                 <w:caps w:val="false"/>
                 <w:color w:val="7D6FB0"/>
-                <w:spacing w:val="14"/>
-                <w:sz w:val="18"/>
-                <w:szCs w:val="18"/>
+                <w:spacing w:val="12"/>
+                <w:sz w:val="15"/>
+                <w:szCs w:val="15"/>
               </w:rPr>
               <w:t xml:space="preserve">GRUPA / KLASA</w:t>
             </w:r>
@@ -41377,10 +41377,10 @@
                 <w:iCs w:val="false"/>
                 <w:caps w:val="false"/>
                 <w:color w:val="B6A6DF"/>
-                <w:sz w:val="18"/>
-                <w:szCs w:val="18"/>
-              </w:rPr>
-              <w:t xml:space="preserve">  ..............................</w:t>
+                <w:sz w:val="15"/>
+                <w:szCs w:val="15"/>
+              </w:rPr>
+              <w:t xml:space="preserve">  ......................</w:t>
             </w:r>
             <w:r>
               <w:rPr>
@@ -41430,9 +41430,9 @@
                 <w:iCs w:val="false"/>
                 <w:caps w:val="false"/>
                 <w:color w:val="7D6FB0"/>
-                <w:spacing w:val="14"/>
-                <w:sz w:val="18"/>
-                <w:szCs w:val="18"/>
+                <w:spacing w:val="12"/>
+                <w:sz w:val="15"/>
+                <w:szCs w:val="15"/>
               </w:rPr>
               <w:t xml:space="preserve">DATA</w:t>
             </w:r>
@@ -41445,10 +41445,10 @@
                 <w:iCs w:val="false"/>
                 <w:caps w:val="false"/>
                 <w:color w:val="B6A6DF"/>
-                <w:sz w:val="18"/>
-                <w:szCs w:val="18"/>
-              </w:rPr>
-              <w:t xml:space="preserve">  ..............................</w:t>
+                <w:sz w:val="15"/>
+                <w:szCs w:val="15"/>
+              </w:rPr>
+              <w:t xml:space="preserve">  ......................</w:t>
             </w:r>
             <w:r>
               <w:rPr>

--- a/eduplaner2026/raport_oceny_funkcjonalnej/Raport_Oceny_Funkcjonalnej.docx
+++ b/eduplaner2026/raport_oceny_funkcjonalnej/Raport_Oceny_Funkcjonalnej.docx
@@ -8461,430 +8461,8 @@
       </w:tr>
     </w:tbl>
     <w:p>
-      <w:r>
-        <w:br w:type="page"/>
-      </w:r>
-    </w:p>
-    <w:tbl>
-      <w:tblPr>
-        <w:tblW w:type="dxa" w:w="9906"/>
-        <w:tblBorders>
-          <w:top w:val="single" w:color="auto" w:sz="4"/>
-          <w:left w:val="single" w:color="auto" w:sz="4"/>
-          <w:bottom w:val="single" w:color="auto" w:sz="4"/>
-          <w:right w:val="single" w:color="auto" w:sz="4"/>
-          <w:insideH w:val="single" w:color="auto" w:sz="4"/>
-          <w:insideV w:val="single" w:color="auto" w:sz="4"/>
-        </w:tblBorders>
-      </w:tblPr>
-      <w:tblGrid>
-        <w:gridCol w:w="700"/>
-        <w:gridCol w:w="6200"/>
-        <w:gridCol w:w="3006"/>
-      </w:tblGrid>
-      <w:tr>
-        <w:trPr>
-          <w:cantSplit/>
-        </w:trPr>
-        <w:tc>
-          <w:tcPr>
-            <w:tcW w:type="dxa" w:w="700"/>
-            <w:tcBorders>
-              <w:top w:val="nil"/>
-              <w:left w:val="nil"/>
-              <w:bottom w:val="nil"/>
-              <w:right w:val="nil"/>
-            </w:tcBorders>
-            <w:shd w:fill="2D1B69" w:color="auto" w:val="clear"/>
-            <w:tcMar>
-              <w:top w:type="dxa" w:w="120"/>
-              <w:left w:type="dxa" w:w="40"/>
-              <w:bottom w:type="dxa" w:w="120"/>
-              <w:right w:type="dxa" w:w="40"/>
-            </w:tcMar>
-            <w:vAlign w:val="center"/>
-          </w:tcPr>
-          <w:p>
-            <w:pPr>
-              <w:spacing w:after="0" w:before="0" w:line="276"/>
-              <w:jc w:val="center"/>
-            </w:pPr>
-            <w:r>
-              <w:rPr>
-                <w:rFonts w:ascii="Arial" w:cs="Arial" w:eastAsia="Arial" w:hAnsi="Arial"/>
-                <w:b/>
-                <w:bCs/>
-                <w:i w:val="false"/>
-                <w:iCs w:val="false"/>
-                <w:caps w:val="false"/>
-                <w:color w:val="FFFFFF"/>
-                <w:sz w:val="24"/>
-                <w:szCs w:val="24"/>
-              </w:rPr>
-              <w:t xml:space="preserve">§</w:t>
-            </w:r>
-          </w:p>
-        </w:tc>
-        <w:tc>
-          <w:tcPr>
-            <w:tcW w:type="dxa" w:w="6200"/>
-            <w:tcBorders>
-              <w:top w:val="nil"/>
-              <w:left w:val="nil"/>
-              <w:bottom w:val="nil"/>
-              <w:right w:val="nil"/>
-            </w:tcBorders>
-            <w:tcMar>
-              <w:top w:type="dxa" w:w="0"/>
-              <w:left w:type="dxa" w:w="160"/>
-              <w:bottom w:type="dxa" w:w="0"/>
-              <w:right w:type="dxa" w:w="0"/>
-            </w:tcMar>
-            <w:vAlign w:val="center"/>
-          </w:tcPr>
-          <w:p>
-            <w:pPr>
-              <w:spacing w:after="20" w:before="0" w:line="276"/>
-              <w:jc w:val="left"/>
-            </w:pPr>
-            <w:r>
-              <w:rPr>
-                <w:rFonts w:ascii="Arial" w:cs="Arial" w:eastAsia="Arial" w:hAnsi="Arial"/>
-                <w:b/>
-                <w:bCs/>
-                <w:i w:val="false"/>
-                <w:iCs w:val="false"/>
-                <w:caps w:val="false"/>
-                <w:color w:val="2D1B69"/>
-                <w:sz w:val="28"/>
-                <w:szCs w:val="28"/>
-              </w:rPr>
-              <w:t xml:space="preserve">[Nazwa przedszkola / szkoły]</w:t>
-            </w:r>
-          </w:p>
-          <w:p>
-            <w:pPr>
-              <w:spacing w:after="0" w:before="0" w:line="276"/>
-              <w:jc w:val="left"/>
-            </w:pPr>
-            <w:r>
-              <w:rPr>
-                <w:rFonts w:ascii="Arial" w:cs="Arial" w:eastAsia="Arial" w:hAnsi="Arial"/>
-                <w:b w:val="false"/>
-                <w:bCs w:val="false"/>
-                <w:i w:val="false"/>
-                <w:iCs w:val="false"/>
-                <w:caps/>
-                <w:color w:val="6B6378"/>
-                <w:spacing w:val="12"/>
-                <w:sz w:val="20"/>
-                <w:szCs w:val="20"/>
-              </w:rPr>
-              <w:t xml:space="preserve">Ocena Funkcjonalna · Obserwacja pogłębiona</w:t>
-            </w:r>
-          </w:p>
-        </w:tc>
-        <w:tc>
-          <w:tcPr>
-            <w:tcW w:type="dxa" w:w="3006"/>
-            <w:tcBorders>
-              <w:top w:val="nil"/>
-              <w:left w:val="nil"/>
-              <w:bottom w:val="nil"/>
-              <w:right w:val="nil"/>
-            </w:tcBorders>
-            <w:tcMar>
-              <w:top w:type="dxa" w:w="0"/>
-              <w:left w:type="dxa" w:w="0"/>
-              <w:bottom w:type="dxa" w:w="0"/>
-              <w:right w:type="dxa" w:w="0"/>
-            </w:tcMar>
-            <w:vAlign w:val="center"/>
-          </w:tcPr>
-          <w:p>
-            <w:pPr>
-              <w:spacing w:after="60" w:before="0" w:line="276"/>
-              <w:jc w:val="right"/>
-            </w:pPr>
-            <w:r>
-              <w:rPr>
-                <w:rFonts w:ascii="Arial" w:cs="Arial" w:eastAsia="Arial" w:hAnsi="Arial"/>
-                <w:b/>
-                <w:bCs/>
-                <w:i w:val="false"/>
-                <w:iCs w:val="false"/>
-                <w:caps w:val="false"/>
-                <w:color w:val="FFFFFF"/>
-                <w:spacing w:val="8"/>
-                <w:sz w:val="20"/>
-                <w:szCs w:val="20"/>
-                <w:shd w:fill="E74509" w:color="auto" w:val="clear"/>
-              </w:rPr>
-              <w:t xml:space="preserve">  OCENA FUNKCJONALNA · 2026  </w:t>
-            </w:r>
-          </w:p>
-          <w:p>
-            <w:pPr>
-              <w:spacing w:after="0" w:before="0" w:line="276"/>
-              <w:jc w:val="right"/>
-            </w:pPr>
-            <w:r>
-              <w:rPr>
-                <w:rFonts w:ascii="Arial" w:cs="Arial" w:eastAsia="Arial" w:hAnsi="Arial"/>
-                <w:b w:val="false"/>
-                <w:bCs w:val="false"/>
-                <w:i w:val="false"/>
-                <w:iCs w:val="false"/>
-                <w:caps w:val="false"/>
-                <w:color w:val="6B6378"/>
-                <w:spacing w:val="10"/>
-                <w:sz w:val="20"/>
-                <w:szCs w:val="20"/>
-              </w:rPr>
-              <w:t xml:space="preserve">DOKUMENT DLA RODZICA I PORADNI</w:t>
-            </w:r>
-          </w:p>
-        </w:tc>
-      </w:tr>
-    </w:tbl>
-    <w:p>
       <w:pPr>
-        <w:pBdr>
-          <w:bottom w:val="single" w:color="2D1B69" w:sz="24" w:space="1"/>
-        </w:pBdr>
-        <w:spacing w:after="160" w:before="60"/>
-      </w:pPr>
-    </w:p>
-    <w:tbl>
-      <w:tblPr>
-        <w:tblW w:type="dxa" w:w="9706"/>
-        <w:tblBorders>
-          <w:top w:val="single" w:color="auto" w:sz="4"/>
-          <w:left w:val="single" w:color="auto" w:sz="4"/>
-          <w:bottom w:val="single" w:color="auto" w:sz="4"/>
-          <w:right w:val="single" w:color="auto" w:sz="4"/>
-          <w:insideH w:val="single" w:color="auto" w:sz="4"/>
-          <w:insideV w:val="single" w:color="auto" w:sz="4"/>
-        </w:tblBorders>
-      </w:tblPr>
-      <w:tblGrid>
-        <w:gridCol w:w="3900"/>
-        <w:gridCol w:w="2900"/>
-        <w:gridCol w:w="2906"/>
-      </w:tblGrid>
-      <w:tr>
-        <w:trPr>
-          <w:cantSplit/>
-        </w:trPr>
-        <w:tc>
-          <w:tcPr>
-            <w:tcW w:type="dxa" w:w="3900"/>
-            <w:tcBorders>
-              <w:top w:val="single" w:color="FFFFFF" w:sz="12"/>
-              <w:left w:val="single" w:color="FFFFFF" w:sz="12"/>
-              <w:bottom w:val="single" w:color="FFFFFF" w:sz="12"/>
-              <w:right w:val="single" w:color="FFFFFF" w:sz="12"/>
-            </w:tcBorders>
-            <w:shd w:fill="EFE9F9" w:color="auto" w:val="clear"/>
-            <w:tcMar>
-              <w:top w:type="dxa" w:w="110"/>
-              <w:left w:type="dxa" w:w="180"/>
-              <w:bottom w:type="dxa" w:w="110"/>
-              <w:right w:type="dxa" w:w="120"/>
-            </w:tcMar>
-            <w:vAlign w:val="top"/>
-          </w:tcPr>
-          <w:p>
-            <w:pPr>
-              <w:spacing w:after="0" w:before="0" w:line="276"/>
-              <w:jc w:val="left"/>
-            </w:pPr>
-            <w:r>
-              <w:rPr>
-                <w:rFonts w:ascii="Arial" w:cs="Arial" w:eastAsia="Arial" w:hAnsi="Arial"/>
-                <w:b/>
-                <w:bCs/>
-                <w:i w:val="false"/>
-                <w:iCs w:val="false"/>
-                <w:caps w:val="false"/>
-                <w:color w:val="7D6FB0"/>
-                <w:spacing w:val="12"/>
-                <w:sz w:val="24"/>
-                <w:szCs w:val="24"/>
-              </w:rPr>
-              <w:t xml:space="preserve">DOTYCZY DZIECKA</w:t>
-            </w:r>
-            <w:r>
-              <w:rPr>
-                <w:rFonts w:ascii="Arial" w:cs="Arial" w:eastAsia="Arial" w:hAnsi="Arial"/>
-                <w:b w:val="false"/>
-                <w:bCs w:val="false"/>
-                <w:i w:val="false"/>
-                <w:iCs w:val="false"/>
-                <w:caps w:val="false"/>
-                <w:color w:val="B6A6DF"/>
-                <w:sz w:val="24"/>
-                <w:szCs w:val="24"/>
-              </w:rPr>
-              <w:t xml:space="preserve">  ........................................</w:t>
-            </w:r>
-            <w:r>
-              <w:rPr>
-                <w:rFonts w:ascii="Arial" w:cs="Arial" w:eastAsia="Arial" w:hAnsi="Arial"/>
-                <w:b w:val="false"/>
-                <w:bCs w:val="false"/>
-                <w:i w:val="false"/>
-                <w:iCs w:val="false"/>
-                <w:caps w:val="false"/>
-                <w:color w:val="6B6378"/>
-                <w:sz w:val="24"/>
-                <w:szCs w:val="24"/>
-              </w:rPr>
-              <w:t xml:space="preserve"/>
-            </w:r>
-          </w:p>
-        </w:tc>
-        <w:tc>
-          <w:tcPr>
-            <w:tcW w:type="dxa" w:w="2900"/>
-            <w:tcBorders>
-              <w:top w:val="single" w:color="FFFFFF" w:sz="12"/>
-              <w:left w:val="single" w:color="FFFFFF" w:sz="12"/>
-              <w:bottom w:val="single" w:color="FFFFFF" w:sz="12"/>
-              <w:right w:val="single" w:color="FFFFFF" w:sz="12"/>
-            </w:tcBorders>
-            <w:shd w:fill="EFE9F9" w:color="auto" w:val="clear"/>
-            <w:tcMar>
-              <w:top w:type="dxa" w:w="110"/>
-              <w:left w:type="dxa" w:w="180"/>
-              <w:bottom w:type="dxa" w:w="110"/>
-              <w:right w:type="dxa" w:w="120"/>
-            </w:tcMar>
-            <w:vAlign w:val="top"/>
-          </w:tcPr>
-          <w:p>
-            <w:pPr>
-              <w:spacing w:after="0" w:before="0" w:line="276"/>
-              <w:jc w:val="left"/>
-            </w:pPr>
-            <w:r>
-              <w:rPr>
-                <w:rFonts w:ascii="Arial" w:cs="Arial" w:eastAsia="Arial" w:hAnsi="Arial"/>
-                <w:b/>
-                <w:bCs/>
-                <w:i w:val="false"/>
-                <w:iCs w:val="false"/>
-                <w:caps w:val="false"/>
-                <w:color w:val="7D6FB0"/>
-                <w:spacing w:val="12"/>
-                <w:sz w:val="24"/>
-                <w:szCs w:val="24"/>
-              </w:rPr>
-              <w:t xml:space="preserve">GRUPA / KLASA</w:t>
-            </w:r>
-            <w:r>
-              <w:rPr>
-                <w:rFonts w:ascii="Arial" w:cs="Arial" w:eastAsia="Arial" w:hAnsi="Arial"/>
-                <w:b w:val="false"/>
-                <w:bCs w:val="false"/>
-                <w:i w:val="false"/>
-                <w:iCs w:val="false"/>
-                <w:caps w:val="false"/>
-                <w:color w:val="B6A6DF"/>
-                <w:sz w:val="24"/>
-                <w:szCs w:val="24"/>
-              </w:rPr>
-              <w:t xml:space="preserve">  ......................</w:t>
-            </w:r>
-            <w:r>
-              <w:rPr>
-                <w:rFonts w:ascii="Arial" w:cs="Arial" w:eastAsia="Arial" w:hAnsi="Arial"/>
-                <w:b w:val="false"/>
-                <w:bCs w:val="false"/>
-                <w:i w:val="false"/>
-                <w:iCs w:val="false"/>
-                <w:caps w:val="false"/>
-                <w:color w:val="6B6378"/>
-                <w:sz w:val="24"/>
-                <w:szCs w:val="24"/>
-              </w:rPr>
-              <w:t xml:space="preserve"/>
-            </w:r>
-          </w:p>
-        </w:tc>
-        <w:tc>
-          <w:tcPr>
-            <w:tcW w:type="dxa" w:w="2906"/>
-            <w:tcBorders>
-              <w:top w:val="single" w:color="FFFFFF" w:sz="12"/>
-              <w:left w:val="single" w:color="FFFFFF" w:sz="12"/>
-              <w:bottom w:val="single" w:color="FFFFFF" w:sz="12"/>
-              <w:right w:val="single" w:color="FFFFFF" w:sz="12"/>
-            </w:tcBorders>
-            <w:shd w:fill="EFE9F9" w:color="auto" w:val="clear"/>
-            <w:tcMar>
-              <w:top w:type="dxa" w:w="110"/>
-              <w:left w:type="dxa" w:w="180"/>
-              <w:bottom w:type="dxa" w:w="110"/>
-              <w:right w:type="dxa" w:w="120"/>
-            </w:tcMar>
-            <w:vAlign w:val="top"/>
-          </w:tcPr>
-          <w:p>
-            <w:pPr>
-              <w:spacing w:after="0" w:before="0" w:line="276"/>
-              <w:jc w:val="left"/>
-            </w:pPr>
-            <w:r>
-              <w:rPr>
-                <w:rFonts w:ascii="Arial" w:cs="Arial" w:eastAsia="Arial" w:hAnsi="Arial"/>
-                <w:b/>
-                <w:bCs/>
-                <w:i w:val="false"/>
-                <w:iCs w:val="false"/>
-                <w:caps w:val="false"/>
-                <w:color w:val="7D6FB0"/>
-                <w:spacing w:val="12"/>
-                <w:sz w:val="24"/>
-                <w:szCs w:val="24"/>
-              </w:rPr>
-              <w:t xml:space="preserve">DATA</w:t>
-            </w:r>
-            <w:r>
-              <w:rPr>
-                <w:rFonts w:ascii="Arial" w:cs="Arial" w:eastAsia="Arial" w:hAnsi="Arial"/>
-                <w:b w:val="false"/>
-                <w:bCs w:val="false"/>
-                <w:i w:val="false"/>
-                <w:iCs w:val="false"/>
-                <w:caps w:val="false"/>
-                <w:color w:val="B6A6DF"/>
-                <w:sz w:val="24"/>
-                <w:szCs w:val="24"/>
-              </w:rPr>
-              <w:t xml:space="preserve">  ......................</w:t>
-            </w:r>
-            <w:r>
-              <w:rPr>
-                <w:rFonts w:ascii="Arial" w:cs="Arial" w:eastAsia="Arial" w:hAnsi="Arial"/>
-                <w:b w:val="false"/>
-                <w:bCs w:val="false"/>
-                <w:i w:val="false"/>
-                <w:iCs w:val="false"/>
-                <w:caps w:val="false"/>
-                <w:color w:val="6B6378"/>
-                <w:sz w:val="24"/>
-                <w:szCs w:val="24"/>
-              </w:rPr>
-              <w:t xml:space="preserve">  r.</w:t>
-            </w:r>
-          </w:p>
-        </w:tc>
-      </w:tr>
-    </w:tbl>
-    <w:p>
-      <w:pPr>
-        <w:spacing w:after="120" w:before="0"/>
+        <w:spacing w:after="360" w:before="0"/>
       </w:pPr>
     </w:p>
     <w:p>
